--- a/开题报告/开题报告-基于PX4的水下航行器模型控制方法研究.docx
+++ b/开题报告/开题报告-基于PX4的水下航行器模型控制方法研究.docx
@@ -959,7 +959,7 @@
           <w:color w:val="000000"/>
           <w:sz w:val="24"/>
         </w:rPr>
-        <w:t>本课题来源于实验室在水下无人系统与智能海洋装备方向的科研实践与工程开发需求，直接依托实验室已有的八推进器水下航行器（Unmanned Underwater Vehicle / Remotely Operated Vehicle，UUV/ROV）实验平台开展研究。</w:t>
+        <w:t>本课题来源于实验室在水下无人系统与智能海洋装备方向的科研实践与工程开发需求，直接依托实验室已有的八推进器水下航行器（Unmanned Underwater Vehicle / Remotely Operated Vehicle，UUV/ROV）实验平台方案及相关结构数据开展研究。</w:t>
       </w:r>
     </w:p>
     <w:p>
@@ -995,7 +995,7 @@
           <w:color w:val="000000"/>
           <w:sz w:val="24"/>
         </w:rPr>
-        <w:t>实验室现有的八推进器水下航行器平台采用了典型的开架式（Open-frame）机械构型，具备八推进器空间对称与矢量倾斜布置的硬件驱动能力，已完成了基本的机械装配与推进器电控链路构建。然而，要在流体环境中实现高品质的自主闭环控制，仍面临诸多瓶颈：缺乏系统化的水动力建模与参数辨识，使得控制器难以获取物理平台的真实动力学特性；运动控制与推力分配多采用初级经验参数，未能在六自由度耦合层面上充分释放八推进器过驱动配置的协调潜力；控制系统软件缺乏工业级模块化规范，难以直接面向工程部署开展高可信度的闭环验证。为此，本课题立足于实验室已有平台的软硬件基础，围绕“动力学建模、系统辨识、模型运动控制、八推进器控制分配及 PX4/SITL 闭环仿真验证”开展系统性研究，具有坚实的工程实践背景与明确的技术升级需求。</w:t>
+        <w:t>实验室现有的八推进器水下航行器平台采用了典型的开架式（Open-frame）机械构型，具备八推进器空间对称与矢量倾斜布置的硬件驱动能力，依托实验室已完成构型设计的八推进器开架式物理平台方案及结构参数资料开展研究。然而，要在流体环境中实现高品质的自主闭环控制，仍面临诸多瓶颈：缺乏系统化的水动力建模与参数辨识，使得控制器难以获取物理平台的真实动力学特性；运动控制与推力分配多采用人工试凑的经验PID参数，未能在六自由度耦合层面上充分释放八推进器过驱动配置的协调潜力；控制系统软件缺乏工业级模块化规范，难以直接面向工程部署开展高可信度的闭环验证。为此，本课题立足于实验室已有平台的方案与数据基础，围绕“动力学建模、系统辨识、模型运动控制、八推进器控制分配及 PX4/SITL 闭环仿真验证”开展系统性研究，具有坚实的工程实践背景与明确的技术升级需求。</w:t>
       </w:r>
     </w:p>
     <w:p>
@@ -1031,7 +1031,7 @@
           <w:color w:val="000000"/>
           <w:sz w:val="24"/>
         </w:rPr>
-        <w:t>水下航行器在黏性流体介质中运动时，在物理机理上呈现出极强的六自由度（6-DOF）非线性耦合特性。一方面，在流体动力学层面，航行器的运动不仅取决于刚体自身质量惯性矩阵，还强烈受到周围水体随体加速运动所产生的附加质量（Added Mass）效应的支配，附加质量的大小在许多低速和变加速工况下可与刚体自身质量相当；刚体与附加质量在旋转运动中伴随着复杂的科氏力与向心力耦合作用，流体黏性流动与开架式桁架、设备附体脱体涡则共同构成了包含线性与二次非线性项的水动力阻尼特性；此外，航行器重心（CG）与浮心（CB）的空间相对位置形成了具有自整定倾向但各向异性的静恢复力与力矩。在上述多源流体物理效应的综合作用下，航行器各运动轴之间存在显著的动力学交叉耦合。</w:t>
+        <w:t>水下航行器在黏性流体介质中运动时，在物理机理上呈现出极强的六自由度（6-DOF）非线性耦合特性。一方面，在流体动力学层面，航行器的运动不仅取决于刚体自身质量惯性矩阵，还强烈受到周围水体随体加速运动所产生的附加质量（Added Mass）效应的支配，附加质量的大小在许多低速和变加速工况下可与刚体自身质量相当；刚体与附加质量在旋转运动中伴随着复杂的科氏力与向心力耦合作用，流体黏性流动与开架式桁架、设备附体边缘撕裂出的脱体涡流阻力则共同构成了包含线性与二次非线性项的水动力阻尼特性；此外，航行器重心（CG）与浮心（CB）的空间相对位置形成了具有自整定倾向但各向异性的静恢复力与力矩。在上述多源流体物理效应的综合作用下，航行器各运动轴之间存在显著的动力学交叉耦合。</w:t>
       </w:r>
     </w:p>
     <w:p>
@@ -1049,7 +1049,7 @@
           <w:color w:val="000000"/>
           <w:sz w:val="24"/>
         </w:rPr>
-        <w:t>另一方面，在工程实现层面，由于开架式航行器结构件复杂、附体繁多，常规的解析经验公式难以精确预测其全部水动力参数；加工装配公差、线缆悬垂张力、水密舱内部载荷装配位置偏差以及水体密度变化等物理因素，导致理论设计模型与物理平台的实际动态特性之间不可避免地存在参数偏差与未建模动态。此外，已有平台配备的八个推进器在空间呈三维非共面布置，构成了典型的过驱动冗余系统，运动控制器输出的六自由度期望广义力和力矩必须经过控制分配映射转化为各推进器的控制指令，且推进器在物理上受限于推力输出极限、正反转效率差异及推力死区等约束，极易在大幅机动时诱发局部执行器饱和与分配失真。</w:t>
+        <w:t>另一方面，在工程实现层面，由于开架式航行器结构件复杂、附体繁多，常规的解析经验公式难以精确预测其全部水动力参数；加工装配公差、线缆悬垂拉拽张力、水密舱内部载荷装配位置偏差以及水体密度变化等物理因素，导致理论设计模型与物理平台的实际动态特性之间不可避免地存在参数偏差与未建模动态。此外，已有平台配备的八个推进器在空间呈三维非共面矢量布置，构成了典型的过驱动冗余系统，运动控制器输出的六自由度期望广义力和力矩必须经过控制分配映射转化为各推进器的控制指令，且推进器在物理上受限于推力输出极限、正反转效率差异及推力死区等约束，极易在大幅机动时诱发局部执行器饱和与分配失真。</w:t>
       </w:r>
     </w:p>
     <w:p>
@@ -1103,7 +1103,7 @@
           <w:color w:val="000000"/>
           <w:sz w:val="24"/>
         </w:rPr>
-        <w:t>第一，在理论与方法层面，深化了模型支撑下的水下航行器运动控制全链路分析体系。传统的无模型经验控制难以在多轴耦合与强阻尼环境下保证理想的动态响应品质，而过于依赖单一高精度解析模型的控制方法又常因水动力参数获取困难而难以在工程中有效落地。本课题坚持“机理建模与试验辨识相结合、模型信息与状态反馈相结合”的研究理念，通过机理推导理清六自由度方程的物理架构，借助系统辨识修正关键未知参数，获得满足控制设计精度要求的标称基准模型。在此基础上，将标称模型中的静回复力、主导阻尼与惯性耦合项引入控制前向通道进行主动补偿，同时依靠鲁棒的状态误差反馈抑制未建模残差与外部扰动，有助于揭示动力学模型保真度、控制律补偿结构与闭环动态抗扰性能之间的内在规律；同时，针对八推进器过驱动构型建立严密的控制分配与约束分析方法，能够为冗余推进器在复杂受力工况下的推力协同分配提供理论依据。</w:t>
+        <w:t>第一，在理论与方法层面，有助于深化模型支撑下的水下航行器运动控制全链路分析体系。传统的无模型经验控制难以在多轴耦合与强阻尼环境下保证理想的动态响应品质，而过于依赖单一高精度解析模型的控制方法又常因水动力参数获取困难而难以在工程中有效落地。本课题坚持“机理建模与试验辨识相结合、模型信息与状态反馈相结合”的研究理念，通过机理推导理清六自由度方程的物理架构，借助系统辨识修正关键未知参数，获得满足控制设计精度要求的标称基准模型。在此基础上，将标称模型中的静回复力、主导阻尼与惯性耦合项引入控制前向通道进行主动补偿，同时依靠鲁棒的状态误差反馈抑制未建模残差与外部扰动，有助于揭示动力学模型保真度、控制律补偿结构与闭环动态抗扰性能之间的内在规律；同时，针对八推进器过驱动构型建立严密的控制分配与约束分析方法，能够为冗余推进器在复杂受力工况下的推力协同分配提供理论依据。</w:t>
       </w:r>
     </w:p>
     <w:p>
@@ -1121,7 +1121,7 @@
           <w:color w:val="000000"/>
           <w:sz w:val="24"/>
         </w:rPr>
-        <w:t>第二，在工程应用与软件实践层面，构建了标准化、高可移植性的 PX4/SITL 水下飞控研发范式。传统水下机器人开发中普遍存在“在纯数学仿真环境中表现优异，但向机载嵌入式控制器移植时代码重构量巨大、软硬件接口脱节”的工程痛点。PX4 作为国际上广泛认可的高可靠开源自主无人系统操作系统，具有极度模块化的分层设计、微秒级实时调度机制以及基于 uORB 的松耦合消息通信总线。本课题依托 PX4 软件架构开展模块化代码设计，在 SITL 仿真环境中直接集成 6-DOF 动力学模型、运动控制器与八推进器分配算法，不仅可以在安全、低成本、高可重复的条件下全面测试算法在各类极限运动和外部水流扰动工况下的鲁棒性，还规范了状态估计、期望力矩输出及各推进器指令的标准数据接口。这为后续将算法直接部署至 Pixhawk 等机载嵌入式硬件并在实物平台上开展水池实验打下了坚实的软件工程基石。</w:t>
+        <w:t>第二，在工程应用与软件实践层面，旨在构建标准化、高可移植性的 PX4/SITL 水下飞控研发范式。传统水下机器人开发中普遍存在“在纯数学仿真环境中表现优异，但向机载嵌入式控制器移植时代码重构量巨大、软硬件接口脱节”的工程痛点。PX4 作为国际上广泛认可的高可靠开源自主无人系统操作系统，具有极度模块化的分层设计、微秒级实时调度机制以及基于 uORB 的松耦合消息通信总线。本课题依托 PX4 软件架构开展模块化代码设计，在 SITL 仿真环境中直接集成 6-DOF 动力学模型、运动控制器与八推进器分配算法，不仅可以在安全、低成本、高可重复的条件下全面测试算法在各类极限运动和外部水流扰动工况下的鲁棒性，还规范了状态估计、期望力矩输出及各推进器指令的标准数据接口。这为后续将算法直接部署至 Pixhawk 等机载嵌入式硬件并在实物平台上开展水池实验打下了坚实的软件工程基石。</w:t>
       </w:r>
     </w:p>
     <w:p>
@@ -1452,7 +1452,19 @@
             <w:color w:val="000000"/>
             <w:vertAlign w:val="superscript"/>
           </w:rPr>
-          <w:t>[1, 8]</w:t>
+          <w:t>[1]</w:t>
+        </w:r>
+      </w:hyperlink>
+      <w:hyperlink w:anchor="_Ref_Paper_8" w:history="1">
+        <w:r>
+          <w:rPr>
+            <w:rFonts w:ascii="Times New Roman" w:hAnsi="Times New Roman" w:cs="Times New Roman" w:eastAsia="宋体"/>
+            <w:sz w:val="24"/>
+            <w:szCs w:val="24"/>
+            <w:color w:val="000000"/>
+            <w:vertAlign w:val="superscript"/>
+          </w:rPr>
+          <w:t>[8]</w:t>
         </w:r>
       </w:hyperlink>
       <w:r>
@@ -1547,7 +1559,7 @@
           <w:color w:val="000000"/>
           <w:sz w:val="24"/>
         </w:rPr>
-        <w:t>。综合国内外运动控制方法的发展演进可知，依托经验证的标称动力学模型，在控制回路中显式引入模型前馈或动态逆补偿以抵消主要已知的恢复力矩与主导流体效应，同时在反馈回路中融合实时状态误差开展稳健的状态反馈调节，在确保系统渐近稳定性的同时，为后续针对具体平台特性开展控制算法的横向比选与深入探索留出了充分的技术弹性。</w:t>
+        <w:t>。综合国内外运动控制方法的发展演进可知，依托经验证的标称动力学模型，在控制回路中显式引入模型前馈或动态逆补偿以抵消主要已知的恢复力矩与主导流体效应，同时在反馈回路中融合实时状态误差开展稳健的状态反馈调节，在确保系统渐近稳定性的同时，为后续针对具体平台特性开展控制算法的横向比选与深入探索留出充分的方法比选空间与算法拓展余地。</w:t>
       </w:r>
     </w:p>
     <w:p>
@@ -1987,7 +1999,7 @@
           <w:color w:val="000000"/>
           <w:sz w:val="24"/>
         </w:rPr>
-        <w:t>综合上述四个领域的国内外研究现状，可以提炼出当前水下无人航行器控制领域的发展趋势与对本课题的关键启示：一是系统研发呈现出“机理建模为骨架—系统辨识定参数—模型信息补前馈—状态误差保稳定—控制分配定推力—飞控在环验闭环”的全链路协同演进趋势；二是在水下非线性不确定性与强扰动背景下，盲目追求形式极端复杂的强自适应往往难以保证工程鲁棒性，最稳健的方法是以充分验证的标称模型为基石，结合系统状态反馈构建通用且弹性的控制律框架，为后续结合实际辨识结果展开方法比选留出充分余地；三是依托成熟的开源自主系统飞控架构（如 PX4）及其 SITL 软件在环仿真机制，已成为连接理论算法设计与实物水下平台部署的高速桥梁。基于上述启示，本课题确立了以已有八推进器水下航行器为对象，系统推进六自由度动力学与推进器建模、基于相关数据的系统辨识与模型验证、基于模型和状态反馈的运动控制设计、八推进器控制分配以及基于 PX4/SITL 的闭环仿真验证研究，立题明确，具有坚实的学术支撑与广阔的工程应用前景。</w:t>
+        <w:t>综合上述四个领域的国内外研究现状，可以提炼出当前水下无人航行器控制领域的发展趋势与对本课题的关键启示：一是系统研发呈现出机理建模、数据辨识、模型控制、推力分配与飞控闭环仿真全链路协同推进的发展趋势；二是在水下非线性不确定性与强扰动背景下，盲目追求形式极端复杂的强自适应往往难以保证工程鲁棒性，最稳健的方法是以充分验证的标称模型为基石，结合系统状态反馈构建通用且弹性的控制律框架，为后续结合实际辨识结果展开方法比选留出充分的方法比选空间与算法拓展余地；三是依托成熟的开源自主系统飞控架构（如 PX4）及其 SITL 软件在环仿真机制，已成为连接理论算法设计与实物水下平台部署的关键工程纽带与验证平台。基于上述启示，本课题确立了以已有八推进器水下航行器为对象，系统推进六自由度动力学与推进器建模、基于相关数据的系统辨识与模型验证、基于模型和状态反馈的运动控制设计、八推进器控制分配以及基于 PX4/SITL 的闭环仿真验证研究，研究目标明确，技术路线清晰可行，具有扎实的学术支撑与良好的工程应用前景。</w:t>
       </w:r>
     </w:p>
     <w:p>
@@ -2122,7 +2134,7 @@
           <w:color w:val="000000"/>
           <w:sz w:val="24"/>
         </w:rPr>
-        <w:t>依托已有八推进器水下航行器平台，建立六自由度运动学与动力学模型，考虑刚体惯性、附加质量、科氏力与向心力、水动力阻尼、重力与浮力恢复作用等主要动力学因素，并结合已有平台推进器特性建立单个推进器或执行机构的必要模型。在理论动力学模型基础上，明确系统辨识的输入、输出及所需数据，结合平台参数资料和相关数据开展系统辨识，对模型中的关键未知量进行辨识和修正。通过代表性动态响应对模型进行验证，分析模型与相关数据之间的偏差及适用范围，得到用于运动控制设计和PX4/SITL闭环仿真的航行器模型。</w:t>
+        <w:t>依托已有八推进器水下航行器平台，建立六自由度运动学与动力学模型，综合考虑刚体惯性、水动力附加质量、科氏向心力、水动力阻尼以及重浮力恢复力矩等主导物理效应，并结合已有平台推进器特性建立单个推进器或执行机构的必要模型。在理论动力学模型基础上，明确系统辨识的输入、输出及所需数据，结合平台参数资料和相关数据开展系统辨识，对模型中的关键未知量进行辨识和修正。通过代表性动态响应对模型进行验证，分析模型与相关数据之间的偏差及适用范围，得到用于运动控制设计和PX4/SITL闭环仿真的航行器模型。</w:t>
       </w:r>
     </w:p>
     <w:p>
@@ -2150,7 +2162,7 @@
           <w:color w:val="000000"/>
           <w:sz w:val="24"/>
         </w:rPr>
-        <w:t>以建立并验证的航行器模型为基础，结合航行器动力学特性和状态反馈构建闭环运动控制系统。根据参考状态与当前状态之间的误差进行控制计算，形成航行器所需的期望广义力和力矩，实现姿态、深度和航向等基本运动状态的闭环控制。选取代表性运动工况分析跟踪性能和动态特性，并考察模型误差及外部扰动对闭环控制性能的影响。</w:t>
+        <w:t>以建立并验证的航行器模型为基础，结合航行器动力学特性和状态反馈构建闭环运动控制系统。基于参考指令与实时状态之间的跟踪误差设计闭环反馈控制律，形成航行器所需的期望广义力和力矩，实现姿态、深度和航向等基本运动状态的闭环控制。选取代表性运动工况分析跟踪性能和动态特性，并考察模型误差及外部扰动对闭环控制性能的影响。</w:t>
       </w:r>
     </w:p>
     <w:p>

--- a/开题报告/开题报告-基于PX4的水下航行器模型控制方法研究.docx
+++ b/开题报告/开题报告-基于PX4的水下航行器模型控制方法研究.docx
@@ -191,7 +191,7 @@
           </w:tcPr>
           <w:p>
             <w:pPr>
-              <w:spacing w:before="40" w:after="40" w:line="300" w:lineRule="auto"/>
+              <w:spacing w:before="40" w:after="40" w:line="288" w:lineRule="auto"/>
               <w:ind w:firstLine="0"/>
               <w:jc w:val="center"/>
             </w:pPr>
@@ -292,20 +292,11 @@
           </w:tcPr>
           <w:p>
             <w:pPr>
-              <w:spacing w:before="40" w:after="40" w:line="300" w:lineRule="auto"/>
+              <w:spacing w:before="40" w:after="40" w:line="288" w:lineRule="auto"/>
               <w:ind w:firstLine="0"/>
               <w:jc w:val="center"/>
             </w:pPr>
             <w:r/>
-            <w:r>
-              <w:rPr>
-                <w:rFonts w:ascii="Times New Roman" w:hAnsi="Times New Roman" w:cs="Times New Roman" w:eastAsia="宋体"/>
-                <w:b w:val="0"/>
-                <w:i w:val="0"/>
-                <w:color w:val="000000"/>
-                <w:sz w:val="28"/>
-              </w:rPr>
-            </w:r>
           </w:p>
         </w:tc>
       </w:tr>
@@ -379,7 +370,7 @@
           </w:tcPr>
           <w:p>
             <w:pPr>
-              <w:spacing w:before="40" w:after="40" w:line="300" w:lineRule="auto"/>
+              <w:spacing w:before="40" w:after="40" w:line="288" w:lineRule="auto"/>
               <w:ind w:firstLine="0"/>
               <w:jc w:val="center"/>
             </w:pPr>
@@ -443,7 +434,7 @@
           </w:tcPr>
           <w:p>
             <w:pPr>
-              <w:spacing w:before="40" w:after="40" w:line="300" w:lineRule="auto"/>
+              <w:spacing w:before="40" w:after="40" w:line="288" w:lineRule="auto"/>
               <w:ind w:firstLine="0"/>
               <w:jc w:val="center"/>
             </w:pPr>
@@ -505,7 +496,7 @@
           </w:tcPr>
           <w:p>
             <w:pPr>
-              <w:spacing w:before="40" w:after="40" w:line="300" w:lineRule="auto"/>
+              <w:spacing w:before="40" w:after="40" w:line="288" w:lineRule="auto"/>
               <w:ind w:firstLine="0"/>
               <w:jc w:val="center"/>
             </w:pPr>
@@ -555,7 +546,7 @@
           </w:tcPr>
           <w:p>
             <w:pPr>
-              <w:spacing w:before="40" w:after="40" w:line="300" w:lineRule="auto"/>
+              <w:spacing w:before="40" w:after="40" w:line="288" w:lineRule="auto"/>
               <w:ind w:firstLine="0"/>
               <w:jc w:val="center"/>
             </w:pPr>
@@ -977,7 +968,47 @@
           <w:color w:val="000000"/>
           <w:sz w:val="24"/>
         </w:rPr>
-        <w:t>随着海洋强国建设与海洋资源开发的深入推进，水下无人航行器在海洋科学考察、海底矿产与油气管线巡检、海上风电基桩与水下结构物无损检测、水下大坝与跨海桥墩安全评估，以及现代海洋牧场自动化管护等诸多领域发挥着关键作用。在上述典型作业场景中，水下航行器往往需要贴近被测结构物作业，或在具有空间受限特征的水域中执行高精度的光学成像、声学测绘与机械臂操作。这些高难度任务对航行器的低速机动与自主悬停能力提出了严苛要求，要求航行器能够在复杂水流环境下稳定完成空间定点悬停、姿态定角保持（抵抗横滚与俯仰力矩倾斜）、高精度定深（克服重浮力微小失配与垂向流扰）以及航向锁定（定航）等基本运动控制任务。</w:t>
+        <w:t>随着海洋强国建设与海洋资源开发的深入推进，水下无人航行器在海洋科学考察、海底矿产与油气管线巡检、海上风电基桩与水下结构物无损检测、水下大坝与跨海桥墩安全评估，以及现代海洋牧场自动化管护等诸多领域发挥着</w:t>
+      </w:r>
+      <w:r>
+        <w:rPr>
+          <w:rFonts w:ascii="Times New Roman" w:hAnsi="Times New Roman" w:cs="Times New Roman" w:eastAsia="宋体"/>
+          <w:b w:val="0"/>
+          <w:i w:val="0"/>
+          <w:color w:val="000000"/>
+          <w:sz w:val="24"/>
+        </w:rPr>
+        <w:t>重要作用</w:t>
+      </w:r>
+      <w:r>
+        <w:rPr>
+          <w:rFonts w:ascii="Times New Roman" w:hAnsi="Times New Roman" w:cs="Times New Roman" w:eastAsia="宋体"/>
+          <w:b w:val="0"/>
+          <w:i w:val="0"/>
+          <w:color w:val="000000"/>
+          <w:sz w:val="24"/>
+        </w:rPr>
+        <w:t>。在上述典型作业场景中，水下航行器往往需要贴近被测结构物作业，或在具有空间受限特征的水域中执行</w:t>
+      </w:r>
+      <w:r>
+        <w:rPr>
+          <w:rFonts w:ascii="Times New Roman" w:hAnsi="Times New Roman" w:cs="Times New Roman" w:eastAsia="宋体"/>
+          <w:b w:val="0"/>
+          <w:i w:val="0"/>
+          <w:color w:val="000000"/>
+          <w:sz w:val="24"/>
+        </w:rPr>
+        <w:t>光学成像、声学测绘与水下作业任务。这些任务对航行器的低速机动与自主悬停能力提出了较高要求，需要航行器能够在水流干扰环境下稳定完成空间定点悬停、姿态定角保持（抵抗横滚与俯仰力矩倾斜）、定深控制</w:t>
+      </w:r>
+      <w:r>
+        <w:rPr>
+          <w:rFonts w:ascii="Times New Roman" w:hAnsi="Times New Roman" w:cs="Times New Roman" w:eastAsia="宋体"/>
+          <w:b w:val="0"/>
+          <w:i w:val="0"/>
+          <w:color w:val="000000"/>
+          <w:sz w:val="24"/>
+        </w:rPr>
+        <w:t>（克服重浮力微小失配与垂向流扰）以及航向锁定（定航）等基本运动控制任务。</w:t>
       </w:r>
     </w:p>
     <w:p>
@@ -995,7 +1026,47 @@
           <w:color w:val="000000"/>
           <w:sz w:val="24"/>
         </w:rPr>
-        <w:t>实验室现有的八推进器水下航行器平台采用了典型的开架式（Open-frame）机械构型，具备八推进器空间对称与矢量倾斜布置的硬件驱动能力，依托实验室已完成构型设计的八推进器开架式物理平台方案及结构参数资料开展研究。然而，要在流体环境中实现高品质的自主闭环控制，仍面临诸多瓶颈：缺乏系统化的水动力建模与参数辨识，使得控制器难以获取物理平台的真实动力学特性；运动控制与推力分配多采用人工试凑的经验PID参数，未能在六自由度耦合层面上充分释放八推进器过驱动配置的协调潜力；控制系统软件缺乏工业级模块化规范，难以直接面向工程部署开展高可信度的闭环验证。为此，本课题立足于实验室已有平台的方案与数据基础，围绕“动力学建模、系统辨识、模型运动控制、八推进器控制分配及 PX4/SITL 闭环仿真验证”开展系统性研究，具有坚实的工程实践背景与明确的技术升级需求。</w:t>
+        <w:t>实验室现有的八推进器水下航行器平台采用了典型的开架式（Open-frame）机械构型，具备八推进器空间对称与矢量倾斜布置的硬件驱动能力，依托实验室已完成构型设计的八推进器开架式物理平台方案及结构参数资料开展研究。然而，要在流体环境中实现</w:t>
+      </w:r>
+      <w:r>
+        <w:rPr>
+          <w:rFonts w:ascii="Times New Roman" w:hAnsi="Times New Roman" w:cs="Times New Roman" w:eastAsia="宋体"/>
+          <w:b w:val="0"/>
+          <w:i w:val="0"/>
+          <w:color w:val="000000"/>
+          <w:sz w:val="24"/>
+        </w:rPr>
+        <w:t>稳定的</w:t>
+      </w:r>
+      <w:r>
+        <w:rPr>
+          <w:rFonts w:ascii="Times New Roman" w:hAnsi="Times New Roman" w:cs="Times New Roman" w:eastAsia="宋体"/>
+          <w:b w:val="0"/>
+          <w:i w:val="0"/>
+          <w:color w:val="000000"/>
+          <w:sz w:val="24"/>
+        </w:rPr>
+        <w:t>自主闭环控制，仍面临诸多瓶颈：缺乏系统化的水动力建模与参数辨识，使得控制器难以获取物理平台的真实动力学特性；运动控制与推力分配多采用人工试凑的经验PID参数，未能在六自由度耦合层面上充分释放八推进器过驱动配置的协调潜力；控制系统软件缺乏工业级模块化规范，难以直接面向工程部署开展高可信度的闭环验证。为此，本课题立足于实验室已有平台的方案与数据基础，围绕“动力学建模、系统辨识、模型运动控制、八推进器控制分配及 PX4/SITL 闭环仿真验证”开展系统性研究，具有</w:t>
+      </w:r>
+      <w:r>
+        <w:rPr>
+          <w:rFonts w:ascii="Times New Roman" w:hAnsi="Times New Roman" w:cs="Times New Roman" w:eastAsia="宋体"/>
+          <w:b w:val="0"/>
+          <w:i w:val="0"/>
+          <w:color w:val="000000"/>
+          <w:sz w:val="24"/>
+        </w:rPr>
+        <w:t>明确的工程实践背景与技术研究需求</w:t>
+      </w:r>
+      <w:r>
+        <w:rPr>
+          <w:rFonts w:ascii="Times New Roman" w:hAnsi="Times New Roman" w:cs="Times New Roman" w:eastAsia="宋体"/>
+          <w:b w:val="0"/>
+          <w:i w:val="0"/>
+          <w:color w:val="000000"/>
+          <w:sz w:val="24"/>
+        </w:rPr>
+        <w:t>。</w:t>
       </w:r>
     </w:p>
     <w:p>
@@ -1031,7 +1102,87 @@
           <w:color w:val="000000"/>
           <w:sz w:val="24"/>
         </w:rPr>
-        <w:t>水下航行器在黏性流体介质中运动时，在物理机理上呈现出极强的六自由度（6-DOF）非线性耦合特性。一方面，在流体动力学层面，航行器的运动不仅取决于刚体自身质量惯性矩阵，还强烈受到周围水体随体加速运动所产生的附加质量（Added Mass）效应的支配，附加质量的大小在许多低速和变加速工况下可与刚体自身质量相当；刚体与附加质量在旋转运动中伴随着复杂的科氏力与向心力耦合作用，流体黏性流动与开架式桁架、设备附体边缘撕裂出的脱体涡流阻力则共同构成了包含线性与二次非线性项的水动力阻尼特性；此外，航行器重心（CG）与浮心（CB）的空间相对位置形成了具有自整定倾向但各向异性的静恢复力与力矩。在上述多源流体物理效应的综合作用下，航行器各运动轴之间存在显著的动力学交叉耦合。</w:t>
+        <w:t>水下航行器在黏性流体介质中运动时，在物理机理上呈现出</w:t>
+      </w:r>
+      <w:r>
+        <w:rPr>
+          <w:rFonts w:ascii="Times New Roman" w:hAnsi="Times New Roman" w:cs="Times New Roman" w:eastAsia="宋体"/>
+          <w:b w:val="0"/>
+          <w:i w:val="0"/>
+          <w:color w:val="000000"/>
+          <w:sz w:val="24"/>
+        </w:rPr>
+        <w:t>显著的</w:t>
+      </w:r>
+      <w:r>
+        <w:rPr>
+          <w:rFonts w:ascii="Times New Roman" w:hAnsi="Times New Roman" w:cs="Times New Roman" w:eastAsia="宋体"/>
+          <w:b w:val="0"/>
+          <w:i w:val="0"/>
+          <w:color w:val="000000"/>
+          <w:sz w:val="24"/>
+        </w:rPr>
+        <w:t>六自由度（6-DOF）非线性耦合特性。一方面，在流体动力学层面，航行器的运动不仅取决于刚体自身质量惯性矩阵，还</w:t>
+      </w:r>
+      <w:r>
+        <w:rPr>
+          <w:rFonts w:ascii="Times New Roman" w:hAnsi="Times New Roman" w:cs="Times New Roman" w:eastAsia="宋体"/>
+          <w:b w:val="0"/>
+          <w:i w:val="0"/>
+          <w:color w:val="000000"/>
+          <w:sz w:val="24"/>
+        </w:rPr>
+        <w:t>受到周围水体随体加速运动所产生的附加质量（Added Mass）效应的影响，附加质量的大小在低速和变加速工况下可与刚体自身质量相当；刚体与附加质量在旋转运动中伴随着科氏力与向心力耦合作用，流体黏性流动与开架式桁架、设备附体边缘产生的脱体涡流阻力</w:t>
+      </w:r>
+      <w:r>
+        <w:rPr>
+          <w:rFonts w:ascii="Times New Roman" w:hAnsi="Times New Roman" w:cs="Times New Roman" w:eastAsia="宋体"/>
+          <w:b w:val="0"/>
+          <w:i w:val="0"/>
+          <w:color w:val="000000"/>
+          <w:sz w:val="24"/>
+        </w:rPr>
+        <w:t>则共同构成了包含线性与二次非线性项的水动力阻尼特性；此外，航行器重心（CG）与浮心（CB）的空间相对位置形成了</w:t>
+      </w:r>
+      <w:r>
+        <w:rPr>
+          <w:rFonts w:ascii="Times New Roman" w:hAnsi="Times New Roman" w:cs="Times New Roman" w:eastAsia="宋体"/>
+          <w:b w:val="0"/>
+          <w:i w:val="0"/>
+          <w:color w:val="000000"/>
+          <w:sz w:val="24"/>
+        </w:rPr>
+        <w:t>各向异性的静恢复力与力矩</w:t>
+      </w:r>
+      <w:r>
+        <w:rPr>
+          <w:rFonts w:ascii="Times New Roman" w:hAnsi="Times New Roman" w:cs="Times New Roman" w:eastAsia="宋体"/>
+          <w:b w:val="0"/>
+          <w:i w:val="0"/>
+          <w:color w:val="000000"/>
+          <w:sz w:val="24"/>
+        </w:rPr>
+        <w:t>。在上述多源流体物理效应的综合作用下，航行器各运动轴之间存在</w:t>
+      </w:r>
+      <w:r>
+        <w:rPr>
+          <w:rFonts w:ascii="Times New Roman" w:hAnsi="Times New Roman" w:cs="Times New Roman" w:eastAsia="宋体"/>
+          <w:b w:val="0"/>
+          <w:i w:val="0"/>
+          <w:color w:val="000000"/>
+          <w:sz w:val="24"/>
+        </w:rPr>
+        <w:t>明显的</w:t>
+      </w:r>
+      <w:r>
+        <w:rPr>
+          <w:rFonts w:ascii="Times New Roman" w:hAnsi="Times New Roman" w:cs="Times New Roman" w:eastAsia="宋体"/>
+          <w:b w:val="0"/>
+          <w:i w:val="0"/>
+          <w:color w:val="000000"/>
+          <w:sz w:val="24"/>
+        </w:rPr>
+        <w:t>动力学交叉耦合。</w:t>
       </w:r>
     </w:p>
     <w:p>
@@ -1049,7 +1200,67 @@
           <w:color w:val="000000"/>
           <w:sz w:val="24"/>
         </w:rPr>
-        <w:t>另一方面，在工程实现层面，由于开架式航行器结构件复杂、附体繁多，常规的解析经验公式难以精确预测其全部水动力参数；加工装配公差、线缆悬垂拉拽张力、水密舱内部载荷装配位置偏差以及水体密度变化等物理因素，导致理论设计模型与物理平台的实际动态特性之间不可避免地存在参数偏差与未建模动态。此外，已有平台配备的八个推进器在空间呈三维非共面矢量布置，构成了典型的过驱动冗余系统，运动控制器输出的六自由度期望广义力和力矩必须经过控制分配映射转化为各推进器的控制指令，且推进器在物理上受限于推力输出极限、正反转效率差异及推力死区等约束，极易在大幅机动时诱发局部执行器饱和与分配失真。</w:t>
+        <w:t>另一方面，在工程实现层面，由于开架式航行器结构件复杂、</w:t>
+      </w:r>
+      <w:r>
+        <w:rPr>
+          <w:rFonts w:ascii="Times New Roman" w:hAnsi="Times New Roman" w:cs="Times New Roman" w:eastAsia="宋体"/>
+          <w:b w:val="0"/>
+          <w:i w:val="0"/>
+          <w:color w:val="000000"/>
+          <w:sz w:val="24"/>
+        </w:rPr>
+        <w:t>附体较多，常规的解析经验公式难以准确计算</w:t>
+      </w:r>
+      <w:r>
+        <w:rPr>
+          <w:rFonts w:ascii="Times New Roman" w:hAnsi="Times New Roman" w:cs="Times New Roman" w:eastAsia="宋体"/>
+          <w:b w:val="0"/>
+          <w:i w:val="0"/>
+          <w:color w:val="000000"/>
+          <w:sz w:val="24"/>
+        </w:rPr>
+        <w:t>其全部水动力参数；加工装配公差、线缆悬垂拉拽张力、水密舱内部载荷装配位置偏差以及水体密度变化等物理因素，导致理论设计模型与物理平台的实际动态特性之间不可避免地存在参数偏差与未建模动态。此外，已有平台配备的八个推进器在空间呈</w:t>
+      </w:r>
+      <w:r>
+        <w:rPr>
+          <w:rFonts w:ascii="Times New Roman" w:hAnsi="Times New Roman" w:cs="Times New Roman" w:eastAsia="宋体"/>
+          <w:b w:val="0"/>
+          <w:i w:val="0"/>
+          <w:color w:val="000000"/>
+          <w:sz w:val="24"/>
+        </w:rPr>
+        <w:t>水平面矢量倾斜与垂直面对称布置</w:t>
+      </w:r>
+      <w:r>
+        <w:rPr>
+          <w:rFonts w:ascii="Times New Roman" w:hAnsi="Times New Roman" w:cs="Times New Roman" w:eastAsia="宋体"/>
+          <w:b w:val="0"/>
+          <w:i w:val="0"/>
+          <w:color w:val="000000"/>
+          <w:sz w:val="24"/>
+        </w:rPr>
+        <w:t>，构成了典型的过驱动冗余系统，运动控制器输出的六自由度期望广义力和力矩必须经过控制分配映射转化为各推进器的控制指令，且推进器在物理上受限于</w:t>
+      </w:r>
+      <w:r>
+        <w:rPr>
+          <w:rFonts w:ascii="Times New Roman" w:hAnsi="Times New Roman" w:cs="Times New Roman" w:eastAsia="宋体"/>
+          <w:b w:val="0"/>
+          <w:i w:val="0"/>
+          <w:color w:val="000000"/>
+          <w:sz w:val="24"/>
+        </w:rPr>
+        <w:t>推力输出范围、正反转效率差异及推力死区等约束，容易在大幅机动时引发局部推进器饱和与力矩分配失真</w:t>
+      </w:r>
+      <w:r>
+        <w:rPr>
+          <w:rFonts w:ascii="Times New Roman" w:hAnsi="Times New Roman" w:cs="Times New Roman" w:eastAsia="宋体"/>
+          <w:b w:val="0"/>
+          <w:i w:val="0"/>
+          <w:color w:val="000000"/>
+          <w:sz w:val="24"/>
+        </w:rPr>
+        <w:t>。</w:t>
       </w:r>
     </w:p>
     <w:p>
@@ -1103,7 +1314,27 @@
           <w:color w:val="000000"/>
           <w:sz w:val="24"/>
         </w:rPr>
-        <w:t>第一，在理论与方法层面，有助于深化模型支撑下的水下航行器运动控制全链路分析体系。传统的无模型经验控制难以在多轴耦合与强阻尼环境下保证理想的动态响应品质，而过于依赖单一高精度解析模型的控制方法又常因水动力参数获取困难而难以在工程中有效落地。本课题坚持“机理建模与试验辨识相结合、模型信息与状态反馈相结合”的研究理念，通过机理推导理清六自由度方程的物理架构，借助系统辨识修正关键未知参数，获得满足控制设计精度要求的标称基准模型。在此基础上，将标称模型中的静回复力、主导阻尼与惯性耦合项引入控制前向通道进行主动补偿，同时依靠鲁棒的状态误差反馈抑制未建模残差与外部扰动，有助于揭示动力学模型保真度、控制律补偿结构与闭环动态抗扰性能之间的内在规律；同时，针对八推进器过驱动构型建立严密的控制分配与约束分析方法，能够为冗余推进器在复杂受力工况下的推力协同分配提供理论依据。</w:t>
+        <w:t>第一，在理论与方法层面，有助于深化模型支撑下的水下航行器运动控制全链路分析体系。传统的无模型经验控制难以在多轴耦合与强阻尼环境下保证理想的动态响应品质，而过于依赖单一高精度解析模型的控制方法又常因水动力参数获取困难而难以在工程中有效落地。本课题坚持“机理建模与试验辨识相结合、模型信息与状态反馈相结合”的研究理念，通过机理推导理清六自由度方程的物理架构，借助系统辨识修正关键未知参数，获得满足控制设计精度要求的标称基准模型。在此基础上，将标称模型中的静回复力、主导阻尼与惯性耦合项引入控制前向通道进行主动补偿，同时依靠</w:t>
+      </w:r>
+      <w:r>
+        <w:rPr>
+          <w:rFonts w:ascii="Times New Roman" w:hAnsi="Times New Roman" w:cs="Times New Roman" w:eastAsia="宋体"/>
+          <w:b w:val="0"/>
+          <w:i w:val="0"/>
+          <w:color w:val="000000"/>
+          <w:sz w:val="24"/>
+        </w:rPr>
+        <w:t>稳健的状态误差反馈抑制未建模残差与外部扰动，有助于理清动力学模型保真度、控制律补偿结构与闭环动态抗扰性能之间的内在关联；同时，针对八推进器过驱动构型建立规范的控制分配与约束分析方法，能够为冗余推进器在复杂受力工况下的推力协调分配</w:t>
+      </w:r>
+      <w:r>
+        <w:rPr>
+          <w:rFonts w:ascii="Times New Roman" w:hAnsi="Times New Roman" w:cs="Times New Roman" w:eastAsia="宋体"/>
+          <w:b w:val="0"/>
+          <w:i w:val="0"/>
+          <w:color w:val="000000"/>
+          <w:sz w:val="24"/>
+        </w:rPr>
+        <w:t>提供理论依据。</w:t>
       </w:r>
     </w:p>
     <w:p>
@@ -1121,7 +1352,57 @@
           <w:color w:val="000000"/>
           <w:sz w:val="24"/>
         </w:rPr>
-        <w:t>第二，在工程应用与软件实践层面，旨在构建标准化、高可移植性的 PX4/SITL 水下飞控研发范式。传统水下机器人开发中普遍存在“在纯数学仿真环境中表现优异，但向机载嵌入式控制器移植时代码重构量巨大、软硬件接口脱节”的工程痛点。PX4 作为国际上广泛认可的高可靠开源自主无人系统操作系统，具有极度模块化的分层设计、微秒级实时调度机制以及基于 uORB 的松耦合消息通信总线。本课题依托 PX4 软件架构开展模块化代码设计，在 SITL 仿真环境中直接集成 6-DOF 动力学模型、运动控制器与八推进器分配算法，不仅可以在安全、低成本、高可重复的条件下全面测试算法在各类极限运动和外部水流扰动工况下的鲁棒性，还规范了状态估计、期望力矩输出及各推进器指令的标准数据接口。这为后续将算法直接部署至 Pixhawk 等机载嵌入式硬件并在实物平台上开展水池实验打下了坚实的软件工程基石。</w:t>
+        <w:t>第二，在工程应用与软件实践层面，旨在构建标准化、高可移植性的 PX4/SITL 水下飞控研发</w:t>
+      </w:r>
+      <w:r>
+        <w:rPr>
+          <w:rFonts w:ascii="Times New Roman" w:hAnsi="Times New Roman" w:cs="Times New Roman" w:eastAsia="宋体"/>
+          <w:b w:val="0"/>
+          <w:i w:val="0"/>
+          <w:color w:val="000000"/>
+          <w:sz w:val="24"/>
+        </w:rPr>
+        <w:t>流程。传统水下机器人开发中普遍存在“在纯数学仿真环境中表现良好，但向机载嵌入式控制器移植时代码重构量大、软硬件接口脱节”的工程问题。PX4 作为广泛应用的开源无人系统控制软件框架，具有高度模块化的分层架构、实时多任务调度机制</w:t>
+      </w:r>
+      <w:r>
+        <w:rPr>
+          <w:rFonts w:ascii="Times New Roman" w:hAnsi="Times New Roman" w:cs="Times New Roman" w:eastAsia="宋体"/>
+          <w:b w:val="0"/>
+          <w:i w:val="0"/>
+          <w:color w:val="000000"/>
+          <w:sz w:val="24"/>
+        </w:rPr>
+        <w:t>以及基于 uORB 的松耦合消息通信总线。本课题依托 PX4 软件架构开展模块化代码设计，在 SITL 仿真环境中直接集成 6-DOF 动力学模型、运动控制器与八推进器分配算法，不仅可以在安全、低成本、高可重复的条件下</w:t>
+      </w:r>
+      <w:r>
+        <w:rPr>
+          <w:rFonts w:ascii="Times New Roman" w:hAnsi="Times New Roman" w:cs="Times New Roman" w:eastAsia="宋体"/>
+          <w:b w:val="0"/>
+          <w:i w:val="0"/>
+          <w:color w:val="000000"/>
+          <w:sz w:val="24"/>
+        </w:rPr>
+        <w:t>测试算法在典型运动工况和适量外部水流扰动条件下的闭环性能</w:t>
+      </w:r>
+      <w:r>
+        <w:rPr>
+          <w:rFonts w:ascii="Times New Roman" w:hAnsi="Times New Roman" w:cs="Times New Roman" w:eastAsia="宋体"/>
+          <w:b w:val="0"/>
+          <w:i w:val="0"/>
+          <w:color w:val="000000"/>
+          <w:sz w:val="24"/>
+        </w:rPr>
+        <w:t>，还规范了状态估计、期望力矩输出及各推进器指令的标准数据接口。</w:t>
+      </w:r>
+      <w:r>
+        <w:rPr>
+          <w:rFonts w:ascii="Times New Roman" w:hAnsi="Times New Roman" w:cs="Times New Roman" w:eastAsia="宋体"/>
+          <w:b w:val="0"/>
+          <w:i w:val="0"/>
+          <w:color w:val="000000"/>
+          <w:sz w:val="24"/>
+        </w:rPr>
+        <w:t>这为后续将算法部署至机载嵌入式硬件并开展实物测试提供了可靠的软件工程基础。</w:t>
       </w:r>
     </w:p>
     <w:p>
@@ -1157,7 +1438,27 @@
           <w:color w:val="000000"/>
           <w:sz w:val="24"/>
         </w:rPr>
-        <w:t>围绕本课题所涉及的水下航行器六自由度动力学机理建模与参数辨识、基于模型与状态反馈的运动控制方法、多推进器受约束控制分配以及基于开源飞控软件（PX4）的闭环仿真等四个核心技术环节，国内外学术界与工业界开展了深入系统的研究。</w:t>
+        <w:t>围绕本课题所涉及的水下航行器六自由度动力学机理建模与参数辨识、基于模型与状态反馈的运动控制方法、多推进器受约束控制分配以及基于开源飞控软件（PX4）的闭环仿真等四个核心技术环节，国内外学术界与工业界开展了</w:t>
+      </w:r>
+      <w:r>
+        <w:rPr>
+          <w:rFonts w:ascii="Times New Roman" w:hAnsi="Times New Roman" w:cs="Times New Roman" w:eastAsia="宋体"/>
+          <w:b w:val="0"/>
+          <w:i w:val="0"/>
+          <w:color w:val="000000"/>
+          <w:sz w:val="24"/>
+        </w:rPr>
+        <w:t>系统的研究</w:t>
+      </w:r>
+      <w:r>
+        <w:rPr>
+          <w:rFonts w:ascii="Times New Roman" w:hAnsi="Times New Roman" w:cs="Times New Roman" w:eastAsia="宋体"/>
+          <w:b w:val="0"/>
+          <w:i w:val="0"/>
+          <w:color w:val="000000"/>
+          <w:sz w:val="24"/>
+        </w:rPr>
+        <w:t>。</w:t>
       </w:r>
     </w:p>
     <w:p>
@@ -1193,7 +1494,47 @@
           <w:color w:val="000000"/>
           <w:sz w:val="24"/>
         </w:rPr>
-        <w:t>在动力学机理建模方面，水下航行器的运动学与动力学理论体系历经数十年演进，已形成高度规范的标准框架。国际水池会议（ITTC）与国际海事组织（IMO）为海洋船舶与运载器的运动表述奠定了基础，挪威科技大学著名海洋控制学者 Fossen 系统提出了海洋航行器六自由度非线性矢量建模理论体系</w:t>
+        <w:t>在动力学机理建模方面，水下航行器的运动学与动力学理论体系历经</w:t>
+      </w:r>
+      <w:r>
+        <w:rPr>
+          <w:rFonts w:ascii="Times New Roman" w:hAnsi="Times New Roman" w:cs="Times New Roman" w:eastAsia="宋体"/>
+          <w:b w:val="0"/>
+          <w:i w:val="0"/>
+          <w:color w:val="000000"/>
+          <w:sz w:val="24"/>
+        </w:rPr>
+        <w:t>长期发展，已形成规范的标准框架</w:t>
+      </w:r>
+      <w:r>
+        <w:rPr>
+          <w:rFonts w:ascii="Times New Roman" w:hAnsi="Times New Roman" w:cs="Times New Roman" w:eastAsia="宋体"/>
+          <w:b w:val="0"/>
+          <w:i w:val="0"/>
+          <w:color w:val="000000"/>
+          <w:sz w:val="24"/>
+        </w:rPr>
+        <w:t>。国际水池会议（ITTC）与国际海事组织（IMO）为海洋船舶与运载器的运动表述奠定了基础，挪威科技大学</w:t>
+      </w:r>
+      <w:r>
+        <w:rPr>
+          <w:rFonts w:ascii="Times New Roman" w:hAnsi="Times New Roman" w:cs="Times New Roman" w:eastAsia="宋体"/>
+          <w:b w:val="0"/>
+          <w:i w:val="0"/>
+          <w:color w:val="000000"/>
+          <w:sz w:val="24"/>
+        </w:rPr>
+        <w:t>学者</w:t>
+      </w:r>
+      <w:r>
+        <w:rPr>
+          <w:rFonts w:ascii="Times New Roman" w:hAnsi="Times New Roman" w:cs="Times New Roman" w:eastAsia="宋体"/>
+          <w:b w:val="0"/>
+          <w:i w:val="0"/>
+          <w:color w:val="000000"/>
+          <w:sz w:val="24"/>
+        </w:rPr>
+        <w:t xml:space="preserve"> Fossen 系统提出了海洋航行器六自由度非线性矢量建模理论体系</w:t>
       </w:r>
       <w:hyperlink w:anchor="_Ref_Paper_1" w:history="1">
         <w:r>
@@ -1215,7 +1556,47 @@
           <w:color w:val="000000"/>
           <w:sz w:val="24"/>
         </w:rPr>
-        <w:t>。该体系将固定于地球的惯性坐标系（NED）与固连于航行器的附体坐标系（Body-fixed Frame）相结合，通过坐标变换矩阵统一描述位置、姿态欧拉角与六自由度线速度、角速度，并将作用于机体上的广义力矩严格解构为刚体惯性矩阵、水动力附加质量矩阵、刚体与附加质量科氏向心力矩阵、线性与非线性水动力阻尼矩阵以及重力与浮力恢复力矩矢量，成为当前水下航行器建模与控制研究所公认的数学物理基石。对于具有开放式骨架结构的 ROV 而言，其水动力特性与流线型鱼雷状 AUV 存在显著差异。开架式航行器通常挂载较多外部传感器探头、推进器短舱、照明灯组及耐压水密舱，表面形态高度不规则且内部水流可穿透骨架流动。Caccia 等较早对开架式可变构型无人水下航行器的动力学建模与水动力参数辨识展开了系统研究，指出了开架式航行器附加质量与阻尼矩阵中非对角耦合项的重要影响，验证了基于机理模型结构结合试验数据辨识主导水动力参数的可行性</w:t>
+        <w:t>。该体系将固定于地球的惯性坐标系（NED）与固连于航行器的附体坐标系（Body-fixed Frame）相结合，通过坐标变换矩阵统一描述位置、姿态欧拉角与六自由度线速度、角速度，并将作用于机体上的广义力矩严格解构为刚体惯性矩阵、水动力附加质量矩阵、刚体与附加质量科氏向心力矩阵、线性与非线性水动力阻尼矩阵以及重力与浮力恢复力矩矢量，成为当前水下航行器建模与控制研究所公认的数学物理基石。对于</w:t>
+      </w:r>
+      <w:r>
+        <w:rPr>
+          <w:rFonts w:ascii="Times New Roman" w:hAnsi="Times New Roman" w:cs="Times New Roman" w:eastAsia="宋体"/>
+          <w:b w:val="0"/>
+          <w:i w:val="0"/>
+          <w:color w:val="000000"/>
+          <w:sz w:val="24"/>
+        </w:rPr>
+        <w:t>采用开架式（Open-frame）机械构型的 ROV 而言，其水动力特性与流线型鱼雷状 AUV 存在明显差异。开架式航行器通常挂载外部传感器探头、推进器短舱、照明灯组及耐压水密舱，表面形态不规则且内部水流可穿透框架结构流动</w:t>
+      </w:r>
+      <w:r>
+        <w:rPr>
+          <w:rFonts w:ascii="Times New Roman" w:hAnsi="Times New Roman" w:cs="Times New Roman" w:eastAsia="宋体"/>
+          <w:b w:val="0"/>
+          <w:i w:val="0"/>
+          <w:color w:val="000000"/>
+          <w:sz w:val="24"/>
+        </w:rPr>
+        <w:t>。Caccia 等较早对开架式可变构型无人水下航行器的动力学建模与水动力参数辨识展开了系统研究，指出了开架式航行器附加质量与阻尼矩阵中非对角耦合项的</w:t>
+      </w:r>
+      <w:r>
+        <w:rPr>
+          <w:rFonts w:ascii="Times New Roman" w:hAnsi="Times New Roman" w:cs="Times New Roman" w:eastAsia="宋体"/>
+          <w:b w:val="0"/>
+          <w:i w:val="0"/>
+          <w:color w:val="000000"/>
+          <w:sz w:val="24"/>
+        </w:rPr>
+        <w:t>影响</w:t>
+      </w:r>
+      <w:r>
+        <w:rPr>
+          <w:rFonts w:ascii="Times New Roman" w:hAnsi="Times New Roman" w:cs="Times New Roman" w:eastAsia="宋体"/>
+          <w:b w:val="0"/>
+          <w:i w:val="0"/>
+          <w:color w:val="000000"/>
+          <w:sz w:val="24"/>
+        </w:rPr>
+        <w:t>，验证了基于机理模型结构结合试验数据辨识主导水动力参数的可行性</w:t>
       </w:r>
       <w:hyperlink w:anchor="_Ref_Paper_2" w:history="1">
         <w:r>
@@ -1255,7 +1636,37 @@
           <w:color w:val="000000"/>
           <w:sz w:val="24"/>
         </w:rPr>
-        <w:t>由于开架式航行器的水动力系数难以仅凭理论解析精确计算，结合试验手段与运行数据开展系统辨识成为获取可用工程模型的必经之路。在传统水动力测试中，平面运动机构（PMM）水池拖曳试验精度高但设备昂贵且周期长。为此，低成本、高效率的原位试验与动态响应辨识方法受到了研究者的广泛关注。Ross、Fossen 与 Johansen 提出了基于自由衰减试验（Free Decay Tests）辨识水下航行器水动力系数的方法，通过释放初始位移并记录单自由度衰减振荡曲线即可解算出主要惯性与阻尼参数，具有操作简便、物理直观的突出优点</w:t>
+        <w:t>由于开架式航行器的水动力系数难以仅凭理论解析精确计算，结合试验手段与运行数据开展系统辨识成为获取可用工程模型的</w:t>
+      </w:r>
+      <w:r>
+        <w:rPr>
+          <w:rFonts w:ascii="Times New Roman" w:hAnsi="Times New Roman" w:cs="Times New Roman" w:eastAsia="宋体"/>
+          <w:b w:val="0"/>
+          <w:i w:val="0"/>
+          <w:color w:val="000000"/>
+          <w:sz w:val="24"/>
+        </w:rPr>
+        <w:t>重要途径。在传统水动力测试中，平面运动机构（PMM）水池拖曳试验精度高但设备成本高、周期长</w:t>
+      </w:r>
+      <w:r>
+        <w:rPr>
+          <w:rFonts w:ascii="Times New Roman" w:hAnsi="Times New Roman" w:cs="Times New Roman" w:eastAsia="宋体"/>
+          <w:b w:val="0"/>
+          <w:i w:val="0"/>
+          <w:color w:val="000000"/>
+          <w:sz w:val="24"/>
+        </w:rPr>
+        <w:t>。为此，低成本、高效率的原位试验与动态响应辨识方法受到了研究者的广泛关注。Ross、Fossen 与 Johansen 提出了基于自由衰减试验（Free Decay Tests）辨识水下航行器水动力系数的方法，通过释放初始位移并记录单自由度衰减振荡曲线即可解算出主要惯性与阻尼参数，具有操作简便、物理直观的</w:t>
+      </w:r>
+      <w:r>
+        <w:rPr>
+          <w:rFonts w:ascii="Times New Roman" w:hAnsi="Times New Roman" w:cs="Times New Roman" w:eastAsia="宋体"/>
+          <w:b w:val="0"/>
+          <w:i w:val="0"/>
+          <w:color w:val="000000"/>
+          <w:sz w:val="24"/>
+        </w:rPr>
+        <w:t>特点</w:t>
       </w:r>
       <w:hyperlink w:anchor="_Ref_Paper_3" w:history="1">
         <w:r>
@@ -1299,7 +1710,27 @@
           <w:color w:val="000000"/>
           <w:sz w:val="24"/>
         </w:rPr>
-        <w:t>。在辨识算法演进方面，针对水下传感器在真实水体环境中不可避免的测量噪声，Liu 等探讨了最大似然估计（ML）在水下航行器非线性阻尼与附加质量辨识中的应用，显著提升了参数估计在统计意义上的一致性</w:t>
+        <w:t>。在辨识算法演进方面，针对水下传感器在真实水体环境中</w:t>
+      </w:r>
+      <w:r>
+        <w:rPr>
+          <w:rFonts w:ascii="Times New Roman" w:hAnsi="Times New Roman" w:cs="Times New Roman" w:eastAsia="宋体"/>
+          <w:b w:val="0"/>
+          <w:i w:val="0"/>
+          <w:color w:val="000000"/>
+          <w:sz w:val="24"/>
+        </w:rPr>
+        <w:t>存在的测量噪声，Liu 等探讨了最大似然估计（ML）在水下航行器非线性阻尼与附加质量辨识中的应用，提升了</w:t>
+      </w:r>
+      <w:r>
+        <w:rPr>
+          <w:rFonts w:ascii="Times New Roman" w:hAnsi="Times New Roman" w:cs="Times New Roman" w:eastAsia="宋体"/>
+          <w:b w:val="0"/>
+          <w:i w:val="0"/>
+          <w:color w:val="000000"/>
+          <w:sz w:val="24"/>
+        </w:rPr>
+        <w:t>参数估计在统计意义上的一致性</w:t>
       </w:r>
       <w:hyperlink w:anchor="_Ref_Paper_5" w:history="1">
         <w:r>
@@ -1343,7 +1774,27 @@
           <w:color w:val="000000"/>
           <w:sz w:val="24"/>
         </w:rPr>
-        <w:t>。国内哈尔滨工程大学等团队在水动力参数数值计算与辨识领域亦取得了丰硕成果，如高婷、庞永杰等针对水下航行器复杂构型水动力系数计算方法开展了系统研究，结合几何特征分析、数值仿真与试验修正建立了面向控制设计的实用化模型</w:t>
+        <w:t>。国内哈尔滨工程大学等团队在水动力参数数值计算与辨识领域亦取得了</w:t>
+      </w:r>
+      <w:r>
+        <w:rPr>
+          <w:rFonts w:ascii="Times New Roman" w:hAnsi="Times New Roman" w:cs="Times New Roman" w:eastAsia="宋体"/>
+          <w:b w:val="0"/>
+          <w:i w:val="0"/>
+          <w:color w:val="000000"/>
+          <w:sz w:val="24"/>
+        </w:rPr>
+        <w:t>丰富</w:t>
+      </w:r>
+      <w:r>
+        <w:rPr>
+          <w:rFonts w:ascii="Times New Roman" w:hAnsi="Times New Roman" w:cs="Times New Roman" w:eastAsia="宋体"/>
+          <w:b w:val="0"/>
+          <w:i w:val="0"/>
+          <w:color w:val="000000"/>
+          <w:sz w:val="24"/>
+        </w:rPr>
+        <w:t>成果，如高婷、庞永杰等针对水下航行器复杂构型水动力系数计算方法开展了系统研究，结合几何特征分析、数值仿真与试验修正建立了面向控制设计的实用化模型</w:t>
       </w:r>
       <w:hyperlink w:anchor="_Ref_Paper_7" w:history="1">
         <w:r>
@@ -1441,7 +1892,27 @@
           <w:color w:val="000000"/>
           <w:sz w:val="24"/>
         </w:rPr>
-        <w:t>在早期的工程实际中，独立单回路 PID 或级联 PID 控制得到了广泛应用，其不依赖精确数学模型，通过误差积分消除稳态偏差，在平稳水流环境下的定点悬停或缓慢巡航中具备较好实用性</w:t>
+        <w:t>在早期的工程实际中，独立单回路 PID 或级联 PID 控制得到了广泛应用，其不依赖精确数学模型，通过误差积分消除稳态偏差，在平稳水流环境下的定点悬停或</w:t>
+      </w:r>
+      <w:r>
+        <w:rPr>
+          <w:rFonts w:ascii="Times New Roman" w:hAnsi="Times New Roman" w:cs="Times New Roman" w:eastAsia="宋体"/>
+          <w:b w:val="0"/>
+          <w:i w:val="0"/>
+          <w:color w:val="000000"/>
+          <w:sz w:val="24"/>
+        </w:rPr>
+        <w:t>低速巡航</w:t>
+      </w:r>
+      <w:r>
+        <w:rPr>
+          <w:rFonts w:ascii="Times New Roman" w:hAnsi="Times New Roman" w:cs="Times New Roman" w:eastAsia="宋体"/>
+          <w:b w:val="0"/>
+          <w:i w:val="0"/>
+          <w:color w:val="000000"/>
+          <w:sz w:val="24"/>
+        </w:rPr>
+        <w:t>中具备较好实用性</w:t>
       </w:r>
       <w:hyperlink w:anchor="_Ref_Paper_1" w:history="1">
         <w:r>
@@ -1475,7 +1946,47 @@
           <w:color w:val="000000"/>
           <w:sz w:val="24"/>
         </w:rPr>
-        <w:t>。然而，开架式八推进器水下航行器本质上是一个高度非线性、强耦合的多输入多输出（MIMO）动力学系统：航行器在水平面做快速纵向机动时易诱发明显的俯仰和垂荡运动；侧向位移时亦伴随着横滚力矩干扰；重力与浮力的非线性恢复力矩随姿态倾角呈三角函数非线性变化。若完全忽略这些物理耦合，纯线性 PID 控制难以兼顾不同运动工况下的控制品质，容易在大范围机动时出现超调过大甚至推进器高频颤振。</w:t>
+        <w:t>。然而，开架式八推进器水下航行器本质上是一个</w:t>
+      </w:r>
+      <w:r>
+        <w:rPr>
+          <w:rFonts w:ascii="Times New Roman" w:hAnsi="Times New Roman" w:cs="Times New Roman" w:eastAsia="宋体"/>
+          <w:b w:val="0"/>
+          <w:i w:val="0"/>
+          <w:color w:val="000000"/>
+          <w:sz w:val="24"/>
+        </w:rPr>
+        <w:t>非线性、多轴耦合</w:t>
+      </w:r>
+      <w:r>
+        <w:rPr>
+          <w:rFonts w:ascii="Times New Roman" w:hAnsi="Times New Roman" w:cs="Times New Roman" w:eastAsia="宋体"/>
+          <w:b w:val="0"/>
+          <w:i w:val="0"/>
+          <w:color w:val="000000"/>
+          <w:sz w:val="24"/>
+        </w:rPr>
+        <w:t>的多输入多输出（MIMO）动力学系统：航行器在水平面做快速纵向机动时易诱发明显的俯仰和垂荡运动；侧向位移时亦伴随着横滚力矩干扰；重力与浮力的非线性恢复力矩随姿态倾角呈三角函数非线性变化。若完全忽略这些物理耦合，纯线性 PID 控制难以兼顾不同运动工况下的控制品质，容易在</w:t>
+      </w:r>
+      <w:r>
+        <w:rPr>
+          <w:rFonts w:ascii="Times New Roman" w:hAnsi="Times New Roman" w:cs="Times New Roman" w:eastAsia="宋体"/>
+          <w:b w:val="0"/>
+          <w:i w:val="0"/>
+          <w:color w:val="000000"/>
+          <w:sz w:val="24"/>
+        </w:rPr>
+        <w:t>较大幅度机动时出现超调偏大或推进器输出抖振</w:t>
+      </w:r>
+      <w:r>
+        <w:rPr>
+          <w:rFonts w:ascii="Times New Roman" w:hAnsi="Times New Roman" w:cs="Times New Roman" w:eastAsia="宋体"/>
+          <w:b w:val="0"/>
+          <w:i w:val="0"/>
+          <w:color w:val="000000"/>
+          <w:sz w:val="24"/>
+        </w:rPr>
+        <w:t>。</w:t>
       </w:r>
     </w:p>
     <w:p>
@@ -1493,7 +2004,37 @@
           <w:color w:val="000000"/>
           <w:sz w:val="24"/>
         </w:rPr>
-        <w:t>针对上述瓶颈，结合动力学模型已知特性与实时状态反馈的现代控制方法成为水下航行器控制领域的研究重点。Fernandes 等针对观察级 ROV 提出了一种基于高增益状态观测器的输出反馈运动控制系统，将航行器的标称动力学模型与状态重构相结合，仅依赖有限传感器输出即实现了深度、航向和水平面位置的稳定闭环控制，并通过理论分析与水池试验证明了有效性</w:t>
+        <w:t>针对上述</w:t>
+      </w:r>
+      <w:r>
+        <w:rPr>
+          <w:rFonts w:ascii="Times New Roman" w:hAnsi="Times New Roman" w:cs="Times New Roman" w:eastAsia="宋体"/>
+          <w:b w:val="0"/>
+          <w:i w:val="0"/>
+          <w:color w:val="000000"/>
+          <w:sz w:val="24"/>
+        </w:rPr>
+        <w:t>问题</w:t>
+      </w:r>
+      <w:r>
+        <w:rPr>
+          <w:rFonts w:ascii="Times New Roman" w:hAnsi="Times New Roman" w:cs="Times New Roman" w:eastAsia="宋体"/>
+          <w:b w:val="0"/>
+          <w:i w:val="0"/>
+          <w:color w:val="000000"/>
+          <w:sz w:val="24"/>
+        </w:rPr>
+        <w:t>，结合动力学模型已知特性与实时状态反馈的现代控制方法成为水下航行器控制领域的研究重点。Fernandes 等针对观察级 ROV 提出了一种基于高增益状态观测器的输出反馈运动控制系统，将航行器的标称动力学模型与状态重构相结合，仅依赖有限传感器输出即实现了深度、航向和水平面位置的稳定闭环控制，并通过理论分析与水池试验</w:t>
+      </w:r>
+      <w:r>
+        <w:rPr>
+          <w:rFonts w:ascii="Times New Roman" w:hAnsi="Times New Roman" w:cs="Times New Roman" w:eastAsia="宋体"/>
+          <w:b w:val="0"/>
+          <w:i w:val="0"/>
+          <w:color w:val="000000"/>
+          <w:sz w:val="24"/>
+        </w:rPr>
+        <w:t>验证了有效性</w:t>
       </w:r>
       <w:hyperlink w:anchor="_Ref_Paper_9" w:history="1">
         <w:r>
@@ -1515,7 +2056,17 @@
           <w:color w:val="000000"/>
           <w:sz w:val="24"/>
         </w:rPr>
-        <w:t>。Chu 等针对实际水下航行器普遍存在的推进器电机一阶动态延迟与推力幅值饱和问题，提出了一种融合动力学模型前馈补偿与自适应参数更新的轨迹跟踪控制方法，不仅显著降低了水动力阻尼参数不确定性对跟踪精度的影响，而且在推进器达到物理推力极限时表现出良好的闭环适应性</w:t>
+        <w:t>。Chu 等针对实际水下航行器普遍存在的推进器电机一阶动态延迟与推力幅值饱和问题，提出了一种融合动力学模型前馈补偿与自适应参数更新的轨迹跟踪控制方法，</w:t>
+      </w:r>
+      <w:r>
+        <w:rPr>
+          <w:rFonts w:ascii="Times New Roman" w:hAnsi="Times New Roman" w:cs="Times New Roman" w:eastAsia="宋体"/>
+          <w:b w:val="0"/>
+          <w:i w:val="0"/>
+          <w:color w:val="000000"/>
+          <w:sz w:val="24"/>
+        </w:rPr>
+        <w:t>降低了水动力阻尼参数不确定性对跟踪精度的影响，并在推进器达到推力上限时保持了良好的闭环稳定性</w:t>
       </w:r>
       <w:hyperlink w:anchor="_Ref_Paper_10" w:history="1">
         <w:r>
@@ -1537,7 +2088,55 @@
           <w:color w:val="000000"/>
           <w:sz w:val="24"/>
         </w:rPr>
-        <w:t>。与此同时，围绕非线性系统精确解耦，基于反馈线性化与动态逆思想的控制方法也得到了广泛探索。这类方法的核心思路在于利用动力学模型计算出抵消已知非线性项（如静水力恢复项、科氏力与主导阻尼项）所需的前馈控制力矩，将非线性耦合系统在名义上等效线性化为一个解耦的二阶积分器链路，简化了闭环状态反馈控制器的参数整定。此外，针对全状态精确机理模型难以获取的客观现实，国内外学者近年来进一步探索了增量非线性动态逆（INDI）等局部增量控制思想在水下航行器上的应用可行性，例如 Slawik 等探讨了将增量动态逆方法应用于特技作业 AUV 敏捷姿态控制的可行性，通过高频传感器反馈在局部时间微元内补偿模型不确定性，展现出优异的高频抗扰潜力</w:t>
+        <w:t>。</w:t>
+      </w:r>
+    </w:p>
+    <w:p>
+      <w:pPr>
+        <w:pStyle w:val="a7"/>
+        <w:jc w:val="both"/>
+        <w:spacing w:line="360" w:lineRule="auto"/>
+        <w:ind w:firstLineChars="200" w:firstLine="480"/>
+      </w:pPr>
+      <w:r>
+        <w:rPr>
+          <w:rFonts w:ascii="Times New Roman" w:hAnsi="Times New Roman" w:cs="Times New Roman" w:eastAsia="宋体"/>
+          <w:b w:val="0"/>
+          <w:i w:val="0"/>
+          <w:color w:val="000000"/>
+          <w:sz w:val="24"/>
+        </w:rPr>
+        <w:t>与此同时，围绕非线性系统</w:t>
+      </w:r>
+      <w:r>
+        <w:rPr>
+          <w:rFonts w:ascii="Times New Roman" w:hAnsi="Times New Roman" w:cs="Times New Roman" w:eastAsia="宋体"/>
+          <w:b w:val="0"/>
+          <w:i w:val="0"/>
+          <w:color w:val="000000"/>
+          <w:sz w:val="24"/>
+        </w:rPr>
+        <w:t>解耦，基于反馈线性化与动态逆思想的控制方法也得到了深入探索</w:t>
+      </w:r>
+      <w:r>
+        <w:rPr>
+          <w:rFonts w:ascii="Times New Roman" w:hAnsi="Times New Roman" w:cs="Times New Roman" w:eastAsia="宋体"/>
+          <w:b w:val="0"/>
+          <w:i w:val="0"/>
+          <w:color w:val="000000"/>
+          <w:sz w:val="24"/>
+        </w:rPr>
+        <w:t>。这类方法的核心思路在于利用动力学模型计算出抵消已知非线性项（如静水力恢复项、科氏力与主导阻尼项）所需的前馈控制力矩，将非线性耦合系统在</w:t>
+      </w:r>
+      <w:r>
+        <w:rPr>
+          <w:rFonts w:ascii="Times New Roman" w:hAnsi="Times New Roman" w:cs="Times New Roman" w:eastAsia="宋体"/>
+          <w:b w:val="0"/>
+          <w:i w:val="0"/>
+          <w:color w:val="000000"/>
+          <w:sz w:val="24"/>
+        </w:rPr>
+        <w:t>标称意义上等效转化为解耦的线性通道，从而简化闭环状态反馈控制器的参数整定。此外，针对全状态精确机理模型难以完整获取的客观现实，学者们进一步探索了增量非线性动态逆（INDI）等局部增量控制方法。Smeur、Chu 等在微型飞行器姿态控制中系统建立了自适应增量非线性动态逆控制框架，利用角加速度高频反馈与同步滤波补偿有效抑制了模型不确定性与外部风扰的影响</w:t>
       </w:r>
       <w:hyperlink w:anchor="_Ref_Paper_11" w:history="1">
         <w:r>
@@ -1559,7 +2158,29 @@
           <w:color w:val="000000"/>
           <w:sz w:val="24"/>
         </w:rPr>
-        <w:t>。综合国内外运动控制方法的发展演进可知，依托经验证的标称动力学模型，在控制回路中显式引入模型前馈或动态逆补偿以抵消主要已知的恢复力矩与主导流体效应，同时在反馈回路中融合实时状态误差开展稳健的状态反馈调节，在确保系统渐近稳定性的同时，为后续针对具体平台特性开展控制算法的横向比选与深入探索留出充分的方法比选空间与算法拓展余地。</w:t>
+        <w:t>；在此基础上，Slawik 等进一步将增量动态逆方法引入特技作业水下航行器（Cuttlefish AUV）的姿态控制中，结合标称水动力模型与传感器反馈在局部时间微元内补偿未建模动态，展现出较好的动态抗扰能力</w:t>
+      </w:r>
+      <w:hyperlink w:anchor="_Ref_Paper_12" w:history="1">
+        <w:r>
+          <w:rPr>
+            <w:rFonts w:ascii="Times New Roman" w:hAnsi="Times New Roman" w:cs="Times New Roman" w:eastAsia="宋体"/>
+            <w:sz w:val="24"/>
+            <w:szCs w:val="24"/>
+            <w:color w:val="000000"/>
+            <w:vertAlign w:val="superscript"/>
+          </w:rPr>
+          <w:t>[12]</w:t>
+        </w:r>
+      </w:hyperlink>
+      <w:r>
+        <w:rPr>
+          <w:rFonts w:ascii="Times New Roman" w:hAnsi="Times New Roman" w:cs="Times New Roman" w:eastAsia="宋体"/>
+          <w:b w:val="0"/>
+          <w:i w:val="0"/>
+          <w:color w:val="000000"/>
+          <w:sz w:val="24"/>
+        </w:rPr>
+        <w:t>。</w:t>
       </w:r>
     </w:p>
     <w:p>
@@ -1571,13 +2192,33 @@
       </w:pPr>
       <w:r>
         <w:rPr>
-          <w:rFonts w:ascii="Times New Roman" w:hAnsi="Times New Roman" w:cs="Times New Roman" w:eastAsia="黑体"/>
-          <w:b w:val="0"/>
-          <w:i w:val="0"/>
-          <w:color w:val="000000"/>
-          <w:sz w:val="24"/>
-        </w:rPr>
-        <w:t>（3）多推进器控制分配研究现状</w:t>
+          <w:rFonts w:ascii="Times New Roman" w:hAnsi="Times New Roman" w:cs="Times New Roman" w:eastAsia="宋体"/>
+          <w:b w:val="0"/>
+          <w:i w:val="0"/>
+          <w:color w:val="000000"/>
+          <w:sz w:val="24"/>
+        </w:rPr>
+        <w:t>综合国内外运动控制方法的发展演进可知，依托经验证的标称动力学模型，在控制回路中显式引入模型前馈或动态逆补偿以抵消主要已知的恢复力矩与主导流体效应，同时在反馈回路中融合实时状态误差开展稳健的状态反馈调节，</w:t>
+      </w:r>
+      <w:r>
+        <w:rPr>
+          <w:rFonts w:ascii="Times New Roman" w:hAnsi="Times New Roman" w:cs="Times New Roman" w:eastAsia="宋体"/>
+          <w:b w:val="0"/>
+          <w:i w:val="0"/>
+          <w:color w:val="000000"/>
+          <w:sz w:val="24"/>
+        </w:rPr>
+        <w:t>能够在保证系统闭环稳定性的同时，为后续结合平台特性</w:t>
+      </w:r>
+      <w:r>
+        <w:rPr>
+          <w:rFonts w:ascii="Times New Roman" w:hAnsi="Times New Roman" w:cs="Times New Roman" w:eastAsia="宋体"/>
+          <w:b w:val="0"/>
+          <w:i w:val="0"/>
+          <w:color w:val="000000"/>
+          <w:sz w:val="24"/>
+        </w:rPr>
+        <w:t>开展控制算法的横向比选与深入探索留出充分的方法比选空间与算法拓展余地。</w:t>
       </w:r>
     </w:p>
     <w:p>
@@ -1589,13 +2230,51 @@
       </w:pPr>
       <w:r>
         <w:rPr>
-          <w:rFonts w:ascii="Times New Roman" w:hAnsi="Times New Roman" w:cs="Times New Roman" w:eastAsia="宋体"/>
-          <w:b w:val="0"/>
-          <w:i w:val="0"/>
-          <w:color w:val="000000"/>
-          <w:sz w:val="24"/>
-        </w:rPr>
-        <w:t xml:space="preserve">对于配备八个推进器的全驱动开架式水下航行器而言，其独立的物理执行器通道数量（8 个推进器）严格大于空间六自由度广义力与力矩的数量（6 个控制维度），属于典型的过驱动（Over-actuated）冗余控制系统。上层运动控制器根据参考轨迹与当前状态误差计算出的是机体所需的合力与合力矩 </w:t>
+          <w:rFonts w:ascii="Times New Roman" w:hAnsi="Times New Roman" w:cs="Times New Roman" w:eastAsia="黑体"/>
+          <w:b w:val="0"/>
+          <w:i w:val="0"/>
+          <w:color w:val="000000"/>
+          <w:sz w:val="24"/>
+        </w:rPr>
+        <w:t>（3）多推进器控制分配研究现状</w:t>
+      </w:r>
+    </w:p>
+    <w:p>
+      <w:pPr>
+        <w:pStyle w:val="a7"/>
+        <w:jc w:val="both"/>
+        <w:spacing w:line="360" w:lineRule="auto"/>
+        <w:ind w:firstLineChars="200" w:firstLine="480"/>
+      </w:pPr>
+      <w:r>
+        <w:rPr>
+          <w:rFonts w:ascii="Times New Roman" w:hAnsi="Times New Roman" w:cs="Times New Roman" w:eastAsia="宋体"/>
+          <w:b w:val="0"/>
+          <w:i w:val="0"/>
+          <w:color w:val="000000"/>
+          <w:sz w:val="24"/>
+        </w:rPr>
+        <w:t>对于配备八个推进器的全驱动开架式水下航行器而言，其独立的物理执行器通道数量（8 个推进器）</w:t>
+      </w:r>
+      <w:r>
+        <w:rPr>
+          <w:rFonts w:ascii="Times New Roman" w:hAnsi="Times New Roman" w:cs="Times New Roman" w:eastAsia="宋体"/>
+          <w:b w:val="0"/>
+          <w:i w:val="0"/>
+          <w:color w:val="000000"/>
+          <w:sz w:val="24"/>
+        </w:rPr>
+        <w:t>大于</w:t>
+      </w:r>
+      <w:r>
+        <w:rPr>
+          <w:rFonts w:ascii="Times New Roman" w:hAnsi="Times New Roman" w:cs="Times New Roman" w:eastAsia="宋体"/>
+          <w:b w:val="0"/>
+          <w:i w:val="0"/>
+          <w:color w:val="000000"/>
+          <w:sz w:val="24"/>
+        </w:rPr>
+        <w:t xml:space="preserve">空间六自由度广义力与力矩的数量（6 个控制维度），属于典型的过驱动（Over-actuated）冗余控制系统。上层运动控制器根据参考轨迹与当前状态误差计算出的是机体所需的合力与合力矩 </w:t>
       </w:r>
       <m:oMath>
         <m:sSub>
@@ -1736,7 +2415,27 @@
           <w:color w:val="000000"/>
           <w:sz w:val="24"/>
         </w:rPr>
-        <w:t>。如何将低维的期望广义力矩合理、无失真地解算并映射为高维的各推进器控制指令，即为控制分配（Control Allocation）所要解决的关键课题。</w:t>
+        <w:t>。如何将低维的期望广义力矩合理、</w:t>
+      </w:r>
+      <w:r>
+        <w:rPr>
+          <w:rFonts w:ascii="Times New Roman" w:hAnsi="Times New Roman" w:cs="Times New Roman" w:eastAsia="宋体"/>
+          <w:b w:val="0"/>
+          <w:i w:val="0"/>
+          <w:color w:val="000000"/>
+          <w:sz w:val="24"/>
+        </w:rPr>
+        <w:t>低失真地</w:t>
+      </w:r>
+      <w:r>
+        <w:rPr>
+          <w:rFonts w:ascii="Times New Roman" w:hAnsi="Times New Roman" w:cs="Times New Roman" w:eastAsia="宋体"/>
+          <w:b w:val="0"/>
+          <w:i w:val="0"/>
+          <w:color w:val="000000"/>
+          <w:sz w:val="24"/>
+        </w:rPr>
+        <w:t>解算并映射为高维的各推进器控制指令，即为控制分配（Control Allocation）所要解决的关键课题。</w:t>
       </w:r>
     </w:p>
     <w:p>
@@ -1754,29 +2453,7 @@
           <w:color w:val="000000"/>
           <w:sz w:val="24"/>
         </w:rPr>
-        <w:t>Johansen 与 Fossen 在权威控制分配综述中，系统梳理了航空航天、海洋船舶与机器人领域中控制分配的理论体系</w:t>
-      </w:r>
-      <w:hyperlink w:anchor="_Ref_Paper_12" w:history="1">
-        <w:r>
-          <w:rPr>
-            <w:rFonts w:ascii="Times New Roman" w:hAnsi="Times New Roman" w:cs="Times New Roman" w:eastAsia="宋体"/>
-            <w:sz w:val="24"/>
-            <w:szCs w:val="24"/>
-            <w:color w:val="000000"/>
-            <w:vertAlign w:val="superscript"/>
-          </w:rPr>
-          <w:t>[12]</w:t>
-        </w:r>
-      </w:hyperlink>
-      <w:r>
-        <w:rPr>
-          <w:rFonts w:ascii="Times New Roman" w:hAnsi="Times New Roman" w:cs="Times New Roman" w:eastAsia="宋体"/>
-          <w:b w:val="0"/>
-          <w:i w:val="0"/>
-          <w:color w:val="000000"/>
-          <w:sz w:val="24"/>
-        </w:rPr>
-        <w:t>。在无约束或弱约束条件下，基于几何映射矩阵的广义逆（伪逆）法由于具备解析形式、计算耗时微秒级，在工程中得到了最广泛的基础应用；通过在伪逆中引入对角加权矩阵（加权伪逆法），能够根据推进器物理尺寸、功率或安装力臂灵活分配控制权重。万磊、徐玉如与庞永杰等较早针对多推力器水下机器人的控制分配开展了开创性研究，探讨了基于广义逆与加权伪逆的推力协调方案，并进一步拓展到了推力器单点故障下的容错控制与重构分配领域</w:t>
+        <w:t>Fossen 与 Johansen 针对船舶与水下航行器的推力分配问题开展了系统梳理，总结了海洋运载器过驱动控制分配的基本模型与求解框架</w:t>
       </w:r>
       <w:hyperlink w:anchor="_Ref_Paper_13" w:history="1">
         <w:r>
@@ -1798,7 +2475,7 @@
           <w:color w:val="000000"/>
           <w:sz w:val="24"/>
         </w:rPr>
-        <w:t>。然而，实际物理推进器均存在严苛的物理限制：推进器电机转速存在最高上限，导致正向推力与反向推力存在明确的幅值边界，且螺旋桨水动力特性决定了正转推力通常大于反转推力；同时，电机加速度与电调响应决定了推力变化率存在物理约束。若直接采用无约束伪逆求解，当某一个或多个推进器计算推力超出物理上限时，简单的截断饱和处理会导致实际产生的六维广义力和力矩方向发生偏转，即出现严重的“力矩交叉耦合失真”，进而危及姿态闭环稳定性。为此，带物理约束的推力分配优化算法成为了近年的研究重点。程卫平、王猛等针对水下机器人推力器物理输出上限，研究了基于可行方向法等处理推力边界约束的优化分配算法，有效克服了推力饱和导致的力矩分配畸变</w:t>
+        <w:t>；随后，Johansen 与 Fossen 在控制分配综述中进一步完善了无约束广义逆、有界二次规划及再分配方法的理论体系</w:t>
       </w:r>
       <w:hyperlink w:anchor="_Ref_Paper_14" w:history="1">
         <w:r>
@@ -1820,7 +2497,47 @@
           <w:color w:val="000000"/>
           <w:sz w:val="24"/>
         </w:rPr>
-        <w:t>；孙广威等针对矢量推进 ROV 提出了兼顾推力约束与分配效率的多级推力分配策略，在多推进器协调与能耗抑制方面取得了良好效果</w:t>
+        <w:t>。</w:t>
+      </w:r>
+      <w:r>
+        <w:rPr>
+          <w:rFonts w:ascii="Times New Roman" w:hAnsi="Times New Roman" w:cs="Times New Roman" w:eastAsia="宋体"/>
+          <w:b w:val="0"/>
+          <w:i w:val="0"/>
+          <w:color w:val="000000"/>
+          <w:sz w:val="24"/>
+        </w:rPr>
+        <w:t>在无约束或弱约束条件下，基于几何映射矩阵的广义逆（伪逆）法由于具备解析形式、</w:t>
+      </w:r>
+      <w:r>
+        <w:rPr>
+          <w:rFonts w:ascii="Times New Roman" w:hAnsi="Times New Roman" w:cs="Times New Roman" w:eastAsia="宋体"/>
+          <w:b w:val="0"/>
+          <w:i w:val="0"/>
+          <w:color w:val="000000"/>
+          <w:sz w:val="24"/>
+        </w:rPr>
+        <w:t>计算开销小，在工程中得到了广泛的基础应用</w:t>
+      </w:r>
+      <w:r>
+        <w:rPr>
+          <w:rFonts w:ascii="Times New Roman" w:hAnsi="Times New Roman" w:cs="Times New Roman" w:eastAsia="宋体"/>
+          <w:b w:val="0"/>
+          <w:i w:val="0"/>
+          <w:color w:val="000000"/>
+          <w:sz w:val="24"/>
+        </w:rPr>
+        <w:t>；通过在伪逆中引入对角加权矩阵（加权伪逆法），能够根据推进器物理尺寸、功率或安装力臂灵活分配控制权重。万磊、徐玉如与庞永杰等较早针对多推力器水下机器人的控制分配开展了</w:t>
+      </w:r>
+      <w:r>
+        <w:rPr>
+          <w:rFonts w:ascii="Times New Roman" w:hAnsi="Times New Roman" w:cs="Times New Roman" w:eastAsia="宋体"/>
+          <w:b w:val="0"/>
+          <w:i w:val="0"/>
+          <w:color w:val="000000"/>
+          <w:sz w:val="24"/>
+        </w:rPr>
+        <w:t>系统性研究，探讨了基于广义逆与加权伪逆的推力协调方案，并拓展到了推力器故障下的容错重构分配领域</w:t>
       </w:r>
       <w:hyperlink w:anchor="_Ref_Paper_15" w:history="1">
         <w:r>
@@ -1842,7 +2559,109 @@
           <w:color w:val="000000"/>
           <w:sz w:val="24"/>
         </w:rPr>
-        <w:t xml:space="preserve">。由此可见，根据已有八推进器平台的空间安装位置、推力矢量方向及力臂关系，准确建立反映平台真实几何构型的 </w:t>
+        <w:t>。</w:t>
+      </w:r>
+    </w:p>
+    <w:p>
+      <w:pPr>
+        <w:pStyle w:val="a7"/>
+        <w:jc w:val="both"/>
+        <w:spacing w:line="360" w:lineRule="auto"/>
+        <w:ind w:firstLineChars="200" w:firstLine="480"/>
+      </w:pPr>
+      <w:r>
+        <w:rPr>
+          <w:rFonts w:ascii="Times New Roman" w:hAnsi="Times New Roman" w:cs="Times New Roman" w:eastAsia="宋体"/>
+          <w:b w:val="0"/>
+          <w:i w:val="0"/>
+          <w:color w:val="000000"/>
+          <w:sz w:val="24"/>
+        </w:rPr>
+        <w:t>然而，实际物理推进器均存在</w:t>
+      </w:r>
+      <w:r>
+        <w:rPr>
+          <w:rFonts w:ascii="Times New Roman" w:hAnsi="Times New Roman" w:cs="Times New Roman" w:eastAsia="宋体"/>
+          <w:b w:val="0"/>
+          <w:i w:val="0"/>
+          <w:color w:val="000000"/>
+          <w:sz w:val="24"/>
+        </w:rPr>
+        <w:t>明确的物理边界约束：推进器电机转速存在上限，导致正向推力与反向推力存在确定的幅值边界，且螺旋桨水动力特性决定了正转推力通常大于反转推力。</w:t>
+      </w:r>
+      <w:r>
+        <w:rPr>
+          <w:rFonts w:ascii="Times New Roman" w:hAnsi="Times New Roman" w:cs="Times New Roman" w:eastAsia="宋体"/>
+          <w:b w:val="0"/>
+          <w:i w:val="0"/>
+          <w:color w:val="000000"/>
+          <w:sz w:val="24"/>
+        </w:rPr>
+        <w:t>若直接采用无约束伪逆求解，当某一个或多个推进器计算推力超出物理上限时，简单的截断饱和处理会导致实际产生的六维广义力和力矩方向发生偏转，即出现</w:t>
+      </w:r>
+      <w:r>
+        <w:rPr>
+          <w:rFonts w:ascii="Times New Roman" w:hAnsi="Times New Roman" w:cs="Times New Roman" w:eastAsia="宋体"/>
+          <w:b w:val="0"/>
+          <w:i w:val="0"/>
+          <w:color w:val="000000"/>
+          <w:sz w:val="24"/>
+        </w:rPr>
+        <w:t>“力矩交叉耦合失真”，进而影响姿态闭环稳定性。为此，考虑推力输出范围约束的推力分配算法成为近年的研究重点。程卫平、王猛等针对水下机器人推力器物理输出上限，研究了基于可行方向法等处理推力边界约束的优化分配算法，抑制了推力饱和引起的力矩分配畸变</w:t>
+      </w:r>
+      <w:hyperlink w:anchor="_Ref_Paper_16" w:history="1">
+        <w:r>
+          <w:rPr>
+            <w:rFonts w:ascii="Times New Roman" w:hAnsi="Times New Roman" w:cs="Times New Roman" w:eastAsia="宋体"/>
+            <w:sz w:val="24"/>
+            <w:szCs w:val="24"/>
+            <w:color w:val="000000"/>
+            <w:vertAlign w:val="superscript"/>
+          </w:rPr>
+          <w:t>[16]</w:t>
+        </w:r>
+      </w:hyperlink>
+      <w:r>
+        <w:rPr>
+          <w:rFonts w:ascii="Times New Roman" w:hAnsi="Times New Roman" w:cs="Times New Roman" w:eastAsia="宋体"/>
+          <w:b w:val="0"/>
+          <w:i w:val="0"/>
+          <w:color w:val="000000"/>
+          <w:sz w:val="24"/>
+        </w:rPr>
+        <w:t>；孙广威等针对矢量推进 ROV 提出了兼顾推力约束与分配效率的多级推力分配策略，在多推进器协调与能耗控制方面取得了良好效果</w:t>
+      </w:r>
+      <w:hyperlink w:anchor="_Ref_Paper_17" w:history="1">
+        <w:r>
+          <w:rPr>
+            <w:rFonts w:ascii="Times New Roman" w:hAnsi="Times New Roman" w:cs="Times New Roman" w:eastAsia="宋体"/>
+            <w:sz w:val="24"/>
+            <w:szCs w:val="24"/>
+            <w:color w:val="000000"/>
+            <w:vertAlign w:val="superscript"/>
+          </w:rPr>
+          <w:t>[17]</w:t>
+        </w:r>
+      </w:hyperlink>
+      <w:r>
+        <w:rPr>
+          <w:rFonts w:ascii="Times New Roman" w:hAnsi="Times New Roman" w:cs="Times New Roman" w:eastAsia="宋体"/>
+          <w:b w:val="0"/>
+          <w:i w:val="0"/>
+          <w:color w:val="000000"/>
+          <w:sz w:val="24"/>
+        </w:rPr>
+        <w:t>。</w:t>
+      </w:r>
+      <w:r>
+        <w:rPr>
+          <w:rFonts w:ascii="Times New Roman" w:hAnsi="Times New Roman" w:cs="Times New Roman" w:eastAsia="宋体"/>
+          <w:b w:val="0"/>
+          <w:i w:val="0"/>
+          <w:color w:val="000000"/>
+          <w:sz w:val="24"/>
+        </w:rPr>
+        <w:t xml:space="preserve">由此可见，根据已有八推进器平台的空间安装位置、推力矢量方向及力臂关系，准确建立反映平台真实几何构型的 </w:t>
       </w:r>
       <m:oMath>
         <m:r>
@@ -1865,7 +2684,27 @@
           <w:color w:val="000000"/>
           <w:sz w:val="24"/>
         </w:rPr>
-        <w:t xml:space="preserve"> 控制分配效能矩阵，并在求解流程中系统考虑推进器基本推力输出范围约束，是连接上层闭环运动控制器与底层执行机构不可或缺的核心纽带。</w:t>
+        <w:t xml:space="preserve"> 控制分配</w:t>
+      </w:r>
+      <w:r>
+        <w:rPr>
+          <w:rFonts w:ascii="Times New Roman" w:hAnsi="Times New Roman" w:cs="Times New Roman" w:eastAsia="宋体"/>
+          <w:b w:val="0"/>
+          <w:i w:val="0"/>
+          <w:color w:val="000000"/>
+          <w:sz w:val="24"/>
+        </w:rPr>
+        <w:t>矩阵，并在求解流程中合理考虑推进器基本推力输出范围约束，是连接上层闭环运动控制器与底层执行机构的核心纽带</w:t>
+      </w:r>
+      <w:r>
+        <w:rPr>
+          <w:rFonts w:ascii="Times New Roman" w:hAnsi="Times New Roman" w:cs="Times New Roman" w:eastAsia="宋体"/>
+          <w:b w:val="0"/>
+          <w:i w:val="0"/>
+          <w:color w:val="000000"/>
+          <w:sz w:val="24"/>
+        </w:rPr>
+        <w:t>。</w:t>
       </w:r>
     </w:p>
     <w:p>
@@ -1901,7 +2740,17 @@
           <w:color w:val="000000"/>
           <w:sz w:val="24"/>
         </w:rPr>
-        <w:t>在现代机器人与自主无人系统的研发流程中，控制算法的软件工程实现规范与闭环仿真验证平台扮演着与算法理论同等重要的角色。传统的以学术验证为主要目的的研究往往基于纯数学环境编写离线仿真脚本，虽然易于验证控制方程的收敛性，但完全脱离了嵌入式操作系统（RTOS）的多任务并发调度、中断响应、进程间异步通信以及传感器离散采样抖动等真实物理环境限制，导致研究成果难以向工程物理平台顺畅过渡。</w:t>
+        <w:t>在现代机器人与自主无人系统的研发流程中，控制算法的软件工程实现规范与闭环仿真验证平台扮演着</w:t>
+      </w:r>
+      <w:r>
+        <w:rPr>
+          <w:rFonts w:ascii="Times New Roman" w:hAnsi="Times New Roman" w:cs="Times New Roman" w:eastAsia="宋体"/>
+          <w:b w:val="0"/>
+          <w:i w:val="0"/>
+          <w:color w:val="000000"/>
+          <w:sz w:val="24"/>
+        </w:rPr>
+        <w:t>重要角色。传统的离线仿真研究多基于纯数学脚本编写，虽然便于验证控制方程的理论收敛性，但脱离了嵌入式实时操作系统（RTOS）的多任务并发调度、进程间异步通信以及离散采样周期等软件工程约束，导致研究成果向实验平台移植时往往面临较大的软件重构工作量。</w:t>
       </w:r>
     </w:p>
     <w:p>
@@ -1919,9 +2768,19 @@
           <w:color w:val="000000"/>
           <w:sz w:val="24"/>
         </w:rPr>
-        <w:t>苏黎世联邦理工学院（ETH Zurich）Meier 等主导研发的 PX4 Autopilot 软件框架代表了当前开源机器人自主控制软件工程的最高水平之一</w:t>
-      </w:r>
-      <w:hyperlink w:anchor="_Ref_Paper_16" w:history="1">
+        <w:t>苏黎世联邦理工学院（ETH Zurich）Meier 等主导研发的 PX4 Autopilot 软件框架</w:t>
+      </w:r>
+      <w:r>
+        <w:rPr>
+          <w:rFonts w:ascii="Times New Roman" w:hAnsi="Times New Roman" w:cs="Times New Roman" w:eastAsia="宋体"/>
+          <w:b w:val="0"/>
+          <w:i w:val="0"/>
+          <w:color w:val="000000"/>
+          <w:sz w:val="24"/>
+        </w:rPr>
+        <w:t>是当前无人系统领域广泛应用的开源嵌入式控制软件框架之一</w:t>
+      </w:r>
+      <w:hyperlink w:anchor="_Ref_Paper_18" w:history="1">
         <w:r>
           <w:rPr>
             <w:rFonts w:ascii="Times New Roman" w:hAnsi="Times New Roman" w:cs="Times New Roman" w:eastAsia="宋体"/>
@@ -1930,7 +2789,7 @@
             <w:color w:val="000000"/>
             <w:vertAlign w:val="superscript"/>
           </w:rPr>
-          <w:t>[16]</w:t>
+          <w:t>[18]</w:t>
         </w:r>
       </w:hyperlink>
       <w:r>
@@ -1941,9 +2800,97 @@
           <w:color w:val="000000"/>
           <w:sz w:val="24"/>
         </w:rPr>
-        <w:t>。PX4 采用了严密的“算法层与系统中间件层”解耦设计哲学，底层运行在 NuttX 硬实时嵌入式操作系统上，核心数据链路依托基于共享内存的微对象请求代理（uORB）异步发布/订阅总线构建。在 PX4 架构中，传感器数据采集、状态估计（EKF2）、运动控制计算与执行器控制分配被严格划分为独立的 POSIX 任务或工作队列，各模块仅通过带有高精度时间戳的 uORB 消息进行数据交换。更为重要的是，PX4 原生支持 POSIX 环境下的软件在环（SITL）编译与运行，使得原生 C++ 飞控算法能够在 PC 端以接近实机的调度机制运行，并通过通信接口与外部流体仿真环境实现毫秒级数据闭环，同时依靠高频 ULog 黑匣子机制完整记录所有控制状态与分配残差数据。最初，PX4 主要针对空中无人机进行深度优化。然而，凭借其标准化的控制分配模块与良好的可扩展性，近年来国内外研究机构开始积极将 PX4 引入水下无人航行器领域。德国汉堡工业大学 Hackbarth 等基于 PX4 架构成功研制了 HippoCampus 微型水下航行器，并在水池环境中完成了高机动姿态与编队协同控制验证，充分证实了复用 PX4 模块化控制架构开展水下机器人研发的高可靠性与高效率</w:t>
-      </w:r>
-      <w:hyperlink w:anchor="_Ref_Paper_17" w:history="1">
+        <w:t>。PX4 采用了“算法模块层与系统中间件层”解耦的架构设计，底层支持 NuttX 实时操作系统与 POSIX 环境</w:t>
+      </w:r>
+      <w:r>
+        <w:rPr>
+          <w:rFonts w:ascii="Times New Roman" w:hAnsi="Times New Roman" w:cs="Times New Roman" w:eastAsia="宋体"/>
+          <w:b w:val="0"/>
+          <w:i w:val="0"/>
+          <w:color w:val="000000"/>
+          <w:sz w:val="24"/>
+        </w:rPr>
+        <w:t>，核心数据链路依托基于共享内存的微对象请求代理（uORB）异步发布/订阅总线构建。在 PX4 架构中，</w:t>
+      </w:r>
+      <w:r>
+        <w:rPr>
+          <w:rFonts w:ascii="Times New Roman" w:hAnsi="Times New Roman" w:cs="Times New Roman" w:eastAsia="宋体"/>
+          <w:b w:val="0"/>
+          <w:i w:val="0"/>
+          <w:color w:val="000000"/>
+          <w:sz w:val="24"/>
+        </w:rPr>
+        <w:t>状态估计、运动控制计算与执行器控制分配被划分为独立的功能模块，各模块仅通过带有微秒级时间戳的 uORB 消息进行数据交互。同时，PX4 原生支持软件在环（SITL）编译与运行，使得 C++ 控制与分配模块能够在计算机端按接近实机的调度机制运行，并通过标准消息接口与六自由度动力学仿真模型构成闭环，配合 ULog 日志工具记录各项状态与控制分配数据。</w:t>
+      </w:r>
+    </w:p>
+    <w:p>
+      <w:pPr>
+        <w:pStyle w:val="a7"/>
+        <w:jc w:val="both"/>
+        <w:spacing w:line="360" w:lineRule="auto"/>
+        <w:ind w:firstLineChars="200" w:firstLine="480"/>
+      </w:pPr>
+      <w:r>
+        <w:rPr>
+          <w:rFonts w:ascii="Times New Roman" w:hAnsi="Times New Roman" w:cs="Times New Roman" w:eastAsia="宋体"/>
+          <w:b w:val="0"/>
+          <w:i w:val="0"/>
+          <w:color w:val="000000"/>
+          <w:sz w:val="24"/>
+        </w:rPr>
+        <w:t>最初，PX4 主要针对</w:t>
+      </w:r>
+      <w:r>
+        <w:rPr>
+          <w:rFonts w:ascii="Times New Roman" w:hAnsi="Times New Roman" w:cs="Times New Roman" w:eastAsia="宋体"/>
+          <w:b w:val="0"/>
+          <w:i w:val="0"/>
+          <w:color w:val="000000"/>
+          <w:sz w:val="24"/>
+        </w:rPr>
+        <w:t>空中多旋翼与固定翼飞行器进行设计</w:t>
+      </w:r>
+      <w:r>
+        <w:rPr>
+          <w:rFonts w:ascii="Times New Roman" w:hAnsi="Times New Roman" w:cs="Times New Roman" w:eastAsia="宋体"/>
+          <w:b w:val="0"/>
+          <w:i w:val="0"/>
+          <w:color w:val="000000"/>
+          <w:sz w:val="24"/>
+        </w:rPr>
+        <w:t>。凭借其</w:t>
+      </w:r>
+      <w:r>
+        <w:rPr>
+          <w:rFonts w:ascii="Times New Roman" w:hAnsi="Times New Roman" w:cs="Times New Roman" w:eastAsia="宋体"/>
+          <w:b w:val="0"/>
+          <w:i w:val="0"/>
+          <w:color w:val="000000"/>
+          <w:sz w:val="24"/>
+        </w:rPr>
+        <w:t>模块化的控制分配架构</w:t>
+      </w:r>
+      <w:r>
+        <w:rPr>
+          <w:rFonts w:ascii="Times New Roman" w:hAnsi="Times New Roman" w:cs="Times New Roman" w:eastAsia="宋体"/>
+          <w:b w:val="0"/>
+          <w:i w:val="0"/>
+          <w:color w:val="000000"/>
+          <w:sz w:val="24"/>
+        </w:rPr>
+        <w:t>与良好的可扩展性，近年来国内外研究</w:t>
+      </w:r>
+      <w:r>
+        <w:rPr>
+          <w:rFonts w:ascii="Times New Roman" w:hAnsi="Times New Roman" w:cs="Times New Roman" w:eastAsia="宋体"/>
+          <w:b w:val="0"/>
+          <w:i w:val="0"/>
+          <w:color w:val="000000"/>
+          <w:sz w:val="24"/>
+        </w:rPr>
+        <w:t>团队开始将 PX4 引入水下无人航行器研究领域。德国汉堡工业大学 Hackbarth、Kreuzer 等基于 PX4 架构成功研制了 HippoCampus 微型水下航行器，验证了复用 PX4 模块化控制架构开展水下机器人姿态控制的可行性</w:t>
+      </w:r>
+      <w:hyperlink w:anchor="_Ref_Paper_19" w:history="1">
         <w:r>
           <w:rPr>
             <w:rFonts w:ascii="Times New Roman" w:hAnsi="Times New Roman" w:cs="Times New Roman" w:eastAsia="宋体"/>
@@ -1952,7 +2899,29 @@
             <w:color w:val="000000"/>
             <w:vertAlign w:val="superscript"/>
           </w:rPr>
-          <w:t>[17]</w:t>
+          <w:t>[19]</w:t>
+        </w:r>
+      </w:hyperlink>
+      <w:r>
+        <w:rPr>
+          <w:rFonts w:ascii="Times New Roman" w:hAnsi="Times New Roman" w:cs="Times New Roman" w:eastAsia="宋体"/>
+          <w:b w:val="0"/>
+          <w:i w:val="0"/>
+          <w:color w:val="000000"/>
+          <w:sz w:val="24"/>
+        </w:rPr>
+        <w:t>；随后，Duecker 等进一步推出了改进型开源水下平台 HippoCampus X，依托基于 PX4 的软件在环仿真与水池实验完成了受限水域下的三维机动控制验证，证实了基于 PX4/SITL 构建水下航行器闭环仿真与控制验证体系的工程合理性</w:t>
+      </w:r>
+      <w:hyperlink w:anchor="_Ref_Paper_20" w:history="1">
+        <w:r>
+          <w:rPr>
+            <w:rFonts w:ascii="Times New Roman" w:hAnsi="Times New Roman" w:cs="Times New Roman" w:eastAsia="宋体"/>
+            <w:sz w:val="24"/>
+            <w:szCs w:val="24"/>
+            <w:color w:val="000000"/>
+            <w:vertAlign w:val="superscript"/>
+          </w:rPr>
+          <w:t>[20]</w:t>
         </w:r>
       </w:hyperlink>
       <w:r>
@@ -1999,7 +2968,1171 @@
           <w:color w:val="000000"/>
           <w:sz w:val="24"/>
         </w:rPr>
-        <w:t>综合上述四个领域的国内外研究现状，可以提炼出当前水下无人航行器控制领域的发展趋势与对本课题的关键启示：一是系统研发呈现出机理建模、数据辨识、模型控制、推力分配与飞控闭环仿真全链路协同推进的发展趋势；二是在水下非线性不确定性与强扰动背景下，盲目追求形式极端复杂的强自适应往往难以保证工程鲁棒性，最稳健的方法是以充分验证的标称模型为基石，结合系统状态反馈构建通用且弹性的控制律框架，为后续结合实际辨识结果展开方法比选留出充分的方法比选空间与算法拓展余地；三是依托成熟的开源自主系统飞控架构（如 PX4）及其 SITL 软件在环仿真机制，已成为连接理论算法设计与实物水下平台部署的关键工程纽带与验证平台。基于上述启示，本课题确立了以已有八推进器水下航行器为对象，系统推进六自由度动力学与推进器建模、基于相关数据的系统辨识与模型验证、基于模型和状态反馈的运动控制设计、八推进器控制分配以及基于 PX4/SITL 的闭环仿真验证研究，研究目标明确，技术路线清晰可行，具有扎实的学术支撑与良好的工程应用前景。</w:t>
+        <w:t>为清晰梳理现有水下航行器运动控制与推力分配代表性方案的技术特点，现将国内外主流方案与本课题拟采取的研究方案归纳对比如下（见表 1）：</w:t>
+      </w:r>
+    </w:p>
+    <w:p>
+      <w:pPr>
+        <w:jc w:val="center"/>
+        <w:spacing w:line="240" w:lineRule="auto" w:beforeLines="50" w:before="120"/>
+        <w:ind w:firstLine="0" w:firstLineChars="0" w:left="0"/>
+      </w:pPr>
+      <w:r>
+        <w:rPr>
+          <w:rFonts w:ascii="Times New Roman" w:hAnsi="Times New Roman" w:cs="Times New Roman" w:eastAsia="宋体"/>
+          <w:b/>
+          <w:i w:val="0"/>
+          <w:color w:val="000000"/>
+          <w:sz w:val="21"/>
+        </w:rPr>
+        <w:t>表 1  水下航行器典型运动控制与推力分配方案对比分析</w:t>
+      </w:r>
+    </w:p>
+    <w:tbl>
+      <w:tblPr>
+        <w:tblW w:type="auto" w:w="0"/>
+        <w:jc w:val="center"/>
+        <w:tblLook w:firstColumn="1" w:firstRow="1" w:lastColumn="0" w:lastRow="0" w:noHBand="0" w:noVBand="1" w:val="04A0"/>
+        <w:tblBorders>
+          <w:top w:val="single" w:sz="4" w:space="0" w:color="000000"/>
+          <w:left w:val="single" w:sz="4" w:space="0" w:color="000000"/>
+          <w:bottom w:val="single" w:sz="4" w:space="0" w:color="000000"/>
+          <w:right w:val="single" w:sz="4" w:space="0" w:color="000000"/>
+          <w:insideH w:val="single" w:sz="4" w:space="0" w:color="000000"/>
+          <w:insideV w:val="single" w:sz="4" w:space="0" w:color="000000"/>
+        </w:tblBorders>
+      </w:tblPr>
+      <w:tblGrid>
+        <w:gridCol w:w="1385"/>
+        <w:gridCol w:w="1385"/>
+        <w:gridCol w:w="1385"/>
+        <w:gridCol w:w="1385"/>
+        <w:gridCol w:w="1385"/>
+        <w:gridCol w:w="1385"/>
+      </w:tblGrid>
+      <w:tr>
+        <w:tc>
+          <w:tcPr>
+            <w:tcW w:type="dxa" w:w="1304"/>
+            <w:vAlign w:val="center"/>
+          </w:tcPr>
+          <w:p>
+            <w:pPr>
+              <w:spacing w:before="40" w:after="40" w:line="288" w:lineRule="auto"/>
+              <w:ind w:firstLine="0"/>
+              <w:jc w:val="center"/>
+            </w:pPr>
+            <w:r/>
+            <w:r>
+              <w:rPr>
+                <w:rFonts w:ascii="Times New Roman" w:hAnsi="Times New Roman" w:cs="Times New Roman" w:eastAsia="黑体"/>
+                <w:b/>
+                <w:i w:val="0"/>
+                <w:color w:val="000000"/>
+                <w:sz w:val="19"/>
+              </w:rPr>
+              <w:t>方案类别</w:t>
+            </w:r>
+          </w:p>
+        </w:tc>
+        <w:tc>
+          <w:tcPr>
+            <w:tcW w:type="dxa" w:w="850"/>
+            <w:vAlign w:val="center"/>
+          </w:tcPr>
+          <w:p>
+            <w:pPr>
+              <w:spacing w:before="40" w:after="40" w:line="288" w:lineRule="auto"/>
+              <w:ind w:firstLine="0"/>
+              <w:jc w:val="center"/>
+            </w:pPr>
+            <w:r/>
+            <w:r>
+              <w:rPr>
+                <w:rFonts w:ascii="Times New Roman" w:hAnsi="Times New Roman" w:cs="Times New Roman" w:eastAsia="黑体"/>
+                <w:b/>
+                <w:i w:val="0"/>
+                <w:color w:val="000000"/>
+                <w:sz w:val="19"/>
+              </w:rPr>
+              <w:t>代表性文献</w:t>
+            </w:r>
+          </w:p>
+        </w:tc>
+        <w:tc>
+          <w:tcPr>
+            <w:tcW w:type="dxa" w:w="1814"/>
+            <w:vAlign w:val="center"/>
+          </w:tcPr>
+          <w:p>
+            <w:pPr>
+              <w:spacing w:before="40" w:after="40" w:line="288" w:lineRule="auto"/>
+              <w:ind w:firstLine="0"/>
+              <w:jc w:val="center"/>
+            </w:pPr>
+            <w:r/>
+            <w:r>
+              <w:rPr>
+                <w:rFonts w:ascii="Times New Roman" w:hAnsi="Times New Roman" w:cs="Times New Roman" w:eastAsia="黑体"/>
+                <w:b/>
+                <w:i w:val="0"/>
+                <w:color w:val="000000"/>
+                <w:sz w:val="19"/>
+              </w:rPr>
+              <w:t>模型信息利用方式</w:t>
+            </w:r>
+          </w:p>
+        </w:tc>
+        <w:tc>
+          <w:tcPr>
+            <w:tcW w:type="dxa" w:w="1531"/>
+            <w:vAlign w:val="center"/>
+          </w:tcPr>
+          <w:p>
+            <w:pPr>
+              <w:spacing w:before="40" w:after="40" w:line="288" w:lineRule="auto"/>
+              <w:ind w:firstLine="0"/>
+              <w:jc w:val="center"/>
+            </w:pPr>
+            <w:r/>
+            <w:r>
+              <w:rPr>
+                <w:rFonts w:ascii="Times New Roman" w:hAnsi="Times New Roman" w:cs="Times New Roman" w:eastAsia="黑体"/>
+                <w:b/>
+                <w:i w:val="0"/>
+                <w:color w:val="000000"/>
+                <w:sz w:val="19"/>
+              </w:rPr>
+              <w:t>推力分配与约束处理</w:t>
+            </w:r>
+          </w:p>
+        </w:tc>
+        <w:tc>
+          <w:tcPr>
+            <w:tcW w:type="dxa" w:w="1474"/>
+            <w:vAlign w:val="center"/>
+          </w:tcPr>
+          <w:p>
+            <w:pPr>
+              <w:spacing w:before="40" w:after="40" w:line="288" w:lineRule="auto"/>
+              <w:ind w:firstLine="0"/>
+              <w:jc w:val="center"/>
+            </w:pPr>
+            <w:r/>
+            <w:r>
+              <w:rPr>
+                <w:rFonts w:ascii="Times New Roman" w:hAnsi="Times New Roman" w:cs="Times New Roman" w:eastAsia="黑体"/>
+                <w:b/>
+                <w:i w:val="0"/>
+                <w:color w:val="000000"/>
+                <w:sz w:val="19"/>
+              </w:rPr>
+              <w:t>软件实现与验证环境</w:t>
+            </w:r>
+          </w:p>
+        </w:tc>
+        <w:tc>
+          <w:tcPr>
+            <w:tcW w:type="dxa" w:w="1757"/>
+            <w:vAlign w:val="center"/>
+          </w:tcPr>
+          <w:p>
+            <w:pPr>
+              <w:spacing w:before="40" w:after="40" w:line="288" w:lineRule="auto"/>
+              <w:ind w:firstLine="0"/>
+              <w:jc w:val="center"/>
+            </w:pPr>
+            <w:r/>
+            <w:r>
+              <w:rPr>
+                <w:rFonts w:ascii="Times New Roman" w:hAnsi="Times New Roman" w:cs="Times New Roman" w:eastAsia="黑体"/>
+                <w:b/>
+                <w:i w:val="0"/>
+                <w:color w:val="000000"/>
+                <w:sz w:val="19"/>
+              </w:rPr>
+              <w:t>主要优势与局限性</w:t>
+            </w:r>
+          </w:p>
+        </w:tc>
+      </w:tr>
+      <w:tr>
+        <w:tc>
+          <w:tcPr>
+            <w:tcW w:type="dxa" w:w="1304"/>
+            <w:vAlign w:val="center"/>
+          </w:tcPr>
+          <w:p>
+            <w:pPr>
+              <w:spacing w:before="40" w:after="40" w:line="288" w:lineRule="auto"/>
+              <w:ind w:firstLine="0"/>
+              <w:jc w:val="center"/>
+            </w:pPr>
+            <w:r/>
+            <w:r>
+              <w:rPr>
+                <w:rFonts w:ascii="Times New Roman" w:hAnsi="Times New Roman" w:cs="Times New Roman" w:eastAsia="宋体"/>
+                <w:b w:val="0"/>
+                <w:i w:val="0"/>
+                <w:color w:val="000000"/>
+                <w:sz w:val="19"/>
+              </w:rPr>
+              <w:t>传统无模型反馈控制</w:t>
+            </w:r>
+          </w:p>
+        </w:tc>
+        <w:tc>
+          <w:tcPr>
+            <w:tcW w:type="dxa" w:w="850"/>
+            <w:vAlign w:val="center"/>
+          </w:tcPr>
+          <w:p>
+            <w:pPr>
+              <w:spacing w:before="40" w:after="40" w:line="288" w:lineRule="auto"/>
+              <w:ind w:firstLine="0"/>
+              <w:jc w:val="center"/>
+            </w:pPr>
+            <w:r/>
+            <w:r>
+              <w:rPr>
+                <w:rFonts w:ascii="Times New Roman" w:hAnsi="Times New Roman" w:cs="Times New Roman" w:eastAsia="宋体"/>
+                <w:b w:val="0"/>
+                <w:i w:val="0"/>
+                <w:color w:val="000000"/>
+                <w:sz w:val="19"/>
+              </w:rPr>
+              <w:t>[1]</w:t>
+            </w:r>
+            <w:r>
+              <w:rPr>
+                <w:rFonts w:ascii="Times New Roman" w:hAnsi="Times New Roman" w:cs="Times New Roman" w:eastAsia="宋体"/>
+                <w:b w:val="0"/>
+                <w:i w:val="0"/>
+                <w:color w:val="000000"/>
+                <w:sz w:val="19"/>
+              </w:rPr>
+              <w:t xml:space="preserve">, </w:t>
+            </w:r>
+            <w:r>
+              <w:rPr>
+                <w:rFonts w:ascii="Times New Roman" w:hAnsi="Times New Roman" w:cs="Times New Roman" w:eastAsia="宋体"/>
+                <w:b w:val="0"/>
+                <w:i w:val="0"/>
+                <w:color w:val="000000"/>
+                <w:sz w:val="19"/>
+              </w:rPr>
+              <w:t>[8]</w:t>
+            </w:r>
+          </w:p>
+        </w:tc>
+        <w:tc>
+          <w:tcPr>
+            <w:tcW w:type="dxa" w:w="1814"/>
+            <w:vAlign w:val="center"/>
+          </w:tcPr>
+          <w:p>
+            <w:pPr>
+              <w:spacing w:before="40" w:after="40" w:line="288" w:lineRule="auto"/>
+              <w:ind w:firstLine="0"/>
+              <w:jc w:val="left"/>
+            </w:pPr>
+            <w:r/>
+            <w:r>
+              <w:rPr>
+                <w:rFonts w:ascii="Times New Roman" w:hAnsi="Times New Roman" w:cs="Times New Roman" w:eastAsia="宋体"/>
+                <w:b w:val="0"/>
+                <w:i w:val="0"/>
+                <w:color w:val="000000"/>
+                <w:sz w:val="19"/>
+              </w:rPr>
+              <w:t>不依赖动力学模型，仅利用状态跟踪误差（单回路/串级 PID）</w:t>
+            </w:r>
+          </w:p>
+        </w:tc>
+        <w:tc>
+          <w:tcPr>
+            <w:tcW w:type="dxa" w:w="1531"/>
+            <w:vAlign w:val="center"/>
+          </w:tcPr>
+          <w:p>
+            <w:pPr>
+              <w:spacing w:before="40" w:after="40" w:line="288" w:lineRule="auto"/>
+              <w:ind w:firstLine="0"/>
+              <w:jc w:val="left"/>
+            </w:pPr>
+            <w:r/>
+            <w:r>
+              <w:rPr>
+                <w:rFonts w:ascii="Times New Roman" w:hAnsi="Times New Roman" w:cs="Times New Roman" w:eastAsia="宋体"/>
+                <w:b w:val="0"/>
+                <w:i w:val="0"/>
+                <w:color w:val="000000"/>
+                <w:sz w:val="19"/>
+              </w:rPr>
+              <w:t>固定比例混控或无约束伪逆直接截断</w:t>
+            </w:r>
+          </w:p>
+        </w:tc>
+        <w:tc>
+          <w:tcPr>
+            <w:tcW w:type="dxa" w:w="1474"/>
+            <w:vAlign w:val="center"/>
+          </w:tcPr>
+          <w:p>
+            <w:pPr>
+              <w:spacing w:before="40" w:after="40" w:line="288" w:lineRule="auto"/>
+              <w:ind w:firstLine="0"/>
+              <w:jc w:val="left"/>
+            </w:pPr>
+            <w:r/>
+            <w:r>
+              <w:rPr>
+                <w:rFonts w:ascii="Times New Roman" w:hAnsi="Times New Roman" w:cs="Times New Roman" w:eastAsia="宋体"/>
+                <w:b w:val="0"/>
+                <w:i w:val="0"/>
+                <w:color w:val="000000"/>
+                <w:sz w:val="19"/>
+              </w:rPr>
+              <w:t>纯数值脚本或基础飞控固件</w:t>
+            </w:r>
+          </w:p>
+        </w:tc>
+        <w:tc>
+          <w:tcPr>
+            <w:tcW w:type="dxa" w:w="1757"/>
+            <w:vAlign w:val="center"/>
+          </w:tcPr>
+          <w:p>
+            <w:pPr>
+              <w:spacing w:before="40" w:after="40" w:line="288" w:lineRule="auto"/>
+              <w:ind w:firstLine="0"/>
+              <w:jc w:val="left"/>
+            </w:pPr>
+            <w:r/>
+            <w:r>
+              <w:rPr>
+                <w:rFonts w:ascii="Times New Roman" w:hAnsi="Times New Roman" w:cs="Times New Roman" w:eastAsia="宋体"/>
+                <w:b w:val="0"/>
+                <w:i w:val="0"/>
+                <w:color w:val="000000"/>
+                <w:sz w:val="19"/>
+              </w:rPr>
+              <w:t>结构简单、易于工程初调；但忽略多轴水动力耦合与非线性恢复力矩，大机动与流扰下易超调</w:t>
+            </w:r>
+          </w:p>
+        </w:tc>
+      </w:tr>
+      <w:tr>
+        <w:tc>
+          <w:tcPr>
+            <w:tcW w:type="dxa" w:w="1304"/>
+            <w:vAlign w:val="center"/>
+          </w:tcPr>
+          <w:p>
+            <w:pPr>
+              <w:spacing w:before="40" w:after="40" w:line="288" w:lineRule="auto"/>
+              <w:ind w:firstLine="0"/>
+              <w:jc w:val="center"/>
+            </w:pPr>
+            <w:r/>
+            <w:r>
+              <w:rPr>
+                <w:rFonts w:ascii="Times New Roman" w:hAnsi="Times New Roman" w:cs="Times New Roman" w:eastAsia="宋体"/>
+                <w:b w:val="0"/>
+                <w:i w:val="0"/>
+                <w:color w:val="000000"/>
+                <w:sz w:val="19"/>
+              </w:rPr>
+              <w:t>全状态解析模型控制</w:t>
+            </w:r>
+          </w:p>
+        </w:tc>
+        <w:tc>
+          <w:tcPr>
+            <w:tcW w:type="dxa" w:w="850"/>
+            <w:vAlign w:val="center"/>
+          </w:tcPr>
+          <w:p>
+            <w:pPr>
+              <w:spacing w:before="40" w:after="40" w:line="288" w:lineRule="auto"/>
+              <w:ind w:firstLine="0"/>
+              <w:jc w:val="center"/>
+            </w:pPr>
+            <w:r/>
+            <w:r>
+              <w:rPr>
+                <w:rFonts w:ascii="Times New Roman" w:hAnsi="Times New Roman" w:cs="Times New Roman" w:eastAsia="宋体"/>
+                <w:b w:val="0"/>
+                <w:i w:val="0"/>
+                <w:color w:val="000000"/>
+                <w:sz w:val="19"/>
+              </w:rPr>
+              <w:t>[9]</w:t>
+            </w:r>
+            <w:r>
+              <w:rPr>
+                <w:rFonts w:ascii="Times New Roman" w:hAnsi="Times New Roman" w:cs="Times New Roman" w:eastAsia="宋体"/>
+                <w:b w:val="0"/>
+                <w:i w:val="0"/>
+                <w:color w:val="000000"/>
+                <w:sz w:val="19"/>
+              </w:rPr>
+              <w:t xml:space="preserve">, </w:t>
+            </w:r>
+            <w:r>
+              <w:rPr>
+                <w:rFonts w:ascii="Times New Roman" w:hAnsi="Times New Roman" w:cs="Times New Roman" w:eastAsia="宋体"/>
+                <w:b w:val="0"/>
+                <w:i w:val="0"/>
+                <w:color w:val="000000"/>
+                <w:sz w:val="19"/>
+              </w:rPr>
+              <w:t>[10]</w:t>
+            </w:r>
+          </w:p>
+        </w:tc>
+        <w:tc>
+          <w:tcPr>
+            <w:tcW w:type="dxa" w:w="1814"/>
+            <w:vAlign w:val="center"/>
+          </w:tcPr>
+          <w:p>
+            <w:pPr>
+              <w:spacing w:before="40" w:after="40" w:line="288" w:lineRule="auto"/>
+              <w:ind w:firstLine="0"/>
+              <w:jc w:val="left"/>
+            </w:pPr>
+            <w:r/>
+            <w:r>
+              <w:rPr>
+                <w:rFonts w:ascii="Times New Roman" w:hAnsi="Times New Roman" w:cs="Times New Roman" w:eastAsia="宋体"/>
+                <w:b w:val="0"/>
+                <w:i w:val="0"/>
+                <w:color w:val="000000"/>
+                <w:sz w:val="19"/>
+              </w:rPr>
+              <w:t>依赖完整六自由度水动力解析模型进行状态重构或前馈自适应抵消</w:t>
+            </w:r>
+          </w:p>
+        </w:tc>
+        <w:tc>
+          <w:tcPr>
+            <w:tcW w:type="dxa" w:w="1531"/>
+            <w:vAlign w:val="center"/>
+          </w:tcPr>
+          <w:p>
+            <w:pPr>
+              <w:spacing w:before="40" w:after="40" w:line="288" w:lineRule="auto"/>
+              <w:ind w:firstLine="0"/>
+              <w:jc w:val="left"/>
+            </w:pPr>
+            <w:r/>
+            <w:r>
+              <w:rPr>
+                <w:rFonts w:ascii="Times New Roman" w:hAnsi="Times New Roman" w:cs="Times New Roman" w:eastAsia="宋体"/>
+                <w:b w:val="0"/>
+                <w:i w:val="0"/>
+                <w:color w:val="000000"/>
+                <w:sz w:val="19"/>
+              </w:rPr>
+              <w:t>伪逆分配或结合执行器动态补偿</w:t>
+            </w:r>
+          </w:p>
+        </w:tc>
+        <w:tc>
+          <w:tcPr>
+            <w:tcW w:type="dxa" w:w="1474"/>
+            <w:vAlign w:val="center"/>
+          </w:tcPr>
+          <w:p>
+            <w:pPr>
+              <w:spacing w:before="40" w:after="40" w:line="288" w:lineRule="auto"/>
+              <w:ind w:firstLine="0"/>
+              <w:jc w:val="left"/>
+            </w:pPr>
+            <w:r/>
+            <w:r>
+              <w:rPr>
+                <w:rFonts w:ascii="Times New Roman" w:hAnsi="Times New Roman" w:cs="Times New Roman" w:eastAsia="宋体"/>
+                <w:b w:val="0"/>
+                <w:i w:val="0"/>
+                <w:color w:val="000000"/>
+                <w:sz w:val="19"/>
+              </w:rPr>
+              <w:t>离线数学仿真（如 MATLAB）与专用水池测试</w:t>
+            </w:r>
+          </w:p>
+        </w:tc>
+        <w:tc>
+          <w:tcPr>
+            <w:tcW w:type="dxa" w:w="1757"/>
+            <w:vAlign w:val="center"/>
+          </w:tcPr>
+          <w:p>
+            <w:pPr>
+              <w:spacing w:before="40" w:after="40" w:line="288" w:lineRule="auto"/>
+              <w:ind w:firstLine="0"/>
+              <w:jc w:val="left"/>
+            </w:pPr>
+            <w:r/>
+            <w:r>
+              <w:rPr>
+                <w:rFonts w:ascii="Times New Roman" w:hAnsi="Times New Roman" w:cs="Times New Roman" w:eastAsia="宋体"/>
+                <w:b w:val="0"/>
+                <w:i w:val="0"/>
+                <w:color w:val="000000"/>
+                <w:sz w:val="19"/>
+              </w:rPr>
+              <w:t>理论解耦与跟踪精度高；但对开架式 ROV 全套水动力参数的先验建模精度要求较高</w:t>
+            </w:r>
+          </w:p>
+        </w:tc>
+      </w:tr>
+      <w:tr>
+        <w:tc>
+          <w:tcPr>
+            <w:tcW w:type="dxa" w:w="1304"/>
+            <w:vAlign w:val="center"/>
+          </w:tcPr>
+          <w:p>
+            <w:pPr>
+              <w:spacing w:before="40" w:after="40" w:line="288" w:lineRule="auto"/>
+              <w:ind w:firstLine="0"/>
+              <w:jc w:val="center"/>
+            </w:pPr>
+            <w:r/>
+            <w:r>
+              <w:rPr>
+                <w:rFonts w:ascii="Times New Roman" w:hAnsi="Times New Roman" w:cs="Times New Roman" w:eastAsia="宋体"/>
+                <w:b w:val="0"/>
+                <w:i w:val="0"/>
+                <w:color w:val="000000"/>
+                <w:sz w:val="19"/>
+              </w:rPr>
+              <w:t>局部增量/动态逆控制</w:t>
+            </w:r>
+          </w:p>
+        </w:tc>
+        <w:tc>
+          <w:tcPr>
+            <w:tcW w:type="dxa" w:w="850"/>
+            <w:vAlign w:val="center"/>
+          </w:tcPr>
+          <w:p>
+            <w:pPr>
+              <w:spacing w:before="40" w:after="40" w:line="288" w:lineRule="auto"/>
+              <w:ind w:firstLine="0"/>
+              <w:jc w:val="center"/>
+            </w:pPr>
+            <w:r/>
+            <w:r>
+              <w:rPr>
+                <w:rFonts w:ascii="Times New Roman" w:hAnsi="Times New Roman" w:cs="Times New Roman" w:eastAsia="宋体"/>
+                <w:b w:val="0"/>
+                <w:i w:val="0"/>
+                <w:color w:val="000000"/>
+                <w:sz w:val="19"/>
+              </w:rPr>
+              <w:t>[11]</w:t>
+            </w:r>
+            <w:r>
+              <w:rPr>
+                <w:rFonts w:ascii="Times New Roman" w:hAnsi="Times New Roman" w:cs="Times New Roman" w:eastAsia="宋体"/>
+                <w:b w:val="0"/>
+                <w:i w:val="0"/>
+                <w:color w:val="000000"/>
+                <w:sz w:val="19"/>
+              </w:rPr>
+              <w:t xml:space="preserve">, </w:t>
+            </w:r>
+            <w:r>
+              <w:rPr>
+                <w:rFonts w:ascii="Times New Roman" w:hAnsi="Times New Roman" w:cs="Times New Roman" w:eastAsia="宋体"/>
+                <w:b w:val="0"/>
+                <w:i w:val="0"/>
+                <w:color w:val="000000"/>
+                <w:sz w:val="19"/>
+              </w:rPr>
+              <w:t>[12]</w:t>
+            </w:r>
+          </w:p>
+        </w:tc>
+        <w:tc>
+          <w:tcPr>
+            <w:tcW w:type="dxa" w:w="1814"/>
+            <w:vAlign w:val="center"/>
+          </w:tcPr>
+          <w:p>
+            <w:pPr>
+              <w:spacing w:before="40" w:after="40" w:line="288" w:lineRule="auto"/>
+              <w:ind w:firstLine="0"/>
+              <w:jc w:val="left"/>
+            </w:pPr>
+            <w:r/>
+            <w:r>
+              <w:rPr>
+                <w:rFonts w:ascii="Times New Roman" w:hAnsi="Times New Roman" w:cs="Times New Roman" w:eastAsia="宋体"/>
+                <w:b w:val="0"/>
+                <w:i w:val="0"/>
+                <w:color w:val="000000"/>
+                <w:sz w:val="19"/>
+              </w:rPr>
+              <w:t>结合局部控制效能模型与高频角加速度/状态差分反馈补偿不确定性</w:t>
+            </w:r>
+          </w:p>
+        </w:tc>
+        <w:tc>
+          <w:tcPr>
+            <w:tcW w:type="dxa" w:w="1531"/>
+            <w:vAlign w:val="center"/>
+          </w:tcPr>
+          <w:p>
+            <w:pPr>
+              <w:spacing w:before="40" w:after="40" w:line="288" w:lineRule="auto"/>
+              <w:ind w:firstLine="0"/>
+              <w:jc w:val="left"/>
+            </w:pPr>
+            <w:r/>
+            <w:r>
+              <w:rPr>
+                <w:rFonts w:ascii="Times New Roman" w:hAnsi="Times New Roman" w:cs="Times New Roman" w:eastAsia="宋体"/>
+                <w:b w:val="0"/>
+                <w:i w:val="0"/>
+                <w:color w:val="000000"/>
+                <w:sz w:val="19"/>
+              </w:rPr>
+              <w:t>伪逆分配或加权伪逆分配</w:t>
+            </w:r>
+          </w:p>
+        </w:tc>
+        <w:tc>
+          <w:tcPr>
+            <w:tcW w:type="dxa" w:w="1474"/>
+            <w:vAlign w:val="center"/>
+          </w:tcPr>
+          <w:p>
+            <w:pPr>
+              <w:spacing w:before="40" w:after="40" w:line="288" w:lineRule="auto"/>
+              <w:ind w:firstLine="0"/>
+              <w:jc w:val="left"/>
+            </w:pPr>
+            <w:r/>
+            <w:r>
+              <w:rPr>
+                <w:rFonts w:ascii="Times New Roman" w:hAnsi="Times New Roman" w:cs="Times New Roman" w:eastAsia="宋体"/>
+                <w:b w:val="0"/>
+                <w:i w:val="0"/>
+                <w:color w:val="000000"/>
+                <w:sz w:val="19"/>
+              </w:rPr>
+              <w:t>ROS/Gazebo 仿真与定制嵌入式节点</w:t>
+            </w:r>
+          </w:p>
+        </w:tc>
+        <w:tc>
+          <w:tcPr>
+            <w:tcW w:type="dxa" w:w="1757"/>
+            <w:vAlign w:val="center"/>
+          </w:tcPr>
+          <w:p>
+            <w:pPr>
+              <w:spacing w:before="40" w:after="40" w:line="288" w:lineRule="auto"/>
+              <w:ind w:firstLine="0"/>
+              <w:jc w:val="left"/>
+            </w:pPr>
+            <w:r/>
+            <w:r>
+              <w:rPr>
+                <w:rFonts w:ascii="Times New Roman" w:hAnsi="Times New Roman" w:cs="Times New Roman" w:eastAsia="宋体"/>
+                <w:b w:val="0"/>
+                <w:i w:val="0"/>
+                <w:color w:val="000000"/>
+                <w:sz w:val="19"/>
+              </w:rPr>
+              <w:t>对慢变水动力阻尼参数不敏感、高频抗扰较好；但对传感器滤波同步与分配矩阵准确性敏感</w:t>
+            </w:r>
+          </w:p>
+        </w:tc>
+      </w:tr>
+      <w:tr>
+        <w:tc>
+          <w:tcPr>
+            <w:tcW w:type="dxa" w:w="1304"/>
+            <w:vAlign w:val="center"/>
+          </w:tcPr>
+          <w:p>
+            <w:pPr>
+              <w:spacing w:before="40" w:after="40" w:line="288" w:lineRule="auto"/>
+              <w:ind w:firstLine="0"/>
+              <w:jc w:val="center"/>
+            </w:pPr>
+            <w:r/>
+            <w:r>
+              <w:rPr>
+                <w:rFonts w:ascii="Times New Roman" w:hAnsi="Times New Roman" w:cs="Times New Roman" w:eastAsia="宋体"/>
+                <w:b/>
+                <w:i w:val="0"/>
+                <w:color w:val="000000"/>
+                <w:sz w:val="19"/>
+              </w:rPr>
+              <w:t>本课题研究方案</w:t>
+            </w:r>
+          </w:p>
+        </w:tc>
+        <w:tc>
+          <w:tcPr>
+            <w:tcW w:type="dxa" w:w="850"/>
+            <w:vAlign w:val="center"/>
+          </w:tcPr>
+          <w:p>
+            <w:pPr>
+              <w:spacing w:before="40" w:after="40" w:line="288" w:lineRule="auto"/>
+              <w:ind w:firstLine="0"/>
+              <w:jc w:val="center"/>
+            </w:pPr>
+            <w:r/>
+            <w:r>
+              <w:rPr>
+                <w:rFonts w:ascii="Times New Roman" w:hAnsi="Times New Roman" w:cs="Times New Roman" w:eastAsia="宋体"/>
+                <w:b w:val="0"/>
+                <w:i w:val="0"/>
+                <w:color w:val="000000"/>
+                <w:sz w:val="19"/>
+              </w:rPr>
+              <w:t>—</w:t>
+            </w:r>
+          </w:p>
+        </w:tc>
+        <w:tc>
+          <w:tcPr>
+            <w:tcW w:type="dxa" w:w="1814"/>
+            <w:vAlign w:val="center"/>
+          </w:tcPr>
+          <w:p>
+            <w:pPr>
+              <w:spacing w:before="40" w:after="40" w:line="288" w:lineRule="auto"/>
+              <w:ind w:firstLine="0"/>
+              <w:jc w:val="left"/>
+            </w:pPr>
+            <w:r/>
+            <w:r>
+              <w:rPr>
+                <w:rFonts w:ascii="Times New Roman" w:hAnsi="Times New Roman" w:cs="Times New Roman" w:eastAsia="宋体"/>
+                <w:b w:val="0"/>
+                <w:i w:val="0"/>
+                <w:color w:val="000000"/>
+                <w:sz w:val="19"/>
+              </w:rPr>
+              <w:t xml:space="preserve">机理建模与数据辨识相结合获取标称模型 </w:t>
+            </w:r>
+            <m:oMath>
+              <m:r>
+                <m:rPr>
+                  <m:sty m:val="p"/>
+                </m:rPr>
+                <w:rPr>
+                  <w:rFonts w:ascii="Cambria Math" w:hAnsi="Cambria Math" w:eastAsia="宋体"/>
+                  <w:sz w:val="24"/>
+                  <w:szCs w:val="24"/>
+                </w:rPr>
+                <m:t>(</m:t>
+              </m:r>
+              <m:acc>
+                <m:accPr>
+                  <m:chr m:val="̂"/>
+                </m:accPr>
+                <m:e>
+                  <m:r>
+                    <m:rPr>
+                      <m:sty m:val="bi"/>
+                    </m:rPr>
+                    <w:rPr>
+                      <w:rFonts w:ascii="Cambria Math" w:hAnsi="Cambria Math" w:eastAsia="宋体"/>
+                      <w:sz w:val="24"/>
+                      <w:szCs w:val="24"/>
+                    </w:rPr>
+                    <m:t>M</m:t>
+                  </m:r>
+                </m:e>
+              </m:acc>
+              <m:r>
+                <m:rPr>
+                  <m:sty m:val="p"/>
+                </m:rPr>
+                <w:rPr>
+                  <w:rFonts w:ascii="Cambria Math" w:hAnsi="Cambria Math" w:eastAsia="宋体"/>
+                  <w:sz w:val="24"/>
+                  <w:szCs w:val="24"/>
+                </w:rPr>
+                <m:t>, </m:t>
+              </m:r>
+              <m:acc>
+                <m:accPr>
+                  <m:chr m:val="̂"/>
+                </m:accPr>
+                <m:e>
+                  <m:r>
+                    <m:rPr>
+                      <m:sty m:val="bi"/>
+                    </m:rPr>
+                    <w:rPr>
+                      <w:rFonts w:ascii="Cambria Math" w:hAnsi="Cambria Math" w:eastAsia="宋体"/>
+                      <w:sz w:val="24"/>
+                      <w:szCs w:val="24"/>
+                    </w:rPr>
+                    <m:t>C</m:t>
+                  </m:r>
+                </m:e>
+              </m:acc>
+              <m:r>
+                <m:rPr>
+                  <m:sty m:val="p"/>
+                </m:rPr>
+                <w:rPr>
+                  <w:rFonts w:ascii="Cambria Math" w:hAnsi="Cambria Math" w:eastAsia="宋体"/>
+                  <w:sz w:val="24"/>
+                  <w:szCs w:val="24"/>
+                </w:rPr>
+                <m:t>, </m:t>
+              </m:r>
+              <m:acc>
+                <m:accPr>
+                  <m:chr m:val="̂"/>
+                </m:accPr>
+                <m:e>
+                  <m:r>
+                    <m:rPr>
+                      <m:sty m:val="bi"/>
+                    </m:rPr>
+                    <w:rPr>
+                      <w:rFonts w:ascii="Cambria Math" w:hAnsi="Cambria Math" w:eastAsia="宋体"/>
+                      <w:sz w:val="24"/>
+                      <w:szCs w:val="24"/>
+                    </w:rPr>
+                    <m:t>D</m:t>
+                  </m:r>
+                </m:e>
+              </m:acc>
+              <m:r>
+                <m:rPr>
+                  <m:sty m:val="p"/>
+                </m:rPr>
+                <w:rPr>
+                  <w:rFonts w:ascii="Cambria Math" w:hAnsi="Cambria Math" w:eastAsia="宋体"/>
+                  <w:sz w:val="24"/>
+                  <w:szCs w:val="24"/>
+                </w:rPr>
+                <m:t>, </m:t>
+              </m:r>
+              <m:acc>
+                <m:accPr>
+                  <m:chr m:val="̂"/>
+                </m:accPr>
+                <m:e>
+                  <m:r>
+                    <m:rPr>
+                      <m:sty m:val="bi"/>
+                    </m:rPr>
+                    <w:rPr>
+                      <w:rFonts w:ascii="Cambria Math" w:hAnsi="Cambria Math" w:eastAsia="宋体"/>
+                      <w:sz w:val="24"/>
+                      <w:szCs w:val="24"/>
+                    </w:rPr>
+                    <m:t>g</m:t>
+                  </m:r>
+                </m:e>
+              </m:acc>
+              <m:r>
+                <m:rPr>
+                  <m:sty m:val="p"/>
+                </m:rPr>
+                <w:rPr>
+                  <w:rFonts w:ascii="Cambria Math" w:hAnsi="Cambria Math" w:eastAsia="宋体"/>
+                  <w:sz w:val="24"/>
+                  <w:szCs w:val="24"/>
+                </w:rPr>
+                <m:t>)</m:t>
+              </m:r>
+            </m:oMath>
+            <w:r>
+              <w:rPr>
+                <w:rFonts w:ascii="Times New Roman" w:hAnsi="Times New Roman" w:cs="Times New Roman" w:eastAsia="宋体"/>
+                <w:b w:val="0"/>
+                <w:i w:val="0"/>
+                <w:color w:val="000000"/>
+                <w:sz w:val="19"/>
+              </w:rPr>
+              <w:t>，模型特性补偿与实时状态反馈相结合</w:t>
+            </w:r>
+          </w:p>
+        </w:tc>
+        <w:tc>
+          <w:tcPr>
+            <w:tcW w:type="dxa" w:w="1531"/>
+            <w:vAlign w:val="center"/>
+          </w:tcPr>
+          <w:p>
+            <w:pPr>
+              <w:spacing w:before="40" w:after="40" w:line="288" w:lineRule="auto"/>
+              <w:ind w:firstLine="0"/>
+              <w:jc w:val="left"/>
+            </w:pPr>
+            <w:r/>
+            <w:r>
+              <w:rPr>
+                <w:rFonts w:ascii="Times New Roman" w:hAnsi="Times New Roman" w:cs="Times New Roman" w:eastAsia="宋体"/>
+                <w:b w:val="0"/>
+                <w:i w:val="0"/>
+                <w:color w:val="000000"/>
+                <w:sz w:val="19"/>
+              </w:rPr>
+              <w:t xml:space="preserve">建立八推进器 </w:t>
+            </w:r>
+            <m:oMath>
+              <m:r>
+                <m:rPr>
+                  <m:sty m:val="p"/>
+                </m:rPr>
+                <w:rPr>
+                  <w:rFonts w:ascii="Cambria Math" w:hAnsi="Cambria Math" w:eastAsia="宋体"/>
+                  <w:sz w:val="24"/>
+                  <w:szCs w:val="24"/>
+                </w:rPr>
+                <m:t>6 × 8</m:t>
+              </m:r>
+            </m:oMath>
+            <w:r>
+              <w:rPr>
+                <w:rFonts w:ascii="Times New Roman" w:hAnsi="Times New Roman" w:cs="Times New Roman" w:eastAsia="宋体"/>
+                <w:b w:val="0"/>
+                <w:i w:val="0"/>
+                <w:color w:val="000000"/>
+                <w:sz w:val="19"/>
+              </w:rPr>
+              <w:t xml:space="preserve"> 控制分配矩阵 </w:t>
+            </w:r>
+            <m:oMath>
+              <m:r>
+                <m:rPr>
+                  <m:sty m:val="bi"/>
+                </m:rPr>
+                <w:rPr>
+                  <w:rFonts w:ascii="Cambria Math" w:hAnsi="Cambria Math" w:eastAsia="宋体"/>
+                  <w:sz w:val="24"/>
+                  <w:szCs w:val="24"/>
+                </w:rPr>
+                <m:t>B</m:t>
+              </m:r>
+            </m:oMath>
+            <w:r>
+              <w:rPr>
+                <w:rFonts w:ascii="Times New Roman" w:hAnsi="Times New Roman" w:cs="Times New Roman" w:eastAsia="宋体"/>
+                <w:b w:val="0"/>
+                <w:i w:val="0"/>
+                <w:color w:val="000000"/>
+                <w:sz w:val="19"/>
+              </w:rPr>
+              <w:t xml:space="preserve">，考虑基本推力输出范围约束 </w:t>
+            </w:r>
+            <m:oMath>
+              <m:r>
+                <m:rPr>
+                  <m:sty m:val="p"/>
+                </m:rPr>
+                <w:rPr>
+                  <w:rFonts w:ascii="Cambria Math" w:hAnsi="Cambria Math" w:eastAsia="宋体"/>
+                  <w:sz w:val="24"/>
+                  <w:szCs w:val="24"/>
+                </w:rPr>
+                <m:t>[</m:t>
+              </m:r>
+              <m:sSub>
+                <m:e>
+                  <m:r>
+                    <m:rPr>
+                      <m:sty m:val="bi"/>
+                    </m:rPr>
+                    <w:rPr>
+                      <w:rFonts w:ascii="Cambria Math" w:hAnsi="Cambria Math" w:eastAsia="宋体"/>
+                      <w:sz w:val="24"/>
+                      <w:szCs w:val="24"/>
+                    </w:rPr>
+                    <m:t>T</m:t>
+                  </m:r>
+                </m:e>
+                <m:sub>
+                  <m:r>
+                    <m:rPr>
+                      <m:sty m:val="p"/>
+                    </m:rPr>
+                    <w:rPr>
+                      <w:rFonts w:ascii="Cambria Math" w:hAnsi="Cambria Math" w:eastAsia="宋体"/>
+                      <w:sz w:val="24"/>
+                      <w:szCs w:val="24"/>
+                    </w:rPr>
+                    <m:t>min</m:t>
+                  </m:r>
+                </m:sub>
+              </m:sSub>
+              <m:r>
+                <m:rPr>
+                  <m:sty m:val="p"/>
+                </m:rPr>
+                <w:rPr>
+                  <w:rFonts w:ascii="Cambria Math" w:hAnsi="Cambria Math" w:eastAsia="宋体"/>
+                  <w:sz w:val="24"/>
+                  <w:szCs w:val="24"/>
+                </w:rPr>
+                <m:t>, </m:t>
+              </m:r>
+              <m:sSub>
+                <m:e>
+                  <m:r>
+                    <m:rPr>
+                      <m:sty m:val="bi"/>
+                    </m:rPr>
+                    <w:rPr>
+                      <w:rFonts w:ascii="Cambria Math" w:hAnsi="Cambria Math" w:eastAsia="宋体"/>
+                      <w:sz w:val="24"/>
+                      <w:szCs w:val="24"/>
+                    </w:rPr>
+                    <m:t>T</m:t>
+                  </m:r>
+                </m:e>
+                <m:sub>
+                  <m:r>
+                    <m:rPr>
+                      <m:sty m:val="p"/>
+                    </m:rPr>
+                    <w:rPr>
+                      <w:rFonts w:ascii="Cambria Math" w:hAnsi="Cambria Math" w:eastAsia="宋体"/>
+                      <w:sz w:val="24"/>
+                      <w:szCs w:val="24"/>
+                    </w:rPr>
+                    <m:t>max</m:t>
+                  </m:r>
+                </m:sub>
+              </m:sSub>
+              <m:r>
+                <m:rPr>
+                  <m:sty m:val="p"/>
+                </m:rPr>
+                <w:rPr>
+                  <w:rFonts w:ascii="Cambria Math" w:hAnsi="Cambria Math" w:eastAsia="宋体"/>
+                  <w:sz w:val="24"/>
+                  <w:szCs w:val="24"/>
+                </w:rPr>
+                <m:t>]</m:t>
+              </m:r>
+            </m:oMath>
+          </w:p>
+        </w:tc>
+        <w:tc>
+          <w:tcPr>
+            <w:tcW w:type="dxa" w:w="1474"/>
+            <w:vAlign w:val="center"/>
+          </w:tcPr>
+          <w:p>
+            <w:pPr>
+              <w:spacing w:before="40" w:after="40" w:line="288" w:lineRule="auto"/>
+              <w:ind w:firstLine="0"/>
+              <w:jc w:val="left"/>
+            </w:pPr>
+            <w:r/>
+            <w:r>
+              <w:rPr>
+                <w:rFonts w:ascii="Times New Roman" w:hAnsi="Times New Roman" w:cs="Times New Roman" w:eastAsia="宋体"/>
+                <w:b w:val="0"/>
+                <w:i w:val="0"/>
+                <w:color w:val="000000"/>
+                <w:sz w:val="19"/>
+              </w:rPr>
+              <w:t>基于 PX4 架构与 uORB 总线的 SITL 软件在环闭环仿真</w:t>
+            </w:r>
+          </w:p>
+        </w:tc>
+        <w:tc>
+          <w:tcPr>
+            <w:tcW w:type="dxa" w:w="1757"/>
+            <w:vAlign w:val="center"/>
+          </w:tcPr>
+          <w:p>
+            <w:pPr>
+              <w:spacing w:before="40" w:after="40" w:line="288" w:lineRule="auto"/>
+              <w:ind w:firstLine="0"/>
+              <w:jc w:val="left"/>
+            </w:pPr>
+            <w:r/>
+            <w:r>
+              <w:rPr>
+                <w:rFonts w:ascii="Times New Roman" w:hAnsi="Times New Roman" w:cs="Times New Roman" w:eastAsia="宋体"/>
+                <w:b w:val="0"/>
+                <w:i w:val="0"/>
+                <w:color w:val="000000"/>
+                <w:sz w:val="19"/>
+              </w:rPr>
+              <w:t>兼顾物理模型可解释性与状态反馈稳健性，保留具体控制算法横向比选空间，软件架构标准化</w:t>
+            </w:r>
+          </w:p>
+        </w:tc>
+      </w:tr>
+    </w:tbl>
+    <w:p>
+      <w:pPr>
+        <w:pStyle w:val="a7"/>
+        <w:jc w:val="both"/>
+        <w:spacing w:line="360" w:lineRule="auto"/>
+        <w:ind w:firstLineChars="200" w:firstLine="480"/>
+      </w:pPr>
+      <w:r>
+        <w:rPr>
+          <w:rFonts w:ascii="Times New Roman" w:hAnsi="Times New Roman" w:cs="Times New Roman" w:eastAsia="宋体"/>
+          <w:b w:val="0"/>
+          <w:i w:val="0"/>
+          <w:color w:val="000000"/>
+          <w:sz w:val="24"/>
+        </w:rPr>
+        <w:t>综合上述四个领域的研究现状</w:t>
+      </w:r>
+      <w:r>
+        <w:rPr>
+          <w:rFonts w:ascii="Times New Roman" w:hAnsi="Times New Roman" w:cs="Times New Roman" w:eastAsia="宋体"/>
+          <w:b w:val="0"/>
+          <w:i w:val="0"/>
+          <w:color w:val="000000"/>
+          <w:sz w:val="24"/>
+        </w:rPr>
+        <w:t>与表 1 对比分析</w:t>
+      </w:r>
+      <w:r>
+        <w:rPr>
+          <w:rFonts w:ascii="Times New Roman" w:hAnsi="Times New Roman" w:cs="Times New Roman" w:eastAsia="宋体"/>
+          <w:b w:val="0"/>
+          <w:i w:val="0"/>
+          <w:color w:val="000000"/>
+          <w:sz w:val="24"/>
+        </w:rPr>
+        <w:t>，可以提炼出当前水下无人航行器控制领域的发展趋势与对本课题的关键启示：一是系统研发呈现出机理建模、数据辨识、模型控制、推力分配与飞控闭环仿真全链路协同推进的发展趋势；二是在水下非线性不确定性与</w:t>
+      </w:r>
+      <w:r>
+        <w:rPr>
+          <w:rFonts w:ascii="Times New Roman" w:hAnsi="Times New Roman" w:cs="Times New Roman" w:eastAsia="宋体"/>
+          <w:b w:val="0"/>
+          <w:i w:val="0"/>
+          <w:color w:val="000000"/>
+          <w:sz w:val="24"/>
+        </w:rPr>
+        <w:t>流扰背景下，盲目追求结构过于复杂的强自适应或过度拘泥于某一种先验假设严苛的单一算法，容易在实际水流工况下出现鲁棒性不足；稳健且具工程可行性的方法，是以经验证的标称模型为基石</w:t>
+      </w:r>
+      <w:r>
+        <w:rPr>
+          <w:rFonts w:ascii="Times New Roman" w:hAnsi="Times New Roman" w:cs="Times New Roman" w:eastAsia="宋体"/>
+          <w:b w:val="0"/>
+          <w:i w:val="0"/>
+          <w:color w:val="000000"/>
+          <w:sz w:val="24"/>
+        </w:rPr>
+        <w:t>，结合系统状态反馈构建通用且弹性的控制律框架，为后续结合实际辨识结果展开方法比选留出充分的方法比选空间与算法拓展余地；三是依托成熟的开源自主系统飞控架构（如 PX4）及其 SITL 软件在环仿真机制，已成为连接理论算法设计与实物水下平台部署的关键工程纽带与验证平台。基于上述启示，本课题确立了以已有八推进器水下航行器为对象，系统推进六自由度动力学与推进器建模、基于相关数据的系统辨识与模型验证、基于模型和状态反馈的运动控制设计、八推进器控制分配以及基于 PX4/SITL 的闭环仿真验证研究，研究目标明确，技术路线清晰可行，具有扎实的学术支撑与良好的工程应用前景。</w:t>
       </w:r>
     </w:p>
     <w:p>
@@ -2223,6 +4356,233 @@
     </w:p>
     <w:p>
       <w:pPr>
+        <w:pStyle w:val="a7"/>
+        <w:jc w:val="both"/>
+        <w:spacing w:line="360" w:lineRule="auto"/>
+        <w:ind w:firstLineChars="200" w:firstLine="480"/>
+      </w:pPr>
+      <w:r>
+        <w:rPr>
+          <w:rFonts w:ascii="Times New Roman" w:hAnsi="Times New Roman" w:cs="Times New Roman" w:eastAsia="黑体"/>
+          <w:b w:val="0"/>
+          <w:i w:val="0"/>
+          <w:color w:val="000000"/>
+          <w:sz w:val="24"/>
+        </w:rPr>
+        <w:t>（3）毕业论文拟定章节安排</w:t>
+      </w:r>
+    </w:p>
+    <w:p>
+      <w:pPr>
+        <w:pStyle w:val="a7"/>
+        <w:jc w:val="both"/>
+        <w:spacing w:line="360" w:lineRule="auto"/>
+        <w:ind w:firstLineChars="200" w:firstLine="480"/>
+      </w:pPr>
+      <w:r>
+        <w:rPr>
+          <w:rFonts w:ascii="Times New Roman" w:hAnsi="Times New Roman" w:cs="Times New Roman" w:eastAsia="宋体"/>
+          <w:b w:val="0"/>
+          <w:i w:val="0"/>
+          <w:color w:val="000000"/>
+          <w:sz w:val="24"/>
+        </w:rPr>
+        <w:t>结合上述研究内容，本毕业论文正文拟划分为以下六个章节展开论述：</w:t>
+      </w:r>
+    </w:p>
+    <w:p>
+      <w:pPr>
+        <w:pStyle w:val="a7"/>
+        <w:jc w:val="both"/>
+        <w:spacing w:line="360" w:lineRule="auto"/>
+        <w:ind w:firstLineChars="200" w:firstLine="480"/>
+      </w:pPr>
+      <w:r>
+        <w:rPr>
+          <w:rFonts w:ascii="Times New Roman" w:hAnsi="Times New Roman" w:cs="Times New Roman" w:eastAsia="宋体"/>
+          <w:b/>
+          <w:i w:val="0"/>
+          <w:color w:val="000000"/>
+          <w:sz w:val="24"/>
+        </w:rPr>
+        <w:t>第一章：绪论。</w:t>
+      </w:r>
+      <w:r>
+        <w:rPr>
+          <w:rFonts w:ascii="Times New Roman" w:hAnsi="Times New Roman" w:cs="Times New Roman" w:eastAsia="宋体"/>
+          <w:b w:val="0"/>
+          <w:i w:val="0"/>
+          <w:color w:val="000000"/>
+          <w:sz w:val="24"/>
+        </w:rPr>
+        <w:t>阐述课题背景、研究目的与意义，系统综述水下航行器动力学建模与系统辨识、运动控制、多推进器控制分配及基于 PX4 的闭环仿真国内外研究现状，明确本文的主要研究内容与章节组织结构。</w:t>
+      </w:r>
+    </w:p>
+    <w:p>
+      <w:pPr>
+        <w:pStyle w:val="a7"/>
+        <w:jc w:val="both"/>
+        <w:spacing w:line="360" w:lineRule="auto"/>
+        <w:ind w:firstLineChars="200" w:firstLine="480"/>
+      </w:pPr>
+      <w:r>
+        <w:rPr>
+          <w:rFonts w:ascii="Times New Roman" w:hAnsi="Times New Roman" w:cs="Times New Roman" w:eastAsia="宋体"/>
+          <w:b/>
+          <w:i w:val="0"/>
+          <w:color w:val="000000"/>
+          <w:sz w:val="24"/>
+        </w:rPr>
+        <w:t>第二章：八推进器水下航行器六自由度动力学与推进器建模。</w:t>
+      </w:r>
+      <w:r>
+        <w:rPr>
+          <w:rFonts w:ascii="Times New Roman" w:hAnsi="Times New Roman" w:cs="Times New Roman" w:eastAsia="宋体"/>
+          <w:b w:val="0"/>
+          <w:i w:val="0"/>
+          <w:color w:val="000000"/>
+          <w:sz w:val="24"/>
+        </w:rPr>
+        <w:t>梳理已有八推进器开架式平台机械构型与空间几何关系，定义北东地惯性系与附体坐标系，推导包含刚体惯性、附加质量、科氏向心力、线性和二次水动力阻尼及重浮力恢复作用的六自由度非线性动力学模型及单推进器特性模型。</w:t>
+      </w:r>
+    </w:p>
+    <w:p>
+      <w:pPr>
+        <w:pStyle w:val="a7"/>
+        <w:jc w:val="both"/>
+        <w:spacing w:line="360" w:lineRule="auto"/>
+        <w:ind w:firstLineChars="200" w:firstLine="480"/>
+      </w:pPr>
+      <w:r>
+        <w:rPr>
+          <w:rFonts w:ascii="Times New Roman" w:hAnsi="Times New Roman" w:cs="Times New Roman" w:eastAsia="宋体"/>
+          <w:b/>
+          <w:i w:val="0"/>
+          <w:color w:val="000000"/>
+          <w:sz w:val="24"/>
+        </w:rPr>
+        <w:t>第三章：水下航行器水动力参数系统辨识与模型验证。</w:t>
+      </w:r>
+      <w:r>
+        <w:rPr>
+          <w:rFonts w:ascii="Times New Roman" w:hAnsi="Times New Roman" w:cs="Times New Roman" w:eastAsia="宋体"/>
+          <w:b w:val="0"/>
+          <w:i w:val="0"/>
+          <w:color w:val="000000"/>
+          <w:sz w:val="24"/>
+        </w:rPr>
+        <w:t>分析各自由度动力学方程的参数可辨识性，明确辨识激励输入与状态响应输出关系，结合已有平台参数资料与相关数据完成关键未知水动力参数的估计与修正，并通过代表性动态响应对比分析模型拟合误差与适用范围。</w:t>
+      </w:r>
+    </w:p>
+    <w:p>
+      <w:pPr>
+        <w:pStyle w:val="a7"/>
+        <w:jc w:val="both"/>
+        <w:spacing w:line="360" w:lineRule="auto"/>
+        <w:ind w:firstLineChars="200" w:firstLine="480"/>
+      </w:pPr>
+      <w:r>
+        <w:rPr>
+          <w:rFonts w:ascii="Times New Roman" w:hAnsi="Times New Roman" w:cs="Times New Roman" w:eastAsia="宋体"/>
+          <w:b/>
+          <w:i w:val="0"/>
+          <w:color w:val="000000"/>
+          <w:sz w:val="24"/>
+        </w:rPr>
+        <w:t>第四章：基于模型与状态反馈的运动控制及八推进器控制分配设计。</w:t>
+      </w:r>
+      <w:r>
+        <w:rPr>
+          <w:rFonts w:ascii="Times New Roman" w:hAnsi="Times New Roman" w:cs="Times New Roman" w:eastAsia="宋体"/>
+          <w:b w:val="0"/>
+          <w:i w:val="0"/>
+          <w:color w:val="000000"/>
+          <w:sz w:val="24"/>
+        </w:rPr>
+        <w:t xml:space="preserve">以经验证的标称动力学模型为基础，设计融合模型特性补偿与实时状态误差反馈的闭环运动控制律，开展不同补偿与反馈形式的对比分析；建立八推进器 </w:t>
+      </w:r>
+      <m:oMath>
+        <m:r>
+          <m:rPr>
+            <m:sty m:val="p"/>
+          </m:rPr>
+          <w:rPr>
+            <w:rFonts w:ascii="Cambria Math" w:hAnsi="Cambria Math" w:eastAsia="宋体"/>
+            <w:sz w:val="24"/>
+            <w:szCs w:val="24"/>
+          </w:rPr>
+          <m:t>6 × 8</m:t>
+        </m:r>
+      </m:oMath>
+      <w:r>
+        <w:rPr>
+          <w:rFonts w:ascii="Times New Roman" w:hAnsi="Times New Roman" w:cs="Times New Roman" w:eastAsia="宋体"/>
+          <w:b w:val="0"/>
+          <w:i w:val="0"/>
+          <w:color w:val="000000"/>
+          <w:sz w:val="24"/>
+        </w:rPr>
+        <w:t xml:space="preserve"> 控制分配矩阵，研究考虑推进器基本推力输出范围约束的推力分配方法并量化分析控制分配残差。</w:t>
+      </w:r>
+    </w:p>
+    <w:p>
+      <w:pPr>
+        <w:pStyle w:val="a7"/>
+        <w:jc w:val="both"/>
+        <w:spacing w:line="360" w:lineRule="auto"/>
+        <w:ind w:firstLineChars="200" w:firstLine="480"/>
+      </w:pPr>
+      <w:r>
+        <w:rPr>
+          <w:rFonts w:ascii="Times New Roman" w:hAnsi="Times New Roman" w:cs="Times New Roman" w:eastAsia="宋体"/>
+          <w:b/>
+          <w:i w:val="0"/>
+          <w:color w:val="000000"/>
+          <w:sz w:val="24"/>
+        </w:rPr>
+        <w:t>第五章：基于 PX4/SITL 的闭环仿真系统集成与多工况性能验证。</w:t>
+      </w:r>
+      <w:r>
+        <w:rPr>
+          <w:rFonts w:ascii="Times New Roman" w:hAnsi="Times New Roman" w:cs="Times New Roman" w:eastAsia="宋体"/>
+          <w:b w:val="0"/>
+          <w:i w:val="0"/>
+          <w:color w:val="000000"/>
+          <w:sz w:val="24"/>
+        </w:rPr>
+        <w:t>基于 PX4 模块化架构与 uORB 通信机制完成水下航行器动力学模型、运动控制模块与八推进器控制分配模块的软件在环闭环集成，开展姿态、深度、航向等代表性运动工况及外部流扰条件下的仿真实验与定量指标评价。</w:t>
+      </w:r>
+    </w:p>
+    <w:p>
+      <w:pPr>
+        <w:pStyle w:val="a7"/>
+        <w:jc w:val="both"/>
+        <w:spacing w:line="360" w:lineRule="auto"/>
+        <w:ind w:firstLineChars="200" w:firstLine="480"/>
+      </w:pPr>
+      <w:r>
+        <w:rPr>
+          <w:rFonts w:ascii="Times New Roman" w:hAnsi="Times New Roman" w:cs="Times New Roman" w:eastAsia="宋体"/>
+          <w:b/>
+          <w:i w:val="0"/>
+          <w:color w:val="000000"/>
+          <w:sz w:val="24"/>
+        </w:rPr>
+        <w:t>第六章：总结与展望。</w:t>
+      </w:r>
+      <w:r>
+        <w:rPr>
+          <w:rFonts w:ascii="Times New Roman" w:hAnsi="Times New Roman" w:cs="Times New Roman" w:eastAsia="宋体"/>
+          <w:b w:val="0"/>
+          <w:i w:val="0"/>
+          <w:color w:val="000000"/>
+          <w:sz w:val="24"/>
+        </w:rPr>
+        <w:t>总结全文在建模辨识、运动控制、八推进器推力分配及 PX4/SITL 闭环验证方面取得的研究成果，分析存在的不足并展望后续实机水池试验与拓展研究方向。</w:t>
+      </w:r>
+    </w:p>
+    <w:p>
+      <w:pPr>
         <w:pStyle w:val="a6"/>
         <w:jc w:val="left"/>
         <w:spacing w:line="360" w:lineRule="auto" w:beforeLines="50" w:before="120" w:afterLines="50" w:after="120"/>
@@ -2272,7 +4632,27 @@
           <w:color w:val="000000"/>
           <w:sz w:val="24"/>
         </w:rPr>
-        <w:t>本课题采用理论机理建模、数据驱动参数辨识、基于模型与状态反馈的控制设计以及软件在环闭环仿真相结合的研究方法，在明确总体技术框架的同时，为各模块具体算法形式的比选与优化留出合理空间：</w:t>
+        <w:t>本课题采用理论机理建模、数据驱动参数辨识、基于模型与状态反馈的控制设计</w:t>
+      </w:r>
+      <w:r>
+        <w:rPr>
+          <w:rFonts w:ascii="Times New Roman" w:hAnsi="Times New Roman" w:cs="Times New Roman" w:eastAsia="宋体"/>
+          <w:b w:val="0"/>
+          <w:i w:val="0"/>
+          <w:color w:val="000000"/>
+          <w:sz w:val="24"/>
+        </w:rPr>
+        <w:t>、受约束控制分配求解</w:t>
+      </w:r>
+      <w:r>
+        <w:rPr>
+          <w:rFonts w:ascii="Times New Roman" w:hAnsi="Times New Roman" w:cs="Times New Roman" w:eastAsia="宋体"/>
+          <w:b w:val="0"/>
+          <w:i w:val="0"/>
+          <w:color w:val="000000"/>
+          <w:sz w:val="24"/>
+        </w:rPr>
+        <w:t>以及软件在环闭环仿真相结合的研究方法，在明确总体技术框架的同时，为各模块具体算法形式的比选与优化留出合理空间：</w:t>
       </w:r>
     </w:p>
     <w:p>
@@ -2300,7 +4680,375 @@
           <w:color w:val="000000"/>
           <w:sz w:val="24"/>
         </w:rPr>
-        <w:t xml:space="preserve">建立北东地惯性坐标系与附体坐标系，设航行器广义位置与姿态矢量为 </w:t>
+        <w:t>如图 1 所示，</w:t>
+      </w:r>
+      <w:r>
+        <w:rPr>
+          <w:rFonts w:ascii="Times New Roman" w:hAnsi="Times New Roman" w:cs="Times New Roman" w:eastAsia="宋体"/>
+          <w:b w:val="0"/>
+          <w:i w:val="0"/>
+          <w:color w:val="000000"/>
+          <w:sz w:val="24"/>
+        </w:rPr>
+        <w:t xml:space="preserve">建立北东地惯性坐标系 </w:t>
+      </w:r>
+      <m:oMath>
+        <m:r>
+          <m:rPr>
+            <m:sty m:val="p"/>
+          </m:rPr>
+          <w:rPr>
+            <w:rFonts w:ascii="Cambria Math" w:hAnsi="Cambria Math" w:eastAsia="宋体"/>
+            <w:sz w:val="24"/>
+            <w:szCs w:val="24"/>
+          </w:rPr>
+          <m:t>{</m:t>
+        </m:r>
+        <m:r>
+          <m:rPr>
+            <m:sty m:val="i"/>
+          </m:rPr>
+          <w:rPr>
+            <w:rFonts w:ascii="Cambria Math" w:hAnsi="Cambria Math" w:eastAsia="宋体"/>
+            <w:sz w:val="24"/>
+            <w:szCs w:val="24"/>
+          </w:rPr>
+          <m:t>n</m:t>
+        </m:r>
+        <m:r>
+          <m:rPr>
+            <m:sty m:val="p"/>
+          </m:rPr>
+          <w:rPr>
+            <w:rFonts w:ascii="Cambria Math" w:hAnsi="Cambria Math" w:eastAsia="宋体"/>
+            <w:sz w:val="24"/>
+            <w:szCs w:val="24"/>
+          </w:rPr>
+          <m:t>}(</m:t>
+        </m:r>
+        <m:sSub>
+          <m:e>
+            <m:r>
+              <m:rPr>
+                <m:sty m:val="i"/>
+              </m:rPr>
+              <w:rPr>
+                <w:rFonts w:ascii="Cambria Math" w:hAnsi="Cambria Math" w:eastAsia="宋体"/>
+                <w:sz w:val="24"/>
+                <w:szCs w:val="24"/>
+              </w:rPr>
+              <m:t>O</m:t>
+            </m:r>
+          </m:e>
+          <m:sub>
+            <m:r>
+              <m:rPr>
+                <m:sty m:val="i"/>
+              </m:rPr>
+              <w:rPr>
+                <w:rFonts w:ascii="Cambria Math" w:hAnsi="Cambria Math" w:eastAsia="宋体"/>
+                <w:sz w:val="24"/>
+                <w:szCs w:val="24"/>
+              </w:rPr>
+              <m:t>n</m:t>
+            </m:r>
+          </m:sub>
+        </m:sSub>
+        <m:r>
+          <m:rPr>
+            <m:sty m:val="p"/>
+          </m:rPr>
+          <w:rPr>
+            <w:rFonts w:ascii="Cambria Math" w:hAnsi="Cambria Math" w:eastAsia="宋体"/>
+            <w:sz w:val="24"/>
+            <w:szCs w:val="24"/>
+          </w:rPr>
+          <m:t>-</m:t>
+        </m:r>
+        <m:sSub>
+          <m:e>
+            <m:r>
+              <m:rPr>
+                <m:sty m:val="i"/>
+              </m:rPr>
+              <w:rPr>
+                <w:rFonts w:ascii="Cambria Math" w:hAnsi="Cambria Math" w:eastAsia="宋体"/>
+                <w:sz w:val="24"/>
+                <w:szCs w:val="24"/>
+              </w:rPr>
+              <m:t>x</m:t>
+            </m:r>
+          </m:e>
+          <m:sub>
+            <m:r>
+              <m:rPr>
+                <m:sty m:val="i"/>
+              </m:rPr>
+              <w:rPr>
+                <w:rFonts w:ascii="Cambria Math" w:hAnsi="Cambria Math" w:eastAsia="宋体"/>
+                <w:sz w:val="24"/>
+                <w:szCs w:val="24"/>
+              </w:rPr>
+              <m:t>n</m:t>
+            </m:r>
+          </m:sub>
+        </m:sSub>
+        <m:sSub>
+          <m:e>
+            <m:r>
+              <m:rPr>
+                <m:sty m:val="i"/>
+              </m:rPr>
+              <w:rPr>
+                <w:rFonts w:ascii="Cambria Math" w:hAnsi="Cambria Math" w:eastAsia="宋体"/>
+                <w:sz w:val="24"/>
+                <w:szCs w:val="24"/>
+              </w:rPr>
+              <m:t>y</m:t>
+            </m:r>
+          </m:e>
+          <m:sub>
+            <m:r>
+              <m:rPr>
+                <m:sty m:val="i"/>
+              </m:rPr>
+              <w:rPr>
+                <w:rFonts w:ascii="Cambria Math" w:hAnsi="Cambria Math" w:eastAsia="宋体"/>
+                <w:sz w:val="24"/>
+                <w:szCs w:val="24"/>
+              </w:rPr>
+              <m:t>n</m:t>
+            </m:r>
+          </m:sub>
+        </m:sSub>
+        <m:sSub>
+          <m:e>
+            <m:r>
+              <m:rPr>
+                <m:sty m:val="i"/>
+              </m:rPr>
+              <w:rPr>
+                <w:rFonts w:ascii="Cambria Math" w:hAnsi="Cambria Math" w:eastAsia="宋体"/>
+                <w:sz w:val="24"/>
+                <w:szCs w:val="24"/>
+              </w:rPr>
+              <m:t>z</m:t>
+            </m:r>
+          </m:e>
+          <m:sub>
+            <m:r>
+              <m:rPr>
+                <m:sty m:val="i"/>
+              </m:rPr>
+              <w:rPr>
+                <w:rFonts w:ascii="Cambria Math" w:hAnsi="Cambria Math" w:eastAsia="宋体"/>
+                <w:sz w:val="24"/>
+                <w:szCs w:val="24"/>
+              </w:rPr>
+              <m:t>n</m:t>
+            </m:r>
+          </m:sub>
+        </m:sSub>
+        <m:r>
+          <m:rPr>
+            <m:sty m:val="p"/>
+          </m:rPr>
+          <w:rPr>
+            <w:rFonts w:ascii="Cambria Math" w:hAnsi="Cambria Math" w:eastAsia="宋体"/>
+            <w:sz w:val="24"/>
+            <w:szCs w:val="24"/>
+          </w:rPr>
+          <m:t>)</m:t>
+        </m:r>
+      </m:oMath>
+      <w:r>
+        <w:rPr>
+          <w:rFonts w:ascii="Times New Roman" w:hAnsi="Times New Roman" w:cs="Times New Roman" w:eastAsia="宋体"/>
+          <w:b w:val="0"/>
+          <w:i w:val="0"/>
+          <w:color w:val="000000"/>
+          <w:sz w:val="24"/>
+        </w:rPr>
+        <w:t xml:space="preserve"> 与附体坐标系 </w:t>
+      </w:r>
+      <m:oMath>
+        <m:r>
+          <m:rPr>
+            <m:sty m:val="p"/>
+          </m:rPr>
+          <w:rPr>
+            <w:rFonts w:ascii="Cambria Math" w:hAnsi="Cambria Math" w:eastAsia="宋体"/>
+            <w:sz w:val="24"/>
+            <w:szCs w:val="24"/>
+          </w:rPr>
+          <m:t>{</m:t>
+        </m:r>
+        <m:r>
+          <m:rPr>
+            <m:sty m:val="i"/>
+          </m:rPr>
+          <w:rPr>
+            <w:rFonts w:ascii="Cambria Math" w:hAnsi="Cambria Math" w:eastAsia="宋体"/>
+            <w:sz w:val="24"/>
+            <w:szCs w:val="24"/>
+          </w:rPr>
+          <m:t>b</m:t>
+        </m:r>
+        <m:r>
+          <m:rPr>
+            <m:sty m:val="p"/>
+          </m:rPr>
+          <w:rPr>
+            <w:rFonts w:ascii="Cambria Math" w:hAnsi="Cambria Math" w:eastAsia="宋体"/>
+            <w:sz w:val="24"/>
+            <w:szCs w:val="24"/>
+          </w:rPr>
+          <m:t>}(</m:t>
+        </m:r>
+        <m:sSub>
+          <m:e>
+            <m:r>
+              <m:rPr>
+                <m:sty m:val="i"/>
+              </m:rPr>
+              <w:rPr>
+                <w:rFonts w:ascii="Cambria Math" w:hAnsi="Cambria Math" w:eastAsia="宋体"/>
+                <w:sz w:val="24"/>
+                <w:szCs w:val="24"/>
+              </w:rPr>
+              <m:t>O</m:t>
+            </m:r>
+          </m:e>
+          <m:sub>
+            <m:r>
+              <m:rPr>
+                <m:sty m:val="i"/>
+              </m:rPr>
+              <w:rPr>
+                <w:rFonts w:ascii="Cambria Math" w:hAnsi="Cambria Math" w:eastAsia="宋体"/>
+                <w:sz w:val="24"/>
+                <w:szCs w:val="24"/>
+              </w:rPr>
+              <m:t>b</m:t>
+            </m:r>
+          </m:sub>
+        </m:sSub>
+        <m:r>
+          <m:rPr>
+            <m:sty m:val="p"/>
+          </m:rPr>
+          <w:rPr>
+            <w:rFonts w:ascii="Cambria Math" w:hAnsi="Cambria Math" w:eastAsia="宋体"/>
+            <w:sz w:val="24"/>
+            <w:szCs w:val="24"/>
+          </w:rPr>
+          <m:t>-</m:t>
+        </m:r>
+        <m:sSub>
+          <m:e>
+            <m:r>
+              <m:rPr>
+                <m:sty m:val="i"/>
+              </m:rPr>
+              <w:rPr>
+                <w:rFonts w:ascii="Cambria Math" w:hAnsi="Cambria Math" w:eastAsia="宋体"/>
+                <w:sz w:val="24"/>
+                <w:szCs w:val="24"/>
+              </w:rPr>
+              <m:t>x</m:t>
+            </m:r>
+          </m:e>
+          <m:sub>
+            <m:r>
+              <m:rPr>
+                <m:sty m:val="i"/>
+              </m:rPr>
+              <w:rPr>
+                <w:rFonts w:ascii="Cambria Math" w:hAnsi="Cambria Math" w:eastAsia="宋体"/>
+                <w:sz w:val="24"/>
+                <w:szCs w:val="24"/>
+              </w:rPr>
+              <m:t>b</m:t>
+            </m:r>
+          </m:sub>
+        </m:sSub>
+        <m:sSub>
+          <m:e>
+            <m:r>
+              <m:rPr>
+                <m:sty m:val="i"/>
+              </m:rPr>
+              <w:rPr>
+                <w:rFonts w:ascii="Cambria Math" w:hAnsi="Cambria Math" w:eastAsia="宋体"/>
+                <w:sz w:val="24"/>
+                <w:szCs w:val="24"/>
+              </w:rPr>
+              <m:t>y</m:t>
+            </m:r>
+          </m:e>
+          <m:sub>
+            <m:r>
+              <m:rPr>
+                <m:sty m:val="i"/>
+              </m:rPr>
+              <w:rPr>
+                <w:rFonts w:ascii="Cambria Math" w:hAnsi="Cambria Math" w:eastAsia="宋体"/>
+                <w:sz w:val="24"/>
+                <w:szCs w:val="24"/>
+              </w:rPr>
+              <m:t>b</m:t>
+            </m:r>
+          </m:sub>
+        </m:sSub>
+        <m:sSub>
+          <m:e>
+            <m:r>
+              <m:rPr>
+                <m:sty m:val="i"/>
+              </m:rPr>
+              <w:rPr>
+                <w:rFonts w:ascii="Cambria Math" w:hAnsi="Cambria Math" w:eastAsia="宋体"/>
+                <w:sz w:val="24"/>
+                <w:szCs w:val="24"/>
+              </w:rPr>
+              <m:t>z</m:t>
+            </m:r>
+          </m:e>
+          <m:sub>
+            <m:r>
+              <m:rPr>
+                <m:sty m:val="i"/>
+              </m:rPr>
+              <w:rPr>
+                <w:rFonts w:ascii="Cambria Math" w:hAnsi="Cambria Math" w:eastAsia="宋体"/>
+                <w:sz w:val="24"/>
+                <w:szCs w:val="24"/>
+              </w:rPr>
+              <m:t>b</m:t>
+            </m:r>
+          </m:sub>
+        </m:sSub>
+        <m:r>
+          <m:rPr>
+            <m:sty m:val="p"/>
+          </m:rPr>
+          <w:rPr>
+            <w:rFonts w:ascii="Cambria Math" w:hAnsi="Cambria Math" w:eastAsia="宋体"/>
+            <w:sz w:val="24"/>
+            <w:szCs w:val="24"/>
+          </w:rPr>
+          <m:t>)</m:t>
+        </m:r>
+      </m:oMath>
+      <w:r>
+        <w:rPr>
+          <w:rFonts w:ascii="Times New Roman" w:hAnsi="Times New Roman" w:cs="Times New Roman" w:eastAsia="宋体"/>
+          <w:b w:val="0"/>
+          <w:i w:val="0"/>
+          <w:color w:val="000000"/>
+          <w:sz w:val="24"/>
+        </w:rPr>
+        <w:t xml:space="preserve">，设航行器广义位置与姿态矢量为 </w:t>
       </w:r>
       <m:oMath>
         <m:r>
@@ -3348,7 +6096,27 @@
           <w:color w:val="000000"/>
           <w:sz w:val="24"/>
         </w:rPr>
-        <w:t xml:space="preserve"> 为包含线性与非线性项的水动力阻尼矩阵；</w:t>
+        <w:t xml:space="preserve"> 为包含线性与</w:t>
+      </w:r>
+      <w:r>
+        <w:rPr>
+          <w:rFonts w:ascii="Times New Roman" w:hAnsi="Times New Roman" w:cs="Times New Roman" w:eastAsia="宋体"/>
+          <w:b w:val="0"/>
+          <w:i w:val="0"/>
+          <w:color w:val="000000"/>
+          <w:sz w:val="24"/>
+        </w:rPr>
+        <w:t>二次</w:t>
+      </w:r>
+      <w:r>
+        <w:rPr>
+          <w:rFonts w:ascii="Times New Roman" w:hAnsi="Times New Roman" w:cs="Times New Roman" w:eastAsia="宋体"/>
+          <w:b w:val="0"/>
+          <w:i w:val="0"/>
+          <w:color w:val="000000"/>
+          <w:sz w:val="24"/>
+        </w:rPr>
+        <w:t>非线性项的水动力阻尼矩阵；</w:t>
       </w:r>
       <m:oMath>
         <m:r>
@@ -3404,7 +6172,27 @@
           <w:color w:val="000000"/>
           <w:sz w:val="24"/>
         </w:rPr>
-        <w:t xml:space="preserve"> 为重力与浮力恢复力矢量；</w:t>
+        <w:t xml:space="preserve"> 为重力与浮力恢复</w:t>
+      </w:r>
+      <w:r>
+        <w:rPr>
+          <w:rFonts w:ascii="Times New Roman" w:hAnsi="Times New Roman" w:cs="Times New Roman" w:eastAsia="宋体"/>
+          <w:b w:val="0"/>
+          <w:i w:val="0"/>
+          <w:color w:val="000000"/>
+          <w:sz w:val="24"/>
+        </w:rPr>
+        <w:t>力矩</w:t>
+      </w:r>
+      <w:r>
+        <w:rPr>
+          <w:rFonts w:ascii="Times New Roman" w:hAnsi="Times New Roman" w:cs="Times New Roman" w:eastAsia="宋体"/>
+          <w:b w:val="0"/>
+          <w:i w:val="0"/>
+          <w:color w:val="000000"/>
+          <w:sz w:val="24"/>
+        </w:rPr>
+        <w:t>矢量；</w:t>
       </w:r>
       <m:oMath>
         <m:r>
@@ -3472,6 +6260,64 @@
     </w:p>
     <w:p>
       <w:pPr>
+        <w:jc w:val="center"/>
+        <w:spacing w:line="240" w:lineRule="auto" w:beforeLines="50" w:before="120"/>
+        <w:ind w:firstLine="0" w:firstLineChars="0" w:left="0"/>
+      </w:pPr>
+      <w:r>
+        <w:drawing>
+          <wp:inline xmlns:a="http://schemas.openxmlformats.org/drawingml/2006/main" xmlns:pic="http://schemas.openxmlformats.org/drawingml/2006/picture">
+            <wp:extent cx="5472000" cy="2827200"/>
+            <wp:docPr id="1" name="Picture 1"/>
+            <wp:cNvGraphicFramePr>
+              <a:graphicFrameLocks noChangeAspect="1"/>
+            </wp:cNvGraphicFramePr>
+            <a:graphic>
+              <a:graphicData uri="http://schemas.openxmlformats.org/drawingml/2006/picture">
+                <pic:pic>
+                  <pic:nvPicPr>
+                    <pic:cNvPr id="0" name="fig0_rov_coord_thrusters.png"/>
+                    <pic:cNvPicPr/>
+                  </pic:nvPicPr>
+                  <pic:blipFill>
+                    <a:blip r:embed="rId10"/>
+                    <a:stretch>
+                      <a:fillRect/>
+                    </a:stretch>
+                  </pic:blipFill>
+                  <pic:spPr>
+                    <a:xfrm>
+                      <a:off x="0" y="0"/>
+                      <a:ext cx="5472000" cy="2827200"/>
+                    </a:xfrm>
+                    <a:prstGeom prst="rect"/>
+                  </pic:spPr>
+                </pic:pic>
+              </a:graphicData>
+            </a:graphic>
+          </wp:inline>
+        </w:drawing>
+      </w:r>
+    </w:p>
+    <w:p>
+      <w:pPr>
+        <w:jc w:val="center"/>
+        <w:spacing w:line="360" w:lineRule="auto" w:afterLines="50" w:after="120"/>
+        <w:ind w:firstLine="0" w:firstLineChars="0" w:left="0"/>
+      </w:pPr>
+      <w:r>
+        <w:rPr>
+          <w:rFonts w:ascii="Times New Roman" w:hAnsi="Times New Roman" w:cs="Times New Roman" w:eastAsia="宋体"/>
+          <w:b/>
+          <w:i w:val="0"/>
+          <w:color w:val="000000"/>
+          <w:sz w:val="21"/>
+        </w:rPr>
+        <w:t>图 1  八推进器水下航行器坐标系定义与推力矢量空间布置示意图</w:t>
+      </w:r>
+    </w:p>
+    <w:p>
+      <w:pPr>
         <w:pStyle w:val="a7"/>
         <w:jc w:val="both"/>
         <w:spacing w:line="360" w:lineRule="auto"/>
@@ -3518,7 +6364,87 @@
           <w:color w:val="000000"/>
           <w:sz w:val="24"/>
         </w:rPr>
-        <w:t xml:space="preserve">。根据动力学方程构造输入（推进器推力或广义控制力）与输出（速度、姿态、深度等动态响应）之间的辨识关系，利用平台参数资料及相关测试/仿真响应数据对未知参数 </w:t>
+        <w:t>。根据动力学方程构造</w:t>
+      </w:r>
+      <w:r>
+        <w:rPr>
+          <w:rFonts w:ascii="Times New Roman" w:hAnsi="Times New Roman" w:cs="Times New Roman" w:eastAsia="宋体"/>
+          <w:b w:val="0"/>
+          <w:i w:val="0"/>
+          <w:color w:val="000000"/>
+          <w:sz w:val="24"/>
+        </w:rPr>
+        <w:t>激励</w:t>
+      </w:r>
+      <w:r>
+        <w:rPr>
+          <w:rFonts w:ascii="Times New Roman" w:hAnsi="Times New Roman" w:cs="Times New Roman" w:eastAsia="宋体"/>
+          <w:b w:val="0"/>
+          <w:i w:val="0"/>
+          <w:color w:val="000000"/>
+          <w:sz w:val="24"/>
+        </w:rPr>
+        <w:t>输入（推进器推力或广义控制力）与</w:t>
+      </w:r>
+      <w:r>
+        <w:rPr>
+          <w:rFonts w:ascii="Times New Roman" w:hAnsi="Times New Roman" w:cs="Times New Roman" w:eastAsia="宋体"/>
+          <w:b w:val="0"/>
+          <w:i w:val="0"/>
+          <w:color w:val="000000"/>
+          <w:sz w:val="24"/>
+        </w:rPr>
+        <w:t>状态</w:t>
+      </w:r>
+      <w:r>
+        <w:rPr>
+          <w:rFonts w:ascii="Times New Roman" w:hAnsi="Times New Roman" w:cs="Times New Roman" w:eastAsia="宋体"/>
+          <w:b w:val="0"/>
+          <w:i w:val="0"/>
+          <w:color w:val="000000"/>
+          <w:sz w:val="24"/>
+        </w:rPr>
+        <w:t>输出（</w:t>
+      </w:r>
+      <w:r>
+        <w:rPr>
+          <w:rFonts w:ascii="Times New Roman" w:hAnsi="Times New Roman" w:cs="Times New Roman" w:eastAsia="宋体"/>
+          <w:b w:val="0"/>
+          <w:i w:val="0"/>
+          <w:color w:val="000000"/>
+          <w:sz w:val="24"/>
+        </w:rPr>
+        <w:t>线速度、角速度</w:t>
+      </w:r>
+      <w:r>
+        <w:rPr>
+          <w:rFonts w:ascii="Times New Roman" w:hAnsi="Times New Roman" w:cs="Times New Roman" w:eastAsia="宋体"/>
+          <w:b w:val="0"/>
+          <w:i w:val="0"/>
+          <w:color w:val="000000"/>
+          <w:sz w:val="24"/>
+        </w:rPr>
+        <w:t>、姿态、深度等动态响应）之间的</w:t>
+      </w:r>
+      <w:r>
+        <w:rPr>
+          <w:rFonts w:ascii="Times New Roman" w:hAnsi="Times New Roman" w:cs="Times New Roman" w:eastAsia="宋体"/>
+          <w:b w:val="0"/>
+          <w:i w:val="0"/>
+          <w:color w:val="000000"/>
+          <w:sz w:val="24"/>
+        </w:rPr>
+        <w:t>参数化</w:t>
+      </w:r>
+      <w:r>
+        <w:rPr>
+          <w:rFonts w:ascii="Times New Roman" w:hAnsi="Times New Roman" w:cs="Times New Roman" w:eastAsia="宋体"/>
+          <w:b w:val="0"/>
+          <w:i w:val="0"/>
+          <w:color w:val="000000"/>
+          <w:sz w:val="24"/>
+        </w:rPr>
+        <w:t xml:space="preserve">辨识关系，利用平台参数资料及相关测试/仿真响应数据对未知参数 </w:t>
       </w:r>
       <m:oMath>
         <m:r>
@@ -3541,7 +6467,156 @@
           <w:color w:val="000000"/>
           <w:sz w:val="24"/>
         </w:rPr>
-        <w:t xml:space="preserve"> 进行参数估计与修正。随后，通过代表性动态响应对比模型输出与相关数据，定量评估模型偏差并明确模型适用范围。</w:t>
+        <w:t xml:space="preserve"> 进行参数估计与修正。随后，通过代表性动态响应对比模型输出与相关数据，定量评估模型偏差并明确模型适用范围</w:t>
+      </w:r>
+      <w:r>
+        <w:rPr>
+          <w:rFonts w:ascii="Times New Roman" w:hAnsi="Times New Roman" w:cs="Times New Roman" w:eastAsia="宋体"/>
+          <w:b w:val="0"/>
+          <w:i w:val="0"/>
+          <w:color w:val="000000"/>
+          <w:sz w:val="24"/>
+        </w:rPr>
+        <w:t xml:space="preserve">，获得经验证的标称模型 </w:t>
+      </w:r>
+      <m:oMath>
+        <m:r>
+          <m:rPr>
+            <m:sty m:val="p"/>
+          </m:rPr>
+          <w:rPr>
+            <w:rFonts w:ascii="Cambria Math" w:hAnsi="Cambria Math" w:eastAsia="宋体"/>
+            <w:sz w:val="24"/>
+            <w:szCs w:val="24"/>
+          </w:rPr>
+          <m:t>(</m:t>
+        </m:r>
+        <m:acc>
+          <m:accPr>
+            <m:chr m:val="̂"/>
+          </m:accPr>
+          <m:e>
+            <m:r>
+              <m:rPr>
+                <m:sty m:val="bi"/>
+              </m:rPr>
+              <w:rPr>
+                <w:rFonts w:ascii="Cambria Math" w:hAnsi="Cambria Math" w:eastAsia="宋体"/>
+                <w:sz w:val="24"/>
+                <w:szCs w:val="24"/>
+              </w:rPr>
+              <m:t>M</m:t>
+            </m:r>
+          </m:e>
+        </m:acc>
+        <m:r>
+          <m:rPr>
+            <m:sty m:val="p"/>
+          </m:rPr>
+          <w:rPr>
+            <w:rFonts w:ascii="Cambria Math" w:hAnsi="Cambria Math" w:eastAsia="宋体"/>
+            <w:sz w:val="24"/>
+            <w:szCs w:val="24"/>
+          </w:rPr>
+          <m:t>, </m:t>
+        </m:r>
+        <m:acc>
+          <m:accPr>
+            <m:chr m:val="̂"/>
+          </m:accPr>
+          <m:e>
+            <m:r>
+              <m:rPr>
+                <m:sty m:val="bi"/>
+              </m:rPr>
+              <w:rPr>
+                <w:rFonts w:ascii="Cambria Math" w:hAnsi="Cambria Math" w:eastAsia="宋体"/>
+                <w:sz w:val="24"/>
+                <w:szCs w:val="24"/>
+              </w:rPr>
+              <m:t>C</m:t>
+            </m:r>
+          </m:e>
+        </m:acc>
+        <m:r>
+          <m:rPr>
+            <m:sty m:val="p"/>
+          </m:rPr>
+          <w:rPr>
+            <w:rFonts w:ascii="Cambria Math" w:hAnsi="Cambria Math" w:eastAsia="宋体"/>
+            <w:sz w:val="24"/>
+            <w:szCs w:val="24"/>
+          </w:rPr>
+          <m:t>, </m:t>
+        </m:r>
+        <m:acc>
+          <m:accPr>
+            <m:chr m:val="̂"/>
+          </m:accPr>
+          <m:e>
+            <m:r>
+              <m:rPr>
+                <m:sty m:val="bi"/>
+              </m:rPr>
+              <w:rPr>
+                <w:rFonts w:ascii="Cambria Math" w:hAnsi="Cambria Math" w:eastAsia="宋体"/>
+                <w:sz w:val="24"/>
+                <w:szCs w:val="24"/>
+              </w:rPr>
+              <m:t>D</m:t>
+            </m:r>
+          </m:e>
+        </m:acc>
+        <m:r>
+          <m:rPr>
+            <m:sty m:val="p"/>
+          </m:rPr>
+          <w:rPr>
+            <w:rFonts w:ascii="Cambria Math" w:hAnsi="Cambria Math" w:eastAsia="宋体"/>
+            <w:sz w:val="24"/>
+            <w:szCs w:val="24"/>
+          </w:rPr>
+          <m:t>, </m:t>
+        </m:r>
+        <m:acc>
+          <m:accPr>
+            <m:chr m:val="̂"/>
+          </m:accPr>
+          <m:e>
+            <m:r>
+              <m:rPr>
+                <m:sty m:val="bi"/>
+              </m:rPr>
+              <w:rPr>
+                <w:rFonts w:ascii="Cambria Math" w:hAnsi="Cambria Math" w:eastAsia="宋体"/>
+                <w:sz w:val="24"/>
+                <w:szCs w:val="24"/>
+              </w:rPr>
+              <m:t>g</m:t>
+            </m:r>
+          </m:e>
+        </m:acc>
+        <m:r>
+          <m:rPr>
+            <m:sty m:val="p"/>
+          </m:rPr>
+          <w:rPr>
+            <w:rFonts w:ascii="Cambria Math" w:hAnsi="Cambria Math" w:eastAsia="宋体"/>
+            <w:sz w:val="24"/>
+            <w:szCs w:val="24"/>
+          </w:rPr>
+          <m:t>)</m:t>
+        </m:r>
+      </m:oMath>
+      <w:r>
+        <w:rPr>
+          <w:rFonts w:ascii="Times New Roman" w:hAnsi="Times New Roman" w:cs="Times New Roman" w:eastAsia="宋体"/>
+          <w:b w:val="0"/>
+          <w:i w:val="0"/>
+          <w:color w:val="000000"/>
+          <w:sz w:val="24"/>
+        </w:rPr>
+        <w:t>。</w:t>
       </w:r>
     </w:p>
     <w:p>
@@ -3559,17 +6634,57 @@
           <w:color w:val="000000"/>
           <w:sz w:val="24"/>
         </w:rPr>
-        <w:t>3）基于模型与状态反馈的运动控制及八推进器控制分配方法：</w:t>
-      </w:r>
-      <w:r>
-        <w:rPr>
-          <w:rFonts w:ascii="Times New Roman" w:hAnsi="Times New Roman" w:cs="Times New Roman" w:eastAsia="宋体"/>
-          <w:b w:val="0"/>
-          <w:i w:val="0"/>
-          <w:color w:val="000000"/>
-          <w:sz w:val="24"/>
-        </w:rPr>
-        <w:t xml:space="preserve">以经验证的航行器模型为基础，设参考状态为 </w:t>
+        <w:t>3）基于模型与状态反馈的闭环运动控制方法：</w:t>
+      </w:r>
+      <w:r>
+        <w:rPr>
+          <w:rFonts w:ascii="Times New Roman" w:hAnsi="Times New Roman" w:cs="Times New Roman" w:eastAsia="宋体"/>
+          <w:b w:val="0"/>
+          <w:i w:val="0"/>
+          <w:color w:val="000000"/>
+          <w:sz w:val="24"/>
+        </w:rPr>
+        <w:t>以经验证的航行器</w:t>
+      </w:r>
+      <w:r>
+        <w:rPr>
+          <w:rFonts w:ascii="Times New Roman" w:hAnsi="Times New Roman" w:cs="Times New Roman" w:eastAsia="宋体"/>
+          <w:b w:val="0"/>
+          <w:i w:val="0"/>
+          <w:color w:val="000000"/>
+          <w:sz w:val="24"/>
+        </w:rPr>
+        <w:t>标称</w:t>
+      </w:r>
+      <w:r>
+        <w:rPr>
+          <w:rFonts w:ascii="Times New Roman" w:hAnsi="Times New Roman" w:cs="Times New Roman" w:eastAsia="宋体"/>
+          <w:b w:val="0"/>
+          <w:i w:val="0"/>
+          <w:color w:val="000000"/>
+          <w:sz w:val="24"/>
+        </w:rPr>
+        <w:t>模型为基础，设参考</w:t>
+      </w:r>
+      <w:r>
+        <w:rPr>
+          <w:rFonts w:ascii="Times New Roman" w:hAnsi="Times New Roman" w:cs="Times New Roman" w:eastAsia="宋体"/>
+          <w:b w:val="0"/>
+          <w:i w:val="0"/>
+          <w:color w:val="000000"/>
+          <w:sz w:val="24"/>
+        </w:rPr>
+        <w:t>运动</w:t>
+      </w:r>
+      <w:r>
+        <w:rPr>
+          <w:rFonts w:ascii="Times New Roman" w:hAnsi="Times New Roman" w:cs="Times New Roman" w:eastAsia="宋体"/>
+          <w:b w:val="0"/>
+          <w:i w:val="0"/>
+          <w:color w:val="000000"/>
+          <w:sz w:val="24"/>
+        </w:rPr>
+        <w:t xml:space="preserve">状态为 </w:t>
       </w:r>
       <m:oMath>
         <m:sSub>
@@ -3584,6 +6699,46 @@
                 <w:szCs w:val="24"/>
               </w:rPr>
               <m:t>η</m:t>
+            </m:r>
+          </m:e>
+          <m:sub>
+            <m:r>
+              <m:rPr>
+                <m:sty m:val="i"/>
+              </m:rPr>
+              <w:rPr>
+                <w:rFonts w:ascii="Cambria Math" w:hAnsi="Cambria Math" w:eastAsia="宋体"/>
+                <w:sz w:val="24"/>
+                <w:szCs w:val="24"/>
+              </w:rPr>
+              <m:t>r</m:t>
+            </m:r>
+          </m:sub>
+        </m:sSub>
+      </m:oMath>
+      <w:r>
+        <w:rPr>
+          <w:rFonts w:ascii="Times New Roman" w:hAnsi="Times New Roman" w:cs="Times New Roman" w:eastAsia="宋体"/>
+          <w:b w:val="0"/>
+          <w:i w:val="0"/>
+          <w:color w:val="000000"/>
+          <w:sz w:val="24"/>
+        </w:rPr>
+        <w:t xml:space="preserve"> 与 </w:t>
+      </w:r>
+      <m:oMath>
+        <m:sSub>
+          <m:e>
+            <m:r>
+              <m:rPr>
+                <m:sty m:val="bi"/>
+              </m:rPr>
+              <w:rPr>
+                <w:rFonts w:ascii="Cambria Math" w:hAnsi="Cambria Math" w:eastAsia="宋体"/>
+                <w:sz w:val="24"/>
+                <w:szCs w:val="24"/>
+              </w:rPr>
+              <m:t>ν</m:t>
             </m:r>
           </m:e>
           <m:sub>
@@ -3959,6 +7114,45 @@
             </m:r>
           </m:sub>
         </m:sSub>
+        <m:r>
+          <m:rPr>
+            <m:sty m:val="p"/>
+          </m:rPr>
+          <w:rPr>
+            <w:rFonts w:ascii="Cambria Math" w:hAnsi="Cambria Math" w:eastAsia="宋体"/>
+            <w:sz w:val="24"/>
+            <w:szCs w:val="24"/>
+          </w:rPr>
+          <m:t> ∈ </m:t>
+        </m:r>
+        <m:sSup>
+          <m:e>
+            <m:r>
+              <m:rPr>
+                <m:sty m:val="p"/>
+              </m:rPr>
+              <w:rPr>
+                <w:rFonts w:ascii="Cambria Math" w:hAnsi="Cambria Math" w:eastAsia="宋体"/>
+                <w:sz w:val="24"/>
+                <w:szCs w:val="24"/>
+              </w:rPr>
+              <m:t>ℝ</m:t>
+            </m:r>
+          </m:e>
+          <m:sup>
+            <m:r>
+              <m:rPr>
+                <m:sty m:val="p"/>
+              </m:rPr>
+              <w:rPr>
+                <w:rFonts w:ascii="Cambria Math" w:hAnsi="Cambria Math" w:eastAsia="宋体"/>
+                <w:sz w:val="24"/>
+                <w:szCs w:val="24"/>
+              </w:rPr>
+              <m:t>6</m:t>
+            </m:r>
+          </m:sup>
+        </m:sSup>
       </m:oMath>
       <w:r>
         <w:rPr>
@@ -4533,7 +7727,270 @@
           <w:color w:val="000000"/>
           <w:sz w:val="24"/>
         </w:rPr>
-        <w:t xml:space="preserve"> 相结合，可根据后续模型验证结果与控制需求灵活设计具体的模型补偿或动态逆反馈形式。在此基础上，根据八推进器安装位置 </w:t>
+        <w:t xml:space="preserve"> 相结合，可根据后续模型验证结果与控制需求灵活设计具体的模型</w:t>
+      </w:r>
+      <w:r>
+        <w:rPr>
+          <w:rFonts w:ascii="Times New Roman" w:hAnsi="Times New Roman" w:cs="Times New Roman" w:eastAsia="宋体"/>
+          <w:b w:val="0"/>
+          <w:i w:val="0"/>
+          <w:color w:val="000000"/>
+          <w:sz w:val="24"/>
+        </w:rPr>
+        <w:t>前馈补偿、反馈线性化或增量动态逆反馈形式，开展多工况对比与鲁棒性分析</w:t>
+      </w:r>
+      <w:r>
+        <w:rPr>
+          <w:rFonts w:ascii="Times New Roman" w:hAnsi="Times New Roman" w:cs="Times New Roman" w:eastAsia="宋体"/>
+          <w:b w:val="0"/>
+          <w:i w:val="0"/>
+          <w:color w:val="000000"/>
+          <w:sz w:val="24"/>
+        </w:rPr>
+        <w:t>。</w:t>
+      </w:r>
+    </w:p>
+    <w:p>
+      <w:pPr>
+        <w:pStyle w:val="a7"/>
+        <w:jc w:val="both"/>
+        <w:spacing w:line="360" w:lineRule="auto"/>
+        <w:ind w:firstLineChars="200" w:firstLine="480"/>
+      </w:pPr>
+      <w:r>
+        <w:rPr>
+          <w:rFonts w:ascii="Times New Roman" w:hAnsi="Times New Roman" w:cs="Times New Roman" w:eastAsia="宋体"/>
+          <w:b/>
+          <w:i w:val="0"/>
+          <w:color w:val="000000"/>
+          <w:sz w:val="24"/>
+        </w:rPr>
+        <w:t>4）八推进器控制分配方法：</w:t>
+      </w:r>
+      <w:r>
+        <w:rPr>
+          <w:rFonts w:ascii="Times New Roman" w:hAnsi="Times New Roman" w:cs="Times New Roman" w:eastAsia="宋体"/>
+          <w:b w:val="0"/>
+          <w:i w:val="0"/>
+          <w:color w:val="000000"/>
+          <w:sz w:val="24"/>
+        </w:rPr>
+        <w:t>如图 1(b) 所示，已有平台包含水平面 4 台矢量倾斜推进器（</w:t>
+      </w:r>
+      <m:oMath>
+        <m:sSub>
+          <m:e>
+            <m:r>
+              <m:rPr>
+                <m:sty m:val="i"/>
+              </m:rPr>
+              <w:rPr>
+                <w:rFonts w:ascii="Cambria Math" w:hAnsi="Cambria Math" w:eastAsia="宋体"/>
+                <w:sz w:val="24"/>
+                <w:szCs w:val="24"/>
+              </w:rPr>
+              <m:t>T</m:t>
+            </m:r>
+          </m:e>
+          <m:sub>
+            <m:r>
+              <m:rPr>
+                <m:sty m:val="p"/>
+              </m:rPr>
+              <w:rPr>
+                <w:rFonts w:ascii="Cambria Math" w:hAnsi="Cambria Math" w:eastAsia="宋体"/>
+                <w:sz w:val="24"/>
+                <w:szCs w:val="24"/>
+              </w:rPr>
+              <m:t>1</m:t>
+            </m:r>
+          </m:sub>
+        </m:sSub>
+        <m:r>
+          <m:rPr>
+            <m:sty m:val="p"/>
+          </m:rPr>
+          <w:rPr>
+            <w:rFonts w:ascii="Cambria Math" w:hAnsi="Cambria Math" w:eastAsia="宋体"/>
+            <w:sz w:val="24"/>
+            <w:szCs w:val="24"/>
+          </w:rPr>
+          <m:t> ~ </m:t>
+        </m:r>
+        <m:sSub>
+          <m:e>
+            <m:r>
+              <m:rPr>
+                <m:sty m:val="i"/>
+              </m:rPr>
+              <w:rPr>
+                <w:rFonts w:ascii="Cambria Math" w:hAnsi="Cambria Math" w:eastAsia="宋体"/>
+                <w:sz w:val="24"/>
+                <w:szCs w:val="24"/>
+              </w:rPr>
+              <m:t>T</m:t>
+            </m:r>
+          </m:e>
+          <m:sub>
+            <m:r>
+              <m:rPr>
+                <m:sty m:val="p"/>
+              </m:rPr>
+              <w:rPr>
+                <w:rFonts w:ascii="Cambria Math" w:hAnsi="Cambria Math" w:eastAsia="宋体"/>
+                <w:sz w:val="24"/>
+                <w:szCs w:val="24"/>
+              </w:rPr>
+              <m:t>4</m:t>
+            </m:r>
+          </m:sub>
+        </m:sSub>
+      </m:oMath>
+      <w:r>
+        <w:rPr>
+          <w:rFonts w:ascii="Times New Roman" w:hAnsi="Times New Roman" w:cs="Times New Roman" w:eastAsia="宋体"/>
+          <w:b w:val="0"/>
+          <w:i w:val="0"/>
+          <w:color w:val="000000"/>
+          <w:sz w:val="24"/>
+        </w:rPr>
+        <w:t>）与垂直面 4 台垂向对称推进器（</w:t>
+      </w:r>
+      <m:oMath>
+        <m:sSub>
+          <m:e>
+            <m:r>
+              <m:rPr>
+                <m:sty m:val="i"/>
+              </m:rPr>
+              <w:rPr>
+                <w:rFonts w:ascii="Cambria Math" w:hAnsi="Cambria Math" w:eastAsia="宋体"/>
+                <w:sz w:val="24"/>
+                <w:szCs w:val="24"/>
+              </w:rPr>
+              <m:t>T</m:t>
+            </m:r>
+          </m:e>
+          <m:sub>
+            <m:r>
+              <m:rPr>
+                <m:sty m:val="p"/>
+              </m:rPr>
+              <w:rPr>
+                <w:rFonts w:ascii="Cambria Math" w:hAnsi="Cambria Math" w:eastAsia="宋体"/>
+                <w:sz w:val="24"/>
+                <w:szCs w:val="24"/>
+              </w:rPr>
+              <m:t>5</m:t>
+            </m:r>
+          </m:sub>
+        </m:sSub>
+        <m:r>
+          <m:rPr>
+            <m:sty m:val="p"/>
+          </m:rPr>
+          <w:rPr>
+            <w:rFonts w:ascii="Cambria Math" w:hAnsi="Cambria Math" w:eastAsia="宋体"/>
+            <w:sz w:val="24"/>
+            <w:szCs w:val="24"/>
+          </w:rPr>
+          <m:t> ~ </m:t>
+        </m:r>
+        <m:sSub>
+          <m:e>
+            <m:r>
+              <m:rPr>
+                <m:sty m:val="i"/>
+              </m:rPr>
+              <w:rPr>
+                <w:rFonts w:ascii="Cambria Math" w:hAnsi="Cambria Math" w:eastAsia="宋体"/>
+                <w:sz w:val="24"/>
+                <w:szCs w:val="24"/>
+              </w:rPr>
+              <m:t>T</m:t>
+            </m:r>
+          </m:e>
+          <m:sub>
+            <m:r>
+              <m:rPr>
+                <m:sty m:val="p"/>
+              </m:rPr>
+              <w:rPr>
+                <w:rFonts w:ascii="Cambria Math" w:hAnsi="Cambria Math" w:eastAsia="宋体"/>
+                <w:sz w:val="24"/>
+                <w:szCs w:val="24"/>
+              </w:rPr>
+              <m:t>8</m:t>
+            </m:r>
+          </m:sub>
+        </m:sSub>
+      </m:oMath>
+      <w:r>
+        <w:rPr>
+          <w:rFonts w:ascii="Times New Roman" w:hAnsi="Times New Roman" w:cs="Times New Roman" w:eastAsia="宋体"/>
+          <w:b w:val="0"/>
+          <w:i w:val="0"/>
+          <w:color w:val="000000"/>
+          <w:sz w:val="24"/>
+        </w:rPr>
+        <w:t xml:space="preserve">）。根据第 </w:t>
+      </w:r>
+      <m:oMath>
+        <m:r>
+          <m:rPr>
+            <m:sty m:val="i"/>
+          </m:rPr>
+          <w:rPr>
+            <w:rFonts w:ascii="Cambria Math" w:hAnsi="Cambria Math" w:eastAsia="宋体"/>
+            <w:sz w:val="24"/>
+            <w:szCs w:val="24"/>
+          </w:rPr>
+          <m:t>i</m:t>
+        </m:r>
+      </m:oMath>
+      <w:r>
+        <w:rPr>
+          <w:rFonts w:ascii="Times New Roman" w:hAnsi="Times New Roman" w:cs="Times New Roman" w:eastAsia="宋体"/>
+          <w:b w:val="0"/>
+          <w:i w:val="0"/>
+          <w:color w:val="000000"/>
+          <w:sz w:val="24"/>
+        </w:rPr>
+        <w:t xml:space="preserve"> 个推进器（</w:t>
+      </w:r>
+      <m:oMath>
+        <m:r>
+          <m:rPr>
+            <m:sty m:val="i"/>
+          </m:rPr>
+          <w:rPr>
+            <w:rFonts w:ascii="Cambria Math" w:hAnsi="Cambria Math" w:eastAsia="宋体"/>
+            <w:sz w:val="24"/>
+            <w:szCs w:val="24"/>
+          </w:rPr>
+          <m:t>i</m:t>
+        </m:r>
+        <m:r>
+          <m:rPr>
+            <m:sty m:val="p"/>
+          </m:rPr>
+          <w:rPr>
+            <w:rFonts w:ascii="Cambria Math" w:hAnsi="Cambria Math" w:eastAsia="宋体"/>
+            <w:sz w:val="24"/>
+            <w:szCs w:val="24"/>
+          </w:rPr>
+          <m:t> = 1, …, 8</m:t>
+        </m:r>
+      </m:oMath>
+      <w:r>
+        <w:rPr>
+          <w:rFonts w:ascii="Times New Roman" w:hAnsi="Times New Roman" w:cs="Times New Roman" w:eastAsia="宋体"/>
+          <w:b w:val="0"/>
+          <w:i w:val="0"/>
+          <w:color w:val="000000"/>
+          <w:sz w:val="24"/>
+        </w:rPr>
+        <w:t xml:space="preserve">）在附体系下的安装位置矢量 </w:t>
       </w:r>
       <m:oMath>
         <m:sSub>
@@ -4564,6 +8021,45 @@
             </m:r>
           </m:sub>
         </m:sSub>
+        <m:r>
+          <m:rPr>
+            <m:sty m:val="p"/>
+          </m:rPr>
+          <w:rPr>
+            <w:rFonts w:ascii="Cambria Math" w:hAnsi="Cambria Math" w:eastAsia="宋体"/>
+            <w:sz w:val="24"/>
+            <w:szCs w:val="24"/>
+          </w:rPr>
+          <m:t> ∈ </m:t>
+        </m:r>
+        <m:sSup>
+          <m:e>
+            <m:r>
+              <m:rPr>
+                <m:sty m:val="p"/>
+              </m:rPr>
+              <w:rPr>
+                <w:rFonts w:ascii="Cambria Math" w:hAnsi="Cambria Math" w:eastAsia="宋体"/>
+                <w:sz w:val="24"/>
+                <w:szCs w:val="24"/>
+              </w:rPr>
+              <m:t>ℝ</m:t>
+            </m:r>
+          </m:e>
+          <m:sup>
+            <m:r>
+              <m:rPr>
+                <m:sty m:val="p"/>
+              </m:rPr>
+              <w:rPr>
+                <w:rFonts w:ascii="Cambria Math" w:hAnsi="Cambria Math" w:eastAsia="宋体"/>
+                <w:sz w:val="24"/>
+                <w:szCs w:val="24"/>
+              </w:rPr>
+              <m:t>3</m:t>
+            </m:r>
+          </m:sup>
+        </m:sSup>
       </m:oMath>
       <w:r>
         <w:rPr>
@@ -4573,7 +8069,7 @@
           <w:color w:val="000000"/>
           <w:sz w:val="24"/>
         </w:rPr>
-        <w:t xml:space="preserve">、推力方向 </w:t>
+        <w:t xml:space="preserve"> 与推力方向单位矢量 </w:t>
       </w:r>
       <m:oMath>
         <m:sSub>
@@ -4604,6 +8100,45 @@
             </m:r>
           </m:sub>
         </m:sSub>
+        <m:r>
+          <m:rPr>
+            <m:sty m:val="p"/>
+          </m:rPr>
+          <w:rPr>
+            <w:rFonts w:ascii="Cambria Math" w:hAnsi="Cambria Math" w:eastAsia="宋体"/>
+            <w:sz w:val="24"/>
+            <w:szCs w:val="24"/>
+          </w:rPr>
+          <m:t> ∈ </m:t>
+        </m:r>
+        <m:sSup>
+          <m:e>
+            <m:r>
+              <m:rPr>
+                <m:sty m:val="p"/>
+              </m:rPr>
+              <w:rPr>
+                <w:rFonts w:ascii="Cambria Math" w:hAnsi="Cambria Math" w:eastAsia="宋体"/>
+                <w:sz w:val="24"/>
+                <w:szCs w:val="24"/>
+              </w:rPr>
+              <m:t>ℝ</m:t>
+            </m:r>
+          </m:e>
+          <m:sup>
+            <m:r>
+              <m:rPr>
+                <m:sty m:val="p"/>
+              </m:rPr>
+              <w:rPr>
+                <w:rFonts w:ascii="Cambria Math" w:hAnsi="Cambria Math" w:eastAsia="宋体"/>
+                <w:sz w:val="24"/>
+                <w:szCs w:val="24"/>
+              </w:rPr>
+              <m:t>3</m:t>
+            </m:r>
+          </m:sup>
+        </m:sSup>
       </m:oMath>
       <w:r>
         <w:rPr>
@@ -4613,7 +8148,7 @@
           <w:color w:val="000000"/>
           <w:sz w:val="24"/>
         </w:rPr>
-        <w:t xml:space="preserve"> 及力臂关系构建 </w:t>
+        <w:t xml:space="preserve">，构造 </w:t>
       </w:r>
       <m:oMath>
         <m:r>
@@ -4650,18 +8185,17 @@
           </w:rPr>
           <m:t>B</m:t>
         </m:r>
-      </m:oMath>
-      <w:r>
-        <w:rPr>
-          <w:rFonts w:ascii="Times New Roman" w:hAnsi="Times New Roman" w:cs="Times New Roman" w:eastAsia="宋体"/>
-          <w:b w:val="0"/>
-          <w:i w:val="0"/>
-          <w:color w:val="000000"/>
-          <w:sz w:val="24"/>
-        </w:rPr>
-        <w:t xml:space="preserve">，在推进器基本推力输出范围 </w:t>
-      </w:r>
-      <m:oMath>
+        <m:r>
+          <m:rPr>
+            <m:sty m:val="p"/>
+          </m:rPr>
+          <w:rPr>
+            <w:rFonts w:ascii="Cambria Math" w:hAnsi="Cambria Math" w:eastAsia="宋体"/>
+            <w:sz w:val="24"/>
+            <w:szCs w:val="24"/>
+          </w:rPr>
+          <m:t> = [</m:t>
+        </m:r>
         <m:sSub>
           <m:e>
             <m:r>
@@ -4673,7 +8207,7 @@
                 <w:sz w:val="24"/>
                 <w:szCs w:val="24"/>
               </w:rPr>
-              <m:t>T</m:t>
+              <m:t>b</m:t>
             </m:r>
           </m:e>
           <m:sub>
@@ -4686,7 +8220,7 @@
                 <w:sz w:val="24"/>
                 <w:szCs w:val="24"/>
               </w:rPr>
-              <m:t>min</m:t>
+              <m:t>1</m:t>
             </m:r>
           </m:sub>
         </m:sSub>
@@ -4699,19 +8233,36 @@
             <w:sz w:val="24"/>
             <w:szCs w:val="24"/>
           </w:rPr>
-          <m:t> ≤ </m:t>
+          <m:t>, </m:t>
         </m:r>
-        <m:r>
-          <m:rPr>
-            <m:sty m:val="bi"/>
-          </m:rPr>
-          <w:rPr>
-            <w:rFonts w:ascii="Cambria Math" w:hAnsi="Cambria Math" w:eastAsia="宋体"/>
-            <w:sz w:val="24"/>
-            <w:szCs w:val="24"/>
-          </w:rPr>
-          <m:t>T</m:t>
-        </m:r>
+        <m:sSub>
+          <m:e>
+            <m:r>
+              <m:rPr>
+                <m:sty m:val="bi"/>
+              </m:rPr>
+              <w:rPr>
+                <w:rFonts w:ascii="Cambria Math" w:hAnsi="Cambria Math" w:eastAsia="宋体"/>
+                <w:sz w:val="24"/>
+                <w:szCs w:val="24"/>
+              </w:rPr>
+              <m:t>b</m:t>
+            </m:r>
+          </m:e>
+          <m:sub>
+            <m:r>
+              <m:rPr>
+                <m:sty m:val="p"/>
+              </m:rPr>
+              <w:rPr>
+                <w:rFonts w:ascii="Cambria Math" w:hAnsi="Cambria Math" w:eastAsia="宋体"/>
+                <w:sz w:val="24"/>
+                <w:szCs w:val="24"/>
+              </w:rPr>
+              <m:t>2</m:t>
+            </m:r>
+          </m:sub>
+        </m:sSub>
         <m:r>
           <m:rPr>
             <m:sty m:val="p"/>
@@ -4721,7 +8272,7 @@
             <w:sz w:val="24"/>
             <w:szCs w:val="24"/>
           </w:rPr>
-          <m:t> ≤ </m:t>
+          <m:t>, …, </m:t>
         </m:r>
         <m:sSub>
           <m:e>
@@ -4734,7 +8285,7 @@
                 <w:sz w:val="24"/>
                 <w:szCs w:val="24"/>
               </w:rPr>
-              <m:t>T</m:t>
+              <m:t>b</m:t>
             </m:r>
           </m:e>
           <m:sub>
@@ -4747,50 +8298,49 @@
                 <w:sz w:val="24"/>
                 <w:szCs w:val="24"/>
               </w:rPr>
-              <m:t>max</m:t>
+              <m:t>8</m:t>
             </m:r>
           </m:sub>
         </m:sSub>
-      </m:oMath>
-      <w:r>
-        <w:rPr>
-          <w:rFonts w:ascii="Times New Roman" w:hAnsi="Times New Roman" w:cs="Times New Roman" w:eastAsia="宋体"/>
-          <w:b w:val="0"/>
-          <w:i w:val="0"/>
-          <w:color w:val="000000"/>
-          <w:sz w:val="24"/>
-        </w:rPr>
-        <w:t xml:space="preserve"> 约束下，将期望广义力与力矩 </w:t>
-      </w:r>
-      <m:oMath>
-        <m:sSub>
+        <m:r>
+          <m:rPr>
+            <m:sty m:val="p"/>
+          </m:rPr>
+          <w:rPr>
+            <w:rFonts w:ascii="Cambria Math" w:hAnsi="Cambria Math" w:eastAsia="宋体"/>
+            <w:sz w:val="24"/>
+            <w:szCs w:val="24"/>
+          </w:rPr>
+          <m:t>] ∈ </m:t>
+        </m:r>
+        <m:sSup>
           <m:e>
             <m:r>
               <m:rPr>
-                <m:sty m:val="bi"/>
+                <m:sty m:val="p"/>
               </m:rPr>
               <w:rPr>
                 <w:rFonts w:ascii="Cambria Math" w:hAnsi="Cambria Math" w:eastAsia="宋体"/>
                 <w:sz w:val="24"/>
                 <w:szCs w:val="24"/>
               </w:rPr>
-              <m:t>τ</m:t>
+              <m:t>ℝ</m:t>
             </m:r>
           </m:e>
-          <m:sub>
+          <m:sup>
             <m:r>
               <m:rPr>
-                <m:sty m:val="i"/>
+                <m:sty m:val="p"/>
               </m:rPr>
               <w:rPr>
                 <w:rFonts w:ascii="Cambria Math" w:hAnsi="Cambria Math" w:eastAsia="宋体"/>
                 <w:sz w:val="24"/>
                 <w:szCs w:val="24"/>
               </w:rPr>
-              <m:t>c</m:t>
+              <m:t>6×8</m:t>
             </m:r>
-          </m:sub>
-        </m:sSub>
+          </m:sup>
+        </m:sSup>
       </m:oMath>
       <w:r>
         <w:rPr>
@@ -4800,7 +8350,7 @@
           <w:color w:val="000000"/>
           <w:sz w:val="24"/>
         </w:rPr>
-        <w:t xml:space="preserve"> 分配为各推进器推力指令 </w:t>
+        <w:t xml:space="preserve">，并在推进器基本推力输出范围约束下求解各推进器推力指令 </w:t>
       </w:r>
       <m:oMath>
         <m:r>
@@ -4920,6 +8470,45 @@
             </m:r>
           </m:sup>
         </m:sSup>
+        <m:r>
+          <m:rPr>
+            <m:sty m:val="p"/>
+          </m:rPr>
+          <w:rPr>
+            <w:rFonts w:ascii="Cambria Math" w:hAnsi="Cambria Math" w:eastAsia="宋体"/>
+            <w:sz w:val="24"/>
+            <w:szCs w:val="24"/>
+          </w:rPr>
+          <m:t> ∈ </m:t>
+        </m:r>
+        <m:sSup>
+          <m:e>
+            <m:r>
+              <m:rPr>
+                <m:sty m:val="p"/>
+              </m:rPr>
+              <w:rPr>
+                <w:rFonts w:ascii="Cambria Math" w:hAnsi="Cambria Math" w:eastAsia="宋体"/>
+                <w:sz w:val="24"/>
+                <w:szCs w:val="24"/>
+              </w:rPr>
+              <m:t>ℝ</m:t>
+            </m:r>
+          </m:e>
+          <m:sup>
+            <m:r>
+              <m:rPr>
+                <m:sty m:val="p"/>
+              </m:rPr>
+              <w:rPr>
+                <w:rFonts w:ascii="Cambria Math" w:hAnsi="Cambria Math" w:eastAsia="宋体"/>
+                <w:sz w:val="24"/>
+                <w:szCs w:val="24"/>
+              </w:rPr>
+              <m:t>8</m:t>
+            </m:r>
+          </m:sup>
+        </m:sSup>
       </m:oMath>
       <w:r>
         <w:rPr>
@@ -4929,9 +8518,473 @@
           <w:color w:val="000000"/>
           <w:sz w:val="24"/>
         </w:rPr>
-        <w:t xml:space="preserve">，并结合分配误差 </w:t>
+        <w:t>：</w:t>
+      </w:r>
+    </w:p>
+    <w:p>
+      <w:pPr>
+        <w:pStyle w:val="a7"/>
+        <w:jc w:val="center"/>
+        <w:spacing w:line="360" w:lineRule="auto"/>
+        <w:ind w:firstLine="0" w:firstLineChars="0" w:left="0"/>
+      </w:pPr>
+      <m:oMathPara>
+        <m:oMath>
+          <m:sSub>
+            <m:e>
+              <m:r>
+                <m:rPr>
+                  <m:sty m:val="bi"/>
+                </m:rPr>
+                <w:rPr>
+                  <w:rFonts w:ascii="Cambria Math" w:hAnsi="Cambria Math" w:eastAsia="宋体"/>
+                  <w:sz w:val="24"/>
+                  <w:szCs w:val="24"/>
+                </w:rPr>
+                <m:t>b</m:t>
+              </m:r>
+            </m:e>
+            <m:sub>
+              <m:r>
+                <m:rPr>
+                  <m:sty m:val="i"/>
+                </m:rPr>
+                <w:rPr>
+                  <w:rFonts w:ascii="Cambria Math" w:hAnsi="Cambria Math" w:eastAsia="宋体"/>
+                  <w:sz w:val="24"/>
+                  <w:szCs w:val="24"/>
+                </w:rPr>
+                <m:t>i</m:t>
+              </m:r>
+            </m:sub>
+          </m:sSub>
+          <m:r>
+            <m:rPr>
+              <m:sty m:val="p"/>
+            </m:rPr>
+            <w:rPr>
+              <w:rFonts w:ascii="Cambria Math" w:hAnsi="Cambria Math" w:eastAsia="宋体"/>
+              <w:sz w:val="24"/>
+              <w:szCs w:val="24"/>
+            </w:rPr>
+            <m:t> = </m:t>
+          </m:r>
+          <m:d>
+            <m:dPr>
+              <m:begChr m:val="["/>
+              <m:endChr m:val="]"/>
+            </m:dPr>
+            <m:e>
+              <m:m>
+                <m:mPr>
+                  <m:mcs>
+                    <m:mc>
+                      <m:mcPr>
+                        <m:count m:val="1"/>
+                        <m:mcJc m:val="center"/>
+                      </m:mcPr>
+                    </m:mc>
+                  </m:mcs>
+                </m:mPr>
+                <m:mr>
+                  <m:e>
+                    <m:sSub>
+                      <m:e>
+                        <m:r>
+                          <m:rPr>
+                            <m:sty m:val="bi"/>
+                          </m:rPr>
+                          <w:rPr>
+                            <w:rFonts w:ascii="Cambria Math" w:hAnsi="Cambria Math" w:eastAsia="宋体"/>
+                            <w:sz w:val="24"/>
+                            <w:szCs w:val="24"/>
+                          </w:rPr>
+                          <m:t>d</m:t>
+                        </m:r>
+                      </m:e>
+                      <m:sub>
+                        <m:r>
+                          <m:rPr>
+                            <m:sty m:val="i"/>
+                          </m:rPr>
+                          <w:rPr>
+                            <w:rFonts w:ascii="Cambria Math" w:hAnsi="Cambria Math" w:eastAsia="宋体"/>
+                            <w:sz w:val="24"/>
+                            <w:szCs w:val="24"/>
+                          </w:rPr>
+                          <m:t>i</m:t>
+                        </m:r>
+                      </m:sub>
+                    </m:sSub>
+                  </m:e>
+                </m:mr>
+                <m:mr>
+                  <m:e>
+                    <m:sSub>
+                      <m:e>
+                        <m:r>
+                          <m:rPr>
+                            <m:sty m:val="bi"/>
+                          </m:rPr>
+                          <w:rPr>
+                            <w:rFonts w:ascii="Cambria Math" w:hAnsi="Cambria Math" w:eastAsia="宋体"/>
+                            <w:sz w:val="24"/>
+                            <w:szCs w:val="24"/>
+                          </w:rPr>
+                          <m:t>r</m:t>
+                        </m:r>
+                      </m:e>
+                      <m:sub>
+                        <m:r>
+                          <m:rPr>
+                            <m:sty m:val="i"/>
+                          </m:rPr>
+                          <w:rPr>
+                            <w:rFonts w:ascii="Cambria Math" w:hAnsi="Cambria Math" w:eastAsia="宋体"/>
+                            <w:sz w:val="24"/>
+                            <w:szCs w:val="24"/>
+                          </w:rPr>
+                          <m:t>i</m:t>
+                        </m:r>
+                      </m:sub>
+                    </m:sSub>
+                    <m:r>
+                      <m:rPr>
+                        <m:sty m:val="p"/>
+                      </m:rPr>
+                      <w:rPr>
+                        <w:rFonts w:ascii="Cambria Math" w:hAnsi="Cambria Math" w:eastAsia="宋体"/>
+                        <w:sz w:val="24"/>
+                        <w:szCs w:val="24"/>
+                      </w:rPr>
+                      <m:t> × </m:t>
+                    </m:r>
+                    <m:sSub>
+                      <m:e>
+                        <m:r>
+                          <m:rPr>
+                            <m:sty m:val="bi"/>
+                          </m:rPr>
+                          <w:rPr>
+                            <w:rFonts w:ascii="Cambria Math" w:hAnsi="Cambria Math" w:eastAsia="宋体"/>
+                            <w:sz w:val="24"/>
+                            <w:szCs w:val="24"/>
+                          </w:rPr>
+                          <m:t>d</m:t>
+                        </m:r>
+                      </m:e>
+                      <m:sub>
+                        <m:r>
+                          <m:rPr>
+                            <m:sty m:val="i"/>
+                          </m:rPr>
+                          <w:rPr>
+                            <w:rFonts w:ascii="Cambria Math" w:hAnsi="Cambria Math" w:eastAsia="宋体"/>
+                            <w:sz w:val="24"/>
+                            <w:szCs w:val="24"/>
+                          </w:rPr>
+                          <m:t>i</m:t>
+                        </m:r>
+                      </m:sub>
+                    </m:sSub>
+                  </m:e>
+                </m:mr>
+              </m:m>
+            </m:e>
+          </m:d>
+          <m:r>
+            <m:rPr>
+              <m:sty m:val="p"/>
+            </m:rPr>
+            <w:rPr>
+              <w:rFonts w:ascii="Cambria Math" w:hAnsi="Cambria Math" w:eastAsia="宋体"/>
+              <w:sz w:val="24"/>
+              <w:szCs w:val="24"/>
+            </w:rPr>
+            <m:t> ∈ </m:t>
+          </m:r>
+          <m:sSup>
+            <m:e>
+              <m:r>
+                <m:rPr>
+                  <m:sty m:val="p"/>
+                </m:rPr>
+                <w:rPr>
+                  <w:rFonts w:ascii="Cambria Math" w:hAnsi="Cambria Math" w:eastAsia="宋体"/>
+                  <w:sz w:val="24"/>
+                  <w:szCs w:val="24"/>
+                </w:rPr>
+                <m:t>ℝ</m:t>
+              </m:r>
+            </m:e>
+            <m:sup>
+              <m:r>
+                <m:rPr>
+                  <m:sty m:val="p"/>
+                </m:rPr>
+                <w:rPr>
+                  <w:rFonts w:ascii="Cambria Math" w:hAnsi="Cambria Math" w:eastAsia="宋体"/>
+                  <w:sz w:val="24"/>
+                  <w:szCs w:val="24"/>
+                </w:rPr>
+                <m:t>6</m:t>
+              </m:r>
+            </m:sup>
+          </m:sSup>
+          <m:r>
+            <m:rPr>
+              <m:sty m:val="p"/>
+            </m:rPr>
+            <w:rPr>
+              <w:rFonts w:ascii="Cambria Math" w:hAnsi="Cambria Math" w:eastAsia="宋体"/>
+              <w:sz w:val="24"/>
+              <w:szCs w:val="24"/>
+            </w:rPr>
+            <m:t> ,    </m:t>
+          </m:r>
+          <m:sSub>
+            <m:e>
+              <m:r>
+                <m:rPr>
+                  <m:sty m:val="bi"/>
+                </m:rPr>
+                <w:rPr>
+                  <w:rFonts w:ascii="Cambria Math" w:hAnsi="Cambria Math" w:eastAsia="宋体"/>
+                  <w:sz w:val="24"/>
+                  <w:szCs w:val="24"/>
+                </w:rPr>
+                <m:t>T</m:t>
+              </m:r>
+            </m:e>
+            <m:sub>
+              <m:r>
+                <m:rPr>
+                  <m:sty m:val="p"/>
+                </m:rPr>
+                <w:rPr>
+                  <w:rFonts w:ascii="Cambria Math" w:hAnsi="Cambria Math" w:eastAsia="宋体"/>
+                  <w:sz w:val="24"/>
+                  <w:szCs w:val="24"/>
+                </w:rPr>
+                <m:t>min</m:t>
+              </m:r>
+            </m:sub>
+          </m:sSub>
+          <m:r>
+            <m:rPr>
+              <m:sty m:val="p"/>
+            </m:rPr>
+            <w:rPr>
+              <w:rFonts w:ascii="Cambria Math" w:hAnsi="Cambria Math" w:eastAsia="宋体"/>
+              <w:sz w:val="24"/>
+              <w:szCs w:val="24"/>
+            </w:rPr>
+            <m:t> ≤ </m:t>
+          </m:r>
+          <m:r>
+            <m:rPr>
+              <m:sty m:val="bi"/>
+            </m:rPr>
+            <w:rPr>
+              <w:rFonts w:ascii="Cambria Math" w:hAnsi="Cambria Math" w:eastAsia="宋体"/>
+              <w:sz w:val="24"/>
+              <w:szCs w:val="24"/>
+            </w:rPr>
+            <m:t>T</m:t>
+          </m:r>
+          <m:r>
+            <m:rPr>
+              <m:sty m:val="p"/>
+            </m:rPr>
+            <w:rPr>
+              <w:rFonts w:ascii="Cambria Math" w:hAnsi="Cambria Math" w:eastAsia="宋体"/>
+              <w:sz w:val="24"/>
+              <w:szCs w:val="24"/>
+            </w:rPr>
+            <m:t> ≤ </m:t>
+          </m:r>
+          <m:sSub>
+            <m:e>
+              <m:r>
+                <m:rPr>
+                  <m:sty m:val="bi"/>
+                </m:rPr>
+                <w:rPr>
+                  <w:rFonts w:ascii="Cambria Math" w:hAnsi="Cambria Math" w:eastAsia="宋体"/>
+                  <w:sz w:val="24"/>
+                  <w:szCs w:val="24"/>
+                </w:rPr>
+                <m:t>T</m:t>
+              </m:r>
+            </m:e>
+            <m:sub>
+              <m:r>
+                <m:rPr>
+                  <m:sty m:val="p"/>
+                </m:rPr>
+                <w:rPr>
+                  <w:rFonts w:ascii="Cambria Math" w:hAnsi="Cambria Math" w:eastAsia="宋体"/>
+                  <w:sz w:val="24"/>
+                  <w:szCs w:val="24"/>
+                </w:rPr>
+                <m:t>max</m:t>
+              </m:r>
+            </m:sub>
+          </m:sSub>
+          <m:r>
+            <m:rPr>
+              <m:sty m:val="p"/>
+            </m:rPr>
+            <w:rPr>
+              <w:rFonts w:ascii="Cambria Math" w:hAnsi="Cambria Math" w:eastAsia="宋体"/>
+              <w:sz w:val="24"/>
+              <w:szCs w:val="24"/>
+            </w:rPr>
+            <m:t> ,    </m:t>
+          </m:r>
+          <m:sSub>
+            <m:e>
+              <m:r>
+                <m:rPr>
+                  <m:sty m:val="bi"/>
+                </m:rPr>
+                <w:rPr>
+                  <w:rFonts w:ascii="Cambria Math" w:hAnsi="Cambria Math" w:eastAsia="宋体"/>
+                  <w:sz w:val="24"/>
+                  <w:szCs w:val="24"/>
+                </w:rPr>
+                <m:t>e</m:t>
+              </m:r>
+            </m:e>
+            <m:sub>
+              <m:r>
+                <m:rPr>
+                  <m:sty m:val="i"/>
+                </m:rPr>
+                <w:rPr>
+                  <w:rFonts w:ascii="Cambria Math" w:hAnsi="Cambria Math" w:eastAsia="宋体"/>
+                  <w:sz w:val="24"/>
+                  <w:szCs w:val="24"/>
+                </w:rPr>
+                <m:t>τ</m:t>
+              </m:r>
+            </m:sub>
+          </m:sSub>
+          <m:r>
+            <m:rPr>
+              <m:sty m:val="p"/>
+            </m:rPr>
+            <w:rPr>
+              <w:rFonts w:ascii="Cambria Math" w:hAnsi="Cambria Math" w:eastAsia="宋体"/>
+              <w:sz w:val="24"/>
+              <w:szCs w:val="24"/>
+            </w:rPr>
+            <m:t> = </m:t>
+          </m:r>
+          <m:sSub>
+            <m:e>
+              <m:r>
+                <m:rPr>
+                  <m:sty m:val="bi"/>
+                </m:rPr>
+                <w:rPr>
+                  <w:rFonts w:ascii="Cambria Math" w:hAnsi="Cambria Math" w:eastAsia="宋体"/>
+                  <w:sz w:val="24"/>
+                  <w:szCs w:val="24"/>
+                </w:rPr>
+                <m:t>τ</m:t>
+              </m:r>
+            </m:e>
+            <m:sub>
+              <m:r>
+                <m:rPr>
+                  <m:sty m:val="i"/>
+                </m:rPr>
+                <w:rPr>
+                  <w:rFonts w:ascii="Cambria Math" w:hAnsi="Cambria Math" w:eastAsia="宋体"/>
+                  <w:sz w:val="24"/>
+                  <w:szCs w:val="24"/>
+                </w:rPr>
+                <m:t>c</m:t>
+              </m:r>
+            </m:sub>
+          </m:sSub>
+          <m:r>
+            <m:rPr>
+              <m:sty m:val="p"/>
+            </m:rPr>
+            <w:rPr>
+              <w:rFonts w:ascii="Cambria Math" w:hAnsi="Cambria Math" w:eastAsia="宋体"/>
+              <w:sz w:val="24"/>
+              <w:szCs w:val="24"/>
+            </w:rPr>
+            <m:t> − </m:t>
+          </m:r>
+          <m:r>
+            <m:rPr>
+              <m:sty m:val="bi"/>
+            </m:rPr>
+            <w:rPr>
+              <w:rFonts w:ascii="Cambria Math" w:hAnsi="Cambria Math" w:eastAsia="宋体"/>
+              <w:sz w:val="24"/>
+              <w:szCs w:val="24"/>
+            </w:rPr>
+            <m:t>B</m:t>
+          </m:r>
+          <m:r>
+            <m:rPr>
+              <m:sty m:val="bi"/>
+            </m:rPr>
+            <w:rPr>
+              <w:rFonts w:ascii="Cambria Math" w:hAnsi="Cambria Math" w:eastAsia="宋体"/>
+              <w:sz w:val="24"/>
+              <w:szCs w:val="24"/>
+            </w:rPr>
+            <m:t>T</m:t>
+          </m:r>
+          <m:r>
+            <m:rPr>
+              <m:sty m:val="p"/>
+            </m:rPr>
+            <w:rPr>
+              <w:rFonts w:ascii="Cambria Math" w:hAnsi="Cambria Math" w:eastAsia="宋体"/>
+              <w:sz w:val="24"/>
+              <w:szCs w:val="24"/>
+            </w:rPr>
+            <m:t>      (3)</m:t>
+          </m:r>
+        </m:oMath>
+      </m:oMathPara>
+    </w:p>
+    <w:p>
+      <w:pPr>
+        <w:pStyle w:val="a7"/>
+        <w:jc w:val="both"/>
+        <w:spacing w:line="360" w:lineRule="auto"/>
+        <w:ind w:firstLineChars="200" w:firstLine="480"/>
+      </w:pPr>
+      <w:r>
+        <w:rPr>
+          <w:rFonts w:ascii="Times New Roman" w:hAnsi="Times New Roman" w:cs="Times New Roman" w:eastAsia="宋体"/>
+          <w:b w:val="0"/>
+          <w:i w:val="0"/>
+          <w:color w:val="000000"/>
+          <w:sz w:val="24"/>
+        </w:rPr>
+        <w:t xml:space="preserve">通过对比无约束广义逆基准与考虑推力上下限 </w:t>
       </w:r>
       <m:oMath>
+        <m:r>
+          <m:rPr>
+            <m:sty m:val="p"/>
+          </m:rPr>
+          <w:rPr>
+            <w:rFonts w:ascii="Cambria Math" w:hAnsi="Cambria Math" w:eastAsia="宋体"/>
+            <w:sz w:val="24"/>
+            <w:szCs w:val="24"/>
+          </w:rPr>
+          <m:t>[</m:t>
+        </m:r>
         <m:sSub>
           <m:e>
             <m:r>
@@ -4943,20 +8996,20 @@
                 <w:sz w:val="24"/>
                 <w:szCs w:val="24"/>
               </w:rPr>
-              <m:t>e</m:t>
+              <m:t>T</m:t>
             </m:r>
           </m:e>
           <m:sub>
             <m:r>
               <m:rPr>
-                <m:sty m:val="i"/>
+                <m:sty m:val="p"/>
               </m:rPr>
               <w:rPr>
                 <w:rFonts w:ascii="Cambria Math" w:hAnsi="Cambria Math" w:eastAsia="宋体"/>
                 <w:sz w:val="24"/>
                 <w:szCs w:val="24"/>
               </w:rPr>
-              <m:t>τ</m:t>
+              <m:t>min</m:t>
             </m:r>
           </m:sub>
         </m:sSub>
@@ -4969,7 +9022,7 @@
             <w:sz w:val="24"/>
             <w:szCs w:val="24"/>
           </w:rPr>
-          <m:t> = </m:t>
+          <m:t>, </m:t>
         </m:r>
         <m:sSub>
           <m:e>
@@ -4982,20 +9035,20 @@
                 <w:sz w:val="24"/>
                 <w:szCs w:val="24"/>
               </w:rPr>
-              <m:t>τ</m:t>
+              <m:t>T</m:t>
             </m:r>
           </m:e>
           <m:sub>
             <m:r>
               <m:rPr>
-                <m:sty m:val="i"/>
+                <m:sty m:val="p"/>
               </m:rPr>
               <w:rPr>
                 <w:rFonts w:ascii="Cambria Math" w:hAnsi="Cambria Math" w:eastAsia="宋体"/>
                 <w:sz w:val="24"/>
                 <w:szCs w:val="24"/>
               </w:rPr>
-              <m:t>c</m:t>
+              <m:t>max</m:t>
             </m:r>
           </m:sub>
         </m:sSub>
@@ -5008,29 +9061,7 @@
             <w:sz w:val="24"/>
             <w:szCs w:val="24"/>
           </w:rPr>
-          <m:t> − </m:t>
-        </m:r>
-        <m:r>
-          <m:rPr>
-            <m:sty m:val="bi"/>
-          </m:rPr>
-          <w:rPr>
-            <w:rFonts w:ascii="Cambria Math" w:hAnsi="Cambria Math" w:eastAsia="宋体"/>
-            <w:sz w:val="24"/>
-            <w:szCs w:val="24"/>
-          </w:rPr>
-          <m:t>B</m:t>
-        </m:r>
-        <m:r>
-          <m:rPr>
-            <m:sty m:val="bi"/>
-          </m:rPr>
-          <w:rPr>
-            <w:rFonts w:ascii="Cambria Math" w:hAnsi="Cambria Math" w:eastAsia="宋体"/>
-            <w:sz w:val="24"/>
-            <w:szCs w:val="24"/>
-          </w:rPr>
-          <m:t>T</m:t>
+          <m:t>]</m:t>
         </m:r>
       </m:oMath>
       <w:r>
@@ -5041,7 +9072,47 @@
           <w:color w:val="000000"/>
           <w:sz w:val="24"/>
         </w:rPr>
-        <w:t xml:space="preserve"> 分析分配效果。</w:t>
+        <w:t xml:space="preserve"> 的有界控制分配方法，量化分析控制分配残差 </w:t>
+      </w:r>
+      <m:oMath>
+        <m:sSub>
+          <m:e>
+            <m:r>
+              <m:rPr>
+                <m:sty m:val="bi"/>
+              </m:rPr>
+              <w:rPr>
+                <w:rFonts w:ascii="Cambria Math" w:hAnsi="Cambria Math" w:eastAsia="宋体"/>
+                <w:sz w:val="24"/>
+                <w:szCs w:val="24"/>
+              </w:rPr>
+              <m:t>e</m:t>
+            </m:r>
+          </m:e>
+          <m:sub>
+            <m:r>
+              <m:rPr>
+                <m:sty m:val="i"/>
+              </m:rPr>
+              <w:rPr>
+                <w:rFonts w:ascii="Cambria Math" w:hAnsi="Cambria Math" w:eastAsia="宋体"/>
+                <w:sz w:val="24"/>
+                <w:szCs w:val="24"/>
+              </w:rPr>
+              <m:t>τ</m:t>
+            </m:r>
+          </m:sub>
+        </m:sSub>
+      </m:oMath>
+      <w:r>
+        <w:rPr>
+          <w:rFonts w:ascii="Times New Roman" w:hAnsi="Times New Roman" w:cs="Times New Roman" w:eastAsia="宋体"/>
+          <w:b w:val="0"/>
+          <w:i w:val="0"/>
+          <w:color w:val="000000"/>
+          <w:sz w:val="24"/>
+        </w:rPr>
+        <w:t xml:space="preserve"> 与各推进器推力输出饱和情况。</w:t>
       </w:r>
     </w:p>
     <w:p>
@@ -5059,17 +9130,107 @@
           <w:color w:val="000000"/>
           <w:sz w:val="24"/>
         </w:rPr>
-        <w:t>4）PX4/SITL闭环仿真验证方法：</w:t>
-      </w:r>
-      <w:r>
-        <w:rPr>
-          <w:rFonts w:ascii="Times New Roman" w:hAnsi="Times New Roman" w:cs="Times New Roman" w:eastAsia="宋体"/>
-          <w:b w:val="0"/>
-          <w:i w:val="0"/>
-          <w:color w:val="000000"/>
-          <w:sz w:val="24"/>
-        </w:rPr>
-        <w:t>利用PX4模块化软件架构与uORB发布/订阅消息机制，在SITL环境中将辨识验证后的水下航行器动力学模型、运动控制模块与八推进器控制分配模块集成为闭环系统，设置姿态、深度、航向等典型运动工况及适量外部扰动条件开展闭环仿真，综合跟踪误差、动态响应指标及控制分配误差验证系统性能。</w:t>
+        <w:t>5）PX4/SITL闭环仿真验证方法：</w:t>
+      </w:r>
+      <w:r>
+        <w:rPr>
+          <w:rFonts w:ascii="Times New Roman" w:hAnsi="Times New Roman" w:cs="Times New Roman" w:eastAsia="宋体"/>
+          <w:b w:val="0"/>
+          <w:i w:val="0"/>
+          <w:color w:val="000000"/>
+          <w:sz w:val="24"/>
+        </w:rPr>
+        <w:t xml:space="preserve">利用PX4模块化软件架构与uORB发布/订阅消息机制，在SITL环境中将辨识验证后的水下航行器动力学模型、运动控制模块与八推进器控制分配模块集成为闭环系统，设置姿态、深度、航向等典型运动工况及适量外部扰动条件开展闭环仿真，综合跟踪误差 </w:t>
+      </w:r>
+      <m:oMath>
+        <m:sSub>
+          <m:e>
+            <m:r>
+              <m:rPr>
+                <m:sty m:val="bi"/>
+              </m:rPr>
+              <w:rPr>
+                <w:rFonts w:ascii="Cambria Math" w:hAnsi="Cambria Math" w:eastAsia="宋体"/>
+                <w:sz w:val="24"/>
+                <w:szCs w:val="24"/>
+              </w:rPr>
+              <m:t>e</m:t>
+            </m:r>
+          </m:e>
+          <m:sub>
+            <m:r>
+              <m:rPr>
+                <m:sty m:val="i"/>
+              </m:rPr>
+              <w:rPr>
+                <w:rFonts w:ascii="Cambria Math" w:hAnsi="Cambria Math" w:eastAsia="宋体"/>
+                <w:sz w:val="24"/>
+                <w:szCs w:val="24"/>
+              </w:rPr>
+              <m:t>η</m:t>
+            </m:r>
+          </m:sub>
+        </m:sSub>
+      </m:oMath>
+      <w:r>
+        <w:rPr>
+          <w:rFonts w:ascii="Times New Roman" w:hAnsi="Times New Roman" w:cs="Times New Roman" w:eastAsia="宋体"/>
+          <w:b w:val="0"/>
+          <w:i w:val="0"/>
+          <w:color w:val="000000"/>
+          <w:sz w:val="24"/>
+        </w:rPr>
+        <w:t>、动态响应指标及控制分配</w:t>
+      </w:r>
+      <w:r>
+        <w:rPr>
+          <w:rFonts w:ascii="Times New Roman" w:hAnsi="Times New Roman" w:cs="Times New Roman" w:eastAsia="宋体"/>
+          <w:b w:val="0"/>
+          <w:i w:val="0"/>
+          <w:color w:val="000000"/>
+          <w:sz w:val="24"/>
+        </w:rPr>
+        <w:t xml:space="preserve">残差 </w:t>
+      </w:r>
+      <m:oMath>
+        <m:sSub>
+          <m:e>
+            <m:r>
+              <m:rPr>
+                <m:sty m:val="bi"/>
+              </m:rPr>
+              <w:rPr>
+                <w:rFonts w:ascii="Cambria Math" w:hAnsi="Cambria Math" w:eastAsia="宋体"/>
+                <w:sz w:val="24"/>
+                <w:szCs w:val="24"/>
+              </w:rPr>
+              <m:t>e</m:t>
+            </m:r>
+          </m:e>
+          <m:sub>
+            <m:r>
+              <m:rPr>
+                <m:sty m:val="i"/>
+              </m:rPr>
+              <w:rPr>
+                <w:rFonts w:ascii="Cambria Math" w:hAnsi="Cambria Math" w:eastAsia="宋体"/>
+                <w:sz w:val="24"/>
+                <w:szCs w:val="24"/>
+              </w:rPr>
+              <m:t>τ</m:t>
+            </m:r>
+          </m:sub>
+        </m:sSub>
+      </m:oMath>
+      <w:r>
+        <w:rPr>
+          <w:rFonts w:ascii="Times New Roman" w:hAnsi="Times New Roman" w:cs="Times New Roman" w:eastAsia="宋体"/>
+          <w:b w:val="0"/>
+          <w:i w:val="0"/>
+          <w:color w:val="000000"/>
+          <w:sz w:val="24"/>
+        </w:rPr>
+        <w:t xml:space="preserve"> 验证系统性能。</w:t>
       </w:r>
     </w:p>
     <w:p>
@@ -5105,7 +9266,47 @@
           <w:color w:val="000000"/>
           <w:sz w:val="24"/>
         </w:rPr>
-        <w:t>本课题的总体研究技术路线如图 1 所示，基于PX4/SITL的水下航行器闭环仿真系统结构框图如图 2 所示。</w:t>
+        <w:t xml:space="preserve">本课题的总体研究技术路线如图 </w:t>
+      </w:r>
+      <w:r>
+        <w:rPr>
+          <w:rFonts w:ascii="Times New Roman" w:hAnsi="Times New Roman" w:cs="Times New Roman" w:eastAsia="宋体"/>
+          <w:b w:val="0"/>
+          <w:i w:val="0"/>
+          <w:color w:val="000000"/>
+          <w:sz w:val="24"/>
+        </w:rPr>
+        <w:t>2</w:t>
+      </w:r>
+      <w:r>
+        <w:rPr>
+          <w:rFonts w:ascii="Times New Roman" w:hAnsi="Times New Roman" w:cs="Times New Roman" w:eastAsia="宋体"/>
+          <w:b w:val="0"/>
+          <w:i w:val="0"/>
+          <w:color w:val="000000"/>
+          <w:sz w:val="24"/>
+        </w:rPr>
+        <w:t xml:space="preserve"> 所示，基于PX4/SITL的水下航行器闭环仿真系统结构框图如图 </w:t>
+      </w:r>
+      <w:r>
+        <w:rPr>
+          <w:rFonts w:ascii="Times New Roman" w:hAnsi="Times New Roman" w:cs="Times New Roman" w:eastAsia="宋体"/>
+          <w:b w:val="0"/>
+          <w:i w:val="0"/>
+          <w:color w:val="000000"/>
+          <w:sz w:val="24"/>
+        </w:rPr>
+        <w:t>3</w:t>
+      </w:r>
+      <w:r>
+        <w:rPr>
+          <w:rFonts w:ascii="Times New Roman" w:hAnsi="Times New Roman" w:cs="Times New Roman" w:eastAsia="宋体"/>
+          <w:b w:val="0"/>
+          <w:i w:val="0"/>
+          <w:color w:val="000000"/>
+          <w:sz w:val="24"/>
+        </w:rPr>
+        <w:t xml:space="preserve"> 所示。</w:t>
       </w:r>
     </w:p>
     <w:p>
@@ -5118,7 +9319,7 @@
         <w:drawing>
           <wp:inline xmlns:a="http://schemas.openxmlformats.org/drawingml/2006/main" xmlns:pic="http://schemas.openxmlformats.org/drawingml/2006/picture">
             <wp:extent cx="5472000" cy="3830400"/>
-            <wp:docPr id="1" name="Picture 1"/>
+            <wp:docPr id="2" name="Picture 2"/>
             <wp:cNvGraphicFramePr>
               <a:graphicFrameLocks noChangeAspect="1"/>
             </wp:cNvGraphicFramePr>
@@ -5130,7 +9331,7 @@
                     <pic:cNvPicPr/>
                   </pic:nvPicPr>
                   <pic:blipFill>
-                    <a:blip r:embed="rId10"/>
+                    <a:blip r:embed="rId11"/>
                     <a:stretch>
                       <a:fillRect/>
                     </a:stretch>
@@ -5163,7 +9364,7 @@
           <w:color w:val="000000"/>
           <w:sz w:val="21"/>
         </w:rPr>
-        <w:t>图 1  课题总体研究技术路线图</w:t>
+        <w:t>图 2  课题总体研究技术路线图</w:t>
       </w:r>
     </w:p>
     <w:p>
@@ -5176,7 +9377,7 @@
         <w:drawing>
           <wp:inline xmlns:a="http://schemas.openxmlformats.org/drawingml/2006/main" xmlns:pic="http://schemas.openxmlformats.org/drawingml/2006/picture">
             <wp:extent cx="5472000" cy="3009600"/>
-            <wp:docPr id="2" name="Picture 2"/>
+            <wp:docPr id="3" name="Picture 3"/>
             <wp:cNvGraphicFramePr>
               <a:graphicFrameLocks noChangeAspect="1"/>
             </wp:cNvGraphicFramePr>
@@ -5188,7 +9389,7 @@
                     <pic:cNvPicPr/>
                   </pic:nvPicPr>
                   <pic:blipFill>
-                    <a:blip r:embed="rId11"/>
+                    <a:blip r:embed="rId12"/>
                     <a:stretch>
                       <a:fillRect/>
                     </a:stretch>
@@ -5221,7 +9422,7 @@
           <w:color w:val="000000"/>
           <w:sz w:val="21"/>
         </w:rPr>
-        <w:t>图 2  基于PX4/SITL的水下航行器闭环仿真系统结构框图</w:t>
+        <w:t>图 3  基于PX4/SITL的水下航行器闭环仿真系统结构框图</w:t>
       </w:r>
     </w:p>
     <w:p>
@@ -5313,7 +9514,27 @@
           <w:color w:val="000000"/>
           <w:sz w:val="24"/>
         </w:rPr>
-        <w:t>本课题依托实验室已有八推进器水下航行器平台开展研究，平台几何构型、质量惯性属性、推进器安装布置及相关参数数据具备良好基础，能够为动力学建模、系统辨识、模型验证及八推进器控制分配矩阵建立提供可靠的数据支撑。</w:t>
+        <w:t>本课题</w:t>
+      </w:r>
+      <w:r>
+        <w:rPr>
+          <w:rFonts w:ascii="Times New Roman" w:hAnsi="Times New Roman" w:cs="Times New Roman" w:eastAsia="宋体"/>
+          <w:b w:val="0"/>
+          <w:i w:val="0"/>
+          <w:color w:val="000000"/>
+          <w:sz w:val="24"/>
+        </w:rPr>
+        <w:t>直接</w:t>
+      </w:r>
+      <w:r>
+        <w:rPr>
+          <w:rFonts w:ascii="Times New Roman" w:hAnsi="Times New Roman" w:cs="Times New Roman" w:eastAsia="宋体"/>
+          <w:b w:val="0"/>
+          <w:i w:val="0"/>
+          <w:color w:val="000000"/>
+          <w:sz w:val="24"/>
+        </w:rPr>
+        <w:t>依托实验室已有八推进器水下航行器平台开展研究，平台几何构型、质量惯性属性、推进器安装布置及相关参数数据具备良好基础，能够为动力学建模、系统辨识、模型验证及八推进器控制分配矩阵建立提供可靠的数据支撑。</w:t>
       </w:r>
     </w:p>
     <w:p>
@@ -5377,7 +9598,44 @@
           <w:color w:val="000000"/>
           <w:sz w:val="24"/>
         </w:rPr>
-        <w:t>根据学校毕业论文总体进程与任务书要求，本课题各阶段工作进度安排如下表所示：</w:t>
+        <w:t>根据学校毕业论文总体进程与任务书要求，本课题各阶段工作进度安排如</w:t>
+      </w:r>
+      <w:r>
+        <w:rPr>
+          <w:rFonts w:ascii="Times New Roman" w:hAnsi="Times New Roman" w:cs="Times New Roman" w:eastAsia="宋体"/>
+          <w:b w:val="0"/>
+          <w:i w:val="0"/>
+          <w:color w:val="000000"/>
+          <w:sz w:val="24"/>
+        </w:rPr>
+        <w:t>表 2</w:t>
+      </w:r>
+      <w:r>
+        <w:rPr>
+          <w:rFonts w:ascii="Times New Roman" w:hAnsi="Times New Roman" w:cs="Times New Roman" w:eastAsia="宋体"/>
+          <w:b w:val="0"/>
+          <w:i w:val="0"/>
+          <w:color w:val="000000"/>
+          <w:sz w:val="24"/>
+        </w:rPr>
+        <w:t xml:space="preserve"> 所示：</w:t>
+      </w:r>
+    </w:p>
+    <w:p>
+      <w:pPr>
+        <w:jc w:val="center"/>
+        <w:spacing w:line="240" w:lineRule="auto" w:beforeLines="50" w:before="120"/>
+        <w:ind w:firstLine="0" w:firstLineChars="0" w:left="0"/>
+      </w:pPr>
+      <w:r>
+        <w:rPr>
+          <w:rFonts w:ascii="Times New Roman" w:hAnsi="Times New Roman" w:cs="Times New Roman" w:eastAsia="宋体"/>
+          <w:b/>
+          <w:i w:val="0"/>
+          <w:color w:val="000000"/>
+          <w:sz w:val="21"/>
+        </w:rPr>
+        <w:t>表 2  毕业论文工作进度安排</w:t>
       </w:r>
     </w:p>
     <w:tbl>
@@ -5407,7 +9665,7 @@
           </w:tcPr>
           <w:p>
             <w:pPr>
-              <w:spacing w:before="40" w:after="40" w:line="300" w:lineRule="auto"/>
+              <w:spacing w:before="40" w:after="40" w:line="288" w:lineRule="auto"/>
               <w:ind w:firstLine="0"/>
               <w:jc w:val="center"/>
             </w:pPr>
@@ -5431,7 +9689,7 @@
           </w:tcPr>
           <w:p>
             <w:pPr>
-              <w:spacing w:before="40" w:after="40" w:line="300" w:lineRule="auto"/>
+              <w:spacing w:before="40" w:after="40" w:line="288" w:lineRule="auto"/>
               <w:ind w:firstLine="0"/>
               <w:jc w:val="center"/>
             </w:pPr>
@@ -5455,7 +9713,7 @@
           </w:tcPr>
           <w:p>
             <w:pPr>
-              <w:spacing w:before="40" w:after="40" w:line="300" w:lineRule="auto"/>
+              <w:spacing w:before="40" w:after="40" w:line="288" w:lineRule="auto"/>
               <w:ind w:firstLine="0"/>
               <w:jc w:val="center"/>
             </w:pPr>
@@ -5481,7 +9739,7 @@
           </w:tcPr>
           <w:p>
             <w:pPr>
-              <w:spacing w:before="40" w:after="40" w:line="300" w:lineRule="auto"/>
+              <w:spacing w:before="40" w:after="40" w:line="288" w:lineRule="auto"/>
               <w:ind w:firstLine="0"/>
               <w:jc w:val="center"/>
             </w:pPr>
@@ -5505,7 +9763,7 @@
           </w:tcPr>
           <w:p>
             <w:pPr>
-              <w:spacing w:before="40" w:after="40" w:line="300" w:lineRule="auto"/>
+              <w:spacing w:before="40" w:after="40" w:line="288" w:lineRule="auto"/>
               <w:ind w:firstLine="0"/>
               <w:jc w:val="left"/>
             </w:pPr>
@@ -5529,7 +9787,7 @@
           </w:tcPr>
           <w:p>
             <w:pPr>
-              <w:spacing w:before="40" w:after="40" w:line="300" w:lineRule="auto"/>
+              <w:spacing w:before="40" w:after="40" w:line="288" w:lineRule="auto"/>
               <w:ind w:firstLine="0"/>
               <w:jc w:val="center"/>
             </w:pPr>
@@ -5557,7 +9815,7 @@
           </w:tcPr>
           <w:p>
             <w:pPr>
-              <w:spacing w:before="40" w:after="40" w:line="300" w:lineRule="auto"/>
+              <w:spacing w:before="40" w:after="40" w:line="288" w:lineRule="auto"/>
               <w:ind w:firstLine="0"/>
               <w:jc w:val="center"/>
             </w:pPr>
@@ -5581,7 +9839,7 @@
           </w:tcPr>
           <w:p>
             <w:pPr>
-              <w:spacing w:before="40" w:after="40" w:line="300" w:lineRule="auto"/>
+              <w:spacing w:before="40" w:after="40" w:line="288" w:lineRule="auto"/>
               <w:ind w:firstLine="0"/>
               <w:jc w:val="left"/>
             </w:pPr>
@@ -5605,7 +9863,7 @@
           </w:tcPr>
           <w:p>
             <w:pPr>
-              <w:spacing w:before="40" w:after="40" w:line="300" w:lineRule="auto"/>
+              <w:spacing w:before="40" w:after="40" w:line="288" w:lineRule="auto"/>
               <w:ind w:firstLine="0"/>
               <w:jc w:val="center"/>
             </w:pPr>
@@ -5633,7 +9891,7 @@
           </w:tcPr>
           <w:p>
             <w:pPr>
-              <w:spacing w:before="40" w:after="40" w:line="300" w:lineRule="auto"/>
+              <w:spacing w:before="40" w:after="40" w:line="288" w:lineRule="auto"/>
               <w:ind w:firstLine="0"/>
               <w:jc w:val="center"/>
             </w:pPr>
@@ -5657,7 +9915,7 @@
           </w:tcPr>
           <w:p>
             <w:pPr>
-              <w:spacing w:before="40" w:after="40" w:line="300" w:lineRule="auto"/>
+              <w:spacing w:before="40" w:after="40" w:line="288" w:lineRule="auto"/>
               <w:ind w:firstLine="0"/>
               <w:jc w:val="left"/>
             </w:pPr>
@@ -5681,7 +9939,7 @@
           </w:tcPr>
           <w:p>
             <w:pPr>
-              <w:spacing w:before="40" w:after="40" w:line="300" w:lineRule="auto"/>
+              <w:spacing w:before="40" w:after="40" w:line="288" w:lineRule="auto"/>
               <w:ind w:firstLine="0"/>
               <w:jc w:val="center"/>
             </w:pPr>
@@ -5709,7 +9967,7 @@
           </w:tcPr>
           <w:p>
             <w:pPr>
-              <w:spacing w:before="40" w:after="40" w:line="300" w:lineRule="auto"/>
+              <w:spacing w:before="40" w:after="40" w:line="288" w:lineRule="auto"/>
               <w:ind w:firstLine="0"/>
               <w:jc w:val="center"/>
             </w:pPr>
@@ -5733,7 +9991,7 @@
           </w:tcPr>
           <w:p>
             <w:pPr>
-              <w:spacing w:before="40" w:after="40" w:line="300" w:lineRule="auto"/>
+              <w:spacing w:before="40" w:after="40" w:line="288" w:lineRule="auto"/>
               <w:ind w:firstLine="0"/>
               <w:jc w:val="left"/>
             </w:pPr>
@@ -5757,7 +10015,7 @@
           </w:tcPr>
           <w:p>
             <w:pPr>
-              <w:spacing w:before="40" w:after="40" w:line="300" w:lineRule="auto"/>
+              <w:spacing w:before="40" w:after="40" w:line="288" w:lineRule="auto"/>
               <w:ind w:firstLine="0"/>
               <w:jc w:val="center"/>
             </w:pPr>
@@ -5785,7 +10043,7 @@
           </w:tcPr>
           <w:p>
             <w:pPr>
-              <w:spacing w:before="40" w:after="40" w:line="300" w:lineRule="auto"/>
+              <w:spacing w:before="40" w:after="40" w:line="288" w:lineRule="auto"/>
               <w:ind w:firstLine="0"/>
               <w:jc w:val="center"/>
             </w:pPr>
@@ -5809,7 +10067,7 @@
           </w:tcPr>
           <w:p>
             <w:pPr>
-              <w:spacing w:before="40" w:after="40" w:line="300" w:lineRule="auto"/>
+              <w:spacing w:before="40" w:after="40" w:line="288" w:lineRule="auto"/>
               <w:ind w:firstLine="0"/>
               <w:jc w:val="left"/>
             </w:pPr>
@@ -5833,7 +10091,7 @@
           </w:tcPr>
           <w:p>
             <w:pPr>
-              <w:spacing w:before="40" w:after="40" w:line="300" w:lineRule="auto"/>
+              <w:spacing w:before="40" w:after="40" w:line="288" w:lineRule="auto"/>
               <w:ind w:firstLine="0"/>
               <w:jc w:val="center"/>
             </w:pPr>
@@ -5861,7 +10119,7 @@
           </w:tcPr>
           <w:p>
             <w:pPr>
-              <w:spacing w:before="40" w:after="40" w:line="300" w:lineRule="auto"/>
+              <w:spacing w:before="40" w:after="40" w:line="288" w:lineRule="auto"/>
               <w:ind w:firstLine="0"/>
               <w:jc w:val="center"/>
             </w:pPr>
@@ -5885,7 +10143,7 @@
           </w:tcPr>
           <w:p>
             <w:pPr>
-              <w:spacing w:before="40" w:after="40" w:line="300" w:lineRule="auto"/>
+              <w:spacing w:before="40" w:after="40" w:line="288" w:lineRule="auto"/>
               <w:ind w:firstLine="0"/>
               <w:jc w:val="left"/>
             </w:pPr>
@@ -5909,7 +10167,7 @@
           </w:tcPr>
           <w:p>
             <w:pPr>
-              <w:spacing w:before="40" w:after="40" w:line="300" w:lineRule="auto"/>
+              <w:spacing w:before="40" w:after="40" w:line="288" w:lineRule="auto"/>
               <w:ind w:firstLine="0"/>
               <w:jc w:val="center"/>
             </w:pPr>
@@ -5937,7 +10195,7 @@
           </w:tcPr>
           <w:p>
             <w:pPr>
-              <w:spacing w:before="40" w:after="40" w:line="300" w:lineRule="auto"/>
+              <w:spacing w:before="40" w:after="40" w:line="288" w:lineRule="auto"/>
               <w:ind w:firstLine="0"/>
               <w:jc w:val="center"/>
             </w:pPr>
@@ -5961,7 +10219,7 @@
           </w:tcPr>
           <w:p>
             <w:pPr>
-              <w:spacing w:before="40" w:after="40" w:line="300" w:lineRule="auto"/>
+              <w:spacing w:before="40" w:after="40" w:line="288" w:lineRule="auto"/>
               <w:ind w:firstLine="0"/>
               <w:jc w:val="left"/>
             </w:pPr>
@@ -5985,7 +10243,7 @@
           </w:tcPr>
           <w:p>
             <w:pPr>
-              <w:spacing w:before="40" w:after="40" w:line="300" w:lineRule="auto"/>
+              <w:spacing w:before="40" w:after="40" w:line="288" w:lineRule="auto"/>
               <w:ind w:firstLine="0"/>
               <w:jc w:val="center"/>
             </w:pPr>
@@ -6013,7 +10271,7 @@
           </w:tcPr>
           <w:p>
             <w:pPr>
-              <w:spacing w:before="40" w:after="40" w:line="300" w:lineRule="auto"/>
+              <w:spacing w:before="40" w:after="40" w:line="288" w:lineRule="auto"/>
               <w:ind w:firstLine="0"/>
               <w:jc w:val="center"/>
             </w:pPr>
@@ -6037,7 +10295,7 @@
           </w:tcPr>
           <w:p>
             <w:pPr>
-              <w:spacing w:before="40" w:after="40" w:line="300" w:lineRule="auto"/>
+              <w:spacing w:before="40" w:after="40" w:line="288" w:lineRule="auto"/>
               <w:ind w:firstLine="0"/>
               <w:jc w:val="left"/>
             </w:pPr>
@@ -6061,7 +10319,7 @@
           </w:tcPr>
           <w:p>
             <w:pPr>
-              <w:spacing w:before="40" w:after="40" w:line="300" w:lineRule="auto"/>
+              <w:spacing w:before="40" w:after="40" w:line="288" w:lineRule="auto"/>
               <w:ind w:firstLine="0"/>
               <w:jc w:val="center"/>
             </w:pPr>
@@ -6089,7 +10347,7 @@
           </w:tcPr>
           <w:p>
             <w:pPr>
-              <w:spacing w:before="40" w:after="40" w:line="300" w:lineRule="auto"/>
+              <w:spacing w:before="40" w:after="40" w:line="288" w:lineRule="auto"/>
               <w:ind w:firstLine="0"/>
               <w:jc w:val="center"/>
             </w:pPr>
@@ -6113,7 +10371,7 @@
           </w:tcPr>
           <w:p>
             <w:pPr>
-              <w:spacing w:before="40" w:after="40" w:line="300" w:lineRule="auto"/>
+              <w:spacing w:before="40" w:after="40" w:line="288" w:lineRule="auto"/>
               <w:ind w:firstLine="0"/>
               <w:jc w:val="left"/>
             </w:pPr>
@@ -6137,7 +10395,7 @@
           </w:tcPr>
           <w:p>
             <w:pPr>
-              <w:spacing w:before="40" w:after="40" w:line="300" w:lineRule="auto"/>
+              <w:spacing w:before="40" w:after="40" w:line="288" w:lineRule="auto"/>
               <w:ind w:firstLine="0"/>
               <w:jc w:val="center"/>
             </w:pPr>
@@ -6165,7 +10423,7 @@
           </w:tcPr>
           <w:p>
             <w:pPr>
-              <w:spacing w:before="40" w:after="40" w:line="300" w:lineRule="auto"/>
+              <w:spacing w:before="40" w:after="40" w:line="288" w:lineRule="auto"/>
               <w:ind w:firstLine="0"/>
               <w:jc w:val="center"/>
             </w:pPr>
@@ -6189,7 +10447,7 @@
           </w:tcPr>
           <w:p>
             <w:pPr>
-              <w:spacing w:before="40" w:after="40" w:line="300" w:lineRule="auto"/>
+              <w:spacing w:before="40" w:after="40" w:line="288" w:lineRule="auto"/>
               <w:ind w:firstLine="0"/>
               <w:jc w:val="left"/>
             </w:pPr>
@@ -6213,7 +10471,7 @@
           </w:tcPr>
           <w:p>
             <w:pPr>
-              <w:spacing w:before="40" w:after="40" w:line="300" w:lineRule="auto"/>
+              <w:spacing w:before="40" w:after="40" w:line="288" w:lineRule="auto"/>
               <w:ind w:firstLine="0"/>
               <w:jc w:val="center"/>
             </w:pPr>
@@ -6241,7 +10499,7 @@
           </w:tcPr>
           <w:p>
             <w:pPr>
-              <w:spacing w:before="40" w:after="40" w:line="300" w:lineRule="auto"/>
+              <w:spacing w:before="40" w:after="40" w:line="288" w:lineRule="auto"/>
               <w:ind w:firstLine="0"/>
               <w:jc w:val="center"/>
             </w:pPr>
@@ -6265,7 +10523,7 @@
           </w:tcPr>
           <w:p>
             <w:pPr>
-              <w:spacing w:before="40" w:after="40" w:line="300" w:lineRule="auto"/>
+              <w:spacing w:before="40" w:after="40" w:line="288" w:lineRule="auto"/>
               <w:ind w:firstLine="0"/>
               <w:jc w:val="left"/>
             </w:pPr>
@@ -6289,7 +10547,7 @@
           </w:tcPr>
           <w:p>
             <w:pPr>
-              <w:spacing w:before="40" w:after="40" w:line="300" w:lineRule="auto"/>
+              <w:spacing w:before="40" w:after="40" w:line="288" w:lineRule="auto"/>
               <w:ind w:firstLine="0"/>
               <w:jc w:val="center"/>
             </w:pPr>
@@ -6317,7 +10575,7 @@
           </w:tcPr>
           <w:p>
             <w:pPr>
-              <w:spacing w:before="40" w:after="40" w:line="300" w:lineRule="auto"/>
+              <w:spacing w:before="40" w:after="40" w:line="288" w:lineRule="auto"/>
               <w:ind w:firstLine="0"/>
               <w:jc w:val="center"/>
             </w:pPr>
@@ -6341,7 +10599,7 @@
           </w:tcPr>
           <w:p>
             <w:pPr>
-              <w:spacing w:before="40" w:after="40" w:line="300" w:lineRule="auto"/>
+              <w:spacing w:before="40" w:after="40" w:line="288" w:lineRule="auto"/>
               <w:ind w:firstLine="0"/>
               <w:jc w:val="left"/>
             </w:pPr>
@@ -6365,7 +10623,7 @@
           </w:tcPr>
           <w:p>
             <w:pPr>
-              <w:spacing w:before="40" w:after="40" w:line="300" w:lineRule="auto"/>
+              <w:spacing w:before="40" w:after="40" w:line="288" w:lineRule="auto"/>
               <w:ind w:firstLine="0"/>
               <w:jc w:val="center"/>
             </w:pPr>
@@ -6619,7 +10877,7 @@
           <w:color w:val="000000"/>
           <w:sz w:val="24"/>
         </w:rPr>
-        <w:t>[11] Slawik T, Vyas S, Christensen L, et al. Attitude Control of the Hydrobatic Intervention AUV Cuttlefish using Incremental Nonlinear Dynamic Inversion[C]//2024 IEEE/RSJ International Conference on Intelligent Robots and Systems (IROS). Abu Dhabi, UAE: IEEE, 2024: 781-787. DOI: 10.1109/IROS58592.2024.10801686.</w:t>
+        <w:t>[11] Smeur E J J, Chu Q, de Croon G C H E. Adaptive incremental nonlinear dynamic inversion for attitude control of micro air vehicles[J]. Journal of Guidance, Control, and Dynamics, 2016, 39(3): 450-461. DOI: 10.2514/1.G001490.</w:t>
       </w:r>
       <w:bookmarkEnd w:id="111"/>
     </w:p>
@@ -6639,7 +10897,7 @@
           <w:color w:val="000000"/>
           <w:sz w:val="24"/>
         </w:rPr>
-        <w:t>[12] Johansen T A, Fossen T I. Control allocation—A survey[J]. Automatica, 2013, 49(5): 1087-1103. DOI: 10.1016/j.automatica.2013.01.035.</w:t>
+        <w:t>[12] Slawik T, Vyas S, Christensen L, et al. Attitude Control of the Hydrobatic Intervention AUV Cuttlefish using Incremental Nonlinear Dynamic Inversion[C]//2024 IEEE/RSJ International Conference on Intelligent Robots and Systems (IROS). Abu Dhabi, UAE: IEEE, 2024: 781-787. DOI: 10.1109/IROS58592.2024.10801686.</w:t>
       </w:r>
       <w:bookmarkEnd w:id="112"/>
     </w:p>
@@ -6659,7 +10917,7 @@
           <w:color w:val="000000"/>
           <w:sz w:val="24"/>
         </w:rPr>
-        <w:t>[13] 万磊, 徐玉如, 庞永杰. 水下机器人推力器容错控制技术的研究[J]. 机器人, 2003, 25(6): 510-514.</w:t>
+        <w:t>[13] Fossen T I, Johansen T A. A survey of control allocation methods for ships and underwater vehicles[C]//2006 14th Mediterranean Conference on Control and Automation. Ancona, Italy: IEEE, 2006: 1-6. DOI: 10.1109/MED.2006.328749.</w:t>
       </w:r>
       <w:bookmarkEnd w:id="113"/>
     </w:p>
@@ -6679,7 +10937,7 @@
           <w:color w:val="000000"/>
           <w:sz w:val="24"/>
         </w:rPr>
-        <w:t>[14] 程卫平, 王猛, 曾现敏, 等. 基于可行方向法的水下机器人推力分配[J]. 舰船科学技术, 2022, 44(13): 102-106.</w:t>
+        <w:t>[14] Johansen T A, Fossen T I. Control allocation—A survey[J]. Automatica, 2013, 49(5): 1087-1103. DOI: 10.1016/j.automatica.2013.01.035.</w:t>
       </w:r>
       <w:bookmarkEnd w:id="114"/>
     </w:p>
@@ -6699,7 +10957,7 @@
           <w:color w:val="000000"/>
           <w:sz w:val="24"/>
         </w:rPr>
-        <w:t>[15] 孙广威, 苏玉玺, 毛义, 等. 基于模糊逻辑的混合推进ROV多级推力分配策略[J]. 机器人, 2023, 45(4): 472-482.</w:t>
+        <w:t>[15] 万磊, 徐玉如, 庞永杰. 水下机器人推力器容错控制技术的研究[J]. 机器人, 2003, 25(6): 510-514.</w:t>
       </w:r>
       <w:bookmarkEnd w:id="115"/>
     </w:p>
@@ -6719,7 +10977,7 @@
           <w:color w:val="000000"/>
           <w:sz w:val="24"/>
         </w:rPr>
-        <w:t>[16] Meier L, Honegger D, Pollefeys M. PX4: A node-based multithreaded open source robotics framework for deeply embedded platforms[C]//2015 IEEE International Conference on Robotics and Automation (ICRA). Seattle, WA: IEEE, 2015: 6235-6240. DOI: 10.1109/ICRA.2015.7140074.</w:t>
+        <w:t>[16] 程卫平, 王猛, 曾现敏, 等. 基于可行方向法的水下机器人推力分配[J]. 舰船科学技术, 2022, 44(13): 102-106.</w:t>
       </w:r>
       <w:bookmarkEnd w:id="116"/>
     </w:p>
@@ -6739,9 +10997,69 @@
           <w:color w:val="000000"/>
           <w:sz w:val="24"/>
         </w:rPr>
-        <w:t>[17] Hackbarth A, Duecker D A, Kreuzer E. HippoCampus: A micro underwater vehicle for swarm applications[C]//2015 IEEE/RSJ International Conference on Intelligent Robots and Systems (IROS). Hamburg, Germany: IEEE, 2015: 1096-1101. DOI: 10.1109/IROS.2015.7353506.</w:t>
+        <w:t>[17] 孙广威, 苏玉玺, 毛义, 等. 基于模糊逻辑的混合推进ROV多级推力分配策略[J]. 机器人, 2023, 45(4): 472-482.</w:t>
       </w:r>
       <w:bookmarkEnd w:id="117"/>
+    </w:p>
+    <w:p>
+      <w:pPr>
+        <w:pStyle w:val="a9"/>
+        <w:jc w:val="both"/>
+        <w:spacing w:line="360" w:lineRule="auto"/>
+        <w:ind w:left="420" w:hanging="420"/>
+      </w:pPr>
+      <w:bookmarkStart w:id="118" w:name="_Ref_Paper_18"/>
+      <w:r>
+        <w:rPr>
+          <w:rFonts w:ascii="Times New Roman" w:hAnsi="Times New Roman" w:cs="Times New Roman" w:eastAsia="宋体"/>
+          <w:b w:val="0"/>
+          <w:i w:val="0"/>
+          <w:color w:val="000000"/>
+          <w:sz w:val="24"/>
+        </w:rPr>
+        <w:t>[18] Meier L, Honegger D, Pollefeys M. PX4: A node-based multithreaded open source robotics framework for deeply embedded platforms[C]//2015 IEEE International Conference on Robotics and Automation (ICRA). Seattle, WA: IEEE, 2015: 6235-6240. DOI: 10.1109/ICRA.2015.7140074.</w:t>
+      </w:r>
+      <w:bookmarkEnd w:id="118"/>
+    </w:p>
+    <w:p>
+      <w:pPr>
+        <w:pStyle w:val="a9"/>
+        <w:jc w:val="both"/>
+        <w:spacing w:line="360" w:lineRule="auto"/>
+        <w:ind w:left="420" w:hanging="420"/>
+      </w:pPr>
+      <w:bookmarkStart w:id="119" w:name="_Ref_Paper_19"/>
+      <w:r>
+        <w:rPr>
+          <w:rFonts w:ascii="Times New Roman" w:hAnsi="Times New Roman" w:cs="Times New Roman" w:eastAsia="宋体"/>
+          <w:b w:val="0"/>
+          <w:i w:val="0"/>
+          <w:color w:val="000000"/>
+          <w:sz w:val="24"/>
+        </w:rPr>
+        <w:t>[19] Hackbarth A, Duecker D A, Kreuzer E. HippoCampus: A micro underwater vehicle for swarm applications[C]//2015 IEEE/RSJ International Conference on Intelligent Robots and Systems (IROS). Hamburg, Germany: IEEE, 2015: 1096-1101. DOI: 10.1109/IROS.2015.7353506.</w:t>
+      </w:r>
+      <w:bookmarkEnd w:id="119"/>
+    </w:p>
+    <w:p>
+      <w:pPr>
+        <w:pStyle w:val="a9"/>
+        <w:jc w:val="both"/>
+        <w:spacing w:line="360" w:lineRule="auto"/>
+        <w:ind w:left="420" w:hanging="420"/>
+      </w:pPr>
+      <w:bookmarkStart w:id="120" w:name="_Ref_Paper_20"/>
+      <w:r>
+        <w:rPr>
+          <w:rFonts w:ascii="Times New Roman" w:hAnsi="Times New Roman" w:cs="Times New Roman" w:eastAsia="宋体"/>
+          <w:b w:val="0"/>
+          <w:i w:val="0"/>
+          <w:color w:val="000000"/>
+          <w:sz w:val="24"/>
+        </w:rPr>
+        <w:t>[20] Duecker D A, Bauschmann N, Hansen T, et al. HippoCampus X – A hydrobatic open-source micro AUV for confined environments[C]//2020 IEEE/OES Autonomous Underwater Vehicles Symposium (AUV). St. John's, NL, Canada: IEEE, 2020: 1-6. DOI: 10.1109/AUV50043.2020.9267895.</w:t>
+      </w:r>
+      <w:bookmarkEnd w:id="120"/>
     </w:p>
     <w:p>
       <w:pPr>

--- a/开题报告/开题报告-基于PX4的水下航行器模型控制方法研究.docx
+++ b/开题报告/开题报告-基于PX4的水下航行器模型控制方法研究.docx
@@ -187,12 +187,10 @@
             <w:tcBorders>
               <w:bottom w:val="single" w:sz="4" w:space="0" w:color="auto"/>
             </w:tcBorders>
-            <w:vAlign w:val="center"/>
+            <w:vAlign w:val="bottom"/>
           </w:tcPr>
           <w:p>
             <w:pPr>
-              <w:spacing w:before="40" w:after="40" w:line="288" w:lineRule="auto"/>
-              <w:ind w:firstLine="0"/>
               <w:jc w:val="center"/>
             </w:pPr>
             <w:r/>
@@ -288,15 +286,22 @@
               <w:top w:val="single" w:sz="4" w:space="0" w:color="auto"/>
               <w:bottom w:val="single" w:sz="4" w:space="0" w:color="auto"/>
             </w:tcBorders>
-            <w:vAlign w:val="center"/>
+            <w:vAlign w:val="bottom"/>
           </w:tcPr>
           <w:p>
             <w:pPr>
-              <w:spacing w:before="40" w:after="40" w:line="288" w:lineRule="auto"/>
-              <w:ind w:firstLine="0"/>
               <w:jc w:val="center"/>
             </w:pPr>
             <w:r/>
+            <w:r>
+              <w:rPr>
+                <w:rFonts w:ascii="Times New Roman" w:hAnsi="Times New Roman" w:cs="Times New Roman" w:eastAsia="宋体"/>
+                <w:b w:val="0"/>
+                <w:i w:val="0"/>
+                <w:color w:val="000000"/>
+                <w:sz w:val="28"/>
+              </w:rPr>
+            </w:r>
           </w:p>
         </w:tc>
       </w:tr>
@@ -366,12 +371,10 @@
               <w:top w:val="single" w:sz="4" w:space="0" w:color="auto"/>
               <w:bottom w:val="single" w:sz="4" w:space="0" w:color="auto"/>
             </w:tcBorders>
-            <w:vAlign w:val="center"/>
+            <w:vAlign w:val="bottom"/>
           </w:tcPr>
           <w:p>
             <w:pPr>
-              <w:spacing w:before="40" w:after="40" w:line="288" w:lineRule="auto"/>
-              <w:ind w:firstLine="0"/>
               <w:jc w:val="center"/>
             </w:pPr>
             <w:r/>
@@ -430,12 +433,10 @@
               <w:top w:val="single" w:sz="4" w:space="0" w:color="auto"/>
               <w:bottom w:val="single" w:sz="4" w:space="0" w:color="auto"/>
             </w:tcBorders>
-            <w:vAlign w:val="center"/>
+            <w:vAlign w:val="bottom"/>
           </w:tcPr>
           <w:p>
             <w:pPr>
-              <w:spacing w:before="40" w:after="40" w:line="288" w:lineRule="auto"/>
-              <w:ind w:firstLine="0"/>
               <w:jc w:val="center"/>
             </w:pPr>
             <w:r/>
@@ -492,12 +493,10 @@
             <w:tcBorders>
               <w:bottom w:val="single" w:sz="4" w:space="0" w:color="auto"/>
             </w:tcBorders>
-            <w:vAlign w:val="center"/>
+            <w:vAlign w:val="bottom"/>
           </w:tcPr>
           <w:p>
             <w:pPr>
-              <w:spacing w:before="40" w:after="40" w:line="288" w:lineRule="auto"/>
-              <w:ind w:firstLine="0"/>
               <w:jc w:val="center"/>
             </w:pPr>
             <w:r/>
@@ -542,12 +541,10 @@
             <w:tcBorders>
               <w:bottom w:val="single" w:sz="4" w:space="0" w:color="auto"/>
             </w:tcBorders>
-            <w:vAlign w:val="center"/>
+            <w:vAlign w:val="bottom"/>
           </w:tcPr>
           <w:p>
             <w:pPr>
-              <w:spacing w:before="40" w:after="40" w:line="288" w:lineRule="auto"/>
-              <w:ind w:firstLine="0"/>
               <w:jc w:val="center"/>
             </w:pPr>
             <w:r/>
@@ -3011,6 +3008,9 @@
         <w:gridCol w:w="1385"/>
       </w:tblGrid>
       <w:tr>
+        <w:trPr>
+          <w:tblHeader/>
+        </w:trPr>
         <w:tc>
           <w:tcPr>
             <w:tcW w:type="dxa" w:w="1304"/>
@@ -9658,6 +9658,9 @@
         <w:gridCol w:w="2771"/>
       </w:tblGrid>
       <w:tr>
+        <w:trPr>
+          <w:tblHeader/>
+        </w:trPr>
         <w:tc>
           <w:tcPr>
             <w:tcW w:type="dxa" w:w="1020"/>
@@ -10334,7 +10337,7 @@
               </w:rPr>
               <w:t>2027.2.22~2027.3.12</w:t>
               <w:br/>
-              <w:t>（第1～3周）</w:t>
+              <w:t>（第1~3周）</w:t>
             </w:r>
           </w:p>
         </w:tc>
@@ -10410,7 +10413,7 @@
               </w:rPr>
               <w:t>2027.3.15~2027.4.2</w:t>
               <w:br/>
-              <w:t>（第4～6周）</w:t>
+              <w:t>（第4~6周）</w:t>
             </w:r>
           </w:p>
         </w:tc>
@@ -10486,7 +10489,7 @@
               </w:rPr>
               <w:t>2027.4.5~2027.4.16</w:t>
               <w:br/>
-              <w:t>（第7～8周）</w:t>
+              <w:t>（第7~8周）</w:t>
             </w:r>
           </w:p>
         </w:tc>
@@ -10562,7 +10565,7 @@
               </w:rPr>
               <w:t>2027.4.19~2027.4.28</w:t>
               <w:br/>
-              <w:t>（第9～10周）</w:t>
+              <w:t>（第9~10周）</w:t>
             </w:r>
           </w:p>
         </w:tc>
@@ -10638,7 +10641,7 @@
               </w:rPr>
               <w:t>2027.5.3~2027.5.14</w:t>
               <w:br/>
-              <w:t>（第11～12周）</w:t>
+              <w:t>（第11~12周）</w:t>
             </w:r>
           </w:p>
         </w:tc>

--- a/开题报告/开题报告-基于PX4的水下航行器模型控制方法研究.docx
+++ b/开题报告/开题报告-基于PX4的水下航行器模型控制方法研究.docx
@@ -965,47 +965,7 @@
           <w:color w:val="000000"/>
           <w:sz w:val="24"/>
         </w:rPr>
-        <w:t>随着海洋强国建设与海洋资源开发的深入推进，水下无人航行器在海洋科学考察、海底矿产与油气管线巡检、海上风电基桩与水下结构物无损检测、水下大坝与跨海桥墩安全评估，以及现代海洋牧场自动化管护等诸多领域发挥着</w:t>
-      </w:r>
-      <w:r>
-        <w:rPr>
-          <w:rFonts w:ascii="Times New Roman" w:hAnsi="Times New Roman" w:cs="Times New Roman" w:eastAsia="宋体"/>
-          <w:b w:val="0"/>
-          <w:i w:val="0"/>
-          <w:color w:val="000000"/>
-          <w:sz w:val="24"/>
-        </w:rPr>
-        <w:t>重要作用</w:t>
-      </w:r>
-      <w:r>
-        <w:rPr>
-          <w:rFonts w:ascii="Times New Roman" w:hAnsi="Times New Roman" w:cs="Times New Roman" w:eastAsia="宋体"/>
-          <w:b w:val="0"/>
-          <w:i w:val="0"/>
-          <w:color w:val="000000"/>
-          <w:sz w:val="24"/>
-        </w:rPr>
-        <w:t>。在上述典型作业场景中，水下航行器往往需要贴近被测结构物作业，或在具有空间受限特征的水域中执行</w:t>
-      </w:r>
-      <w:r>
-        <w:rPr>
-          <w:rFonts w:ascii="Times New Roman" w:hAnsi="Times New Roman" w:cs="Times New Roman" w:eastAsia="宋体"/>
-          <w:b w:val="0"/>
-          <w:i w:val="0"/>
-          <w:color w:val="000000"/>
-          <w:sz w:val="24"/>
-        </w:rPr>
-        <w:t>光学成像、声学测绘与水下作业任务。这些任务对航行器的低速机动与自主悬停能力提出了较高要求，需要航行器能够在水流干扰环境下稳定完成空间定点悬停、姿态定角保持（抵抗横滚与俯仰力矩倾斜）、定深控制</w:t>
-      </w:r>
-      <w:r>
-        <w:rPr>
-          <w:rFonts w:ascii="Times New Roman" w:hAnsi="Times New Roman" w:cs="Times New Roman" w:eastAsia="宋体"/>
-          <w:b w:val="0"/>
-          <w:i w:val="0"/>
-          <w:color w:val="000000"/>
-          <w:sz w:val="24"/>
-        </w:rPr>
-        <w:t>（克服重浮力微小失配与垂向流扰）以及航向锁定（定航）等基本运动控制任务。</w:t>
+        <w:t>海洋是高质量发展的战略要地。党的二十大报告明确提出，要“发展海洋经济，保护海洋生态环境，加快建设海洋强国”。习近平总书记强调，“建设海洋强国是实现中华民族伟大复兴的重大战略任务”，“要向海洋要资源、要空间，发展海洋科技，核心技术要牢牢掌握在自己手中”。国家《“十四五”海洋经济发展规划》进一步明确，要“推动海洋高端装备制造实现突破，加快深远海无人潜水器（AUV/ROV）、水下智能机器人与海洋立体观测技术装备的自主化研发与工程应用”；工业和信息化部等十七部门联合印发的《“机器人+”应用行动实施方案》中，亦明确将“面向水下极端环境作业、海洋工程基础设施无损巡检与水下应急搜救的特种机器人”列为国家重点攻关与推广示范方向。</w:t>
       </w:r>
     </w:p>
     <w:p>
@@ -1023,47 +983,7 @@
           <w:color w:val="000000"/>
           <w:sz w:val="24"/>
         </w:rPr>
-        <w:t>实验室现有的八推进器水下航行器平台采用了典型的开架式（Open-frame）机械构型，具备八推进器空间对称与矢量倾斜布置的硬件驱动能力，依托实验室已完成构型设计的八推进器开架式物理平台方案及结构参数资料开展研究。然而，要在流体环境中实现</w:t>
-      </w:r>
-      <w:r>
-        <w:rPr>
-          <w:rFonts w:ascii="Times New Roman" w:hAnsi="Times New Roman" w:cs="Times New Roman" w:eastAsia="宋体"/>
-          <w:b w:val="0"/>
-          <w:i w:val="0"/>
-          <w:color w:val="000000"/>
-          <w:sz w:val="24"/>
-        </w:rPr>
-        <w:t>稳定的</w:t>
-      </w:r>
-      <w:r>
-        <w:rPr>
-          <w:rFonts w:ascii="Times New Roman" w:hAnsi="Times New Roman" w:cs="Times New Roman" w:eastAsia="宋体"/>
-          <w:b w:val="0"/>
-          <w:i w:val="0"/>
-          <w:color w:val="000000"/>
-          <w:sz w:val="24"/>
-        </w:rPr>
-        <w:t>自主闭环控制，仍面临诸多瓶颈：缺乏系统化的水动力建模与参数辨识，使得控制器难以获取物理平台的真实动力学特性；运动控制与推力分配多采用人工试凑的经验PID参数，未能在六自由度耦合层面上充分释放八推进器过驱动配置的协调潜力；控制系统软件缺乏工业级模块化规范，难以直接面向工程部署开展高可信度的闭环验证。为此，本课题立足于实验室已有平台的方案与数据基础，围绕“动力学建模、系统辨识、模型运动控制、八推进器控制分配及 PX4/SITL 闭环仿真验证”开展系统性研究，具有</w:t>
-      </w:r>
-      <w:r>
-        <w:rPr>
-          <w:rFonts w:ascii="Times New Roman" w:hAnsi="Times New Roman" w:cs="Times New Roman" w:eastAsia="宋体"/>
-          <w:b w:val="0"/>
-          <w:i w:val="0"/>
-          <w:color w:val="000000"/>
-          <w:sz w:val="24"/>
-        </w:rPr>
-        <w:t>明确的工程实践背景与技术研究需求</w:t>
-      </w:r>
-      <w:r>
-        <w:rPr>
-          <w:rFonts w:ascii="Times New Roman" w:hAnsi="Times New Roman" w:cs="Times New Roman" w:eastAsia="宋体"/>
-          <w:b w:val="0"/>
-          <w:i w:val="0"/>
-          <w:color w:val="000000"/>
-          <w:sz w:val="24"/>
-        </w:rPr>
-        <w:t>。</w:t>
+        <w:t>在上述国家重大战略牵引与行业应用需求下，水下无人航行器在海底矿产与油气管网巡检、海上风电大直径基桩与跨海桥隧水下结构物无损检测、大型水利大坝安全评估，以及现代海洋牧场立体管护等领域发挥着关键支撑作用。在贴近被测复杂结构物或狭窄受限水域作业时，环境水流扰动与水下视线受阻对航行器的低速敏捷机动与自主悬停能力提出了较高要求，需要航行器能够在水流干扰环境下高品质完成空间定点悬停、姿态定角保持（抵抗横滚与俯仰倾角偏差）、定深控制（克服重浮力微小失配与垂向流扰）以及航向锁定（定航）等基本运动控制任务。</w:t>
       </w:r>
     </w:p>
     <w:p>
@@ -1075,13 +995,53 @@
       </w:pPr>
       <w:r>
         <w:rPr>
-          <w:rFonts w:ascii="Times New Roman" w:hAnsi="Times New Roman" w:cs="Times New Roman" w:eastAsia="黑体"/>
-          <w:b w:val="0"/>
-          <w:i w:val="0"/>
-          <w:color w:val="000000"/>
-          <w:sz w:val="24"/>
-        </w:rPr>
-        <w:t>（2）研究目的</w:t>
+          <w:rFonts w:ascii="Times New Roman" w:hAnsi="Times New Roman" w:cs="Times New Roman" w:eastAsia="宋体"/>
+          <w:b w:val="0"/>
+          <w:i w:val="0"/>
+          <w:color w:val="000000"/>
+          <w:sz w:val="24"/>
+        </w:rPr>
+        <w:t>实验室现有的八推进器水下航行器平台采用了典型的开架式（Open-frame）机械构型，具备八推进器空间对称与矢量倾斜布置的硬件驱动能力，依托实验室已完成构型设计的八推进器开架式物理平台方案及结构参数资料开展研究。然而，要在流体环境中实现</w:t>
+      </w:r>
+      <w:r>
+        <w:rPr>
+          <w:rFonts w:ascii="Times New Roman" w:hAnsi="Times New Roman" w:cs="Times New Roman" w:eastAsia="宋体"/>
+          <w:b w:val="0"/>
+          <w:i w:val="0"/>
+          <w:color w:val="000000"/>
+          <w:sz w:val="24"/>
+        </w:rPr>
+        <w:t>高品质的</w:t>
+      </w:r>
+      <w:r>
+        <w:rPr>
+          <w:rFonts w:ascii="Times New Roman" w:hAnsi="Times New Roman" w:cs="Times New Roman" w:eastAsia="宋体"/>
+          <w:b w:val="0"/>
+          <w:i w:val="0"/>
+          <w:color w:val="000000"/>
+          <w:sz w:val="24"/>
+        </w:rPr>
+        <w:t>自主闭环控制，仍面临诸多瓶颈：缺乏系统化的水动力建模与参数辨识，使得控制器难以获取物理平台的真实动力学特性；运动控制与推力分配多采用人工试凑的经验PID参数，未能在六自由度耦合层面上充分释放八推进器过驱动配置的协调潜力；控制系统软件缺乏工业级模块化规范，难以直接面向工程部署开展高可信度的闭环验证。为此，本课题立足于实验室已有平台的方案与数据基础，围绕“动力学建模、系统辨识、模型运动控制、八推进器控制分配及 PX4/SITL 闭环仿真验证”开展系统性研究，具有</w:t>
+      </w:r>
+      <w:r>
+        <w:rPr>
+          <w:rFonts w:ascii="Times New Roman" w:hAnsi="Times New Roman" w:cs="Times New Roman" w:eastAsia="宋体"/>
+          <w:b w:val="0"/>
+          <w:i w:val="0"/>
+          <w:color w:val="000000"/>
+          <w:sz w:val="24"/>
+        </w:rPr>
+        <w:t>坚实的工程实践背景与明确的技术升级需求</w:t>
+      </w:r>
+      <w:r>
+        <w:rPr>
+          <w:rFonts w:ascii="Times New Roman" w:hAnsi="Times New Roman" w:cs="Times New Roman" w:eastAsia="宋体"/>
+          <w:b w:val="0"/>
+          <w:i w:val="0"/>
+          <w:color w:val="000000"/>
+          <w:sz w:val="24"/>
+        </w:rPr>
+        <w:t>。</w:t>
       </w:r>
     </w:p>
     <w:p>
@@ -1093,93 +1053,13 @@
       </w:pPr>
       <w:r>
         <w:rPr>
-          <w:rFonts w:ascii="Times New Roman" w:hAnsi="Times New Roman" w:cs="Times New Roman" w:eastAsia="宋体"/>
-          <w:b w:val="0"/>
-          <w:i w:val="0"/>
-          <w:color w:val="000000"/>
-          <w:sz w:val="24"/>
-        </w:rPr>
-        <w:t>水下航行器在黏性流体介质中运动时，在物理机理上呈现出</w:t>
-      </w:r>
-      <w:r>
-        <w:rPr>
-          <w:rFonts w:ascii="Times New Roman" w:hAnsi="Times New Roman" w:cs="Times New Roman" w:eastAsia="宋体"/>
-          <w:b w:val="0"/>
-          <w:i w:val="0"/>
-          <w:color w:val="000000"/>
-          <w:sz w:val="24"/>
-        </w:rPr>
-        <w:t>显著的</w:t>
-      </w:r>
-      <w:r>
-        <w:rPr>
-          <w:rFonts w:ascii="Times New Roman" w:hAnsi="Times New Roman" w:cs="Times New Roman" w:eastAsia="宋体"/>
-          <w:b w:val="0"/>
-          <w:i w:val="0"/>
-          <w:color w:val="000000"/>
-          <w:sz w:val="24"/>
-        </w:rPr>
-        <w:t>六自由度（6-DOF）非线性耦合特性。一方面，在流体动力学层面，航行器的运动不仅取决于刚体自身质量惯性矩阵，还</w:t>
-      </w:r>
-      <w:r>
-        <w:rPr>
-          <w:rFonts w:ascii="Times New Roman" w:hAnsi="Times New Roman" w:cs="Times New Roman" w:eastAsia="宋体"/>
-          <w:b w:val="0"/>
-          <w:i w:val="0"/>
-          <w:color w:val="000000"/>
-          <w:sz w:val="24"/>
-        </w:rPr>
-        <w:t>受到周围水体随体加速运动所产生的附加质量（Added Mass）效应的影响，附加质量的大小在低速和变加速工况下可与刚体自身质量相当；刚体与附加质量在旋转运动中伴随着科氏力与向心力耦合作用，流体黏性流动与开架式桁架、设备附体边缘产生的脱体涡流阻力</w:t>
-      </w:r>
-      <w:r>
-        <w:rPr>
-          <w:rFonts w:ascii="Times New Roman" w:hAnsi="Times New Roman" w:cs="Times New Roman" w:eastAsia="宋体"/>
-          <w:b w:val="0"/>
-          <w:i w:val="0"/>
-          <w:color w:val="000000"/>
-          <w:sz w:val="24"/>
-        </w:rPr>
-        <w:t>则共同构成了包含线性与二次非线性项的水动力阻尼特性；此外，航行器重心（CG）与浮心（CB）的空间相对位置形成了</w:t>
-      </w:r>
-      <w:r>
-        <w:rPr>
-          <w:rFonts w:ascii="Times New Roman" w:hAnsi="Times New Roman" w:cs="Times New Roman" w:eastAsia="宋体"/>
-          <w:b w:val="0"/>
-          <w:i w:val="0"/>
-          <w:color w:val="000000"/>
-          <w:sz w:val="24"/>
-        </w:rPr>
-        <w:t>各向异性的静恢复力与力矩</w:t>
-      </w:r>
-      <w:r>
-        <w:rPr>
-          <w:rFonts w:ascii="Times New Roman" w:hAnsi="Times New Roman" w:cs="Times New Roman" w:eastAsia="宋体"/>
-          <w:b w:val="0"/>
-          <w:i w:val="0"/>
-          <w:color w:val="000000"/>
-          <w:sz w:val="24"/>
-        </w:rPr>
-        <w:t>。在上述多源流体物理效应的综合作用下，航行器各运动轴之间存在</w:t>
-      </w:r>
-      <w:r>
-        <w:rPr>
-          <w:rFonts w:ascii="Times New Roman" w:hAnsi="Times New Roman" w:cs="Times New Roman" w:eastAsia="宋体"/>
-          <w:b w:val="0"/>
-          <w:i w:val="0"/>
-          <w:color w:val="000000"/>
-          <w:sz w:val="24"/>
-        </w:rPr>
-        <w:t>明显的</w:t>
-      </w:r>
-      <w:r>
-        <w:rPr>
-          <w:rFonts w:ascii="Times New Roman" w:hAnsi="Times New Roman" w:cs="Times New Roman" w:eastAsia="宋体"/>
-          <w:b w:val="0"/>
-          <w:i w:val="0"/>
-          <w:color w:val="000000"/>
-          <w:sz w:val="24"/>
-        </w:rPr>
-        <w:t>动力学交叉耦合。</w:t>
+          <w:rFonts w:ascii="Times New Roman" w:hAnsi="Times New Roman" w:cs="Times New Roman" w:eastAsia="黑体"/>
+          <w:b w:val="0"/>
+          <w:i w:val="0"/>
+          <w:color w:val="000000"/>
+          <w:sz w:val="24"/>
+        </w:rPr>
+        <w:t>（2）研究目的</w:t>
       </w:r>
     </w:p>
     <w:p>
@@ -1197,67 +1077,7 @@
           <w:color w:val="000000"/>
           <w:sz w:val="24"/>
         </w:rPr>
-        <w:t>另一方面，在工程实现层面，由于开架式航行器结构件复杂、</w:t>
-      </w:r>
-      <w:r>
-        <w:rPr>
-          <w:rFonts w:ascii="Times New Roman" w:hAnsi="Times New Roman" w:cs="Times New Roman" w:eastAsia="宋体"/>
-          <w:b w:val="0"/>
-          <w:i w:val="0"/>
-          <w:color w:val="000000"/>
-          <w:sz w:val="24"/>
-        </w:rPr>
-        <w:t>附体较多，常规的解析经验公式难以准确计算</w:t>
-      </w:r>
-      <w:r>
-        <w:rPr>
-          <w:rFonts w:ascii="Times New Roman" w:hAnsi="Times New Roman" w:cs="Times New Roman" w:eastAsia="宋体"/>
-          <w:b w:val="0"/>
-          <w:i w:val="0"/>
-          <w:color w:val="000000"/>
-          <w:sz w:val="24"/>
-        </w:rPr>
-        <w:t>其全部水动力参数；加工装配公差、线缆悬垂拉拽张力、水密舱内部载荷装配位置偏差以及水体密度变化等物理因素，导致理论设计模型与物理平台的实际动态特性之间不可避免地存在参数偏差与未建模动态。此外，已有平台配备的八个推进器在空间呈</w:t>
-      </w:r>
-      <w:r>
-        <w:rPr>
-          <w:rFonts w:ascii="Times New Roman" w:hAnsi="Times New Roman" w:cs="Times New Roman" w:eastAsia="宋体"/>
-          <w:b w:val="0"/>
-          <w:i w:val="0"/>
-          <w:color w:val="000000"/>
-          <w:sz w:val="24"/>
-        </w:rPr>
-        <w:t>水平面矢量倾斜与垂直面对称布置</w:t>
-      </w:r>
-      <w:r>
-        <w:rPr>
-          <w:rFonts w:ascii="Times New Roman" w:hAnsi="Times New Roman" w:cs="Times New Roman" w:eastAsia="宋体"/>
-          <w:b w:val="0"/>
-          <w:i w:val="0"/>
-          <w:color w:val="000000"/>
-          <w:sz w:val="24"/>
-        </w:rPr>
-        <w:t>，构成了典型的过驱动冗余系统，运动控制器输出的六自由度期望广义力和力矩必须经过控制分配映射转化为各推进器的控制指令，且推进器在物理上受限于</w:t>
-      </w:r>
-      <w:r>
-        <w:rPr>
-          <w:rFonts w:ascii="Times New Roman" w:hAnsi="Times New Roman" w:cs="Times New Roman" w:eastAsia="宋体"/>
-          <w:b w:val="0"/>
-          <w:i w:val="0"/>
-          <w:color w:val="000000"/>
-          <w:sz w:val="24"/>
-        </w:rPr>
-        <w:t>推力输出范围、正反转效率差异及推力死区等约束，容易在大幅机动时引发局部推进器饱和与力矩分配失真</w:t>
-      </w:r>
-      <w:r>
-        <w:rPr>
-          <w:rFonts w:ascii="Times New Roman" w:hAnsi="Times New Roman" w:cs="Times New Roman" w:eastAsia="宋体"/>
-          <w:b w:val="0"/>
-          <w:i w:val="0"/>
-          <w:color w:val="000000"/>
-          <w:sz w:val="24"/>
-        </w:rPr>
-        <w:t>。</w:t>
+        <w:t>水下航行器在黏性流体介质中运动时，在物理机理上呈现出显著的六自由度（6-DOF）非线性耦合特性。一方面，在流体动力学层面，航行器的运动不仅取决于刚体自身质量惯性矩阵，还受到周围水体随体加速运动所产生的附加质量（Added Mass）效应的影响，附加质量的大小在低速和变加速工况下可与刚体自身质量相当；刚体与附加质量在旋转运动中伴随着科氏力与向心力耦合作用，流体黏性流动与开架式桁架、设备附体边缘产生的脱体涡流阻力则共同构成了包含线性与二次非线性项的水动力阻尼特性；此外，航行器重心（CG）与浮心（CB）的空间相对位置形成了各向异性的静恢复力与力矩。在上述多源流体物理效应的综合作用下，航行器各运动轴之间存在明显的动力学交叉耦合。</w:t>
       </w:r>
     </w:p>
     <w:p>
@@ -1275,7 +1095,7 @@
           <w:color w:val="000000"/>
           <w:sz w:val="24"/>
         </w:rPr>
-        <w:t>针对上述挑战，本课题的研究目的在于：依托已有八推进器水下航行器平台，建立六自由度动力学与推进器模型；结合已有平台参数资料和相关数据开展系统辨识与模型验证，明确系统辨识的输入输出关系，对关键未知量进行辨识修正并分析模型适用范围；在此基础上，结合经验证的航行器模型特性与状态反馈构建闭环运动控制系统，实现姿态、深度和航向等基本运动状态的闭环控制；依据八推进器空间布局建立控制分配矩阵，考虑基本推力输出范围生成推力指令；最终在PX4/SITL软件在环仿真环境中构建闭环系统，通过代表性运动工况与流扰条件开展闭环仿真验证与量化性能评价，形成“已有平台—建模与系统辨识—模型验证—运动控制—控制分配—PX4/SITL闭环验证”的完整研究闭环。</w:t>
+        <w:t>另一方面，在工程实现层面，由于开架式航行器结构件复杂、附体较多，常规的解析经验公式难以准确计算其全部水动力参数；加工装配公差、线缆悬垂拉拽张力、水密舱内部载荷装配位置偏差以及水体密度变化等物理因素，导致理论设计模型与物理平台的实际动态特性之间不可避免地存在参数偏差与未建模动态。此外，已有平台配备的八个推进器在空间呈水平面矢量倾斜与垂直面对称布置，构成了典型的过驱动冗余系统，运动控制器输出的六自由度期望广义力和力矩必须经过控制分配映射转化为各推进器的控制指令，且推进器在物理上受限于推力输出范围、正反转效率差异及推力死区等约束，容易在大幅机动时引发局部推进器饱和与力矩分配失真。</w:t>
       </w:r>
     </w:p>
     <w:p>
@@ -1287,13 +1107,13 @@
       </w:pPr>
       <w:r>
         <w:rPr>
-          <w:rFonts w:ascii="Times New Roman" w:hAnsi="Times New Roman" w:cs="Times New Roman" w:eastAsia="黑体"/>
-          <w:b w:val="0"/>
-          <w:i w:val="0"/>
-          <w:color w:val="000000"/>
-          <w:sz w:val="24"/>
-        </w:rPr>
-        <w:t>（3）研究意义</w:t>
+          <w:rFonts w:ascii="Times New Roman" w:hAnsi="Times New Roman" w:cs="Times New Roman" w:eastAsia="宋体"/>
+          <w:b w:val="0"/>
+          <w:i w:val="0"/>
+          <w:color w:val="000000"/>
+          <w:sz w:val="24"/>
+        </w:rPr>
+        <w:t>针对上述挑战，本课题的研究目的在于：依托已有八推进器水下航行器平台，建立六自由度动力学与推进器模型；结合已有平台参数资料和相关数据开展系统辨识与模型验证，明确系统辨识的输入输出关系，对关键未知量进行辨识修正并分析模型适用范围；在此基础上，结合经验证的航行器模型特性与状态反馈构建闭环运动控制系统，实现姿态、深度和航向等基本运动状态的闭环控制；依据八推进器空间布局建立控制分配矩阵，考虑基本推力输出范围生成推力指令；最终在PX4/SITL软件在环仿真环境中构建闭环系统，通过代表性运动工况与流扰条件开展闭环仿真验证与量化性能评价，形成“已有平台—建模与系统辨识—模型验证—运动控制—控制分配—PX4/SITL闭环验证”的完整研究闭环。</w:t>
       </w:r>
     </w:p>
     <w:p>
@@ -1305,33 +1125,13 @@
       </w:pPr>
       <w:r>
         <w:rPr>
-          <w:rFonts w:ascii="Times New Roman" w:hAnsi="Times New Roman" w:cs="Times New Roman" w:eastAsia="宋体"/>
-          <w:b w:val="0"/>
-          <w:i w:val="0"/>
-          <w:color w:val="000000"/>
-          <w:sz w:val="24"/>
-        </w:rPr>
-        <w:t>第一，在理论与方法层面，有助于深化模型支撑下的水下航行器运动控制全链路分析体系。传统的无模型经验控制难以在多轴耦合与强阻尼环境下保证理想的动态响应品质，而过于依赖单一高精度解析模型的控制方法又常因水动力参数获取困难而难以在工程中有效落地。本课题坚持“机理建模与试验辨识相结合、模型信息与状态反馈相结合”的研究理念，通过机理推导理清六自由度方程的物理架构，借助系统辨识修正关键未知参数，获得满足控制设计精度要求的标称基准模型。在此基础上，将标称模型中的静回复力、主导阻尼与惯性耦合项引入控制前向通道进行主动补偿，同时依靠</w:t>
-      </w:r>
-      <w:r>
-        <w:rPr>
-          <w:rFonts w:ascii="Times New Roman" w:hAnsi="Times New Roman" w:cs="Times New Roman" w:eastAsia="宋体"/>
-          <w:b w:val="0"/>
-          <w:i w:val="0"/>
-          <w:color w:val="000000"/>
-          <w:sz w:val="24"/>
-        </w:rPr>
-        <w:t>稳健的状态误差反馈抑制未建模残差与外部扰动，有助于理清动力学模型保真度、控制律补偿结构与闭环动态抗扰性能之间的内在关联；同时，针对八推进器过驱动构型建立规范的控制分配与约束分析方法，能够为冗余推进器在复杂受力工况下的推力协调分配</w:t>
-      </w:r>
-      <w:r>
-        <w:rPr>
-          <w:rFonts w:ascii="Times New Roman" w:hAnsi="Times New Roman" w:cs="Times New Roman" w:eastAsia="宋体"/>
-          <w:b w:val="0"/>
-          <w:i w:val="0"/>
-          <w:color w:val="000000"/>
-          <w:sz w:val="24"/>
-        </w:rPr>
-        <w:t>提供理论依据。</w:t>
+          <w:rFonts w:ascii="Times New Roman" w:hAnsi="Times New Roman" w:cs="Times New Roman" w:eastAsia="黑体"/>
+          <w:b w:val="0"/>
+          <w:i w:val="0"/>
+          <w:color w:val="000000"/>
+          <w:sz w:val="24"/>
+        </w:rPr>
+        <w:t>（3）研究意义</w:t>
       </w:r>
     </w:p>
     <w:p>
@@ -1349,57 +1149,25 @@
           <w:color w:val="000000"/>
           <w:sz w:val="24"/>
         </w:rPr>
-        <w:t>第二，在工程应用与软件实践层面，旨在构建标准化、高可移植性的 PX4/SITL 水下飞控研发</w:t>
-      </w:r>
-      <w:r>
-        <w:rPr>
-          <w:rFonts w:ascii="Times New Roman" w:hAnsi="Times New Roman" w:cs="Times New Roman" w:eastAsia="宋体"/>
-          <w:b w:val="0"/>
-          <w:i w:val="0"/>
-          <w:color w:val="000000"/>
-          <w:sz w:val="24"/>
-        </w:rPr>
-        <w:t>流程。传统水下机器人开发中普遍存在“在纯数学仿真环境中表现良好，但向机载嵌入式控制器移植时代码重构量大、软硬件接口脱节”的工程问题。PX4 作为广泛应用的开源无人系统控制软件框架，具有高度模块化的分层架构、实时多任务调度机制</w:t>
-      </w:r>
-      <w:r>
-        <w:rPr>
-          <w:rFonts w:ascii="Times New Roman" w:hAnsi="Times New Roman" w:cs="Times New Roman" w:eastAsia="宋体"/>
-          <w:b w:val="0"/>
-          <w:i w:val="0"/>
-          <w:color w:val="000000"/>
-          <w:sz w:val="24"/>
-        </w:rPr>
-        <w:t>以及基于 uORB 的松耦合消息通信总线。本课题依托 PX4 软件架构开展模块化代码设计，在 SITL 仿真环境中直接集成 6-DOF 动力学模型、运动控制器与八推进器分配算法，不仅可以在安全、低成本、高可重复的条件下</w:t>
-      </w:r>
-      <w:r>
-        <w:rPr>
-          <w:rFonts w:ascii="Times New Roman" w:hAnsi="Times New Roman" w:cs="Times New Roman" w:eastAsia="宋体"/>
-          <w:b w:val="0"/>
-          <w:i w:val="0"/>
-          <w:color w:val="000000"/>
-          <w:sz w:val="24"/>
-        </w:rPr>
-        <w:t>测试算法在典型运动工况和适量外部水流扰动条件下的闭环性能</w:t>
-      </w:r>
-      <w:r>
-        <w:rPr>
-          <w:rFonts w:ascii="Times New Roman" w:hAnsi="Times New Roman" w:cs="Times New Roman" w:eastAsia="宋体"/>
-          <w:b w:val="0"/>
-          <w:i w:val="0"/>
-          <w:color w:val="000000"/>
-          <w:sz w:val="24"/>
-        </w:rPr>
-        <w:t>，还规范了状态估计、期望力矩输出及各推进器指令的标准数据接口。</w:t>
-      </w:r>
-      <w:r>
-        <w:rPr>
-          <w:rFonts w:ascii="Times New Roman" w:hAnsi="Times New Roman" w:cs="Times New Roman" w:eastAsia="宋体"/>
-          <w:b w:val="0"/>
-          <w:i w:val="0"/>
-          <w:color w:val="000000"/>
-          <w:sz w:val="24"/>
-        </w:rPr>
-        <w:t>这为后续将算法部署至机载嵌入式硬件并开展实物测试提供了可靠的软件工程基础。</w:t>
+        <w:t>第一，在理论与方法层面，有助于深化模型支撑下的水下航行器运动控制全链路分析体系。传统的无模型经验控制难以在多轴耦合与强阻尼环境下保证理想的动态响应品质，而过于依赖单一高精度解析模型的控制方法又常因水动力参数获取困难而难以在工程中有效落地。本课题坚持“机理建模与试验辨识相结合、模型信息与状态反馈相结合”的研究理念，通过机理推导理清六自由度方程的物理架构，借助系统辨识修正关键未知参数，获得满足控制设计精度要求的标称基准模型。在此基础上，将标称模型中的静回复力、主导阻尼与惯性耦合项引入控制前向通道进行主动补偿，同时依靠稳健的状态误差反馈抑制未建模残差与外部扰动，有助于理清动力学模型保真度、控制律补偿结构与闭环动态抗扰性能之间的内在关联；同时，针对八推进器过驱动构型建立规范的控制分配与约束分析方法，能够为冗余推进器在复杂受力工况下的推力协调分配提供理论依据。</w:t>
+      </w:r>
+    </w:p>
+    <w:p>
+      <w:pPr>
+        <w:pStyle w:val="a7"/>
+        <w:jc w:val="both"/>
+        <w:spacing w:line="360" w:lineRule="auto"/>
+        <w:ind w:firstLineChars="200" w:firstLine="480"/>
+      </w:pPr>
+      <w:r>
+        <w:rPr>
+          <w:rFonts w:ascii="Times New Roman" w:hAnsi="Times New Roman" w:cs="Times New Roman" w:eastAsia="宋体"/>
+          <w:b w:val="0"/>
+          <w:i w:val="0"/>
+          <w:color w:val="000000"/>
+          <w:sz w:val="24"/>
+        </w:rPr>
+        <w:t>第二，在工程应用与软件实践层面，旨在构建标准化、高可移植性的 PX4/SITL 水下飞控研发流程。传统水下机器人开发中普遍存在“在纯数学仿真环境中表现良好，但向机载嵌入式控制器移植时代码重构量大、软硬件接口脱节”的工程问题。PX4 作为广泛应用的开源无人系统控制软件框架，具有高度模块化的分层架构、实时多任务调度机制以及基于 uORB 的松耦合消息通信总线。本课题依托 PX4 软件架构开展模块化代码设计，在 SITL 仿真环境中直接集成 6-DOF 动力学模型、运动控制器与八推进器分配算法，不仅可以在安全、低成本、高可重复的条件下测试算法在典型运动工况和适量外部水流扰动条件下的闭环性能，还规范了状态估计、期望力矩输出及各推进器指令的标准数据接口。这为后续将算法部署至机载嵌入式硬件并开展实物测试提供了可靠的软件工程基础。</w:t>
       </w:r>
     </w:p>
     <w:p>
@@ -1435,27 +1203,7 @@
           <w:color w:val="000000"/>
           <w:sz w:val="24"/>
         </w:rPr>
-        <w:t>围绕本课题所涉及的水下航行器六自由度动力学机理建模与参数辨识、基于模型与状态反馈的运动控制方法、多推进器受约束控制分配以及基于开源飞控软件（PX4）的闭环仿真等四个核心技术环节，国内外学术界与工业界开展了</w:t>
-      </w:r>
-      <w:r>
-        <w:rPr>
-          <w:rFonts w:ascii="Times New Roman" w:hAnsi="Times New Roman" w:cs="Times New Roman" w:eastAsia="宋体"/>
-          <w:b w:val="0"/>
-          <w:i w:val="0"/>
-          <w:color w:val="000000"/>
-          <w:sz w:val="24"/>
-        </w:rPr>
-        <w:t>系统的研究</w:t>
-      </w:r>
-      <w:r>
-        <w:rPr>
-          <w:rFonts w:ascii="Times New Roman" w:hAnsi="Times New Roman" w:cs="Times New Roman" w:eastAsia="宋体"/>
-          <w:b w:val="0"/>
-          <w:i w:val="0"/>
-          <w:color w:val="000000"/>
-          <w:sz w:val="24"/>
-        </w:rPr>
-        <w:t>。</w:t>
+        <w:t>围绕本课题所涉及的水下航行器六自由度动力学机理建模与参数辨识、基于模型与状态反馈的运动控制方法、多推进器受约束控制分配以及基于开源飞控软件（PX4）的闭环仿真等四个核心技术环节，国内外学术界与工业界开展了系统的研究。</w:t>
       </w:r>
     </w:p>
     <w:p>
@@ -1491,47 +1239,7 @@
           <w:color w:val="000000"/>
           <w:sz w:val="24"/>
         </w:rPr>
-        <w:t>在动力学机理建模方面，水下航行器的运动学与动力学理论体系历经</w:t>
-      </w:r>
-      <w:r>
-        <w:rPr>
-          <w:rFonts w:ascii="Times New Roman" w:hAnsi="Times New Roman" w:cs="Times New Roman" w:eastAsia="宋体"/>
-          <w:b w:val="0"/>
-          <w:i w:val="0"/>
-          <w:color w:val="000000"/>
-          <w:sz w:val="24"/>
-        </w:rPr>
-        <w:t>长期发展，已形成规范的标准框架</w:t>
-      </w:r>
-      <w:r>
-        <w:rPr>
-          <w:rFonts w:ascii="Times New Roman" w:hAnsi="Times New Roman" w:cs="Times New Roman" w:eastAsia="宋体"/>
-          <w:b w:val="0"/>
-          <w:i w:val="0"/>
-          <w:color w:val="000000"/>
-          <w:sz w:val="24"/>
-        </w:rPr>
-        <w:t>。国际水池会议（ITTC）与国际海事组织（IMO）为海洋船舶与运载器的运动表述奠定了基础，挪威科技大学</w:t>
-      </w:r>
-      <w:r>
-        <w:rPr>
-          <w:rFonts w:ascii="Times New Roman" w:hAnsi="Times New Roman" w:cs="Times New Roman" w:eastAsia="宋体"/>
-          <w:b w:val="0"/>
-          <w:i w:val="0"/>
-          <w:color w:val="000000"/>
-          <w:sz w:val="24"/>
-        </w:rPr>
-        <w:t>学者</w:t>
-      </w:r>
-      <w:r>
-        <w:rPr>
-          <w:rFonts w:ascii="Times New Roman" w:hAnsi="Times New Roman" w:cs="Times New Roman" w:eastAsia="宋体"/>
-          <w:b w:val="0"/>
-          <w:i w:val="0"/>
-          <w:color w:val="000000"/>
-          <w:sz w:val="24"/>
-        </w:rPr>
-        <w:t xml:space="preserve"> Fossen 系统提出了海洋航行器六自由度非线性矢量建模理论体系</w:t>
+        <w:t>在动力学机理建模方面，水下航行器的运动学与动力学理论体系历经长期发展，已形成规范的标准框架。国际水池会议（ITTC）与国际海事组织（IMO）为海洋船舶与运载器的运动表述奠定了基础，挪威科技大学学者 Fossen 系统提出了海洋航行器六自由度非线性矢量建模理论体系</w:t>
       </w:r>
       <w:hyperlink w:anchor="_Ref_Paper_1" w:history="1">
         <w:r>
@@ -1553,47 +1261,7 @@
           <w:color w:val="000000"/>
           <w:sz w:val="24"/>
         </w:rPr>
-        <w:t>。该体系将固定于地球的惯性坐标系（NED）与固连于航行器的附体坐标系（Body-fixed Frame）相结合，通过坐标变换矩阵统一描述位置、姿态欧拉角与六自由度线速度、角速度，并将作用于机体上的广义力矩严格解构为刚体惯性矩阵、水动力附加质量矩阵、刚体与附加质量科氏向心力矩阵、线性与非线性水动力阻尼矩阵以及重力与浮力恢复力矩矢量，成为当前水下航行器建模与控制研究所公认的数学物理基石。对于</w:t>
-      </w:r>
-      <w:r>
-        <w:rPr>
-          <w:rFonts w:ascii="Times New Roman" w:hAnsi="Times New Roman" w:cs="Times New Roman" w:eastAsia="宋体"/>
-          <w:b w:val="0"/>
-          <w:i w:val="0"/>
-          <w:color w:val="000000"/>
-          <w:sz w:val="24"/>
-        </w:rPr>
-        <w:t>采用开架式（Open-frame）机械构型的 ROV 而言，其水动力特性与流线型鱼雷状 AUV 存在明显差异。开架式航行器通常挂载外部传感器探头、推进器短舱、照明灯组及耐压水密舱，表面形态不规则且内部水流可穿透框架结构流动</w:t>
-      </w:r>
-      <w:r>
-        <w:rPr>
-          <w:rFonts w:ascii="Times New Roman" w:hAnsi="Times New Roman" w:cs="Times New Roman" w:eastAsia="宋体"/>
-          <w:b w:val="0"/>
-          <w:i w:val="0"/>
-          <w:color w:val="000000"/>
-          <w:sz w:val="24"/>
-        </w:rPr>
-        <w:t>。Caccia 等较早对开架式可变构型无人水下航行器的动力学建模与水动力参数辨识展开了系统研究，指出了开架式航行器附加质量与阻尼矩阵中非对角耦合项的</w:t>
-      </w:r>
-      <w:r>
-        <w:rPr>
-          <w:rFonts w:ascii="Times New Roman" w:hAnsi="Times New Roman" w:cs="Times New Roman" w:eastAsia="宋体"/>
-          <w:b w:val="0"/>
-          <w:i w:val="0"/>
-          <w:color w:val="000000"/>
-          <w:sz w:val="24"/>
-        </w:rPr>
-        <w:t>影响</w:t>
-      </w:r>
-      <w:r>
-        <w:rPr>
-          <w:rFonts w:ascii="Times New Roman" w:hAnsi="Times New Roman" w:cs="Times New Roman" w:eastAsia="宋体"/>
-          <w:b w:val="0"/>
-          <w:i w:val="0"/>
-          <w:color w:val="000000"/>
-          <w:sz w:val="24"/>
-        </w:rPr>
-        <w:t>，验证了基于机理模型结构结合试验数据辨识主导水动力参数的可行性</w:t>
+        <w:t>。该体系将固定于地球的惯性坐标系（NED）与固连于航行器的附体坐标系（Body-fixed Frame）相结合，通过坐标变换矩阵统一描述位置、姿态欧拉角与六自由度线速度、角速度，并将作用于机体上的广义力矩严格解构为刚体惯性矩阵、水动力附加质量矩阵、刚体与附加质量科氏向心力矩阵、线性与非线性水动力阻尼矩阵以及重力与浮力恢复力矩矢量，成为当前水下航行器建模与控制研究所公认的数学物理基石。对于采用开架式（Open-frame）机械构型的 ROV 而言，其水动力特性与流线型鱼雷状 AUV 存在明显差异。开架式航行器通常挂载外部传感器探头、推进器短舱、照明灯组及耐压水密舱，表面形态不规则且内部水流可穿透框架结构流动。Caccia 等较早对开架式可变构型无人水下航行器的动力学建模与水动力参数辨识展开了系统研究，指出了开架式航行器附加质量与阻尼矩阵中非对角耦合项的影响，验证了基于机理模型结构结合试验数据辨识主导水动力参数的可行性</w:t>
       </w:r>
       <w:hyperlink w:anchor="_Ref_Paper_2" w:history="1">
         <w:r>
@@ -1633,37 +1301,7 @@
           <w:color w:val="000000"/>
           <w:sz w:val="24"/>
         </w:rPr>
-        <w:t>由于开架式航行器的水动力系数难以仅凭理论解析精确计算，结合试验手段与运行数据开展系统辨识成为获取可用工程模型的</w:t>
-      </w:r>
-      <w:r>
-        <w:rPr>
-          <w:rFonts w:ascii="Times New Roman" w:hAnsi="Times New Roman" w:cs="Times New Roman" w:eastAsia="宋体"/>
-          <w:b w:val="0"/>
-          <w:i w:val="0"/>
-          <w:color w:val="000000"/>
-          <w:sz w:val="24"/>
-        </w:rPr>
-        <w:t>重要途径。在传统水动力测试中，平面运动机构（PMM）水池拖曳试验精度高但设备成本高、周期长</w:t>
-      </w:r>
-      <w:r>
-        <w:rPr>
-          <w:rFonts w:ascii="Times New Roman" w:hAnsi="Times New Roman" w:cs="Times New Roman" w:eastAsia="宋体"/>
-          <w:b w:val="0"/>
-          <w:i w:val="0"/>
-          <w:color w:val="000000"/>
-          <w:sz w:val="24"/>
-        </w:rPr>
-        <w:t>。为此，低成本、高效率的原位试验与动态响应辨识方法受到了研究者的广泛关注。Ross、Fossen 与 Johansen 提出了基于自由衰减试验（Free Decay Tests）辨识水下航行器水动力系数的方法，通过释放初始位移并记录单自由度衰减振荡曲线即可解算出主要惯性与阻尼参数，具有操作简便、物理直观的</w:t>
-      </w:r>
-      <w:r>
-        <w:rPr>
-          <w:rFonts w:ascii="Times New Roman" w:hAnsi="Times New Roman" w:cs="Times New Roman" w:eastAsia="宋体"/>
-          <w:b w:val="0"/>
-          <w:i w:val="0"/>
-          <w:color w:val="000000"/>
-          <w:sz w:val="24"/>
-        </w:rPr>
-        <w:t>特点</w:t>
+        <w:t>由于开架式航行器的水动力系数难以仅凭理论解析精确计算，结合试验手段与运行数据开展系统辨识成为获取可用工程模型的重要途径。在传统水动力测试中，平面运动机构（PMM）水池拖曳试验精度高但设备成本高、周期长。为此，低成本、高效率的原位试验与动态响应辨识方法受到了研究者的广泛关注。Ross、Fossen 与 Johansen 提出了基于自由衰减试验（Free Decay Tests）辨识水下航行器水动力系数的方法，通过释放初始位移并记录单自由度衰减振荡曲线即可解算出主要惯性与阻尼参数，具有操作简便、物理直观的特点</w:t>
       </w:r>
       <w:hyperlink w:anchor="_Ref_Paper_3" w:history="1">
         <w:r>
@@ -1707,27 +1345,7 @@
           <w:color w:val="000000"/>
           <w:sz w:val="24"/>
         </w:rPr>
-        <w:t>。在辨识算法演进方面，针对水下传感器在真实水体环境中</w:t>
-      </w:r>
-      <w:r>
-        <w:rPr>
-          <w:rFonts w:ascii="Times New Roman" w:hAnsi="Times New Roman" w:cs="Times New Roman" w:eastAsia="宋体"/>
-          <w:b w:val="0"/>
-          <w:i w:val="0"/>
-          <w:color w:val="000000"/>
-          <w:sz w:val="24"/>
-        </w:rPr>
-        <w:t>存在的测量噪声，Liu 等探讨了最大似然估计（ML）在水下航行器非线性阻尼与附加质量辨识中的应用，提升了</w:t>
-      </w:r>
-      <w:r>
-        <w:rPr>
-          <w:rFonts w:ascii="Times New Roman" w:hAnsi="Times New Roman" w:cs="Times New Roman" w:eastAsia="宋体"/>
-          <w:b w:val="0"/>
-          <w:i w:val="0"/>
-          <w:color w:val="000000"/>
-          <w:sz w:val="24"/>
-        </w:rPr>
-        <w:t>参数估计在统计意义上的一致性</w:t>
+        <w:t>。在辨识算法演进方面，针对水下传感器在真实水体环境中存在的测量噪声，Liu 等探讨了最大似然估计（ML）在水下航行器非线性阻尼与附加质量辨识中的应用，提升了参数估计在统计意义上的一致性</w:t>
       </w:r>
       <w:hyperlink w:anchor="_Ref_Paper_5" w:history="1">
         <w:r>
@@ -1771,27 +1389,7 @@
           <w:color w:val="000000"/>
           <w:sz w:val="24"/>
         </w:rPr>
-        <w:t>。国内哈尔滨工程大学等团队在水动力参数数值计算与辨识领域亦取得了</w:t>
-      </w:r>
-      <w:r>
-        <w:rPr>
-          <w:rFonts w:ascii="Times New Roman" w:hAnsi="Times New Roman" w:cs="Times New Roman" w:eastAsia="宋体"/>
-          <w:b w:val="0"/>
-          <w:i w:val="0"/>
-          <w:color w:val="000000"/>
-          <w:sz w:val="24"/>
-        </w:rPr>
-        <w:t>丰富</w:t>
-      </w:r>
-      <w:r>
-        <w:rPr>
-          <w:rFonts w:ascii="Times New Roman" w:hAnsi="Times New Roman" w:cs="Times New Roman" w:eastAsia="宋体"/>
-          <w:b w:val="0"/>
-          <w:i w:val="0"/>
-          <w:color w:val="000000"/>
-          <w:sz w:val="24"/>
-        </w:rPr>
-        <w:t>成果，如高婷、庞永杰等针对水下航行器复杂构型水动力系数计算方法开展了系统研究，结合几何特征分析、数值仿真与试验修正建立了面向控制设计的实用化模型</w:t>
+        <w:t>。国内哈尔滨工程大学等团队在水动力参数数值计算与辨识领域亦取得了丰富成果，如高婷、庞永杰等针对水下航行器复杂构型水动力系数计算方法开展了系统研究，结合几何特征分析、数值仿真与试验修正建立了面向控制设计的实用化模型</w:t>
       </w:r>
       <w:hyperlink w:anchor="_Ref_Paper_7" w:history="1">
         <w:r>
@@ -1873,43 +1471,15 @@
         </w:rPr>
         <w:t>水下航行器运动控制的核心任务在于驱动推进器系统产生协调推力与力矩，使航行器的空间位置、潜深以及横滚、俯仰、偏航姿态稳定准确地跟踪给定的参考运动指令，并在存在未建模动态与外部水流干扰时维持良好的瞬态与稳态品质。</w:t>
       </w:r>
-    </w:p>
-    <w:p>
-      <w:pPr>
-        <w:pStyle w:val="a7"/>
-        <w:jc w:val="both"/>
-        <w:spacing w:line="360" w:lineRule="auto"/>
-        <w:ind w:firstLineChars="200" w:firstLine="480"/>
-      </w:pPr>
-      <w:r>
-        <w:rPr>
-          <w:rFonts w:ascii="Times New Roman" w:hAnsi="Times New Roman" w:cs="Times New Roman" w:eastAsia="宋体"/>
-          <w:b w:val="0"/>
-          <w:i w:val="0"/>
-          <w:color w:val="000000"/>
-          <w:sz w:val="24"/>
-        </w:rPr>
-        <w:t>在早期的工程实际中，独立单回路 PID 或级联 PID 控制得到了广泛应用，其不依赖精确数学模型，通过误差积分消除稳态偏差，在平稳水流环境下的定点悬停或</w:t>
-      </w:r>
-      <w:r>
-        <w:rPr>
-          <w:rFonts w:ascii="Times New Roman" w:hAnsi="Times New Roman" w:cs="Times New Roman" w:eastAsia="宋体"/>
-          <w:b w:val="0"/>
-          <w:i w:val="0"/>
-          <w:color w:val="000000"/>
-          <w:sz w:val="24"/>
-        </w:rPr>
-        <w:t>低速巡航</w:t>
-      </w:r>
-      <w:r>
-        <w:rPr>
-          <w:rFonts w:ascii="Times New Roman" w:hAnsi="Times New Roman" w:cs="Times New Roman" w:eastAsia="宋体"/>
-          <w:b w:val="0"/>
-          <w:i w:val="0"/>
-          <w:color w:val="000000"/>
-          <w:sz w:val="24"/>
-        </w:rPr>
-        <w:t>中具备较好实用性</w:t>
+      <w:r>
+        <w:rPr>
+          <w:rFonts w:ascii="Times New Roman" w:hAnsi="Times New Roman" w:cs="Times New Roman" w:eastAsia="宋体"/>
+          <w:b w:val="0"/>
+          <w:i w:val="0"/>
+          <w:color w:val="000000"/>
+          <w:sz w:val="24"/>
+        </w:rPr>
+        <w:t xml:space="preserve">典型水下航行器六自由度模型控制与推力分配通用闭环结构如图 1 所示（基于 Fossen 经典海洋航行器控制理论架构 </w:t>
       </w:r>
       <w:hyperlink w:anchor="_Ref_Paper_1" w:history="1">
         <w:r>
@@ -1923,7 +1493,93 @@
           <w:t>[1]</w:t>
         </w:r>
       </w:hyperlink>
-      <w:hyperlink w:anchor="_Ref_Paper_8" w:history="1">
+      <w:r>
+        <w:rPr>
+          <w:rFonts w:ascii="Times New Roman" w:hAnsi="Times New Roman" w:cs="Times New Roman" w:eastAsia="宋体"/>
+          <w:b w:val="0"/>
+          <w:i w:val="0"/>
+          <w:color w:val="000000"/>
+          <w:sz w:val="24"/>
+        </w:rPr>
+        <w:t>）：</w:t>
+      </w:r>
+    </w:p>
+    <w:p>
+      <w:pPr>
+        <w:jc w:val="center"/>
+        <w:spacing w:line="240" w:lineRule="auto" w:beforeLines="50" w:before="120"/>
+        <w:ind w:firstLine="0" w:firstLineChars="0" w:left="0"/>
+      </w:pPr>
+      <w:r>
+        <w:drawing>
+          <wp:inline xmlns:a="http://schemas.openxmlformats.org/drawingml/2006/main" xmlns:pic="http://schemas.openxmlformats.org/drawingml/2006/picture">
+            <wp:extent cx="5472000" cy="2508000"/>
+            <wp:docPr id="1" name="Picture 1"/>
+            <wp:cNvGraphicFramePr>
+              <a:graphicFrameLocks noChangeAspect="1"/>
+            </wp:cNvGraphicFramePr>
+            <a:graphic>
+              <a:graphicData uri="http://schemas.openxmlformats.org/drawingml/2006/picture">
+                <pic:pic>
+                  <pic:nvPicPr>
+                    <pic:cNvPr id="0" name="fig1_lit_control_architecture.png"/>
+                    <pic:cNvPicPr/>
+                  </pic:nvPicPr>
+                  <pic:blipFill>
+                    <a:blip r:embed="rId10"/>
+                    <a:stretch>
+                      <a:fillRect/>
+                    </a:stretch>
+                  </pic:blipFill>
+                  <pic:spPr>
+                    <a:xfrm>
+                      <a:off x="0" y="0"/>
+                      <a:ext cx="5472000" cy="2508000"/>
+                    </a:xfrm>
+                    <a:prstGeom prst="rect"/>
+                  </pic:spPr>
+                </pic:pic>
+              </a:graphicData>
+            </a:graphic>
+          </wp:inline>
+        </w:drawing>
+      </w:r>
+    </w:p>
+    <w:p>
+      <w:pPr>
+        <w:jc w:val="center"/>
+        <w:spacing w:line="360" w:lineRule="auto" w:afterLines="50" w:after="120"/>
+        <w:ind w:firstLine="0" w:firstLineChars="0" w:left="0"/>
+      </w:pPr>
+      <w:r>
+        <w:rPr>
+          <w:rFonts w:ascii="Times New Roman" w:hAnsi="Times New Roman" w:cs="Times New Roman" w:eastAsia="宋体"/>
+          <w:b/>
+          <w:i w:val="0"/>
+          <w:color w:val="000000"/>
+          <w:sz w:val="21"/>
+        </w:rPr>
+        <w:t>图 1  典型水下航行器六自由度模型控制与推力分配通用闭环结构框图</w:t>
+      </w:r>
+    </w:p>
+    <w:p>
+      <w:pPr>
+        <w:pStyle w:val="a7"/>
+        <w:jc w:val="both"/>
+        <w:spacing w:line="360" w:lineRule="auto"/>
+        <w:ind w:firstLineChars="200" w:firstLine="480"/>
+      </w:pPr>
+      <w:r>
+        <w:rPr>
+          <w:rFonts w:ascii="Times New Roman" w:hAnsi="Times New Roman" w:cs="Times New Roman" w:eastAsia="宋体"/>
+          <w:b w:val="0"/>
+          <w:i w:val="0"/>
+          <w:color w:val="000000"/>
+          <w:sz w:val="24"/>
+        </w:rPr>
+        <w:t xml:space="preserve">在早期的工程实际中，独立单回路 PID 或级联 PID 控制得到了广泛应用，其不依赖精确数学模型，通过误差积分消除稳态偏差，在平稳水流环境下的定点悬停或低速巡航中具备较好实用性 </w:t>
+      </w:r>
+      <w:hyperlink w:anchor="_Ref_Paper_1" w:history="1">
         <w:r>
           <w:rPr>
             <w:rFonts w:ascii="Times New Roman" w:hAnsi="Times New Roman" w:cs="Times New Roman" w:eastAsia="宋体"/>
@@ -1932,7 +1588,7 @@
             <w:color w:val="000000"/>
             <w:vertAlign w:val="superscript"/>
           </w:rPr>
-          <w:t>[8]</w:t>
+          <w:t>[1, 8]</w:t>
         </w:r>
       </w:hyperlink>
       <w:r>
@@ -1943,47 +1599,7 @@
           <w:color w:val="000000"/>
           <w:sz w:val="24"/>
         </w:rPr>
-        <w:t>。然而，开架式八推进器水下航行器本质上是一个</w:t>
-      </w:r>
-      <w:r>
-        <w:rPr>
-          <w:rFonts w:ascii="Times New Roman" w:hAnsi="Times New Roman" w:cs="Times New Roman" w:eastAsia="宋体"/>
-          <w:b w:val="0"/>
-          <w:i w:val="0"/>
-          <w:color w:val="000000"/>
-          <w:sz w:val="24"/>
-        </w:rPr>
-        <w:t>非线性、多轴耦合</w:t>
-      </w:r>
-      <w:r>
-        <w:rPr>
-          <w:rFonts w:ascii="Times New Roman" w:hAnsi="Times New Roman" w:cs="Times New Roman" w:eastAsia="宋体"/>
-          <w:b w:val="0"/>
-          <w:i w:val="0"/>
-          <w:color w:val="000000"/>
-          <w:sz w:val="24"/>
-        </w:rPr>
-        <w:t>的多输入多输出（MIMO）动力学系统：航行器在水平面做快速纵向机动时易诱发明显的俯仰和垂荡运动；侧向位移时亦伴随着横滚力矩干扰；重力与浮力的非线性恢复力矩随姿态倾角呈三角函数非线性变化。若完全忽略这些物理耦合，纯线性 PID 控制难以兼顾不同运动工况下的控制品质，容易在</w:t>
-      </w:r>
-      <w:r>
-        <w:rPr>
-          <w:rFonts w:ascii="Times New Roman" w:hAnsi="Times New Roman" w:cs="Times New Roman" w:eastAsia="宋体"/>
-          <w:b w:val="0"/>
-          <w:i w:val="0"/>
-          <w:color w:val="000000"/>
-          <w:sz w:val="24"/>
-        </w:rPr>
-        <w:t>较大幅度机动时出现超调偏大或推进器输出抖振</w:t>
-      </w:r>
-      <w:r>
-        <w:rPr>
-          <w:rFonts w:ascii="Times New Roman" w:hAnsi="Times New Roman" w:cs="Times New Roman" w:eastAsia="宋体"/>
-          <w:b w:val="0"/>
-          <w:i w:val="0"/>
-          <w:color w:val="000000"/>
-          <w:sz w:val="24"/>
-        </w:rPr>
-        <w:t>。</w:t>
+        <w:t>。然而，开架式八推进器水下航行器本质上是一个非线性、多轴耦合的多输入多输出（MIMO）动力学系统：航行器在水平面做快速纵向机动时易诱发明显的俯仰和垂荡运动；侧向位移时亦伴随着横滚力矩干扰；重力与浮力的非线性恢复力矩随姿态倾角呈三角函数非线性变化。若完全忽略这些物理耦合，纯线性 PID 控制难以兼顾不同运动工况下的控制品质，容易在较大幅度机动时出现超调偏大或推进器输出抖振。</w:t>
       </w:r>
     </w:p>
     <w:p>
@@ -2001,37 +1617,27 @@
           <w:color w:val="000000"/>
           <w:sz w:val="24"/>
         </w:rPr>
-        <w:t>针对上述</w:t>
-      </w:r>
-      <w:r>
-        <w:rPr>
-          <w:rFonts w:ascii="Times New Roman" w:hAnsi="Times New Roman" w:cs="Times New Roman" w:eastAsia="宋体"/>
-          <w:b w:val="0"/>
-          <w:i w:val="0"/>
-          <w:color w:val="000000"/>
-          <w:sz w:val="24"/>
-        </w:rPr>
-        <w:t>问题</w:t>
-      </w:r>
-      <w:r>
-        <w:rPr>
-          <w:rFonts w:ascii="Times New Roman" w:hAnsi="Times New Roman" w:cs="Times New Roman" w:eastAsia="宋体"/>
-          <w:b w:val="0"/>
-          <w:i w:val="0"/>
-          <w:color w:val="000000"/>
-          <w:sz w:val="24"/>
-        </w:rPr>
-        <w:t>，结合动力学模型已知特性与实时状态反馈的现代控制方法成为水下航行器控制领域的研究重点。Fernandes 等针对观察级 ROV 提出了一种基于高增益状态观测器的输出反馈运动控制系统，将航行器的标称动力学模型与状态重构相结合，仅依赖有限传感器输出即实现了深度、航向和水平面位置的稳定闭环控制，并通过理论分析与水池试验</w:t>
-      </w:r>
-      <w:r>
-        <w:rPr>
-          <w:rFonts w:ascii="Times New Roman" w:hAnsi="Times New Roman" w:cs="Times New Roman" w:eastAsia="宋体"/>
-          <w:b w:val="0"/>
-          <w:i w:val="0"/>
-          <w:color w:val="000000"/>
-          <w:sz w:val="24"/>
-        </w:rPr>
-        <w:t>验证了有效性</w:t>
+        <w:t>针对上述问题，结合动力学模型已知特性与实时状态反馈的现代控制方法成为水下航行器控制领域的研究重点。</w:t>
+      </w:r>
+      <w:r>
+        <w:rPr>
+          <w:rFonts w:ascii="Times New Roman" w:hAnsi="Times New Roman" w:cs="Times New Roman" w:eastAsia="宋体"/>
+          <w:b w:val="0"/>
+          <w:i w:val="0"/>
+          <w:color w:val="000000"/>
+          <w:sz w:val="24"/>
+        </w:rPr>
+        <w:t>如图 1 所示，通用闭环控制系统主要由参考运动规划、运动控制器（包含模型前馈补偿与状态误差反馈两部分）、控制分配模块、推进器执行机构、航行器动力学模型以及状态估计模块组成。</w:t>
+      </w:r>
+      <w:r>
+        <w:rPr>
+          <w:rFonts w:ascii="Times New Roman" w:hAnsi="Times New Roman" w:cs="Times New Roman" w:eastAsia="宋体"/>
+          <w:b w:val="0"/>
+          <w:i w:val="0"/>
+          <w:color w:val="000000"/>
+          <w:sz w:val="24"/>
+        </w:rPr>
+        <w:t xml:space="preserve">Fernandes 等针对观察级 ROV 提出了一种基于高增益状态观测器的输出反馈运动控制系统，将航行器的标称动力学模型与状态重构相结合，仅依赖有限传感器输出即实现了深度、航向和水平面位置的稳定闭环控制，并通过理论分析与水池试验验证了有效性 </w:t>
       </w:r>
       <w:hyperlink w:anchor="_Ref_Paper_9" w:history="1">
         <w:r>
@@ -2053,17 +1659,7 @@
           <w:color w:val="000000"/>
           <w:sz w:val="24"/>
         </w:rPr>
-        <w:t>。Chu 等针对实际水下航行器普遍存在的推进器电机一阶动态延迟与推力幅值饱和问题，提出了一种融合动力学模型前馈补偿与自适应参数更新的轨迹跟踪控制方法，</w:t>
-      </w:r>
-      <w:r>
-        <w:rPr>
-          <w:rFonts w:ascii="Times New Roman" w:hAnsi="Times New Roman" w:cs="Times New Roman" w:eastAsia="宋体"/>
-          <w:b w:val="0"/>
-          <w:i w:val="0"/>
-          <w:color w:val="000000"/>
-          <w:sz w:val="24"/>
-        </w:rPr>
-        <w:t>降低了水动力阻尼参数不确定性对跟踪精度的影响，并在推进器达到推力上限时保持了良好的闭环稳定性</w:t>
+        <w:t xml:space="preserve">。Chu 等针对实际水下航行器普遍存在的推进器电机一阶动态延迟与推力幅值饱和问题，提出了一种融合动力学模型前馈补偿与自适应参数更新的轨迹跟踪控制方法，降低了水动力阻尼参数不确定性对跟踪精度的影响，并在推进器达到推力上限时保持了良好的闭环稳定性 </w:t>
       </w:r>
       <w:hyperlink w:anchor="_Ref_Paper_10" w:history="1">
         <w:r>
@@ -2103,37 +1699,7 @@
           <w:color w:val="000000"/>
           <w:sz w:val="24"/>
         </w:rPr>
-        <w:t>与此同时，围绕非线性系统</w:t>
-      </w:r>
-      <w:r>
-        <w:rPr>
-          <w:rFonts w:ascii="Times New Roman" w:hAnsi="Times New Roman" w:cs="Times New Roman" w:eastAsia="宋体"/>
-          <w:b w:val="0"/>
-          <w:i w:val="0"/>
-          <w:color w:val="000000"/>
-          <w:sz w:val="24"/>
-        </w:rPr>
-        <w:t>解耦，基于反馈线性化与动态逆思想的控制方法也得到了深入探索</w:t>
-      </w:r>
-      <w:r>
-        <w:rPr>
-          <w:rFonts w:ascii="Times New Roman" w:hAnsi="Times New Roman" w:cs="Times New Roman" w:eastAsia="宋体"/>
-          <w:b w:val="0"/>
-          <w:i w:val="0"/>
-          <w:color w:val="000000"/>
-          <w:sz w:val="24"/>
-        </w:rPr>
-        <w:t>。这类方法的核心思路在于利用动力学模型计算出抵消已知非线性项（如静水力恢复项、科氏力与主导阻尼项）所需的前馈控制力矩，将非线性耦合系统在</w:t>
-      </w:r>
-      <w:r>
-        <w:rPr>
-          <w:rFonts w:ascii="Times New Roman" w:hAnsi="Times New Roman" w:cs="Times New Roman" w:eastAsia="宋体"/>
-          <w:b w:val="0"/>
-          <w:i w:val="0"/>
-          <w:color w:val="000000"/>
-          <w:sz w:val="24"/>
-        </w:rPr>
-        <w:t>标称意义上等效转化为解耦的线性通道，从而简化闭环状态反馈控制器的参数整定。此外，针对全状态精确机理模型难以完整获取的客观现实，学者们进一步探索了增量非线性动态逆（INDI）等局部增量控制方法。Smeur、Chu 等在微型飞行器姿态控制中系统建立了自适应增量非线性动态逆控制框架，利用角加速度高频反馈与同步滤波补偿有效抑制了模型不确定性与外部风扰的影响</w:t>
+        <w:t>与此同时，围绕非线性系统解耦，基于反馈线性化与动态逆思想的控制方法也得到了深入探索。这类方法的核心思路在于利用动力学模型计算出抵消已知非线性项（如静水力恢复项、科氏力与主导阻尼项）所需的前馈控制力矩，将非线性耦合系统在标称意义上等效转化为解耦的线性通道，从而简化闭环状态反馈控制器的参数整定。此外，针对全状态精确机理模型难以完整获取的客观现实，学者们进一步探索了增量非线性动态逆（INDI）等局部增量控制方法。Smeur、Chu 等在微型飞行器姿态控制中系统建立了自适应增量非线性动态逆控制框架，利用角加速度高频反馈与同步滤波补偿有效抑制了模型不确定性与外部风扰的影响</w:t>
       </w:r>
       <w:hyperlink w:anchor="_Ref_Paper_11" w:history="1">
         <w:r>
@@ -2195,27 +1761,7 @@
           <w:color w:val="000000"/>
           <w:sz w:val="24"/>
         </w:rPr>
-        <w:t>综合国内外运动控制方法的发展演进可知，依托经验证的标称动力学模型，在控制回路中显式引入模型前馈或动态逆补偿以抵消主要已知的恢复力矩与主导流体效应，同时在反馈回路中融合实时状态误差开展稳健的状态反馈调节，</w:t>
-      </w:r>
-      <w:r>
-        <w:rPr>
-          <w:rFonts w:ascii="Times New Roman" w:hAnsi="Times New Roman" w:cs="Times New Roman" w:eastAsia="宋体"/>
-          <w:b w:val="0"/>
-          <w:i w:val="0"/>
-          <w:color w:val="000000"/>
-          <w:sz w:val="24"/>
-        </w:rPr>
-        <w:t>能够在保证系统闭环稳定性的同时，为后续结合平台特性</w:t>
-      </w:r>
-      <w:r>
-        <w:rPr>
-          <w:rFonts w:ascii="Times New Roman" w:hAnsi="Times New Roman" w:cs="Times New Roman" w:eastAsia="宋体"/>
-          <w:b w:val="0"/>
-          <w:i w:val="0"/>
-          <w:color w:val="000000"/>
-          <w:sz w:val="24"/>
-        </w:rPr>
-        <w:t>开展控制算法的横向比选与深入探索留出充分的方法比选空间与算法拓展余地。</w:t>
+        <w:t>综合国内外运动控制方法的发展演进可知，依托经验证的标称动力学模型，在控制回路中显式引入模型前馈或动态逆补偿以抵消主要已知的恢复力矩与主导流体效应，同时在反馈回路中融合实时状态误差开展稳健的状态反馈调节，能够在保证系统闭环稳定性的同时，为后续结合平台特性开展控制算法的横向比选与深入探索留出充分的方法比选空间与算法拓展余地。</w:t>
       </w:r>
     </w:p>
     <w:p>
@@ -2251,27 +1797,7 @@
           <w:color w:val="000000"/>
           <w:sz w:val="24"/>
         </w:rPr>
-        <w:t>对于配备八个推进器的全驱动开架式水下航行器而言，其独立的物理执行器通道数量（8 个推进器）</w:t>
-      </w:r>
-      <w:r>
-        <w:rPr>
-          <w:rFonts w:ascii="Times New Roman" w:hAnsi="Times New Roman" w:cs="Times New Roman" w:eastAsia="宋体"/>
-          <w:b w:val="0"/>
-          <w:i w:val="0"/>
-          <w:color w:val="000000"/>
-          <w:sz w:val="24"/>
-        </w:rPr>
-        <w:t>大于</w:t>
-      </w:r>
-      <w:r>
-        <w:rPr>
-          <w:rFonts w:ascii="Times New Roman" w:hAnsi="Times New Roman" w:cs="Times New Roman" w:eastAsia="宋体"/>
-          <w:b w:val="0"/>
-          <w:i w:val="0"/>
-          <w:color w:val="000000"/>
-          <w:sz w:val="24"/>
-        </w:rPr>
-        <w:t xml:space="preserve">空间六自由度广义力与力矩的数量（6 个控制维度），属于典型的过驱动（Over-actuated）冗余控制系统。上层运动控制器根据参考轨迹与当前状态误差计算出的是机体所需的合力与合力矩 </w:t>
+        <w:t xml:space="preserve">对于配备八个推进器的全驱动开架式水下航行器而言，其独立的物理执行器通道数量（8 个推进器）大于空间六自由度广义力与力矩的数量（6 个控制维度），属于典型的过驱动（Over-actuated）冗余控制系统。上层运动控制器根据参考轨迹与当前状态误差计算出的是机体所需的合力与合力矩 </w:t>
       </w:r>
       <m:oMath>
         <m:sSub>
@@ -2412,27 +1938,7 @@
           <w:color w:val="000000"/>
           <w:sz w:val="24"/>
         </w:rPr>
-        <w:t>。如何将低维的期望广义力矩合理、</w:t>
-      </w:r>
-      <w:r>
-        <w:rPr>
-          <w:rFonts w:ascii="Times New Roman" w:hAnsi="Times New Roman" w:cs="Times New Roman" w:eastAsia="宋体"/>
-          <w:b w:val="0"/>
-          <w:i w:val="0"/>
-          <w:color w:val="000000"/>
-          <w:sz w:val="24"/>
-        </w:rPr>
-        <w:t>低失真地</w:t>
-      </w:r>
-      <w:r>
-        <w:rPr>
-          <w:rFonts w:ascii="Times New Roman" w:hAnsi="Times New Roman" w:cs="Times New Roman" w:eastAsia="宋体"/>
-          <w:b w:val="0"/>
-          <w:i w:val="0"/>
-          <w:color w:val="000000"/>
-          <w:sz w:val="24"/>
-        </w:rPr>
-        <w:t>解算并映射为高维的各推进器控制指令，即为控制分配（Control Allocation）所要解决的关键课题。</w:t>
+        <w:t>。如何将低维的期望广义力矩合理、低失真地解算并映射为高维的各推进器控制指令，即为控制分配（Control Allocation）所要解决的关键课题。</w:t>
       </w:r>
     </w:p>
     <w:p>
@@ -2494,47 +2000,7 @@
           <w:color w:val="000000"/>
           <w:sz w:val="24"/>
         </w:rPr>
-        <w:t>。</w:t>
-      </w:r>
-      <w:r>
-        <w:rPr>
-          <w:rFonts w:ascii="Times New Roman" w:hAnsi="Times New Roman" w:cs="Times New Roman" w:eastAsia="宋体"/>
-          <w:b w:val="0"/>
-          <w:i w:val="0"/>
-          <w:color w:val="000000"/>
-          <w:sz w:val="24"/>
-        </w:rPr>
-        <w:t>在无约束或弱约束条件下，基于几何映射矩阵的广义逆（伪逆）法由于具备解析形式、</w:t>
-      </w:r>
-      <w:r>
-        <w:rPr>
-          <w:rFonts w:ascii="Times New Roman" w:hAnsi="Times New Roman" w:cs="Times New Roman" w:eastAsia="宋体"/>
-          <w:b w:val="0"/>
-          <w:i w:val="0"/>
-          <w:color w:val="000000"/>
-          <w:sz w:val="24"/>
-        </w:rPr>
-        <w:t>计算开销小，在工程中得到了广泛的基础应用</w:t>
-      </w:r>
-      <w:r>
-        <w:rPr>
-          <w:rFonts w:ascii="Times New Roman" w:hAnsi="Times New Roman" w:cs="Times New Roman" w:eastAsia="宋体"/>
-          <w:b w:val="0"/>
-          <w:i w:val="0"/>
-          <w:color w:val="000000"/>
-          <w:sz w:val="24"/>
-        </w:rPr>
-        <w:t>；通过在伪逆中引入对角加权矩阵（加权伪逆法），能够根据推进器物理尺寸、功率或安装力臂灵活分配控制权重。万磊、徐玉如与庞永杰等较早针对多推力器水下机器人的控制分配开展了</w:t>
-      </w:r>
-      <w:r>
-        <w:rPr>
-          <w:rFonts w:ascii="Times New Roman" w:hAnsi="Times New Roman" w:cs="Times New Roman" w:eastAsia="宋体"/>
-          <w:b w:val="0"/>
-          <w:i w:val="0"/>
-          <w:color w:val="000000"/>
-          <w:sz w:val="24"/>
-        </w:rPr>
-        <w:t>系统性研究，探讨了基于广义逆与加权伪逆的推力协调方案，并拓展到了推力器故障下的容错重构分配领域</w:t>
+        <w:t>。在无约束或弱约束条件下，基于几何映射矩阵的广义逆（伪逆）法由于具备解析形式、计算开销小，在工程中得到了广泛的基础应用；通过在伪逆中引入对角加权矩阵（加权伪逆法），能够根据推进器物理尺寸、功率或安装力臂灵活分配控制权重。万磊、徐玉如与庞永杰等较早针对多推力器水下机器人的控制分配开展了系统性研究，探讨了基于广义逆与加权伪逆的推力协调方案，并拓展到了推力器故障下的容错重构分配领域</w:t>
       </w:r>
       <w:hyperlink w:anchor="_Ref_Paper_15" w:history="1">
         <w:r>
@@ -2574,37 +2040,7 @@
           <w:color w:val="000000"/>
           <w:sz w:val="24"/>
         </w:rPr>
-        <w:t>然而，实际物理推进器均存在</w:t>
-      </w:r>
-      <w:r>
-        <w:rPr>
-          <w:rFonts w:ascii="Times New Roman" w:hAnsi="Times New Roman" w:cs="Times New Roman" w:eastAsia="宋体"/>
-          <w:b w:val="0"/>
-          <w:i w:val="0"/>
-          <w:color w:val="000000"/>
-          <w:sz w:val="24"/>
-        </w:rPr>
-        <w:t>明确的物理边界约束：推进器电机转速存在上限，导致正向推力与反向推力存在确定的幅值边界，且螺旋桨水动力特性决定了正转推力通常大于反转推力。</w:t>
-      </w:r>
-      <w:r>
-        <w:rPr>
-          <w:rFonts w:ascii="Times New Roman" w:hAnsi="Times New Roman" w:cs="Times New Roman" w:eastAsia="宋体"/>
-          <w:b w:val="0"/>
-          <w:i w:val="0"/>
-          <w:color w:val="000000"/>
-          <w:sz w:val="24"/>
-        </w:rPr>
-        <w:t>若直接采用无约束伪逆求解，当某一个或多个推进器计算推力超出物理上限时，简单的截断饱和处理会导致实际产生的六维广义力和力矩方向发生偏转，即出现</w:t>
-      </w:r>
-      <w:r>
-        <w:rPr>
-          <w:rFonts w:ascii="Times New Roman" w:hAnsi="Times New Roman" w:cs="Times New Roman" w:eastAsia="宋体"/>
-          <w:b w:val="0"/>
-          <w:i w:val="0"/>
-          <w:color w:val="000000"/>
-          <w:sz w:val="24"/>
-        </w:rPr>
-        <w:t>“力矩交叉耦合失真”，进而影响姿态闭环稳定性。为此，考虑推力输出范围约束的推力分配算法成为近年的研究重点。程卫平、王猛等针对水下机器人推力器物理输出上限，研究了基于可行方向法等处理推力边界约束的优化分配算法，抑制了推力饱和引起的力矩分配畸变</w:t>
+        <w:t>然而，实际物理推进器均存在明确的物理边界约束：推进器电机转速存在上限，导致正向推力与反向推力存在确定的幅值边界，且螺旋桨水动力特性决定了正转推力通常大于反转推力。若直接采用无约束伪逆求解，当某一个或多个推进器计算推力超出物理上限时，简单的截断饱和处理会导致实际产生的六维广义力和力矩方向发生偏转，即出现“力矩交叉耦合失真”，进而影响姿态闭环稳定性。为此，考虑推力输出范围约束的推力分配算法成为近年的研究重点。程卫平、王猛等针对水下机器人推力器物理输出上限，研究了基于可行方向法等处理推力边界约束的优化分配算法，抑制了推力饱和引起的力矩分配畸变</w:t>
       </w:r>
       <w:hyperlink w:anchor="_Ref_Paper_16" w:history="1">
         <w:r>
@@ -2648,17 +2084,7 @@
           <w:color w:val="000000"/>
           <w:sz w:val="24"/>
         </w:rPr>
-        <w:t>。</w:t>
-      </w:r>
-      <w:r>
-        <w:rPr>
-          <w:rFonts w:ascii="Times New Roman" w:hAnsi="Times New Roman" w:cs="Times New Roman" w:eastAsia="宋体"/>
-          <w:b w:val="0"/>
-          <w:i w:val="0"/>
-          <w:color w:val="000000"/>
-          <w:sz w:val="24"/>
-        </w:rPr>
-        <w:t xml:space="preserve">由此可见，根据已有八推进器平台的空间安装位置、推力矢量方向及力臂关系，准确建立反映平台真实几何构型的 </w:t>
+        <w:t xml:space="preserve">。由此可见，根据已有八推进器平台的空间安装位置、推力矢量方向及力臂关系，准确建立反映平台真实几何构型的 </w:t>
       </w:r>
       <m:oMath>
         <m:r>
@@ -2681,27 +2107,7 @@
           <w:color w:val="000000"/>
           <w:sz w:val="24"/>
         </w:rPr>
-        <w:t xml:space="preserve"> 控制分配</w:t>
-      </w:r>
-      <w:r>
-        <w:rPr>
-          <w:rFonts w:ascii="Times New Roman" w:hAnsi="Times New Roman" w:cs="Times New Roman" w:eastAsia="宋体"/>
-          <w:b w:val="0"/>
-          <w:i w:val="0"/>
-          <w:color w:val="000000"/>
-          <w:sz w:val="24"/>
-        </w:rPr>
-        <w:t>矩阵，并在求解流程中合理考虑推进器基本推力输出范围约束，是连接上层闭环运动控制器与底层执行机构的核心纽带</w:t>
-      </w:r>
-      <w:r>
-        <w:rPr>
-          <w:rFonts w:ascii="Times New Roman" w:hAnsi="Times New Roman" w:cs="Times New Roman" w:eastAsia="宋体"/>
-          <w:b w:val="0"/>
-          <w:i w:val="0"/>
-          <w:color w:val="000000"/>
-          <w:sz w:val="24"/>
-        </w:rPr>
-        <w:t>。</w:t>
+        <w:t xml:space="preserve"> 控制分配矩阵，并在求解流程中合理考虑推进器基本推力输出范围约束，是连接上层闭环运动控制器与底层执行机构的核心纽带。</w:t>
       </w:r>
     </w:p>
     <w:p>
@@ -2737,17 +2143,7 @@
           <w:color w:val="000000"/>
           <w:sz w:val="24"/>
         </w:rPr>
-        <w:t>在现代机器人与自主无人系统的研发流程中，控制算法的软件工程实现规范与闭环仿真验证平台扮演着</w:t>
-      </w:r>
-      <w:r>
-        <w:rPr>
-          <w:rFonts w:ascii="Times New Roman" w:hAnsi="Times New Roman" w:cs="Times New Roman" w:eastAsia="宋体"/>
-          <w:b w:val="0"/>
-          <w:i w:val="0"/>
-          <w:color w:val="000000"/>
-          <w:sz w:val="24"/>
-        </w:rPr>
-        <w:t>重要角色。传统的离线仿真研究多基于纯数学脚本编写，虽然便于验证控制方程的理论收敛性，但脱离了嵌入式实时操作系统（RTOS）的多任务并发调度、进程间异步通信以及离散采样周期等软件工程约束，导致研究成果向实验平台移植时往往面临较大的软件重构工作量。</w:t>
+        <w:t>在现代机器人与自主无人系统的研发流程中，控制算法的软件工程实现规范与闭环仿真验证平台扮演着重要角色。传统的离线仿真研究多基于纯数学脚本编写，虽然便于验证控制方程的理论收敛性，但脱离了嵌入式实时操作系统（RTOS）的多任务并发调度、进程间异步通信以及离散采样周期等软件工程约束，导致研究成果向实验平台移植时往往面临较大的软件重构工作量。</w:t>
       </w:r>
     </w:p>
     <w:p>
@@ -2765,17 +2161,7 @@
           <w:color w:val="000000"/>
           <w:sz w:val="24"/>
         </w:rPr>
-        <w:t>苏黎世联邦理工学院（ETH Zurich）Meier 等主导研发的 PX4 Autopilot 软件框架</w:t>
-      </w:r>
-      <w:r>
-        <w:rPr>
-          <w:rFonts w:ascii="Times New Roman" w:hAnsi="Times New Roman" w:cs="Times New Roman" w:eastAsia="宋体"/>
-          <w:b w:val="0"/>
-          <w:i w:val="0"/>
-          <w:color w:val="000000"/>
-          <w:sz w:val="24"/>
-        </w:rPr>
-        <w:t>是当前无人系统领域广泛应用的开源嵌入式控制软件框架之一</w:t>
+        <w:t>苏黎世联邦理工学院（ETH Zurich）Meier 等主导研发的 PX4 Autopilot 软件框架是当前无人系统领域广泛应用的开源嵌入式控制软件框架之一</w:t>
       </w:r>
       <w:hyperlink w:anchor="_Ref_Paper_18" w:history="1">
         <w:r>
@@ -2797,27 +2183,7 @@
           <w:color w:val="000000"/>
           <w:sz w:val="24"/>
         </w:rPr>
-        <w:t>。PX4 采用了“算法模块层与系统中间件层”解耦的架构设计，底层支持 NuttX 实时操作系统与 POSIX 环境</w:t>
-      </w:r>
-      <w:r>
-        <w:rPr>
-          <w:rFonts w:ascii="Times New Roman" w:hAnsi="Times New Roman" w:cs="Times New Roman" w:eastAsia="宋体"/>
-          <w:b w:val="0"/>
-          <w:i w:val="0"/>
-          <w:color w:val="000000"/>
-          <w:sz w:val="24"/>
-        </w:rPr>
-        <w:t>，核心数据链路依托基于共享内存的微对象请求代理（uORB）异步发布/订阅总线构建。在 PX4 架构中，</w:t>
-      </w:r>
-      <w:r>
-        <w:rPr>
-          <w:rFonts w:ascii="Times New Roman" w:hAnsi="Times New Roman" w:cs="Times New Roman" w:eastAsia="宋体"/>
-          <w:b w:val="0"/>
-          <w:i w:val="0"/>
-          <w:color w:val="000000"/>
-          <w:sz w:val="24"/>
-        </w:rPr>
-        <w:t>状态估计、运动控制计算与执行器控制分配被划分为独立的功能模块，各模块仅通过带有微秒级时间戳的 uORB 消息进行数据交互。同时，PX4 原生支持软件在环（SITL）编译与运行，使得 C++ 控制与分配模块能够在计算机端按接近实机的调度机制运行，并通过标准消息接口与六自由度动力学仿真模型构成闭环，配合 ULog 日志工具记录各项状态与控制分配数据。</w:t>
+        <w:t>。PX4 采用了“算法模块层与系统中间件层”解耦的架构设计，底层支持 NuttX 实时操作系统与 POSIX 环境，核心数据链路依托基于共享内存的微对象请求代理（uORB）异步发布/订阅总线构建。在 PX4 架构中，状态估计、运动控制计算与执行器控制分配被划分为独立的功能模块，各模块仅通过带有微秒级时间戳的 uORB 消息进行数据交互。同时，PX4 原生支持软件在环（SITL）编译与运行，使得 C++ 控制与分配模块能够在计算机端按接近实机的调度机制运行，并通过标准消息接口与六自由度动力学仿真模型构成闭环，配合 ULog 日志工具记录各项状态与控制分配数据。</w:t>
       </w:r>
     </w:p>
     <w:p>
@@ -2835,57 +2201,7 @@
           <w:color w:val="000000"/>
           <w:sz w:val="24"/>
         </w:rPr>
-        <w:t>最初，PX4 主要针对</w:t>
-      </w:r>
-      <w:r>
-        <w:rPr>
-          <w:rFonts w:ascii="Times New Roman" w:hAnsi="Times New Roman" w:cs="Times New Roman" w:eastAsia="宋体"/>
-          <w:b w:val="0"/>
-          <w:i w:val="0"/>
-          <w:color w:val="000000"/>
-          <w:sz w:val="24"/>
-        </w:rPr>
-        <w:t>空中多旋翼与固定翼飞行器进行设计</w:t>
-      </w:r>
-      <w:r>
-        <w:rPr>
-          <w:rFonts w:ascii="Times New Roman" w:hAnsi="Times New Roman" w:cs="Times New Roman" w:eastAsia="宋体"/>
-          <w:b w:val="0"/>
-          <w:i w:val="0"/>
-          <w:color w:val="000000"/>
-          <w:sz w:val="24"/>
-        </w:rPr>
-        <w:t>。凭借其</w:t>
-      </w:r>
-      <w:r>
-        <w:rPr>
-          <w:rFonts w:ascii="Times New Roman" w:hAnsi="Times New Roman" w:cs="Times New Roman" w:eastAsia="宋体"/>
-          <w:b w:val="0"/>
-          <w:i w:val="0"/>
-          <w:color w:val="000000"/>
-          <w:sz w:val="24"/>
-        </w:rPr>
-        <w:t>模块化的控制分配架构</w:t>
-      </w:r>
-      <w:r>
-        <w:rPr>
-          <w:rFonts w:ascii="Times New Roman" w:hAnsi="Times New Roman" w:cs="Times New Roman" w:eastAsia="宋体"/>
-          <w:b w:val="0"/>
-          <w:i w:val="0"/>
-          <w:color w:val="000000"/>
-          <w:sz w:val="24"/>
-        </w:rPr>
-        <w:t>与良好的可扩展性，近年来国内外研究</w:t>
-      </w:r>
-      <w:r>
-        <w:rPr>
-          <w:rFonts w:ascii="Times New Roman" w:hAnsi="Times New Roman" w:cs="Times New Roman" w:eastAsia="宋体"/>
-          <w:b w:val="0"/>
-          <w:i w:val="0"/>
-          <w:color w:val="000000"/>
-          <w:sz w:val="24"/>
-        </w:rPr>
-        <w:t>团队开始将 PX4 引入水下无人航行器研究领域。德国汉堡工业大学 Hackbarth、Kreuzer 等基于 PX4 架构成功研制了 HippoCampus 微型水下航行器，验证了复用 PX4 模块化控制架构开展水下机器人姿态控制的可行性</w:t>
+        <w:t>最初，PX4 主要针对空中多旋翼与固定翼飞行器进行设计。凭借其模块化的控制分配架构与良好的可扩展性，近年来国内外研究团队开始将 PX4 引入水下无人航行器研究领域。德国汉堡工业大学 Hackbarth、Kreuzer 等基于 PX4 架构成功研制了 HippoCampus 微型水下航行器，验证了复用 PX4 模块化控制架构开展水下机器人姿态控制的可行性</w:t>
       </w:r>
       <w:hyperlink w:anchor="_Ref_Paper_19" w:history="1">
         <w:r>
@@ -3010,6 +2326,7 @@
       <w:tr>
         <w:trPr>
           <w:tblHeader/>
+          <w:cantSplit/>
         </w:trPr>
         <w:tc>
           <w:tcPr>
@@ -3157,6 +2474,9 @@
         </w:tc>
       </w:tr>
       <w:tr>
+        <w:trPr>
+          <w:cantSplit/>
+        </w:trPr>
         <w:tc>
           <w:tcPr>
             <w:tcW w:type="dxa" w:w="1304"/>
@@ -3323,6 +2643,9 @@
         </w:tc>
       </w:tr>
       <w:tr>
+        <w:trPr>
+          <w:cantSplit/>
+        </w:trPr>
         <w:tc>
           <w:tcPr>
             <w:tcW w:type="dxa" w:w="1304"/>
@@ -3489,6 +2812,9 @@
         </w:tc>
       </w:tr>
       <w:tr>
+        <w:trPr>
+          <w:cantSplit/>
+        </w:trPr>
         <w:tc>
           <w:tcPr>
             <w:tcW w:type="dxa" w:w="1304"/>
@@ -3655,6 +2981,9 @@
         </w:tc>
       </w:tr>
       <w:tr>
+        <w:trPr>
+          <w:cantSplit/>
+        </w:trPr>
         <w:tc>
           <w:tcPr>
             <w:tcW w:type="dxa" w:w="1304"/>
@@ -4092,47 +3421,7 @@
           <w:color w:val="000000"/>
           <w:sz w:val="24"/>
         </w:rPr>
-        <w:t>综合上述四个领域的研究现状</w:t>
-      </w:r>
-      <w:r>
-        <w:rPr>
-          <w:rFonts w:ascii="Times New Roman" w:hAnsi="Times New Roman" w:cs="Times New Roman" w:eastAsia="宋体"/>
-          <w:b w:val="0"/>
-          <w:i w:val="0"/>
-          <w:color w:val="000000"/>
-          <w:sz w:val="24"/>
-        </w:rPr>
-        <w:t>与表 1 对比分析</w:t>
-      </w:r>
-      <w:r>
-        <w:rPr>
-          <w:rFonts w:ascii="Times New Roman" w:hAnsi="Times New Roman" w:cs="Times New Roman" w:eastAsia="宋体"/>
-          <w:b w:val="0"/>
-          <w:i w:val="0"/>
-          <w:color w:val="000000"/>
-          <w:sz w:val="24"/>
-        </w:rPr>
-        <w:t>，可以提炼出当前水下无人航行器控制领域的发展趋势与对本课题的关键启示：一是系统研发呈现出机理建模、数据辨识、模型控制、推力分配与飞控闭环仿真全链路协同推进的发展趋势；二是在水下非线性不确定性与</w:t>
-      </w:r>
-      <w:r>
-        <w:rPr>
-          <w:rFonts w:ascii="Times New Roman" w:hAnsi="Times New Roman" w:cs="Times New Roman" w:eastAsia="宋体"/>
-          <w:b w:val="0"/>
-          <w:i w:val="0"/>
-          <w:color w:val="000000"/>
-          <w:sz w:val="24"/>
-        </w:rPr>
-        <w:t>流扰背景下，盲目追求结构过于复杂的强自适应或过度拘泥于某一种先验假设严苛的单一算法，容易在实际水流工况下出现鲁棒性不足；稳健且具工程可行性的方法，是以经验证的标称模型为基石</w:t>
-      </w:r>
-      <w:r>
-        <w:rPr>
-          <w:rFonts w:ascii="Times New Roman" w:hAnsi="Times New Roman" w:cs="Times New Roman" w:eastAsia="宋体"/>
-          <w:b w:val="0"/>
-          <w:i w:val="0"/>
-          <w:color w:val="000000"/>
-          <w:sz w:val="24"/>
-        </w:rPr>
-        <w:t>，结合系统状态反馈构建通用且弹性的控制律框架，为后续结合实际辨识结果展开方法比选留出充分的方法比选空间与算法拓展余地；三是依托成熟的开源自主系统飞控架构（如 PX4）及其 SITL 软件在环仿真机制，已成为连接理论算法设计与实物水下平台部署的关键工程纽带与验证平台。基于上述启示，本课题确立了以已有八推进器水下航行器为对象，系统推进六自由度动力学与推进器建模、基于相关数据的系统辨识与模型验证、基于模型和状态反馈的运动控制设计、八推进器控制分配以及基于 PX4/SITL 的闭环仿真验证研究，研究目标明确，技术路线清晰可行，具有扎实的学术支撑与良好的工程应用前景。</w:t>
+        <w:t>综合上述四个领域的研究现状与表 1 对比分析，可以提炼出当前水下无人航行器控制领域的发展趋势与对本课题的关键启示：一是系统研发呈现出机理建模、数据辨识、模型控制、推力分配与飞控闭环仿真全链路协同推进的发展趋势；二是在水下非线性不确定性与流扰背景下，盲目追求结构过于复杂的强自适应或过度拘泥于某一种先验假设严苛的单一算法，容易在实际水流工况下出现鲁棒性不足；稳健且具工程可行性的方法，是以经验证的标称模型为基石，结合系统状态反馈构建通用且弹性的控制律框架，为后续结合实际辨识结果展开方法比选留出充分的方法比选空间与算法拓展余地；三是依托成熟的开源自主系统飞控架构（如 PX4）及其 SITL 软件在环仿真机制，已成为连接理论算法设计与实物水下平台部署的关键工程纽带与验证平台。基于上述启示，本课题确立了以已有八推进器水下航行器为对象，系统推进六自由度动力学与推进器建模、基于相关数据的系统辨识与模型验证、基于模型和状态反馈的运动控制设计、八推进器控制分配以及基于 PX4/SITL 的闭环仿真验证研究，研究目标明确，技术路线清晰可行，具有扎实的学术支撑与良好的工程应用前景。</w:t>
       </w:r>
     </w:p>
     <w:p>
@@ -4203,7 +3492,7 @@
           <w:color w:val="000000"/>
           <w:sz w:val="24"/>
         </w:rPr>
-        <w:t>本课题依托已有八推进器水下航行器平台，建立能够反映航行器主要动态特性的六自由度动力学模型与推进器模型，结合平台参数资料和相关数据完成系统辨识与模型验证；在此基础上研究基于航行器模型和状态反馈的闭环运动控制方法及八推进器控制分配方案，并在PX4/SITL环境下构建完整闭环仿真系统，完成典型运动工况与适量外部扰动工况下的仿真验证与性能分析，形成“已有平台—建模与系统辨识—模型验证—运动控制—控制分配—PX4/SITL闭环验证”的完整研究体系。</w:t>
+        <w:t>本课题依托已有八推进器水下航行器平台，建立能够反映航行器主要动态特性的六自由度动力学模型与推进器模型，结合平台参数资料和相关数据完成系统辨识与模型验证；在此基础上研究基于航行器模型和状态反馈的闭环运动控制方法及八推进器控制分配方案，并在PX4/SITL环境下构建完整闭环仿真系统，完成典型运动工况与适量外部扰动工况下的仿真验证与性能分析，形成“已有平台—建模与系统辨识—模型验证—运动控制—控制分配—PX4/SITL闭环验证”的完整研究闭环与论文写作主线。</w:t>
       </w:r>
     </w:p>
     <w:p>
@@ -4239,7 +3528,7 @@
           <w:color w:val="000000"/>
           <w:sz w:val="24"/>
         </w:rPr>
-        <w:t>围绕上述研究目标，本课题应完成的主要研究内容包括以下四个方面：</w:t>
+        <w:t>围绕上述研究目标与后续毕业论文的核心章节脉络，本课题应完成的主要研究内容与拟解决的关键问题包括以下四个方面：</w:t>
       </w:r>
     </w:p>
     <w:p>
@@ -4257,17 +3546,17 @@
           <w:color w:val="000000"/>
           <w:sz w:val="24"/>
         </w:rPr>
-        <w:t>1）水下航行器动力学建模与系统辨识：</w:t>
-      </w:r>
-      <w:r>
-        <w:rPr>
-          <w:rFonts w:ascii="Times New Roman" w:hAnsi="Times New Roman" w:cs="Times New Roman" w:eastAsia="宋体"/>
-          <w:b w:val="0"/>
-          <w:i w:val="0"/>
-          <w:color w:val="000000"/>
-          <w:sz w:val="24"/>
-        </w:rPr>
-        <w:t>依托已有八推进器水下航行器平台，建立六自由度运动学与动力学模型，综合考虑刚体惯性、水动力附加质量、科氏向心力、水动力阻尼以及重浮力恢复力矩等主导物理效应，并结合已有平台推进器特性建立单个推进器或执行机构的必要模型。在理论动力学模型基础上，明确系统辨识的输入、输出及所需数据，结合平台参数资料和相关数据开展系统辨识，对模型中的关键未知量进行辨识和修正。通过代表性动态响应对模型进行验证，分析模型与相关数据之间的偏差及适用范围，得到用于运动控制设计和PX4/SITL闭环仿真的航行器模型。</w:t>
+        <w:t>1）水下航行器动力学与推进器建模（对应理论模型构建基础）：</w:t>
+      </w:r>
+      <w:r>
+        <w:rPr>
+          <w:rFonts w:ascii="Times New Roman" w:hAnsi="Times New Roman" w:cs="Times New Roman" w:eastAsia="宋体"/>
+          <w:b w:val="0"/>
+          <w:i w:val="0"/>
+          <w:color w:val="000000"/>
+          <w:sz w:val="24"/>
+        </w:rPr>
+        <w:t>依托已有八推进器水下航行器平台，梳理其机械构型与推进器三维几何布局，建立六自由度运动学与非线性动力学模型，系统考虑刚体惯性、水动力附加质量、科氏向心力、线性和二次非线性水动力阻尼以及重浮力恢复力矩等主导物理效应；结合已有平台推进器电气与流体特性，建立单推进器控制输入到推力输出的静态映射与必要动态模型，为系统辨识、控制设计与仿真提供可靠的模型基础。</w:t>
       </w:r>
     </w:p>
     <w:p>
@@ -4285,17 +3574,17 @@
           <w:color w:val="000000"/>
           <w:sz w:val="24"/>
         </w:rPr>
-        <w:t>2）水下航行器运动控制方法研究：</w:t>
-      </w:r>
-      <w:r>
-        <w:rPr>
-          <w:rFonts w:ascii="Times New Roman" w:hAnsi="Times New Roman" w:cs="Times New Roman" w:eastAsia="宋体"/>
-          <w:b w:val="0"/>
-          <w:i w:val="0"/>
-          <w:color w:val="000000"/>
-          <w:sz w:val="24"/>
-        </w:rPr>
-        <w:t>以建立并验证的航行器模型为基础，结合航行器动力学特性和状态反馈构建闭环运动控制系统。基于参考指令与实时状态之间的跟踪误差设计闭环反馈控制律，形成航行器所需的期望广义力和力矩，实现姿态、深度和航向等基本运动状态的闭环控制。选取代表性运动工况分析跟踪性能和动态特性，并考察模型误差及外部扰动对闭环控制性能的影响。</w:t>
+        <w:t>2）系统辨识与模型验证分析（对应模型参数获取与精度核准）：</w:t>
+      </w:r>
+      <w:r>
+        <w:rPr>
+          <w:rFonts w:ascii="Times New Roman" w:hAnsi="Times New Roman" w:cs="Times New Roman" w:eastAsia="宋体"/>
+          <w:b w:val="0"/>
+          <w:i w:val="0"/>
+          <w:color w:val="000000"/>
+          <w:sz w:val="24"/>
+        </w:rPr>
+        <w:t>在理论动力学模型基础上，分析各自由度动力学方程中未知参数的可辨识性，明确系统辨识的激励输入、状态响应输出及所需数据关系；结合已有平台参数资料和相关测试/仿真动态响应数据开展系统参数辨识，对水动力附加质量与阻尼等关键未知量进行估计与修正；通过代表性动态响应对比模型输出与测试数据，量化评估模型拟合误差与残差分布，明确标称模型的物理保真度与工程适用范围。</w:t>
       </w:r>
     </w:p>
     <w:p>
@@ -4313,193 +3602,17 @@
           <w:color w:val="000000"/>
           <w:sz w:val="24"/>
         </w:rPr>
-        <w:t>3）八推进器控制分配：</w:t>
-      </w:r>
-      <w:r>
-        <w:rPr>
-          <w:rFonts w:ascii="Times New Roman" w:hAnsi="Times New Roman" w:cs="Times New Roman" w:eastAsia="宋体"/>
-          <w:b w:val="0"/>
-          <w:i w:val="0"/>
-          <w:color w:val="000000"/>
-          <w:sz w:val="24"/>
-        </w:rPr>
-        <w:t>根据已有八推进器平台的推进器安装位置、推力方向及力臂关系，建立各推进器推力与航行器广义力、力矩之间的映射关系及八推进器控制分配矩阵。针对八推进器配置，将运动控制模块输出的期望广义力和力矩转换为各推进器推力指令，并结合推进器实际输出范围考虑基本推力约束。结合控制分配误差和各推进器输出情况分析分配效果。</w:t>
-      </w:r>
-    </w:p>
-    <w:p>
-      <w:pPr>
-        <w:pStyle w:val="a7"/>
-        <w:jc w:val="both"/>
-        <w:spacing w:line="360" w:lineRule="auto"/>
-        <w:ind w:firstLineChars="200" w:firstLine="480"/>
-      </w:pPr>
-      <w:r>
-        <w:rPr>
-          <w:rFonts w:ascii="Times New Roman" w:hAnsi="Times New Roman" w:cs="Times New Roman" w:eastAsia="宋体"/>
-          <w:b/>
-          <w:i w:val="0"/>
-          <w:color w:val="000000"/>
-          <w:sz w:val="24"/>
-        </w:rPr>
-        <w:t>4）PX4/SITL闭环仿真与系统验证：</w:t>
-      </w:r>
-      <w:r>
-        <w:rPr>
-          <w:rFonts w:ascii="Times New Roman" w:hAnsi="Times New Roman" w:cs="Times New Roman" w:eastAsia="宋体"/>
-          <w:b w:val="0"/>
-          <w:i w:val="0"/>
-          <w:color w:val="000000"/>
-          <w:sz w:val="24"/>
-        </w:rPr>
-        <w:t>在PX4/SITL环境下构建由航行器动力学模型、运动控制模块和八推进器控制分配模块组成的闭环仿真系统，通过uORB完成必要的状态信息、控制量和推进器指令交互。选取代表性运动工况并设置相应扰动条件，考察闭环系统的动态特性和控制效果；结合跟踪误差、动态响应和控制分配误差等必要指标进行性能分析，验证闭环系统的控制效果。</w:t>
-      </w:r>
-    </w:p>
-    <w:p>
-      <w:pPr>
-        <w:pStyle w:val="a7"/>
-        <w:jc w:val="both"/>
-        <w:spacing w:line="360" w:lineRule="auto"/>
-        <w:ind w:firstLineChars="200" w:firstLine="480"/>
-      </w:pPr>
-      <w:r>
-        <w:rPr>
-          <w:rFonts w:ascii="Times New Roman" w:hAnsi="Times New Roman" w:cs="Times New Roman" w:eastAsia="黑体"/>
-          <w:b w:val="0"/>
-          <w:i w:val="0"/>
-          <w:color w:val="000000"/>
-          <w:sz w:val="24"/>
-        </w:rPr>
-        <w:t>（3）毕业论文拟定章节安排</w:t>
-      </w:r>
-    </w:p>
-    <w:p>
-      <w:pPr>
-        <w:pStyle w:val="a7"/>
-        <w:jc w:val="both"/>
-        <w:spacing w:line="360" w:lineRule="auto"/>
-        <w:ind w:firstLineChars="200" w:firstLine="480"/>
-      </w:pPr>
-      <w:r>
-        <w:rPr>
-          <w:rFonts w:ascii="Times New Roman" w:hAnsi="Times New Roman" w:cs="Times New Roman" w:eastAsia="宋体"/>
-          <w:b w:val="0"/>
-          <w:i w:val="0"/>
-          <w:color w:val="000000"/>
-          <w:sz w:val="24"/>
-        </w:rPr>
-        <w:t>结合上述研究内容，本毕业论文正文拟划分为以下六个章节展开论述：</w:t>
-      </w:r>
-    </w:p>
-    <w:p>
-      <w:pPr>
-        <w:pStyle w:val="a7"/>
-        <w:jc w:val="both"/>
-        <w:spacing w:line="360" w:lineRule="auto"/>
-        <w:ind w:firstLineChars="200" w:firstLine="480"/>
-      </w:pPr>
-      <w:r>
-        <w:rPr>
-          <w:rFonts w:ascii="Times New Roman" w:hAnsi="Times New Roman" w:cs="Times New Roman" w:eastAsia="宋体"/>
-          <w:b/>
-          <w:i w:val="0"/>
-          <w:color w:val="000000"/>
-          <w:sz w:val="24"/>
-        </w:rPr>
-        <w:t>第一章：绪论。</w:t>
-      </w:r>
-      <w:r>
-        <w:rPr>
-          <w:rFonts w:ascii="Times New Roman" w:hAnsi="Times New Roman" w:cs="Times New Roman" w:eastAsia="宋体"/>
-          <w:b w:val="0"/>
-          <w:i w:val="0"/>
-          <w:color w:val="000000"/>
-          <w:sz w:val="24"/>
-        </w:rPr>
-        <w:t>阐述课题背景、研究目的与意义，系统综述水下航行器动力学建模与系统辨识、运动控制、多推进器控制分配及基于 PX4 的闭环仿真国内外研究现状，明确本文的主要研究内容与章节组织结构。</w:t>
-      </w:r>
-    </w:p>
-    <w:p>
-      <w:pPr>
-        <w:pStyle w:val="a7"/>
-        <w:jc w:val="both"/>
-        <w:spacing w:line="360" w:lineRule="auto"/>
-        <w:ind w:firstLineChars="200" w:firstLine="480"/>
-      </w:pPr>
-      <w:r>
-        <w:rPr>
-          <w:rFonts w:ascii="Times New Roman" w:hAnsi="Times New Roman" w:cs="Times New Roman" w:eastAsia="宋体"/>
-          <w:b/>
-          <w:i w:val="0"/>
-          <w:color w:val="000000"/>
-          <w:sz w:val="24"/>
-        </w:rPr>
-        <w:t>第二章：八推进器水下航行器六自由度动力学与推进器建模。</w:t>
-      </w:r>
-      <w:r>
-        <w:rPr>
-          <w:rFonts w:ascii="Times New Roman" w:hAnsi="Times New Roman" w:cs="Times New Roman" w:eastAsia="宋体"/>
-          <w:b w:val="0"/>
-          <w:i w:val="0"/>
-          <w:color w:val="000000"/>
-          <w:sz w:val="24"/>
-        </w:rPr>
-        <w:t>梳理已有八推进器开架式平台机械构型与空间几何关系，定义北东地惯性系与附体坐标系，推导包含刚体惯性、附加质量、科氏向心力、线性和二次水动力阻尼及重浮力恢复作用的六自由度非线性动力学模型及单推进器特性模型。</w:t>
-      </w:r>
-    </w:p>
-    <w:p>
-      <w:pPr>
-        <w:pStyle w:val="a7"/>
-        <w:jc w:val="both"/>
-        <w:spacing w:line="360" w:lineRule="auto"/>
-        <w:ind w:firstLineChars="200" w:firstLine="480"/>
-      </w:pPr>
-      <w:r>
-        <w:rPr>
-          <w:rFonts w:ascii="Times New Roman" w:hAnsi="Times New Roman" w:cs="Times New Roman" w:eastAsia="宋体"/>
-          <w:b/>
-          <w:i w:val="0"/>
-          <w:color w:val="000000"/>
-          <w:sz w:val="24"/>
-        </w:rPr>
-        <w:t>第三章：水下航行器水动力参数系统辨识与模型验证。</w:t>
-      </w:r>
-      <w:r>
-        <w:rPr>
-          <w:rFonts w:ascii="Times New Roman" w:hAnsi="Times New Roman" w:cs="Times New Roman" w:eastAsia="宋体"/>
-          <w:b w:val="0"/>
-          <w:i w:val="0"/>
-          <w:color w:val="000000"/>
-          <w:sz w:val="24"/>
-        </w:rPr>
-        <w:t>分析各自由度动力学方程的参数可辨识性，明确辨识激励输入与状态响应输出关系，结合已有平台参数资料与相关数据完成关键未知水动力参数的估计与修正，并通过代表性动态响应对比分析模型拟合误差与适用范围。</w:t>
-      </w:r>
-    </w:p>
-    <w:p>
-      <w:pPr>
-        <w:pStyle w:val="a7"/>
-        <w:jc w:val="both"/>
-        <w:spacing w:line="360" w:lineRule="auto"/>
-        <w:ind w:firstLineChars="200" w:firstLine="480"/>
-      </w:pPr>
-      <w:r>
-        <w:rPr>
-          <w:rFonts w:ascii="Times New Roman" w:hAnsi="Times New Roman" w:cs="Times New Roman" w:eastAsia="宋体"/>
-          <w:b/>
-          <w:i w:val="0"/>
-          <w:color w:val="000000"/>
-          <w:sz w:val="24"/>
-        </w:rPr>
-        <w:t>第四章：基于模型与状态反馈的运动控制及八推进器控制分配设计。</w:t>
-      </w:r>
-      <w:r>
-        <w:rPr>
-          <w:rFonts w:ascii="Times New Roman" w:hAnsi="Times New Roman" w:cs="Times New Roman" w:eastAsia="宋体"/>
-          <w:b w:val="0"/>
-          <w:i w:val="0"/>
-          <w:color w:val="000000"/>
-          <w:sz w:val="24"/>
-        </w:rPr>
-        <w:t xml:space="preserve">以经验证的标称动力学模型为基础，设计融合模型特性补偿与实时状态误差反馈的闭环运动控制律，开展不同补偿与反馈形式的对比分析；建立八推进器 </w:t>
+        <w:t>3）模型运动控制与八推进器控制分配（对应控制算法与执行器解算）：</w:t>
+      </w:r>
+      <w:r>
+        <w:rPr>
+          <w:rFonts w:ascii="Times New Roman" w:hAnsi="Times New Roman" w:cs="Times New Roman" w:eastAsia="宋体"/>
+          <w:b w:val="0"/>
+          <w:i w:val="0"/>
+          <w:color w:val="000000"/>
+          <w:sz w:val="24"/>
+        </w:rPr>
+        <w:t xml:space="preserve">以经验证的航行器标称模型为基石，结合动力学已知特性补偿与实时状态反馈构建闭环运动控制律，输出机体期望的六自由度广义力和力矩，实现姿态、深度和航向等基本运动状态的闭环稳定跟踪，并考察模型不确定性与外部扰动对控制品质的影响；根据已有平台推进器空间安装位置与推力方向矢量构建 </w:t>
       </w:r>
       <m:oMath>
         <m:r>
@@ -4522,7 +3635,7 @@
           <w:color w:val="000000"/>
           <w:sz w:val="24"/>
         </w:rPr>
-        <w:t xml:space="preserve"> 控制分配矩阵，研究考虑推进器基本推力输出范围约束的推力分配方法并量化分析控制分配残差。</w:t>
+        <w:t xml:space="preserve"> 控制分配矩阵，系统考虑推进器物理输出范围约束生成各推进器推力指令，量化分析控制分配误差与推力饱和情况。</w:t>
       </w:r>
     </w:p>
     <w:p>
@@ -4540,17 +3653,35 @@
           <w:color w:val="000000"/>
           <w:sz w:val="24"/>
         </w:rPr>
-        <w:t>第五章：基于 PX4/SITL 的闭环仿真系统集成与多工况性能验证。</w:t>
-      </w:r>
-      <w:r>
-        <w:rPr>
-          <w:rFonts w:ascii="Times New Roman" w:hAnsi="Times New Roman" w:cs="Times New Roman" w:eastAsia="宋体"/>
-          <w:b w:val="0"/>
-          <w:i w:val="0"/>
-          <w:color w:val="000000"/>
-          <w:sz w:val="24"/>
-        </w:rPr>
-        <w:t>基于 PX4 模块化架构与 uORB 通信机制完成水下航行器动力学模型、运动控制模块与八推进器控制分配模块的软件在环闭环集成，开展姿态、深度、航向等代表性运动工况及外部流扰条件下的仿真实验与定量指标评价。</w:t>
+        <w:t>4）PX4/SITL 闭环仿真与系统验证（对应软件在环集成与多工况评价）：</w:t>
+      </w:r>
+      <w:r>
+        <w:rPr>
+          <w:rFonts w:ascii="Times New Roman" w:hAnsi="Times New Roman" w:cs="Times New Roman" w:eastAsia="宋体"/>
+          <w:b w:val="0"/>
+          <w:i w:val="0"/>
+          <w:color w:val="000000"/>
+          <w:sz w:val="24"/>
+        </w:rPr>
+        <w:t>在 PX4/SITL 仿真环境中构建由航行器动力学模型、运动控制模块和八推进器控制分配模块组成的闭环仿真系统，依托 uORB 异步微消息总线完成位姿状态、期望力矩与推进器控制指令的高频实时交互；设置空间定点悬停、定深控制、航向锁定及复杂三维运动轨迹等典型工况，并施加外部水流干扰，综合位置/姿态跟踪误差、动态响应指标及控制分配残差开展系统性定量性能评估。</w:t>
+      </w:r>
+    </w:p>
+    <w:p>
+      <w:pPr>
+        <w:pStyle w:val="a6"/>
+        <w:jc w:val="left"/>
+        <w:spacing w:line="360" w:lineRule="auto" w:beforeLines="50" w:before="120" w:afterLines="50" w:after="120"/>
+        <w:ind w:firstLine="0" w:firstLineChars="0" w:left="0"/>
+      </w:pPr>
+      <w:r>
+        <w:rPr>
+          <w:rFonts w:ascii="Times New Roman" w:hAnsi="Times New Roman" w:cs="Times New Roman" w:eastAsia="黑体"/>
+          <w:b w:val="0"/>
+          <w:i w:val="0"/>
+          <w:color w:val="000000"/>
+          <w:sz w:val="24"/>
+        </w:rPr>
+        <w:t>2． 研究方案</w:t>
       </w:r>
     </w:p>
     <w:p>
@@ -4562,41 +3693,13 @@
       </w:pPr>
       <w:r>
         <w:rPr>
-          <w:rFonts w:ascii="Times New Roman" w:hAnsi="Times New Roman" w:cs="Times New Roman" w:eastAsia="宋体"/>
-          <w:b/>
-          <w:i w:val="0"/>
-          <w:color w:val="000000"/>
-          <w:sz w:val="24"/>
-        </w:rPr>
-        <w:t>第六章：总结与展望。</w:t>
-      </w:r>
-      <w:r>
-        <w:rPr>
-          <w:rFonts w:ascii="Times New Roman" w:hAnsi="Times New Roman" w:cs="Times New Roman" w:eastAsia="宋体"/>
-          <w:b w:val="0"/>
-          <w:i w:val="0"/>
-          <w:color w:val="000000"/>
-          <w:sz w:val="24"/>
-        </w:rPr>
-        <w:t>总结全文在建模辨识、运动控制、八推进器推力分配及 PX4/SITL 闭环验证方面取得的研究成果，分析存在的不足并展望后续实机水池试验与拓展研究方向。</w:t>
-      </w:r>
-    </w:p>
-    <w:p>
-      <w:pPr>
-        <w:pStyle w:val="a6"/>
-        <w:jc w:val="left"/>
-        <w:spacing w:line="360" w:lineRule="auto" w:beforeLines="50" w:before="120" w:afterLines="50" w:after="120"/>
-        <w:ind w:firstLine="0" w:firstLineChars="0" w:left="0"/>
-      </w:pPr>
-      <w:r>
-        <w:rPr>
           <w:rFonts w:ascii="Times New Roman" w:hAnsi="Times New Roman" w:cs="Times New Roman" w:eastAsia="黑体"/>
           <w:b w:val="0"/>
           <w:i w:val="0"/>
           <w:color w:val="000000"/>
           <w:sz w:val="24"/>
         </w:rPr>
-        <w:t>2． 研究方案</w:t>
+        <w:t>（1）拟采取的研究方法</w:t>
       </w:r>
     </w:p>
     <w:p>
@@ -4608,13 +3711,13 @@
       </w:pPr>
       <w:r>
         <w:rPr>
-          <w:rFonts w:ascii="Times New Roman" w:hAnsi="Times New Roman" w:cs="Times New Roman" w:eastAsia="黑体"/>
-          <w:b w:val="0"/>
-          <w:i w:val="0"/>
-          <w:color w:val="000000"/>
-          <w:sz w:val="24"/>
-        </w:rPr>
-        <w:t>（1）拟采取的研究方法</w:t>
+          <w:rFonts w:ascii="Times New Roman" w:hAnsi="Times New Roman" w:cs="Times New Roman" w:eastAsia="宋体"/>
+          <w:b w:val="0"/>
+          <w:i w:val="0"/>
+          <w:color w:val="000000"/>
+          <w:sz w:val="24"/>
+        </w:rPr>
+        <w:t>本课题采用理论机理建模、数据驱动参数辨识、基于模型与状态反馈的控制设计、受约束控制分配求解以及软件在环闭环仿真相结合的研究方法，在明确总体技术框架的同时，为各模块具体算法形式的比选与优化留出合理空间：</w:t>
       </w:r>
     </w:p>
     <w:p>
@@ -4627,44 +3730,6 @@
       <w:r>
         <w:rPr>
           <w:rFonts w:ascii="Times New Roman" w:hAnsi="Times New Roman" w:cs="Times New Roman" w:eastAsia="宋体"/>
-          <w:b w:val="0"/>
-          <w:i w:val="0"/>
-          <w:color w:val="000000"/>
-          <w:sz w:val="24"/>
-        </w:rPr>
-        <w:t>本课题采用理论机理建模、数据驱动参数辨识、基于模型与状态反馈的控制设计</w:t>
-      </w:r>
-      <w:r>
-        <w:rPr>
-          <w:rFonts w:ascii="Times New Roman" w:hAnsi="Times New Roman" w:cs="Times New Roman" w:eastAsia="宋体"/>
-          <w:b w:val="0"/>
-          <w:i w:val="0"/>
-          <w:color w:val="000000"/>
-          <w:sz w:val="24"/>
-        </w:rPr>
-        <w:t>、受约束控制分配求解</w:t>
-      </w:r>
-      <w:r>
-        <w:rPr>
-          <w:rFonts w:ascii="Times New Roman" w:hAnsi="Times New Roman" w:cs="Times New Roman" w:eastAsia="宋体"/>
-          <w:b w:val="0"/>
-          <w:i w:val="0"/>
-          <w:color w:val="000000"/>
-          <w:sz w:val="24"/>
-        </w:rPr>
-        <w:t>以及软件在环闭环仿真相结合的研究方法，在明确总体技术框架的同时，为各模块具体算法形式的比选与优化留出合理空间：</w:t>
-      </w:r>
-    </w:p>
-    <w:p>
-      <w:pPr>
-        <w:pStyle w:val="a7"/>
-        <w:jc w:val="both"/>
-        <w:spacing w:line="360" w:lineRule="auto"/>
-        <w:ind w:firstLineChars="200" w:firstLine="480"/>
-      </w:pPr>
-      <w:r>
-        <w:rPr>
-          <w:rFonts w:ascii="Times New Roman" w:hAnsi="Times New Roman" w:cs="Times New Roman" w:eastAsia="宋体"/>
           <w:b/>
           <w:i w:val="0"/>
           <w:color w:val="000000"/>
@@ -4680,7 +3745,7 @@
           <w:color w:val="000000"/>
           <w:sz w:val="24"/>
         </w:rPr>
-        <w:t>如图 1 所示，</w:t>
+        <w:t>如图 2 所示，</w:t>
       </w:r>
       <w:r>
         <w:rPr>
@@ -6096,27 +5161,7 @@
           <w:color w:val="000000"/>
           <w:sz w:val="24"/>
         </w:rPr>
-        <w:t xml:space="preserve"> 为包含线性与</w:t>
-      </w:r>
-      <w:r>
-        <w:rPr>
-          <w:rFonts w:ascii="Times New Roman" w:hAnsi="Times New Roman" w:cs="Times New Roman" w:eastAsia="宋体"/>
-          <w:b w:val="0"/>
-          <w:i w:val="0"/>
-          <w:color w:val="000000"/>
-          <w:sz w:val="24"/>
-        </w:rPr>
-        <w:t>二次</w:t>
-      </w:r>
-      <w:r>
-        <w:rPr>
-          <w:rFonts w:ascii="Times New Roman" w:hAnsi="Times New Roman" w:cs="Times New Roman" w:eastAsia="宋体"/>
-          <w:b w:val="0"/>
-          <w:i w:val="0"/>
-          <w:color w:val="000000"/>
-          <w:sz w:val="24"/>
-        </w:rPr>
-        <w:t>非线性项的水动力阻尼矩阵；</w:t>
+        <w:t xml:space="preserve"> 为包含线性与二次非线性项的水动力阻尼矩阵；</w:t>
       </w:r>
       <m:oMath>
         <m:r>
@@ -6172,27 +5217,7 @@
           <w:color w:val="000000"/>
           <w:sz w:val="24"/>
         </w:rPr>
-        <w:t xml:space="preserve"> 为重力与浮力恢复</w:t>
-      </w:r>
-      <w:r>
-        <w:rPr>
-          <w:rFonts w:ascii="Times New Roman" w:hAnsi="Times New Roman" w:cs="Times New Roman" w:eastAsia="宋体"/>
-          <w:b w:val="0"/>
-          <w:i w:val="0"/>
-          <w:color w:val="000000"/>
-          <w:sz w:val="24"/>
-        </w:rPr>
-        <w:t>力矩</w:t>
-      </w:r>
-      <w:r>
-        <w:rPr>
-          <w:rFonts w:ascii="Times New Roman" w:hAnsi="Times New Roman" w:cs="Times New Roman" w:eastAsia="宋体"/>
-          <w:b w:val="0"/>
-          <w:i w:val="0"/>
-          <w:color w:val="000000"/>
-          <w:sz w:val="24"/>
-        </w:rPr>
-        <w:t>矢量；</w:t>
+        <w:t xml:space="preserve"> 为重力与浮力恢复力矩矢量；</w:t>
       </w:r>
       <m:oMath>
         <m:r>
@@ -6267,8 +5292,8 @@
       <w:r>
         <w:drawing>
           <wp:inline xmlns:a="http://schemas.openxmlformats.org/drawingml/2006/main" xmlns:pic="http://schemas.openxmlformats.org/drawingml/2006/picture">
-            <wp:extent cx="5472000" cy="2827200"/>
-            <wp:docPr id="1" name="Picture 1"/>
+            <wp:extent cx="5472000" cy="2622000"/>
+            <wp:docPr id="2" name="Picture 2"/>
             <wp:cNvGraphicFramePr>
               <a:graphicFrameLocks noChangeAspect="1"/>
             </wp:cNvGraphicFramePr>
@@ -6280,7 +5305,7 @@
                     <pic:cNvPicPr/>
                   </pic:nvPicPr>
                   <pic:blipFill>
-                    <a:blip r:embed="rId10"/>
+                    <a:blip r:embed="rId11"/>
                     <a:stretch>
                       <a:fillRect/>
                     </a:stretch>
@@ -6288,7 +5313,7 @@
                   <pic:spPr>
                     <a:xfrm>
                       <a:off x="0" y="0"/>
-                      <a:ext cx="5472000" cy="2827200"/>
+                      <a:ext cx="5472000" cy="2622000"/>
                     </a:xfrm>
                     <a:prstGeom prst="rect"/>
                   </pic:spPr>
@@ -6313,7 +5338,7 @@
           <w:color w:val="000000"/>
           <w:sz w:val="21"/>
         </w:rPr>
-        <w:t>图 1  八推进器水下航行器坐标系定义与推力矢量空间布置示意图</w:t>
+        <w:t>图 2  八推进器水下航行器坐标系定义与推力矢量空间布置示意图</w:t>
       </w:r>
     </w:p>
     <w:p>
@@ -6364,87 +5389,7 @@
           <w:color w:val="000000"/>
           <w:sz w:val="24"/>
         </w:rPr>
-        <w:t>。根据动力学方程构造</w:t>
-      </w:r>
-      <w:r>
-        <w:rPr>
-          <w:rFonts w:ascii="Times New Roman" w:hAnsi="Times New Roman" w:cs="Times New Roman" w:eastAsia="宋体"/>
-          <w:b w:val="0"/>
-          <w:i w:val="0"/>
-          <w:color w:val="000000"/>
-          <w:sz w:val="24"/>
-        </w:rPr>
-        <w:t>激励</w:t>
-      </w:r>
-      <w:r>
-        <w:rPr>
-          <w:rFonts w:ascii="Times New Roman" w:hAnsi="Times New Roman" w:cs="Times New Roman" w:eastAsia="宋体"/>
-          <w:b w:val="0"/>
-          <w:i w:val="0"/>
-          <w:color w:val="000000"/>
-          <w:sz w:val="24"/>
-        </w:rPr>
-        <w:t>输入（推进器推力或广义控制力）与</w:t>
-      </w:r>
-      <w:r>
-        <w:rPr>
-          <w:rFonts w:ascii="Times New Roman" w:hAnsi="Times New Roman" w:cs="Times New Roman" w:eastAsia="宋体"/>
-          <w:b w:val="0"/>
-          <w:i w:val="0"/>
-          <w:color w:val="000000"/>
-          <w:sz w:val="24"/>
-        </w:rPr>
-        <w:t>状态</w:t>
-      </w:r>
-      <w:r>
-        <w:rPr>
-          <w:rFonts w:ascii="Times New Roman" w:hAnsi="Times New Roman" w:cs="Times New Roman" w:eastAsia="宋体"/>
-          <w:b w:val="0"/>
-          <w:i w:val="0"/>
-          <w:color w:val="000000"/>
-          <w:sz w:val="24"/>
-        </w:rPr>
-        <w:t>输出（</w:t>
-      </w:r>
-      <w:r>
-        <w:rPr>
-          <w:rFonts w:ascii="Times New Roman" w:hAnsi="Times New Roman" w:cs="Times New Roman" w:eastAsia="宋体"/>
-          <w:b w:val="0"/>
-          <w:i w:val="0"/>
-          <w:color w:val="000000"/>
-          <w:sz w:val="24"/>
-        </w:rPr>
-        <w:t>线速度、角速度</w:t>
-      </w:r>
-      <w:r>
-        <w:rPr>
-          <w:rFonts w:ascii="Times New Roman" w:hAnsi="Times New Roman" w:cs="Times New Roman" w:eastAsia="宋体"/>
-          <w:b w:val="0"/>
-          <w:i w:val="0"/>
-          <w:color w:val="000000"/>
-          <w:sz w:val="24"/>
-        </w:rPr>
-        <w:t>、姿态、深度等动态响应）之间的</w:t>
-      </w:r>
-      <w:r>
-        <w:rPr>
-          <w:rFonts w:ascii="Times New Roman" w:hAnsi="Times New Roman" w:cs="Times New Roman" w:eastAsia="宋体"/>
-          <w:b w:val="0"/>
-          <w:i w:val="0"/>
-          <w:color w:val="000000"/>
-          <w:sz w:val="24"/>
-        </w:rPr>
-        <w:t>参数化</w:t>
-      </w:r>
-      <w:r>
-        <w:rPr>
-          <w:rFonts w:ascii="Times New Roman" w:hAnsi="Times New Roman" w:cs="Times New Roman" w:eastAsia="宋体"/>
-          <w:b w:val="0"/>
-          <w:i w:val="0"/>
-          <w:color w:val="000000"/>
-          <w:sz w:val="24"/>
-        </w:rPr>
-        <w:t xml:space="preserve">辨识关系，利用平台参数资料及相关测试/仿真响应数据对未知参数 </w:t>
+        <w:t xml:space="preserve">。根据动力学方程构造激励输入（推进器推力或广义控制力）与状态输出（线速度、角速度、姿态、深度等动态响应）之间的参数化辨识关系，利用平台参数资料及相关测试/仿真响应数据对未知参数 </w:t>
       </w:r>
       <m:oMath>
         <m:r>
@@ -6467,17 +5412,7 @@
           <w:color w:val="000000"/>
           <w:sz w:val="24"/>
         </w:rPr>
-        <w:t xml:space="preserve"> 进行参数估计与修正。随后，通过代表性动态响应对比模型输出与相关数据，定量评估模型偏差并明确模型适用范围</w:t>
-      </w:r>
-      <w:r>
-        <w:rPr>
-          <w:rFonts w:ascii="Times New Roman" w:hAnsi="Times New Roman" w:cs="Times New Roman" w:eastAsia="宋体"/>
-          <w:b w:val="0"/>
-          <w:i w:val="0"/>
-          <w:color w:val="000000"/>
-          <w:sz w:val="24"/>
-        </w:rPr>
-        <w:t xml:space="preserve">，获得经验证的标称模型 </w:t>
+        <w:t xml:space="preserve"> 进行参数估计与修正。随后，通过代表性动态响应对比模型输出与相关数据，定量评估模型偏差并明确模型适用范围，获得经验证的标称模型 </w:t>
       </w:r>
       <m:oMath>
         <m:r>
@@ -6644,47 +5579,7 @@
           <w:color w:val="000000"/>
           <w:sz w:val="24"/>
         </w:rPr>
-        <w:t>以经验证的航行器</w:t>
-      </w:r>
-      <w:r>
-        <w:rPr>
-          <w:rFonts w:ascii="Times New Roman" w:hAnsi="Times New Roman" w:cs="Times New Roman" w:eastAsia="宋体"/>
-          <w:b w:val="0"/>
-          <w:i w:val="0"/>
-          <w:color w:val="000000"/>
-          <w:sz w:val="24"/>
-        </w:rPr>
-        <w:t>标称</w:t>
-      </w:r>
-      <w:r>
-        <w:rPr>
-          <w:rFonts w:ascii="Times New Roman" w:hAnsi="Times New Roman" w:cs="Times New Roman" w:eastAsia="宋体"/>
-          <w:b w:val="0"/>
-          <w:i w:val="0"/>
-          <w:color w:val="000000"/>
-          <w:sz w:val="24"/>
-        </w:rPr>
-        <w:t>模型为基础，设参考</w:t>
-      </w:r>
-      <w:r>
-        <w:rPr>
-          <w:rFonts w:ascii="Times New Roman" w:hAnsi="Times New Roman" w:cs="Times New Roman" w:eastAsia="宋体"/>
-          <w:b w:val="0"/>
-          <w:i w:val="0"/>
-          <w:color w:val="000000"/>
-          <w:sz w:val="24"/>
-        </w:rPr>
-        <w:t>运动</w:t>
-      </w:r>
-      <w:r>
-        <w:rPr>
-          <w:rFonts w:ascii="Times New Roman" w:hAnsi="Times New Roman" w:cs="Times New Roman" w:eastAsia="宋体"/>
-          <w:b w:val="0"/>
-          <w:i w:val="0"/>
-          <w:color w:val="000000"/>
-          <w:sz w:val="24"/>
-        </w:rPr>
-        <w:t xml:space="preserve">状态为 </w:t>
+        <w:t xml:space="preserve">以经验证的航行器标称模型为基础，设参考运动状态为 </w:t>
       </w:r>
       <m:oMath>
         <m:sSub>
@@ -7727,27 +6622,7 @@
           <w:color w:val="000000"/>
           <w:sz w:val="24"/>
         </w:rPr>
-        <w:t xml:space="preserve"> 相结合，可根据后续模型验证结果与控制需求灵活设计具体的模型</w:t>
-      </w:r>
-      <w:r>
-        <w:rPr>
-          <w:rFonts w:ascii="Times New Roman" w:hAnsi="Times New Roman" w:cs="Times New Roman" w:eastAsia="宋体"/>
-          <w:b w:val="0"/>
-          <w:i w:val="0"/>
-          <w:color w:val="000000"/>
-          <w:sz w:val="24"/>
-        </w:rPr>
-        <w:t>前馈补偿、反馈线性化或增量动态逆反馈形式，开展多工况对比与鲁棒性分析</w:t>
-      </w:r>
-      <w:r>
-        <w:rPr>
-          <w:rFonts w:ascii="Times New Roman" w:hAnsi="Times New Roman" w:cs="Times New Roman" w:eastAsia="宋体"/>
-          <w:b w:val="0"/>
-          <w:i w:val="0"/>
-          <w:color w:val="000000"/>
-          <w:sz w:val="24"/>
-        </w:rPr>
-        <w:t>。</w:t>
+        <w:t xml:space="preserve"> 相结合，可根据后续模型验证结果与控制需求灵活设计具体的模型前馈补偿、反馈线性化或增量动态逆反馈形式，开展多工况对比与鲁棒性分析。</w:t>
       </w:r>
     </w:p>
     <w:p>
@@ -7775,7 +6650,17 @@
           <w:color w:val="000000"/>
           <w:sz w:val="24"/>
         </w:rPr>
-        <w:t>如图 1(b) 所示，已有平台包含水平面 4 台矢量倾斜推进器（</w:t>
+        <w:t>如图 2(b) 所示，</w:t>
+      </w:r>
+      <w:r>
+        <w:rPr>
+          <w:rFonts w:ascii="Times New Roman" w:hAnsi="Times New Roman" w:cs="Times New Roman" w:eastAsia="宋体"/>
+          <w:b w:val="0"/>
+          <w:i w:val="0"/>
+          <w:color w:val="000000"/>
+          <w:sz w:val="24"/>
+        </w:rPr>
+        <w:t>已有平台包含水平面 4 台矢量倾斜推进器（</w:t>
       </w:r>
       <m:oMath>
         <m:sSub>
@@ -9180,17 +8065,7 @@
           <w:color w:val="000000"/>
           <w:sz w:val="24"/>
         </w:rPr>
-        <w:t>、动态响应指标及控制分配</w:t>
-      </w:r>
-      <w:r>
-        <w:rPr>
-          <w:rFonts w:ascii="Times New Roman" w:hAnsi="Times New Roman" w:cs="Times New Roman" w:eastAsia="宋体"/>
-          <w:b w:val="0"/>
-          <w:i w:val="0"/>
-          <w:color w:val="000000"/>
-          <w:sz w:val="24"/>
-        </w:rPr>
-        <w:t xml:space="preserve">残差 </w:t>
+        <w:t xml:space="preserve">、动态响应指标及控制分配残差 </w:t>
       </w:r>
       <m:oMath>
         <m:sSub>
@@ -9266,47 +8141,7 @@
           <w:color w:val="000000"/>
           <w:sz w:val="24"/>
         </w:rPr>
-        <w:t xml:space="preserve">本课题的总体研究技术路线如图 </w:t>
-      </w:r>
-      <w:r>
-        <w:rPr>
-          <w:rFonts w:ascii="Times New Roman" w:hAnsi="Times New Roman" w:cs="Times New Roman" w:eastAsia="宋体"/>
-          <w:b w:val="0"/>
-          <w:i w:val="0"/>
-          <w:color w:val="000000"/>
-          <w:sz w:val="24"/>
-        </w:rPr>
-        <w:t>2</w:t>
-      </w:r>
-      <w:r>
-        <w:rPr>
-          <w:rFonts w:ascii="Times New Roman" w:hAnsi="Times New Roman" w:cs="Times New Roman" w:eastAsia="宋体"/>
-          <w:b w:val="0"/>
-          <w:i w:val="0"/>
-          <w:color w:val="000000"/>
-          <w:sz w:val="24"/>
-        </w:rPr>
-        <w:t xml:space="preserve"> 所示，基于PX4/SITL的水下航行器闭环仿真系统结构框图如图 </w:t>
-      </w:r>
-      <w:r>
-        <w:rPr>
-          <w:rFonts w:ascii="Times New Roman" w:hAnsi="Times New Roman" w:cs="Times New Roman" w:eastAsia="宋体"/>
-          <w:b w:val="0"/>
-          <w:i w:val="0"/>
-          <w:color w:val="000000"/>
-          <w:sz w:val="24"/>
-        </w:rPr>
-        <w:t>3</w:t>
-      </w:r>
-      <w:r>
-        <w:rPr>
-          <w:rFonts w:ascii="Times New Roman" w:hAnsi="Times New Roman" w:cs="Times New Roman" w:eastAsia="宋体"/>
-          <w:b w:val="0"/>
-          <w:i w:val="0"/>
-          <w:color w:val="000000"/>
-          <w:sz w:val="24"/>
-        </w:rPr>
-        <w:t xml:space="preserve"> 所示。</w:t>
+        <w:t>本课题的总体研究技术路线如图 3 所示，基于PX4/SITL的水下航行器闭环仿真系统结构框图如图 4 所示。</w:t>
       </w:r>
     </w:p>
     <w:p>
@@ -9318,8 +8153,8 @@
       <w:r>
         <w:drawing>
           <wp:inline xmlns:a="http://schemas.openxmlformats.org/drawingml/2006/main" xmlns:pic="http://schemas.openxmlformats.org/drawingml/2006/picture">
-            <wp:extent cx="5472000" cy="3830400"/>
-            <wp:docPr id="2" name="Picture 2"/>
+            <wp:extent cx="5472000" cy="3078000"/>
+            <wp:docPr id="3" name="Picture 3"/>
             <wp:cNvGraphicFramePr>
               <a:graphicFrameLocks noChangeAspect="1"/>
             </wp:cNvGraphicFramePr>
@@ -9331,7 +8166,7 @@
                     <pic:cNvPicPr/>
                   </pic:nvPicPr>
                   <pic:blipFill>
-                    <a:blip r:embed="rId11"/>
+                    <a:blip r:embed="rId12"/>
                     <a:stretch>
                       <a:fillRect/>
                     </a:stretch>
@@ -9339,7 +8174,7 @@
                   <pic:spPr>
                     <a:xfrm>
                       <a:off x="0" y="0"/>
-                      <a:ext cx="5472000" cy="3830400"/>
+                      <a:ext cx="5472000" cy="3078000"/>
                     </a:xfrm>
                     <a:prstGeom prst="rect"/>
                   </pic:spPr>
@@ -9364,7 +8199,7 @@
           <w:color w:val="000000"/>
           <w:sz w:val="21"/>
         </w:rPr>
-        <w:t>图 2  课题总体研究技术路线图</w:t>
+        <w:t>图 3  课题总体研究技术路线图</w:t>
       </w:r>
     </w:p>
     <w:p>
@@ -9376,8 +8211,8 @@
       <w:r>
         <w:drawing>
           <wp:inline xmlns:a="http://schemas.openxmlformats.org/drawingml/2006/main" xmlns:pic="http://schemas.openxmlformats.org/drawingml/2006/picture">
-            <wp:extent cx="5472000" cy="3009600"/>
-            <wp:docPr id="3" name="Picture 3"/>
+            <wp:extent cx="5472000" cy="2736000"/>
+            <wp:docPr id="4" name="Picture 4"/>
             <wp:cNvGraphicFramePr>
               <a:graphicFrameLocks noChangeAspect="1"/>
             </wp:cNvGraphicFramePr>
@@ -9389,7 +8224,7 @@
                     <pic:cNvPicPr/>
                   </pic:nvPicPr>
                   <pic:blipFill>
-                    <a:blip r:embed="rId12"/>
+                    <a:blip r:embed="rId13"/>
                     <a:stretch>
                       <a:fillRect/>
                     </a:stretch>
@@ -9397,7 +8232,7 @@
                   <pic:spPr>
                     <a:xfrm>
                       <a:off x="0" y="0"/>
-                      <a:ext cx="5472000" cy="3009600"/>
+                      <a:ext cx="5472000" cy="2736000"/>
                     </a:xfrm>
                     <a:prstGeom prst="rect"/>
                   </pic:spPr>
@@ -9422,7 +8257,7 @@
           <w:color w:val="000000"/>
           <w:sz w:val="21"/>
         </w:rPr>
-        <w:t>图 3  基于PX4/SITL的水下航行器闭环仿真系统结构框图</w:t>
+        <w:t>图 4  基于PX4/SITL的水下航行器闭环仿真系统结构框图</w:t>
       </w:r>
     </w:p>
     <w:p>
@@ -9514,27 +8349,7 @@
           <w:color w:val="000000"/>
           <w:sz w:val="24"/>
         </w:rPr>
-        <w:t>本课题</w:t>
-      </w:r>
-      <w:r>
-        <w:rPr>
-          <w:rFonts w:ascii="Times New Roman" w:hAnsi="Times New Roman" w:cs="Times New Roman" w:eastAsia="宋体"/>
-          <w:b w:val="0"/>
-          <w:i w:val="0"/>
-          <w:color w:val="000000"/>
-          <w:sz w:val="24"/>
-        </w:rPr>
-        <w:t>直接</w:t>
-      </w:r>
-      <w:r>
-        <w:rPr>
-          <w:rFonts w:ascii="Times New Roman" w:hAnsi="Times New Roman" w:cs="Times New Roman" w:eastAsia="宋体"/>
-          <w:b w:val="0"/>
-          <w:i w:val="0"/>
-          <w:color w:val="000000"/>
-          <w:sz w:val="24"/>
-        </w:rPr>
-        <w:t>依托实验室已有八推进器水下航行器平台开展研究，平台几何构型、质量惯性属性、推进器安装布置及相关参数数据具备良好基础，能够为动力学建模、系统辨识、模型验证及八推进器控制分配矩阵建立提供可靠的数据支撑。</w:t>
+        <w:t>本课题直接依托实验室已有八推进器水下航行器平台开展研究，平台几何构型、质量惯性属性、推进器安装布置及相关参数数据具备良好基础，能够为动力学建模、系统辨识、模型验证及八推进器控制分配矩阵建立提供可靠的数据支撑。</w:t>
       </w:r>
     </w:p>
     <w:p>
@@ -9598,27 +8413,7 @@
           <w:color w:val="000000"/>
           <w:sz w:val="24"/>
         </w:rPr>
-        <w:t>根据学校毕业论文总体进程与任务书要求，本课题各阶段工作进度安排如</w:t>
-      </w:r>
-      <w:r>
-        <w:rPr>
-          <w:rFonts w:ascii="Times New Roman" w:hAnsi="Times New Roman" w:cs="Times New Roman" w:eastAsia="宋体"/>
-          <w:b w:val="0"/>
-          <w:i w:val="0"/>
-          <w:color w:val="000000"/>
-          <w:sz w:val="24"/>
-        </w:rPr>
-        <w:t>表 2</w:t>
-      </w:r>
-      <w:r>
-        <w:rPr>
-          <w:rFonts w:ascii="Times New Roman" w:hAnsi="Times New Roman" w:cs="Times New Roman" w:eastAsia="宋体"/>
-          <w:b w:val="0"/>
-          <w:i w:val="0"/>
-          <w:color w:val="000000"/>
-          <w:sz w:val="24"/>
-        </w:rPr>
-        <w:t xml:space="preserve"> 所示：</w:t>
+        <w:t>根据学校毕业论文总体进程与任务书要求，本课题各阶段工作进度安排如表 2 所示：</w:t>
       </w:r>
     </w:p>
     <w:p>
@@ -9660,6 +8455,7 @@
       <w:tr>
         <w:trPr>
           <w:tblHeader/>
+          <w:cantSplit/>
         </w:trPr>
         <w:tc>
           <w:tcPr>
@@ -9735,6 +8531,9 @@
         </w:tc>
       </w:tr>
       <w:tr>
+        <w:trPr>
+          <w:cantSplit/>
+        </w:trPr>
         <w:tc>
           <w:tcPr>
             <w:tcW w:type="dxa" w:w="1020"/>
@@ -9811,6 +8610,9 @@
         </w:tc>
       </w:tr>
       <w:tr>
+        <w:trPr>
+          <w:cantSplit/>
+        </w:trPr>
         <w:tc>
           <w:tcPr>
             <w:tcW w:type="dxa" w:w="1020"/>
@@ -9887,6 +8689,9 @@
         </w:tc>
       </w:tr>
       <w:tr>
+        <w:trPr>
+          <w:cantSplit/>
+        </w:trPr>
         <w:tc>
           <w:tcPr>
             <w:tcW w:type="dxa" w:w="1020"/>
@@ -9963,6 +8768,9 @@
         </w:tc>
       </w:tr>
       <w:tr>
+        <w:trPr>
+          <w:cantSplit/>
+        </w:trPr>
         <w:tc>
           <w:tcPr>
             <w:tcW w:type="dxa" w:w="1020"/>
@@ -10039,6 +8847,9 @@
         </w:tc>
       </w:tr>
       <w:tr>
+        <w:trPr>
+          <w:cantSplit/>
+        </w:trPr>
         <w:tc>
           <w:tcPr>
             <w:tcW w:type="dxa" w:w="1020"/>
@@ -10115,6 +8926,9 @@
         </w:tc>
       </w:tr>
       <w:tr>
+        <w:trPr>
+          <w:cantSplit/>
+        </w:trPr>
         <w:tc>
           <w:tcPr>
             <w:tcW w:type="dxa" w:w="1020"/>
@@ -10191,6 +9005,9 @@
         </w:tc>
       </w:tr>
       <w:tr>
+        <w:trPr>
+          <w:cantSplit/>
+        </w:trPr>
         <w:tc>
           <w:tcPr>
             <w:tcW w:type="dxa" w:w="1020"/>
@@ -10267,6 +9084,9 @@
         </w:tc>
       </w:tr>
       <w:tr>
+        <w:trPr>
+          <w:cantSplit/>
+        </w:trPr>
         <w:tc>
           <w:tcPr>
             <w:tcW w:type="dxa" w:w="1020"/>
@@ -10343,6 +9163,9 @@
         </w:tc>
       </w:tr>
       <w:tr>
+        <w:trPr>
+          <w:cantSplit/>
+        </w:trPr>
         <w:tc>
           <w:tcPr>
             <w:tcW w:type="dxa" w:w="1020"/>
@@ -10419,6 +9242,9 @@
         </w:tc>
       </w:tr>
       <w:tr>
+        <w:trPr>
+          <w:cantSplit/>
+        </w:trPr>
         <w:tc>
           <w:tcPr>
             <w:tcW w:type="dxa" w:w="1020"/>
@@ -10495,6 +9321,9 @@
         </w:tc>
       </w:tr>
       <w:tr>
+        <w:trPr>
+          <w:cantSplit/>
+        </w:trPr>
         <w:tc>
           <w:tcPr>
             <w:tcW w:type="dxa" w:w="1020"/>
@@ -10571,6 +9400,9 @@
         </w:tc>
       </w:tr>
       <w:tr>
+        <w:trPr>
+          <w:cantSplit/>
+        </w:trPr>
         <w:tc>
           <w:tcPr>
             <w:tcW w:type="dxa" w:w="1020"/>

--- a/开题报告/开题报告-基于PX4的水下航行器模型控制方法研究.docx
+++ b/开题报告/开题报告-基于PX4的水下航行器模型控制方法研究.docx
@@ -929,7 +929,7 @@
           <w:color w:val="000000"/>
           <w:sz w:val="24"/>
         </w:rPr>
-        <w:t>（1）课题来源</w:t>
+        <w:t>（1） 课题来源</w:t>
       </w:r>
     </w:p>
     <w:p>
@@ -947,299 +947,7 @@
           <w:color w:val="000000"/>
           <w:sz w:val="24"/>
         </w:rPr>
-        <w:t>本课题来源于实验室在水下无人系统与智能海洋装备方向的科研实践与工程开发需求，直接依托实验室已有的八推进器水下航行器（Unmanned Underwater Vehicle / Remotely Operated Vehicle，UUV/ROV）实验平台方案及相关结构数据开展研究。</w:t>
-      </w:r>
-    </w:p>
-    <w:p>
-      <w:pPr>
-        <w:pStyle w:val="a7"/>
-        <w:jc w:val="both"/>
-        <w:spacing w:line="360" w:lineRule="auto"/>
-        <w:ind w:firstLineChars="200" w:firstLine="480"/>
-      </w:pPr>
-      <w:r>
-        <w:rPr>
-          <w:rFonts w:ascii="Times New Roman" w:hAnsi="Times New Roman" w:cs="Times New Roman" w:eastAsia="宋体"/>
-          <w:b w:val="0"/>
-          <w:i w:val="0"/>
-          <w:color w:val="000000"/>
-          <w:sz w:val="24"/>
-        </w:rPr>
-        <w:t>海洋是高质量发展的战略要地。党的二十大报告明确提出，要“发展海洋经济，保护海洋生态环境，加快建设海洋强国”。习近平总书记强调，“建设海洋强国是实现中华民族伟大复兴的重大战略任务”，“要向海洋要资源、要空间，发展海洋科技，核心技术要牢牢掌握在自己手中”。国家《“十四五”海洋经济发展规划》进一步明确，要“推动海洋高端装备制造实现突破，加快深远海无人潜水器（AUV/ROV）、水下智能机器人与海洋立体观测技术装备的自主化研发与工程应用”；工业和信息化部等十七部门联合印发的《“机器人+”应用行动实施方案》中，亦明确将“面向水下极端环境作业、海洋工程基础设施无损巡检与水下应急搜救的特种机器人”列为国家重点攻关与推广示范方向。</w:t>
-      </w:r>
-    </w:p>
-    <w:p>
-      <w:pPr>
-        <w:pStyle w:val="a7"/>
-        <w:jc w:val="both"/>
-        <w:spacing w:line="360" w:lineRule="auto"/>
-        <w:ind w:firstLineChars="200" w:firstLine="480"/>
-      </w:pPr>
-      <w:r>
-        <w:rPr>
-          <w:rFonts w:ascii="Times New Roman" w:hAnsi="Times New Roman" w:cs="Times New Roman" w:eastAsia="宋体"/>
-          <w:b w:val="0"/>
-          <w:i w:val="0"/>
-          <w:color w:val="000000"/>
-          <w:sz w:val="24"/>
-        </w:rPr>
-        <w:t>在上述国家重大战略牵引与行业应用需求下，水下无人航行器在海底矿产与油气管网巡检、海上风电大直径基桩与跨海桥隧水下结构物无损检测、大型水利大坝安全评估，以及现代海洋牧场立体管护等领域发挥着关键支撑作用。在贴近被测复杂结构物或狭窄受限水域作业时，环境水流扰动与水下视线受阻对航行器的低速敏捷机动与自主悬停能力提出了较高要求，需要航行器能够在水流干扰环境下高品质完成空间定点悬停、姿态定角保持（抵抗横滚与俯仰倾角偏差）、定深控制（克服重浮力微小失配与垂向流扰）以及航向锁定（定航）等基本运动控制任务。</w:t>
-      </w:r>
-    </w:p>
-    <w:p>
-      <w:pPr>
-        <w:pStyle w:val="a7"/>
-        <w:jc w:val="both"/>
-        <w:spacing w:line="360" w:lineRule="auto"/>
-        <w:ind w:firstLineChars="200" w:firstLine="480"/>
-      </w:pPr>
-      <w:r>
-        <w:rPr>
-          <w:rFonts w:ascii="Times New Roman" w:hAnsi="Times New Roman" w:cs="Times New Roman" w:eastAsia="宋体"/>
-          <w:b w:val="0"/>
-          <w:i w:val="0"/>
-          <w:color w:val="000000"/>
-          <w:sz w:val="24"/>
-        </w:rPr>
-        <w:t>实验室现有的八推进器水下航行器平台采用了典型的开架式（Open-frame）机械构型，具备八推进器空间对称与矢量倾斜布置的硬件驱动能力，依托实验室已完成构型设计的八推进器开架式物理平台方案及结构参数资料开展研究。然而，要在流体环境中实现</w:t>
-      </w:r>
-      <w:r>
-        <w:rPr>
-          <w:rFonts w:ascii="Times New Roman" w:hAnsi="Times New Roman" w:cs="Times New Roman" w:eastAsia="宋体"/>
-          <w:b w:val="0"/>
-          <w:i w:val="0"/>
-          <w:color w:val="000000"/>
-          <w:sz w:val="24"/>
-        </w:rPr>
-        <w:t>高品质的</w:t>
-      </w:r>
-      <w:r>
-        <w:rPr>
-          <w:rFonts w:ascii="Times New Roman" w:hAnsi="Times New Roman" w:cs="Times New Roman" w:eastAsia="宋体"/>
-          <w:b w:val="0"/>
-          <w:i w:val="0"/>
-          <w:color w:val="000000"/>
-          <w:sz w:val="24"/>
-        </w:rPr>
-        <w:t>自主闭环控制，仍面临诸多瓶颈：缺乏系统化的水动力建模与参数辨识，使得控制器难以获取物理平台的真实动力学特性；运动控制与推力分配多采用人工试凑的经验PID参数，未能在六自由度耦合层面上充分释放八推进器过驱动配置的协调潜力；控制系统软件缺乏工业级模块化规范，难以直接面向工程部署开展高可信度的闭环验证。为此，本课题立足于实验室已有平台的方案与数据基础，围绕“动力学建模、系统辨识、模型运动控制、八推进器控制分配及 PX4/SITL 闭环仿真验证”开展系统性研究，具有</w:t>
-      </w:r>
-      <w:r>
-        <w:rPr>
-          <w:rFonts w:ascii="Times New Roman" w:hAnsi="Times New Roman" w:cs="Times New Roman" w:eastAsia="宋体"/>
-          <w:b w:val="0"/>
-          <w:i w:val="0"/>
-          <w:color w:val="000000"/>
-          <w:sz w:val="24"/>
-        </w:rPr>
-        <w:t>坚实的工程实践背景与明确的技术升级需求</w:t>
-      </w:r>
-      <w:r>
-        <w:rPr>
-          <w:rFonts w:ascii="Times New Roman" w:hAnsi="Times New Roman" w:cs="Times New Roman" w:eastAsia="宋体"/>
-          <w:b w:val="0"/>
-          <w:i w:val="0"/>
-          <w:color w:val="000000"/>
-          <w:sz w:val="24"/>
-        </w:rPr>
-        <w:t>。</w:t>
-      </w:r>
-    </w:p>
-    <w:p>
-      <w:pPr>
-        <w:pStyle w:val="a7"/>
-        <w:jc w:val="both"/>
-        <w:spacing w:line="360" w:lineRule="auto"/>
-        <w:ind w:firstLineChars="200" w:firstLine="480"/>
-      </w:pPr>
-      <w:r>
-        <w:rPr>
-          <w:rFonts w:ascii="Times New Roman" w:hAnsi="Times New Roman" w:cs="Times New Roman" w:eastAsia="黑体"/>
-          <w:b w:val="0"/>
-          <w:i w:val="0"/>
-          <w:color w:val="000000"/>
-          <w:sz w:val="24"/>
-        </w:rPr>
-        <w:t>（2）研究目的</w:t>
-      </w:r>
-    </w:p>
-    <w:p>
-      <w:pPr>
-        <w:pStyle w:val="a7"/>
-        <w:jc w:val="both"/>
-        <w:spacing w:line="360" w:lineRule="auto"/>
-        <w:ind w:firstLineChars="200" w:firstLine="480"/>
-      </w:pPr>
-      <w:r>
-        <w:rPr>
-          <w:rFonts w:ascii="Times New Roman" w:hAnsi="Times New Roman" w:cs="Times New Roman" w:eastAsia="宋体"/>
-          <w:b w:val="0"/>
-          <w:i w:val="0"/>
-          <w:color w:val="000000"/>
-          <w:sz w:val="24"/>
-        </w:rPr>
-        <w:t>水下航行器在黏性流体介质中运动时，在物理机理上呈现出显著的六自由度（6-DOF）非线性耦合特性。一方面，在流体动力学层面，航行器的运动不仅取决于刚体自身质量惯性矩阵，还受到周围水体随体加速运动所产生的附加质量（Added Mass）效应的影响，附加质量的大小在低速和变加速工况下可与刚体自身质量相当；刚体与附加质量在旋转运动中伴随着科氏力与向心力耦合作用，流体黏性流动与开架式桁架、设备附体边缘产生的脱体涡流阻力则共同构成了包含线性与二次非线性项的水动力阻尼特性；此外，航行器重心（CG）与浮心（CB）的空间相对位置形成了各向异性的静恢复力与力矩。在上述多源流体物理效应的综合作用下，航行器各运动轴之间存在明显的动力学交叉耦合。</w:t>
-      </w:r>
-    </w:p>
-    <w:p>
-      <w:pPr>
-        <w:pStyle w:val="a7"/>
-        <w:jc w:val="both"/>
-        <w:spacing w:line="360" w:lineRule="auto"/>
-        <w:ind w:firstLineChars="200" w:firstLine="480"/>
-      </w:pPr>
-      <w:r>
-        <w:rPr>
-          <w:rFonts w:ascii="Times New Roman" w:hAnsi="Times New Roman" w:cs="Times New Roman" w:eastAsia="宋体"/>
-          <w:b w:val="0"/>
-          <w:i w:val="0"/>
-          <w:color w:val="000000"/>
-          <w:sz w:val="24"/>
-        </w:rPr>
-        <w:t>另一方面，在工程实现层面，由于开架式航行器结构件复杂、附体较多，常规的解析经验公式难以准确计算其全部水动力参数；加工装配公差、线缆悬垂拉拽张力、水密舱内部载荷装配位置偏差以及水体密度变化等物理因素，导致理论设计模型与物理平台的实际动态特性之间不可避免地存在参数偏差与未建模动态。此外，已有平台配备的八个推进器在空间呈水平面矢量倾斜与垂直面对称布置，构成了典型的过驱动冗余系统，运动控制器输出的六自由度期望广义力和力矩必须经过控制分配映射转化为各推进器的控制指令，且推进器在物理上受限于推力输出范围、正反转效率差异及推力死区等约束，容易在大幅机动时引发局部推进器饱和与力矩分配失真。</w:t>
-      </w:r>
-    </w:p>
-    <w:p>
-      <w:pPr>
-        <w:pStyle w:val="a7"/>
-        <w:jc w:val="both"/>
-        <w:spacing w:line="360" w:lineRule="auto"/>
-        <w:ind w:firstLineChars="200" w:firstLine="480"/>
-      </w:pPr>
-      <w:r>
-        <w:rPr>
-          <w:rFonts w:ascii="Times New Roman" w:hAnsi="Times New Roman" w:cs="Times New Roman" w:eastAsia="宋体"/>
-          <w:b w:val="0"/>
-          <w:i w:val="0"/>
-          <w:color w:val="000000"/>
-          <w:sz w:val="24"/>
-        </w:rPr>
-        <w:t>针对上述挑战，本课题的研究目的在于：依托已有八推进器水下航行器平台，建立六自由度动力学与推进器模型；结合已有平台参数资料和相关数据开展系统辨识与模型验证，明确系统辨识的输入输出关系，对关键未知量进行辨识修正并分析模型适用范围；在此基础上，结合经验证的航行器模型特性与状态反馈构建闭环运动控制系统，实现姿态、深度和航向等基本运动状态的闭环控制；依据八推进器空间布局建立控制分配矩阵，考虑基本推力输出范围生成推力指令；最终在PX4/SITL软件在环仿真环境中构建闭环系统，通过代表性运动工况与流扰条件开展闭环仿真验证与量化性能评价，形成“已有平台—建模与系统辨识—模型验证—运动控制—控制分配—PX4/SITL闭环验证”的完整研究闭环。</w:t>
-      </w:r>
-    </w:p>
-    <w:p>
-      <w:pPr>
-        <w:pStyle w:val="a7"/>
-        <w:jc w:val="both"/>
-        <w:spacing w:line="360" w:lineRule="auto"/>
-        <w:ind w:firstLineChars="200" w:firstLine="480"/>
-      </w:pPr>
-      <w:r>
-        <w:rPr>
-          <w:rFonts w:ascii="Times New Roman" w:hAnsi="Times New Roman" w:cs="Times New Roman" w:eastAsia="黑体"/>
-          <w:b w:val="0"/>
-          <w:i w:val="0"/>
-          <w:color w:val="000000"/>
-          <w:sz w:val="24"/>
-        </w:rPr>
-        <w:t>（3）研究意义</w:t>
-      </w:r>
-    </w:p>
-    <w:p>
-      <w:pPr>
-        <w:pStyle w:val="a7"/>
-        <w:jc w:val="both"/>
-        <w:spacing w:line="360" w:lineRule="auto"/>
-        <w:ind w:firstLineChars="200" w:firstLine="480"/>
-      </w:pPr>
-      <w:r>
-        <w:rPr>
-          <w:rFonts w:ascii="Times New Roman" w:hAnsi="Times New Roman" w:cs="Times New Roman" w:eastAsia="宋体"/>
-          <w:b w:val="0"/>
-          <w:i w:val="0"/>
-          <w:color w:val="000000"/>
-          <w:sz w:val="24"/>
-        </w:rPr>
-        <w:t>第一，在理论与方法层面，有助于深化模型支撑下的水下航行器运动控制全链路分析体系。传统的无模型经验控制难以在多轴耦合与强阻尼环境下保证理想的动态响应品质，而过于依赖单一高精度解析模型的控制方法又常因水动力参数获取困难而难以在工程中有效落地。本课题坚持“机理建模与试验辨识相结合、模型信息与状态反馈相结合”的研究理念，通过机理推导理清六自由度方程的物理架构，借助系统辨识修正关键未知参数，获得满足控制设计精度要求的标称基准模型。在此基础上，将标称模型中的静回复力、主导阻尼与惯性耦合项引入控制前向通道进行主动补偿，同时依靠稳健的状态误差反馈抑制未建模残差与外部扰动，有助于理清动力学模型保真度、控制律补偿结构与闭环动态抗扰性能之间的内在关联；同时，针对八推进器过驱动构型建立规范的控制分配与约束分析方法，能够为冗余推进器在复杂受力工况下的推力协调分配提供理论依据。</w:t>
-      </w:r>
-    </w:p>
-    <w:p>
-      <w:pPr>
-        <w:pStyle w:val="a7"/>
-        <w:jc w:val="both"/>
-        <w:spacing w:line="360" w:lineRule="auto"/>
-        <w:ind w:firstLineChars="200" w:firstLine="480"/>
-      </w:pPr>
-      <w:r>
-        <w:rPr>
-          <w:rFonts w:ascii="Times New Roman" w:hAnsi="Times New Roman" w:cs="Times New Roman" w:eastAsia="宋体"/>
-          <w:b w:val="0"/>
-          <w:i w:val="0"/>
-          <w:color w:val="000000"/>
-          <w:sz w:val="24"/>
-        </w:rPr>
-        <w:t>第二，在工程应用与软件实践层面，旨在构建标准化、高可移植性的 PX4/SITL 水下飞控研发流程。传统水下机器人开发中普遍存在“在纯数学仿真环境中表现良好，但向机载嵌入式控制器移植时代码重构量大、软硬件接口脱节”的工程问题。PX4 作为广泛应用的开源无人系统控制软件框架，具有高度模块化的分层架构、实时多任务调度机制以及基于 uORB 的松耦合消息通信总线。本课题依托 PX4 软件架构开展模块化代码设计，在 SITL 仿真环境中直接集成 6-DOF 动力学模型、运动控制器与八推进器分配算法，不仅可以在安全、低成本、高可重复的条件下测试算法在典型运动工况和适量外部水流扰动条件下的闭环性能，还规范了状态估计、期望力矩输出及各推进器指令的标准数据接口。这为后续将算法部署至机载嵌入式硬件并开展实物测试提供了可靠的软件工程基础。</w:t>
-      </w:r>
-    </w:p>
-    <w:p>
-      <w:pPr>
-        <w:pStyle w:val="a6"/>
-        <w:jc w:val="left"/>
-        <w:spacing w:line="360" w:lineRule="auto" w:beforeLines="50" w:before="120" w:afterLines="50" w:after="120"/>
-        <w:ind w:firstLine="0" w:firstLineChars="0" w:left="0"/>
-      </w:pPr>
-      <w:r>
-        <w:rPr>
-          <w:rFonts w:ascii="Times New Roman" w:hAnsi="Times New Roman" w:cs="Times New Roman" w:eastAsia="黑体"/>
-          <w:b w:val="0"/>
-          <w:i w:val="0"/>
-          <w:color w:val="000000"/>
-          <w:sz w:val="24"/>
-        </w:rPr>
-        <w:t>2． 国内外在该方向的研究现状和发展趋势</w:t>
-      </w:r>
-    </w:p>
-    <w:p>
-      <w:pPr>
-        <w:pStyle w:val="a7"/>
-        <w:jc w:val="both"/>
-        <w:spacing w:line="360" w:lineRule="auto"/>
-        <w:ind w:firstLineChars="200" w:firstLine="480"/>
-      </w:pPr>
-      <w:r>
-        <w:rPr>
-          <w:rFonts w:ascii="Times New Roman" w:hAnsi="Times New Roman" w:cs="Times New Roman" w:eastAsia="宋体"/>
-          <w:b w:val="0"/>
-          <w:i w:val="0"/>
-          <w:color w:val="000000"/>
-          <w:sz w:val="24"/>
-        </w:rPr>
-        <w:t>围绕本课题所涉及的水下航行器六自由度动力学机理建模与参数辨识、基于模型与状态反馈的运动控制方法、多推进器受约束控制分配以及基于开源飞控软件（PX4）的闭环仿真等四个核心技术环节，国内外学术界与工业界开展了系统的研究。</w:t>
-      </w:r>
-    </w:p>
-    <w:p>
-      <w:pPr>
-        <w:pStyle w:val="a7"/>
-        <w:jc w:val="both"/>
-        <w:spacing w:line="360" w:lineRule="auto"/>
-        <w:ind w:firstLineChars="200" w:firstLine="480"/>
-      </w:pPr>
-      <w:r>
-        <w:rPr>
-          <w:rFonts w:ascii="Times New Roman" w:hAnsi="Times New Roman" w:cs="Times New Roman" w:eastAsia="黑体"/>
-          <w:b w:val="0"/>
-          <w:i w:val="0"/>
-          <w:color w:val="000000"/>
-          <w:sz w:val="24"/>
-        </w:rPr>
-        <w:t>（1）水下航行器动力学建模与系统辨识研究现状</w:t>
-      </w:r>
-    </w:p>
-    <w:p>
-      <w:pPr>
-        <w:pStyle w:val="a7"/>
-        <w:jc w:val="both"/>
-        <w:spacing w:line="360" w:lineRule="auto"/>
-        <w:ind w:firstLineChars="200" w:firstLine="480"/>
-      </w:pPr>
-      <w:r>
-        <w:rPr>
-          <w:rFonts w:ascii="Times New Roman" w:hAnsi="Times New Roman" w:cs="Times New Roman" w:eastAsia="宋体"/>
-          <w:b w:val="0"/>
-          <w:i w:val="0"/>
-          <w:color w:val="000000"/>
-          <w:sz w:val="24"/>
-        </w:rPr>
-        <w:t>在动力学机理建模方面，水下航行器的运动学与动力学理论体系历经长期发展，已形成规范的标准框架。国际水池会议（ITTC）与国际海事组织（IMO）为海洋船舶与运载器的运动表述奠定了基础，挪威科技大学学者 Fossen 系统提出了海洋航行器六自由度非线性矢量建模理论体系</w:t>
+        <w:t xml:space="preserve">海洋是高质量发展的战略要地。党的二十大报告明确提出，要“发展海洋经济，保护海洋生态环境，加快建设海洋强国”。习近平总书记强调，“建设海洋强国是实现中华民族伟大复兴的重大战略任务”，“要向海洋要资源、要空间，发展海洋科技，核心技术要牢牢掌握在自己手中”。国家《“十四五”海洋经济发展规划》进一步明确，要“推动海洋高端装备制造实现突破，加快深远海无人潜水器（AUV/ROV）、水下智能机器人与海洋立体观测技术装备的自主化研发与工程应用”；工业和信息化部等十七部门联合印发的《“机器人+”应用行动实施方案》中，亦明确将“面向水下极端环境作业、海洋工程基础设施无损巡检与水下应急搜救的特种机器人”列为国家重点攻关与推广示范方向 </w:t>
       </w:r>
       <w:hyperlink w:anchor="_Ref_Paper_1" w:history="1">
         <w:r>
@@ -1261,7 +969,241 @@
           <w:color w:val="000000"/>
           <w:sz w:val="24"/>
         </w:rPr>
-        <w:t>。该体系将固定于地球的惯性坐标系（NED）与固连于航行器的附体坐标系（Body-fixed Frame）相结合，通过坐标变换矩阵统一描述位置、姿态欧拉角与六自由度线速度、角速度，并将作用于机体上的广义力矩严格解构为刚体惯性矩阵、水动力附加质量矩阵、刚体与附加质量科氏向心力矩阵、线性与非线性水动力阻尼矩阵以及重力与浮力恢复力矩矢量，成为当前水下航行器建模与控制研究所公认的数学物理基石。对于采用开架式（Open-frame）机械构型的 ROV 而言，其水动力特性与流线型鱼雷状 AUV 存在明显差异。开架式航行器通常挂载外部传感器探头、推进器短舱、照明灯组及耐压水密舱，表面形态不规则且内部水流可穿透框架结构流动。Caccia 等较早对开架式可变构型无人水下航行器的动力学建模与水动力参数辨识展开了系统研究，指出了开架式航行器附加质量与阻尼矩阵中非对角耦合项的影响，验证了基于机理模型结构结合试验数据辨识主导水动力参数的可行性</w:t>
+        <w:t>。</w:t>
+      </w:r>
+    </w:p>
+    <w:p>
+      <w:pPr>
+        <w:pStyle w:val="a7"/>
+        <w:jc w:val="both"/>
+        <w:spacing w:line="360" w:lineRule="auto"/>
+        <w:ind w:firstLineChars="200" w:firstLine="480"/>
+      </w:pPr>
+      <w:r>
+        <w:rPr>
+          <w:rFonts w:ascii="Times New Roman" w:hAnsi="Times New Roman" w:cs="Times New Roman" w:eastAsia="宋体"/>
+          <w:b w:val="0"/>
+          <w:i w:val="0"/>
+          <w:color w:val="000000"/>
+          <w:sz w:val="24"/>
+        </w:rPr>
+        <w:t>在上述国家重大战略牵引与行业应用需求下，水下无人航行器在海底矿产与油气管网巡检、海上风电大直径基桩与跨海桥隧水下结构物无损检测、大型水利大坝安全评估，以及现代海洋牧场立体管护等领域发挥着关键支撑作用。在贴近被测复杂结构物或狭窄受限水域作业时，环境水流扰动与水下视线受阻对航行器的低速敏捷机动与自主悬停能力提出了较高要求，需要航行器能够在水流干扰环境下稳定可靠地完成空间定点悬停、姿态定角保持（抵抗横滚与俯仰倾角偏差）、定深控制（克服重浮力微小失配与垂向流扰）以及航向锁定（定航）等基本运动控制任务。</w:t>
+      </w:r>
+    </w:p>
+    <w:p>
+      <w:pPr>
+        <w:pStyle w:val="a7"/>
+        <w:jc w:val="both"/>
+        <w:spacing w:line="360" w:lineRule="auto"/>
+        <w:ind w:firstLineChars="200" w:firstLine="480"/>
+      </w:pPr>
+      <w:r>
+        <w:rPr>
+          <w:rFonts w:ascii="Times New Roman" w:hAnsi="Times New Roman" w:cs="Times New Roman" w:eastAsia="宋体"/>
+          <w:b w:val="0"/>
+          <w:i w:val="0"/>
+          <w:color w:val="000000"/>
+          <w:sz w:val="24"/>
+        </w:rPr>
+        <w:t>在此背景下，本课题来源于实验室在水下无人系统与智能海洋装备方向的科研实践与工程开发需求，直接依托实验室已完成构型设计的八推进器开架式（Open-frame）水下航行器（Unmanned Underwater Vehicle / Remotely Operated Vehicle，UUV/ROV）实验平台方案及相关结构数据开展研究。该平台具备八推进器空间对称与矢量倾斜布置的硬件驱动能力，但在流体环境中实现稳定可靠的闭环运动控制仍面临诸多瓶颈：缺乏系统化的水动力建模与参数辨识，使得控制器难以获取物理平台的真实动力学特性；运动控制与推力分配多采用人工试凑的经验PID参数，未能在六自由度耦合层面上充分释放八推进器过驱动配置的协调潜力；控制系统软件缺乏工业级模块化规范，难以直接面向工程部署开展高可信度的闭环验证。为此，本课题立足于实验室已有平台的方案与数据基础，围绕“动力学建模、系统辨识、模型运动控制、八推进器控制分配及 PX4/SITL 闭环仿真验证”开展系统性研究，具有坚实的工程实践背景与明确的技术升级需求。</w:t>
+      </w:r>
+    </w:p>
+    <w:p>
+      <w:pPr>
+        <w:pStyle w:val="a7"/>
+        <w:jc w:val="both"/>
+        <w:spacing w:line="360" w:lineRule="auto"/>
+        <w:ind w:firstLineChars="200" w:firstLine="480"/>
+      </w:pPr>
+      <w:r>
+        <w:rPr>
+          <w:rFonts w:ascii="Times New Roman" w:hAnsi="Times New Roman" w:cs="Times New Roman" w:eastAsia="黑体"/>
+          <w:b w:val="0"/>
+          <w:i w:val="0"/>
+          <w:color w:val="000000"/>
+          <w:sz w:val="24"/>
+        </w:rPr>
+        <w:t>（2） 研究目的</w:t>
+      </w:r>
+    </w:p>
+    <w:p>
+      <w:pPr>
+        <w:pStyle w:val="a7"/>
+        <w:jc w:val="both"/>
+        <w:spacing w:line="360" w:lineRule="auto"/>
+        <w:ind w:firstLineChars="200" w:firstLine="480"/>
+      </w:pPr>
+      <w:r>
+        <w:rPr>
+          <w:rFonts w:ascii="Times New Roman" w:hAnsi="Times New Roman" w:cs="Times New Roman" w:eastAsia="宋体"/>
+          <w:b w:val="0"/>
+          <w:i w:val="0"/>
+          <w:color w:val="000000"/>
+          <w:sz w:val="24"/>
+        </w:rPr>
+        <w:t>水下航行器在黏性流体介质中运动时，在物理机理上呈现出显著的六自由度（6-DOF）非线性耦合特性。一方面，在流体动力学层面，航行器的运动不仅取决于刚体自身质量惯性矩阵，还受到周围水体随体加速运动所产生的附加质量（Added Mass）效应的影响，附加质量的大小在低速和变加速工况下可与刚体自身质量相当；刚体与附加质量在旋转运动中伴随着科氏力与向心力耦合作用，流体黏性流动与开架式桁架、设备附体边缘产生的脱体涡流阻力则共同构成了包含线性与二次非线性项的水动力阻尼特性；此外，航行器重心（CG）与浮心（CB）的空间相对位置形成了各向异性的静恢复力与力矩。在上述多源流体物理效应的综合作用下，航行器各运动轴之间存在明显的动力学交叉耦合。</w:t>
+      </w:r>
+    </w:p>
+    <w:p>
+      <w:pPr>
+        <w:pStyle w:val="a7"/>
+        <w:jc w:val="both"/>
+        <w:spacing w:line="360" w:lineRule="auto"/>
+        <w:ind w:firstLineChars="200" w:firstLine="480"/>
+      </w:pPr>
+      <w:r>
+        <w:rPr>
+          <w:rFonts w:ascii="Times New Roman" w:hAnsi="Times New Roman" w:cs="Times New Roman" w:eastAsia="宋体"/>
+          <w:b w:val="0"/>
+          <w:i w:val="0"/>
+          <w:color w:val="000000"/>
+          <w:sz w:val="24"/>
+        </w:rPr>
+        <w:t>另一方面，在工程实现层面，由于开架式航行器结构件复杂、附体较多，常规的解析经验公式难以准确计算其全部水动力参数；加工装配公差、线缆悬垂拉拽张力、水密舱内部载荷装配位置偏差以及水体密度变化等物理因素，导致理论设计模型与物理平台的实际动态特性之间不可避免地存在参数偏差与未建模动态。此外，已有平台配备的八个推进器在空间呈水平面矢量倾斜与垂直面对称布置，构成了典型的过驱动冗余系统，运动控制器输出的六自由度期望广义力和力矩必须经过控制分配映射转化为各推进器的控制指令，且推进器在物理上受限于推力输出范围、正反转效率差异及推力死区等约束，容易在大幅机动时引发局部推进器饱和与力矩分配失真。</w:t>
+      </w:r>
+    </w:p>
+    <w:p>
+      <w:pPr>
+        <w:pStyle w:val="a7"/>
+        <w:jc w:val="both"/>
+        <w:spacing w:line="360" w:lineRule="auto"/>
+        <w:ind w:firstLineChars="200" w:firstLine="480"/>
+      </w:pPr>
+      <w:r>
+        <w:rPr>
+          <w:rFonts w:ascii="Times New Roman" w:hAnsi="Times New Roman" w:cs="Times New Roman" w:eastAsia="宋体"/>
+          <w:b w:val="0"/>
+          <w:i w:val="0"/>
+          <w:color w:val="000000"/>
+          <w:sz w:val="24"/>
+        </w:rPr>
+        <w:t>针对上述挑战，本课题的研究目的在于：依托已有八推进器水下航行器平台，建立六自由度动力学与推进器模型；结合已有平台参数资料和相关数据开展系统辨识与模型验证，明确系统辨识的输入输出关系，对关键未知量进行辨识修正并分析模型适用范围；在此基础上，结合经验证的航行器模型特性与状态反馈构建闭环运动控制系统，实现姿态、深度和航向等基本运动状态的闭环控制；依据八推进器空间布局建立控制分配矩阵，考虑基本推力输出范围生成推力指令；最终在PX4/SITL软件在环仿真环境中构建闭环系统，通过代表性运动工况与流扰条件开展闭环仿真验证与量化性能评价，形成“已有平台—建模与系统辨识—模型验证—运动控制—控制分配—PX4/SITL闭环验证”的完整研究闭环。</w:t>
+      </w:r>
+    </w:p>
+    <w:p>
+      <w:pPr>
+        <w:pStyle w:val="a7"/>
+        <w:jc w:val="both"/>
+        <w:spacing w:line="360" w:lineRule="auto"/>
+        <w:ind w:firstLineChars="200" w:firstLine="480"/>
+      </w:pPr>
+      <w:r>
+        <w:rPr>
+          <w:rFonts w:ascii="Times New Roman" w:hAnsi="Times New Roman" w:cs="Times New Roman" w:eastAsia="黑体"/>
+          <w:b w:val="0"/>
+          <w:i w:val="0"/>
+          <w:color w:val="000000"/>
+          <w:sz w:val="24"/>
+        </w:rPr>
+        <w:t>（3） 研究意义</w:t>
+      </w:r>
+    </w:p>
+    <w:p>
+      <w:pPr>
+        <w:pStyle w:val="a7"/>
+        <w:jc w:val="both"/>
+        <w:spacing w:line="360" w:lineRule="auto"/>
+        <w:ind w:firstLineChars="200" w:firstLine="480"/>
+      </w:pPr>
+      <w:r>
+        <w:rPr>
+          <w:rFonts w:ascii="Times New Roman" w:hAnsi="Times New Roman" w:cs="Times New Roman" w:eastAsia="宋体"/>
+          <w:b w:val="0"/>
+          <w:i w:val="0"/>
+          <w:color w:val="000000"/>
+          <w:sz w:val="24"/>
+        </w:rPr>
+        <w:t>第一，在理论与方法层面，有助于深化模型支撑下的水下航行器运动控制全链路分析体系。传统的无模型经验控制难以在多轴耦合与强阻尼环境下保证理想的动态响应品质，而过于依赖单一解析机理模型的控制方法又常因水动力参数获取困难而难以在工程中有效落地。本课题坚持“机理建模与试验辨识相结合、模型信息与状态反馈相结合”的研究理念，通过机理推导理清六自由度方程的物理架构，借助系统辨识修正关键未知参数，获得满足控制设计精度要求的标称基准模型。在此基础上，将标称模型中的静回复力、主导阻尼与惯性耦合项引入控制前向通道进行主动补偿，同时依靠稳健的状态误差反馈抑制未建模残差与外部扰动，有助于理清动力学模型保真度、控制律补偿结构与闭环动态抗扰性能之间的内在关联；同时，针对八推进器过驱动构型建立规范的控制分配与约束分析方法，能够为冗余推进器在复杂受力工况下的推力协调分配提供理论依据。</w:t>
+      </w:r>
+    </w:p>
+    <w:p>
+      <w:pPr>
+        <w:pStyle w:val="a7"/>
+        <w:jc w:val="both"/>
+        <w:spacing w:line="360" w:lineRule="auto"/>
+        <w:ind w:firstLineChars="200" w:firstLine="480"/>
+      </w:pPr>
+      <w:r>
+        <w:rPr>
+          <w:rFonts w:ascii="Times New Roman" w:hAnsi="Times New Roman" w:cs="Times New Roman" w:eastAsia="宋体"/>
+          <w:b w:val="0"/>
+          <w:i w:val="0"/>
+          <w:color w:val="000000"/>
+          <w:sz w:val="24"/>
+        </w:rPr>
+        <w:t>第二，在工程应用与软件实践层面，旨在构建标准化、高可移植性的 PX4/SITL 水下飞控研发流程。传统水下机器人开发中普遍存在“在纯数学仿真环境中表现良好，但向机载嵌入式控制器移植时代码重构量大、软硬件接口脱节”的工程问题。PX4 作为广泛应用的开源无人系统控制软件框架，具有高度模块化的分层架构、实时多任务调度机制以及基于 uORB 的松耦合消息通信总线。本课题依托 PX4 软件架构开展模块化代码设计，在 SITL 仿真环境中直接集成 6-DOF 动力学模型、运动控制器与八推进器分配算法，不仅可以在安全、低成本、高可重复的条件下测试算法在典型运动工况和适量外部水流扰动条件下的闭环性能，还规范了状态估计、期望力矩输出及各推进器指令的标准数据接口。这为后续将算法部署至机载嵌入式硬件并开展实物测试提供了可靠的软件工程基础。</w:t>
+      </w:r>
+    </w:p>
+    <w:p>
+      <w:pPr>
+        <w:pStyle w:val="a6"/>
+        <w:jc w:val="left"/>
+        <w:spacing w:line="360" w:lineRule="auto" w:beforeLines="50" w:before="120" w:afterLines="50" w:after="120"/>
+        <w:ind w:firstLine="0" w:firstLineChars="0" w:left="0"/>
+      </w:pPr>
+      <w:r>
+        <w:rPr>
+          <w:rFonts w:ascii="Times New Roman" w:hAnsi="Times New Roman" w:cs="Times New Roman" w:eastAsia="黑体"/>
+          <w:b w:val="0"/>
+          <w:i w:val="0"/>
+          <w:color w:val="000000"/>
+          <w:sz w:val="24"/>
+        </w:rPr>
+        <w:t>2． 国内外在该方向的研究现状和发展趋势</w:t>
+      </w:r>
+    </w:p>
+    <w:p>
+      <w:pPr>
+        <w:pStyle w:val="a7"/>
+        <w:jc w:val="both"/>
+        <w:spacing w:line="360" w:lineRule="auto"/>
+        <w:ind w:firstLineChars="200" w:firstLine="480"/>
+      </w:pPr>
+      <w:r>
+        <w:rPr>
+          <w:rFonts w:ascii="Times New Roman" w:hAnsi="Times New Roman" w:cs="Times New Roman" w:eastAsia="宋体"/>
+          <w:b w:val="0"/>
+          <w:i w:val="0"/>
+          <w:color w:val="000000"/>
+          <w:sz w:val="24"/>
+        </w:rPr>
+        <w:t>围绕本课题所涉及的水下航行器六自由度动力学机理建模与参数辨识、基于模型与状态反馈的运动控制方法、多推进器受约束控制分配以及基于开源飞控软件（PX4）的闭环仿真等四个核心技术环节，国内外学术界与工业界开展了系统的研究。</w:t>
+      </w:r>
+    </w:p>
+    <w:p>
+      <w:pPr>
+        <w:pStyle w:val="a7"/>
+        <w:jc w:val="both"/>
+        <w:spacing w:line="360" w:lineRule="auto"/>
+        <w:ind w:firstLineChars="200" w:firstLine="480"/>
+      </w:pPr>
+      <w:r>
+        <w:rPr>
+          <w:rFonts w:ascii="Times New Roman" w:hAnsi="Times New Roman" w:cs="Times New Roman" w:eastAsia="黑体"/>
+          <w:b w:val="0"/>
+          <w:i w:val="0"/>
+          <w:color w:val="000000"/>
+          <w:sz w:val="24"/>
+        </w:rPr>
+        <w:t>（1） 水下航行器动力学建模与系统辨识研究现状</w:t>
+      </w:r>
+    </w:p>
+    <w:p>
+      <w:pPr>
+        <w:pStyle w:val="a7"/>
+        <w:jc w:val="both"/>
+        <w:spacing w:line="360" w:lineRule="auto"/>
+        <w:ind w:firstLineChars="200" w:firstLine="480"/>
+      </w:pPr>
+      <w:r>
+        <w:rPr>
+          <w:rFonts w:ascii="Times New Roman" w:hAnsi="Times New Roman" w:cs="Times New Roman" w:eastAsia="宋体"/>
+          <w:b w:val="0"/>
+          <w:i w:val="0"/>
+          <w:color w:val="000000"/>
+          <w:sz w:val="24"/>
+        </w:rPr>
+        <w:t>在动力学机理建模方面，水下航行器的运动学与动力学理论体系历经长期发展，已形成规范的标准框架。国际水池会议（ITTC）与国际海事组织（IMO）为海洋船舶与运载器的运动表述奠定了基础，挪威科技大学学者 Fossen 系统提出了海洋航行器六自由度非线性矢量建模理论体系</w:t>
       </w:r>
       <w:hyperlink w:anchor="_Ref_Paper_2" w:history="1">
         <w:r>
@@ -1283,25 +1225,7 @@
           <w:color w:val="000000"/>
           <w:sz w:val="24"/>
         </w:rPr>
-        <w:t>。</w:t>
-      </w:r>
-    </w:p>
-    <w:p>
-      <w:pPr>
-        <w:pStyle w:val="a7"/>
-        <w:jc w:val="both"/>
-        <w:spacing w:line="360" w:lineRule="auto"/>
-        <w:ind w:firstLineChars="200" w:firstLine="480"/>
-      </w:pPr>
-      <w:r>
-        <w:rPr>
-          <w:rFonts w:ascii="Times New Roman" w:hAnsi="Times New Roman" w:cs="Times New Roman" w:eastAsia="宋体"/>
-          <w:b w:val="0"/>
-          <w:i w:val="0"/>
-          <w:color w:val="000000"/>
-          <w:sz w:val="24"/>
-        </w:rPr>
-        <w:t>由于开架式航行器的水动力系数难以仅凭理论解析精确计算，结合试验手段与运行数据开展系统辨识成为获取可用工程模型的重要途径。在传统水动力测试中，平面运动机构（PMM）水池拖曳试验精度高但设备成本高、周期长。为此，低成本、高效率的原位试验与动态响应辨识方法受到了研究者的广泛关注。Ross、Fossen 与 Johansen 提出了基于自由衰减试验（Free Decay Tests）辨识水下航行器水动力系数的方法，通过释放初始位移并记录单自由度衰减振荡曲线即可解算出主要惯性与阻尼参数，具有操作简便、物理直观的特点</w:t>
+        <w:t>。该体系将固定于地球的惯性坐标系（NED）与固连于航行器的附体坐标系（Body-fixed Frame）相结合，通过坐标变换矩阵统一描述位置、姿态欧拉角与六自由度线速度、角速度，并将作用于机体上的广义力矩严格解构为刚体惯性矩阵、水动力附加质量矩阵、刚体与附加质量科氏向心力矩阵、线性与非线性水动力阻尼矩阵以及重力与浮力恢复力矩矢量，成为当前水下航行器建模与控制研究所公认的数学物理基石。对于采用开架式（Open-frame）机械构型的 ROV 而言，其水动力特性与流线型鱼雷状 AUV 存在明显差异。开架式航行器通常挂载外部传感器探头、推进器短舱、照明灯组及耐压水密舱，表面形态不规则且内部水流可穿透框架结构流动。Caccia 等较早对开架式可变构型无人水下航行器的动力学建模与水动力参数辨识展开了系统研究，指出了开架式航行器附加质量与阻尼矩阵中非对角耦合项的影响，验证了基于机理模型结构结合试验数据辨识主导水动力参数的可行性</w:t>
       </w:r>
       <w:hyperlink w:anchor="_Ref_Paper_3" w:history="1">
         <w:r>
@@ -1323,7 +1247,25 @@
           <w:color w:val="000000"/>
           <w:sz w:val="24"/>
         </w:rPr>
-        <w:t>；Avila 等针对开架式水下航行器开展了系统化的实验水动力模型辨识研究，结合阶跃推力激励与频域响应分析对附加质量与流体阻尼特性进行了定量标定</w:t>
+        <w:t>。</w:t>
+      </w:r>
+    </w:p>
+    <w:p>
+      <w:pPr>
+        <w:pStyle w:val="a7"/>
+        <w:jc w:val="both"/>
+        <w:spacing w:line="360" w:lineRule="auto"/>
+        <w:ind w:firstLineChars="200" w:firstLine="480"/>
+      </w:pPr>
+      <w:r>
+        <w:rPr>
+          <w:rFonts w:ascii="Times New Roman" w:hAnsi="Times New Roman" w:cs="Times New Roman" w:eastAsia="宋体"/>
+          <w:b w:val="0"/>
+          <w:i w:val="0"/>
+          <w:color w:val="000000"/>
+          <w:sz w:val="24"/>
+        </w:rPr>
+        <w:t>由于开架式航行器的水动力系数难以仅凭理论解析精确计算，结合试验手段与运行数据开展系统辨识成为获取可用工程模型的重要途径。在传统水动力测试中，平面运动机构（PMM）水池拖曳试验精度高但设备成本高、周期长。为此，低成本、高效率的原位试验与动态响应辨识方法受到了研究者的广泛关注。Ross、Fossen 与 Johansen 提出了基于自由衰减试验（Free Decay Tests）辨识水下航行器水动力系数的方法，通过释放初始位移并记录单自由度衰减振荡曲线即可解算出主要惯性与阻尼参数，具有操作简便、物理直观的特点</w:t>
       </w:r>
       <w:hyperlink w:anchor="_Ref_Paper_4" w:history="1">
         <w:r>
@@ -1345,7 +1287,7 @@
           <w:color w:val="000000"/>
           <w:sz w:val="24"/>
         </w:rPr>
-        <w:t>。在辨识算法演进方面，针对水下传感器在真实水体环境中存在的测量噪声，Liu 等探讨了最大似然估计（ML）在水下航行器非线性阻尼与附加质量辨识中的应用，提升了参数估计在统计意义上的一致性</w:t>
+        <w:t>；Avila 等针对开架式水下航行器开展了系统化的实验水动力模型辨识研究，结合阶跃推力激励与频域响应分析对附加质量与流体阻尼特性进行了定量标定</w:t>
       </w:r>
       <w:hyperlink w:anchor="_Ref_Paper_5" w:history="1">
         <w:r>
@@ -1451,7 +1393,7 @@
           <w:color w:val="000000"/>
           <w:sz w:val="24"/>
         </w:rPr>
-        <w:t>（2）水下航行器运动控制方法研究现状</w:t>
+        <w:t>（2） 水下航行器运动控制方法研究现状</w:t>
       </w:r>
     </w:p>
     <w:p>
@@ -1469,19 +1411,9 @@
           <w:color w:val="000000"/>
           <w:sz w:val="24"/>
         </w:rPr>
-        <w:t>水下航行器运动控制的核心任务在于驱动推进器系统产生协调推力与力矩，使航行器的空间位置、潜深以及横滚、俯仰、偏航姿态稳定准确地跟踪给定的参考运动指令，并在存在未建模动态与外部水流干扰时维持良好的瞬态与稳态品质。</w:t>
-      </w:r>
-      <w:r>
-        <w:rPr>
-          <w:rFonts w:ascii="Times New Roman" w:hAnsi="Times New Roman" w:cs="Times New Roman" w:eastAsia="宋体"/>
-          <w:b w:val="0"/>
-          <w:i w:val="0"/>
-          <w:color w:val="000000"/>
-          <w:sz w:val="24"/>
-        </w:rPr>
-        <w:t xml:space="preserve">典型水下航行器六自由度模型控制与推力分配通用闭环结构如图 1 所示（基于 Fossen 经典海洋航行器控制理论架构 </w:t>
-      </w:r>
-      <w:hyperlink w:anchor="_Ref_Paper_1" w:history="1">
+        <w:t xml:space="preserve">水下航行器运动控制的核心任务在于驱动推进器系统产生协调推力与力矩，使航行器的空间位置、潜深以及横滚、俯仰、偏航姿态稳定准确地跟踪给定的参考运动指令，并在存在未建模动态与外部水流干扰时维持良好的瞬态与稳态品质。典型水下航行器六自由度模型控制与推力分配通用闭环结构如图 1 所示（基于 Fossen 经典海洋航行器控制理论架构 </w:t>
+      </w:r>
+      <w:hyperlink w:anchor="_Ref_Paper_2" w:history="1">
         <w:r>
           <w:rPr>
             <w:rFonts w:ascii="Times New Roman" w:hAnsi="Times New Roman" w:cs="Times New Roman" w:eastAsia="宋体"/>
@@ -1490,7 +1422,7 @@
             <w:color w:val="000000"/>
             <w:vertAlign w:val="superscript"/>
           </w:rPr>
-          <w:t>[1]</w:t>
+          <w:t>[2]</w:t>
         </w:r>
       </w:hyperlink>
       <w:r>
@@ -1577,9 +1509,9 @@
           <w:color w:val="000000"/>
           <w:sz w:val="24"/>
         </w:rPr>
-        <w:t xml:space="preserve">在早期的工程实际中，独立单回路 PID 或级联 PID 控制得到了广泛应用，其不依赖精确数学模型，通过误差积分消除稳态偏差，在平稳水流环境下的定点悬停或低速巡航中具备较好实用性 </w:t>
-      </w:r>
-      <w:hyperlink w:anchor="_Ref_Paper_1" w:history="1">
+        <w:t xml:space="preserve">在早期的工程实际与常规水下测试中，独立单回路 PID 或级联 PID 控制得到了广泛应用，其不依赖精确动力学模型，通过实时状态误差积分消除稳态偏差，在平稳水流环境下的定点悬停或低速巡航中具备易调易用的工程优势 </w:t>
+      </w:r>
+      <w:hyperlink w:anchor="_Ref_Paper_2" w:history="1">
         <w:r>
           <w:rPr>
             <w:rFonts w:ascii="Times New Roman" w:hAnsi="Times New Roman" w:cs="Times New Roman" w:eastAsia="宋体"/>
@@ -1588,7 +1520,7 @@
             <w:color w:val="000000"/>
             <w:vertAlign w:val="superscript"/>
           </w:rPr>
-          <w:t>[1, 8]</w:t>
+          <w:t>[2]</w:t>
         </w:r>
       </w:hyperlink>
       <w:r>
@@ -1599,7 +1531,29 @@
           <w:color w:val="000000"/>
           <w:sz w:val="24"/>
         </w:rPr>
-        <w:t>。然而，开架式八推进器水下航行器本质上是一个非线性、多轴耦合的多输入多输出（MIMO）动力学系统：航行器在水平面做快速纵向机动时易诱发明显的俯仰和垂荡运动；侧向位移时亦伴随着横滚力矩干扰；重力与浮力的非线性恢复力矩随姿态倾角呈三角函数非线性变化。若完全忽略这些物理耦合，纯线性 PID 控制难以兼顾不同运动工况下的控制品质，容易在较大幅度机动时出现超调偏大或推进器输出抖振。</w:t>
+        <w:t xml:space="preserve">。在现代开架式水下航行器开源物理仿真基准中，文献 </w:t>
+      </w:r>
+      <w:hyperlink w:anchor="_Ref_Paper_8" w:history="1">
+        <w:r>
+          <w:rPr>
+            <w:rFonts w:ascii="Times New Roman" w:hAnsi="Times New Roman" w:cs="Times New Roman" w:eastAsia="宋体"/>
+            <w:sz w:val="24"/>
+            <w:szCs w:val="24"/>
+            <w:color w:val="000000"/>
+            <w:vertAlign w:val="superscript"/>
+          </w:rPr>
+          <w:t>[8]</w:t>
+        </w:r>
+      </w:hyperlink>
+      <w:r>
+        <w:rPr>
+          <w:rFonts w:ascii="Times New Roman" w:hAnsi="Times New Roman" w:cs="Times New Roman" w:eastAsia="宋体"/>
+          <w:b w:val="0"/>
+          <w:i w:val="0"/>
+          <w:color w:val="000000"/>
+          <w:sz w:val="24"/>
+        </w:rPr>
+        <w:t xml:space="preserve"> 亦将其作为标准对比算法。然而，开架式八推进器水下航行器本质上是一个非线性、多轴耦合的多输入多输出（MIMO）动力学系统：航行器在水平面做快速纵向机动时易诱发明显的俯仰和垂荡运动；侧向位移时亦伴随着横滚力矩干扰；重力与浮力的非线性恢复力矩随姿态倾角呈三角函数非线性变化。若完全忽略这些物理耦合，纯线性 PID 控制难以兼顾不同运动工况下的控制品质，容易在较大幅度机动时出现超调偏大或推进器输出抖振。</w:t>
       </w:r>
     </w:p>
     <w:p>
@@ -1617,27 +1571,7 @@
           <w:color w:val="000000"/>
           <w:sz w:val="24"/>
         </w:rPr>
-        <w:t>针对上述问题，结合动力学模型已知特性与实时状态反馈的现代控制方法成为水下航行器控制领域的研究重点。</w:t>
-      </w:r>
-      <w:r>
-        <w:rPr>
-          <w:rFonts w:ascii="Times New Roman" w:hAnsi="Times New Roman" w:cs="Times New Roman" w:eastAsia="宋体"/>
-          <w:b w:val="0"/>
-          <w:i w:val="0"/>
-          <w:color w:val="000000"/>
-          <w:sz w:val="24"/>
-        </w:rPr>
-        <w:t>如图 1 所示，通用闭环控制系统主要由参考运动规划、运动控制器（包含模型前馈补偿与状态误差反馈两部分）、控制分配模块、推进器执行机构、航行器动力学模型以及状态估计模块组成。</w:t>
-      </w:r>
-      <w:r>
-        <w:rPr>
-          <w:rFonts w:ascii="Times New Roman" w:hAnsi="Times New Roman" w:cs="Times New Roman" w:eastAsia="宋体"/>
-          <w:b w:val="0"/>
-          <w:i w:val="0"/>
-          <w:color w:val="000000"/>
-          <w:sz w:val="24"/>
-        </w:rPr>
-        <w:t xml:space="preserve">Fernandes 等针对观察级 ROV 提出了一种基于高增益状态观测器的输出反馈运动控制系统，将航行器的标称动力学模型与状态重构相结合，仅依赖有限传感器输出即实现了深度、航向和水平面位置的稳定闭环控制，并通过理论分析与水池试验验证了有效性 </w:t>
+        <w:t xml:space="preserve">针对上述问题，结合动力学模型已知特性与实时状态反馈的现代控制方法成为水下航行器控制领域的研究重点。如图 1 所示，通用闭环控制系统主要由参考运动规划、运动控制器（包含模型前馈补偿与状态误差反馈两部分）、控制分配模块、推进器执行机构、航行器动力学模型以及状态估计模块组成。Fernandes 等针对观察级 ROV 提出了一种基于高增益状态观测器的输出反馈运动控制系统，将航行器的标称动力学模型与状态重构相结合，仅依赖有限传感器输出即实现了深度、航向和水平面位置的稳定闭环控制，并通过理论分析与水池试验验证了有效性 </w:t>
       </w:r>
       <w:hyperlink w:anchor="_Ref_Paper_9" w:history="1">
         <w:r>
@@ -1699,7 +1633,7 @@
           <w:color w:val="000000"/>
           <w:sz w:val="24"/>
         </w:rPr>
-        <w:t>与此同时，围绕非线性系统解耦，基于反馈线性化与动态逆思想的控制方法也得到了深入探索。这类方法的核心思路在于利用动力学模型计算出抵消已知非线性项（如静水力恢复项、科氏力与主导阻尼项）所需的前馈控制力矩，将非线性耦合系统在标称意义上等效转化为解耦的线性通道，从而简化闭环状态反馈控制器的参数整定。此外，针对全状态精确机理模型难以完整获取的客观现实，学者们进一步探索了增量非线性动态逆（INDI）等局部增量控制方法。Smeur、Chu 等在微型飞行器姿态控制中系统建立了自适应增量非线性动态逆控制框架，利用角加速度高频反馈与同步滤波补偿有效抑制了模型不确定性与外部风扰的影响</w:t>
+        <w:t xml:space="preserve">与此同时，围绕非线性系统解耦，基于反馈线性化与动态逆思想的控制方法也得到了深入探索。这类方法的核心思路在于利用动力学模型计算出抵消已知非线性项（如静水力恢复项、科氏力与主导阻尼项）所需的前馈控制力矩，将非线性耦合系统在标称意义上等效转化为解耦的线性通道，从而简化闭环状态反馈控制器的参数整定。此外，针对全状态精确机理模型难以完整获取的客观现实，学者们进一步探索了增量非线性动态逆（INDI）等局部增量控制方法。Slawik 等进一步将增量动态逆方法引入水下航行器（Cuttlefish AUV）的姿态控制中，结合标称水动力模型与传感器高频反馈在局部时间微元内补偿未建模动态与外扰，展现出良好的闭环抗扰能力 </w:t>
       </w:r>
       <w:hyperlink w:anchor="_Ref_Paper_11" w:history="1">
         <w:r>
@@ -1721,28 +1655,6 @@
           <w:color w:val="000000"/>
           <w:sz w:val="24"/>
         </w:rPr>
-        <w:t>；在此基础上，Slawik 等进一步将增量动态逆方法引入特技作业水下航行器（Cuttlefish AUV）的姿态控制中，结合标称水动力模型与传感器反馈在局部时间微元内补偿未建模动态，展现出较好的动态抗扰能力</w:t>
-      </w:r>
-      <w:hyperlink w:anchor="_Ref_Paper_12" w:history="1">
-        <w:r>
-          <w:rPr>
-            <w:rFonts w:ascii="Times New Roman" w:hAnsi="Times New Roman" w:cs="Times New Roman" w:eastAsia="宋体"/>
-            <w:sz w:val="24"/>
-            <w:szCs w:val="24"/>
-            <w:color w:val="000000"/>
-            <w:vertAlign w:val="superscript"/>
-          </w:rPr>
-          <w:t>[12]</w:t>
-        </w:r>
-      </w:hyperlink>
-      <w:r>
-        <w:rPr>
-          <w:rFonts w:ascii="Times New Roman" w:hAnsi="Times New Roman" w:cs="Times New Roman" w:eastAsia="宋体"/>
-          <w:b w:val="0"/>
-          <w:i w:val="0"/>
-          <w:color w:val="000000"/>
-          <w:sz w:val="24"/>
-        </w:rPr>
         <w:t>。</w:t>
       </w:r>
     </w:p>
@@ -1779,7 +1691,7 @@
           <w:color w:val="000000"/>
           <w:sz w:val="24"/>
         </w:rPr>
-        <w:t>（3）多推进器控制分配研究现状</w:t>
+        <w:t>（3） 多推进器控制分配研究现状</w:t>
       </w:r>
     </w:p>
     <w:p>
@@ -1956,7 +1868,29 @@
           <w:color w:val="000000"/>
           <w:sz w:val="24"/>
         </w:rPr>
-        <w:t>Fossen 与 Johansen 针对船舶与水下航行器的推力分配问题开展了系统梳理，总结了海洋运载器过驱动控制分配的基本模型与求解框架</w:t>
+        <w:t>Johansen 与 Fossen 在控制分配综述中系统总结了无约束广义逆、有界二次规划及再分配方法的理论体系</w:t>
+      </w:r>
+      <w:hyperlink w:anchor="_Ref_Paper_12" w:history="1">
+        <w:r>
+          <w:rPr>
+            <w:rFonts w:ascii="Times New Roman" w:hAnsi="Times New Roman" w:cs="Times New Roman" w:eastAsia="宋体"/>
+            <w:sz w:val="24"/>
+            <w:szCs w:val="24"/>
+            <w:color w:val="000000"/>
+            <w:vertAlign w:val="superscript"/>
+          </w:rPr>
+          <w:t>[12]</w:t>
+        </w:r>
+      </w:hyperlink>
+      <w:r>
+        <w:rPr>
+          <w:rFonts w:ascii="Times New Roman" w:hAnsi="Times New Roman" w:cs="Times New Roman" w:eastAsia="宋体"/>
+          <w:b w:val="0"/>
+          <w:i w:val="0"/>
+          <w:color w:val="000000"/>
+          <w:sz w:val="24"/>
+        </w:rPr>
+        <w:t>；Fossen 与 Johansen 针对船舶与水下航行器的推力分配问题开展了系统梳理，总结了海洋运载器过驱动控制分配的基本模型与求解框架</w:t>
       </w:r>
       <w:hyperlink w:anchor="_Ref_Paper_13" w:history="1">
         <w:r>
@@ -1978,7 +1912,25 @@
           <w:color w:val="000000"/>
           <w:sz w:val="24"/>
         </w:rPr>
-        <w:t>；随后，Johansen 与 Fossen 在控制分配综述中进一步完善了无约束广义逆、有界二次规划及再分配方法的理论体系</w:t>
+        <w:t>。在无约束或弱约束条件下，基于几何映射矩阵的广义逆（伪逆）法由于具备解析形式、计算开销小，在工程中得到了广泛的基础应用；通过在伪逆中引入对角加权矩阵（加权伪逆法），能够根据推进器物理尺寸、功率或安装力臂灵活分配控制权重。</w:t>
+      </w:r>
+    </w:p>
+    <w:p>
+      <w:pPr>
+        <w:pStyle w:val="a7"/>
+        <w:jc w:val="both"/>
+        <w:spacing w:line="360" w:lineRule="auto"/>
+        <w:ind w:firstLineChars="200" w:firstLine="480"/>
+      </w:pPr>
+      <w:r>
+        <w:rPr>
+          <w:rFonts w:ascii="Times New Roman" w:hAnsi="Times New Roman" w:cs="Times New Roman" w:eastAsia="宋体"/>
+          <w:b w:val="0"/>
+          <w:i w:val="0"/>
+          <w:color w:val="000000"/>
+          <w:sz w:val="24"/>
+        </w:rPr>
+        <w:t>然而，实际物理推进器均存在明确的物理边界约束：推进器电机转速存在上限，导致正向推力与反向推力存在确定的幅值边界，且螺旋桨水动力特性决定了正转推力通常大于反转推力。若直接采用无约束伪逆求解，当某一个或多个推进器计算推力超出物理上限时，简单的截断饱和处理会导致实际产生的六维广义力和力矩方向发生偏转，即出现“力矩交叉耦合失真”，进而影响姿态闭环稳定性。为此，考虑推力输出范围约束的推力分配算法成为近年的研究重点。程卫平、王猛等针对水下机器人推力器物理输出上限，研究了基于可行方向法等处理推力边界约束的优化分配算法，抑制了推力饱和引起的力矩分配畸变</w:t>
       </w:r>
       <w:hyperlink w:anchor="_Ref_Paper_14" w:history="1">
         <w:r>
@@ -2000,7 +1952,7 @@
           <w:color w:val="000000"/>
           <w:sz w:val="24"/>
         </w:rPr>
-        <w:t>。在无约束或弱约束条件下，基于几何映射矩阵的广义逆（伪逆）法由于具备解析形式、计算开销小，在工程中得到了广泛的基础应用；通过在伪逆中引入对角加权矩阵（加权伪逆法），能够根据推进器物理尺寸、功率或安装力臂灵活分配控制权重。万磊、徐玉如与庞永杰等较早针对多推力器水下机器人的控制分配开展了系统性研究，探讨了基于广义逆与加权伪逆的推力协调方案，并拓展到了推力器故障下的容错重构分配领域</w:t>
+        <w:t>；孙广威等针对矢量推进 ROV 提出了兼顾推力约束与分配效率的多级推力分配策略，在多推进器协调与能耗控制方面取得了良好效果</w:t>
       </w:r>
       <w:hyperlink w:anchor="_Ref_Paper_15" w:history="1">
         <w:r>
@@ -2012,68 +1964,6 @@
             <w:vertAlign w:val="superscript"/>
           </w:rPr>
           <w:t>[15]</w:t>
-        </w:r>
-      </w:hyperlink>
-      <w:r>
-        <w:rPr>
-          <w:rFonts w:ascii="Times New Roman" w:hAnsi="Times New Roman" w:cs="Times New Roman" w:eastAsia="宋体"/>
-          <w:b w:val="0"/>
-          <w:i w:val="0"/>
-          <w:color w:val="000000"/>
-          <w:sz w:val="24"/>
-        </w:rPr>
-        <w:t>。</w:t>
-      </w:r>
-    </w:p>
-    <w:p>
-      <w:pPr>
-        <w:pStyle w:val="a7"/>
-        <w:jc w:val="both"/>
-        <w:spacing w:line="360" w:lineRule="auto"/>
-        <w:ind w:firstLineChars="200" w:firstLine="480"/>
-      </w:pPr>
-      <w:r>
-        <w:rPr>
-          <w:rFonts w:ascii="Times New Roman" w:hAnsi="Times New Roman" w:cs="Times New Roman" w:eastAsia="宋体"/>
-          <w:b w:val="0"/>
-          <w:i w:val="0"/>
-          <w:color w:val="000000"/>
-          <w:sz w:val="24"/>
-        </w:rPr>
-        <w:t>然而，实际物理推进器均存在明确的物理边界约束：推进器电机转速存在上限，导致正向推力与反向推力存在确定的幅值边界，且螺旋桨水动力特性决定了正转推力通常大于反转推力。若直接采用无约束伪逆求解，当某一个或多个推进器计算推力超出物理上限时，简单的截断饱和处理会导致实际产生的六维广义力和力矩方向发生偏转，即出现“力矩交叉耦合失真”，进而影响姿态闭环稳定性。为此，考虑推力输出范围约束的推力分配算法成为近年的研究重点。程卫平、王猛等针对水下机器人推力器物理输出上限，研究了基于可行方向法等处理推力边界约束的优化分配算法，抑制了推力饱和引起的力矩分配畸变</w:t>
-      </w:r>
-      <w:hyperlink w:anchor="_Ref_Paper_16" w:history="1">
-        <w:r>
-          <w:rPr>
-            <w:rFonts w:ascii="Times New Roman" w:hAnsi="Times New Roman" w:cs="Times New Roman" w:eastAsia="宋体"/>
-            <w:sz w:val="24"/>
-            <w:szCs w:val="24"/>
-            <w:color w:val="000000"/>
-            <w:vertAlign w:val="superscript"/>
-          </w:rPr>
-          <w:t>[16]</w:t>
-        </w:r>
-      </w:hyperlink>
-      <w:r>
-        <w:rPr>
-          <w:rFonts w:ascii="Times New Roman" w:hAnsi="Times New Roman" w:cs="Times New Roman" w:eastAsia="宋体"/>
-          <w:b w:val="0"/>
-          <w:i w:val="0"/>
-          <w:color w:val="000000"/>
-          <w:sz w:val="24"/>
-        </w:rPr>
-        <w:t>；孙广威等针对矢量推进 ROV 提出了兼顾推力约束与分配效率的多级推力分配策略，在多推进器协调与能耗控制方面取得了良好效果</w:t>
-      </w:r>
-      <w:hyperlink w:anchor="_Ref_Paper_17" w:history="1">
-        <w:r>
-          <w:rPr>
-            <w:rFonts w:ascii="Times New Roman" w:hAnsi="Times New Roman" w:cs="Times New Roman" w:eastAsia="宋体"/>
-            <w:sz w:val="24"/>
-            <w:szCs w:val="24"/>
-            <w:color w:val="000000"/>
-            <w:vertAlign w:val="superscript"/>
-          </w:rPr>
-          <w:t>[17]</w:t>
         </w:r>
       </w:hyperlink>
       <w:r>
@@ -2125,7 +2015,7 @@
           <w:color w:val="000000"/>
           <w:sz w:val="24"/>
         </w:rPr>
-        <w:t>（4）基于开源软件架构（PX4）的水下航行器闭环仿真研究现状</w:t>
+        <w:t>（4） 基于开源软件架构（PX4）的水下航行器闭环仿真研究现状</w:t>
       </w:r>
     </w:p>
     <w:p>
@@ -2163,7 +2053,7 @@
         </w:rPr>
         <w:t>苏黎世联邦理工学院（ETH Zurich）Meier 等主导研发的 PX4 Autopilot 软件框架是当前无人系统领域广泛应用的开源嵌入式控制软件框架之一</w:t>
       </w:r>
-      <w:hyperlink w:anchor="_Ref_Paper_18" w:history="1">
+      <w:hyperlink w:anchor="_Ref_Paper_16" w:history="1">
         <w:r>
           <w:rPr>
             <w:rFonts w:ascii="Times New Roman" w:hAnsi="Times New Roman" w:cs="Times New Roman" w:eastAsia="宋体"/>
@@ -2172,7 +2062,7 @@
             <w:color w:val="000000"/>
             <w:vertAlign w:val="superscript"/>
           </w:rPr>
-          <w:t>[18]</w:t>
+          <w:t>[16]</w:t>
         </w:r>
       </w:hyperlink>
       <w:r>
@@ -2201,9 +2091,9 @@
           <w:color w:val="000000"/>
           <w:sz w:val="24"/>
         </w:rPr>
-        <w:t>最初，PX4 主要针对空中多旋翼与固定翼飞行器进行设计。凭借其模块化的控制分配架构与良好的可扩展性，近年来国内外研究团队开始将 PX4 引入水下无人航行器研究领域。德国汉堡工业大学 Hackbarth、Kreuzer 等基于 PX4 架构成功研制了 HippoCampus 微型水下航行器，验证了复用 PX4 模块化控制架构开展水下机器人姿态控制的可行性</w:t>
-      </w:r>
-      <w:hyperlink w:anchor="_Ref_Paper_19" w:history="1">
+        <w:t>最初，PX4 主要针对空中多旋翼与固定翼飞行器进行设计。凭借其模块化的控制分配架构与良好的可扩展性，近年来国内外研究团队开始将 PX4 引入水下无人航行器研究领域。Duecker 等推出了开源水下平台 HippoCampus X，依托基于 PX4 的软件在环仿真与水池实验完成了受限水域下的三维机动控制验证，证实了基于 PX4/SITL 构建水下航行器闭环仿真与控制验证体系的工程合理性</w:t>
+      </w:r>
+      <w:hyperlink w:anchor="_Ref_Paper_17" w:history="1">
         <w:r>
           <w:rPr>
             <w:rFonts w:ascii="Times New Roman" w:hAnsi="Times New Roman" w:cs="Times New Roman" w:eastAsia="宋体"/>
@@ -2212,29 +2102,7 @@
             <w:color w:val="000000"/>
             <w:vertAlign w:val="superscript"/>
           </w:rPr>
-          <w:t>[19]</w:t>
-        </w:r>
-      </w:hyperlink>
-      <w:r>
-        <w:rPr>
-          <w:rFonts w:ascii="Times New Roman" w:hAnsi="Times New Roman" w:cs="Times New Roman" w:eastAsia="宋体"/>
-          <w:b w:val="0"/>
-          <w:i w:val="0"/>
-          <w:color w:val="000000"/>
-          <w:sz w:val="24"/>
-        </w:rPr>
-        <w:t>；随后，Duecker 等进一步推出了改进型开源水下平台 HippoCampus X，依托基于 PX4 的软件在环仿真与水池实验完成了受限水域下的三维机动控制验证，证实了基于 PX4/SITL 构建水下航行器闭环仿真与控制验证体系的工程合理性</w:t>
-      </w:r>
-      <w:hyperlink w:anchor="_Ref_Paper_20" w:history="1">
-        <w:r>
-          <w:rPr>
-            <w:rFonts w:ascii="Times New Roman" w:hAnsi="Times New Roman" w:cs="Times New Roman" w:eastAsia="宋体"/>
-            <w:sz w:val="24"/>
-            <w:szCs w:val="24"/>
-            <w:color w:val="000000"/>
-            <w:vertAlign w:val="superscript"/>
-          </w:rPr>
-          <w:t>[20]</w:t>
+          <w:t>[17]</w:t>
         </w:r>
       </w:hyperlink>
       <w:r>
@@ -2263,7 +2131,7 @@
           <w:color w:val="000000"/>
           <w:sz w:val="24"/>
         </w:rPr>
-        <w:t>（5）发展趋势与对本课题的启示</w:t>
+        <w:t>（5） 发展趋势与对本课题的启示</w:t>
       </w:r>
     </w:p>
     <w:p>
@@ -2521,7 +2389,7 @@
                 <w:color w:val="000000"/>
                 <w:sz w:val="19"/>
               </w:rPr>
-              <w:t>[1]</w:t>
+              <w:t>[2]</w:t>
             </w:r>
             <w:r>
               <w:rPr>
@@ -2860,26 +2728,6 @@
                 <w:sz w:val="19"/>
               </w:rPr>
               <w:t>[11]</w:t>
-            </w:r>
-            <w:r>
-              <w:rPr>
-                <w:rFonts w:ascii="Times New Roman" w:hAnsi="Times New Roman" w:cs="Times New Roman" w:eastAsia="宋体"/>
-                <w:b w:val="0"/>
-                <w:i w:val="0"/>
-                <w:color w:val="000000"/>
-                <w:sz w:val="19"/>
-              </w:rPr>
-              <w:t xml:space="preserve">, </w:t>
-            </w:r>
-            <w:r>
-              <w:rPr>
-                <w:rFonts w:ascii="Times New Roman" w:hAnsi="Times New Roman" w:cs="Times New Roman" w:eastAsia="宋体"/>
-                <w:b w:val="0"/>
-                <w:i w:val="0"/>
-                <w:color w:val="000000"/>
-                <w:sz w:val="19"/>
-              </w:rPr>
-              <w:t>[12]</w:t>
             </w:r>
           </w:p>
         </w:tc>
@@ -3474,7 +3322,7 @@
           <w:color w:val="000000"/>
           <w:sz w:val="24"/>
         </w:rPr>
-        <w:t>（1）预期研究目标</w:t>
+        <w:t>（1） 预期研究目标</w:t>
       </w:r>
     </w:p>
     <w:p>
@@ -3510,7 +3358,7 @@
           <w:color w:val="000000"/>
           <w:sz w:val="24"/>
         </w:rPr>
-        <w:t>（2）研究内容要点</w:t>
+        <w:t>（2） 研究内容要点</w:t>
       </w:r>
     </w:p>
     <w:p>
@@ -3546,7 +3394,7 @@
           <w:color w:val="000000"/>
           <w:sz w:val="24"/>
         </w:rPr>
-        <w:t>1）水下航行器动力学与推进器建模（对应理论模型构建基础）：</w:t>
+        <w:t>1） 水下航行器动力学与推进器建模（对应理论模型构建基础）：</w:t>
       </w:r>
       <w:r>
         <w:rPr>
@@ -3574,7 +3422,7 @@
           <w:color w:val="000000"/>
           <w:sz w:val="24"/>
         </w:rPr>
-        <w:t>2）系统辨识与模型验证分析（对应模型参数获取与精度核准）：</w:t>
+        <w:t>2） 系统辨识与模型验证分析（对应模型参数获取与精度核准）：</w:t>
       </w:r>
       <w:r>
         <w:rPr>
@@ -3602,7 +3450,7 @@
           <w:color w:val="000000"/>
           <w:sz w:val="24"/>
         </w:rPr>
-        <w:t>3）模型运动控制与八推进器控制分配（对应控制算法与执行器解算）：</w:t>
+        <w:t>3） 模型运动控制与八推进器控制分配（对应控制算法与执行器解算）：</w:t>
       </w:r>
       <w:r>
         <w:rPr>
@@ -3653,7 +3501,7 @@
           <w:color w:val="000000"/>
           <w:sz w:val="24"/>
         </w:rPr>
-        <w:t>4）PX4/SITL 闭环仿真与系统验证（对应软件在环集成与多工况评价）：</w:t>
+        <w:t>4） PX4/SITL 闭环仿真与系统验证（对应软件在环集成与多工况评价）：</w:t>
       </w:r>
       <w:r>
         <w:rPr>
@@ -3699,7 +3547,7 @@
           <w:color w:val="000000"/>
           <w:sz w:val="24"/>
         </w:rPr>
-        <w:t>（1）拟采取的研究方法</w:t>
+        <w:t>（1） 拟采取的研究方法</w:t>
       </w:r>
     </w:p>
     <w:p>
@@ -3735,27 +3583,17 @@
           <w:color w:val="000000"/>
           <w:sz w:val="24"/>
         </w:rPr>
-        <w:t>1）六自由度动力学与推进器建模方法：</w:t>
-      </w:r>
-      <w:r>
-        <w:rPr>
-          <w:rFonts w:ascii="Times New Roman" w:hAnsi="Times New Roman" w:cs="Times New Roman" w:eastAsia="宋体"/>
-          <w:b w:val="0"/>
-          <w:i w:val="0"/>
-          <w:color w:val="000000"/>
-          <w:sz w:val="24"/>
-        </w:rPr>
-        <w:t>如图 2 所示，</w:t>
-      </w:r>
-      <w:r>
-        <w:rPr>
-          <w:rFonts w:ascii="Times New Roman" w:hAnsi="Times New Roman" w:cs="Times New Roman" w:eastAsia="宋体"/>
-          <w:b w:val="0"/>
-          <w:i w:val="0"/>
-          <w:color w:val="000000"/>
-          <w:sz w:val="24"/>
-        </w:rPr>
-        <w:t xml:space="preserve">建立北东地惯性坐标系 </w:t>
+        <w:t>1） 六自由度动力学与推进器建模方法：</w:t>
+      </w:r>
+      <w:r>
+        <w:rPr>
+          <w:rFonts w:ascii="Times New Roman" w:hAnsi="Times New Roman" w:cs="Times New Roman" w:eastAsia="宋体"/>
+          <w:b w:val="0"/>
+          <w:i w:val="0"/>
+          <w:color w:val="000000"/>
+          <w:sz w:val="24"/>
+        </w:rPr>
+        <w:t xml:space="preserve">如图 2 所示，建立北东地惯性坐标系 </w:t>
       </w:r>
       <m:oMath>
         <m:r>
@@ -5356,7 +5194,7 @@
           <w:color w:val="000000"/>
           <w:sz w:val="24"/>
         </w:rPr>
-        <w:t>2）系统辨识与模型验证方法：</w:t>
+        <w:t>2） 系统辨识与模型验证方法：</w:t>
       </w:r>
       <w:r>
         <w:rPr>
@@ -5569,7 +5407,7 @@
           <w:color w:val="000000"/>
           <w:sz w:val="24"/>
         </w:rPr>
-        <w:t>3）基于模型与状态反馈的闭环运动控制方法：</w:t>
+        <w:t>3） 基于模型与状态反馈的闭环运动控制方法：</w:t>
       </w:r>
       <w:r>
         <w:rPr>
@@ -6640,27 +6478,17 @@
           <w:color w:val="000000"/>
           <w:sz w:val="24"/>
         </w:rPr>
-        <w:t>4）八推进器控制分配方法：</w:t>
-      </w:r>
-      <w:r>
-        <w:rPr>
-          <w:rFonts w:ascii="Times New Roman" w:hAnsi="Times New Roman" w:cs="Times New Roman" w:eastAsia="宋体"/>
-          <w:b w:val="0"/>
-          <w:i w:val="0"/>
-          <w:color w:val="000000"/>
-          <w:sz w:val="24"/>
-        </w:rPr>
-        <w:t>如图 2(b) 所示，</w:t>
-      </w:r>
-      <w:r>
-        <w:rPr>
-          <w:rFonts w:ascii="Times New Roman" w:hAnsi="Times New Roman" w:cs="Times New Roman" w:eastAsia="宋体"/>
-          <w:b w:val="0"/>
-          <w:i w:val="0"/>
-          <w:color w:val="000000"/>
-          <w:sz w:val="24"/>
-        </w:rPr>
-        <w:t>已有平台包含水平面 4 台矢量倾斜推进器（</w:t>
+        <w:t>4） 八推进器控制分配方法：</w:t>
+      </w:r>
+      <w:r>
+        <w:rPr>
+          <w:rFonts w:ascii="Times New Roman" w:hAnsi="Times New Roman" w:cs="Times New Roman" w:eastAsia="宋体"/>
+          <w:b w:val="0"/>
+          <w:i w:val="0"/>
+          <w:color w:val="000000"/>
+          <w:sz w:val="24"/>
+        </w:rPr>
+        <w:t>如图 2(b) 所示，已有平台包含水平面 4 台矢量倾斜推进器（</w:t>
       </w:r>
       <m:oMath>
         <m:sSub>
@@ -8015,7 +7843,7 @@
           <w:color w:val="000000"/>
           <w:sz w:val="24"/>
         </w:rPr>
-        <w:t>5）PX4/SITL闭环仿真验证方法：</w:t>
+        <w:t>5） PX4/SITL闭环仿真验证方法：</w:t>
       </w:r>
       <w:r>
         <w:rPr>
@@ -8123,7 +7951,7 @@
           <w:color w:val="000000"/>
           <w:sz w:val="24"/>
         </w:rPr>
-        <w:t>（2）技术路线图</w:t>
+        <w:t>（2） 技术路线图与系统仿真结构</w:t>
       </w:r>
     </w:p>
     <w:p>
@@ -8275,7 +8103,7 @@
           <w:color w:val="000000"/>
           <w:sz w:val="24"/>
         </w:rPr>
-        <w:t>（3）可行性分析</w:t>
+        <w:t>（3） 可行性分析</w:t>
       </w:r>
     </w:p>
     <w:p>
@@ -8311,7 +8139,7 @@
           <w:color w:val="000000"/>
           <w:sz w:val="24"/>
         </w:rPr>
-        <w:t>1）理论与方法可行性：</w:t>
+        <w:t>1） 理论与方法可行性：</w:t>
       </w:r>
       <w:r>
         <w:rPr>
@@ -8339,7 +8167,7 @@
           <w:color w:val="000000"/>
           <w:sz w:val="24"/>
         </w:rPr>
-        <w:t>2）平台与数据基础可行性：</w:t>
+        <w:t>2） 平台与数据基础可行性：</w:t>
       </w:r>
       <w:r>
         <w:rPr>
@@ -8367,7 +8195,7 @@
           <w:color w:val="000000"/>
           <w:sz w:val="24"/>
         </w:rPr>
-        <w:t>3）软件与仿真环境可行性：</w:t>
+        <w:t>3） 软件与仿真环境可行性：</w:t>
       </w:r>
       <w:r>
         <w:rPr>
@@ -9512,7 +9340,7 @@
           <w:color w:val="000000"/>
           <w:sz w:val="24"/>
         </w:rPr>
-        <w:t>[1] Fossen T I. Handbook of Marine Craft Hydrodynamics and Motion Control[M]. 2nd ed. Chichester, UK: John Wiley &amp; Sons, 2021. DOI: 10.1002/9781119575016.</w:t>
+        <w:t>[1] 工业和信息化部, 教育部, 科学技术部, 等. 关于印发《“机器人+”应用行动实施方案》的通知: 工信部联通装〔2023〕6号[EB/OL]. (2023-01-18) [2026-09-28]. http://www.gov.cn/zhengce/zhengceku/2023-01/19/content_5737976.htm.</w:t>
       </w:r>
       <w:bookmarkEnd w:id="101"/>
     </w:p>
@@ -9532,7 +9360,7 @@
           <w:color w:val="000000"/>
           <w:sz w:val="24"/>
         </w:rPr>
-        <w:t>[2] Caccia M, Indiveri G, Veruggio G. Modeling and identification of open-frame variable configuration unmanned underwater vehicles[J]. IEEE Journal of Oceanic Engineering, 2000, 25(2): 227-240. DOI: 10.1109/48.838986.</w:t>
+        <w:t>[2] Fossen T I. Handbook of Marine Craft Hydrodynamics and Motion Control[M]. 2nd ed. Chichester, UK: John Wiley &amp; Sons, 2021. DOI: 10.1002/9781119575016.</w:t>
       </w:r>
       <w:bookmarkEnd w:id="102"/>
     </w:p>
@@ -9552,7 +9380,7 @@
           <w:color w:val="000000"/>
           <w:sz w:val="24"/>
         </w:rPr>
-        <w:t>[3] Ross A, Fossen T I, Johansen T A. Identification of underwater vehicle hydrodynamic coefficients using free decay tests[J]. IFAC Proceedings Volumes, 2004, 37(10): 363-368. DOI: 10.1016/S1474-6670(17)31759-7.</w:t>
+        <w:t>[3] Caccia M, Indiveri G, Veruggio G. Modeling and identification of open-frame variable configuration unmanned underwater vehicles[J]. IEEE Journal of Oceanic Engineering, 2000, 25(2): 227-240. DOI: 10.1109/48.838986.</w:t>
       </w:r>
       <w:bookmarkEnd w:id="103"/>
     </w:p>
@@ -9572,7 +9400,7 @@
           <w:color w:val="000000"/>
           <w:sz w:val="24"/>
         </w:rPr>
-        <w:t>[4] Avila J P J, Donha D C, Adamowski J C. Experimental model identification of open-frame underwater vehicles[J]. Ocean Engineering, 2013, 60: 81-94. DOI: 10.1016/j.oceaneng.2012.10.007.</w:t>
+        <w:t>[4] Ross A, Fossen T I, Johansen T A. Identification of underwater vehicle hydrodynamic coefficients using free decay tests[J]. IFAC Proceedings Volumes, 2004, 37(10): 363-368. DOI: 10.1016/S1474-6670(17)31759-7.</w:t>
       </w:r>
       <w:bookmarkEnd w:id="104"/>
     </w:p>
@@ -9592,7 +9420,7 @@
           <w:color w:val="000000"/>
           <w:sz w:val="24"/>
         </w:rPr>
-        <w:t>[5] Liu J C, Liu X M, Xu Y R. Application of ML to system identification for underwater vehicle[J]. Journal of Marine Science and Application, 2002, 1(1): 21-25. DOI: 10.1007/BF02921412.</w:t>
+        <w:t>[5] Avila J P J, Donha D C, Adamowski J C. Experimental model identification of open-frame underwater vehicles[J]. Ocean Engineering, 2013, 60: 81-94. DOI: 10.1016/j.oceaneng.2012.10.007.</w:t>
       </w:r>
       <w:bookmarkEnd w:id="105"/>
     </w:p>
@@ -9712,7 +9540,7 @@
           <w:color w:val="000000"/>
           <w:sz w:val="24"/>
         </w:rPr>
-        <w:t>[11] Smeur E J J, Chu Q, de Croon G C H E. Adaptive incremental nonlinear dynamic inversion for attitude control of micro air vehicles[J]. Journal of Guidance, Control, and Dynamics, 2016, 39(3): 450-461. DOI: 10.2514/1.G001490.</w:t>
+        <w:t>[11] Slawik T, Vyas S, Christensen L, et al. Attitude Control of the Hydrobatic Intervention AUV Cuttlefish using Incremental Nonlinear Dynamic Inversion[C]//2024 IEEE/RSJ International Conference on Intelligent Robots and Systems (IROS). Abu Dhabi, UAE: IEEE, 2024: 781-787. DOI: 10.1109/IROS58592.2024.10801686.</w:t>
       </w:r>
       <w:bookmarkEnd w:id="111"/>
     </w:p>
@@ -9732,7 +9560,7 @@
           <w:color w:val="000000"/>
           <w:sz w:val="24"/>
         </w:rPr>
-        <w:t>[12] Slawik T, Vyas S, Christensen L, et al. Attitude Control of the Hydrobatic Intervention AUV Cuttlefish using Incremental Nonlinear Dynamic Inversion[C]//2024 IEEE/RSJ International Conference on Intelligent Robots and Systems (IROS). Abu Dhabi, UAE: IEEE, 2024: 781-787. DOI: 10.1109/IROS58592.2024.10801686.</w:t>
+        <w:t>[12] Johansen T A, Fossen T I. Control allocation—A survey[J]. Automatica, 2013, 49(5): 1087-1103. DOI: 10.1016/j.automatica.2013.01.035.</w:t>
       </w:r>
       <w:bookmarkEnd w:id="112"/>
     </w:p>
@@ -9772,7 +9600,7 @@
           <w:color w:val="000000"/>
           <w:sz w:val="24"/>
         </w:rPr>
-        <w:t>[14] Johansen T A, Fossen T I. Control allocation—A survey[J]. Automatica, 2013, 49(5): 1087-1103. DOI: 10.1016/j.automatica.2013.01.035.</w:t>
+        <w:t>[14] 程卫平, 王猛, 曾现敏, 等. 基于可行方向法的水下机器人推力分配[J]. 舰船科学技术, 2022, 44(13): 102-106.</w:t>
       </w:r>
       <w:bookmarkEnd w:id="114"/>
     </w:p>
@@ -9792,7 +9620,7 @@
           <w:color w:val="000000"/>
           <w:sz w:val="24"/>
         </w:rPr>
-        <w:t>[15] 万磊, 徐玉如, 庞永杰. 水下机器人推力器容错控制技术的研究[J]. 机器人, 2003, 25(6): 510-514.</w:t>
+        <w:t>[15] 孙广威, 苏玉玺, 毛义, 等. 基于模糊逻辑的混合推进ROV多级推力分配策略[J]. 机器人, 2023, 45(4): 472-482.</w:t>
       </w:r>
       <w:bookmarkEnd w:id="115"/>
     </w:p>
@@ -9812,7 +9640,7 @@
           <w:color w:val="000000"/>
           <w:sz w:val="24"/>
         </w:rPr>
-        <w:t>[16] 程卫平, 王猛, 曾现敏, 等. 基于可行方向法的水下机器人推力分配[J]. 舰船科学技术, 2022, 44(13): 102-106.</w:t>
+        <w:t>[16] Meier L, Honegger D, Pollefeys M. PX4: A node-based multithreaded open source robotics framework for deeply embedded platforms[C]//2015 IEEE International Conference on Robotics and Automation (ICRA). Seattle, WA: IEEE, 2015: 6235-6240. DOI: 10.1109/ICRA.2015.7140074.</w:t>
       </w:r>
       <w:bookmarkEnd w:id="116"/>
     </w:p>
@@ -9832,69 +9660,9 @@
           <w:color w:val="000000"/>
           <w:sz w:val="24"/>
         </w:rPr>
-        <w:t>[17] 孙广威, 苏玉玺, 毛义, 等. 基于模糊逻辑的混合推进ROV多级推力分配策略[J]. 机器人, 2023, 45(4): 472-482.</w:t>
+        <w:t>[17] Duecker D A, Bauschmann N, Hansen T, et al. HippoCampus X – A hydrobatic open-source micro AUV for confined environments[C]//2020 IEEE/OES Autonomous Underwater Vehicles Symposium (AUV). St. John's, NL, Canada: IEEE, 2020: 1-6. DOI: 10.1109/AUV50043.2020.9267895.</w:t>
       </w:r>
       <w:bookmarkEnd w:id="117"/>
-    </w:p>
-    <w:p>
-      <w:pPr>
-        <w:pStyle w:val="a9"/>
-        <w:jc w:val="both"/>
-        <w:spacing w:line="360" w:lineRule="auto"/>
-        <w:ind w:left="420" w:hanging="420"/>
-      </w:pPr>
-      <w:bookmarkStart w:id="118" w:name="_Ref_Paper_18"/>
-      <w:r>
-        <w:rPr>
-          <w:rFonts w:ascii="Times New Roman" w:hAnsi="Times New Roman" w:cs="Times New Roman" w:eastAsia="宋体"/>
-          <w:b w:val="0"/>
-          <w:i w:val="0"/>
-          <w:color w:val="000000"/>
-          <w:sz w:val="24"/>
-        </w:rPr>
-        <w:t>[18] Meier L, Honegger D, Pollefeys M. PX4: A node-based multithreaded open source robotics framework for deeply embedded platforms[C]//2015 IEEE International Conference on Robotics and Automation (ICRA). Seattle, WA: IEEE, 2015: 6235-6240. DOI: 10.1109/ICRA.2015.7140074.</w:t>
-      </w:r>
-      <w:bookmarkEnd w:id="118"/>
-    </w:p>
-    <w:p>
-      <w:pPr>
-        <w:pStyle w:val="a9"/>
-        <w:jc w:val="both"/>
-        <w:spacing w:line="360" w:lineRule="auto"/>
-        <w:ind w:left="420" w:hanging="420"/>
-      </w:pPr>
-      <w:bookmarkStart w:id="119" w:name="_Ref_Paper_19"/>
-      <w:r>
-        <w:rPr>
-          <w:rFonts w:ascii="Times New Roman" w:hAnsi="Times New Roman" w:cs="Times New Roman" w:eastAsia="宋体"/>
-          <w:b w:val="0"/>
-          <w:i w:val="0"/>
-          <w:color w:val="000000"/>
-          <w:sz w:val="24"/>
-        </w:rPr>
-        <w:t>[19] Hackbarth A, Duecker D A, Kreuzer E. HippoCampus: A micro underwater vehicle for swarm applications[C]//2015 IEEE/RSJ International Conference on Intelligent Robots and Systems (IROS). Hamburg, Germany: IEEE, 2015: 1096-1101. DOI: 10.1109/IROS.2015.7353506.</w:t>
-      </w:r>
-      <w:bookmarkEnd w:id="119"/>
-    </w:p>
-    <w:p>
-      <w:pPr>
-        <w:pStyle w:val="a9"/>
-        <w:jc w:val="both"/>
-        <w:spacing w:line="360" w:lineRule="auto"/>
-        <w:ind w:left="420" w:hanging="420"/>
-      </w:pPr>
-      <w:bookmarkStart w:id="120" w:name="_Ref_Paper_20"/>
-      <w:r>
-        <w:rPr>
-          <w:rFonts w:ascii="Times New Roman" w:hAnsi="Times New Roman" w:cs="Times New Roman" w:eastAsia="宋体"/>
-          <w:b w:val="0"/>
-          <w:i w:val="0"/>
-          <w:color w:val="000000"/>
-          <w:sz w:val="24"/>
-        </w:rPr>
-        <w:t>[20] Duecker D A, Bauschmann N, Hansen T, et al. HippoCampus X – A hydrobatic open-source micro AUV for confined environments[C]//2020 IEEE/OES Autonomous Underwater Vehicles Symposium (AUV). St. John's, NL, Canada: IEEE, 2020: 1-6. DOI: 10.1109/AUV50043.2020.9267895.</w:t>
-      </w:r>
-      <w:bookmarkEnd w:id="120"/>
     </w:p>
     <w:p>
       <w:pPr>

--- a/开题报告/开题报告-基于PX4的水下航行器模型控制方法研究.docx
+++ b/开题报告/开题报告-基于PX4的水下航行器模型控制方法研究.docx
@@ -911,7 +911,7 @@
           <w:color w:val="000000"/>
           <w:sz w:val="24"/>
         </w:rPr>
-        <w:t>1． 课题来源及研究的目的和意义</w:t>
+        <w:t>1.1 课题来源及研究的目的和意义</w:t>
       </w:r>
     </w:p>
     <w:p>
@@ -929,7 +929,7 @@
           <w:color w:val="000000"/>
           <w:sz w:val="24"/>
         </w:rPr>
-        <w:t>（1） 课题来源</w:t>
+        <w:t>1.1.1 课题来源</w:t>
       </w:r>
     </w:p>
     <w:p>
@@ -1023,7 +1023,7 @@
           <w:color w:val="000000"/>
           <w:sz w:val="24"/>
         </w:rPr>
-        <w:t>（2） 研究目的</w:t>
+        <w:t>1.1.2 研究目的</w:t>
       </w:r>
     </w:p>
     <w:p>
@@ -1095,7 +1095,7 @@
           <w:color w:val="000000"/>
           <w:sz w:val="24"/>
         </w:rPr>
-        <w:t>（3） 研究意义</w:t>
+        <w:t>1.1.3 研究意义</w:t>
       </w:r>
     </w:p>
     <w:p>
@@ -1149,7 +1149,7 @@
           <w:color w:val="000000"/>
           <w:sz w:val="24"/>
         </w:rPr>
-        <w:t>2． 国内外在该方向的研究现状和发展趋势</w:t>
+        <w:t>1.2 国内外在该方向的研究现状和发展趋势</w:t>
       </w:r>
     </w:p>
     <w:p>
@@ -1185,7 +1185,7 @@
           <w:color w:val="000000"/>
           <w:sz w:val="24"/>
         </w:rPr>
-        <w:t>（1） 水下航行器动力学建模与系统辨识研究现状</w:t>
+        <w:t>1.2.1 水下航行器动力学建模与系统辨识研究现状</w:t>
       </w:r>
     </w:p>
     <w:p>
@@ -1393,7 +1393,7 @@
           <w:color w:val="000000"/>
           <w:sz w:val="24"/>
         </w:rPr>
-        <w:t>（2） 水下航行器运动控制方法研究现状</w:t>
+        <w:t>1.2.2 水下航行器运动控制方法研究现状</w:t>
       </w:r>
     </w:p>
     <w:p>
@@ -1691,7 +1691,7 @@
           <w:color w:val="000000"/>
           <w:sz w:val="24"/>
         </w:rPr>
-        <w:t>（3） 多推进器控制分配研究现状</w:t>
+        <w:t>1.2.3 多推进器控制分配研究现状</w:t>
       </w:r>
     </w:p>
     <w:p>
@@ -2015,7 +2015,7 @@
           <w:color w:val="000000"/>
           <w:sz w:val="24"/>
         </w:rPr>
-        <w:t>（4） 基于开源软件架构（PX4）的水下航行器闭环仿真研究现状</w:t>
+        <w:t>1.2.4 基于开源软件架构（PX4）的水下航行器闭环仿真研究现状</w:t>
       </w:r>
     </w:p>
     <w:p>
@@ -2131,7 +2131,7 @@
           <w:color w:val="000000"/>
           <w:sz w:val="24"/>
         </w:rPr>
-        <w:t>（5） 发展趋势与对本课题的启示</w:t>
+        <w:t>1.2.5 发展趋势与对本课题的启示</w:t>
       </w:r>
     </w:p>
     <w:p>
@@ -3304,7 +3304,7 @@
           <w:color w:val="000000"/>
           <w:sz w:val="24"/>
         </w:rPr>
-        <w:t>1． 主要研究内容</w:t>
+        <w:t>2.1 主要研究内容</w:t>
       </w:r>
     </w:p>
     <w:p>
@@ -3322,7 +3322,7 @@
           <w:color w:val="000000"/>
           <w:sz w:val="24"/>
         </w:rPr>
-        <w:t>（1） 预期研究目标</w:t>
+        <w:t>2.1.1 预期研究目标</w:t>
       </w:r>
     </w:p>
     <w:p>
@@ -3358,7 +3358,7 @@
           <w:color w:val="000000"/>
           <w:sz w:val="24"/>
         </w:rPr>
-        <w:t>（2） 研究内容要点</w:t>
+        <w:t>2.1.2 研究内容要点</w:t>
       </w:r>
     </w:p>
     <w:p>
@@ -3529,7 +3529,7 @@
           <w:color w:val="000000"/>
           <w:sz w:val="24"/>
         </w:rPr>
-        <w:t>2． 研究方案</w:t>
+        <w:t>2.2 研究方案</w:t>
       </w:r>
     </w:p>
     <w:p>
@@ -3547,7 +3547,7 @@
           <w:color w:val="000000"/>
           <w:sz w:val="24"/>
         </w:rPr>
-        <w:t>（1） 拟采取的研究方法</w:t>
+        <w:t>2.2.1 拟采取的研究方法</w:t>
       </w:r>
     </w:p>
     <w:p>
@@ -7951,7 +7951,7 @@
           <w:color w:val="000000"/>
           <w:sz w:val="24"/>
         </w:rPr>
-        <w:t>（2） 技术路线图与系统仿真结构</w:t>
+        <w:t>2.2.2 技术路线图与系统仿真结构</w:t>
       </w:r>
     </w:p>
     <w:p>
@@ -8103,7 +8103,7 @@
           <w:color w:val="000000"/>
           <w:sz w:val="24"/>
         </w:rPr>
-        <w:t>（3） 可行性分析</w:t>
+        <w:t>2.2.3 可行性分析</w:t>
       </w:r>
     </w:p>
     <w:p>
@@ -8223,7 +8223,7 @@
           <w:color w:val="000000"/>
           <w:sz w:val="24"/>
         </w:rPr>
-        <w:t>3． 工作进度安排</w:t>
+        <w:t>2.3 工作进度安排</w:t>
       </w:r>
     </w:p>
     <w:p>

--- a/开题报告/开题报告-基于PX4的水下航行器模型控制方法研究.docx
+++ b/开题报告/开题报告-基于PX4的水下航行器模型控制方法研究.docx
@@ -911,7 +911,7 @@
           <w:color w:val="000000"/>
           <w:sz w:val="24"/>
         </w:rPr>
-        <w:t>1.1 课题来源及研究的目的和意义</w:t>
+        <w:t>1. 课题来源及研究的目的和意义</w:t>
       </w:r>
     </w:p>
     <w:p>
@@ -929,7 +929,7 @@
           <w:color w:val="000000"/>
           <w:sz w:val="24"/>
         </w:rPr>
-        <w:t>1.1.1 课题来源</w:t>
+        <w:t>1.1 课题来源</w:t>
       </w:r>
     </w:p>
     <w:p>
@@ -1023,7 +1023,7 @@
           <w:color w:val="000000"/>
           <w:sz w:val="24"/>
         </w:rPr>
-        <w:t>1.1.2 研究目的</w:t>
+        <w:t>1.2 研究目的</w:t>
       </w:r>
     </w:p>
     <w:p>
@@ -1095,7 +1095,7 @@
           <w:color w:val="000000"/>
           <w:sz w:val="24"/>
         </w:rPr>
-        <w:t>1.1.3 研究意义</w:t>
+        <w:t>1.3 研究意义</w:t>
       </w:r>
     </w:p>
     <w:p>
@@ -1149,7 +1149,7 @@
           <w:color w:val="000000"/>
           <w:sz w:val="24"/>
         </w:rPr>
-        <w:t>1.2 国内外在该方向的研究现状和发展趋势</w:t>
+        <w:t>2. 国内外在该方向的研究现状和发展趋势</w:t>
       </w:r>
     </w:p>
     <w:p>
@@ -1185,7 +1185,7 @@
           <w:color w:val="000000"/>
           <w:sz w:val="24"/>
         </w:rPr>
-        <w:t>1.2.1 水下航行器动力学建模与系统辨识研究现状</w:t>
+        <w:t>2.1 水下航行器动力学建模与系统辨识研究现状</w:t>
       </w:r>
     </w:p>
     <w:p>
@@ -1393,7 +1393,7 @@
           <w:color w:val="000000"/>
           <w:sz w:val="24"/>
         </w:rPr>
-        <w:t>1.2.2 水下航行器运动控制方法研究现状</w:t>
+        <w:t>2.2 水下航行器运动控制方法研究现状</w:t>
       </w:r>
     </w:p>
     <w:p>
@@ -1691,7 +1691,7 @@
           <w:color w:val="000000"/>
           <w:sz w:val="24"/>
         </w:rPr>
-        <w:t>1.2.3 多推进器控制分配研究现状</w:t>
+        <w:t>2.3 多推进器控制分配研究现状</w:t>
       </w:r>
     </w:p>
     <w:p>
@@ -2015,7 +2015,7 @@
           <w:color w:val="000000"/>
           <w:sz w:val="24"/>
         </w:rPr>
-        <w:t>1.2.4 基于开源软件架构（PX4）的水下航行器闭环仿真研究现状</w:t>
+        <w:t>2.4 基于开源软件架构（PX4）的水下航行器闭环仿真研究现状</w:t>
       </w:r>
     </w:p>
     <w:p>
@@ -2131,7 +2131,7 @@
           <w:color w:val="000000"/>
           <w:sz w:val="24"/>
         </w:rPr>
-        <w:t>1.2.5 发展趋势与对本课题的启示</w:t>
+        <w:t>2.5 发展趋势与对本课题的启示</w:t>
       </w:r>
     </w:p>
     <w:p>
@@ -3304,7 +3304,7 @@
           <w:color w:val="000000"/>
           <w:sz w:val="24"/>
         </w:rPr>
-        <w:t>2.1 主要研究内容</w:t>
+        <w:t>1. 主要研究内容</w:t>
       </w:r>
     </w:p>
     <w:p>
@@ -3322,7 +3322,7 @@
           <w:color w:val="000000"/>
           <w:sz w:val="24"/>
         </w:rPr>
-        <w:t>2.1.1 预期研究目标</w:t>
+        <w:t>1.1 预期研究目标</w:t>
       </w:r>
     </w:p>
     <w:p>
@@ -3358,7 +3358,7 @@
           <w:color w:val="000000"/>
           <w:sz w:val="24"/>
         </w:rPr>
-        <w:t>2.1.2 研究内容要点</w:t>
+        <w:t>1.2 研究内容要点</w:t>
       </w:r>
     </w:p>
     <w:p>
@@ -3529,7 +3529,7 @@
           <w:color w:val="000000"/>
           <w:sz w:val="24"/>
         </w:rPr>
-        <w:t>2.2 研究方案</w:t>
+        <w:t>2. 研究方案</w:t>
       </w:r>
     </w:p>
     <w:p>
@@ -3547,7 +3547,7 @@
           <w:color w:val="000000"/>
           <w:sz w:val="24"/>
         </w:rPr>
-        <w:t>2.2.1 拟采取的研究方法</w:t>
+        <w:t>2.1 拟采取的研究方法</w:t>
       </w:r>
     </w:p>
     <w:p>
@@ -7951,7 +7951,7 @@
           <w:color w:val="000000"/>
           <w:sz w:val="24"/>
         </w:rPr>
-        <w:t>2.2.2 技术路线图与系统仿真结构</w:t>
+        <w:t>2.2 技术路线图与系统仿真结构</w:t>
       </w:r>
     </w:p>
     <w:p>
@@ -8103,7 +8103,7 @@
           <w:color w:val="000000"/>
           <w:sz w:val="24"/>
         </w:rPr>
-        <w:t>2.2.3 可行性分析</w:t>
+        <w:t>2.3 可行性分析</w:t>
       </w:r>
     </w:p>
     <w:p>
@@ -8223,7 +8223,7 @@
           <w:color w:val="000000"/>
           <w:sz w:val="24"/>
         </w:rPr>
-        <w:t>2.3 工作进度安排</w:t>
+        <w:t>3. 工作进度安排</w:t>
       </w:r>
     </w:p>
     <w:p>

--- a/开题报告/开题报告-基于PX4的水下航行器模型控制方法研究.docx
+++ b/开题报告/开题报告-基于PX4的水下航行器模型控制方法研究.docx
@@ -911,7 +911,17 @@
           <w:color w:val="000000"/>
           <w:sz w:val="24"/>
         </w:rPr>
-        <w:t>1. 课题来源及研究的目的和意义</w:t>
+        <w:t xml:space="preserve">1. </w:t>
+      </w:r>
+      <w:r>
+        <w:rPr>
+          <w:rFonts w:ascii="Times New Roman" w:hAnsi="Times New Roman" w:cs="Times New Roman" w:eastAsia="黑体"/>
+          <w:b w:val="0"/>
+          <w:i w:val="0"/>
+          <w:color w:val="000000"/>
+          <w:sz w:val="24"/>
+        </w:rPr>
+        <w:t>课题来源及研究的目的和意义</w:t>
       </w:r>
     </w:p>
     <w:p>
@@ -929,7 +939,17 @@
           <w:color w:val="000000"/>
           <w:sz w:val="24"/>
         </w:rPr>
-        <w:t>1.1 课题来源</w:t>
+        <w:t xml:space="preserve">1.1 </w:t>
+      </w:r>
+      <w:r>
+        <w:rPr>
+          <w:rFonts w:ascii="Times New Roman" w:hAnsi="Times New Roman" w:cs="Times New Roman" w:eastAsia="黑体"/>
+          <w:b w:val="0"/>
+          <w:i w:val="0"/>
+          <w:color w:val="000000"/>
+          <w:sz w:val="24"/>
+        </w:rPr>
+        <w:t>课题来源</w:t>
       </w:r>
     </w:p>
     <w:p>
@@ -1005,7 +1025,137 @@
           <w:color w:val="000000"/>
           <w:sz w:val="24"/>
         </w:rPr>
-        <w:t>在此背景下，本课题来源于实验室在水下无人系统与智能海洋装备方向的科研实践与工程开发需求，直接依托实验室已完成构型设计的八推进器开架式（Open-frame）水下航行器（Unmanned Underwater Vehicle / Remotely Operated Vehicle，UUV/ROV）实验平台方案及相关结构数据开展研究。该平台具备八推进器空间对称与矢量倾斜布置的硬件驱动能力，但在流体环境中实现稳定可靠的闭环运动控制仍面临诸多瓶颈：缺乏系统化的水动力建模与参数辨识，使得控制器难以获取物理平台的真实动力学特性；运动控制与推力分配多采用人工试凑的经验PID参数，未能在六自由度耦合层面上充分释放八推进器过驱动配置的协调潜力；控制系统软件缺乏工业级模块化规范，难以直接面向工程部署开展高可信度的闭环验证。为此，本课题立足于实验室已有平台的方案与数据基础，围绕“动力学建模、系统辨识、模型运动控制、八推进器控制分配及 PX4/SITL 闭环仿真验证”开展系统性研究，具有坚实的工程实践背景与明确的技术升级需求。</w:t>
+        <w:t>在此背景下，</w:t>
+      </w:r>
+      <w:r>
+        <w:rPr>
+          <w:rFonts w:ascii="Times New Roman" w:hAnsi="Times New Roman" w:cs="Times New Roman" w:eastAsia="宋体"/>
+          <w:b w:val="0"/>
+          <w:i w:val="0"/>
+          <w:color w:val="000000"/>
+          <w:sz w:val="24"/>
+        </w:rPr>
+        <w:t>本课题来源于实验室在水下无人系统与智能海洋装备方向的科研实践与工程开发需求，直接依托实验室</w:t>
+      </w:r>
+      <w:r>
+        <w:rPr>
+          <w:rFonts w:ascii="Times New Roman" w:hAnsi="Times New Roman" w:cs="Times New Roman" w:eastAsia="宋体"/>
+          <w:b w:val="0"/>
+          <w:i w:val="0"/>
+          <w:color w:val="000000"/>
+          <w:sz w:val="24"/>
+        </w:rPr>
+        <w:t>已完成构型设计的</w:t>
+      </w:r>
+      <w:r>
+        <w:rPr>
+          <w:rFonts w:ascii="Times New Roman" w:hAnsi="Times New Roman" w:cs="Times New Roman" w:eastAsia="宋体"/>
+          <w:b w:val="0"/>
+          <w:i w:val="0"/>
+          <w:color w:val="000000"/>
+          <w:sz w:val="24"/>
+        </w:rPr>
+        <w:t>八推进器开架式（Open-frame）水下航行器（Unmanned Underwater Vehicle / Remotely Operated Vehicle，UUV/ROV）实验平台</w:t>
+      </w:r>
+      <w:r>
+        <w:rPr>
+          <w:rFonts w:ascii="Times New Roman" w:hAnsi="Times New Roman" w:cs="Times New Roman" w:eastAsia="宋体"/>
+          <w:b w:val="0"/>
+          <w:i w:val="0"/>
+          <w:color w:val="000000"/>
+          <w:sz w:val="24"/>
+        </w:rPr>
+        <w:t>方案及相关结构数据</w:t>
+      </w:r>
+      <w:r>
+        <w:rPr>
+          <w:rFonts w:ascii="Times New Roman" w:hAnsi="Times New Roman" w:cs="Times New Roman" w:eastAsia="宋体"/>
+          <w:b w:val="0"/>
+          <w:i w:val="0"/>
+          <w:color w:val="000000"/>
+          <w:sz w:val="24"/>
+        </w:rPr>
+        <w:t>开展研究。</w:t>
+      </w:r>
+      <w:r>
+        <w:rPr>
+          <w:rFonts w:ascii="Times New Roman" w:hAnsi="Times New Roman" w:cs="Times New Roman" w:eastAsia="宋体"/>
+          <w:b w:val="0"/>
+          <w:i w:val="0"/>
+          <w:color w:val="000000"/>
+          <w:sz w:val="24"/>
+        </w:rPr>
+        <w:t>该平台</w:t>
+      </w:r>
+      <w:r>
+        <w:rPr>
+          <w:rFonts w:ascii="Times New Roman" w:hAnsi="Times New Roman" w:cs="Times New Roman" w:eastAsia="宋体"/>
+          <w:b w:val="0"/>
+          <w:i w:val="0"/>
+          <w:color w:val="000000"/>
+          <w:sz w:val="24"/>
+        </w:rPr>
+        <w:t>具备八推进器空间对称与矢量倾斜布置的硬件驱动能力，但在流体环境中实现</w:t>
+      </w:r>
+      <w:r>
+        <w:rPr>
+          <w:rFonts w:ascii="Times New Roman" w:hAnsi="Times New Roman" w:cs="Times New Roman" w:eastAsia="宋体"/>
+          <w:b w:val="0"/>
+          <w:i w:val="0"/>
+          <w:color w:val="000000"/>
+          <w:sz w:val="24"/>
+        </w:rPr>
+        <w:t>稳定可靠的闭环运动控制</w:t>
+      </w:r>
+      <w:r>
+        <w:rPr>
+          <w:rFonts w:ascii="Times New Roman" w:hAnsi="Times New Roman" w:cs="Times New Roman" w:eastAsia="宋体"/>
+          <w:b w:val="0"/>
+          <w:i w:val="0"/>
+          <w:color w:val="000000"/>
+          <w:sz w:val="24"/>
+        </w:rPr>
+        <w:t>仍面临诸多瓶颈：缺乏系统化的水动力建模与参数辨识，使得控制器难以获取物理平台的真实动力学特性；运动控制与推力分配多采用人工试凑的经验PID参数，未能在六自由度耦合层面上充分释放八推进器过驱动配置的协调潜力；控制系统软件缺乏工业级模块化规范，难以直接面向工程部署开展高可信度的闭环验证。为此，本课题立足于实验室已有平台</w:t>
+      </w:r>
+      <w:r>
+        <w:rPr>
+          <w:rFonts w:ascii="Times New Roman" w:hAnsi="Times New Roman" w:cs="Times New Roman" w:eastAsia="宋体"/>
+          <w:b w:val="0"/>
+          <w:i w:val="0"/>
+          <w:color w:val="000000"/>
+          <w:sz w:val="24"/>
+        </w:rPr>
+        <w:t>的方案与数据基础</w:t>
+      </w:r>
+      <w:r>
+        <w:rPr>
+          <w:rFonts w:ascii="Times New Roman" w:hAnsi="Times New Roman" w:cs="Times New Roman" w:eastAsia="宋体"/>
+          <w:b w:val="0"/>
+          <w:i w:val="0"/>
+          <w:color w:val="000000"/>
+          <w:sz w:val="24"/>
+        </w:rPr>
+        <w:t>，围绕“动力学建模、系统辨识、模型运动控制、八推进器控制分配及 PX4/SITL 闭环仿真验证”开展系统性研究，具有坚实的</w:t>
+      </w:r>
+      <w:r>
+        <w:rPr>
+          <w:rFonts w:ascii="Times New Roman" w:hAnsi="Times New Roman" w:cs="Times New Roman" w:eastAsia="宋体"/>
+          <w:b w:val="0"/>
+          <w:i w:val="0"/>
+          <w:color w:val="000000"/>
+          <w:sz w:val="24"/>
+        </w:rPr>
+        <w:t>工程实践</w:t>
+      </w:r>
+      <w:r>
+        <w:rPr>
+          <w:rFonts w:ascii="Times New Roman" w:hAnsi="Times New Roman" w:cs="Times New Roman" w:eastAsia="宋体"/>
+          <w:b w:val="0"/>
+          <w:i w:val="0"/>
+          <w:color w:val="000000"/>
+          <w:sz w:val="24"/>
+        </w:rPr>
+        <w:t>背景与明确的技术升级需求。</w:t>
       </w:r>
     </w:p>
     <w:p>
@@ -1023,7 +1173,17 @@
           <w:color w:val="000000"/>
           <w:sz w:val="24"/>
         </w:rPr>
-        <w:t>1.2 研究目的</w:t>
+        <w:t xml:space="preserve">1.2 </w:t>
+      </w:r>
+      <w:r>
+        <w:rPr>
+          <w:rFonts w:ascii="Times New Roman" w:hAnsi="Times New Roman" w:cs="Times New Roman" w:eastAsia="黑体"/>
+          <w:b w:val="0"/>
+          <w:i w:val="0"/>
+          <w:color w:val="000000"/>
+          <w:sz w:val="24"/>
+        </w:rPr>
+        <w:t>研究目的</w:t>
       </w:r>
     </w:p>
     <w:p>
@@ -1095,7 +1255,17 @@
           <w:color w:val="000000"/>
           <w:sz w:val="24"/>
         </w:rPr>
-        <w:t>1.3 研究意义</w:t>
+        <w:t xml:space="preserve">1.3 </w:t>
+      </w:r>
+      <w:r>
+        <w:rPr>
+          <w:rFonts w:ascii="Times New Roman" w:hAnsi="Times New Roman" w:cs="Times New Roman" w:eastAsia="黑体"/>
+          <w:b w:val="0"/>
+          <w:i w:val="0"/>
+          <w:color w:val="000000"/>
+          <w:sz w:val="24"/>
+        </w:rPr>
+        <w:t>研究意义</w:t>
       </w:r>
     </w:p>
     <w:p>
@@ -1149,7 +1319,17 @@
           <w:color w:val="000000"/>
           <w:sz w:val="24"/>
         </w:rPr>
-        <w:t>2. 国内外在该方向的研究现状和发展趋势</w:t>
+        <w:t xml:space="preserve">2. </w:t>
+      </w:r>
+      <w:r>
+        <w:rPr>
+          <w:rFonts w:ascii="Times New Roman" w:hAnsi="Times New Roman" w:cs="Times New Roman" w:eastAsia="黑体"/>
+          <w:b w:val="0"/>
+          <w:i w:val="0"/>
+          <w:color w:val="000000"/>
+          <w:sz w:val="24"/>
+        </w:rPr>
+        <w:t>国内外在该方向的研究现状和发展趋势</w:t>
       </w:r>
     </w:p>
     <w:p>
@@ -1185,7 +1365,17 @@
           <w:color w:val="000000"/>
           <w:sz w:val="24"/>
         </w:rPr>
-        <w:t>2.1 水下航行器动力学建模与系统辨识研究现状</w:t>
+        <w:t xml:space="preserve">2.1 </w:t>
+      </w:r>
+      <w:r>
+        <w:rPr>
+          <w:rFonts w:ascii="Times New Roman" w:hAnsi="Times New Roman" w:cs="Times New Roman" w:eastAsia="黑体"/>
+          <w:b w:val="0"/>
+          <w:i w:val="0"/>
+          <w:color w:val="000000"/>
+          <w:sz w:val="24"/>
+        </w:rPr>
+        <w:t>水下航行器动力学建模与系统辨识研究现状</w:t>
       </w:r>
     </w:p>
     <w:p>
@@ -1353,7 +1543,17 @@
           <w:color w:val="000000"/>
           <w:sz w:val="24"/>
         </w:rPr>
-        <w:t>。近年来，von Benzon 等面向主流八推进器 BlueROV2 平台建立了开源物理仿真与动力学基准，提供了标准化的辨识对比基础</w:t>
+        <w:t>。</w:t>
+      </w:r>
+      <w:r>
+        <w:rPr>
+          <w:rFonts w:ascii="Times New Roman" w:hAnsi="Times New Roman" w:cs="Times New Roman" w:eastAsia="宋体"/>
+          <w:b w:val="0"/>
+          <w:i w:val="0"/>
+          <w:color w:val="000000"/>
+          <w:sz w:val="24"/>
+        </w:rPr>
+        <w:t>近年来，von Benzon 等面向主流八推进器 BlueROV2 平台建立了开源物理仿真与动力学基准，提供了标准化的辨识对比基础</w:t>
       </w:r>
       <w:hyperlink w:anchor="_Ref_Paper_8" w:history="1">
         <w:r>
@@ -1375,7 +1575,17 @@
           <w:color w:val="000000"/>
           <w:sz w:val="24"/>
         </w:rPr>
-        <w:t>。这表明“基于机理构建总体方程骨架 + 依托平台资料与相关数据辨识修正关键未知量 + 利用代表性动态响应进行适用范围验证”的方法，已成为兼顾模型物理可解释性与工程可用性的主流路径。</w:t>
+        <w:t>。</w:t>
+      </w:r>
+      <w:r>
+        <w:rPr>
+          <w:rFonts w:ascii="Times New Roman" w:hAnsi="Times New Roman" w:cs="Times New Roman" w:eastAsia="宋体"/>
+          <w:b w:val="0"/>
+          <w:i w:val="0"/>
+          <w:color w:val="000000"/>
+          <w:sz w:val="24"/>
+        </w:rPr>
+        <w:t>这表明“基于机理构建总体方程骨架 + 依托平台资料与相关数据辨识修正关键未知量 + 利用代表性动态响应进行适用范围验证”的方法，已成为兼顾模型物理可解释性与工程可用性的主流路径。</w:t>
       </w:r>
     </w:p>
     <w:p>
@@ -1393,7 +1603,17 @@
           <w:color w:val="000000"/>
           <w:sz w:val="24"/>
         </w:rPr>
-        <w:t>2.2 水下航行器运动控制方法研究现状</w:t>
+        <w:t xml:space="preserve">2.2 </w:t>
+      </w:r>
+      <w:r>
+        <w:rPr>
+          <w:rFonts w:ascii="Times New Roman" w:hAnsi="Times New Roman" w:cs="Times New Roman" w:eastAsia="黑体"/>
+          <w:b w:val="0"/>
+          <w:i w:val="0"/>
+          <w:color w:val="000000"/>
+          <w:sz w:val="24"/>
+        </w:rPr>
+        <w:t>水下航行器运动控制方法研究现状</w:t>
       </w:r>
     </w:p>
     <w:p>
@@ -1411,7 +1631,17 @@
           <w:color w:val="000000"/>
           <w:sz w:val="24"/>
         </w:rPr>
-        <w:t xml:space="preserve">水下航行器运动控制的核心任务在于驱动推进器系统产生协调推力与力矩，使航行器的空间位置、潜深以及横滚、俯仰、偏航姿态稳定准确地跟踪给定的参考运动指令，并在存在未建模动态与外部水流干扰时维持良好的瞬态与稳态品质。典型水下航行器六自由度模型控制与推力分配通用闭环结构如图 1 所示（基于 Fossen 经典海洋航行器控制理论架构 </w:t>
+        <w:t>水下航行器运动控制的核心任务在于驱动推进器系统产生协调推力与力矩，使航行器的空间位置、潜深以及横滚、俯仰、偏航姿态稳定准确地跟踪给定的参考运动指令，并在存在未建模动态与外部水流干扰时维持良好的瞬态与稳态品质。</w:t>
+      </w:r>
+      <w:r>
+        <w:rPr>
+          <w:rFonts w:ascii="Times New Roman" w:hAnsi="Times New Roman" w:cs="Times New Roman" w:eastAsia="宋体"/>
+          <w:b w:val="0"/>
+          <w:i w:val="0"/>
+          <w:color w:val="000000"/>
+          <w:sz w:val="24"/>
+        </w:rPr>
+        <w:t xml:space="preserve">典型水下航行器六自由度模型控制与推力分配通用闭环结构如图 1 所示（基于 Fossen 经典海洋航行器控制理论架构 </w:t>
       </w:r>
       <w:hyperlink w:anchor="_Ref_Paper_2" w:history="1">
         <w:r>
@@ -1553,7 +1783,17 @@
           <w:color w:val="000000"/>
           <w:sz w:val="24"/>
         </w:rPr>
-        <w:t xml:space="preserve"> 亦将其作为标准对比算法。然而，开架式八推进器水下航行器本质上是一个非线性、多轴耦合的多输入多输出（MIMO）动力学系统：航行器在水平面做快速纵向机动时易诱发明显的俯仰和垂荡运动；侧向位移时亦伴随着横滚力矩干扰；重力与浮力的非线性恢复力矩随姿态倾角呈三角函数非线性变化。若完全忽略这些物理耦合，纯线性 PID 控制难以兼顾不同运动工况下的控制品质，容易在较大幅度机动时出现超调偏大或推进器输出抖振。</w:t>
+        <w:t xml:space="preserve"> 亦将其作为标准对比算法。</w:t>
+      </w:r>
+      <w:r>
+        <w:rPr>
+          <w:rFonts w:ascii="Times New Roman" w:hAnsi="Times New Roman" w:cs="Times New Roman" w:eastAsia="宋体"/>
+          <w:b w:val="0"/>
+          <w:i w:val="0"/>
+          <w:color w:val="000000"/>
+          <w:sz w:val="24"/>
+        </w:rPr>
+        <w:t>然而，开架式八推进器水下航行器本质上是一个非线性、多轴耦合的多输入多输出（MIMO）动力学系统：航行器在水平面做快速纵向机动时易诱发明显的俯仰和垂荡运动；侧向位移时亦伴随着横滚力矩干扰；重力与浮力的非线性恢复力矩随姿态倾角呈三角函数非线性变化。若完全忽略这些物理耦合，纯线性 PID 控制难以兼顾不同运动工况下的控制品质，容易在较大幅度机动时出现超调偏大或推进器输出抖振。</w:t>
       </w:r>
     </w:p>
     <w:p>
@@ -1571,7 +1811,27 @@
           <w:color w:val="000000"/>
           <w:sz w:val="24"/>
         </w:rPr>
-        <w:t xml:space="preserve">针对上述问题，结合动力学模型已知特性与实时状态反馈的现代控制方法成为水下航行器控制领域的研究重点。如图 1 所示，通用闭环控制系统主要由参考运动规划、运动控制器（包含模型前馈补偿与状态误差反馈两部分）、控制分配模块、推进器执行机构、航行器动力学模型以及状态估计模块组成。Fernandes 等针对观察级 ROV 提出了一种基于高增益状态观测器的输出反馈运动控制系统，将航行器的标称动力学模型与状态重构相结合，仅依赖有限传感器输出即实现了深度、航向和水平面位置的稳定闭环控制，并通过理论分析与水池试验验证了有效性 </w:t>
+        <w:t>针对上述问题，结合动力学模型已知特性与实时状态反馈的现代控制方法成为水下航行器控制领域的研究重点。</w:t>
+      </w:r>
+      <w:r>
+        <w:rPr>
+          <w:rFonts w:ascii="Times New Roman" w:hAnsi="Times New Roman" w:cs="Times New Roman" w:eastAsia="宋体"/>
+          <w:b w:val="0"/>
+          <w:i w:val="0"/>
+          <w:color w:val="000000"/>
+          <w:sz w:val="24"/>
+        </w:rPr>
+        <w:t>如图 1 所示，通用闭环控制系统主要由参考运动规划、运动控制器（包含模型前馈补偿与状态误差反馈两部分）、控制分配模块、推进器执行机构、航行器动力学模型以及状态估计模块组成。</w:t>
+      </w:r>
+      <w:r>
+        <w:rPr>
+          <w:rFonts w:ascii="Times New Roman" w:hAnsi="Times New Roman" w:cs="Times New Roman" w:eastAsia="宋体"/>
+          <w:b w:val="0"/>
+          <w:i w:val="0"/>
+          <w:color w:val="000000"/>
+          <w:sz w:val="24"/>
+        </w:rPr>
+        <w:t xml:space="preserve">Fernandes 等针对观察级 ROV 提出了一种基于高增益状态观测器的输出反馈运动控制系统，将航行器的标称动力学模型与状态重构相结合，仅依赖有限传感器输出即实现了深度、航向和水平面位置的稳定闭环控制，并通过理论分析与水池试验验证了有效性 </w:t>
       </w:r>
       <w:hyperlink w:anchor="_Ref_Paper_9" w:history="1">
         <w:r>
@@ -1633,7 +1893,17 @@
           <w:color w:val="000000"/>
           <w:sz w:val="24"/>
         </w:rPr>
-        <w:t xml:space="preserve">与此同时，围绕非线性系统解耦，基于反馈线性化与动态逆思想的控制方法也得到了深入探索。这类方法的核心思路在于利用动力学模型计算出抵消已知非线性项（如静水力恢复项、科氏力与主导阻尼项）所需的前馈控制力矩，将非线性耦合系统在标称意义上等效转化为解耦的线性通道，从而简化闭环状态反馈控制器的参数整定。此外，针对全状态精确机理模型难以完整获取的客观现实，学者们进一步探索了增量非线性动态逆（INDI）等局部增量控制方法。Slawik 等进一步将增量动态逆方法引入水下航行器（Cuttlefish AUV）的姿态控制中，结合标称水动力模型与传感器高频反馈在局部时间微元内补偿未建模动态与外扰，展现出良好的闭环抗扰能力 </w:t>
+        <w:t>与此同时，围绕非线性系统解耦，基于反馈线性化与动态逆思想的控制方法也得到了深入探索。这类方法的核心思路在于利用动力学模型计算出抵消已知非线性项（如静水力恢复项、科氏力与主导阻尼项）所需的前馈控制力矩，将非线性耦合系统在标称意义上等效转化为解耦的线性通道，从而简化闭环状态反馈控制器的参数整定。此外，针对全状态精确机理模型难以完整获取的客观现实，学者们进一步探索了增量非线性动态逆（INDI）等局部增量控制方法。</w:t>
+      </w:r>
+      <w:r>
+        <w:rPr>
+          <w:rFonts w:ascii="Times New Roman" w:hAnsi="Times New Roman" w:cs="Times New Roman" w:eastAsia="宋体"/>
+          <w:b w:val="0"/>
+          <w:i w:val="0"/>
+          <w:color w:val="000000"/>
+          <w:sz w:val="24"/>
+        </w:rPr>
+        <w:t xml:space="preserve">Slawik 等进一步将增量动态逆方法引入水下航行器（Cuttlefish AUV）的姿态控制中，结合标称水动力模型与传感器高频反馈在局部时间微元内补偿未建模动态与外扰，展现出良好的闭环抗扰能力 </w:t>
       </w:r>
       <w:hyperlink w:anchor="_Ref_Paper_11" w:history="1">
         <w:r>
@@ -1691,7 +1961,17 @@
           <w:color w:val="000000"/>
           <w:sz w:val="24"/>
         </w:rPr>
-        <w:t>2.3 多推进器控制分配研究现状</w:t>
+        <w:t xml:space="preserve">2.3 </w:t>
+      </w:r>
+      <w:r>
+        <w:rPr>
+          <w:rFonts w:ascii="Times New Roman" w:hAnsi="Times New Roman" w:cs="Times New Roman" w:eastAsia="黑体"/>
+          <w:b w:val="0"/>
+          <w:i w:val="0"/>
+          <w:color w:val="000000"/>
+          <w:sz w:val="24"/>
+        </w:rPr>
+        <w:t>多推进器控制分配研究现状</w:t>
       </w:r>
     </w:p>
     <w:p>
@@ -1912,7 +2192,17 @@
           <w:color w:val="000000"/>
           <w:sz w:val="24"/>
         </w:rPr>
-        <w:t>。在无约束或弱约束条件下，基于几何映射矩阵的广义逆（伪逆）法由于具备解析形式、计算开销小，在工程中得到了广泛的基础应用；通过在伪逆中引入对角加权矩阵（加权伪逆法），能够根据推进器物理尺寸、功率或安装力臂灵活分配控制权重。</w:t>
+        <w:t>。</w:t>
+      </w:r>
+      <w:r>
+        <w:rPr>
+          <w:rFonts w:ascii="Times New Roman" w:hAnsi="Times New Roman" w:cs="Times New Roman" w:eastAsia="宋体"/>
+          <w:b w:val="0"/>
+          <w:i w:val="0"/>
+          <w:color w:val="000000"/>
+          <w:sz w:val="24"/>
+        </w:rPr>
+        <w:t>在无约束或弱约束条件下，基于几何映射矩阵的广义逆（伪逆）法由于具备解析形式、计算开销小，在工程中得到了广泛的基础应用；通过在伪逆中引入对角加权矩阵（加权伪逆法），能够根据推进器物理尺寸、功率或安装力臂灵活分配控制权重。</w:t>
       </w:r>
     </w:p>
     <w:p>
@@ -2015,7 +2305,17 @@
           <w:color w:val="000000"/>
           <w:sz w:val="24"/>
         </w:rPr>
-        <w:t>2.4 基于开源软件架构（PX4）的水下航行器闭环仿真研究现状</w:t>
+        <w:t xml:space="preserve">2.4 </w:t>
+      </w:r>
+      <w:r>
+        <w:rPr>
+          <w:rFonts w:ascii="Times New Roman" w:hAnsi="Times New Roman" w:cs="Times New Roman" w:eastAsia="黑体"/>
+          <w:b w:val="0"/>
+          <w:i w:val="0"/>
+          <w:color w:val="000000"/>
+          <w:sz w:val="24"/>
+        </w:rPr>
+        <w:t>基于开源软件架构（PX4）的水下航行器闭环仿真研究现状</w:t>
       </w:r>
     </w:p>
     <w:p>
@@ -2091,7 +2391,17 @@
           <w:color w:val="000000"/>
           <w:sz w:val="24"/>
         </w:rPr>
-        <w:t>最初，PX4 主要针对空中多旋翼与固定翼飞行器进行设计。凭借其模块化的控制分配架构与良好的可扩展性，近年来国内外研究团队开始将 PX4 引入水下无人航行器研究领域。Duecker 等推出了开源水下平台 HippoCampus X，依托基于 PX4 的软件在环仿真与水池实验完成了受限水域下的三维机动控制验证，证实了基于 PX4/SITL 构建水下航行器闭环仿真与控制验证体系的工程合理性</w:t>
+        <w:t>最初，PX4 主要针对空中多旋翼与固定翼飞行器进行设计。凭借其模块化的控制分配架构与良好的可扩展性，近年来国内外研究团队开始将 PX4 引入水下无人航行器研究领域。</w:t>
+      </w:r>
+      <w:r>
+        <w:rPr>
+          <w:rFonts w:ascii="Times New Roman" w:hAnsi="Times New Roman" w:cs="Times New Roman" w:eastAsia="宋体"/>
+          <w:b w:val="0"/>
+          <w:i w:val="0"/>
+          <w:color w:val="000000"/>
+          <w:sz w:val="24"/>
+        </w:rPr>
+        <w:t>Duecker 等推出了开源水下平台 HippoCampus X，依托基于 PX4 的软件在环仿真与水池实验完成了受限水域下的三维机动控制验证，证实了基于 PX4/SITL 构建水下航行器闭环仿真与控制验证体系的工程合理性</w:t>
       </w:r>
       <w:hyperlink w:anchor="_Ref_Paper_17" w:history="1">
         <w:r>
@@ -2131,7 +2441,17 @@
           <w:color w:val="000000"/>
           <w:sz w:val="24"/>
         </w:rPr>
-        <w:t>2.5 发展趋势与对本课题的启示</w:t>
+        <w:t xml:space="preserve">2.5 </w:t>
+      </w:r>
+      <w:r>
+        <w:rPr>
+          <w:rFonts w:ascii="Times New Roman" w:hAnsi="Times New Roman" w:cs="Times New Roman" w:eastAsia="黑体"/>
+          <w:b w:val="0"/>
+          <w:i w:val="0"/>
+          <w:color w:val="000000"/>
+          <w:sz w:val="24"/>
+        </w:rPr>
+        <w:t>发展趋势与对本课题的启示</w:t>
       </w:r>
     </w:p>
     <w:p>
@@ -3304,7 +3624,17 @@
           <w:color w:val="000000"/>
           <w:sz w:val="24"/>
         </w:rPr>
-        <w:t>1. 主要研究内容</w:t>
+        <w:t xml:space="preserve">1. </w:t>
+      </w:r>
+      <w:r>
+        <w:rPr>
+          <w:rFonts w:ascii="Times New Roman" w:hAnsi="Times New Roman" w:cs="Times New Roman" w:eastAsia="黑体"/>
+          <w:b w:val="0"/>
+          <w:i w:val="0"/>
+          <w:color w:val="000000"/>
+          <w:sz w:val="24"/>
+        </w:rPr>
+        <w:t>主要研究内容</w:t>
       </w:r>
     </w:p>
     <w:p>
@@ -3322,7 +3652,17 @@
           <w:color w:val="000000"/>
           <w:sz w:val="24"/>
         </w:rPr>
-        <w:t>1.1 预期研究目标</w:t>
+        <w:t xml:space="preserve">1.1 </w:t>
+      </w:r>
+      <w:r>
+        <w:rPr>
+          <w:rFonts w:ascii="Times New Roman" w:hAnsi="Times New Roman" w:cs="Times New Roman" w:eastAsia="黑体"/>
+          <w:b w:val="0"/>
+          <w:i w:val="0"/>
+          <w:color w:val="000000"/>
+          <w:sz w:val="24"/>
+        </w:rPr>
+        <w:t>预期研究目标</w:t>
       </w:r>
     </w:p>
     <w:p>
@@ -3358,7 +3698,17 @@
           <w:color w:val="000000"/>
           <w:sz w:val="24"/>
         </w:rPr>
-        <w:t>1.2 研究内容要点</w:t>
+        <w:t xml:space="preserve">1.2 </w:t>
+      </w:r>
+      <w:r>
+        <w:rPr>
+          <w:rFonts w:ascii="Times New Roman" w:hAnsi="Times New Roman" w:cs="Times New Roman" w:eastAsia="黑体"/>
+          <w:b w:val="0"/>
+          <w:i w:val="0"/>
+          <w:color w:val="000000"/>
+          <w:sz w:val="24"/>
+        </w:rPr>
+        <w:t>研究内容要点</w:t>
       </w:r>
     </w:p>
     <w:p>
@@ -3376,7 +3726,27 @@
           <w:color w:val="000000"/>
           <w:sz w:val="24"/>
         </w:rPr>
-        <w:t>围绕上述研究目标与后续毕业论文的核心章节脉络，本课题应完成的主要研究内容与拟解决的关键问题包括以下四个方面：</w:t>
+        <w:t>围绕上述研究目标</w:t>
+      </w:r>
+      <w:r>
+        <w:rPr>
+          <w:rFonts w:ascii="Times New Roman" w:hAnsi="Times New Roman" w:cs="Times New Roman" w:eastAsia="宋体"/>
+          <w:b w:val="0"/>
+          <w:i w:val="0"/>
+          <w:color w:val="000000"/>
+          <w:sz w:val="24"/>
+        </w:rPr>
+        <w:t>与后续毕业论文的核心章节脉络</w:t>
+      </w:r>
+      <w:r>
+        <w:rPr>
+          <w:rFonts w:ascii="Times New Roman" w:hAnsi="Times New Roman" w:cs="Times New Roman" w:eastAsia="宋体"/>
+          <w:b w:val="0"/>
+          <w:i w:val="0"/>
+          <w:color w:val="000000"/>
+          <w:sz w:val="24"/>
+        </w:rPr>
+        <w:t>，本课题应完成的主要研究内容与拟解决的关键问题包括以下四个方面：</w:t>
       </w:r>
     </w:p>
     <w:p>
@@ -3394,7 +3764,27 @@
           <w:color w:val="000000"/>
           <w:sz w:val="24"/>
         </w:rPr>
-        <w:t>1） 水下航行器动力学与推进器建模（对应理论模型构建基础）：</w:t>
+        <w:t>1） 水下航行器动力学与推进器建模</w:t>
+      </w:r>
+      <w:r>
+        <w:rPr>
+          <w:rFonts w:ascii="Times New Roman" w:hAnsi="Times New Roman" w:cs="Times New Roman" w:eastAsia="宋体"/>
+          <w:b/>
+          <w:i w:val="0"/>
+          <w:color w:val="000000"/>
+          <w:sz w:val="24"/>
+        </w:rPr>
+        <w:t>（对应理论模型构建基础）</w:t>
+      </w:r>
+      <w:r>
+        <w:rPr>
+          <w:rFonts w:ascii="Times New Roman" w:hAnsi="Times New Roman" w:cs="Times New Roman" w:eastAsia="宋体"/>
+          <w:b/>
+          <w:i w:val="0"/>
+          <w:color w:val="000000"/>
+          <w:sz w:val="24"/>
+        </w:rPr>
+        <w:t>：</w:t>
       </w:r>
       <w:r>
         <w:rPr>
@@ -3422,7 +3812,27 @@
           <w:color w:val="000000"/>
           <w:sz w:val="24"/>
         </w:rPr>
-        <w:t>2） 系统辨识与模型验证分析（对应模型参数获取与精度核准）：</w:t>
+        <w:t>2） 系统辨识与模型验证分析</w:t>
+      </w:r>
+      <w:r>
+        <w:rPr>
+          <w:rFonts w:ascii="Times New Roman" w:hAnsi="Times New Roman" w:cs="Times New Roman" w:eastAsia="宋体"/>
+          <w:b/>
+          <w:i w:val="0"/>
+          <w:color w:val="000000"/>
+          <w:sz w:val="24"/>
+        </w:rPr>
+        <w:t>（对应模型参数获取与精度核准）</w:t>
+      </w:r>
+      <w:r>
+        <w:rPr>
+          <w:rFonts w:ascii="Times New Roman" w:hAnsi="Times New Roman" w:cs="Times New Roman" w:eastAsia="宋体"/>
+          <w:b/>
+          <w:i w:val="0"/>
+          <w:color w:val="000000"/>
+          <w:sz w:val="24"/>
+        </w:rPr>
+        <w:t>：</w:t>
       </w:r>
       <w:r>
         <w:rPr>
@@ -3450,7 +3860,27 @@
           <w:color w:val="000000"/>
           <w:sz w:val="24"/>
         </w:rPr>
-        <w:t>3） 模型运动控制与八推进器控制分配（对应控制算法与执行器解算）：</w:t>
+        <w:t>3） 模型运动控制与八推进器控制分配</w:t>
+      </w:r>
+      <w:r>
+        <w:rPr>
+          <w:rFonts w:ascii="Times New Roman" w:hAnsi="Times New Roman" w:cs="Times New Roman" w:eastAsia="宋体"/>
+          <w:b/>
+          <w:i w:val="0"/>
+          <w:color w:val="000000"/>
+          <w:sz w:val="24"/>
+        </w:rPr>
+        <w:t>（对应控制算法与执行器解算）</w:t>
+      </w:r>
+      <w:r>
+        <w:rPr>
+          <w:rFonts w:ascii="Times New Roman" w:hAnsi="Times New Roman" w:cs="Times New Roman" w:eastAsia="宋体"/>
+          <w:b/>
+          <w:i w:val="0"/>
+          <w:color w:val="000000"/>
+          <w:sz w:val="24"/>
+        </w:rPr>
+        <w:t>：</w:t>
       </w:r>
       <w:r>
         <w:rPr>
@@ -3501,7 +3931,27 @@
           <w:color w:val="000000"/>
           <w:sz w:val="24"/>
         </w:rPr>
-        <w:t>4） PX4/SITL 闭环仿真与系统验证（对应软件在环集成与多工况评价）：</w:t>
+        <w:t>4） PX4/SITL 闭环仿真与系统验证</w:t>
+      </w:r>
+      <w:r>
+        <w:rPr>
+          <w:rFonts w:ascii="Times New Roman" w:hAnsi="Times New Roman" w:cs="Times New Roman" w:eastAsia="宋体"/>
+          <w:b/>
+          <w:i w:val="0"/>
+          <w:color w:val="000000"/>
+          <w:sz w:val="24"/>
+        </w:rPr>
+        <w:t>（对应软件在环集成与多工况评价）</w:t>
+      </w:r>
+      <w:r>
+        <w:rPr>
+          <w:rFonts w:ascii="Times New Roman" w:hAnsi="Times New Roman" w:cs="Times New Roman" w:eastAsia="宋体"/>
+          <w:b/>
+          <w:i w:val="0"/>
+          <w:color w:val="000000"/>
+          <w:sz w:val="24"/>
+        </w:rPr>
+        <w:t>：</w:t>
       </w:r>
       <w:r>
         <w:rPr>
@@ -3529,7 +3979,17 @@
           <w:color w:val="000000"/>
           <w:sz w:val="24"/>
         </w:rPr>
-        <w:t>2. 研究方案</w:t>
+        <w:t xml:space="preserve">2. </w:t>
+      </w:r>
+      <w:r>
+        <w:rPr>
+          <w:rFonts w:ascii="Times New Roman" w:hAnsi="Times New Roman" w:cs="Times New Roman" w:eastAsia="黑体"/>
+          <w:b w:val="0"/>
+          <w:i w:val="0"/>
+          <w:color w:val="000000"/>
+          <w:sz w:val="24"/>
+        </w:rPr>
+        <w:t>研究方案</w:t>
       </w:r>
     </w:p>
     <w:p>
@@ -3547,7 +4007,17 @@
           <w:color w:val="000000"/>
           <w:sz w:val="24"/>
         </w:rPr>
-        <w:t>2.1 拟采取的研究方法</w:t>
+        <w:t xml:space="preserve">2.1 </w:t>
+      </w:r>
+      <w:r>
+        <w:rPr>
+          <w:rFonts w:ascii="Times New Roman" w:hAnsi="Times New Roman" w:cs="Times New Roman" w:eastAsia="黑体"/>
+          <w:b w:val="0"/>
+          <w:i w:val="0"/>
+          <w:color w:val="000000"/>
+          <w:sz w:val="24"/>
+        </w:rPr>
+        <w:t>拟采取的研究方法</w:t>
       </w:r>
     </w:p>
     <w:p>
@@ -3593,7 +4063,17 @@
           <w:color w:val="000000"/>
           <w:sz w:val="24"/>
         </w:rPr>
-        <w:t xml:space="preserve">如图 2 所示，建立北东地惯性坐标系 </w:t>
+        <w:t>如图 2 所示</w:t>
+      </w:r>
+      <w:r>
+        <w:rPr>
+          <w:rFonts w:ascii="Times New Roman" w:hAnsi="Times New Roman" w:cs="Times New Roman" w:eastAsia="宋体"/>
+          <w:b w:val="0"/>
+          <w:i w:val="0"/>
+          <w:color w:val="000000"/>
+          <w:sz w:val="24"/>
+        </w:rPr>
+        <w:t xml:space="preserve">，建立北东地惯性坐标系 </w:t>
       </w:r>
       <m:oMath>
         <m:r>
@@ -5176,7 +5656,17 @@
           <w:color w:val="000000"/>
           <w:sz w:val="21"/>
         </w:rPr>
-        <w:t>图 2  八推进器水下航行器坐标系定义与推力矢量空间布置示意图</w:t>
+        <w:t>图 2</w:t>
+      </w:r>
+      <w:r>
+        <w:rPr>
+          <w:rFonts w:ascii="Times New Roman" w:hAnsi="Times New Roman" w:cs="Times New Roman" w:eastAsia="宋体"/>
+          <w:b/>
+          <w:i w:val="0"/>
+          <w:color w:val="000000"/>
+          <w:sz w:val="21"/>
+        </w:rPr>
+        <w:t xml:space="preserve">  八推进器水下航行器坐标系定义与推力矢量空间布置示意图</w:t>
       </w:r>
     </w:p>
     <w:p>
@@ -6488,7 +6978,17 @@
           <w:color w:val="000000"/>
           <w:sz w:val="24"/>
         </w:rPr>
-        <w:t>如图 2(b) 所示，已有平台包含水平面 4 台矢量倾斜推进器（</w:t>
+        <w:t>如图 2(b) 所示</w:t>
+      </w:r>
+      <w:r>
+        <w:rPr>
+          <w:rFonts w:ascii="Times New Roman" w:hAnsi="Times New Roman" w:cs="Times New Roman" w:eastAsia="宋体"/>
+          <w:b w:val="0"/>
+          <w:i w:val="0"/>
+          <w:color w:val="000000"/>
+          <w:sz w:val="24"/>
+        </w:rPr>
+        <w:t>，已有平台包含水平面 4 台矢量倾斜推进器（</w:t>
       </w:r>
       <m:oMath>
         <m:sSub>
@@ -7951,7 +8451,17 @@
           <w:color w:val="000000"/>
           <w:sz w:val="24"/>
         </w:rPr>
-        <w:t>2.2 技术路线图与系统仿真结构</w:t>
+        <w:t xml:space="preserve">2.2 </w:t>
+      </w:r>
+      <w:r>
+        <w:rPr>
+          <w:rFonts w:ascii="Times New Roman" w:hAnsi="Times New Roman" w:cs="Times New Roman" w:eastAsia="黑体"/>
+          <w:b w:val="0"/>
+          <w:i w:val="0"/>
+          <w:color w:val="000000"/>
+          <w:sz w:val="24"/>
+        </w:rPr>
+        <w:t>技术路线图与系统仿真结构</w:t>
       </w:r>
     </w:p>
     <w:p>
@@ -7969,7 +8479,47 @@
           <w:color w:val="000000"/>
           <w:sz w:val="24"/>
         </w:rPr>
-        <w:t>本课题的总体研究技术路线如图 3 所示，基于PX4/SITL的水下航行器闭环仿真系统结构框图如图 4 所示。</w:t>
+        <w:t>本课题的总体研究技术路线</w:t>
+      </w:r>
+      <w:r>
+        <w:rPr>
+          <w:rFonts w:ascii="Times New Roman" w:hAnsi="Times New Roman" w:cs="Times New Roman" w:eastAsia="宋体"/>
+          <w:b w:val="0"/>
+          <w:i w:val="0"/>
+          <w:color w:val="000000"/>
+          <w:sz w:val="24"/>
+        </w:rPr>
+        <w:t>如图 3 所示</w:t>
+      </w:r>
+      <w:r>
+        <w:rPr>
+          <w:rFonts w:ascii="Times New Roman" w:hAnsi="Times New Roman" w:cs="Times New Roman" w:eastAsia="宋体"/>
+          <w:b w:val="0"/>
+          <w:i w:val="0"/>
+          <w:color w:val="000000"/>
+          <w:sz w:val="24"/>
+        </w:rPr>
+        <w:t>，基于PX4/SITL的水下航行器闭环仿真系统结构框图</w:t>
+      </w:r>
+      <w:r>
+        <w:rPr>
+          <w:rFonts w:ascii="Times New Roman" w:hAnsi="Times New Roman" w:cs="Times New Roman" w:eastAsia="宋体"/>
+          <w:b w:val="0"/>
+          <w:i w:val="0"/>
+          <w:color w:val="000000"/>
+          <w:sz w:val="24"/>
+        </w:rPr>
+        <w:t>如图 4 所示</w:t>
+      </w:r>
+      <w:r>
+        <w:rPr>
+          <w:rFonts w:ascii="Times New Roman" w:hAnsi="Times New Roman" w:cs="Times New Roman" w:eastAsia="宋体"/>
+          <w:b w:val="0"/>
+          <w:i w:val="0"/>
+          <w:color w:val="000000"/>
+          <w:sz w:val="24"/>
+        </w:rPr>
+        <w:t>。</w:t>
       </w:r>
     </w:p>
     <w:p>
@@ -8027,7 +8577,17 @@
           <w:color w:val="000000"/>
           <w:sz w:val="21"/>
         </w:rPr>
-        <w:t>图 3  课题总体研究技术路线图</w:t>
+        <w:t>图 3</w:t>
+      </w:r>
+      <w:r>
+        <w:rPr>
+          <w:rFonts w:ascii="Times New Roman" w:hAnsi="Times New Roman" w:cs="Times New Roman" w:eastAsia="宋体"/>
+          <w:b/>
+          <w:i w:val="0"/>
+          <w:color w:val="000000"/>
+          <w:sz w:val="21"/>
+        </w:rPr>
+        <w:t xml:space="preserve">  课题总体研究技术路线图</w:t>
       </w:r>
     </w:p>
     <w:p>
@@ -8085,7 +8645,17 @@
           <w:color w:val="000000"/>
           <w:sz w:val="21"/>
         </w:rPr>
-        <w:t>图 4  基于PX4/SITL的水下航行器闭环仿真系统结构框图</w:t>
+        <w:t>图 4</w:t>
+      </w:r>
+      <w:r>
+        <w:rPr>
+          <w:rFonts w:ascii="Times New Roman" w:hAnsi="Times New Roman" w:cs="Times New Roman" w:eastAsia="宋体"/>
+          <w:b/>
+          <w:i w:val="0"/>
+          <w:color w:val="000000"/>
+          <w:sz w:val="21"/>
+        </w:rPr>
+        <w:t xml:space="preserve">  基于PX4/SITL的水下航行器闭环仿真系统结构框图</w:t>
       </w:r>
     </w:p>
     <w:p>
@@ -8103,7 +8673,17 @@
           <w:color w:val="000000"/>
           <w:sz w:val="24"/>
         </w:rPr>
-        <w:t>2.3 可行性分析</w:t>
+        <w:t xml:space="preserve">2.3 </w:t>
+      </w:r>
+      <w:r>
+        <w:rPr>
+          <w:rFonts w:ascii="Times New Roman" w:hAnsi="Times New Roman" w:cs="Times New Roman" w:eastAsia="黑体"/>
+          <w:b w:val="0"/>
+          <w:i w:val="0"/>
+          <w:color w:val="000000"/>
+          <w:sz w:val="24"/>
+        </w:rPr>
+        <w:t>可行性分析</w:t>
       </w:r>
     </w:p>
     <w:p>
@@ -8223,7 +8803,17 @@
           <w:color w:val="000000"/>
           <w:sz w:val="24"/>
         </w:rPr>
-        <w:t>3. 工作进度安排</w:t>
+        <w:t xml:space="preserve">3. </w:t>
+      </w:r>
+      <w:r>
+        <w:rPr>
+          <w:rFonts w:ascii="Times New Roman" w:hAnsi="Times New Roman" w:cs="Times New Roman" w:eastAsia="黑体"/>
+          <w:b w:val="0"/>
+          <w:i w:val="0"/>
+          <w:color w:val="000000"/>
+          <w:sz w:val="24"/>
+        </w:rPr>
+        <w:t>工作进度安排</w:t>
       </w:r>
     </w:p>
     <w:p>
@@ -9340,7 +9930,17 @@
           <w:color w:val="000000"/>
           <w:sz w:val="24"/>
         </w:rPr>
-        <w:t>[1] 工业和信息化部, 教育部, 科学技术部, 等. 关于印发《“机器人+”应用行动实施方案》的通知: 工信部联通装〔2023〕6号[EB/OL]. (2023-01-18) [2026-09-28]. http://www.gov.cn/zhengce/zhengceku/2023-01/19/content_5737976.htm.</w:t>
+        <w:t>[1]</w:t>
+      </w:r>
+      <w:r>
+        <w:rPr>
+          <w:rFonts w:ascii="Times New Roman" w:hAnsi="Times New Roman" w:cs="Times New Roman" w:eastAsia="宋体"/>
+          <w:b w:val="0"/>
+          <w:i w:val="0"/>
+          <w:color w:val="000000"/>
+          <w:sz w:val="24"/>
+        </w:rPr>
+        <w:t xml:space="preserve"> 工业和信息化部, 教育部, 科学技术部, 等. 关于印发《“机器人+”应用行动实施方案》的通知: 工信部联通装〔2023〕6号[EB/OL]. (2023-01-18) [2026-09-28]. http://www.gov.cn/zhengce/zhengceku/2023-01/19/content_5737976.htm.</w:t>
       </w:r>
       <w:bookmarkEnd w:id="101"/>
     </w:p>
@@ -9360,7 +9960,17 @@
           <w:color w:val="000000"/>
           <w:sz w:val="24"/>
         </w:rPr>
-        <w:t>[2] Fossen T I. Handbook of Marine Craft Hydrodynamics and Motion Control[M]. 2nd ed. Chichester, UK: John Wiley &amp; Sons, 2021. DOI: 10.1002/9781119575016.</w:t>
+        <w:t>[2]</w:t>
+      </w:r>
+      <w:r>
+        <w:rPr>
+          <w:rFonts w:ascii="Times New Roman" w:hAnsi="Times New Roman" w:cs="Times New Roman" w:eastAsia="宋体"/>
+          <w:b w:val="0"/>
+          <w:i w:val="0"/>
+          <w:color w:val="000000"/>
+          <w:sz w:val="24"/>
+        </w:rPr>
+        <w:t xml:space="preserve"> Fossen T I. Handbook of Marine Craft Hydrodynamics and Motion Control[M]. 2nd ed. Chichester, UK: John Wiley &amp; Sons, 2021. DOI: 10.1002/9781119575016.</w:t>
       </w:r>
       <w:bookmarkEnd w:id="102"/>
     </w:p>
@@ -9380,7 +9990,17 @@
           <w:color w:val="000000"/>
           <w:sz w:val="24"/>
         </w:rPr>
-        <w:t>[3] Caccia M, Indiveri G, Veruggio G. Modeling and identification of open-frame variable configuration unmanned underwater vehicles[J]. IEEE Journal of Oceanic Engineering, 2000, 25(2): 227-240. DOI: 10.1109/48.838986.</w:t>
+        <w:t>[3]</w:t>
+      </w:r>
+      <w:r>
+        <w:rPr>
+          <w:rFonts w:ascii="Times New Roman" w:hAnsi="Times New Roman" w:cs="Times New Roman" w:eastAsia="宋体"/>
+          <w:b w:val="0"/>
+          <w:i w:val="0"/>
+          <w:color w:val="000000"/>
+          <w:sz w:val="24"/>
+        </w:rPr>
+        <w:t xml:space="preserve"> Caccia M, Indiveri G, Veruggio G. Modeling and identification of open-frame variable configuration unmanned underwater vehicles[J]. IEEE Journal of Oceanic Engineering, 2000, 25(2): 227-240. DOI: 10.1109/48.838986.</w:t>
       </w:r>
       <w:bookmarkEnd w:id="103"/>
     </w:p>
@@ -9400,7 +10020,17 @@
           <w:color w:val="000000"/>
           <w:sz w:val="24"/>
         </w:rPr>
-        <w:t>[4] Ross A, Fossen T I, Johansen T A. Identification of underwater vehicle hydrodynamic coefficients using free decay tests[J]. IFAC Proceedings Volumes, 2004, 37(10): 363-368. DOI: 10.1016/S1474-6670(17)31759-7.</w:t>
+        <w:t>[4]</w:t>
+      </w:r>
+      <w:r>
+        <w:rPr>
+          <w:rFonts w:ascii="Times New Roman" w:hAnsi="Times New Roman" w:cs="Times New Roman" w:eastAsia="宋体"/>
+          <w:b w:val="0"/>
+          <w:i w:val="0"/>
+          <w:color w:val="000000"/>
+          <w:sz w:val="24"/>
+        </w:rPr>
+        <w:t xml:space="preserve"> Ross A, Fossen T I, Johansen T A. Identification of underwater vehicle hydrodynamic coefficients using free decay tests[J]. IFAC Proceedings Volumes, 2004, 37(10): 363-368. DOI: 10.1016/S1474-6670(17)31759-7.</w:t>
       </w:r>
       <w:bookmarkEnd w:id="104"/>
     </w:p>
@@ -9420,7 +10050,17 @@
           <w:color w:val="000000"/>
           <w:sz w:val="24"/>
         </w:rPr>
-        <w:t>[5] Avila J P J, Donha D C, Adamowski J C. Experimental model identification of open-frame underwater vehicles[J]. Ocean Engineering, 2013, 60: 81-94. DOI: 10.1016/j.oceaneng.2012.10.007.</w:t>
+        <w:t>[5]</w:t>
+      </w:r>
+      <w:r>
+        <w:rPr>
+          <w:rFonts w:ascii="Times New Roman" w:hAnsi="Times New Roman" w:cs="Times New Roman" w:eastAsia="宋体"/>
+          <w:b w:val="0"/>
+          <w:i w:val="0"/>
+          <w:color w:val="000000"/>
+          <w:sz w:val="24"/>
+        </w:rPr>
+        <w:t xml:space="preserve"> Avila J P J, Donha D C, Adamowski J C. Experimental model identification of open-frame underwater vehicles[J]. Ocean Engineering, 2013, 60: 81-94. DOI: 10.1016/j.oceaneng.2012.10.007.</w:t>
       </w:r>
       <w:bookmarkEnd w:id="105"/>
     </w:p>
@@ -9440,7 +10080,17 @@
           <w:color w:val="000000"/>
           <w:sz w:val="24"/>
         </w:rPr>
-        <w:t>[6] Chin C, Lau M. Modeling and testing of hydrodynamic damping model for a complex-shaped remotely-operated vehicle for control[J]. Journal of Marine Science and Application, 2012, 11(2): 150-163. DOI: 10.1007/s11804-012-1117-2.</w:t>
+        <w:t>[6]</w:t>
+      </w:r>
+      <w:r>
+        <w:rPr>
+          <w:rFonts w:ascii="Times New Roman" w:hAnsi="Times New Roman" w:cs="Times New Roman" w:eastAsia="宋体"/>
+          <w:b w:val="0"/>
+          <w:i w:val="0"/>
+          <w:color w:val="000000"/>
+          <w:sz w:val="24"/>
+        </w:rPr>
+        <w:t xml:space="preserve"> Chin C, Lau M. Modeling and testing of hydrodynamic damping model for a complex-shaped remotely-operated vehicle for control[J]. Journal of Marine Science and Application, 2012, 11(2): 150-163. DOI: 10.1007/s11804-012-1117-2.</w:t>
       </w:r>
       <w:bookmarkEnd w:id="106"/>
     </w:p>
@@ -9460,7 +10110,17 @@
           <w:color w:val="000000"/>
           <w:sz w:val="24"/>
         </w:rPr>
-        <w:t>[7] 高婷, 庞永杰, 王亚星, 等. 水下航行器水动力系数计算方法[J]. 哈尔滨工程大学学报, 2019, 40(1): 174-180.</w:t>
+        <w:t>[7]</w:t>
+      </w:r>
+      <w:r>
+        <w:rPr>
+          <w:rFonts w:ascii="Times New Roman" w:hAnsi="Times New Roman" w:cs="Times New Roman" w:eastAsia="宋体"/>
+          <w:b w:val="0"/>
+          <w:i w:val="0"/>
+          <w:color w:val="000000"/>
+          <w:sz w:val="24"/>
+        </w:rPr>
+        <w:t xml:space="preserve"> 高婷, 庞永杰, 王亚星, 等. 水下航行器水动力系数计算方法[J]. 哈尔滨工程大学学报, 2019, 40(1): 174-180.</w:t>
       </w:r>
       <w:bookmarkEnd w:id="107"/>
     </w:p>
@@ -9480,7 +10140,17 @@
           <w:color w:val="000000"/>
           <w:sz w:val="24"/>
         </w:rPr>
-        <w:t>[8] von Benzon M, Sørensen F F, Uth E, et al. An Open-Source Benchmark Simulator: Control of a BlueROV2 Underwater Robot[J]. Journal of Marine Science and Engineering, 2022, 10(12): 1898. DOI: 10.3390/jmse10121898.</w:t>
+        <w:t>[8]</w:t>
+      </w:r>
+      <w:r>
+        <w:rPr>
+          <w:rFonts w:ascii="Times New Roman" w:hAnsi="Times New Roman" w:cs="Times New Roman" w:eastAsia="宋体"/>
+          <w:b w:val="0"/>
+          <w:i w:val="0"/>
+          <w:color w:val="000000"/>
+          <w:sz w:val="24"/>
+        </w:rPr>
+        <w:t xml:space="preserve"> von Benzon M, Sørensen F F, Uth E, et al. An Open-Source Benchmark Simulator: Control of a BlueROV2 Underwater Robot[J]. Journal of Marine Science and Engineering, 2022, 10(12): 1898. DOI: 10.3390/jmse10121898.</w:t>
       </w:r>
       <w:bookmarkEnd w:id="108"/>
     </w:p>
@@ -9500,7 +10170,17 @@
           <w:color w:val="000000"/>
           <w:sz w:val="24"/>
         </w:rPr>
-        <w:t>[9] Fernandes D A, Sørensen A J, Pettersen K Y, Donha D C. Output feedback motion control system for observation class ROVs based on a high-gain state observer: Theoretical and experimental results[J]. Control Engineering Practice, 2015, 39: 90-102. DOI: 10.1016/j.conengprac.2014.12.005.</w:t>
+        <w:t>[9]</w:t>
+      </w:r>
+      <w:r>
+        <w:rPr>
+          <w:rFonts w:ascii="Times New Roman" w:hAnsi="Times New Roman" w:cs="Times New Roman" w:eastAsia="宋体"/>
+          <w:b w:val="0"/>
+          <w:i w:val="0"/>
+          <w:color w:val="000000"/>
+          <w:sz w:val="24"/>
+        </w:rPr>
+        <w:t xml:space="preserve"> Fernandes D A, Sørensen A J, Pettersen K Y, Donha D C. Output feedback motion control system for observation class ROVs based on a high-gain state observer: Theoretical and experimental results[J]. Control Engineering Practice, 2015, 39: 90-102. DOI: 10.1016/j.conengprac.2014.12.005.</w:t>
       </w:r>
       <w:bookmarkEnd w:id="109"/>
     </w:p>
@@ -9520,7 +10200,17 @@
           <w:color w:val="000000"/>
           <w:sz w:val="24"/>
         </w:rPr>
-        <w:t>[10] Chu Z, Xiang X, Zhu D, et al. Adaptive trajectory tracking control for remotely operated vehicles considering thruster dynamics and saturation constraints[J]. ISA Transactions, 2020, 100: 28-37. DOI: 10.1016/j.isatra.2019.11.032.</w:t>
+        <w:t>[10]</w:t>
+      </w:r>
+      <w:r>
+        <w:rPr>
+          <w:rFonts w:ascii="Times New Roman" w:hAnsi="Times New Roman" w:cs="Times New Roman" w:eastAsia="宋体"/>
+          <w:b w:val="0"/>
+          <w:i w:val="0"/>
+          <w:color w:val="000000"/>
+          <w:sz w:val="24"/>
+        </w:rPr>
+        <w:t xml:space="preserve"> Chu Z, Xiang X, Zhu D, et al. Adaptive trajectory tracking control for remotely operated vehicles considering thruster dynamics and saturation constraints[J]. ISA Transactions, 2020, 100: 28-37. DOI: 10.1016/j.isatra.2019.11.032.</w:t>
       </w:r>
       <w:bookmarkEnd w:id="110"/>
     </w:p>
@@ -9540,7 +10230,17 @@
           <w:color w:val="000000"/>
           <w:sz w:val="24"/>
         </w:rPr>
-        <w:t>[11] Slawik T, Vyas S, Christensen L, et al. Attitude Control of the Hydrobatic Intervention AUV Cuttlefish using Incremental Nonlinear Dynamic Inversion[C]//2024 IEEE/RSJ International Conference on Intelligent Robots and Systems (IROS). Abu Dhabi, UAE: IEEE, 2024: 781-787. DOI: 10.1109/IROS58592.2024.10801686.</w:t>
+        <w:t>[11]</w:t>
+      </w:r>
+      <w:r>
+        <w:rPr>
+          <w:rFonts w:ascii="Times New Roman" w:hAnsi="Times New Roman" w:cs="Times New Roman" w:eastAsia="宋体"/>
+          <w:b w:val="0"/>
+          <w:i w:val="0"/>
+          <w:color w:val="000000"/>
+          <w:sz w:val="24"/>
+        </w:rPr>
+        <w:t xml:space="preserve"> Slawik T, Vyas S, Christensen L, et al. Attitude Control of the Hydrobatic Intervention AUV Cuttlefish using Incremental Nonlinear Dynamic Inversion[C]//2024 IEEE/RSJ International Conference on Intelligent Robots and Systems (IROS). Abu Dhabi, UAE: IEEE, 2024: 781-787. DOI: 10.1109/IROS58592.2024.10801686.</w:t>
       </w:r>
       <w:bookmarkEnd w:id="111"/>
     </w:p>
@@ -9560,7 +10260,17 @@
           <w:color w:val="000000"/>
           <w:sz w:val="24"/>
         </w:rPr>
-        <w:t>[12] Johansen T A, Fossen T I. Control allocation—A survey[J]. Automatica, 2013, 49(5): 1087-1103. DOI: 10.1016/j.automatica.2013.01.035.</w:t>
+        <w:t>[12]</w:t>
+      </w:r>
+      <w:r>
+        <w:rPr>
+          <w:rFonts w:ascii="Times New Roman" w:hAnsi="Times New Roman" w:cs="Times New Roman" w:eastAsia="宋体"/>
+          <w:b w:val="0"/>
+          <w:i w:val="0"/>
+          <w:color w:val="000000"/>
+          <w:sz w:val="24"/>
+        </w:rPr>
+        <w:t xml:space="preserve"> Johansen T A, Fossen T I. Control allocation—A survey[J]. Automatica, 2013, 49(5): 1087-1103. DOI: 10.1016/j.automatica.2013.01.035.</w:t>
       </w:r>
       <w:bookmarkEnd w:id="112"/>
     </w:p>
@@ -9580,7 +10290,17 @@
           <w:color w:val="000000"/>
           <w:sz w:val="24"/>
         </w:rPr>
-        <w:t>[13] Fossen T I, Johansen T A. A survey of control allocation methods for ships and underwater vehicles[C]//2006 14th Mediterranean Conference on Control and Automation. Ancona, Italy: IEEE, 2006: 1-6. DOI: 10.1109/MED.2006.328749.</w:t>
+        <w:t>[13]</w:t>
+      </w:r>
+      <w:r>
+        <w:rPr>
+          <w:rFonts w:ascii="Times New Roman" w:hAnsi="Times New Roman" w:cs="Times New Roman" w:eastAsia="宋体"/>
+          <w:b w:val="0"/>
+          <w:i w:val="0"/>
+          <w:color w:val="000000"/>
+          <w:sz w:val="24"/>
+        </w:rPr>
+        <w:t xml:space="preserve"> Fossen T I, Johansen T A. A survey of control allocation methods for ships and underwater vehicles[C]//2006 14th Mediterranean Conference on Control and Automation. Ancona, Italy: IEEE, 2006: 1-6. DOI: 10.1109/MED.2006.328749.</w:t>
       </w:r>
       <w:bookmarkEnd w:id="113"/>
     </w:p>
@@ -9600,7 +10320,17 @@
           <w:color w:val="000000"/>
           <w:sz w:val="24"/>
         </w:rPr>
-        <w:t>[14] 程卫平, 王猛, 曾现敏, 等. 基于可行方向法的水下机器人推力分配[J]. 舰船科学技术, 2022, 44(13): 102-106.</w:t>
+        <w:t>[14]</w:t>
+      </w:r>
+      <w:r>
+        <w:rPr>
+          <w:rFonts w:ascii="Times New Roman" w:hAnsi="Times New Roman" w:cs="Times New Roman" w:eastAsia="宋体"/>
+          <w:b w:val="0"/>
+          <w:i w:val="0"/>
+          <w:color w:val="000000"/>
+          <w:sz w:val="24"/>
+        </w:rPr>
+        <w:t xml:space="preserve"> 程卫平, 王猛, 曾现敏, 等. 基于可行方向法的水下机器人推力分配[J]. 舰船科学技术, 2022, 44(13): 102-106.</w:t>
       </w:r>
       <w:bookmarkEnd w:id="114"/>
     </w:p>
@@ -9620,7 +10350,17 @@
           <w:color w:val="000000"/>
           <w:sz w:val="24"/>
         </w:rPr>
-        <w:t>[15] 孙广威, 苏玉玺, 毛义, 等. 基于模糊逻辑的混合推进ROV多级推力分配策略[J]. 机器人, 2023, 45(4): 472-482.</w:t>
+        <w:t>[15]</w:t>
+      </w:r>
+      <w:r>
+        <w:rPr>
+          <w:rFonts w:ascii="Times New Roman" w:hAnsi="Times New Roman" w:cs="Times New Roman" w:eastAsia="宋体"/>
+          <w:b w:val="0"/>
+          <w:i w:val="0"/>
+          <w:color w:val="000000"/>
+          <w:sz w:val="24"/>
+        </w:rPr>
+        <w:t xml:space="preserve"> 孙广威, 苏玉玺, 毛义, 等. 基于模糊逻辑的混合推进ROV多级推力分配策略[J]. 机器人, 2023, 45(4): 472-482.</w:t>
       </w:r>
       <w:bookmarkEnd w:id="115"/>
     </w:p>
@@ -9640,7 +10380,17 @@
           <w:color w:val="000000"/>
           <w:sz w:val="24"/>
         </w:rPr>
-        <w:t>[16] Meier L, Honegger D, Pollefeys M. PX4: A node-based multithreaded open source robotics framework for deeply embedded platforms[C]//2015 IEEE International Conference on Robotics and Automation (ICRA). Seattle, WA: IEEE, 2015: 6235-6240. DOI: 10.1109/ICRA.2015.7140074.</w:t>
+        <w:t>[16]</w:t>
+      </w:r>
+      <w:r>
+        <w:rPr>
+          <w:rFonts w:ascii="Times New Roman" w:hAnsi="Times New Roman" w:cs="Times New Roman" w:eastAsia="宋体"/>
+          <w:b w:val="0"/>
+          <w:i w:val="0"/>
+          <w:color w:val="000000"/>
+          <w:sz w:val="24"/>
+        </w:rPr>
+        <w:t xml:space="preserve"> Meier L, Honegger D, Pollefeys M. PX4: A node-based multithreaded open source robotics framework for deeply embedded platforms[C]//2015 IEEE International Conference on Robotics and Automation (ICRA). Seattle, WA: IEEE, 2015: 6235-6240. DOI: 10.1109/ICRA.2015.7140074.</w:t>
       </w:r>
       <w:bookmarkEnd w:id="116"/>
     </w:p>
@@ -9660,7 +10410,17 @@
           <w:color w:val="000000"/>
           <w:sz w:val="24"/>
         </w:rPr>
-        <w:t>[17] Duecker D A, Bauschmann N, Hansen T, et al. HippoCampus X – A hydrobatic open-source micro AUV for confined environments[C]//2020 IEEE/OES Autonomous Underwater Vehicles Symposium (AUV). St. John's, NL, Canada: IEEE, 2020: 1-6. DOI: 10.1109/AUV50043.2020.9267895.</w:t>
+        <w:t>[17]</w:t>
+      </w:r>
+      <w:r>
+        <w:rPr>
+          <w:rFonts w:ascii="Times New Roman" w:hAnsi="Times New Roman" w:cs="Times New Roman" w:eastAsia="宋体"/>
+          <w:b w:val="0"/>
+          <w:i w:val="0"/>
+          <w:color w:val="000000"/>
+          <w:sz w:val="24"/>
+        </w:rPr>
+        <w:t xml:space="preserve"> Duecker D A, Bauschmann N, Hansen T, et al. HippoCampus X – A hydrobatic open-source micro AUV for confined environments[C]//2020 IEEE/OES Autonomous Underwater Vehicles Symposium (AUV). St. John's, NL, Canada: IEEE, 2020: 1-6. DOI: 10.1109/AUV50043.2020.9267895.</w:t>
       </w:r>
       <w:bookmarkEnd w:id="117"/>
     </w:p>

--- a/开题报告/开题报告-基于PX4的水下航行器模型控制方法研究.docx
+++ b/开题报告/开题报告-基于PX4的水下航行器模型控制方法研究.docx
@@ -1675,7 +1675,7 @@
       <w:r>
         <w:drawing>
           <wp:inline xmlns:a="http://schemas.openxmlformats.org/drawingml/2006/main" xmlns:pic="http://schemas.openxmlformats.org/drawingml/2006/picture">
-            <wp:extent cx="5472000" cy="2508000"/>
+            <wp:extent cx="5472000" cy="1647484"/>
             <wp:docPr id="1" name="Picture 1"/>
             <wp:cNvGraphicFramePr>
               <a:graphicFrameLocks noChangeAspect="1"/>
@@ -1696,7 +1696,7 @@
                   <pic:spPr>
                     <a:xfrm>
                       <a:off x="0" y="0"/>
-                      <a:ext cx="5472000" cy="2508000"/>
+                      <a:ext cx="5472000" cy="1647484"/>
                     </a:xfrm>
                     <a:prstGeom prst="rect"/>
                   </pic:spPr>
@@ -5610,7 +5610,7 @@
       <w:r>
         <w:drawing>
           <wp:inline xmlns:a="http://schemas.openxmlformats.org/drawingml/2006/main" xmlns:pic="http://schemas.openxmlformats.org/drawingml/2006/picture">
-            <wp:extent cx="5472000" cy="2622000"/>
+            <wp:extent cx="5472000" cy="2200696"/>
             <wp:docPr id="2" name="Picture 2"/>
             <wp:cNvGraphicFramePr>
               <a:graphicFrameLocks noChangeAspect="1"/>
@@ -5631,7 +5631,7 @@
                   <pic:spPr>
                     <a:xfrm>
                       <a:off x="0" y="0"/>
-                      <a:ext cx="5472000" cy="2622000"/>
+                      <a:ext cx="5472000" cy="2200696"/>
                     </a:xfrm>
                     <a:prstGeom prst="rect"/>
                   </pic:spPr>
@@ -8531,7 +8531,7 @@
       <w:r>
         <w:drawing>
           <wp:inline xmlns:a="http://schemas.openxmlformats.org/drawingml/2006/main" xmlns:pic="http://schemas.openxmlformats.org/drawingml/2006/picture">
-            <wp:extent cx="5472000" cy="3078000"/>
+            <wp:extent cx="5472000" cy="3351600"/>
             <wp:docPr id="3" name="Picture 3"/>
             <wp:cNvGraphicFramePr>
               <a:graphicFrameLocks noChangeAspect="1"/>
@@ -8552,7 +8552,7 @@
                   <pic:spPr>
                     <a:xfrm>
                       <a:off x="0" y="0"/>
-                      <a:ext cx="5472000" cy="3078000"/>
+                      <a:ext cx="5472000" cy="3351600"/>
                     </a:xfrm>
                     <a:prstGeom prst="rect"/>
                   </pic:spPr>
@@ -8599,7 +8599,7 @@
       <w:r>
         <w:drawing>
           <wp:inline xmlns:a="http://schemas.openxmlformats.org/drawingml/2006/main" xmlns:pic="http://schemas.openxmlformats.org/drawingml/2006/picture">
-            <wp:extent cx="5472000" cy="2736000"/>
+            <wp:extent cx="5472000" cy="2235871"/>
             <wp:docPr id="4" name="Picture 4"/>
             <wp:cNvGraphicFramePr>
               <a:graphicFrameLocks noChangeAspect="1"/>
@@ -8620,7 +8620,7 @@
                   <pic:spPr>
                     <a:xfrm>
                       <a:off x="0" y="0"/>
-                      <a:ext cx="5472000" cy="2736000"/>
+                      <a:ext cx="5472000" cy="2235871"/>
                     </a:xfrm>
                     <a:prstGeom prst="rect"/>
                   </pic:spPr>

--- a/开题报告/开题报告-基于PX4的水下航行器模型控制方法研究.docx
+++ b/开题报告/开题报告-基于PX4的水下航行器模型控制方法研究.docx
@@ -1007,7 +1007,7 @@
           <w:color w:val="000000"/>
           <w:sz w:val="24"/>
         </w:rPr>
-        <w:t>在上述国家重大战略牵引与行业应用需求下，水下无人航行器在海底矿产与油气管网巡检、海上风电大直径基桩与跨海桥隧水下结构物无损检测、大型水利大坝安全评估，以及现代海洋牧场立体管护等领域发挥着关键支撑作用。在贴近被测复杂结构物或狭窄受限水域作业时，环境水流扰动与水下视线受阻对航行器的低速敏捷机动与自主悬停能力提出了较高要求，需要航行器能够在水流干扰环境下稳定可靠地完成空间定点悬停、姿态定角保持（抵抗横滚与俯仰倾角偏差）、定深控制（克服重浮力微小失配与垂向流扰）以及航向锁定（定航）等基本运动控制任务。</w:t>
+        <w:t>在上述国家重大战略牵引与行业应用需求下，水下无人航行器在海底矿产与油气管网巡检、海上风电大直径基桩与跨海桥隧水下结构物无损检测、大型水利大坝安全评估，以及现代海洋牧场立体管护等领域发挥着关键支撑作用。在贴近被测复杂结构物或狭窄受限水域作业时，环境水流扰动与水下视线受阻对航行器的低速敏捷机动与自主悬停能力提出了较高要求，需要航行器能够在水流干扰环境下稳定可靠地完成空间定点悬停、姿态稳定、定深控制与定航控制等基本运动控制任务。</w:t>
       </w:r>
     </w:p>
     <w:p>
@@ -1035,67 +1035,37 @@
           <w:color w:val="000000"/>
           <w:sz w:val="24"/>
         </w:rPr>
-        <w:t>本课题来源于实验室在水下无人系统与智能海洋装备方向的科研实践与工程开发需求，直接依托实验室</w:t>
-      </w:r>
-      <w:r>
-        <w:rPr>
-          <w:rFonts w:ascii="Times New Roman" w:hAnsi="Times New Roman" w:cs="Times New Roman" w:eastAsia="宋体"/>
-          <w:b w:val="0"/>
-          <w:i w:val="0"/>
-          <w:color w:val="000000"/>
-          <w:sz w:val="24"/>
-        </w:rPr>
-        <w:t>已完成构型设计的</w:t>
-      </w:r>
-      <w:r>
-        <w:rPr>
-          <w:rFonts w:ascii="Times New Roman" w:hAnsi="Times New Roman" w:cs="Times New Roman" w:eastAsia="宋体"/>
-          <w:b w:val="0"/>
-          <w:i w:val="0"/>
-          <w:color w:val="000000"/>
-          <w:sz w:val="24"/>
-        </w:rPr>
-        <w:t>八推进器开架式（Open-frame）水下航行器（Unmanned Underwater Vehicle / Remotely Operated Vehicle，UUV/ROV）实验平台</w:t>
-      </w:r>
-      <w:r>
-        <w:rPr>
-          <w:rFonts w:ascii="Times New Roman" w:hAnsi="Times New Roman" w:cs="Times New Roman" w:eastAsia="宋体"/>
-          <w:b w:val="0"/>
-          <w:i w:val="0"/>
-          <w:color w:val="000000"/>
-          <w:sz w:val="24"/>
-        </w:rPr>
-        <w:t>方案及相关结构数据</w:t>
-      </w:r>
-      <w:r>
-        <w:rPr>
-          <w:rFonts w:ascii="Times New Roman" w:hAnsi="Times New Roman" w:cs="Times New Roman" w:eastAsia="宋体"/>
-          <w:b w:val="0"/>
-          <w:i w:val="0"/>
-          <w:color w:val="000000"/>
-          <w:sz w:val="24"/>
-        </w:rPr>
-        <w:t>开展研究。</w:t>
-      </w:r>
-      <w:r>
-        <w:rPr>
-          <w:rFonts w:ascii="Times New Roman" w:hAnsi="Times New Roman" w:cs="Times New Roman" w:eastAsia="宋体"/>
-          <w:b w:val="0"/>
-          <w:i w:val="0"/>
-          <w:color w:val="000000"/>
-          <w:sz w:val="24"/>
-        </w:rPr>
-        <w:t>该平台</w:t>
-      </w:r>
-      <w:r>
-        <w:rPr>
-          <w:rFonts w:ascii="Times New Roman" w:hAnsi="Times New Roman" w:cs="Times New Roman" w:eastAsia="宋体"/>
-          <w:b w:val="0"/>
-          <w:i w:val="0"/>
-          <w:color w:val="000000"/>
-          <w:sz w:val="24"/>
-        </w:rPr>
-        <w:t>具备八推进器空间对称与矢量倾斜布置的硬件驱动能力，但在流体环境中实现</w:t>
+        <w:t>本课题来源于实验室在水下无人系统与智能海洋装备方向的科研实践与工程开发需求，</w:t>
+      </w:r>
+      <w:r>
+        <w:rPr>
+          <w:rFonts w:ascii="Times New Roman" w:hAnsi="Times New Roman" w:cs="Times New Roman" w:eastAsia="宋体"/>
+          <w:b w:val="0"/>
+          <w:i w:val="0"/>
+          <w:color w:val="000000"/>
+          <w:sz w:val="24"/>
+        </w:rPr>
+        <w:t>直接依托实验室已完成构型设计的八推进器开架式（Open-frame）水下航行器（Unmanned Underwater Vehicle / Remotely Operated Vehicle，UUV/ROV）实验平台方案及相关结构数据开展研究。</w:t>
+      </w:r>
+      <w:r>
+        <w:rPr>
+          <w:rFonts w:ascii="Times New Roman" w:hAnsi="Times New Roman" w:cs="Times New Roman" w:eastAsia="宋体"/>
+          <w:b w:val="0"/>
+          <w:i w:val="0"/>
+          <w:color w:val="000000"/>
+          <w:sz w:val="24"/>
+        </w:rPr>
+        <w:t>该平台具备八推进器空间对称与矢量倾斜布置的硬件驱动能力</w:t>
+      </w:r>
+      <w:r>
+        <w:rPr>
+          <w:rFonts w:ascii="Times New Roman" w:hAnsi="Times New Roman" w:cs="Times New Roman" w:eastAsia="宋体"/>
+          <w:b w:val="0"/>
+          <w:i w:val="0"/>
+          <w:color w:val="000000"/>
+          <w:sz w:val="24"/>
+        </w:rPr>
+        <w:t>，但在流体环境中实现</w:t>
       </w:r>
       <w:r>
         <w:rPr>
@@ -1115,17 +1085,17 @@
           <w:color w:val="000000"/>
           <w:sz w:val="24"/>
         </w:rPr>
-        <w:t>仍面临诸多瓶颈：缺乏系统化的水动力建模与参数辨识，使得控制器难以获取物理平台的真实动力学特性；运动控制与推力分配多采用人工试凑的经验PID参数，未能在六自由度耦合层面上充分释放八推进器过驱动配置的协调潜力；控制系统软件缺乏工业级模块化规范，难以直接面向工程部署开展高可信度的闭环验证。为此，本课题立足于实验室已有平台</w:t>
-      </w:r>
-      <w:r>
-        <w:rPr>
-          <w:rFonts w:ascii="Times New Roman" w:hAnsi="Times New Roman" w:cs="Times New Roman" w:eastAsia="宋体"/>
-          <w:b w:val="0"/>
-          <w:i w:val="0"/>
-          <w:color w:val="000000"/>
-          <w:sz w:val="24"/>
-        </w:rPr>
-        <w:t>的方案与数据基础</w:t>
+        <w:t>仍面临诸多瓶颈：缺乏系统化的水动力建模与参数辨识，使得控制器难以获取物理平台的真实动力学特性；运动控制与推力分配多采用人工试凑的经验PID参数，未能在六自由度耦合层面上充分释放八推进器过驱动配置的协调潜力；控制系统软件缺乏工业级模块化规范，难以直接面向工程部署开展高可信度的闭环验证。为此，本课题</w:t>
+      </w:r>
+      <w:r>
+        <w:rPr>
+          <w:rFonts w:ascii="Times New Roman" w:hAnsi="Times New Roman" w:cs="Times New Roman" w:eastAsia="宋体"/>
+          <w:b w:val="0"/>
+          <w:i w:val="0"/>
+          <w:color w:val="000000"/>
+          <w:sz w:val="24"/>
+        </w:rPr>
+        <w:t>立足于实验室已有平台的方案与数据基础</w:t>
       </w:r>
       <w:r>
         <w:rPr>
@@ -1219,7 +1189,27 @@
           <w:color w:val="000000"/>
           <w:sz w:val="24"/>
         </w:rPr>
-        <w:t>另一方面，在工程实现层面，由于开架式航行器结构件复杂、附体较多，常规的解析经验公式难以准确计算其全部水动力参数；加工装配公差、线缆悬垂拉拽张力、水密舱内部载荷装配位置偏差以及水体密度变化等物理因素，导致理论设计模型与物理平台的实际动态特性之间不可避免地存在参数偏差与未建模动态。此外，已有平台配备的八个推进器在空间呈水平面矢量倾斜与垂直面对称布置，构成了典型的过驱动冗余系统，运动控制器输出的六自由度期望广义力和力矩必须经过控制分配映射转化为各推进器的控制指令，且推进器在物理上受限于推力输出范围、正反转效率差异及推力死区等约束，容易在大幅机动时引发局部推进器饱和与力矩分配失真。</w:t>
+        <w:t>另一方面，在工程实现层面，由于开架式航行器结构件复杂、附体较多，常规的解析经验公式难以准确计算其全部水动力参数；加工装配公差、线缆悬垂拉拽张力、水密舱内部载荷装配位置偏差以及水体密度变化等物理因素，导致理论设计模型与物理平台的实际动态特性之间不可避免地存在参数偏差与未建模动态。此外，</w:t>
+      </w:r>
+      <w:r>
+        <w:rPr>
+          <w:rFonts w:ascii="Times New Roman" w:hAnsi="Times New Roman" w:cs="Times New Roman" w:eastAsia="宋体"/>
+          <w:b w:val="0"/>
+          <w:i w:val="0"/>
+          <w:color w:val="000000"/>
+          <w:sz w:val="24"/>
+        </w:rPr>
+        <w:t>已有平台配备的八个推进器在空间呈水平面矢量倾斜与垂直面对称布置，构成了典型的过驱动冗余系统</w:t>
+      </w:r>
+      <w:r>
+        <w:rPr>
+          <w:rFonts w:ascii="Times New Roman" w:hAnsi="Times New Roman" w:cs="Times New Roman" w:eastAsia="宋体"/>
+          <w:b w:val="0"/>
+          <w:i w:val="0"/>
+          <w:color w:val="000000"/>
+          <w:sz w:val="24"/>
+        </w:rPr>
+        <w:t>，运动控制器输出的六自由度期望广义力和力矩必须经过控制分配映射转化为各推进器的控制指令，且推进器在物理上受限于推力输出范围、正反转效率差异及推力死区等约束，容易在大幅机动时引发局部推进器饱和与力矩分配失真。</w:t>
       </w:r>
     </w:p>
     <w:p>
@@ -1237,7 +1227,47 @@
           <w:color w:val="000000"/>
           <w:sz w:val="24"/>
         </w:rPr>
-        <w:t>针对上述挑战，本课题的研究目的在于：依托已有八推进器水下航行器平台，建立六自由度动力学与推进器模型；结合已有平台参数资料和相关数据开展系统辨识与模型验证，明确系统辨识的输入输出关系，对关键未知量进行辨识修正并分析模型适用范围；在此基础上，结合经验证的航行器模型特性与状态反馈构建闭环运动控制系统，实现姿态、深度和航向等基本运动状态的闭环控制；依据八推进器空间布局建立控制分配矩阵，考虑基本推力输出范围生成推力指令；最终在PX4/SITL软件在环仿真环境中构建闭环系统，通过代表性运动工况与流扰条件开展闭环仿真验证与量化性能评价，形成“已有平台—建模与系统辨识—模型验证—运动控制—控制分配—PX4/SITL闭环验证”的完整研究闭环。</w:t>
+        <w:t>针对上述挑战，本课题的研究目的在于：</w:t>
+      </w:r>
+      <w:r>
+        <w:rPr>
+          <w:rFonts w:ascii="Times New Roman" w:hAnsi="Times New Roman" w:cs="Times New Roman" w:eastAsia="宋体"/>
+          <w:b w:val="0"/>
+          <w:i w:val="0"/>
+          <w:color w:val="000000"/>
+          <w:sz w:val="24"/>
+        </w:rPr>
+        <w:t>依托已有八推进器水下航行器平台，建立六自由度动力学与推进器模型；结合已有平台参数资料和相关数据开展系统辨识与模型验证</w:t>
+      </w:r>
+      <w:r>
+        <w:rPr>
+          <w:rFonts w:ascii="Times New Roman" w:hAnsi="Times New Roman" w:cs="Times New Roman" w:eastAsia="宋体"/>
+          <w:b w:val="0"/>
+          <w:i w:val="0"/>
+          <w:color w:val="000000"/>
+          <w:sz w:val="24"/>
+        </w:rPr>
+        <w:t>，明确系统辨识的输入输出关系，对关键未知量进行辨识修正并分析模型适用范围；在此基础上，结合经验证的航行器模型特性与状态反馈构建闭环运动控制系统，实现姿态、深度和航向等基本运动状态的闭环控制；</w:t>
+      </w:r>
+      <w:r>
+        <w:rPr>
+          <w:rFonts w:ascii="Times New Roman" w:hAnsi="Times New Roman" w:cs="Times New Roman" w:eastAsia="宋体"/>
+          <w:b w:val="0"/>
+          <w:i w:val="0"/>
+          <w:color w:val="000000"/>
+          <w:sz w:val="24"/>
+        </w:rPr>
+        <w:t>依据八推进器空间布局建立控制分配矩阵</w:t>
+      </w:r>
+      <w:r>
+        <w:rPr>
+          <w:rFonts w:ascii="Times New Roman" w:hAnsi="Times New Roman" w:cs="Times New Roman" w:eastAsia="宋体"/>
+          <w:b w:val="0"/>
+          <w:i w:val="0"/>
+          <w:color w:val="000000"/>
+          <w:sz w:val="24"/>
+        </w:rPr>
+        <w:t>，考虑基本推力输出范围生成推力指令；最终在PX4/SITL软件在环仿真环境中构建闭环系统，通过代表性运动工况与流扰条件开展闭环仿真验证与量化性能评价，形成“已有平台—建模与系统辨识—模型验证—运动控制—控制分配—PX4/SITL闭环验证”的完整研究闭环。</w:t>
       </w:r>
     </w:p>
     <w:p>
@@ -1283,7 +1313,7 @@
           <w:color w:val="000000"/>
           <w:sz w:val="24"/>
         </w:rPr>
-        <w:t>第一，在理论与方法层面，有助于深化模型支撑下的水下航行器运动控制全链路分析体系。传统的无模型经验控制难以在多轴耦合与强阻尼环境下保证理想的动态响应品质，而过于依赖单一解析机理模型的控制方法又常因水动力参数获取困难而难以在工程中有效落地。本课题坚持“机理建模与试验辨识相结合、模型信息与状态反馈相结合”的研究理念，通过机理推导理清六自由度方程的物理架构，借助系统辨识修正关键未知参数，获得满足控制设计精度要求的标称基准模型。在此基础上，将标称模型中的静回复力、主导阻尼与惯性耦合项引入控制前向通道进行主动补偿，同时依靠稳健的状态误差反馈抑制未建模残差与外部扰动，有助于理清动力学模型保真度、控制律补偿结构与闭环动态抗扰性能之间的内在关联；同时，针对八推进器过驱动构型建立规范的控制分配与约束分析方法，能够为冗余推进器在复杂受力工况下的推力协调分配提供理论依据。</w:t>
+        <w:t>第一，在理论与方法层面，有助于深化模型支撑下的水下航行器运动控制全链路分析体系。传统的无模型经验控制难以在多轴耦合与强阻尼环境下保证理想的动态响应性能，而过于依赖单一解析机理模型的控制方法又常因水动力参数获取困难而难以在工程中有效落地。本课题坚持“机理建模与试验辨识相结合、模型信息与状态反馈相结合”的研究理念，通过机理推导理清六自由度方程的物理架构，借助系统辨识修正关键未知参数，获得满足控制设计精度要求的标称基准模型。在此基础上，将标称模型中的静回复力、主导阻尼与惯性耦合项引入控制前向通道进行主动补偿，同时依靠稳健的状态误差反馈抑制未建模残差与外部扰动，有助于理清动力学模型保真度、控制律补偿结构与闭环动态抗扰性能之间的内在关联；同时，针对八推进器过驱动构型建立规范的控制分配与约束分析方法，能够为冗余推进器在复杂受力工况下的推力协调分配提供理论依据。</w:t>
       </w:r>
     </w:p>
     <w:p>
@@ -1347,7 +1377,7 @@
           <w:color w:val="000000"/>
           <w:sz w:val="24"/>
         </w:rPr>
-        <w:t>围绕本课题所涉及的水下航行器六自由度动力学机理建模与参数辨识、基于模型与状态反馈的运动控制方法、多推进器受约束控制分配以及基于开源飞控软件（PX4）的闭环仿真等四个核心技术环节，国内外学术界与工业界开展了系统的研究。</w:t>
+        <w:t>围绕本课题所涉及的水下航行器六自由度动力学机理建模与参数辨识、基于模型与状态反馈的运动控制方法、多推进器受约束控制分配以及基于开源飞控软件（PX4）的闭环仿真等四个核心技术环节，国内外学术界与工业界进行了深入研究并取得了丰富成果。</w:t>
       </w:r>
     </w:p>
     <w:p>
@@ -1585,7 +1615,7 @@
           <w:color w:val="000000"/>
           <w:sz w:val="24"/>
         </w:rPr>
-        <w:t>这表明“基于机理构建总体方程骨架 + 依托平台资料与相关数据辨识修正关键未知量 + 利用代表性动态响应进行适用范围验证”的方法，已成为兼顾模型物理可解释性与工程可用性的主流路径。</w:t>
+        <w:t>这表明，基于机理推导构建模型结构骨架、依托试验数据辨识修正关键未知参数，并利用代表性动态响应验证模型有效性与适用范围的研究路径，已成为兼顾模型物理可解释性与工程可用性的主流方法。</w:t>
       </w:r>
     </w:p>
     <w:p>
@@ -1631,7 +1661,7 @@
           <w:color w:val="000000"/>
           <w:sz w:val="24"/>
         </w:rPr>
-        <w:t>水下航行器运动控制的核心任务在于驱动推进器系统产生协调推力与力矩，使航行器的空间位置、潜深以及横滚、俯仰、偏航姿态稳定准确地跟踪给定的参考运动指令，并在存在未建模动态与外部水流干扰时维持良好的瞬态与稳态品质。</w:t>
+        <w:t>水下航行器运动控制的核心任务在于驱动推进器系统产生协调推力与力矩，使航行器的空间位置、潜深以及横滚、俯仰、偏航姿态稳定准确地跟踪给定的参考运动指令，并在存在未建模动态与外部水流干扰时维持良好的瞬态与稳态性能。</w:t>
       </w:r>
       <w:r>
         <w:rPr>
@@ -1793,7 +1823,7 @@
           <w:color w:val="000000"/>
           <w:sz w:val="24"/>
         </w:rPr>
-        <w:t>然而，开架式八推进器水下航行器本质上是一个非线性、多轴耦合的多输入多输出（MIMO）动力学系统：航行器在水平面做快速纵向机动时易诱发明显的俯仰和垂荡运动；侧向位移时亦伴随着横滚力矩干扰；重力与浮力的非线性恢复力矩随姿态倾角呈三角函数非线性变化。若完全忽略这些物理耦合，纯线性 PID 控制难以兼顾不同运动工况下的控制品质，容易在较大幅度机动时出现超调偏大或推进器输出抖振。</w:t>
+        <w:t>然而，开架式八推进器水下航行器本质上是一个非线性、多轴耦合的多输入多输出（MIMO）动力学系统：航行器在水平面做快速纵向机动时易诱发明显的俯仰和垂荡运动；侧向位移时亦伴随着横滚力矩干扰；重力与浮力的非线性恢复力矩随姿态倾角呈三角函数非线性变化。若完全忽略这些物理耦合，纯线性 PID 控制难以兼顾不同运动工况下的控制性能，容易在较大幅度机动时出现超调偏大或推进器输出抖振。</w:t>
       </w:r>
     </w:p>
     <w:p>
@@ -1903,7 +1933,7 @@
           <w:color w:val="000000"/>
           <w:sz w:val="24"/>
         </w:rPr>
-        <w:t xml:space="preserve">Slawik 等进一步将增量动态逆方法引入水下航行器（Cuttlefish AUV）的姿态控制中，结合标称水动力模型与传感器高频反馈在局部时间微元内补偿未建模动态与外扰，展现出良好的闭环抗扰能力 </w:t>
+        <w:t xml:space="preserve">Slawik 等进一步将增量动态逆方法引入特种水下航行器的姿态控制中，结合标称水动力模型与传感器高频反馈在局部时间微元内补偿未建模动态与外扰，展现出良好的闭环抗扰能力 </w:t>
       </w:r>
       <w:hyperlink w:anchor="_Ref_Paper_11" w:history="1">
         <w:r>
@@ -2264,7 +2294,17 @@
           <w:color w:val="000000"/>
           <w:sz w:val="24"/>
         </w:rPr>
-        <w:t xml:space="preserve">。由此可见，根据已有八推进器平台的空间安装位置、推力矢量方向及力臂关系，准确建立反映平台真实几何构型的 </w:t>
+        <w:t>。由此可见，</w:t>
+      </w:r>
+      <w:r>
+        <w:rPr>
+          <w:rFonts w:ascii="Times New Roman" w:hAnsi="Times New Roman" w:cs="Times New Roman" w:eastAsia="宋体"/>
+          <w:b w:val="0"/>
+          <w:i w:val="0"/>
+          <w:color w:val="000000"/>
+          <w:sz w:val="24"/>
+        </w:rPr>
+        <w:t xml:space="preserve">根据已有八推进器平台的空间安装位置、推力矢量方向及力臂关系，准确建立反映平台真实几何构型的 </w:t>
       </w:r>
       <m:oMath>
         <m:r>
@@ -2287,7 +2327,17 @@
           <w:color w:val="000000"/>
           <w:sz w:val="24"/>
         </w:rPr>
-        <w:t xml:space="preserve"> 控制分配矩阵，并在求解流程中合理考虑推进器基本推力输出范围约束，是连接上层闭环运动控制器与底层执行机构的核心纽带。</w:t>
+        <w:t xml:space="preserve"> 控制分配矩阵</w:t>
+      </w:r>
+      <w:r>
+        <w:rPr>
+          <w:rFonts w:ascii="Times New Roman" w:hAnsi="Times New Roman" w:cs="Times New Roman" w:eastAsia="宋体"/>
+          <w:b w:val="0"/>
+          <w:i w:val="0"/>
+          <w:color w:val="000000"/>
+          <w:sz w:val="24"/>
+        </w:rPr>
+        <w:t>，并在求解流程中合理考虑推进器基本推力输出范围约束，是连接上层闭环运动控制器与底层执行机构的核心纽带。</w:t>
       </w:r>
     </w:p>
     <w:p>
@@ -3589,7 +3639,27 @@
           <w:color w:val="000000"/>
           <w:sz w:val="24"/>
         </w:rPr>
-        <w:t>综合上述四个领域的研究现状与表 1 对比分析，可以提炼出当前水下无人航行器控制领域的发展趋势与对本课题的关键启示：一是系统研发呈现出机理建模、数据辨识、模型控制、推力分配与飞控闭环仿真全链路协同推进的发展趋势；二是在水下非线性不确定性与流扰背景下，盲目追求结构过于复杂的强自适应或过度拘泥于某一种先验假设严苛的单一算法，容易在实际水流工况下出现鲁棒性不足；稳健且具工程可行性的方法，是以经验证的标称模型为基石，结合系统状态反馈构建通用且弹性的控制律框架，为后续结合实际辨识结果展开方法比选留出充分的方法比选空间与算法拓展余地；三是依托成熟的开源自主系统飞控架构（如 PX4）及其 SITL 软件在环仿真机制，已成为连接理论算法设计与实物水下平台部署的关键工程纽带与验证平台。基于上述启示，本课题确立了以已有八推进器水下航行器为对象，系统推进六自由度动力学与推进器建模、基于相关数据的系统辨识与模型验证、基于模型和状态反馈的运动控制设计、八推进器控制分配以及基于 PX4/SITL 的闭环仿真验证研究，研究目标明确，技术路线清晰可行，具有扎实的学术支撑与良好的工程应用前景。</w:t>
+        <w:t>综合上述四个领域的研究现状与表 1 对比分析，可以提炼出当前水下无人航行器控制领域的发展趋势与对本课题的关键启示：一是系统研发呈现出机理建模、数据辨识、模型控制、推力分配与飞控闭环仿真全链路协同推进的发展趋势；二是在水下非线性不确定性与流扰背景下，盲目追求结构过于复杂的强自适应或过度拘泥于某一种先验假设严苛的单一算法，容易在实际水流工况下出现鲁棒性不足；稳健且具工程可行性的方法，是以经验证的标称模型为基石，结合系统状态反馈构建通用且弹性的控制律框架，为后续结合实际辨识结果展开方法比选留出充分的方法比选空间与算法拓展余地；三是依托成熟的开源自主系统飞控架构（如 PX4）及其 SITL 软件在环仿真机制，已成为连接理论算法设计与实物水下平台部署的关键工程纽带与验证平台。基于上述启示，本课题确立了</w:t>
+      </w:r>
+      <w:r>
+        <w:rPr>
+          <w:rFonts w:ascii="Times New Roman" w:hAnsi="Times New Roman" w:cs="Times New Roman" w:eastAsia="宋体"/>
+          <w:b w:val="0"/>
+          <w:i w:val="0"/>
+          <w:color w:val="000000"/>
+          <w:sz w:val="24"/>
+        </w:rPr>
+        <w:t>以已有八推进器水下航行器为对象，系统推进六自由度动力学与推进器建模、基于相关数据的系统辨识与模型验证、基于模型和状态反馈的运动控制设计、八推进器控制分配</w:t>
+      </w:r>
+      <w:r>
+        <w:rPr>
+          <w:rFonts w:ascii="Times New Roman" w:hAnsi="Times New Roman" w:cs="Times New Roman" w:eastAsia="宋体"/>
+          <w:b w:val="0"/>
+          <w:i w:val="0"/>
+          <w:color w:val="000000"/>
+          <w:sz w:val="24"/>
+        </w:rPr>
+        <w:t>以及基于 PX4/SITL 的闭环仿真验证研究，研究目标明确，技术路线清晰可行，具有扎实的学术支撑与良好的工程应用前景。</w:t>
       </w:r>
     </w:p>
     <w:p>
@@ -3680,7 +3750,27 @@
           <w:color w:val="000000"/>
           <w:sz w:val="24"/>
         </w:rPr>
-        <w:t>本课题依托已有八推进器水下航行器平台，建立能够反映航行器主要动态特性的六自由度动力学模型与推进器模型，结合平台参数资料和相关数据完成系统辨识与模型验证；在此基础上研究基于航行器模型和状态反馈的闭环运动控制方法及八推进器控制分配方案，并在PX4/SITL环境下构建完整闭环仿真系统，完成典型运动工况与适量外部扰动工况下的仿真验证与性能分析，形成“已有平台—建模与系统辨识—模型验证—运动控制—控制分配—PX4/SITL闭环验证”的完整研究闭环与论文写作主线。</w:t>
+        <w:t>本课题</w:t>
+      </w:r>
+      <w:r>
+        <w:rPr>
+          <w:rFonts w:ascii="Times New Roman" w:hAnsi="Times New Roman" w:cs="Times New Roman" w:eastAsia="宋体"/>
+          <w:b w:val="0"/>
+          <w:i w:val="0"/>
+          <w:color w:val="000000"/>
+          <w:sz w:val="24"/>
+        </w:rPr>
+        <w:t>依托已有八推进器水下航行器平台，建立能够反映航行器主要动态特性的六自由度动力学模型与推进器模型，结合平台参数资料和相关数据完成系统辨识与模型验证</w:t>
+      </w:r>
+      <w:r>
+        <w:rPr>
+          <w:rFonts w:ascii="Times New Roman" w:hAnsi="Times New Roman" w:cs="Times New Roman" w:eastAsia="宋体"/>
+          <w:b w:val="0"/>
+          <w:i w:val="0"/>
+          <w:color w:val="000000"/>
+          <w:sz w:val="24"/>
+        </w:rPr>
+        <w:t>；在此基础上研究基于航行器模型和状态反馈的闭环运动控制方法及八推进器控制分配方案，并在PX4/SITL环境下构建完整闭环仿真系统，完成典型运动工况与适量外部扰动工况下的仿真验证与性能分析，形成“已有平台—建模与系统辨识—模型验证—运动控制—控制分配—PX4/SITL闭环验证”的完整研究闭环。</w:t>
       </w:r>
     </w:p>
     <w:p>
@@ -3726,27 +3816,7 @@
           <w:color w:val="000000"/>
           <w:sz w:val="24"/>
         </w:rPr>
-        <w:t>围绕上述研究目标</w:t>
-      </w:r>
-      <w:r>
-        <w:rPr>
-          <w:rFonts w:ascii="Times New Roman" w:hAnsi="Times New Roman" w:cs="Times New Roman" w:eastAsia="宋体"/>
-          <w:b w:val="0"/>
-          <w:i w:val="0"/>
-          <w:color w:val="000000"/>
-          <w:sz w:val="24"/>
-        </w:rPr>
-        <w:t>与后续毕业论文的核心章节脉络</w:t>
-      </w:r>
-      <w:r>
-        <w:rPr>
-          <w:rFonts w:ascii="Times New Roman" w:hAnsi="Times New Roman" w:cs="Times New Roman" w:eastAsia="宋体"/>
-          <w:b w:val="0"/>
-          <w:i w:val="0"/>
-          <w:color w:val="000000"/>
-          <w:sz w:val="24"/>
-        </w:rPr>
-        <w:t>，本课题应完成的主要研究内容与拟解决的关键问题包括以下四个方面：</w:t>
+        <w:t>围绕上述研究目标，本课题应完成的主要研究内容与拟解决的关键问题包括以下四个方面：</w:t>
       </w:r>
     </w:p>
     <w:p>
@@ -3764,37 +3834,47 @@
           <w:color w:val="000000"/>
           <w:sz w:val="24"/>
         </w:rPr>
-        <w:t>1） 水下航行器动力学与推进器建模</w:t>
-      </w:r>
-      <w:r>
-        <w:rPr>
-          <w:rFonts w:ascii="Times New Roman" w:hAnsi="Times New Roman" w:cs="Times New Roman" w:eastAsia="宋体"/>
-          <w:b/>
-          <w:i w:val="0"/>
-          <w:color w:val="000000"/>
-          <w:sz w:val="24"/>
-        </w:rPr>
-        <w:t>（对应理论模型构建基础）</w:t>
-      </w:r>
-      <w:r>
-        <w:rPr>
-          <w:rFonts w:ascii="Times New Roman" w:hAnsi="Times New Roman" w:cs="Times New Roman" w:eastAsia="宋体"/>
-          <w:b/>
-          <w:i w:val="0"/>
-          <w:color w:val="000000"/>
-          <w:sz w:val="24"/>
-        </w:rPr>
-        <w:t>：</w:t>
-      </w:r>
-      <w:r>
-        <w:rPr>
-          <w:rFonts w:ascii="Times New Roman" w:hAnsi="Times New Roman" w:cs="Times New Roman" w:eastAsia="宋体"/>
-          <w:b w:val="0"/>
-          <w:i w:val="0"/>
-          <w:color w:val="000000"/>
-          <w:sz w:val="24"/>
-        </w:rPr>
-        <w:t>依托已有八推进器水下航行器平台，梳理其机械构型与推进器三维几何布局，建立六自由度运动学与非线性动力学模型，系统考虑刚体惯性、水动力附加质量、科氏向心力、线性和二次非线性水动力阻尼以及重浮力恢复力矩等主导物理效应；结合已有平台推进器电气与流体特性，建立单推进器控制输入到推力输出的静态映射与必要动态模型，为系统辨识、控制设计与仿真提供可靠的模型基础。</w:t>
+        <w:t>1） 水下航行器动力学与推进器建模：</w:t>
+      </w:r>
+      <w:r>
+        <w:rPr>
+          <w:rFonts w:ascii="Times New Roman" w:hAnsi="Times New Roman" w:cs="Times New Roman" w:eastAsia="宋体"/>
+          <w:b w:val="0"/>
+          <w:i w:val="0"/>
+          <w:color w:val="000000"/>
+          <w:sz w:val="24"/>
+        </w:rPr>
+        <w:t>依托已有八推进器水下航行器平台，梳理其机械构型与推进器三维几何布局</w:t>
+      </w:r>
+      <w:r>
+        <w:rPr>
+          <w:rFonts w:ascii="Times New Roman" w:hAnsi="Times New Roman" w:cs="Times New Roman" w:eastAsia="宋体"/>
+          <w:b w:val="0"/>
+          <w:i w:val="0"/>
+          <w:color w:val="000000"/>
+          <w:sz w:val="24"/>
+        </w:rPr>
+        <w:t>，建立六自由度运动学与非线性动力学模型，系统考虑刚体惯性、水动力附加质量、科氏向心力、线性和二次非线性水动力阻尼以及重浮力恢复力矩等主导物理效应；</w:t>
+      </w:r>
+      <w:r>
+        <w:rPr>
+          <w:rFonts w:ascii="Times New Roman" w:hAnsi="Times New Roman" w:cs="Times New Roman" w:eastAsia="宋体"/>
+          <w:b w:val="0"/>
+          <w:i w:val="0"/>
+          <w:color w:val="000000"/>
+          <w:sz w:val="24"/>
+        </w:rPr>
+        <w:t>结合已有平台推进器电气与流体特性，建立单推进器控制输入到推力输出的静态映射与必要动态模型</w:t>
+      </w:r>
+      <w:r>
+        <w:rPr>
+          <w:rFonts w:ascii="Times New Roman" w:hAnsi="Times New Roman" w:cs="Times New Roman" w:eastAsia="宋体"/>
+          <w:b w:val="0"/>
+          <w:i w:val="0"/>
+          <w:color w:val="000000"/>
+          <w:sz w:val="24"/>
+        </w:rPr>
+        <w:t>，为系统辨识、控制设计与仿真提供可靠的模型基础。</w:t>
       </w:r>
     </w:p>
     <w:p>
@@ -3812,37 +3892,37 @@
           <w:color w:val="000000"/>
           <w:sz w:val="24"/>
         </w:rPr>
-        <w:t>2） 系统辨识与模型验证分析</w:t>
-      </w:r>
-      <w:r>
-        <w:rPr>
-          <w:rFonts w:ascii="Times New Roman" w:hAnsi="Times New Roman" w:cs="Times New Roman" w:eastAsia="宋体"/>
-          <w:b/>
-          <w:i w:val="0"/>
-          <w:color w:val="000000"/>
-          <w:sz w:val="24"/>
-        </w:rPr>
-        <w:t>（对应模型参数获取与精度核准）</w:t>
-      </w:r>
-      <w:r>
-        <w:rPr>
-          <w:rFonts w:ascii="Times New Roman" w:hAnsi="Times New Roman" w:cs="Times New Roman" w:eastAsia="宋体"/>
-          <w:b/>
-          <w:i w:val="0"/>
-          <w:color w:val="000000"/>
-          <w:sz w:val="24"/>
-        </w:rPr>
-        <w:t>：</w:t>
-      </w:r>
-      <w:r>
-        <w:rPr>
-          <w:rFonts w:ascii="Times New Roman" w:hAnsi="Times New Roman" w:cs="Times New Roman" w:eastAsia="宋体"/>
-          <w:b w:val="0"/>
-          <w:i w:val="0"/>
-          <w:color w:val="000000"/>
-          <w:sz w:val="24"/>
-        </w:rPr>
-        <w:t>在理论动力学模型基础上，分析各自由度动力学方程中未知参数的可辨识性，明确系统辨识的激励输入、状态响应输出及所需数据关系；结合已有平台参数资料和相关测试/仿真动态响应数据开展系统参数辨识，对水动力附加质量与阻尼等关键未知量进行估计与修正；通过代表性动态响应对比模型输出与测试数据，量化评估模型拟合误差与残差分布，明确标称模型的物理保真度与工程适用范围。</w:t>
+        <w:t>2） 系统辨识与模型验证分析：</w:t>
+      </w:r>
+      <w:r>
+        <w:rPr>
+          <w:rFonts w:ascii="Times New Roman" w:hAnsi="Times New Roman" w:cs="Times New Roman" w:eastAsia="宋体"/>
+          <w:b w:val="0"/>
+          <w:i w:val="0"/>
+          <w:color w:val="000000"/>
+          <w:sz w:val="24"/>
+        </w:rPr>
+        <w:t>在理论动力学模型基础上，分析各自由度动力学方程中未知参数的可辨识性，明确系统辨识的激励输入、状态响应输出及所需数据关系；</w:t>
+      </w:r>
+      <w:r>
+        <w:rPr>
+          <w:rFonts w:ascii="Times New Roman" w:hAnsi="Times New Roman" w:cs="Times New Roman" w:eastAsia="宋体"/>
+          <w:b w:val="0"/>
+          <w:i w:val="0"/>
+          <w:color w:val="000000"/>
+          <w:sz w:val="24"/>
+        </w:rPr>
+        <w:t>结合已有平台参数资料和相关测试/仿真动态响应数据开展系统参数辨识，对水动力附加质量与阻尼等关键未知量进行估计与修正</w:t>
+      </w:r>
+      <w:r>
+        <w:rPr>
+          <w:rFonts w:ascii="Times New Roman" w:hAnsi="Times New Roman" w:cs="Times New Roman" w:eastAsia="宋体"/>
+          <w:b w:val="0"/>
+          <w:i w:val="0"/>
+          <w:color w:val="000000"/>
+          <w:sz w:val="24"/>
+        </w:rPr>
+        <w:t>；通过代表性动态响应对比模型输出与测试数据，量化评估模型拟合误差与残差分布，明确标称模型的物理保真度与工程适用范围。</w:t>
       </w:r>
     </w:p>
     <w:p>
@@ -3860,37 +3940,27 @@
           <w:color w:val="000000"/>
           <w:sz w:val="24"/>
         </w:rPr>
-        <w:t>3） 模型运动控制与八推进器控制分配</w:t>
-      </w:r>
-      <w:r>
-        <w:rPr>
-          <w:rFonts w:ascii="Times New Roman" w:hAnsi="Times New Roman" w:cs="Times New Roman" w:eastAsia="宋体"/>
-          <w:b/>
-          <w:i w:val="0"/>
-          <w:color w:val="000000"/>
-          <w:sz w:val="24"/>
-        </w:rPr>
-        <w:t>（对应控制算法与执行器解算）</w:t>
-      </w:r>
-      <w:r>
-        <w:rPr>
-          <w:rFonts w:ascii="Times New Roman" w:hAnsi="Times New Roman" w:cs="Times New Roman" w:eastAsia="宋体"/>
-          <w:b/>
-          <w:i w:val="0"/>
-          <w:color w:val="000000"/>
-          <w:sz w:val="24"/>
-        </w:rPr>
-        <w:t>：</w:t>
-      </w:r>
-      <w:r>
-        <w:rPr>
-          <w:rFonts w:ascii="Times New Roman" w:hAnsi="Times New Roman" w:cs="Times New Roman" w:eastAsia="宋体"/>
-          <w:b w:val="0"/>
-          <w:i w:val="0"/>
-          <w:color w:val="000000"/>
-          <w:sz w:val="24"/>
-        </w:rPr>
-        <w:t xml:space="preserve">以经验证的航行器标称模型为基石，结合动力学已知特性补偿与实时状态反馈构建闭环运动控制律，输出机体期望的六自由度广义力和力矩，实现姿态、深度和航向等基本运动状态的闭环稳定跟踪，并考察模型不确定性与外部扰动对控制品质的影响；根据已有平台推进器空间安装位置与推力方向矢量构建 </w:t>
+        <w:t>3） 模型运动控制与八推进器控制分配：</w:t>
+      </w:r>
+      <w:r>
+        <w:rPr>
+          <w:rFonts w:ascii="Times New Roman" w:hAnsi="Times New Roman" w:cs="Times New Roman" w:eastAsia="宋体"/>
+          <w:b w:val="0"/>
+          <w:i w:val="0"/>
+          <w:color w:val="000000"/>
+          <w:sz w:val="24"/>
+        </w:rPr>
+        <w:t>以经验证的航行器标称模型为基石，结合动力学已知特性补偿与实时状态反馈构建闭环运动控制律，输出机体期望的六自由度广义力和力矩，实现姿态、深度和航向等基本运动状态的闭环稳定跟踪，并考察模型不确定性与外部扰动对控制性能的影响；</w:t>
+      </w:r>
+      <w:r>
+        <w:rPr>
+          <w:rFonts w:ascii="Times New Roman" w:hAnsi="Times New Roman" w:cs="Times New Roman" w:eastAsia="宋体"/>
+          <w:b w:val="0"/>
+          <w:i w:val="0"/>
+          <w:color w:val="000000"/>
+          <w:sz w:val="24"/>
+        </w:rPr>
+        <w:t xml:space="preserve">根据已有平台推进器空间安装位置与推力方向矢量构建 </w:t>
       </w:r>
       <m:oMath>
         <m:r>
@@ -3913,7 +3983,17 @@
           <w:color w:val="000000"/>
           <w:sz w:val="24"/>
         </w:rPr>
-        <w:t xml:space="preserve"> 控制分配矩阵，系统考虑推进器物理输出范围约束生成各推进器推力指令，量化分析控制分配误差与推力饱和情况。</w:t>
+        <w:t xml:space="preserve"> 控制分配矩阵</w:t>
+      </w:r>
+      <w:r>
+        <w:rPr>
+          <w:rFonts w:ascii="Times New Roman" w:hAnsi="Times New Roman" w:cs="Times New Roman" w:eastAsia="宋体"/>
+          <w:b w:val="0"/>
+          <w:i w:val="0"/>
+          <w:color w:val="000000"/>
+          <w:sz w:val="24"/>
+        </w:rPr>
+        <w:t>，系统考虑推进器物理输出范围约束生成各推进器推力指令，量化分析控制分配误差与推力饱和情况。</w:t>
       </w:r>
     </w:p>
     <w:p>
@@ -3931,27 +4011,7 @@
           <w:color w:val="000000"/>
           <w:sz w:val="24"/>
         </w:rPr>
-        <w:t>4） PX4/SITL 闭环仿真与系统验证</w:t>
-      </w:r>
-      <w:r>
-        <w:rPr>
-          <w:rFonts w:ascii="Times New Roman" w:hAnsi="Times New Roman" w:cs="Times New Roman" w:eastAsia="宋体"/>
-          <w:b/>
-          <w:i w:val="0"/>
-          <w:color w:val="000000"/>
-          <w:sz w:val="24"/>
-        </w:rPr>
-        <w:t>（对应软件在环集成与多工况评价）</w:t>
-      </w:r>
-      <w:r>
-        <w:rPr>
-          <w:rFonts w:ascii="Times New Roman" w:hAnsi="Times New Roman" w:cs="Times New Roman" w:eastAsia="宋体"/>
-          <w:b/>
-          <w:i w:val="0"/>
-          <w:color w:val="000000"/>
-          <w:sz w:val="24"/>
-        </w:rPr>
-        <w:t>：</w:t>
+        <w:t>4） PX4/SITL 闭环仿真与系统验证：</w:t>
       </w:r>
       <w:r>
         <w:rPr>
@@ -5598,7 +5658,17 @@
           <w:color w:val="000000"/>
           <w:sz w:val="24"/>
         </w:rPr>
-        <w:t xml:space="preserve"> 为外部扰动项。同时，结合已有平台推进器参数资料，建立单推进器控制输入到推力输出的静态映射与必要动态模型。</w:t>
+        <w:t xml:space="preserve"> 为外部扰动项。同时，</w:t>
+      </w:r>
+      <w:r>
+        <w:rPr>
+          <w:rFonts w:ascii="Times New Roman" w:hAnsi="Times New Roman" w:cs="Times New Roman" w:eastAsia="宋体"/>
+          <w:b w:val="0"/>
+          <w:i w:val="0"/>
+          <w:color w:val="000000"/>
+          <w:sz w:val="24"/>
+        </w:rPr>
+        <w:t>结合已有平台推进器参数资料，建立单推进器控制输入到推力输出的静态映射与必要动态模型。</w:t>
       </w:r>
     </w:p>
     <w:p>
@@ -5717,7 +5787,27 @@
           <w:color w:val="000000"/>
           <w:sz w:val="24"/>
         </w:rPr>
-        <w:t xml:space="preserve">。根据动力学方程构造激励输入（推进器推力或广义控制力）与状态输出（线速度、角速度、姿态、深度等动态响应）之间的参数化辨识关系，利用平台参数资料及相关测试/仿真响应数据对未知参数 </w:t>
+        <w:t>。</w:t>
+      </w:r>
+      <w:r>
+        <w:rPr>
+          <w:rFonts w:ascii="Times New Roman" w:hAnsi="Times New Roman" w:cs="Times New Roman" w:eastAsia="宋体"/>
+          <w:b w:val="0"/>
+          <w:i w:val="0"/>
+          <w:color w:val="000000"/>
+          <w:sz w:val="24"/>
+        </w:rPr>
+        <w:t>根据动力学方程构造激励输入（推进器推力或广义控制力）与状态输出（线速度、角速度、姿态、深度等动态响应）之间的参数化辨识关系，</w:t>
+      </w:r>
+      <w:r>
+        <w:rPr>
+          <w:rFonts w:ascii="Times New Roman" w:hAnsi="Times New Roman" w:cs="Times New Roman" w:eastAsia="宋体"/>
+          <w:b w:val="0"/>
+          <w:i w:val="0"/>
+          <w:color w:val="000000"/>
+          <w:sz w:val="24"/>
+        </w:rPr>
+        <w:t xml:space="preserve">利用平台参数资料及相关测试/仿真响应数据对未知参数 </w:t>
       </w:r>
       <m:oMath>
         <m:r>
@@ -5740,7 +5830,17 @@
           <w:color w:val="000000"/>
           <w:sz w:val="24"/>
         </w:rPr>
-        <w:t xml:space="preserve"> 进行参数估计与修正。随后，通过代表性动态响应对比模型输出与相关数据，定量评估模型偏差并明确模型适用范围，获得经验证的标称模型 </w:t>
+        <w:t xml:space="preserve"> 进行参数估计与修正。</w:t>
+      </w:r>
+      <w:r>
+        <w:rPr>
+          <w:rFonts w:ascii="Times New Roman" w:hAnsi="Times New Roman" w:cs="Times New Roman" w:eastAsia="宋体"/>
+          <w:b w:val="0"/>
+          <w:i w:val="0"/>
+          <w:color w:val="000000"/>
+          <w:sz w:val="24"/>
+        </w:rPr>
+        <w:t xml:space="preserve">随后，通过代表性动态响应对比模型输出与相关数据，定量评估模型偏差并明确模型适用范围，获得经验证的标称模型 </w:t>
       </w:r>
       <m:oMath>
         <m:r>
@@ -6978,17 +7078,7 @@
           <w:color w:val="000000"/>
           <w:sz w:val="24"/>
         </w:rPr>
-        <w:t>如图 2(b) 所示</w:t>
-      </w:r>
-      <w:r>
-        <w:rPr>
-          <w:rFonts w:ascii="Times New Roman" w:hAnsi="Times New Roman" w:cs="Times New Roman" w:eastAsia="宋体"/>
-          <w:b w:val="0"/>
-          <w:i w:val="0"/>
-          <w:color w:val="000000"/>
-          <w:sz w:val="24"/>
-        </w:rPr>
-        <w:t>，已有平台包含水平面 4 台矢量倾斜推进器（</w:t>
+        <w:t>如图 2(b) 所示，已有平台包含水平面 4 台矢量倾斜推进器（</w:t>
       </w:r>
       <m:oMath>
         <m:sSub>

--- a/开题报告/开题报告-基于PX4的水下航行器模型控制方法研究.docx
+++ b/开题报告/开题报告-基于PX4的水下航行器模型控制方法研究.docx
@@ -885,6 +885,9 @@
         <w:spacing w:line="360" w:lineRule="auto" w:beforeLines="50" w:before="120" w:afterLines="50" w:after="120"/>
         <w:ind w:firstLine="560"/>
       </w:pPr>
+      <w:r>
+        <w:br w:type="page"/>
+      </w:r>
       <w:r>
         <w:rPr>
           <w:rFonts w:ascii="Times New Roman" w:hAnsi="Times New Roman" w:cs="Times New Roman" w:eastAsia="黑体"/>

--- a/开题报告/开题报告-基于PX4的水下航行器模型控制方法研究.docx
+++ b/开题报告/开题报告-基于PX4的水下航行器模型控制方法研究.docx
@@ -970,7 +970,7 @@
           <w:color w:val="000000"/>
           <w:sz w:val="24"/>
         </w:rPr>
-        <w:t xml:space="preserve">海洋是高质量发展的战略要地。党的二十大报告明确提出，要“发展海洋经济，保护海洋生态环境，加快建设海洋强国”。习近平总书记强调，“建设海洋强国是实现中华民族伟大复兴的重大战略任务”，“要向海洋要资源、要空间，发展海洋科技，核心技术要牢牢掌握在自己手中”。国家《“十四五”海洋经济发展规划》进一步明确，要“推动海洋高端装备制造实现突破，加快深远海无人潜水器（AUV/ROV）、水下智能机器人与海洋立体观测技术装备的自主化研发与工程应用”；工业和信息化部等十七部门联合印发的《“机器人+”应用行动实施方案》中，亦明确将“面向水下极端环境作业、海洋工程基础设施无损巡检与水下应急搜救的特种机器人”列为国家重点攻关与推广示范方向 </w:t>
+        <w:t xml:space="preserve">随着国家海洋强国战略的深入推进与现代海洋工程装备体系的持续完善，水下机器人在海洋资源勘探、水下基础设施运维及水域环境监测中的战略地位日益凸显。国家相关产业发展规划明确将水下探测、监测、作业及深海资源开发等水下机器人列为特种机器人重点研制方向；工业和信息化部、教育部、公安部等十七部门联合印发的《“机器人+”应用行动实施方案》（工信部联通装〔2022〕187号）进一步将安全应急和极限环境列为十大重点应用领域之一，明确提出要“推动空间、水下、深地等极限环境场景应用” </w:t>
       </w:r>
       <w:hyperlink w:anchor="_Ref_Paper_1" w:history="1">
         <w:r>
@@ -1010,7 +1010,7 @@
           <w:color w:val="000000"/>
           <w:sz w:val="24"/>
         </w:rPr>
-        <w:t>在上述国家重大战略牵引与行业应用需求下，水下无人航行器在海底矿产与油气管网巡检、海上风电大直径基桩与跨海桥隧水下结构物无损检测、大型水利大坝安全评估，以及现代海洋牧场立体管护等领域发挥着关键支撑作用。在贴近被测复杂结构物或狭窄受限水域作业时，环境水流扰动与水下视线受阻对航行器的低速敏捷机动与自主悬停能力提出了较高要求，需要航行器能够在水流干扰环境下稳定可靠地完成空间定点悬停、姿态稳定、定深控制与定航控制等基本运动控制任务。</w:t>
+        <w:t>在上述国家产业政策牵引与行业应用需求驱动下，水下航行器被广泛应用于海底油气管网巡检、海上风电大直径基桩与跨海桥隧水下结构物无损检测、大型水利水电大坝安全排查，以及现代海洋牧场立体监测等作业场景。在贴近被测复杂水下结构物或狭窄受限水域开展近距离观测与精细作业时，非定常水流扰动与水下视线受阻对航行器的低速机动与位姿保持能力提出了严格要求，亟需航行器能够在水流干扰环境下稳定可靠地完成空间定点悬停、姿态稳定、定深控制与定航控制等基本运动控制任务。</w:t>
       </w:r>
     </w:p>
     <w:p>
@@ -1048,7 +1048,27 @@
           <w:color w:val="000000"/>
           <w:sz w:val="24"/>
         </w:rPr>
-        <w:t>直接依托实验室已完成构型设计的八推进器开架式（Open-frame）水下航行器（Unmanned Underwater Vehicle / Remotely Operated Vehicle，UUV/ROV）实验平台方案及相关结构数据开展研究。</w:t>
+        <w:t>直接依托实验室</w:t>
+      </w:r>
+      <w:r>
+        <w:rPr>
+          <w:rFonts w:ascii="Times New Roman" w:hAnsi="Times New Roman" w:cs="Times New Roman" w:eastAsia="宋体"/>
+          <w:b w:val="0"/>
+          <w:i w:val="0"/>
+          <w:color w:val="000000"/>
+          <w:sz w:val="24"/>
+        </w:rPr>
+        <w:t>已有的八推进器便携式水下航行器（Remotely Operated Vehicle，ROV）</w:t>
+      </w:r>
+      <w:r>
+        <w:rPr>
+          <w:rFonts w:ascii="Times New Roman" w:hAnsi="Times New Roman" w:cs="Times New Roman" w:eastAsia="宋体"/>
+          <w:b w:val="0"/>
+          <w:i w:val="0"/>
+          <w:color w:val="000000"/>
+          <w:sz w:val="24"/>
+        </w:rPr>
+        <w:t>实验平台方案及相关结构数据开展研究。</w:t>
       </w:r>
       <w:r>
         <w:rPr>
@@ -1174,7 +1194,267 @@
           <w:color w:val="000000"/>
           <w:sz w:val="24"/>
         </w:rPr>
-        <w:t>水下航行器在黏性流体介质中运动时，在物理机理上呈现出显著的六自由度（6-DOF）非线性耦合特性。一方面，在流体动力学层面，航行器的运动不仅取决于刚体自身质量惯性矩阵，还受到周围水体随体加速运动所产生的附加质量（Added Mass）效应的影响，附加质量的大小在低速和变加速工况下可与刚体自身质量相当；刚体与附加质量在旋转运动中伴随着科氏力与向心力耦合作用，流体黏性流动与开架式桁架、设备附体边缘产生的脱体涡流阻力则共同构成了包含线性与二次非线性项的水动力阻尼特性；此外，航行器重心（CG）与浮心（CB）的空间相对位置形成了各向异性的静恢复力与力矩。在上述多源流体物理效应的综合作用下，航行器各运动轴之间存在明显的动力学交叉耦合。</w:t>
+        <w:t>水下航行器在黏性流场中运动时具有显著的附加质量、水动力阻尼与重浮力恢复力矩等六自由度非线性耦合特性，且由常规欠驱动构型向八推进器过驱动构型拓展后，亟需同步解决多自由度耦合状态下的稳定闭环运动控制与受推力物理边界约束的多推进器协调控制分配两大核心问题。为此，本课题的研究目的在于：</w:t>
+      </w:r>
+      <w:r>
+        <w:rPr>
+          <w:rFonts w:ascii="Times New Roman" w:hAnsi="Times New Roman" w:cs="Times New Roman" w:eastAsia="宋体"/>
+          <w:b w:val="0"/>
+          <w:i w:val="0"/>
+          <w:color w:val="000000"/>
+          <w:sz w:val="24"/>
+        </w:rPr>
+        <w:t>依托</w:t>
+      </w:r>
+      <w:r>
+        <w:rPr>
+          <w:rFonts w:ascii="Times New Roman" w:hAnsi="Times New Roman" w:cs="Times New Roman" w:eastAsia="宋体"/>
+          <w:b w:val="0"/>
+          <w:i w:val="0"/>
+          <w:color w:val="000000"/>
+          <w:sz w:val="24"/>
+        </w:rPr>
+        <w:t>实验室</w:t>
+      </w:r>
+      <w:r>
+        <w:rPr>
+          <w:rFonts w:ascii="Times New Roman" w:hAnsi="Times New Roman" w:cs="Times New Roman" w:eastAsia="宋体"/>
+          <w:b w:val="0"/>
+          <w:i w:val="0"/>
+          <w:color w:val="000000"/>
+          <w:sz w:val="24"/>
+        </w:rPr>
+        <w:t>已有八推进器</w:t>
+      </w:r>
+      <w:r>
+        <w:rPr>
+          <w:rFonts w:ascii="Times New Roman" w:hAnsi="Times New Roman" w:cs="Times New Roman" w:eastAsia="宋体"/>
+          <w:b w:val="0"/>
+          <w:i w:val="0"/>
+          <w:color w:val="000000"/>
+          <w:sz w:val="24"/>
+        </w:rPr>
+        <w:t>便携式</w:t>
+      </w:r>
+      <w:r>
+        <w:rPr>
+          <w:rFonts w:ascii="Times New Roman" w:hAnsi="Times New Roman" w:cs="Times New Roman" w:eastAsia="宋体"/>
+          <w:b w:val="0"/>
+          <w:i w:val="0"/>
+          <w:color w:val="000000"/>
+          <w:sz w:val="24"/>
+        </w:rPr>
+        <w:t>水下航行器平台，建立六自由度动力学与推进器模型；结合已有平台参数资料和相关</w:t>
+      </w:r>
+      <w:r>
+        <w:rPr>
+          <w:rFonts w:ascii="Times New Roman" w:hAnsi="Times New Roman" w:cs="Times New Roman" w:eastAsia="宋体"/>
+          <w:b w:val="0"/>
+          <w:i w:val="0"/>
+          <w:color w:val="000000"/>
+          <w:sz w:val="24"/>
+        </w:rPr>
+        <w:t>动态响应</w:t>
+      </w:r>
+      <w:r>
+        <w:rPr>
+          <w:rFonts w:ascii="Times New Roman" w:hAnsi="Times New Roman" w:cs="Times New Roman" w:eastAsia="宋体"/>
+          <w:b w:val="0"/>
+          <w:i w:val="0"/>
+          <w:color w:val="000000"/>
+          <w:sz w:val="24"/>
+        </w:rPr>
+        <w:t>数据开展系统辨识与模型验证</w:t>
+      </w:r>
+      <w:r>
+        <w:rPr>
+          <w:rFonts w:ascii="Times New Roman" w:hAnsi="Times New Roman" w:cs="Times New Roman" w:eastAsia="宋体"/>
+          <w:b w:val="0"/>
+          <w:i w:val="0"/>
+          <w:color w:val="000000"/>
+          <w:sz w:val="24"/>
+        </w:rPr>
+        <w:t>，明确系统辨识的输入输出关系，对关键未知</w:t>
+      </w:r>
+      <w:r>
+        <w:rPr>
+          <w:rFonts w:ascii="Times New Roman" w:hAnsi="Times New Roman" w:cs="Times New Roman" w:eastAsia="宋体"/>
+          <w:b w:val="0"/>
+          <w:i w:val="0"/>
+          <w:color w:val="000000"/>
+          <w:sz w:val="24"/>
+        </w:rPr>
+        <w:t>水动力参数</w:t>
+      </w:r>
+      <w:r>
+        <w:rPr>
+          <w:rFonts w:ascii="Times New Roman" w:hAnsi="Times New Roman" w:cs="Times New Roman" w:eastAsia="宋体"/>
+          <w:b w:val="0"/>
+          <w:i w:val="0"/>
+          <w:color w:val="000000"/>
+          <w:sz w:val="24"/>
+        </w:rPr>
+        <w:t>进行</w:t>
+      </w:r>
+      <w:r>
+        <w:rPr>
+          <w:rFonts w:ascii="Times New Roman" w:hAnsi="Times New Roman" w:cs="Times New Roman" w:eastAsia="宋体"/>
+          <w:b w:val="0"/>
+          <w:i w:val="0"/>
+          <w:color w:val="000000"/>
+          <w:sz w:val="24"/>
+        </w:rPr>
+        <w:t>估计</w:t>
+      </w:r>
+      <w:r>
+        <w:rPr>
+          <w:rFonts w:ascii="Times New Roman" w:hAnsi="Times New Roman" w:cs="Times New Roman" w:eastAsia="宋体"/>
+          <w:b w:val="0"/>
+          <w:i w:val="0"/>
+          <w:color w:val="000000"/>
+          <w:sz w:val="24"/>
+        </w:rPr>
+        <w:t>修正并分析模型适用范围；在此基础上，结合经验证的航行器模型特性</w:t>
+      </w:r>
+      <w:r>
+        <w:rPr>
+          <w:rFonts w:ascii="Times New Roman" w:hAnsi="Times New Roman" w:cs="Times New Roman" w:eastAsia="宋体"/>
+          <w:b w:val="0"/>
+          <w:i w:val="0"/>
+          <w:color w:val="000000"/>
+          <w:sz w:val="24"/>
+        </w:rPr>
+        <w:t>补偿</w:t>
+      </w:r>
+      <w:r>
+        <w:rPr>
+          <w:rFonts w:ascii="Times New Roman" w:hAnsi="Times New Roman" w:cs="Times New Roman" w:eastAsia="宋体"/>
+          <w:b w:val="0"/>
+          <w:i w:val="0"/>
+          <w:color w:val="000000"/>
+          <w:sz w:val="24"/>
+        </w:rPr>
+        <w:t>与</w:t>
+      </w:r>
+      <w:r>
+        <w:rPr>
+          <w:rFonts w:ascii="Times New Roman" w:hAnsi="Times New Roman" w:cs="Times New Roman" w:eastAsia="宋体"/>
+          <w:b w:val="0"/>
+          <w:i w:val="0"/>
+          <w:color w:val="000000"/>
+          <w:sz w:val="24"/>
+        </w:rPr>
+        <w:t>实时</w:t>
+      </w:r>
+      <w:r>
+        <w:rPr>
+          <w:rFonts w:ascii="Times New Roman" w:hAnsi="Times New Roman" w:cs="Times New Roman" w:eastAsia="宋体"/>
+          <w:b w:val="0"/>
+          <w:i w:val="0"/>
+          <w:color w:val="000000"/>
+          <w:sz w:val="24"/>
+        </w:rPr>
+        <w:t>状态反馈构建闭环运动控制系统，实现姿态、深度和航向等基本运动状态的</w:t>
+      </w:r>
+      <w:r>
+        <w:rPr>
+          <w:rFonts w:ascii="Times New Roman" w:hAnsi="Times New Roman" w:cs="Times New Roman" w:eastAsia="宋体"/>
+          <w:b w:val="0"/>
+          <w:i w:val="0"/>
+          <w:color w:val="000000"/>
+          <w:sz w:val="24"/>
+        </w:rPr>
+        <w:t>稳定</w:t>
+      </w:r>
+      <w:r>
+        <w:rPr>
+          <w:rFonts w:ascii="Times New Roman" w:hAnsi="Times New Roman" w:cs="Times New Roman" w:eastAsia="宋体"/>
+          <w:b w:val="0"/>
+          <w:i w:val="0"/>
+          <w:color w:val="000000"/>
+          <w:sz w:val="24"/>
+        </w:rPr>
+        <w:t>闭环控制；</w:t>
+      </w:r>
+      <w:r>
+        <w:rPr>
+          <w:rFonts w:ascii="Times New Roman" w:hAnsi="Times New Roman" w:cs="Times New Roman" w:eastAsia="宋体"/>
+          <w:b w:val="0"/>
+          <w:i w:val="0"/>
+          <w:color w:val="000000"/>
+          <w:sz w:val="24"/>
+        </w:rPr>
+        <w:t>依据八推进器空间布局建立控制分配矩阵</w:t>
+      </w:r>
+      <w:r>
+        <w:rPr>
+          <w:rFonts w:ascii="Times New Roman" w:hAnsi="Times New Roman" w:cs="Times New Roman" w:eastAsia="宋体"/>
+          <w:b w:val="0"/>
+          <w:i w:val="0"/>
+          <w:color w:val="000000"/>
+          <w:sz w:val="24"/>
+        </w:rPr>
+        <w:t>，考虑基本推力输出范围生成</w:t>
+      </w:r>
+      <w:r>
+        <w:rPr>
+          <w:rFonts w:ascii="Times New Roman" w:hAnsi="Times New Roman" w:cs="Times New Roman" w:eastAsia="宋体"/>
+          <w:b w:val="0"/>
+          <w:i w:val="0"/>
+          <w:color w:val="000000"/>
+          <w:sz w:val="24"/>
+        </w:rPr>
+        <w:t>各推进器</w:t>
+      </w:r>
+      <w:r>
+        <w:rPr>
+          <w:rFonts w:ascii="Times New Roman" w:hAnsi="Times New Roman" w:cs="Times New Roman" w:eastAsia="宋体"/>
+          <w:b w:val="0"/>
+          <w:i w:val="0"/>
+          <w:color w:val="000000"/>
+          <w:sz w:val="24"/>
+        </w:rPr>
+        <w:t>推力指令；最终在PX4/SITL软件在环仿真环境中构建闭环系统，通过</w:t>
+      </w:r>
+      <w:r>
+        <w:rPr>
+          <w:rFonts w:ascii="Times New Roman" w:hAnsi="Times New Roman" w:cs="Times New Roman" w:eastAsia="宋体"/>
+          <w:b w:val="0"/>
+          <w:i w:val="0"/>
+          <w:color w:val="000000"/>
+          <w:sz w:val="24"/>
+        </w:rPr>
+        <w:t>典型</w:t>
+      </w:r>
+      <w:r>
+        <w:rPr>
+          <w:rFonts w:ascii="Times New Roman" w:hAnsi="Times New Roman" w:cs="Times New Roman" w:eastAsia="宋体"/>
+          <w:b w:val="0"/>
+          <w:i w:val="0"/>
+          <w:color w:val="000000"/>
+          <w:sz w:val="24"/>
+        </w:rPr>
+        <w:t>运动工况与</w:t>
+      </w:r>
+      <w:r>
+        <w:rPr>
+          <w:rFonts w:ascii="Times New Roman" w:hAnsi="Times New Roman" w:cs="Times New Roman" w:eastAsia="宋体"/>
+          <w:b w:val="0"/>
+          <w:i w:val="0"/>
+          <w:color w:val="000000"/>
+          <w:sz w:val="24"/>
+        </w:rPr>
+        <w:t>适量</w:t>
+      </w:r>
+      <w:r>
+        <w:rPr>
+          <w:rFonts w:ascii="Times New Roman" w:hAnsi="Times New Roman" w:cs="Times New Roman" w:eastAsia="宋体"/>
+          <w:b w:val="0"/>
+          <w:i w:val="0"/>
+          <w:color w:val="000000"/>
+          <w:sz w:val="24"/>
+        </w:rPr>
+        <w:t>流扰条件开展闭环仿真验证与量化性能评价，形成“已有平台—建模与系统辨识—模型验证—运动控制—控制分配—PX4/SITL闭环验证”的完整研究闭环。</w:t>
       </w:r>
     </w:p>
     <w:p>
@@ -1186,33 +1466,23 @@
       </w:pPr>
       <w:r>
         <w:rPr>
-          <w:rFonts w:ascii="Times New Roman" w:hAnsi="Times New Roman" w:cs="Times New Roman" w:eastAsia="宋体"/>
-          <w:b w:val="0"/>
-          <w:i w:val="0"/>
-          <w:color w:val="000000"/>
-          <w:sz w:val="24"/>
-        </w:rPr>
-        <w:t>另一方面，在工程实现层面，由于开架式航行器结构件复杂、附体较多，常规的解析经验公式难以准确计算其全部水动力参数；加工装配公差、线缆悬垂拉拽张力、水密舱内部载荷装配位置偏差以及水体密度变化等物理因素，导致理论设计模型与物理平台的实际动态特性之间不可避免地存在参数偏差与未建模动态。此外，</w:t>
-      </w:r>
-      <w:r>
-        <w:rPr>
-          <w:rFonts w:ascii="Times New Roman" w:hAnsi="Times New Roman" w:cs="Times New Roman" w:eastAsia="宋体"/>
-          <w:b w:val="0"/>
-          <w:i w:val="0"/>
-          <w:color w:val="000000"/>
-          <w:sz w:val="24"/>
-        </w:rPr>
-        <w:t>已有平台配备的八个推进器在空间呈水平面矢量倾斜与垂直面对称布置，构成了典型的过驱动冗余系统</w:t>
-      </w:r>
-      <w:r>
-        <w:rPr>
-          <w:rFonts w:ascii="Times New Roman" w:hAnsi="Times New Roman" w:cs="Times New Roman" w:eastAsia="宋体"/>
-          <w:b w:val="0"/>
-          <w:i w:val="0"/>
-          <w:color w:val="000000"/>
-          <w:sz w:val="24"/>
-        </w:rPr>
-        <w:t>，运动控制器输出的六自由度期望广义力和力矩必须经过控制分配映射转化为各推进器的控制指令，且推进器在物理上受限于推力输出范围、正反转效率差异及推力死区等约束，容易在大幅机动时引发局部推进器饱和与力矩分配失真。</w:t>
+          <w:rFonts w:ascii="Times New Roman" w:hAnsi="Times New Roman" w:cs="Times New Roman" w:eastAsia="黑体"/>
+          <w:b w:val="0"/>
+          <w:i w:val="0"/>
+          <w:color w:val="000000"/>
+          <w:sz w:val="24"/>
+        </w:rPr>
+        <w:t xml:space="preserve">1.3 </w:t>
+      </w:r>
+      <w:r>
+        <w:rPr>
+          <w:rFonts w:ascii="Times New Roman" w:hAnsi="Times New Roman" w:cs="Times New Roman" w:eastAsia="黑体"/>
+          <w:b w:val="0"/>
+          <w:i w:val="0"/>
+          <w:color w:val="000000"/>
+          <w:sz w:val="24"/>
+        </w:rPr>
+        <w:t>研究意义</w:t>
       </w:r>
     </w:p>
     <w:p>
@@ -1230,47 +1500,166 @@
           <w:color w:val="000000"/>
           <w:sz w:val="24"/>
         </w:rPr>
-        <w:t>针对上述挑战，本课题的研究目的在于：</w:t>
-      </w:r>
-      <w:r>
-        <w:rPr>
-          <w:rFonts w:ascii="Times New Roman" w:hAnsi="Times New Roman" w:cs="Times New Roman" w:eastAsia="宋体"/>
-          <w:b w:val="0"/>
-          <w:i w:val="0"/>
-          <w:color w:val="000000"/>
-          <w:sz w:val="24"/>
-        </w:rPr>
-        <w:t>依托已有八推进器水下航行器平台，建立六自由度动力学与推进器模型；结合已有平台参数资料和相关数据开展系统辨识与模型验证</w:t>
-      </w:r>
-      <w:r>
-        <w:rPr>
-          <w:rFonts w:ascii="Times New Roman" w:hAnsi="Times New Roman" w:cs="Times New Roman" w:eastAsia="宋体"/>
-          <w:b w:val="0"/>
-          <w:i w:val="0"/>
-          <w:color w:val="000000"/>
-          <w:sz w:val="24"/>
-        </w:rPr>
-        <w:t>，明确系统辨识的输入输出关系，对关键未知量进行辨识修正并分析模型适用范围；在此基础上，结合经验证的航行器模型特性与状态反馈构建闭环运动控制系统，实现姿态、深度和航向等基本运动状态的闭环控制；</w:t>
-      </w:r>
-      <w:r>
-        <w:rPr>
-          <w:rFonts w:ascii="Times New Roman" w:hAnsi="Times New Roman" w:cs="Times New Roman" w:eastAsia="宋体"/>
-          <w:b w:val="0"/>
-          <w:i w:val="0"/>
-          <w:color w:val="000000"/>
-          <w:sz w:val="24"/>
-        </w:rPr>
-        <w:t>依据八推进器空间布局建立控制分配矩阵</w:t>
-      </w:r>
-      <w:r>
-        <w:rPr>
-          <w:rFonts w:ascii="Times New Roman" w:hAnsi="Times New Roman" w:cs="Times New Roman" w:eastAsia="宋体"/>
-          <w:b w:val="0"/>
-          <w:i w:val="0"/>
-          <w:color w:val="000000"/>
-          <w:sz w:val="24"/>
-        </w:rPr>
-        <w:t>，考虑基本推力输出范围生成推力指令；最终在PX4/SITL软件在环仿真环境中构建闭环系统，通过代表性运动工况与流扰条件开展闭环仿真验证与量化性能评价，形成“已有平台—建模与系统辨识—模型验证—运动控制—控制分配—PX4/SITL闭环验证”的完整研究闭环。</w:t>
+        <w:t>第一，在理论与方法层面，有助于深化模型支撑下的水下航行器运动控制全链路分析体系。传统的无模型经验控制难以在多轴耦合与强阻尼环境下保证理想的动态响应性能，而过于依赖单一解析机理模型的控制方法又常因水动力参数获取困难而难以在工程中有效落地。本课题坚持“机理建模与试验辨识相结合、模型信息与状态反馈相结合”的研究理念，</w:t>
+      </w:r>
+      <w:r>
+        <w:rPr>
+          <w:rFonts w:ascii="Times New Roman" w:hAnsi="Times New Roman" w:cs="Times New Roman" w:eastAsia="宋体"/>
+          <w:b w:val="0"/>
+          <w:i w:val="0"/>
+          <w:color w:val="000000"/>
+          <w:sz w:val="24"/>
+        </w:rPr>
+        <w:t xml:space="preserve">通过机理推导明确六自由度动力学方程的耦合物理结构，借助系统辨识修正关键未知参数，获得经验证的基准动力学模型 </w:t>
+      </w:r>
+      <m:oMath>
+        <m:r>
+          <m:rPr>
+            <m:sty m:val="p"/>
+          </m:rPr>
+          <w:rPr>
+            <w:rFonts w:ascii="Cambria Math" w:hAnsi="Cambria Math" w:eastAsia="宋体"/>
+            <w:sz w:val="24"/>
+            <w:szCs w:val="24"/>
+          </w:rPr>
+          <m:t>(</m:t>
+        </m:r>
+        <m:acc>
+          <m:accPr>
+            <m:chr m:val="̂"/>
+          </m:accPr>
+          <m:e>
+            <m:r>
+              <m:rPr>
+                <m:sty m:val="bi"/>
+              </m:rPr>
+              <w:rPr>
+                <w:rFonts w:ascii="Cambria Math" w:hAnsi="Cambria Math" w:eastAsia="宋体"/>
+                <w:sz w:val="24"/>
+                <w:szCs w:val="24"/>
+              </w:rPr>
+              <m:t>M</m:t>
+            </m:r>
+          </m:e>
+        </m:acc>
+        <m:r>
+          <m:rPr>
+            <m:sty m:val="p"/>
+          </m:rPr>
+          <w:rPr>
+            <w:rFonts w:ascii="Cambria Math" w:hAnsi="Cambria Math" w:eastAsia="宋体"/>
+            <w:sz w:val="24"/>
+            <w:szCs w:val="24"/>
+          </w:rPr>
+          <m:t>, </m:t>
+        </m:r>
+        <m:acc>
+          <m:accPr>
+            <m:chr m:val="̂"/>
+          </m:accPr>
+          <m:e>
+            <m:r>
+              <m:rPr>
+                <m:sty m:val="bi"/>
+              </m:rPr>
+              <w:rPr>
+                <w:rFonts w:ascii="Cambria Math" w:hAnsi="Cambria Math" w:eastAsia="宋体"/>
+                <w:sz w:val="24"/>
+                <w:szCs w:val="24"/>
+              </w:rPr>
+              <m:t>C</m:t>
+            </m:r>
+          </m:e>
+        </m:acc>
+        <m:r>
+          <m:rPr>
+            <m:sty m:val="p"/>
+          </m:rPr>
+          <w:rPr>
+            <w:rFonts w:ascii="Cambria Math" w:hAnsi="Cambria Math" w:eastAsia="宋体"/>
+            <w:sz w:val="24"/>
+            <w:szCs w:val="24"/>
+          </w:rPr>
+          <m:t>, </m:t>
+        </m:r>
+        <m:acc>
+          <m:accPr>
+            <m:chr m:val="̂"/>
+          </m:accPr>
+          <m:e>
+            <m:r>
+              <m:rPr>
+                <m:sty m:val="bi"/>
+              </m:rPr>
+              <w:rPr>
+                <w:rFonts w:ascii="Cambria Math" w:hAnsi="Cambria Math" w:eastAsia="宋体"/>
+                <w:sz w:val="24"/>
+                <w:szCs w:val="24"/>
+              </w:rPr>
+              <m:t>D</m:t>
+            </m:r>
+          </m:e>
+        </m:acc>
+        <m:r>
+          <m:rPr>
+            <m:sty m:val="p"/>
+          </m:rPr>
+          <w:rPr>
+            <w:rFonts w:ascii="Cambria Math" w:hAnsi="Cambria Math" w:eastAsia="宋体"/>
+            <w:sz w:val="24"/>
+            <w:szCs w:val="24"/>
+          </w:rPr>
+          <m:t>, </m:t>
+        </m:r>
+        <m:acc>
+          <m:accPr>
+            <m:chr m:val="̂"/>
+          </m:accPr>
+          <m:e>
+            <m:r>
+              <m:rPr>
+                <m:sty m:val="bi"/>
+              </m:rPr>
+              <w:rPr>
+                <w:rFonts w:ascii="Cambria Math" w:hAnsi="Cambria Math" w:eastAsia="宋体"/>
+                <w:sz w:val="24"/>
+                <w:szCs w:val="24"/>
+              </w:rPr>
+              <m:t>g</m:t>
+            </m:r>
+          </m:e>
+        </m:acc>
+        <m:r>
+          <m:rPr>
+            <m:sty m:val="p"/>
+          </m:rPr>
+          <w:rPr>
+            <w:rFonts w:ascii="Cambria Math" w:hAnsi="Cambria Math" w:eastAsia="宋体"/>
+            <w:sz w:val="24"/>
+            <w:szCs w:val="24"/>
+          </w:rPr>
+          <m:t>)</m:t>
+        </m:r>
+      </m:oMath>
+      <w:r>
+        <w:rPr>
+          <w:rFonts w:ascii="Times New Roman" w:hAnsi="Times New Roman" w:cs="Times New Roman" w:eastAsia="宋体"/>
+          <w:b w:val="0"/>
+          <w:i w:val="0"/>
+          <w:color w:val="000000"/>
+          <w:sz w:val="24"/>
+        </w:rPr>
+        <w:t>（以下简称标称模型）。</w:t>
+      </w:r>
+      <w:r>
+        <w:rPr>
+          <w:rFonts w:ascii="Times New Roman" w:hAnsi="Times New Roman" w:cs="Times New Roman" w:eastAsia="宋体"/>
+          <w:b w:val="0"/>
+          <w:i w:val="0"/>
+          <w:color w:val="000000"/>
+          <w:sz w:val="24"/>
+        </w:rPr>
+        <w:t>在此基础上，将标称模型中的静回复力、主导阻尼与惯性耦合项引入控制前向通道进行主动补偿，同时依靠稳健的状态误差反馈抑制未建模残差与外部扰动，有助于理清动力学模型保真度、控制律补偿结构与闭环动态抗扰性能之间的内在关联；同时，针对八推进器过驱动构型建立规范的控制分配与约束分析方法，能够为冗余推进器在复杂受力工况下的推力协调分配提供理论依据。</w:t>
       </w:r>
     </w:p>
     <w:p>
@@ -1282,13 +1671,71 @@
       </w:pPr>
       <w:r>
         <w:rPr>
+          <w:rFonts w:ascii="Times New Roman" w:hAnsi="Times New Roman" w:cs="Times New Roman" w:eastAsia="宋体"/>
+          <w:b w:val="0"/>
+          <w:i w:val="0"/>
+          <w:color w:val="000000"/>
+          <w:sz w:val="24"/>
+        </w:rPr>
+        <w:t>第二，在工程应用与软件实践层面，旨在构建标准化、高可移植性的 PX4/SITL 水下飞控研发流程。传统水下机器人开发中普遍存在“在纯数学仿真环境中表现良好，但向机载嵌入式控制器移植时代码重构量大、软硬件接口脱节”的工程问题。PX4 作为广泛应用的开源无人系统控制软件框架，具有高度模块化的分层架构、实时多任务调度机制以及基于 uORB 的松耦合消息通信总线。本课题依托 PX4 软件架构开展模块化代码设计，在 SITL 仿真环境中直接集成 6-DOF 动力学模型、运动控制器与八推进器分配算法，不仅可以在安全、低成本、高可重复的条件下测试算法在典型运动工况和适量外部水流扰动条件下的闭环性能，还</w:t>
+      </w:r>
+      <w:r>
+        <w:rPr>
+          <w:rFonts w:ascii="Times New Roman" w:hAnsi="Times New Roman" w:cs="Times New Roman" w:eastAsia="宋体"/>
+          <w:b w:val="0"/>
+          <w:i w:val="0"/>
+          <w:color w:val="000000"/>
+          <w:sz w:val="24"/>
+        </w:rPr>
+        <w:t>旨在规范</w:t>
+      </w:r>
+      <w:r>
+        <w:rPr>
+          <w:rFonts w:ascii="Times New Roman" w:hAnsi="Times New Roman" w:cs="Times New Roman" w:eastAsia="宋体"/>
+          <w:b w:val="0"/>
+          <w:i w:val="0"/>
+          <w:color w:val="000000"/>
+          <w:sz w:val="24"/>
+        </w:rPr>
+        <w:t>状态估计、期望力矩输出及各推进器指令的标准数据接口</w:t>
+      </w:r>
+      <w:r>
+        <w:rPr>
+          <w:rFonts w:ascii="Times New Roman" w:hAnsi="Times New Roman" w:cs="Times New Roman" w:eastAsia="宋体"/>
+          <w:b w:val="0"/>
+          <w:i w:val="0"/>
+          <w:color w:val="000000"/>
+          <w:sz w:val="24"/>
+        </w:rPr>
+        <w:t>，将有助于为后续控制算法向机载嵌入式硬件部署开展实物测试提供可靠的软件工程基础</w:t>
+      </w:r>
+      <w:r>
+        <w:rPr>
+          <w:rFonts w:ascii="Times New Roman" w:hAnsi="Times New Roman" w:cs="Times New Roman" w:eastAsia="宋体"/>
+          <w:b w:val="0"/>
+          <w:i w:val="0"/>
+          <w:color w:val="000000"/>
+          <w:sz w:val="24"/>
+        </w:rPr>
+        <w:t>。</w:t>
+      </w:r>
+    </w:p>
+    <w:p>
+      <w:pPr>
+        <w:pStyle w:val="a6"/>
+        <w:jc w:val="left"/>
+        <w:spacing w:line="360" w:lineRule="auto" w:beforeLines="50" w:before="120" w:afterLines="50" w:after="120"/>
+        <w:ind w:firstLine="0" w:firstLineChars="0" w:left="0"/>
+      </w:pPr>
+      <w:r>
+        <w:rPr>
           <w:rFonts w:ascii="Times New Roman" w:hAnsi="Times New Roman" w:cs="Times New Roman" w:eastAsia="黑体"/>
           <w:b w:val="0"/>
           <w:i w:val="0"/>
           <w:color w:val="000000"/>
           <w:sz w:val="24"/>
         </w:rPr>
-        <w:t xml:space="preserve">1.3 </w:t>
+        <w:t xml:space="preserve">2. </w:t>
       </w:r>
       <w:r>
         <w:rPr>
@@ -1298,7 +1745,7 @@
           <w:color w:val="000000"/>
           <w:sz w:val="24"/>
         </w:rPr>
-        <w:t>研究意义</w:t>
+        <w:t>国内外在该方向的研究现状和发展趋势</w:t>
       </w:r>
     </w:p>
     <w:p>
@@ -1316,71 +1763,37 @@
           <w:color w:val="000000"/>
           <w:sz w:val="24"/>
         </w:rPr>
-        <w:t>第一，在理论与方法层面，有助于深化模型支撑下的水下航行器运动控制全链路分析体系。传统的无模型经验控制难以在多轴耦合与强阻尼环境下保证理想的动态响应性能，而过于依赖单一解析机理模型的控制方法又常因水动力参数获取困难而难以在工程中有效落地。本课题坚持“机理建模与试验辨识相结合、模型信息与状态反馈相结合”的研究理念，通过机理推导理清六自由度方程的物理架构，借助系统辨识修正关键未知参数，获得满足控制设计精度要求的标称基准模型。在此基础上，将标称模型中的静回复力、主导阻尼与惯性耦合项引入控制前向通道进行主动补偿，同时依靠稳健的状态误差反馈抑制未建模残差与外部扰动，有助于理清动力学模型保真度、控制律补偿结构与闭环动态抗扰性能之间的内在关联；同时，针对八推进器过驱动构型建立规范的控制分配与约束分析方法，能够为冗余推进器在复杂受力工况下的推力协调分配提供理论依据。</w:t>
-      </w:r>
-    </w:p>
-    <w:p>
-      <w:pPr>
-        <w:pStyle w:val="a7"/>
-        <w:jc w:val="both"/>
-        <w:spacing w:line="360" w:lineRule="auto"/>
-        <w:ind w:firstLineChars="200" w:firstLine="480"/>
-      </w:pPr>
-      <w:r>
-        <w:rPr>
-          <w:rFonts w:ascii="Times New Roman" w:hAnsi="Times New Roman" w:cs="Times New Roman" w:eastAsia="宋体"/>
-          <w:b w:val="0"/>
-          <w:i w:val="0"/>
-          <w:color w:val="000000"/>
-          <w:sz w:val="24"/>
-        </w:rPr>
-        <w:t>第二，在工程应用与软件实践层面，旨在构建标准化、高可移植性的 PX4/SITL 水下飞控研发流程。传统水下机器人开发中普遍存在“在纯数学仿真环境中表现良好，但向机载嵌入式控制器移植时代码重构量大、软硬件接口脱节”的工程问题。PX4 作为广泛应用的开源无人系统控制软件框架，具有高度模块化的分层架构、实时多任务调度机制以及基于 uORB 的松耦合消息通信总线。本课题依托 PX4 软件架构开展模块化代码设计，在 SITL 仿真环境中直接集成 6-DOF 动力学模型、运动控制器与八推进器分配算法，不仅可以在安全、低成本、高可重复的条件下测试算法在典型运动工况和适量外部水流扰动条件下的闭环性能，还规范了状态估计、期望力矩输出及各推进器指令的标准数据接口。这为后续将算法部署至机载嵌入式硬件并开展实物测试提供了可靠的软件工程基础。</w:t>
-      </w:r>
-    </w:p>
-    <w:p>
-      <w:pPr>
-        <w:pStyle w:val="a6"/>
-        <w:jc w:val="left"/>
-        <w:spacing w:line="360" w:lineRule="auto" w:beforeLines="50" w:before="120" w:afterLines="50" w:after="120"/>
-        <w:ind w:firstLine="0" w:firstLineChars="0" w:left="0"/>
-      </w:pPr>
-      <w:r>
-        <w:rPr>
-          <w:rFonts w:ascii="Times New Roman" w:hAnsi="Times New Roman" w:cs="Times New Roman" w:eastAsia="黑体"/>
-          <w:b w:val="0"/>
-          <w:i w:val="0"/>
-          <w:color w:val="000000"/>
-          <w:sz w:val="24"/>
-        </w:rPr>
-        <w:t xml:space="preserve">2. </w:t>
-      </w:r>
-      <w:r>
-        <w:rPr>
-          <w:rFonts w:ascii="Times New Roman" w:hAnsi="Times New Roman" w:cs="Times New Roman" w:eastAsia="黑体"/>
-          <w:b w:val="0"/>
-          <w:i w:val="0"/>
-          <w:color w:val="000000"/>
-          <w:sz w:val="24"/>
-        </w:rPr>
-        <w:t>国内外在该方向的研究现状和发展趋势</w:t>
-      </w:r>
-    </w:p>
-    <w:p>
-      <w:pPr>
-        <w:pStyle w:val="a7"/>
-        <w:jc w:val="both"/>
-        <w:spacing w:line="360" w:lineRule="auto"/>
-        <w:ind w:firstLineChars="200" w:firstLine="480"/>
-      </w:pPr>
-      <w:r>
-        <w:rPr>
-          <w:rFonts w:ascii="Times New Roman" w:hAnsi="Times New Roman" w:cs="Times New Roman" w:eastAsia="宋体"/>
-          <w:b w:val="0"/>
-          <w:i w:val="0"/>
-          <w:color w:val="000000"/>
-          <w:sz w:val="24"/>
-        </w:rPr>
-        <w:t>围绕本课题所涉及的水下航行器六自由度动力学机理建模与参数辨识、基于模型与状态反馈的运动控制方法、多推进器受约束控制分配以及基于开源飞控软件（PX4）的闭环仿真等四个核心技术环节，国内外学术界与工业界进行了深入研究并取得了丰富成果。</w:t>
+        <w:t>水下航行器在复杂黏性流场中的稳定运动控制，本质上涉及非流线型机体的多自由度流固耦合机理表征、非线性运动控制律设计、冗余推进器推力协调映射以及嵌入式控制软件闭环实现等关键科学和工程问题。围绕</w:t>
+      </w:r>
+      <w:r>
+        <w:rPr>
+          <w:rFonts w:ascii="Times New Roman" w:hAnsi="Times New Roman" w:cs="Times New Roman" w:eastAsia="宋体"/>
+          <w:b w:val="0"/>
+          <w:i w:val="0"/>
+          <w:color w:val="000000"/>
+          <w:sz w:val="24"/>
+        </w:rPr>
+        <w:t>水下航行器六自由度动力学机理建模与参数辨识、基于模型与状态反馈的运动控制方法、多推进器受约束控制分配以及基于开源飞控软件（PX4）的闭环仿真等四个核心</w:t>
+      </w:r>
+      <w:r>
+        <w:rPr>
+          <w:rFonts w:ascii="Times New Roman" w:hAnsi="Times New Roman" w:cs="Times New Roman" w:eastAsia="宋体"/>
+          <w:b w:val="0"/>
+          <w:i w:val="0"/>
+          <w:color w:val="000000"/>
+          <w:sz w:val="24"/>
+        </w:rPr>
+        <w:t>方向</w:t>
+      </w:r>
+      <w:r>
+        <w:rPr>
+          <w:rFonts w:ascii="Times New Roman" w:hAnsi="Times New Roman" w:cs="Times New Roman" w:eastAsia="宋体"/>
+          <w:b w:val="0"/>
+          <w:i w:val="0"/>
+          <w:color w:val="000000"/>
+          <w:sz w:val="24"/>
+        </w:rPr>
+        <w:t>，国内外学术界与工业界进行了深入研究并取得了丰富成果。</w:t>
       </w:r>
     </w:p>
     <w:p>
@@ -1448,7 +1861,107 @@
           <w:color w:val="000000"/>
           <w:sz w:val="24"/>
         </w:rPr>
-        <w:t>。该体系将固定于地球的惯性坐标系（NED）与固连于航行器的附体坐标系（Body-fixed Frame）相结合，通过坐标变换矩阵统一描述位置、姿态欧拉角与六自由度线速度、角速度，并将作用于机体上的广义力矩严格解构为刚体惯性矩阵、水动力附加质量矩阵、刚体与附加质量科氏向心力矩阵、线性与非线性水动力阻尼矩阵以及重力与浮力恢复力矩矢量，成为当前水下航行器建模与控制研究所公认的数学物理基石。对于采用开架式（Open-frame）机械构型的 ROV 而言，其水动力特性与流线型鱼雷状 AUV 存在明显差异。开架式航行器通常挂载外部传感器探头、推进器短舱、照明灯组及耐压水密舱，表面形态不规则且内部水流可穿透框架结构流动。Caccia 等较早对开架式可变构型无人水下航行器的动力学建模与水动力参数辨识展开了系统研究，指出了开架式航行器附加质量与阻尼矩阵中非对角耦合项的影响，验证了基于机理模型结构结合试验数据辨识主导水动力参数的可行性</w:t>
+        <w:t>。该体系将</w:t>
+      </w:r>
+      <w:r>
+        <w:rPr>
+          <w:rFonts w:ascii="Times New Roman" w:hAnsi="Times New Roman" w:cs="Times New Roman" w:eastAsia="宋体"/>
+          <w:b w:val="0"/>
+          <w:i w:val="0"/>
+          <w:color w:val="000000"/>
+          <w:sz w:val="24"/>
+        </w:rPr>
+        <w:t>惯性坐标系与固连于航行器的附体坐标系</w:t>
+      </w:r>
+      <w:r>
+        <w:rPr>
+          <w:rFonts w:ascii="Times New Roman" w:hAnsi="Times New Roman" w:cs="Times New Roman" w:eastAsia="宋体"/>
+          <w:b w:val="0"/>
+          <w:i w:val="0"/>
+          <w:color w:val="000000"/>
+          <w:sz w:val="24"/>
+        </w:rPr>
+        <w:t>相结合，通过坐标变换矩阵统一描述位置、姿态</w:t>
+      </w:r>
+      <w:r>
+        <w:rPr>
+          <w:rFonts w:ascii="Times New Roman" w:hAnsi="Times New Roman" w:cs="Times New Roman" w:eastAsia="宋体"/>
+          <w:b w:val="0"/>
+          <w:i w:val="0"/>
+          <w:color w:val="000000"/>
+          <w:sz w:val="24"/>
+        </w:rPr>
+        <w:t>角</w:t>
+      </w:r>
+      <w:r>
+        <w:rPr>
+          <w:rFonts w:ascii="Times New Roman" w:hAnsi="Times New Roman" w:cs="Times New Roman" w:eastAsia="宋体"/>
+          <w:b w:val="0"/>
+          <w:i w:val="0"/>
+          <w:color w:val="000000"/>
+          <w:sz w:val="24"/>
+        </w:rPr>
+        <w:t>与六自由度线速度、角速度，并将作用于机体上的广义力矩严格解构为刚体惯性矩阵、水动力附加质量矩阵、刚体与附加质量科氏向心力矩阵、线性与非线性水动力阻尼矩阵以及重力与浮力恢复力矩矢量，成为当前水下航行器建模与控制研究所公认的数学物理基石。</w:t>
+      </w:r>
+      <w:r>
+        <w:rPr>
+          <w:rFonts w:ascii="Times New Roman" w:hAnsi="Times New Roman" w:cs="Times New Roman" w:eastAsia="宋体"/>
+          <w:b w:val="0"/>
+          <w:i w:val="0"/>
+          <w:color w:val="000000"/>
+          <w:sz w:val="24"/>
+        </w:rPr>
+        <w:t>对于搭载耐压水密舱、外部传感器探头及多推进器组件的非流线型多附体水下航行器（ROV）而言，其水动力特性与流线型回转体 AUV 存在明显差异。此类复杂构型航行器表面形态不规则且水流绕流结构复杂，各运动自由度间易产生显著的水动力耦合。</w:t>
+      </w:r>
+      <w:r>
+        <w:rPr>
+          <w:rFonts w:ascii="Times New Roman" w:hAnsi="Times New Roman" w:cs="Times New Roman" w:eastAsia="宋体"/>
+          <w:b w:val="0"/>
+          <w:i w:val="0"/>
+          <w:color w:val="000000"/>
+          <w:sz w:val="24"/>
+        </w:rPr>
+        <w:t>Caccia 等较早对</w:t>
+      </w:r>
+      <w:r>
+        <w:rPr>
+          <w:rFonts w:ascii="Times New Roman" w:hAnsi="Times New Roman" w:cs="Times New Roman" w:eastAsia="宋体"/>
+          <w:b w:val="0"/>
+          <w:i w:val="0"/>
+          <w:color w:val="000000"/>
+          <w:sz w:val="24"/>
+        </w:rPr>
+        <w:t>可变构型无人水下航行器</w:t>
+      </w:r>
+      <w:r>
+        <w:rPr>
+          <w:rFonts w:ascii="Times New Roman" w:hAnsi="Times New Roman" w:cs="Times New Roman" w:eastAsia="宋体"/>
+          <w:b w:val="0"/>
+          <w:i w:val="0"/>
+          <w:color w:val="000000"/>
+          <w:sz w:val="24"/>
+        </w:rPr>
+        <w:t>的动力学建模与水动力参数辨识展开了系统研究，指出了</w:t>
+      </w:r>
+      <w:r>
+        <w:rPr>
+          <w:rFonts w:ascii="Times New Roman" w:hAnsi="Times New Roman" w:cs="Times New Roman" w:eastAsia="宋体"/>
+          <w:b w:val="0"/>
+          <w:i w:val="0"/>
+          <w:color w:val="000000"/>
+          <w:sz w:val="24"/>
+        </w:rPr>
+        <w:t>附加质量与阻尼矩阵中非对角耦合项</w:t>
+      </w:r>
+      <w:r>
+        <w:rPr>
+          <w:rFonts w:ascii="Times New Roman" w:hAnsi="Times New Roman" w:cs="Times New Roman" w:eastAsia="宋体"/>
+          <w:b w:val="0"/>
+          <w:i w:val="0"/>
+          <w:color w:val="000000"/>
+          <w:sz w:val="24"/>
+        </w:rPr>
+        <w:t>的影响，验证了基于机理模型结构结合试验数据辨识主导水动力参数的可行性</w:t>
       </w:r>
       <w:hyperlink w:anchor="_Ref_Paper_3" w:history="1">
         <w:r>
@@ -1488,7 +2001,27 @@
           <w:color w:val="000000"/>
           <w:sz w:val="24"/>
         </w:rPr>
-        <w:t>由于开架式航行器的水动力系数难以仅凭理论解析精确计算，结合试验手段与运行数据开展系统辨识成为获取可用工程模型的重要途径。在传统水动力测试中，平面运动机构（PMM）水池拖曳试验精度高但设备成本高、周期长。为此，低成本、高效率的原位试验与动态响应辨识方法受到了研究者的广泛关注。Ross、Fossen 与 Johansen 提出了基于自由衰减试验（Free Decay Tests）辨识水下航行器水动力系数的方法，通过释放初始位移并记录单自由度衰减振荡曲线即可解算出主要惯性与阻尼参数，具有操作简便、物理直观的特点</w:t>
+        <w:t>由于</w:t>
+      </w:r>
+      <w:r>
+        <w:rPr>
+          <w:rFonts w:ascii="Times New Roman" w:hAnsi="Times New Roman" w:cs="Times New Roman" w:eastAsia="宋体"/>
+          <w:b w:val="0"/>
+          <w:i w:val="0"/>
+          <w:color w:val="000000"/>
+          <w:sz w:val="24"/>
+        </w:rPr>
+        <w:t>非流线型多附体</w:t>
+      </w:r>
+      <w:r>
+        <w:rPr>
+          <w:rFonts w:ascii="Times New Roman" w:hAnsi="Times New Roman" w:cs="Times New Roman" w:eastAsia="宋体"/>
+          <w:b w:val="0"/>
+          <w:i w:val="0"/>
+          <w:color w:val="000000"/>
+          <w:sz w:val="24"/>
+        </w:rPr>
+        <w:t>航行器的水动力系数难以仅凭理论解析精确计算，结合试验手段与运行数据开展系统辨识成为获取可用工程模型的重要途径。在传统水动力测试中，平面运动机构（PMM）水池拖曳试验精度高但设备成本高、周期长。为此，低成本、高效率的原位试验与动态响应辨识方法受到了研究者的广泛关注。Ross、Fossen 与 Johansen 提出了基于自由衰减试验（Free Decay Tests）辨识水下航行器水动力系数的方法，通过释放初始位移并记录单自由度衰减振荡曲线即可解算出主要惯性与阻尼参数，具有操作简便、物理直观的特点</w:t>
       </w:r>
       <w:hyperlink w:anchor="_Ref_Paper_4" w:history="1">
         <w:r>
@@ -1510,7 +2043,27 @@
           <w:color w:val="000000"/>
           <w:sz w:val="24"/>
         </w:rPr>
-        <w:t>；Avila 等针对开架式水下航行器开展了系统化的实验水动力模型辨识研究，结合阶跃推力激励与频域响应分析对附加质量与流体阻尼特性进行了定量标定</w:t>
+        <w:t>；Avila 等针对</w:t>
+      </w:r>
+      <w:r>
+        <w:rPr>
+          <w:rFonts w:ascii="Times New Roman" w:hAnsi="Times New Roman" w:cs="Times New Roman" w:eastAsia="宋体"/>
+          <w:b w:val="0"/>
+          <w:i w:val="0"/>
+          <w:color w:val="000000"/>
+          <w:sz w:val="24"/>
+        </w:rPr>
+        <w:t>复杂构型</w:t>
+      </w:r>
+      <w:r>
+        <w:rPr>
+          <w:rFonts w:ascii="Times New Roman" w:hAnsi="Times New Roman" w:cs="Times New Roman" w:eastAsia="宋体"/>
+          <w:b w:val="0"/>
+          <w:i w:val="0"/>
+          <w:color w:val="000000"/>
+          <w:sz w:val="24"/>
+        </w:rPr>
+        <w:t>水下航行器开展了系统化的实验水动力模型辨识研究，结合阶跃推力激励与频域响应分析对附加质量与流体阻尼特性进行了定量标定</w:t>
       </w:r>
       <w:hyperlink w:anchor="_Ref_Paper_5" w:history="1">
         <w:r>
@@ -1532,7 +2085,27 @@
           <w:color w:val="000000"/>
           <w:sz w:val="24"/>
         </w:rPr>
-        <w:t>；Chin 与 Lau 针对复杂外形开架式 ROV 开展了水动力阻尼的数值建模与试验对比研究，分析了不同速度区间线性阻尼与二次非线性阻尼的主导权重</w:t>
+        <w:t>；Chin 与 Lau 针对</w:t>
+      </w:r>
+      <w:r>
+        <w:rPr>
+          <w:rFonts w:ascii="Times New Roman" w:hAnsi="Times New Roman" w:cs="Times New Roman" w:eastAsia="宋体"/>
+          <w:b w:val="0"/>
+          <w:i w:val="0"/>
+          <w:color w:val="000000"/>
+          <w:sz w:val="24"/>
+        </w:rPr>
+        <w:t>复杂外形 ROV</w:t>
+      </w:r>
+      <w:r>
+        <w:rPr>
+          <w:rFonts w:ascii="Times New Roman" w:hAnsi="Times New Roman" w:cs="Times New Roman" w:eastAsia="宋体"/>
+          <w:b w:val="0"/>
+          <w:i w:val="0"/>
+          <w:color w:val="000000"/>
+          <w:sz w:val="24"/>
+        </w:rPr>
+        <w:t xml:space="preserve"> 开展了水动力阻尼的数值建模与试验对比研究，分析了不同速度区间线性阻尼与二次非线性阻尼的主导权重</w:t>
       </w:r>
       <w:hyperlink w:anchor="_Ref_Paper_6" w:history="1">
         <w:r>
@@ -1794,7 +2367,7 @@
           <w:color w:val="000000"/>
           <w:sz w:val="24"/>
         </w:rPr>
-        <w:t xml:space="preserve">。在现代开架式水下航行器开源物理仿真基准中，文献 </w:t>
+        <w:t xml:space="preserve">。在现代多推进器水下航行器开源物理仿真基准中，文献 </w:t>
       </w:r>
       <w:hyperlink w:anchor="_Ref_Paper_8" w:history="1">
         <w:r>
@@ -1826,7 +2399,27 @@
           <w:color w:val="000000"/>
           <w:sz w:val="24"/>
         </w:rPr>
-        <w:t>然而，开架式八推进器水下航行器本质上是一个非线性、多轴耦合的多输入多输出（MIMO）动力学系统：航行器在水平面做快速纵向机动时易诱发明显的俯仰和垂荡运动；侧向位移时亦伴随着横滚力矩干扰；重力与浮力的非线性恢复力矩随姿态倾角呈三角函数非线性变化。若完全忽略这些物理耦合，纯线性 PID 控制难以兼顾不同运动工况下的控制性能，容易在较大幅度机动时出现超调偏大或推进器输出抖振。</w:t>
+        <w:t>然而，</w:t>
+      </w:r>
+      <w:r>
+        <w:rPr>
+          <w:rFonts w:ascii="Times New Roman" w:hAnsi="Times New Roman" w:cs="Times New Roman" w:eastAsia="宋体"/>
+          <w:b w:val="0"/>
+          <w:i w:val="0"/>
+          <w:color w:val="000000"/>
+          <w:sz w:val="24"/>
+        </w:rPr>
+        <w:t>八推进器便携式</w:t>
+      </w:r>
+      <w:r>
+        <w:rPr>
+          <w:rFonts w:ascii="Times New Roman" w:hAnsi="Times New Roman" w:cs="Times New Roman" w:eastAsia="宋体"/>
+          <w:b w:val="0"/>
+          <w:i w:val="0"/>
+          <w:color w:val="000000"/>
+          <w:sz w:val="24"/>
+        </w:rPr>
+        <w:t>水下航行器本质上是一个非线性、多轴耦合的多输入多输出（MIMO）动力学系统：航行器在水平面做快速纵向机动时易诱发明显的俯仰和垂荡运动；侧向位移时亦伴随着横滚力矩干扰；重力与浮力的非线性恢复力矩随姿态倾角呈三角函数非线性变化。若完全忽略这些物理耦合，纯线性 PID 控制难以兼顾不同运动工况下的控制性能，容易在较大幅度机动时出现超调偏大或推进器输出抖振。</w:t>
       </w:r>
     </w:p>
     <w:p>
@@ -2022,7 +2615,27 @@
           <w:color w:val="000000"/>
           <w:sz w:val="24"/>
         </w:rPr>
-        <w:t xml:space="preserve">对于配备八个推进器的全驱动开架式水下航行器而言，其独立的物理执行器通道数量（8 个推进器）大于空间六自由度广义力与力矩的数量（6 个控制维度），属于典型的过驱动（Over-actuated）冗余控制系统。上层运动控制器根据参考轨迹与当前状态误差计算出的是机体所需的合力与合力矩 </w:t>
+        <w:t>对于配备八个推进器的全驱动</w:t>
+      </w:r>
+      <w:r>
+        <w:rPr>
+          <w:rFonts w:ascii="Times New Roman" w:hAnsi="Times New Roman" w:cs="Times New Roman" w:eastAsia="宋体"/>
+          <w:b w:val="0"/>
+          <w:i w:val="0"/>
+          <w:color w:val="000000"/>
+          <w:sz w:val="24"/>
+        </w:rPr>
+        <w:t>便携式</w:t>
+      </w:r>
+      <w:r>
+        <w:rPr>
+          <w:rFonts w:ascii="Times New Roman" w:hAnsi="Times New Roman" w:cs="Times New Roman" w:eastAsia="宋体"/>
+          <w:b w:val="0"/>
+          <w:i w:val="0"/>
+          <w:color w:val="000000"/>
+          <w:sz w:val="24"/>
+        </w:rPr>
+        <w:t xml:space="preserve">水下航行器而言，其独立的物理执行器通道数量（8 个推进器）大于空间六自由度广义力与力矩的数量（6 个控制维度），属于典型的过驱动（Over-actuated）冗余控制系统。上层运动控制器根据参考轨迹与当前状态误差计算出的是机体所需的合力与合力矩 </w:t>
       </w:r>
       <m:oMath>
         <m:sSub>
@@ -3047,7 +3660,27 @@
                 <w:color w:val="000000"/>
                 <w:sz w:val="19"/>
               </w:rPr>
-              <w:t>理论解耦与跟踪精度高；但对开架式 ROV 全套水动力参数的先验建模精度要求较高</w:t>
+              <w:t>理论解耦与跟踪精度高；但对</w:t>
+            </w:r>
+            <w:r>
+              <w:rPr>
+                <w:rFonts w:ascii="Times New Roman" w:hAnsi="Times New Roman" w:cs="Times New Roman" w:eastAsia="宋体"/>
+                <w:b w:val="0"/>
+                <w:i w:val="0"/>
+                <w:color w:val="000000"/>
+                <w:sz w:val="19"/>
+              </w:rPr>
+              <w:t>复杂构型</w:t>
+            </w:r>
+            <w:r>
+              <w:rPr>
+                <w:rFonts w:ascii="Times New Roman" w:hAnsi="Times New Roman" w:cs="Times New Roman" w:eastAsia="宋体"/>
+                <w:b w:val="0"/>
+                <w:i w:val="0"/>
+                <w:color w:val="000000"/>
+                <w:sz w:val="19"/>
+              </w:rPr>
+              <w:t xml:space="preserve"> ROV 全套水动力参数的先验建模精度要求较高</w:t>
             </w:r>
           </w:p>
         </w:tc>
@@ -3652,7 +4285,27 @@
           <w:color w:val="000000"/>
           <w:sz w:val="24"/>
         </w:rPr>
-        <w:t>以已有八推进器水下航行器为对象，系统推进六自由度动力学与推进器建模、基于相关数据的系统辨识与模型验证、基于模型和状态反馈的运动控制设计、八推进器控制分配</w:t>
+        <w:t>以已有八推进器</w:t>
+      </w:r>
+      <w:r>
+        <w:rPr>
+          <w:rFonts w:ascii="Times New Roman" w:hAnsi="Times New Roman" w:cs="Times New Roman" w:eastAsia="宋体"/>
+          <w:b w:val="0"/>
+          <w:i w:val="0"/>
+          <w:color w:val="000000"/>
+          <w:sz w:val="24"/>
+        </w:rPr>
+        <w:t>便携式</w:t>
+      </w:r>
+      <w:r>
+        <w:rPr>
+          <w:rFonts w:ascii="Times New Roman" w:hAnsi="Times New Roman" w:cs="Times New Roman" w:eastAsia="宋体"/>
+          <w:b w:val="0"/>
+          <w:i w:val="0"/>
+          <w:color w:val="000000"/>
+          <w:sz w:val="24"/>
+        </w:rPr>
+        <w:t>水下航行器为对象，系统推进六自由度动力学与推进器建模、基于相关数据的系统辨识与模型验证、基于模型和状态反馈的运动控制设计、八推进器控制分配</w:t>
       </w:r>
       <w:r>
         <w:rPr>
@@ -3763,7 +4416,27 @@
           <w:color w:val="000000"/>
           <w:sz w:val="24"/>
         </w:rPr>
-        <w:t>依托已有八推进器水下航行器平台，建立能够反映航行器主要动态特性的六自由度动力学模型与推进器模型，结合平台参数资料和相关数据完成系统辨识与模型验证</w:t>
+        <w:t>依托已有八推进器</w:t>
+      </w:r>
+      <w:r>
+        <w:rPr>
+          <w:rFonts w:ascii="Times New Roman" w:hAnsi="Times New Roman" w:cs="Times New Roman" w:eastAsia="宋体"/>
+          <w:b w:val="0"/>
+          <w:i w:val="0"/>
+          <w:color w:val="000000"/>
+          <w:sz w:val="24"/>
+        </w:rPr>
+        <w:t>便携式</w:t>
+      </w:r>
+      <w:r>
+        <w:rPr>
+          <w:rFonts w:ascii="Times New Roman" w:hAnsi="Times New Roman" w:cs="Times New Roman" w:eastAsia="宋体"/>
+          <w:b w:val="0"/>
+          <w:i w:val="0"/>
+          <w:color w:val="000000"/>
+          <w:sz w:val="24"/>
+        </w:rPr>
+        <w:t>水下航行器平台，建立能够反映航行器主要动态特性的六自由度动力学模型与推进器模型，结合平台参数资料和相关数据完成系统辨识与模型验证</w:t>
       </w:r>
       <w:r>
         <w:rPr>
@@ -3847,7 +4520,27 @@
           <w:color w:val="000000"/>
           <w:sz w:val="24"/>
         </w:rPr>
-        <w:t>依托已有八推进器水下航行器平台，梳理其机械构型与推进器三维几何布局</w:t>
+        <w:t>依托已有八推进器</w:t>
+      </w:r>
+      <w:r>
+        <w:rPr>
+          <w:rFonts w:ascii="Times New Roman" w:hAnsi="Times New Roman" w:cs="Times New Roman" w:eastAsia="宋体"/>
+          <w:b w:val="0"/>
+          <w:i w:val="0"/>
+          <w:color w:val="000000"/>
+          <w:sz w:val="24"/>
+        </w:rPr>
+        <w:t>便携式</w:t>
+      </w:r>
+      <w:r>
+        <w:rPr>
+          <w:rFonts w:ascii="Times New Roman" w:hAnsi="Times New Roman" w:cs="Times New Roman" w:eastAsia="宋体"/>
+          <w:b w:val="0"/>
+          <w:i w:val="0"/>
+          <w:color w:val="000000"/>
+          <w:sz w:val="24"/>
+        </w:rPr>
+        <w:t>水下航行器平台，梳理其机械构型与推进器三维几何布局</w:t>
       </w:r>
       <w:r>
         <w:rPr>
@@ -3867,17 +4560,37 @@
           <w:color w:val="000000"/>
           <w:sz w:val="24"/>
         </w:rPr>
-        <w:t>结合已有平台推进器电气与流体特性，建立单推进器控制输入到推力输出的静态映射与必要动态模型</w:t>
-      </w:r>
-      <w:r>
-        <w:rPr>
-          <w:rFonts w:ascii="Times New Roman" w:hAnsi="Times New Roman" w:cs="Times New Roman" w:eastAsia="宋体"/>
-          <w:b w:val="0"/>
-          <w:i w:val="0"/>
-          <w:color w:val="000000"/>
-          <w:sz w:val="24"/>
-        </w:rPr>
-        <w:t>，为系统辨识、控制设计与仿真提供可靠的模型基础。</w:t>
+        <w:t>结合已有平台推进器参数资料，建立单推进器控制输入与推力输出之间的静态映射关系并明确基本推力输出范围</w:t>
+      </w:r>
+      <w:r>
+        <w:rPr>
+          <w:rFonts w:ascii="Times New Roman" w:hAnsi="Times New Roman" w:cs="Times New Roman" w:eastAsia="宋体"/>
+          <w:b w:val="0"/>
+          <w:i w:val="0"/>
+          <w:color w:val="000000"/>
+          <w:sz w:val="24"/>
+        </w:rPr>
+        <w:t>，为系统辨识、控制设计与</w:t>
+      </w:r>
+      <w:r>
+        <w:rPr>
+          <w:rFonts w:ascii="Times New Roman" w:hAnsi="Times New Roman" w:cs="Times New Roman" w:eastAsia="宋体"/>
+          <w:b w:val="0"/>
+          <w:i w:val="0"/>
+          <w:color w:val="000000"/>
+          <w:sz w:val="24"/>
+        </w:rPr>
+        <w:t>推力分配</w:t>
+      </w:r>
+      <w:r>
+        <w:rPr>
+          <w:rFonts w:ascii="Times New Roman" w:hAnsi="Times New Roman" w:cs="Times New Roman" w:eastAsia="宋体"/>
+          <w:b w:val="0"/>
+          <w:i w:val="0"/>
+          <w:color w:val="000000"/>
+          <w:sz w:val="24"/>
+        </w:rPr>
+        <w:t>提供可靠的模型基础。</w:t>
       </w:r>
     </w:p>
     <w:p>
@@ -3915,7 +4628,27 @@
           <w:color w:val="000000"/>
           <w:sz w:val="24"/>
         </w:rPr>
-        <w:t>结合已有平台参数资料和相关测试/仿真动态响应数据开展系统参数辨识，对水动力附加质量与阻尼等关键未知量进行估计与修正</w:t>
+        <w:t>结合已有平台</w:t>
+      </w:r>
+      <w:r>
+        <w:rPr>
+          <w:rFonts w:ascii="Times New Roman" w:hAnsi="Times New Roman" w:cs="Times New Roman" w:eastAsia="宋体"/>
+          <w:b w:val="0"/>
+          <w:i w:val="0"/>
+          <w:color w:val="000000"/>
+          <w:sz w:val="24"/>
+        </w:rPr>
+        <w:t>结构与质量先验参数及特征工况（如阶跃推力或自由衰减）</w:t>
+      </w:r>
+      <w:r>
+        <w:rPr>
+          <w:rFonts w:ascii="Times New Roman" w:hAnsi="Times New Roman" w:cs="Times New Roman" w:eastAsia="宋体"/>
+          <w:b w:val="0"/>
+          <w:i w:val="0"/>
+          <w:color w:val="000000"/>
+          <w:sz w:val="24"/>
+        </w:rPr>
+        <w:t>动态响应数据开展系统参数辨识，对水动力附加质量与阻尼等关键未知量进行估计与修正</w:t>
       </w:r>
       <w:r>
         <w:rPr>
@@ -3953,7 +4686,27 @@
           <w:color w:val="000000"/>
           <w:sz w:val="24"/>
         </w:rPr>
-        <w:t>以经验证的航行器标称模型为基石，结合动力学已知特性补偿与实时状态反馈构建闭环运动控制律，输出机体期望的六自由度广义力和力矩，实现姿态、深度和航向等基本运动状态的闭环稳定跟踪，并考察模型不确定性与外部扰动对控制性能的影响；</w:t>
+        <w:t>以经验证的航行器标称模型为基石，结合动力学已知特性补偿与实时状态反馈构建闭环运动控制律，</w:t>
+      </w:r>
+      <w:r>
+        <w:rPr>
+          <w:rFonts w:ascii="Times New Roman" w:hAnsi="Times New Roman" w:cs="Times New Roman" w:eastAsia="宋体"/>
+          <w:b w:val="0"/>
+          <w:i w:val="0"/>
+          <w:color w:val="000000"/>
+          <w:sz w:val="24"/>
+        </w:rPr>
+        <w:t>支持经典 PID 控制与模型补偿控制算法的多工况横向对比，</w:t>
+      </w:r>
+      <w:r>
+        <w:rPr>
+          <w:rFonts w:ascii="Times New Roman" w:hAnsi="Times New Roman" w:cs="Times New Roman" w:eastAsia="宋体"/>
+          <w:b w:val="0"/>
+          <w:i w:val="0"/>
+          <w:color w:val="000000"/>
+          <w:sz w:val="24"/>
+        </w:rPr>
+        <w:t>输出机体期望的六自由度广义力和力矩，实现姿态、深度和航向等基本运动状态的闭环稳定跟踪，并考察模型不确定性与外部扰动对控制性能的影响；</w:t>
       </w:r>
       <w:r>
         <w:rPr>
@@ -3996,7 +4749,27 @@
           <w:color w:val="000000"/>
           <w:sz w:val="24"/>
         </w:rPr>
-        <w:t>，系统考虑推进器物理输出范围约束生成各推进器推力指令，量化分析控制分配误差与推力饱和情况。</w:t>
+        <w:t>，系统考虑推进器</w:t>
+      </w:r>
+      <w:r>
+        <w:rPr>
+          <w:rFonts w:ascii="Times New Roman" w:hAnsi="Times New Roman" w:cs="Times New Roman" w:eastAsia="宋体"/>
+          <w:b w:val="0"/>
+          <w:i w:val="0"/>
+          <w:color w:val="000000"/>
+          <w:sz w:val="24"/>
+        </w:rPr>
+        <w:t>基本</w:t>
+      </w:r>
+      <w:r>
+        <w:rPr>
+          <w:rFonts w:ascii="Times New Roman" w:hAnsi="Times New Roman" w:cs="Times New Roman" w:eastAsia="宋体"/>
+          <w:b w:val="0"/>
+          <w:i w:val="0"/>
+          <w:color w:val="000000"/>
+          <w:sz w:val="24"/>
+        </w:rPr>
+        <w:t>推力输出范围约束生成各推进器推力指令，量化分析控制分配误差与推力饱和情况。</w:t>
       </w:r>
     </w:p>
     <w:p>
@@ -4024,7 +4797,27 @@
           <w:color w:val="000000"/>
           <w:sz w:val="24"/>
         </w:rPr>
-        <w:t>在 PX4/SITL 仿真环境中构建由航行器动力学模型、运动控制模块和八推进器控制分配模块组成的闭环仿真系统，依托 uORB 异步微消息总线完成位姿状态、期望力矩与推进器控制指令的高频实时交互；设置空间定点悬停、定深控制、航向锁定及复杂三维运动轨迹等典型工况，并施加外部水流干扰，综合位置/姿态跟踪误差、动态响应指标及控制分配残差开展系统性定量性能评估。</w:t>
+        <w:t>在 PX4/SITL 仿真环境中构建由航行器动力学模型、运动控制模块和八推进器控制分配模块组成的闭环仿真系统，依托 uORB 异步微消息总线完成位姿状态、期望力矩与推进器控制指令的高频实时交互；</w:t>
+      </w:r>
+      <w:r>
+        <w:rPr>
+          <w:rFonts w:ascii="Times New Roman" w:hAnsi="Times New Roman" w:cs="Times New Roman" w:eastAsia="宋体"/>
+          <w:b w:val="0"/>
+          <w:i w:val="0"/>
+          <w:color w:val="000000"/>
+          <w:sz w:val="24"/>
+        </w:rPr>
+        <w:t>设置空间定点悬停、姿态稳定、定深控制与定航控制等典型运动工况及适量外部水流扰动条件开展闭环仿真</w:t>
+      </w:r>
+      <w:r>
+        <w:rPr>
+          <w:rFonts w:ascii="Times New Roman" w:hAnsi="Times New Roman" w:cs="Times New Roman" w:eastAsia="宋体"/>
+          <w:b w:val="0"/>
+          <w:i w:val="0"/>
+          <w:color w:val="000000"/>
+          <w:sz w:val="24"/>
+        </w:rPr>
+        <w:t>，综合位置/姿态跟踪误差、动态响应指标及控制分配残差开展系统性定量性能评估。</w:t>
       </w:r>
     </w:p>
     <w:p>
@@ -4126,17 +4919,17 @@
           <w:color w:val="000000"/>
           <w:sz w:val="24"/>
         </w:rPr>
-        <w:t>如图 2 所示</w:t>
-      </w:r>
-      <w:r>
-        <w:rPr>
-          <w:rFonts w:ascii="Times New Roman" w:hAnsi="Times New Roman" w:cs="Times New Roman" w:eastAsia="宋体"/>
-          <w:b w:val="0"/>
-          <w:i w:val="0"/>
-          <w:color w:val="000000"/>
-          <w:sz w:val="24"/>
-        </w:rPr>
-        <w:t xml:space="preserve">，建立北东地惯性坐标系 </w:t>
+        <w:t>如图 2 所示，建立惯性坐标系</w:t>
+      </w:r>
+      <w:r>
+        <w:rPr>
+          <w:rFonts w:ascii="Times New Roman" w:hAnsi="Times New Roman" w:cs="Times New Roman" w:eastAsia="宋体"/>
+          <w:b w:val="0"/>
+          <w:i w:val="0"/>
+          <w:color w:val="000000"/>
+          <w:sz w:val="24"/>
+        </w:rPr>
+        <w:t xml:space="preserve"> </w:t>
       </w:r>
       <m:oMath>
         <m:r>
@@ -5671,7 +6464,108 @@
           <w:color w:val="000000"/>
           <w:sz w:val="24"/>
         </w:rPr>
-        <w:t>结合已有平台推进器参数资料，建立单推进器控制输入到推力输出的静态映射与必要动态模型。</w:t>
+        <w:t xml:space="preserve">结合已有平台推进器参数资料，建立单推进器控制输入到推力输出的静态特性映射关系，明确推进器正向与反向推力的基本输出边界 </w:t>
+      </w:r>
+      <m:oMath>
+        <m:r>
+          <m:rPr>
+            <m:sty m:val="p"/>
+          </m:rPr>
+          <w:rPr>
+            <w:rFonts w:ascii="Cambria Math" w:hAnsi="Cambria Math" w:eastAsia="宋体"/>
+            <w:sz w:val="24"/>
+            <w:szCs w:val="24"/>
+          </w:rPr>
+          <m:t>[</m:t>
+        </m:r>
+        <m:sSub>
+          <m:e>
+            <m:r>
+              <m:rPr>
+                <m:sty m:val="bi"/>
+              </m:rPr>
+              <w:rPr>
+                <w:rFonts w:ascii="Cambria Math" w:hAnsi="Cambria Math" w:eastAsia="宋体"/>
+                <w:sz w:val="24"/>
+                <w:szCs w:val="24"/>
+              </w:rPr>
+              <m:t>T</m:t>
+            </m:r>
+          </m:e>
+          <m:sub>
+            <m:r>
+              <m:rPr>
+                <m:sty m:val="p"/>
+              </m:rPr>
+              <w:rPr>
+                <w:rFonts w:ascii="Cambria Math" w:hAnsi="Cambria Math" w:eastAsia="宋体"/>
+                <w:sz w:val="24"/>
+                <w:szCs w:val="24"/>
+              </w:rPr>
+              <m:t>min</m:t>
+            </m:r>
+          </m:sub>
+        </m:sSub>
+        <m:r>
+          <m:rPr>
+            <m:sty m:val="p"/>
+          </m:rPr>
+          <w:rPr>
+            <w:rFonts w:ascii="Cambria Math" w:hAnsi="Cambria Math" w:eastAsia="宋体"/>
+            <w:sz w:val="24"/>
+            <w:szCs w:val="24"/>
+          </w:rPr>
+          <m:t>, </m:t>
+        </m:r>
+        <m:sSub>
+          <m:e>
+            <m:r>
+              <m:rPr>
+                <m:sty m:val="bi"/>
+              </m:rPr>
+              <w:rPr>
+                <w:rFonts w:ascii="Cambria Math" w:hAnsi="Cambria Math" w:eastAsia="宋体"/>
+                <w:sz w:val="24"/>
+                <w:szCs w:val="24"/>
+              </w:rPr>
+              <m:t>T</m:t>
+            </m:r>
+          </m:e>
+          <m:sub>
+            <m:r>
+              <m:rPr>
+                <m:sty m:val="p"/>
+              </m:rPr>
+              <w:rPr>
+                <w:rFonts w:ascii="Cambria Math" w:hAnsi="Cambria Math" w:eastAsia="宋体"/>
+                <w:sz w:val="24"/>
+                <w:szCs w:val="24"/>
+              </w:rPr>
+              <m:t>max</m:t>
+            </m:r>
+          </m:sub>
+        </m:sSub>
+        <m:r>
+          <m:rPr>
+            <m:sty m:val="p"/>
+          </m:rPr>
+          <w:rPr>
+            <w:rFonts w:ascii="Cambria Math" w:hAnsi="Cambria Math" w:eastAsia="宋体"/>
+            <w:sz w:val="24"/>
+            <w:szCs w:val="24"/>
+          </w:rPr>
+          <m:t>]</m:t>
+        </m:r>
+      </m:oMath>
+      <w:r>
+        <w:rPr>
+          <w:rFonts w:ascii="Times New Roman" w:hAnsi="Times New Roman" w:cs="Times New Roman" w:eastAsia="宋体"/>
+          <w:b w:val="0"/>
+          <w:i w:val="0"/>
+          <w:color w:val="000000"/>
+          <w:sz w:val="24"/>
+        </w:rPr>
+        <w:t>。</w:t>
       </w:r>
     </w:p>
     <w:p>
@@ -5810,7 +6704,27 @@
           <w:color w:val="000000"/>
           <w:sz w:val="24"/>
         </w:rPr>
-        <w:t xml:space="preserve">利用平台参数资料及相关测试/仿真响应数据对未知参数 </w:t>
+        <w:t>利用平台参数资料及</w:t>
+      </w:r>
+      <w:r>
+        <w:rPr>
+          <w:rFonts w:ascii="Times New Roman" w:hAnsi="Times New Roman" w:cs="Times New Roman" w:eastAsia="宋体"/>
+          <w:b w:val="0"/>
+          <w:i w:val="0"/>
+          <w:color w:val="000000"/>
+          <w:sz w:val="24"/>
+        </w:rPr>
+        <w:t>特征工况</w:t>
+      </w:r>
+      <w:r>
+        <w:rPr>
+          <w:rFonts w:ascii="Times New Roman" w:hAnsi="Times New Roman" w:cs="Times New Roman" w:eastAsia="宋体"/>
+          <w:b w:val="0"/>
+          <w:i w:val="0"/>
+          <w:color w:val="000000"/>
+          <w:sz w:val="24"/>
+        </w:rPr>
+        <w:t xml:space="preserve">动态响应数据对未知参数 </w:t>
       </w:r>
       <m:oMath>
         <m:r>
@@ -7053,7 +7967,47 @@
           <w:color w:val="000000"/>
           <w:sz w:val="24"/>
         </w:rPr>
-        <w:t xml:space="preserve"> 相结合，可根据后续模型验证结果与控制需求灵活设计具体的模型前馈补偿、反馈线性化或增量动态逆反馈形式，开展多工况对比与鲁棒性分析。</w:t>
+        <w:t xml:space="preserve"> 相结合，可根据后续模型验证结果与控制需求灵活设计具体的</w:t>
+      </w:r>
+      <w:r>
+        <w:rPr>
+          <w:rFonts w:ascii="Times New Roman" w:hAnsi="Times New Roman" w:cs="Times New Roman" w:eastAsia="宋体"/>
+          <w:b w:val="0"/>
+          <w:i w:val="0"/>
+          <w:color w:val="000000"/>
+          <w:sz w:val="24"/>
+        </w:rPr>
+        <w:t>经典 PID、</w:t>
+      </w:r>
+      <w:r>
+        <w:rPr>
+          <w:rFonts w:ascii="Times New Roman" w:hAnsi="Times New Roman" w:cs="Times New Roman" w:eastAsia="宋体"/>
+          <w:b w:val="0"/>
+          <w:i w:val="0"/>
+          <w:color w:val="000000"/>
+          <w:sz w:val="24"/>
+        </w:rPr>
+        <w:t>模型前馈补偿、反馈线性化或增量动态逆</w:t>
+      </w:r>
+      <w:r>
+        <w:rPr>
+          <w:rFonts w:ascii="Times New Roman" w:hAnsi="Times New Roman" w:cs="Times New Roman" w:eastAsia="宋体"/>
+          <w:b w:val="0"/>
+          <w:i w:val="0"/>
+          <w:color w:val="000000"/>
+          <w:sz w:val="24"/>
+        </w:rPr>
+        <w:t>控制</w:t>
+      </w:r>
+      <w:r>
+        <w:rPr>
+          <w:rFonts w:ascii="Times New Roman" w:hAnsi="Times New Roman" w:cs="Times New Roman" w:eastAsia="宋体"/>
+          <w:b w:val="0"/>
+          <w:i w:val="0"/>
+          <w:color w:val="000000"/>
+          <w:sz w:val="24"/>
+        </w:rPr>
+        <w:t>形式，开展多工况对比与鲁棒性分析。</w:t>
       </w:r>
     </w:p>
     <w:p>
@@ -8850,7 +9804,27 @@
           <w:color w:val="000000"/>
           <w:sz w:val="24"/>
         </w:rPr>
-        <w:t>本课题直接依托实验室已有八推进器水下航行器平台开展研究，平台几何构型、质量惯性属性、推进器安装布置及相关参数数据具备良好基础，能够为动力学建模、系统辨识、模型验证及八推进器控制分配矩阵建立提供可靠的数据支撑。</w:t>
+        <w:t>本课题直接依托实验室已有八推进器</w:t>
+      </w:r>
+      <w:r>
+        <w:rPr>
+          <w:rFonts w:ascii="Times New Roman" w:hAnsi="Times New Roman" w:cs="Times New Roman" w:eastAsia="宋体"/>
+          <w:b w:val="0"/>
+          <w:i w:val="0"/>
+          <w:color w:val="000000"/>
+          <w:sz w:val="24"/>
+        </w:rPr>
+        <w:t>便携式</w:t>
+      </w:r>
+      <w:r>
+        <w:rPr>
+          <w:rFonts w:ascii="Times New Roman" w:hAnsi="Times New Roman" w:cs="Times New Roman" w:eastAsia="宋体"/>
+          <w:b w:val="0"/>
+          <w:i w:val="0"/>
+          <w:color w:val="000000"/>
+          <w:sz w:val="24"/>
+        </w:rPr>
+        <w:t>水下航行器平台开展研究，平台几何构型、质量惯性属性、推进器安装布置及相关参数数据具备良好基础，能够为动力学建模、系统辨识、模型验证及八推进器控制分配矩阵建立提供可靠的数据支撑。</w:t>
       </w:r>
     </w:p>
     <w:p>
@@ -10033,7 +11007,7 @@
           <w:color w:val="000000"/>
           <w:sz w:val="24"/>
         </w:rPr>
-        <w:t xml:space="preserve"> 工业和信息化部, 教育部, 科学技术部, 等. 关于印发《“机器人+”应用行动实施方案》的通知: 工信部联通装〔2023〕6号[EB/OL]. (2023-01-18) [2026-09-28]. http://www.gov.cn/zhengce/zhengceku/2023-01/19/content_5737976.htm.</w:t>
+        <w:t xml:space="preserve"> 工业和信息化部, 教育部, 公安部, 等. 关于印发《“机器人+”应用行动实施方案》的通知: 工信部联通装〔2022〕187号[EB/OL]. (2023-01-18) [2026-09-28]. http://www.gov.cn/zhengce/zhengceku/2023-01/19/content_5737976.htm.</w:t>
       </w:r>
       <w:bookmarkEnd w:id="101"/>
     </w:p>

--- a/开题报告/开题报告-基于PX4的水下航行器模型控制方法研究.docx
+++ b/开题报告/开题报告-基于PX4的水下航行器模型控制方法研究.docx
@@ -1500,224 +1500,7 @@
           <w:color w:val="000000"/>
           <w:sz w:val="24"/>
         </w:rPr>
-        <w:t>第一，在理论与方法层面，有助于深化模型支撑下的水下航行器运动控制全链路分析体系。传统的无模型经验控制难以在多轴耦合与强阻尼环境下保证理想的动态响应性能，而过于依赖单一解析机理模型的控制方法又常因水动力参数获取困难而难以在工程中有效落地。本课题坚持“机理建模与试验辨识相结合、模型信息与状态反馈相结合”的研究理念，</w:t>
-      </w:r>
-      <w:r>
-        <w:rPr>
-          <w:rFonts w:ascii="Times New Roman" w:hAnsi="Times New Roman" w:cs="Times New Roman" w:eastAsia="宋体"/>
-          <w:b w:val="0"/>
-          <w:i w:val="0"/>
-          <w:color w:val="000000"/>
-          <w:sz w:val="24"/>
-        </w:rPr>
-        <w:t xml:space="preserve">通过机理推导明确六自由度动力学方程的耦合物理结构，借助系统辨识修正关键未知参数，获得经验证的基准动力学模型 </w:t>
-      </w:r>
-      <m:oMath>
-        <m:r>
-          <m:rPr>
-            <m:sty m:val="p"/>
-          </m:rPr>
-          <w:rPr>
-            <w:rFonts w:ascii="Cambria Math" w:hAnsi="Cambria Math" w:eastAsia="宋体"/>
-            <w:sz w:val="24"/>
-            <w:szCs w:val="24"/>
-          </w:rPr>
-          <m:t>(</m:t>
-        </m:r>
-        <m:acc>
-          <m:accPr>
-            <m:chr m:val="̂"/>
-          </m:accPr>
-          <m:e>
-            <m:r>
-              <m:rPr>
-                <m:sty m:val="bi"/>
-              </m:rPr>
-              <w:rPr>
-                <w:rFonts w:ascii="Cambria Math" w:hAnsi="Cambria Math" w:eastAsia="宋体"/>
-                <w:sz w:val="24"/>
-                <w:szCs w:val="24"/>
-              </w:rPr>
-              <m:t>M</m:t>
-            </m:r>
-          </m:e>
-        </m:acc>
-        <m:r>
-          <m:rPr>
-            <m:sty m:val="p"/>
-          </m:rPr>
-          <w:rPr>
-            <w:rFonts w:ascii="Cambria Math" w:hAnsi="Cambria Math" w:eastAsia="宋体"/>
-            <w:sz w:val="24"/>
-            <w:szCs w:val="24"/>
-          </w:rPr>
-          <m:t>, </m:t>
-        </m:r>
-        <m:acc>
-          <m:accPr>
-            <m:chr m:val="̂"/>
-          </m:accPr>
-          <m:e>
-            <m:r>
-              <m:rPr>
-                <m:sty m:val="bi"/>
-              </m:rPr>
-              <w:rPr>
-                <w:rFonts w:ascii="Cambria Math" w:hAnsi="Cambria Math" w:eastAsia="宋体"/>
-                <w:sz w:val="24"/>
-                <w:szCs w:val="24"/>
-              </w:rPr>
-              <m:t>C</m:t>
-            </m:r>
-          </m:e>
-        </m:acc>
-        <m:r>
-          <m:rPr>
-            <m:sty m:val="p"/>
-          </m:rPr>
-          <w:rPr>
-            <w:rFonts w:ascii="Cambria Math" w:hAnsi="Cambria Math" w:eastAsia="宋体"/>
-            <w:sz w:val="24"/>
-            <w:szCs w:val="24"/>
-          </w:rPr>
-          <m:t>, </m:t>
-        </m:r>
-        <m:acc>
-          <m:accPr>
-            <m:chr m:val="̂"/>
-          </m:accPr>
-          <m:e>
-            <m:r>
-              <m:rPr>
-                <m:sty m:val="bi"/>
-              </m:rPr>
-              <w:rPr>
-                <w:rFonts w:ascii="Cambria Math" w:hAnsi="Cambria Math" w:eastAsia="宋体"/>
-                <w:sz w:val="24"/>
-                <w:szCs w:val="24"/>
-              </w:rPr>
-              <m:t>D</m:t>
-            </m:r>
-          </m:e>
-        </m:acc>
-        <m:r>
-          <m:rPr>
-            <m:sty m:val="p"/>
-          </m:rPr>
-          <w:rPr>
-            <w:rFonts w:ascii="Cambria Math" w:hAnsi="Cambria Math" w:eastAsia="宋体"/>
-            <w:sz w:val="24"/>
-            <w:szCs w:val="24"/>
-          </w:rPr>
-          <m:t>, </m:t>
-        </m:r>
-        <m:acc>
-          <m:accPr>
-            <m:chr m:val="̂"/>
-          </m:accPr>
-          <m:e>
-            <m:r>
-              <m:rPr>
-                <m:sty m:val="bi"/>
-              </m:rPr>
-              <w:rPr>
-                <w:rFonts w:ascii="Cambria Math" w:hAnsi="Cambria Math" w:eastAsia="宋体"/>
-                <w:sz w:val="24"/>
-                <w:szCs w:val="24"/>
-              </w:rPr>
-              <m:t>g</m:t>
-            </m:r>
-          </m:e>
-        </m:acc>
-        <m:r>
-          <m:rPr>
-            <m:sty m:val="p"/>
-          </m:rPr>
-          <w:rPr>
-            <w:rFonts w:ascii="Cambria Math" w:hAnsi="Cambria Math" w:eastAsia="宋体"/>
-            <w:sz w:val="24"/>
-            <w:szCs w:val="24"/>
-          </w:rPr>
-          <m:t>)</m:t>
-        </m:r>
-      </m:oMath>
-      <w:r>
-        <w:rPr>
-          <w:rFonts w:ascii="Times New Roman" w:hAnsi="Times New Roman" w:cs="Times New Roman" w:eastAsia="宋体"/>
-          <w:b w:val="0"/>
-          <w:i w:val="0"/>
-          <w:color w:val="000000"/>
-          <w:sz w:val="24"/>
-        </w:rPr>
-        <w:t>（以下简称标称模型）。</w:t>
-      </w:r>
-      <w:r>
-        <w:rPr>
-          <w:rFonts w:ascii="Times New Roman" w:hAnsi="Times New Roman" w:cs="Times New Roman" w:eastAsia="宋体"/>
-          <w:b w:val="0"/>
-          <w:i w:val="0"/>
-          <w:color w:val="000000"/>
-          <w:sz w:val="24"/>
-        </w:rPr>
-        <w:t>在此基础上，将标称模型中的静回复力、主导阻尼与惯性耦合项引入控制前向通道进行主动补偿，同时依靠稳健的状态误差反馈抑制未建模残差与外部扰动，有助于理清动力学模型保真度、控制律补偿结构与闭环动态抗扰性能之间的内在关联；同时，针对八推进器过驱动构型建立规范的控制分配与约束分析方法，能够为冗余推进器在复杂受力工况下的推力协调分配提供理论依据。</w:t>
-      </w:r>
-    </w:p>
-    <w:p>
-      <w:pPr>
-        <w:pStyle w:val="a7"/>
-        <w:jc w:val="both"/>
-        <w:spacing w:line="360" w:lineRule="auto"/>
-        <w:ind w:firstLineChars="200" w:firstLine="480"/>
-      </w:pPr>
-      <w:r>
-        <w:rPr>
-          <w:rFonts w:ascii="Times New Roman" w:hAnsi="Times New Roman" w:cs="Times New Roman" w:eastAsia="宋体"/>
-          <w:b w:val="0"/>
-          <w:i w:val="0"/>
-          <w:color w:val="000000"/>
-          <w:sz w:val="24"/>
-        </w:rPr>
-        <w:t>第二，在工程应用与软件实践层面，旨在构建标准化、高可移植性的 PX4/SITL 水下飞控研发流程。传统水下机器人开发中普遍存在“在纯数学仿真环境中表现良好，但向机载嵌入式控制器移植时代码重构量大、软硬件接口脱节”的工程问题。PX4 作为广泛应用的开源无人系统控制软件框架，具有高度模块化的分层架构、实时多任务调度机制以及基于 uORB 的松耦合消息通信总线。本课题依托 PX4 软件架构开展模块化代码设计，在 SITL 仿真环境中直接集成 6-DOF 动力学模型、运动控制器与八推进器分配算法，不仅可以在安全、低成本、高可重复的条件下测试算法在典型运动工况和适量外部水流扰动条件下的闭环性能，还</w:t>
-      </w:r>
-      <w:r>
-        <w:rPr>
-          <w:rFonts w:ascii="Times New Roman" w:hAnsi="Times New Roman" w:cs="Times New Roman" w:eastAsia="宋体"/>
-          <w:b w:val="0"/>
-          <w:i w:val="0"/>
-          <w:color w:val="000000"/>
-          <w:sz w:val="24"/>
-        </w:rPr>
-        <w:t>旨在规范</w:t>
-      </w:r>
-      <w:r>
-        <w:rPr>
-          <w:rFonts w:ascii="Times New Roman" w:hAnsi="Times New Roman" w:cs="Times New Roman" w:eastAsia="宋体"/>
-          <w:b w:val="0"/>
-          <w:i w:val="0"/>
-          <w:color w:val="000000"/>
-          <w:sz w:val="24"/>
-        </w:rPr>
-        <w:t>状态估计、期望力矩输出及各推进器指令的标准数据接口</w:t>
-      </w:r>
-      <w:r>
-        <w:rPr>
-          <w:rFonts w:ascii="Times New Roman" w:hAnsi="Times New Roman" w:cs="Times New Roman" w:eastAsia="宋体"/>
-          <w:b w:val="0"/>
-          <w:i w:val="0"/>
-          <w:color w:val="000000"/>
-          <w:sz w:val="24"/>
-        </w:rPr>
-        <w:t>，将有助于为后续控制算法向机载嵌入式硬件部署开展实物测试提供可靠的软件工程基础</w:t>
-      </w:r>
-      <w:r>
-        <w:rPr>
-          <w:rFonts w:ascii="Times New Roman" w:hAnsi="Times New Roman" w:cs="Times New Roman" w:eastAsia="宋体"/>
-          <w:b w:val="0"/>
-          <w:i w:val="0"/>
-          <w:color w:val="000000"/>
-          <w:sz w:val="24"/>
-        </w:rPr>
-        <w:t>。</w:t>
+        <w:t>开展本课题研究对提升水下航行器的运动控制性能与工程开发效率具有直接价值。一方面，针对便携式水下航行器水动力参数不确定、多自由度交叉耦合以及八推进器推力受限等问题，将经辨识验证的动力学模型引入闭环控制器与受约束控制分配设计，能够有效克服传统经验控制在多轴机动与流扰环境下易超调、推力分配易饱和失真的局限，为过驱动水下航行器的稳定可靠控制提供方法支撑。另一方面，依托开源 PX4 飞控软件架构构建水下软件在环（SITL）闭环仿真环境，使动力学模型、运动控制律与推力分配算法在与实机一致的模块化软件框架下完成闭环检验，不仅能够在安全、可重复的条件下系统评估算法性能并降低水池实机联调的试错成本，还有助于为后续控制算法向实验室水下航行器机载硬件迁移部署奠定可靠的软件基础。</w:t>
       </w:r>
     </w:p>
     <w:p>

--- a/开题报告/开题报告-基于PX4的水下航行器模型控制方法研究.docx
+++ b/开题报告/开题报告-基于PX4的水下航行器模型控制方法研究.docx
@@ -1684,17 +1684,17 @@
           <w:color w:val="000000"/>
           <w:sz w:val="24"/>
         </w:rPr>
-        <w:t>与六自由度线速度、角速度，并将作用于机体上的广义力矩严格解构为刚体惯性矩阵、水动力附加质量矩阵、刚体与附加质量科氏向心力矩阵、线性与非线性水动力阻尼矩阵以及重力与浮力恢复力矩矢量，成为当前水下航行器建模与控制研究所公认的数学物理基石。</w:t>
-      </w:r>
-      <w:r>
-        <w:rPr>
-          <w:rFonts w:ascii="Times New Roman" w:hAnsi="Times New Roman" w:cs="Times New Roman" w:eastAsia="宋体"/>
-          <w:b w:val="0"/>
-          <w:i w:val="0"/>
-          <w:color w:val="000000"/>
-          <w:sz w:val="24"/>
-        </w:rPr>
-        <w:t>对于搭载耐压水密舱、外部传感器探头及多推进器组件的非流线型多附体水下航行器（ROV）而言，其水动力特性与流线型回转体 AUV 存在明显差异。此类复杂构型航行器表面形态不规则且水流绕流结构复杂，各运动自由度间易产生显著的水动力耦合。</w:t>
+        <w:t>与六自由度线速度、角速度，并将作用于机体上的广义力矩解构为刚体惯性矩阵、水动力附加质量矩阵、刚体与附加质量科氏向心力矩阵、线性与非线性水动力阻尼矩阵以及重力与浮力恢复力矩矢量，成为当前水下航行器建模与控制研究所公认的方程基础。</w:t>
+      </w:r>
+      <w:r>
+        <w:rPr>
+          <w:rFonts w:ascii="Times New Roman" w:hAnsi="Times New Roman" w:cs="Times New Roman" w:eastAsia="宋体"/>
+          <w:b w:val="0"/>
+          <w:i w:val="0"/>
+          <w:color w:val="000000"/>
+          <w:sz w:val="24"/>
+        </w:rPr>
+        <w:t>对于搭载耐压水密舱、外部传感器探头及多推进器组件的非流线型多附体水下航行器（ROV）而言，其水动力特性与流线型回转体 AUV 存在明显差异。</w:t>
       </w:r>
       <w:r>
         <w:rPr>
@@ -1724,27 +1724,17 @@
           <w:color w:val="000000"/>
           <w:sz w:val="24"/>
         </w:rPr>
-        <w:t>的动力学建模与水动力参数辨识展开了系统研究，指出了</w:t>
-      </w:r>
-      <w:r>
-        <w:rPr>
-          <w:rFonts w:ascii="Times New Roman" w:hAnsi="Times New Roman" w:cs="Times New Roman" w:eastAsia="宋体"/>
-          <w:b w:val="0"/>
-          <w:i w:val="0"/>
-          <w:color w:val="000000"/>
-          <w:sz w:val="24"/>
-        </w:rPr>
-        <w:t>附加质量与阻尼矩阵中非对角耦合项</w:t>
-      </w:r>
-      <w:r>
-        <w:rPr>
-          <w:rFonts w:ascii="Times New Roman" w:hAnsi="Times New Roman" w:cs="Times New Roman" w:eastAsia="宋体"/>
-          <w:b w:val="0"/>
-          <w:i w:val="0"/>
-          <w:color w:val="000000"/>
-          <w:sz w:val="24"/>
-        </w:rPr>
-        <w:t>的影响，验证了基于机理模型结构结合试验数据辨识主导水动力参数的可行性</w:t>
+        <w:t>的动力学建模与水动力参数辨识展开了系统研究，</w:t>
+      </w:r>
+      <w:r>
+        <w:rPr>
+          <w:rFonts w:ascii="Times New Roman" w:hAnsi="Times New Roman" w:cs="Times New Roman" w:eastAsia="宋体"/>
+          <w:b w:val="0"/>
+          <w:i w:val="0"/>
+          <w:color w:val="000000"/>
+          <w:sz w:val="24"/>
+        </w:rPr>
+        <w:t>指出了在标准六自由度方程结构下根据低速对称特性简化水动力矩阵并结合试验数据辨识主导水动力参数的可行性</w:t>
       </w:r>
       <w:hyperlink w:anchor="_Ref_Paper_3" w:history="1">
         <w:r>
@@ -1784,27 +1774,17 @@
           <w:color w:val="000000"/>
           <w:sz w:val="24"/>
         </w:rPr>
-        <w:t>由于</w:t>
-      </w:r>
-      <w:r>
-        <w:rPr>
-          <w:rFonts w:ascii="Times New Roman" w:hAnsi="Times New Roman" w:cs="Times New Roman" w:eastAsia="宋体"/>
-          <w:b w:val="0"/>
-          <w:i w:val="0"/>
-          <w:color w:val="000000"/>
-          <w:sz w:val="24"/>
-        </w:rPr>
-        <w:t>非流线型多附体</w:t>
-      </w:r>
-      <w:r>
-        <w:rPr>
-          <w:rFonts w:ascii="Times New Roman" w:hAnsi="Times New Roman" w:cs="Times New Roman" w:eastAsia="宋体"/>
-          <w:b w:val="0"/>
-          <w:i w:val="0"/>
-          <w:color w:val="000000"/>
-          <w:sz w:val="24"/>
-        </w:rPr>
-        <w:t>航行器的水动力系数难以仅凭理论解析精确计算，结合试验手段与运行数据开展系统辨识成为获取可用工程模型的重要途径。在传统水动力测试中，平面运动机构（PMM）水池拖曳试验精度高但设备成本高、周期长。为此，低成本、高效率的原位试验与动态响应辨识方法受到了研究者的广泛关注。Ross、Fossen 与 Johansen 提出了基于自由衰减试验（Free Decay Tests）辨识水下航行器水动力系数的方法，通过释放初始位移并记录单自由度衰减振荡曲线即可解算出主要惯性与阻尼参数，具有操作简便、物理直观的特点</w:t>
+        <w:t>由于非流线型多附体航行器的水动力系数难以仅凭理论经验公式精确估算，而传统平面运动机构（PMM）大型水池拖曳试验设备成本高、周期长，因此在套用标准六自由度机理方程结构的基础上，利用平台几何质量先验参数确定刚体项、结合低成本原位动态响应数据拟合未知水动力系数，成为获取可用工程动力学模型的主流途径。</w:t>
+      </w:r>
+      <w:r>
+        <w:rPr>
+          <w:rFonts w:ascii="Times New Roman" w:hAnsi="Times New Roman" w:cs="Times New Roman" w:eastAsia="宋体"/>
+          <w:b w:val="0"/>
+          <w:i w:val="0"/>
+          <w:color w:val="000000"/>
+          <w:sz w:val="24"/>
+        </w:rPr>
+        <w:t>Ross、Fossen 与 Johansen 提出了基于自由衰减试验（Free Decay Tests）辨识水下航行器水动力系数的方法，通过释放初始位移并记录单自由度衰减振荡曲线即可解算出主要惯性与阻尼参数</w:t>
       </w:r>
       <w:hyperlink w:anchor="_Ref_Paper_4" w:history="1">
         <w:r>
@@ -1846,7 +1826,7 @@
           <w:color w:val="000000"/>
           <w:sz w:val="24"/>
         </w:rPr>
-        <w:t>水下航行器开展了系统化的实验水动力模型辨识研究，结合阶跃推力激励与频域响应分析对附加质量与流体阻尼特性进行了定量标定</w:t>
+        <w:t>水下航行器开展了实验水动力模型辨识研究，结合阶跃推力激励与频域响应分析对附加质量与流体阻尼特性进行了定量标定</w:t>
       </w:r>
       <w:hyperlink w:anchor="_Ref_Paper_5" w:history="1">
         <w:r>
@@ -1888,7 +1868,7 @@
           <w:color w:val="000000"/>
           <w:sz w:val="24"/>
         </w:rPr>
-        <w:t xml:space="preserve"> 开展了水动力阻尼的数值建模与试验对比研究，分析了不同速度区间线性阻尼与二次非线性阻尼的主导权重</w:t>
+        <w:t xml:space="preserve"> 开展了水动力阻尼建模与试验对比，分析了不同速度区间线性阻尼与二次非线性阻尼的主导权重</w:t>
       </w:r>
       <w:hyperlink w:anchor="_Ref_Paper_6" w:history="1">
         <w:r>
@@ -1910,7 +1890,7 @@
           <w:color w:val="000000"/>
           <w:sz w:val="24"/>
         </w:rPr>
-        <w:t>。国内哈尔滨工程大学等团队在水动力参数数值计算与辨识领域亦取得了丰富成果，如高婷、庞永杰等针对水下航行器复杂构型水动力系数计算方法开展了系统研究，结合几何特征分析、数值仿真与试验修正建立了面向控制设计的实用化模型</w:t>
+        <w:t>。国内哈尔滨工程大学高婷、庞永杰等针对复杂构型水下航行器水动力系数计算方法开展了系统研究，结合几何特征分析与试验修正建立了面向控制设计的实用化模型</w:t>
       </w:r>
       <w:hyperlink w:anchor="_Ref_Paper_7" w:history="1">
         <w:r>
@@ -1942,7 +1922,7 @@
           <w:color w:val="000000"/>
           <w:sz w:val="24"/>
         </w:rPr>
-        <w:t>近年来，von Benzon 等面向主流八推进器 BlueROV2 平台建立了开源物理仿真与动力学基准，提供了标准化的辨识对比基础</w:t>
+        <w:t>近年来，von Benzon 等面向主流八推进器 BlueROV2 平台建立了开源物理仿真与动力学基准，提供了标准化的模型参数与对比基础</w:t>
       </w:r>
       <w:hyperlink w:anchor="_Ref_Paper_8" w:history="1">
         <w:r>
@@ -1964,17 +1944,7 @@
           <w:color w:val="000000"/>
           <w:sz w:val="24"/>
         </w:rPr>
-        <w:t>。</w:t>
-      </w:r>
-      <w:r>
-        <w:rPr>
-          <w:rFonts w:ascii="Times New Roman" w:hAnsi="Times New Roman" w:cs="Times New Roman" w:eastAsia="宋体"/>
-          <w:b w:val="0"/>
-          <w:i w:val="0"/>
-          <w:color w:val="000000"/>
-          <w:sz w:val="24"/>
-        </w:rPr>
-        <w:t>这表明，基于机理推导构建模型结构骨架、依托试验数据辨识修正关键未知参数，并利用代表性动态响应验证模型有效性与适用范围的研究路径，已成为兼顾模型物理可解释性与工程可用性的主流方法。</w:t>
+        <w:t>。这表明，直接采用经典六自由度动力学方程结构、对水动力矩阵做合理工程简化，并结合特征激励响应数据通过参数拟合辨识未知水动力系数，是构建水下航行器实用化动力学模型的成熟路径。</w:t>
       </w:r>
     </w:p>
     <w:p>
@@ -2128,7 +2098,7 @@
           <w:color w:val="000000"/>
           <w:sz w:val="24"/>
         </w:rPr>
-        <w:t xml:space="preserve">在早期的工程实际与常规水下测试中，独立单回路 PID 或级联 PID 控制得到了广泛应用，其不依赖精确动力学模型，通过实时状态误差积分消除稳态偏差，在平稳水流环境下的定点悬停或低速巡航中具备易调易用的工程优势 </w:t>
+        <w:t xml:space="preserve">在常规工程实践与开源水下飞控中，不依赖动力学模型的独立单回路 PID 或串级 PID 控制应用最为广泛，其在平稳水流环境下的定点悬停或低速巡航中具备结构简单、易于初调的优势 </w:t>
       </w:r>
       <w:hyperlink w:anchor="_Ref_Paper_2" w:history="1">
         <w:r>
@@ -2139,7 +2109,7 @@
             <w:color w:val="000000"/>
             <w:vertAlign w:val="superscript"/>
           </w:rPr>
-          <w:t>[2]</w:t>
+          <w:t>[2, 8]</w:t>
         </w:r>
       </w:hyperlink>
       <w:r>
@@ -2150,59 +2120,7 @@
           <w:color w:val="000000"/>
           <w:sz w:val="24"/>
         </w:rPr>
-        <w:t xml:space="preserve">。在现代多推进器水下航行器开源物理仿真基准中，文献 </w:t>
-      </w:r>
-      <w:hyperlink w:anchor="_Ref_Paper_8" w:history="1">
-        <w:r>
-          <w:rPr>
-            <w:rFonts w:ascii="Times New Roman" w:hAnsi="Times New Roman" w:cs="Times New Roman" w:eastAsia="宋体"/>
-            <w:sz w:val="24"/>
-            <w:szCs w:val="24"/>
-            <w:color w:val="000000"/>
-            <w:vertAlign w:val="superscript"/>
-          </w:rPr>
-          <w:t>[8]</w:t>
-        </w:r>
-      </w:hyperlink>
-      <w:r>
-        <w:rPr>
-          <w:rFonts w:ascii="Times New Roman" w:hAnsi="Times New Roman" w:cs="Times New Roman" w:eastAsia="宋体"/>
-          <w:b w:val="0"/>
-          <w:i w:val="0"/>
-          <w:color w:val="000000"/>
-          <w:sz w:val="24"/>
-        </w:rPr>
-        <w:t xml:space="preserve"> 亦将其作为标准对比算法。</w:t>
-      </w:r>
-      <w:r>
-        <w:rPr>
-          <w:rFonts w:ascii="Times New Roman" w:hAnsi="Times New Roman" w:cs="Times New Roman" w:eastAsia="宋体"/>
-          <w:b w:val="0"/>
-          <w:i w:val="0"/>
-          <w:color w:val="000000"/>
-          <w:sz w:val="24"/>
-        </w:rPr>
-        <w:t>然而，</w:t>
-      </w:r>
-      <w:r>
-        <w:rPr>
-          <w:rFonts w:ascii="Times New Roman" w:hAnsi="Times New Roman" w:cs="Times New Roman" w:eastAsia="宋体"/>
-          <w:b w:val="0"/>
-          <w:i w:val="0"/>
-          <w:color w:val="000000"/>
-          <w:sz w:val="24"/>
-        </w:rPr>
-        <w:t>八推进器便携式</w:t>
-      </w:r>
-      <w:r>
-        <w:rPr>
-          <w:rFonts w:ascii="Times New Roman" w:hAnsi="Times New Roman" w:cs="Times New Roman" w:eastAsia="宋体"/>
-          <w:b w:val="0"/>
-          <w:i w:val="0"/>
-          <w:color w:val="000000"/>
-          <w:sz w:val="24"/>
-        </w:rPr>
-        <w:t>水下航行器本质上是一个非线性、多轴耦合的多输入多输出（MIMO）动力学系统：航行器在水平面做快速纵向机动时易诱发明显的俯仰和垂荡运动；侧向位移时亦伴随着横滚力矩干扰；重力与浮力的非线性恢复力矩随姿态倾角呈三角函数非线性变化。若完全忽略这些物理耦合，纯线性 PID 控制难以兼顾不同运动工况下的控制性能，容易在较大幅度机动时出现超调偏大或推进器输出抖振。</w:t>
+        <w:t>。然而，八推进器便携式水下航行器本质上是一个多自由度耦合的非线性系统：航行器在水平面做纵向或侧向机动时易诱发俯仰、垂荡或横滚耦合运动，且重力与浮力的恢复力矩随姿态倾角呈三角函数非线性变化。完全忽略航行器动力学特性的纯无模型 PID 控制，在较大幅度机动与外部水流扰动下容易出现响应滞后、超调偏大或多通道相互拉扯干扰，难以兼顾动态跟踪精度与抗扰稳定性。</w:t>
       </w:r>
     </w:p>
     <w:p>
@@ -2220,27 +2138,37 @@
           <w:color w:val="000000"/>
           <w:sz w:val="24"/>
         </w:rPr>
-        <w:t>针对上述问题，结合动力学模型已知特性与实时状态反馈的现代控制方法成为水下航行器控制领域的研究重点。</w:t>
-      </w:r>
-      <w:r>
-        <w:rPr>
-          <w:rFonts w:ascii="Times New Roman" w:hAnsi="Times New Roman" w:cs="Times New Roman" w:eastAsia="宋体"/>
-          <w:b w:val="0"/>
-          <w:i w:val="0"/>
-          <w:color w:val="000000"/>
-          <w:sz w:val="24"/>
-        </w:rPr>
-        <w:t>如图 1 所示，通用闭环控制系统主要由参考运动规划、运动控制器（包含模型前馈补偿与状态误差反馈两部分）、控制分配模块、推进器执行机构、航行器动力学模型以及状态估计模块组成。</w:t>
-      </w:r>
-      <w:r>
-        <w:rPr>
-          <w:rFonts w:ascii="Times New Roman" w:hAnsi="Times New Roman" w:cs="Times New Roman" w:eastAsia="宋体"/>
-          <w:b w:val="0"/>
-          <w:i w:val="0"/>
-          <w:color w:val="000000"/>
-          <w:sz w:val="24"/>
-        </w:rPr>
-        <w:t xml:space="preserve">Fernandes 等针对观察级 ROV 提出了一种基于高增益状态观测器的输出反馈运动控制系统，将航行器的标称动力学模型与状态重构相结合，仅依赖有限传感器输出即实现了深度、航向和水平面位置的稳定闭环控制，并通过理论分析与水池试验验证了有效性 </w:t>
+        <w:t>针对传统无模型 PID 控制的上述局限，将辨识得到的航行器动力学模型引入控制器设计、与实时状态误差反馈相结合，成为提升水下航行器闭环控制性能的重要途径。如图 1 所示，通用模型闭环控制器由“基于动力学模型的动态特性补偿”与“基于状态误差的闭环反馈”两部分协同构成。围绕如何有效利用动力学模型信息，国内外学者发展了多种代表性方法：</w:t>
+      </w:r>
+      <w:r>
+        <w:rPr>
+          <w:rFonts w:ascii="Times New Roman" w:hAnsi="Times New Roman" w:cs="Times New Roman" w:eastAsia="宋体"/>
+          <w:b w:val="0"/>
+          <w:i w:val="0"/>
+          <w:color w:val="000000"/>
+          <w:sz w:val="24"/>
+        </w:rPr>
+        <w:t>Fernandes 等针对观察级 ROV 提出了一种</w:t>
+      </w:r>
+      <w:r>
+        <w:rPr>
+          <w:rFonts w:ascii="Times New Roman" w:hAnsi="Times New Roman" w:cs="Times New Roman" w:eastAsia="宋体"/>
+          <w:b w:val="0"/>
+          <w:i w:val="0"/>
+          <w:color w:val="000000"/>
+          <w:sz w:val="24"/>
+        </w:rPr>
+        <w:t>结合航行器动力学模型与高增益状态观测器的输出反馈运动控制系统，有效提升了深度、航向和水平面位置的闭环控制品质</w:t>
+      </w:r>
+      <w:r>
+        <w:rPr>
+          <w:rFonts w:ascii="Times New Roman" w:hAnsi="Times New Roman" w:cs="Times New Roman" w:eastAsia="宋体"/>
+          <w:b w:val="0"/>
+          <w:i w:val="0"/>
+          <w:color w:val="000000"/>
+          <w:sz w:val="24"/>
+        </w:rPr>
+        <w:t xml:space="preserve"> </w:t>
       </w:r>
       <w:hyperlink w:anchor="_Ref_Paper_9" w:history="1">
         <w:r>
@@ -2262,7 +2190,47 @@
           <w:color w:val="000000"/>
           <w:sz w:val="24"/>
         </w:rPr>
-        <w:t xml:space="preserve">。Chu 等针对实际水下航行器普遍存在的推进器电机一阶动态延迟与推力幅值饱和问题，提出了一种融合动力学模型前馈补偿与自适应参数更新的轨迹跟踪控制方法，降低了水动力阻尼参数不确定性对跟踪精度的影响，并在推进器达到推力上限时保持了良好的闭环稳定性 </w:t>
+        <w:t>；Chu 等针对</w:t>
+      </w:r>
+      <w:r>
+        <w:rPr>
+          <w:rFonts w:ascii="Times New Roman" w:hAnsi="Times New Roman" w:cs="Times New Roman" w:eastAsia="宋体"/>
+          <w:b w:val="0"/>
+          <w:i w:val="0"/>
+          <w:color w:val="000000"/>
+          <w:sz w:val="24"/>
+        </w:rPr>
+        <w:t>水下航行器水动力阻尼不确定性与推力受限问题</w:t>
+      </w:r>
+      <w:r>
+        <w:rPr>
+          <w:rFonts w:ascii="Times New Roman" w:hAnsi="Times New Roman" w:cs="Times New Roman" w:eastAsia="宋体"/>
+          <w:b w:val="0"/>
+          <w:i w:val="0"/>
+          <w:color w:val="000000"/>
+          <w:sz w:val="24"/>
+        </w:rPr>
+        <w:t>，提出了一种融合动力学模型前馈补偿与参数更新的轨迹跟踪控制方法，</w:t>
+      </w:r>
+      <w:r>
+        <w:rPr>
+          <w:rFonts w:ascii="Times New Roman" w:hAnsi="Times New Roman" w:cs="Times New Roman" w:eastAsia="宋体"/>
+          <w:b w:val="0"/>
+          <w:i w:val="0"/>
+          <w:color w:val="000000"/>
+          <w:sz w:val="24"/>
+        </w:rPr>
+        <w:t>改善了耦合机动下的跟踪精度</w:t>
+      </w:r>
+      <w:r>
+        <w:rPr>
+          <w:rFonts w:ascii="Times New Roman" w:hAnsi="Times New Roman" w:cs="Times New Roman" w:eastAsia="宋体"/>
+          <w:b w:val="0"/>
+          <w:i w:val="0"/>
+          <w:color w:val="000000"/>
+          <w:sz w:val="24"/>
+        </w:rPr>
+        <w:t xml:space="preserve"> </w:t>
       </w:r>
       <w:hyperlink w:anchor="_Ref_Paper_10" w:history="1">
         <w:r>
@@ -2284,35 +2252,17 @@
           <w:color w:val="000000"/>
           <w:sz w:val="24"/>
         </w:rPr>
-        <w:t>。</w:t>
-      </w:r>
-    </w:p>
-    <w:p>
-      <w:pPr>
-        <w:pStyle w:val="a7"/>
-        <w:jc w:val="both"/>
-        <w:spacing w:line="360" w:lineRule="auto"/>
-        <w:ind w:firstLineChars="200" w:firstLine="480"/>
-      </w:pPr>
-      <w:r>
-        <w:rPr>
-          <w:rFonts w:ascii="Times New Roman" w:hAnsi="Times New Roman" w:cs="Times New Roman" w:eastAsia="宋体"/>
-          <w:b w:val="0"/>
-          <w:i w:val="0"/>
-          <w:color w:val="000000"/>
-          <w:sz w:val="24"/>
-        </w:rPr>
-        <w:t>与此同时，围绕非线性系统解耦，基于反馈线性化与动态逆思想的控制方法也得到了深入探索。这类方法的核心思路在于利用动力学模型计算出抵消已知非线性项（如静水力恢复项、科氏力与主导阻尼项）所需的前馈控制力矩，将非线性耦合系统在标称意义上等效转化为解耦的线性通道，从而简化闭环状态反馈控制器的参数整定。此外，针对全状态精确机理模型难以完整获取的客观现实，学者们进一步探索了增量非线性动态逆（INDI）等局部增量控制方法。</w:t>
-      </w:r>
-      <w:r>
-        <w:rPr>
-          <w:rFonts w:ascii="Times New Roman" w:hAnsi="Times New Roman" w:cs="Times New Roman" w:eastAsia="宋体"/>
-          <w:b w:val="0"/>
-          <w:i w:val="0"/>
-          <w:color w:val="000000"/>
-          <w:sz w:val="24"/>
-        </w:rPr>
-        <w:t xml:space="preserve">Slawik 等进一步将增量动态逆方法引入特种水下航行器的姿态控制中，结合标称水动力模型与传感器高频反馈在局部时间微元内补偿未建模动态与外扰，展现出良好的闭环抗扰能力 </w:t>
+        <w:t>；</w:t>
+      </w:r>
+      <w:r>
+        <w:rPr>
+          <w:rFonts w:ascii="Times New Roman" w:hAnsi="Times New Roman" w:cs="Times New Roman" w:eastAsia="宋体"/>
+          <w:b w:val="0"/>
+          <w:i w:val="0"/>
+          <w:color w:val="000000"/>
+          <w:sz w:val="24"/>
+        </w:rPr>
+        <w:t xml:space="preserve">围绕非线性解耦与抗扰，基于反馈线性化、动态逆以及增量非线性动态逆（INDI）的控制方法也受到广泛关注，例如 Slawik 等将增量动态逆方法引入水下航行器姿态控制中，利用机体惯性与控制效能模型配合高频状态反馈在局部时间微元内抵消未建模水动力阻尼与外部流扰，展现出良好的抗扰能力 </w:t>
       </w:r>
       <w:hyperlink w:anchor="_Ref_Paper_11" w:history="1">
         <w:r>
@@ -2352,7 +2302,7 @@
           <w:color w:val="000000"/>
           <w:sz w:val="24"/>
         </w:rPr>
-        <w:t>综合国内外运动控制方法的发展演进可知，依托经验证的标称动力学模型，在控制回路中显式引入模型前馈或动态逆补偿以抵消主要已知的恢复力矩与主导流体效应，同时在反馈回路中融合实时状态误差开展稳健的状态反馈调节，能够在保证系统闭环稳定性的同时，为后续结合平台特性开展控制算法的横向比选与深入探索留出充分的方法比选空间与算法拓展余地。</w:t>
+        <w:t>综合国内外研究进展可知，相较于完全忽略物理特性的传统无模型 PID 控制，利用辨识验证后的航行器动力学模型对重浮力恢复力矩、主导水动力阻尼或惯性动态进行补偿，并结合实时状态误差反馈构建闭环控制器，能够有效改善多自由度耦合与流扰环境下的控制性能，也为本课题根据实机辨识模型特性比选合适的模型控制律（如模型前馈补偿、反馈线性化或增量动态逆等）提供了扎实的理论方法支撑。</w:t>
       </w:r>
     </w:p>
     <w:p>
@@ -2398,7 +2348,7 @@
           <w:color w:val="000000"/>
           <w:sz w:val="24"/>
         </w:rPr>
-        <w:t>对于配备八个推进器的全驱动</w:t>
+        <w:t>对于配备八个推进器的</w:t>
       </w:r>
       <w:r>
         <w:rPr>
@@ -2418,7 +2368,7 @@
           <w:color w:val="000000"/>
           <w:sz w:val="24"/>
         </w:rPr>
-        <w:t xml:space="preserve">水下航行器而言，其独立的物理执行器通道数量（8 个推进器）大于空间六自由度广义力与力矩的数量（6 个控制维度），属于典型的过驱动（Over-actuated）冗余控制系统。上层运动控制器根据参考轨迹与当前状态误差计算出的是机体所需的合力与合力矩 </w:t>
+        <w:t xml:space="preserve">水下航行器而言，其独立的物理执行器数量（8 个推进器）大于空间六自由度广义力与力矩的数量（6 个控制维度），属于典型的过驱动（Over-actuated）冗余控制系统。上层运动控制器计算出的是机体所需的六维期望广义力与力矩 </w:t>
       </w:r>
       <m:oMath>
         <m:sSub>
@@ -2497,7 +2447,7 @@
           <w:color w:val="000000"/>
           <w:sz w:val="24"/>
         </w:rPr>
-        <w:t xml:space="preserve">，而实际作用于水体的则是各推进器产生的轴向推力矢量 </w:t>
+        <w:t xml:space="preserve">，而实际作用于水体的是各推进器产生的推力矢量 </w:t>
       </w:r>
       <m:oMath>
         <m:r>
@@ -2559,7 +2509,7 @@
           <w:color w:val="000000"/>
           <w:sz w:val="24"/>
         </w:rPr>
-        <w:t>。如何将低维的期望广义力矩合理、低失真地解算并映射为高维的各推进器控制指令，即为控制分配（Control Allocation）所要解决的关键课题。</w:t>
+        <w:t>。如何根据推进器空间安装布局将期望广义力矩准确、低失真地映射为各推进器推力指令，即为控制分配（Control Allocation）的核心任务。</w:t>
       </w:r>
     </w:p>
     <w:p>
@@ -2577,7 +2527,7 @@
           <w:color w:val="000000"/>
           <w:sz w:val="24"/>
         </w:rPr>
-        <w:t>Johansen 与 Fossen 在控制分配综述中系统总结了无约束广义逆、有界二次规划及再分配方法的理论体系</w:t>
+        <w:t xml:space="preserve">Johansen 与 Fossen 在控制分配综述中系统总结了无约束广义逆、加权伪逆、有界优化及再分配方法的理论体系 </w:t>
       </w:r>
       <w:hyperlink w:anchor="_Ref_Paper_12" w:history="1">
         <w:r>
@@ -2588,7 +2538,7 @@
             <w:color w:val="000000"/>
             <w:vertAlign w:val="superscript"/>
           </w:rPr>
-          <w:t>[12]</w:t>
+          <w:t>[12, 13]</w:t>
         </w:r>
       </w:hyperlink>
       <w:r>
@@ -2599,57 +2549,27 @@
           <w:color w:val="000000"/>
           <w:sz w:val="24"/>
         </w:rPr>
-        <w:t>；Fossen 与 Johansen 针对船舶与水下航行器的推力分配问题开展了系统梳理，总结了海洋运载器过驱动控制分配的基本模型与求解框架</w:t>
-      </w:r>
-      <w:hyperlink w:anchor="_Ref_Paper_13" w:history="1">
-        <w:r>
-          <w:rPr>
-            <w:rFonts w:ascii="Times New Roman" w:hAnsi="Times New Roman" w:cs="Times New Roman" w:eastAsia="宋体"/>
-            <w:sz w:val="24"/>
-            <w:szCs w:val="24"/>
-            <w:color w:val="000000"/>
-            <w:vertAlign w:val="superscript"/>
-          </w:rPr>
-          <w:t>[13]</w:t>
-        </w:r>
-      </w:hyperlink>
-      <w:r>
-        <w:rPr>
-          <w:rFonts w:ascii="Times New Roman" w:hAnsi="Times New Roman" w:cs="Times New Roman" w:eastAsia="宋体"/>
-          <w:b w:val="0"/>
-          <w:i w:val="0"/>
-          <w:color w:val="000000"/>
-          <w:sz w:val="24"/>
-        </w:rPr>
-        <w:t>。</w:t>
-      </w:r>
-      <w:r>
-        <w:rPr>
-          <w:rFonts w:ascii="Times New Roman" w:hAnsi="Times New Roman" w:cs="Times New Roman" w:eastAsia="宋体"/>
-          <w:b w:val="0"/>
-          <w:i w:val="0"/>
-          <w:color w:val="000000"/>
-          <w:sz w:val="24"/>
-        </w:rPr>
-        <w:t>在无约束或弱约束条件下，基于几何映射矩阵的广义逆（伪逆）法由于具备解析形式、计算开销小，在工程中得到了广泛的基础应用；通过在伪逆中引入对角加权矩阵（加权伪逆法），能够根据推进器物理尺寸、功率或安装力臂灵活分配控制权重。</w:t>
-      </w:r>
-    </w:p>
-    <w:p>
-      <w:pPr>
-        <w:pStyle w:val="a7"/>
-        <w:jc w:val="both"/>
-        <w:spacing w:line="360" w:lineRule="auto"/>
-        <w:ind w:firstLineChars="200" w:firstLine="480"/>
-      </w:pPr>
-      <w:r>
-        <w:rPr>
-          <w:rFonts w:ascii="Times New Roman" w:hAnsi="Times New Roman" w:cs="Times New Roman" w:eastAsia="宋体"/>
-          <w:b w:val="0"/>
-          <w:i w:val="0"/>
-          <w:color w:val="000000"/>
-          <w:sz w:val="24"/>
-        </w:rPr>
-        <w:t>然而，实际物理推进器均存在明确的物理边界约束：推进器电机转速存在上限，导致正向推力与反向推力存在确定的幅值边界，且螺旋桨水动力特性决定了正转推力通常大于反转推力。若直接采用无约束伪逆求解，当某一个或多个推进器计算推力超出物理上限时，简单的截断饱和处理会导致实际产生的六维广义力和力矩方向发生偏转，即出现“力矩交叉耦合失真”，进而影响姿态闭环稳定性。为此，考虑推力输出范围约束的推力分配算法成为近年的研究重点。程卫平、王猛等针对水下机器人推力器物理输出上限，研究了基于可行方向法等处理推力边界约束的优化分配算法，抑制了推力饱和引起的力矩分配畸变</w:t>
+        <w:t>。在基础工程应用中，常采用固定比例混控表或无约束伪逆法直接求解推力指令；当某一推进器计算推力超出物理输出上下限时，常规做法通常直接进行硬截断（Clipping）。然而，由于八推进器空间布置存在多自由度力臂耦合，简单的超限硬截断会破坏原本各推进器之间的推力配比，导致合成的六维广义力和力矩方向发生偏转（即产生较大的控制分配残差与姿态耦合失真）。为此，考虑推进器基本推力输出范围约束的控制分配策略受到广泛重视：</w:t>
+      </w:r>
+      <w:r>
+        <w:rPr>
+          <w:rFonts w:ascii="Times New Roman" w:hAnsi="Times New Roman" w:cs="Times New Roman" w:eastAsia="宋体"/>
+          <w:b w:val="0"/>
+          <w:i w:val="0"/>
+          <w:color w:val="000000"/>
+          <w:sz w:val="24"/>
+        </w:rPr>
+        <w:t>程卫平、王猛等针对水下机器人推力器物理输出上限，研究了基于可行方向法等处理推力边界约束的分配算法，</w:t>
+      </w:r>
+      <w:r>
+        <w:rPr>
+          <w:rFonts w:ascii="Times New Roman" w:hAnsi="Times New Roman" w:cs="Times New Roman" w:eastAsia="宋体"/>
+          <w:b w:val="0"/>
+          <w:i w:val="0"/>
+          <w:color w:val="000000"/>
+          <w:sz w:val="24"/>
+        </w:rPr>
+        <w:t xml:space="preserve">有效减小了推力饱和引起的力矩畸变 </w:t>
       </w:r>
       <w:hyperlink w:anchor="_Ref_Paper_14" w:history="1">
         <w:r>
@@ -2671,7 +2591,17 @@
           <w:color w:val="000000"/>
           <w:sz w:val="24"/>
         </w:rPr>
-        <w:t>；孙广威等针对矢量推进 ROV 提出了兼顾推力约束与分配效率的多级推力分配策略，在多推进器协调与能耗控制方面取得了良好效果</w:t>
+        <w:t>；孙广威等针对矢量推进 ROV 提出了兼顾推力约束与分配效率的多级推力分配策略，</w:t>
+      </w:r>
+      <w:r>
+        <w:rPr>
+          <w:rFonts w:ascii="Times New Roman" w:hAnsi="Times New Roman" w:cs="Times New Roman" w:eastAsia="宋体"/>
+          <w:b w:val="0"/>
+          <w:i w:val="0"/>
+          <w:color w:val="000000"/>
+          <w:sz w:val="24"/>
+        </w:rPr>
+        <w:t xml:space="preserve">提升了多推进器协调能力 </w:t>
       </w:r>
       <w:hyperlink w:anchor="_Ref_Paper_15" w:history="1">
         <w:r>
@@ -2703,7 +2633,7 @@
           <w:color w:val="000000"/>
           <w:sz w:val="24"/>
         </w:rPr>
-        <w:t xml:space="preserve">根据已有八推进器平台的空间安装位置、推力矢量方向及力臂关系，准确建立反映平台真实几何构型的 </w:t>
+        <w:t xml:space="preserve">依据平台八推进器真实几何构型建立准确的 </w:t>
       </w:r>
       <m:oMath>
         <m:r>
@@ -2736,7 +2666,7 @@
           <w:color w:val="000000"/>
           <w:sz w:val="24"/>
         </w:rPr>
-        <w:t>，并在求解流程中合理考虑推进器基本推力输出范围约束，是连接上层闭环运动控制器与底层执行机构的核心纽带。</w:t>
+        <w:t>，并在分配求解中引入推力输出范围约束处理策略以克服直接硬截断失真，是保障闭环控制系统稳定运行的关键环节。</w:t>
       </w:r>
     </w:p>
     <w:p>
@@ -2782,7 +2712,7 @@
           <w:color w:val="000000"/>
           <w:sz w:val="24"/>
         </w:rPr>
-        <w:t>在现代机器人与自主无人系统的研发流程中，控制算法的软件工程实现规范与闭环仿真验证平台扮演着重要角色。传统的离线仿真研究多基于纯数学脚本编写，虽然便于验证控制方程的理论收敛性，但脱离了嵌入式实时操作系统（RTOS）的多任务并发调度、进程间异步通信以及离散采样周期等软件工程约束，导致研究成果向实验平台移植时往往面临较大的软件重构工作量。</w:t>
+        <w:t>在现代机器人与无人系统的研发流程中，控制算法的模块化软件实现与闭环仿真验证平台至关重要。传统的控制算法验证多基于纯离线数学脚本（如纯 MATLAB 或 Python 数值积分），虽然便于验证控制律的数学收敛性，但脱离了嵌入式实时操作系统（RTOS）的多任务并发调度、模块间异步通信以及离散采样周期等工程约束，导致算法向实验平台机载硬件迁移时面临较大的代码重构工作量。</w:t>
       </w:r>
     </w:p>
     <w:p>
@@ -2800,7 +2730,7 @@
           <w:color w:val="000000"/>
           <w:sz w:val="24"/>
         </w:rPr>
-        <w:t>苏黎世联邦理工学院（ETH Zurich）Meier 等主导研发的 PX4 Autopilot 软件框架是当前无人系统领域广泛应用的开源嵌入式控制软件框架之一</w:t>
+        <w:t>苏黎世联邦理工学院（ETH Zurich）Meier 等主导研发的 PX4 Autopilot 是当前无人系统领域广泛应用的开源嵌入式控制软件框架之一</w:t>
       </w:r>
       <w:hyperlink w:anchor="_Ref_Paper_16" w:history="1">
         <w:r>
@@ -2822,35 +2752,17 @@
           <w:color w:val="000000"/>
           <w:sz w:val="24"/>
         </w:rPr>
-        <w:t>。PX4 采用了“算法模块层与系统中间件层”解耦的架构设计，底层支持 NuttX 实时操作系统与 POSIX 环境，核心数据链路依托基于共享内存的微对象请求代理（uORB）异步发布/订阅总线构建。在 PX4 架构中，状态估计、运动控制计算与执行器控制分配被划分为独立的功能模块，各模块仅通过带有微秒级时间戳的 uORB 消息进行数据交互。同时，PX4 原生支持软件在环（SITL）编译与运行，使得 C++ 控制与分配模块能够在计算机端按接近实机的调度机制运行，并通过标准消息接口与六自由度动力学仿真模型构成闭环，配合 ULog 日志工具记录各项状态与控制分配数据。</w:t>
-      </w:r>
-    </w:p>
-    <w:p>
-      <w:pPr>
-        <w:pStyle w:val="a7"/>
-        <w:jc w:val="both"/>
-        <w:spacing w:line="360" w:lineRule="auto"/>
-        <w:ind w:firstLineChars="200" w:firstLine="480"/>
-      </w:pPr>
-      <w:r>
-        <w:rPr>
-          <w:rFonts w:ascii="Times New Roman" w:hAnsi="Times New Roman" w:cs="Times New Roman" w:eastAsia="宋体"/>
-          <w:b w:val="0"/>
-          <w:i w:val="0"/>
-          <w:color w:val="000000"/>
-          <w:sz w:val="24"/>
-        </w:rPr>
-        <w:t>最初，PX4 主要针对空中多旋翼与固定翼飞行器进行设计。凭借其模块化的控制分配架构与良好的可扩展性，近年来国内外研究团队开始将 PX4 引入水下无人航行器研究领域。</w:t>
-      </w:r>
-      <w:r>
-        <w:rPr>
-          <w:rFonts w:ascii="Times New Roman" w:hAnsi="Times New Roman" w:cs="Times New Roman" w:eastAsia="宋体"/>
-          <w:b w:val="0"/>
-          <w:i w:val="0"/>
-          <w:color w:val="000000"/>
-          <w:sz w:val="24"/>
-        </w:rPr>
-        <w:t>Duecker 等推出了开源水下平台 HippoCampus X，依托基于 PX4 的软件在环仿真与水池实验完成了受限水域下的三维机动控制验证，证实了基于 PX4/SITL 构建水下航行器闭环仿真与控制验证体系的工程合理性</w:t>
+        <w:t>。PX4 采用“算法模块层与系统中间件层”解耦的架构设计，通过基于共享内存的微对象请求代理（uORB）异步发布/订阅总线实现状态估计、运动控制与控制分配模块之间的标准化数据交互；同时原生支持软件在环（SITL）闭环编译运行与 ULog 全状态日志记录。近年来，国内外研究团队开始将 PX4 架构拓展至水下无人航行器领域，</w:t>
+      </w:r>
+      <w:r>
+        <w:rPr>
+          <w:rFonts w:ascii="Times New Roman" w:hAnsi="Times New Roman" w:cs="Times New Roman" w:eastAsia="宋体"/>
+          <w:b w:val="0"/>
+          <w:i w:val="0"/>
+          <w:color w:val="000000"/>
+          <w:sz w:val="24"/>
+        </w:rPr>
+        <w:t>如 Duecker 等依托基于 PX4 的软件在环仿真与水池实验完成了 HippoCampus X 水下平台的三维机动控制验证，证实了基于 PX4/SITL 构建水下航行器闭环仿真与验证体系的工程合理性</w:t>
       </w:r>
       <w:hyperlink w:anchor="_Ref_Paper_17" w:history="1">
         <w:r>
@@ -2918,7 +2830,7 @@
           <w:color w:val="000000"/>
           <w:sz w:val="24"/>
         </w:rPr>
-        <w:t>为清晰梳理现有水下航行器运动控制与推力分配代表性方案的技术特点，现将国内外主流方案与本课题拟采取的研究方案归纳对比如下（见表 1）：</w:t>
+        <w:t>结合任务书确定的四个核心研究模块，将各模块常规工程做法的局限性、国内外代表性改进方法与本课题拟采取的研究方案归纳对比如下（见表 1）：</w:t>
       </w:r>
     </w:p>
     <w:p>
@@ -2935,7 +2847,7 @@
           <w:color w:val="000000"/>
           <w:sz w:val="21"/>
         </w:rPr>
-        <w:t>表 1  水下航行器典型运动控制与推力分配方案对比分析</w:t>
+        <w:t>表 1  本课题四大研究模块的现状局限、代表性方法与拟采取方案对比</w:t>
       </w:r>
     </w:p>
     <w:tbl>
@@ -2953,114 +2865,16 @@
         </w:tblBorders>
       </w:tblPr>
       <w:tblGrid>
-        <w:gridCol w:w="1385"/>
-        <w:gridCol w:w="1385"/>
-        <w:gridCol w:w="1385"/>
-        <w:gridCol w:w="1385"/>
-        <w:gridCol w:w="1385"/>
-        <w:gridCol w:w="1385"/>
+        <w:gridCol w:w="2078"/>
+        <w:gridCol w:w="2078"/>
+        <w:gridCol w:w="2078"/>
+        <w:gridCol w:w="2078"/>
       </w:tblGrid>
       <w:tr>
         <w:trPr>
           <w:tblHeader/>
           <w:cantSplit/>
         </w:trPr>
-        <w:tc>
-          <w:tcPr>
-            <w:tcW w:type="dxa" w:w="1304"/>
-            <w:vAlign w:val="center"/>
-          </w:tcPr>
-          <w:p>
-            <w:pPr>
-              <w:spacing w:before="40" w:after="40" w:line="288" w:lineRule="auto"/>
-              <w:ind w:firstLine="0"/>
-              <w:jc w:val="center"/>
-            </w:pPr>
-            <w:r/>
-            <w:r>
-              <w:rPr>
-                <w:rFonts w:ascii="Times New Roman" w:hAnsi="Times New Roman" w:cs="Times New Roman" w:eastAsia="黑体"/>
-                <w:b/>
-                <w:i w:val="0"/>
-                <w:color w:val="000000"/>
-                <w:sz w:val="19"/>
-              </w:rPr>
-              <w:t>方案类别</w:t>
-            </w:r>
-          </w:p>
-        </w:tc>
-        <w:tc>
-          <w:tcPr>
-            <w:tcW w:type="dxa" w:w="850"/>
-            <w:vAlign w:val="center"/>
-          </w:tcPr>
-          <w:p>
-            <w:pPr>
-              <w:spacing w:before="40" w:after="40" w:line="288" w:lineRule="auto"/>
-              <w:ind w:firstLine="0"/>
-              <w:jc w:val="center"/>
-            </w:pPr>
-            <w:r/>
-            <w:r>
-              <w:rPr>
-                <w:rFonts w:ascii="Times New Roman" w:hAnsi="Times New Roman" w:cs="Times New Roman" w:eastAsia="黑体"/>
-                <w:b/>
-                <w:i w:val="0"/>
-                <w:color w:val="000000"/>
-                <w:sz w:val="19"/>
-              </w:rPr>
-              <w:t>代表性文献</w:t>
-            </w:r>
-          </w:p>
-        </w:tc>
-        <w:tc>
-          <w:tcPr>
-            <w:tcW w:type="dxa" w:w="1814"/>
-            <w:vAlign w:val="center"/>
-          </w:tcPr>
-          <w:p>
-            <w:pPr>
-              <w:spacing w:before="40" w:after="40" w:line="288" w:lineRule="auto"/>
-              <w:ind w:firstLine="0"/>
-              <w:jc w:val="center"/>
-            </w:pPr>
-            <w:r/>
-            <w:r>
-              <w:rPr>
-                <w:rFonts w:ascii="Times New Roman" w:hAnsi="Times New Roman" w:cs="Times New Roman" w:eastAsia="黑体"/>
-                <w:b/>
-                <w:i w:val="0"/>
-                <w:color w:val="000000"/>
-                <w:sz w:val="19"/>
-              </w:rPr>
-              <w:t>模型信息利用方式</w:t>
-            </w:r>
-          </w:p>
-        </w:tc>
-        <w:tc>
-          <w:tcPr>
-            <w:tcW w:type="dxa" w:w="1531"/>
-            <w:vAlign w:val="center"/>
-          </w:tcPr>
-          <w:p>
-            <w:pPr>
-              <w:spacing w:before="40" w:after="40" w:line="288" w:lineRule="auto"/>
-              <w:ind w:firstLine="0"/>
-              <w:jc w:val="center"/>
-            </w:pPr>
-            <w:r/>
-            <w:r>
-              <w:rPr>
-                <w:rFonts w:ascii="Times New Roman" w:hAnsi="Times New Roman" w:cs="Times New Roman" w:eastAsia="黑体"/>
-                <w:b/>
-                <w:i w:val="0"/>
-                <w:color w:val="000000"/>
-                <w:sz w:val="19"/>
-              </w:rPr>
-              <w:t>推力分配与约束处理</w:t>
-            </w:r>
-          </w:p>
-        </w:tc>
         <w:tc>
           <w:tcPr>
             <w:tcW w:type="dxa" w:w="1474"/>
@@ -3081,13 +2895,13 @@
                 <w:color w:val="000000"/>
                 <w:sz w:val="19"/>
               </w:rPr>
-              <w:t>软件实现与验证环境</w:t>
+              <w:t>研究模块</w:t>
             </w:r>
           </w:p>
         </w:tc>
         <w:tc>
           <w:tcPr>
-            <w:tcW w:type="dxa" w:w="1757"/>
+            <w:tcW w:type="dxa" w:w="2154"/>
             <w:vAlign w:val="center"/>
           </w:tcPr>
           <w:p>
@@ -3105,7 +2919,55 @@
                 <w:color w:val="000000"/>
                 <w:sz w:val="19"/>
               </w:rPr>
-              <w:t>主要优势与局限性</w:t>
+              <w:t>常规做法与主要局限</w:t>
+            </w:r>
+          </w:p>
+        </w:tc>
+        <w:tc>
+          <w:tcPr>
+            <w:tcW w:type="dxa" w:w="2438"/>
+            <w:vAlign w:val="center"/>
+          </w:tcPr>
+          <w:p>
+            <w:pPr>
+              <w:spacing w:before="40" w:after="40" w:line="288" w:lineRule="auto"/>
+              <w:ind w:firstLine="0"/>
+              <w:jc w:val="center"/>
+            </w:pPr>
+            <w:r/>
+            <w:r>
+              <w:rPr>
+                <w:rFonts w:ascii="Times New Roman" w:hAnsi="Times New Roman" w:cs="Times New Roman" w:eastAsia="黑体"/>
+                <w:b/>
+                <w:i w:val="0"/>
+                <w:color w:val="000000"/>
+                <w:sz w:val="19"/>
+              </w:rPr>
+              <w:t>国内外代表性改进方法</w:t>
+            </w:r>
+          </w:p>
+        </w:tc>
+        <w:tc>
+          <w:tcPr>
+            <w:tcW w:type="dxa" w:w="2665"/>
+            <w:vAlign w:val="center"/>
+          </w:tcPr>
+          <w:p>
+            <w:pPr>
+              <w:spacing w:before="40" w:after="40" w:line="288" w:lineRule="auto"/>
+              <w:ind w:firstLine="0"/>
+              <w:jc w:val="center"/>
+            </w:pPr>
+            <w:r/>
+            <w:r>
+              <w:rPr>
+                <w:rFonts w:ascii="Times New Roman" w:hAnsi="Times New Roman" w:cs="Times New Roman" w:eastAsia="黑体"/>
+                <w:b/>
+                <w:i w:val="0"/>
+                <w:color w:val="000000"/>
+                <w:sz w:val="19"/>
+              </w:rPr>
+              <w:t>本课题拟采取的研究方案</w:t>
             </w:r>
           </w:p>
         </w:tc>
@@ -3116,7 +2978,7 @@
         </w:trPr>
         <w:tc>
           <w:tcPr>
-            <w:tcW w:type="dxa" w:w="1304"/>
+            <w:tcW w:type="dxa" w:w="1474"/>
             <w:vAlign w:val="center"/>
           </w:tcPr>
           <w:p>
@@ -3129,18 +2991,125 @@
             <w:r>
               <w:rPr>
                 <w:rFonts w:ascii="Times New Roman" w:hAnsi="Times New Roman" w:cs="Times New Roman" w:eastAsia="宋体"/>
+                <w:b/>
+                <w:i w:val="0"/>
+                <w:color w:val="000000"/>
+                <w:sz w:val="19"/>
+              </w:rPr>
+              <w:t>1. 动力学建模与系统辨识</w:t>
+            </w:r>
+          </w:p>
+        </w:tc>
+        <w:tc>
+          <w:tcPr>
+            <w:tcW w:type="dxa" w:w="2154"/>
+            <w:vAlign w:val="center"/>
+          </w:tcPr>
+          <w:p>
+            <w:pPr>
+              <w:spacing w:before="40" w:after="40" w:line="288" w:lineRule="auto"/>
+              <w:ind w:firstLine="0"/>
+              <w:jc w:val="left"/>
+            </w:pPr>
+            <w:r/>
+            <w:r>
+              <w:rPr>
+                <w:rFonts w:ascii="Times New Roman" w:hAnsi="Times New Roman" w:cs="Times New Roman" w:eastAsia="宋体"/>
                 <w:b w:val="0"/>
                 <w:i w:val="0"/>
                 <w:color w:val="000000"/>
                 <w:sz w:val="19"/>
               </w:rPr>
-              <w:t>传统无模型反馈控制</w:t>
+              <w:t>纯理论经验公式估算复杂构型水动力参数误差较大；大型平面运动机构（PMM）拖曳水池试验成本高、周期长</w:t>
             </w:r>
           </w:p>
         </w:tc>
         <w:tc>
           <w:tcPr>
-            <w:tcW w:type="dxa" w:w="850"/>
+            <w:tcW w:type="dxa" w:w="2438"/>
+            <w:vAlign w:val="center"/>
+          </w:tcPr>
+          <w:p>
+            <w:pPr>
+              <w:spacing w:before="40" w:after="40" w:line="288" w:lineRule="auto"/>
+              <w:ind w:firstLine="0"/>
+              <w:jc w:val="left"/>
+            </w:pPr>
+            <w:r/>
+            <w:r>
+              <w:rPr>
+                <w:rFonts w:ascii="Times New Roman" w:hAnsi="Times New Roman" w:cs="Times New Roman" w:eastAsia="宋体"/>
+                <w:b w:val="0"/>
+                <w:i w:val="0"/>
+                <w:color w:val="000000"/>
+                <w:sz w:val="19"/>
+              </w:rPr>
+              <w:t xml:space="preserve">采用 Fossen 六自由度动力学方程结构，对水动力矩阵做合理简化，结合自由衰减、阶跃激励等原位试验数据辨识主导水动力系数 </w:t>
+            </w:r>
+            <w:r>
+              <w:rPr>
+                <w:rFonts w:ascii="Times New Roman" w:hAnsi="Times New Roman" w:cs="Times New Roman" w:eastAsia="宋体"/>
+                <w:b w:val="0"/>
+                <w:i w:val="0"/>
+                <w:color w:val="000000"/>
+                <w:sz w:val="19"/>
+              </w:rPr>
+              <w:t>[2]</w:t>
+            </w:r>
+            <w:r>
+              <w:rPr>
+                <w:rFonts w:ascii="Times New Roman" w:hAnsi="Times New Roman" w:cs="Times New Roman" w:eastAsia="宋体"/>
+                <w:b w:val="0"/>
+                <w:i w:val="0"/>
+                <w:color w:val="000000"/>
+                <w:sz w:val="19"/>
+              </w:rPr>
+              <w:t>–</w:t>
+            </w:r>
+            <w:r>
+              <w:rPr>
+                <w:rFonts w:ascii="Times New Roman" w:hAnsi="Times New Roman" w:cs="Times New Roman" w:eastAsia="宋体"/>
+                <w:b w:val="0"/>
+                <w:i w:val="0"/>
+                <w:color w:val="000000"/>
+                <w:sz w:val="19"/>
+              </w:rPr>
+              <w:t>[8]</w:t>
+            </w:r>
+          </w:p>
+        </w:tc>
+        <w:tc>
+          <w:tcPr>
+            <w:tcW w:type="dxa" w:w="2665"/>
+            <w:vAlign w:val="center"/>
+          </w:tcPr>
+          <w:p>
+            <w:pPr>
+              <w:spacing w:before="40" w:after="40" w:line="288" w:lineRule="auto"/>
+              <w:ind w:firstLine="0"/>
+              <w:jc w:val="left"/>
+            </w:pPr>
+            <w:r/>
+            <w:r>
+              <w:rPr>
+                <w:rFonts w:ascii="Times New Roman" w:hAnsi="Times New Roman" w:cs="Times New Roman" w:eastAsia="宋体"/>
+                <w:b w:val="0"/>
+                <w:i w:val="0"/>
+                <w:color w:val="000000"/>
+                <w:sz w:val="19"/>
+              </w:rPr>
+              <w:t>套用六自由度标准方程，由三维模型与硬件资料确定刚体先验参数及推进器静态映射，对附加质量与阻尼矩阵做对角化简化，利用特征响应数据通过最小二乘/曲线拟合辨识未知参数并验证</w:t>
+            </w:r>
+          </w:p>
+        </w:tc>
+      </w:tr>
+      <w:tr>
+        <w:trPr>
+          <w:cantSplit/>
+        </w:trPr>
+        <w:tc>
+          <w:tcPr>
+            <w:tcW w:type="dxa" w:w="1474"/>
             <w:vAlign w:val="center"/>
           </w:tcPr>
           <w:p>
@@ -3153,38 +3122,18 @@
             <w:r>
               <w:rPr>
                 <w:rFonts w:ascii="Times New Roman" w:hAnsi="Times New Roman" w:cs="Times New Roman" w:eastAsia="宋体"/>
-                <w:b w:val="0"/>
+                <w:b/>
                 <w:i w:val="0"/>
                 <w:color w:val="000000"/>
                 <w:sz w:val="19"/>
               </w:rPr>
-              <w:t>[2]</w:t>
-            </w:r>
-            <w:r>
-              <w:rPr>
-                <w:rFonts w:ascii="Times New Roman" w:hAnsi="Times New Roman" w:cs="Times New Roman" w:eastAsia="宋体"/>
-                <w:b w:val="0"/>
-                <w:i w:val="0"/>
-                <w:color w:val="000000"/>
-                <w:sz w:val="19"/>
-              </w:rPr>
-              <w:t xml:space="preserve">, </w:t>
-            </w:r>
-            <w:r>
-              <w:rPr>
-                <w:rFonts w:ascii="Times New Roman" w:hAnsi="Times New Roman" w:cs="Times New Roman" w:eastAsia="宋体"/>
-                <w:b w:val="0"/>
-                <w:i w:val="0"/>
-                <w:color w:val="000000"/>
-                <w:sz w:val="19"/>
-              </w:rPr>
-              <w:t>[8]</w:t>
+              <w:t>2. 水下航行器运动控制</w:t>
             </w:r>
           </w:p>
         </w:tc>
         <w:tc>
           <w:tcPr>
-            <w:tcW w:type="dxa" w:w="1814"/>
+            <w:tcW w:type="dxa" w:w="2154"/>
             <w:vAlign w:val="center"/>
           </w:tcPr>
           <w:p>
@@ -3202,13 +3151,43 @@
                 <w:color w:val="000000"/>
                 <w:sz w:val="19"/>
               </w:rPr>
-              <w:t>不依赖动力学模型，仅利用状态跟踪误差（单回路/串级 PID）</w:t>
+              <w:t xml:space="preserve">传统无模型独立通道 PID 控制，忽略非线性重浮力恢复力矩与多轴水动力耦合，较大机动与水流扰动下易超调、响应滞后 </w:t>
+            </w:r>
+            <w:r>
+              <w:rPr>
+                <w:rFonts w:ascii="Times New Roman" w:hAnsi="Times New Roman" w:cs="Times New Roman" w:eastAsia="宋体"/>
+                <w:b w:val="0"/>
+                <w:i w:val="0"/>
+                <w:color w:val="000000"/>
+                <w:sz w:val="19"/>
+              </w:rPr>
+              <w:t>[2]</w:t>
+            </w:r>
+            <w:r>
+              <w:rPr>
+                <w:rFonts w:ascii="Times New Roman" w:hAnsi="Times New Roman" w:cs="Times New Roman" w:eastAsia="宋体"/>
+                <w:b w:val="0"/>
+                <w:i w:val="0"/>
+                <w:color w:val="000000"/>
+                <w:sz w:val="19"/>
+              </w:rPr>
+              <w:t xml:space="preserve">, </w:t>
+            </w:r>
+            <w:r>
+              <w:rPr>
+                <w:rFonts w:ascii="Times New Roman" w:hAnsi="Times New Roman" w:cs="Times New Roman" w:eastAsia="宋体"/>
+                <w:b w:val="0"/>
+                <w:i w:val="0"/>
+                <w:color w:val="000000"/>
+                <w:sz w:val="19"/>
+              </w:rPr>
+              <w:t>[8]</w:t>
             </w:r>
           </w:p>
         </w:tc>
         <w:tc>
           <w:tcPr>
-            <w:tcW w:type="dxa" w:w="1531"/>
+            <w:tcW w:type="dxa" w:w="2438"/>
             <w:vAlign w:val="center"/>
           </w:tcPr>
           <w:p>
@@ -3226,10 +3205,69 @@
                 <w:color w:val="000000"/>
                 <w:sz w:val="19"/>
               </w:rPr>
-              <w:t>固定比例混控或无约束伪逆直接截断</w:t>
+              <w:t>引入动力学模型信息与状态反馈相结合（如模型前馈补偿、状态观测输出反馈、反馈线性化、增量动态逆 INDI 等）</w:t>
+            </w:r>
+            <w:r>
+              <w:rPr>
+                <w:rFonts w:ascii="Times New Roman" w:hAnsi="Times New Roman" w:cs="Times New Roman" w:eastAsia="宋体"/>
+                <w:b w:val="0"/>
+                <w:i w:val="0"/>
+                <w:color w:val="000000"/>
+                <w:sz w:val="19"/>
+              </w:rPr>
+              <w:t>[9]</w:t>
+            </w:r>
+            <w:r>
+              <w:rPr>
+                <w:rFonts w:ascii="Times New Roman" w:hAnsi="Times New Roman" w:cs="Times New Roman" w:eastAsia="宋体"/>
+                <w:b w:val="0"/>
+                <w:i w:val="0"/>
+                <w:color w:val="000000"/>
+                <w:sz w:val="19"/>
+              </w:rPr>
+              <w:t>–</w:t>
+            </w:r>
+            <w:r>
+              <w:rPr>
+                <w:rFonts w:ascii="Times New Roman" w:hAnsi="Times New Roman" w:cs="Times New Roman" w:eastAsia="宋体"/>
+                <w:b w:val="0"/>
+                <w:i w:val="0"/>
+                <w:color w:val="000000"/>
+                <w:sz w:val="19"/>
+              </w:rPr>
+              <w:t>[11]</w:t>
             </w:r>
           </w:p>
         </w:tc>
+        <w:tc>
+          <w:tcPr>
+            <w:tcW w:type="dxa" w:w="2665"/>
+            <w:vAlign w:val="center"/>
+          </w:tcPr>
+          <w:p>
+            <w:pPr>
+              <w:spacing w:before="40" w:after="40" w:line="288" w:lineRule="auto"/>
+              <w:ind w:firstLine="0"/>
+              <w:jc w:val="left"/>
+            </w:pPr>
+            <w:r/>
+            <w:r>
+              <w:rPr>
+                <w:rFonts w:ascii="Times New Roman" w:hAnsi="Times New Roman" w:cs="Times New Roman" w:eastAsia="宋体"/>
+                <w:b w:val="0"/>
+                <w:i w:val="0"/>
+                <w:color w:val="000000"/>
+                <w:sz w:val="19"/>
+              </w:rPr>
+              <w:t>采用“辨识模型动态特性补偿 + 实时状态误差反馈”闭环控制思路（保留具体模型控制律比选空间），以传统无模型 PID 为基准开展多工况跟踪与抗流扰对比</w:t>
+            </w:r>
+          </w:p>
+        </w:tc>
+      </w:tr>
+      <w:tr>
+        <w:trPr>
+          <w:cantSplit/>
+        </w:trPr>
         <w:tc>
           <w:tcPr>
             <w:tcW w:type="dxa" w:w="1474"/>
@@ -3239,24 +3277,24 @@
             <w:pPr>
               <w:spacing w:before="40" w:after="40" w:line="288" w:lineRule="auto"/>
               <w:ind w:firstLine="0"/>
-              <w:jc w:val="left"/>
+              <w:jc w:val="center"/>
             </w:pPr>
             <w:r/>
             <w:r>
               <w:rPr>
                 <w:rFonts w:ascii="Times New Roman" w:hAnsi="Times New Roman" w:cs="Times New Roman" w:eastAsia="宋体"/>
-                <w:b w:val="0"/>
+                <w:b/>
                 <w:i w:val="0"/>
                 <w:color w:val="000000"/>
                 <w:sz w:val="19"/>
               </w:rPr>
-              <w:t>纯数值脚本或基础飞控固件</w:t>
+              <w:t>3. 八推进器控制分配</w:t>
             </w:r>
           </w:p>
         </w:tc>
         <w:tc>
           <w:tcPr>
-            <w:tcW w:type="dxa" w:w="1757"/>
+            <w:tcW w:type="dxa" w:w="2154"/>
             <w:vAlign w:val="center"/>
           </w:tcPr>
           <w:p>
@@ -3274,86 +3312,13 @@
                 <w:color w:val="000000"/>
                 <w:sz w:val="19"/>
               </w:rPr>
-              <w:t>结构简单、易于工程初调；但忽略多轴水动力耦合与非线性恢复力矩，大机动与流扰下易超调</w:t>
-            </w:r>
-          </w:p>
-        </w:tc>
-      </w:tr>
-      <w:tr>
-        <w:trPr>
-          <w:cantSplit/>
-        </w:trPr>
-        <w:tc>
-          <w:tcPr>
-            <w:tcW w:type="dxa" w:w="1304"/>
-            <w:vAlign w:val="center"/>
-          </w:tcPr>
-          <w:p>
-            <w:pPr>
-              <w:spacing w:before="40" w:after="40" w:line="288" w:lineRule="auto"/>
-              <w:ind w:firstLine="0"/>
-              <w:jc w:val="center"/>
-            </w:pPr>
-            <w:r/>
-            <w:r>
-              <w:rPr>
-                <w:rFonts w:ascii="Times New Roman" w:hAnsi="Times New Roman" w:cs="Times New Roman" w:eastAsia="宋体"/>
-                <w:b w:val="0"/>
-                <w:i w:val="0"/>
-                <w:color w:val="000000"/>
-                <w:sz w:val="19"/>
-              </w:rPr>
-              <w:t>全状态解析模型控制</w:t>
+              <w:t>固定比例混控表或无约束伪逆分配加直接硬截断（Clipping），推进器饱和时易导致合成广义力与力矩方向失真</w:t>
             </w:r>
           </w:p>
         </w:tc>
         <w:tc>
           <w:tcPr>
-            <w:tcW w:type="dxa" w:w="850"/>
-            <w:vAlign w:val="center"/>
-          </w:tcPr>
-          <w:p>
-            <w:pPr>
-              <w:spacing w:before="40" w:after="40" w:line="288" w:lineRule="auto"/>
-              <w:ind w:firstLine="0"/>
-              <w:jc w:val="center"/>
-            </w:pPr>
-            <w:r/>
-            <w:r>
-              <w:rPr>
-                <w:rFonts w:ascii="Times New Roman" w:hAnsi="Times New Roman" w:cs="Times New Roman" w:eastAsia="宋体"/>
-                <w:b w:val="0"/>
-                <w:i w:val="0"/>
-                <w:color w:val="000000"/>
-                <w:sz w:val="19"/>
-              </w:rPr>
-              <w:t>[9]</w:t>
-            </w:r>
-            <w:r>
-              <w:rPr>
-                <w:rFonts w:ascii="Times New Roman" w:hAnsi="Times New Roman" w:cs="Times New Roman" w:eastAsia="宋体"/>
-                <w:b w:val="0"/>
-                <w:i w:val="0"/>
-                <w:color w:val="000000"/>
-                <w:sz w:val="19"/>
-              </w:rPr>
-              <w:t xml:space="preserve">, </w:t>
-            </w:r>
-            <w:r>
-              <w:rPr>
-                <w:rFonts w:ascii="Times New Roman" w:hAnsi="Times New Roman" w:cs="Times New Roman" w:eastAsia="宋体"/>
-                <w:b w:val="0"/>
-                <w:i w:val="0"/>
-                <w:color w:val="000000"/>
-                <w:sz w:val="19"/>
-              </w:rPr>
-              <w:t>[10]</w:t>
-            </w:r>
-          </w:p>
-        </w:tc>
-        <w:tc>
-          <w:tcPr>
-            <w:tcW w:type="dxa" w:w="1814"/>
+            <w:tcW w:type="dxa" w:w="2438"/>
             <w:vAlign w:val="center"/>
           </w:tcPr>
           <w:p>
@@ -3371,13 +3336,43 @@
                 <w:color w:val="000000"/>
                 <w:sz w:val="19"/>
               </w:rPr>
-              <w:t>依赖完整六自由度水动力解析模型进行状态重构或前馈自适应抵消</w:t>
+              <w:t>基于空间几何映射矩阵的有界控制分配方法（加权伪逆、保方向缩放再分配、可行方向优化、多级分配等）</w:t>
+            </w:r>
+            <w:r>
+              <w:rPr>
+                <w:rFonts w:ascii="Times New Roman" w:hAnsi="Times New Roman" w:cs="Times New Roman" w:eastAsia="宋体"/>
+                <w:b w:val="0"/>
+                <w:i w:val="0"/>
+                <w:color w:val="000000"/>
+                <w:sz w:val="19"/>
+              </w:rPr>
+              <w:t>[12]</w:t>
+            </w:r>
+            <w:r>
+              <w:rPr>
+                <w:rFonts w:ascii="Times New Roman" w:hAnsi="Times New Roman" w:cs="Times New Roman" w:eastAsia="宋体"/>
+                <w:b w:val="0"/>
+                <w:i w:val="0"/>
+                <w:color w:val="000000"/>
+                <w:sz w:val="19"/>
+              </w:rPr>
+              <w:t>–</w:t>
+            </w:r>
+            <w:r>
+              <w:rPr>
+                <w:rFonts w:ascii="Times New Roman" w:hAnsi="Times New Roman" w:cs="Times New Roman" w:eastAsia="宋体"/>
+                <w:b w:val="0"/>
+                <w:i w:val="0"/>
+                <w:color w:val="000000"/>
+                <w:sz w:val="19"/>
+              </w:rPr>
+              <w:t>[15]</w:t>
             </w:r>
           </w:p>
         </w:tc>
         <w:tc>
           <w:tcPr>
-            <w:tcW w:type="dxa" w:w="1531"/>
+            <w:tcW w:type="dxa" w:w="2665"/>
             <w:vAlign w:val="center"/>
           </w:tcPr>
           <w:p>
@@ -3395,464 +3390,7 @@
                 <w:color w:val="000000"/>
                 <w:sz w:val="19"/>
               </w:rPr>
-              <w:t>伪逆分配或结合执行器动态补偿</w:t>
-            </w:r>
-          </w:p>
-        </w:tc>
-        <w:tc>
-          <w:tcPr>
-            <w:tcW w:type="dxa" w:w="1474"/>
-            <w:vAlign w:val="center"/>
-          </w:tcPr>
-          <w:p>
-            <w:pPr>
-              <w:spacing w:before="40" w:after="40" w:line="288" w:lineRule="auto"/>
-              <w:ind w:firstLine="0"/>
-              <w:jc w:val="left"/>
-            </w:pPr>
-            <w:r/>
-            <w:r>
-              <w:rPr>
-                <w:rFonts w:ascii="Times New Roman" w:hAnsi="Times New Roman" w:cs="Times New Roman" w:eastAsia="宋体"/>
-                <w:b w:val="0"/>
-                <w:i w:val="0"/>
-                <w:color w:val="000000"/>
-                <w:sz w:val="19"/>
-              </w:rPr>
-              <w:t>离线数学仿真（如 MATLAB）与专用水池测试</w:t>
-            </w:r>
-          </w:p>
-        </w:tc>
-        <w:tc>
-          <w:tcPr>
-            <w:tcW w:type="dxa" w:w="1757"/>
-            <w:vAlign w:val="center"/>
-          </w:tcPr>
-          <w:p>
-            <w:pPr>
-              <w:spacing w:before="40" w:after="40" w:line="288" w:lineRule="auto"/>
-              <w:ind w:firstLine="0"/>
-              <w:jc w:val="left"/>
-            </w:pPr>
-            <w:r/>
-            <w:r>
-              <w:rPr>
-                <w:rFonts w:ascii="Times New Roman" w:hAnsi="Times New Roman" w:cs="Times New Roman" w:eastAsia="宋体"/>
-                <w:b w:val="0"/>
-                <w:i w:val="0"/>
-                <w:color w:val="000000"/>
-                <w:sz w:val="19"/>
-              </w:rPr>
-              <w:t>理论解耦与跟踪精度高；但对</w:t>
-            </w:r>
-            <w:r>
-              <w:rPr>
-                <w:rFonts w:ascii="Times New Roman" w:hAnsi="Times New Roman" w:cs="Times New Roman" w:eastAsia="宋体"/>
-                <w:b w:val="0"/>
-                <w:i w:val="0"/>
-                <w:color w:val="000000"/>
-                <w:sz w:val="19"/>
-              </w:rPr>
-              <w:t>复杂构型</w:t>
-            </w:r>
-            <w:r>
-              <w:rPr>
-                <w:rFonts w:ascii="Times New Roman" w:hAnsi="Times New Roman" w:cs="Times New Roman" w:eastAsia="宋体"/>
-                <w:b w:val="0"/>
-                <w:i w:val="0"/>
-                <w:color w:val="000000"/>
-                <w:sz w:val="19"/>
-              </w:rPr>
-              <w:t xml:space="preserve"> ROV 全套水动力参数的先验建模精度要求较高</w:t>
-            </w:r>
-          </w:p>
-        </w:tc>
-      </w:tr>
-      <w:tr>
-        <w:trPr>
-          <w:cantSplit/>
-        </w:trPr>
-        <w:tc>
-          <w:tcPr>
-            <w:tcW w:type="dxa" w:w="1304"/>
-            <w:vAlign w:val="center"/>
-          </w:tcPr>
-          <w:p>
-            <w:pPr>
-              <w:spacing w:before="40" w:after="40" w:line="288" w:lineRule="auto"/>
-              <w:ind w:firstLine="0"/>
-              <w:jc w:val="center"/>
-            </w:pPr>
-            <w:r/>
-            <w:r>
-              <w:rPr>
-                <w:rFonts w:ascii="Times New Roman" w:hAnsi="Times New Roman" w:cs="Times New Roman" w:eastAsia="宋体"/>
-                <w:b w:val="0"/>
-                <w:i w:val="0"/>
-                <w:color w:val="000000"/>
-                <w:sz w:val="19"/>
-              </w:rPr>
-              <w:t>局部增量/动态逆控制</w:t>
-            </w:r>
-          </w:p>
-        </w:tc>
-        <w:tc>
-          <w:tcPr>
-            <w:tcW w:type="dxa" w:w="850"/>
-            <w:vAlign w:val="center"/>
-          </w:tcPr>
-          <w:p>
-            <w:pPr>
-              <w:spacing w:before="40" w:after="40" w:line="288" w:lineRule="auto"/>
-              <w:ind w:firstLine="0"/>
-              <w:jc w:val="center"/>
-            </w:pPr>
-            <w:r/>
-            <w:r>
-              <w:rPr>
-                <w:rFonts w:ascii="Times New Roman" w:hAnsi="Times New Roman" w:cs="Times New Roman" w:eastAsia="宋体"/>
-                <w:b w:val="0"/>
-                <w:i w:val="0"/>
-                <w:color w:val="000000"/>
-                <w:sz w:val="19"/>
-              </w:rPr>
-              <w:t>[11]</w:t>
-            </w:r>
-          </w:p>
-        </w:tc>
-        <w:tc>
-          <w:tcPr>
-            <w:tcW w:type="dxa" w:w="1814"/>
-            <w:vAlign w:val="center"/>
-          </w:tcPr>
-          <w:p>
-            <w:pPr>
-              <w:spacing w:before="40" w:after="40" w:line="288" w:lineRule="auto"/>
-              <w:ind w:firstLine="0"/>
-              <w:jc w:val="left"/>
-            </w:pPr>
-            <w:r/>
-            <w:r>
-              <w:rPr>
-                <w:rFonts w:ascii="Times New Roman" w:hAnsi="Times New Roman" w:cs="Times New Roman" w:eastAsia="宋体"/>
-                <w:b w:val="0"/>
-                <w:i w:val="0"/>
-                <w:color w:val="000000"/>
-                <w:sz w:val="19"/>
-              </w:rPr>
-              <w:t>结合局部控制效能模型与高频角加速度/状态差分反馈补偿不确定性</w:t>
-            </w:r>
-          </w:p>
-        </w:tc>
-        <w:tc>
-          <w:tcPr>
-            <w:tcW w:type="dxa" w:w="1531"/>
-            <w:vAlign w:val="center"/>
-          </w:tcPr>
-          <w:p>
-            <w:pPr>
-              <w:spacing w:before="40" w:after="40" w:line="288" w:lineRule="auto"/>
-              <w:ind w:firstLine="0"/>
-              <w:jc w:val="left"/>
-            </w:pPr>
-            <w:r/>
-            <w:r>
-              <w:rPr>
-                <w:rFonts w:ascii="Times New Roman" w:hAnsi="Times New Roman" w:cs="Times New Roman" w:eastAsia="宋体"/>
-                <w:b w:val="0"/>
-                <w:i w:val="0"/>
-                <w:color w:val="000000"/>
-                <w:sz w:val="19"/>
-              </w:rPr>
-              <w:t>伪逆分配或加权伪逆分配</w:t>
-            </w:r>
-          </w:p>
-        </w:tc>
-        <w:tc>
-          <w:tcPr>
-            <w:tcW w:type="dxa" w:w="1474"/>
-            <w:vAlign w:val="center"/>
-          </w:tcPr>
-          <w:p>
-            <w:pPr>
-              <w:spacing w:before="40" w:after="40" w:line="288" w:lineRule="auto"/>
-              <w:ind w:firstLine="0"/>
-              <w:jc w:val="left"/>
-            </w:pPr>
-            <w:r/>
-            <w:r>
-              <w:rPr>
-                <w:rFonts w:ascii="Times New Roman" w:hAnsi="Times New Roman" w:cs="Times New Roman" w:eastAsia="宋体"/>
-                <w:b w:val="0"/>
-                <w:i w:val="0"/>
-                <w:color w:val="000000"/>
-                <w:sz w:val="19"/>
-              </w:rPr>
-              <w:t>ROS/Gazebo 仿真与定制嵌入式节点</w:t>
-            </w:r>
-          </w:p>
-        </w:tc>
-        <w:tc>
-          <w:tcPr>
-            <w:tcW w:type="dxa" w:w="1757"/>
-            <w:vAlign w:val="center"/>
-          </w:tcPr>
-          <w:p>
-            <w:pPr>
-              <w:spacing w:before="40" w:after="40" w:line="288" w:lineRule="auto"/>
-              <w:ind w:firstLine="0"/>
-              <w:jc w:val="left"/>
-            </w:pPr>
-            <w:r/>
-            <w:r>
-              <w:rPr>
-                <w:rFonts w:ascii="Times New Roman" w:hAnsi="Times New Roman" w:cs="Times New Roman" w:eastAsia="宋体"/>
-                <w:b w:val="0"/>
-                <w:i w:val="0"/>
-                <w:color w:val="000000"/>
-                <w:sz w:val="19"/>
-              </w:rPr>
-              <w:t>对慢变水动力阻尼参数不敏感、高频抗扰较好；但对传感器滤波同步与分配矩阵准确性敏感</w:t>
-            </w:r>
-          </w:p>
-        </w:tc>
-      </w:tr>
-      <w:tr>
-        <w:trPr>
-          <w:cantSplit/>
-        </w:trPr>
-        <w:tc>
-          <w:tcPr>
-            <w:tcW w:type="dxa" w:w="1304"/>
-            <w:vAlign w:val="center"/>
-          </w:tcPr>
-          <w:p>
-            <w:pPr>
-              <w:spacing w:before="40" w:after="40" w:line="288" w:lineRule="auto"/>
-              <w:ind w:firstLine="0"/>
-              <w:jc w:val="center"/>
-            </w:pPr>
-            <w:r/>
-            <w:r>
-              <w:rPr>
-                <w:rFonts w:ascii="Times New Roman" w:hAnsi="Times New Roman" w:cs="Times New Roman" w:eastAsia="宋体"/>
-                <w:b/>
-                <w:i w:val="0"/>
-                <w:color w:val="000000"/>
-                <w:sz w:val="19"/>
-              </w:rPr>
-              <w:t>本课题研究方案</w:t>
-            </w:r>
-          </w:p>
-        </w:tc>
-        <w:tc>
-          <w:tcPr>
-            <w:tcW w:type="dxa" w:w="850"/>
-            <w:vAlign w:val="center"/>
-          </w:tcPr>
-          <w:p>
-            <w:pPr>
-              <w:spacing w:before="40" w:after="40" w:line="288" w:lineRule="auto"/>
-              <w:ind w:firstLine="0"/>
-              <w:jc w:val="center"/>
-            </w:pPr>
-            <w:r/>
-            <w:r>
-              <w:rPr>
-                <w:rFonts w:ascii="Times New Roman" w:hAnsi="Times New Roman" w:cs="Times New Roman" w:eastAsia="宋体"/>
-                <w:b w:val="0"/>
-                <w:i w:val="0"/>
-                <w:color w:val="000000"/>
-                <w:sz w:val="19"/>
-              </w:rPr>
-              <w:t>—</w:t>
-            </w:r>
-          </w:p>
-        </w:tc>
-        <w:tc>
-          <w:tcPr>
-            <w:tcW w:type="dxa" w:w="1814"/>
-            <w:vAlign w:val="center"/>
-          </w:tcPr>
-          <w:p>
-            <w:pPr>
-              <w:spacing w:before="40" w:after="40" w:line="288" w:lineRule="auto"/>
-              <w:ind w:firstLine="0"/>
-              <w:jc w:val="left"/>
-            </w:pPr>
-            <w:r/>
-            <w:r>
-              <w:rPr>
-                <w:rFonts w:ascii="Times New Roman" w:hAnsi="Times New Roman" w:cs="Times New Roman" w:eastAsia="宋体"/>
-                <w:b w:val="0"/>
-                <w:i w:val="0"/>
-                <w:color w:val="000000"/>
-                <w:sz w:val="19"/>
-              </w:rPr>
-              <w:t xml:space="preserve">机理建模与数据辨识相结合获取标称模型 </w:t>
-            </w:r>
-            <m:oMath>
-              <m:r>
-                <m:rPr>
-                  <m:sty m:val="p"/>
-                </m:rPr>
-                <w:rPr>
-                  <w:rFonts w:ascii="Cambria Math" w:hAnsi="Cambria Math" w:eastAsia="宋体"/>
-                  <w:sz w:val="24"/>
-                  <w:szCs w:val="24"/>
-                </w:rPr>
-                <m:t>(</m:t>
-              </m:r>
-              <m:acc>
-                <m:accPr>
-                  <m:chr m:val="̂"/>
-                </m:accPr>
-                <m:e>
-                  <m:r>
-                    <m:rPr>
-                      <m:sty m:val="bi"/>
-                    </m:rPr>
-                    <w:rPr>
-                      <w:rFonts w:ascii="Cambria Math" w:hAnsi="Cambria Math" w:eastAsia="宋体"/>
-                      <w:sz w:val="24"/>
-                      <w:szCs w:val="24"/>
-                    </w:rPr>
-                    <m:t>M</m:t>
-                  </m:r>
-                </m:e>
-              </m:acc>
-              <m:r>
-                <m:rPr>
-                  <m:sty m:val="p"/>
-                </m:rPr>
-                <w:rPr>
-                  <w:rFonts w:ascii="Cambria Math" w:hAnsi="Cambria Math" w:eastAsia="宋体"/>
-                  <w:sz w:val="24"/>
-                  <w:szCs w:val="24"/>
-                </w:rPr>
-                <m:t>, </m:t>
-              </m:r>
-              <m:acc>
-                <m:accPr>
-                  <m:chr m:val="̂"/>
-                </m:accPr>
-                <m:e>
-                  <m:r>
-                    <m:rPr>
-                      <m:sty m:val="bi"/>
-                    </m:rPr>
-                    <w:rPr>
-                      <w:rFonts w:ascii="Cambria Math" w:hAnsi="Cambria Math" w:eastAsia="宋体"/>
-                      <w:sz w:val="24"/>
-                      <w:szCs w:val="24"/>
-                    </w:rPr>
-                    <m:t>C</m:t>
-                  </m:r>
-                </m:e>
-              </m:acc>
-              <m:r>
-                <m:rPr>
-                  <m:sty m:val="p"/>
-                </m:rPr>
-                <w:rPr>
-                  <w:rFonts w:ascii="Cambria Math" w:hAnsi="Cambria Math" w:eastAsia="宋体"/>
-                  <w:sz w:val="24"/>
-                  <w:szCs w:val="24"/>
-                </w:rPr>
-                <m:t>, </m:t>
-              </m:r>
-              <m:acc>
-                <m:accPr>
-                  <m:chr m:val="̂"/>
-                </m:accPr>
-                <m:e>
-                  <m:r>
-                    <m:rPr>
-                      <m:sty m:val="bi"/>
-                    </m:rPr>
-                    <w:rPr>
-                      <w:rFonts w:ascii="Cambria Math" w:hAnsi="Cambria Math" w:eastAsia="宋体"/>
-                      <w:sz w:val="24"/>
-                      <w:szCs w:val="24"/>
-                    </w:rPr>
-                    <m:t>D</m:t>
-                  </m:r>
-                </m:e>
-              </m:acc>
-              <m:r>
-                <m:rPr>
-                  <m:sty m:val="p"/>
-                </m:rPr>
-                <w:rPr>
-                  <w:rFonts w:ascii="Cambria Math" w:hAnsi="Cambria Math" w:eastAsia="宋体"/>
-                  <w:sz w:val="24"/>
-                  <w:szCs w:val="24"/>
-                </w:rPr>
-                <m:t>, </m:t>
-              </m:r>
-              <m:acc>
-                <m:accPr>
-                  <m:chr m:val="̂"/>
-                </m:accPr>
-                <m:e>
-                  <m:r>
-                    <m:rPr>
-                      <m:sty m:val="bi"/>
-                    </m:rPr>
-                    <w:rPr>
-                      <w:rFonts w:ascii="Cambria Math" w:hAnsi="Cambria Math" w:eastAsia="宋体"/>
-                      <w:sz w:val="24"/>
-                      <w:szCs w:val="24"/>
-                    </w:rPr>
-                    <m:t>g</m:t>
-                  </m:r>
-                </m:e>
-              </m:acc>
-              <m:r>
-                <m:rPr>
-                  <m:sty m:val="p"/>
-                </m:rPr>
-                <w:rPr>
-                  <w:rFonts w:ascii="Cambria Math" w:hAnsi="Cambria Math" w:eastAsia="宋体"/>
-                  <w:sz w:val="24"/>
-                  <w:szCs w:val="24"/>
-                </w:rPr>
-                <m:t>)</m:t>
-              </m:r>
-            </m:oMath>
-            <w:r>
-              <w:rPr>
-                <w:rFonts w:ascii="Times New Roman" w:hAnsi="Times New Roman" w:cs="Times New Roman" w:eastAsia="宋体"/>
-                <w:b w:val="0"/>
-                <w:i w:val="0"/>
-                <w:color w:val="000000"/>
-                <w:sz w:val="19"/>
-              </w:rPr>
-              <w:t>，模型特性补偿与实时状态反馈相结合</w:t>
-            </w:r>
-          </w:p>
-        </w:tc>
-        <w:tc>
-          <w:tcPr>
-            <w:tcW w:type="dxa" w:w="1531"/>
-            <w:vAlign w:val="center"/>
-          </w:tcPr>
-          <w:p>
-            <w:pPr>
-              <w:spacing w:before="40" w:after="40" w:line="288" w:lineRule="auto"/>
-              <w:ind w:firstLine="0"/>
-              <w:jc w:val="left"/>
-            </w:pPr>
-            <w:r/>
-            <w:r>
-              <w:rPr>
-                <w:rFonts w:ascii="Times New Roman" w:hAnsi="Times New Roman" w:cs="Times New Roman" w:eastAsia="宋体"/>
-                <w:b w:val="0"/>
-                <w:i w:val="0"/>
-                <w:color w:val="000000"/>
-                <w:sz w:val="19"/>
-              </w:rPr>
-              <w:t xml:space="preserve">建立八推进器 </w:t>
+              <w:t xml:space="preserve">推导八推进器 </w:t>
             </w:r>
             <m:oMath>
               <m:r>
@@ -3898,7 +3436,7 @@
                 <w:color w:val="000000"/>
                 <w:sz w:val="19"/>
               </w:rPr>
-              <w:t xml:space="preserve">，考虑基本推力输出范围约束 </w:t>
+              <w:t xml:space="preserve">，引入基本推力范围 </w:t>
             </w:r>
             <m:oMath>
               <m:r>
@@ -3991,8 +3529,53 @@
                 <m:t>]</m:t>
               </m:r>
             </m:oMath>
+            <w:r>
+              <w:rPr>
+                <w:rFonts w:ascii="Times New Roman" w:hAnsi="Times New Roman" w:cs="Times New Roman" w:eastAsia="宋体"/>
+                <w:b w:val="0"/>
+                <w:i w:val="0"/>
+                <w:color w:val="000000"/>
+                <w:sz w:val="19"/>
+              </w:rPr>
+              <w:t xml:space="preserve"> 约束处理策略，并与无约束直接硬截断对比分析分配误差 </w:t>
+            </w:r>
+            <m:oMath>
+              <m:sSub>
+                <m:e>
+                  <m:r>
+                    <m:rPr>
+                      <m:sty m:val="bi"/>
+                    </m:rPr>
+                    <w:rPr>
+                      <w:rFonts w:ascii="Cambria Math" w:hAnsi="Cambria Math" w:eastAsia="宋体"/>
+                      <w:sz w:val="24"/>
+                      <w:szCs w:val="24"/>
+                    </w:rPr>
+                    <m:t>e</m:t>
+                  </m:r>
+                </m:e>
+                <m:sub>
+                  <m:r>
+                    <m:rPr>
+                      <m:sty m:val="i"/>
+                    </m:rPr>
+                    <w:rPr>
+                      <w:rFonts w:ascii="Cambria Math" w:hAnsi="Cambria Math" w:eastAsia="宋体"/>
+                      <w:sz w:val="24"/>
+                      <w:szCs w:val="24"/>
+                    </w:rPr>
+                    <m:t>τ</m:t>
+                  </m:r>
+                </m:sub>
+              </m:sSub>
+            </m:oMath>
           </w:p>
         </w:tc>
+      </w:tr>
+      <w:tr>
+        <w:trPr>
+          <w:cantSplit/>
+        </w:trPr>
         <w:tc>
           <w:tcPr>
             <w:tcW w:type="dxa" w:w="1474"/>
@@ -4002,24 +3585,24 @@
             <w:pPr>
               <w:spacing w:before="40" w:after="40" w:line="288" w:lineRule="auto"/>
               <w:ind w:firstLine="0"/>
-              <w:jc w:val="left"/>
+              <w:jc w:val="center"/>
             </w:pPr>
             <w:r/>
             <w:r>
               <w:rPr>
                 <w:rFonts w:ascii="Times New Roman" w:hAnsi="Times New Roman" w:cs="Times New Roman" w:eastAsia="宋体"/>
-                <w:b w:val="0"/>
+                <w:b/>
                 <w:i w:val="0"/>
                 <w:color w:val="000000"/>
                 <w:sz w:val="19"/>
               </w:rPr>
-              <w:t>基于 PX4 架构与 uORB 总线的 SITL 软件在环闭环仿真</w:t>
+              <w:t>4. 闭环仿真与系统验证</w:t>
             </w:r>
           </w:p>
         </w:tc>
         <w:tc>
           <w:tcPr>
-            <w:tcW w:type="dxa" w:w="1757"/>
+            <w:tcW w:type="dxa" w:w="2154"/>
             <w:vAlign w:val="center"/>
           </w:tcPr>
           <w:p>
@@ -4037,7 +3620,85 @@
                 <w:color w:val="000000"/>
                 <w:sz w:val="19"/>
               </w:rPr>
-              <w:t>兼顾物理模型可解释性与状态反馈稳健性，保留具体控制算法横向比选空间，软件架构标准化</w:t>
+              <w:t>纯离线数学脚本（如纯 MATLAB/Python）仿真，脱离嵌入式实时多任务调度与异步通信约束，向实机移植重构工作量大</w:t>
+            </w:r>
+          </w:p>
+        </w:tc>
+        <w:tc>
+          <w:tcPr>
+            <w:tcW w:type="dxa" w:w="2438"/>
+            <w:vAlign w:val="center"/>
+          </w:tcPr>
+          <w:p>
+            <w:pPr>
+              <w:spacing w:before="40" w:after="40" w:line="288" w:lineRule="auto"/>
+              <w:ind w:firstLine="0"/>
+              <w:jc w:val="left"/>
+            </w:pPr>
+            <w:r/>
+            <w:r>
+              <w:rPr>
+                <w:rFonts w:ascii="Times New Roman" w:hAnsi="Times New Roman" w:cs="Times New Roman" w:eastAsia="宋体"/>
+                <w:b w:val="0"/>
+                <w:i w:val="0"/>
+                <w:color w:val="000000"/>
+                <w:sz w:val="19"/>
+              </w:rPr>
+              <w:t xml:space="preserve">基于开源嵌入式飞控软件架构（PX4）与 uORB 异步微消息总线的软件在环（SITL）闭环验证体系 </w:t>
+            </w:r>
+            <w:r>
+              <w:rPr>
+                <w:rFonts w:ascii="Times New Roman" w:hAnsi="Times New Roman" w:cs="Times New Roman" w:eastAsia="宋体"/>
+                <w:b w:val="0"/>
+                <w:i w:val="0"/>
+                <w:color w:val="000000"/>
+                <w:sz w:val="19"/>
+              </w:rPr>
+              <w:t>[16]</w:t>
+            </w:r>
+            <w:r>
+              <w:rPr>
+                <w:rFonts w:ascii="Times New Roman" w:hAnsi="Times New Roman" w:cs="Times New Roman" w:eastAsia="宋体"/>
+                <w:b w:val="0"/>
+                <w:i w:val="0"/>
+                <w:color w:val="000000"/>
+                <w:sz w:val="19"/>
+              </w:rPr>
+              <w:t xml:space="preserve">, </w:t>
+            </w:r>
+            <w:r>
+              <w:rPr>
+                <w:rFonts w:ascii="Times New Roman" w:hAnsi="Times New Roman" w:cs="Times New Roman" w:eastAsia="宋体"/>
+                <w:b w:val="0"/>
+                <w:i w:val="0"/>
+                <w:color w:val="000000"/>
+                <w:sz w:val="19"/>
+              </w:rPr>
+              <w:t>[17]</w:t>
+            </w:r>
+          </w:p>
+        </w:tc>
+        <w:tc>
+          <w:tcPr>
+            <w:tcW w:type="dxa" w:w="2665"/>
+            <w:vAlign w:val="center"/>
+          </w:tcPr>
+          <w:p>
+            <w:pPr>
+              <w:spacing w:before="40" w:after="40" w:line="288" w:lineRule="auto"/>
+              <w:ind w:firstLine="0"/>
+              <w:jc w:val="left"/>
+            </w:pPr>
+            <w:r/>
+            <w:r>
+              <w:rPr>
+                <w:rFonts w:ascii="Times New Roman" w:hAnsi="Times New Roman" w:cs="Times New Roman" w:eastAsia="宋体"/>
+                <w:b w:val="0"/>
+                <w:i w:val="0"/>
+                <w:color w:val="000000"/>
+                <w:sz w:val="19"/>
+              </w:rPr>
+              <w:t>在 PX4/SITL 环境中集成辨识后的六自由度模型、运动控制模块与八推进器控制分配模块，完成典型运动工况与适量流扰下的闭环性能验证</w:t>
             </w:r>
           </w:p>
         </w:tc>
@@ -4058,47 +3719,7 @@
           <w:color w:val="000000"/>
           <w:sz w:val="24"/>
         </w:rPr>
-        <w:t>综合上述四个领域的研究现状与表 1 对比分析，可以提炼出当前水下无人航行器控制领域的发展趋势与对本课题的关键启示：一是系统研发呈现出机理建模、数据辨识、模型控制、推力分配与飞控闭环仿真全链路协同推进的发展趋势；二是在水下非线性不确定性与流扰背景下，盲目追求结构过于复杂的强自适应或过度拘泥于某一种先验假设严苛的单一算法，容易在实际水流工况下出现鲁棒性不足；稳健且具工程可行性的方法，是以经验证的标称模型为基石，结合系统状态反馈构建通用且弹性的控制律框架，为后续结合实际辨识结果展开方法比选留出充分的方法比选空间与算法拓展余地；三是依托成熟的开源自主系统飞控架构（如 PX4）及其 SITL 软件在环仿真机制，已成为连接理论算法设计与实物水下平台部署的关键工程纽带与验证平台。基于上述启示，本课题确立了</w:t>
-      </w:r>
-      <w:r>
-        <w:rPr>
-          <w:rFonts w:ascii="Times New Roman" w:hAnsi="Times New Roman" w:cs="Times New Roman" w:eastAsia="宋体"/>
-          <w:b w:val="0"/>
-          <w:i w:val="0"/>
-          <w:color w:val="000000"/>
-          <w:sz w:val="24"/>
-        </w:rPr>
-        <w:t>以已有八推进器</w:t>
-      </w:r>
-      <w:r>
-        <w:rPr>
-          <w:rFonts w:ascii="Times New Roman" w:hAnsi="Times New Roman" w:cs="Times New Roman" w:eastAsia="宋体"/>
-          <w:b w:val="0"/>
-          <w:i w:val="0"/>
-          <w:color w:val="000000"/>
-          <w:sz w:val="24"/>
-        </w:rPr>
-        <w:t>便携式</w:t>
-      </w:r>
-      <w:r>
-        <w:rPr>
-          <w:rFonts w:ascii="Times New Roman" w:hAnsi="Times New Roman" w:cs="Times New Roman" w:eastAsia="宋体"/>
-          <w:b w:val="0"/>
-          <w:i w:val="0"/>
-          <w:color w:val="000000"/>
-          <w:sz w:val="24"/>
-        </w:rPr>
-        <w:t>水下航行器为对象，系统推进六自由度动力学与推进器建模、基于相关数据的系统辨识与模型验证、基于模型和状态反馈的运动控制设计、八推进器控制分配</w:t>
-      </w:r>
-      <w:r>
-        <w:rPr>
-          <w:rFonts w:ascii="Times New Roman" w:hAnsi="Times New Roman" w:cs="Times New Roman" w:eastAsia="宋体"/>
-          <w:b w:val="0"/>
-          <w:i w:val="0"/>
-          <w:color w:val="000000"/>
-          <w:sz w:val="24"/>
-        </w:rPr>
-        <w:t>以及基于 PX4/SITL 的闭环仿真验证研究，研究目标明确，技术路线清晰可行，具有扎实的学术支撑与良好的工程应用前景。</w:t>
+        <w:t>综合上述四个模块的研究现状与表 1 对比分析，可以提炼出对本课题的关键启示：一是直接套用成熟的六自由度动力学方程框架并做对角化工程简化，利用三维结构数据确定刚体参数，再通过特征动态响应数据拟合未知水动力系数，能够以较低成本获取满足控制器设计与仿真需求的实用化模型；二是针对传统无模型 PID 控制易超调及无约束伪逆硬截断易失真的工程痛点，在控制层引入辨识模型的动态补偿、在分配层引入推进器推力范围约束处理，并保留具体模型控制算法的横向比选余地，兼具性能提升潜力与工程稳健性；三是将动力学模型、运动控制与八推进器控制分配统一集成至 PX4/SITL 软件架构下开展闭环验证，能够有效弥合离线算法设计与嵌入式工程实现之间的鸿沟。</w:t>
       </w:r>
     </w:p>
     <w:p>
@@ -4275,7 +3896,7 @@
           <w:color w:val="000000"/>
           <w:sz w:val="24"/>
         </w:rPr>
-        <w:t>围绕上述研究目标，本课题应完成的主要研究内容与拟解决的关键问题包括以下四个方面：</w:t>
+        <w:t>围绕上述预期目标与任务书要求，本课题的主要研究内容划分为以下四个核心模块：</w:t>
       </w:r>
     </w:p>
     <w:p>
@@ -4293,7 +3914,7 @@
           <w:color w:val="000000"/>
           <w:sz w:val="24"/>
         </w:rPr>
-        <w:t>1） 水下航行器动力学与推进器建模：</w:t>
+        <w:t>1） 水下航行器动力学建模与系统辨识：</w:t>
       </w:r>
       <w:r>
         <w:rPr>
@@ -4323,57 +3944,37 @@
           <w:color w:val="000000"/>
           <w:sz w:val="24"/>
         </w:rPr>
-        <w:t>水下航行器平台，梳理其机械构型与推进器三维几何布局</w:t>
-      </w:r>
-      <w:r>
-        <w:rPr>
-          <w:rFonts w:ascii="Times New Roman" w:hAnsi="Times New Roman" w:cs="Times New Roman" w:eastAsia="宋体"/>
-          <w:b w:val="0"/>
-          <w:i w:val="0"/>
-          <w:color w:val="000000"/>
-          <w:sz w:val="24"/>
-        </w:rPr>
-        <w:t>，建立六自由度运动学与非线性动力学模型，系统考虑刚体惯性、水动力附加质量、科氏向心力、线性和二次非线性水动力阻尼以及重浮力恢复力矩等主导物理效应；</w:t>
-      </w:r>
-      <w:r>
-        <w:rPr>
-          <w:rFonts w:ascii="Times New Roman" w:hAnsi="Times New Roman" w:cs="Times New Roman" w:eastAsia="宋体"/>
-          <w:b w:val="0"/>
-          <w:i w:val="0"/>
-          <w:color w:val="000000"/>
-          <w:sz w:val="24"/>
-        </w:rPr>
-        <w:t>结合已有平台推进器参数资料，建立单推进器控制输入与推力输出之间的静态映射关系并明确基本推力输出范围</w:t>
-      </w:r>
-      <w:r>
-        <w:rPr>
-          <w:rFonts w:ascii="Times New Roman" w:hAnsi="Times New Roman" w:cs="Times New Roman" w:eastAsia="宋体"/>
-          <w:b w:val="0"/>
-          <w:i w:val="0"/>
-          <w:color w:val="000000"/>
-          <w:sz w:val="24"/>
-        </w:rPr>
-        <w:t>，为系统辨识、控制设计与</w:t>
-      </w:r>
-      <w:r>
-        <w:rPr>
-          <w:rFonts w:ascii="Times New Roman" w:hAnsi="Times New Roman" w:cs="Times New Roman" w:eastAsia="宋体"/>
-          <w:b w:val="0"/>
-          <w:i w:val="0"/>
-          <w:color w:val="000000"/>
-          <w:sz w:val="24"/>
-        </w:rPr>
-        <w:t>推力分配</w:t>
-      </w:r>
-      <w:r>
-        <w:rPr>
-          <w:rFonts w:ascii="Times New Roman" w:hAnsi="Times New Roman" w:cs="Times New Roman" w:eastAsia="宋体"/>
-          <w:b w:val="0"/>
-          <w:i w:val="0"/>
-          <w:color w:val="000000"/>
-          <w:sz w:val="24"/>
-        </w:rPr>
-        <w:t>提供可靠的模型基础。</w:t>
+        <w:t>水下航行器平台，</w:t>
+      </w:r>
+      <w:r>
+        <w:rPr>
+          <w:rFonts w:ascii="Times New Roman" w:hAnsi="Times New Roman" w:cs="Times New Roman" w:eastAsia="宋体"/>
+          <w:b w:val="0"/>
+          <w:i w:val="0"/>
+          <w:color w:val="000000"/>
+          <w:sz w:val="24"/>
+        </w:rPr>
+        <w:t>套用六自由度运动学与动力学标准方程</w:t>
+      </w:r>
+      <w:r>
+        <w:rPr>
+          <w:rFonts w:ascii="Times New Roman" w:hAnsi="Times New Roman" w:cs="Times New Roman" w:eastAsia="宋体"/>
+          <w:b w:val="0"/>
+          <w:i w:val="0"/>
+          <w:color w:val="000000"/>
+          <w:sz w:val="24"/>
+        </w:rPr>
+        <w:t>，考虑刚体惯性、附加质量、科氏力与向心力、水动力阻尼以及重力与浮力恢复作用等主要动力学因素；</w:t>
+      </w:r>
+      <w:r>
+        <w:rPr>
+          <w:rFonts w:ascii="Times New Roman" w:hAnsi="Times New Roman" w:cs="Times New Roman" w:eastAsia="宋体"/>
+          <w:b w:val="0"/>
+          <w:i w:val="0"/>
+          <w:color w:val="000000"/>
+          <w:sz w:val="24"/>
+        </w:rPr>
+        <w:t>结合平台三维结构资料确定刚体质量、转动惯量与重浮心位置等先验参数，建立单推进器控制输入到推力输出的静态映射关系并明确基本推力范围。在此基础上，对附加质量与水动力阻尼矩阵做工程对角化简化，明确系统辨识的激励输入、状态输出及所需数据关系，结合平台特征工况（如阶跃推力或自由衰减）动态响应数据，采用最小二乘或曲线拟合方法对关键未知水动力参数进行辨识与修正，并通过代表性动态响应验证模型与数据之间的偏差，得到用于运动控制设计和 PX4/SITL 闭环仿真的航行器动力学模型。</w:t>
       </w:r>
     </w:p>
     <w:p>
@@ -4391,57 +3992,17 @@
           <w:color w:val="000000"/>
           <w:sz w:val="24"/>
         </w:rPr>
-        <w:t>2） 系统辨识与模型验证分析：</w:t>
-      </w:r>
-      <w:r>
-        <w:rPr>
-          <w:rFonts w:ascii="Times New Roman" w:hAnsi="Times New Roman" w:cs="Times New Roman" w:eastAsia="宋体"/>
-          <w:b w:val="0"/>
-          <w:i w:val="0"/>
-          <w:color w:val="000000"/>
-          <w:sz w:val="24"/>
-        </w:rPr>
-        <w:t>在理论动力学模型基础上，分析各自由度动力学方程中未知参数的可辨识性，明确系统辨识的激励输入、状态响应输出及所需数据关系；</w:t>
-      </w:r>
-      <w:r>
-        <w:rPr>
-          <w:rFonts w:ascii="Times New Roman" w:hAnsi="Times New Roman" w:cs="Times New Roman" w:eastAsia="宋体"/>
-          <w:b w:val="0"/>
-          <w:i w:val="0"/>
-          <w:color w:val="000000"/>
-          <w:sz w:val="24"/>
-        </w:rPr>
-        <w:t>结合已有平台</w:t>
-      </w:r>
-      <w:r>
-        <w:rPr>
-          <w:rFonts w:ascii="Times New Roman" w:hAnsi="Times New Roman" w:cs="Times New Roman" w:eastAsia="宋体"/>
-          <w:b w:val="0"/>
-          <w:i w:val="0"/>
-          <w:color w:val="000000"/>
-          <w:sz w:val="24"/>
-        </w:rPr>
-        <w:t>结构与质量先验参数及特征工况（如阶跃推力或自由衰减）</w:t>
-      </w:r>
-      <w:r>
-        <w:rPr>
-          <w:rFonts w:ascii="Times New Roman" w:hAnsi="Times New Roman" w:cs="Times New Roman" w:eastAsia="宋体"/>
-          <w:b w:val="0"/>
-          <w:i w:val="0"/>
-          <w:color w:val="000000"/>
-          <w:sz w:val="24"/>
-        </w:rPr>
-        <w:t>动态响应数据开展系统参数辨识，对水动力附加质量与阻尼等关键未知量进行估计与修正</w:t>
-      </w:r>
-      <w:r>
-        <w:rPr>
-          <w:rFonts w:ascii="Times New Roman" w:hAnsi="Times New Roman" w:cs="Times New Roman" w:eastAsia="宋体"/>
-          <w:b w:val="0"/>
-          <w:i w:val="0"/>
-          <w:color w:val="000000"/>
-          <w:sz w:val="24"/>
-        </w:rPr>
-        <w:t>；通过代表性动态响应对比模型输出与测试数据，量化评估模型拟合误差与残差分布，明确标称模型的物理保真度与工程适用范围。</w:t>
+        <w:t>2） 水下航行器运动控制方法研究：</w:t>
+      </w:r>
+      <w:r>
+        <w:rPr>
+          <w:rFonts w:ascii="Times New Roman" w:hAnsi="Times New Roman" w:cs="Times New Roman" w:eastAsia="宋体"/>
+          <w:b w:val="0"/>
+          <w:i w:val="0"/>
+          <w:color w:val="000000"/>
+          <w:sz w:val="24"/>
+        </w:rPr>
+        <w:t>以辨识验证后的航行器动力学模型为基础，针对传统无模型 PID 控制在多自由度耦合与流扰下易超调的局限，结合航行器动力学特性补偿与实时状态误差反馈构建闭环运动控制系统（可根据辨识模型特性灵活采用模型前馈补偿、反馈线性化或增量动态逆等模型控制律），根据参考状态与当前状态之间的误差计算航行器所需的期望广义力和力矩，实现姿态、深度和航向等基本运动状态的稳定闭环控制；以传统无模型 PID 控制为对比基准，选取代表性运动工况分析跟踪性能和动态特性，并考察外部水流扰动对闭环控制性能的影响。</w:t>
       </w:r>
     </w:p>
     <w:p>
@@ -4459,47 +4020,17 @@
           <w:color w:val="000000"/>
           <w:sz w:val="24"/>
         </w:rPr>
-        <w:t>3） 模型运动控制与八推进器控制分配：</w:t>
-      </w:r>
-      <w:r>
-        <w:rPr>
-          <w:rFonts w:ascii="Times New Roman" w:hAnsi="Times New Roman" w:cs="Times New Roman" w:eastAsia="宋体"/>
-          <w:b w:val="0"/>
-          <w:i w:val="0"/>
-          <w:color w:val="000000"/>
-          <w:sz w:val="24"/>
-        </w:rPr>
-        <w:t>以经验证的航行器标称模型为基石，结合动力学已知特性补偿与实时状态反馈构建闭环运动控制律，</w:t>
-      </w:r>
-      <w:r>
-        <w:rPr>
-          <w:rFonts w:ascii="Times New Roman" w:hAnsi="Times New Roman" w:cs="Times New Roman" w:eastAsia="宋体"/>
-          <w:b w:val="0"/>
-          <w:i w:val="0"/>
-          <w:color w:val="000000"/>
-          <w:sz w:val="24"/>
-        </w:rPr>
-        <w:t>支持经典 PID 控制与模型补偿控制算法的多工况横向对比，</w:t>
-      </w:r>
-      <w:r>
-        <w:rPr>
-          <w:rFonts w:ascii="Times New Roman" w:hAnsi="Times New Roman" w:cs="Times New Roman" w:eastAsia="宋体"/>
-          <w:b w:val="0"/>
-          <w:i w:val="0"/>
-          <w:color w:val="000000"/>
-          <w:sz w:val="24"/>
-        </w:rPr>
-        <w:t>输出机体期望的六自由度广义力和力矩，实现姿态、深度和航向等基本运动状态的闭环稳定跟踪，并考察模型不确定性与外部扰动对控制性能的影响；</w:t>
-      </w:r>
-      <w:r>
-        <w:rPr>
-          <w:rFonts w:ascii="Times New Roman" w:hAnsi="Times New Roman" w:cs="Times New Roman" w:eastAsia="宋体"/>
-          <w:b w:val="0"/>
-          <w:i w:val="0"/>
-          <w:color w:val="000000"/>
-          <w:sz w:val="24"/>
-        </w:rPr>
-        <w:t xml:space="preserve">根据已有平台推进器空间安装位置与推力方向矢量构建 </w:t>
+        <w:t>3） 八推进器控制分配：</w:t>
+      </w:r>
+      <w:r>
+        <w:rPr>
+          <w:rFonts w:ascii="Times New Roman" w:hAnsi="Times New Roman" w:cs="Times New Roman" w:eastAsia="宋体"/>
+          <w:b w:val="0"/>
+          <w:i w:val="0"/>
+          <w:color w:val="000000"/>
+          <w:sz w:val="24"/>
+        </w:rPr>
+        <w:t xml:space="preserve">根据已有八推进器平台（水平面 4 台矢量倾斜布置、垂直面 4 台垂向对称布置）的推进器安装位置、推力方向及力臂关系，建立各推进器推力与航行器广义力、力矩之间的映射关系及 </w:t>
       </w:r>
       <m:oMath>
         <m:r>
@@ -4522,37 +4053,17 @@
           <w:color w:val="000000"/>
           <w:sz w:val="24"/>
         </w:rPr>
-        <w:t xml:space="preserve"> 控制分配矩阵</w:t>
-      </w:r>
-      <w:r>
-        <w:rPr>
-          <w:rFonts w:ascii="Times New Roman" w:hAnsi="Times New Roman" w:cs="Times New Roman" w:eastAsia="宋体"/>
-          <w:b w:val="0"/>
-          <w:i w:val="0"/>
-          <w:color w:val="000000"/>
-          <w:sz w:val="24"/>
-        </w:rPr>
-        <w:t>，系统考虑推进器</w:t>
-      </w:r>
-      <w:r>
-        <w:rPr>
-          <w:rFonts w:ascii="Times New Roman" w:hAnsi="Times New Roman" w:cs="Times New Roman" w:eastAsia="宋体"/>
-          <w:b w:val="0"/>
-          <w:i w:val="0"/>
-          <w:color w:val="000000"/>
-          <w:sz w:val="24"/>
-        </w:rPr>
-        <w:t>基本</w:t>
-      </w:r>
-      <w:r>
-        <w:rPr>
-          <w:rFonts w:ascii="Times New Roman" w:hAnsi="Times New Roman" w:cs="Times New Roman" w:eastAsia="宋体"/>
-          <w:b w:val="0"/>
-          <w:i w:val="0"/>
-          <w:color w:val="000000"/>
-          <w:sz w:val="24"/>
-        </w:rPr>
-        <w:t>推力输出范围约束生成各推进器推力指令，量化分析控制分配误差与推力饱和情况。</w:t>
+        <w:t xml:space="preserve"> 控制分配矩阵；</w:t>
+      </w:r>
+      <w:r>
+        <w:rPr>
+          <w:rFonts w:ascii="Times New Roman" w:hAnsi="Times New Roman" w:cs="Times New Roman" w:eastAsia="宋体"/>
+          <w:b w:val="0"/>
+          <w:i w:val="0"/>
+          <w:color w:val="000000"/>
+          <w:sz w:val="24"/>
+        </w:rPr>
+        <w:t>针对常规无约束伪逆分配在推进器超限时直接硬截断易造成合成力矩方向失真的问题，结合推进器实际输出范围引入推力边界约束处理策略，将运动控制器输出的期望广义力和力矩转换为各推进器推力指令，并与无约束直接硬截断方案对比，结合控制分配误差和各推进器输出饱和情况分析分配效果。</w:t>
       </w:r>
     </w:p>
     <w:p>
@@ -4580,27 +4091,17 @@
           <w:color w:val="000000"/>
           <w:sz w:val="24"/>
         </w:rPr>
-        <w:t>在 PX4/SITL 仿真环境中构建由航行器动力学模型、运动控制模块和八推进器控制分配模块组成的闭环仿真系统，依托 uORB 异步微消息总线完成位姿状态、期望力矩与推进器控制指令的高频实时交互；</w:t>
-      </w:r>
-      <w:r>
-        <w:rPr>
-          <w:rFonts w:ascii="Times New Roman" w:hAnsi="Times New Roman" w:cs="Times New Roman" w:eastAsia="宋体"/>
-          <w:b w:val="0"/>
-          <w:i w:val="0"/>
-          <w:color w:val="000000"/>
-          <w:sz w:val="24"/>
-        </w:rPr>
-        <w:t>设置空间定点悬停、姿态稳定、定深控制与定航控制等典型运动工况及适量外部水流扰动条件开展闭环仿真</w:t>
-      </w:r>
-      <w:r>
-        <w:rPr>
-          <w:rFonts w:ascii="Times New Roman" w:hAnsi="Times New Roman" w:cs="Times New Roman" w:eastAsia="宋体"/>
-          <w:b w:val="0"/>
-          <w:i w:val="0"/>
-          <w:color w:val="000000"/>
-          <w:sz w:val="24"/>
-        </w:rPr>
-        <w:t>，综合位置/姿态跟踪误差、动态响应指标及控制分配残差开展系统性定量性能评估。</w:t>
+        <w:t>在 PX4/SITL 仿真环境中构建由航行器动力学模型、运动控制模块和八推进器控制分配模块组成的闭环仿真系统，通过 uORB 异步消息总线完成必要的状态信息、控制量和推进器指令交互；</w:t>
+      </w:r>
+      <w:r>
+        <w:rPr>
+          <w:rFonts w:ascii="Times New Roman" w:hAnsi="Times New Roman" w:cs="Times New Roman" w:eastAsia="宋体"/>
+          <w:b w:val="0"/>
+          <w:i w:val="0"/>
+          <w:color w:val="000000"/>
+          <w:sz w:val="24"/>
+        </w:rPr>
+        <w:t>设置空间定点悬停、姿态稳定、定深控制与定航控制等代表性运动工况及适量外部水流扰动条件，考察闭环系统的动态特性和控制效果，结合位置/姿态跟踪误差、动态响应指标及控制分配误差进行量化性能分析，验证闭环系统的控制效果。</w:t>
       </w:r>
     </w:p>
     <w:p>
@@ -4674,7 +4175,7 @@
           <w:color w:val="000000"/>
           <w:sz w:val="24"/>
         </w:rPr>
-        <w:t>本课题采用理论机理建模、数据驱动参数辨识、基于模型与状态反馈的控制设计、受约束控制分配求解以及软件在环闭环仿真相结合的研究方法，在明确总体技术框架的同时，为各模块具体算法形式的比选与优化留出合理空间：</w:t>
+        <w:t>对应上述四个研究模块，本课题拟采取的具体研究方法如下：</w:t>
       </w:r>
     </w:p>
     <w:p>
@@ -4692,7 +4193,7 @@
           <w:color w:val="000000"/>
           <w:sz w:val="24"/>
         </w:rPr>
-        <w:t>1） 六自由度动力学与推进器建模方法：</w:t>
+        <w:t>1） 水下航行器动力学建模与系统辨识方法：</w:t>
       </w:r>
       <w:r>
         <w:rPr>
@@ -5436,7 +4937,17 @@
           <w:color w:val="000000"/>
           <w:sz w:val="24"/>
         </w:rPr>
-        <w:t>。综合刚体动力学与水动力作用，建立六自由度运动学与动力学基本方程：</w:t>
+        <w:t>。</w:t>
+      </w:r>
+      <w:r>
+        <w:rPr>
+          <w:rFonts w:ascii="Times New Roman" w:hAnsi="Times New Roman" w:cs="Times New Roman" w:eastAsia="宋体"/>
+          <w:b w:val="0"/>
+          <w:i w:val="0"/>
+          <w:color w:val="000000"/>
+          <w:sz w:val="24"/>
+        </w:rPr>
+        <w:t>套用标准六自由度运动学与动力学方程：</w:t>
       </w:r>
     </w:p>
     <w:p>
@@ -6237,17 +5748,113 @@
           <w:color w:val="000000"/>
           <w:sz w:val="24"/>
         </w:rPr>
-        <w:t xml:space="preserve"> 为外部扰动项。同时，</w:t>
-      </w:r>
-      <w:r>
-        <w:rPr>
-          <w:rFonts w:ascii="Times New Roman" w:hAnsi="Times New Roman" w:cs="Times New Roman" w:eastAsia="宋体"/>
-          <w:b w:val="0"/>
-          <w:i w:val="0"/>
-          <w:color w:val="000000"/>
-          <w:sz w:val="24"/>
-        </w:rPr>
-        <w:t xml:space="preserve">结合已有平台推进器参数资料，建立单推进器控制输入到推力输出的静态特性映射关系，明确推进器正向与反向推力的基本输出边界 </w:t>
+        <w:t xml:space="preserve"> 为外部扰动项。</w:t>
+      </w:r>
+      <w:r>
+        <w:rPr>
+          <w:rFonts w:ascii="Times New Roman" w:hAnsi="Times New Roman" w:cs="Times New Roman" w:eastAsia="宋体"/>
+          <w:b w:val="0"/>
+          <w:i w:val="0"/>
+          <w:color w:val="000000"/>
+          <w:sz w:val="24"/>
+        </w:rPr>
+        <w:t xml:space="preserve">其中，刚体惯性矩阵 </w:t>
+      </w:r>
+      <m:oMath>
+        <m:sSub>
+          <m:e>
+            <m:r>
+              <m:rPr>
+                <m:sty m:val="bi"/>
+              </m:rPr>
+              <w:rPr>
+                <w:rFonts w:ascii="Cambria Math" w:hAnsi="Cambria Math" w:eastAsia="宋体"/>
+                <w:sz w:val="24"/>
+                <w:szCs w:val="24"/>
+              </w:rPr>
+              <m:t>M</m:t>
+            </m:r>
+          </m:e>
+          <m:sub>
+            <m:r>
+              <m:rPr>
+                <m:sty m:val="p"/>
+              </m:rPr>
+              <w:rPr>
+                <w:rFonts w:ascii="Cambria Math" w:hAnsi="Cambria Math" w:eastAsia="宋体"/>
+                <w:sz w:val="24"/>
+                <w:szCs w:val="24"/>
+              </w:rPr>
+              <m:t>RB</m:t>
+            </m:r>
+          </m:sub>
+        </m:sSub>
+      </m:oMath>
+      <w:r>
+        <w:rPr>
+          <w:rFonts w:ascii="Times New Roman" w:hAnsi="Times New Roman" w:cs="Times New Roman" w:eastAsia="宋体"/>
+          <w:b w:val="0"/>
+          <w:i w:val="0"/>
+          <w:color w:val="000000"/>
+          <w:sz w:val="24"/>
+        </w:rPr>
+        <w:t xml:space="preserve"> 与恢复力矩项 </w:t>
+      </w:r>
+      <m:oMath>
+        <m:r>
+          <m:rPr>
+            <m:sty m:val="bi"/>
+          </m:rPr>
+          <w:rPr>
+            <w:rFonts w:ascii="Cambria Math" w:hAnsi="Cambria Math" w:eastAsia="宋体"/>
+            <w:sz w:val="24"/>
+            <w:szCs w:val="24"/>
+          </w:rPr>
+          <m:t>g</m:t>
+        </m:r>
+        <m:r>
+          <m:rPr>
+            <m:sty m:val="p"/>
+          </m:rPr>
+          <w:rPr>
+            <w:rFonts w:ascii="Cambria Math" w:hAnsi="Cambria Math" w:eastAsia="宋体"/>
+            <w:sz w:val="24"/>
+            <w:szCs w:val="24"/>
+          </w:rPr>
+          <m:t>(</m:t>
+        </m:r>
+        <m:r>
+          <m:rPr>
+            <m:sty m:val="bi"/>
+          </m:rPr>
+          <w:rPr>
+            <w:rFonts w:ascii="Cambria Math" w:hAnsi="Cambria Math" w:eastAsia="宋体"/>
+            <w:sz w:val="24"/>
+            <w:szCs w:val="24"/>
+          </w:rPr>
+          <m:t>η</m:t>
+        </m:r>
+        <m:r>
+          <m:rPr>
+            <m:sty m:val="p"/>
+          </m:rPr>
+          <w:rPr>
+            <w:rFonts w:ascii="Cambria Math" w:hAnsi="Cambria Math" w:eastAsia="宋体"/>
+            <w:sz w:val="24"/>
+            <w:szCs w:val="24"/>
+          </w:rPr>
+          <m:t>)</m:t>
+        </m:r>
+      </m:oMath>
+      <w:r>
+        <w:rPr>
+          <w:rFonts w:ascii="Times New Roman" w:hAnsi="Times New Roman" w:cs="Times New Roman" w:eastAsia="宋体"/>
+          <w:b w:val="0"/>
+          <w:i w:val="0"/>
+          <w:color w:val="000000"/>
+          <w:sz w:val="24"/>
+        </w:rPr>
+        <w:t xml:space="preserve"> 由平台三维模型与质量属性直接确定；单推进器采用控制输入到推力输出的静态拟合映射关系，并明确推力上下界 </w:t>
       </w:r>
       <m:oMath>
         <m:r>
@@ -6429,22 +6036,52 @@
       <w:r>
         <w:rPr>
           <w:rFonts w:ascii="Times New Roman" w:hAnsi="Times New Roman" w:cs="Times New Roman" w:eastAsia="宋体"/>
-          <w:b/>
-          <w:i w:val="0"/>
-          <w:color w:val="000000"/>
-          <w:sz w:val="24"/>
-        </w:rPr>
-        <w:t>2） 系统辨识与模型验证方法：</w:t>
-      </w:r>
-      <w:r>
-        <w:rPr>
-          <w:rFonts w:ascii="Times New Roman" w:hAnsi="Times New Roman" w:cs="Times New Roman" w:eastAsia="宋体"/>
-          <w:b w:val="0"/>
-          <w:i w:val="0"/>
-          <w:color w:val="000000"/>
-          <w:sz w:val="24"/>
-        </w:rPr>
-        <w:t xml:space="preserve">结合已有八推进器平台的几何结构与质量参数确定先验已知量，梳理出主导各自由度动态响应的关键未知水动力参数集 </w:t>
+          <w:b w:val="0"/>
+          <w:i w:val="0"/>
+          <w:color w:val="000000"/>
+          <w:sz w:val="24"/>
+        </w:rPr>
+        <w:t xml:space="preserve">考虑便携式水下航行器低速运动特性与机体对称性，忽略次要的非对角交叉水动力耦合项，将附加质量矩阵 </w:t>
+      </w:r>
+      <m:oMath>
+        <m:sSub>
+          <m:e>
+            <m:r>
+              <m:rPr>
+                <m:sty m:val="bi"/>
+              </m:rPr>
+              <w:rPr>
+                <w:rFonts w:ascii="Cambria Math" w:hAnsi="Cambria Math" w:eastAsia="宋体"/>
+                <w:sz w:val="24"/>
+                <w:szCs w:val="24"/>
+              </w:rPr>
+              <m:t>M</m:t>
+            </m:r>
+          </m:e>
+          <m:sub>
+            <m:r>
+              <m:rPr>
+                <m:sty m:val="p"/>
+              </m:rPr>
+              <w:rPr>
+                <w:rFonts w:ascii="Cambria Math" w:hAnsi="Cambria Math" w:eastAsia="宋体"/>
+                <w:sz w:val="24"/>
+                <w:szCs w:val="24"/>
+              </w:rPr>
+              <m:t>A</m:t>
+            </m:r>
+          </m:sub>
+        </m:sSub>
+      </m:oMath>
+      <w:r>
+        <w:rPr>
+          <w:rFonts w:ascii="Times New Roman" w:hAnsi="Times New Roman" w:cs="Times New Roman" w:eastAsia="宋体"/>
+          <w:b w:val="0"/>
+          <w:i w:val="0"/>
+          <w:color w:val="000000"/>
+          <w:sz w:val="24"/>
+        </w:rPr>
+        <w:t xml:space="preserve"> 及线性、二次水动力阻尼矩阵简化为对角矩阵，提炼出各自由度待辨识的关键未知水动力参数集 </w:t>
       </w:r>
       <m:oMath>
         <m:r>
@@ -6467,47 +6104,7 @@
           <w:color w:val="000000"/>
           <w:sz w:val="24"/>
         </w:rPr>
-        <w:t>。</w:t>
-      </w:r>
-      <w:r>
-        <w:rPr>
-          <w:rFonts w:ascii="Times New Roman" w:hAnsi="Times New Roman" w:cs="Times New Roman" w:eastAsia="宋体"/>
-          <w:b w:val="0"/>
-          <w:i w:val="0"/>
-          <w:color w:val="000000"/>
-          <w:sz w:val="24"/>
-        </w:rPr>
-        <w:t>根据动力学方程构造激励输入（推进器推力或广义控制力）与状态输出（线速度、角速度、姿态、深度等动态响应）之间的参数化辨识关系，</w:t>
-      </w:r>
-      <w:r>
-        <w:rPr>
-          <w:rFonts w:ascii="Times New Roman" w:hAnsi="Times New Roman" w:cs="Times New Roman" w:eastAsia="宋体"/>
-          <w:b w:val="0"/>
-          <w:i w:val="0"/>
-          <w:color w:val="000000"/>
-          <w:sz w:val="24"/>
-        </w:rPr>
-        <w:t>利用平台参数资料及</w:t>
-      </w:r>
-      <w:r>
-        <w:rPr>
-          <w:rFonts w:ascii="Times New Roman" w:hAnsi="Times New Roman" w:cs="Times New Roman" w:eastAsia="宋体"/>
-          <w:b w:val="0"/>
-          <w:i w:val="0"/>
-          <w:color w:val="000000"/>
-          <w:sz w:val="24"/>
-        </w:rPr>
-        <w:t>特征工况</w:t>
-      </w:r>
-      <w:r>
-        <w:rPr>
-          <w:rFonts w:ascii="Times New Roman" w:hAnsi="Times New Roman" w:cs="Times New Roman" w:eastAsia="宋体"/>
-          <w:b w:val="0"/>
-          <w:i w:val="0"/>
-          <w:color w:val="000000"/>
-          <w:sz w:val="24"/>
-        </w:rPr>
-        <w:t xml:space="preserve">动态响应数据对未知参数 </w:t>
+        <w:t xml:space="preserve">。在单自由度特征激励（如阶跃推力或自由衰减）下，将式 (1) 整理为关于未知参数 </w:t>
       </w:r>
       <m:oMath>
         <m:r>
@@ -6530,17 +6127,30 @@
           <w:color w:val="000000"/>
           <w:sz w:val="24"/>
         </w:rPr>
-        <w:t xml:space="preserve"> 进行参数估计与修正。</w:t>
-      </w:r>
-      <w:r>
-        <w:rPr>
-          <w:rFonts w:ascii="Times New Roman" w:hAnsi="Times New Roman" w:cs="Times New Roman" w:eastAsia="宋体"/>
-          <w:b w:val="0"/>
-          <w:i w:val="0"/>
-          <w:color w:val="000000"/>
-          <w:sz w:val="24"/>
-        </w:rPr>
-        <w:t xml:space="preserve">随后，通过代表性动态响应对比模型输出与相关数据，定量评估模型偏差并明确模型适用范围，获得经验证的标称模型 </w:t>
+        <w:t xml:space="preserve"> 的参数化辨识方程，利用推力输入与状态响应数据通过最小二乘法或非线性最小二乘曲线拟合求解参数集 </w:t>
+      </w:r>
+      <m:oMath>
+        <m:r>
+          <m:rPr>
+            <m:sty m:val="bi"/>
+          </m:rPr>
+          <w:rPr>
+            <w:rFonts w:ascii="Cambria Math" w:hAnsi="Cambria Math" w:eastAsia="宋体"/>
+            <w:sz w:val="24"/>
+            <w:szCs w:val="24"/>
+          </w:rPr>
+          <m:t>θ</m:t>
+        </m:r>
+      </m:oMath>
+      <w:r>
+        <w:rPr>
+          <w:rFonts w:ascii="Times New Roman" w:hAnsi="Times New Roman" w:cs="Times New Roman" w:eastAsia="宋体"/>
+          <w:b w:val="0"/>
+          <w:i w:val="0"/>
+          <w:color w:val="000000"/>
+          <w:sz w:val="24"/>
+        </w:rPr>
+        <w:t xml:space="preserve">；随后将辨识参数代回六自由度模型，对比模型仿真输出与验证数据的响应曲线偏差，获得经验证的航行器动力学模型 </w:t>
       </w:r>
       <m:oMath>
         <m:r>
@@ -6697,17 +6307,27 @@
           <w:color w:val="000000"/>
           <w:sz w:val="24"/>
         </w:rPr>
-        <w:t>3） 基于模型与状态反馈的闭环运动控制方法：</w:t>
-      </w:r>
-      <w:r>
-        <w:rPr>
-          <w:rFonts w:ascii="Times New Roman" w:hAnsi="Times New Roman" w:cs="Times New Roman" w:eastAsia="宋体"/>
-          <w:b w:val="0"/>
-          <w:i w:val="0"/>
-          <w:color w:val="000000"/>
-          <w:sz w:val="24"/>
-        </w:rPr>
-        <w:t xml:space="preserve">以经验证的航行器标称模型为基础，设参考运动状态为 </w:t>
+        <w:t>2） 基于模型与状态反馈的闭环运动控制方法：</w:t>
+      </w:r>
+      <w:r>
+        <w:rPr>
+          <w:rFonts w:ascii="Times New Roman" w:hAnsi="Times New Roman" w:cs="Times New Roman" w:eastAsia="宋体"/>
+          <w:b w:val="0"/>
+          <w:i w:val="0"/>
+          <w:color w:val="000000"/>
+          <w:sz w:val="24"/>
+        </w:rPr>
+        <w:t>以辨识验证后的航行器动力学模型为基础</w:t>
+      </w:r>
+      <w:r>
+        <w:rPr>
+          <w:rFonts w:ascii="Times New Roman" w:hAnsi="Times New Roman" w:cs="Times New Roman" w:eastAsia="宋体"/>
+          <w:b w:val="0"/>
+          <w:i w:val="0"/>
+          <w:color w:val="000000"/>
+          <w:sz w:val="24"/>
+        </w:rPr>
+        <w:t xml:space="preserve">，设参考运动状态为 </w:t>
       </w:r>
       <m:oMath>
         <m:sSub>
@@ -6989,124 +6609,17 @@
           <w:color w:val="000000"/>
           <w:sz w:val="24"/>
         </w:rPr>
-        <w:t>。结合标称模型信息（</w:t>
-      </w:r>
-      <m:oMath>
-        <m:acc>
-          <m:accPr>
-            <m:chr m:val="̂"/>
-          </m:accPr>
-          <m:e>
-            <m:r>
-              <m:rPr>
-                <m:sty m:val="bi"/>
-              </m:rPr>
-              <w:rPr>
-                <w:rFonts w:ascii="Cambria Math" w:hAnsi="Cambria Math" w:eastAsia="宋体"/>
-                <w:sz w:val="24"/>
-                <w:szCs w:val="24"/>
-              </w:rPr>
-              <m:t>M</m:t>
-            </m:r>
-          </m:e>
-        </m:acc>
-        <m:r>
-          <m:rPr>
-            <m:sty m:val="p"/>
-          </m:rPr>
-          <w:rPr>
-            <w:rFonts w:ascii="Cambria Math" w:hAnsi="Cambria Math" w:eastAsia="宋体"/>
-            <w:sz w:val="24"/>
-            <w:szCs w:val="24"/>
-          </w:rPr>
-          <m:t>, </m:t>
-        </m:r>
-        <m:acc>
-          <m:accPr>
-            <m:chr m:val="̂"/>
-          </m:accPr>
-          <m:e>
-            <m:r>
-              <m:rPr>
-                <m:sty m:val="bi"/>
-              </m:rPr>
-              <w:rPr>
-                <w:rFonts w:ascii="Cambria Math" w:hAnsi="Cambria Math" w:eastAsia="宋体"/>
-                <w:sz w:val="24"/>
-                <w:szCs w:val="24"/>
-              </w:rPr>
-              <m:t>C</m:t>
-            </m:r>
-          </m:e>
-        </m:acc>
-        <m:r>
-          <m:rPr>
-            <m:sty m:val="p"/>
-          </m:rPr>
-          <w:rPr>
-            <w:rFonts w:ascii="Cambria Math" w:hAnsi="Cambria Math" w:eastAsia="宋体"/>
-            <w:sz w:val="24"/>
-            <w:szCs w:val="24"/>
-          </w:rPr>
-          <m:t>, </m:t>
-        </m:r>
-        <m:acc>
-          <m:accPr>
-            <m:chr m:val="̂"/>
-          </m:accPr>
-          <m:e>
-            <m:r>
-              <m:rPr>
-                <m:sty m:val="bi"/>
-              </m:rPr>
-              <w:rPr>
-                <w:rFonts w:ascii="Cambria Math" w:hAnsi="Cambria Math" w:eastAsia="宋体"/>
-                <w:sz w:val="24"/>
-                <w:szCs w:val="24"/>
-              </w:rPr>
-              <m:t>D</m:t>
-            </m:r>
-          </m:e>
-        </m:acc>
-        <m:r>
-          <m:rPr>
-            <m:sty m:val="p"/>
-          </m:rPr>
-          <w:rPr>
-            <w:rFonts w:ascii="Cambria Math" w:hAnsi="Cambria Math" w:eastAsia="宋体"/>
-            <w:sz w:val="24"/>
-            <w:szCs w:val="24"/>
-          </w:rPr>
-          <m:t>, </m:t>
-        </m:r>
-        <m:acc>
-          <m:accPr>
-            <m:chr m:val="̂"/>
-          </m:accPr>
-          <m:e>
-            <m:r>
-              <m:rPr>
-                <m:sty m:val="bi"/>
-              </m:rPr>
-              <w:rPr>
-                <w:rFonts w:ascii="Cambria Math" w:hAnsi="Cambria Math" w:eastAsia="宋体"/>
-                <w:sz w:val="24"/>
-                <w:szCs w:val="24"/>
-              </w:rPr>
-              <m:t>g</m:t>
-            </m:r>
-          </m:e>
-        </m:acc>
-      </m:oMath>
-      <w:r>
-        <w:rPr>
-          <w:rFonts w:ascii="Times New Roman" w:hAnsi="Times New Roman" w:cs="Times New Roman" w:eastAsia="宋体"/>
-          <w:b w:val="0"/>
-          <w:i w:val="0"/>
-          <w:color w:val="000000"/>
-          <w:sz w:val="24"/>
-        </w:rPr>
-        <w:t xml:space="preserve">）与实时状态反馈，设计闭环运动控制律计算期望广义力和力矩 </w:t>
+        <w:t>。</w:t>
+      </w:r>
+      <w:r>
+        <w:rPr>
+          <w:rFonts w:ascii="Times New Roman" w:hAnsi="Times New Roman" w:cs="Times New Roman" w:eastAsia="宋体"/>
+          <w:b w:val="0"/>
+          <w:i w:val="0"/>
+          <w:color w:val="000000"/>
+          <w:sz w:val="24"/>
+        </w:rPr>
+        <w:t xml:space="preserve">采用“动力学模型特性补偿 + 实时状态误差反馈”的复合闭环控制思路计算期望广义力和力矩 </w:t>
       </w:r>
       <m:oMath>
         <m:sSub>
@@ -7648,7 +7161,7 @@
           <w:color w:val="000000"/>
           <w:sz w:val="24"/>
         </w:rPr>
-        <w:t xml:space="preserve">该通用结构将基于航行器模型的动态特性补偿项 </w:t>
+        <w:t>式中，</w:t>
       </w:r>
       <m:oMath>
         <m:sSub>
@@ -7699,7 +7212,7 @@
           <w:color w:val="000000"/>
           <w:sz w:val="24"/>
         </w:rPr>
-        <w:t xml:space="preserve"> 与基于状态误差的反馈控制项 </w:t>
+        <w:t xml:space="preserve"> 为基于辨识动力学模型计算的已知动态特性补偿项（用于前馈抵消重浮力恢复力矩、主导水动力阻尼或惯性耦合效应），</w:t>
       </w:r>
       <m:oMath>
         <m:sSub>
@@ -7750,47 +7263,69 @@
           <w:color w:val="000000"/>
           <w:sz w:val="24"/>
         </w:rPr>
-        <w:t xml:space="preserve"> 相结合，可根据后续模型验证结果与控制需求灵活设计具体的</w:t>
-      </w:r>
-      <w:r>
-        <w:rPr>
-          <w:rFonts w:ascii="Times New Roman" w:hAnsi="Times New Roman" w:cs="Times New Roman" w:eastAsia="宋体"/>
-          <w:b w:val="0"/>
-          <w:i w:val="0"/>
-          <w:color w:val="000000"/>
-          <w:sz w:val="24"/>
-        </w:rPr>
-        <w:t>经典 PID、</w:t>
-      </w:r>
-      <w:r>
-        <w:rPr>
-          <w:rFonts w:ascii="Times New Roman" w:hAnsi="Times New Roman" w:cs="Times New Roman" w:eastAsia="宋体"/>
-          <w:b w:val="0"/>
-          <w:i w:val="0"/>
-          <w:color w:val="000000"/>
-          <w:sz w:val="24"/>
-        </w:rPr>
-        <w:t>模型前馈补偿、反馈线性化或增量动态逆</w:t>
-      </w:r>
-      <w:r>
-        <w:rPr>
-          <w:rFonts w:ascii="Times New Roman" w:hAnsi="Times New Roman" w:cs="Times New Roman" w:eastAsia="宋体"/>
-          <w:b w:val="0"/>
-          <w:i w:val="0"/>
-          <w:color w:val="000000"/>
-          <w:sz w:val="24"/>
-        </w:rPr>
-        <w:t>控制</w:t>
-      </w:r>
-      <w:r>
-        <w:rPr>
-          <w:rFonts w:ascii="Times New Roman" w:hAnsi="Times New Roman" w:cs="Times New Roman" w:eastAsia="宋体"/>
-          <w:b w:val="0"/>
-          <w:i w:val="0"/>
-          <w:color w:val="000000"/>
-          <w:sz w:val="24"/>
-        </w:rPr>
-        <w:t>形式，开展多工况对比与鲁棒性分析。</w:t>
+        <w:t xml:space="preserve"> 为基于状态误差的闭环反馈控制项。该设计思路不将控制器锁死于单一固定算法，可根据辨识模型的准确度与控制需求灵活设计具体的模型前馈补偿、反馈线性化或增量动态逆等模型控制形式，并以传统无模型 PID 控制（即 </w:t>
+      </w:r>
+      <m:oMath>
+        <m:sSub>
+          <m:e>
+            <m:r>
+              <m:rPr>
+                <m:sty m:val="bi"/>
+              </m:rPr>
+              <w:rPr>
+                <w:rFonts w:ascii="Cambria Math" w:hAnsi="Cambria Math" w:eastAsia="宋体"/>
+                <w:sz w:val="24"/>
+                <w:szCs w:val="24"/>
+              </w:rPr>
+              <m:t>F</m:t>
+            </m:r>
+          </m:e>
+          <m:sub>
+            <m:r>
+              <m:rPr>
+                <m:sty m:val="p"/>
+              </m:rPr>
+              <w:rPr>
+                <w:rFonts w:ascii="Cambria Math" w:hAnsi="Cambria Math" w:eastAsia="宋体"/>
+                <w:sz w:val="24"/>
+                <w:szCs w:val="24"/>
+              </w:rPr>
+              <m:t>model</m:t>
+            </m:r>
+          </m:sub>
+        </m:sSub>
+        <m:r>
+          <m:rPr>
+            <m:sty m:val="p"/>
+          </m:rPr>
+          <w:rPr>
+            <w:rFonts w:ascii="Cambria Math" w:hAnsi="Cambria Math" w:eastAsia="宋体"/>
+            <w:sz w:val="24"/>
+            <w:szCs w:val="24"/>
+          </w:rPr>
+          <m:t>(·) = </m:t>
+        </m:r>
+        <m:r>
+          <m:rPr>
+            <m:sty m:val="bi"/>
+          </m:rPr>
+          <w:rPr>
+            <w:rFonts w:ascii="Cambria Math" w:hAnsi="Cambria Math" w:eastAsia="宋体"/>
+            <w:sz w:val="24"/>
+            <w:szCs w:val="24"/>
+          </w:rPr>
+          <m:t>0</m:t>
+        </m:r>
+      </m:oMath>
+      <w:r>
+        <w:rPr>
+          <w:rFonts w:ascii="Times New Roman" w:hAnsi="Times New Roman" w:cs="Times New Roman" w:eastAsia="宋体"/>
+          <w:b w:val="0"/>
+          <w:i w:val="0"/>
+          <w:color w:val="000000"/>
+          <w:sz w:val="24"/>
+        </w:rPr>
+        <w:t>）作为对比基准，开展多工况跟踪与抗流扰性能对比分析。</w:t>
       </w:r>
     </w:p>
     <w:p>
@@ -7808,7 +7343,7 @@
           <w:color w:val="000000"/>
           <w:sz w:val="24"/>
         </w:rPr>
-        <w:t>4） 八推进器控制分配方法：</w:t>
+        <w:t>3） 八推进器控制分配方法：</w:t>
       </w:r>
       <w:r>
         <w:rPr>
@@ -9014,7 +8549,7 @@
           <w:color w:val="000000"/>
           <w:sz w:val="24"/>
         </w:rPr>
-        <w:t xml:space="preserve">通过对比无约束广义逆基准与考虑推力上下限 </w:t>
+        <w:t xml:space="preserve">在基础广义逆/加权伪逆求解框架上，引入推进器推力范围 </w:t>
       </w:r>
       <m:oMath>
         <m:r>
@@ -9115,7 +8650,7 @@
           <w:color w:val="000000"/>
           <w:sz w:val="24"/>
         </w:rPr>
-        <w:t xml:space="preserve"> 的有界控制分配方法，量化分析控制分配残差 </w:t>
+        <w:t xml:space="preserve"> 约束处理策略（如保方向比例缩放、饱和自由度再分配或有界优化求解），抑制推进器超限引起的合成力矩方向畸变；通过与无约束伪逆直接硬截断基准进行对比，量化分析控制分配残差 </w:t>
       </w:r>
       <m:oMath>
         <m:sSub>
@@ -9155,7 +8690,7 @@
           <w:color w:val="000000"/>
           <w:sz w:val="24"/>
         </w:rPr>
-        <w:t xml:space="preserve"> 与各推进器推力输出饱和情况。</w:t>
+        <w:t xml:space="preserve"> 与各推进器推力饱和情况，再结合单推进器静态推力映射转换为执行机构控制输入。</w:t>
       </w:r>
     </w:p>
     <w:p>
@@ -9173,17 +8708,37 @@
           <w:color w:val="000000"/>
           <w:sz w:val="24"/>
         </w:rPr>
-        <w:t>5） PX4/SITL闭环仿真验证方法：</w:t>
-      </w:r>
-      <w:r>
-        <w:rPr>
-          <w:rFonts w:ascii="Times New Roman" w:hAnsi="Times New Roman" w:cs="Times New Roman" w:eastAsia="宋体"/>
-          <w:b w:val="0"/>
-          <w:i w:val="0"/>
-          <w:color w:val="000000"/>
-          <w:sz w:val="24"/>
-        </w:rPr>
-        <w:t xml:space="preserve">利用PX4模块化软件架构与uORB发布/订阅消息机制，在SITL环境中将辨识验证后的水下航行器动力学模型、运动控制模块与八推进器控制分配模块集成为闭环系统，设置姿态、深度、航向等典型运动工况及适量外部扰动条件开展闭环仿真，综合跟踪误差 </w:t>
+        <w:t>4） PX4/SITL闭环仿真验证方法：</w:t>
+      </w:r>
+      <w:r>
+        <w:rPr>
+          <w:rFonts w:ascii="Times New Roman" w:hAnsi="Times New Roman" w:cs="Times New Roman" w:eastAsia="宋体"/>
+          <w:b w:val="0"/>
+          <w:i w:val="0"/>
+          <w:color w:val="000000"/>
+          <w:sz w:val="24"/>
+        </w:rPr>
+        <w:t>利用PX4模块化软件架构与uORB发布/订阅消息机制，在SITL环境中将辨识验证后的水下航行器动力学模型、运动控制模块与八推进器控制分配模块集成为闭环系统，</w:t>
+      </w:r>
+      <w:r>
+        <w:rPr>
+          <w:rFonts w:ascii="Times New Roman" w:hAnsi="Times New Roman" w:cs="Times New Roman" w:eastAsia="宋体"/>
+          <w:b w:val="0"/>
+          <w:i w:val="0"/>
+          <w:color w:val="000000"/>
+          <w:sz w:val="24"/>
+        </w:rPr>
+        <w:t>设置空间定点悬停、姿态稳定、定深控制与定航控制等典型运动工况及适量外部水流扰动条件开展闭环仿真</w:t>
+      </w:r>
+      <w:r>
+        <w:rPr>
+          <w:rFonts w:ascii="Times New Roman" w:hAnsi="Times New Roman" w:cs="Times New Roman" w:eastAsia="宋体"/>
+          <w:b w:val="0"/>
+          <w:i w:val="0"/>
+          <w:color w:val="000000"/>
+          <w:sz w:val="24"/>
+        </w:rPr>
+        <w:t xml:space="preserve">，综合跟踪误差 </w:t>
       </w:r>
       <m:oMath>
         <m:sSub>
@@ -9263,7 +8818,7 @@
           <w:color w:val="000000"/>
           <w:sz w:val="24"/>
         </w:rPr>
-        <w:t xml:space="preserve"> 验证系统性能。</w:t>
+        <w:t xml:space="preserve"> 验证闭环系统性能。</w:t>
       </w:r>
     </w:p>
     <w:p>

--- a/开题报告/开题报告-基于PX4的水下航行器模型控制方法研究.docx
+++ b/开题报告/开题报告-基于PX4的水下航行器模型控制方法研究.docx
@@ -1058,27 +1058,7 @@
           <w:color w:val="000000"/>
           <w:sz w:val="24"/>
         </w:rPr>
-        <w:t>已有的八推进器便携式水下航行器（Remotely Operated Vehicle，ROV）</w:t>
-      </w:r>
-      <w:r>
-        <w:rPr>
-          <w:rFonts w:ascii="Times New Roman" w:hAnsi="Times New Roman" w:cs="Times New Roman" w:eastAsia="宋体"/>
-          <w:b w:val="0"/>
-          <w:i w:val="0"/>
-          <w:color w:val="000000"/>
-          <w:sz w:val="24"/>
-        </w:rPr>
-        <w:t>实验平台方案及相关结构数据开展研究。</w:t>
-      </w:r>
-      <w:r>
-        <w:rPr>
-          <w:rFonts w:ascii="Times New Roman" w:hAnsi="Times New Roman" w:cs="Times New Roman" w:eastAsia="宋体"/>
-          <w:b w:val="0"/>
-          <w:i w:val="0"/>
-          <w:color w:val="000000"/>
-          <w:sz w:val="24"/>
-        </w:rPr>
-        <w:t>该平台具备八推进器空间对称与矢量倾斜布置的硬件驱动能力</w:t>
+        <w:t>已有的八推进器便携式水下航行器（Remotely Operated Vehicle，ROV）实验平台方案及相关结构数据开展研究（平台实物如图 1 所示）。该平台采用双圆筒耐压舱与碳纤维板紧凑集成的结构形式，具备水平面 4 台矢量倾斜与垂直面 4 台垂向对称布置的八推进器驱动能力</w:t>
       </w:r>
       <w:r>
         <w:rPr>
@@ -1149,880 +1129,6 @@
           <w:sz w:val="24"/>
         </w:rPr>
         <w:t>背景与明确的技术升级需求。</w:t>
-      </w:r>
-    </w:p>
-    <w:p>
-      <w:pPr>
-        <w:pStyle w:val="a7"/>
-        <w:jc w:val="both"/>
-        <w:spacing w:line="360" w:lineRule="auto"/>
-        <w:ind w:firstLineChars="200" w:firstLine="480"/>
-      </w:pPr>
-      <w:r>
-        <w:rPr>
-          <w:rFonts w:ascii="Times New Roman" w:hAnsi="Times New Roman" w:cs="Times New Roman" w:eastAsia="黑体"/>
-          <w:b w:val="0"/>
-          <w:i w:val="0"/>
-          <w:color w:val="000000"/>
-          <w:sz w:val="24"/>
-        </w:rPr>
-        <w:t xml:space="preserve">1.2 </w:t>
-      </w:r>
-      <w:r>
-        <w:rPr>
-          <w:rFonts w:ascii="Times New Roman" w:hAnsi="Times New Roman" w:cs="Times New Roman" w:eastAsia="黑体"/>
-          <w:b w:val="0"/>
-          <w:i w:val="0"/>
-          <w:color w:val="000000"/>
-          <w:sz w:val="24"/>
-        </w:rPr>
-        <w:t>研究目的</w:t>
-      </w:r>
-    </w:p>
-    <w:p>
-      <w:pPr>
-        <w:pStyle w:val="a7"/>
-        <w:jc w:val="both"/>
-        <w:spacing w:line="360" w:lineRule="auto"/>
-        <w:ind w:firstLineChars="200" w:firstLine="480"/>
-      </w:pPr>
-      <w:r>
-        <w:rPr>
-          <w:rFonts w:ascii="Times New Roman" w:hAnsi="Times New Roman" w:cs="Times New Roman" w:eastAsia="宋体"/>
-          <w:b w:val="0"/>
-          <w:i w:val="0"/>
-          <w:color w:val="000000"/>
-          <w:sz w:val="24"/>
-        </w:rPr>
-        <w:t>水下航行器在黏性流场中运动时具有显著的附加质量、水动力阻尼与重浮力恢复力矩等六自由度非线性耦合特性，且由常规欠驱动构型向八推进器过驱动构型拓展后，亟需同步解决多自由度耦合状态下的稳定闭环运动控制与受推力物理边界约束的多推进器协调控制分配两大核心问题。为此，本课题的研究目的在于：</w:t>
-      </w:r>
-      <w:r>
-        <w:rPr>
-          <w:rFonts w:ascii="Times New Roman" w:hAnsi="Times New Roman" w:cs="Times New Roman" w:eastAsia="宋体"/>
-          <w:b w:val="0"/>
-          <w:i w:val="0"/>
-          <w:color w:val="000000"/>
-          <w:sz w:val="24"/>
-        </w:rPr>
-        <w:t>依托</w:t>
-      </w:r>
-      <w:r>
-        <w:rPr>
-          <w:rFonts w:ascii="Times New Roman" w:hAnsi="Times New Roman" w:cs="Times New Roman" w:eastAsia="宋体"/>
-          <w:b w:val="0"/>
-          <w:i w:val="0"/>
-          <w:color w:val="000000"/>
-          <w:sz w:val="24"/>
-        </w:rPr>
-        <w:t>实验室</w:t>
-      </w:r>
-      <w:r>
-        <w:rPr>
-          <w:rFonts w:ascii="Times New Roman" w:hAnsi="Times New Roman" w:cs="Times New Roman" w:eastAsia="宋体"/>
-          <w:b w:val="0"/>
-          <w:i w:val="0"/>
-          <w:color w:val="000000"/>
-          <w:sz w:val="24"/>
-        </w:rPr>
-        <w:t>已有八推进器</w:t>
-      </w:r>
-      <w:r>
-        <w:rPr>
-          <w:rFonts w:ascii="Times New Roman" w:hAnsi="Times New Roman" w:cs="Times New Roman" w:eastAsia="宋体"/>
-          <w:b w:val="0"/>
-          <w:i w:val="0"/>
-          <w:color w:val="000000"/>
-          <w:sz w:val="24"/>
-        </w:rPr>
-        <w:t>便携式</w:t>
-      </w:r>
-      <w:r>
-        <w:rPr>
-          <w:rFonts w:ascii="Times New Roman" w:hAnsi="Times New Roman" w:cs="Times New Roman" w:eastAsia="宋体"/>
-          <w:b w:val="0"/>
-          <w:i w:val="0"/>
-          <w:color w:val="000000"/>
-          <w:sz w:val="24"/>
-        </w:rPr>
-        <w:t>水下航行器平台，建立六自由度动力学与推进器模型；结合已有平台参数资料和相关</w:t>
-      </w:r>
-      <w:r>
-        <w:rPr>
-          <w:rFonts w:ascii="Times New Roman" w:hAnsi="Times New Roman" w:cs="Times New Roman" w:eastAsia="宋体"/>
-          <w:b w:val="0"/>
-          <w:i w:val="0"/>
-          <w:color w:val="000000"/>
-          <w:sz w:val="24"/>
-        </w:rPr>
-        <w:t>动态响应</w:t>
-      </w:r>
-      <w:r>
-        <w:rPr>
-          <w:rFonts w:ascii="Times New Roman" w:hAnsi="Times New Roman" w:cs="Times New Roman" w:eastAsia="宋体"/>
-          <w:b w:val="0"/>
-          <w:i w:val="0"/>
-          <w:color w:val="000000"/>
-          <w:sz w:val="24"/>
-        </w:rPr>
-        <w:t>数据开展系统辨识与模型验证</w:t>
-      </w:r>
-      <w:r>
-        <w:rPr>
-          <w:rFonts w:ascii="Times New Roman" w:hAnsi="Times New Roman" w:cs="Times New Roman" w:eastAsia="宋体"/>
-          <w:b w:val="0"/>
-          <w:i w:val="0"/>
-          <w:color w:val="000000"/>
-          <w:sz w:val="24"/>
-        </w:rPr>
-        <w:t>，明确系统辨识的输入输出关系，对关键未知</w:t>
-      </w:r>
-      <w:r>
-        <w:rPr>
-          <w:rFonts w:ascii="Times New Roman" w:hAnsi="Times New Roman" w:cs="Times New Roman" w:eastAsia="宋体"/>
-          <w:b w:val="0"/>
-          <w:i w:val="0"/>
-          <w:color w:val="000000"/>
-          <w:sz w:val="24"/>
-        </w:rPr>
-        <w:t>水动力参数</w:t>
-      </w:r>
-      <w:r>
-        <w:rPr>
-          <w:rFonts w:ascii="Times New Roman" w:hAnsi="Times New Roman" w:cs="Times New Roman" w:eastAsia="宋体"/>
-          <w:b w:val="0"/>
-          <w:i w:val="0"/>
-          <w:color w:val="000000"/>
-          <w:sz w:val="24"/>
-        </w:rPr>
-        <w:t>进行</w:t>
-      </w:r>
-      <w:r>
-        <w:rPr>
-          <w:rFonts w:ascii="Times New Roman" w:hAnsi="Times New Roman" w:cs="Times New Roman" w:eastAsia="宋体"/>
-          <w:b w:val="0"/>
-          <w:i w:val="0"/>
-          <w:color w:val="000000"/>
-          <w:sz w:val="24"/>
-        </w:rPr>
-        <w:t>估计</w:t>
-      </w:r>
-      <w:r>
-        <w:rPr>
-          <w:rFonts w:ascii="Times New Roman" w:hAnsi="Times New Roman" w:cs="Times New Roman" w:eastAsia="宋体"/>
-          <w:b w:val="0"/>
-          <w:i w:val="0"/>
-          <w:color w:val="000000"/>
-          <w:sz w:val="24"/>
-        </w:rPr>
-        <w:t>修正并分析模型适用范围；在此基础上，结合经验证的航行器模型特性</w:t>
-      </w:r>
-      <w:r>
-        <w:rPr>
-          <w:rFonts w:ascii="Times New Roman" w:hAnsi="Times New Roman" w:cs="Times New Roman" w:eastAsia="宋体"/>
-          <w:b w:val="0"/>
-          <w:i w:val="0"/>
-          <w:color w:val="000000"/>
-          <w:sz w:val="24"/>
-        </w:rPr>
-        <w:t>补偿</w:t>
-      </w:r>
-      <w:r>
-        <w:rPr>
-          <w:rFonts w:ascii="Times New Roman" w:hAnsi="Times New Roman" w:cs="Times New Roman" w:eastAsia="宋体"/>
-          <w:b w:val="0"/>
-          <w:i w:val="0"/>
-          <w:color w:val="000000"/>
-          <w:sz w:val="24"/>
-        </w:rPr>
-        <w:t>与</w:t>
-      </w:r>
-      <w:r>
-        <w:rPr>
-          <w:rFonts w:ascii="Times New Roman" w:hAnsi="Times New Roman" w:cs="Times New Roman" w:eastAsia="宋体"/>
-          <w:b w:val="0"/>
-          <w:i w:val="0"/>
-          <w:color w:val="000000"/>
-          <w:sz w:val="24"/>
-        </w:rPr>
-        <w:t>实时</w:t>
-      </w:r>
-      <w:r>
-        <w:rPr>
-          <w:rFonts w:ascii="Times New Roman" w:hAnsi="Times New Roman" w:cs="Times New Roman" w:eastAsia="宋体"/>
-          <w:b w:val="0"/>
-          <w:i w:val="0"/>
-          <w:color w:val="000000"/>
-          <w:sz w:val="24"/>
-        </w:rPr>
-        <w:t>状态反馈构建闭环运动控制系统，实现姿态、深度和航向等基本运动状态的</w:t>
-      </w:r>
-      <w:r>
-        <w:rPr>
-          <w:rFonts w:ascii="Times New Roman" w:hAnsi="Times New Roman" w:cs="Times New Roman" w:eastAsia="宋体"/>
-          <w:b w:val="0"/>
-          <w:i w:val="0"/>
-          <w:color w:val="000000"/>
-          <w:sz w:val="24"/>
-        </w:rPr>
-        <w:t>稳定</w:t>
-      </w:r>
-      <w:r>
-        <w:rPr>
-          <w:rFonts w:ascii="Times New Roman" w:hAnsi="Times New Roman" w:cs="Times New Roman" w:eastAsia="宋体"/>
-          <w:b w:val="0"/>
-          <w:i w:val="0"/>
-          <w:color w:val="000000"/>
-          <w:sz w:val="24"/>
-        </w:rPr>
-        <w:t>闭环控制；</w:t>
-      </w:r>
-      <w:r>
-        <w:rPr>
-          <w:rFonts w:ascii="Times New Roman" w:hAnsi="Times New Roman" w:cs="Times New Roman" w:eastAsia="宋体"/>
-          <w:b w:val="0"/>
-          <w:i w:val="0"/>
-          <w:color w:val="000000"/>
-          <w:sz w:val="24"/>
-        </w:rPr>
-        <w:t>依据八推进器空间布局建立控制分配矩阵</w:t>
-      </w:r>
-      <w:r>
-        <w:rPr>
-          <w:rFonts w:ascii="Times New Roman" w:hAnsi="Times New Roman" w:cs="Times New Roman" w:eastAsia="宋体"/>
-          <w:b w:val="0"/>
-          <w:i w:val="0"/>
-          <w:color w:val="000000"/>
-          <w:sz w:val="24"/>
-        </w:rPr>
-        <w:t>，考虑基本推力输出范围生成</w:t>
-      </w:r>
-      <w:r>
-        <w:rPr>
-          <w:rFonts w:ascii="Times New Roman" w:hAnsi="Times New Roman" w:cs="Times New Roman" w:eastAsia="宋体"/>
-          <w:b w:val="0"/>
-          <w:i w:val="0"/>
-          <w:color w:val="000000"/>
-          <w:sz w:val="24"/>
-        </w:rPr>
-        <w:t>各推进器</w:t>
-      </w:r>
-      <w:r>
-        <w:rPr>
-          <w:rFonts w:ascii="Times New Roman" w:hAnsi="Times New Roman" w:cs="Times New Roman" w:eastAsia="宋体"/>
-          <w:b w:val="0"/>
-          <w:i w:val="0"/>
-          <w:color w:val="000000"/>
-          <w:sz w:val="24"/>
-        </w:rPr>
-        <w:t>推力指令；最终在PX4/SITL软件在环仿真环境中构建闭环系统，通过</w:t>
-      </w:r>
-      <w:r>
-        <w:rPr>
-          <w:rFonts w:ascii="Times New Roman" w:hAnsi="Times New Roman" w:cs="Times New Roman" w:eastAsia="宋体"/>
-          <w:b w:val="0"/>
-          <w:i w:val="0"/>
-          <w:color w:val="000000"/>
-          <w:sz w:val="24"/>
-        </w:rPr>
-        <w:t>典型</w:t>
-      </w:r>
-      <w:r>
-        <w:rPr>
-          <w:rFonts w:ascii="Times New Roman" w:hAnsi="Times New Roman" w:cs="Times New Roman" w:eastAsia="宋体"/>
-          <w:b w:val="0"/>
-          <w:i w:val="0"/>
-          <w:color w:val="000000"/>
-          <w:sz w:val="24"/>
-        </w:rPr>
-        <w:t>运动工况与</w:t>
-      </w:r>
-      <w:r>
-        <w:rPr>
-          <w:rFonts w:ascii="Times New Roman" w:hAnsi="Times New Roman" w:cs="Times New Roman" w:eastAsia="宋体"/>
-          <w:b w:val="0"/>
-          <w:i w:val="0"/>
-          <w:color w:val="000000"/>
-          <w:sz w:val="24"/>
-        </w:rPr>
-        <w:t>适量</w:t>
-      </w:r>
-      <w:r>
-        <w:rPr>
-          <w:rFonts w:ascii="Times New Roman" w:hAnsi="Times New Roman" w:cs="Times New Roman" w:eastAsia="宋体"/>
-          <w:b w:val="0"/>
-          <w:i w:val="0"/>
-          <w:color w:val="000000"/>
-          <w:sz w:val="24"/>
-        </w:rPr>
-        <w:t>流扰条件开展闭环仿真验证与量化性能评价，形成“已有平台—建模与系统辨识—模型验证—运动控制—控制分配—PX4/SITL闭环验证”的完整研究闭环。</w:t>
-      </w:r>
-    </w:p>
-    <w:p>
-      <w:pPr>
-        <w:pStyle w:val="a7"/>
-        <w:jc w:val="both"/>
-        <w:spacing w:line="360" w:lineRule="auto"/>
-        <w:ind w:firstLineChars="200" w:firstLine="480"/>
-      </w:pPr>
-      <w:r>
-        <w:rPr>
-          <w:rFonts w:ascii="Times New Roman" w:hAnsi="Times New Roman" w:cs="Times New Roman" w:eastAsia="黑体"/>
-          <w:b w:val="0"/>
-          <w:i w:val="0"/>
-          <w:color w:val="000000"/>
-          <w:sz w:val="24"/>
-        </w:rPr>
-        <w:t xml:space="preserve">1.3 </w:t>
-      </w:r>
-      <w:r>
-        <w:rPr>
-          <w:rFonts w:ascii="Times New Roman" w:hAnsi="Times New Roman" w:cs="Times New Roman" w:eastAsia="黑体"/>
-          <w:b w:val="0"/>
-          <w:i w:val="0"/>
-          <w:color w:val="000000"/>
-          <w:sz w:val="24"/>
-        </w:rPr>
-        <w:t>研究意义</w:t>
-      </w:r>
-    </w:p>
-    <w:p>
-      <w:pPr>
-        <w:pStyle w:val="a7"/>
-        <w:jc w:val="both"/>
-        <w:spacing w:line="360" w:lineRule="auto"/>
-        <w:ind w:firstLineChars="200" w:firstLine="480"/>
-      </w:pPr>
-      <w:r>
-        <w:rPr>
-          <w:rFonts w:ascii="Times New Roman" w:hAnsi="Times New Roman" w:cs="Times New Roman" w:eastAsia="宋体"/>
-          <w:b w:val="0"/>
-          <w:i w:val="0"/>
-          <w:color w:val="000000"/>
-          <w:sz w:val="24"/>
-        </w:rPr>
-        <w:t>开展本课题研究对提升水下航行器的运动控制性能与工程开发效率具有直接价值。一方面，针对便携式水下航行器水动力参数不确定、多自由度交叉耦合以及八推进器推力受限等问题，将经辨识验证的动力学模型引入闭环控制器与受约束控制分配设计，能够有效克服传统经验控制在多轴机动与流扰环境下易超调、推力分配易饱和失真的局限，为过驱动水下航行器的稳定可靠控制提供方法支撑。另一方面，依托开源 PX4 飞控软件架构构建水下软件在环（SITL）闭环仿真环境，使动力学模型、运动控制律与推力分配算法在与实机一致的模块化软件框架下完成闭环检验，不仅能够在安全、可重复的条件下系统评估算法性能并降低水池实机联调的试错成本，还有助于为后续控制算法向实验室水下航行器机载硬件迁移部署奠定可靠的软件基础。</w:t>
-      </w:r>
-    </w:p>
-    <w:p>
-      <w:pPr>
-        <w:pStyle w:val="a6"/>
-        <w:jc w:val="left"/>
-        <w:spacing w:line="360" w:lineRule="auto" w:beforeLines="50" w:before="120" w:afterLines="50" w:after="120"/>
-        <w:ind w:firstLine="0" w:firstLineChars="0" w:left="0"/>
-      </w:pPr>
-      <w:r>
-        <w:rPr>
-          <w:rFonts w:ascii="Times New Roman" w:hAnsi="Times New Roman" w:cs="Times New Roman" w:eastAsia="黑体"/>
-          <w:b w:val="0"/>
-          <w:i w:val="0"/>
-          <w:color w:val="000000"/>
-          <w:sz w:val="24"/>
-        </w:rPr>
-        <w:t xml:space="preserve">2. </w:t>
-      </w:r>
-      <w:r>
-        <w:rPr>
-          <w:rFonts w:ascii="Times New Roman" w:hAnsi="Times New Roman" w:cs="Times New Roman" w:eastAsia="黑体"/>
-          <w:b w:val="0"/>
-          <w:i w:val="0"/>
-          <w:color w:val="000000"/>
-          <w:sz w:val="24"/>
-        </w:rPr>
-        <w:t>国内外在该方向的研究现状和发展趋势</w:t>
-      </w:r>
-    </w:p>
-    <w:p>
-      <w:pPr>
-        <w:pStyle w:val="a7"/>
-        <w:jc w:val="both"/>
-        <w:spacing w:line="360" w:lineRule="auto"/>
-        <w:ind w:firstLineChars="200" w:firstLine="480"/>
-      </w:pPr>
-      <w:r>
-        <w:rPr>
-          <w:rFonts w:ascii="Times New Roman" w:hAnsi="Times New Roman" w:cs="Times New Roman" w:eastAsia="宋体"/>
-          <w:b w:val="0"/>
-          <w:i w:val="0"/>
-          <w:color w:val="000000"/>
-          <w:sz w:val="24"/>
-        </w:rPr>
-        <w:t>水下航行器在复杂黏性流场中的稳定运动控制，本质上涉及非流线型机体的多自由度流固耦合机理表征、非线性运动控制律设计、冗余推进器推力协调映射以及嵌入式控制软件闭环实现等关键科学和工程问题。围绕</w:t>
-      </w:r>
-      <w:r>
-        <w:rPr>
-          <w:rFonts w:ascii="Times New Roman" w:hAnsi="Times New Roman" w:cs="Times New Roman" w:eastAsia="宋体"/>
-          <w:b w:val="0"/>
-          <w:i w:val="0"/>
-          <w:color w:val="000000"/>
-          <w:sz w:val="24"/>
-        </w:rPr>
-        <w:t>水下航行器六自由度动力学机理建模与参数辨识、基于模型与状态反馈的运动控制方法、多推进器受约束控制分配以及基于开源飞控软件（PX4）的闭环仿真等四个核心</w:t>
-      </w:r>
-      <w:r>
-        <w:rPr>
-          <w:rFonts w:ascii="Times New Roman" w:hAnsi="Times New Roman" w:cs="Times New Roman" w:eastAsia="宋体"/>
-          <w:b w:val="0"/>
-          <w:i w:val="0"/>
-          <w:color w:val="000000"/>
-          <w:sz w:val="24"/>
-        </w:rPr>
-        <w:t>方向</w:t>
-      </w:r>
-      <w:r>
-        <w:rPr>
-          <w:rFonts w:ascii="Times New Roman" w:hAnsi="Times New Roman" w:cs="Times New Roman" w:eastAsia="宋体"/>
-          <w:b w:val="0"/>
-          <w:i w:val="0"/>
-          <w:color w:val="000000"/>
-          <w:sz w:val="24"/>
-        </w:rPr>
-        <w:t>，国内外学术界与工业界进行了深入研究并取得了丰富成果。</w:t>
-      </w:r>
-    </w:p>
-    <w:p>
-      <w:pPr>
-        <w:pStyle w:val="a7"/>
-        <w:jc w:val="both"/>
-        <w:spacing w:line="360" w:lineRule="auto"/>
-        <w:ind w:firstLineChars="200" w:firstLine="480"/>
-      </w:pPr>
-      <w:r>
-        <w:rPr>
-          <w:rFonts w:ascii="Times New Roman" w:hAnsi="Times New Roman" w:cs="Times New Roman" w:eastAsia="黑体"/>
-          <w:b w:val="0"/>
-          <w:i w:val="0"/>
-          <w:color w:val="000000"/>
-          <w:sz w:val="24"/>
-        </w:rPr>
-        <w:t xml:space="preserve">2.1 </w:t>
-      </w:r>
-      <w:r>
-        <w:rPr>
-          <w:rFonts w:ascii="Times New Roman" w:hAnsi="Times New Roman" w:cs="Times New Roman" w:eastAsia="黑体"/>
-          <w:b w:val="0"/>
-          <w:i w:val="0"/>
-          <w:color w:val="000000"/>
-          <w:sz w:val="24"/>
-        </w:rPr>
-        <w:t>水下航行器动力学建模与系统辨识研究现状</w:t>
-      </w:r>
-    </w:p>
-    <w:p>
-      <w:pPr>
-        <w:pStyle w:val="a7"/>
-        <w:jc w:val="both"/>
-        <w:spacing w:line="360" w:lineRule="auto"/>
-        <w:ind w:firstLineChars="200" w:firstLine="480"/>
-      </w:pPr>
-      <w:r>
-        <w:rPr>
-          <w:rFonts w:ascii="Times New Roman" w:hAnsi="Times New Roman" w:cs="Times New Roman" w:eastAsia="宋体"/>
-          <w:b w:val="0"/>
-          <w:i w:val="0"/>
-          <w:color w:val="000000"/>
-          <w:sz w:val="24"/>
-        </w:rPr>
-        <w:t>在动力学机理建模方面，水下航行器的运动学与动力学理论体系历经长期发展，已形成规范的标准框架。国际水池会议（ITTC）与国际海事组织（IMO）为海洋船舶与运载器的运动表述奠定了基础，挪威科技大学学者 Fossen 系统提出了海洋航行器六自由度非线性矢量建模理论体系</w:t>
-      </w:r>
-      <w:hyperlink w:anchor="_Ref_Paper_2" w:history="1">
-        <w:r>
-          <w:rPr>
-            <w:rFonts w:ascii="Times New Roman" w:hAnsi="Times New Roman" w:cs="Times New Roman" w:eastAsia="宋体"/>
-            <w:sz w:val="24"/>
-            <w:szCs w:val="24"/>
-            <w:color w:val="000000"/>
-            <w:vertAlign w:val="superscript"/>
-          </w:rPr>
-          <w:t>[2]</w:t>
-        </w:r>
-      </w:hyperlink>
-      <w:r>
-        <w:rPr>
-          <w:rFonts w:ascii="Times New Roman" w:hAnsi="Times New Roman" w:cs="Times New Roman" w:eastAsia="宋体"/>
-          <w:b w:val="0"/>
-          <w:i w:val="0"/>
-          <w:color w:val="000000"/>
-          <w:sz w:val="24"/>
-        </w:rPr>
-        <w:t>。该体系将</w:t>
-      </w:r>
-      <w:r>
-        <w:rPr>
-          <w:rFonts w:ascii="Times New Roman" w:hAnsi="Times New Roman" w:cs="Times New Roman" w:eastAsia="宋体"/>
-          <w:b w:val="0"/>
-          <w:i w:val="0"/>
-          <w:color w:val="000000"/>
-          <w:sz w:val="24"/>
-        </w:rPr>
-        <w:t>惯性坐标系与固连于航行器的附体坐标系</w:t>
-      </w:r>
-      <w:r>
-        <w:rPr>
-          <w:rFonts w:ascii="Times New Roman" w:hAnsi="Times New Roman" w:cs="Times New Roman" w:eastAsia="宋体"/>
-          <w:b w:val="0"/>
-          <w:i w:val="0"/>
-          <w:color w:val="000000"/>
-          <w:sz w:val="24"/>
-        </w:rPr>
-        <w:t>相结合，通过坐标变换矩阵统一描述位置、姿态</w:t>
-      </w:r>
-      <w:r>
-        <w:rPr>
-          <w:rFonts w:ascii="Times New Roman" w:hAnsi="Times New Roman" w:cs="Times New Roman" w:eastAsia="宋体"/>
-          <w:b w:val="0"/>
-          <w:i w:val="0"/>
-          <w:color w:val="000000"/>
-          <w:sz w:val="24"/>
-        </w:rPr>
-        <w:t>角</w:t>
-      </w:r>
-      <w:r>
-        <w:rPr>
-          <w:rFonts w:ascii="Times New Roman" w:hAnsi="Times New Roman" w:cs="Times New Roman" w:eastAsia="宋体"/>
-          <w:b w:val="0"/>
-          <w:i w:val="0"/>
-          <w:color w:val="000000"/>
-          <w:sz w:val="24"/>
-        </w:rPr>
-        <w:t>与六自由度线速度、角速度，并将作用于机体上的广义力矩解构为刚体惯性矩阵、水动力附加质量矩阵、刚体与附加质量科氏向心力矩阵、线性与非线性水动力阻尼矩阵以及重力与浮力恢复力矩矢量，成为当前水下航行器建模与控制研究所公认的方程基础。</w:t>
-      </w:r>
-      <w:r>
-        <w:rPr>
-          <w:rFonts w:ascii="Times New Roman" w:hAnsi="Times New Roman" w:cs="Times New Roman" w:eastAsia="宋体"/>
-          <w:b w:val="0"/>
-          <w:i w:val="0"/>
-          <w:color w:val="000000"/>
-          <w:sz w:val="24"/>
-        </w:rPr>
-        <w:t>对于搭载耐压水密舱、外部传感器探头及多推进器组件的非流线型多附体水下航行器（ROV）而言，其水动力特性与流线型回转体 AUV 存在明显差异。</w:t>
-      </w:r>
-      <w:r>
-        <w:rPr>
-          <w:rFonts w:ascii="Times New Roman" w:hAnsi="Times New Roman" w:cs="Times New Roman" w:eastAsia="宋体"/>
-          <w:b w:val="0"/>
-          <w:i w:val="0"/>
-          <w:color w:val="000000"/>
-          <w:sz w:val="24"/>
-        </w:rPr>
-        <w:t>Caccia 等较早对</w:t>
-      </w:r>
-      <w:r>
-        <w:rPr>
-          <w:rFonts w:ascii="Times New Roman" w:hAnsi="Times New Roman" w:cs="Times New Roman" w:eastAsia="宋体"/>
-          <w:b w:val="0"/>
-          <w:i w:val="0"/>
-          <w:color w:val="000000"/>
-          <w:sz w:val="24"/>
-        </w:rPr>
-        <w:t>可变构型无人水下航行器</w:t>
-      </w:r>
-      <w:r>
-        <w:rPr>
-          <w:rFonts w:ascii="Times New Roman" w:hAnsi="Times New Roman" w:cs="Times New Roman" w:eastAsia="宋体"/>
-          <w:b w:val="0"/>
-          <w:i w:val="0"/>
-          <w:color w:val="000000"/>
-          <w:sz w:val="24"/>
-        </w:rPr>
-        <w:t>的动力学建模与水动力参数辨识展开了系统研究，</w:t>
-      </w:r>
-      <w:r>
-        <w:rPr>
-          <w:rFonts w:ascii="Times New Roman" w:hAnsi="Times New Roman" w:cs="Times New Roman" w:eastAsia="宋体"/>
-          <w:b w:val="0"/>
-          <w:i w:val="0"/>
-          <w:color w:val="000000"/>
-          <w:sz w:val="24"/>
-        </w:rPr>
-        <w:t>指出了在标准六自由度方程结构下根据低速对称特性简化水动力矩阵并结合试验数据辨识主导水动力参数的可行性</w:t>
-      </w:r>
-      <w:hyperlink w:anchor="_Ref_Paper_3" w:history="1">
-        <w:r>
-          <w:rPr>
-            <w:rFonts w:ascii="Times New Roman" w:hAnsi="Times New Roman" w:cs="Times New Roman" w:eastAsia="宋体"/>
-            <w:sz w:val="24"/>
-            <w:szCs w:val="24"/>
-            <w:color w:val="000000"/>
-            <w:vertAlign w:val="superscript"/>
-          </w:rPr>
-          <w:t>[3]</w:t>
-        </w:r>
-      </w:hyperlink>
-      <w:r>
-        <w:rPr>
-          <w:rFonts w:ascii="Times New Roman" w:hAnsi="Times New Roman" w:cs="Times New Roman" w:eastAsia="宋体"/>
-          <w:b w:val="0"/>
-          <w:i w:val="0"/>
-          <w:color w:val="000000"/>
-          <w:sz w:val="24"/>
-        </w:rPr>
-        <w:t>。</w:t>
-      </w:r>
-    </w:p>
-    <w:p>
-      <w:pPr>
-        <w:pStyle w:val="a7"/>
-        <w:jc w:val="both"/>
-        <w:spacing w:line="360" w:lineRule="auto"/>
-        <w:ind w:firstLineChars="200" w:firstLine="480"/>
-      </w:pPr>
-      <w:r>
-        <w:rPr>
-          <w:rFonts w:ascii="Times New Roman" w:hAnsi="Times New Roman" w:cs="Times New Roman" w:eastAsia="宋体"/>
-          <w:b w:val="0"/>
-          <w:i w:val="0"/>
-          <w:color w:val="000000"/>
-          <w:sz w:val="24"/>
-        </w:rPr>
-        <w:t>由于非流线型多附体航行器的水动力系数难以仅凭理论经验公式精确估算，而传统平面运动机构（PMM）大型水池拖曳试验设备成本高、周期长，因此在套用标准六自由度机理方程结构的基础上，利用平台几何质量先验参数确定刚体项、结合低成本原位动态响应数据拟合未知水动力系数，成为获取可用工程动力学模型的主流途径。</w:t>
-      </w:r>
-      <w:r>
-        <w:rPr>
-          <w:rFonts w:ascii="Times New Roman" w:hAnsi="Times New Roman" w:cs="Times New Roman" w:eastAsia="宋体"/>
-          <w:b w:val="0"/>
-          <w:i w:val="0"/>
-          <w:color w:val="000000"/>
-          <w:sz w:val="24"/>
-        </w:rPr>
-        <w:t>Ross、Fossen 与 Johansen 提出了基于自由衰减试验（Free Decay Tests）辨识水下航行器水动力系数的方法，通过释放初始位移并记录单自由度衰减振荡曲线即可解算出主要惯性与阻尼参数</w:t>
-      </w:r>
-      <w:hyperlink w:anchor="_Ref_Paper_4" w:history="1">
-        <w:r>
-          <w:rPr>
-            <w:rFonts w:ascii="Times New Roman" w:hAnsi="Times New Roman" w:cs="Times New Roman" w:eastAsia="宋体"/>
-            <w:sz w:val="24"/>
-            <w:szCs w:val="24"/>
-            <w:color w:val="000000"/>
-            <w:vertAlign w:val="superscript"/>
-          </w:rPr>
-          <w:t>[4]</w:t>
-        </w:r>
-      </w:hyperlink>
-      <w:r>
-        <w:rPr>
-          <w:rFonts w:ascii="Times New Roman" w:hAnsi="Times New Roman" w:cs="Times New Roman" w:eastAsia="宋体"/>
-          <w:b w:val="0"/>
-          <w:i w:val="0"/>
-          <w:color w:val="000000"/>
-          <w:sz w:val="24"/>
-        </w:rPr>
-        <w:t>；Avila 等针对</w:t>
-      </w:r>
-      <w:r>
-        <w:rPr>
-          <w:rFonts w:ascii="Times New Roman" w:hAnsi="Times New Roman" w:cs="Times New Roman" w:eastAsia="宋体"/>
-          <w:b w:val="0"/>
-          <w:i w:val="0"/>
-          <w:color w:val="000000"/>
-          <w:sz w:val="24"/>
-        </w:rPr>
-        <w:t>复杂构型</w:t>
-      </w:r>
-      <w:r>
-        <w:rPr>
-          <w:rFonts w:ascii="Times New Roman" w:hAnsi="Times New Roman" w:cs="Times New Roman" w:eastAsia="宋体"/>
-          <w:b w:val="0"/>
-          <w:i w:val="0"/>
-          <w:color w:val="000000"/>
-          <w:sz w:val="24"/>
-        </w:rPr>
-        <w:t>水下航行器开展了实验水动力模型辨识研究，结合阶跃推力激励与频域响应分析对附加质量与流体阻尼特性进行了定量标定</w:t>
-      </w:r>
-      <w:hyperlink w:anchor="_Ref_Paper_5" w:history="1">
-        <w:r>
-          <w:rPr>
-            <w:rFonts w:ascii="Times New Roman" w:hAnsi="Times New Roman" w:cs="Times New Roman" w:eastAsia="宋体"/>
-            <w:sz w:val="24"/>
-            <w:szCs w:val="24"/>
-            <w:color w:val="000000"/>
-            <w:vertAlign w:val="superscript"/>
-          </w:rPr>
-          <w:t>[5]</w:t>
-        </w:r>
-      </w:hyperlink>
-      <w:r>
-        <w:rPr>
-          <w:rFonts w:ascii="Times New Roman" w:hAnsi="Times New Roman" w:cs="Times New Roman" w:eastAsia="宋体"/>
-          <w:b w:val="0"/>
-          <w:i w:val="0"/>
-          <w:color w:val="000000"/>
-          <w:sz w:val="24"/>
-        </w:rPr>
-        <w:t>；Chin 与 Lau 针对</w:t>
-      </w:r>
-      <w:r>
-        <w:rPr>
-          <w:rFonts w:ascii="Times New Roman" w:hAnsi="Times New Roman" w:cs="Times New Roman" w:eastAsia="宋体"/>
-          <w:b w:val="0"/>
-          <w:i w:val="0"/>
-          <w:color w:val="000000"/>
-          <w:sz w:val="24"/>
-        </w:rPr>
-        <w:t>复杂外形 ROV</w:t>
-      </w:r>
-      <w:r>
-        <w:rPr>
-          <w:rFonts w:ascii="Times New Roman" w:hAnsi="Times New Roman" w:cs="Times New Roman" w:eastAsia="宋体"/>
-          <w:b w:val="0"/>
-          <w:i w:val="0"/>
-          <w:color w:val="000000"/>
-          <w:sz w:val="24"/>
-        </w:rPr>
-        <w:t xml:space="preserve"> 开展了水动力阻尼建模与试验对比，分析了不同速度区间线性阻尼与二次非线性阻尼的主导权重</w:t>
-      </w:r>
-      <w:hyperlink w:anchor="_Ref_Paper_6" w:history="1">
-        <w:r>
-          <w:rPr>
-            <w:rFonts w:ascii="Times New Roman" w:hAnsi="Times New Roman" w:cs="Times New Roman" w:eastAsia="宋体"/>
-            <w:sz w:val="24"/>
-            <w:szCs w:val="24"/>
-            <w:color w:val="000000"/>
-            <w:vertAlign w:val="superscript"/>
-          </w:rPr>
-          <w:t>[6]</w:t>
-        </w:r>
-      </w:hyperlink>
-      <w:r>
-        <w:rPr>
-          <w:rFonts w:ascii="Times New Roman" w:hAnsi="Times New Roman" w:cs="Times New Roman" w:eastAsia="宋体"/>
-          <w:b w:val="0"/>
-          <w:i w:val="0"/>
-          <w:color w:val="000000"/>
-          <w:sz w:val="24"/>
-        </w:rPr>
-        <w:t>。国内哈尔滨工程大学高婷、庞永杰等针对复杂构型水下航行器水动力系数计算方法开展了系统研究，结合几何特征分析与试验修正建立了面向控制设计的实用化模型</w:t>
-      </w:r>
-      <w:hyperlink w:anchor="_Ref_Paper_7" w:history="1">
-        <w:r>
-          <w:rPr>
-            <w:rFonts w:ascii="Times New Roman" w:hAnsi="Times New Roman" w:cs="Times New Roman" w:eastAsia="宋体"/>
-            <w:sz w:val="24"/>
-            <w:szCs w:val="24"/>
-            <w:color w:val="000000"/>
-            <w:vertAlign w:val="superscript"/>
-          </w:rPr>
-          <w:t>[7]</w:t>
-        </w:r>
-      </w:hyperlink>
-      <w:r>
-        <w:rPr>
-          <w:rFonts w:ascii="Times New Roman" w:hAnsi="Times New Roman" w:cs="Times New Roman" w:eastAsia="宋体"/>
-          <w:b w:val="0"/>
-          <w:i w:val="0"/>
-          <w:color w:val="000000"/>
-          <w:sz w:val="24"/>
-        </w:rPr>
-        <w:t>。</w:t>
-      </w:r>
-      <w:r>
-        <w:rPr>
-          <w:rFonts w:ascii="Times New Roman" w:hAnsi="Times New Roman" w:cs="Times New Roman" w:eastAsia="宋体"/>
-          <w:b w:val="0"/>
-          <w:i w:val="0"/>
-          <w:color w:val="000000"/>
-          <w:sz w:val="24"/>
-        </w:rPr>
-        <w:t>近年来，von Benzon 等面向主流八推进器 BlueROV2 平台建立了开源物理仿真与动力学基准，提供了标准化的模型参数与对比基础</w:t>
-      </w:r>
-      <w:hyperlink w:anchor="_Ref_Paper_8" w:history="1">
-        <w:r>
-          <w:rPr>
-            <w:rFonts w:ascii="Times New Roman" w:hAnsi="Times New Roman" w:cs="Times New Roman" w:eastAsia="宋体"/>
-            <w:sz w:val="24"/>
-            <w:szCs w:val="24"/>
-            <w:color w:val="000000"/>
-            <w:vertAlign w:val="superscript"/>
-          </w:rPr>
-          <w:t>[8]</w:t>
-        </w:r>
-      </w:hyperlink>
-      <w:r>
-        <w:rPr>
-          <w:rFonts w:ascii="Times New Roman" w:hAnsi="Times New Roman" w:cs="Times New Roman" w:eastAsia="宋体"/>
-          <w:b w:val="0"/>
-          <w:i w:val="0"/>
-          <w:color w:val="000000"/>
-          <w:sz w:val="24"/>
-        </w:rPr>
-        <w:t>。这表明，直接采用经典六自由度动力学方程结构、对水动力矩阵做合理工程简化，并结合特征激励响应数据通过参数拟合辨识未知水动力系数，是构建水下航行器实用化动力学模型的成熟路径。</w:t>
-      </w:r>
-    </w:p>
-    <w:p>
-      <w:pPr>
-        <w:pStyle w:val="a7"/>
-        <w:jc w:val="both"/>
-        <w:spacing w:line="360" w:lineRule="auto"/>
-        <w:ind w:firstLineChars="200" w:firstLine="480"/>
-      </w:pPr>
-      <w:r>
-        <w:rPr>
-          <w:rFonts w:ascii="Times New Roman" w:hAnsi="Times New Roman" w:cs="Times New Roman" w:eastAsia="黑体"/>
-          <w:b w:val="0"/>
-          <w:i w:val="0"/>
-          <w:color w:val="000000"/>
-          <w:sz w:val="24"/>
-        </w:rPr>
-        <w:t xml:space="preserve">2.2 </w:t>
-      </w:r>
-      <w:r>
-        <w:rPr>
-          <w:rFonts w:ascii="Times New Roman" w:hAnsi="Times New Roman" w:cs="Times New Roman" w:eastAsia="黑体"/>
-          <w:b w:val="0"/>
-          <w:i w:val="0"/>
-          <w:color w:val="000000"/>
-          <w:sz w:val="24"/>
-        </w:rPr>
-        <w:t>水下航行器运动控制方法研究现状</w:t>
-      </w:r>
-    </w:p>
-    <w:p>
-      <w:pPr>
-        <w:pStyle w:val="a7"/>
-        <w:jc w:val="both"/>
-        <w:spacing w:line="360" w:lineRule="auto"/>
-        <w:ind w:firstLineChars="200" w:firstLine="480"/>
-      </w:pPr>
-      <w:r>
-        <w:rPr>
-          <w:rFonts w:ascii="Times New Roman" w:hAnsi="Times New Roman" w:cs="Times New Roman" w:eastAsia="宋体"/>
-          <w:b w:val="0"/>
-          <w:i w:val="0"/>
-          <w:color w:val="000000"/>
-          <w:sz w:val="24"/>
-        </w:rPr>
-        <w:t>水下航行器运动控制的核心任务在于驱动推进器系统产生协调推力与力矩，使航行器的空间位置、潜深以及横滚、俯仰、偏航姿态稳定准确地跟踪给定的参考运动指令，并在存在未建模动态与外部水流干扰时维持良好的瞬态与稳态性能。</w:t>
-      </w:r>
-      <w:r>
-        <w:rPr>
-          <w:rFonts w:ascii="Times New Roman" w:hAnsi="Times New Roman" w:cs="Times New Roman" w:eastAsia="宋体"/>
-          <w:b w:val="0"/>
-          <w:i w:val="0"/>
-          <w:color w:val="000000"/>
-          <w:sz w:val="24"/>
-        </w:rPr>
-        <w:t xml:space="preserve">典型水下航行器六自由度模型控制与推力分配通用闭环结构如图 1 所示（基于 Fossen 经典海洋航行器控制理论架构 </w:t>
-      </w:r>
-      <w:hyperlink w:anchor="_Ref_Paper_2" w:history="1">
-        <w:r>
-          <w:rPr>
-            <w:rFonts w:ascii="Times New Roman" w:hAnsi="Times New Roman" w:cs="Times New Roman" w:eastAsia="宋体"/>
-            <w:sz w:val="24"/>
-            <w:szCs w:val="24"/>
-            <w:color w:val="000000"/>
-            <w:vertAlign w:val="superscript"/>
-          </w:rPr>
-          <w:t>[2]</w:t>
-        </w:r>
-      </w:hyperlink>
-      <w:r>
-        <w:rPr>
-          <w:rFonts w:ascii="Times New Roman" w:hAnsi="Times New Roman" w:cs="Times New Roman" w:eastAsia="宋体"/>
-          <w:b w:val="0"/>
-          <w:i w:val="0"/>
-          <w:color w:val="000000"/>
-          <w:sz w:val="24"/>
-        </w:rPr>
-        <w:t>）：</w:t>
       </w:r>
     </w:p>
     <w:p>
@@ -2034,7 +1140,7 @@
       <w:r>
         <w:drawing>
           <wp:inline xmlns:a="http://schemas.openxmlformats.org/drawingml/2006/main" xmlns:pic="http://schemas.openxmlformats.org/drawingml/2006/picture">
-            <wp:extent cx="5472000" cy="1647484"/>
+            <wp:extent cx="5472000" cy="2067200"/>
             <wp:docPr id="1" name="Picture 1"/>
             <wp:cNvGraphicFramePr>
               <a:graphicFrameLocks noChangeAspect="1"/>
@@ -2043,7 +1149,7 @@
               <a:graphicData uri="http://schemas.openxmlformats.org/drawingml/2006/picture">
                 <pic:pic>
                   <pic:nvPicPr>
-                    <pic:cNvPr id="0" name="fig1_lit_control_architecture.png"/>
+                    <pic:cNvPr id="0" name="fig1_rov_platform_photo.png"/>
                     <pic:cNvPicPr/>
                   </pic:nvPicPr>
                   <pic:blipFill>
@@ -2055,7 +1161,7 @@
                   <pic:spPr>
                     <a:xfrm>
                       <a:off x="0" y="0"/>
-                      <a:ext cx="5472000" cy="1647484"/>
+                      <a:ext cx="5472000" cy="2067200"/>
                     </a:xfrm>
                     <a:prstGeom prst="rect"/>
                   </pic:spPr>
@@ -2080,7 +1186,7 @@
           <w:color w:val="000000"/>
           <w:sz w:val="21"/>
         </w:rPr>
-        <w:t>图 1  典型水下航行器六自由度模型控制与推力分配通用闭环结构框图</w:t>
+        <w:t>图 1  实验室八推进器便携式水下航行器实验平台实物图</w:t>
       </w:r>
     </w:p>
     <w:p>
@@ -2092,35 +1198,23 @@
       </w:pPr>
       <w:r>
         <w:rPr>
-          <w:rFonts w:ascii="Times New Roman" w:hAnsi="Times New Roman" w:cs="Times New Roman" w:eastAsia="宋体"/>
-          <w:b w:val="0"/>
-          <w:i w:val="0"/>
-          <w:color w:val="000000"/>
-          <w:sz w:val="24"/>
-        </w:rPr>
-        <w:t xml:space="preserve">在常规工程实践与开源水下飞控中，不依赖动力学模型的独立单回路 PID 或串级 PID 控制应用最为广泛，其在平稳水流环境下的定点悬停或低速巡航中具备结构简单、易于初调的优势 </w:t>
-      </w:r>
-      <w:hyperlink w:anchor="_Ref_Paper_2" w:history="1">
-        <w:r>
-          <w:rPr>
-            <w:rFonts w:ascii="Times New Roman" w:hAnsi="Times New Roman" w:cs="Times New Roman" w:eastAsia="宋体"/>
-            <w:sz w:val="24"/>
-            <w:szCs w:val="24"/>
-            <w:color w:val="000000"/>
-            <w:vertAlign w:val="superscript"/>
-          </w:rPr>
-          <w:t>[2, 8]</w:t>
-        </w:r>
-      </w:hyperlink>
-      <w:r>
-        <w:rPr>
-          <w:rFonts w:ascii="Times New Roman" w:hAnsi="Times New Roman" w:cs="Times New Roman" w:eastAsia="宋体"/>
-          <w:b w:val="0"/>
-          <w:i w:val="0"/>
-          <w:color w:val="000000"/>
-          <w:sz w:val="24"/>
-        </w:rPr>
-        <w:t>。然而，八推进器便携式水下航行器本质上是一个多自由度耦合的非线性系统：航行器在水平面做纵向或侧向机动时易诱发俯仰、垂荡或横滚耦合运动，且重力与浮力的恢复力矩随姿态倾角呈三角函数非线性变化。完全忽略航行器动力学特性的纯无模型 PID 控制，在较大幅度机动与外部水流扰动下容易出现响应滞后、超调偏大或多通道相互拉扯干扰，难以兼顾动态跟踪精度与抗扰稳定性。</w:t>
+          <w:rFonts w:ascii="Times New Roman" w:hAnsi="Times New Roman" w:cs="Times New Roman" w:eastAsia="黑体"/>
+          <w:b w:val="0"/>
+          <w:i w:val="0"/>
+          <w:color w:val="000000"/>
+          <w:sz w:val="24"/>
+        </w:rPr>
+        <w:t xml:space="preserve">1.2 </w:t>
+      </w:r>
+      <w:r>
+        <w:rPr>
+          <w:rFonts w:ascii="Times New Roman" w:hAnsi="Times New Roman" w:cs="Times New Roman" w:eastAsia="黑体"/>
+          <w:b w:val="0"/>
+          <w:i w:val="0"/>
+          <w:color w:val="000000"/>
+          <w:sz w:val="24"/>
+        </w:rPr>
+        <w:t>研究目的</w:t>
       </w:r>
     </w:p>
     <w:p>
@@ -2138,153 +1232,267 @@
           <w:color w:val="000000"/>
           <w:sz w:val="24"/>
         </w:rPr>
-        <w:t>针对传统无模型 PID 控制的上述局限，将辨识得到的航行器动力学模型引入控制器设计、与实时状态误差反馈相结合，成为提升水下航行器闭环控制性能的重要途径。如图 1 所示，通用模型闭环控制器由“基于动力学模型的动态特性补偿”与“基于状态误差的闭环反馈”两部分协同构成。围绕如何有效利用动力学模型信息，国内外学者发展了多种代表性方法：</w:t>
-      </w:r>
-      <w:r>
-        <w:rPr>
-          <w:rFonts w:ascii="Times New Roman" w:hAnsi="Times New Roman" w:cs="Times New Roman" w:eastAsia="宋体"/>
-          <w:b w:val="0"/>
-          <w:i w:val="0"/>
-          <w:color w:val="000000"/>
-          <w:sz w:val="24"/>
-        </w:rPr>
-        <w:t>Fernandes 等针对观察级 ROV 提出了一种</w:t>
-      </w:r>
-      <w:r>
-        <w:rPr>
-          <w:rFonts w:ascii="Times New Roman" w:hAnsi="Times New Roman" w:cs="Times New Roman" w:eastAsia="宋体"/>
-          <w:b w:val="0"/>
-          <w:i w:val="0"/>
-          <w:color w:val="000000"/>
-          <w:sz w:val="24"/>
-        </w:rPr>
-        <w:t>结合航行器动力学模型与高增益状态观测器的输出反馈运动控制系统，有效提升了深度、航向和水平面位置的闭环控制品质</w:t>
-      </w:r>
-      <w:r>
-        <w:rPr>
-          <w:rFonts w:ascii="Times New Roman" w:hAnsi="Times New Roman" w:cs="Times New Roman" w:eastAsia="宋体"/>
-          <w:b w:val="0"/>
-          <w:i w:val="0"/>
-          <w:color w:val="000000"/>
-          <w:sz w:val="24"/>
-        </w:rPr>
-        <w:t xml:space="preserve"> </w:t>
-      </w:r>
-      <w:hyperlink w:anchor="_Ref_Paper_9" w:history="1">
-        <w:r>
-          <w:rPr>
-            <w:rFonts w:ascii="Times New Roman" w:hAnsi="Times New Roman" w:cs="Times New Roman" w:eastAsia="宋体"/>
-            <w:sz w:val="24"/>
-            <w:szCs w:val="24"/>
-            <w:color w:val="000000"/>
-            <w:vertAlign w:val="superscript"/>
-          </w:rPr>
-          <w:t>[9]</w:t>
-        </w:r>
-      </w:hyperlink>
-      <w:r>
-        <w:rPr>
-          <w:rFonts w:ascii="Times New Roman" w:hAnsi="Times New Roman" w:cs="Times New Roman" w:eastAsia="宋体"/>
-          <w:b w:val="0"/>
-          <w:i w:val="0"/>
-          <w:color w:val="000000"/>
-          <w:sz w:val="24"/>
-        </w:rPr>
-        <w:t>；Chu 等针对</w:t>
-      </w:r>
-      <w:r>
-        <w:rPr>
-          <w:rFonts w:ascii="Times New Roman" w:hAnsi="Times New Roman" w:cs="Times New Roman" w:eastAsia="宋体"/>
-          <w:b w:val="0"/>
-          <w:i w:val="0"/>
-          <w:color w:val="000000"/>
-          <w:sz w:val="24"/>
-        </w:rPr>
-        <w:t>水下航行器水动力阻尼不确定性与推力受限问题</w:t>
-      </w:r>
-      <w:r>
-        <w:rPr>
-          <w:rFonts w:ascii="Times New Roman" w:hAnsi="Times New Roman" w:cs="Times New Roman" w:eastAsia="宋体"/>
-          <w:b w:val="0"/>
-          <w:i w:val="0"/>
-          <w:color w:val="000000"/>
-          <w:sz w:val="24"/>
-        </w:rPr>
-        <w:t>，提出了一种融合动力学模型前馈补偿与参数更新的轨迹跟踪控制方法，</w:t>
-      </w:r>
-      <w:r>
-        <w:rPr>
-          <w:rFonts w:ascii="Times New Roman" w:hAnsi="Times New Roman" w:cs="Times New Roman" w:eastAsia="宋体"/>
-          <w:b w:val="0"/>
-          <w:i w:val="0"/>
-          <w:color w:val="000000"/>
-          <w:sz w:val="24"/>
-        </w:rPr>
-        <w:t>改善了耦合机动下的跟踪精度</w:t>
-      </w:r>
-      <w:r>
-        <w:rPr>
-          <w:rFonts w:ascii="Times New Roman" w:hAnsi="Times New Roman" w:cs="Times New Roman" w:eastAsia="宋体"/>
-          <w:b w:val="0"/>
-          <w:i w:val="0"/>
-          <w:color w:val="000000"/>
-          <w:sz w:val="24"/>
-        </w:rPr>
-        <w:t xml:space="preserve"> </w:t>
-      </w:r>
-      <w:hyperlink w:anchor="_Ref_Paper_10" w:history="1">
-        <w:r>
-          <w:rPr>
-            <w:rFonts w:ascii="Times New Roman" w:hAnsi="Times New Roman" w:cs="Times New Roman" w:eastAsia="宋体"/>
-            <w:sz w:val="24"/>
-            <w:szCs w:val="24"/>
-            <w:color w:val="000000"/>
-            <w:vertAlign w:val="superscript"/>
-          </w:rPr>
-          <w:t>[10]</w:t>
-        </w:r>
-      </w:hyperlink>
-      <w:r>
-        <w:rPr>
-          <w:rFonts w:ascii="Times New Roman" w:hAnsi="Times New Roman" w:cs="Times New Roman" w:eastAsia="宋体"/>
-          <w:b w:val="0"/>
-          <w:i w:val="0"/>
-          <w:color w:val="000000"/>
-          <w:sz w:val="24"/>
-        </w:rPr>
-        <w:t>；</w:t>
-      </w:r>
-      <w:r>
-        <w:rPr>
-          <w:rFonts w:ascii="Times New Roman" w:hAnsi="Times New Roman" w:cs="Times New Roman" w:eastAsia="宋体"/>
-          <w:b w:val="0"/>
-          <w:i w:val="0"/>
-          <w:color w:val="000000"/>
-          <w:sz w:val="24"/>
-        </w:rPr>
-        <w:t xml:space="preserve">围绕非线性解耦与抗扰，基于反馈线性化、动态逆以及增量非线性动态逆（INDI）的控制方法也受到广泛关注，例如 Slawik 等将增量动态逆方法引入水下航行器姿态控制中，利用机体惯性与控制效能模型配合高频状态反馈在局部时间微元内抵消未建模水动力阻尼与外部流扰，展现出良好的抗扰能力 </w:t>
-      </w:r>
-      <w:hyperlink w:anchor="_Ref_Paper_11" w:history="1">
-        <w:r>
-          <w:rPr>
-            <w:rFonts w:ascii="Times New Roman" w:hAnsi="Times New Roman" w:cs="Times New Roman" w:eastAsia="宋体"/>
-            <w:sz w:val="24"/>
-            <w:szCs w:val="24"/>
-            <w:color w:val="000000"/>
-            <w:vertAlign w:val="superscript"/>
-          </w:rPr>
-          <w:t>[11]</w:t>
-        </w:r>
-      </w:hyperlink>
-      <w:r>
-        <w:rPr>
-          <w:rFonts w:ascii="Times New Roman" w:hAnsi="Times New Roman" w:cs="Times New Roman" w:eastAsia="宋体"/>
-          <w:b w:val="0"/>
-          <w:i w:val="0"/>
-          <w:color w:val="000000"/>
-          <w:sz w:val="24"/>
-        </w:rPr>
-        <w:t>。</w:t>
+        <w:t>水下航行器在黏性流场中运动时具有显著的附加质量、水动力阻尼与重浮力恢复力矩等六自由度非线性耦合特性，且由常规欠驱动构型向八推进器过驱动构型拓展后，亟需同步解决多自由度耦合状态下的稳定闭环运动控制与受推力物理边界约束的多推进器协调控制分配两大核心问题。为此，本课题的研究目的在于：</w:t>
+      </w:r>
+      <w:r>
+        <w:rPr>
+          <w:rFonts w:ascii="Times New Roman" w:hAnsi="Times New Roman" w:cs="Times New Roman" w:eastAsia="宋体"/>
+          <w:b w:val="0"/>
+          <w:i w:val="0"/>
+          <w:color w:val="000000"/>
+          <w:sz w:val="24"/>
+        </w:rPr>
+        <w:t>依托</w:t>
+      </w:r>
+      <w:r>
+        <w:rPr>
+          <w:rFonts w:ascii="Times New Roman" w:hAnsi="Times New Roman" w:cs="Times New Roman" w:eastAsia="宋体"/>
+          <w:b w:val="0"/>
+          <w:i w:val="0"/>
+          <w:color w:val="000000"/>
+          <w:sz w:val="24"/>
+        </w:rPr>
+        <w:t>实验室</w:t>
+      </w:r>
+      <w:r>
+        <w:rPr>
+          <w:rFonts w:ascii="Times New Roman" w:hAnsi="Times New Roman" w:cs="Times New Roman" w:eastAsia="宋体"/>
+          <w:b w:val="0"/>
+          <w:i w:val="0"/>
+          <w:color w:val="000000"/>
+          <w:sz w:val="24"/>
+        </w:rPr>
+        <w:t>已有八推进器</w:t>
+      </w:r>
+      <w:r>
+        <w:rPr>
+          <w:rFonts w:ascii="Times New Roman" w:hAnsi="Times New Roman" w:cs="Times New Roman" w:eastAsia="宋体"/>
+          <w:b w:val="0"/>
+          <w:i w:val="0"/>
+          <w:color w:val="000000"/>
+          <w:sz w:val="24"/>
+        </w:rPr>
+        <w:t>便携式</w:t>
+      </w:r>
+      <w:r>
+        <w:rPr>
+          <w:rFonts w:ascii="Times New Roman" w:hAnsi="Times New Roman" w:cs="Times New Roman" w:eastAsia="宋体"/>
+          <w:b w:val="0"/>
+          <w:i w:val="0"/>
+          <w:color w:val="000000"/>
+          <w:sz w:val="24"/>
+        </w:rPr>
+        <w:t>水下航行器平台，建立六自由度动力学与推进器模型；结合已有平台参数资料和相关</w:t>
+      </w:r>
+      <w:r>
+        <w:rPr>
+          <w:rFonts w:ascii="Times New Roman" w:hAnsi="Times New Roman" w:cs="Times New Roman" w:eastAsia="宋体"/>
+          <w:b w:val="0"/>
+          <w:i w:val="0"/>
+          <w:color w:val="000000"/>
+          <w:sz w:val="24"/>
+        </w:rPr>
+        <w:t>动态响应</w:t>
+      </w:r>
+      <w:r>
+        <w:rPr>
+          <w:rFonts w:ascii="Times New Roman" w:hAnsi="Times New Roman" w:cs="Times New Roman" w:eastAsia="宋体"/>
+          <w:b w:val="0"/>
+          <w:i w:val="0"/>
+          <w:color w:val="000000"/>
+          <w:sz w:val="24"/>
+        </w:rPr>
+        <w:t>数据开展系统辨识与模型验证</w:t>
+      </w:r>
+      <w:r>
+        <w:rPr>
+          <w:rFonts w:ascii="Times New Roman" w:hAnsi="Times New Roman" w:cs="Times New Roman" w:eastAsia="宋体"/>
+          <w:b w:val="0"/>
+          <w:i w:val="0"/>
+          <w:color w:val="000000"/>
+          <w:sz w:val="24"/>
+        </w:rPr>
+        <w:t>，明确系统辨识的输入输出关系，对关键未知</w:t>
+      </w:r>
+      <w:r>
+        <w:rPr>
+          <w:rFonts w:ascii="Times New Roman" w:hAnsi="Times New Roman" w:cs="Times New Roman" w:eastAsia="宋体"/>
+          <w:b w:val="0"/>
+          <w:i w:val="0"/>
+          <w:color w:val="000000"/>
+          <w:sz w:val="24"/>
+        </w:rPr>
+        <w:t>水动力参数</w:t>
+      </w:r>
+      <w:r>
+        <w:rPr>
+          <w:rFonts w:ascii="Times New Roman" w:hAnsi="Times New Roman" w:cs="Times New Roman" w:eastAsia="宋体"/>
+          <w:b w:val="0"/>
+          <w:i w:val="0"/>
+          <w:color w:val="000000"/>
+          <w:sz w:val="24"/>
+        </w:rPr>
+        <w:t>进行</w:t>
+      </w:r>
+      <w:r>
+        <w:rPr>
+          <w:rFonts w:ascii="Times New Roman" w:hAnsi="Times New Roman" w:cs="Times New Roman" w:eastAsia="宋体"/>
+          <w:b w:val="0"/>
+          <w:i w:val="0"/>
+          <w:color w:val="000000"/>
+          <w:sz w:val="24"/>
+        </w:rPr>
+        <w:t>估计</w:t>
+      </w:r>
+      <w:r>
+        <w:rPr>
+          <w:rFonts w:ascii="Times New Roman" w:hAnsi="Times New Roman" w:cs="Times New Roman" w:eastAsia="宋体"/>
+          <w:b w:val="0"/>
+          <w:i w:val="0"/>
+          <w:color w:val="000000"/>
+          <w:sz w:val="24"/>
+        </w:rPr>
+        <w:t>修正并分析模型适用范围；在此基础上，结合经验证的航行器模型特性</w:t>
+      </w:r>
+      <w:r>
+        <w:rPr>
+          <w:rFonts w:ascii="Times New Roman" w:hAnsi="Times New Roman" w:cs="Times New Roman" w:eastAsia="宋体"/>
+          <w:b w:val="0"/>
+          <w:i w:val="0"/>
+          <w:color w:val="000000"/>
+          <w:sz w:val="24"/>
+        </w:rPr>
+        <w:t>补偿</w:t>
+      </w:r>
+      <w:r>
+        <w:rPr>
+          <w:rFonts w:ascii="Times New Roman" w:hAnsi="Times New Roman" w:cs="Times New Roman" w:eastAsia="宋体"/>
+          <w:b w:val="0"/>
+          <w:i w:val="0"/>
+          <w:color w:val="000000"/>
+          <w:sz w:val="24"/>
+        </w:rPr>
+        <w:t>与</w:t>
+      </w:r>
+      <w:r>
+        <w:rPr>
+          <w:rFonts w:ascii="Times New Roman" w:hAnsi="Times New Roman" w:cs="Times New Roman" w:eastAsia="宋体"/>
+          <w:b w:val="0"/>
+          <w:i w:val="0"/>
+          <w:color w:val="000000"/>
+          <w:sz w:val="24"/>
+        </w:rPr>
+        <w:t>实时</w:t>
+      </w:r>
+      <w:r>
+        <w:rPr>
+          <w:rFonts w:ascii="Times New Roman" w:hAnsi="Times New Roman" w:cs="Times New Roman" w:eastAsia="宋体"/>
+          <w:b w:val="0"/>
+          <w:i w:val="0"/>
+          <w:color w:val="000000"/>
+          <w:sz w:val="24"/>
+        </w:rPr>
+        <w:t>状态反馈构建闭环运动控制系统，实现姿态、深度和航向等基本运动状态的</w:t>
+      </w:r>
+      <w:r>
+        <w:rPr>
+          <w:rFonts w:ascii="Times New Roman" w:hAnsi="Times New Roman" w:cs="Times New Roman" w:eastAsia="宋体"/>
+          <w:b w:val="0"/>
+          <w:i w:val="0"/>
+          <w:color w:val="000000"/>
+          <w:sz w:val="24"/>
+        </w:rPr>
+        <w:t>稳定</w:t>
+      </w:r>
+      <w:r>
+        <w:rPr>
+          <w:rFonts w:ascii="Times New Roman" w:hAnsi="Times New Roman" w:cs="Times New Roman" w:eastAsia="宋体"/>
+          <w:b w:val="0"/>
+          <w:i w:val="0"/>
+          <w:color w:val="000000"/>
+          <w:sz w:val="24"/>
+        </w:rPr>
+        <w:t>闭环控制；</w:t>
+      </w:r>
+      <w:r>
+        <w:rPr>
+          <w:rFonts w:ascii="Times New Roman" w:hAnsi="Times New Roman" w:cs="Times New Roman" w:eastAsia="宋体"/>
+          <w:b w:val="0"/>
+          <w:i w:val="0"/>
+          <w:color w:val="000000"/>
+          <w:sz w:val="24"/>
+        </w:rPr>
+        <w:t>依据八推进器空间布局建立控制分配矩阵</w:t>
+      </w:r>
+      <w:r>
+        <w:rPr>
+          <w:rFonts w:ascii="Times New Roman" w:hAnsi="Times New Roman" w:cs="Times New Roman" w:eastAsia="宋体"/>
+          <w:b w:val="0"/>
+          <w:i w:val="0"/>
+          <w:color w:val="000000"/>
+          <w:sz w:val="24"/>
+        </w:rPr>
+        <w:t>，考虑基本推力输出范围生成</w:t>
+      </w:r>
+      <w:r>
+        <w:rPr>
+          <w:rFonts w:ascii="Times New Roman" w:hAnsi="Times New Roman" w:cs="Times New Roman" w:eastAsia="宋体"/>
+          <w:b w:val="0"/>
+          <w:i w:val="0"/>
+          <w:color w:val="000000"/>
+          <w:sz w:val="24"/>
+        </w:rPr>
+        <w:t>各推进器</w:t>
+      </w:r>
+      <w:r>
+        <w:rPr>
+          <w:rFonts w:ascii="Times New Roman" w:hAnsi="Times New Roman" w:cs="Times New Roman" w:eastAsia="宋体"/>
+          <w:b w:val="0"/>
+          <w:i w:val="0"/>
+          <w:color w:val="000000"/>
+          <w:sz w:val="24"/>
+        </w:rPr>
+        <w:t>推力指令；最终在PX4/SITL软件在环仿真环境中构建闭环系统，通过</w:t>
+      </w:r>
+      <w:r>
+        <w:rPr>
+          <w:rFonts w:ascii="Times New Roman" w:hAnsi="Times New Roman" w:cs="Times New Roman" w:eastAsia="宋体"/>
+          <w:b w:val="0"/>
+          <w:i w:val="0"/>
+          <w:color w:val="000000"/>
+          <w:sz w:val="24"/>
+        </w:rPr>
+        <w:t>典型</w:t>
+      </w:r>
+      <w:r>
+        <w:rPr>
+          <w:rFonts w:ascii="Times New Roman" w:hAnsi="Times New Roman" w:cs="Times New Roman" w:eastAsia="宋体"/>
+          <w:b w:val="0"/>
+          <w:i w:val="0"/>
+          <w:color w:val="000000"/>
+          <w:sz w:val="24"/>
+        </w:rPr>
+        <w:t>运动工况与</w:t>
+      </w:r>
+      <w:r>
+        <w:rPr>
+          <w:rFonts w:ascii="Times New Roman" w:hAnsi="Times New Roman" w:cs="Times New Roman" w:eastAsia="宋体"/>
+          <w:b w:val="0"/>
+          <w:i w:val="0"/>
+          <w:color w:val="000000"/>
+          <w:sz w:val="24"/>
+        </w:rPr>
+        <w:t>适量</w:t>
+      </w:r>
+      <w:r>
+        <w:rPr>
+          <w:rFonts w:ascii="Times New Roman" w:hAnsi="Times New Roman" w:cs="Times New Roman" w:eastAsia="宋体"/>
+          <w:b w:val="0"/>
+          <w:i w:val="0"/>
+          <w:color w:val="000000"/>
+          <w:sz w:val="24"/>
+        </w:rPr>
+        <w:t>流扰条件开展闭环仿真验证与量化性能评价，形成“已有平台—建模与系统辨识—模型验证—运动控制—控制分配—PX4/SITL闭环验证”的完整研究闭环。</w:t>
       </w:r>
     </w:p>
     <w:p>
@@ -2296,13 +1504,23 @@
       </w:pPr>
       <w:r>
         <w:rPr>
-          <w:rFonts w:ascii="Times New Roman" w:hAnsi="Times New Roman" w:cs="Times New Roman" w:eastAsia="宋体"/>
-          <w:b w:val="0"/>
-          <w:i w:val="0"/>
-          <w:color w:val="000000"/>
-          <w:sz w:val="24"/>
-        </w:rPr>
-        <w:t>综合国内外研究进展可知，相较于完全忽略物理特性的传统无模型 PID 控制，利用辨识验证后的航行器动力学模型对重浮力恢复力矩、主导水动力阻尼或惯性动态进行补偿，并结合实时状态误差反馈构建闭环控制器，能够有效改善多自由度耦合与流扰环境下的控制性能，也为本课题根据实机辨识模型特性比选合适的模型控制律（如模型前馈补偿、反馈线性化或增量动态逆等）提供了扎实的理论方法支撑。</w:t>
+          <w:rFonts w:ascii="Times New Roman" w:hAnsi="Times New Roman" w:cs="Times New Roman" w:eastAsia="黑体"/>
+          <w:b w:val="0"/>
+          <w:i w:val="0"/>
+          <w:color w:val="000000"/>
+          <w:sz w:val="24"/>
+        </w:rPr>
+        <w:t xml:space="preserve">1.3 </w:t>
+      </w:r>
+      <w:r>
+        <w:rPr>
+          <w:rFonts w:ascii="Times New Roman" w:hAnsi="Times New Roman" w:cs="Times New Roman" w:eastAsia="黑体"/>
+          <w:b w:val="0"/>
+          <w:i w:val="0"/>
+          <w:color w:val="000000"/>
+          <w:sz w:val="24"/>
+        </w:rPr>
+        <w:t>研究意义</w:t>
       </w:r>
     </w:p>
     <w:p>
@@ -2314,13 +1532,31 @@
       </w:pPr>
       <w:r>
         <w:rPr>
+          <w:rFonts w:ascii="Times New Roman" w:hAnsi="Times New Roman" w:cs="Times New Roman" w:eastAsia="宋体"/>
+          <w:b w:val="0"/>
+          <w:i w:val="0"/>
+          <w:color w:val="000000"/>
+          <w:sz w:val="24"/>
+        </w:rPr>
+        <w:t>开展本课题研究对提升水下航行器的运动控制性能与工程开发效率具有直接价值。一方面，针对便携式水下航行器水动力参数不确定、多自由度交叉耦合以及八推进器推力受限等问题，将经辨识验证的动力学模型引入闭环控制器与受约束控制分配设计，能够有效克服传统经验控制在多轴机动与流扰环境下易超调、推力分配易饱和失真的局限，为过驱动水下航行器的稳定可靠控制提供方法支撑。另一方面，依托开源 PX4 飞控软件架构构建水下软件在环（SITL）闭环仿真环境，使动力学模型、运动控制律与推力分配算法在与实机一致的模块化软件框架下完成闭环检验，不仅能够在安全、可重复的条件下系统评估算法性能并降低水池实机联调的试错成本，还有助于为后续控制算法向实验室水下航行器机载硬件迁移部署奠定可靠的软件基础。</w:t>
+      </w:r>
+    </w:p>
+    <w:p>
+      <w:pPr>
+        <w:pStyle w:val="a6"/>
+        <w:jc w:val="left"/>
+        <w:spacing w:line="360" w:lineRule="auto" w:beforeLines="50" w:before="120" w:afterLines="50" w:after="120"/>
+        <w:ind w:firstLine="0" w:firstLineChars="0" w:left="0"/>
+      </w:pPr>
+      <w:r>
+        <w:rPr>
           <w:rFonts w:ascii="Times New Roman" w:hAnsi="Times New Roman" w:cs="Times New Roman" w:eastAsia="黑体"/>
           <w:b w:val="0"/>
           <w:i w:val="0"/>
           <w:color w:val="000000"/>
           <w:sz w:val="24"/>
         </w:rPr>
-        <w:t xml:space="preserve">2.3 </w:t>
+        <w:t xml:space="preserve">2. </w:t>
       </w:r>
       <w:r>
         <w:rPr>
@@ -2330,7 +1566,7 @@
           <w:color w:val="000000"/>
           <w:sz w:val="24"/>
         </w:rPr>
-        <w:t>多推进器控制分配研究现状</w:t>
+        <w:t>国内外在该方向的研究现状和发展趋势</w:t>
       </w:r>
     </w:p>
     <w:p>
@@ -2348,168 +1584,37 @@
           <w:color w:val="000000"/>
           <w:sz w:val="24"/>
         </w:rPr>
-        <w:t>对于配备八个推进器的</w:t>
-      </w:r>
-      <w:r>
-        <w:rPr>
-          <w:rFonts w:ascii="Times New Roman" w:hAnsi="Times New Roman" w:cs="Times New Roman" w:eastAsia="宋体"/>
-          <w:b w:val="0"/>
-          <w:i w:val="0"/>
-          <w:color w:val="000000"/>
-          <w:sz w:val="24"/>
-        </w:rPr>
-        <w:t>便携式</w:t>
-      </w:r>
-      <w:r>
-        <w:rPr>
-          <w:rFonts w:ascii="Times New Roman" w:hAnsi="Times New Roman" w:cs="Times New Roman" w:eastAsia="宋体"/>
-          <w:b w:val="0"/>
-          <w:i w:val="0"/>
-          <w:color w:val="000000"/>
-          <w:sz w:val="24"/>
-        </w:rPr>
-        <w:t xml:space="preserve">水下航行器而言，其独立的物理执行器数量（8 个推进器）大于空间六自由度广义力与力矩的数量（6 个控制维度），属于典型的过驱动（Over-actuated）冗余控制系统。上层运动控制器计算出的是机体所需的六维期望广义力与力矩 </w:t>
-      </w:r>
-      <m:oMath>
-        <m:sSub>
-          <m:e>
-            <m:r>
-              <m:rPr>
-                <m:sty m:val="bi"/>
-              </m:rPr>
-              <w:rPr>
-                <w:rFonts w:ascii="Cambria Math" w:hAnsi="Cambria Math" w:eastAsia="宋体"/>
-                <w:sz w:val="24"/>
-                <w:szCs w:val="24"/>
-              </w:rPr>
-              <m:t>τ</m:t>
-            </m:r>
-          </m:e>
-          <m:sub>
-            <m:r>
-              <m:rPr>
-                <m:sty m:val="i"/>
-              </m:rPr>
-              <w:rPr>
-                <w:rFonts w:ascii="Cambria Math" w:hAnsi="Cambria Math" w:eastAsia="宋体"/>
-                <w:sz w:val="24"/>
-                <w:szCs w:val="24"/>
-              </w:rPr>
-              <m:t>c</m:t>
-            </m:r>
-          </m:sub>
-        </m:sSub>
-        <m:r>
-          <m:rPr>
-            <m:sty m:val="p"/>
-          </m:rPr>
-          <w:rPr>
-            <w:rFonts w:ascii="Cambria Math" w:hAnsi="Cambria Math" w:eastAsia="宋体"/>
-            <w:sz w:val="24"/>
-            <w:szCs w:val="24"/>
-          </w:rPr>
-          <m:t> ∈ </m:t>
-        </m:r>
-        <m:sSup>
-          <m:e>
-            <m:r>
-              <m:rPr>
-                <m:sty m:val="p"/>
-              </m:rPr>
-              <w:rPr>
-                <w:rFonts w:ascii="Cambria Math" w:hAnsi="Cambria Math" w:eastAsia="宋体"/>
-                <w:sz w:val="24"/>
-                <w:szCs w:val="24"/>
-              </w:rPr>
-              <m:t>ℝ</m:t>
-            </m:r>
-          </m:e>
-          <m:sup>
-            <m:r>
-              <m:rPr>
-                <m:sty m:val="p"/>
-              </m:rPr>
-              <w:rPr>
-                <w:rFonts w:ascii="Cambria Math" w:hAnsi="Cambria Math" w:eastAsia="宋体"/>
-                <w:sz w:val="24"/>
-                <w:szCs w:val="24"/>
-              </w:rPr>
-              <m:t>6</m:t>
-            </m:r>
-          </m:sup>
-        </m:sSup>
-      </m:oMath>
-      <w:r>
-        <w:rPr>
-          <w:rFonts w:ascii="Times New Roman" w:hAnsi="Times New Roman" w:cs="Times New Roman" w:eastAsia="宋体"/>
-          <w:b w:val="0"/>
-          <w:i w:val="0"/>
-          <w:color w:val="000000"/>
-          <w:sz w:val="24"/>
-        </w:rPr>
-        <w:t xml:space="preserve">，而实际作用于水体的是各推进器产生的推力矢量 </w:t>
-      </w:r>
-      <m:oMath>
-        <m:r>
-          <m:rPr>
-            <m:sty m:val="bi"/>
-          </m:rPr>
-          <w:rPr>
-            <w:rFonts w:ascii="Cambria Math" w:hAnsi="Cambria Math" w:eastAsia="宋体"/>
-            <w:sz w:val="24"/>
-            <w:szCs w:val="24"/>
-          </w:rPr>
-          <m:t>T</m:t>
-        </m:r>
-        <m:r>
-          <m:rPr>
-            <m:sty m:val="p"/>
-          </m:rPr>
-          <w:rPr>
-            <w:rFonts w:ascii="Cambria Math" w:hAnsi="Cambria Math" w:eastAsia="宋体"/>
-            <w:sz w:val="24"/>
-            <w:szCs w:val="24"/>
-          </w:rPr>
-          <m:t> ∈ </m:t>
-        </m:r>
-        <m:sSup>
-          <m:e>
-            <m:r>
-              <m:rPr>
-                <m:sty m:val="p"/>
-              </m:rPr>
-              <w:rPr>
-                <w:rFonts w:ascii="Cambria Math" w:hAnsi="Cambria Math" w:eastAsia="宋体"/>
-                <w:sz w:val="24"/>
-                <w:szCs w:val="24"/>
-              </w:rPr>
-              <m:t>ℝ</m:t>
-            </m:r>
-          </m:e>
-          <m:sup>
-            <m:r>
-              <m:rPr>
-                <m:sty m:val="p"/>
-              </m:rPr>
-              <w:rPr>
-                <w:rFonts w:ascii="Cambria Math" w:hAnsi="Cambria Math" w:eastAsia="宋体"/>
-                <w:sz w:val="24"/>
-                <w:szCs w:val="24"/>
-              </w:rPr>
-              <m:t>8</m:t>
-            </m:r>
-          </m:sup>
-        </m:sSup>
-      </m:oMath>
-      <w:r>
-        <w:rPr>
-          <w:rFonts w:ascii="Times New Roman" w:hAnsi="Times New Roman" w:cs="Times New Roman" w:eastAsia="宋体"/>
-          <w:b w:val="0"/>
-          <w:i w:val="0"/>
-          <w:color w:val="000000"/>
-          <w:sz w:val="24"/>
-        </w:rPr>
-        <w:t>。如何根据推进器空间安装布局将期望广义力矩准确、低失真地映射为各推进器推力指令，即为控制分配（Control Allocation）的核心任务。</w:t>
+        <w:t>水下航行器在复杂黏性流场中的稳定运动控制，本质上涉及非流线型机体的多自由度流固耦合机理表征、非线性运动控制律设计、冗余推进器推力协调映射以及嵌入式控制软件闭环实现等关键科学和工程问题。围绕</w:t>
+      </w:r>
+      <w:r>
+        <w:rPr>
+          <w:rFonts w:ascii="Times New Roman" w:hAnsi="Times New Roman" w:cs="Times New Roman" w:eastAsia="宋体"/>
+          <w:b w:val="0"/>
+          <w:i w:val="0"/>
+          <w:color w:val="000000"/>
+          <w:sz w:val="24"/>
+        </w:rPr>
+        <w:t>水下航行器六自由度动力学机理建模与参数辨识、基于模型与状态反馈的运动控制方法、多推进器受约束控制分配以及基于开源飞控软件（PX4）的闭环仿真等四个核心</w:t>
+      </w:r>
+      <w:r>
+        <w:rPr>
+          <w:rFonts w:ascii="Times New Roman" w:hAnsi="Times New Roman" w:cs="Times New Roman" w:eastAsia="宋体"/>
+          <w:b w:val="0"/>
+          <w:i w:val="0"/>
+          <w:color w:val="000000"/>
+          <w:sz w:val="24"/>
+        </w:rPr>
+        <w:t>方向</w:t>
+      </w:r>
+      <w:r>
+        <w:rPr>
+          <w:rFonts w:ascii="Times New Roman" w:hAnsi="Times New Roman" w:cs="Times New Roman" w:eastAsia="宋体"/>
+          <w:b w:val="0"/>
+          <w:i w:val="0"/>
+          <w:color w:val="000000"/>
+          <w:sz w:val="24"/>
+        </w:rPr>
+        <w:t>，国内外学术界与工业界进行了深入研究并取得了丰富成果。</w:t>
       </w:r>
     </w:p>
     <w:p>
@@ -2521,152 +1626,23 @@
       </w:pPr>
       <w:r>
         <w:rPr>
-          <w:rFonts w:ascii="Times New Roman" w:hAnsi="Times New Roman" w:cs="Times New Roman" w:eastAsia="宋体"/>
-          <w:b w:val="0"/>
-          <w:i w:val="0"/>
-          <w:color w:val="000000"/>
-          <w:sz w:val="24"/>
-        </w:rPr>
-        <w:t xml:space="preserve">Johansen 与 Fossen 在控制分配综述中系统总结了无约束广义逆、加权伪逆、有界优化及再分配方法的理论体系 </w:t>
-      </w:r>
-      <w:hyperlink w:anchor="_Ref_Paper_12" w:history="1">
-        <w:r>
-          <w:rPr>
-            <w:rFonts w:ascii="Times New Roman" w:hAnsi="Times New Roman" w:cs="Times New Roman" w:eastAsia="宋体"/>
-            <w:sz w:val="24"/>
-            <w:szCs w:val="24"/>
-            <w:color w:val="000000"/>
-            <w:vertAlign w:val="superscript"/>
-          </w:rPr>
-          <w:t>[12, 13]</w:t>
-        </w:r>
-      </w:hyperlink>
-      <w:r>
-        <w:rPr>
-          <w:rFonts w:ascii="Times New Roman" w:hAnsi="Times New Roman" w:cs="Times New Roman" w:eastAsia="宋体"/>
-          <w:b w:val="0"/>
-          <w:i w:val="0"/>
-          <w:color w:val="000000"/>
-          <w:sz w:val="24"/>
-        </w:rPr>
-        <w:t>。在基础工程应用中，常采用固定比例混控表或无约束伪逆法直接求解推力指令；当某一推进器计算推力超出物理输出上下限时，常规做法通常直接进行硬截断（Clipping）。然而，由于八推进器空间布置存在多自由度力臂耦合，简单的超限硬截断会破坏原本各推进器之间的推力配比，导致合成的六维广义力和力矩方向发生偏转（即产生较大的控制分配残差与姿态耦合失真）。为此，考虑推进器基本推力输出范围约束的控制分配策略受到广泛重视：</w:t>
-      </w:r>
-      <w:r>
-        <w:rPr>
-          <w:rFonts w:ascii="Times New Roman" w:hAnsi="Times New Roman" w:cs="Times New Roman" w:eastAsia="宋体"/>
-          <w:b w:val="0"/>
-          <w:i w:val="0"/>
-          <w:color w:val="000000"/>
-          <w:sz w:val="24"/>
-        </w:rPr>
-        <w:t>程卫平、王猛等针对水下机器人推力器物理输出上限，研究了基于可行方向法等处理推力边界约束的分配算法，</w:t>
-      </w:r>
-      <w:r>
-        <w:rPr>
-          <w:rFonts w:ascii="Times New Roman" w:hAnsi="Times New Roman" w:cs="Times New Roman" w:eastAsia="宋体"/>
-          <w:b w:val="0"/>
-          <w:i w:val="0"/>
-          <w:color w:val="000000"/>
-          <w:sz w:val="24"/>
-        </w:rPr>
-        <w:t xml:space="preserve">有效减小了推力饱和引起的力矩畸变 </w:t>
-      </w:r>
-      <w:hyperlink w:anchor="_Ref_Paper_14" w:history="1">
-        <w:r>
-          <w:rPr>
-            <w:rFonts w:ascii="Times New Roman" w:hAnsi="Times New Roman" w:cs="Times New Roman" w:eastAsia="宋体"/>
-            <w:sz w:val="24"/>
-            <w:szCs w:val="24"/>
-            <w:color w:val="000000"/>
-            <w:vertAlign w:val="superscript"/>
-          </w:rPr>
-          <w:t>[14]</w:t>
-        </w:r>
-      </w:hyperlink>
-      <w:r>
-        <w:rPr>
-          <w:rFonts w:ascii="Times New Roman" w:hAnsi="Times New Roman" w:cs="Times New Roman" w:eastAsia="宋体"/>
-          <w:b w:val="0"/>
-          <w:i w:val="0"/>
-          <w:color w:val="000000"/>
-          <w:sz w:val="24"/>
-        </w:rPr>
-        <w:t>；孙广威等针对矢量推进 ROV 提出了兼顾推力约束与分配效率的多级推力分配策略，</w:t>
-      </w:r>
-      <w:r>
-        <w:rPr>
-          <w:rFonts w:ascii="Times New Roman" w:hAnsi="Times New Roman" w:cs="Times New Roman" w:eastAsia="宋体"/>
-          <w:b w:val="0"/>
-          <w:i w:val="0"/>
-          <w:color w:val="000000"/>
-          <w:sz w:val="24"/>
-        </w:rPr>
-        <w:t xml:space="preserve">提升了多推进器协调能力 </w:t>
-      </w:r>
-      <w:hyperlink w:anchor="_Ref_Paper_15" w:history="1">
-        <w:r>
-          <w:rPr>
-            <w:rFonts w:ascii="Times New Roman" w:hAnsi="Times New Roman" w:cs="Times New Roman" w:eastAsia="宋体"/>
-            <w:sz w:val="24"/>
-            <w:szCs w:val="24"/>
-            <w:color w:val="000000"/>
-            <w:vertAlign w:val="superscript"/>
-          </w:rPr>
-          <w:t>[15]</w:t>
-        </w:r>
-      </w:hyperlink>
-      <w:r>
-        <w:rPr>
-          <w:rFonts w:ascii="Times New Roman" w:hAnsi="Times New Roman" w:cs="Times New Roman" w:eastAsia="宋体"/>
-          <w:b w:val="0"/>
-          <w:i w:val="0"/>
-          <w:color w:val="000000"/>
-          <w:sz w:val="24"/>
-        </w:rPr>
-        <w:t>。由此可见，</w:t>
-      </w:r>
-      <w:r>
-        <w:rPr>
-          <w:rFonts w:ascii="Times New Roman" w:hAnsi="Times New Roman" w:cs="Times New Roman" w:eastAsia="宋体"/>
-          <w:b w:val="0"/>
-          <w:i w:val="0"/>
-          <w:color w:val="000000"/>
-          <w:sz w:val="24"/>
-        </w:rPr>
-        <w:t xml:space="preserve">依据平台八推进器真实几何构型建立准确的 </w:t>
-      </w:r>
-      <m:oMath>
-        <m:r>
-          <m:rPr>
-            <m:sty m:val="p"/>
-          </m:rPr>
-          <w:rPr>
-            <w:rFonts w:ascii="Cambria Math" w:hAnsi="Cambria Math" w:eastAsia="宋体"/>
-            <w:sz w:val="24"/>
-            <w:szCs w:val="24"/>
-          </w:rPr>
-          <m:t>6 × 8</m:t>
-        </m:r>
-      </m:oMath>
-      <w:r>
-        <w:rPr>
-          <w:rFonts w:ascii="Times New Roman" w:hAnsi="Times New Roman" w:cs="Times New Roman" w:eastAsia="宋体"/>
-          <w:b w:val="0"/>
-          <w:i w:val="0"/>
-          <w:color w:val="000000"/>
-          <w:sz w:val="24"/>
-        </w:rPr>
-        <w:t xml:space="preserve"> 控制分配矩阵</w:t>
-      </w:r>
-      <w:r>
-        <w:rPr>
-          <w:rFonts w:ascii="Times New Roman" w:hAnsi="Times New Roman" w:cs="Times New Roman" w:eastAsia="宋体"/>
-          <w:b w:val="0"/>
-          <w:i w:val="0"/>
-          <w:color w:val="000000"/>
-          <w:sz w:val="24"/>
-        </w:rPr>
-        <w:t>，并在分配求解中引入推力输出范围约束处理策略以克服直接硬截断失真，是保障闭环控制系统稳定运行的关键环节。</w:t>
+          <w:rFonts w:ascii="Times New Roman" w:hAnsi="Times New Roman" w:cs="Times New Roman" w:eastAsia="黑体"/>
+          <w:b w:val="0"/>
+          <w:i w:val="0"/>
+          <w:color w:val="000000"/>
+          <w:sz w:val="24"/>
+        </w:rPr>
+        <w:t xml:space="preserve">2.1 </w:t>
+      </w:r>
+      <w:r>
+        <w:rPr>
+          <w:rFonts w:ascii="Times New Roman" w:hAnsi="Times New Roman" w:cs="Times New Roman" w:eastAsia="黑体"/>
+          <w:b w:val="0"/>
+          <w:i w:val="0"/>
+          <w:color w:val="000000"/>
+          <w:sz w:val="24"/>
+        </w:rPr>
+        <w:t>水下航行器动力学建模与系统辨识研究现状</w:t>
       </w:r>
     </w:p>
     <w:p>
@@ -2678,23 +1654,147 @@
       </w:pPr>
       <w:r>
         <w:rPr>
-          <w:rFonts w:ascii="Times New Roman" w:hAnsi="Times New Roman" w:cs="Times New Roman" w:eastAsia="黑体"/>
-          <w:b w:val="0"/>
-          <w:i w:val="0"/>
-          <w:color w:val="000000"/>
-          <w:sz w:val="24"/>
-        </w:rPr>
-        <w:t xml:space="preserve">2.4 </w:t>
-      </w:r>
-      <w:r>
-        <w:rPr>
-          <w:rFonts w:ascii="Times New Roman" w:hAnsi="Times New Roman" w:cs="Times New Roman" w:eastAsia="黑体"/>
-          <w:b w:val="0"/>
-          <w:i w:val="0"/>
-          <w:color w:val="000000"/>
-          <w:sz w:val="24"/>
-        </w:rPr>
-        <w:t>基于开源软件架构（PX4）的水下航行器闭环仿真研究现状</w:t>
+          <w:rFonts w:ascii="Times New Roman" w:hAnsi="Times New Roman" w:cs="Times New Roman" w:eastAsia="宋体"/>
+          <w:b w:val="0"/>
+          <w:i w:val="0"/>
+          <w:color w:val="000000"/>
+          <w:sz w:val="24"/>
+        </w:rPr>
+        <w:t>在动力学机理建模方面，水下航行器的运动学与动力学理论体系历经长期发展，已形成规范的标准框架。国际水池会议（ITTC）与国际海事组织（IMO）为海洋船舶与运载器的运动表述奠定了基础，挪威科技大学学者 Fossen 系统提出了海洋航行器六自由度非线性矢量建模理论体系</w:t>
+      </w:r>
+      <w:hyperlink w:anchor="_Ref_Paper_2" w:history="1">
+        <w:r>
+          <w:rPr>
+            <w:rFonts w:ascii="Times New Roman" w:hAnsi="Times New Roman" w:cs="Times New Roman" w:eastAsia="宋体"/>
+            <w:sz w:val="24"/>
+            <w:szCs w:val="24"/>
+            <w:color w:val="000000"/>
+            <w:vertAlign w:val="superscript"/>
+          </w:rPr>
+          <w:t>[2]</w:t>
+        </w:r>
+      </w:hyperlink>
+      <w:r>
+        <w:rPr>
+          <w:rFonts w:ascii="Times New Roman" w:hAnsi="Times New Roman" w:cs="Times New Roman" w:eastAsia="宋体"/>
+          <w:b w:val="0"/>
+          <w:i w:val="0"/>
+          <w:color w:val="000000"/>
+          <w:sz w:val="24"/>
+        </w:rPr>
+        <w:t>。该体系将</w:t>
+      </w:r>
+      <w:r>
+        <w:rPr>
+          <w:rFonts w:ascii="Times New Roman" w:hAnsi="Times New Roman" w:cs="Times New Roman" w:eastAsia="宋体"/>
+          <w:b w:val="0"/>
+          <w:i w:val="0"/>
+          <w:color w:val="000000"/>
+          <w:sz w:val="24"/>
+        </w:rPr>
+        <w:t>惯性坐标系与固连于航行器的附体坐标系</w:t>
+      </w:r>
+      <w:r>
+        <w:rPr>
+          <w:rFonts w:ascii="Times New Roman" w:hAnsi="Times New Roman" w:cs="Times New Roman" w:eastAsia="宋体"/>
+          <w:b w:val="0"/>
+          <w:i w:val="0"/>
+          <w:color w:val="000000"/>
+          <w:sz w:val="24"/>
+        </w:rPr>
+        <w:t>相结合，通过坐标变换矩阵统一描述位置、姿态</w:t>
+      </w:r>
+      <w:r>
+        <w:rPr>
+          <w:rFonts w:ascii="Times New Roman" w:hAnsi="Times New Roman" w:cs="Times New Roman" w:eastAsia="宋体"/>
+          <w:b w:val="0"/>
+          <w:i w:val="0"/>
+          <w:color w:val="000000"/>
+          <w:sz w:val="24"/>
+        </w:rPr>
+        <w:t>角</w:t>
+      </w:r>
+      <w:r>
+        <w:rPr>
+          <w:rFonts w:ascii="Times New Roman" w:hAnsi="Times New Roman" w:cs="Times New Roman" w:eastAsia="宋体"/>
+          <w:b w:val="0"/>
+          <w:i w:val="0"/>
+          <w:color w:val="000000"/>
+          <w:sz w:val="24"/>
+        </w:rPr>
+        <w:t>与六自由度线速度、角速度，并将作用于机体上的广义力矩解构为刚体惯性矩阵、水动力附加质量矩阵、刚体与附加质量科氏向心力矩阵、线性与非线性水动力阻尼矩阵以及重力与浮力恢复力矩矢量，成为当前水下航行器建模与控制研究所公认的方程基础。</w:t>
+      </w:r>
+      <w:r>
+        <w:rPr>
+          <w:rFonts w:ascii="Times New Roman" w:hAnsi="Times New Roman" w:cs="Times New Roman" w:eastAsia="宋体"/>
+          <w:b w:val="0"/>
+          <w:i w:val="0"/>
+          <w:color w:val="000000"/>
+          <w:sz w:val="24"/>
+        </w:rPr>
+        <w:t>对于搭载耐压水密舱、外部传感器探头及多推进器组件的非流线型多附体水下航行器（ROV）而言，其水动力特性与流线型回转体 AUV 存在明显差异。</w:t>
+      </w:r>
+      <w:r>
+        <w:rPr>
+          <w:rFonts w:ascii="Times New Roman" w:hAnsi="Times New Roman" w:cs="Times New Roman" w:eastAsia="宋体"/>
+          <w:b w:val="0"/>
+          <w:i w:val="0"/>
+          <w:color w:val="000000"/>
+          <w:sz w:val="24"/>
+        </w:rPr>
+        <w:t>Caccia 等较早对</w:t>
+      </w:r>
+      <w:r>
+        <w:rPr>
+          <w:rFonts w:ascii="Times New Roman" w:hAnsi="Times New Roman" w:cs="Times New Roman" w:eastAsia="宋体"/>
+          <w:b w:val="0"/>
+          <w:i w:val="0"/>
+          <w:color w:val="000000"/>
+          <w:sz w:val="24"/>
+        </w:rPr>
+        <w:t>可变构型无人水下航行器</w:t>
+      </w:r>
+      <w:r>
+        <w:rPr>
+          <w:rFonts w:ascii="Times New Roman" w:hAnsi="Times New Roman" w:cs="Times New Roman" w:eastAsia="宋体"/>
+          <w:b w:val="0"/>
+          <w:i w:val="0"/>
+          <w:color w:val="000000"/>
+          <w:sz w:val="24"/>
+        </w:rPr>
+        <w:t>的动力学建模与水动力参数辨识展开了系统研究，</w:t>
+      </w:r>
+      <w:r>
+        <w:rPr>
+          <w:rFonts w:ascii="Times New Roman" w:hAnsi="Times New Roman" w:cs="Times New Roman" w:eastAsia="宋体"/>
+          <w:b w:val="0"/>
+          <w:i w:val="0"/>
+          <w:color w:val="000000"/>
+          <w:sz w:val="24"/>
+        </w:rPr>
+        <w:t>指出了在标准六自由度方程结构下根据低速对称特性简化水动力矩阵并结合试验数据辨识主导水动力参数的可行性</w:t>
+      </w:r>
+      <w:hyperlink w:anchor="_Ref_Paper_3" w:history="1">
+        <w:r>
+          <w:rPr>
+            <w:rFonts w:ascii="Times New Roman" w:hAnsi="Times New Roman" w:cs="Times New Roman" w:eastAsia="宋体"/>
+            <w:sz w:val="24"/>
+            <w:szCs w:val="24"/>
+            <w:color w:val="000000"/>
+            <w:vertAlign w:val="superscript"/>
+          </w:rPr>
+          <w:t>[3]</w:t>
+        </w:r>
+      </w:hyperlink>
+      <w:r>
+        <w:rPr>
+          <w:rFonts w:ascii="Times New Roman" w:hAnsi="Times New Roman" w:cs="Times New Roman" w:eastAsia="宋体"/>
+          <w:b w:val="0"/>
+          <w:i w:val="0"/>
+          <w:color w:val="000000"/>
+          <w:sz w:val="24"/>
+        </w:rPr>
+        <w:t>。</w:t>
       </w:r>
     </w:p>
     <w:p>
@@ -2712,7 +1812,177 @@
           <w:color w:val="000000"/>
           <w:sz w:val="24"/>
         </w:rPr>
-        <w:t>在现代机器人与无人系统的研发流程中，控制算法的模块化软件实现与闭环仿真验证平台至关重要。传统的控制算法验证多基于纯离线数学脚本（如纯 MATLAB 或 Python 数值积分），虽然便于验证控制律的数学收敛性，但脱离了嵌入式实时操作系统（RTOS）的多任务并发调度、模块间异步通信以及离散采样周期等工程约束，导致算法向实验平台机载硬件迁移时面临较大的代码重构工作量。</w:t>
+        <w:t>由于非流线型多附体航行器的水动力系数难以仅凭理论经验公式精确估算，而传统平面运动机构（PMM）大型水池拖曳试验设备成本高、周期长，因此在套用标准六自由度机理方程结构的基础上，利用平台几何质量先验参数确定刚体项、结合低成本原位动态响应数据拟合未知水动力系数，成为获取可用工程动力学模型的主流途径。</w:t>
+      </w:r>
+      <w:r>
+        <w:rPr>
+          <w:rFonts w:ascii="Times New Roman" w:hAnsi="Times New Roman" w:cs="Times New Roman" w:eastAsia="宋体"/>
+          <w:b w:val="0"/>
+          <w:i w:val="0"/>
+          <w:color w:val="000000"/>
+          <w:sz w:val="24"/>
+        </w:rPr>
+        <w:t>Ross、Fossen 与 Johansen 提出了基于自由衰减试验（Free Decay Tests）辨识水下航行器水动力系数的方法，通过释放初始位移并记录单自由度衰减振荡曲线即可解算出主要惯性与阻尼参数</w:t>
+      </w:r>
+      <w:hyperlink w:anchor="_Ref_Paper_4" w:history="1">
+        <w:r>
+          <w:rPr>
+            <w:rFonts w:ascii="Times New Roman" w:hAnsi="Times New Roman" w:cs="Times New Roman" w:eastAsia="宋体"/>
+            <w:sz w:val="24"/>
+            <w:szCs w:val="24"/>
+            <w:color w:val="000000"/>
+            <w:vertAlign w:val="superscript"/>
+          </w:rPr>
+          <w:t>[4]</w:t>
+        </w:r>
+      </w:hyperlink>
+      <w:r>
+        <w:rPr>
+          <w:rFonts w:ascii="Times New Roman" w:hAnsi="Times New Roman" w:cs="Times New Roman" w:eastAsia="宋体"/>
+          <w:b w:val="0"/>
+          <w:i w:val="0"/>
+          <w:color w:val="000000"/>
+          <w:sz w:val="24"/>
+        </w:rPr>
+        <w:t>；Avila 等针对</w:t>
+      </w:r>
+      <w:r>
+        <w:rPr>
+          <w:rFonts w:ascii="Times New Roman" w:hAnsi="Times New Roman" w:cs="Times New Roman" w:eastAsia="宋体"/>
+          <w:b w:val="0"/>
+          <w:i w:val="0"/>
+          <w:color w:val="000000"/>
+          <w:sz w:val="24"/>
+        </w:rPr>
+        <w:t>复杂构型</w:t>
+      </w:r>
+      <w:r>
+        <w:rPr>
+          <w:rFonts w:ascii="Times New Roman" w:hAnsi="Times New Roman" w:cs="Times New Roman" w:eastAsia="宋体"/>
+          <w:b w:val="0"/>
+          <w:i w:val="0"/>
+          <w:color w:val="000000"/>
+          <w:sz w:val="24"/>
+        </w:rPr>
+        <w:t>水下航行器开展了实验水动力模型辨识研究，结合阶跃推力激励与频域响应分析对附加质量与流体阻尼特性进行了定量标定</w:t>
+      </w:r>
+      <w:hyperlink w:anchor="_Ref_Paper_5" w:history="1">
+        <w:r>
+          <w:rPr>
+            <w:rFonts w:ascii="Times New Roman" w:hAnsi="Times New Roman" w:cs="Times New Roman" w:eastAsia="宋体"/>
+            <w:sz w:val="24"/>
+            <w:szCs w:val="24"/>
+            <w:color w:val="000000"/>
+            <w:vertAlign w:val="superscript"/>
+          </w:rPr>
+          <w:t>[5]</w:t>
+        </w:r>
+      </w:hyperlink>
+      <w:r>
+        <w:rPr>
+          <w:rFonts w:ascii="Times New Roman" w:hAnsi="Times New Roman" w:cs="Times New Roman" w:eastAsia="宋体"/>
+          <w:b w:val="0"/>
+          <w:i w:val="0"/>
+          <w:color w:val="000000"/>
+          <w:sz w:val="24"/>
+        </w:rPr>
+        <w:t>；Chin 与 Lau 针对</w:t>
+      </w:r>
+      <w:r>
+        <w:rPr>
+          <w:rFonts w:ascii="Times New Roman" w:hAnsi="Times New Roman" w:cs="Times New Roman" w:eastAsia="宋体"/>
+          <w:b w:val="0"/>
+          <w:i w:val="0"/>
+          <w:color w:val="000000"/>
+          <w:sz w:val="24"/>
+        </w:rPr>
+        <w:t>复杂外形 ROV</w:t>
+      </w:r>
+      <w:r>
+        <w:rPr>
+          <w:rFonts w:ascii="Times New Roman" w:hAnsi="Times New Roman" w:cs="Times New Roman" w:eastAsia="宋体"/>
+          <w:b w:val="0"/>
+          <w:i w:val="0"/>
+          <w:color w:val="000000"/>
+          <w:sz w:val="24"/>
+        </w:rPr>
+        <w:t xml:space="preserve"> 开展了水动力阻尼建模与试验对比，分析了不同速度区间线性阻尼与二次非线性阻尼的主导权重</w:t>
+      </w:r>
+      <w:hyperlink w:anchor="_Ref_Paper_6" w:history="1">
+        <w:r>
+          <w:rPr>
+            <w:rFonts w:ascii="Times New Roman" w:hAnsi="Times New Roman" w:cs="Times New Roman" w:eastAsia="宋体"/>
+            <w:sz w:val="24"/>
+            <w:szCs w:val="24"/>
+            <w:color w:val="000000"/>
+            <w:vertAlign w:val="superscript"/>
+          </w:rPr>
+          <w:t>[6]</w:t>
+        </w:r>
+      </w:hyperlink>
+      <w:r>
+        <w:rPr>
+          <w:rFonts w:ascii="Times New Roman" w:hAnsi="Times New Roman" w:cs="Times New Roman" w:eastAsia="宋体"/>
+          <w:b w:val="0"/>
+          <w:i w:val="0"/>
+          <w:color w:val="000000"/>
+          <w:sz w:val="24"/>
+        </w:rPr>
+        <w:t>。国内哈尔滨工程大学高婷、庞永杰等针对复杂构型水下航行器水动力系数计算方法开展了系统研究，结合几何特征分析与试验修正建立了面向控制设计的实用化模型</w:t>
+      </w:r>
+      <w:hyperlink w:anchor="_Ref_Paper_7" w:history="1">
+        <w:r>
+          <w:rPr>
+            <w:rFonts w:ascii="Times New Roman" w:hAnsi="Times New Roman" w:cs="Times New Roman" w:eastAsia="宋体"/>
+            <w:sz w:val="24"/>
+            <w:szCs w:val="24"/>
+            <w:color w:val="000000"/>
+            <w:vertAlign w:val="superscript"/>
+          </w:rPr>
+          <w:t>[7]</w:t>
+        </w:r>
+      </w:hyperlink>
+      <w:r>
+        <w:rPr>
+          <w:rFonts w:ascii="Times New Roman" w:hAnsi="Times New Roman" w:cs="Times New Roman" w:eastAsia="宋体"/>
+          <w:b w:val="0"/>
+          <w:i w:val="0"/>
+          <w:color w:val="000000"/>
+          <w:sz w:val="24"/>
+        </w:rPr>
+        <w:t>。</w:t>
+      </w:r>
+      <w:r>
+        <w:rPr>
+          <w:rFonts w:ascii="Times New Roman" w:hAnsi="Times New Roman" w:cs="Times New Roman" w:eastAsia="宋体"/>
+          <w:b w:val="0"/>
+          <w:i w:val="0"/>
+          <w:color w:val="000000"/>
+          <w:sz w:val="24"/>
+        </w:rPr>
+        <w:t>近年来，von Benzon 等面向主流八推进器 BlueROV2 平台建立了开源物理仿真与动力学基准，提供了标准化的模型参数与对比基础</w:t>
+      </w:r>
+      <w:hyperlink w:anchor="_Ref_Paper_8" w:history="1">
+        <w:r>
+          <w:rPr>
+            <w:rFonts w:ascii="Times New Roman" w:hAnsi="Times New Roman" w:cs="Times New Roman" w:eastAsia="宋体"/>
+            <w:sz w:val="24"/>
+            <w:szCs w:val="24"/>
+            <w:color w:val="000000"/>
+            <w:vertAlign w:val="superscript"/>
+          </w:rPr>
+          <w:t>[8]</w:t>
+        </w:r>
+      </w:hyperlink>
+      <w:r>
+        <w:rPr>
+          <w:rFonts w:ascii="Times New Roman" w:hAnsi="Times New Roman" w:cs="Times New Roman" w:eastAsia="宋体"/>
+          <w:b w:val="0"/>
+          <w:i w:val="0"/>
+          <w:color w:val="000000"/>
+          <w:sz w:val="24"/>
+        </w:rPr>
+        <w:t>。这表明，直接采用经典六自由度动力学方程结构、对水动力矩阵做合理工程简化，并结合特征激励响应数据通过参数拟合辨识未知水动力系数，是构建水下航行器实用化动力学模型的成熟路径。</w:t>
       </w:r>
     </w:p>
     <w:p>
@@ -2724,67 +1994,23 @@
       </w:pPr>
       <w:r>
         <w:rPr>
-          <w:rFonts w:ascii="Times New Roman" w:hAnsi="Times New Roman" w:cs="Times New Roman" w:eastAsia="宋体"/>
-          <w:b w:val="0"/>
-          <w:i w:val="0"/>
-          <w:color w:val="000000"/>
-          <w:sz w:val="24"/>
-        </w:rPr>
-        <w:t>苏黎世联邦理工学院（ETH Zurich）Meier 等主导研发的 PX4 Autopilot 是当前无人系统领域广泛应用的开源嵌入式控制软件框架之一</w:t>
-      </w:r>
-      <w:hyperlink w:anchor="_Ref_Paper_16" w:history="1">
-        <w:r>
-          <w:rPr>
-            <w:rFonts w:ascii="Times New Roman" w:hAnsi="Times New Roman" w:cs="Times New Roman" w:eastAsia="宋体"/>
-            <w:sz w:val="24"/>
-            <w:szCs w:val="24"/>
-            <w:color w:val="000000"/>
-            <w:vertAlign w:val="superscript"/>
-          </w:rPr>
-          <w:t>[16]</w:t>
-        </w:r>
-      </w:hyperlink>
-      <w:r>
-        <w:rPr>
-          <w:rFonts w:ascii="Times New Roman" w:hAnsi="Times New Roman" w:cs="Times New Roman" w:eastAsia="宋体"/>
-          <w:b w:val="0"/>
-          <w:i w:val="0"/>
-          <w:color w:val="000000"/>
-          <w:sz w:val="24"/>
-        </w:rPr>
-        <w:t>。PX4 采用“算法模块层与系统中间件层”解耦的架构设计，通过基于共享内存的微对象请求代理（uORB）异步发布/订阅总线实现状态估计、运动控制与控制分配模块之间的标准化数据交互；同时原生支持软件在环（SITL）闭环编译运行与 ULog 全状态日志记录。近年来，国内外研究团队开始将 PX4 架构拓展至水下无人航行器领域，</w:t>
-      </w:r>
-      <w:r>
-        <w:rPr>
-          <w:rFonts w:ascii="Times New Roman" w:hAnsi="Times New Roman" w:cs="Times New Roman" w:eastAsia="宋体"/>
-          <w:b w:val="0"/>
-          <w:i w:val="0"/>
-          <w:color w:val="000000"/>
-          <w:sz w:val="24"/>
-        </w:rPr>
-        <w:t>如 Duecker 等依托基于 PX4 的软件在环仿真与水池实验完成了 HippoCampus X 水下平台的三维机动控制验证，证实了基于 PX4/SITL 构建水下航行器闭环仿真与验证体系的工程合理性</w:t>
-      </w:r>
-      <w:hyperlink w:anchor="_Ref_Paper_17" w:history="1">
-        <w:r>
-          <w:rPr>
-            <w:rFonts w:ascii="Times New Roman" w:hAnsi="Times New Roman" w:cs="Times New Roman" w:eastAsia="宋体"/>
-            <w:sz w:val="24"/>
-            <w:szCs w:val="24"/>
-            <w:color w:val="000000"/>
-            <w:vertAlign w:val="superscript"/>
-          </w:rPr>
-          <w:t>[17]</w:t>
-        </w:r>
-      </w:hyperlink>
-      <w:r>
-        <w:rPr>
-          <w:rFonts w:ascii="Times New Roman" w:hAnsi="Times New Roman" w:cs="Times New Roman" w:eastAsia="宋体"/>
-          <w:b w:val="0"/>
-          <w:i w:val="0"/>
-          <w:color w:val="000000"/>
-          <w:sz w:val="24"/>
-        </w:rPr>
-        <w:t>。</w:t>
+          <w:rFonts w:ascii="Times New Roman" w:hAnsi="Times New Roman" w:cs="Times New Roman" w:eastAsia="黑体"/>
+          <w:b w:val="0"/>
+          <w:i w:val="0"/>
+          <w:color w:val="000000"/>
+          <w:sz w:val="24"/>
+        </w:rPr>
+        <w:t xml:space="preserve">2.2 </w:t>
+      </w:r>
+      <w:r>
+        <w:rPr>
+          <w:rFonts w:ascii="Times New Roman" w:hAnsi="Times New Roman" w:cs="Times New Roman" w:eastAsia="黑体"/>
+          <w:b w:val="0"/>
+          <w:i w:val="0"/>
+          <w:color w:val="000000"/>
+          <w:sz w:val="24"/>
+        </w:rPr>
+        <w:t>水下航行器运动控制方法研究现状</w:t>
       </w:r>
     </w:p>
     <w:p>
@@ -2796,23 +2022,45 @@
       </w:pPr>
       <w:r>
         <w:rPr>
-          <w:rFonts w:ascii="Times New Roman" w:hAnsi="Times New Roman" w:cs="Times New Roman" w:eastAsia="黑体"/>
-          <w:b w:val="0"/>
-          <w:i w:val="0"/>
-          <w:color w:val="000000"/>
-          <w:sz w:val="24"/>
-        </w:rPr>
-        <w:t xml:space="preserve">2.5 </w:t>
-      </w:r>
-      <w:r>
-        <w:rPr>
-          <w:rFonts w:ascii="Times New Roman" w:hAnsi="Times New Roman" w:cs="Times New Roman" w:eastAsia="黑体"/>
-          <w:b w:val="0"/>
-          <w:i w:val="0"/>
-          <w:color w:val="000000"/>
-          <w:sz w:val="24"/>
-        </w:rPr>
-        <w:t>发展趋势与对本课题的启示</w:t>
+          <w:rFonts w:ascii="Times New Roman" w:hAnsi="Times New Roman" w:cs="Times New Roman" w:eastAsia="宋体"/>
+          <w:b w:val="0"/>
+          <w:i w:val="0"/>
+          <w:color w:val="000000"/>
+          <w:sz w:val="24"/>
+        </w:rPr>
+        <w:t>水下航行器运动控制的核心任务在于驱动推进器系统产生协调推力与力矩，使航行器的空间位置、潜深以及横滚、俯仰、偏航姿态稳定准确地跟踪给定的参考运动指令，并在存在未建模动态与外部水流干扰时维持良好的瞬态与稳态性能。</w:t>
+      </w:r>
+      <w:r>
+        <w:rPr>
+          <w:rFonts w:ascii="Times New Roman" w:hAnsi="Times New Roman" w:cs="Times New Roman" w:eastAsia="宋体"/>
+          <w:b w:val="0"/>
+          <w:i w:val="0"/>
+          <w:color w:val="000000"/>
+          <w:sz w:val="24"/>
+        </w:rPr>
+        <w:t xml:space="preserve">在常规工程实践与开源水下飞控中，不依赖动力学模型的独立单回路 PID 或串级 PID 控制应用最为广泛，其在平稳水流环境下的定点悬停或低速巡航中具备结构简单、易于初调的优势 </w:t>
+      </w:r>
+      <w:hyperlink w:anchor="_Ref_Paper_2" w:history="1">
+        <w:r>
+          <w:rPr>
+            <w:rFonts w:ascii="Times New Roman" w:hAnsi="Times New Roman" w:cs="Times New Roman" w:eastAsia="宋体"/>
+            <w:sz w:val="24"/>
+            <w:szCs w:val="24"/>
+            <w:color w:val="000000"/>
+            <w:vertAlign w:val="superscript"/>
+          </w:rPr>
+          <w:t>[2, 8]</w:t>
+        </w:r>
+      </w:hyperlink>
+      <w:r>
+        <w:rPr>
+          <w:rFonts w:ascii="Times New Roman" w:hAnsi="Times New Roman" w:cs="Times New Roman" w:eastAsia="宋体"/>
+          <w:b w:val="0"/>
+          <w:i w:val="0"/>
+          <w:color w:val="000000"/>
+          <w:sz w:val="24"/>
+        </w:rPr>
+        <w:t>。然而，八推进器便携式水下航行器本质上是一个多自由度耦合的非线性系统：航行器在水平面做纵向或侧向机动时易诱发俯仰、垂荡或横滚耦合运动，且重力与浮力的恢复力矩随姿态倾角呈三角函数非线性变化。完全忽略航行器动力学特性的纯无模型 PID 控制，在较大幅度机动与外部水流扰动下容易出现响应滞后、超调偏大或多通道相互拉扯干扰，难以兼顾动态跟踪精度与抗扰稳定性。</w:t>
       </w:r>
     </w:p>
     <w:p>
@@ -2830,880 +2078,155 @@
           <w:color w:val="000000"/>
           <w:sz w:val="24"/>
         </w:rPr>
-        <w:t>结合任务书确定的四个核心研究模块，将各模块常规工程做法的局限性、国内外代表性改进方法与本课题拟采取的研究方案归纳对比如下（见表 1）：</w:t>
+        <w:t>针对传统无模型 PID 控制的上述局限，将辨识得到的航行器动力学模型引入控制器设计、与实时状态误差反馈相结合，成为提升水下航行器闭环控制性能的重要途径。围绕如何有效利用动力学模型信息，国内外学者发展了多种代表性方法：</w:t>
+      </w:r>
+      <w:r>
+        <w:rPr>
+          <w:rFonts w:ascii="Times New Roman" w:hAnsi="Times New Roman" w:cs="Times New Roman" w:eastAsia="宋体"/>
+          <w:b w:val="0"/>
+          <w:i w:val="0"/>
+          <w:color w:val="000000"/>
+          <w:sz w:val="24"/>
+        </w:rPr>
+        <w:t>Fernandes 等针对观察级 ROV 提出了一种</w:t>
+      </w:r>
+      <w:r>
+        <w:rPr>
+          <w:rFonts w:ascii="Times New Roman" w:hAnsi="Times New Roman" w:cs="Times New Roman" w:eastAsia="宋体"/>
+          <w:b w:val="0"/>
+          <w:i w:val="0"/>
+          <w:color w:val="000000"/>
+          <w:sz w:val="24"/>
+        </w:rPr>
+        <w:t>结合航行器动力学模型与高增益状态观测器的输出反馈运动控制系统，有效提升了深度、航向和水平面位置的闭环控制品质</w:t>
+      </w:r>
+      <w:r>
+        <w:rPr>
+          <w:rFonts w:ascii="Times New Roman" w:hAnsi="Times New Roman" w:cs="Times New Roman" w:eastAsia="宋体"/>
+          <w:b w:val="0"/>
+          <w:i w:val="0"/>
+          <w:color w:val="000000"/>
+          <w:sz w:val="24"/>
+        </w:rPr>
+        <w:t xml:space="preserve"> </w:t>
+      </w:r>
+      <w:hyperlink w:anchor="_Ref_Paper_9" w:history="1">
+        <w:r>
+          <w:rPr>
+            <w:rFonts w:ascii="Times New Roman" w:hAnsi="Times New Roman" w:cs="Times New Roman" w:eastAsia="宋体"/>
+            <w:sz w:val="24"/>
+            <w:szCs w:val="24"/>
+            <w:color w:val="000000"/>
+            <w:vertAlign w:val="superscript"/>
+          </w:rPr>
+          <w:t>[9]</w:t>
+        </w:r>
+      </w:hyperlink>
+      <w:r>
+        <w:rPr>
+          <w:rFonts w:ascii="Times New Roman" w:hAnsi="Times New Roman" w:cs="Times New Roman" w:eastAsia="宋体"/>
+          <w:b w:val="0"/>
+          <w:i w:val="0"/>
+          <w:color w:val="000000"/>
+          <w:sz w:val="24"/>
+        </w:rPr>
+        <w:t>；Chu 等针对</w:t>
+      </w:r>
+      <w:r>
+        <w:rPr>
+          <w:rFonts w:ascii="Times New Roman" w:hAnsi="Times New Roman" w:cs="Times New Roman" w:eastAsia="宋体"/>
+          <w:b w:val="0"/>
+          <w:i w:val="0"/>
+          <w:color w:val="000000"/>
+          <w:sz w:val="24"/>
+        </w:rPr>
+        <w:t>水下航行器水动力阻尼不确定性与推力受限问题</w:t>
+      </w:r>
+      <w:r>
+        <w:rPr>
+          <w:rFonts w:ascii="Times New Roman" w:hAnsi="Times New Roman" w:cs="Times New Roman" w:eastAsia="宋体"/>
+          <w:b w:val="0"/>
+          <w:i w:val="0"/>
+          <w:color w:val="000000"/>
+          <w:sz w:val="24"/>
+        </w:rPr>
+        <w:t>，提出了一种融合动力学模型前馈补偿与参数更新的轨迹跟踪控制方法，</w:t>
+      </w:r>
+      <w:r>
+        <w:rPr>
+          <w:rFonts w:ascii="Times New Roman" w:hAnsi="Times New Roman" w:cs="Times New Roman" w:eastAsia="宋体"/>
+          <w:b w:val="0"/>
+          <w:i w:val="0"/>
+          <w:color w:val="000000"/>
+          <w:sz w:val="24"/>
+        </w:rPr>
+        <w:t>改善了耦合机动下的跟踪精度</w:t>
+      </w:r>
+      <w:r>
+        <w:rPr>
+          <w:rFonts w:ascii="Times New Roman" w:hAnsi="Times New Roman" w:cs="Times New Roman" w:eastAsia="宋体"/>
+          <w:b w:val="0"/>
+          <w:i w:val="0"/>
+          <w:color w:val="000000"/>
+          <w:sz w:val="24"/>
+        </w:rPr>
+        <w:t xml:space="preserve"> </w:t>
+      </w:r>
+      <w:hyperlink w:anchor="_Ref_Paper_10" w:history="1">
+        <w:r>
+          <w:rPr>
+            <w:rFonts w:ascii="Times New Roman" w:hAnsi="Times New Roman" w:cs="Times New Roman" w:eastAsia="宋体"/>
+            <w:sz w:val="24"/>
+            <w:szCs w:val="24"/>
+            <w:color w:val="000000"/>
+            <w:vertAlign w:val="superscript"/>
+          </w:rPr>
+          <w:t>[10]</w:t>
+        </w:r>
+      </w:hyperlink>
+      <w:r>
+        <w:rPr>
+          <w:rFonts w:ascii="Times New Roman" w:hAnsi="Times New Roman" w:cs="Times New Roman" w:eastAsia="宋体"/>
+          <w:b w:val="0"/>
+          <w:i w:val="0"/>
+          <w:color w:val="000000"/>
+          <w:sz w:val="24"/>
+        </w:rPr>
+        <w:t>；</w:t>
+      </w:r>
+      <w:r>
+        <w:rPr>
+          <w:rFonts w:ascii="Times New Roman" w:hAnsi="Times New Roman" w:cs="Times New Roman" w:eastAsia="宋体"/>
+          <w:b w:val="0"/>
+          <w:i w:val="0"/>
+          <w:color w:val="000000"/>
+          <w:sz w:val="24"/>
+        </w:rPr>
+        <w:t xml:space="preserve">围绕非线性解耦与抗扰，基于反馈线性化、动态逆以及增量非线性动态逆（INDI）的控制方法也受到广泛关注，例如 Slawik 等将增量动态逆方法引入水下航行器姿态控制中，利用机体惯性与控制效能模型配合高频状态反馈在局部时间微元内抵消未建模水动力阻尼与外部流扰，展现出良好的抗扰能力 </w:t>
+      </w:r>
+      <w:hyperlink w:anchor="_Ref_Paper_11" w:history="1">
+        <w:r>
+          <w:rPr>
+            <w:rFonts w:ascii="Times New Roman" w:hAnsi="Times New Roman" w:cs="Times New Roman" w:eastAsia="宋体"/>
+            <w:sz w:val="24"/>
+            <w:szCs w:val="24"/>
+            <w:color w:val="000000"/>
+            <w:vertAlign w:val="superscript"/>
+          </w:rPr>
+          <w:t>[11]</w:t>
+        </w:r>
+      </w:hyperlink>
+      <w:r>
+        <w:rPr>
+          <w:rFonts w:ascii="Times New Roman" w:hAnsi="Times New Roman" w:cs="Times New Roman" w:eastAsia="宋体"/>
+          <w:b w:val="0"/>
+          <w:i w:val="0"/>
+          <w:color w:val="000000"/>
+          <w:sz w:val="24"/>
+        </w:rPr>
+        <w:t>。</w:t>
       </w:r>
     </w:p>
-    <w:p>
-      <w:pPr>
-        <w:jc w:val="center"/>
-        <w:spacing w:line="240" w:lineRule="auto" w:beforeLines="50" w:before="120"/>
-        <w:ind w:firstLine="0" w:firstLineChars="0" w:left="0"/>
-      </w:pPr>
-      <w:r>
-        <w:rPr>
-          <w:rFonts w:ascii="Times New Roman" w:hAnsi="Times New Roman" w:cs="Times New Roman" w:eastAsia="宋体"/>
-          <w:b/>
-          <w:i w:val="0"/>
-          <w:color w:val="000000"/>
-          <w:sz w:val="21"/>
-        </w:rPr>
-        <w:t>表 1  本课题四大研究模块的现状局限、代表性方法与拟采取方案对比</w:t>
-      </w:r>
-    </w:p>
-    <w:tbl>
-      <w:tblPr>
-        <w:tblW w:type="auto" w:w="0"/>
-        <w:jc w:val="center"/>
-        <w:tblLook w:firstColumn="1" w:firstRow="1" w:lastColumn="0" w:lastRow="0" w:noHBand="0" w:noVBand="1" w:val="04A0"/>
-        <w:tblBorders>
-          <w:top w:val="single" w:sz="4" w:space="0" w:color="000000"/>
-          <w:left w:val="single" w:sz="4" w:space="0" w:color="000000"/>
-          <w:bottom w:val="single" w:sz="4" w:space="0" w:color="000000"/>
-          <w:right w:val="single" w:sz="4" w:space="0" w:color="000000"/>
-          <w:insideH w:val="single" w:sz="4" w:space="0" w:color="000000"/>
-          <w:insideV w:val="single" w:sz="4" w:space="0" w:color="000000"/>
-        </w:tblBorders>
-      </w:tblPr>
-      <w:tblGrid>
-        <w:gridCol w:w="2078"/>
-        <w:gridCol w:w="2078"/>
-        <w:gridCol w:w="2078"/>
-        <w:gridCol w:w="2078"/>
-      </w:tblGrid>
-      <w:tr>
-        <w:trPr>
-          <w:tblHeader/>
-          <w:cantSplit/>
-        </w:trPr>
-        <w:tc>
-          <w:tcPr>
-            <w:tcW w:type="dxa" w:w="1474"/>
-            <w:vAlign w:val="center"/>
-          </w:tcPr>
-          <w:p>
-            <w:pPr>
-              <w:spacing w:before="40" w:after="40" w:line="288" w:lineRule="auto"/>
-              <w:ind w:firstLine="0"/>
-              <w:jc w:val="center"/>
-            </w:pPr>
-            <w:r/>
-            <w:r>
-              <w:rPr>
-                <w:rFonts w:ascii="Times New Roman" w:hAnsi="Times New Roman" w:cs="Times New Roman" w:eastAsia="黑体"/>
-                <w:b/>
-                <w:i w:val="0"/>
-                <w:color w:val="000000"/>
-                <w:sz w:val="19"/>
-              </w:rPr>
-              <w:t>研究模块</w:t>
-            </w:r>
-          </w:p>
-        </w:tc>
-        <w:tc>
-          <w:tcPr>
-            <w:tcW w:type="dxa" w:w="2154"/>
-            <w:vAlign w:val="center"/>
-          </w:tcPr>
-          <w:p>
-            <w:pPr>
-              <w:spacing w:before="40" w:after="40" w:line="288" w:lineRule="auto"/>
-              <w:ind w:firstLine="0"/>
-              <w:jc w:val="center"/>
-            </w:pPr>
-            <w:r/>
-            <w:r>
-              <w:rPr>
-                <w:rFonts w:ascii="Times New Roman" w:hAnsi="Times New Roman" w:cs="Times New Roman" w:eastAsia="黑体"/>
-                <w:b/>
-                <w:i w:val="0"/>
-                <w:color w:val="000000"/>
-                <w:sz w:val="19"/>
-              </w:rPr>
-              <w:t>常规做法与主要局限</w:t>
-            </w:r>
-          </w:p>
-        </w:tc>
-        <w:tc>
-          <w:tcPr>
-            <w:tcW w:type="dxa" w:w="2438"/>
-            <w:vAlign w:val="center"/>
-          </w:tcPr>
-          <w:p>
-            <w:pPr>
-              <w:spacing w:before="40" w:after="40" w:line="288" w:lineRule="auto"/>
-              <w:ind w:firstLine="0"/>
-              <w:jc w:val="center"/>
-            </w:pPr>
-            <w:r/>
-            <w:r>
-              <w:rPr>
-                <w:rFonts w:ascii="Times New Roman" w:hAnsi="Times New Roman" w:cs="Times New Roman" w:eastAsia="黑体"/>
-                <w:b/>
-                <w:i w:val="0"/>
-                <w:color w:val="000000"/>
-                <w:sz w:val="19"/>
-              </w:rPr>
-              <w:t>国内外代表性改进方法</w:t>
-            </w:r>
-          </w:p>
-        </w:tc>
-        <w:tc>
-          <w:tcPr>
-            <w:tcW w:type="dxa" w:w="2665"/>
-            <w:vAlign w:val="center"/>
-          </w:tcPr>
-          <w:p>
-            <w:pPr>
-              <w:spacing w:before="40" w:after="40" w:line="288" w:lineRule="auto"/>
-              <w:ind w:firstLine="0"/>
-              <w:jc w:val="center"/>
-            </w:pPr>
-            <w:r/>
-            <w:r>
-              <w:rPr>
-                <w:rFonts w:ascii="Times New Roman" w:hAnsi="Times New Roman" w:cs="Times New Roman" w:eastAsia="黑体"/>
-                <w:b/>
-                <w:i w:val="0"/>
-                <w:color w:val="000000"/>
-                <w:sz w:val="19"/>
-              </w:rPr>
-              <w:t>本课题拟采取的研究方案</w:t>
-            </w:r>
-          </w:p>
-        </w:tc>
-      </w:tr>
-      <w:tr>
-        <w:trPr>
-          <w:cantSplit/>
-        </w:trPr>
-        <w:tc>
-          <w:tcPr>
-            <w:tcW w:type="dxa" w:w="1474"/>
-            <w:vAlign w:val="center"/>
-          </w:tcPr>
-          <w:p>
-            <w:pPr>
-              <w:spacing w:before="40" w:after="40" w:line="288" w:lineRule="auto"/>
-              <w:ind w:firstLine="0"/>
-              <w:jc w:val="center"/>
-            </w:pPr>
-            <w:r/>
-            <w:r>
-              <w:rPr>
-                <w:rFonts w:ascii="Times New Roman" w:hAnsi="Times New Roman" w:cs="Times New Roman" w:eastAsia="宋体"/>
-                <w:b/>
-                <w:i w:val="0"/>
-                <w:color w:val="000000"/>
-                <w:sz w:val="19"/>
-              </w:rPr>
-              <w:t>1. 动力学建模与系统辨识</w:t>
-            </w:r>
-          </w:p>
-        </w:tc>
-        <w:tc>
-          <w:tcPr>
-            <w:tcW w:type="dxa" w:w="2154"/>
-            <w:vAlign w:val="center"/>
-          </w:tcPr>
-          <w:p>
-            <w:pPr>
-              <w:spacing w:before="40" w:after="40" w:line="288" w:lineRule="auto"/>
-              <w:ind w:firstLine="0"/>
-              <w:jc w:val="left"/>
-            </w:pPr>
-            <w:r/>
-            <w:r>
-              <w:rPr>
-                <w:rFonts w:ascii="Times New Roman" w:hAnsi="Times New Roman" w:cs="Times New Roman" w:eastAsia="宋体"/>
-                <w:b w:val="0"/>
-                <w:i w:val="0"/>
-                <w:color w:val="000000"/>
-                <w:sz w:val="19"/>
-              </w:rPr>
-              <w:t>纯理论经验公式估算复杂构型水动力参数误差较大；大型平面运动机构（PMM）拖曳水池试验成本高、周期长</w:t>
-            </w:r>
-          </w:p>
-        </w:tc>
-        <w:tc>
-          <w:tcPr>
-            <w:tcW w:type="dxa" w:w="2438"/>
-            <w:vAlign w:val="center"/>
-          </w:tcPr>
-          <w:p>
-            <w:pPr>
-              <w:spacing w:before="40" w:after="40" w:line="288" w:lineRule="auto"/>
-              <w:ind w:firstLine="0"/>
-              <w:jc w:val="left"/>
-            </w:pPr>
-            <w:r/>
-            <w:r>
-              <w:rPr>
-                <w:rFonts w:ascii="Times New Roman" w:hAnsi="Times New Roman" w:cs="Times New Roman" w:eastAsia="宋体"/>
-                <w:b w:val="0"/>
-                <w:i w:val="0"/>
-                <w:color w:val="000000"/>
-                <w:sz w:val="19"/>
-              </w:rPr>
-              <w:t xml:space="preserve">采用 Fossen 六自由度动力学方程结构，对水动力矩阵做合理简化，结合自由衰减、阶跃激励等原位试验数据辨识主导水动力系数 </w:t>
-            </w:r>
-            <w:r>
-              <w:rPr>
-                <w:rFonts w:ascii="Times New Roman" w:hAnsi="Times New Roman" w:cs="Times New Roman" w:eastAsia="宋体"/>
-                <w:b w:val="0"/>
-                <w:i w:val="0"/>
-                <w:color w:val="000000"/>
-                <w:sz w:val="19"/>
-              </w:rPr>
-              <w:t>[2]</w:t>
-            </w:r>
-            <w:r>
-              <w:rPr>
-                <w:rFonts w:ascii="Times New Roman" w:hAnsi="Times New Roman" w:cs="Times New Roman" w:eastAsia="宋体"/>
-                <w:b w:val="0"/>
-                <w:i w:val="0"/>
-                <w:color w:val="000000"/>
-                <w:sz w:val="19"/>
-              </w:rPr>
-              <w:t>–</w:t>
-            </w:r>
-            <w:r>
-              <w:rPr>
-                <w:rFonts w:ascii="Times New Roman" w:hAnsi="Times New Roman" w:cs="Times New Roman" w:eastAsia="宋体"/>
-                <w:b w:val="0"/>
-                <w:i w:val="0"/>
-                <w:color w:val="000000"/>
-                <w:sz w:val="19"/>
-              </w:rPr>
-              <w:t>[8]</w:t>
-            </w:r>
-          </w:p>
-        </w:tc>
-        <w:tc>
-          <w:tcPr>
-            <w:tcW w:type="dxa" w:w="2665"/>
-            <w:vAlign w:val="center"/>
-          </w:tcPr>
-          <w:p>
-            <w:pPr>
-              <w:spacing w:before="40" w:after="40" w:line="288" w:lineRule="auto"/>
-              <w:ind w:firstLine="0"/>
-              <w:jc w:val="left"/>
-            </w:pPr>
-            <w:r/>
-            <w:r>
-              <w:rPr>
-                <w:rFonts w:ascii="Times New Roman" w:hAnsi="Times New Roman" w:cs="Times New Roman" w:eastAsia="宋体"/>
-                <w:b w:val="0"/>
-                <w:i w:val="0"/>
-                <w:color w:val="000000"/>
-                <w:sz w:val="19"/>
-              </w:rPr>
-              <w:t>套用六自由度标准方程，由三维模型与硬件资料确定刚体先验参数及推进器静态映射，对附加质量与阻尼矩阵做对角化简化，利用特征响应数据通过最小二乘/曲线拟合辨识未知参数并验证</w:t>
-            </w:r>
-          </w:p>
-        </w:tc>
-      </w:tr>
-      <w:tr>
-        <w:trPr>
-          <w:cantSplit/>
-        </w:trPr>
-        <w:tc>
-          <w:tcPr>
-            <w:tcW w:type="dxa" w:w="1474"/>
-            <w:vAlign w:val="center"/>
-          </w:tcPr>
-          <w:p>
-            <w:pPr>
-              <w:spacing w:before="40" w:after="40" w:line="288" w:lineRule="auto"/>
-              <w:ind w:firstLine="0"/>
-              <w:jc w:val="center"/>
-            </w:pPr>
-            <w:r/>
-            <w:r>
-              <w:rPr>
-                <w:rFonts w:ascii="Times New Roman" w:hAnsi="Times New Roman" w:cs="Times New Roman" w:eastAsia="宋体"/>
-                <w:b/>
-                <w:i w:val="0"/>
-                <w:color w:val="000000"/>
-                <w:sz w:val="19"/>
-              </w:rPr>
-              <w:t>2. 水下航行器运动控制</w:t>
-            </w:r>
-          </w:p>
-        </w:tc>
-        <w:tc>
-          <w:tcPr>
-            <w:tcW w:type="dxa" w:w="2154"/>
-            <w:vAlign w:val="center"/>
-          </w:tcPr>
-          <w:p>
-            <w:pPr>
-              <w:spacing w:before="40" w:after="40" w:line="288" w:lineRule="auto"/>
-              <w:ind w:firstLine="0"/>
-              <w:jc w:val="left"/>
-            </w:pPr>
-            <w:r/>
-            <w:r>
-              <w:rPr>
-                <w:rFonts w:ascii="Times New Roman" w:hAnsi="Times New Roman" w:cs="Times New Roman" w:eastAsia="宋体"/>
-                <w:b w:val="0"/>
-                <w:i w:val="0"/>
-                <w:color w:val="000000"/>
-                <w:sz w:val="19"/>
-              </w:rPr>
-              <w:t xml:space="preserve">传统无模型独立通道 PID 控制，忽略非线性重浮力恢复力矩与多轴水动力耦合，较大机动与水流扰动下易超调、响应滞后 </w:t>
-            </w:r>
-            <w:r>
-              <w:rPr>
-                <w:rFonts w:ascii="Times New Roman" w:hAnsi="Times New Roman" w:cs="Times New Roman" w:eastAsia="宋体"/>
-                <w:b w:val="0"/>
-                <w:i w:val="0"/>
-                <w:color w:val="000000"/>
-                <w:sz w:val="19"/>
-              </w:rPr>
-              <w:t>[2]</w:t>
-            </w:r>
-            <w:r>
-              <w:rPr>
-                <w:rFonts w:ascii="Times New Roman" w:hAnsi="Times New Roman" w:cs="Times New Roman" w:eastAsia="宋体"/>
-                <w:b w:val="0"/>
-                <w:i w:val="0"/>
-                <w:color w:val="000000"/>
-                <w:sz w:val="19"/>
-              </w:rPr>
-              <w:t xml:space="preserve">, </w:t>
-            </w:r>
-            <w:r>
-              <w:rPr>
-                <w:rFonts w:ascii="Times New Roman" w:hAnsi="Times New Roman" w:cs="Times New Roman" w:eastAsia="宋体"/>
-                <w:b w:val="0"/>
-                <w:i w:val="0"/>
-                <w:color w:val="000000"/>
-                <w:sz w:val="19"/>
-              </w:rPr>
-              <w:t>[8]</w:t>
-            </w:r>
-          </w:p>
-        </w:tc>
-        <w:tc>
-          <w:tcPr>
-            <w:tcW w:type="dxa" w:w="2438"/>
-            <w:vAlign w:val="center"/>
-          </w:tcPr>
-          <w:p>
-            <w:pPr>
-              <w:spacing w:before="40" w:after="40" w:line="288" w:lineRule="auto"/>
-              <w:ind w:firstLine="0"/>
-              <w:jc w:val="left"/>
-            </w:pPr>
-            <w:r/>
-            <w:r>
-              <w:rPr>
-                <w:rFonts w:ascii="Times New Roman" w:hAnsi="Times New Roman" w:cs="Times New Roman" w:eastAsia="宋体"/>
-                <w:b w:val="0"/>
-                <w:i w:val="0"/>
-                <w:color w:val="000000"/>
-                <w:sz w:val="19"/>
-              </w:rPr>
-              <w:t>引入动力学模型信息与状态反馈相结合（如模型前馈补偿、状态观测输出反馈、反馈线性化、增量动态逆 INDI 等）</w:t>
-            </w:r>
-            <w:r>
-              <w:rPr>
-                <w:rFonts w:ascii="Times New Roman" w:hAnsi="Times New Roman" w:cs="Times New Roman" w:eastAsia="宋体"/>
-                <w:b w:val="0"/>
-                <w:i w:val="0"/>
-                <w:color w:val="000000"/>
-                <w:sz w:val="19"/>
-              </w:rPr>
-              <w:t>[9]</w:t>
-            </w:r>
-            <w:r>
-              <w:rPr>
-                <w:rFonts w:ascii="Times New Roman" w:hAnsi="Times New Roman" w:cs="Times New Roman" w:eastAsia="宋体"/>
-                <w:b w:val="0"/>
-                <w:i w:val="0"/>
-                <w:color w:val="000000"/>
-                <w:sz w:val="19"/>
-              </w:rPr>
-              <w:t>–</w:t>
-            </w:r>
-            <w:r>
-              <w:rPr>
-                <w:rFonts w:ascii="Times New Roman" w:hAnsi="Times New Roman" w:cs="Times New Roman" w:eastAsia="宋体"/>
-                <w:b w:val="0"/>
-                <w:i w:val="0"/>
-                <w:color w:val="000000"/>
-                <w:sz w:val="19"/>
-              </w:rPr>
-              <w:t>[11]</w:t>
-            </w:r>
-          </w:p>
-        </w:tc>
-        <w:tc>
-          <w:tcPr>
-            <w:tcW w:type="dxa" w:w="2665"/>
-            <w:vAlign w:val="center"/>
-          </w:tcPr>
-          <w:p>
-            <w:pPr>
-              <w:spacing w:before="40" w:after="40" w:line="288" w:lineRule="auto"/>
-              <w:ind w:firstLine="0"/>
-              <w:jc w:val="left"/>
-            </w:pPr>
-            <w:r/>
-            <w:r>
-              <w:rPr>
-                <w:rFonts w:ascii="Times New Roman" w:hAnsi="Times New Roman" w:cs="Times New Roman" w:eastAsia="宋体"/>
-                <w:b w:val="0"/>
-                <w:i w:val="0"/>
-                <w:color w:val="000000"/>
-                <w:sz w:val="19"/>
-              </w:rPr>
-              <w:t>采用“辨识模型动态特性补偿 + 实时状态误差反馈”闭环控制思路（保留具体模型控制律比选空间），以传统无模型 PID 为基准开展多工况跟踪与抗流扰对比</w:t>
-            </w:r>
-          </w:p>
-        </w:tc>
-      </w:tr>
-      <w:tr>
-        <w:trPr>
-          <w:cantSplit/>
-        </w:trPr>
-        <w:tc>
-          <w:tcPr>
-            <w:tcW w:type="dxa" w:w="1474"/>
-            <w:vAlign w:val="center"/>
-          </w:tcPr>
-          <w:p>
-            <w:pPr>
-              <w:spacing w:before="40" w:after="40" w:line="288" w:lineRule="auto"/>
-              <w:ind w:firstLine="0"/>
-              <w:jc w:val="center"/>
-            </w:pPr>
-            <w:r/>
-            <w:r>
-              <w:rPr>
-                <w:rFonts w:ascii="Times New Roman" w:hAnsi="Times New Roman" w:cs="Times New Roman" w:eastAsia="宋体"/>
-                <w:b/>
-                <w:i w:val="0"/>
-                <w:color w:val="000000"/>
-                <w:sz w:val="19"/>
-              </w:rPr>
-              <w:t>3. 八推进器控制分配</w:t>
-            </w:r>
-          </w:p>
-        </w:tc>
-        <w:tc>
-          <w:tcPr>
-            <w:tcW w:type="dxa" w:w="2154"/>
-            <w:vAlign w:val="center"/>
-          </w:tcPr>
-          <w:p>
-            <w:pPr>
-              <w:spacing w:before="40" w:after="40" w:line="288" w:lineRule="auto"/>
-              <w:ind w:firstLine="0"/>
-              <w:jc w:val="left"/>
-            </w:pPr>
-            <w:r/>
-            <w:r>
-              <w:rPr>
-                <w:rFonts w:ascii="Times New Roman" w:hAnsi="Times New Roman" w:cs="Times New Roman" w:eastAsia="宋体"/>
-                <w:b w:val="0"/>
-                <w:i w:val="0"/>
-                <w:color w:val="000000"/>
-                <w:sz w:val="19"/>
-              </w:rPr>
-              <w:t>固定比例混控表或无约束伪逆分配加直接硬截断（Clipping），推进器饱和时易导致合成广义力与力矩方向失真</w:t>
-            </w:r>
-          </w:p>
-        </w:tc>
-        <w:tc>
-          <w:tcPr>
-            <w:tcW w:type="dxa" w:w="2438"/>
-            <w:vAlign w:val="center"/>
-          </w:tcPr>
-          <w:p>
-            <w:pPr>
-              <w:spacing w:before="40" w:after="40" w:line="288" w:lineRule="auto"/>
-              <w:ind w:firstLine="0"/>
-              <w:jc w:val="left"/>
-            </w:pPr>
-            <w:r/>
-            <w:r>
-              <w:rPr>
-                <w:rFonts w:ascii="Times New Roman" w:hAnsi="Times New Roman" w:cs="Times New Roman" w:eastAsia="宋体"/>
-                <w:b w:val="0"/>
-                <w:i w:val="0"/>
-                <w:color w:val="000000"/>
-                <w:sz w:val="19"/>
-              </w:rPr>
-              <w:t>基于空间几何映射矩阵的有界控制分配方法（加权伪逆、保方向缩放再分配、可行方向优化、多级分配等）</w:t>
-            </w:r>
-            <w:r>
-              <w:rPr>
-                <w:rFonts w:ascii="Times New Roman" w:hAnsi="Times New Roman" w:cs="Times New Roman" w:eastAsia="宋体"/>
-                <w:b w:val="0"/>
-                <w:i w:val="0"/>
-                <w:color w:val="000000"/>
-                <w:sz w:val="19"/>
-              </w:rPr>
-              <w:t>[12]</w:t>
-            </w:r>
-            <w:r>
-              <w:rPr>
-                <w:rFonts w:ascii="Times New Roman" w:hAnsi="Times New Roman" w:cs="Times New Roman" w:eastAsia="宋体"/>
-                <w:b w:val="0"/>
-                <w:i w:val="0"/>
-                <w:color w:val="000000"/>
-                <w:sz w:val="19"/>
-              </w:rPr>
-              <w:t>–</w:t>
-            </w:r>
-            <w:r>
-              <w:rPr>
-                <w:rFonts w:ascii="Times New Roman" w:hAnsi="Times New Roman" w:cs="Times New Roman" w:eastAsia="宋体"/>
-                <w:b w:val="0"/>
-                <w:i w:val="0"/>
-                <w:color w:val="000000"/>
-                <w:sz w:val="19"/>
-              </w:rPr>
-              <w:t>[15]</w:t>
-            </w:r>
-          </w:p>
-        </w:tc>
-        <w:tc>
-          <w:tcPr>
-            <w:tcW w:type="dxa" w:w="2665"/>
-            <w:vAlign w:val="center"/>
-          </w:tcPr>
-          <w:p>
-            <w:pPr>
-              <w:spacing w:before="40" w:after="40" w:line="288" w:lineRule="auto"/>
-              <w:ind w:firstLine="0"/>
-              <w:jc w:val="left"/>
-            </w:pPr>
-            <w:r/>
-            <w:r>
-              <w:rPr>
-                <w:rFonts w:ascii="Times New Roman" w:hAnsi="Times New Roman" w:cs="Times New Roman" w:eastAsia="宋体"/>
-                <w:b w:val="0"/>
-                <w:i w:val="0"/>
-                <w:color w:val="000000"/>
-                <w:sz w:val="19"/>
-              </w:rPr>
-              <w:t xml:space="preserve">推导八推进器 </w:t>
-            </w:r>
-            <m:oMath>
-              <m:r>
-                <m:rPr>
-                  <m:sty m:val="p"/>
-                </m:rPr>
-                <w:rPr>
-                  <w:rFonts w:ascii="Cambria Math" w:hAnsi="Cambria Math" w:eastAsia="宋体"/>
-                  <w:sz w:val="24"/>
-                  <w:szCs w:val="24"/>
-                </w:rPr>
-                <m:t>6 × 8</m:t>
-              </m:r>
-            </m:oMath>
-            <w:r>
-              <w:rPr>
-                <w:rFonts w:ascii="Times New Roman" w:hAnsi="Times New Roman" w:cs="Times New Roman" w:eastAsia="宋体"/>
-                <w:b w:val="0"/>
-                <w:i w:val="0"/>
-                <w:color w:val="000000"/>
-                <w:sz w:val="19"/>
-              </w:rPr>
-              <w:t xml:space="preserve"> 控制分配矩阵 </w:t>
-            </w:r>
-            <m:oMath>
-              <m:r>
-                <m:rPr>
-                  <m:sty m:val="bi"/>
-                </m:rPr>
-                <w:rPr>
-                  <w:rFonts w:ascii="Cambria Math" w:hAnsi="Cambria Math" w:eastAsia="宋体"/>
-                  <w:sz w:val="24"/>
-                  <w:szCs w:val="24"/>
-                </w:rPr>
-                <m:t>B</m:t>
-              </m:r>
-            </m:oMath>
-            <w:r>
-              <w:rPr>
-                <w:rFonts w:ascii="Times New Roman" w:hAnsi="Times New Roman" w:cs="Times New Roman" w:eastAsia="宋体"/>
-                <w:b w:val="0"/>
-                <w:i w:val="0"/>
-                <w:color w:val="000000"/>
-                <w:sz w:val="19"/>
-              </w:rPr>
-              <w:t xml:space="preserve">，引入基本推力范围 </w:t>
-            </w:r>
-            <m:oMath>
-              <m:r>
-                <m:rPr>
-                  <m:sty m:val="p"/>
-                </m:rPr>
-                <w:rPr>
-                  <w:rFonts w:ascii="Cambria Math" w:hAnsi="Cambria Math" w:eastAsia="宋体"/>
-                  <w:sz w:val="24"/>
-                  <w:szCs w:val="24"/>
-                </w:rPr>
-                <m:t>[</m:t>
-              </m:r>
-              <m:sSub>
-                <m:e>
-                  <m:r>
-                    <m:rPr>
-                      <m:sty m:val="bi"/>
-                    </m:rPr>
-                    <w:rPr>
-                      <w:rFonts w:ascii="Cambria Math" w:hAnsi="Cambria Math" w:eastAsia="宋体"/>
-                      <w:sz w:val="24"/>
-                      <w:szCs w:val="24"/>
-                    </w:rPr>
-                    <m:t>T</m:t>
-                  </m:r>
-                </m:e>
-                <m:sub>
-                  <m:r>
-                    <m:rPr>
-                      <m:sty m:val="p"/>
-                    </m:rPr>
-                    <w:rPr>
-                      <w:rFonts w:ascii="Cambria Math" w:hAnsi="Cambria Math" w:eastAsia="宋体"/>
-                      <w:sz w:val="24"/>
-                      <w:szCs w:val="24"/>
-                    </w:rPr>
-                    <m:t>min</m:t>
-                  </m:r>
-                </m:sub>
-              </m:sSub>
-              <m:r>
-                <m:rPr>
-                  <m:sty m:val="p"/>
-                </m:rPr>
-                <w:rPr>
-                  <w:rFonts w:ascii="Cambria Math" w:hAnsi="Cambria Math" w:eastAsia="宋体"/>
-                  <w:sz w:val="24"/>
-                  <w:szCs w:val="24"/>
-                </w:rPr>
-                <m:t>, </m:t>
-              </m:r>
-              <m:sSub>
-                <m:e>
-                  <m:r>
-                    <m:rPr>
-                      <m:sty m:val="bi"/>
-                    </m:rPr>
-                    <w:rPr>
-                      <w:rFonts w:ascii="Cambria Math" w:hAnsi="Cambria Math" w:eastAsia="宋体"/>
-                      <w:sz w:val="24"/>
-                      <w:szCs w:val="24"/>
-                    </w:rPr>
-                    <m:t>T</m:t>
-                  </m:r>
-                </m:e>
-                <m:sub>
-                  <m:r>
-                    <m:rPr>
-                      <m:sty m:val="p"/>
-                    </m:rPr>
-                    <w:rPr>
-                      <w:rFonts w:ascii="Cambria Math" w:hAnsi="Cambria Math" w:eastAsia="宋体"/>
-                      <w:sz w:val="24"/>
-                      <w:szCs w:val="24"/>
-                    </w:rPr>
-                    <m:t>max</m:t>
-                  </m:r>
-                </m:sub>
-              </m:sSub>
-              <m:r>
-                <m:rPr>
-                  <m:sty m:val="p"/>
-                </m:rPr>
-                <w:rPr>
-                  <w:rFonts w:ascii="Cambria Math" w:hAnsi="Cambria Math" w:eastAsia="宋体"/>
-                  <w:sz w:val="24"/>
-                  <w:szCs w:val="24"/>
-                </w:rPr>
-                <m:t>]</m:t>
-              </m:r>
-            </m:oMath>
-            <w:r>
-              <w:rPr>
-                <w:rFonts w:ascii="Times New Roman" w:hAnsi="Times New Roman" w:cs="Times New Roman" w:eastAsia="宋体"/>
-                <w:b w:val="0"/>
-                <w:i w:val="0"/>
-                <w:color w:val="000000"/>
-                <w:sz w:val="19"/>
-              </w:rPr>
-              <w:t xml:space="preserve"> 约束处理策略，并与无约束直接硬截断对比分析分配误差 </w:t>
-            </w:r>
-            <m:oMath>
-              <m:sSub>
-                <m:e>
-                  <m:r>
-                    <m:rPr>
-                      <m:sty m:val="bi"/>
-                    </m:rPr>
-                    <w:rPr>
-                      <w:rFonts w:ascii="Cambria Math" w:hAnsi="Cambria Math" w:eastAsia="宋体"/>
-                      <w:sz w:val="24"/>
-                      <w:szCs w:val="24"/>
-                    </w:rPr>
-                    <m:t>e</m:t>
-                  </m:r>
-                </m:e>
-                <m:sub>
-                  <m:r>
-                    <m:rPr>
-                      <m:sty m:val="i"/>
-                    </m:rPr>
-                    <w:rPr>
-                      <w:rFonts w:ascii="Cambria Math" w:hAnsi="Cambria Math" w:eastAsia="宋体"/>
-                      <w:sz w:val="24"/>
-                      <w:szCs w:val="24"/>
-                    </w:rPr>
-                    <m:t>τ</m:t>
-                  </m:r>
-                </m:sub>
-              </m:sSub>
-            </m:oMath>
-          </w:p>
-        </w:tc>
-      </w:tr>
-      <w:tr>
-        <w:trPr>
-          <w:cantSplit/>
-        </w:trPr>
-        <w:tc>
-          <w:tcPr>
-            <w:tcW w:type="dxa" w:w="1474"/>
-            <w:vAlign w:val="center"/>
-          </w:tcPr>
-          <w:p>
-            <w:pPr>
-              <w:spacing w:before="40" w:after="40" w:line="288" w:lineRule="auto"/>
-              <w:ind w:firstLine="0"/>
-              <w:jc w:val="center"/>
-            </w:pPr>
-            <w:r/>
-            <w:r>
-              <w:rPr>
-                <w:rFonts w:ascii="Times New Roman" w:hAnsi="Times New Roman" w:cs="Times New Roman" w:eastAsia="宋体"/>
-                <w:b/>
-                <w:i w:val="0"/>
-                <w:color w:val="000000"/>
-                <w:sz w:val="19"/>
-              </w:rPr>
-              <w:t>4. 闭环仿真与系统验证</w:t>
-            </w:r>
-          </w:p>
-        </w:tc>
-        <w:tc>
-          <w:tcPr>
-            <w:tcW w:type="dxa" w:w="2154"/>
-            <w:vAlign w:val="center"/>
-          </w:tcPr>
-          <w:p>
-            <w:pPr>
-              <w:spacing w:before="40" w:after="40" w:line="288" w:lineRule="auto"/>
-              <w:ind w:firstLine="0"/>
-              <w:jc w:val="left"/>
-            </w:pPr>
-            <w:r/>
-            <w:r>
-              <w:rPr>
-                <w:rFonts w:ascii="Times New Roman" w:hAnsi="Times New Roman" w:cs="Times New Roman" w:eastAsia="宋体"/>
-                <w:b w:val="0"/>
-                <w:i w:val="0"/>
-                <w:color w:val="000000"/>
-                <w:sz w:val="19"/>
-              </w:rPr>
-              <w:t>纯离线数学脚本（如纯 MATLAB/Python）仿真，脱离嵌入式实时多任务调度与异步通信约束，向实机移植重构工作量大</w:t>
-            </w:r>
-          </w:p>
-        </w:tc>
-        <w:tc>
-          <w:tcPr>
-            <w:tcW w:type="dxa" w:w="2438"/>
-            <w:vAlign w:val="center"/>
-          </w:tcPr>
-          <w:p>
-            <w:pPr>
-              <w:spacing w:before="40" w:after="40" w:line="288" w:lineRule="auto"/>
-              <w:ind w:firstLine="0"/>
-              <w:jc w:val="left"/>
-            </w:pPr>
-            <w:r/>
-            <w:r>
-              <w:rPr>
-                <w:rFonts w:ascii="Times New Roman" w:hAnsi="Times New Roman" w:cs="Times New Roman" w:eastAsia="宋体"/>
-                <w:b w:val="0"/>
-                <w:i w:val="0"/>
-                <w:color w:val="000000"/>
-                <w:sz w:val="19"/>
-              </w:rPr>
-              <w:t xml:space="preserve">基于开源嵌入式飞控软件架构（PX4）与 uORB 异步微消息总线的软件在环（SITL）闭环验证体系 </w:t>
-            </w:r>
-            <w:r>
-              <w:rPr>
-                <w:rFonts w:ascii="Times New Roman" w:hAnsi="Times New Roman" w:cs="Times New Roman" w:eastAsia="宋体"/>
-                <w:b w:val="0"/>
-                <w:i w:val="0"/>
-                <w:color w:val="000000"/>
-                <w:sz w:val="19"/>
-              </w:rPr>
-              <w:t>[16]</w:t>
-            </w:r>
-            <w:r>
-              <w:rPr>
-                <w:rFonts w:ascii="Times New Roman" w:hAnsi="Times New Roman" w:cs="Times New Roman" w:eastAsia="宋体"/>
-                <w:b w:val="0"/>
-                <w:i w:val="0"/>
-                <w:color w:val="000000"/>
-                <w:sz w:val="19"/>
-              </w:rPr>
-              <w:t xml:space="preserve">, </w:t>
-            </w:r>
-            <w:r>
-              <w:rPr>
-                <w:rFonts w:ascii="Times New Roman" w:hAnsi="Times New Roman" w:cs="Times New Roman" w:eastAsia="宋体"/>
-                <w:b w:val="0"/>
-                <w:i w:val="0"/>
-                <w:color w:val="000000"/>
-                <w:sz w:val="19"/>
-              </w:rPr>
-              <w:t>[17]</w:t>
-            </w:r>
-          </w:p>
-        </w:tc>
-        <w:tc>
-          <w:tcPr>
-            <w:tcW w:type="dxa" w:w="2665"/>
-            <w:vAlign w:val="center"/>
-          </w:tcPr>
-          <w:p>
-            <w:pPr>
-              <w:spacing w:before="40" w:after="40" w:line="288" w:lineRule="auto"/>
-              <w:ind w:firstLine="0"/>
-              <w:jc w:val="left"/>
-            </w:pPr>
-            <w:r/>
-            <w:r>
-              <w:rPr>
-                <w:rFonts w:ascii="Times New Roman" w:hAnsi="Times New Roman" w:cs="Times New Roman" w:eastAsia="宋体"/>
-                <w:b w:val="0"/>
-                <w:i w:val="0"/>
-                <w:color w:val="000000"/>
-                <w:sz w:val="19"/>
-              </w:rPr>
-              <w:t>在 PX4/SITL 环境中集成辨识后的六自由度模型、运动控制模块与八推进器控制分配模块，完成典型运动工况与适量流扰下的闭环性能验证</w:t>
-            </w:r>
-          </w:p>
-        </w:tc>
-      </w:tr>
-    </w:tbl>
     <w:p>
       <w:pPr>
         <w:pStyle w:val="a7"/>
@@ -3719,7 +2242,558 @@
           <w:color w:val="000000"/>
           <w:sz w:val="24"/>
         </w:rPr>
-        <w:t>综合上述四个模块的研究现状与表 1 对比分析，可以提炼出对本课题的关键启示：一是直接套用成熟的六自由度动力学方程框架并做对角化工程简化，利用三维结构数据确定刚体参数，再通过特征动态响应数据拟合未知水动力系数，能够以较低成本获取满足控制器设计与仿真需求的实用化模型；二是针对传统无模型 PID 控制易超调及无约束伪逆硬截断易失真的工程痛点，在控制层引入辨识模型的动态补偿、在分配层引入推进器推力范围约束处理，并保留具体模型控制算法的横向比选余地，兼具性能提升潜力与工程稳健性；三是将动力学模型、运动控制与八推进器控制分配统一集成至 PX4/SITL 软件架构下开展闭环验证，能够有效弥合离线算法设计与嵌入式工程实现之间的鸿沟。</w:t>
+        <w:t>综合国内外研究进展可知，相较于完全忽略物理特性的传统无模型 PID 控制，利用辨识验证后的航行器动力学模型对重浮力恢复力矩、主导水动力阻尼或惯性动态进行补偿，并结合实时状态误差反馈构建闭环控制器，能够有效改善多自由度耦合与流扰环境下的控制性能，也为本课题根据实机辨识模型特性比选合适的模型控制律（如模型前馈补偿、反馈线性化或增量动态逆等）提供了扎实的理论方法支撑。</w:t>
+      </w:r>
+    </w:p>
+    <w:p>
+      <w:pPr>
+        <w:pStyle w:val="a7"/>
+        <w:jc w:val="both"/>
+        <w:spacing w:line="360" w:lineRule="auto"/>
+        <w:ind w:firstLineChars="200" w:firstLine="480"/>
+      </w:pPr>
+      <w:r>
+        <w:rPr>
+          <w:rFonts w:ascii="Times New Roman" w:hAnsi="Times New Roman" w:cs="Times New Roman" w:eastAsia="黑体"/>
+          <w:b w:val="0"/>
+          <w:i w:val="0"/>
+          <w:color w:val="000000"/>
+          <w:sz w:val="24"/>
+        </w:rPr>
+        <w:t xml:space="preserve">2.3 </w:t>
+      </w:r>
+      <w:r>
+        <w:rPr>
+          <w:rFonts w:ascii="Times New Roman" w:hAnsi="Times New Roman" w:cs="Times New Roman" w:eastAsia="黑体"/>
+          <w:b w:val="0"/>
+          <w:i w:val="0"/>
+          <w:color w:val="000000"/>
+          <w:sz w:val="24"/>
+        </w:rPr>
+        <w:t>多推进器控制分配研究现状</w:t>
+      </w:r>
+    </w:p>
+    <w:p>
+      <w:pPr>
+        <w:pStyle w:val="a7"/>
+        <w:jc w:val="both"/>
+        <w:spacing w:line="360" w:lineRule="auto"/>
+        <w:ind w:firstLineChars="200" w:firstLine="480"/>
+      </w:pPr>
+      <w:r>
+        <w:rPr>
+          <w:rFonts w:ascii="Times New Roman" w:hAnsi="Times New Roman" w:cs="Times New Roman" w:eastAsia="宋体"/>
+          <w:b w:val="0"/>
+          <w:i w:val="0"/>
+          <w:color w:val="000000"/>
+          <w:sz w:val="24"/>
+        </w:rPr>
+        <w:t>对于配备八个推进器的</w:t>
+      </w:r>
+      <w:r>
+        <w:rPr>
+          <w:rFonts w:ascii="Times New Roman" w:hAnsi="Times New Roman" w:cs="Times New Roman" w:eastAsia="宋体"/>
+          <w:b w:val="0"/>
+          <w:i w:val="0"/>
+          <w:color w:val="000000"/>
+          <w:sz w:val="24"/>
+        </w:rPr>
+        <w:t>便携式</w:t>
+      </w:r>
+      <w:r>
+        <w:rPr>
+          <w:rFonts w:ascii="Times New Roman" w:hAnsi="Times New Roman" w:cs="Times New Roman" w:eastAsia="宋体"/>
+          <w:b w:val="0"/>
+          <w:i w:val="0"/>
+          <w:color w:val="000000"/>
+          <w:sz w:val="24"/>
+        </w:rPr>
+        <w:t xml:space="preserve">水下航行器而言，其独立的物理执行器数量（8 个推进器）大于空间六自由度广义力与力矩的数量（6 个控制维度），属于典型的过驱动（Over-actuated）冗余控制系统。上层运动控制器计算出的是机体所需的六维期望广义力与力矩 </w:t>
+      </w:r>
+      <m:oMath>
+        <m:sSub>
+          <m:e>
+            <m:r>
+              <m:rPr>
+                <m:sty m:val="bi"/>
+              </m:rPr>
+              <w:rPr>
+                <w:rFonts w:ascii="Cambria Math" w:hAnsi="Cambria Math" w:eastAsia="宋体"/>
+                <w:sz w:val="24"/>
+                <w:szCs w:val="24"/>
+              </w:rPr>
+              <m:t>τ</m:t>
+            </m:r>
+          </m:e>
+          <m:sub>
+            <m:r>
+              <m:rPr>
+                <m:sty m:val="i"/>
+              </m:rPr>
+              <w:rPr>
+                <w:rFonts w:ascii="Cambria Math" w:hAnsi="Cambria Math" w:eastAsia="宋体"/>
+                <w:sz w:val="24"/>
+                <w:szCs w:val="24"/>
+              </w:rPr>
+              <m:t>c</m:t>
+            </m:r>
+          </m:sub>
+        </m:sSub>
+        <m:r>
+          <m:rPr>
+            <m:sty m:val="p"/>
+          </m:rPr>
+          <w:rPr>
+            <w:rFonts w:ascii="Cambria Math" w:hAnsi="Cambria Math" w:eastAsia="宋体"/>
+            <w:sz w:val="24"/>
+            <w:szCs w:val="24"/>
+          </w:rPr>
+          <m:t> ∈ </m:t>
+        </m:r>
+        <m:sSup>
+          <m:e>
+            <m:r>
+              <m:rPr>
+                <m:sty m:val="p"/>
+              </m:rPr>
+              <w:rPr>
+                <w:rFonts w:ascii="Cambria Math" w:hAnsi="Cambria Math" w:eastAsia="宋体"/>
+                <w:sz w:val="24"/>
+                <w:szCs w:val="24"/>
+              </w:rPr>
+              <m:t>ℝ</m:t>
+            </m:r>
+          </m:e>
+          <m:sup>
+            <m:r>
+              <m:rPr>
+                <m:sty m:val="p"/>
+              </m:rPr>
+              <w:rPr>
+                <w:rFonts w:ascii="Cambria Math" w:hAnsi="Cambria Math" w:eastAsia="宋体"/>
+                <w:sz w:val="24"/>
+                <w:szCs w:val="24"/>
+              </w:rPr>
+              <m:t>6</m:t>
+            </m:r>
+          </m:sup>
+        </m:sSup>
+      </m:oMath>
+      <w:r>
+        <w:rPr>
+          <w:rFonts w:ascii="Times New Roman" w:hAnsi="Times New Roman" w:cs="Times New Roman" w:eastAsia="宋体"/>
+          <w:b w:val="0"/>
+          <w:i w:val="0"/>
+          <w:color w:val="000000"/>
+          <w:sz w:val="24"/>
+        </w:rPr>
+        <w:t xml:space="preserve">，而实际作用于水体的是各推进器产生的推力矢量 </w:t>
+      </w:r>
+      <m:oMath>
+        <m:r>
+          <m:rPr>
+            <m:sty m:val="bi"/>
+          </m:rPr>
+          <w:rPr>
+            <w:rFonts w:ascii="Cambria Math" w:hAnsi="Cambria Math" w:eastAsia="宋体"/>
+            <w:sz w:val="24"/>
+            <w:szCs w:val="24"/>
+          </w:rPr>
+          <m:t>T</m:t>
+        </m:r>
+        <m:r>
+          <m:rPr>
+            <m:sty m:val="p"/>
+          </m:rPr>
+          <w:rPr>
+            <w:rFonts w:ascii="Cambria Math" w:hAnsi="Cambria Math" w:eastAsia="宋体"/>
+            <w:sz w:val="24"/>
+            <w:szCs w:val="24"/>
+          </w:rPr>
+          <m:t> ∈ </m:t>
+        </m:r>
+        <m:sSup>
+          <m:e>
+            <m:r>
+              <m:rPr>
+                <m:sty m:val="p"/>
+              </m:rPr>
+              <w:rPr>
+                <w:rFonts w:ascii="Cambria Math" w:hAnsi="Cambria Math" w:eastAsia="宋体"/>
+                <w:sz w:val="24"/>
+                <w:szCs w:val="24"/>
+              </w:rPr>
+              <m:t>ℝ</m:t>
+            </m:r>
+          </m:e>
+          <m:sup>
+            <m:r>
+              <m:rPr>
+                <m:sty m:val="p"/>
+              </m:rPr>
+              <w:rPr>
+                <w:rFonts w:ascii="Cambria Math" w:hAnsi="Cambria Math" w:eastAsia="宋体"/>
+                <w:sz w:val="24"/>
+                <w:szCs w:val="24"/>
+              </w:rPr>
+              <m:t>8</m:t>
+            </m:r>
+          </m:sup>
+        </m:sSup>
+      </m:oMath>
+      <w:r>
+        <w:rPr>
+          <w:rFonts w:ascii="Times New Roman" w:hAnsi="Times New Roman" w:cs="Times New Roman" w:eastAsia="宋体"/>
+          <w:b w:val="0"/>
+          <w:i w:val="0"/>
+          <w:color w:val="000000"/>
+          <w:sz w:val="24"/>
+        </w:rPr>
+        <w:t>。如何根据推进器空间安装布局将期望广义力矩准确、低失真地映射为各推进器推力指令，即为控制分配（Control Allocation）的核心任务。</w:t>
+      </w:r>
+    </w:p>
+    <w:p>
+      <w:pPr>
+        <w:pStyle w:val="a7"/>
+        <w:jc w:val="both"/>
+        <w:spacing w:line="360" w:lineRule="auto"/>
+        <w:ind w:firstLineChars="200" w:firstLine="480"/>
+      </w:pPr>
+      <w:r>
+        <w:rPr>
+          <w:rFonts w:ascii="Times New Roman" w:hAnsi="Times New Roman" w:cs="Times New Roman" w:eastAsia="宋体"/>
+          <w:b w:val="0"/>
+          <w:i w:val="0"/>
+          <w:color w:val="000000"/>
+          <w:sz w:val="24"/>
+        </w:rPr>
+        <w:t xml:space="preserve">Johansen 与 Fossen 在控制分配综述中系统总结了无约束广义逆、加权伪逆、有界优化及再分配方法的理论体系 </w:t>
+      </w:r>
+      <w:hyperlink w:anchor="_Ref_Paper_12" w:history="1">
+        <w:r>
+          <w:rPr>
+            <w:rFonts w:ascii="Times New Roman" w:hAnsi="Times New Roman" w:cs="Times New Roman" w:eastAsia="宋体"/>
+            <w:sz w:val="24"/>
+            <w:szCs w:val="24"/>
+            <w:color w:val="000000"/>
+            <w:vertAlign w:val="superscript"/>
+          </w:rPr>
+          <w:t>[12, 13]</w:t>
+        </w:r>
+      </w:hyperlink>
+      <w:r>
+        <w:rPr>
+          <w:rFonts w:ascii="Times New Roman" w:hAnsi="Times New Roman" w:cs="Times New Roman" w:eastAsia="宋体"/>
+          <w:b w:val="0"/>
+          <w:i w:val="0"/>
+          <w:color w:val="000000"/>
+          <w:sz w:val="24"/>
+        </w:rPr>
+        <w:t>。在基础工程应用中，常采用固定比例混控表或无约束伪逆法直接求解推力指令；当某一推进器计算推力超出物理输出上下限时，常规做法通常直接进行硬截断（Clipping）。然而，由于八推进器空间布置存在多自由度力臂耦合，简单的超限硬截断会破坏原本各推进器之间的推力配比，导致合成的六维广义力和力矩方向发生偏转（即产生较大的控制分配残差与姿态耦合失真）。为此，考虑推进器基本推力输出范围约束的控制分配策略受到广泛重视：</w:t>
+      </w:r>
+      <w:r>
+        <w:rPr>
+          <w:rFonts w:ascii="Times New Roman" w:hAnsi="Times New Roman" w:cs="Times New Roman" w:eastAsia="宋体"/>
+          <w:b w:val="0"/>
+          <w:i w:val="0"/>
+          <w:color w:val="000000"/>
+          <w:sz w:val="24"/>
+        </w:rPr>
+        <w:t>程卫平、王猛等针对水下机器人推力器物理输出上限，研究了基于可行方向法等处理推力边界约束的分配算法，</w:t>
+      </w:r>
+      <w:r>
+        <w:rPr>
+          <w:rFonts w:ascii="Times New Roman" w:hAnsi="Times New Roman" w:cs="Times New Roman" w:eastAsia="宋体"/>
+          <w:b w:val="0"/>
+          <w:i w:val="0"/>
+          <w:color w:val="000000"/>
+          <w:sz w:val="24"/>
+        </w:rPr>
+        <w:t xml:space="preserve">有效减小了推力饱和引起的力矩畸变 </w:t>
+      </w:r>
+      <w:hyperlink w:anchor="_Ref_Paper_14" w:history="1">
+        <w:r>
+          <w:rPr>
+            <w:rFonts w:ascii="Times New Roman" w:hAnsi="Times New Roman" w:cs="Times New Roman" w:eastAsia="宋体"/>
+            <w:sz w:val="24"/>
+            <w:szCs w:val="24"/>
+            <w:color w:val="000000"/>
+            <w:vertAlign w:val="superscript"/>
+          </w:rPr>
+          <w:t>[14]</w:t>
+        </w:r>
+      </w:hyperlink>
+      <w:r>
+        <w:rPr>
+          <w:rFonts w:ascii="Times New Roman" w:hAnsi="Times New Roman" w:cs="Times New Roman" w:eastAsia="宋体"/>
+          <w:b w:val="0"/>
+          <w:i w:val="0"/>
+          <w:color w:val="000000"/>
+          <w:sz w:val="24"/>
+        </w:rPr>
+        <w:t>；孙广威等针对矢量推进 ROV 提出了兼顾推力约束与分配效率的多级推力分配策略，</w:t>
+      </w:r>
+      <w:r>
+        <w:rPr>
+          <w:rFonts w:ascii="Times New Roman" w:hAnsi="Times New Roman" w:cs="Times New Roman" w:eastAsia="宋体"/>
+          <w:b w:val="0"/>
+          <w:i w:val="0"/>
+          <w:color w:val="000000"/>
+          <w:sz w:val="24"/>
+        </w:rPr>
+        <w:t xml:space="preserve">提升了多推进器协调能力 </w:t>
+      </w:r>
+      <w:hyperlink w:anchor="_Ref_Paper_15" w:history="1">
+        <w:r>
+          <w:rPr>
+            <w:rFonts w:ascii="Times New Roman" w:hAnsi="Times New Roman" w:cs="Times New Roman" w:eastAsia="宋体"/>
+            <w:sz w:val="24"/>
+            <w:szCs w:val="24"/>
+            <w:color w:val="000000"/>
+            <w:vertAlign w:val="superscript"/>
+          </w:rPr>
+          <w:t>[15]</w:t>
+        </w:r>
+      </w:hyperlink>
+      <w:r>
+        <w:rPr>
+          <w:rFonts w:ascii="Times New Roman" w:hAnsi="Times New Roman" w:cs="Times New Roman" w:eastAsia="宋体"/>
+          <w:b w:val="0"/>
+          <w:i w:val="0"/>
+          <w:color w:val="000000"/>
+          <w:sz w:val="24"/>
+        </w:rPr>
+        <w:t>。由此可见，</w:t>
+      </w:r>
+      <w:r>
+        <w:rPr>
+          <w:rFonts w:ascii="Times New Roman" w:hAnsi="Times New Roman" w:cs="Times New Roman" w:eastAsia="宋体"/>
+          <w:b w:val="0"/>
+          <w:i w:val="0"/>
+          <w:color w:val="000000"/>
+          <w:sz w:val="24"/>
+        </w:rPr>
+        <w:t xml:space="preserve">依据平台八推进器真实几何构型建立准确的 </w:t>
+      </w:r>
+      <m:oMath>
+        <m:r>
+          <m:rPr>
+            <m:sty m:val="p"/>
+          </m:rPr>
+          <w:rPr>
+            <w:rFonts w:ascii="Cambria Math" w:hAnsi="Cambria Math" w:eastAsia="宋体"/>
+            <w:sz w:val="24"/>
+            <w:szCs w:val="24"/>
+          </w:rPr>
+          <m:t>6 × 8</m:t>
+        </m:r>
+      </m:oMath>
+      <w:r>
+        <w:rPr>
+          <w:rFonts w:ascii="Times New Roman" w:hAnsi="Times New Roman" w:cs="Times New Roman" w:eastAsia="宋体"/>
+          <w:b w:val="0"/>
+          <w:i w:val="0"/>
+          <w:color w:val="000000"/>
+          <w:sz w:val="24"/>
+        </w:rPr>
+        <w:t xml:space="preserve"> 控制分配矩阵</w:t>
+      </w:r>
+      <w:r>
+        <w:rPr>
+          <w:rFonts w:ascii="Times New Roman" w:hAnsi="Times New Roman" w:cs="Times New Roman" w:eastAsia="宋体"/>
+          <w:b w:val="0"/>
+          <w:i w:val="0"/>
+          <w:color w:val="000000"/>
+          <w:sz w:val="24"/>
+        </w:rPr>
+        <w:t>，并在分配求解中引入推力输出范围约束处理策略以克服直接硬截断失真，是保障闭环控制系统稳定运行的关键环节。</w:t>
+      </w:r>
+    </w:p>
+    <w:p>
+      <w:pPr>
+        <w:pStyle w:val="a7"/>
+        <w:jc w:val="both"/>
+        <w:spacing w:line="360" w:lineRule="auto"/>
+        <w:ind w:firstLineChars="200" w:firstLine="480"/>
+      </w:pPr>
+      <w:r>
+        <w:rPr>
+          <w:rFonts w:ascii="Times New Roman" w:hAnsi="Times New Roman" w:cs="Times New Roman" w:eastAsia="黑体"/>
+          <w:b w:val="0"/>
+          <w:i w:val="0"/>
+          <w:color w:val="000000"/>
+          <w:sz w:val="24"/>
+        </w:rPr>
+        <w:t xml:space="preserve">2.4 </w:t>
+      </w:r>
+      <w:r>
+        <w:rPr>
+          <w:rFonts w:ascii="Times New Roman" w:hAnsi="Times New Roman" w:cs="Times New Roman" w:eastAsia="黑体"/>
+          <w:b w:val="0"/>
+          <w:i w:val="0"/>
+          <w:color w:val="000000"/>
+          <w:sz w:val="24"/>
+        </w:rPr>
+        <w:t>基于开源软件架构（PX4）的水下航行器闭环仿真研究现状</w:t>
+      </w:r>
+    </w:p>
+    <w:p>
+      <w:pPr>
+        <w:pStyle w:val="a7"/>
+        <w:jc w:val="both"/>
+        <w:spacing w:line="360" w:lineRule="auto"/>
+        <w:ind w:firstLineChars="200" w:firstLine="480"/>
+      </w:pPr>
+      <w:r>
+        <w:rPr>
+          <w:rFonts w:ascii="Times New Roman" w:hAnsi="Times New Roman" w:cs="Times New Roman" w:eastAsia="宋体"/>
+          <w:b w:val="0"/>
+          <w:i w:val="0"/>
+          <w:color w:val="000000"/>
+          <w:sz w:val="24"/>
+        </w:rPr>
+        <w:t>在现代机器人与无人系统的研发流程中，控制算法的模块化软件实现与闭环仿真验证平台至关重要。传统的控制算法验证多基于纯离线数学脚本（如纯 MATLAB 或 Python 数值积分），虽然便于验证控制律的数学收敛性，但脱离了嵌入式实时操作系统（RTOS）的多任务并发调度、模块间异步通信以及离散采样周期等工程约束，导致算法向实验平台机载硬件迁移时面临较大的代码重构工作量。</w:t>
+      </w:r>
+    </w:p>
+    <w:p>
+      <w:pPr>
+        <w:pStyle w:val="a7"/>
+        <w:jc w:val="both"/>
+        <w:spacing w:line="360" w:lineRule="auto"/>
+        <w:ind w:firstLineChars="200" w:firstLine="480"/>
+      </w:pPr>
+      <w:r>
+        <w:rPr>
+          <w:rFonts w:ascii="Times New Roman" w:hAnsi="Times New Roman" w:cs="Times New Roman" w:eastAsia="宋体"/>
+          <w:b w:val="0"/>
+          <w:i w:val="0"/>
+          <w:color w:val="000000"/>
+          <w:sz w:val="24"/>
+        </w:rPr>
+        <w:t>苏黎世联邦理工学院（ETH Zurich）Meier 等主导研发的 PX4 Autopilot 是当前无人系统领域广泛应用的开源嵌入式控制软件框架之一</w:t>
+      </w:r>
+      <w:hyperlink w:anchor="_Ref_Paper_16" w:history="1">
+        <w:r>
+          <w:rPr>
+            <w:rFonts w:ascii="Times New Roman" w:hAnsi="Times New Roman" w:cs="Times New Roman" w:eastAsia="宋体"/>
+            <w:sz w:val="24"/>
+            <w:szCs w:val="24"/>
+            <w:color w:val="000000"/>
+            <w:vertAlign w:val="superscript"/>
+          </w:rPr>
+          <w:t>[16]</w:t>
+        </w:r>
+      </w:hyperlink>
+      <w:r>
+        <w:rPr>
+          <w:rFonts w:ascii="Times New Roman" w:hAnsi="Times New Roman" w:cs="Times New Roman" w:eastAsia="宋体"/>
+          <w:b w:val="0"/>
+          <w:i w:val="0"/>
+          <w:color w:val="000000"/>
+          <w:sz w:val="24"/>
+        </w:rPr>
+        <w:t>。PX4 采用“算法模块层与系统中间件层”解耦的架构设计，通过基于共享内存的微对象请求代理（uORB）异步发布/订阅总线实现状态估计、运动控制与控制分配模块之间的标准化数据交互；同时原生支持软件在环（SITL）闭环编译运行与 ULog 全状态日志记录。近年来，国内外研究团队开始将 PX4 架构拓展至水下无人航行器领域，</w:t>
+      </w:r>
+      <w:r>
+        <w:rPr>
+          <w:rFonts w:ascii="Times New Roman" w:hAnsi="Times New Roman" w:cs="Times New Roman" w:eastAsia="宋体"/>
+          <w:b w:val="0"/>
+          <w:i w:val="0"/>
+          <w:color w:val="000000"/>
+          <w:sz w:val="24"/>
+        </w:rPr>
+        <w:t>如 Duecker 等依托基于 PX4 的软件在环仿真与水池实验完成了 HippoCampus X 水下平台的三维机动控制验证，证实了基于 PX4/SITL 构建水下航行器闭环仿真与验证体系的工程合理性</w:t>
+      </w:r>
+      <w:hyperlink w:anchor="_Ref_Paper_17" w:history="1">
+        <w:r>
+          <w:rPr>
+            <w:rFonts w:ascii="Times New Roman" w:hAnsi="Times New Roman" w:cs="Times New Roman" w:eastAsia="宋体"/>
+            <w:sz w:val="24"/>
+            <w:szCs w:val="24"/>
+            <w:color w:val="000000"/>
+            <w:vertAlign w:val="superscript"/>
+          </w:rPr>
+          <w:t>[17]</w:t>
+        </w:r>
+      </w:hyperlink>
+      <w:r>
+        <w:rPr>
+          <w:rFonts w:ascii="Times New Roman" w:hAnsi="Times New Roman" w:cs="Times New Roman" w:eastAsia="宋体"/>
+          <w:b w:val="0"/>
+          <w:i w:val="0"/>
+          <w:color w:val="000000"/>
+          <w:sz w:val="24"/>
+        </w:rPr>
+        <w:t>。</w:t>
+      </w:r>
+    </w:p>
+    <w:p>
+      <w:pPr>
+        <w:pStyle w:val="a7"/>
+        <w:jc w:val="both"/>
+        <w:spacing w:line="360" w:lineRule="auto"/>
+        <w:ind w:firstLineChars="200" w:firstLine="480"/>
+      </w:pPr>
+      <w:r>
+        <w:rPr>
+          <w:rFonts w:ascii="Times New Roman" w:hAnsi="Times New Roman" w:cs="Times New Roman" w:eastAsia="黑体"/>
+          <w:b w:val="0"/>
+          <w:i w:val="0"/>
+          <w:color w:val="000000"/>
+          <w:sz w:val="24"/>
+        </w:rPr>
+        <w:t xml:space="preserve">2.5 </w:t>
+      </w:r>
+      <w:r>
+        <w:rPr>
+          <w:rFonts w:ascii="Times New Roman" w:hAnsi="Times New Roman" w:cs="Times New Roman" w:eastAsia="黑体"/>
+          <w:b w:val="0"/>
+          <w:i w:val="0"/>
+          <w:color w:val="000000"/>
+          <w:sz w:val="24"/>
+        </w:rPr>
+        <w:t>发展趋势与对本课题的启示</w:t>
+      </w:r>
+    </w:p>
+    <w:p>
+      <w:pPr>
+        <w:pStyle w:val="a7"/>
+        <w:jc w:val="both"/>
+        <w:spacing w:line="360" w:lineRule="auto"/>
+        <w:ind w:firstLineChars="200" w:firstLine="480"/>
+      </w:pPr>
+      <w:r>
+        <w:rPr>
+          <w:rFonts w:ascii="Times New Roman" w:hAnsi="Times New Roman" w:cs="Times New Roman" w:eastAsia="宋体"/>
+          <w:b w:val="0"/>
+          <w:i w:val="0"/>
+          <w:color w:val="000000"/>
+          <w:sz w:val="24"/>
+        </w:rPr>
+        <w:t xml:space="preserve">综合上述四个方向的研究现状与发展趋势，可以归纳出对本课题研究方案设计的关键启示：一是针对复杂多附体构型水下航行器理论估算误差大、大型水池试验成本高的问题，直接采用经典六自由度动力学方程框架，利用三维结构模型确定刚体惯性与重浮力先验参数，对附加质量与水动力阻尼矩阵做对角化简化，并结合阶跃或自由衰减等特征响应数据通过最小二乘拟合辨识未知参数，能够以较低成本获取满足控制器设计与仿真需求的实用化模型；二是针对传统无模型 PID 控制在多轴耦合与流扰下易超调、常规无约束伪逆直接硬截断在推力超限时易引起合成力矩方向失真的局限，在运动控制层引入辨识模型的动态特性补偿并与状态反馈相结合（保留具体模型控制律的横向比选空间），在控制分配层建立准确的 </w:t>
+      </w:r>
+      <m:oMath>
+        <m:r>
+          <m:rPr>
+            <m:sty m:val="p"/>
+          </m:rPr>
+          <w:rPr>
+            <w:rFonts w:ascii="Cambria Math" w:hAnsi="Cambria Math" w:eastAsia="宋体"/>
+            <w:sz w:val="24"/>
+            <w:szCs w:val="24"/>
+          </w:rPr>
+          <m:t>6 × 8</m:t>
+        </m:r>
+      </m:oMath>
+      <w:r>
+        <w:rPr>
+          <w:rFonts w:ascii="Times New Roman" w:hAnsi="Times New Roman" w:cs="Times New Roman" w:eastAsia="宋体"/>
+          <w:b w:val="0"/>
+          <w:i w:val="0"/>
+          <w:color w:val="000000"/>
+          <w:sz w:val="24"/>
+        </w:rPr>
+        <w:t xml:space="preserve"> 控制分配矩阵并引入推力输出范围约束处理策略，能够有效提升闭环跟踪品质与多推进器协调能力；三是克服纯离线数学脚本脱离嵌入式软件架构的局限，将辨识后的航行器动力学模型、运动控制模块与八推进器控制分配模块统一集成至 PX4/SITL 软件在环仿真环境中，通过 uORB 异步消息总线开展多工况闭环验证，能够有效弥合理论算法设计与工程软件实现之间的差距。</w:t>
       </w:r>
     </w:p>
     <w:p>
@@ -3896,7 +2970,7 @@
           <w:color w:val="000000"/>
           <w:sz w:val="24"/>
         </w:rPr>
-        <w:t>围绕上述预期目标与任务书要求，本课题的主要研究内容划分为以下四个核心模块：</w:t>
+        <w:t>围绕上述预期目标与任务书要求，本课题的主要研究内容划分为以下四个模块：</w:t>
       </w:r>
     </w:p>
     <w:p>
@@ -3934,47 +3008,7 @@
           <w:color w:val="000000"/>
           <w:sz w:val="24"/>
         </w:rPr>
-        <w:t>便携式</w:t>
-      </w:r>
-      <w:r>
-        <w:rPr>
-          <w:rFonts w:ascii="Times New Roman" w:hAnsi="Times New Roman" w:cs="Times New Roman" w:eastAsia="宋体"/>
-          <w:b w:val="0"/>
-          <w:i w:val="0"/>
-          <w:color w:val="000000"/>
-          <w:sz w:val="24"/>
-        </w:rPr>
-        <w:t>水下航行器平台，</w:t>
-      </w:r>
-      <w:r>
-        <w:rPr>
-          <w:rFonts w:ascii="Times New Roman" w:hAnsi="Times New Roman" w:cs="Times New Roman" w:eastAsia="宋体"/>
-          <w:b w:val="0"/>
-          <w:i w:val="0"/>
-          <w:color w:val="000000"/>
-          <w:sz w:val="24"/>
-        </w:rPr>
-        <w:t>套用六自由度运动学与动力学标准方程</w:t>
-      </w:r>
-      <w:r>
-        <w:rPr>
-          <w:rFonts w:ascii="Times New Roman" w:hAnsi="Times New Roman" w:cs="Times New Roman" w:eastAsia="宋体"/>
-          <w:b w:val="0"/>
-          <w:i w:val="0"/>
-          <w:color w:val="000000"/>
-          <w:sz w:val="24"/>
-        </w:rPr>
-        <w:t>，考虑刚体惯性、附加质量、科氏力与向心力、水动力阻尼以及重力与浮力恢复作用等主要动力学因素；</w:t>
-      </w:r>
-      <w:r>
-        <w:rPr>
-          <w:rFonts w:ascii="Times New Roman" w:hAnsi="Times New Roman" w:cs="Times New Roman" w:eastAsia="宋体"/>
-          <w:b w:val="0"/>
-          <w:i w:val="0"/>
-          <w:color w:val="000000"/>
-          <w:sz w:val="24"/>
-        </w:rPr>
-        <w:t>结合平台三维结构资料确定刚体质量、转动惯量与重浮心位置等先验参数，建立单推进器控制输入到推力输出的静态映射关系并明确基本推力范围。在此基础上，对附加质量与水动力阻尼矩阵做工程对角化简化，明确系统辨识的激励输入、状态输出及所需数据关系，结合平台特征工况（如阶跃推力或自由衰减）动态响应数据，采用最小二乘或曲线拟合方法对关键未知水动力参数进行辨识与修正，并通过代表性动态响应验证模型与数据之间的偏差，得到用于运动控制设计和 PX4/SITL 闭环仿真的航行器动力学模型。</w:t>
+        <w:t>便携式水下航行器平台，建立包含刚体惯性、附加质量、科氏力与向心力、水动力阻尼及重浮力恢复作用的六自由度动力学模型，以及单推进器控制输入到推力输出的静态映射关系。结合平台先验结构参数与特征运动响应数据，完成关键未知水动力参数的系统辨识与模型动态响应验证。</w:t>
       </w:r>
     </w:p>
     <w:p>
@@ -4002,7 +3036,7 @@
           <w:color w:val="000000"/>
           <w:sz w:val="24"/>
         </w:rPr>
-        <w:t>以辨识验证后的航行器动力学模型为基础，针对传统无模型 PID 控制在多自由度耦合与流扰下易超调的局限，结合航行器动力学特性补偿与实时状态误差反馈构建闭环运动控制系统（可根据辨识模型特性灵活采用模型前馈补偿、反馈线性化或增量动态逆等模型控制律），根据参考状态与当前状态之间的误差计算航行器所需的期望广义力和力矩，实现姿态、深度和航向等基本运动状态的稳定闭环控制；以传统无模型 PID 控制为对比基准，选取代表性运动工况分析跟踪性能和动态特性，并考察外部水流扰动对闭环控制性能的影响。</w:t>
+        <w:t>以经验证的航行器动力学模型为基础，结合动力学特性补偿与实时状态误差反馈设计闭环运动控制方法，计算姿态、深度和航向控制所需的期望广义力与力矩。以传统无模型 PID 控制为对比基准，分析代表性运动工况与外部水流扰动下的闭环跟踪性能和动态特性。</w:t>
       </w:r>
     </w:p>
     <w:p>
@@ -4030,7 +3064,7 @@
           <w:color w:val="000000"/>
           <w:sz w:val="24"/>
         </w:rPr>
-        <w:t xml:space="preserve">根据已有八推进器平台（水平面 4 台矢量倾斜布置、垂直面 4 台垂向对称布置）的推进器安装位置、推力方向及力臂关系，建立各推进器推力与航行器广义力、力矩之间的映射关系及 </w:t>
+        <w:t xml:space="preserve">根据平台八推进器空间安装位置与推力方向建立 </w:t>
       </w:r>
       <m:oMath>
         <m:r>
@@ -4053,17 +3087,17 @@
           <w:color w:val="000000"/>
           <w:sz w:val="24"/>
         </w:rPr>
-        <w:t xml:space="preserve"> 控制分配矩阵；</w:t>
-      </w:r>
-      <w:r>
-        <w:rPr>
-          <w:rFonts w:ascii="Times New Roman" w:hAnsi="Times New Roman" w:cs="Times New Roman" w:eastAsia="宋体"/>
-          <w:b w:val="0"/>
-          <w:i w:val="0"/>
-          <w:color w:val="000000"/>
-          <w:sz w:val="24"/>
-        </w:rPr>
-        <w:t>针对常规无约束伪逆分配在推进器超限时直接硬截断易造成合成力矩方向失真的问题，结合推进器实际输出范围引入推力边界约束处理策略，将运动控制器输出的期望广义力和力矩转换为各推进器推力指令，并与无约束直接硬截断方案对比，结合控制分配误差和各推进器输出饱和情况分析分配效果。</w:t>
+        <w:t xml:space="preserve"> 控制分配矩阵</w:t>
+      </w:r>
+      <w:r>
+        <w:rPr>
+          <w:rFonts w:ascii="Times New Roman" w:hAnsi="Times New Roman" w:cs="Times New Roman" w:eastAsia="宋体"/>
+          <w:b w:val="0"/>
+          <w:i w:val="0"/>
+          <w:color w:val="000000"/>
+          <w:sz w:val="24"/>
+        </w:rPr>
+        <w:t>，考虑推进器基本推力输出范围引入推力边界约束处理策略，将期望广义力和力矩转换为各推进器推力指令。通过与无约束直接硬截断基准对比，结合控制分配误差和推进器饱和情况评价分配效果。</w:t>
       </w:r>
     </w:p>
     <w:p>
@@ -4091,17 +3125,7 @@
           <w:color w:val="000000"/>
           <w:sz w:val="24"/>
         </w:rPr>
-        <w:t>在 PX4/SITL 仿真环境中构建由航行器动力学模型、运动控制模块和八推进器控制分配模块组成的闭环仿真系统，通过 uORB 异步消息总线完成必要的状态信息、控制量和推进器指令交互；</w:t>
-      </w:r>
-      <w:r>
-        <w:rPr>
-          <w:rFonts w:ascii="Times New Roman" w:hAnsi="Times New Roman" w:cs="Times New Roman" w:eastAsia="宋体"/>
-          <w:b w:val="0"/>
-          <w:i w:val="0"/>
-          <w:color w:val="000000"/>
-          <w:sz w:val="24"/>
-        </w:rPr>
-        <w:t>设置空间定点悬停、姿态稳定、定深控制与定航控制等代表性运动工况及适量外部水流扰动条件，考察闭环系统的动态特性和控制效果，结合位置/姿态跟踪误差、动态响应指标及控制分配误差进行量化性能分析，验证闭环系统的控制效果。</w:t>
+        <w:t>基于 PX4 软件架构与 uORB 异步消息总线，在 SITL 环境中构建由航行器动力学模型、运动控制模块和八推进器控制分配模块组成的闭环仿真系统。设置空间定点悬停、姿态稳定、定深控制、定航控制及外部流扰等验证工况，结合跟踪误差、动态响应指标与控制分配误差验证闭环系统性能。</w:t>
       </w:r>
     </w:p>
     <w:p>
@@ -4175,7 +3199,7 @@
           <w:color w:val="000000"/>
           <w:sz w:val="24"/>
         </w:rPr>
-        <w:t>对应上述四个研究模块，本课题拟采取的具体研究方法如下：</w:t>
+        <w:t>针对上述四个研究模块，本课题拟采取的具体技术路线与数学求解方法如下：</w:t>
       </w:r>
     </w:p>
     <w:p>
@@ -4203,7 +3227,7 @@
           <w:color w:val="000000"/>
           <w:sz w:val="24"/>
         </w:rPr>
-        <w:t>如图 2 所示，建立惯性坐标系</w:t>
+        <w:t>建立惯性坐标系</w:t>
       </w:r>
       <w:r>
         <w:rPr>
@@ -4571,7 +3595,7 @@
           <w:color w:val="000000"/>
           <w:sz w:val="24"/>
         </w:rPr>
-        <w:t xml:space="preserve">，设航行器广义位置与姿态矢量为 </w:t>
+        <w:t xml:space="preserve">，记航行器广义位置与姿态角矢量为 </w:t>
       </w:r>
       <m:oMath>
         <m:r>
@@ -4742,6 +3766,45 @@
                 <w:szCs w:val="24"/>
               </w:rPr>
               <m:t>T</m:t>
+            </m:r>
+          </m:sup>
+        </m:sSup>
+        <m:r>
+          <m:rPr>
+            <m:sty m:val="p"/>
+          </m:rPr>
+          <w:rPr>
+            <w:rFonts w:ascii="Cambria Math" w:hAnsi="Cambria Math" w:eastAsia="宋体"/>
+            <w:sz w:val="24"/>
+            <w:szCs w:val="24"/>
+          </w:rPr>
+          <m:t> ∈ </m:t>
+        </m:r>
+        <m:sSup>
+          <m:e>
+            <m:r>
+              <m:rPr>
+                <m:sty m:val="p"/>
+              </m:rPr>
+              <w:rPr>
+                <w:rFonts w:ascii="Cambria Math" w:hAnsi="Cambria Math" w:eastAsia="宋体"/>
+                <w:sz w:val="24"/>
+                <w:szCs w:val="24"/>
+              </w:rPr>
+              <m:t>ℝ</m:t>
+            </m:r>
+          </m:e>
+          <m:sup>
+            <m:r>
+              <m:rPr>
+                <m:sty m:val="p"/>
+              </m:rPr>
+              <w:rPr>
+                <w:rFonts w:ascii="Cambria Math" w:hAnsi="Cambria Math" w:eastAsia="宋体"/>
+                <w:sz w:val="24"/>
+                <w:szCs w:val="24"/>
+              </w:rPr>
+              <m:t>6</m:t>
             </m:r>
           </m:sup>
         </m:sSup>
@@ -4754,7 +3817,7 @@
           <w:color w:val="000000"/>
           <w:sz w:val="24"/>
         </w:rPr>
-        <w:t xml:space="preserve">，附体系下线速度与角速度矢量为 </w:t>
+        <w:t xml:space="preserve">，附体系线速度与角速度矢量为 </w:t>
       </w:r>
       <m:oMath>
         <m:r>
@@ -4925,6 +3988,45 @@
                 <w:szCs w:val="24"/>
               </w:rPr>
               <m:t>T</m:t>
+            </m:r>
+          </m:sup>
+        </m:sSup>
+        <m:r>
+          <m:rPr>
+            <m:sty m:val="p"/>
+          </m:rPr>
+          <w:rPr>
+            <w:rFonts w:ascii="Cambria Math" w:hAnsi="Cambria Math" w:eastAsia="宋体"/>
+            <w:sz w:val="24"/>
+            <w:szCs w:val="24"/>
+          </w:rPr>
+          <m:t> ∈ </m:t>
+        </m:r>
+        <m:sSup>
+          <m:e>
+            <m:r>
+              <m:rPr>
+                <m:sty m:val="p"/>
+              </m:rPr>
+              <w:rPr>
+                <w:rFonts w:ascii="Cambria Math" w:hAnsi="Cambria Math" w:eastAsia="宋体"/>
+                <w:sz w:val="24"/>
+                <w:szCs w:val="24"/>
+              </w:rPr>
+              <m:t>ℝ</m:t>
+            </m:r>
+          </m:e>
+          <m:sup>
+            <m:r>
+              <m:rPr>
+                <m:sty m:val="p"/>
+              </m:rPr>
+              <w:rPr>
+                <w:rFonts w:ascii="Cambria Math" w:hAnsi="Cambria Math" w:eastAsia="宋体"/>
+                <w:sz w:val="24"/>
+                <w:szCs w:val="24"/>
+              </w:rPr>
+              <m:t>6</m:t>
             </m:r>
           </m:sup>
         </m:sSup>
@@ -4947,7 +4049,7 @@
           <w:color w:val="000000"/>
           <w:sz w:val="24"/>
         </w:rPr>
-        <w:t>套用标准六自由度运动学与动力学方程：</w:t>
+        <w:t>采用标准六自由度运动学与动力学微分方程描述航行器运动：</w:t>
       </w:r>
     </w:p>
     <w:p>
@@ -5405,8 +4507,36 @@
             <w:sz w:val="24"/>
             <w:szCs w:val="24"/>
           </w:rPr>
-          <m:t>)</m:t>
-        </m:r>
+          <m:t>) ∈ </m:t>
+        </m:r>
+        <m:sSup>
+          <m:e>
+            <m:r>
+              <m:rPr>
+                <m:sty m:val="p"/>
+              </m:rPr>
+              <w:rPr>
+                <w:rFonts w:ascii="Cambria Math" w:hAnsi="Cambria Math" w:eastAsia="宋体"/>
+                <w:sz w:val="24"/>
+                <w:szCs w:val="24"/>
+              </w:rPr>
+              <m:t>ℝ</m:t>
+            </m:r>
+          </m:e>
+          <m:sup>
+            <m:r>
+              <m:rPr>
+                <m:sty m:val="p"/>
+              </m:rPr>
+              <w:rPr>
+                <w:rFonts w:ascii="Cambria Math" w:hAnsi="Cambria Math" w:eastAsia="宋体"/>
+                <w:sz w:val="24"/>
+                <w:szCs w:val="24"/>
+              </w:rPr>
+              <m:t>6×6</m:t>
+            </m:r>
+          </m:sup>
+        </m:sSup>
       </m:oMath>
       <w:r>
         <w:rPr>
@@ -5416,7 +4546,7 @@
           <w:color w:val="000000"/>
           <w:sz w:val="24"/>
         </w:rPr>
-        <w:t xml:space="preserve"> 为坐标转换矩阵；</w:t>
+        <w:t xml:space="preserve"> 为附体系到惯性系的坐标转换矩阵；</w:t>
       </w:r>
       <m:oMath>
         <m:r>
@@ -5517,7 +4647,7 @@
           <w:color w:val="000000"/>
           <w:sz w:val="24"/>
         </w:rPr>
-        <w:t xml:space="preserve"> 为刚体惯性与附加质量矩阵；</w:t>
+        <w:t xml:space="preserve"> 为刚体惯性与附加质量矩阵之和；</w:t>
       </w:r>
       <m:oMath>
         <m:r>
@@ -5562,6 +4692,128 @@
             <w:sz w:val="24"/>
             <w:szCs w:val="24"/>
           </w:rPr>
+          <m:t>) = </m:t>
+        </m:r>
+        <m:sSub>
+          <m:e>
+            <m:r>
+              <m:rPr>
+                <m:sty m:val="bi"/>
+              </m:rPr>
+              <w:rPr>
+                <w:rFonts w:ascii="Cambria Math" w:hAnsi="Cambria Math" w:eastAsia="宋体"/>
+                <w:sz w:val="24"/>
+                <w:szCs w:val="24"/>
+              </w:rPr>
+              <m:t>C</m:t>
+            </m:r>
+          </m:e>
+          <m:sub>
+            <m:r>
+              <m:rPr>
+                <m:sty m:val="p"/>
+              </m:rPr>
+              <w:rPr>
+                <w:rFonts w:ascii="Cambria Math" w:hAnsi="Cambria Math" w:eastAsia="宋体"/>
+                <w:sz w:val="24"/>
+                <w:szCs w:val="24"/>
+              </w:rPr>
+              <m:t>RB</m:t>
+            </m:r>
+          </m:sub>
+        </m:sSub>
+        <m:r>
+          <m:rPr>
+            <m:sty m:val="p"/>
+          </m:rPr>
+          <w:rPr>
+            <w:rFonts w:ascii="Cambria Math" w:hAnsi="Cambria Math" w:eastAsia="宋体"/>
+            <w:sz w:val="24"/>
+            <w:szCs w:val="24"/>
+          </w:rPr>
+          <m:t>(</m:t>
+        </m:r>
+        <m:r>
+          <m:rPr>
+            <m:sty m:val="bi"/>
+          </m:rPr>
+          <w:rPr>
+            <w:rFonts w:ascii="Cambria Math" w:hAnsi="Cambria Math" w:eastAsia="宋体"/>
+            <w:sz w:val="24"/>
+            <w:szCs w:val="24"/>
+          </w:rPr>
+          <m:t>ν</m:t>
+        </m:r>
+        <m:r>
+          <m:rPr>
+            <m:sty m:val="p"/>
+          </m:rPr>
+          <w:rPr>
+            <w:rFonts w:ascii="Cambria Math" w:hAnsi="Cambria Math" w:eastAsia="宋体"/>
+            <w:sz w:val="24"/>
+            <w:szCs w:val="24"/>
+          </w:rPr>
+          <m:t>) + </m:t>
+        </m:r>
+        <m:sSub>
+          <m:e>
+            <m:r>
+              <m:rPr>
+                <m:sty m:val="bi"/>
+              </m:rPr>
+              <w:rPr>
+                <w:rFonts w:ascii="Cambria Math" w:hAnsi="Cambria Math" w:eastAsia="宋体"/>
+                <w:sz w:val="24"/>
+                <w:szCs w:val="24"/>
+              </w:rPr>
+              <m:t>C</m:t>
+            </m:r>
+          </m:e>
+          <m:sub>
+            <m:r>
+              <m:rPr>
+                <m:sty m:val="p"/>
+              </m:rPr>
+              <w:rPr>
+                <w:rFonts w:ascii="Cambria Math" w:hAnsi="Cambria Math" w:eastAsia="宋体"/>
+                <w:sz w:val="24"/>
+                <w:szCs w:val="24"/>
+              </w:rPr>
+              <m:t>A</m:t>
+            </m:r>
+          </m:sub>
+        </m:sSub>
+        <m:r>
+          <m:rPr>
+            <m:sty m:val="p"/>
+          </m:rPr>
+          <w:rPr>
+            <w:rFonts w:ascii="Cambria Math" w:hAnsi="Cambria Math" w:eastAsia="宋体"/>
+            <w:sz w:val="24"/>
+            <w:szCs w:val="24"/>
+          </w:rPr>
+          <m:t>(</m:t>
+        </m:r>
+        <m:r>
+          <m:rPr>
+            <m:sty m:val="bi"/>
+          </m:rPr>
+          <w:rPr>
+            <w:rFonts w:ascii="Cambria Math" w:hAnsi="Cambria Math" w:eastAsia="宋体"/>
+            <w:sz w:val="24"/>
+            <w:szCs w:val="24"/>
+          </w:rPr>
+          <m:t>ν</m:t>
+        </m:r>
+        <m:r>
+          <m:rPr>
+            <m:sty m:val="p"/>
+          </m:rPr>
+          <w:rPr>
+            <w:rFonts w:ascii="Cambria Math" w:hAnsi="Cambria Math" w:eastAsia="宋体"/>
+            <w:sz w:val="24"/>
+            <w:szCs w:val="24"/>
+          </w:rPr>
           <m:t>)</m:t>
         </m:r>
       </m:oMath>
@@ -5618,6 +4870,106 @@
             <w:sz w:val="24"/>
             <w:szCs w:val="24"/>
           </w:rPr>
+          <m:t>) = </m:t>
+        </m:r>
+        <m:sSub>
+          <m:e>
+            <m:r>
+              <m:rPr>
+                <m:sty m:val="bi"/>
+              </m:rPr>
+              <w:rPr>
+                <w:rFonts w:ascii="Cambria Math" w:hAnsi="Cambria Math" w:eastAsia="宋体"/>
+                <w:sz w:val="24"/>
+                <w:szCs w:val="24"/>
+              </w:rPr>
+              <m:t>D</m:t>
+            </m:r>
+          </m:e>
+          <m:sub>
+            <m:r>
+              <m:rPr>
+                <m:sty m:val="p"/>
+              </m:rPr>
+              <w:rPr>
+                <w:rFonts w:ascii="Cambria Math" w:hAnsi="Cambria Math" w:eastAsia="宋体"/>
+                <w:sz w:val="24"/>
+                <w:szCs w:val="24"/>
+              </w:rPr>
+              <m:t>lin</m:t>
+            </m:r>
+          </m:sub>
+        </m:sSub>
+        <m:r>
+          <m:rPr>
+            <m:sty m:val="p"/>
+          </m:rPr>
+          <w:rPr>
+            <w:rFonts w:ascii="Cambria Math" w:hAnsi="Cambria Math" w:eastAsia="宋体"/>
+            <w:sz w:val="24"/>
+            <w:szCs w:val="24"/>
+          </w:rPr>
+          <m:t> + </m:t>
+        </m:r>
+        <m:sSub>
+          <m:e>
+            <m:r>
+              <m:rPr>
+                <m:sty m:val="bi"/>
+              </m:rPr>
+              <w:rPr>
+                <w:rFonts w:ascii="Cambria Math" w:hAnsi="Cambria Math" w:eastAsia="宋体"/>
+                <w:sz w:val="24"/>
+                <w:szCs w:val="24"/>
+              </w:rPr>
+              <m:t>D</m:t>
+            </m:r>
+          </m:e>
+          <m:sub>
+            <m:r>
+              <m:rPr>
+                <m:sty m:val="p"/>
+              </m:rPr>
+              <w:rPr>
+                <w:rFonts w:ascii="Cambria Math" w:hAnsi="Cambria Math" w:eastAsia="宋体"/>
+                <w:sz w:val="24"/>
+                <w:szCs w:val="24"/>
+              </w:rPr>
+              <m:t>quad</m:t>
+            </m:r>
+          </m:sub>
+        </m:sSub>
+        <m:r>
+          <m:rPr>
+            <m:sty m:val="p"/>
+          </m:rPr>
+          <w:rPr>
+            <w:rFonts w:ascii="Cambria Math" w:hAnsi="Cambria Math" w:eastAsia="宋体"/>
+            <w:sz w:val="24"/>
+            <w:szCs w:val="24"/>
+          </w:rPr>
+          <m:t>(</m:t>
+        </m:r>
+        <m:r>
+          <m:rPr>
+            <m:sty m:val="bi"/>
+          </m:rPr>
+          <w:rPr>
+            <w:rFonts w:ascii="Cambria Math" w:hAnsi="Cambria Math" w:eastAsia="宋体"/>
+            <w:sz w:val="24"/>
+            <w:szCs w:val="24"/>
+          </w:rPr>
+          <m:t>ν</m:t>
+        </m:r>
+        <m:r>
+          <m:rPr>
+            <m:sty m:val="p"/>
+          </m:rPr>
+          <w:rPr>
+            <w:rFonts w:ascii="Cambria Math" w:hAnsi="Cambria Math" w:eastAsia="宋体"/>
+            <w:sz w:val="24"/>
+            <w:szCs w:val="24"/>
+          </w:rPr>
           <m:t>)</m:t>
         </m:r>
       </m:oMath>
@@ -5629,7 +4981,7 @@
           <w:color w:val="000000"/>
           <w:sz w:val="24"/>
         </w:rPr>
-        <w:t xml:space="preserve"> 为包含线性与二次非线性项的水动力阻尼矩阵；</w:t>
+        <w:t xml:space="preserve"> 为线性与二次非线性水动力阻尼矩阵；</w:t>
       </w:r>
       <m:oMath>
         <m:r>
@@ -5674,8 +5026,36 @@
             <w:sz w:val="24"/>
             <w:szCs w:val="24"/>
           </w:rPr>
-          <m:t>)</m:t>
-        </m:r>
+          <m:t>) ∈ </m:t>
+        </m:r>
+        <m:sSup>
+          <m:e>
+            <m:r>
+              <m:rPr>
+                <m:sty m:val="p"/>
+              </m:rPr>
+              <w:rPr>
+                <w:rFonts w:ascii="Cambria Math" w:hAnsi="Cambria Math" w:eastAsia="宋体"/>
+                <w:sz w:val="24"/>
+                <w:szCs w:val="24"/>
+              </w:rPr>
+              <m:t>ℝ</m:t>
+            </m:r>
+          </m:e>
+          <m:sup>
+            <m:r>
+              <m:rPr>
+                <m:sty m:val="p"/>
+              </m:rPr>
+              <w:rPr>
+                <w:rFonts w:ascii="Cambria Math" w:hAnsi="Cambria Math" w:eastAsia="宋体"/>
+                <w:sz w:val="24"/>
+                <w:szCs w:val="24"/>
+              </w:rPr>
+              <m:t>6</m:t>
+            </m:r>
+          </m:sup>
+        </m:sSup>
       </m:oMath>
       <w:r>
         <w:rPr>
@@ -5685,7 +5065,7 @@
           <w:color w:val="000000"/>
           <w:sz w:val="24"/>
         </w:rPr>
-        <w:t xml:space="preserve"> 为重力与浮力恢复力矩矢量；</w:t>
+        <w:t xml:space="preserve"> 为重力与浮力恢复力及力矩矢量；</w:t>
       </w:r>
       <m:oMath>
         <m:r>
@@ -5699,6 +5079,45 @@
           </w:rPr>
           <m:t>τ</m:t>
         </m:r>
+        <m:r>
+          <m:rPr>
+            <m:sty m:val="p"/>
+          </m:rPr>
+          <w:rPr>
+            <w:rFonts w:ascii="Cambria Math" w:hAnsi="Cambria Math" w:eastAsia="宋体"/>
+            <w:sz w:val="24"/>
+            <w:szCs w:val="24"/>
+          </w:rPr>
+          <m:t> ∈ </m:t>
+        </m:r>
+        <m:sSup>
+          <m:e>
+            <m:r>
+              <m:rPr>
+                <m:sty m:val="p"/>
+              </m:rPr>
+              <w:rPr>
+                <w:rFonts w:ascii="Cambria Math" w:hAnsi="Cambria Math" w:eastAsia="宋体"/>
+                <w:sz w:val="24"/>
+                <w:szCs w:val="24"/>
+              </w:rPr>
+              <m:t>ℝ</m:t>
+            </m:r>
+          </m:e>
+          <m:sup>
+            <m:r>
+              <m:rPr>
+                <m:sty m:val="p"/>
+              </m:rPr>
+              <w:rPr>
+                <w:rFonts w:ascii="Cambria Math" w:hAnsi="Cambria Math" w:eastAsia="宋体"/>
+                <w:sz w:val="24"/>
+                <w:szCs w:val="24"/>
+              </w:rPr>
+              <m:t>6</m:t>
+            </m:r>
+          </m:sup>
+        </m:sSup>
       </m:oMath>
       <w:r>
         <w:rPr>
@@ -5708,7 +5127,7 @@
           <w:color w:val="000000"/>
           <w:sz w:val="24"/>
         </w:rPr>
-        <w:t xml:space="preserve"> 为推进器产生的广义控制力与力矩矢量；</w:t>
+        <w:t xml:space="preserve"> 为推进器作用于机体的广义控制力与力矩；</w:t>
       </w:r>
       <m:oMath>
         <m:sSub>
@@ -5739,6 +5158,45 @@
             </m:r>
           </m:sub>
         </m:sSub>
+        <m:r>
+          <m:rPr>
+            <m:sty m:val="p"/>
+          </m:rPr>
+          <w:rPr>
+            <w:rFonts w:ascii="Cambria Math" w:hAnsi="Cambria Math" w:eastAsia="宋体"/>
+            <w:sz w:val="24"/>
+            <w:szCs w:val="24"/>
+          </w:rPr>
+          <m:t> ∈ </m:t>
+        </m:r>
+        <m:sSup>
+          <m:e>
+            <m:r>
+              <m:rPr>
+                <m:sty m:val="p"/>
+              </m:rPr>
+              <w:rPr>
+                <w:rFonts w:ascii="Cambria Math" w:hAnsi="Cambria Math" w:eastAsia="宋体"/>
+                <w:sz w:val="24"/>
+                <w:szCs w:val="24"/>
+              </w:rPr>
+              <m:t>ℝ</m:t>
+            </m:r>
+          </m:e>
+          <m:sup>
+            <m:r>
+              <m:rPr>
+                <m:sty m:val="p"/>
+              </m:rPr>
+              <w:rPr>
+                <w:rFonts w:ascii="Cambria Math" w:hAnsi="Cambria Math" w:eastAsia="宋体"/>
+                <w:sz w:val="24"/>
+                <w:szCs w:val="24"/>
+              </w:rPr>
+              <m:t>6</m:t>
+            </m:r>
+          </m:sup>
+        </m:sSup>
       </m:oMath>
       <w:r>
         <w:rPr>
@@ -5748,282 +5206,7 @@
           <w:color w:val="000000"/>
           <w:sz w:val="24"/>
         </w:rPr>
-        <w:t xml:space="preserve"> 为外部扰动项。</w:t>
-      </w:r>
-      <w:r>
-        <w:rPr>
-          <w:rFonts w:ascii="Times New Roman" w:hAnsi="Times New Roman" w:cs="Times New Roman" w:eastAsia="宋体"/>
-          <w:b w:val="0"/>
-          <w:i w:val="0"/>
-          <w:color w:val="000000"/>
-          <w:sz w:val="24"/>
-        </w:rPr>
-        <w:t xml:space="preserve">其中，刚体惯性矩阵 </w:t>
-      </w:r>
-      <m:oMath>
-        <m:sSub>
-          <m:e>
-            <m:r>
-              <m:rPr>
-                <m:sty m:val="bi"/>
-              </m:rPr>
-              <w:rPr>
-                <w:rFonts w:ascii="Cambria Math" w:hAnsi="Cambria Math" w:eastAsia="宋体"/>
-                <w:sz w:val="24"/>
-                <w:szCs w:val="24"/>
-              </w:rPr>
-              <m:t>M</m:t>
-            </m:r>
-          </m:e>
-          <m:sub>
-            <m:r>
-              <m:rPr>
-                <m:sty m:val="p"/>
-              </m:rPr>
-              <w:rPr>
-                <w:rFonts w:ascii="Cambria Math" w:hAnsi="Cambria Math" w:eastAsia="宋体"/>
-                <w:sz w:val="24"/>
-                <w:szCs w:val="24"/>
-              </w:rPr>
-              <m:t>RB</m:t>
-            </m:r>
-          </m:sub>
-        </m:sSub>
-      </m:oMath>
-      <w:r>
-        <w:rPr>
-          <w:rFonts w:ascii="Times New Roman" w:hAnsi="Times New Roman" w:cs="Times New Roman" w:eastAsia="宋体"/>
-          <w:b w:val="0"/>
-          <w:i w:val="0"/>
-          <w:color w:val="000000"/>
-          <w:sz w:val="24"/>
-        </w:rPr>
-        <w:t xml:space="preserve"> 与恢复力矩项 </w:t>
-      </w:r>
-      <m:oMath>
-        <m:r>
-          <m:rPr>
-            <m:sty m:val="bi"/>
-          </m:rPr>
-          <w:rPr>
-            <w:rFonts w:ascii="Cambria Math" w:hAnsi="Cambria Math" w:eastAsia="宋体"/>
-            <w:sz w:val="24"/>
-            <w:szCs w:val="24"/>
-          </w:rPr>
-          <m:t>g</m:t>
-        </m:r>
-        <m:r>
-          <m:rPr>
-            <m:sty m:val="p"/>
-          </m:rPr>
-          <w:rPr>
-            <w:rFonts w:ascii="Cambria Math" w:hAnsi="Cambria Math" w:eastAsia="宋体"/>
-            <w:sz w:val="24"/>
-            <w:szCs w:val="24"/>
-          </w:rPr>
-          <m:t>(</m:t>
-        </m:r>
-        <m:r>
-          <m:rPr>
-            <m:sty m:val="bi"/>
-          </m:rPr>
-          <w:rPr>
-            <w:rFonts w:ascii="Cambria Math" w:hAnsi="Cambria Math" w:eastAsia="宋体"/>
-            <w:sz w:val="24"/>
-            <w:szCs w:val="24"/>
-          </w:rPr>
-          <m:t>η</m:t>
-        </m:r>
-        <m:r>
-          <m:rPr>
-            <m:sty m:val="p"/>
-          </m:rPr>
-          <w:rPr>
-            <w:rFonts w:ascii="Cambria Math" w:hAnsi="Cambria Math" w:eastAsia="宋体"/>
-            <w:sz w:val="24"/>
-            <w:szCs w:val="24"/>
-          </w:rPr>
-          <m:t>)</m:t>
-        </m:r>
-      </m:oMath>
-      <w:r>
-        <w:rPr>
-          <w:rFonts w:ascii="Times New Roman" w:hAnsi="Times New Roman" w:cs="Times New Roman" w:eastAsia="宋体"/>
-          <w:b w:val="0"/>
-          <w:i w:val="0"/>
-          <w:color w:val="000000"/>
-          <w:sz w:val="24"/>
-        </w:rPr>
-        <w:t xml:space="preserve"> 由平台三维模型与质量属性直接确定；单推进器采用控制输入到推力输出的静态拟合映射关系，并明确推力上下界 </w:t>
-      </w:r>
-      <m:oMath>
-        <m:r>
-          <m:rPr>
-            <m:sty m:val="p"/>
-          </m:rPr>
-          <w:rPr>
-            <w:rFonts w:ascii="Cambria Math" w:hAnsi="Cambria Math" w:eastAsia="宋体"/>
-            <w:sz w:val="24"/>
-            <w:szCs w:val="24"/>
-          </w:rPr>
-          <m:t>[</m:t>
-        </m:r>
-        <m:sSub>
-          <m:e>
-            <m:r>
-              <m:rPr>
-                <m:sty m:val="bi"/>
-              </m:rPr>
-              <w:rPr>
-                <w:rFonts w:ascii="Cambria Math" w:hAnsi="Cambria Math" w:eastAsia="宋体"/>
-                <w:sz w:val="24"/>
-                <w:szCs w:val="24"/>
-              </w:rPr>
-              <m:t>T</m:t>
-            </m:r>
-          </m:e>
-          <m:sub>
-            <m:r>
-              <m:rPr>
-                <m:sty m:val="p"/>
-              </m:rPr>
-              <w:rPr>
-                <w:rFonts w:ascii="Cambria Math" w:hAnsi="Cambria Math" w:eastAsia="宋体"/>
-                <w:sz w:val="24"/>
-                <w:szCs w:val="24"/>
-              </w:rPr>
-              <m:t>min</m:t>
-            </m:r>
-          </m:sub>
-        </m:sSub>
-        <m:r>
-          <m:rPr>
-            <m:sty m:val="p"/>
-          </m:rPr>
-          <w:rPr>
-            <w:rFonts w:ascii="Cambria Math" w:hAnsi="Cambria Math" w:eastAsia="宋体"/>
-            <w:sz w:val="24"/>
-            <w:szCs w:val="24"/>
-          </w:rPr>
-          <m:t>, </m:t>
-        </m:r>
-        <m:sSub>
-          <m:e>
-            <m:r>
-              <m:rPr>
-                <m:sty m:val="bi"/>
-              </m:rPr>
-              <w:rPr>
-                <w:rFonts w:ascii="Cambria Math" w:hAnsi="Cambria Math" w:eastAsia="宋体"/>
-                <w:sz w:val="24"/>
-                <w:szCs w:val="24"/>
-              </w:rPr>
-              <m:t>T</m:t>
-            </m:r>
-          </m:e>
-          <m:sub>
-            <m:r>
-              <m:rPr>
-                <m:sty m:val="p"/>
-              </m:rPr>
-              <w:rPr>
-                <w:rFonts w:ascii="Cambria Math" w:hAnsi="Cambria Math" w:eastAsia="宋体"/>
-                <w:sz w:val="24"/>
-                <w:szCs w:val="24"/>
-              </w:rPr>
-              <m:t>max</m:t>
-            </m:r>
-          </m:sub>
-        </m:sSub>
-        <m:r>
-          <m:rPr>
-            <m:sty m:val="p"/>
-          </m:rPr>
-          <w:rPr>
-            <w:rFonts w:ascii="Cambria Math" w:hAnsi="Cambria Math" w:eastAsia="宋体"/>
-            <w:sz w:val="24"/>
-            <w:szCs w:val="24"/>
-          </w:rPr>
-          <m:t>]</m:t>
-        </m:r>
-      </m:oMath>
-      <w:r>
-        <w:rPr>
-          <w:rFonts w:ascii="Times New Roman" w:hAnsi="Times New Roman" w:cs="Times New Roman" w:eastAsia="宋体"/>
-          <w:b w:val="0"/>
-          <w:i w:val="0"/>
-          <w:color w:val="000000"/>
-          <w:sz w:val="24"/>
-        </w:rPr>
-        <w:t>。</w:t>
-      </w:r>
-    </w:p>
-    <w:p>
-      <w:pPr>
-        <w:jc w:val="center"/>
-        <w:spacing w:line="240" w:lineRule="auto" w:beforeLines="50" w:before="120"/>
-        <w:ind w:firstLine="0" w:firstLineChars="0" w:left="0"/>
-      </w:pPr>
-      <w:r>
-        <w:drawing>
-          <wp:inline xmlns:a="http://schemas.openxmlformats.org/drawingml/2006/main" xmlns:pic="http://schemas.openxmlformats.org/drawingml/2006/picture">
-            <wp:extent cx="5472000" cy="2200696"/>
-            <wp:docPr id="2" name="Picture 2"/>
-            <wp:cNvGraphicFramePr>
-              <a:graphicFrameLocks noChangeAspect="1"/>
-            </wp:cNvGraphicFramePr>
-            <a:graphic>
-              <a:graphicData uri="http://schemas.openxmlformats.org/drawingml/2006/picture">
-                <pic:pic>
-                  <pic:nvPicPr>
-                    <pic:cNvPr id="0" name="fig0_rov_coord_thrusters.png"/>
-                    <pic:cNvPicPr/>
-                  </pic:nvPicPr>
-                  <pic:blipFill>
-                    <a:blip r:embed="rId11"/>
-                    <a:stretch>
-                      <a:fillRect/>
-                    </a:stretch>
-                  </pic:blipFill>
-                  <pic:spPr>
-                    <a:xfrm>
-                      <a:off x="0" y="0"/>
-                      <a:ext cx="5472000" cy="2200696"/>
-                    </a:xfrm>
-                    <a:prstGeom prst="rect"/>
-                  </pic:spPr>
-                </pic:pic>
-              </a:graphicData>
-            </a:graphic>
-          </wp:inline>
-        </w:drawing>
-      </w:r>
-    </w:p>
-    <w:p>
-      <w:pPr>
-        <w:jc w:val="center"/>
-        <w:spacing w:line="360" w:lineRule="auto" w:afterLines="50" w:after="120"/>
-        <w:ind w:firstLine="0" w:firstLineChars="0" w:left="0"/>
-      </w:pPr>
-      <w:r>
-        <w:rPr>
-          <w:rFonts w:ascii="Times New Roman" w:hAnsi="Times New Roman" w:cs="Times New Roman" w:eastAsia="宋体"/>
-          <w:b/>
-          <w:i w:val="0"/>
-          <w:color w:val="000000"/>
-          <w:sz w:val="21"/>
-        </w:rPr>
-        <w:t>图 2</w:t>
-      </w:r>
-      <w:r>
-        <w:rPr>
-          <w:rFonts w:ascii="Times New Roman" w:hAnsi="Times New Roman" w:cs="Times New Roman" w:eastAsia="宋体"/>
-          <w:b/>
-          <w:i w:val="0"/>
-          <w:color w:val="000000"/>
-          <w:sz w:val="21"/>
-        </w:rPr>
-        <w:t xml:space="preserve">  八推进器水下航行器坐标系定义与推力矢量空间布置示意图</w:t>
+        <w:t xml:space="preserve"> 为外部水流扰动项。</w:t>
       </w:r>
     </w:p>
     <w:p>
@@ -6041,7 +5224,7 @@
           <w:color w:val="000000"/>
           <w:sz w:val="24"/>
         </w:rPr>
-        <w:t xml:space="preserve">考虑便携式水下航行器低速运动特性与机体对称性，忽略次要的非对角交叉水动力耦合项，将附加质量矩阵 </w:t>
+        <w:t xml:space="preserve">在参数获取与辨识上，首先由图 1 所示平台的三维装配模型直接提取整机质量、转动惯量张量及重浮心相对坐标，计算刚体惯性矩阵 </w:t>
       </w:r>
       <m:oMath>
         <m:sSub>
@@ -6068,7 +5251,7 @@
                 <w:sz w:val="24"/>
                 <w:szCs w:val="24"/>
               </w:rPr>
-              <m:t>A</m:t>
+              <m:t>RB</m:t>
             </m:r>
           </m:sub>
         </m:sSub>
@@ -6081,9 +5264,48 @@
           <w:color w:val="000000"/>
           <w:sz w:val="24"/>
         </w:rPr>
-        <w:t xml:space="preserve"> 及线性、二次水动力阻尼矩阵简化为对角矩阵，提炼出各自由度待辨识的关键未知水动力参数集 </w:t>
+        <w:t xml:space="preserve">、刚体科氏力矩阵 </w:t>
       </w:r>
       <m:oMath>
+        <m:sSub>
+          <m:e>
+            <m:r>
+              <m:rPr>
+                <m:sty m:val="bi"/>
+              </m:rPr>
+              <w:rPr>
+                <w:rFonts w:ascii="Cambria Math" w:hAnsi="Cambria Math" w:eastAsia="宋体"/>
+                <w:sz w:val="24"/>
+                <w:szCs w:val="24"/>
+              </w:rPr>
+              <m:t>C</m:t>
+            </m:r>
+          </m:e>
+          <m:sub>
+            <m:r>
+              <m:rPr>
+                <m:sty m:val="p"/>
+              </m:rPr>
+              <w:rPr>
+                <w:rFonts w:ascii="Cambria Math" w:hAnsi="Cambria Math" w:eastAsia="宋体"/>
+                <w:sz w:val="24"/>
+                <w:szCs w:val="24"/>
+              </w:rPr>
+              <m:t>RB</m:t>
+            </m:r>
+          </m:sub>
+        </m:sSub>
+        <m:r>
+          <m:rPr>
+            <m:sty m:val="p"/>
+          </m:rPr>
+          <w:rPr>
+            <w:rFonts w:ascii="Cambria Math" w:hAnsi="Cambria Math" w:eastAsia="宋体"/>
+            <w:sz w:val="24"/>
+            <w:szCs w:val="24"/>
+          </w:rPr>
+          <m:t>(</m:t>
+        </m:r>
         <m:r>
           <m:rPr>
             <m:sty m:val="bi"/>
@@ -6093,7 +5315,18 @@
             <w:sz w:val="24"/>
             <w:szCs w:val="24"/>
           </w:rPr>
-          <m:t>θ</m:t>
+          <m:t>ν</m:t>
+        </m:r>
+        <m:r>
+          <m:rPr>
+            <m:sty m:val="p"/>
+          </m:rPr>
+          <w:rPr>
+            <w:rFonts w:ascii="Cambria Math" w:hAnsi="Cambria Math" w:eastAsia="宋体"/>
+            <w:sz w:val="24"/>
+            <w:szCs w:val="24"/>
+          </w:rPr>
+          <m:t>)</m:t>
         </m:r>
       </m:oMath>
       <w:r>
@@ -6104,7 +5337,7 @@
           <w:color w:val="000000"/>
           <w:sz w:val="24"/>
         </w:rPr>
-        <w:t xml:space="preserve">。在单自由度特征激励（如阶跃推力或自由衰减）下，将式 (1) 整理为关于未知参数 </w:t>
+        <w:t xml:space="preserve"> 与恢复力矩项 </w:t>
       </w:r>
       <m:oMath>
         <m:r>
@@ -6116,7 +5349,40 @@
             <w:sz w:val="24"/>
             <w:szCs w:val="24"/>
           </w:rPr>
-          <m:t>θ</m:t>
+          <m:t>g</m:t>
+        </m:r>
+        <m:r>
+          <m:rPr>
+            <m:sty m:val="p"/>
+          </m:rPr>
+          <w:rPr>
+            <w:rFonts w:ascii="Cambria Math" w:hAnsi="Cambria Math" w:eastAsia="宋体"/>
+            <w:sz w:val="24"/>
+            <w:szCs w:val="24"/>
+          </w:rPr>
+          <m:t>(</m:t>
+        </m:r>
+        <m:r>
+          <m:rPr>
+            <m:sty m:val="bi"/>
+          </m:rPr>
+          <w:rPr>
+            <w:rFonts w:ascii="Cambria Math" w:hAnsi="Cambria Math" w:eastAsia="宋体"/>
+            <w:sz w:val="24"/>
+            <w:szCs w:val="24"/>
+          </w:rPr>
+          <m:t>η</m:t>
+        </m:r>
+        <m:r>
+          <m:rPr>
+            <m:sty m:val="p"/>
+          </m:rPr>
+          <w:rPr>
+            <w:rFonts w:ascii="Cambria Math" w:hAnsi="Cambria Math" w:eastAsia="宋体"/>
+            <w:sz w:val="24"/>
+            <w:szCs w:val="24"/>
+          </w:rPr>
+          <m:t>)</m:t>
         </m:r>
       </m:oMath>
       <w:r>
@@ -6127,9 +5393,556 @@
           <w:color w:val="000000"/>
           <w:sz w:val="24"/>
         </w:rPr>
-        <w:t xml:space="preserve"> 的参数化辨识方程，利用推力输入与状态响应数据通过最小二乘法或非线性最小二乘曲线拟合求解参数集 </w:t>
+        <w:t xml:space="preserve">；依据单推进器推力测试数据，通过多项式拟合建立控制输入到静态推力输出 </w:t>
       </w:r>
       <m:oMath>
+        <m:sSub>
+          <m:e>
+            <m:r>
+              <m:rPr>
+                <m:sty m:val="i"/>
+              </m:rPr>
+              <w:rPr>
+                <w:rFonts w:ascii="Cambria Math" w:hAnsi="Cambria Math" w:eastAsia="宋体"/>
+                <w:sz w:val="24"/>
+                <w:szCs w:val="24"/>
+              </w:rPr>
+              <m:t>T</m:t>
+            </m:r>
+          </m:e>
+          <m:sub>
+            <m:r>
+              <m:rPr>
+                <m:sty m:val="i"/>
+              </m:rPr>
+              <w:rPr>
+                <w:rFonts w:ascii="Cambria Math" w:hAnsi="Cambria Math" w:eastAsia="宋体"/>
+                <w:sz w:val="24"/>
+                <w:szCs w:val="24"/>
+              </w:rPr>
+              <m:t>i</m:t>
+            </m:r>
+          </m:sub>
+        </m:sSub>
+      </m:oMath>
+      <w:r>
+        <w:rPr>
+          <w:rFonts w:ascii="Times New Roman" w:hAnsi="Times New Roman" w:cs="Times New Roman" w:eastAsia="宋体"/>
+          <w:b w:val="0"/>
+          <w:i w:val="0"/>
+          <w:color w:val="000000"/>
+          <w:sz w:val="24"/>
+        </w:rPr>
+        <w:t xml:space="preserve"> 的映射函数，并确定正向与反向推力上下界 </w:t>
+      </w:r>
+      <m:oMath>
+        <m:r>
+          <m:rPr>
+            <m:sty m:val="p"/>
+          </m:rPr>
+          <w:rPr>
+            <w:rFonts w:ascii="Cambria Math" w:hAnsi="Cambria Math" w:eastAsia="宋体"/>
+            <w:sz w:val="24"/>
+            <w:szCs w:val="24"/>
+          </w:rPr>
+          <m:t>[</m:t>
+        </m:r>
+        <m:sSub>
+          <m:e>
+            <m:r>
+              <m:rPr>
+                <m:sty m:val="bi"/>
+              </m:rPr>
+              <w:rPr>
+                <w:rFonts w:ascii="Cambria Math" w:hAnsi="Cambria Math" w:eastAsia="宋体"/>
+                <w:sz w:val="24"/>
+                <w:szCs w:val="24"/>
+              </w:rPr>
+              <m:t>T</m:t>
+            </m:r>
+          </m:e>
+          <m:sub>
+            <m:r>
+              <m:rPr>
+                <m:sty m:val="p"/>
+              </m:rPr>
+              <w:rPr>
+                <w:rFonts w:ascii="Cambria Math" w:hAnsi="Cambria Math" w:eastAsia="宋体"/>
+                <w:sz w:val="24"/>
+                <w:szCs w:val="24"/>
+              </w:rPr>
+              <m:t>min</m:t>
+            </m:r>
+          </m:sub>
+        </m:sSub>
+        <m:r>
+          <m:rPr>
+            <m:sty m:val="p"/>
+          </m:rPr>
+          <w:rPr>
+            <w:rFonts w:ascii="Cambria Math" w:hAnsi="Cambria Math" w:eastAsia="宋体"/>
+            <w:sz w:val="24"/>
+            <w:szCs w:val="24"/>
+          </w:rPr>
+          <m:t>, </m:t>
+        </m:r>
+        <m:sSub>
+          <m:e>
+            <m:r>
+              <m:rPr>
+                <m:sty m:val="bi"/>
+              </m:rPr>
+              <w:rPr>
+                <w:rFonts w:ascii="Cambria Math" w:hAnsi="Cambria Math" w:eastAsia="宋体"/>
+                <w:sz w:val="24"/>
+                <w:szCs w:val="24"/>
+              </w:rPr>
+              <m:t>T</m:t>
+            </m:r>
+          </m:e>
+          <m:sub>
+            <m:r>
+              <m:rPr>
+                <m:sty m:val="p"/>
+              </m:rPr>
+              <w:rPr>
+                <w:rFonts w:ascii="Cambria Math" w:hAnsi="Cambria Math" w:eastAsia="宋体"/>
+                <w:sz w:val="24"/>
+                <w:szCs w:val="24"/>
+              </w:rPr>
+              <m:t>max</m:t>
+            </m:r>
+          </m:sub>
+        </m:sSub>
+        <m:r>
+          <m:rPr>
+            <m:sty m:val="p"/>
+          </m:rPr>
+          <w:rPr>
+            <w:rFonts w:ascii="Cambria Math" w:hAnsi="Cambria Math" w:eastAsia="宋体"/>
+            <w:sz w:val="24"/>
+            <w:szCs w:val="24"/>
+          </w:rPr>
+          <m:t>]</m:t>
+        </m:r>
+      </m:oMath>
+      <w:r>
+        <w:rPr>
+          <w:rFonts w:ascii="Times New Roman" w:hAnsi="Times New Roman" w:cs="Times New Roman" w:eastAsia="宋体"/>
+          <w:b w:val="0"/>
+          <w:i w:val="0"/>
+          <w:color w:val="000000"/>
+          <w:sz w:val="24"/>
+        </w:rPr>
+        <w:t xml:space="preserve">。其次，考虑便携式水下航行器低速作业特点与机体近似对称性，忽略次要的非对角交叉水动力耦合项，将附加质量矩阵 </w:t>
+      </w:r>
+      <m:oMath>
+        <m:sSub>
+          <m:e>
+            <m:r>
+              <m:rPr>
+                <m:sty m:val="bi"/>
+              </m:rPr>
+              <w:rPr>
+                <w:rFonts w:ascii="Cambria Math" w:hAnsi="Cambria Math" w:eastAsia="宋体"/>
+                <w:sz w:val="24"/>
+                <w:szCs w:val="24"/>
+              </w:rPr>
+              <m:t>M</m:t>
+            </m:r>
+          </m:e>
+          <m:sub>
+            <m:r>
+              <m:rPr>
+                <m:sty m:val="p"/>
+              </m:rPr>
+              <w:rPr>
+                <w:rFonts w:ascii="Cambria Math" w:hAnsi="Cambria Math" w:eastAsia="宋体"/>
+                <w:sz w:val="24"/>
+                <w:szCs w:val="24"/>
+              </w:rPr>
+              <m:t>A</m:t>
+            </m:r>
+          </m:sub>
+        </m:sSub>
+        <m:r>
+          <m:rPr>
+            <m:sty m:val="p"/>
+          </m:rPr>
+          <w:rPr>
+            <w:rFonts w:ascii="Cambria Math" w:hAnsi="Cambria Math" w:eastAsia="宋体"/>
+            <w:sz w:val="24"/>
+            <w:szCs w:val="24"/>
+          </w:rPr>
+          <m:t> = −diag(</m:t>
+        </m:r>
+        <m:sSub>
+          <m:e>
+            <m:r>
+              <m:rPr>
+                <m:sty m:val="i"/>
+              </m:rPr>
+              <w:rPr>
+                <w:rFonts w:ascii="Cambria Math" w:hAnsi="Cambria Math" w:eastAsia="宋体"/>
+                <w:sz w:val="24"/>
+                <w:szCs w:val="24"/>
+              </w:rPr>
+              <m:t>X</m:t>
+            </m:r>
+          </m:e>
+          <m:sub>
+            <m:acc>
+              <m:accPr>
+                <m:chr m:val="̇"/>
+              </m:accPr>
+              <m:e>
+                <m:r>
+                  <m:rPr>
+                    <m:sty m:val="i"/>
+                  </m:rPr>
+                  <w:rPr>
+                    <w:rFonts w:ascii="Cambria Math" w:hAnsi="Cambria Math" w:eastAsia="宋体"/>
+                    <w:sz w:val="24"/>
+                    <w:szCs w:val="24"/>
+                  </w:rPr>
+                  <m:t>u</m:t>
+                </m:r>
+              </m:e>
+            </m:acc>
+          </m:sub>
+        </m:sSub>
+        <m:r>
+          <m:rPr>
+            <m:sty m:val="p"/>
+          </m:rPr>
+          <w:rPr>
+            <w:rFonts w:ascii="Cambria Math" w:hAnsi="Cambria Math" w:eastAsia="宋体"/>
+            <w:sz w:val="24"/>
+            <w:szCs w:val="24"/>
+          </w:rPr>
+          <m:t>, </m:t>
+        </m:r>
+        <m:sSub>
+          <m:e>
+            <m:r>
+              <m:rPr>
+                <m:sty m:val="i"/>
+              </m:rPr>
+              <w:rPr>
+                <w:rFonts w:ascii="Cambria Math" w:hAnsi="Cambria Math" w:eastAsia="宋体"/>
+                <w:sz w:val="24"/>
+                <w:szCs w:val="24"/>
+              </w:rPr>
+              <m:t>Y</m:t>
+            </m:r>
+          </m:e>
+          <m:sub>
+            <m:acc>
+              <m:accPr>
+                <m:chr m:val="̇"/>
+              </m:accPr>
+              <m:e>
+                <m:r>
+                  <m:rPr>
+                    <m:sty m:val="i"/>
+                  </m:rPr>
+                  <w:rPr>
+                    <w:rFonts w:ascii="Cambria Math" w:hAnsi="Cambria Math" w:eastAsia="宋体"/>
+                    <w:sz w:val="24"/>
+                    <w:szCs w:val="24"/>
+                  </w:rPr>
+                  <m:t>v</m:t>
+                </m:r>
+              </m:e>
+            </m:acc>
+          </m:sub>
+        </m:sSub>
+        <m:r>
+          <m:rPr>
+            <m:sty m:val="p"/>
+          </m:rPr>
+          <w:rPr>
+            <w:rFonts w:ascii="Cambria Math" w:hAnsi="Cambria Math" w:eastAsia="宋体"/>
+            <w:sz w:val="24"/>
+            <w:szCs w:val="24"/>
+          </w:rPr>
+          <m:t>, </m:t>
+        </m:r>
+        <m:sSub>
+          <m:e>
+            <m:r>
+              <m:rPr>
+                <m:sty m:val="i"/>
+              </m:rPr>
+              <w:rPr>
+                <w:rFonts w:ascii="Cambria Math" w:hAnsi="Cambria Math" w:eastAsia="宋体"/>
+                <w:sz w:val="24"/>
+                <w:szCs w:val="24"/>
+              </w:rPr>
+              <m:t>Z</m:t>
+            </m:r>
+          </m:e>
+          <m:sub>
+            <m:acc>
+              <m:accPr>
+                <m:chr m:val="̇"/>
+              </m:accPr>
+              <m:e>
+                <m:r>
+                  <m:rPr>
+                    <m:sty m:val="i"/>
+                  </m:rPr>
+                  <w:rPr>
+                    <w:rFonts w:ascii="Cambria Math" w:hAnsi="Cambria Math" w:eastAsia="宋体"/>
+                    <w:sz w:val="24"/>
+                    <w:szCs w:val="24"/>
+                  </w:rPr>
+                  <m:t>w</m:t>
+                </m:r>
+              </m:e>
+            </m:acc>
+          </m:sub>
+        </m:sSub>
+        <m:r>
+          <m:rPr>
+            <m:sty m:val="p"/>
+          </m:rPr>
+          <w:rPr>
+            <w:rFonts w:ascii="Cambria Math" w:hAnsi="Cambria Math" w:eastAsia="宋体"/>
+            <w:sz w:val="24"/>
+            <w:szCs w:val="24"/>
+          </w:rPr>
+          <m:t>, </m:t>
+        </m:r>
+        <m:sSub>
+          <m:e>
+            <m:r>
+              <m:rPr>
+                <m:sty m:val="i"/>
+              </m:rPr>
+              <w:rPr>
+                <w:rFonts w:ascii="Cambria Math" w:hAnsi="Cambria Math" w:eastAsia="宋体"/>
+                <w:sz w:val="24"/>
+                <w:szCs w:val="24"/>
+              </w:rPr>
+              <m:t>K</m:t>
+            </m:r>
+          </m:e>
+          <m:sub>
+            <m:acc>
+              <m:accPr>
+                <m:chr m:val="̇"/>
+              </m:accPr>
+              <m:e>
+                <m:r>
+                  <m:rPr>
+                    <m:sty m:val="i"/>
+                  </m:rPr>
+                  <w:rPr>
+                    <w:rFonts w:ascii="Cambria Math" w:hAnsi="Cambria Math" w:eastAsia="宋体"/>
+                    <w:sz w:val="24"/>
+                    <w:szCs w:val="24"/>
+                  </w:rPr>
+                  <m:t>p</m:t>
+                </m:r>
+              </m:e>
+            </m:acc>
+          </m:sub>
+        </m:sSub>
+        <m:r>
+          <m:rPr>
+            <m:sty m:val="p"/>
+          </m:rPr>
+          <w:rPr>
+            <w:rFonts w:ascii="Cambria Math" w:hAnsi="Cambria Math" w:eastAsia="宋体"/>
+            <w:sz w:val="24"/>
+            <w:szCs w:val="24"/>
+          </w:rPr>
+          <m:t>, </m:t>
+        </m:r>
+        <m:sSub>
+          <m:e>
+            <m:r>
+              <m:rPr>
+                <m:sty m:val="i"/>
+              </m:rPr>
+              <w:rPr>
+                <w:rFonts w:ascii="Cambria Math" w:hAnsi="Cambria Math" w:eastAsia="宋体"/>
+                <w:sz w:val="24"/>
+                <w:szCs w:val="24"/>
+              </w:rPr>
+              <m:t>M</m:t>
+            </m:r>
+          </m:e>
+          <m:sub>
+            <m:acc>
+              <m:accPr>
+                <m:chr m:val="̇"/>
+              </m:accPr>
+              <m:e>
+                <m:r>
+                  <m:rPr>
+                    <m:sty m:val="i"/>
+                  </m:rPr>
+                  <w:rPr>
+                    <w:rFonts w:ascii="Cambria Math" w:hAnsi="Cambria Math" w:eastAsia="宋体"/>
+                    <w:sz w:val="24"/>
+                    <w:szCs w:val="24"/>
+                  </w:rPr>
+                  <m:t>q</m:t>
+                </m:r>
+              </m:e>
+            </m:acc>
+          </m:sub>
+        </m:sSub>
+        <m:r>
+          <m:rPr>
+            <m:sty m:val="p"/>
+          </m:rPr>
+          <w:rPr>
+            <w:rFonts w:ascii="Cambria Math" w:hAnsi="Cambria Math" w:eastAsia="宋体"/>
+            <w:sz w:val="24"/>
+            <w:szCs w:val="24"/>
+          </w:rPr>
+          <m:t>, </m:t>
+        </m:r>
+        <m:sSub>
+          <m:e>
+            <m:r>
+              <m:rPr>
+                <m:sty m:val="i"/>
+              </m:rPr>
+              <w:rPr>
+                <w:rFonts w:ascii="Cambria Math" w:hAnsi="Cambria Math" w:eastAsia="宋体"/>
+                <w:sz w:val="24"/>
+                <w:szCs w:val="24"/>
+              </w:rPr>
+              <m:t>N</m:t>
+            </m:r>
+          </m:e>
+          <m:sub>
+            <m:acc>
+              <m:accPr>
+                <m:chr m:val="̇"/>
+              </m:accPr>
+              <m:e>
+                <m:r>
+                  <m:rPr>
+                    <m:sty m:val="i"/>
+                  </m:rPr>
+                  <w:rPr>
+                    <w:rFonts w:ascii="Cambria Math" w:hAnsi="Cambria Math" w:eastAsia="宋体"/>
+                    <w:sz w:val="24"/>
+                    <w:szCs w:val="24"/>
+                  </w:rPr>
+                  <m:t>r</m:t>
+                </m:r>
+              </m:e>
+            </m:acc>
+          </m:sub>
+        </m:sSub>
+        <m:r>
+          <m:rPr>
+            <m:sty m:val="p"/>
+          </m:rPr>
+          <w:rPr>
+            <w:rFonts w:ascii="Cambria Math" w:hAnsi="Cambria Math" w:eastAsia="宋体"/>
+            <w:sz w:val="24"/>
+            <w:szCs w:val="24"/>
+          </w:rPr>
+          <m:t>)</m:t>
+        </m:r>
+      </m:oMath>
+      <w:r>
+        <w:rPr>
+          <w:rFonts w:ascii="Times New Roman" w:hAnsi="Times New Roman" w:cs="Times New Roman" w:eastAsia="宋体"/>
+          <w:b w:val="0"/>
+          <w:i w:val="0"/>
+          <w:color w:val="000000"/>
+          <w:sz w:val="24"/>
+        </w:rPr>
+        <w:t xml:space="preserve"> 以及线性、二次阻尼矩阵 </w:t>
+      </w:r>
+      <m:oMath>
+        <m:sSub>
+          <m:e>
+            <m:r>
+              <m:rPr>
+                <m:sty m:val="bi"/>
+              </m:rPr>
+              <w:rPr>
+                <w:rFonts w:ascii="Cambria Math" w:hAnsi="Cambria Math" w:eastAsia="宋体"/>
+                <w:sz w:val="24"/>
+                <w:szCs w:val="24"/>
+              </w:rPr>
+              <m:t>D</m:t>
+            </m:r>
+          </m:e>
+          <m:sub>
+            <m:r>
+              <m:rPr>
+                <m:sty m:val="p"/>
+              </m:rPr>
+              <w:rPr>
+                <w:rFonts w:ascii="Cambria Math" w:hAnsi="Cambria Math" w:eastAsia="宋体"/>
+                <w:sz w:val="24"/>
+                <w:szCs w:val="24"/>
+              </w:rPr>
+              <m:t>lin</m:t>
+            </m:r>
+          </m:sub>
+        </m:sSub>
+      </m:oMath>
+      <w:r>
+        <w:rPr>
+          <w:rFonts w:ascii="Times New Roman" w:hAnsi="Times New Roman" w:cs="Times New Roman" w:eastAsia="宋体"/>
+          <w:b w:val="0"/>
+          <w:i w:val="0"/>
+          <w:color w:val="000000"/>
+          <w:sz w:val="24"/>
+        </w:rPr>
+        <w:t>、</w:t>
+      </w:r>
+      <m:oMath>
+        <m:sSub>
+          <m:e>
+            <m:r>
+              <m:rPr>
+                <m:sty m:val="bi"/>
+              </m:rPr>
+              <w:rPr>
+                <w:rFonts w:ascii="Cambria Math" w:hAnsi="Cambria Math" w:eastAsia="宋体"/>
+                <w:sz w:val="24"/>
+                <w:szCs w:val="24"/>
+              </w:rPr>
+              <m:t>D</m:t>
+            </m:r>
+          </m:e>
+          <m:sub>
+            <m:r>
+              <m:rPr>
+                <m:sty m:val="p"/>
+              </m:rPr>
+              <w:rPr>
+                <w:rFonts w:ascii="Cambria Math" w:hAnsi="Cambria Math" w:eastAsia="宋体"/>
+                <w:sz w:val="24"/>
+                <w:szCs w:val="24"/>
+              </w:rPr>
+              <m:t>quad</m:t>
+            </m:r>
+          </m:sub>
+        </m:sSub>
+        <m:r>
+          <m:rPr>
+            <m:sty m:val="p"/>
+          </m:rPr>
+          <w:rPr>
+            <w:rFonts w:ascii="Cambria Math" w:hAnsi="Cambria Math" w:eastAsia="宋体"/>
+            <w:sz w:val="24"/>
+            <w:szCs w:val="24"/>
+          </w:rPr>
+          <m:t>(</m:t>
+        </m:r>
         <m:r>
           <m:rPr>
             <m:sty m:val="bi"/>
@@ -6139,7 +5952,18 @@
             <w:sz w:val="24"/>
             <w:szCs w:val="24"/>
           </w:rPr>
-          <m:t>θ</m:t>
+          <m:t>ν</m:t>
+        </m:r>
+        <m:r>
+          <m:rPr>
+            <m:sty m:val="p"/>
+          </m:rPr>
+          <w:rPr>
+            <w:rFonts w:ascii="Cambria Math" w:hAnsi="Cambria Math" w:eastAsia="宋体"/>
+            <w:sz w:val="24"/>
+            <w:szCs w:val="24"/>
+          </w:rPr>
+          <m:t>)</m:t>
         </m:r>
       </m:oMath>
       <w:r>
@@ -6150,146 +5974,7 @@
           <w:color w:val="000000"/>
           <w:sz w:val="24"/>
         </w:rPr>
-        <w:t xml:space="preserve">；随后将辨识参数代回六自由度模型，对比模型仿真输出与验证数据的响应曲线偏差，获得经验证的航行器动力学模型 </w:t>
-      </w:r>
-      <m:oMath>
-        <m:r>
-          <m:rPr>
-            <m:sty m:val="p"/>
-          </m:rPr>
-          <w:rPr>
-            <w:rFonts w:ascii="Cambria Math" w:hAnsi="Cambria Math" w:eastAsia="宋体"/>
-            <w:sz w:val="24"/>
-            <w:szCs w:val="24"/>
-          </w:rPr>
-          <m:t>(</m:t>
-        </m:r>
-        <m:acc>
-          <m:accPr>
-            <m:chr m:val="̂"/>
-          </m:accPr>
-          <m:e>
-            <m:r>
-              <m:rPr>
-                <m:sty m:val="bi"/>
-              </m:rPr>
-              <w:rPr>
-                <w:rFonts w:ascii="Cambria Math" w:hAnsi="Cambria Math" w:eastAsia="宋体"/>
-                <w:sz w:val="24"/>
-                <w:szCs w:val="24"/>
-              </w:rPr>
-              <m:t>M</m:t>
-            </m:r>
-          </m:e>
-        </m:acc>
-        <m:r>
-          <m:rPr>
-            <m:sty m:val="p"/>
-          </m:rPr>
-          <w:rPr>
-            <w:rFonts w:ascii="Cambria Math" w:hAnsi="Cambria Math" w:eastAsia="宋体"/>
-            <w:sz w:val="24"/>
-            <w:szCs w:val="24"/>
-          </w:rPr>
-          <m:t>, </m:t>
-        </m:r>
-        <m:acc>
-          <m:accPr>
-            <m:chr m:val="̂"/>
-          </m:accPr>
-          <m:e>
-            <m:r>
-              <m:rPr>
-                <m:sty m:val="bi"/>
-              </m:rPr>
-              <w:rPr>
-                <w:rFonts w:ascii="Cambria Math" w:hAnsi="Cambria Math" w:eastAsia="宋体"/>
-                <w:sz w:val="24"/>
-                <w:szCs w:val="24"/>
-              </w:rPr>
-              <m:t>C</m:t>
-            </m:r>
-          </m:e>
-        </m:acc>
-        <m:r>
-          <m:rPr>
-            <m:sty m:val="p"/>
-          </m:rPr>
-          <w:rPr>
-            <w:rFonts w:ascii="Cambria Math" w:hAnsi="Cambria Math" w:eastAsia="宋体"/>
-            <w:sz w:val="24"/>
-            <w:szCs w:val="24"/>
-          </w:rPr>
-          <m:t>, </m:t>
-        </m:r>
-        <m:acc>
-          <m:accPr>
-            <m:chr m:val="̂"/>
-          </m:accPr>
-          <m:e>
-            <m:r>
-              <m:rPr>
-                <m:sty m:val="bi"/>
-              </m:rPr>
-              <w:rPr>
-                <w:rFonts w:ascii="Cambria Math" w:hAnsi="Cambria Math" w:eastAsia="宋体"/>
-                <w:sz w:val="24"/>
-                <w:szCs w:val="24"/>
-              </w:rPr>
-              <m:t>D</m:t>
-            </m:r>
-          </m:e>
-        </m:acc>
-        <m:r>
-          <m:rPr>
-            <m:sty m:val="p"/>
-          </m:rPr>
-          <w:rPr>
-            <w:rFonts w:ascii="Cambria Math" w:hAnsi="Cambria Math" w:eastAsia="宋体"/>
-            <w:sz w:val="24"/>
-            <w:szCs w:val="24"/>
-          </w:rPr>
-          <m:t>, </m:t>
-        </m:r>
-        <m:acc>
-          <m:accPr>
-            <m:chr m:val="̂"/>
-          </m:accPr>
-          <m:e>
-            <m:r>
-              <m:rPr>
-                <m:sty m:val="bi"/>
-              </m:rPr>
-              <w:rPr>
-                <w:rFonts w:ascii="Cambria Math" w:hAnsi="Cambria Math" w:eastAsia="宋体"/>
-                <w:sz w:val="24"/>
-                <w:szCs w:val="24"/>
-              </w:rPr>
-              <m:t>g</m:t>
-            </m:r>
-          </m:e>
-        </m:acc>
-        <m:r>
-          <m:rPr>
-            <m:sty m:val="p"/>
-          </m:rPr>
-          <w:rPr>
-            <w:rFonts w:ascii="Cambria Math" w:hAnsi="Cambria Math" w:eastAsia="宋体"/>
-            <w:sz w:val="24"/>
-            <w:szCs w:val="24"/>
-          </w:rPr>
-          <m:t>)</m:t>
-        </m:r>
-      </m:oMath>
-      <w:r>
-        <w:rPr>
-          <w:rFonts w:ascii="Times New Roman" w:hAnsi="Times New Roman" w:cs="Times New Roman" w:eastAsia="宋体"/>
-          <w:b w:val="0"/>
-          <w:i w:val="0"/>
-          <w:color w:val="000000"/>
-          <w:sz w:val="24"/>
-        </w:rPr>
-        <w:t>。</w:t>
+        <w:t xml:space="preserve"> 简化为对角阵。在各自由度阶跃推力或自由衰减特征激励下，将式 (1) 整理为关于未知对角水动力系数的参数化辨识方程，利用输入推力与速度/姿态响应序列，通过最小二乘法或非线性最小二乘曲线拟合求解未知参数，并将辨识参数代回式 (1) 对比模型预测曲线与实测/基准响应数据之间的偏差，验证模型有效性。</w:t>
       </w:r>
     </w:p>
     <w:p>
@@ -6317,17 +6002,7 @@
           <w:color w:val="000000"/>
           <w:sz w:val="24"/>
         </w:rPr>
-        <w:t>以辨识验证后的航行器动力学模型为基础</w:t>
-      </w:r>
-      <w:r>
-        <w:rPr>
-          <w:rFonts w:ascii="Times New Roman" w:hAnsi="Times New Roman" w:cs="Times New Roman" w:eastAsia="宋体"/>
-          <w:b w:val="0"/>
-          <w:i w:val="0"/>
-          <w:color w:val="000000"/>
-          <w:sz w:val="24"/>
-        </w:rPr>
-        <w:t xml:space="preserve">，设参考运动状态为 </w:t>
+        <w:t xml:space="preserve">设参考位置与姿态指令为 </w:t>
       </w:r>
       <m:oMath>
         <m:sSub>
@@ -6367,7 +6042,7 @@
           <w:color w:val="000000"/>
           <w:sz w:val="24"/>
         </w:rPr>
-        <w:t xml:space="preserve"> 与 </w:t>
+        <w:t xml:space="preserve">、参考速度为 </w:t>
       </w:r>
       <m:oMath>
         <m:sSub>
@@ -6407,7 +6082,7 @@
           <w:color w:val="000000"/>
           <w:sz w:val="24"/>
         </w:rPr>
-        <w:t xml:space="preserve">，定义姿态、深度与航向等状态跟踪误差 </w:t>
+        <w:t xml:space="preserve">，定义位置/姿态误差 </w:t>
       </w:r>
       <m:oMath>
         <m:sSub>
@@ -6508,7 +6183,7 @@
           <w:color w:val="000000"/>
           <w:sz w:val="24"/>
         </w:rPr>
-        <w:t xml:space="preserve"> 及速度误差 </w:t>
+        <w:t xml:space="preserve"> 与速度误差 </w:t>
       </w:r>
       <m:oMath>
         <m:sSub>
@@ -6609,17 +6284,7 @@
           <w:color w:val="000000"/>
           <w:sz w:val="24"/>
         </w:rPr>
-        <w:t>。</w:t>
-      </w:r>
-      <w:r>
-        <w:rPr>
-          <w:rFonts w:ascii="Times New Roman" w:hAnsi="Times New Roman" w:cs="Times New Roman" w:eastAsia="宋体"/>
-          <w:b w:val="0"/>
-          <w:i w:val="0"/>
-          <w:color w:val="000000"/>
-          <w:sz w:val="24"/>
-        </w:rPr>
-        <w:t xml:space="preserve">采用“动力学模型特性补偿 + 实时状态误差反馈”的复合闭环控制思路计算期望广义力和力矩 </w:t>
+        <w:t xml:space="preserve">。控制器输出的六维期望广义控制力与力矩 </w:t>
       </w:r>
       <m:oMath>
         <m:sSub>
@@ -6659,6 +6324,268 @@
             <w:sz w:val="24"/>
             <w:szCs w:val="24"/>
           </w:rPr>
+          <m:t> = [</m:t>
+        </m:r>
+        <m:sSub>
+          <m:e>
+            <m:r>
+              <m:rPr>
+                <m:sty m:val="i"/>
+              </m:rPr>
+              <w:rPr>
+                <w:rFonts w:ascii="Cambria Math" w:hAnsi="Cambria Math" w:eastAsia="宋体"/>
+                <w:sz w:val="24"/>
+                <w:szCs w:val="24"/>
+              </w:rPr>
+              <m:t>F</m:t>
+            </m:r>
+          </m:e>
+          <m:sub>
+            <m:r>
+              <m:rPr>
+                <m:sty m:val="i"/>
+              </m:rPr>
+              <w:rPr>
+                <w:rFonts w:ascii="Cambria Math" w:hAnsi="Cambria Math" w:eastAsia="宋体"/>
+                <w:sz w:val="24"/>
+                <w:szCs w:val="24"/>
+              </w:rPr>
+              <m:t>x</m:t>
+            </m:r>
+          </m:sub>
+        </m:sSub>
+        <m:r>
+          <m:rPr>
+            <m:sty m:val="p"/>
+          </m:rPr>
+          <w:rPr>
+            <w:rFonts w:ascii="Cambria Math" w:hAnsi="Cambria Math" w:eastAsia="宋体"/>
+            <w:sz w:val="24"/>
+            <w:szCs w:val="24"/>
+          </w:rPr>
+          <m:t>, </m:t>
+        </m:r>
+        <m:sSub>
+          <m:e>
+            <m:r>
+              <m:rPr>
+                <m:sty m:val="i"/>
+              </m:rPr>
+              <w:rPr>
+                <w:rFonts w:ascii="Cambria Math" w:hAnsi="Cambria Math" w:eastAsia="宋体"/>
+                <w:sz w:val="24"/>
+                <w:szCs w:val="24"/>
+              </w:rPr>
+              <m:t>F</m:t>
+            </m:r>
+          </m:e>
+          <m:sub>
+            <m:r>
+              <m:rPr>
+                <m:sty m:val="i"/>
+              </m:rPr>
+              <w:rPr>
+                <w:rFonts w:ascii="Cambria Math" w:hAnsi="Cambria Math" w:eastAsia="宋体"/>
+                <w:sz w:val="24"/>
+                <w:szCs w:val="24"/>
+              </w:rPr>
+              <m:t>y</m:t>
+            </m:r>
+          </m:sub>
+        </m:sSub>
+        <m:r>
+          <m:rPr>
+            <m:sty m:val="p"/>
+          </m:rPr>
+          <w:rPr>
+            <w:rFonts w:ascii="Cambria Math" w:hAnsi="Cambria Math" w:eastAsia="宋体"/>
+            <w:sz w:val="24"/>
+            <w:szCs w:val="24"/>
+          </w:rPr>
+          <m:t>, </m:t>
+        </m:r>
+        <m:sSub>
+          <m:e>
+            <m:r>
+              <m:rPr>
+                <m:sty m:val="i"/>
+              </m:rPr>
+              <w:rPr>
+                <w:rFonts w:ascii="Cambria Math" w:hAnsi="Cambria Math" w:eastAsia="宋体"/>
+                <w:sz w:val="24"/>
+                <w:szCs w:val="24"/>
+              </w:rPr>
+              <m:t>F</m:t>
+            </m:r>
+          </m:e>
+          <m:sub>
+            <m:r>
+              <m:rPr>
+                <m:sty m:val="i"/>
+              </m:rPr>
+              <w:rPr>
+                <w:rFonts w:ascii="Cambria Math" w:hAnsi="Cambria Math" w:eastAsia="宋体"/>
+                <w:sz w:val="24"/>
+                <w:szCs w:val="24"/>
+              </w:rPr>
+              <m:t>z</m:t>
+            </m:r>
+          </m:sub>
+        </m:sSub>
+        <m:r>
+          <m:rPr>
+            <m:sty m:val="p"/>
+          </m:rPr>
+          <w:rPr>
+            <w:rFonts w:ascii="Cambria Math" w:hAnsi="Cambria Math" w:eastAsia="宋体"/>
+            <w:sz w:val="24"/>
+            <w:szCs w:val="24"/>
+          </w:rPr>
+          <m:t>, </m:t>
+        </m:r>
+        <m:sSub>
+          <m:e>
+            <m:r>
+              <m:rPr>
+                <m:sty m:val="i"/>
+              </m:rPr>
+              <w:rPr>
+                <w:rFonts w:ascii="Cambria Math" w:hAnsi="Cambria Math" w:eastAsia="宋体"/>
+                <w:sz w:val="24"/>
+                <w:szCs w:val="24"/>
+              </w:rPr>
+              <m:t>M</m:t>
+            </m:r>
+          </m:e>
+          <m:sub>
+            <m:r>
+              <m:rPr>
+                <m:sty m:val="i"/>
+              </m:rPr>
+              <w:rPr>
+                <w:rFonts w:ascii="Cambria Math" w:hAnsi="Cambria Math" w:eastAsia="宋体"/>
+                <w:sz w:val="24"/>
+                <w:szCs w:val="24"/>
+              </w:rPr>
+              <m:t>x</m:t>
+            </m:r>
+          </m:sub>
+        </m:sSub>
+        <m:r>
+          <m:rPr>
+            <m:sty m:val="p"/>
+          </m:rPr>
+          <w:rPr>
+            <w:rFonts w:ascii="Cambria Math" w:hAnsi="Cambria Math" w:eastAsia="宋体"/>
+            <w:sz w:val="24"/>
+            <w:szCs w:val="24"/>
+          </w:rPr>
+          <m:t>, </m:t>
+        </m:r>
+        <m:sSub>
+          <m:e>
+            <m:r>
+              <m:rPr>
+                <m:sty m:val="i"/>
+              </m:rPr>
+              <w:rPr>
+                <w:rFonts w:ascii="Cambria Math" w:hAnsi="Cambria Math" w:eastAsia="宋体"/>
+                <w:sz w:val="24"/>
+                <w:szCs w:val="24"/>
+              </w:rPr>
+              <m:t>M</m:t>
+            </m:r>
+          </m:e>
+          <m:sub>
+            <m:r>
+              <m:rPr>
+                <m:sty m:val="i"/>
+              </m:rPr>
+              <w:rPr>
+                <w:rFonts w:ascii="Cambria Math" w:hAnsi="Cambria Math" w:eastAsia="宋体"/>
+                <w:sz w:val="24"/>
+                <w:szCs w:val="24"/>
+              </w:rPr>
+              <m:t>y</m:t>
+            </m:r>
+          </m:sub>
+        </m:sSub>
+        <m:r>
+          <m:rPr>
+            <m:sty m:val="p"/>
+          </m:rPr>
+          <w:rPr>
+            <w:rFonts w:ascii="Cambria Math" w:hAnsi="Cambria Math" w:eastAsia="宋体"/>
+            <w:sz w:val="24"/>
+            <w:szCs w:val="24"/>
+          </w:rPr>
+          <m:t>, </m:t>
+        </m:r>
+        <m:sSub>
+          <m:e>
+            <m:r>
+              <m:rPr>
+                <m:sty m:val="i"/>
+              </m:rPr>
+              <w:rPr>
+                <w:rFonts w:ascii="Cambria Math" w:hAnsi="Cambria Math" w:eastAsia="宋体"/>
+                <w:sz w:val="24"/>
+                <w:szCs w:val="24"/>
+              </w:rPr>
+              <m:t>M</m:t>
+            </m:r>
+          </m:e>
+          <m:sub>
+            <m:r>
+              <m:rPr>
+                <m:sty m:val="i"/>
+              </m:rPr>
+              <w:rPr>
+                <w:rFonts w:ascii="Cambria Math" w:hAnsi="Cambria Math" w:eastAsia="宋体"/>
+                <w:sz w:val="24"/>
+                <w:szCs w:val="24"/>
+              </w:rPr>
+              <m:t>z</m:t>
+            </m:r>
+          </m:sub>
+        </m:sSub>
+        <m:sSup>
+          <m:e>
+            <m:r>
+              <m:rPr>
+                <m:sty m:val="p"/>
+              </m:rPr>
+              <w:rPr>
+                <w:rFonts w:ascii="Cambria Math" w:hAnsi="Cambria Math" w:eastAsia="宋体"/>
+                <w:sz w:val="24"/>
+                <w:szCs w:val="24"/>
+              </w:rPr>
+              <m:t>]</m:t>
+            </m:r>
+          </m:e>
+          <m:sup>
+            <m:r>
+              <m:rPr>
+                <m:sty m:val="p"/>
+              </m:rPr>
+              <w:rPr>
+                <w:rFonts w:ascii="Cambria Math" w:hAnsi="Cambria Math" w:eastAsia="宋体"/>
+                <w:sz w:val="24"/>
+                <w:szCs w:val="24"/>
+              </w:rPr>
+              <m:t>T</m:t>
+            </m:r>
+          </m:sup>
+        </m:sSup>
+        <m:r>
+          <m:rPr>
+            <m:sty m:val="p"/>
+          </m:rPr>
+          <w:rPr>
+            <w:rFonts w:ascii="Cambria Math" w:hAnsi="Cambria Math" w:eastAsia="宋体"/>
+            <w:sz w:val="24"/>
+            <w:szCs w:val="24"/>
+          </w:rPr>
           <m:t> ∈ </m:t>
         </m:r>
         <m:sSup>
@@ -6698,453 +6625,687 @@
           <w:color w:val="000000"/>
           <w:sz w:val="24"/>
         </w:rPr>
-        <w:t>：</w:t>
-      </w:r>
-    </w:p>
-    <w:p>
-      <w:pPr>
-        <w:pStyle w:val="a7"/>
-        <w:jc w:val="center"/>
-        <w:spacing w:line="360" w:lineRule="auto"/>
-        <w:ind w:firstLine="0" w:firstLineChars="0" w:left="0"/>
-      </w:pPr>
-      <m:oMathPara>
-        <m:oMath>
-          <m:sSub>
-            <m:e>
-              <m:r>
-                <m:rPr>
-                  <m:sty m:val="bi"/>
-                </m:rPr>
-                <w:rPr>
-                  <w:rFonts w:ascii="Cambria Math" w:hAnsi="Cambria Math" w:eastAsia="宋体"/>
-                  <w:sz w:val="24"/>
-                  <w:szCs w:val="24"/>
-                </w:rPr>
-                <m:t>τ</m:t>
-              </m:r>
-            </m:e>
-            <m:sub>
-              <m:r>
-                <m:rPr>
-                  <m:sty m:val="i"/>
-                </m:rPr>
-                <w:rPr>
-                  <w:rFonts w:ascii="Cambria Math" w:hAnsi="Cambria Math" w:eastAsia="宋体"/>
-                  <w:sz w:val="24"/>
-                  <w:szCs w:val="24"/>
-                </w:rPr>
-                <m:t>c</m:t>
-              </m:r>
-            </m:sub>
-          </m:sSub>
-          <m:r>
-            <m:rPr>
-              <m:sty m:val="p"/>
-            </m:rPr>
-            <w:rPr>
-              <w:rFonts w:ascii="Cambria Math" w:hAnsi="Cambria Math" w:eastAsia="宋体"/>
-              <w:sz w:val="24"/>
-              <w:szCs w:val="24"/>
-            </w:rPr>
-            <m:t> = </m:t>
-          </m:r>
-          <m:sSub>
-            <m:e>
-              <m:r>
-                <m:rPr>
-                  <m:sty m:val="bi"/>
-                </m:rPr>
-                <w:rPr>
-                  <w:rFonts w:ascii="Cambria Math" w:hAnsi="Cambria Math" w:eastAsia="宋体"/>
-                  <w:sz w:val="24"/>
-                  <w:szCs w:val="24"/>
-                </w:rPr>
-                <m:t>F</m:t>
-              </m:r>
-            </m:e>
-            <m:sub>
-              <m:r>
-                <m:rPr>
-                  <m:sty m:val="p"/>
-                </m:rPr>
-                <w:rPr>
-                  <w:rFonts w:ascii="Cambria Math" w:hAnsi="Cambria Math" w:eastAsia="宋体"/>
-                  <w:sz w:val="24"/>
-                  <w:szCs w:val="24"/>
-                </w:rPr>
-                <m:t>model</m:t>
-              </m:r>
-            </m:sub>
-          </m:sSub>
-          <m:r>
-            <m:rPr>
-              <m:sty m:val="p"/>
-            </m:rPr>
-            <w:rPr>
-              <w:rFonts w:ascii="Cambria Math" w:hAnsi="Cambria Math" w:eastAsia="宋体"/>
-              <w:sz w:val="24"/>
-              <w:szCs w:val="24"/>
-            </w:rPr>
-            <m:t>(</m:t>
-          </m:r>
-          <m:acc>
-            <m:accPr>
-              <m:chr m:val="̂"/>
-            </m:accPr>
-            <m:e>
-              <m:r>
-                <m:rPr>
-                  <m:sty m:val="bi"/>
-                </m:rPr>
-                <w:rPr>
-                  <w:rFonts w:ascii="Cambria Math" w:hAnsi="Cambria Math" w:eastAsia="宋体"/>
-                  <w:sz w:val="24"/>
-                  <w:szCs w:val="24"/>
-                </w:rPr>
-                <m:t>M</m:t>
-              </m:r>
-            </m:e>
-          </m:acc>
-          <m:r>
-            <m:rPr>
-              <m:sty m:val="p"/>
-            </m:rPr>
-            <w:rPr>
-              <w:rFonts w:ascii="Cambria Math" w:hAnsi="Cambria Math" w:eastAsia="宋体"/>
-              <w:sz w:val="24"/>
-              <w:szCs w:val="24"/>
-            </w:rPr>
-            <m:t>, </m:t>
-          </m:r>
-          <m:acc>
-            <m:accPr>
-              <m:chr m:val="̂"/>
-            </m:accPr>
-            <m:e>
-              <m:r>
-                <m:rPr>
-                  <m:sty m:val="bi"/>
-                </m:rPr>
-                <w:rPr>
-                  <w:rFonts w:ascii="Cambria Math" w:hAnsi="Cambria Math" w:eastAsia="宋体"/>
-                  <w:sz w:val="24"/>
-                  <w:szCs w:val="24"/>
-                </w:rPr>
-                <m:t>C</m:t>
-              </m:r>
-            </m:e>
-          </m:acc>
-          <m:r>
-            <m:rPr>
-              <m:sty m:val="p"/>
-            </m:rPr>
-            <w:rPr>
-              <w:rFonts w:ascii="Cambria Math" w:hAnsi="Cambria Math" w:eastAsia="宋体"/>
-              <w:sz w:val="24"/>
-              <w:szCs w:val="24"/>
-            </w:rPr>
-            <m:t>, </m:t>
-          </m:r>
-          <m:acc>
-            <m:accPr>
-              <m:chr m:val="̂"/>
-            </m:accPr>
-            <m:e>
-              <m:r>
-                <m:rPr>
-                  <m:sty m:val="bi"/>
-                </m:rPr>
-                <w:rPr>
-                  <w:rFonts w:ascii="Cambria Math" w:hAnsi="Cambria Math" w:eastAsia="宋体"/>
-                  <w:sz w:val="24"/>
-                  <w:szCs w:val="24"/>
-                </w:rPr>
-                <m:t>D</m:t>
-              </m:r>
-            </m:e>
-          </m:acc>
-          <m:r>
-            <m:rPr>
-              <m:sty m:val="p"/>
-            </m:rPr>
-            <w:rPr>
-              <w:rFonts w:ascii="Cambria Math" w:hAnsi="Cambria Math" w:eastAsia="宋体"/>
-              <w:sz w:val="24"/>
-              <w:szCs w:val="24"/>
-            </w:rPr>
-            <m:t>, </m:t>
-          </m:r>
-          <m:acc>
-            <m:accPr>
-              <m:chr m:val="̂"/>
-            </m:accPr>
-            <m:e>
-              <m:r>
-                <m:rPr>
-                  <m:sty m:val="bi"/>
-                </m:rPr>
-                <w:rPr>
-                  <w:rFonts w:ascii="Cambria Math" w:hAnsi="Cambria Math" w:eastAsia="宋体"/>
-                  <w:sz w:val="24"/>
-                  <w:szCs w:val="24"/>
-                </w:rPr>
-                <m:t>g</m:t>
-              </m:r>
-            </m:e>
-          </m:acc>
-          <m:r>
-            <m:rPr>
-              <m:sty m:val="p"/>
-            </m:rPr>
-            <w:rPr>
-              <w:rFonts w:ascii="Cambria Math" w:hAnsi="Cambria Math" w:eastAsia="宋体"/>
-              <w:sz w:val="24"/>
-              <w:szCs w:val="24"/>
-            </w:rPr>
-            <m:t>, </m:t>
-          </m:r>
-          <m:r>
-            <m:rPr>
-              <m:sty m:val="bi"/>
-            </m:rPr>
-            <w:rPr>
-              <w:rFonts w:ascii="Cambria Math" w:hAnsi="Cambria Math" w:eastAsia="宋体"/>
-              <w:sz w:val="24"/>
-              <w:szCs w:val="24"/>
-            </w:rPr>
-            <m:t>η</m:t>
-          </m:r>
-          <m:r>
-            <m:rPr>
-              <m:sty m:val="p"/>
-            </m:rPr>
-            <w:rPr>
-              <w:rFonts w:ascii="Cambria Math" w:hAnsi="Cambria Math" w:eastAsia="宋体"/>
-              <w:sz w:val="24"/>
-              <w:szCs w:val="24"/>
-            </w:rPr>
-            <m:t>, </m:t>
-          </m:r>
-          <m:r>
-            <m:rPr>
-              <m:sty m:val="bi"/>
-            </m:rPr>
-            <w:rPr>
-              <w:rFonts w:ascii="Cambria Math" w:hAnsi="Cambria Math" w:eastAsia="宋体"/>
-              <w:sz w:val="24"/>
-              <w:szCs w:val="24"/>
-            </w:rPr>
-            <m:t>ν</m:t>
-          </m:r>
-          <m:r>
-            <m:rPr>
-              <m:sty m:val="p"/>
-            </m:rPr>
-            <w:rPr>
-              <w:rFonts w:ascii="Cambria Math" w:hAnsi="Cambria Math" w:eastAsia="宋体"/>
-              <w:sz w:val="24"/>
-              <w:szCs w:val="24"/>
-            </w:rPr>
-            <m:t>, </m:t>
-          </m:r>
-          <m:sSub>
-            <m:e>
-              <m:r>
-                <m:rPr>
-                  <m:sty m:val="bi"/>
-                </m:rPr>
-                <w:rPr>
-                  <w:rFonts w:ascii="Cambria Math" w:hAnsi="Cambria Math" w:eastAsia="宋体"/>
-                  <w:sz w:val="24"/>
-                  <w:szCs w:val="24"/>
-                </w:rPr>
-                <m:t>η</m:t>
-              </m:r>
-            </m:e>
-            <m:sub>
-              <m:r>
-                <m:rPr>
-                  <m:sty m:val="i"/>
-                </m:rPr>
-                <w:rPr>
-                  <w:rFonts w:ascii="Cambria Math" w:hAnsi="Cambria Math" w:eastAsia="宋体"/>
-                  <w:sz w:val="24"/>
-                  <w:szCs w:val="24"/>
-                </w:rPr>
-                <m:t>r</m:t>
-              </m:r>
-            </m:sub>
-          </m:sSub>
-          <m:r>
-            <m:rPr>
-              <m:sty m:val="p"/>
-            </m:rPr>
-            <w:rPr>
-              <w:rFonts w:ascii="Cambria Math" w:hAnsi="Cambria Math" w:eastAsia="宋体"/>
-              <w:sz w:val="24"/>
-              <w:szCs w:val="24"/>
-            </w:rPr>
-            <m:t>, </m:t>
-          </m:r>
-          <m:sSub>
-            <m:e>
-              <m:r>
-                <m:rPr>
-                  <m:sty m:val="bi"/>
-                </m:rPr>
-                <w:rPr>
-                  <w:rFonts w:ascii="Cambria Math" w:hAnsi="Cambria Math" w:eastAsia="宋体"/>
-                  <w:sz w:val="24"/>
-                  <w:szCs w:val="24"/>
-                </w:rPr>
-                <m:t>ν</m:t>
-              </m:r>
-            </m:e>
-            <m:sub>
-              <m:r>
-                <m:rPr>
-                  <m:sty m:val="i"/>
-                </m:rPr>
-                <w:rPr>
-                  <w:rFonts w:ascii="Cambria Math" w:hAnsi="Cambria Math" w:eastAsia="宋体"/>
-                  <w:sz w:val="24"/>
-                  <w:szCs w:val="24"/>
-                </w:rPr>
-                <m:t>r</m:t>
-              </m:r>
-            </m:sub>
-          </m:sSub>
-          <m:r>
-            <m:rPr>
-              <m:sty m:val="p"/>
-            </m:rPr>
-            <w:rPr>
-              <w:rFonts w:ascii="Cambria Math" w:hAnsi="Cambria Math" w:eastAsia="宋体"/>
-              <w:sz w:val="24"/>
-              <w:szCs w:val="24"/>
-            </w:rPr>
-            <m:t>) + </m:t>
-          </m:r>
-          <m:sSub>
-            <m:e>
-              <m:r>
-                <m:rPr>
-                  <m:sty m:val="bi"/>
-                </m:rPr>
-                <w:rPr>
-                  <w:rFonts w:ascii="Cambria Math" w:hAnsi="Cambria Math" w:eastAsia="宋体"/>
-                  <w:sz w:val="24"/>
-                  <w:szCs w:val="24"/>
-                </w:rPr>
-                <m:t>F</m:t>
-              </m:r>
-            </m:e>
-            <m:sub>
-              <m:r>
-                <m:rPr>
-                  <m:sty m:val="p"/>
-                </m:rPr>
-                <w:rPr>
-                  <w:rFonts w:ascii="Cambria Math" w:hAnsi="Cambria Math" w:eastAsia="宋体"/>
-                  <w:sz w:val="24"/>
-                  <w:szCs w:val="24"/>
-                </w:rPr>
-                <m:t>fb</m:t>
-              </m:r>
-            </m:sub>
-          </m:sSub>
-          <m:r>
-            <m:rPr>
-              <m:sty m:val="p"/>
-            </m:rPr>
-            <w:rPr>
-              <w:rFonts w:ascii="Cambria Math" w:hAnsi="Cambria Math" w:eastAsia="宋体"/>
-              <w:sz w:val="24"/>
-              <w:szCs w:val="24"/>
-            </w:rPr>
-            <m:t>(</m:t>
-          </m:r>
-          <m:sSub>
-            <m:e>
-              <m:r>
-                <m:rPr>
-                  <m:sty m:val="bi"/>
-                </m:rPr>
-                <w:rPr>
-                  <w:rFonts w:ascii="Cambria Math" w:hAnsi="Cambria Math" w:eastAsia="宋体"/>
-                  <w:sz w:val="24"/>
-                  <w:szCs w:val="24"/>
-                </w:rPr>
-                <m:t>e</m:t>
-              </m:r>
-            </m:e>
-            <m:sub>
-              <m:r>
-                <m:rPr>
-                  <m:sty m:val="i"/>
-                </m:rPr>
-                <w:rPr>
-                  <w:rFonts w:ascii="Cambria Math" w:hAnsi="Cambria Math" w:eastAsia="宋体"/>
-                  <w:sz w:val="24"/>
-                  <w:szCs w:val="24"/>
-                </w:rPr>
-                <m:t>η</m:t>
-              </m:r>
-            </m:sub>
-          </m:sSub>
-          <m:r>
-            <m:rPr>
-              <m:sty m:val="p"/>
-            </m:rPr>
-            <w:rPr>
-              <w:rFonts w:ascii="Cambria Math" w:hAnsi="Cambria Math" w:eastAsia="宋体"/>
-              <w:sz w:val="24"/>
-              <w:szCs w:val="24"/>
-            </w:rPr>
-            <m:t>, </m:t>
-          </m:r>
-          <m:sSub>
-            <m:e>
-              <m:r>
-                <m:rPr>
-                  <m:sty m:val="bi"/>
-                </m:rPr>
-                <w:rPr>
-                  <w:rFonts w:ascii="Cambria Math" w:hAnsi="Cambria Math" w:eastAsia="宋体"/>
-                  <w:sz w:val="24"/>
-                  <w:szCs w:val="24"/>
-                </w:rPr>
-                <m:t>e</m:t>
-              </m:r>
-            </m:e>
-            <m:sub>
-              <m:r>
-                <m:rPr>
-                  <m:sty m:val="i"/>
-                </m:rPr>
-                <w:rPr>
-                  <w:rFonts w:ascii="Cambria Math" w:hAnsi="Cambria Math" w:eastAsia="宋体"/>
-                  <w:sz w:val="24"/>
-                  <w:szCs w:val="24"/>
-                </w:rPr>
-                <m:t>ν</m:t>
-              </m:r>
-            </m:sub>
-          </m:sSub>
-          <m:r>
-            <m:rPr>
-              <m:sty m:val="p"/>
-            </m:rPr>
-            <w:rPr>
-              <w:rFonts w:ascii="Cambria Math" w:hAnsi="Cambria Math" w:eastAsia="宋体"/>
-              <w:sz w:val="24"/>
-              <w:szCs w:val="24"/>
-            </w:rPr>
-            <m:t>)      (2)</m:t>
-          </m:r>
-        </m:oMath>
-      </m:oMathPara>
+        <w:t xml:space="preserve"> 由闭环状态反馈项 </w:t>
+      </w:r>
+      <m:oMath>
+        <m:sSub>
+          <m:e>
+            <m:r>
+              <m:rPr>
+                <m:sty m:val="bi"/>
+              </m:rPr>
+              <w:rPr>
+                <w:rFonts w:ascii="Cambria Math" w:hAnsi="Cambria Math" w:eastAsia="宋体"/>
+                <w:sz w:val="24"/>
+                <w:szCs w:val="24"/>
+              </w:rPr>
+              <m:t>τ</m:t>
+            </m:r>
+          </m:e>
+          <m:sub>
+            <m:r>
+              <m:rPr>
+                <m:sty m:val="p"/>
+              </m:rPr>
+              <w:rPr>
+                <w:rFonts w:ascii="Cambria Math" w:hAnsi="Cambria Math" w:eastAsia="宋体"/>
+                <w:sz w:val="24"/>
+                <w:szCs w:val="24"/>
+              </w:rPr>
+              <m:t>fb</m:t>
+            </m:r>
+          </m:sub>
+        </m:sSub>
+      </m:oMath>
+      <w:r>
+        <w:rPr>
+          <w:rFonts w:ascii="Times New Roman" w:hAnsi="Times New Roman" w:cs="Times New Roman" w:eastAsia="宋体"/>
+          <w:b w:val="0"/>
+          <w:i w:val="0"/>
+          <w:color w:val="000000"/>
+          <w:sz w:val="24"/>
+        </w:rPr>
+        <w:t xml:space="preserve"> 与动力学模型补偿项 </w:t>
+      </w:r>
+      <m:oMath>
+        <m:sSub>
+          <m:e>
+            <m:r>
+              <m:rPr>
+                <m:sty m:val="bi"/>
+              </m:rPr>
+              <w:rPr>
+                <w:rFonts w:ascii="Cambria Math" w:hAnsi="Cambria Math" w:eastAsia="宋体"/>
+                <w:sz w:val="24"/>
+                <w:szCs w:val="24"/>
+              </w:rPr>
+              <m:t>τ</m:t>
+            </m:r>
+          </m:e>
+          <m:sub>
+            <m:r>
+              <m:rPr>
+                <m:sty m:val="p"/>
+              </m:rPr>
+              <w:rPr>
+                <w:rFonts w:ascii="Cambria Math" w:hAnsi="Cambria Math" w:eastAsia="宋体"/>
+                <w:sz w:val="24"/>
+                <w:szCs w:val="24"/>
+              </w:rPr>
+              <m:t>comp</m:t>
+            </m:r>
+          </m:sub>
+        </m:sSub>
+      </m:oMath>
+      <w:r>
+        <w:rPr>
+          <w:rFonts w:ascii="Times New Roman" w:hAnsi="Times New Roman" w:cs="Times New Roman" w:eastAsia="宋体"/>
+          <w:b w:val="0"/>
+          <w:i w:val="0"/>
+          <w:color w:val="000000"/>
+          <w:sz w:val="24"/>
+        </w:rPr>
+        <w:t xml:space="preserve"> 叠加构成（即 </w:t>
+      </w:r>
+      <m:oMath>
+        <m:sSub>
+          <m:e>
+            <m:r>
+              <m:rPr>
+                <m:sty m:val="bi"/>
+              </m:rPr>
+              <w:rPr>
+                <w:rFonts w:ascii="Cambria Math" w:hAnsi="Cambria Math" w:eastAsia="宋体"/>
+                <w:sz w:val="24"/>
+                <w:szCs w:val="24"/>
+              </w:rPr>
+              <m:t>τ</m:t>
+            </m:r>
+          </m:e>
+          <m:sub>
+            <m:r>
+              <m:rPr>
+                <m:sty m:val="i"/>
+              </m:rPr>
+              <w:rPr>
+                <w:rFonts w:ascii="Cambria Math" w:hAnsi="Cambria Math" w:eastAsia="宋体"/>
+                <w:sz w:val="24"/>
+                <w:szCs w:val="24"/>
+              </w:rPr>
+              <m:t>c</m:t>
+            </m:r>
+          </m:sub>
+        </m:sSub>
+        <m:r>
+          <m:rPr>
+            <m:sty m:val="p"/>
+          </m:rPr>
+          <w:rPr>
+            <w:rFonts w:ascii="Cambria Math" w:hAnsi="Cambria Math" w:eastAsia="宋体"/>
+            <w:sz w:val="24"/>
+            <w:szCs w:val="24"/>
+          </w:rPr>
+          <m:t> = </m:t>
+        </m:r>
+        <m:sSub>
+          <m:e>
+            <m:r>
+              <m:rPr>
+                <m:sty m:val="bi"/>
+              </m:rPr>
+              <w:rPr>
+                <w:rFonts w:ascii="Cambria Math" w:hAnsi="Cambria Math" w:eastAsia="宋体"/>
+                <w:sz w:val="24"/>
+                <w:szCs w:val="24"/>
+              </w:rPr>
+              <m:t>τ</m:t>
+            </m:r>
+          </m:e>
+          <m:sub>
+            <m:r>
+              <m:rPr>
+                <m:sty m:val="p"/>
+              </m:rPr>
+              <w:rPr>
+                <w:rFonts w:ascii="Cambria Math" w:hAnsi="Cambria Math" w:eastAsia="宋体"/>
+                <w:sz w:val="24"/>
+                <w:szCs w:val="24"/>
+              </w:rPr>
+              <m:t>fb</m:t>
+            </m:r>
+          </m:sub>
+        </m:sSub>
+        <m:r>
+          <m:rPr>
+            <m:sty m:val="p"/>
+          </m:rPr>
+          <w:rPr>
+            <w:rFonts w:ascii="Cambria Math" w:hAnsi="Cambria Math" w:eastAsia="宋体"/>
+            <w:sz w:val="24"/>
+            <w:szCs w:val="24"/>
+          </w:rPr>
+          <m:t> + </m:t>
+        </m:r>
+        <m:sSub>
+          <m:e>
+            <m:r>
+              <m:rPr>
+                <m:sty m:val="bi"/>
+              </m:rPr>
+              <w:rPr>
+                <w:rFonts w:ascii="Cambria Math" w:hAnsi="Cambria Math" w:eastAsia="宋体"/>
+                <w:sz w:val="24"/>
+                <w:szCs w:val="24"/>
+              </w:rPr>
+              <m:t>τ</m:t>
+            </m:r>
+          </m:e>
+          <m:sub>
+            <m:r>
+              <m:rPr>
+                <m:sty m:val="p"/>
+              </m:rPr>
+              <w:rPr>
+                <w:rFonts w:ascii="Cambria Math" w:hAnsi="Cambria Math" w:eastAsia="宋体"/>
+                <w:sz w:val="24"/>
+                <w:szCs w:val="24"/>
+              </w:rPr>
+              <m:t>comp</m:t>
+            </m:r>
+          </m:sub>
+        </m:sSub>
+      </m:oMath>
+      <w:r>
+        <w:rPr>
+          <w:rFonts w:ascii="Times New Roman" w:hAnsi="Times New Roman" w:cs="Times New Roman" w:eastAsia="宋体"/>
+          <w:b w:val="0"/>
+          <w:i w:val="0"/>
+          <w:color w:val="000000"/>
+          <w:sz w:val="24"/>
+        </w:rPr>
+        <w:t xml:space="preserve">）。其中，闭环状态误差反馈项 </w:t>
+      </w:r>
+      <m:oMath>
+        <m:sSub>
+          <m:e>
+            <m:r>
+              <m:rPr>
+                <m:sty m:val="bi"/>
+              </m:rPr>
+              <w:rPr>
+                <w:rFonts w:ascii="Cambria Math" w:hAnsi="Cambria Math" w:eastAsia="宋体"/>
+                <w:sz w:val="24"/>
+                <w:szCs w:val="24"/>
+              </w:rPr>
+              <m:t>τ</m:t>
+            </m:r>
+          </m:e>
+          <m:sub>
+            <m:r>
+              <m:rPr>
+                <m:sty m:val="p"/>
+              </m:rPr>
+              <w:rPr>
+                <w:rFonts w:ascii="Cambria Math" w:hAnsi="Cambria Math" w:eastAsia="宋体"/>
+                <w:sz w:val="24"/>
+                <w:szCs w:val="24"/>
+              </w:rPr>
+              <m:t>fb</m:t>
+            </m:r>
+          </m:sub>
+        </m:sSub>
+      </m:oMath>
+      <w:r>
+        <w:rPr>
+          <w:rFonts w:ascii="Times New Roman" w:hAnsi="Times New Roman" w:cs="Times New Roman" w:eastAsia="宋体"/>
+          <w:b w:val="0"/>
+          <w:i w:val="0"/>
+          <w:color w:val="000000"/>
+          <w:sz w:val="24"/>
+        </w:rPr>
+        <w:t xml:space="preserve"> 针对姿态角 </w:t>
+      </w:r>
+      <m:oMath>
+        <m:r>
+          <m:rPr>
+            <m:sty m:val="p"/>
+          </m:rPr>
+          <w:rPr>
+            <w:rFonts w:ascii="Cambria Math" w:hAnsi="Cambria Math" w:eastAsia="宋体"/>
+            <w:sz w:val="24"/>
+            <w:szCs w:val="24"/>
+          </w:rPr>
+          <m:t>(</m:t>
+        </m:r>
+        <m:r>
+          <m:rPr>
+            <m:sty m:val="i"/>
+          </m:rPr>
+          <w:rPr>
+            <w:rFonts w:ascii="Cambria Math" w:hAnsi="Cambria Math" w:eastAsia="宋体"/>
+            <w:sz w:val="24"/>
+            <w:szCs w:val="24"/>
+          </w:rPr>
+          <m:t>ϕ</m:t>
+        </m:r>
+        <m:r>
+          <m:rPr>
+            <m:sty m:val="p"/>
+          </m:rPr>
+          <w:rPr>
+            <w:rFonts w:ascii="Cambria Math" w:hAnsi="Cambria Math" w:eastAsia="宋体"/>
+            <w:sz w:val="24"/>
+            <w:szCs w:val="24"/>
+          </w:rPr>
+          <m:t>, </m:t>
+        </m:r>
+        <m:r>
+          <m:rPr>
+            <m:sty m:val="i"/>
+          </m:rPr>
+          <w:rPr>
+            <w:rFonts w:ascii="Cambria Math" w:hAnsi="Cambria Math" w:eastAsia="宋体"/>
+            <w:sz w:val="24"/>
+            <w:szCs w:val="24"/>
+          </w:rPr>
+          <m:t>θ</m:t>
+        </m:r>
+        <m:r>
+          <m:rPr>
+            <m:sty m:val="p"/>
+          </m:rPr>
+          <w:rPr>
+            <w:rFonts w:ascii="Cambria Math" w:hAnsi="Cambria Math" w:eastAsia="宋体"/>
+            <w:sz w:val="24"/>
+            <w:szCs w:val="24"/>
+          </w:rPr>
+          <m:t>)</m:t>
+        </m:r>
+      </m:oMath>
+      <w:r>
+        <w:rPr>
+          <w:rFonts w:ascii="Times New Roman" w:hAnsi="Times New Roman" w:cs="Times New Roman" w:eastAsia="宋体"/>
+          <w:b w:val="0"/>
+          <w:i w:val="0"/>
+          <w:color w:val="000000"/>
+          <w:sz w:val="24"/>
+        </w:rPr>
+        <w:t xml:space="preserve">、潜深 </w:t>
+      </w:r>
+      <m:oMath>
+        <m:r>
+          <m:rPr>
+            <m:sty m:val="i"/>
+          </m:rPr>
+          <w:rPr>
+            <w:rFonts w:ascii="Cambria Math" w:hAnsi="Cambria Math" w:eastAsia="宋体"/>
+            <w:sz w:val="24"/>
+            <w:szCs w:val="24"/>
+          </w:rPr>
+          <m:t>z</m:t>
+        </m:r>
+      </m:oMath>
+      <w:r>
+        <w:rPr>
+          <w:rFonts w:ascii="Times New Roman" w:hAnsi="Times New Roman" w:cs="Times New Roman" w:eastAsia="宋体"/>
+          <w:b w:val="0"/>
+          <w:i w:val="0"/>
+          <w:color w:val="000000"/>
+          <w:sz w:val="24"/>
+        </w:rPr>
+        <w:t xml:space="preserve"> 与航向角 </w:t>
+      </w:r>
+      <m:oMath>
+        <m:r>
+          <m:rPr>
+            <m:sty m:val="i"/>
+          </m:rPr>
+          <w:rPr>
+            <w:rFonts w:ascii="Cambria Math" w:hAnsi="Cambria Math" w:eastAsia="宋体"/>
+            <w:sz w:val="24"/>
+            <w:szCs w:val="24"/>
+          </w:rPr>
+          <m:t>ψ</m:t>
+        </m:r>
+      </m:oMath>
+      <w:r>
+        <w:rPr>
+          <w:rFonts w:ascii="Times New Roman" w:hAnsi="Times New Roman" w:cs="Times New Roman" w:eastAsia="宋体"/>
+          <w:b w:val="0"/>
+          <w:i w:val="0"/>
+          <w:color w:val="000000"/>
+          <w:sz w:val="24"/>
+        </w:rPr>
+        <w:t xml:space="preserve"> 等控制通道，采用基于位置/姿态误差 </w:t>
+      </w:r>
+      <m:oMath>
+        <m:sSub>
+          <m:e>
+            <m:r>
+              <m:rPr>
+                <m:sty m:val="bi"/>
+              </m:rPr>
+              <w:rPr>
+                <w:rFonts w:ascii="Cambria Math" w:hAnsi="Cambria Math" w:eastAsia="宋体"/>
+                <w:sz w:val="24"/>
+                <w:szCs w:val="24"/>
+              </w:rPr>
+              <m:t>e</m:t>
+            </m:r>
+          </m:e>
+          <m:sub>
+            <m:r>
+              <m:rPr>
+                <m:sty m:val="i"/>
+              </m:rPr>
+              <w:rPr>
+                <w:rFonts w:ascii="Cambria Math" w:hAnsi="Cambria Math" w:eastAsia="宋体"/>
+                <w:sz w:val="24"/>
+                <w:szCs w:val="24"/>
+              </w:rPr>
+              <m:t>η</m:t>
+            </m:r>
+          </m:sub>
+        </m:sSub>
+      </m:oMath>
+      <w:r>
+        <w:rPr>
+          <w:rFonts w:ascii="Times New Roman" w:hAnsi="Times New Roman" w:cs="Times New Roman" w:eastAsia="宋体"/>
+          <w:b w:val="0"/>
+          <w:i w:val="0"/>
+          <w:color w:val="000000"/>
+          <w:sz w:val="24"/>
+        </w:rPr>
+        <w:t xml:space="preserve"> 与速度/角速度误差 </w:t>
+      </w:r>
+      <m:oMath>
+        <m:sSub>
+          <m:e>
+            <m:r>
+              <m:rPr>
+                <m:sty m:val="bi"/>
+              </m:rPr>
+              <w:rPr>
+                <w:rFonts w:ascii="Cambria Math" w:hAnsi="Cambria Math" w:eastAsia="宋体"/>
+                <w:sz w:val="24"/>
+                <w:szCs w:val="24"/>
+              </w:rPr>
+              <m:t>e</m:t>
+            </m:r>
+          </m:e>
+          <m:sub>
+            <m:r>
+              <m:rPr>
+                <m:sty m:val="i"/>
+              </m:rPr>
+              <w:rPr>
+                <w:rFonts w:ascii="Cambria Math" w:hAnsi="Cambria Math" w:eastAsia="宋体"/>
+                <w:sz w:val="24"/>
+                <w:szCs w:val="24"/>
+              </w:rPr>
+              <m:t>ν</m:t>
+            </m:r>
+          </m:sub>
+        </m:sSub>
+      </m:oMath>
+      <w:r>
+        <w:rPr>
+          <w:rFonts w:ascii="Times New Roman" w:hAnsi="Times New Roman" w:cs="Times New Roman" w:eastAsia="宋体"/>
+          <w:b w:val="0"/>
+          <w:i w:val="0"/>
+          <w:color w:val="000000"/>
+          <w:sz w:val="24"/>
+        </w:rPr>
+        <w:t xml:space="preserve"> 的串级或比例-积分-微分（PID）反馈结构，保障基础闭环稳定性并消除稳态误差；动力学模型特性补偿项 </w:t>
+      </w:r>
+      <m:oMath>
+        <m:sSub>
+          <m:e>
+            <m:r>
+              <m:rPr>
+                <m:sty m:val="bi"/>
+              </m:rPr>
+              <w:rPr>
+                <w:rFonts w:ascii="Cambria Math" w:hAnsi="Cambria Math" w:eastAsia="宋体"/>
+                <w:sz w:val="24"/>
+                <w:szCs w:val="24"/>
+              </w:rPr>
+              <m:t>τ</m:t>
+            </m:r>
+          </m:e>
+          <m:sub>
+            <m:r>
+              <m:rPr>
+                <m:sty m:val="p"/>
+              </m:rPr>
+              <w:rPr>
+                <w:rFonts w:ascii="Cambria Math" w:hAnsi="Cambria Math" w:eastAsia="宋体"/>
+                <w:sz w:val="24"/>
+                <w:szCs w:val="24"/>
+              </w:rPr>
+              <m:t>comp</m:t>
+            </m:r>
+          </m:sub>
+        </m:sSub>
+      </m:oMath>
+      <w:r>
+        <w:rPr>
+          <w:rFonts w:ascii="Times New Roman" w:hAnsi="Times New Roman" w:cs="Times New Roman" w:eastAsia="宋体"/>
+          <w:b w:val="0"/>
+          <w:i w:val="0"/>
+          <w:color w:val="000000"/>
+          <w:sz w:val="24"/>
+        </w:rPr>
+        <w:t xml:space="preserve"> 结合模块一辨识得到的航行器动力学模型，在控制律中引入恢复力矩项 </w:t>
+      </w:r>
+      <m:oMath>
+        <m:r>
+          <m:rPr>
+            <m:sty m:val="bi"/>
+          </m:rPr>
+          <w:rPr>
+            <w:rFonts w:ascii="Cambria Math" w:hAnsi="Cambria Math" w:eastAsia="宋体"/>
+            <w:sz w:val="24"/>
+            <w:szCs w:val="24"/>
+          </w:rPr>
+          <m:t>g</m:t>
+        </m:r>
+        <m:r>
+          <m:rPr>
+            <m:sty m:val="p"/>
+          </m:rPr>
+          <w:rPr>
+            <w:rFonts w:ascii="Cambria Math" w:hAnsi="Cambria Math" w:eastAsia="宋体"/>
+            <w:sz w:val="24"/>
+            <w:szCs w:val="24"/>
+          </w:rPr>
+          <m:t>(</m:t>
+        </m:r>
+        <m:r>
+          <m:rPr>
+            <m:sty m:val="bi"/>
+          </m:rPr>
+          <w:rPr>
+            <w:rFonts w:ascii="Cambria Math" w:hAnsi="Cambria Math" w:eastAsia="宋体"/>
+            <w:sz w:val="24"/>
+            <w:szCs w:val="24"/>
+          </w:rPr>
+          <m:t>η</m:t>
+        </m:r>
+        <m:r>
+          <m:rPr>
+            <m:sty m:val="p"/>
+          </m:rPr>
+          <w:rPr>
+            <w:rFonts w:ascii="Cambria Math" w:hAnsi="Cambria Math" w:eastAsia="宋体"/>
+            <w:sz w:val="24"/>
+            <w:szCs w:val="24"/>
+          </w:rPr>
+          <m:t>)</m:t>
+        </m:r>
+      </m:oMath>
+      <w:r>
+        <w:rPr>
+          <w:rFonts w:ascii="Times New Roman" w:hAnsi="Times New Roman" w:cs="Times New Roman" w:eastAsia="宋体"/>
+          <w:b w:val="0"/>
+          <w:i w:val="0"/>
+          <w:color w:val="000000"/>
+          <w:sz w:val="24"/>
+        </w:rPr>
+        <w:t xml:space="preserve"> 与主导水动力阻尼项 </w:t>
+      </w:r>
+      <m:oMath>
+        <m:r>
+          <m:rPr>
+            <m:sty m:val="bi"/>
+          </m:rPr>
+          <w:rPr>
+            <w:rFonts w:ascii="Cambria Math" w:hAnsi="Cambria Math" w:eastAsia="宋体"/>
+            <w:sz w:val="24"/>
+            <w:szCs w:val="24"/>
+          </w:rPr>
+          <m:t>D</m:t>
+        </m:r>
+        <m:r>
+          <m:rPr>
+            <m:sty m:val="p"/>
+          </m:rPr>
+          <w:rPr>
+            <w:rFonts w:ascii="Cambria Math" w:hAnsi="Cambria Math" w:eastAsia="宋体"/>
+            <w:sz w:val="24"/>
+            <w:szCs w:val="24"/>
+          </w:rPr>
+          <m:t>(</m:t>
+        </m:r>
+        <m:r>
+          <m:rPr>
+            <m:sty m:val="bi"/>
+          </m:rPr>
+          <w:rPr>
+            <w:rFonts w:ascii="Cambria Math" w:hAnsi="Cambria Math" w:eastAsia="宋体"/>
+            <w:sz w:val="24"/>
+            <w:szCs w:val="24"/>
+          </w:rPr>
+          <m:t>ν</m:t>
+        </m:r>
+        <m:r>
+          <m:rPr>
+            <m:sty m:val="p"/>
+          </m:rPr>
+          <w:rPr>
+            <w:rFonts w:ascii="Cambria Math" w:hAnsi="Cambria Math" w:eastAsia="宋体"/>
+            <w:sz w:val="24"/>
+            <w:szCs w:val="24"/>
+          </w:rPr>
+          <m:t>)</m:t>
+        </m:r>
+        <m:r>
+          <m:rPr>
+            <m:sty m:val="bi"/>
+          </m:rPr>
+          <w:rPr>
+            <w:rFonts w:ascii="Cambria Math" w:hAnsi="Cambria Math" w:eastAsia="宋体"/>
+            <w:sz w:val="24"/>
+            <w:szCs w:val="24"/>
+          </w:rPr>
+          <m:t>ν</m:t>
+        </m:r>
+      </m:oMath>
+      <w:r>
+        <w:rPr>
+          <w:rFonts w:ascii="Times New Roman" w:hAnsi="Times New Roman" w:cs="Times New Roman" w:eastAsia="宋体"/>
+          <w:b w:val="0"/>
+          <w:i w:val="0"/>
+          <w:color w:val="000000"/>
+          <w:sz w:val="24"/>
+        </w:rPr>
+        <w:t xml:space="preserve"> 的前馈补偿，或结合惯性矩阵 </w:t>
+      </w:r>
+      <m:oMath>
+        <m:r>
+          <m:rPr>
+            <m:sty m:val="bi"/>
+          </m:rPr>
+          <w:rPr>
+            <w:rFonts w:ascii="Cambria Math" w:hAnsi="Cambria Math" w:eastAsia="宋体"/>
+            <w:sz w:val="24"/>
+            <w:szCs w:val="24"/>
+          </w:rPr>
+          <m:t>M</m:t>
+        </m:r>
+      </m:oMath>
+      <w:r>
+        <w:rPr>
+          <w:rFonts w:ascii="Times New Roman" w:hAnsi="Times New Roman" w:cs="Times New Roman" w:eastAsia="宋体"/>
+          <w:b w:val="0"/>
+          <w:i w:val="0"/>
+          <w:color w:val="000000"/>
+          <w:sz w:val="24"/>
+        </w:rPr>
+        <w:t xml:space="preserve"> 与状态导数信息构造反馈线性化、增量动态逆（INDI）等动态逆补偿律，用于主动抵消已知非线性水动力负载与多轴耦合影响。当取 </w:t>
+      </w:r>
+      <m:oMath>
+        <m:sSub>
+          <m:e>
+            <m:r>
+              <m:rPr>
+                <m:sty m:val="bi"/>
+              </m:rPr>
+              <w:rPr>
+                <w:rFonts w:ascii="Cambria Math" w:hAnsi="Cambria Math" w:eastAsia="宋体"/>
+                <w:sz w:val="24"/>
+                <w:szCs w:val="24"/>
+              </w:rPr>
+              <m:t>τ</m:t>
+            </m:r>
+          </m:e>
+          <m:sub>
+            <m:r>
+              <m:rPr>
+                <m:sty m:val="p"/>
+              </m:rPr>
+              <w:rPr>
+                <w:rFonts w:ascii="Cambria Math" w:hAnsi="Cambria Math" w:eastAsia="宋体"/>
+                <w:sz w:val="24"/>
+                <w:szCs w:val="24"/>
+              </w:rPr>
+              <m:t>comp</m:t>
+            </m:r>
+          </m:sub>
+        </m:sSub>
+        <m:r>
+          <m:rPr>
+            <m:sty m:val="p"/>
+          </m:rPr>
+          <w:rPr>
+            <w:rFonts w:ascii="Cambria Math" w:hAnsi="Cambria Math" w:eastAsia="宋体"/>
+            <w:sz w:val="24"/>
+            <w:szCs w:val="24"/>
+          </w:rPr>
+          <m:t> = </m:t>
+        </m:r>
+        <m:r>
+          <m:rPr>
+            <m:sty m:val="bi"/>
+          </m:rPr>
+          <w:rPr>
+            <w:rFonts w:ascii="Cambria Math" w:hAnsi="Cambria Math" w:eastAsia="宋体"/>
+            <w:sz w:val="24"/>
+            <w:szCs w:val="24"/>
+          </w:rPr>
+          <m:t>0</m:t>
+        </m:r>
+      </m:oMath>
+      <w:r>
+        <w:rPr>
+          <w:rFonts w:ascii="Times New Roman" w:hAnsi="Times New Roman" w:cs="Times New Roman" w:eastAsia="宋体"/>
+          <w:b w:val="0"/>
+          <w:i w:val="0"/>
+          <w:color w:val="000000"/>
+          <w:sz w:val="24"/>
+        </w:rPr>
+        <w:t xml:space="preserve"> 时，控制器即为传统无模型 PID 控制；研究过程中可根据辨识模型特性比选具体的模型补偿控制形式，并统一以无模型 PID 控制作为对比基准，量化评估模型补偿对降低机动超调与加快响应速度的作用。</w:t>
+      </w:r>
     </w:p>
     <w:p>
       <w:pPr>
@@ -7156,26 +7317,59 @@
       <w:r>
         <w:rPr>
           <w:rFonts w:ascii="Times New Roman" w:hAnsi="Times New Roman" w:cs="Times New Roman" w:eastAsia="宋体"/>
-          <w:b w:val="0"/>
-          <w:i w:val="0"/>
-          <w:color w:val="000000"/>
-          <w:sz w:val="24"/>
-        </w:rPr>
-        <w:t>式中，</w:t>
+          <w:b/>
+          <w:i w:val="0"/>
+          <w:color w:val="000000"/>
+          <w:sz w:val="24"/>
+        </w:rPr>
+        <w:t>3） 八推进器控制分配方法：</w:t>
+      </w:r>
+      <w:r>
+        <w:rPr>
+          <w:rFonts w:ascii="Times New Roman" w:hAnsi="Times New Roman" w:cs="Times New Roman" w:eastAsia="宋体"/>
+          <w:b w:val="0"/>
+          <w:i w:val="0"/>
+          <w:color w:val="000000"/>
+          <w:sz w:val="24"/>
+        </w:rPr>
+        <w:t xml:space="preserve">如图 1(b) 所示，已有平台在水平面四角呈 </w:t>
+      </w:r>
+      <m:oMath>
+        <m:r>
+          <m:rPr>
+            <m:sty m:val="p"/>
+          </m:rPr>
+          <w:rPr>
+            <w:rFonts w:ascii="Cambria Math" w:hAnsi="Cambria Math" w:eastAsia="宋体"/>
+            <w:sz w:val="24"/>
+            <w:szCs w:val="24"/>
+          </w:rPr>
+          <m:t>±45°</m:t>
+        </m:r>
+      </m:oMath>
+      <w:r>
+        <w:rPr>
+          <w:rFonts w:ascii="Times New Roman" w:hAnsi="Times New Roman" w:cs="Times New Roman" w:eastAsia="宋体"/>
+          <w:b w:val="0"/>
+          <w:i w:val="0"/>
+          <w:color w:val="000000"/>
+          <w:sz w:val="24"/>
+        </w:rPr>
+        <w:t xml:space="preserve"> 矢量倾斜对称安装 4 台推进器（</w:t>
       </w:r>
       <m:oMath>
         <m:sSub>
           <m:e>
             <m:r>
               <m:rPr>
-                <m:sty m:val="bi"/>
-              </m:rPr>
-              <w:rPr>
-                <w:rFonts w:ascii="Cambria Math" w:hAnsi="Cambria Math" w:eastAsia="宋体"/>
-                <w:sz w:val="24"/>
-                <w:szCs w:val="24"/>
-              </w:rPr>
-              <m:t>F</m:t>
+                <m:sty m:val="i"/>
+              </m:rPr>
+              <w:rPr>
+                <w:rFonts w:ascii="Cambria Math" w:hAnsi="Cambria Math" w:eastAsia="宋体"/>
+                <w:sz w:val="24"/>
+                <w:szCs w:val="24"/>
+              </w:rPr>
+              <m:t>T</m:t>
             </m:r>
           </m:e>
           <m:sub>
@@ -7188,7 +7382,7 @@
                 <w:sz w:val="24"/>
                 <w:szCs w:val="24"/>
               </w:rPr>
-              <m:t>model</m:t>
+              <m:t>1</m:t>
             </m:r>
           </m:sub>
         </m:sSub>
@@ -7201,8 +7395,36 @@
             <w:sz w:val="24"/>
             <w:szCs w:val="24"/>
           </w:rPr>
-          <m:t>(·)</m:t>
-        </m:r>
+          <m:t> ~ </m:t>
+        </m:r>
+        <m:sSub>
+          <m:e>
+            <m:r>
+              <m:rPr>
+                <m:sty m:val="i"/>
+              </m:rPr>
+              <w:rPr>
+                <w:rFonts w:ascii="Cambria Math" w:hAnsi="Cambria Math" w:eastAsia="宋体"/>
+                <w:sz w:val="24"/>
+                <w:szCs w:val="24"/>
+              </w:rPr>
+              <m:t>T</m:t>
+            </m:r>
+          </m:e>
+          <m:sub>
+            <m:r>
+              <m:rPr>
+                <m:sty m:val="p"/>
+              </m:rPr>
+              <w:rPr>
+                <w:rFonts w:ascii="Cambria Math" w:hAnsi="Cambria Math" w:eastAsia="宋体"/>
+                <w:sz w:val="24"/>
+                <w:szCs w:val="24"/>
+              </w:rPr>
+              <m:t>4</m:t>
+            </m:r>
+          </m:sub>
+        </m:sSub>
       </m:oMath>
       <w:r>
         <w:rPr>
@@ -7212,21 +7434,21 @@
           <w:color w:val="000000"/>
           <w:sz w:val="24"/>
         </w:rPr>
-        <w:t xml:space="preserve"> 为基于辨识动力学模型计算的已知动态特性补偿项（用于前馈抵消重浮力恢复力矩、主导水动力阻尼或惯性耦合效应），</w:t>
+        <w:t>，主控纵荡、横荡与偏航），在垂直面两侧垂向对称安装 4 台推进器（</w:t>
       </w:r>
       <m:oMath>
         <m:sSub>
           <m:e>
             <m:r>
               <m:rPr>
-                <m:sty m:val="bi"/>
-              </m:rPr>
-              <w:rPr>
-                <w:rFonts w:ascii="Cambria Math" w:hAnsi="Cambria Math" w:eastAsia="宋体"/>
-                <w:sz w:val="24"/>
-                <w:szCs w:val="24"/>
-              </w:rPr>
-              <m:t>F</m:t>
+                <m:sty m:val="i"/>
+              </m:rPr>
+              <w:rPr>
+                <w:rFonts w:ascii="Cambria Math" w:hAnsi="Cambria Math" w:eastAsia="宋体"/>
+                <w:sz w:val="24"/>
+                <w:szCs w:val="24"/>
+              </w:rPr>
+              <m:t>T</m:t>
             </m:r>
           </m:e>
           <m:sub>
@@ -7239,7 +7461,7 @@
                 <w:sz w:val="24"/>
                 <w:szCs w:val="24"/>
               </w:rPr>
-              <m:t>fb</m:t>
+              <m:t>5</m:t>
             </m:r>
           </m:sub>
         </m:sSub>
@@ -7252,8 +7474,36 @@
             <w:sz w:val="24"/>
             <w:szCs w:val="24"/>
           </w:rPr>
-          <m:t>(·)</m:t>
-        </m:r>
+          <m:t> ~ </m:t>
+        </m:r>
+        <m:sSub>
+          <m:e>
+            <m:r>
+              <m:rPr>
+                <m:sty m:val="i"/>
+              </m:rPr>
+              <w:rPr>
+                <w:rFonts w:ascii="Cambria Math" w:hAnsi="Cambria Math" w:eastAsia="宋体"/>
+                <w:sz w:val="24"/>
+                <w:szCs w:val="24"/>
+              </w:rPr>
+              <m:t>T</m:t>
+            </m:r>
+          </m:e>
+          <m:sub>
+            <m:r>
+              <m:rPr>
+                <m:sty m:val="p"/>
+              </m:rPr>
+              <w:rPr>
+                <w:rFonts w:ascii="Cambria Math" w:hAnsi="Cambria Math" w:eastAsia="宋体"/>
+                <w:sz w:val="24"/>
+                <w:szCs w:val="24"/>
+              </w:rPr>
+              <m:t>8</m:t>
+            </m:r>
+          </m:sub>
+        </m:sSub>
       </m:oMath>
       <w:r>
         <w:rPr>
@@ -7263,7 +7513,74 @@
           <w:color w:val="000000"/>
           <w:sz w:val="24"/>
         </w:rPr>
-        <w:t xml:space="preserve"> 为基于状态误差的闭环反馈控制项。该设计思路不将控制器锁死于单一固定算法，可根据辨识模型的准确度与控制需求灵活设计具体的模型前馈补偿、反馈线性化或增量动态逆等模型控制形式，并以传统无模型 PID 控制（即 </w:t>
+        <w:t>，主控垂荡、横滚与俯仰）。</w:t>
+      </w:r>
+      <w:r>
+        <w:rPr>
+          <w:rFonts w:ascii="Times New Roman" w:hAnsi="Times New Roman" w:cs="Times New Roman" w:eastAsia="宋体"/>
+          <w:b w:val="0"/>
+          <w:i w:val="0"/>
+          <w:color w:val="000000"/>
+          <w:sz w:val="24"/>
+        </w:rPr>
+        <w:t xml:space="preserve">设第 </w:t>
+      </w:r>
+      <m:oMath>
+        <m:r>
+          <m:rPr>
+            <m:sty m:val="i"/>
+          </m:rPr>
+          <w:rPr>
+            <w:rFonts w:ascii="Cambria Math" w:hAnsi="Cambria Math" w:eastAsia="宋体"/>
+            <w:sz w:val="24"/>
+            <w:szCs w:val="24"/>
+          </w:rPr>
+          <m:t>i</m:t>
+        </m:r>
+      </m:oMath>
+      <w:r>
+        <w:rPr>
+          <w:rFonts w:ascii="Times New Roman" w:hAnsi="Times New Roman" w:cs="Times New Roman" w:eastAsia="宋体"/>
+          <w:b w:val="0"/>
+          <w:i w:val="0"/>
+          <w:color w:val="000000"/>
+          <w:sz w:val="24"/>
+        </w:rPr>
+        <w:t xml:space="preserve"> 台推进器（</w:t>
+      </w:r>
+      <m:oMath>
+        <m:r>
+          <m:rPr>
+            <m:sty m:val="i"/>
+          </m:rPr>
+          <w:rPr>
+            <w:rFonts w:ascii="Cambria Math" w:hAnsi="Cambria Math" w:eastAsia="宋体"/>
+            <w:sz w:val="24"/>
+            <w:szCs w:val="24"/>
+          </w:rPr>
+          <m:t>i</m:t>
+        </m:r>
+        <m:r>
+          <m:rPr>
+            <m:sty m:val="p"/>
+          </m:rPr>
+          <w:rPr>
+            <w:rFonts w:ascii="Cambria Math" w:hAnsi="Cambria Math" w:eastAsia="宋体"/>
+            <w:sz w:val="24"/>
+            <w:szCs w:val="24"/>
+          </w:rPr>
+          <m:t> = 1, …, 8</m:t>
+        </m:r>
+      </m:oMath>
+      <w:r>
+        <w:rPr>
+          <w:rFonts w:ascii="Times New Roman" w:hAnsi="Times New Roman" w:cs="Times New Roman" w:eastAsia="宋体"/>
+          <w:b w:val="0"/>
+          <w:i w:val="0"/>
+          <w:color w:val="000000"/>
+          <w:sz w:val="24"/>
+        </w:rPr>
+        <w:t xml:space="preserve">）在附体系下的安装位置矢量为 </w:t>
       </w:r>
       <m:oMath>
         <m:sSub>
@@ -7277,20 +7594,20 @@
                 <w:sz w:val="24"/>
                 <w:szCs w:val="24"/>
               </w:rPr>
-              <m:t>F</m:t>
+              <m:t>r</m:t>
             </m:r>
           </m:e>
           <m:sub>
             <m:r>
               <m:rPr>
-                <m:sty m:val="p"/>
-              </m:rPr>
-              <w:rPr>
-                <w:rFonts w:ascii="Cambria Math" w:hAnsi="Cambria Math" w:eastAsia="宋体"/>
-                <w:sz w:val="24"/>
-                <w:szCs w:val="24"/>
-              </w:rPr>
-              <m:t>model</m:t>
+                <m:sty m:val="i"/>
+              </m:rPr>
+              <w:rPr>
+                <w:rFonts w:ascii="Cambria Math" w:hAnsi="Cambria Math" w:eastAsia="宋体"/>
+                <w:sz w:val="24"/>
+                <w:szCs w:val="24"/>
+              </w:rPr>
+              <m:t>i</m:t>
             </m:r>
           </m:sub>
         </m:sSub>
@@ -7303,19 +7620,36 @@
             <w:sz w:val="24"/>
             <w:szCs w:val="24"/>
           </w:rPr>
-          <m:t>(·) = </m:t>
-        </m:r>
-        <m:r>
-          <m:rPr>
-            <m:sty m:val="bi"/>
-          </m:rPr>
-          <w:rPr>
-            <w:rFonts w:ascii="Cambria Math" w:hAnsi="Cambria Math" w:eastAsia="宋体"/>
-            <w:sz w:val="24"/>
-            <w:szCs w:val="24"/>
-          </w:rPr>
-          <m:t>0</m:t>
-        </m:r>
+          <m:t> ∈ </m:t>
+        </m:r>
+        <m:sSup>
+          <m:e>
+            <m:r>
+              <m:rPr>
+                <m:sty m:val="p"/>
+              </m:rPr>
+              <w:rPr>
+                <w:rFonts w:ascii="Cambria Math" w:hAnsi="Cambria Math" w:eastAsia="宋体"/>
+                <w:sz w:val="24"/>
+                <w:szCs w:val="24"/>
+              </w:rPr>
+              <m:t>ℝ</m:t>
+            </m:r>
+          </m:e>
+          <m:sup>
+            <m:r>
+              <m:rPr>
+                <m:sty m:val="p"/>
+              </m:rPr>
+              <w:rPr>
+                <w:rFonts w:ascii="Cambria Math" w:hAnsi="Cambria Math" w:eastAsia="宋体"/>
+                <w:sz w:val="24"/>
+                <w:szCs w:val="24"/>
+              </w:rPr>
+              <m:t>3</m:t>
+            </m:r>
+          </m:sup>
+        </m:sSup>
       </m:oMath>
       <w:r>
         <w:rPr>
@@ -7325,256 +7659,13 @@
           <w:color w:val="000000"/>
           <w:sz w:val="24"/>
         </w:rPr>
-        <w:t>）作为对比基准，开展多工况跟踪与抗流扰性能对比分析。</w:t>
-      </w:r>
-    </w:p>
-    <w:p>
-      <w:pPr>
-        <w:pStyle w:val="a7"/>
-        <w:jc w:val="both"/>
-        <w:spacing w:line="360" w:lineRule="auto"/>
-        <w:ind w:firstLineChars="200" w:firstLine="480"/>
-      </w:pPr>
-      <w:r>
-        <w:rPr>
-          <w:rFonts w:ascii="Times New Roman" w:hAnsi="Times New Roman" w:cs="Times New Roman" w:eastAsia="宋体"/>
-          <w:b/>
-          <w:i w:val="0"/>
-          <w:color w:val="000000"/>
-          <w:sz w:val="24"/>
-        </w:rPr>
-        <w:t>3） 八推进器控制分配方法：</w:t>
-      </w:r>
-      <w:r>
-        <w:rPr>
-          <w:rFonts w:ascii="Times New Roman" w:hAnsi="Times New Roman" w:cs="Times New Roman" w:eastAsia="宋体"/>
-          <w:b w:val="0"/>
-          <w:i w:val="0"/>
-          <w:color w:val="000000"/>
-          <w:sz w:val="24"/>
-        </w:rPr>
-        <w:t>如图 2(b) 所示，已有平台包含水平面 4 台矢量倾斜推进器（</w:t>
+        <w:t xml:space="preserve">、单位推力方向矢量为 </w:t>
       </w:r>
       <m:oMath>
         <m:sSub>
           <m:e>
             <m:r>
               <m:rPr>
-                <m:sty m:val="i"/>
-              </m:rPr>
-              <w:rPr>
-                <w:rFonts w:ascii="Cambria Math" w:hAnsi="Cambria Math" w:eastAsia="宋体"/>
-                <w:sz w:val="24"/>
-                <w:szCs w:val="24"/>
-              </w:rPr>
-              <m:t>T</m:t>
-            </m:r>
-          </m:e>
-          <m:sub>
-            <m:r>
-              <m:rPr>
-                <m:sty m:val="p"/>
-              </m:rPr>
-              <w:rPr>
-                <w:rFonts w:ascii="Cambria Math" w:hAnsi="Cambria Math" w:eastAsia="宋体"/>
-                <w:sz w:val="24"/>
-                <w:szCs w:val="24"/>
-              </w:rPr>
-              <m:t>1</m:t>
-            </m:r>
-          </m:sub>
-        </m:sSub>
-        <m:r>
-          <m:rPr>
-            <m:sty m:val="p"/>
-          </m:rPr>
-          <w:rPr>
-            <w:rFonts w:ascii="Cambria Math" w:hAnsi="Cambria Math" w:eastAsia="宋体"/>
-            <w:sz w:val="24"/>
-            <w:szCs w:val="24"/>
-          </w:rPr>
-          <m:t> ~ </m:t>
-        </m:r>
-        <m:sSub>
-          <m:e>
-            <m:r>
-              <m:rPr>
-                <m:sty m:val="i"/>
-              </m:rPr>
-              <w:rPr>
-                <w:rFonts w:ascii="Cambria Math" w:hAnsi="Cambria Math" w:eastAsia="宋体"/>
-                <w:sz w:val="24"/>
-                <w:szCs w:val="24"/>
-              </w:rPr>
-              <m:t>T</m:t>
-            </m:r>
-          </m:e>
-          <m:sub>
-            <m:r>
-              <m:rPr>
-                <m:sty m:val="p"/>
-              </m:rPr>
-              <w:rPr>
-                <w:rFonts w:ascii="Cambria Math" w:hAnsi="Cambria Math" w:eastAsia="宋体"/>
-                <w:sz w:val="24"/>
-                <w:szCs w:val="24"/>
-              </w:rPr>
-              <m:t>4</m:t>
-            </m:r>
-          </m:sub>
-        </m:sSub>
-      </m:oMath>
-      <w:r>
-        <w:rPr>
-          <w:rFonts w:ascii="Times New Roman" w:hAnsi="Times New Roman" w:cs="Times New Roman" w:eastAsia="宋体"/>
-          <w:b w:val="0"/>
-          <w:i w:val="0"/>
-          <w:color w:val="000000"/>
-          <w:sz w:val="24"/>
-        </w:rPr>
-        <w:t>）与垂直面 4 台垂向对称推进器（</w:t>
-      </w:r>
-      <m:oMath>
-        <m:sSub>
-          <m:e>
-            <m:r>
-              <m:rPr>
-                <m:sty m:val="i"/>
-              </m:rPr>
-              <w:rPr>
-                <w:rFonts w:ascii="Cambria Math" w:hAnsi="Cambria Math" w:eastAsia="宋体"/>
-                <w:sz w:val="24"/>
-                <w:szCs w:val="24"/>
-              </w:rPr>
-              <m:t>T</m:t>
-            </m:r>
-          </m:e>
-          <m:sub>
-            <m:r>
-              <m:rPr>
-                <m:sty m:val="p"/>
-              </m:rPr>
-              <w:rPr>
-                <w:rFonts w:ascii="Cambria Math" w:hAnsi="Cambria Math" w:eastAsia="宋体"/>
-                <w:sz w:val="24"/>
-                <w:szCs w:val="24"/>
-              </w:rPr>
-              <m:t>5</m:t>
-            </m:r>
-          </m:sub>
-        </m:sSub>
-        <m:r>
-          <m:rPr>
-            <m:sty m:val="p"/>
-          </m:rPr>
-          <w:rPr>
-            <w:rFonts w:ascii="Cambria Math" w:hAnsi="Cambria Math" w:eastAsia="宋体"/>
-            <w:sz w:val="24"/>
-            <w:szCs w:val="24"/>
-          </w:rPr>
-          <m:t> ~ </m:t>
-        </m:r>
-        <m:sSub>
-          <m:e>
-            <m:r>
-              <m:rPr>
-                <m:sty m:val="i"/>
-              </m:rPr>
-              <w:rPr>
-                <w:rFonts w:ascii="Cambria Math" w:hAnsi="Cambria Math" w:eastAsia="宋体"/>
-                <w:sz w:val="24"/>
-                <w:szCs w:val="24"/>
-              </w:rPr>
-              <m:t>T</m:t>
-            </m:r>
-          </m:e>
-          <m:sub>
-            <m:r>
-              <m:rPr>
-                <m:sty m:val="p"/>
-              </m:rPr>
-              <w:rPr>
-                <w:rFonts w:ascii="Cambria Math" w:hAnsi="Cambria Math" w:eastAsia="宋体"/>
-                <w:sz w:val="24"/>
-                <w:szCs w:val="24"/>
-              </w:rPr>
-              <m:t>8</m:t>
-            </m:r>
-          </m:sub>
-        </m:sSub>
-      </m:oMath>
-      <w:r>
-        <w:rPr>
-          <w:rFonts w:ascii="Times New Roman" w:hAnsi="Times New Roman" w:cs="Times New Roman" w:eastAsia="宋体"/>
-          <w:b w:val="0"/>
-          <w:i w:val="0"/>
-          <w:color w:val="000000"/>
-          <w:sz w:val="24"/>
-        </w:rPr>
-        <w:t xml:space="preserve">）。根据第 </w:t>
-      </w:r>
-      <m:oMath>
-        <m:r>
-          <m:rPr>
-            <m:sty m:val="i"/>
-          </m:rPr>
-          <w:rPr>
-            <w:rFonts w:ascii="Cambria Math" w:hAnsi="Cambria Math" w:eastAsia="宋体"/>
-            <w:sz w:val="24"/>
-            <w:szCs w:val="24"/>
-          </w:rPr>
-          <m:t>i</m:t>
-        </m:r>
-      </m:oMath>
-      <w:r>
-        <w:rPr>
-          <w:rFonts w:ascii="Times New Roman" w:hAnsi="Times New Roman" w:cs="Times New Roman" w:eastAsia="宋体"/>
-          <w:b w:val="0"/>
-          <w:i w:val="0"/>
-          <w:color w:val="000000"/>
-          <w:sz w:val="24"/>
-        </w:rPr>
-        <w:t xml:space="preserve"> 个推进器（</w:t>
-      </w:r>
-      <m:oMath>
-        <m:r>
-          <m:rPr>
-            <m:sty m:val="i"/>
-          </m:rPr>
-          <w:rPr>
-            <w:rFonts w:ascii="Cambria Math" w:hAnsi="Cambria Math" w:eastAsia="宋体"/>
-            <w:sz w:val="24"/>
-            <w:szCs w:val="24"/>
-          </w:rPr>
-          <m:t>i</m:t>
-        </m:r>
-        <m:r>
-          <m:rPr>
-            <m:sty m:val="p"/>
-          </m:rPr>
-          <w:rPr>
-            <w:rFonts w:ascii="Cambria Math" w:hAnsi="Cambria Math" w:eastAsia="宋体"/>
-            <w:sz w:val="24"/>
-            <w:szCs w:val="24"/>
-          </w:rPr>
-          <m:t> = 1, …, 8</m:t>
-        </m:r>
-      </m:oMath>
-      <w:r>
-        <w:rPr>
-          <w:rFonts w:ascii="Times New Roman" w:hAnsi="Times New Roman" w:cs="Times New Roman" w:eastAsia="宋体"/>
-          <w:b w:val="0"/>
-          <w:i w:val="0"/>
-          <w:color w:val="000000"/>
-          <w:sz w:val="24"/>
-        </w:rPr>
-        <w:t xml:space="preserve">）在附体系下的安装位置矢量 </w:t>
-      </w:r>
-      <m:oMath>
-        <m:sSub>
-          <m:e>
-            <m:r>
-              <m:rPr>
                 <m:sty m:val="bi"/>
               </m:rPr>
               <w:rPr>
@@ -7582,7 +7673,7 @@
                 <w:sz w:val="24"/>
                 <w:szCs w:val="24"/>
               </w:rPr>
-              <m:t>r</m:t>
+              <m:t>d</m:t>
             </m:r>
           </m:e>
           <m:sub>
@@ -7647,9 +7738,54 @@
           <w:color w:val="000000"/>
           <w:sz w:val="24"/>
         </w:rPr>
-        <w:t xml:space="preserve"> 与推力方向单位矢量 </w:t>
+        <w:t xml:space="preserve">，构造 </w:t>
       </w:r>
       <m:oMath>
+        <m:r>
+          <m:rPr>
+            <m:sty m:val="p"/>
+          </m:rPr>
+          <w:rPr>
+            <w:rFonts w:ascii="Cambria Math" w:hAnsi="Cambria Math" w:eastAsia="宋体"/>
+            <w:sz w:val="24"/>
+            <w:szCs w:val="24"/>
+          </w:rPr>
+          <m:t>6 × 8</m:t>
+        </m:r>
+      </m:oMath>
+      <w:r>
+        <w:rPr>
+          <w:rFonts w:ascii="Times New Roman" w:hAnsi="Times New Roman" w:cs="Times New Roman" w:eastAsia="宋体"/>
+          <w:b w:val="0"/>
+          <w:i w:val="0"/>
+          <w:color w:val="000000"/>
+          <w:sz w:val="24"/>
+        </w:rPr>
+        <w:t xml:space="preserve"> 控制分配矩阵 </w:t>
+      </w:r>
+      <m:oMath>
+        <m:r>
+          <m:rPr>
+            <m:sty m:val="bi"/>
+          </m:rPr>
+          <w:rPr>
+            <w:rFonts w:ascii="Cambria Math" w:hAnsi="Cambria Math" w:eastAsia="宋体"/>
+            <w:sz w:val="24"/>
+            <w:szCs w:val="24"/>
+          </w:rPr>
+          <m:t>B</m:t>
+        </m:r>
+        <m:r>
+          <m:rPr>
+            <m:sty m:val="p"/>
+          </m:rPr>
+          <w:rPr>
+            <w:rFonts w:ascii="Cambria Math" w:hAnsi="Cambria Math" w:eastAsia="宋体"/>
+            <w:sz w:val="24"/>
+            <w:szCs w:val="24"/>
+          </w:rPr>
+          <m:t> = [</m:t>
+        </m:r>
         <m:sSub>
           <m:e>
             <m:r>
@@ -7661,20 +7797,20 @@
                 <w:sz w:val="24"/>
                 <w:szCs w:val="24"/>
               </w:rPr>
-              <m:t>d</m:t>
+              <m:t>b</m:t>
             </m:r>
           </m:e>
           <m:sub>
             <m:r>
               <m:rPr>
-                <m:sty m:val="i"/>
-              </m:rPr>
-              <w:rPr>
-                <w:rFonts w:ascii="Cambria Math" w:hAnsi="Cambria Math" w:eastAsia="宋体"/>
-                <w:sz w:val="24"/>
-                <w:szCs w:val="24"/>
-              </w:rPr>
-              <m:t>i</m:t>
+                <m:sty m:val="p"/>
+              </m:rPr>
+              <w:rPr>
+                <w:rFonts w:ascii="Cambria Math" w:hAnsi="Cambria Math" w:eastAsia="宋体"/>
+                <w:sz w:val="24"/>
+                <w:szCs w:val="24"/>
+              </w:rPr>
+              <m:t>1</m:t>
             </m:r>
           </m:sub>
         </m:sSub>
@@ -7687,7 +7823,85 @@
             <w:sz w:val="24"/>
             <w:szCs w:val="24"/>
           </w:rPr>
-          <m:t> ∈ </m:t>
+          <m:t>, </m:t>
+        </m:r>
+        <m:sSub>
+          <m:e>
+            <m:r>
+              <m:rPr>
+                <m:sty m:val="bi"/>
+              </m:rPr>
+              <w:rPr>
+                <w:rFonts w:ascii="Cambria Math" w:hAnsi="Cambria Math" w:eastAsia="宋体"/>
+                <w:sz w:val="24"/>
+                <w:szCs w:val="24"/>
+              </w:rPr>
+              <m:t>b</m:t>
+            </m:r>
+          </m:e>
+          <m:sub>
+            <m:r>
+              <m:rPr>
+                <m:sty m:val="p"/>
+              </m:rPr>
+              <w:rPr>
+                <w:rFonts w:ascii="Cambria Math" w:hAnsi="Cambria Math" w:eastAsia="宋体"/>
+                <w:sz w:val="24"/>
+                <w:szCs w:val="24"/>
+              </w:rPr>
+              <m:t>2</m:t>
+            </m:r>
+          </m:sub>
+        </m:sSub>
+        <m:r>
+          <m:rPr>
+            <m:sty m:val="p"/>
+          </m:rPr>
+          <w:rPr>
+            <w:rFonts w:ascii="Cambria Math" w:hAnsi="Cambria Math" w:eastAsia="宋体"/>
+            <w:sz w:val="24"/>
+            <w:szCs w:val="24"/>
+          </w:rPr>
+          <m:t>, …, </m:t>
+        </m:r>
+        <m:sSub>
+          <m:e>
+            <m:r>
+              <m:rPr>
+                <m:sty m:val="bi"/>
+              </m:rPr>
+              <w:rPr>
+                <w:rFonts w:ascii="Cambria Math" w:hAnsi="Cambria Math" w:eastAsia="宋体"/>
+                <w:sz w:val="24"/>
+                <w:szCs w:val="24"/>
+              </w:rPr>
+              <m:t>b</m:t>
+            </m:r>
+          </m:e>
+          <m:sub>
+            <m:r>
+              <m:rPr>
+                <m:sty m:val="p"/>
+              </m:rPr>
+              <w:rPr>
+                <w:rFonts w:ascii="Cambria Math" w:hAnsi="Cambria Math" w:eastAsia="宋体"/>
+                <w:sz w:val="24"/>
+                <w:szCs w:val="24"/>
+              </w:rPr>
+              <m:t>8</m:t>
+            </m:r>
+          </m:sub>
+        </m:sSub>
+        <m:r>
+          <m:rPr>
+            <m:sty m:val="p"/>
+          </m:rPr>
+          <w:rPr>
+            <w:rFonts w:ascii="Cambria Math" w:hAnsi="Cambria Math" w:eastAsia="宋体"/>
+            <w:sz w:val="24"/>
+            <w:szCs w:val="24"/>
+          </w:rPr>
+          <m:t>] ∈ </m:t>
         </m:r>
         <m:sSup>
           <m:e>
@@ -7713,7 +7927,7 @@
                 <w:sz w:val="24"/>
                 <w:szCs w:val="24"/>
               </w:rPr>
-              <m:t>3</m:t>
+              <m:t>6×8</m:t>
             </m:r>
           </m:sup>
         </m:sSup>
@@ -7726,209 +7940,7 @@
           <w:color w:val="000000"/>
           <w:sz w:val="24"/>
         </w:rPr>
-        <w:t xml:space="preserve">，构造 </w:t>
-      </w:r>
-      <m:oMath>
-        <m:r>
-          <m:rPr>
-            <m:sty m:val="p"/>
-          </m:rPr>
-          <w:rPr>
-            <w:rFonts w:ascii="Cambria Math" w:hAnsi="Cambria Math" w:eastAsia="宋体"/>
-            <w:sz w:val="24"/>
-            <w:szCs w:val="24"/>
-          </w:rPr>
-          <m:t>6 × 8</m:t>
-        </m:r>
-      </m:oMath>
-      <w:r>
-        <w:rPr>
-          <w:rFonts w:ascii="Times New Roman" w:hAnsi="Times New Roman" w:cs="Times New Roman" w:eastAsia="宋体"/>
-          <w:b w:val="0"/>
-          <w:i w:val="0"/>
-          <w:color w:val="000000"/>
-          <w:sz w:val="24"/>
-        </w:rPr>
-        <w:t xml:space="preserve"> 控制分配矩阵 </w:t>
-      </w:r>
-      <m:oMath>
-        <m:r>
-          <m:rPr>
-            <m:sty m:val="bi"/>
-          </m:rPr>
-          <w:rPr>
-            <w:rFonts w:ascii="Cambria Math" w:hAnsi="Cambria Math" w:eastAsia="宋体"/>
-            <w:sz w:val="24"/>
-            <w:szCs w:val="24"/>
-          </w:rPr>
-          <m:t>B</m:t>
-        </m:r>
-        <m:r>
-          <m:rPr>
-            <m:sty m:val="p"/>
-          </m:rPr>
-          <w:rPr>
-            <w:rFonts w:ascii="Cambria Math" w:hAnsi="Cambria Math" w:eastAsia="宋体"/>
-            <w:sz w:val="24"/>
-            <w:szCs w:val="24"/>
-          </w:rPr>
-          <m:t> = [</m:t>
-        </m:r>
-        <m:sSub>
-          <m:e>
-            <m:r>
-              <m:rPr>
-                <m:sty m:val="bi"/>
-              </m:rPr>
-              <w:rPr>
-                <w:rFonts w:ascii="Cambria Math" w:hAnsi="Cambria Math" w:eastAsia="宋体"/>
-                <w:sz w:val="24"/>
-                <w:szCs w:val="24"/>
-              </w:rPr>
-              <m:t>b</m:t>
-            </m:r>
-          </m:e>
-          <m:sub>
-            <m:r>
-              <m:rPr>
-                <m:sty m:val="p"/>
-              </m:rPr>
-              <w:rPr>
-                <w:rFonts w:ascii="Cambria Math" w:hAnsi="Cambria Math" w:eastAsia="宋体"/>
-                <w:sz w:val="24"/>
-                <w:szCs w:val="24"/>
-              </w:rPr>
-              <m:t>1</m:t>
-            </m:r>
-          </m:sub>
-        </m:sSub>
-        <m:r>
-          <m:rPr>
-            <m:sty m:val="p"/>
-          </m:rPr>
-          <w:rPr>
-            <w:rFonts w:ascii="Cambria Math" w:hAnsi="Cambria Math" w:eastAsia="宋体"/>
-            <w:sz w:val="24"/>
-            <w:szCs w:val="24"/>
-          </w:rPr>
-          <m:t>, </m:t>
-        </m:r>
-        <m:sSub>
-          <m:e>
-            <m:r>
-              <m:rPr>
-                <m:sty m:val="bi"/>
-              </m:rPr>
-              <w:rPr>
-                <w:rFonts w:ascii="Cambria Math" w:hAnsi="Cambria Math" w:eastAsia="宋体"/>
-                <w:sz w:val="24"/>
-                <w:szCs w:val="24"/>
-              </w:rPr>
-              <m:t>b</m:t>
-            </m:r>
-          </m:e>
-          <m:sub>
-            <m:r>
-              <m:rPr>
-                <m:sty m:val="p"/>
-              </m:rPr>
-              <w:rPr>
-                <w:rFonts w:ascii="Cambria Math" w:hAnsi="Cambria Math" w:eastAsia="宋体"/>
-                <w:sz w:val="24"/>
-                <w:szCs w:val="24"/>
-              </w:rPr>
-              <m:t>2</m:t>
-            </m:r>
-          </m:sub>
-        </m:sSub>
-        <m:r>
-          <m:rPr>
-            <m:sty m:val="p"/>
-          </m:rPr>
-          <w:rPr>
-            <w:rFonts w:ascii="Cambria Math" w:hAnsi="Cambria Math" w:eastAsia="宋体"/>
-            <w:sz w:val="24"/>
-            <w:szCs w:val="24"/>
-          </w:rPr>
-          <m:t>, …, </m:t>
-        </m:r>
-        <m:sSub>
-          <m:e>
-            <m:r>
-              <m:rPr>
-                <m:sty m:val="bi"/>
-              </m:rPr>
-              <w:rPr>
-                <w:rFonts w:ascii="Cambria Math" w:hAnsi="Cambria Math" w:eastAsia="宋体"/>
-                <w:sz w:val="24"/>
-                <w:szCs w:val="24"/>
-              </w:rPr>
-              <m:t>b</m:t>
-            </m:r>
-          </m:e>
-          <m:sub>
-            <m:r>
-              <m:rPr>
-                <m:sty m:val="p"/>
-              </m:rPr>
-              <w:rPr>
-                <w:rFonts w:ascii="Cambria Math" w:hAnsi="Cambria Math" w:eastAsia="宋体"/>
-                <w:sz w:val="24"/>
-                <w:szCs w:val="24"/>
-              </w:rPr>
-              <m:t>8</m:t>
-            </m:r>
-          </m:sub>
-        </m:sSub>
-        <m:r>
-          <m:rPr>
-            <m:sty m:val="p"/>
-          </m:rPr>
-          <w:rPr>
-            <w:rFonts w:ascii="Cambria Math" w:hAnsi="Cambria Math" w:eastAsia="宋体"/>
-            <w:sz w:val="24"/>
-            <w:szCs w:val="24"/>
-          </w:rPr>
-          <m:t>] ∈ </m:t>
-        </m:r>
-        <m:sSup>
-          <m:e>
-            <m:r>
-              <m:rPr>
-                <m:sty m:val="p"/>
-              </m:rPr>
-              <w:rPr>
-                <w:rFonts w:ascii="Cambria Math" w:hAnsi="Cambria Math" w:eastAsia="宋体"/>
-                <w:sz w:val="24"/>
-                <w:szCs w:val="24"/>
-              </w:rPr>
-              <m:t>ℝ</m:t>
-            </m:r>
-          </m:e>
-          <m:sup>
-            <m:r>
-              <m:rPr>
-                <m:sty m:val="p"/>
-              </m:rPr>
-              <w:rPr>
-                <w:rFonts w:ascii="Cambria Math" w:hAnsi="Cambria Math" w:eastAsia="宋体"/>
-                <w:sz w:val="24"/>
-                <w:szCs w:val="24"/>
-              </w:rPr>
-              <m:t>6×8</m:t>
-            </m:r>
-          </m:sup>
-        </m:sSup>
-      </m:oMath>
-      <w:r>
-        <w:rPr>
-          <w:rFonts w:ascii="Times New Roman" w:hAnsi="Times New Roman" w:cs="Times New Roman" w:eastAsia="宋体"/>
-          <w:b w:val="0"/>
-          <w:i w:val="0"/>
-          <w:color w:val="000000"/>
-          <w:sz w:val="24"/>
-        </w:rPr>
-        <w:t xml:space="preserve">，并在推进器基本推力输出范围约束下求解各推进器推力指令 </w:t>
+        <w:t xml:space="preserve">，并在推力边界约束下求解推进器推力指令矢量 </w:t>
       </w:r>
       <m:oMath>
         <m:r>
@@ -8529,7 +8541,7 @@
               <w:sz w:val="24"/>
               <w:szCs w:val="24"/>
             </w:rPr>
-            <m:t>      (3)</m:t>
+            <m:t>      (2)</m:t>
           </m:r>
         </m:oMath>
       </m:oMathPara>
@@ -8549,9 +8561,37 @@
           <w:color w:val="000000"/>
           <w:sz w:val="24"/>
         </w:rPr>
-        <w:t xml:space="preserve">在基础广义逆/加权伪逆求解框架上，引入推进器推力范围 </w:t>
+        <w:t xml:space="preserve">具体求解时，先由 Moore-Penrose 伪逆或加权伪逆 </w:t>
       </w:r>
       <m:oMath>
+        <m:sSup>
+          <m:e>
+            <m:r>
+              <m:rPr>
+                <m:sty m:val="bi"/>
+              </m:rPr>
+              <w:rPr>
+                <w:rFonts w:ascii="Cambria Math" w:hAnsi="Cambria Math" w:eastAsia="宋体"/>
+                <w:sz w:val="24"/>
+                <w:szCs w:val="24"/>
+              </w:rPr>
+              <m:t>B</m:t>
+            </m:r>
+          </m:e>
+          <m:sup>
+            <m:r>
+              <m:rPr>
+                <m:sty m:val="p"/>
+              </m:rPr>
+              <w:rPr>
+                <w:rFonts w:ascii="Cambria Math" w:hAnsi="Cambria Math" w:eastAsia="宋体"/>
+                <w:sz w:val="24"/>
+                <w:szCs w:val="24"/>
+              </w:rPr>
+              <m:t>†</m:t>
+            </m:r>
+          </m:sup>
+        </m:sSup>
         <m:r>
           <m:rPr>
             <m:sty m:val="p"/>
@@ -8561,9 +8601,9 @@
             <w:sz w:val="24"/>
             <w:szCs w:val="24"/>
           </w:rPr>
-          <m:t>[</m:t>
-        </m:r>
-        <m:sSub>
+          <m:t> = </m:t>
+        </m:r>
+        <m:sSup>
           <m:e>
             <m:r>
               <m:rPr>
@@ -8574,10 +8614,60 @@
                 <w:sz w:val="24"/>
                 <w:szCs w:val="24"/>
               </w:rPr>
+              <m:t>B</m:t>
+            </m:r>
+          </m:e>
+          <m:sup>
+            <m:r>
+              <m:rPr>
+                <m:sty m:val="p"/>
+              </m:rPr>
+              <w:rPr>
+                <w:rFonts w:ascii="Cambria Math" w:hAnsi="Cambria Math" w:eastAsia="宋体"/>
+                <w:sz w:val="24"/>
+                <w:szCs w:val="24"/>
+              </w:rPr>
               <m:t>T</m:t>
             </m:r>
+          </m:sup>
+        </m:sSup>
+        <m:r>
+          <m:rPr>
+            <m:sty m:val="p"/>
+          </m:rPr>
+          <w:rPr>
+            <w:rFonts w:ascii="Cambria Math" w:hAnsi="Cambria Math" w:eastAsia="宋体"/>
+            <w:sz w:val="24"/>
+            <w:szCs w:val="24"/>
+          </w:rPr>
+          <m:t>(</m:t>
+        </m:r>
+        <m:r>
+          <m:rPr>
+            <m:sty m:val="bi"/>
+          </m:rPr>
+          <w:rPr>
+            <w:rFonts w:ascii="Cambria Math" w:hAnsi="Cambria Math" w:eastAsia="宋体"/>
+            <w:sz w:val="24"/>
+            <w:szCs w:val="24"/>
+          </w:rPr>
+          <m:t>B</m:t>
+        </m:r>
+        <m:sSup>
+          <m:e>
+            <m:r>
+              <m:rPr>
+                <m:sty m:val="bi"/>
+              </m:rPr>
+              <w:rPr>
+                <w:rFonts w:ascii="Cambria Math" w:hAnsi="Cambria Math" w:eastAsia="宋体"/>
+                <w:sz w:val="24"/>
+                <w:szCs w:val="24"/>
+              </w:rPr>
+              <m:t>B</m:t>
+            </m:r>
           </m:e>
-          <m:sub>
+          <m:sup>
             <m:r>
               <m:rPr>
                 <m:sty m:val="p"/>
@@ -8587,36 +8677,25 @@
                 <w:sz w:val="24"/>
                 <w:szCs w:val="24"/>
               </w:rPr>
-              <m:t>min</m:t>
-            </m:r>
-          </m:sub>
-        </m:sSub>
-        <m:r>
-          <m:rPr>
-            <m:sty m:val="p"/>
-          </m:rPr>
-          <w:rPr>
-            <w:rFonts w:ascii="Cambria Math" w:hAnsi="Cambria Math" w:eastAsia="宋体"/>
-            <w:sz w:val="24"/>
-            <w:szCs w:val="24"/>
-          </w:rPr>
-          <m:t>, </m:t>
-        </m:r>
-        <m:sSub>
+              <m:t>T</m:t>
+            </m:r>
+          </m:sup>
+        </m:sSup>
+        <m:sSup>
           <m:e>
             <m:r>
               <m:rPr>
-                <m:sty m:val="bi"/>
-              </m:rPr>
-              <w:rPr>
-                <w:rFonts w:ascii="Cambria Math" w:hAnsi="Cambria Math" w:eastAsia="宋体"/>
-                <w:sz w:val="24"/>
-                <w:szCs w:val="24"/>
-              </w:rPr>
-              <m:t>T</m:t>
+                <m:sty m:val="p"/>
+              </m:rPr>
+              <w:rPr>
+                <w:rFonts w:ascii="Cambria Math" w:hAnsi="Cambria Math" w:eastAsia="宋体"/>
+                <w:sz w:val="24"/>
+                <w:szCs w:val="24"/>
+              </w:rPr>
+              <m:t>)</m:t>
             </m:r>
           </m:e>
-          <m:sub>
+          <m:sup>
             <m:r>
               <m:rPr>
                 <m:sty m:val="p"/>
@@ -8626,21 +8705,10 @@
                 <w:sz w:val="24"/>
                 <w:szCs w:val="24"/>
               </w:rPr>
-              <m:t>max</m:t>
-            </m:r>
-          </m:sub>
-        </m:sSub>
-        <m:r>
-          <m:rPr>
-            <m:sty m:val="p"/>
-          </m:rPr>
-          <w:rPr>
-            <w:rFonts w:ascii="Cambria Math" w:hAnsi="Cambria Math" w:eastAsia="宋体"/>
-            <w:sz w:val="24"/>
-            <w:szCs w:val="24"/>
-          </w:rPr>
-          <m:t>]</m:t>
-        </m:r>
+              <m:t>−1</m:t>
+            </m:r>
+          </m:sup>
+        </m:sSup>
       </m:oMath>
       <w:r>
         <w:rPr>
@@ -8650,7 +8718,7 @@
           <w:color w:val="000000"/>
           <w:sz w:val="24"/>
         </w:rPr>
-        <w:t xml:space="preserve"> 约束处理策略（如保方向比例缩放、饱和自由度再分配或有界优化求解），抑制推进器超限引起的合成力矩方向畸变；通过与无约束伪逆直接硬截断基准进行对比，量化分析控制分配残差 </w:t>
+        <w:t xml:space="preserve"> 计算最小二乘范数基准解 </w:t>
       </w:r>
       <m:oMath>
         <m:sSub>
@@ -8664,12 +8732,79 @@
                 <w:sz w:val="24"/>
                 <w:szCs w:val="24"/>
               </w:rPr>
-              <m:t>e</m:t>
+              <m:t>T</m:t>
             </m:r>
           </m:e>
           <m:sub>
             <m:r>
               <m:rPr>
+                <m:sty m:val="p"/>
+              </m:rPr>
+              <w:rPr>
+                <w:rFonts w:ascii="Cambria Math" w:hAnsi="Cambria Math" w:eastAsia="宋体"/>
+                <w:sz w:val="24"/>
+                <w:szCs w:val="24"/>
+              </w:rPr>
+              <m:t>0</m:t>
+            </m:r>
+          </m:sub>
+        </m:sSub>
+        <m:r>
+          <m:rPr>
+            <m:sty m:val="p"/>
+          </m:rPr>
+          <w:rPr>
+            <w:rFonts w:ascii="Cambria Math" w:hAnsi="Cambria Math" w:eastAsia="宋体"/>
+            <w:sz w:val="24"/>
+            <w:szCs w:val="24"/>
+          </w:rPr>
+          <m:t> = </m:t>
+        </m:r>
+        <m:sSup>
+          <m:e>
+            <m:r>
+              <m:rPr>
+                <m:sty m:val="bi"/>
+              </m:rPr>
+              <w:rPr>
+                <w:rFonts w:ascii="Cambria Math" w:hAnsi="Cambria Math" w:eastAsia="宋体"/>
+                <w:sz w:val="24"/>
+                <w:szCs w:val="24"/>
+              </w:rPr>
+              <m:t>B</m:t>
+            </m:r>
+          </m:e>
+          <m:sup>
+            <m:r>
+              <m:rPr>
+                <m:sty m:val="p"/>
+              </m:rPr>
+              <w:rPr>
+                <w:rFonts w:ascii="Cambria Math" w:hAnsi="Cambria Math" w:eastAsia="宋体"/>
+                <w:sz w:val="24"/>
+                <w:szCs w:val="24"/>
+              </w:rPr>
+              <m:t>†</m:t>
+            </m:r>
+          </m:sup>
+        </m:sSup>
+        <m:sSub>
+          <m:e>
+            <m:r>
+              <m:rPr>
+                <m:sty m:val="bi"/>
+              </m:rPr>
+              <w:rPr>
+                <w:rFonts w:ascii="Cambria Math" w:hAnsi="Cambria Math" w:eastAsia="宋体"/>
+                <w:sz w:val="24"/>
+                <w:szCs w:val="24"/>
+              </w:rPr>
+              <m:t>τ</m:t>
+            </m:r>
+          </m:e>
+          <m:sub>
+            <m:r>
+              <m:rPr>
                 <m:sty m:val="i"/>
               </m:rPr>
               <w:rPr>
@@ -8677,7 +8812,7 @@
                 <w:sz w:val="24"/>
                 <w:szCs w:val="24"/>
               </w:rPr>
-              <m:t>τ</m:t>
+              <m:t>c</m:t>
             </m:r>
           </m:sub>
         </m:sSub>
@@ -8690,7 +8825,328 @@
           <w:color w:val="000000"/>
           <w:sz w:val="24"/>
         </w:rPr>
-        <w:t xml:space="preserve"> 与各推进器推力饱和情况，再结合单推进器静态推力映射转换为执行机构控制输入。</w:t>
+        <w:t xml:space="preserve">。当期望广义力/力矩较大导致 </w:t>
+      </w:r>
+      <m:oMath>
+        <m:sSub>
+          <m:e>
+            <m:r>
+              <m:rPr>
+                <m:sty m:val="bi"/>
+              </m:rPr>
+              <w:rPr>
+                <w:rFonts w:ascii="Cambria Math" w:hAnsi="Cambria Math" w:eastAsia="宋体"/>
+                <w:sz w:val="24"/>
+                <w:szCs w:val="24"/>
+              </w:rPr>
+              <m:t>T</m:t>
+            </m:r>
+          </m:e>
+          <m:sub>
+            <m:r>
+              <m:rPr>
+                <m:sty m:val="p"/>
+              </m:rPr>
+              <w:rPr>
+                <w:rFonts w:ascii="Cambria Math" w:hAnsi="Cambria Math" w:eastAsia="宋体"/>
+                <w:sz w:val="24"/>
+                <w:szCs w:val="24"/>
+              </w:rPr>
+              <m:t>0</m:t>
+            </m:r>
+          </m:sub>
+        </m:sSub>
+      </m:oMath>
+      <w:r>
+        <w:rPr>
+          <w:rFonts w:ascii="Times New Roman" w:hAnsi="Times New Roman" w:cs="Times New Roman" w:eastAsia="宋体"/>
+          <w:b w:val="0"/>
+          <w:i w:val="0"/>
+          <w:color w:val="000000"/>
+          <w:sz w:val="24"/>
+        </w:rPr>
+        <w:t xml:space="preserve"> 中存在超出 </w:t>
+      </w:r>
+      <m:oMath>
+        <m:r>
+          <m:rPr>
+            <m:sty m:val="p"/>
+          </m:rPr>
+          <w:rPr>
+            <w:rFonts w:ascii="Cambria Math" w:hAnsi="Cambria Math" w:eastAsia="宋体"/>
+            <w:sz w:val="24"/>
+            <w:szCs w:val="24"/>
+          </w:rPr>
+          <m:t>[</m:t>
+        </m:r>
+        <m:sSub>
+          <m:e>
+            <m:r>
+              <m:rPr>
+                <m:sty m:val="bi"/>
+              </m:rPr>
+              <w:rPr>
+                <w:rFonts w:ascii="Cambria Math" w:hAnsi="Cambria Math" w:eastAsia="宋体"/>
+                <w:sz w:val="24"/>
+                <w:szCs w:val="24"/>
+              </w:rPr>
+              <m:t>T</m:t>
+            </m:r>
+          </m:e>
+          <m:sub>
+            <m:r>
+              <m:rPr>
+                <m:sty m:val="p"/>
+              </m:rPr>
+              <w:rPr>
+                <w:rFonts w:ascii="Cambria Math" w:hAnsi="Cambria Math" w:eastAsia="宋体"/>
+                <w:sz w:val="24"/>
+                <w:szCs w:val="24"/>
+              </w:rPr>
+              <m:t>min</m:t>
+            </m:r>
+          </m:sub>
+        </m:sSub>
+        <m:r>
+          <m:rPr>
+            <m:sty m:val="p"/>
+          </m:rPr>
+          <w:rPr>
+            <w:rFonts w:ascii="Cambria Math" w:hAnsi="Cambria Math" w:eastAsia="宋体"/>
+            <w:sz w:val="24"/>
+            <w:szCs w:val="24"/>
+          </w:rPr>
+          <m:t>, </m:t>
+        </m:r>
+        <m:sSub>
+          <m:e>
+            <m:r>
+              <m:rPr>
+                <m:sty m:val="bi"/>
+              </m:rPr>
+              <w:rPr>
+                <w:rFonts w:ascii="Cambria Math" w:hAnsi="Cambria Math" w:eastAsia="宋体"/>
+                <w:sz w:val="24"/>
+                <w:szCs w:val="24"/>
+              </w:rPr>
+              <m:t>T</m:t>
+            </m:r>
+          </m:e>
+          <m:sub>
+            <m:r>
+              <m:rPr>
+                <m:sty m:val="p"/>
+              </m:rPr>
+              <w:rPr>
+                <w:rFonts w:ascii="Cambria Math" w:hAnsi="Cambria Math" w:eastAsia="宋体"/>
+                <w:sz w:val="24"/>
+                <w:szCs w:val="24"/>
+              </w:rPr>
+              <m:t>max</m:t>
+            </m:r>
+          </m:sub>
+        </m:sSub>
+        <m:r>
+          <m:rPr>
+            <m:sty m:val="p"/>
+          </m:rPr>
+          <w:rPr>
+            <w:rFonts w:ascii="Cambria Math" w:hAnsi="Cambria Math" w:eastAsia="宋体"/>
+            <w:sz w:val="24"/>
+            <w:szCs w:val="24"/>
+          </w:rPr>
+          <m:t>]</m:t>
+        </m:r>
+      </m:oMath>
+      <w:r>
+        <w:rPr>
+          <w:rFonts w:ascii="Times New Roman" w:hAnsi="Times New Roman" w:cs="Times New Roman" w:eastAsia="宋体"/>
+          <w:b w:val="0"/>
+          <w:i w:val="0"/>
+          <w:color w:val="000000"/>
+          <w:sz w:val="24"/>
+        </w:rPr>
+        <w:t xml:space="preserve"> 的通道时，引入推力边界约束处理策略（如保方向比例缩放、饱和通道固定后的冗余自由度再分配或有界二次规划求解），避免直接硬截断（</w:t>
+      </w:r>
+      <m:oMath>
+        <m:r>
+          <m:rPr>
+            <m:sty m:val="p"/>
+          </m:rPr>
+          <w:rPr>
+            <w:rFonts w:ascii="Cambria Math" w:hAnsi="Cambria Math" w:eastAsia="宋体"/>
+            <w:sz w:val="24"/>
+            <w:szCs w:val="24"/>
+          </w:rPr>
+          <m:t>clip(</m:t>
+        </m:r>
+        <m:sSub>
+          <m:e>
+            <m:r>
+              <m:rPr>
+                <m:sty m:val="bi"/>
+              </m:rPr>
+              <w:rPr>
+                <w:rFonts w:ascii="Cambria Math" w:hAnsi="Cambria Math" w:eastAsia="宋体"/>
+                <w:sz w:val="24"/>
+                <w:szCs w:val="24"/>
+              </w:rPr>
+              <m:t>T</m:t>
+            </m:r>
+          </m:e>
+          <m:sub>
+            <m:r>
+              <m:rPr>
+                <m:sty m:val="p"/>
+              </m:rPr>
+              <w:rPr>
+                <w:rFonts w:ascii="Cambria Math" w:hAnsi="Cambria Math" w:eastAsia="宋体"/>
+                <w:sz w:val="24"/>
+                <w:szCs w:val="24"/>
+              </w:rPr>
+              <m:t>0</m:t>
+            </m:r>
+          </m:sub>
+        </m:sSub>
+        <m:r>
+          <m:rPr>
+            <m:sty m:val="p"/>
+          </m:rPr>
+          <w:rPr>
+            <w:rFonts w:ascii="Cambria Math" w:hAnsi="Cambria Math" w:eastAsia="宋体"/>
+            <w:sz w:val="24"/>
+            <w:szCs w:val="24"/>
+          </w:rPr>
+          <m:t>, </m:t>
+        </m:r>
+        <m:sSub>
+          <m:e>
+            <m:r>
+              <m:rPr>
+                <m:sty m:val="bi"/>
+              </m:rPr>
+              <w:rPr>
+                <w:rFonts w:ascii="Cambria Math" w:hAnsi="Cambria Math" w:eastAsia="宋体"/>
+                <w:sz w:val="24"/>
+                <w:szCs w:val="24"/>
+              </w:rPr>
+              <m:t>T</m:t>
+            </m:r>
+          </m:e>
+          <m:sub>
+            <m:r>
+              <m:rPr>
+                <m:sty m:val="p"/>
+              </m:rPr>
+              <w:rPr>
+                <w:rFonts w:ascii="Cambria Math" w:hAnsi="Cambria Math" w:eastAsia="宋体"/>
+                <w:sz w:val="24"/>
+                <w:szCs w:val="24"/>
+              </w:rPr>
+              <m:t>min</m:t>
+            </m:r>
+          </m:sub>
+        </m:sSub>
+        <m:r>
+          <m:rPr>
+            <m:sty m:val="p"/>
+          </m:rPr>
+          <w:rPr>
+            <w:rFonts w:ascii="Cambria Math" w:hAnsi="Cambria Math" w:eastAsia="宋体"/>
+            <w:sz w:val="24"/>
+            <w:szCs w:val="24"/>
+          </w:rPr>
+          <m:t>, </m:t>
+        </m:r>
+        <m:sSub>
+          <m:e>
+            <m:r>
+              <m:rPr>
+                <m:sty m:val="bi"/>
+              </m:rPr>
+              <w:rPr>
+                <w:rFonts w:ascii="Cambria Math" w:hAnsi="Cambria Math" w:eastAsia="宋体"/>
+                <w:sz w:val="24"/>
+                <w:szCs w:val="24"/>
+              </w:rPr>
+              <m:t>T</m:t>
+            </m:r>
+          </m:e>
+          <m:sub>
+            <m:r>
+              <m:rPr>
+                <m:sty m:val="p"/>
+              </m:rPr>
+              <w:rPr>
+                <w:rFonts w:ascii="Cambria Math" w:hAnsi="Cambria Math" w:eastAsia="宋体"/>
+                <w:sz w:val="24"/>
+                <w:szCs w:val="24"/>
+              </w:rPr>
+              <m:t>max</m:t>
+            </m:r>
+          </m:sub>
+        </m:sSub>
+        <m:r>
+          <m:rPr>
+            <m:sty m:val="p"/>
+          </m:rPr>
+          <w:rPr>
+            <w:rFonts w:ascii="Cambria Math" w:hAnsi="Cambria Math" w:eastAsia="宋体"/>
+            <w:sz w:val="24"/>
+            <w:szCs w:val="24"/>
+          </w:rPr>
+          <m:t>)</m:t>
+        </m:r>
+      </m:oMath>
+      <w:r>
+        <w:rPr>
+          <w:rFonts w:ascii="Times New Roman" w:hAnsi="Times New Roman" w:cs="Times New Roman" w:eastAsia="宋体"/>
+          <w:b w:val="0"/>
+          <w:i w:val="0"/>
+          <w:color w:val="000000"/>
+          <w:sz w:val="24"/>
+        </w:rPr>
+        <w:t xml:space="preserve">）引起的合成力矩方向偏转；通过与无约束伪逆直接硬截断方案对比，分析控制分配残差 </w:t>
+      </w:r>
+      <m:oMath>
+        <m:sSub>
+          <m:e>
+            <m:r>
+              <m:rPr>
+                <m:sty m:val="bi"/>
+              </m:rPr>
+              <w:rPr>
+                <w:rFonts w:ascii="Cambria Math" w:hAnsi="Cambria Math" w:eastAsia="宋体"/>
+                <w:sz w:val="24"/>
+                <w:szCs w:val="24"/>
+              </w:rPr>
+              <m:t>e</m:t>
+            </m:r>
+          </m:e>
+          <m:sub>
+            <m:r>
+              <m:rPr>
+                <m:sty m:val="i"/>
+              </m:rPr>
+              <w:rPr>
+                <w:rFonts w:ascii="Cambria Math" w:hAnsi="Cambria Math" w:eastAsia="宋体"/>
+                <w:sz w:val="24"/>
+                <w:szCs w:val="24"/>
+              </w:rPr>
+              <m:t>τ</m:t>
+            </m:r>
+          </m:sub>
+        </m:sSub>
+      </m:oMath>
+      <w:r>
+        <w:rPr>
+          <w:rFonts w:ascii="Times New Roman" w:hAnsi="Times New Roman" w:cs="Times New Roman" w:eastAsia="宋体"/>
+          <w:b w:val="0"/>
+          <w:i w:val="0"/>
+          <w:color w:val="000000"/>
+          <w:sz w:val="24"/>
+        </w:rPr>
+        <w:t xml:space="preserve"> 与推进器饱和情况，最后经单推进器静态逆映射转换为执行器控制指令。</w:t>
       </w:r>
     </w:p>
     <w:p>
@@ -8718,27 +9174,7 @@
           <w:color w:val="000000"/>
           <w:sz w:val="24"/>
         </w:rPr>
-        <w:t>利用PX4模块化软件架构与uORB发布/订阅消息机制，在SITL环境中将辨识验证后的水下航行器动力学模型、运动控制模块与八推进器控制分配模块集成为闭环系统，</w:t>
-      </w:r>
-      <w:r>
-        <w:rPr>
-          <w:rFonts w:ascii="Times New Roman" w:hAnsi="Times New Roman" w:cs="Times New Roman" w:eastAsia="宋体"/>
-          <w:b w:val="0"/>
-          <w:i w:val="0"/>
-          <w:color w:val="000000"/>
-          <w:sz w:val="24"/>
-        </w:rPr>
-        <w:t>设置空间定点悬停、姿态稳定、定深控制与定航控制等典型运动工况及适量外部水流扰动条件开展闭环仿真</w:t>
-      </w:r>
-      <w:r>
-        <w:rPr>
-          <w:rFonts w:ascii="Times New Roman" w:hAnsi="Times New Roman" w:cs="Times New Roman" w:eastAsia="宋体"/>
-          <w:b w:val="0"/>
-          <w:i w:val="0"/>
-          <w:color w:val="000000"/>
-          <w:sz w:val="24"/>
-        </w:rPr>
-        <w:t xml:space="preserve">，综合跟踪误差 </w:t>
+        <w:t xml:space="preserve">依托 PX4 模块化软件架构与 uORB 异步发布-订阅消息总线，在 SITL 环境中集成水下航行器六自由度动力学仿真模块（订阅推进器指令并按式 (1) 实时数值积分发布位姿与速度 uORB 消息）、运动控制模块（订阅参考指令与状态反馈消息，计算并发布期望广义力/力矩 </w:t>
       </w:r>
       <m:oMath>
         <m:sSub>
@@ -8752,7 +9188,7 @@
                 <w:sz w:val="24"/>
                 <w:szCs w:val="24"/>
               </w:rPr>
-              <m:t>e</m:t>
+              <m:t>τ</m:t>
             </m:r>
           </m:e>
           <m:sub>
@@ -8765,7 +9201,7 @@
                 <w:sz w:val="24"/>
                 <w:szCs w:val="24"/>
               </w:rPr>
-              <m:t>η</m:t>
+              <m:t>c</m:t>
             </m:r>
           </m:sub>
         </m:sSub>
@@ -8778,7 +9214,7 @@
           <w:color w:val="000000"/>
           <w:sz w:val="24"/>
         </w:rPr>
-        <w:t xml:space="preserve">、动态响应指标及控制分配残差 </w:t>
+        <w:t xml:space="preserve">）以及八推进器控制分配模块（订阅 </w:t>
       </w:r>
       <m:oMath>
         <m:sSub>
@@ -8792,7 +9228,7 @@
                 <w:sz w:val="24"/>
                 <w:szCs w:val="24"/>
               </w:rPr>
-              <m:t>e</m:t>
+              <m:t>τ</m:t>
             </m:r>
           </m:e>
           <m:sub>
@@ -8805,7 +9241,7 @@
                 <w:sz w:val="24"/>
                 <w:szCs w:val="24"/>
               </w:rPr>
-              <m:t>τ</m:t>
+              <m:t>c</m:t>
             </m:r>
           </m:sub>
         </m:sSub>
@@ -8818,7 +9254,127 @@
           <w:color w:val="000000"/>
           <w:sz w:val="24"/>
         </w:rPr>
-        <w:t xml:space="preserve"> 验证闭环系统性能。</w:t>
+        <w:t xml:space="preserve">，按式 (2) 解算并发布 8 通道推进器推力指令）。设置空间定点悬停、姿态阶跃稳定、定深跟踪、定航转向以及叠加外部水流扰动 </w:t>
+      </w:r>
+      <m:oMath>
+        <m:sSub>
+          <m:e>
+            <m:r>
+              <m:rPr>
+                <m:sty m:val="bi"/>
+              </m:rPr>
+              <w:rPr>
+                <w:rFonts w:ascii="Cambria Math" w:hAnsi="Cambria Math" w:eastAsia="宋体"/>
+                <w:sz w:val="24"/>
+                <w:szCs w:val="24"/>
+              </w:rPr>
+              <m:t>τ</m:t>
+            </m:r>
+          </m:e>
+          <m:sub>
+            <m:r>
+              <m:rPr>
+                <m:sty m:val="i"/>
+              </m:rPr>
+              <w:rPr>
+                <w:rFonts w:ascii="Cambria Math" w:hAnsi="Cambria Math" w:eastAsia="宋体"/>
+                <w:sz w:val="24"/>
+                <w:szCs w:val="24"/>
+              </w:rPr>
+              <m:t>d</m:t>
+            </m:r>
+          </m:sub>
+        </m:sSub>
+      </m:oMath>
+      <w:r>
+        <w:rPr>
+          <w:rFonts w:ascii="Times New Roman" w:hAnsi="Times New Roman" w:cs="Times New Roman" w:eastAsia="宋体"/>
+          <w:b w:val="0"/>
+          <w:i w:val="0"/>
+          <w:color w:val="000000"/>
+          <w:sz w:val="24"/>
+        </w:rPr>
+        <w:t xml:space="preserve"> 等仿真工况，通过 ULog 日志记录全状态响应数据，对比评估不同控制与分配方案的位置/姿态跟踪误差 </w:t>
+      </w:r>
+      <m:oMath>
+        <m:sSub>
+          <m:e>
+            <m:r>
+              <m:rPr>
+                <m:sty m:val="bi"/>
+              </m:rPr>
+              <w:rPr>
+                <w:rFonts w:ascii="Cambria Math" w:hAnsi="Cambria Math" w:eastAsia="宋体"/>
+                <w:sz w:val="24"/>
+                <w:szCs w:val="24"/>
+              </w:rPr>
+              <m:t>e</m:t>
+            </m:r>
+          </m:e>
+          <m:sub>
+            <m:r>
+              <m:rPr>
+                <m:sty m:val="i"/>
+              </m:rPr>
+              <w:rPr>
+                <w:rFonts w:ascii="Cambria Math" w:hAnsi="Cambria Math" w:eastAsia="宋体"/>
+                <w:sz w:val="24"/>
+                <w:szCs w:val="24"/>
+              </w:rPr>
+              <m:t>η</m:t>
+            </m:r>
+          </m:sub>
+        </m:sSub>
+      </m:oMath>
+      <w:r>
+        <w:rPr>
+          <w:rFonts w:ascii="Times New Roman" w:hAnsi="Times New Roman" w:cs="Times New Roman" w:eastAsia="宋体"/>
+          <w:b w:val="0"/>
+          <w:i w:val="0"/>
+          <w:color w:val="000000"/>
+          <w:sz w:val="24"/>
+        </w:rPr>
+        <w:t xml:space="preserve">、超调量、调节时间及控制分配残差 </w:t>
+      </w:r>
+      <m:oMath>
+        <m:sSub>
+          <m:e>
+            <m:r>
+              <m:rPr>
+                <m:sty m:val="bi"/>
+              </m:rPr>
+              <w:rPr>
+                <w:rFonts w:ascii="Cambria Math" w:hAnsi="Cambria Math" w:eastAsia="宋体"/>
+                <w:sz w:val="24"/>
+                <w:szCs w:val="24"/>
+              </w:rPr>
+              <m:t>e</m:t>
+            </m:r>
+          </m:e>
+          <m:sub>
+            <m:r>
+              <m:rPr>
+                <m:sty m:val="i"/>
+              </m:rPr>
+              <w:rPr>
+                <w:rFonts w:ascii="Cambria Math" w:hAnsi="Cambria Math" w:eastAsia="宋体"/>
+                <w:sz w:val="24"/>
+                <w:szCs w:val="24"/>
+              </w:rPr>
+              <m:t>τ</m:t>
+            </m:r>
+          </m:sub>
+        </m:sSub>
+      </m:oMath>
+      <w:r>
+        <w:rPr>
+          <w:rFonts w:ascii="Times New Roman" w:hAnsi="Times New Roman" w:cs="Times New Roman" w:eastAsia="宋体"/>
+          <w:b w:val="0"/>
+          <w:i w:val="0"/>
+          <w:color w:val="000000"/>
+          <w:sz w:val="24"/>
+        </w:rPr>
+        <w:t>。</w:t>
       </w:r>
     </w:p>
     <w:p>
@@ -8836,17 +9392,7 @@
           <w:color w:val="000000"/>
           <w:sz w:val="24"/>
         </w:rPr>
-        <w:t xml:space="preserve">2.2 </w:t>
-      </w:r>
-      <w:r>
-        <w:rPr>
-          <w:rFonts w:ascii="Times New Roman" w:hAnsi="Times New Roman" w:cs="Times New Roman" w:eastAsia="黑体"/>
-          <w:b w:val="0"/>
-          <w:i w:val="0"/>
-          <w:color w:val="000000"/>
-          <w:sz w:val="24"/>
-        </w:rPr>
-        <w:t>技术路线图与系统仿真结构</w:t>
+        <w:t>2.2 技术路线图</w:t>
       </w:r>
     </w:p>
     <w:p>
@@ -8864,47 +9410,7 @@
           <w:color w:val="000000"/>
           <w:sz w:val="24"/>
         </w:rPr>
-        <w:t>本课题的总体研究技术路线</w:t>
-      </w:r>
-      <w:r>
-        <w:rPr>
-          <w:rFonts w:ascii="Times New Roman" w:hAnsi="Times New Roman" w:cs="Times New Roman" w:eastAsia="宋体"/>
-          <w:b w:val="0"/>
-          <w:i w:val="0"/>
-          <w:color w:val="000000"/>
-          <w:sz w:val="24"/>
-        </w:rPr>
-        <w:t>如图 3 所示</w:t>
-      </w:r>
-      <w:r>
-        <w:rPr>
-          <w:rFonts w:ascii="Times New Roman" w:hAnsi="Times New Roman" w:cs="Times New Roman" w:eastAsia="宋体"/>
-          <w:b w:val="0"/>
-          <w:i w:val="0"/>
-          <w:color w:val="000000"/>
-          <w:sz w:val="24"/>
-        </w:rPr>
-        <w:t>，基于PX4/SITL的水下航行器闭环仿真系统结构框图</w:t>
-      </w:r>
-      <w:r>
-        <w:rPr>
-          <w:rFonts w:ascii="Times New Roman" w:hAnsi="Times New Roman" w:cs="Times New Roman" w:eastAsia="宋体"/>
-          <w:b w:val="0"/>
-          <w:i w:val="0"/>
-          <w:color w:val="000000"/>
-          <w:sz w:val="24"/>
-        </w:rPr>
-        <w:t>如图 4 所示</w:t>
-      </w:r>
-      <w:r>
-        <w:rPr>
-          <w:rFonts w:ascii="Times New Roman" w:hAnsi="Times New Roman" w:cs="Times New Roman" w:eastAsia="宋体"/>
-          <w:b w:val="0"/>
-          <w:i w:val="0"/>
-          <w:color w:val="000000"/>
-          <w:sz w:val="24"/>
-        </w:rPr>
-        <w:t>。</w:t>
+        <w:t>本课题围绕上述四个核心模块展开研究，总体技术路线如图 2 所示。</w:t>
       </w:r>
     </w:p>
     <w:p>
@@ -8916,8 +9422,8 @@
       <w:r>
         <w:drawing>
           <wp:inline xmlns:a="http://schemas.openxmlformats.org/drawingml/2006/main" xmlns:pic="http://schemas.openxmlformats.org/drawingml/2006/picture">
-            <wp:extent cx="5472000" cy="3351600"/>
-            <wp:docPr id="3" name="Picture 3"/>
+            <wp:extent cx="5472000" cy="3203122"/>
+            <wp:docPr id="2" name="Picture 2"/>
             <wp:cNvGraphicFramePr>
               <a:graphicFrameLocks noChangeAspect="1"/>
             </wp:cNvGraphicFramePr>
@@ -8925,11 +9431,11 @@
               <a:graphicData uri="http://schemas.openxmlformats.org/drawingml/2006/picture">
                 <pic:pic>
                   <pic:nvPicPr>
-                    <pic:cNvPr id="0" name="fig1_technical_roadmap.png"/>
+                    <pic:cNvPr id="0" name="fig2_technical_roadmap.png"/>
                     <pic:cNvPicPr/>
                   </pic:nvPicPr>
                   <pic:blipFill>
-                    <a:blip r:embed="rId12"/>
+                    <a:blip r:embed="rId11"/>
                     <a:stretch>
                       <a:fillRect/>
                     </a:stretch>
@@ -8937,7 +9443,7 @@
                   <pic:spPr>
                     <a:xfrm>
                       <a:off x="0" y="0"/>
-                      <a:ext cx="5472000" cy="3351600"/>
+                      <a:ext cx="5472000" cy="3203122"/>
                     </a:xfrm>
                     <a:prstGeom prst="rect"/>
                   </pic:spPr>
@@ -8962,85 +9468,7 @@
           <w:color w:val="000000"/>
           <w:sz w:val="21"/>
         </w:rPr>
-        <w:t>图 3</w:t>
-      </w:r>
-      <w:r>
-        <w:rPr>
-          <w:rFonts w:ascii="Times New Roman" w:hAnsi="Times New Roman" w:cs="Times New Roman" w:eastAsia="宋体"/>
-          <w:b/>
-          <w:i w:val="0"/>
-          <w:color w:val="000000"/>
-          <w:sz w:val="21"/>
-        </w:rPr>
-        <w:t xml:space="preserve">  课题总体研究技术路线图</w:t>
-      </w:r>
-    </w:p>
-    <w:p>
-      <w:pPr>
-        <w:jc w:val="center"/>
-        <w:spacing w:line="240" w:lineRule="auto" w:beforeLines="50" w:before="120"/>
-        <w:ind w:firstLine="0" w:firstLineChars="0" w:left="0"/>
-      </w:pPr>
-      <w:r>
-        <w:drawing>
-          <wp:inline xmlns:a="http://schemas.openxmlformats.org/drawingml/2006/main" xmlns:pic="http://schemas.openxmlformats.org/drawingml/2006/picture">
-            <wp:extent cx="5472000" cy="2235871"/>
-            <wp:docPr id="4" name="Picture 4"/>
-            <wp:cNvGraphicFramePr>
-              <a:graphicFrameLocks noChangeAspect="1"/>
-            </wp:cNvGraphicFramePr>
-            <a:graphic>
-              <a:graphicData uri="http://schemas.openxmlformats.org/drawingml/2006/picture">
-                <pic:pic>
-                  <pic:nvPicPr>
-                    <pic:cNvPr id="0" name="fig2_px4_rov_architecture.png"/>
-                    <pic:cNvPicPr/>
-                  </pic:nvPicPr>
-                  <pic:blipFill>
-                    <a:blip r:embed="rId13"/>
-                    <a:stretch>
-                      <a:fillRect/>
-                    </a:stretch>
-                  </pic:blipFill>
-                  <pic:spPr>
-                    <a:xfrm>
-                      <a:off x="0" y="0"/>
-                      <a:ext cx="5472000" cy="2235871"/>
-                    </a:xfrm>
-                    <a:prstGeom prst="rect"/>
-                  </pic:spPr>
-                </pic:pic>
-              </a:graphicData>
-            </a:graphic>
-          </wp:inline>
-        </w:drawing>
-      </w:r>
-    </w:p>
-    <w:p>
-      <w:pPr>
-        <w:jc w:val="center"/>
-        <w:spacing w:line="360" w:lineRule="auto" w:afterLines="50" w:after="120"/>
-        <w:ind w:firstLine="0" w:firstLineChars="0" w:left="0"/>
-      </w:pPr>
-      <w:r>
-        <w:rPr>
-          <w:rFonts w:ascii="Times New Roman" w:hAnsi="Times New Roman" w:cs="Times New Roman" w:eastAsia="宋体"/>
-          <w:b/>
-          <w:i w:val="0"/>
-          <w:color w:val="000000"/>
-          <w:sz w:val="21"/>
-        </w:rPr>
-        <w:t>图 4</w:t>
-      </w:r>
-      <w:r>
-        <w:rPr>
-          <w:rFonts w:ascii="Times New Roman" w:hAnsi="Times New Roman" w:cs="Times New Roman" w:eastAsia="宋体"/>
-          <w:b/>
-          <w:i w:val="0"/>
-          <w:color w:val="000000"/>
-          <w:sz w:val="21"/>
-        </w:rPr>
-        <w:t xml:space="preserve">  基于PX4/SITL的水下航行器闭环仿真系统结构框图</w:t>
+        <w:t>图 2  课题总体研究技术路线图</w:t>
       </w:r>
     </w:p>
     <w:p>
@@ -9236,7 +9664,27 @@
           <w:color w:val="000000"/>
           <w:sz w:val="24"/>
         </w:rPr>
-        <w:t>根据学校毕业论文总体进程与任务书要求，本课题各阶段工作进度安排如表 2 所示：</w:t>
+        <w:t>根据学校毕业论文总体进程与任务书要求，本课题各阶段工作进度安排如</w:t>
+      </w:r>
+      <w:r>
+        <w:rPr>
+          <w:rFonts w:ascii="Times New Roman" w:hAnsi="Times New Roman" w:cs="Times New Roman" w:eastAsia="宋体"/>
+          <w:b w:val="0"/>
+          <w:i w:val="0"/>
+          <w:color w:val="000000"/>
+          <w:sz w:val="24"/>
+        </w:rPr>
+        <w:t>表 1</w:t>
+      </w:r>
+      <w:r>
+        <w:rPr>
+          <w:rFonts w:ascii="Times New Roman" w:hAnsi="Times New Roman" w:cs="Times New Roman" w:eastAsia="宋体"/>
+          <w:b w:val="0"/>
+          <w:i w:val="0"/>
+          <w:color w:val="000000"/>
+          <w:sz w:val="24"/>
+        </w:rPr>
+        <w:t xml:space="preserve"> 所示：</w:t>
       </w:r>
     </w:p>
     <w:p>
@@ -9253,7 +9701,17 @@
           <w:color w:val="000000"/>
           <w:sz w:val="21"/>
         </w:rPr>
-        <w:t>表 2  毕业论文工作进度安排</w:t>
+        <w:t>表 1</w:t>
+      </w:r>
+      <w:r>
+        <w:rPr>
+          <w:rFonts w:ascii="Times New Roman" w:hAnsi="Times New Roman" w:cs="Times New Roman" w:eastAsia="宋体"/>
+          <w:b/>
+          <w:i w:val="0"/>
+          <w:color w:val="000000"/>
+          <w:sz w:val="21"/>
+        </w:rPr>
+        <w:t xml:space="preserve">  毕业论文工作进度安排</w:t>
       </w:r>
     </w:p>
     <w:tbl>

--- a/开题报告/开题报告-基于PX4的水下航行器模型控制方法研究.docx
+++ b/开题报告/开题报告-基于PX4的水下航行器模型控制方法研究.docx
@@ -1088,7 +1088,27 @@
           <w:color w:val="000000"/>
           <w:sz w:val="24"/>
         </w:rPr>
-        <w:t>仍面临诸多瓶颈：缺乏系统化的水动力建模与参数辨识，使得控制器难以获取物理平台的真实动力学特性；运动控制与推力分配多采用人工试凑的经验PID参数，未能在六自由度耦合层面上充分释放八推进器过驱动配置的协调潜力；控制系统软件缺乏工业级模块化规范，难以直接面向工程部署开展高可信度的闭环验证。为此，本课题</w:t>
+        <w:t>仍面临诸多瓶颈：缺乏系统化的水动力建模与参数辨识，使得控制器难以获取物理平台的真实动力学特性；</w:t>
+      </w:r>
+      <w:r>
+        <w:rPr>
+          <w:rFonts w:ascii="Times New Roman" w:hAnsi="Times New Roman" w:cs="Times New Roman" w:eastAsia="宋体"/>
+          <w:b w:val="0"/>
+          <w:i w:val="0"/>
+          <w:color w:val="000000"/>
+          <w:sz w:val="24"/>
+        </w:rPr>
+        <w:t>运动控制多依赖人工试凑的经验 PID 参数，且推力分配缺乏对推进器输出饱和边界的协调处理，未能在六自由度耦合层面上充分释放八推进器过驱动构型的控制潜力</w:t>
+      </w:r>
+      <w:r>
+        <w:rPr>
+          <w:rFonts w:ascii="Times New Roman" w:hAnsi="Times New Roman" w:cs="Times New Roman" w:eastAsia="宋体"/>
+          <w:b w:val="0"/>
+          <w:i w:val="0"/>
+          <w:color w:val="000000"/>
+          <w:sz w:val="24"/>
+        </w:rPr>
+        <w:t>；控制系统软件缺乏工业级模块化规范，难以直接面向工程部署开展高可信度的闭环验证。为此，本课题</w:t>
       </w:r>
       <w:r>
         <w:rPr>
@@ -1492,7 +1512,27 @@
           <w:color w:val="000000"/>
           <w:sz w:val="24"/>
         </w:rPr>
-        <w:t>流扰条件开展闭环仿真验证与量化性能评价，形成“已有平台—建模与系统辨识—模型验证—运动控制—控制分配—PX4/SITL闭环验证”的完整研究闭环。</w:t>
+        <w:t>流扰条件开展闭环仿真验证与量化性能评价，</w:t>
+      </w:r>
+      <w:r>
+        <w:rPr>
+          <w:rFonts w:ascii="Times New Roman" w:hAnsi="Times New Roman" w:cs="Times New Roman" w:eastAsia="宋体"/>
+          <w:b w:val="0"/>
+          <w:i w:val="0"/>
+          <w:color w:val="000000"/>
+          <w:sz w:val="24"/>
+        </w:rPr>
+        <w:t>形成涵盖动力学建模与参数辨识、闭环运动控制、八推进器控制分配及 PX4/SITL 仿真验证的完整研究闭环</w:t>
+      </w:r>
+      <w:r>
+        <w:rPr>
+          <w:rFonts w:ascii="Times New Roman" w:hAnsi="Times New Roman" w:cs="Times New Roman" w:eastAsia="宋体"/>
+          <w:b w:val="0"/>
+          <w:i w:val="0"/>
+          <w:color w:val="000000"/>
+          <w:sz w:val="24"/>
+        </w:rPr>
+        <w:t>。</w:t>
       </w:r>
     </w:p>
     <w:p>
@@ -2098,7 +2138,7 @@
           <w:color w:val="000000"/>
           <w:sz w:val="24"/>
         </w:rPr>
-        <w:t>结合航行器动力学模型与高增益状态观测器的输出反馈运动控制系统，有效提升了深度、航向和水平面位置的闭环控制品质</w:t>
+        <w:t>结合航行器动力学模型与高增益状态观测器的输出反馈运动控制系统，有效提升了深度、航向和水平面位置的闭环控制性能</w:t>
       </w:r>
       <w:r>
         <w:rPr>
@@ -2467,7 +2507,7 @@
           <w:color w:val="000000"/>
           <w:sz w:val="24"/>
         </w:rPr>
-        <w:t xml:space="preserve">Johansen 与 Fossen 在控制分配综述中系统总结了无约束广义逆、加权伪逆、有界优化及再分配方法的理论体系 </w:t>
+        <w:t xml:space="preserve">Johansen 与 Fossen 系统总结了过驱动系统控制分配的数学规划与优化理论框架 </w:t>
       </w:r>
       <w:hyperlink w:anchor="_Ref_Paper_12" w:history="1">
         <w:r>
@@ -2478,7 +2518,29 @@
             <w:color w:val="000000"/>
             <w:vertAlign w:val="superscript"/>
           </w:rPr>
-          <w:t>[12, 13]</w:t>
+          <w:t>[12]</w:t>
+        </w:r>
+      </w:hyperlink>
+      <w:r>
+        <w:rPr>
+          <w:rFonts w:ascii="Times New Roman" w:hAnsi="Times New Roman" w:cs="Times New Roman" w:eastAsia="宋体"/>
+          <w:b w:val="0"/>
+          <w:i w:val="0"/>
+          <w:color w:val="000000"/>
+          <w:sz w:val="24"/>
+        </w:rPr>
+        <w:t xml:space="preserve">，并进一步针对船舶与水下航行器梳理了无约束广义逆、加权伪逆及有界再分配等典型推力分配方法 </w:t>
+      </w:r>
+      <w:hyperlink w:anchor="_Ref_Paper_13" w:history="1">
+        <w:r>
+          <w:rPr>
+            <w:rFonts w:ascii="Times New Roman" w:hAnsi="Times New Roman" w:cs="Times New Roman" w:eastAsia="宋体"/>
+            <w:sz w:val="24"/>
+            <w:szCs w:val="24"/>
+            <w:color w:val="000000"/>
+            <w:vertAlign w:val="superscript"/>
+          </w:rPr>
+          <w:t>[13]</w:t>
         </w:r>
       </w:hyperlink>
       <w:r>
@@ -2793,7 +2855,7 @@
           <w:color w:val="000000"/>
           <w:sz w:val="24"/>
         </w:rPr>
-        <w:t xml:space="preserve"> 控制分配矩阵并引入推力输出范围约束处理策略，能够有效提升闭环跟踪品质与多推进器协调能力；三是克服纯离线数学脚本脱离嵌入式软件架构的局限，将辨识后的航行器动力学模型、运动控制模块与八推进器控制分配模块统一集成至 PX4/SITL 软件在环仿真环境中，通过 uORB 异步消息总线开展多工况闭环验证，能够有效弥合理论算法设计与工程软件实现之间的差距。</w:t>
+        <w:t xml:space="preserve"> 控制分配矩阵并引入推力输出范围约束处理策略，能够有效提升闭环跟踪性能与多推进器协调能力；三是克服纯离线数学脚本脱离嵌入式软件架构的局限，将辨识后的航行器动力学模型、运动控制模块与八推进器控制分配模块统一集成至 PX4/SITL 软件在环仿真环境中，通过 uORB 异步消息总线开展多工况闭环验证，能够有效弥合理论算法设计与工程软件实现之间的差距。</w:t>
       </w:r>
     </w:p>
     <w:p>
@@ -2894,37 +2956,60 @@
           <w:color w:val="000000"/>
           <w:sz w:val="24"/>
         </w:rPr>
-        <w:t>依托已有八推进器</w:t>
-      </w:r>
-      <w:r>
-        <w:rPr>
-          <w:rFonts w:ascii="Times New Roman" w:hAnsi="Times New Roman" w:cs="Times New Roman" w:eastAsia="宋体"/>
-          <w:b w:val="0"/>
-          <w:i w:val="0"/>
-          <w:color w:val="000000"/>
-          <w:sz w:val="24"/>
-        </w:rPr>
-        <w:t>便携式</w:t>
-      </w:r>
-      <w:r>
-        <w:rPr>
-          <w:rFonts w:ascii="Times New Roman" w:hAnsi="Times New Roman" w:cs="Times New Roman" w:eastAsia="宋体"/>
-          <w:b w:val="0"/>
-          <w:i w:val="0"/>
-          <w:color w:val="000000"/>
-          <w:sz w:val="24"/>
-        </w:rPr>
-        <w:t>水下航行器平台，建立能够反映航行器主要动态特性的六自由度动力学模型与推进器模型，结合平台参数资料和相关数据完成系统辨识与模型验证</w:t>
-      </w:r>
-      <w:r>
-        <w:rPr>
-          <w:rFonts w:ascii="Times New Roman" w:hAnsi="Times New Roman" w:cs="Times New Roman" w:eastAsia="宋体"/>
-          <w:b w:val="0"/>
-          <w:i w:val="0"/>
-          <w:color w:val="000000"/>
-          <w:sz w:val="24"/>
-        </w:rPr>
-        <w:t>；在此基础上研究基于航行器模型和状态反馈的闭环运动控制方法及八推进器控制分配方案，并在PX4/SITL环境下构建完整闭环仿真系统，完成典型运动工况与适量外部扰动工况下的仿真验证与性能分析，形成“已有平台—建模与系统辨识—模型验证—运动控制—控制分配—PX4/SITL闭环验证”的完整研究闭环。</w:t>
+        <w:t>围绕实验室已有八推进器便携式水下航行器平台</w:t>
+      </w:r>
+      <w:r>
+        <w:rPr>
+          <w:rFonts w:ascii="Times New Roman" w:hAnsi="Times New Roman" w:cs="Times New Roman" w:eastAsia="宋体"/>
+          <w:b w:val="0"/>
+          <w:i w:val="0"/>
+          <w:color w:val="000000"/>
+          <w:sz w:val="24"/>
+        </w:rPr>
+        <w:t>，预期达成以下四项研究目标：一是构建并验证能够反映航行器主导动态特性的六自由度水动力模型与单推进器静态推力模型；二是设计结合辨识模型动态特性补偿与实时状态误差反馈的闭环运动控制方法，提升多自由度耦合与流扰条件下的跟踪性能；三是</w:t>
+      </w:r>
+      <w:r>
+        <w:rPr>
+          <w:rFonts w:ascii="Times New Roman" w:hAnsi="Times New Roman" w:cs="Times New Roman" w:eastAsia="宋体"/>
+          <w:b w:val="0"/>
+          <w:i w:val="0"/>
+          <w:color w:val="000000"/>
+          <w:sz w:val="24"/>
+        </w:rPr>
+        <w:t xml:space="preserve">建立基于平台真实推进器空间布局的 </w:t>
+      </w:r>
+      <m:oMath>
+        <m:r>
+          <m:rPr>
+            <m:sty m:val="p"/>
+          </m:rPr>
+          <w:rPr>
+            <w:rFonts w:ascii="Cambria Math" w:hAnsi="Cambria Math" w:eastAsia="宋体"/>
+            <w:sz w:val="24"/>
+            <w:szCs w:val="24"/>
+          </w:rPr>
+          <m:t>6 × 8</m:t>
+        </m:r>
+      </m:oMath>
+      <w:r>
+        <w:rPr>
+          <w:rFonts w:ascii="Times New Roman" w:hAnsi="Times New Roman" w:cs="Times New Roman" w:eastAsia="宋体"/>
+          <w:b w:val="0"/>
+          <w:i w:val="0"/>
+          <w:color w:val="000000"/>
+          <w:sz w:val="24"/>
+        </w:rPr>
+        <w:t xml:space="preserve"> 控制分配矩阵</w:t>
+      </w:r>
+      <w:r>
+        <w:rPr>
+          <w:rFonts w:ascii="Times New Roman" w:hAnsi="Times New Roman" w:cs="Times New Roman" w:eastAsia="宋体"/>
+          <w:b w:val="0"/>
+          <w:i w:val="0"/>
+          <w:color w:val="000000"/>
+          <w:sz w:val="24"/>
+        </w:rPr>
+        <w:t>及推力边界约束处理策略，抑制推力饱和引起的合成力矩失真；四是在 PX4/SITL 软件在环环境中完成上述模块的闭环集成，并获取典型运动与外部扰动工况下的量化验证结果。</w:t>
       </w:r>
     </w:p>
     <w:p>
@@ -5861,7 +5946,100 @@
           <w:color w:val="000000"/>
           <w:sz w:val="24"/>
         </w:rPr>
-        <w:t xml:space="preserve"> 以及线性、二次阻尼矩阵 </w:t>
+        <w:t xml:space="preserve">（其中 </w:t>
+      </w:r>
+      <m:oMath>
+        <m:sSub>
+          <m:e>
+            <m:r>
+              <m:rPr>
+                <m:sty m:val="i"/>
+              </m:rPr>
+              <w:rPr>
+                <w:rFonts w:ascii="Cambria Math" w:hAnsi="Cambria Math" w:eastAsia="宋体"/>
+                <w:sz w:val="24"/>
+                <w:szCs w:val="24"/>
+              </w:rPr>
+              <m:t>X</m:t>
+            </m:r>
+          </m:e>
+          <m:sub>
+            <m:acc>
+              <m:accPr>
+                <m:chr m:val="̇"/>
+              </m:accPr>
+              <m:e>
+                <m:r>
+                  <m:rPr>
+                    <m:sty m:val="i"/>
+                  </m:rPr>
+                  <w:rPr>
+                    <w:rFonts w:ascii="Cambria Math" w:hAnsi="Cambria Math" w:eastAsia="宋体"/>
+                    <w:sz w:val="24"/>
+                    <w:szCs w:val="24"/>
+                  </w:rPr>
+                  <m:t>u</m:t>
+                </m:r>
+              </m:e>
+            </m:acc>
+          </m:sub>
+        </m:sSub>
+        <m:r>
+          <m:rPr>
+            <m:sty m:val="p"/>
+          </m:rPr>
+          <w:rPr>
+            <w:rFonts w:ascii="Cambria Math" w:hAnsi="Cambria Math" w:eastAsia="宋体"/>
+            <w:sz w:val="24"/>
+            <w:szCs w:val="24"/>
+          </w:rPr>
+          <m:t> ~ </m:t>
+        </m:r>
+        <m:sSub>
+          <m:e>
+            <m:r>
+              <m:rPr>
+                <m:sty m:val="i"/>
+              </m:rPr>
+              <w:rPr>
+                <w:rFonts w:ascii="Cambria Math" w:hAnsi="Cambria Math" w:eastAsia="宋体"/>
+                <w:sz w:val="24"/>
+                <w:szCs w:val="24"/>
+              </w:rPr>
+              <m:t>N</m:t>
+            </m:r>
+          </m:e>
+          <m:sub>
+            <m:acc>
+              <m:accPr>
+                <m:chr m:val="̇"/>
+              </m:accPr>
+              <m:e>
+                <m:r>
+                  <m:rPr>
+                    <m:sty m:val="i"/>
+                  </m:rPr>
+                  <w:rPr>
+                    <w:rFonts w:ascii="Cambria Math" w:hAnsi="Cambria Math" w:eastAsia="宋体"/>
+                    <w:sz w:val="24"/>
+                    <w:szCs w:val="24"/>
+                  </w:rPr>
+                  <m:t>r</m:t>
+                </m:r>
+              </m:e>
+            </m:acc>
+          </m:sub>
+        </m:sSub>
+      </m:oMath>
+      <w:r>
+        <w:rPr>
+          <w:rFonts w:ascii="Times New Roman" w:hAnsi="Times New Roman" w:cs="Times New Roman" w:eastAsia="宋体"/>
+          <w:b w:val="0"/>
+          <w:i w:val="0"/>
+          <w:color w:val="000000"/>
+          <w:sz w:val="24"/>
+        </w:rPr>
+        <w:t xml:space="preserve"> 为各自由度附加质量水动力导数）以及线性、二次阻尼矩阵 </w:t>
       </w:r>
       <m:oMath>
         <m:sSub>
@@ -6863,11 +7041,34 @@
           <w:color w:val="000000"/>
           <w:sz w:val="24"/>
         </w:rPr>
-        <w:t xml:space="preserve"> 针对姿态角 </w:t>
+        <w:t xml:space="preserve"> 针对水平位置/速度、潜深 </w:t>
       </w:r>
       <m:oMath>
         <m:r>
           <m:rPr>
+            <m:sty m:val="i"/>
+          </m:rPr>
+          <w:rPr>
+            <w:rFonts w:ascii="Cambria Math" w:hAnsi="Cambria Math" w:eastAsia="宋体"/>
+            <w:sz w:val="24"/>
+            <w:szCs w:val="24"/>
+          </w:rPr>
+          <m:t>z</m:t>
+        </m:r>
+      </m:oMath>
+      <w:r>
+        <w:rPr>
+          <w:rFonts w:ascii="Times New Roman" w:hAnsi="Times New Roman" w:cs="Times New Roman" w:eastAsia="宋体"/>
+          <w:b w:val="0"/>
+          <w:i w:val="0"/>
+          <w:color w:val="000000"/>
+          <w:sz w:val="24"/>
+        </w:rPr>
+        <w:t xml:space="preserve">、横滚与俯仰姿态角 </w:t>
+      </w:r>
+      <m:oMath>
+        <m:r>
+          <m:rPr>
             <m:sty m:val="p"/>
           </m:rPr>
           <w:rPr>
@@ -6930,30 +7131,7 @@
           <w:color w:val="000000"/>
           <w:sz w:val="24"/>
         </w:rPr>
-        <w:t xml:space="preserve">、潜深 </w:t>
-      </w:r>
-      <m:oMath>
-        <m:r>
-          <m:rPr>
-            <m:sty m:val="i"/>
-          </m:rPr>
-          <w:rPr>
-            <w:rFonts w:ascii="Cambria Math" w:hAnsi="Cambria Math" w:eastAsia="宋体"/>
-            <w:sz w:val="24"/>
-            <w:szCs w:val="24"/>
-          </w:rPr>
-          <m:t>z</m:t>
-        </m:r>
-      </m:oMath>
-      <w:r>
-        <w:rPr>
-          <w:rFonts w:ascii="Times New Roman" w:hAnsi="Times New Roman" w:cs="Times New Roman" w:eastAsia="宋体"/>
-          <w:b w:val="0"/>
-          <w:i w:val="0"/>
-          <w:color w:val="000000"/>
-          <w:sz w:val="24"/>
-        </w:rPr>
-        <w:t xml:space="preserve"> 与航向角 </w:t>
+        <w:t xml:space="preserve"> 及航向角 </w:t>
       </w:r>
       <m:oMath>
         <m:r>
@@ -7332,7 +7510,7 @@
           <w:color w:val="000000"/>
           <w:sz w:val="24"/>
         </w:rPr>
-        <w:t xml:space="preserve">如图 1(b) 所示，已有平台在水平面四角呈 </w:t>
+        <w:t xml:space="preserve">结合图 1(b) 所示的推进器空间排布，将水平面四角呈 </w:t>
       </w:r>
       <m:oMath>
         <m:r>
@@ -7355,7 +7533,7 @@
           <w:color w:val="000000"/>
           <w:sz w:val="24"/>
         </w:rPr>
-        <w:t xml:space="preserve"> 矢量倾斜对称安装 4 台推进器（</w:t>
+        <w:t xml:space="preserve"> 矢量倾斜对称安装的 4 台推进器记为 </w:t>
       </w:r>
       <m:oMath>
         <m:sSub>
@@ -7434,7 +7612,7 @@
           <w:color w:val="000000"/>
           <w:sz w:val="24"/>
         </w:rPr>
-        <w:t>，主控纵荡、横荡与偏航），在垂直面两侧垂向对称安装 4 台推进器（</w:t>
+        <w:t xml:space="preserve">（主控纵荡、横荡与偏航），将垂直面两侧垂向对称安装的 4 台推进器记为 </w:t>
       </w:r>
       <m:oMath>
         <m:sSub>
@@ -7513,7 +7691,7 @@
           <w:color w:val="000000"/>
           <w:sz w:val="24"/>
         </w:rPr>
-        <w:t>，主控垂荡、横滚与俯仰）。</w:t>
+        <w:t>（主控垂荡、横滚与俯仰）。</w:t>
       </w:r>
       <w:r>
         <w:rPr>
@@ -8120,6 +8298,61 @@
       </w:pPr>
       <m:oMathPara>
         <m:oMath>
+          <m:r>
+            <m:rPr>
+              <m:sty m:val="bi"/>
+            </m:rPr>
+            <w:rPr>
+              <w:rFonts w:ascii="Cambria Math" w:hAnsi="Cambria Math" w:eastAsia="宋体"/>
+              <w:sz w:val="24"/>
+              <w:szCs w:val="24"/>
+            </w:rPr>
+            <m:t>τ</m:t>
+          </m:r>
+          <m:r>
+            <m:rPr>
+              <m:sty m:val="p"/>
+            </m:rPr>
+            <w:rPr>
+              <w:rFonts w:ascii="Cambria Math" w:hAnsi="Cambria Math" w:eastAsia="宋体"/>
+              <w:sz w:val="24"/>
+              <w:szCs w:val="24"/>
+            </w:rPr>
+            <m:t> = </m:t>
+          </m:r>
+          <m:r>
+            <m:rPr>
+              <m:sty m:val="bi"/>
+            </m:rPr>
+            <w:rPr>
+              <w:rFonts w:ascii="Cambria Math" w:hAnsi="Cambria Math" w:eastAsia="宋体"/>
+              <w:sz w:val="24"/>
+              <w:szCs w:val="24"/>
+            </w:rPr>
+            <m:t>B</m:t>
+          </m:r>
+          <m:r>
+            <m:rPr>
+              <m:sty m:val="bi"/>
+            </m:rPr>
+            <w:rPr>
+              <w:rFonts w:ascii="Cambria Math" w:hAnsi="Cambria Math" w:eastAsia="宋体"/>
+              <w:sz w:val="24"/>
+              <w:szCs w:val="24"/>
+            </w:rPr>
+            <m:t>T</m:t>
+          </m:r>
+          <m:r>
+            <m:rPr>
+              <m:sty m:val="p"/>
+            </m:rPr>
+            <w:rPr>
+              <w:rFonts w:ascii="Cambria Math" w:hAnsi="Cambria Math" w:eastAsia="宋体"/>
+              <w:sz w:val="24"/>
+              <w:szCs w:val="24"/>
+            </w:rPr>
+            <m:t> ,    </m:t>
+          </m:r>
           <m:sSub>
             <m:e>
               <m:r>
@@ -9164,7 +9397,7 @@
           <w:color w:val="000000"/>
           <w:sz w:val="24"/>
         </w:rPr>
-        <w:t>4） PX4/SITL闭环仿真验证方法：</w:t>
+        <w:t>4） PX4/SITL 闭环仿真验证方法：</w:t>
       </w:r>
       <w:r>
         <w:rPr>

--- a/开题报告/开题报告-基于PX4的水下航行器模型控制方法研究.docx
+++ b/开题报告/开题报告-基于PX4的水下航行器模型控制方法研究.docx
@@ -2507,7 +2507,7 @@
           <w:color w:val="000000"/>
           <w:sz w:val="24"/>
         </w:rPr>
-        <w:t xml:space="preserve">Johansen 与 Fossen 系统总结了过驱动系统控制分配的数学规划与优化理论框架 </w:t>
+        <w:t xml:space="preserve">Johansen 与 Fossen 在控制分配综述中系统总结了过驱动系统无约束广义逆、加权伪逆、有界优化及再分配等典型推力分配方法的理论框架 </w:t>
       </w:r>
       <w:hyperlink w:anchor="_Ref_Paper_12" w:history="1">
         <w:r>
@@ -2529,7 +2529,27 @@
           <w:color w:val="000000"/>
           <w:sz w:val="24"/>
         </w:rPr>
-        <w:t xml:space="preserve">，并进一步针对船舶与水下航行器梳理了无约束广义逆、加权伪逆及有界再分配等典型推力分配方法 </w:t>
+        <w:t>。在基础工程应用中，常采用固定比例混控表或无约束伪逆法直接求解推力指令；当某一推进器计算推力超出物理输出上下限时，常规做法通常直接进行硬截断（Clipping）。然而，由于八推进器空间布置存在多自由度力臂耦合，简单的超限硬截断会破坏原本各推进器之间的推力配比，导致合成的六维广义力和力矩方向发生偏转（即产生较大的控制分配残差与姿态耦合失真）。为此，考虑推进器基本推力输出范围约束的控制分配策略受到广泛重视：</w:t>
+      </w:r>
+      <w:r>
+        <w:rPr>
+          <w:rFonts w:ascii="Times New Roman" w:hAnsi="Times New Roman" w:cs="Times New Roman" w:eastAsia="宋体"/>
+          <w:b w:val="0"/>
+          <w:i w:val="0"/>
+          <w:color w:val="000000"/>
+          <w:sz w:val="24"/>
+        </w:rPr>
+        <w:t>程卫平、王猛等针对水下机器人推力器物理输出上限，研究了基于可行方向法等处理推力边界约束的分配算法，</w:t>
+      </w:r>
+      <w:r>
+        <w:rPr>
+          <w:rFonts w:ascii="Times New Roman" w:hAnsi="Times New Roman" w:cs="Times New Roman" w:eastAsia="宋体"/>
+          <w:b w:val="0"/>
+          <w:i w:val="0"/>
+          <w:color w:val="000000"/>
+          <w:sz w:val="24"/>
+        </w:rPr>
+        <w:t xml:space="preserve">有效减小了推力饱和引起的力矩畸变 </w:t>
       </w:r>
       <w:hyperlink w:anchor="_Ref_Paper_13" w:history="1">
         <w:r>
@@ -2551,27 +2571,17 @@
           <w:color w:val="000000"/>
           <w:sz w:val="24"/>
         </w:rPr>
-        <w:t>。在基础工程应用中，常采用固定比例混控表或无约束伪逆法直接求解推力指令；当某一推进器计算推力超出物理输出上下限时，常规做法通常直接进行硬截断（Clipping）。然而，由于八推进器空间布置存在多自由度力臂耦合，简单的超限硬截断会破坏原本各推进器之间的推力配比，导致合成的六维广义力和力矩方向发生偏转（即产生较大的控制分配残差与姿态耦合失真）。为此，考虑推进器基本推力输出范围约束的控制分配策略受到广泛重视：</w:t>
-      </w:r>
-      <w:r>
-        <w:rPr>
-          <w:rFonts w:ascii="Times New Roman" w:hAnsi="Times New Roman" w:cs="Times New Roman" w:eastAsia="宋体"/>
-          <w:b w:val="0"/>
-          <w:i w:val="0"/>
-          <w:color w:val="000000"/>
-          <w:sz w:val="24"/>
-        </w:rPr>
-        <w:t>程卫平、王猛等针对水下机器人推力器物理输出上限，研究了基于可行方向法等处理推力边界约束的分配算法，</w:t>
-      </w:r>
-      <w:r>
-        <w:rPr>
-          <w:rFonts w:ascii="Times New Roman" w:hAnsi="Times New Roman" w:cs="Times New Roman" w:eastAsia="宋体"/>
-          <w:b w:val="0"/>
-          <w:i w:val="0"/>
-          <w:color w:val="000000"/>
-          <w:sz w:val="24"/>
-        </w:rPr>
-        <w:t xml:space="preserve">有效减小了推力饱和引起的力矩畸变 </w:t>
+        <w:t>；孙广威等针对矢量推进 ROV 提出了兼顾推力约束与分配效率的多级推力分配策略，</w:t>
+      </w:r>
+      <w:r>
+        <w:rPr>
+          <w:rFonts w:ascii="Times New Roman" w:hAnsi="Times New Roman" w:cs="Times New Roman" w:eastAsia="宋体"/>
+          <w:b w:val="0"/>
+          <w:i w:val="0"/>
+          <w:color w:val="000000"/>
+          <w:sz w:val="24"/>
+        </w:rPr>
+        <w:t xml:space="preserve">提升了多推进器协调能力 </w:t>
       </w:r>
       <w:hyperlink w:anchor="_Ref_Paper_14" w:history="1">
         <w:r>
@@ -2583,38 +2593,6 @@
             <w:vertAlign w:val="superscript"/>
           </w:rPr>
           <w:t>[14]</w:t>
-        </w:r>
-      </w:hyperlink>
-      <w:r>
-        <w:rPr>
-          <w:rFonts w:ascii="Times New Roman" w:hAnsi="Times New Roman" w:cs="Times New Roman" w:eastAsia="宋体"/>
-          <w:b w:val="0"/>
-          <w:i w:val="0"/>
-          <w:color w:val="000000"/>
-          <w:sz w:val="24"/>
-        </w:rPr>
-        <w:t>；孙广威等针对矢量推进 ROV 提出了兼顾推力约束与分配效率的多级推力分配策略，</w:t>
-      </w:r>
-      <w:r>
-        <w:rPr>
-          <w:rFonts w:ascii="Times New Roman" w:hAnsi="Times New Roman" w:cs="Times New Roman" w:eastAsia="宋体"/>
-          <w:b w:val="0"/>
-          <w:i w:val="0"/>
-          <w:color w:val="000000"/>
-          <w:sz w:val="24"/>
-        </w:rPr>
-        <w:t xml:space="preserve">提升了多推进器协调能力 </w:t>
-      </w:r>
-      <w:hyperlink w:anchor="_Ref_Paper_15" w:history="1">
-        <w:r>
-          <w:rPr>
-            <w:rFonts w:ascii="Times New Roman" w:hAnsi="Times New Roman" w:cs="Times New Roman" w:eastAsia="宋体"/>
-            <w:sz w:val="24"/>
-            <w:szCs w:val="24"/>
-            <w:color w:val="000000"/>
-            <w:vertAlign w:val="superscript"/>
-          </w:rPr>
-          <w:t>[15]</w:t>
         </w:r>
       </w:hyperlink>
       <w:r>
@@ -2734,6 +2712,38 @@
         </w:rPr>
         <w:t>苏黎世联邦理工学院（ETH Zurich）Meier 等主导研发的 PX4 Autopilot 是当前无人系统领域广泛应用的开源嵌入式控制软件框架之一</w:t>
       </w:r>
+      <w:hyperlink w:anchor="_Ref_Paper_15" w:history="1">
+        <w:r>
+          <w:rPr>
+            <w:rFonts w:ascii="Times New Roman" w:hAnsi="Times New Roman" w:cs="Times New Roman" w:eastAsia="宋体"/>
+            <w:sz w:val="24"/>
+            <w:szCs w:val="24"/>
+            <w:color w:val="000000"/>
+            <w:vertAlign w:val="superscript"/>
+          </w:rPr>
+          <w:t>[15]</w:t>
+        </w:r>
+      </w:hyperlink>
+      <w:r>
+        <w:rPr>
+          <w:rFonts w:ascii="Times New Roman" w:hAnsi="Times New Roman" w:cs="Times New Roman" w:eastAsia="宋体"/>
+          <w:b w:val="0"/>
+          <w:i w:val="0"/>
+          <w:color w:val="000000"/>
+          <w:sz w:val="24"/>
+        </w:rPr>
+        <w:t>。PX4 采用“算法模块层与系统中间件层”解耦的架构设计，通过基于共享内存的微对象请求代理（uORB）异步发布/订阅总线实现状态估计、运动控制与控制分配模块之间的标准化数据交互；同时原生支持软件在环（SITL）闭环编译运行与 ULog 全状态日志记录。近年来，国内外研究团队开始将 PX4 架构拓展至水下无人航行器领域，</w:t>
+      </w:r>
+      <w:r>
+        <w:rPr>
+          <w:rFonts w:ascii="Times New Roman" w:hAnsi="Times New Roman" w:cs="Times New Roman" w:eastAsia="宋体"/>
+          <w:b w:val="0"/>
+          <w:i w:val="0"/>
+          <w:color w:val="000000"/>
+          <w:sz w:val="24"/>
+        </w:rPr>
+        <w:t>如 Duecker 等依托基于 PX4 的软件在环仿真与水池实验完成了 HippoCampus X 水下平台的三维机动控制验证，证实了基于 PX4/SITL 构建水下航行器闭环仿真与验证体系的工程合理性</w:t>
+      </w:r>
       <w:hyperlink w:anchor="_Ref_Paper_16" w:history="1">
         <w:r>
           <w:rPr>
@@ -2744,38 +2754,6 @@
             <w:vertAlign w:val="superscript"/>
           </w:rPr>
           <w:t>[16]</w:t>
-        </w:r>
-      </w:hyperlink>
-      <w:r>
-        <w:rPr>
-          <w:rFonts w:ascii="Times New Roman" w:hAnsi="Times New Roman" w:cs="Times New Roman" w:eastAsia="宋体"/>
-          <w:b w:val="0"/>
-          <w:i w:val="0"/>
-          <w:color w:val="000000"/>
-          <w:sz w:val="24"/>
-        </w:rPr>
-        <w:t>。PX4 采用“算法模块层与系统中间件层”解耦的架构设计，通过基于共享内存的微对象请求代理（uORB）异步发布/订阅总线实现状态估计、运动控制与控制分配模块之间的标准化数据交互；同时原生支持软件在环（SITL）闭环编译运行与 ULog 全状态日志记录。近年来，国内外研究团队开始将 PX4 架构拓展至水下无人航行器领域，</w:t>
-      </w:r>
-      <w:r>
-        <w:rPr>
-          <w:rFonts w:ascii="Times New Roman" w:hAnsi="Times New Roman" w:cs="Times New Roman" w:eastAsia="宋体"/>
-          <w:b w:val="0"/>
-          <w:i w:val="0"/>
-          <w:color w:val="000000"/>
-          <w:sz w:val="24"/>
-        </w:rPr>
-        <w:t>如 Duecker 等依托基于 PX4 的软件在环仿真与水池实验完成了 HippoCampus X 水下平台的三维机动控制验证，证实了基于 PX4/SITL 构建水下航行器闭环仿真与验证体系的工程合理性</w:t>
-      </w:r>
-      <w:hyperlink w:anchor="_Ref_Paper_17" w:history="1">
-        <w:r>
-          <w:rPr>
-            <w:rFonts w:ascii="Times New Roman" w:hAnsi="Times New Roman" w:cs="Times New Roman" w:eastAsia="宋体"/>
-            <w:sz w:val="24"/>
-            <w:szCs w:val="24"/>
-            <w:color w:val="000000"/>
-            <w:vertAlign w:val="superscript"/>
-          </w:rPr>
-          <w:t>[17]</w:t>
         </w:r>
       </w:hyperlink>
       <w:r>
@@ -2966,7 +2944,7 @@
           <w:color w:val="000000"/>
           <w:sz w:val="24"/>
         </w:rPr>
-        <w:t>，预期达成以下四项研究目标：一是构建并验证能够反映航行器主导动态特性的六自由度水动力模型与单推进器静态推力模型；二是设计结合辨识模型动态特性补偿与实时状态误差反馈的闭环运动控制方法，提升多自由度耦合与流扰条件下的跟踪性能；三是</w:t>
+        <w:t>，预期达成以下四项研究目标：一是构建并验证能够反映航行器主导动态特性的六自由度动力学模型，并确定单推进器静态推力映射关系；二是设计结合辨识模型动态特性补偿与实时状态误差反馈的闭环运动控制方法，提升多自由度耦合与流扰条件下的跟踪性能；三是</w:t>
       </w:r>
       <w:r>
         <w:rPr>
@@ -7482,7 +7460,7 @@
           <w:color w:val="000000"/>
           <w:sz w:val="24"/>
         </w:rPr>
-        <w:t xml:space="preserve"> 时，控制器即为传统无模型 PID 控制；研究过程中可根据辨识模型特性比选具体的模型补偿控制形式，并统一以无模型 PID 控制作为对比基准，量化评估模型补偿对降低机动超调与加快响应速度的作用。</w:t>
+        <w:t xml:space="preserve"> 时，控制器即为传统无模型 PID 控制；研究过程中结合辨识模型特性确定具体的模型补偿控制律，并统一以无模型 PID 控制作为对比基准，量化评估模型补偿对降低机动超调与加快响应速度的作用。</w:t>
       </w:r>
     </w:p>
     <w:p>
@@ -11396,7 +11374,7 @@
           <w:color w:val="000000"/>
           <w:sz w:val="24"/>
         </w:rPr>
-        <w:t xml:space="preserve"> Fossen T I, Johansen T A. A survey of control allocation methods for ships and underwater vehicles[C]//2006 14th Mediterranean Conference on Control and Automation. Ancona, Italy: IEEE, 2006: 1-6. DOI: 10.1109/MED.2006.328749.</w:t>
+        <w:t xml:space="preserve"> 程卫平, 王猛, 曾现敏, 等. 基于可行方向法的水下机器人推力分配[J]. 舰船科学技术, 2022, 44(13): 102-106.</w:t>
       </w:r>
       <w:bookmarkEnd w:id="113"/>
     </w:p>
@@ -11426,7 +11404,7 @@
           <w:color w:val="000000"/>
           <w:sz w:val="24"/>
         </w:rPr>
-        <w:t xml:space="preserve"> 程卫平, 王猛, 曾现敏, 等. 基于可行方向法的水下机器人推力分配[J]. 舰船科学技术, 2022, 44(13): 102-106.</w:t>
+        <w:t xml:space="preserve"> 孙广威, 苏玉玺, 毛义, 等. 基于模糊逻辑的混合推进ROV多级推力分配策略[J]. 机器人, 2023, 45(4): 472-482.</w:t>
       </w:r>
       <w:bookmarkEnd w:id="114"/>
     </w:p>
@@ -11456,7 +11434,7 @@
           <w:color w:val="000000"/>
           <w:sz w:val="24"/>
         </w:rPr>
-        <w:t xml:space="preserve"> 孙广威, 苏玉玺, 毛义, 等. 基于模糊逻辑的混合推进ROV多级推力分配策略[J]. 机器人, 2023, 45(4): 472-482.</w:t>
+        <w:t xml:space="preserve"> Meier L, Honegger D, Pollefeys M. PX4: A node-based multithreaded open source robotics framework for deeply embedded platforms[C]//2015 IEEE International Conference on Robotics and Automation (ICRA). Seattle, WA: IEEE, 2015: 6235-6240. DOI: 10.1109/ICRA.2015.7140074.</w:t>
       </w:r>
       <w:bookmarkEnd w:id="115"/>
     </w:p>
@@ -11486,39 +11464,9 @@
           <w:color w:val="000000"/>
           <w:sz w:val="24"/>
         </w:rPr>
-        <w:t xml:space="preserve"> Meier L, Honegger D, Pollefeys M. PX4: A node-based multithreaded open source robotics framework for deeply embedded platforms[C]//2015 IEEE International Conference on Robotics and Automation (ICRA). Seattle, WA: IEEE, 2015: 6235-6240. DOI: 10.1109/ICRA.2015.7140074.</w:t>
+        <w:t xml:space="preserve"> Duecker D A, Bauschmann N, Hansen T, et al. HippoCampus X – A hydrobatic open-source micro AUV for confined environments[C]//2020 IEEE/OES Autonomous Underwater Vehicles Symposium (AUV). St. John's, NL, Canada: IEEE, 2020: 1-6. DOI: 10.1109/AUV50043.2020.9267895.</w:t>
       </w:r>
       <w:bookmarkEnd w:id="116"/>
-    </w:p>
-    <w:p>
-      <w:pPr>
-        <w:pStyle w:val="a9"/>
-        <w:jc w:val="both"/>
-        <w:spacing w:line="360" w:lineRule="auto"/>
-        <w:ind w:left="420" w:hanging="420"/>
-      </w:pPr>
-      <w:bookmarkStart w:id="117" w:name="_Ref_Paper_17"/>
-      <w:r>
-        <w:rPr>
-          <w:rFonts w:ascii="Times New Roman" w:hAnsi="Times New Roman" w:cs="Times New Roman" w:eastAsia="宋体"/>
-          <w:b w:val="0"/>
-          <w:i w:val="0"/>
-          <w:color w:val="000000"/>
-          <w:sz w:val="24"/>
-        </w:rPr>
-        <w:t>[17]</w:t>
-      </w:r>
-      <w:r>
-        <w:rPr>
-          <w:rFonts w:ascii="Times New Roman" w:hAnsi="Times New Roman" w:cs="Times New Roman" w:eastAsia="宋体"/>
-          <w:b w:val="0"/>
-          <w:i w:val="0"/>
-          <w:color w:val="000000"/>
-          <w:sz w:val="24"/>
-        </w:rPr>
-        <w:t xml:space="preserve"> Duecker D A, Bauschmann N, Hansen T, et al. HippoCampus X – A hydrobatic open-source micro AUV for confined environments[C]//2020 IEEE/OES Autonomous Underwater Vehicles Symposium (AUV). St. John's, NL, Canada: IEEE, 2020: 1-6. DOI: 10.1109/AUV50043.2020.9267895.</w:t>
-      </w:r>
-      <w:bookmarkEnd w:id="117"/>
     </w:p>
     <w:p>
       <w:pPr>

--- a/开题报告/开题报告-基于PX4的水下航行器模型控制方法研究.docx
+++ b/开题报告/开题报告-基于PX4的水下航行器模型控制方法研究.docx
@@ -77,22 +77,52 @@
     </w:p>
     <w:p>
       <w:pPr>
-        <w:jc w:val="center"/>
         <w:rPr>
           <w:rFonts w:ascii="黑体" w:eastAsia="黑体" w:hint="eastAsia"/>
           <w:sz w:val="72"/>
         </w:rPr>
       </w:pPr>
-      <w:r/>
-      <w:r>
-        <w:rPr>
-          <w:rFonts w:ascii="Times New Roman" w:hAnsi="Times New Roman" w:cs="Times New Roman" w:eastAsia="黑体"/>
-          <w:b w:val="0"/>
-          <w:i w:val="0"/>
-          <w:color w:val="000000"/>
+      <w:r>
+        <w:rPr>
+          <w:rFonts w:ascii="黑体" w:eastAsia="黑体"/>
+          <w:sz w:val="48"/>
+        </w:rPr>
+        <w:t xml:space="preserve"> </w:t>
+      </w:r>
+      <w:r>
+        <w:rPr>
+          <w:rFonts w:ascii="黑体" w:eastAsia="黑体" w:hint="eastAsia"/>
           <w:sz w:val="72"/>
         </w:rPr>
-        <w:t>毕业论文开题报告</w:t>
+        <w:t>毕业设计</w:t>
+      </w:r>
+      <w:r>
+        <w:rPr>
+          <w:rFonts w:ascii="宋体" w:hAnsi="宋体" w:hint="eastAsia"/>
+          <w:sz w:val="72"/>
+        </w:rPr>
+        <w:t>(</w:t>
+      </w:r>
+      <w:r>
+        <w:rPr>
+          <w:rFonts w:ascii="黑体" w:eastAsia="黑体" w:hint="eastAsia"/>
+          <w:sz w:val="72"/>
+        </w:rPr>
+        <w:t>论文</w:t>
+      </w:r>
+      <w:r>
+        <w:rPr>
+          <w:rFonts w:ascii="宋体" w:hAnsi="宋体" w:hint="eastAsia"/>
+          <w:sz w:val="72"/>
+        </w:rPr>
+        <w:t>)</w:t>
+      </w:r>
+      <w:r>
+        <w:rPr>
+          <w:rFonts w:ascii="黑体" w:eastAsia="黑体" w:hint="eastAsia"/>
+          <w:sz w:val="72"/>
+        </w:rPr>
+        <w:t>开题报告</w:t>
       </w:r>
     </w:p>
     <w:p>
@@ -170,6 +200,7 @@
                 <w:szCs w:val="28"/>
               </w:rPr>
             </w:pPr>
+            <w:permStart w:id="474163669" w:edGrp="everyone" w:colFirst="1" w:colLast="1"/>
             <w:r>
               <w:rPr>
                 <w:rFonts w:ascii="宋体" w:hAnsi="宋体"/>
@@ -192,8 +223,12 @@
           <w:p>
             <w:pPr>
               <w:jc w:val="center"/>
+              <w:rPr>
+                <w:rFonts w:ascii="宋体" w:hAnsi="宋体"/>
+                <w:sz w:val="28"/>
+                <w:szCs w:val="28"/>
+              </w:rPr>
             </w:pPr>
-            <w:r/>
             <w:r>
               <w:rPr>
                 <w:rFonts w:ascii="Times New Roman" w:hAnsi="Times New Roman" w:cs="Times New Roman" w:eastAsia="宋体"/>
@@ -231,6 +266,8 @@
                 <w:szCs w:val="28"/>
               </w:rPr>
             </w:pPr>
+            <w:permStart w:id="611349869" w:edGrp="everyone" w:colFirst="1" w:colLast="1"/>
+            <w:permEnd w:id="474163669"/>
             <w:r>
               <w:rPr>
                 <w:rFonts w:ascii="宋体" w:hAnsi="宋体"/>
@@ -291,17 +328,12 @@
           <w:p>
             <w:pPr>
               <w:jc w:val="center"/>
+              <w:rPr>
+                <w:rFonts w:ascii="宋体" w:hAnsi="宋体"/>
+                <w:sz w:val="28"/>
+                <w:szCs w:val="28"/>
+              </w:rPr>
             </w:pPr>
-            <w:r/>
-            <w:r>
-              <w:rPr>
-                <w:rFonts w:ascii="Times New Roman" w:hAnsi="Times New Roman" w:cs="Times New Roman" w:eastAsia="宋体"/>
-                <w:b w:val="0"/>
-                <w:i w:val="0"/>
-                <w:color w:val="000000"/>
-                <w:sz w:val="28"/>
-              </w:rPr>
-            </w:r>
           </w:p>
         </w:tc>
       </w:tr>
@@ -329,6 +361,8 @@
                 <w:szCs w:val="28"/>
               </w:rPr>
             </w:pPr>
+            <w:permStart w:id="1407324292" w:edGrp="everyone" w:colFirst="1" w:colLast="1"/>
+            <w:permEnd w:id="611349869"/>
             <w:r>
               <w:rPr>
                 <w:rFonts w:ascii="宋体" w:hAnsi="宋体"/>
@@ -376,8 +410,12 @@
           <w:p>
             <w:pPr>
               <w:jc w:val="center"/>
+              <w:rPr>
+                <w:rFonts w:ascii="宋体" w:hAnsi="宋体"/>
+                <w:sz w:val="28"/>
+                <w:szCs w:val="28"/>
+              </w:rPr>
             </w:pPr>
-            <w:r/>
             <w:r>
               <w:rPr>
                 <w:rFonts w:ascii="Times New Roman" w:hAnsi="Times New Roman" w:cs="Times New Roman" w:eastAsia="宋体"/>
@@ -415,6 +453,8 @@
                 <w:szCs w:val="28"/>
               </w:rPr>
             </w:pPr>
+            <w:permStart w:id="1359107499" w:edGrp="everyone" w:colFirst="1" w:colLast="1"/>
+            <w:permEnd w:id="1407324292"/>
             <w:r>
               <w:rPr>
                 <w:rFonts w:ascii="宋体" w:hAnsi="宋体"/>
@@ -438,8 +478,12 @@
           <w:p>
             <w:pPr>
               <w:jc w:val="center"/>
+              <w:rPr>
+                <w:rFonts w:ascii="宋体" w:hAnsi="宋体"/>
+                <w:sz w:val="28"/>
+                <w:szCs w:val="28"/>
+              </w:rPr>
             </w:pPr>
-            <w:r/>
             <w:r>
               <w:rPr>
                 <w:rFonts w:ascii="Times New Roman" w:hAnsi="Times New Roman" w:cs="Times New Roman" w:eastAsia="宋体"/>
@@ -477,6 +521,9 @@
                 <w:szCs w:val="28"/>
               </w:rPr>
             </w:pPr>
+            <w:permStart w:id="2030010102" w:edGrp="everyone" w:colFirst="3" w:colLast="3"/>
+            <w:permStart w:id="121383691" w:edGrp="everyone" w:colFirst="1" w:colLast="1"/>
+            <w:permEnd w:id="1359107499"/>
             <w:r>
               <w:rPr>
                 <w:rFonts w:ascii="宋体" w:hAnsi="宋体"/>
@@ -498,8 +545,12 @@
           <w:p>
             <w:pPr>
               <w:jc w:val="center"/>
+              <w:rPr>
+                <w:rFonts w:ascii="宋体" w:hAnsi="宋体"/>
+                <w:sz w:val="28"/>
+                <w:szCs w:val="28"/>
+              </w:rPr>
             </w:pPr>
-            <w:r/>
             <w:r>
               <w:rPr>
                 <w:rFonts w:ascii="Times New Roman" w:hAnsi="Times New Roman" w:cs="Times New Roman" w:eastAsia="宋体"/>
@@ -546,8 +597,12 @@
           <w:p>
             <w:pPr>
               <w:jc w:val="center"/>
+              <w:rPr>
+                <w:rFonts w:ascii="宋体" w:hAnsi="宋体"/>
+                <w:sz w:val="28"/>
+                <w:szCs w:val="28"/>
+              </w:rPr>
             </w:pPr>
-            <w:r/>
             <w:r>
               <w:rPr>
                 <w:rFonts w:ascii="Times New Roman" w:hAnsi="Times New Roman" w:cs="Times New Roman" w:eastAsia="宋体"/>
@@ -561,6 +616,8 @@
           </w:p>
         </w:tc>
       </w:tr>
+      <w:permEnd w:id="2030010102"/>
+      <w:permEnd w:id="121383691"/>
       <w:tr>
         <w:tblPrEx>
           <w:tblCellMar>
@@ -755,6 +812,9 @@
                 <w:szCs w:val="28"/>
               </w:rPr>
             </w:pPr>
+            <w:permStart w:id="1928413070" w:edGrp="everyone" w:colFirst="4" w:colLast="4"/>
+            <w:permStart w:id="1573938271" w:edGrp="everyone" w:colFirst="2" w:colLast="2"/>
+            <w:permStart w:id="1767062397" w:edGrp="everyone" w:colFirst="0" w:colLast="0"/>
           </w:p>
         </w:tc>
         <w:tc>
@@ -868,6 +928,9 @@
           </w:p>
         </w:tc>
       </w:tr>
+      <w:permEnd w:id="1928413070"/>
+      <w:permEnd w:id="1573938271"/>
+      <w:permEnd w:id="1767062397"/>
     </w:tbl>
     <w:p>
       <w:pPr>
@@ -881,22 +944,43 @@
     </w:p>
     <w:p>
       <w:pPr>
-        <w:jc w:val="left"/>
-        <w:spacing w:line="360" w:lineRule="auto" w:beforeLines="50" w:before="120" w:afterLines="50" w:after="120"/>
-        <w:ind w:firstLine="0" w:firstLineChars="0" w:left="0"/>
-      </w:pPr>
-      <w:r>
+        <w:spacing w:beforeLines="50" w:before="120" w:afterLines="50" w:after="120" w:line="360" w:lineRule="exact"/>
+        <w:ind w:firstLine="560"/>
+        <w:rPr>
+          <w:rFonts w:ascii="楷体" w:eastAsia="楷体" w:hAnsi="宋体" w:hint="eastAsia"/>
+        </w:rPr>
+      </w:pPr>
+      <w:r>
+        <w:rPr>
+          <w:rFonts w:ascii="宋体" w:hAnsi="宋体"/>
+          <w:sz w:val="28"/>
+          <w:szCs w:val="28"/>
+        </w:rPr>
         <w:br w:type="page"/>
       </w:r>
       <w:r>
         <w:rPr>
-          <w:rFonts w:ascii="Times New Roman" w:hAnsi="Times New Roman" w:cs="Times New Roman" w:eastAsia="黑体"/>
-          <w:b w:val="0"/>
-          <w:i w:val="0"/>
-          <w:color w:val="000000"/>
+          <w:rFonts w:ascii="黑体" w:eastAsia="黑体" w:hint="eastAsia"/>
           <w:sz w:val="28"/>
         </w:rPr>
-        <w:t>一、毕业论文课题背景</w:t>
+        <w:lastRenderedPageBreak/>
+        <w:t>一、</w:t>
+      </w:r>
+      <w:permStart w:id="220558113" w:edGrp="everyone"/>
+      <w:r>
+        <w:rPr>
+          <w:rFonts w:ascii="黑体" w:eastAsia="黑体" w:hint="eastAsia"/>
+          <w:sz w:val="28"/>
+        </w:rPr>
+        <w:t>毕业论文</w:t>
+      </w:r>
+      <w:permEnd w:id="220558113"/>
+      <w:r>
+        <w:rPr>
+          <w:rFonts w:ascii="黑体" w:eastAsia="黑体" w:hint="eastAsia"/>
+          <w:sz w:val="28"/>
+        </w:rPr>
+        <w:t>课题背景</w:t>
       </w:r>
     </w:p>
     <w:p>
@@ -906,6 +990,7 @@
         <w:spacing w:line="360" w:lineRule="auto" w:beforeLines="50" w:before="120" w:afterLines="50" w:after="120"/>
         <w:ind w:firstLine="0" w:firstLineChars="0" w:left="0"/>
       </w:pPr>
+      <w:permStart w:id="1319923814" w:edGrp="everyone"/>
       <w:r>
         <w:rPr>
           <w:rFonts w:ascii="Times New Roman" w:hAnsi="Times New Roman" w:cs="Times New Roman" w:eastAsia="黑体"/>
@@ -2846,21 +2931,45 @@
         <w:t>控制分配矩阵并引入推力输出范围约束处理策略，能够有效提升闭环跟踪性能与多推进器协调能力；三是克服纯离线数学脚本脱离嵌入式软件架构的局限，将辨识后的航行器动力学模型、运动控制模块与八推进器控制分配模块统一集成至 PX4/SITL 软件在环仿真环境中，通过 uORB 异步消息总线开展多工况闭环验证，能够有效弥合理论算法设计与工程软件实现之间的差距。</w:t>
       </w:r>
     </w:p>
+    <w:permEnd w:id="1319923814"/>
     <w:p>
       <w:pPr>
-        <w:jc w:val="left"/>
-        <w:spacing w:line="360" w:lineRule="auto" w:beforeLines="50" w:before="120" w:afterLines="50" w:after="120"/>
-        <w:ind w:firstLine="0" w:firstLineChars="0" w:left="0"/>
-      </w:pPr>
-      <w:r>
-        <w:rPr>
-          <w:rFonts w:ascii="Times New Roman" w:hAnsi="Times New Roman" w:cs="Times New Roman" w:eastAsia="黑体"/>
-          <w:b w:val="0"/>
-          <w:i w:val="0"/>
-          <w:color w:val="000000"/>
+        <w:spacing w:beforeLines="50" w:before="120" w:afterLines="50" w:after="120" w:line="360" w:lineRule="auto"/>
+        <w:ind w:firstLine="560"/>
+        <w:rPr>
+          <w:rFonts w:ascii="黑体" w:eastAsia="黑体" w:hint="eastAsia"/>
           <w:sz w:val="28"/>
         </w:rPr>
-        <w:t>二、毕业论文方案介绍</w:t>
+      </w:pPr>
+      <w:r>
+        <w:rPr>
+          <w:rFonts w:ascii="黑体" w:eastAsia="黑体" w:hint="eastAsia"/>
+          <w:sz w:val="28"/>
+        </w:rPr>
+        <w:t>二、</w:t>
+      </w:r>
+      <w:permStart w:id="1570139158" w:edGrp="everyone"/>
+      <w:r>
+        <w:rPr>
+          <w:rFonts w:ascii="黑体" w:eastAsia="黑体" w:hint="eastAsia"/>
+          <w:sz w:val="28"/>
+        </w:rPr>
+        <w:t>毕业论文</w:t>
+      </w:r>
+      <w:permEnd w:id="1570139158"/>
+      <w:r>
+        <w:rPr>
+          <w:rFonts w:ascii="黑体" w:eastAsia="黑体" w:hint="eastAsia"/>
+          <w:sz w:val="28"/>
+        </w:rPr>
+        <w:t>方案</w:t>
+      </w:r>
+      <w:r>
+        <w:rPr>
+          <w:rFonts w:ascii="黑体" w:eastAsia="黑体" w:hint="eastAsia"/>
+          <w:sz w:val="28"/>
+        </w:rPr>
+        <w:t>介绍</w:t>
       </w:r>
     </w:p>
     <w:p>
@@ -2870,6 +2979,7 @@
         <w:spacing w:line="360" w:lineRule="auto" w:beforeLines="50" w:before="120" w:afterLines="50" w:after="120"/>
         <w:ind w:firstLine="0" w:firstLineChars="0" w:left="0"/>
       </w:pPr>
+      <w:permStart w:id="1741359920" w:edGrp="everyone"/>
       <w:r>
         <w:rPr>
           <w:rFonts w:ascii="Times New Roman" w:hAnsi="Times New Roman" w:cs="Times New Roman" w:eastAsia="黑体"/>
@@ -10946,21 +11056,45 @@
         </w:tc>
       </w:tr>
     </w:tbl>
+    <w:permEnd w:id="1741359920"/>
     <w:p>
       <w:pPr>
-        <w:jc w:val="left"/>
-        <w:spacing w:line="360" w:lineRule="auto" w:beforeLines="50" w:before="120" w:afterLines="50" w:after="120"/>
-        <w:ind w:firstLine="0" w:firstLineChars="0" w:left="0"/>
-      </w:pPr>
-      <w:r>
-        <w:rPr>
-          <w:rFonts w:ascii="Times New Roman" w:hAnsi="Times New Roman" w:cs="Times New Roman" w:eastAsia="黑体"/>
-          <w:b w:val="0"/>
-          <w:i w:val="0"/>
-          <w:color w:val="000000"/>
+        <w:spacing w:beforeLines="50" w:before="120" w:afterLines="50" w:after="120" w:line="360" w:lineRule="auto"/>
+        <w:ind w:firstLine="560"/>
+        <w:rPr>
+          <w:rFonts w:ascii="黑体" w:eastAsia="黑体" w:hint="eastAsia"/>
           <w:sz w:val="28"/>
         </w:rPr>
-        <w:t>三、毕业论文的主要参考文献</w:t>
+      </w:pPr>
+      <w:r>
+        <w:rPr>
+          <w:rFonts w:ascii="黑体" w:eastAsia="黑体" w:hint="eastAsia"/>
+          <w:sz w:val="28"/>
+        </w:rPr>
+        <w:t>三、</w:t>
+      </w:r>
+      <w:permStart w:id="663169277" w:edGrp="everyone"/>
+      <w:r>
+        <w:rPr>
+          <w:rFonts w:ascii="黑体" w:eastAsia="黑体" w:hint="eastAsia"/>
+          <w:sz w:val="28"/>
+        </w:rPr>
+        <w:t>毕业论文</w:t>
+      </w:r>
+      <w:permEnd w:id="663169277"/>
+      <w:r>
+        <w:rPr>
+          <w:rFonts w:ascii="黑体" w:eastAsia="黑体" w:hint="eastAsia"/>
+          <w:sz w:val="28"/>
+        </w:rPr>
+        <w:t>的</w:t>
+      </w:r>
+      <w:r>
+        <w:rPr>
+          <w:rFonts w:ascii="黑体" w:eastAsia="黑体" w:hint="eastAsia"/>
+          <w:sz w:val="28"/>
+        </w:rPr>
+        <w:t>主要参考文献</w:t>
       </w:r>
     </w:p>
     <w:p>
@@ -10970,6 +11104,7 @@
         <w:spacing w:line="360" w:lineRule="auto"/>
         <w:ind w:left="420" w:hanging="420"/>
       </w:pPr>
+      <w:permStart w:id="61024898" w:edGrp="everyone"/>
       <w:bookmarkStart w:id="101" w:name="_Ref_Paper_1"/>
       <w:r>
         <w:rPr>
@@ -11443,26 +11578,29 @@
       </w:r>
       <w:bookmarkEnd w:id="116"/>
     </w:p>
+    <w:permEnd w:id="61024898"/>
     <w:p>
       <w:pPr>
-        <w:spacing w:line="360" w:lineRule="auto" w:beforeLines="50" w:before="120" w:afterLines="50" w:after="120"/>
-        <w:ind w:firstLine="0" w:firstLineChars="0" w:left="0"/>
-        <w:jc w:val="left"/>
+        <w:spacing w:beforeLines="50" w:before="120" w:afterLines="50" w:after="120" w:line="360" w:lineRule="exact"/>
+        <w:ind w:firstLine="560"/>
         <w:rPr>
           <w:rFonts w:ascii="黑体" w:eastAsia="黑体" w:hint="eastAsia"/>
           <w:sz w:val="28"/>
         </w:rPr>
       </w:pPr>
-      <w:r/>
-      <w:r>
-        <w:rPr>
-          <w:rFonts w:ascii="Times New Roman" w:hAnsi="Times New Roman" w:cs="Times New Roman" w:eastAsia="黑体"/>
-          <w:b w:val="0"/>
-          <w:i w:val="0"/>
-          <w:color w:val="000000"/>
+      <w:r>
+        <w:rPr>
+          <w:rFonts w:ascii="黑体" w:eastAsia="黑体" w:hint="eastAsia"/>
           <w:sz w:val="28"/>
         </w:rPr>
-        <w:t>四、审核意见</w:t>
+        <w:t>四、</w:t>
+      </w:r>
+      <w:r>
+        <w:rPr>
+          <w:rFonts w:ascii="黑体" w:eastAsia="黑体" w:hint="eastAsia"/>
+          <w:sz w:val="28"/>
+        </w:rPr>
+        <w:t>审核意见</w:t>
       </w:r>
     </w:p>
     <w:tbl>
@@ -11514,6 +11652,7 @@
               <w:lastRenderedPageBreak/>
               <w:t>指导教师意见：</w:t>
             </w:r>
+            <w:permStart w:id="1765554322" w:edGrp="everyone"/>
           </w:p>
           <w:p>
             <w:pPr>
@@ -11597,6 +11736,7 @@
               </w:rPr>
             </w:pPr>
           </w:p>
+          <w:permEnd w:id="1765554322"/>
           <w:p>
             <w:pPr>
               <w:ind w:firstLineChars="2300" w:firstLine="5520"/>
@@ -11620,6 +11760,7 @@
               </w:rPr>
               <w:t xml:space="preserve">   </w:t>
             </w:r>
+            <w:permStart w:id="1518695443" w:edGrp="everyone"/>
             <w:r>
               <w:rPr>
                 <w:rFonts w:ascii="黑体" w:eastAsia="黑体" w:hAnsi="宋体" w:hint="eastAsia"/>
@@ -11628,6 +11769,7 @@
               </w:rPr>
               <w:t xml:space="preserve">  </w:t>
             </w:r>
+            <w:permEnd w:id="1518695443"/>
             <w:r>
               <w:rPr>
                 <w:rFonts w:ascii="黑体" w:eastAsia="黑体" w:hAnsi="宋体" w:hint="eastAsia"/>
@@ -11668,6 +11810,16 @@
               </w:rPr>
               <w:t xml:space="preserve"> </w:t>
             </w:r>
+            <w:permStart w:id="1781160961" w:edGrp="everyone"/>
+            <w:r>
+              <w:rPr>
+                <w:rFonts w:ascii="宋体" w:hAnsi="宋体" w:hint="eastAsia"/>
+                <w:szCs w:val="24"/>
+                <w:u w:val="single"/>
+              </w:rPr>
+              <w:t xml:space="preserve"> </w:t>
+            </w:r>
+            <w:permEnd w:id="1781160961"/>
             <w:r>
               <w:rPr>
                 <w:rFonts w:ascii="宋体" w:hAnsi="宋体" w:hint="eastAsia"/>
@@ -11678,6 +11830,31 @@
             </w:r>
             <w:r>
               <w:rPr>
+                <w:rFonts w:ascii="黑体" w:eastAsia="黑体" w:hAnsi="宋体" w:hint="eastAsia"/>
+                <w:szCs w:val="24"/>
+              </w:rPr>
+              <w:t>年</w:t>
+            </w:r>
+            <w:r>
+              <w:rPr>
+                <w:rFonts w:ascii="宋体" w:hAnsi="宋体" w:hint="eastAsia"/>
+                <w:szCs w:val="24"/>
+                <w:u w:val="single"/>
+              </w:rPr>
+              <w:t xml:space="preserve"> </w:t>
+            </w:r>
+            <w:permStart w:id="331945448" w:edGrp="everyone"/>
+            <w:r>
+              <w:rPr>
+                <w:rFonts w:ascii="宋体" w:hAnsi="宋体" w:hint="eastAsia"/>
+                <w:szCs w:val="24"/>
+                <w:u w:val="single"/>
+              </w:rPr>
+              <w:t xml:space="preserve"> </w:t>
+            </w:r>
+            <w:permEnd w:id="331945448"/>
+            <w:r>
+              <w:rPr>
                 <w:rFonts w:ascii="宋体" w:hAnsi="宋体" w:hint="eastAsia"/>
                 <w:szCs w:val="24"/>
                 <w:u w:val="single"/>
@@ -11689,37 +11866,6 @@
                 <w:rFonts w:ascii="黑体" w:eastAsia="黑体" w:hAnsi="宋体" w:hint="eastAsia"/>
                 <w:szCs w:val="24"/>
               </w:rPr>
-              <w:t>年</w:t>
-            </w:r>
-            <w:r>
-              <w:rPr>
-                <w:rFonts w:ascii="宋体" w:hAnsi="宋体" w:hint="eastAsia"/>
-                <w:szCs w:val="24"/>
-                <w:u w:val="single"/>
-              </w:rPr>
-              <w:t xml:space="preserve"> </w:t>
-            </w:r>
-            <w:r>
-              <w:rPr>
-                <w:rFonts w:ascii="宋体" w:hAnsi="宋体" w:hint="eastAsia"/>
-                <w:szCs w:val="24"/>
-                <w:u w:val="single"/>
-              </w:rPr>
-              <w:t xml:space="preserve"> </w:t>
-            </w:r>
-            <w:r>
-              <w:rPr>
-                <w:rFonts w:ascii="宋体" w:hAnsi="宋体" w:hint="eastAsia"/>
-                <w:szCs w:val="24"/>
-                <w:u w:val="single"/>
-              </w:rPr>
-              <w:t xml:space="preserve"> </w:t>
-            </w:r>
-            <w:r>
-              <w:rPr>
-                <w:rFonts w:ascii="黑体" w:eastAsia="黑体" w:hAnsi="宋体" w:hint="eastAsia"/>
-                <w:szCs w:val="24"/>
-              </w:rPr>
               <w:t>月</w:t>
             </w:r>
             <w:r>
@@ -11730,6 +11876,7 @@
               </w:rPr>
               <w:t xml:space="preserve"> </w:t>
             </w:r>
+            <w:permStart w:id="1703167306" w:edGrp="everyone"/>
             <w:r>
               <w:rPr>
                 <w:rFonts w:ascii="宋体" w:hAnsi="宋体" w:hint="eastAsia"/>
@@ -11738,6 +11885,7 @@
               </w:rPr>
               <w:t xml:space="preserve"> </w:t>
             </w:r>
+            <w:permEnd w:id="1703167306"/>
             <w:r>
               <w:rPr>
                 <w:rFonts w:ascii="宋体" w:hAnsi="宋体" w:hint="eastAsia"/>
@@ -11807,6 +11955,7 @@
                 <w:szCs w:val="24"/>
               </w:rPr>
             </w:pPr>
+            <w:permStart w:id="64110409" w:edGrp="everyone"/>
             <w:r>
               <w:rPr>
                 <w:rFonts w:hAnsi="宋体" w:hint="eastAsia"/>
@@ -11885,6 +12034,7 @@
               </w:rPr>
             </w:pPr>
           </w:p>
+          <w:permEnd w:id="64110409"/>
           <w:p>
             <w:pPr>
               <w:ind w:firstLineChars="2400" w:firstLine="5760"/>
@@ -11908,6 +12058,7 @@
               </w:rPr>
               <w:t xml:space="preserve">  </w:t>
             </w:r>
+            <w:permStart w:id="1919437834" w:edGrp="everyone"/>
             <w:r>
               <w:rPr>
                 <w:rFonts w:ascii="黑体" w:eastAsia="黑体" w:hAnsi="宋体" w:hint="eastAsia"/>
@@ -11924,6 +12075,7 @@
               </w:rPr>
               <w:t xml:space="preserve"> </w:t>
             </w:r>
+            <w:permEnd w:id="1919437834"/>
             <w:r>
               <w:rPr>
                 <w:rFonts w:ascii="黑体" w:eastAsia="黑体" w:hAnsi="宋体" w:hint="eastAsia"/>
@@ -11971,6 +12123,16 @@
               </w:rPr>
               <w:t xml:space="preserve"> </w:t>
             </w:r>
+            <w:permStart w:id="657809024" w:edGrp="everyone"/>
+            <w:r>
+              <w:rPr>
+                <w:rFonts w:ascii="宋体" w:hAnsi="宋体" w:hint="eastAsia"/>
+                <w:szCs w:val="24"/>
+                <w:u w:val="single"/>
+              </w:rPr>
+              <w:t xml:space="preserve"> </w:t>
+            </w:r>
+            <w:permEnd w:id="657809024"/>
             <w:r>
               <w:rPr>
                 <w:rFonts w:ascii="宋体" w:hAnsi="宋体" w:hint="eastAsia"/>
@@ -11981,6 +12143,31 @@
             </w:r>
             <w:r>
               <w:rPr>
+                <w:rFonts w:ascii="黑体" w:eastAsia="黑体" w:hAnsi="宋体" w:hint="eastAsia"/>
+                <w:szCs w:val="24"/>
+              </w:rPr>
+              <w:t>年</w:t>
+            </w:r>
+            <w:r>
+              <w:rPr>
+                <w:rFonts w:ascii="宋体" w:hAnsi="宋体" w:hint="eastAsia"/>
+                <w:szCs w:val="24"/>
+                <w:u w:val="single"/>
+              </w:rPr>
+              <w:t xml:space="preserve"> </w:t>
+            </w:r>
+            <w:permStart w:id="514345028" w:edGrp="everyone"/>
+            <w:r>
+              <w:rPr>
+                <w:rFonts w:ascii="宋体" w:hAnsi="宋体" w:hint="eastAsia"/>
+                <w:szCs w:val="24"/>
+                <w:u w:val="single"/>
+              </w:rPr>
+              <w:t xml:space="preserve"> </w:t>
+            </w:r>
+            <w:permEnd w:id="514345028"/>
+            <w:r>
+              <w:rPr>
                 <w:rFonts w:ascii="宋体" w:hAnsi="宋体" w:hint="eastAsia"/>
                 <w:szCs w:val="24"/>
                 <w:u w:val="single"/>
@@ -11992,37 +12179,6 @@
                 <w:rFonts w:ascii="黑体" w:eastAsia="黑体" w:hAnsi="宋体" w:hint="eastAsia"/>
                 <w:szCs w:val="24"/>
               </w:rPr>
-              <w:t>年</w:t>
-            </w:r>
-            <w:r>
-              <w:rPr>
-                <w:rFonts w:ascii="宋体" w:hAnsi="宋体" w:hint="eastAsia"/>
-                <w:szCs w:val="24"/>
-                <w:u w:val="single"/>
-              </w:rPr>
-              <w:t xml:space="preserve"> </w:t>
-            </w:r>
-            <w:r>
-              <w:rPr>
-                <w:rFonts w:ascii="宋体" w:hAnsi="宋体" w:hint="eastAsia"/>
-                <w:szCs w:val="24"/>
-                <w:u w:val="single"/>
-              </w:rPr>
-              <w:t xml:space="preserve"> </w:t>
-            </w:r>
-            <w:r>
-              <w:rPr>
-                <w:rFonts w:ascii="宋体" w:hAnsi="宋体" w:hint="eastAsia"/>
-                <w:szCs w:val="24"/>
-                <w:u w:val="single"/>
-              </w:rPr>
-              <w:t xml:space="preserve"> </w:t>
-            </w:r>
-            <w:r>
-              <w:rPr>
-                <w:rFonts w:ascii="黑体" w:eastAsia="黑体" w:hAnsi="宋体" w:hint="eastAsia"/>
-                <w:szCs w:val="24"/>
-              </w:rPr>
               <w:t>月</w:t>
             </w:r>
             <w:r>
@@ -12033,6 +12189,7 @@
               </w:rPr>
               <w:t xml:space="preserve"> </w:t>
             </w:r>
+            <w:permStart w:id="1450260749" w:edGrp="everyone"/>
             <w:r>
               <w:rPr>
                 <w:rFonts w:ascii="宋体" w:hAnsi="宋体" w:hint="eastAsia"/>
@@ -12041,6 +12198,7 @@
               </w:rPr>
               <w:t xml:space="preserve"> </w:t>
             </w:r>
+            <w:permEnd w:id="1450260749"/>
             <w:r>
               <w:rPr>
                 <w:rFonts w:ascii="宋体" w:hAnsi="宋体" w:hint="eastAsia"/>

--- a/开题报告/开题报告-基于PX4的水下航行器模型控制方法研究.docx
+++ b/开题报告/开题报告-基于PX4的水下航行器模型控制方法研究.docx
@@ -2637,127 +2637,55 @@
           <w:i w:val="0"/>
           <w:sz w:val="24"/>
         </w:rPr>
-        <w:t>（1）</w:t>
-      </w:r>
-      <w:r>
-        <w:rPr>
-          <w:rFonts w:ascii="Times New Roman" w:hAnsi="Times New Roman" w:cs="Times New Roman" w:eastAsia="宋体"/>
-          <w:b/>
-          <w:i w:val="0"/>
-          <w:sz w:val="24"/>
-        </w:rPr>
-        <w:t>建立水下航行器六自由度机理动力学模型与低成本参数辨识流程</w:t>
-      </w:r>
-      <w:r>
-        <w:rPr>
-          <w:rFonts w:ascii="Times New Roman" w:hAnsi="Times New Roman" w:cs="Times New Roman" w:eastAsia="宋体"/>
-          <w:b w:val="0"/>
-          <w:i w:val="0"/>
-          <w:sz w:val="24"/>
-        </w:rPr>
-        <w:t>。基于刚体动力学与流体势流理论构建六自由度非线性状态方程，明确质量惯性、附加质量及非线性流体阻尼的物理作用机制；设计基于板载传感器响应的小型水池试验方案，利用推进器已知激励与运动响应数据提取关键水动力参数，完成动力学模型的拟合与残差校验，为控制系统设计提供可靠的先验模型支撑。</w:t>
-      </w:r>
-    </w:p>
-    <w:p>
-      <w:pPr>
-        <w:pStyle w:val="a7"/>
-        <w:spacing w:line="360" w:lineRule="exact" w:beforeLines="0" w:before="0" w:afterLines="0" w:after="0"/>
-        <w:ind w:firstLine="480" w:firstLineChars="200"/>
-      </w:pPr>
-      <w:r>
-        <w:rPr>
-          <w:rFonts w:ascii="Times New Roman" w:hAnsi="Times New Roman" w:cs="Times New Roman" w:eastAsia="宋体"/>
-          <w:b w:val="0"/>
-          <w:i w:val="0"/>
-          <w:sz w:val="24"/>
-        </w:rPr>
-        <w:t>（2）</w:t>
-      </w:r>
-      <w:r>
-        <w:rPr>
-          <w:rFonts w:ascii="Times New Roman" w:hAnsi="Times New Roman" w:cs="Times New Roman" w:eastAsia="宋体"/>
-          <w:b/>
-          <w:i w:val="0"/>
-          <w:sz w:val="24"/>
-        </w:rPr>
-        <w:t>构建兼顾动态补偿精度与低计算复杂度的闭环运动控制系统</w:t>
-      </w:r>
-      <w:r>
-        <w:rPr>
-          <w:rFonts w:ascii="Times New Roman" w:hAnsi="Times New Roman" w:cs="Times New Roman" w:eastAsia="宋体"/>
-          <w:b w:val="0"/>
-          <w:i w:val="0"/>
-          <w:sz w:val="24"/>
-        </w:rPr>
-        <w:t>。在 PX4 模块化高频实时控制架构下，设计基于机理动力学的显式前馈解耦补偿模块，与高频状态反馈回路形成双闭环控制架构；在严格受限的机载微控制器计算边界内，有效补偿流体阻尼引起的非线性耗散并抑制多轴动态交叉耦合，提升航行器在复杂流扰工况下空间定点悬停、定深定航以及多自由度平滑机动的稳定控制能力。</w:t>
-      </w:r>
-    </w:p>
-    <w:p>
-      <w:pPr>
-        <w:pStyle w:val="a7"/>
-        <w:spacing w:line="360" w:lineRule="exact" w:beforeLines="0" w:before="0" w:afterLines="0" w:after="0"/>
-        <w:ind w:firstLine="480" w:firstLineChars="200"/>
-      </w:pPr>
-      <w:r>
-        <w:rPr>
-          <w:rFonts w:ascii="Times New Roman" w:hAnsi="Times New Roman" w:cs="Times New Roman" w:eastAsia="宋体"/>
-          <w:b w:val="0"/>
-          <w:i w:val="0"/>
-          <w:sz w:val="24"/>
-        </w:rPr>
-        <w:t>（3）</w:t>
-      </w:r>
-      <w:r>
-        <w:rPr>
-          <w:rFonts w:ascii="Times New Roman" w:hAnsi="Times New Roman" w:cs="Times New Roman" w:eastAsia="宋体"/>
-          <w:b/>
-          <w:i w:val="0"/>
-          <w:sz w:val="24"/>
-        </w:rPr>
-        <w:t>构建推力受限工况下的八推进器力矩优先控制分配机制</w:t>
-      </w:r>
-      <w:r>
-        <w:rPr>
-          <w:rFonts w:ascii="Times New Roman" w:hAnsi="Times New Roman" w:cs="Times New Roman" w:eastAsia="宋体"/>
-          <w:b w:val="0"/>
-          <w:i w:val="0"/>
-          <w:sz w:val="24"/>
-        </w:rPr>
-        <w:t>。针对空间过驱动构型推导几何配置矩阵，设计具有解析形式的力矩优先分配算法；在遭遇强流扰或执行大机动导致推进器触及物理推力上限时，按力矩优先级自适应调节推力输出配比，优先维持六维广义力矩中的姿态控制力矩方向，有效抑制传统独立幅值硬截断诱发的翻滚发散风险，提升极端工况下的姿态安全性与防倾覆能力。</w:t>
-      </w:r>
-    </w:p>
-    <w:p>
-      <w:pPr>
-        <w:pStyle w:val="a7"/>
-        <w:spacing w:line="360" w:lineRule="exact" w:beforeLines="0" w:before="0" w:afterLines="0" w:after="0"/>
-        <w:ind w:firstLine="480" w:firstLineChars="200"/>
-      </w:pPr>
-      <w:r>
-        <w:rPr>
-          <w:rFonts w:ascii="Times New Roman" w:hAnsi="Times New Roman" w:cs="Times New Roman" w:eastAsia="宋体"/>
-          <w:b w:val="0"/>
-          <w:i w:val="0"/>
-          <w:sz w:val="24"/>
-        </w:rPr>
-        <w:t>（4）</w:t>
-      </w:r>
-      <w:r>
-        <w:rPr>
-          <w:rFonts w:ascii="Times New Roman" w:hAnsi="Times New Roman" w:cs="Times New Roman" w:eastAsia="宋体"/>
-          <w:b/>
-          <w:i w:val="0"/>
-          <w:sz w:val="24"/>
-        </w:rPr>
-        <w:t>建立分级闭环仿真与物理实验的量化消融对比评估基准</w:t>
-      </w:r>
-      <w:r>
-        <w:rPr>
-          <w:rFonts w:ascii="Times New Roman" w:hAnsi="Times New Roman" w:cs="Times New Roman" w:eastAsia="宋体"/>
-          <w:b w:val="0"/>
-          <w:i w:val="0"/>
-          <w:sz w:val="24"/>
-        </w:rPr>
-        <w:t>。在软件在环（SITL）仿真与物理实验水池环境中，设计定点悬停抗流扰、多轴阶跃响应等典型测试工况；以传统无模型 PID 控制策略为基准，从轨迹跟踪误差、姿态稳定裕度及推进器输出饱和程度等维度开展消融对比测试，系统评估引入动力学前馈补偿与力矩优先分配机制对航行器动态控制性能的改善效果，形成闭环验证。</w:t>
+        <w:t>（1）建立水下航行器六自由度机理动力学模型与低成本参数辨识流程。基于刚体动力学与流体势流理论构建六自由度非线性状态方程，明确质量惯性、附加质量及非线性流体阻尼的物理作用机制；设计基于板载传感器响应的小型水池试验方案，利用推进器已知激励与运动响应数据提取关键水动力参数，完成动力学模型的拟合与残差校验，为控制系统设计提供可靠的先验模型支撑。</w:t>
+      </w:r>
+    </w:p>
+    <w:p>
+      <w:pPr>
+        <w:pStyle w:val="a7"/>
+        <w:spacing w:line="360" w:lineRule="exact" w:beforeLines="0" w:before="0" w:afterLines="0" w:after="0"/>
+        <w:ind w:firstLine="480" w:firstLineChars="200"/>
+      </w:pPr>
+      <w:r>
+        <w:rPr>
+          <w:rFonts w:ascii="Times New Roman" w:hAnsi="Times New Roman" w:cs="Times New Roman" w:eastAsia="宋体"/>
+          <w:b w:val="0"/>
+          <w:i w:val="0"/>
+          <w:sz w:val="24"/>
+        </w:rPr>
+        <w:t>（2）构建兼顾动态补偿精度与低计算复杂度的闭环运动控制系统。在 PX4 模块化高频实时控制架构下，设计基于机理动力学的显式前馈解耦补偿模块，与高频状态反馈回路形成双闭环控制架构；在严格受限的机载微控制器计算边界内，有效补偿流体阻尼引起的非线性耗散并抑制多轴动态交叉耦合，提升航行器在复杂流扰工况下空间定点悬停、定深定航以及多自由度平滑机动的稳定控制能力。</w:t>
+      </w:r>
+    </w:p>
+    <w:p>
+      <w:pPr>
+        <w:pStyle w:val="a7"/>
+        <w:spacing w:line="360" w:lineRule="exact" w:beforeLines="0" w:before="0" w:afterLines="0" w:after="0"/>
+        <w:ind w:firstLine="480" w:firstLineChars="200"/>
+      </w:pPr>
+      <w:r>
+        <w:rPr>
+          <w:rFonts w:ascii="Times New Roman" w:hAnsi="Times New Roman" w:cs="Times New Roman" w:eastAsia="宋体"/>
+          <w:b w:val="0"/>
+          <w:i w:val="0"/>
+          <w:sz w:val="24"/>
+        </w:rPr>
+        <w:t>（3）构建推力受限工况下的八推进器力矩优先控制分配机制。针对空间过驱动构型推导几何配置矩阵，设计具有解析形式的力矩优先分配算法；在遭遇强流扰或执行大机动导致推进器触及物理推力上限时，按力矩优先级自适应调节推力输出配比，优先维持六维广义力矩中的姿态控制力矩方向，有效抑制传统独立幅值硬截断诱发的翻滚发散风险，提升极端工况下的姿态安全性与防倾覆能力。</w:t>
+      </w:r>
+    </w:p>
+    <w:p>
+      <w:pPr>
+        <w:pStyle w:val="a7"/>
+        <w:spacing w:line="360" w:lineRule="exact" w:beforeLines="0" w:before="0" w:afterLines="0" w:after="0"/>
+        <w:ind w:firstLine="480" w:firstLineChars="200"/>
+      </w:pPr>
+      <w:r>
+        <w:rPr>
+          <w:rFonts w:ascii="Times New Roman" w:hAnsi="Times New Roman" w:cs="Times New Roman" w:eastAsia="宋体"/>
+          <w:b w:val="0"/>
+          <w:i w:val="0"/>
+          <w:sz w:val="24"/>
+        </w:rPr>
+        <w:t>（4）建立分级闭环仿真与物理实验的量化消融对比评估基准。在软件在环（SITL）仿真与物理实验水池环境中，设计定点悬停抗流扰、多轴阶跃响应等典型测试工况；以传统无模型 PID 控制策略为基准，从轨迹跟踪误差、姿态稳定裕度及推进器输出饱和程度等维度开展消融对比测试，系统评估引入动力学前馈补偿与力矩优先分配机制对航行器动态控制性能的改善效果，形成闭环验证。</w:t>
       </w:r>
     </w:p>
     <w:p>
@@ -2821,75 +2749,7 @@
           <w:i w:val="0"/>
           <w:sz w:val="24"/>
         </w:rPr>
-        <w:t>建立精确反映流体动力特性的系统动力学模型，是开展后续运动控制设计与状态仿真的基础。本部分主要研究内容包括：</w:t>
-      </w:r>
-    </w:p>
-    <w:p>
-      <w:pPr>
-        <w:pStyle w:val="a7"/>
-        <w:spacing w:line="360" w:lineRule="exact" w:beforeLines="0" w:before="0" w:afterLines="0" w:after="0"/>
-        <w:ind w:firstLine="480" w:firstLineChars="200"/>
-      </w:pPr>
-      <w:r>
-        <w:rPr>
-          <w:rFonts w:ascii="Times New Roman" w:hAnsi="Times New Roman" w:cs="Times New Roman" w:eastAsia="宋体"/>
-          <w:b w:val="0"/>
-          <w:i w:val="0"/>
-          <w:sz w:val="24"/>
-        </w:rPr>
-        <w:t xml:space="preserve">- </w:t>
-      </w:r>
-      <w:r>
-        <w:rPr>
-          <w:rFonts w:ascii="Times New Roman" w:hAnsi="Times New Roman" w:cs="Times New Roman" w:eastAsia="宋体"/>
-          <w:b/>
-          <w:i w:val="0"/>
-          <w:sz w:val="24"/>
-        </w:rPr>
-        <w:t>六自由度非线性动力学状态方程构建</w:t>
-      </w:r>
-      <w:r>
-        <w:rPr>
-          <w:rFonts w:ascii="Times New Roman" w:hAnsi="Times New Roman" w:cs="Times New Roman" w:eastAsia="宋体"/>
-          <w:b w:val="0"/>
-          <w:i w:val="0"/>
-          <w:sz w:val="24"/>
-        </w:rPr>
-        <w:t>：基于刚体运动学与流体势流理论，采用附体坐标系与惯性坐标系双坐标系描述，建立包含刚体质量惯性、水动力附加质量、科氏力与向心力、流体阻尼以及重浮力恢复力矩的六自由度非线性动力学方程。结合航行器三维实体模型测算与水下配重配平试验，确定机体刚体惯性矩阵与稳态恢复力矩参数；</w:t>
-      </w:r>
-    </w:p>
-    <w:p>
-      <w:pPr>
-        <w:pStyle w:val="a7"/>
-        <w:spacing w:line="360" w:lineRule="exact" w:beforeLines="0" w:before="0" w:afterLines="0" w:after="0"/>
-        <w:ind w:firstLine="480" w:firstLineChars="200"/>
-      </w:pPr>
-      <w:r>
-        <w:rPr>
-          <w:rFonts w:ascii="Times New Roman" w:hAnsi="Times New Roman" w:cs="Times New Roman" w:eastAsia="宋体"/>
-          <w:b w:val="0"/>
-          <w:i w:val="0"/>
-          <w:sz w:val="24"/>
-        </w:rPr>
-        <w:t xml:space="preserve">- </w:t>
-      </w:r>
-      <w:r>
-        <w:rPr>
-          <w:rFonts w:ascii="Times New Roman" w:hAnsi="Times New Roman" w:cs="Times New Roman" w:eastAsia="宋体"/>
-          <w:b/>
-          <w:i w:val="0"/>
-          <w:sz w:val="24"/>
-        </w:rPr>
-        <w:t>低成本板载时域试验辨识与数据处理方法</w:t>
-      </w:r>
-      <w:r>
-        <w:rPr>
-          <w:rFonts w:ascii="Times New Roman" w:hAnsi="Times New Roman" w:cs="Times New Roman" w:eastAsia="宋体"/>
-          <w:b w:val="0"/>
-          <w:i w:val="0"/>
-          <w:sz w:val="24"/>
-        </w:rPr>
-        <w:t>：针对附加质量与二次流体阻尼难以通过经验公式准确求解的难题，依托小型实验水池开展低成本辨识试验。设计已知推进器推力阶跃激励试验与机体自由衰减试验流程，利用板载惯性测量单元（IMU）记录线加速度与角速度响应数据；针对离散微分放大高频噪声的问题，引入动量积分变换与时域低通数字滤波算法，抑制测量噪声干扰，提取各自由度的有效惯性、线性阻尼与二次非线性阻尼系数，并通过实测响应与模型预测残差对比完成动力学模型的校验。</w:t>
+        <w:t>建立精确反映流体动力特性的系统动力学模型，是开展后续运动控制设计与状态仿真的基础。本部分主要研究内容包括：① 构建六自由度非线性动力学状态方程：基于刚体运动学与流体势流理论，采用附体坐标系与惯性坐标系双坐标系描述，建立包含刚体质量惯性、水动力附加质量、科氏力与向心力、流体阻尼以及重浮力恢复力矩的六自由度非线性动力学方程。结合航行器三维实体模型测算与水下配重配平试验，确定机体刚体惯性矩阵与稳态恢复力矩参数；② 设计低成本板载时域试验辨识与数据处理方法：针对附加质量与二次流体阻尼难以通过经验公式准确求解的难题，依托小型实验水池开展低成本辨识试验。设计已知推进器推力阶跃激励试验与机体自由衰减试验流程，利用板载惯性测量单元（IMU）记录线加速度与角速度响应数据；针对离散微分放大高频噪声的问题，引入动量积分变换与时域低通数字滤波算法，抑制测量噪声干扰，提取各自由度的有效惯性、线性阻尼与二次非线性阻尼系数，并通过实测响应与模型预测残差对比完成动力学模型的校验。</w:t>
       </w:r>
     </w:p>
     <w:p>
@@ -2921,75 +2781,7 @@
           <w:i w:val="0"/>
           <w:sz w:val="24"/>
         </w:rPr>
-        <w:t>针对水下高黏性介质引起的非线性流阻耗散与多轴交叉耦合动态，在机载微控制器有限算力约束下，构建兼顾补偿精度与低计算复杂度的闭环控制器。本部分主要研究内容包括：</w:t>
-      </w:r>
-    </w:p>
-    <w:p>
-      <w:pPr>
-        <w:pStyle w:val="a7"/>
-        <w:spacing w:line="360" w:lineRule="exact" w:beforeLines="0" w:before="0" w:afterLines="0" w:after="0"/>
-        <w:ind w:firstLine="480" w:firstLineChars="200"/>
-      </w:pPr>
-      <w:r>
-        <w:rPr>
-          <w:rFonts w:ascii="Times New Roman" w:hAnsi="Times New Roman" w:cs="Times New Roman" w:eastAsia="宋体"/>
-          <w:b w:val="0"/>
-          <w:i w:val="0"/>
-          <w:sz w:val="24"/>
-        </w:rPr>
-        <w:t xml:space="preserve">- </w:t>
-      </w:r>
-      <w:r>
-        <w:rPr>
-          <w:rFonts w:ascii="Times New Roman" w:hAnsi="Times New Roman" w:cs="Times New Roman" w:eastAsia="宋体"/>
-          <w:b/>
-          <w:i w:val="0"/>
-          <w:sz w:val="24"/>
-        </w:rPr>
-        <w:t>动力学前馈解耦补偿环节构建</w:t>
-      </w:r>
-      <w:r>
-        <w:rPr>
-          <w:rFonts w:ascii="Times New Roman" w:hAnsi="Times New Roman" w:cs="Times New Roman" w:eastAsia="宋体"/>
-          <w:b w:val="0"/>
-          <w:i w:val="0"/>
-          <w:sz w:val="24"/>
-        </w:rPr>
-        <w:t>：利用辨识建立的机理动力学模型，构建具备显式解析表达式的前馈解耦补偿环节，在线实时解算非线性流体阻尼与速度耦合分量并实施前馈动态补偿，降低主导非线性阻力对系统动态的干扰，将复杂的六自由度非线性强耦合系统转化为近似线性的解耦控制通道；</w:t>
-      </w:r>
-    </w:p>
-    <w:p>
-      <w:pPr>
-        <w:pStyle w:val="a7"/>
-        <w:spacing w:line="360" w:lineRule="exact" w:beforeLines="0" w:before="0" w:afterLines="0" w:after="0"/>
-        <w:ind w:firstLine="480" w:firstLineChars="200"/>
-      </w:pPr>
-      <w:r>
-        <w:rPr>
-          <w:rFonts w:ascii="Times New Roman" w:hAnsi="Times New Roman" w:cs="Times New Roman" w:eastAsia="宋体"/>
-          <w:b w:val="0"/>
-          <w:i w:val="0"/>
-          <w:sz w:val="24"/>
-        </w:rPr>
-        <w:t xml:space="preserve">- </w:t>
-      </w:r>
-      <w:r>
-        <w:rPr>
-          <w:rFonts w:ascii="Times New Roman" w:hAnsi="Times New Roman" w:cs="Times New Roman" w:eastAsia="宋体"/>
-          <w:b/>
-          <w:i w:val="0"/>
-          <w:sz w:val="24"/>
-        </w:rPr>
-        <w:t>高频状态反馈回路构建与抗扰控制</w:t>
-      </w:r>
-      <w:r>
-        <w:rPr>
-          <w:rFonts w:ascii="Times New Roman" w:hAnsi="Times New Roman" w:cs="Times New Roman" w:eastAsia="宋体"/>
-          <w:b w:val="0"/>
-          <w:i w:val="0"/>
-          <w:sz w:val="24"/>
-        </w:rPr>
-        <w:t>：在 PX4 原生分层实时控制架构下，结合机载传感器高频姿态与位置观测信息，设计高频状态反馈回路，形成“动力学模型前馈补偿 + 状态反馈”双闭环控制架构。利用反馈控制快速抑制未建模动态、水流脉动干扰及残余模型误差，提升航行器在近壁面流扰环境下的空间定点悬停稳定性与多自由度平滑机动跟踪性能。</w:t>
+        <w:t>针对水下高黏性介质引起的非线性流阻耗散与多轴交叉耦合动态，在机载微控制器有限算力约束下，构建兼顾补偿精度与低计算复杂度的闭环控制器。本部分主要研究内容包括：① 构建动力学前馈解耦补偿环节：利用辨识建立的机理动力学模型，构建具备显式解析表达式的前馈解耦补偿环节，在线实时解算非线性流体阻尼与速度耦合分量并实施前馈动态补偿，降低主导非线性阻力对系统动态的干扰，将复杂的六自由度非线性强耦合系统转化为近似线性的解耦控制通道；② 构建高频状态反馈回路与抗扰控制：在 PX4 原生分层实时控制架构下，结合机载传感器高频姿态与位置观测信息，设计高频状态反馈回路，形成“动力学模型前馈补偿 + 状态反馈”双闭环控制架构。利用反馈控制快速抑制未建模动态、水流脉动干扰及残余模型误差，提升航行器在近壁面流扰环境下的空间定点悬停稳定性与多自由度平滑机动跟踪性能。</w:t>
       </w:r>
     </w:p>
     <w:p>
@@ -3021,75 +2813,7 @@
           <w:i w:val="0"/>
           <w:sz w:val="24"/>
         </w:rPr>
-        <w:t>针对空间对称与矢量倾斜布置的八推进器过驱动构型，构建连接上层期望控制指令与底层执行机构的推力分配映射与抗饱和处理机制。本部分主要研究内容包括：</w:t>
-      </w:r>
-    </w:p>
-    <w:p>
-      <w:pPr>
-        <w:pStyle w:val="a7"/>
-        <w:spacing w:line="360" w:lineRule="exact" w:beforeLines="0" w:before="0" w:afterLines="0" w:after="0"/>
-        <w:ind w:firstLine="480" w:firstLineChars="200"/>
-      </w:pPr>
-      <w:r>
-        <w:rPr>
-          <w:rFonts w:ascii="Times New Roman" w:hAnsi="Times New Roman" w:cs="Times New Roman" w:eastAsia="宋体"/>
-          <w:b w:val="0"/>
-          <w:i w:val="0"/>
-          <w:sz w:val="24"/>
-        </w:rPr>
-        <w:t xml:space="preserve">- </w:t>
-      </w:r>
-      <w:r>
-        <w:rPr>
-          <w:rFonts w:ascii="Times New Roman" w:hAnsi="Times New Roman" w:cs="Times New Roman" w:eastAsia="宋体"/>
-          <w:b/>
-          <w:i w:val="0"/>
-          <w:sz w:val="24"/>
-        </w:rPr>
-        <w:t>空间几何推力配置矩阵推导与解析分配</w:t>
-      </w:r>
-      <w:r>
-        <w:rPr>
-          <w:rFonts w:ascii="Times New Roman" w:hAnsi="Times New Roman" w:cs="Times New Roman" w:eastAsia="宋体"/>
-          <w:b w:val="0"/>
-          <w:i w:val="0"/>
-          <w:sz w:val="24"/>
-        </w:rPr>
-        <w:t>：根据八台推进器的空间几何安装位置与矢量倾斜夹角，建立从六维广义期望力与力矩（三维期望力与三维期望力矩）到八台推进器轴向推力指令的代数映射关系，推导空间推力配置矩阵；以推进器控制能量消耗最小为优化目标，基于加权伪逆法求取推力分配的全局解析解，确保在微控制器上实现毫秒级快速解算；</w:t>
-      </w:r>
-    </w:p>
-    <w:p>
-      <w:pPr>
-        <w:pStyle w:val="a7"/>
-        <w:spacing w:line="360" w:lineRule="exact" w:beforeLines="0" w:before="0" w:afterLines="0" w:after="0"/>
-        <w:ind w:firstLine="480" w:firstLineChars="200"/>
-      </w:pPr>
-      <w:r>
-        <w:rPr>
-          <w:rFonts w:ascii="Times New Roman" w:hAnsi="Times New Roman" w:cs="Times New Roman" w:eastAsia="宋体"/>
-          <w:b w:val="0"/>
-          <w:i w:val="0"/>
-          <w:sz w:val="24"/>
-        </w:rPr>
-        <w:t xml:space="preserve">- </w:t>
-      </w:r>
-      <w:r>
-        <w:rPr>
-          <w:rFonts w:ascii="Times New Roman" w:hAnsi="Times New Roman" w:cs="Times New Roman" w:eastAsia="宋体"/>
-          <w:b/>
-          <w:i w:val="0"/>
-          <w:sz w:val="24"/>
-        </w:rPr>
-        <w:t>力矩优先抗饱和分配机制设计</w:t>
-      </w:r>
-      <w:r>
-        <w:rPr>
-          <w:rFonts w:ascii="Times New Roman" w:hAnsi="Times New Roman" w:cs="Times New Roman" w:eastAsia="宋体"/>
-          <w:b w:val="0"/>
-          <w:i w:val="0"/>
-          <w:sz w:val="24"/>
-        </w:rPr>
-        <w:t>：针对执行大机动或遭遇强突发流扰导致推进器触及物理推力上限的问题，深入分析传统单推进器独立幅值硬截断破坏空间推力矢量配比、导致合成力矩方向偏转的失稳机理；构建具有低代数计算开销的力矩优先分配机制，在推力指令饱和超限时，按姿态角速度、偏航与平移推力的优先级自适应调节推力输出配比，对非关键平移推力分量进行等比例缩减，优先维持姿态控制力矩的方向与比例，有效抑制力矩畸变诱发的翻滚发散风险，提升极端工况下的姿态安全性。</w:t>
+        <w:t>针对空间对称与矢量倾斜布置的八推进器过驱动构型，构建连接上层期望控制指令与底层执行机构的推力分配映射与抗饱和处理机制。本部分主要研究内容包括：① 推导空间几何推力配置矩阵与解析分配：根据八台推进器的空间几何安装位置与矢量倾斜夹角，建立从六维广义期望力与力矩（三维期望力与三维期望力矩）到八台推进器轴向推力指令的代数映射关系，推导空间推力配置矩阵；以推进器控制能量消耗最小为优化目标，基于加权伪逆法求取推力分配的全局解析解，确保在微控制器上实现毫秒级快速解算；② 设计力矩优先抗饱和分配机制：针对执行大机动或遭遇强突发流扰导致推进器触及物理推力上限的问题，深入分析传统单推进器独立幅值硬截断破坏空间推力矢量配比、导致合成力矩方向偏转的失稳机理；构建具有低代数计算开销的力矩优先分配机制，在推力指令饱和超限时，按姿态角速度、偏航与平移推力的优先级自适应调节推力输出配比，对非关键平移推力分量进行等比例缩减，优先维持姿态控制力矩的方向与比例，有效抑制力矩畸变诱发的翻滚发散风险，提升极端工况下的姿态安全性。</w:t>
       </w:r>
     </w:p>
     <w:p>
@@ -3191,41 +2915,7 @@
           <w:i w:val="0"/>
           <w:sz w:val="24"/>
         </w:rPr>
-        <w:t>针对水下航行器六自由度复杂动力学特性，采用理论机理推导与时域试验辨识相结合的技术途径：</w:t>
-      </w:r>
-    </w:p>
-    <w:p>
-      <w:pPr>
-        <w:pStyle w:val="a7"/>
-        <w:spacing w:line="360" w:lineRule="exact" w:beforeLines="0" w:before="0" w:afterLines="0" w:after="0"/>
-        <w:ind w:firstLine="480" w:firstLineChars="200"/>
-      </w:pPr>
-      <w:r>
-        <w:rPr>
-          <w:rFonts w:ascii="Times New Roman" w:hAnsi="Times New Roman" w:cs="Times New Roman" w:eastAsia="宋体"/>
-          <w:b w:val="0"/>
-          <w:i w:val="0"/>
-          <w:sz w:val="24"/>
-        </w:rPr>
-        <w:t xml:space="preserve">- </w:t>
-      </w:r>
-      <w:r>
-        <w:rPr>
-          <w:rFonts w:ascii="Times New Roman" w:hAnsi="Times New Roman" w:cs="Times New Roman" w:eastAsia="宋体"/>
-          <w:b/>
-          <w:i w:val="0"/>
-          <w:sz w:val="24"/>
-        </w:rPr>
-        <w:t>机理模型构建与几何惯性测算</w:t>
-      </w:r>
-      <w:r>
-        <w:rPr>
-          <w:rFonts w:ascii="Times New Roman" w:hAnsi="Times New Roman" w:cs="Times New Roman" w:eastAsia="宋体"/>
-          <w:b w:val="0"/>
-          <w:i w:val="0"/>
-          <w:sz w:val="24"/>
-        </w:rPr>
-        <w:t>：基于牛顿-欧拉刚体动力学理论与流体势流理论，建立包含刚体质量惯性、水动力附加质量、科氏力与向心力、流体阻尼以及重浮力恢复力矩的六自由度非线性动力学方程</w:t>
+        <w:t>针对水下航行器六自由度复杂动力学特性，采用理论机理推导与时域试验辨识相结合的技术途径：① 构建机理模型与测算几何惯性：基于牛顿-欧拉刚体动力学理论与流体势流理论，建立包含刚体质量惯性、水动力附加质量、科氏力与向心力、流体阻尼以及重浮力恢复力矩的六自由度非线性动力学方程</w:t>
       </w:r>
       <w:r>
         <w:rPr>
@@ -3244,41 +2934,7 @@
           <w:i w:val="0"/>
           <w:sz w:val="24"/>
         </w:rPr>
-        <w:t>。利用计算机辅助设计（CAD）三维模型精确解算机体干重、质心位置及转动惯量矩阵，并通过水下静态悬浮配平试验获取净浮力与浮心几何坐标；</w:t>
-      </w:r>
-    </w:p>
-    <w:p>
-      <w:pPr>
-        <w:pStyle w:val="a7"/>
-        <w:spacing w:line="360" w:lineRule="exact" w:beforeLines="0" w:before="0" w:afterLines="0" w:after="0"/>
-        <w:ind w:firstLine="480" w:firstLineChars="200"/>
-      </w:pPr>
-      <w:r>
-        <w:rPr>
-          <w:rFonts w:ascii="Times New Roman" w:hAnsi="Times New Roman" w:cs="Times New Roman" w:eastAsia="宋体"/>
-          <w:b w:val="0"/>
-          <w:i w:val="0"/>
-          <w:sz w:val="24"/>
-        </w:rPr>
-        <w:t xml:space="preserve">- </w:t>
-      </w:r>
-      <w:r>
-        <w:rPr>
-          <w:rFonts w:ascii="Times New Roman" w:hAnsi="Times New Roman" w:cs="Times New Roman" w:eastAsia="宋体"/>
-          <w:b/>
-          <w:i w:val="0"/>
-          <w:sz w:val="24"/>
-        </w:rPr>
-        <w:t>水池时域阶跃与衰减试验辨识</w:t>
-      </w:r>
-      <w:r>
-        <w:rPr>
-          <w:rFonts w:ascii="Times New Roman" w:hAnsi="Times New Roman" w:cs="Times New Roman" w:eastAsia="宋体"/>
-          <w:b w:val="0"/>
-          <w:i w:val="0"/>
-          <w:sz w:val="24"/>
-        </w:rPr>
-        <w:t>：针对难以理论解析的附加质量与二次流体阻尼，借鉴板载传感器试验辨识范式</w:t>
+        <w:t>。利用计算机辅助设计（CAD）三维模型精确解算机体干重、质心位置及转动惯量矩阵，并通过水下静态悬浮配平试验获取净浮力与浮心几何坐标；② 开展水池时域阶跃与衰减试验辨识：针对难以理论解析的附加质量与二次流体阻尼，借鉴板载传感器试验辨识范式</w:t>
       </w:r>
       <w:r>
         <w:rPr>
@@ -3297,41 +2953,7 @@
           <w:i w:val="0"/>
           <w:sz w:val="24"/>
         </w:rPr>
-        <w:t>，在实验水池中设计阶跃推力激励与自由衰减两组标准试验工况。通过已知推力输入激发机体稳态航速以提取高雷诺数下的二次非线性阻尼，通过初始偏角释放记录自由衰减振荡过程以提取固有频率与阻尼比；</w:t>
-      </w:r>
-    </w:p>
-    <w:p>
-      <w:pPr>
-        <w:pStyle w:val="a7"/>
-        <w:spacing w:line="360" w:lineRule="exact" w:beforeLines="0" w:before="0" w:afterLines="0" w:after="0"/>
-        <w:ind w:firstLine="480" w:firstLineChars="200"/>
-      </w:pPr>
-      <w:r>
-        <w:rPr>
-          <w:rFonts w:ascii="Times New Roman" w:hAnsi="Times New Roman" w:cs="Times New Roman" w:eastAsia="宋体"/>
-          <w:b w:val="0"/>
-          <w:i w:val="0"/>
-          <w:sz w:val="24"/>
-        </w:rPr>
-        <w:t xml:space="preserve">- </w:t>
-      </w:r>
-      <w:r>
-        <w:rPr>
-          <w:rFonts w:ascii="Times New Roman" w:hAnsi="Times New Roman" w:cs="Times New Roman" w:eastAsia="宋体"/>
-          <w:b/>
-          <w:i w:val="0"/>
-          <w:sz w:val="24"/>
-        </w:rPr>
-        <w:t>动量积分变换与抗噪参数回归</w:t>
-      </w:r>
-      <w:r>
-        <w:rPr>
-          <w:rFonts w:ascii="Times New Roman" w:hAnsi="Times New Roman" w:cs="Times New Roman" w:eastAsia="宋体"/>
-          <w:b w:val="0"/>
-          <w:i w:val="0"/>
-          <w:sz w:val="24"/>
-        </w:rPr>
-        <w:t>：针对传感器离散数值微分引入的高频噪声放大问题，采用广义动量变换方法</w:t>
+        <w:t>，在实验水池中设计阶跃推力激励与自由衰减两组标准试验工况。通过已知推力输入激发机体稳态航速以提取高雷诺数下的二次非线性阻尼，通过初始偏角释放记录自由衰减振荡过程以提取固有频率与阻尼比；③ 实施动量积分变换与抗噪参数回归：针对传感器离散数值微分引入的高频噪声放大问题，采用广义动量变换方法</w:t>
       </w:r>
       <w:r>
         <w:rPr>
@@ -3401,41 +3023,7 @@
           <w:i w:val="0"/>
           <w:sz w:val="24"/>
         </w:rPr>
-        <w:t xml:space="preserve"> 的嵌入式实时软件架构开展算法设计与工程实现：</w:t>
-      </w:r>
-    </w:p>
-    <w:p>
-      <w:pPr>
-        <w:pStyle w:val="a7"/>
-        <w:spacing w:line="360" w:lineRule="exact" w:beforeLines="0" w:before="0" w:afterLines="0" w:after="0"/>
-        <w:ind w:firstLine="480" w:firstLineChars="200"/>
-      </w:pPr>
-      <w:r>
-        <w:rPr>
-          <w:rFonts w:ascii="Times New Roman" w:hAnsi="Times New Roman" w:cs="Times New Roman" w:eastAsia="宋体"/>
-          <w:b w:val="0"/>
-          <w:i w:val="0"/>
-          <w:sz w:val="24"/>
-        </w:rPr>
-        <w:t xml:space="preserve">- </w:t>
-      </w:r>
-      <w:r>
-        <w:rPr>
-          <w:rFonts w:ascii="Times New Roman" w:hAnsi="Times New Roman" w:cs="Times New Roman" w:eastAsia="宋体"/>
-          <w:b/>
-          <w:i w:val="0"/>
-          <w:sz w:val="24"/>
-        </w:rPr>
-        <w:t>前馈解耦补偿与高频状态反馈集成</w:t>
-      </w:r>
-      <w:r>
-        <w:rPr>
-          <w:rFonts w:ascii="Times New Roman" w:hAnsi="Times New Roman" w:cs="Times New Roman" w:eastAsia="宋体"/>
-          <w:b w:val="0"/>
-          <w:i w:val="0"/>
-          <w:sz w:val="24"/>
-        </w:rPr>
-        <w:t>：利用 PX4 的模块化设计与微服务发布/订阅机制（uORB），在姿态与位置控制回路中构建具备显式解析表达式的动力学前馈补偿环节</w:t>
+        <w:t xml:space="preserve"> 的嵌入式实时软件架构开展算法设计与工程实现：① 集成前馈解耦补偿与高频状态反馈：利用 PX4 的模块化设计与微服务发布/订阅机制（uORB），在姿态与位置控制回路中构建具备显式解析表达式的动力学前馈补偿环节</w:t>
       </w:r>
       <w:r>
         <w:rPr>
@@ -3454,41 +3042,7 @@
           <w:i w:val="0"/>
           <w:sz w:val="24"/>
         </w:rPr>
-        <w:t>。根据板载状态估计信息在线实时计算非线性流体阻尼与多轴交叉耦合分量并在前向通道实施前馈动态补偿；在此基础上，结合角速度与姿态偏差构建高频状态反馈回路，形成“动力学模型前馈补偿 + 状态反馈”双闭环控制架构，保证在百赫兹级刷新率下实现毫秒级快速解算；</w:t>
-      </w:r>
-    </w:p>
-    <w:p>
-      <w:pPr>
-        <w:pStyle w:val="a7"/>
-        <w:spacing w:line="360" w:lineRule="exact" w:beforeLines="0" w:before="0" w:afterLines="0" w:after="0"/>
-        <w:ind w:firstLine="480" w:firstLineChars="200"/>
-      </w:pPr>
-      <w:r>
-        <w:rPr>
-          <w:rFonts w:ascii="Times New Roman" w:hAnsi="Times New Roman" w:cs="Times New Roman" w:eastAsia="宋体"/>
-          <w:b w:val="0"/>
-          <w:i w:val="0"/>
-          <w:sz w:val="24"/>
-        </w:rPr>
-        <w:t xml:space="preserve">- </w:t>
-      </w:r>
-      <w:r>
-        <w:rPr>
-          <w:rFonts w:ascii="Times New Roman" w:hAnsi="Times New Roman" w:cs="Times New Roman" w:eastAsia="宋体"/>
-          <w:b/>
-          <w:i w:val="0"/>
-          <w:sz w:val="24"/>
-        </w:rPr>
-        <w:t>空间几何推力配置与力矩优先解饱和机制</w:t>
-      </w:r>
-      <w:r>
-        <w:rPr>
-          <w:rFonts w:ascii="Times New Roman" w:hAnsi="Times New Roman" w:cs="Times New Roman" w:eastAsia="宋体"/>
-          <w:b w:val="0"/>
-          <w:i w:val="0"/>
-          <w:sz w:val="24"/>
-        </w:rPr>
-        <w:t>：基于八台推进器的空间几何矢量布置推导空间推力配置矩阵，结合控制分配理论</w:t>
+        <w:t>。根据板载状态估计信息在线实时计算非线性流体阻尼与多轴交叉耦合分量并在前向通道实施前馈动态补偿；在此基础上，结合角速度与姿态偏差构建高频状态反馈回路，形成“动力学模型前馈补偿 + 状态反馈”双闭环控制架构，保证在百赫兹级刷新率下实现毫秒级快速解算；② 构建空间几何推力配置与力矩优先解饱和机制：基于八台推进器的空间几何矢量布置推导空间推力配置矩阵，结合控制分配理论</w:t>
       </w:r>
       <w:r>
         <w:rPr>
@@ -3539,75 +3093,7 @@
           <w:i w:val="0"/>
           <w:sz w:val="24"/>
         </w:rPr>
-        <w:t>为科学量化评估所提控制方法的技术增益，建立由数字仿真向物理实验递进的分级闭环验证与消融评估流程：</w:t>
-      </w:r>
-    </w:p>
-    <w:p>
-      <w:pPr>
-        <w:pStyle w:val="a7"/>
-        <w:spacing w:line="360" w:lineRule="exact" w:beforeLines="0" w:before="0" w:afterLines="0" w:after="0"/>
-        <w:ind w:firstLine="480" w:firstLineChars="200"/>
-      </w:pPr>
-      <w:r>
-        <w:rPr>
-          <w:rFonts w:ascii="Times New Roman" w:hAnsi="Times New Roman" w:cs="Times New Roman" w:eastAsia="宋体"/>
-          <w:b w:val="0"/>
-          <w:i w:val="0"/>
-          <w:sz w:val="24"/>
-        </w:rPr>
-        <w:t xml:space="preserve">- </w:t>
-      </w:r>
-      <w:r>
-        <w:rPr>
-          <w:rFonts w:ascii="Times New Roman" w:hAnsi="Times New Roman" w:cs="Times New Roman" w:eastAsia="宋体"/>
-          <w:b/>
-          <w:i w:val="0"/>
-          <w:sz w:val="24"/>
-        </w:rPr>
-        <w:t>仿真与物理分级实验设计</w:t>
-      </w:r>
-      <w:r>
-        <w:rPr>
-          <w:rFonts w:ascii="Times New Roman" w:hAnsi="Times New Roman" w:cs="Times New Roman" w:eastAsia="宋体"/>
-          <w:b w:val="0"/>
-          <w:i w:val="0"/>
-          <w:sz w:val="24"/>
-        </w:rPr>
-        <w:t>：在软件在环（SITL）仿真环境中，搭建集成六自由度水动力学模块、传感器噪声发生器与流场扰动模块的仿真场景，设计阶跃航向跟踪、定深悬停以及空间横向流扰等多组典型工况，对前馈补偿模块与力矩优先分配机制进行参数整定与功能测试；在此基础上，在室内实验水池中开展实机闭环测试，利用板载惯导与水下测速传感器采集动态响应数据；</w:t>
-      </w:r>
-    </w:p>
-    <w:p>
-      <w:pPr>
-        <w:pStyle w:val="a7"/>
-        <w:spacing w:line="360" w:lineRule="exact" w:beforeLines="0" w:before="0" w:afterLines="0" w:after="0"/>
-        <w:ind w:firstLine="480" w:firstLineChars="200"/>
-      </w:pPr>
-      <w:r>
-        <w:rPr>
-          <w:rFonts w:ascii="Times New Roman" w:hAnsi="Times New Roman" w:cs="Times New Roman" w:eastAsia="宋体"/>
-          <w:b w:val="0"/>
-          <w:i w:val="0"/>
-          <w:sz w:val="24"/>
-        </w:rPr>
-        <w:t xml:space="preserve">- </w:t>
-      </w:r>
-      <w:r>
-        <w:rPr>
-          <w:rFonts w:ascii="Times New Roman" w:hAnsi="Times New Roman" w:cs="Times New Roman" w:eastAsia="宋体"/>
-          <w:b/>
-          <w:i w:val="0"/>
-          <w:sz w:val="24"/>
-        </w:rPr>
-        <w:t>消融基准对照与多维量化评估</w:t>
-      </w:r>
-      <w:r>
-        <w:rPr>
-          <w:rFonts w:ascii="Times New Roman" w:hAnsi="Times New Roman" w:cs="Times New Roman" w:eastAsia="宋体"/>
-          <w:b w:val="0"/>
-          <w:i w:val="0"/>
-          <w:sz w:val="24"/>
-        </w:rPr>
-        <w:t>：借鉴水下机器人模型控制消融验证范式</w:t>
+        <w:t>为科学量化评估所提控制方法的技术增益，建立由数字仿真向物理实验递进的分级闭环验证与消融评估流程：① 开展仿真与物理分级实验设计：在软件在环（SITL）仿真环境中，搭建集成六自由度水动力学模块、传感器噪声发生器与流场扰动模块的仿真场景，设计阶跃航向跟踪、定深悬停以及空间横向流扰等多组典型工况，对前馈补偿模块与力矩优先分配机制进行参数整定与功能测试；在此基础上，在室内实验水池中开展实机闭环测试，利用板载惯导与水下测速传感器采集动态响应数据；② 确立消融基准对照与多维量化评估：借鉴水下机器人模型控制消融验证范式</w:t>
       </w:r>
       <w:r>
         <w:rPr>
@@ -3839,13 +3325,14 @@
     </w:p>
     <w:p>
       <w:pPr>
-        <w:spacing w:line="360" w:lineRule="exact" w:beforeLines="50" w:before="120" w:afterLines="0" w:after="0"/>
+        <w:keepNext/>
         <w:jc w:val="center"/>
+        <w:spacing w:line="240" w:lineRule="auto" w:before="120" w:after="40"/>
       </w:pPr>
       <w:r>
         <w:drawing>
           <wp:inline xmlns:a="http://schemas.openxmlformats.org/drawingml/2006/main" xmlns:pic="http://schemas.openxmlformats.org/drawingml/2006/picture">
-            <wp:extent cx="5328000" cy="6874839"/>
+            <wp:extent cx="5220000" cy="3684706"/>
             <wp:docPr id="1" name="Picture 1"/>
             <wp:cNvGraphicFramePr>
               <a:graphicFrameLocks noChangeAspect="1"/>
@@ -3866,7 +3353,7 @@
                   <pic:spPr>
                     <a:xfrm>
                       <a:off x="0" y="0"/>
-                      <a:ext cx="5328000" cy="6874839"/>
+                      <a:ext cx="5220000" cy="3684706"/>
                     </a:xfrm>
                     <a:prstGeom prst="rect"/>
                   </pic:spPr>
@@ -3879,7 +3366,7 @@
     </w:p>
     <w:p>
       <w:pPr>
-        <w:spacing w:line="360" w:lineRule="exact" w:beforeLines="0" w:before="0" w:afterLines="50" w:after="120"/>
+        <w:spacing w:line="360" w:lineRule="exact" w:beforeLines="0" w:before="0" w:afterLines="0" w:after="0"/>
         <w:jc w:val="center"/>
       </w:pPr>
       <w:r>
@@ -3953,41 +3440,7 @@
           <w:i w:val="0"/>
           <w:sz w:val="24"/>
         </w:rPr>
-        <w:t>本课题所采用的建模、控制与分配理论均为海洋工程与机器人控制领域公认的成熟理论体系：</w:t>
-      </w:r>
-    </w:p>
-    <w:p>
-      <w:pPr>
-        <w:pStyle w:val="a7"/>
-        <w:spacing w:line="360" w:lineRule="exact" w:beforeLines="0" w:before="0" w:afterLines="0" w:after="0"/>
-        <w:ind w:firstLine="480" w:firstLineChars="200"/>
-      </w:pPr>
-      <w:r>
-        <w:rPr>
-          <w:rFonts w:ascii="Times New Roman" w:hAnsi="Times New Roman" w:cs="Times New Roman" w:eastAsia="宋体"/>
-          <w:b w:val="0"/>
-          <w:i w:val="0"/>
-          <w:sz w:val="24"/>
-        </w:rPr>
-        <w:t xml:space="preserve">- </w:t>
-      </w:r>
-      <w:r>
-        <w:rPr>
-          <w:rFonts w:ascii="Times New Roman" w:hAnsi="Times New Roman" w:cs="Times New Roman" w:eastAsia="宋体"/>
-          <w:b/>
-          <w:i w:val="0"/>
-          <w:sz w:val="24"/>
-        </w:rPr>
-        <w:t>动力学建模与辨识理论成熟</w:t>
-      </w:r>
-      <w:r>
-        <w:rPr>
-          <w:rFonts w:ascii="Times New Roman" w:hAnsi="Times New Roman" w:cs="Times New Roman" w:eastAsia="宋体"/>
-          <w:b w:val="0"/>
-          <w:i w:val="0"/>
-          <w:sz w:val="24"/>
-        </w:rPr>
-        <w:t>：课题遵循的六自由度动力学建模方法源自国际著名海洋控制学者 Fossen 构建的经典机理体系</w:t>
+        <w:t>本课题所采用的建模、控制与分配理论均为海洋工程与机器人控制领域公认的成熟理论体系：① 动力学建模与辨识理论成熟：课题遵循的六自由度动力学建模方法源自国际著名海洋控制学者 Fossen 构建的经典机理体系</w:t>
       </w:r>
       <w:r>
         <w:rPr>
@@ -4044,41 +3497,7 @@
           <w:i w:val="0"/>
           <w:sz w:val="24"/>
         </w:rPr>
-        <w:t>抑制高频数值微分噪声，参数拟合过程具备坚实的数学与试验依据；</w:t>
-      </w:r>
-    </w:p>
-    <w:p>
-      <w:pPr>
-        <w:pStyle w:val="a7"/>
-        <w:spacing w:line="360" w:lineRule="exact" w:beforeLines="0" w:before="0" w:afterLines="0" w:after="0"/>
-        <w:ind w:firstLine="480" w:firstLineChars="200"/>
-      </w:pPr>
-      <w:r>
-        <w:rPr>
-          <w:rFonts w:ascii="Times New Roman" w:hAnsi="Times New Roman" w:cs="Times New Roman" w:eastAsia="宋体"/>
-          <w:b w:val="0"/>
-          <w:i w:val="0"/>
-          <w:sz w:val="24"/>
-        </w:rPr>
-        <w:t xml:space="preserve">- </w:t>
-      </w:r>
-      <w:r>
-        <w:rPr>
-          <w:rFonts w:ascii="Times New Roman" w:hAnsi="Times New Roman" w:cs="Times New Roman" w:eastAsia="宋体"/>
-          <w:b/>
-          <w:i w:val="0"/>
-          <w:sz w:val="24"/>
-        </w:rPr>
-        <w:t>控制与推力分配方法物理自洽</w:t>
-      </w:r>
-      <w:r>
-        <w:rPr>
-          <w:rFonts w:ascii="Times New Roman" w:hAnsi="Times New Roman" w:cs="Times New Roman" w:eastAsia="宋体"/>
-          <w:b w:val="0"/>
-          <w:i w:val="0"/>
-          <w:sz w:val="24"/>
-        </w:rPr>
-        <w:t>：动力学模型前馈补偿策略对标 Smallwood 等人在水下机器人实机测试中验证的消融范式</w:t>
+        <w:t>抑制高频数值微分噪声，参数拟合过程具备坚实的数学与试验依据；② 控制与推力分配方法物理自洽：动力学模型前馈补偿策略对标 Smallwood 等人在水下机器人实机测试中验证的消融范式</w:t>
       </w:r>
       <w:r>
         <w:rPr>
@@ -4148,41 +3567,7 @@
           <w:i w:val="0"/>
           <w:sz w:val="24"/>
         </w:rPr>
-        <w:t>课题所选用的软件开发基座与仿真验证工具链具备极高的工程成熟度与工具链完备性：</w:t>
-      </w:r>
-    </w:p>
-    <w:p>
-      <w:pPr>
-        <w:pStyle w:val="a7"/>
-        <w:spacing w:line="360" w:lineRule="exact" w:beforeLines="0" w:before="0" w:afterLines="0" w:after="0"/>
-        <w:ind w:firstLine="480" w:firstLineChars="200"/>
-      </w:pPr>
-      <w:r>
-        <w:rPr>
-          <w:rFonts w:ascii="Times New Roman" w:hAnsi="Times New Roman" w:cs="Times New Roman" w:eastAsia="宋体"/>
-          <w:b w:val="0"/>
-          <w:i w:val="0"/>
-          <w:sz w:val="24"/>
-        </w:rPr>
-        <w:t xml:space="preserve">- </w:t>
-      </w:r>
-      <w:r>
-        <w:rPr>
-          <w:rFonts w:ascii="Times New Roman" w:hAnsi="Times New Roman" w:cs="Times New Roman" w:eastAsia="宋体"/>
-          <w:b/>
-          <w:i w:val="0"/>
-          <w:sz w:val="24"/>
-        </w:rPr>
-        <w:t>开源飞控系统 PX4 架构稳定成熟</w:t>
-      </w:r>
-      <w:r>
-        <w:rPr>
-          <w:rFonts w:ascii="Times New Roman" w:hAnsi="Times New Roman" w:cs="Times New Roman" w:eastAsia="宋体"/>
-          <w:b w:val="0"/>
-          <w:i w:val="0"/>
-          <w:sz w:val="24"/>
-        </w:rPr>
-        <w:t>：PX4</w:t>
+        <w:t>课题所选用的软件开发基座与仿真验证工具链具备极高的工程成熟度与工具链完备性：① 开源飞控系统 PX4 架构稳定成熟：PX4</w:t>
       </w:r>
       <w:r>
         <w:rPr>
@@ -4201,24 +3586,15 @@
           <w:i w:val="0"/>
           <w:sz w:val="24"/>
         </w:rPr>
-        <w:t xml:space="preserve"> 作为全球广泛应用的开源机器人飞控平台，具备微秒级硬实时的微内核操作系统（NuttX）与高效的微服务发布/订阅机制（uORB）。其模块化的控制分配与多任务调度框架经过了广泛的工程应用检验，代码开源透明且二次开发文档健全，为动力学前馈环节与力矩优先分配算法的底层嵌入提供了稳定可靠的软件载体；</w:t>
-      </w:r>
-    </w:p>
-    <w:p>
-      <w:pPr>
-        <w:pStyle w:val="a7"/>
-        <w:spacing w:line="360" w:lineRule="exact" w:beforeLines="0" w:before="0" w:afterLines="0" w:after="0"/>
-        <w:ind w:firstLine="480" w:firstLineChars="200"/>
-      </w:pPr>
-      <w:r>
-        <w:rPr>
-          <w:rFonts w:ascii="Times New Roman" w:hAnsi="Times New Roman" w:cs="Times New Roman" w:eastAsia="宋体"/>
-          <w:b w:val="0"/>
-          <w:i w:val="0"/>
-          <w:sz w:val="24"/>
-        </w:rPr>
-        <w:t xml:space="preserve">- </w:t>
-      </w:r>
+        <w:t xml:space="preserve"> 作为全球广泛应用的开源机器人飞控平台，具备微秒级硬实时的微内核操作系统（NuttX）与高效的微服务发布/订阅机制（uORB）。其模块化的控制分配与多任务调度框架经过了广泛的工程应用检验，代码开源透明且二次开发文档健全，为动力学前馈环节与力矩优先分配算法的底层嵌入提供了稳定可靠的软件载体；② 软件在环（SITL）仿真环境高度完备：PX4 原生支持高保真软件在环仿真，能够与具备流体动力学插件的物理仿真引擎无缝集成，高精度模拟水下附加质量、流体阻尼以及多推进器推力响应。算法在烧录实机前，可在无硬件损毁风险的仿真环境中完成全工况测试与参数整定，有效降低了实机调试风险并缩短了迭代周期。</w:t>
+      </w:r>
+    </w:p>
+    <w:p>
+      <w:pPr>
+        <w:pStyle w:val="a7"/>
+        <w:spacing w:line="360" w:lineRule="exact" w:beforeLines="0" w:before="0" w:afterLines="0" w:after="0"/>
+        <w:ind w:firstLine="480" w:firstLineChars="200"/>
+      </w:pPr>
       <w:r>
         <w:rPr>
           <w:rFonts w:ascii="Times New Roman" w:hAnsi="Times New Roman" w:cs="Times New Roman" w:eastAsia="黑体"/>
@@ -4226,31 +3602,6 @@
           <w:i w:val="0"/>
           <w:sz w:val="24"/>
         </w:rPr>
-        <w:t>软件在环（SITL）仿真环境高度完备</w:t>
-      </w:r>
-      <w:r>
-        <w:rPr>
-          <w:rFonts w:ascii="Times New Roman" w:hAnsi="Times New Roman" w:cs="Times New Roman" w:eastAsia="宋体"/>
-          <w:b w:val="0"/>
-          <w:i w:val="0"/>
-          <w:sz w:val="24"/>
-        </w:rPr>
-        <w:t>：PX4 原生支持高保真软件在环仿真，能够与具备流体动力学插件的物理仿真引擎无缝集成，高精度模拟水下附加质量、流体阻尼以及多推进器推力响应。算法在烧录实机前，可在无硬件损毁风险的仿真环境中完成全工况测试与参数整定，有效降低了实机调试风险并缩短了迭代周期。</w:t>
-      </w:r>
-    </w:p>
-    <w:p>
-      <w:pPr>
-        <w:pStyle w:val="a7"/>
-        <w:spacing w:line="360" w:lineRule="exact" w:beforeLines="0" w:before="0" w:afterLines="0" w:after="0"/>
-        <w:ind w:firstLine="480" w:firstLineChars="200"/>
-      </w:pPr>
-      <w:r>
-        <w:rPr>
-          <w:rFonts w:ascii="Times New Roman" w:hAnsi="Times New Roman" w:cs="Times New Roman" w:eastAsia="黑体"/>
-          <w:b/>
-          <w:i w:val="0"/>
-          <w:sz w:val="24"/>
-        </w:rPr>
         <w:t>（3）硬件与实验条件可行性</w:t>
       </w:r>
     </w:p>
@@ -4267,41 +3618,7 @@
           <w:i w:val="0"/>
           <w:sz w:val="24"/>
         </w:rPr>
-        <w:t>课题依托的实验环境具备开展全流程闭环验证的充分软硬件支撑：</w:t>
-      </w:r>
-    </w:p>
-    <w:p>
-      <w:pPr>
-        <w:pStyle w:val="a7"/>
-        <w:spacing w:line="360" w:lineRule="exact" w:beforeLines="0" w:before="0" w:afterLines="0" w:after="0"/>
-        <w:ind w:firstLine="480" w:firstLineChars="200"/>
-      </w:pPr>
-      <w:r>
-        <w:rPr>
-          <w:rFonts w:ascii="Times New Roman" w:hAnsi="Times New Roman" w:cs="Times New Roman" w:eastAsia="宋体"/>
-          <w:b w:val="0"/>
-          <w:i w:val="0"/>
-          <w:sz w:val="24"/>
-        </w:rPr>
-        <w:t xml:space="preserve">- </w:t>
-      </w:r>
-      <w:r>
-        <w:rPr>
-          <w:rFonts w:ascii="Times New Roman" w:hAnsi="Times New Roman" w:cs="Times New Roman" w:eastAsia="宋体"/>
-          <w:b/>
-          <w:i w:val="0"/>
-          <w:sz w:val="24"/>
-        </w:rPr>
-        <w:t>物理实验样机平台完备</w:t>
-      </w:r>
-      <w:r>
-        <w:rPr>
-          <w:rFonts w:ascii="Times New Roman" w:hAnsi="Times New Roman" w:cs="Times New Roman" w:eastAsia="宋体"/>
-          <w:b w:val="0"/>
-          <w:i w:val="0"/>
-          <w:sz w:val="24"/>
-        </w:rPr>
-        <w:t>：实验室已具备结构完整、功能健全的八推进器便携式水下航行器物理样机，搭载工业级微控制器飞控硬件、高频惯性测量单元（IMU）、多普勒测速仪（DVL）及动力推进系统，板载供电、通信与底层驱动链路均已打通并稳定运行；课题团队前期在微小型紧凑水下机器人上开展了系统的 IMU-DVL 时空联合标定</w:t>
+        <w:t>课题依托的实验环境具备开展全流程闭环验证的充分软硬件支撑：① 物理实验样机平台完备：实验室已具备结构完整、功能健全的八推进器便携式水下航行器物理样机，搭载工业级微控制器飞控硬件、高频惯性测量单元（IMU）、多普勒测速仪（DVL）及动力推进系统，板载供电、通信与底层驱动链路均已打通并稳定运行；课题团队前期在微小型紧凑水下机器人上开展了系统的 IMU-DVL 时空联合标定</w:t>
       </w:r>
       <w:r>
         <w:rPr>
@@ -4339,41 +3656,7 @@
           <w:i w:val="0"/>
           <w:sz w:val="24"/>
         </w:rPr>
-        <w:t>，积累了丰富的水池实机调试与传感器在环运行经验，为本课题的参数辨识与闭环控制算法验证提供了可靠的物理载体与数据支撑；</w:t>
-      </w:r>
-    </w:p>
-    <w:p>
-      <w:pPr>
-        <w:pStyle w:val="a7"/>
-        <w:spacing w:line="360" w:lineRule="exact" w:beforeLines="0" w:before="0" w:afterLines="0" w:after="0"/>
-        <w:ind w:firstLine="480" w:firstLineChars="200"/>
-      </w:pPr>
-      <w:r>
-        <w:rPr>
-          <w:rFonts w:ascii="Times New Roman" w:hAnsi="Times New Roman" w:cs="Times New Roman" w:eastAsia="宋体"/>
-          <w:b w:val="0"/>
-          <w:i w:val="0"/>
-          <w:sz w:val="24"/>
-        </w:rPr>
-        <w:t xml:space="preserve">- </w:t>
-      </w:r>
-      <w:r>
-        <w:rPr>
-          <w:rFonts w:ascii="Times New Roman" w:hAnsi="Times New Roman" w:cs="Times New Roman" w:eastAsia="宋体"/>
-          <w:b/>
-          <w:i w:val="0"/>
-          <w:sz w:val="24"/>
-        </w:rPr>
-        <w:t>室内实验水池与数字模型齐全</w:t>
-      </w:r>
-      <w:r>
-        <w:rPr>
-          <w:rFonts w:ascii="Times New Roman" w:hAnsi="Times New Roman" w:cs="Times New Roman" w:eastAsia="宋体"/>
-          <w:b w:val="0"/>
-          <w:i w:val="0"/>
-          <w:sz w:val="24"/>
-        </w:rPr>
-        <w:t>：研究团队具备室内专业实验水池与高精度三维计算机辅助设计（CAD）数字化装配模型，能够快速精确计算航行器干重、质心位置及转动惯量矩阵，并满足静水配平、阶跃推力测试、自由衰减试验以及定点悬停抗扰对比测试的各项实验条件需求，确保后续实测数据采集与消融对比验证工作的顺利推进。</w:t>
+        <w:t>，积累了丰富的水池实机调试与传感器在环运行经验，为本课题的参数辨识与闭环控制算法验证提供了可靠的物理载体与数据支撑；② 室内实验水池与数字模型齐全：研究团队具备室内专业实验水池与高精度三维计算机辅助设计（CAD）数字化装配模型，能够快速精确计算航行器干重、质心位置及转动惯量矩阵，并满足静水配平、阶跃推力测试、自由衰减试验以及定点悬停抗扰对比测试的各项实验条件需求，确保后续实测数据采集与消融对比验证工作的顺利推进。</w:t>
       </w:r>
     </w:p>
     <w:p>
@@ -4461,161 +3744,7 @@
           <w:i w:val="0"/>
           <w:sz w:val="24"/>
         </w:rPr>
-        <w:t xml:space="preserve">- </w:t>
-      </w:r>
-      <w:r>
-        <w:rPr>
-          <w:rFonts w:ascii="Times New Roman" w:hAnsi="Times New Roman" w:cs="Times New Roman" w:eastAsia="宋体"/>
-          <w:b/>
-          <w:i w:val="0"/>
-          <w:sz w:val="24"/>
-        </w:rPr>
-        <w:t>第一阶段（2026.09 - 2026.10，第1~4周）</w:t>
-      </w:r>
-      <w:r>
-        <w:rPr>
-          <w:rFonts w:ascii="Times New Roman" w:hAnsi="Times New Roman" w:cs="Times New Roman" w:eastAsia="宋体"/>
-          <w:b w:val="0"/>
-          <w:i w:val="0"/>
-          <w:sz w:val="24"/>
-        </w:rPr>
-        <w:t>：完成文献资料研读与国内外研究现状梳理，明确研究任务边界与技术路线，撰写开题报告并完成开题答辩；</w:t>
-      </w:r>
-    </w:p>
-    <w:p>
-      <w:pPr>
-        <w:pStyle w:val="a7"/>
-        <w:spacing w:line="360" w:lineRule="exact" w:beforeLines="0" w:before="0" w:afterLines="0" w:after="0"/>
-        <w:ind w:firstLine="480" w:firstLineChars="200"/>
-      </w:pPr>
-      <w:r>
-        <w:rPr>
-          <w:rFonts w:ascii="Times New Roman" w:hAnsi="Times New Roman" w:cs="Times New Roman" w:eastAsia="宋体"/>
-          <w:b w:val="0"/>
-          <w:i w:val="0"/>
-          <w:sz w:val="24"/>
-        </w:rPr>
-        <w:t xml:space="preserve">- </w:t>
-      </w:r>
-      <w:r>
-        <w:rPr>
-          <w:rFonts w:ascii="Times New Roman" w:hAnsi="Times New Roman" w:cs="Times New Roman" w:eastAsia="宋体"/>
-          <w:b/>
-          <w:i w:val="0"/>
-          <w:sz w:val="24"/>
-        </w:rPr>
-        <w:t>第二阶段（2026.10 - 2026.11，第5~10周）</w:t>
-      </w:r>
-      <w:r>
-        <w:rPr>
-          <w:rFonts w:ascii="Times New Roman" w:hAnsi="Times New Roman" w:cs="Times New Roman" w:eastAsia="宋体"/>
-          <w:b w:val="0"/>
-          <w:i w:val="0"/>
-          <w:sz w:val="24"/>
-        </w:rPr>
-        <w:t>：完成水下航行器六自由度机理动力学方程推导与推进器几何配置分析，基于三维 CAD 装配体计算惯性参数，搭建 PX4/SITL 水动力学仿真基础环境；</w:t>
-      </w:r>
-    </w:p>
-    <w:p>
-      <w:pPr>
-        <w:pStyle w:val="a7"/>
-        <w:spacing w:line="360" w:lineRule="exact" w:beforeLines="0" w:before="0" w:afterLines="0" w:after="0"/>
-        <w:ind w:firstLine="480" w:firstLineChars="200"/>
-      </w:pPr>
-      <w:r>
-        <w:rPr>
-          <w:rFonts w:ascii="Times New Roman" w:hAnsi="Times New Roman" w:cs="Times New Roman" w:eastAsia="宋体"/>
-          <w:b w:val="0"/>
-          <w:i w:val="0"/>
-          <w:sz w:val="24"/>
-        </w:rPr>
-        <w:t xml:space="preserve">- </w:t>
-      </w:r>
-      <w:r>
-        <w:rPr>
-          <w:rFonts w:ascii="Times New Roman" w:hAnsi="Times New Roman" w:cs="Times New Roman" w:eastAsia="宋体"/>
-          <w:b/>
-          <w:i w:val="0"/>
-          <w:sz w:val="24"/>
-        </w:rPr>
-        <w:t>第三阶段（2026.11 - 2027.01，第11~18周）</w:t>
-      </w:r>
-      <w:r>
-        <w:rPr>
-          <w:rFonts w:ascii="Times New Roman" w:hAnsi="Times New Roman" w:cs="Times New Roman" w:eastAsia="宋体"/>
-          <w:b w:val="0"/>
-          <w:i w:val="0"/>
-          <w:sz w:val="24"/>
-        </w:rPr>
-        <w:t>：开展实验水池推进器阶跃与自由衰减时域辨识试验，运用动量积分变换与低通滤波提取水动力参数并校验模型残差，完成中期检查与中期答辩汇报；</w:t>
-      </w:r>
-    </w:p>
-    <w:p>
-      <w:pPr>
-        <w:pStyle w:val="a7"/>
-        <w:spacing w:line="360" w:lineRule="exact" w:beforeLines="0" w:before="0" w:afterLines="0" w:after="0"/>
-        <w:ind w:firstLine="480" w:firstLineChars="200"/>
-      </w:pPr>
-      <w:r>
-        <w:rPr>
-          <w:rFonts w:ascii="Times New Roman" w:hAnsi="Times New Roman" w:cs="Times New Roman" w:eastAsia="宋体"/>
-          <w:b w:val="0"/>
-          <w:i w:val="0"/>
-          <w:sz w:val="24"/>
-        </w:rPr>
-        <w:t xml:space="preserve">- </w:t>
-      </w:r>
-      <w:r>
-        <w:rPr>
-          <w:rFonts w:ascii="Times New Roman" w:hAnsi="Times New Roman" w:cs="Times New Roman" w:eastAsia="宋体"/>
-          <w:b/>
-          <w:i w:val="0"/>
-          <w:sz w:val="24"/>
-        </w:rPr>
-        <w:t>第四阶段（2027.02 - 2027.04，第1~6周）</w:t>
-      </w:r>
-      <w:r>
-        <w:rPr>
-          <w:rFonts w:ascii="Times New Roman" w:hAnsi="Times New Roman" w:cs="Times New Roman" w:eastAsia="宋体"/>
-          <w:b w:val="0"/>
-          <w:i w:val="0"/>
-          <w:sz w:val="24"/>
-        </w:rPr>
-        <w:t>：在 PX4 架构下开发动力学模型前馈补偿环节与力矩优先推力分配机制，开展 SITL 仿真测试与水池实机消融对比实验，采集并处理多维评估数据；</w:t>
-      </w:r>
-    </w:p>
-    <w:p>
-      <w:pPr>
-        <w:pStyle w:val="a7"/>
-        <w:spacing w:line="360" w:lineRule="exact" w:beforeLines="0" w:before="0" w:afterLines="0" w:after="0"/>
-        <w:ind w:firstLine="480" w:firstLineChars="200"/>
-      </w:pPr>
-      <w:r>
-        <w:rPr>
-          <w:rFonts w:ascii="Times New Roman" w:hAnsi="Times New Roman" w:cs="Times New Roman" w:eastAsia="宋体"/>
-          <w:b w:val="0"/>
-          <w:i w:val="0"/>
-          <w:sz w:val="24"/>
-        </w:rPr>
-        <w:t xml:space="preserve">- </w:t>
-      </w:r>
-      <w:r>
-        <w:rPr>
-          <w:rFonts w:ascii="Times New Roman" w:hAnsi="Times New Roman" w:cs="Times New Roman" w:eastAsia="宋体"/>
-          <w:b/>
-          <w:i w:val="0"/>
-          <w:sz w:val="24"/>
-        </w:rPr>
-        <w:t>第五阶段（2027.04 - 2027.05，第7~12周）</w:t>
-      </w:r>
-      <w:r>
-        <w:rPr>
-          <w:rFonts w:ascii="Times New Roman" w:hAnsi="Times New Roman" w:cs="Times New Roman" w:eastAsia="宋体"/>
-          <w:b w:val="0"/>
-          <w:i w:val="0"/>
-          <w:sz w:val="24"/>
-        </w:rPr>
-        <w:t>：系统整理实验数据与图表成果，撰写毕业论文正文初稿，完成学术查重、导师评阅、专家评阅盲审、修改定稿、毕业答辩及全套资料归档。</w:t>
+        <w:t>阶段一（2026.09 ~ 2026.10，第 1 ~ 4 周）：完成文献资料研读与国内外研究现状梳理，明确研究任务边界与技术路线，撰写开题报告并完成开题答辩；阶段二（2026.10 ~ 2026.11，第 5 ~ 10 周）：完成水下航行器六自由度机理动力学方程推导与推进器几何配置分析，基于三维 CAD 装配体计算惯性参数，搭建 PX4/SITL 水动力学仿真基础环境；阶段三（2026.11 ~ 2027.01，第 11 ~ 18 周）：开展实验水池推进器阶跃与自由衰减时域辨识试验，运用动量积分变换与低通滤波提取水动力参数并校验模型残差，完成中期检查与中期答辩汇报；阶段四（2027.02 ~ 2027.04，第 1 ~ 6 周）：在 PX4 架构下开发动力学模型前馈补偿环节与力矩优先推力分配机制，开展 SITL 仿真测试与水池实机消融对比实验，采集并处理多维评估数据；阶段五（2027.04 ~ 2027.05，第 7 ~ 12 周）：系统整理实验数据与图表成果，撰写毕业论文正文初稿，完成学术查重、导师评阅、专家评阅盲审、修改定稿、毕业答辩及全套资料归档。</w:t>
       </w:r>
     </w:p>
     <w:p>
@@ -5437,7 +4566,7 @@
           <w:rFonts w:ascii="Times New Roman" w:hAnsi="Times New Roman" w:cs="Times New Roman" w:eastAsia="宋体"/>
           <w:b w:val="0"/>
           <w:i w:val="0"/>
-          <w:sz w:val="24"/>
+          <w:sz w:val="21"/>
         </w:rPr>
         <w:t>[1] 中华人民共和国工业和信息化部, 国家发展和改革委员会, 科学技术部, 等. “十四五”机器人产业发展规划[J]. 中华人民共和国工业和信息化部公报, 2021(12): 20-27.</w:t>
       </w:r>
@@ -5453,7 +4582,7 @@
           <w:rFonts w:ascii="Times New Roman" w:hAnsi="Times New Roman" w:cs="Times New Roman" w:eastAsia="宋体"/>
           <w:b w:val="0"/>
           <w:i w:val="0"/>
-          <w:sz w:val="24"/>
+          <w:sz w:val="21"/>
         </w:rPr>
         <w:t>[2] 工业和信息化部, 教育部, 科学技术部, 等. “机器人+”应用行动实施方案[J]. 中华人民共和国工业和信息化部公报, 2023(1): 18-24.</w:t>
       </w:r>
@@ -5469,7 +4598,7 @@
           <w:rFonts w:ascii="Times New Roman" w:hAnsi="Times New Roman" w:cs="Times New Roman" w:eastAsia="宋体"/>
           <w:b w:val="0"/>
           <w:i w:val="0"/>
-          <w:sz w:val="24"/>
+          <w:sz w:val="21"/>
         </w:rPr>
         <w:t>[3] FOSSEN T I. Handbook of Marine Craft Hydrodynamics and Motion Control[M]. 2nd ed. Chichester, UK: John Wiley &amp; Sons, 2021.</w:t>
       </w:r>
@@ -5485,7 +4614,7 @@
           <w:rFonts w:ascii="Times New Roman" w:hAnsi="Times New Roman" w:cs="Times New Roman" w:eastAsia="宋体"/>
           <w:b w:val="0"/>
           <w:i w:val="0"/>
-          <w:sz w:val="24"/>
+          <w:sz w:val="21"/>
         </w:rPr>
         <w:t>[4] FERNANDES D, SØRENSEN D, PETTERSEN K Y, et al. Output-feedback motion control of an underwater vehicle-manipulator system[J]. Control Engineering Practice, 2015, 39: 50-64.</w:t>
       </w:r>
@@ -5501,7 +4630,7 @@
           <w:rFonts w:ascii="Times New Roman" w:hAnsi="Times New Roman" w:cs="Times New Roman" w:eastAsia="宋体"/>
           <w:b w:val="0"/>
           <w:i w:val="0"/>
-          <w:sz w:val="24"/>
+          <w:sz w:val="21"/>
         </w:rPr>
         <w:t>[5] VON BENZON M, SØRENSEN F F, UTH E, et al. An open-source benchmark simulator: Control of a BlueROV2 underwater robot[J]. Journal of Marine Science and Engineering, 2022, 10(12): 1898.</w:t>
       </w:r>
@@ -5517,7 +4646,7 @@
           <w:rFonts w:ascii="Times New Roman" w:hAnsi="Times New Roman" w:cs="Times New Roman" w:eastAsia="宋体"/>
           <w:b w:val="0"/>
           <w:i w:val="0"/>
-          <w:sz w:val="24"/>
+          <w:sz w:val="21"/>
         </w:rPr>
         <w:t>[6] DUECKER D A, BAUSCHMANN N, HANSEN T, et al. HippoCampus X: A hydrobatic open-source micro AUV for confined environments[C]//2020 IEEE/OES Autonomous Underwater Vehicles Symposium (AUV). St. John's, NL, Canada: IEEE, 2020: 1-6.</w:t>
       </w:r>
@@ -5533,7 +4662,7 @@
           <w:rFonts w:ascii="Times New Roman" w:hAnsi="Times New Roman" w:cs="Times New Roman" w:eastAsia="宋体"/>
           <w:b w:val="0"/>
           <w:i w:val="0"/>
-          <w:sz w:val="24"/>
+          <w:sz w:val="21"/>
         </w:rPr>
         <w:t>[7] JOHANSEN T A, FOSSEN T I. Control allocation: A survey[J]. Automatica, 2013, 49(5): 1087-1103.</w:t>
       </w:r>
@@ -5549,7 +4678,7 @@
           <w:rFonts w:ascii="Times New Roman" w:hAnsi="Times New Roman" w:cs="Times New Roman" w:eastAsia="宋体"/>
           <w:b w:val="0"/>
           <w:i w:val="0"/>
-          <w:sz w:val="24"/>
+          <w:sz w:val="21"/>
         </w:rPr>
         <w:t>[8] MEIER L, HONEGGER D, POLLEFEYS M. PX4: A node-based multithreaded open source robotics framework for deeply embedded platforms[C]//2015 IEEE International Conference on Robotics and Automation (ICRA). Seattle, WA, USA: IEEE, 2015: 6235-6240.</w:t>
       </w:r>
@@ -5565,7 +4694,7 @@
           <w:rFonts w:ascii="Times New Roman" w:hAnsi="Times New Roman" w:cs="Times New Roman" w:eastAsia="宋体"/>
           <w:b w:val="0"/>
           <w:i w:val="0"/>
-          <w:sz w:val="24"/>
+          <w:sz w:val="21"/>
         </w:rPr>
         <w:t>[9] SMALLWOOD D A, WHITCOMB L L. Model-based dynamic positioning of underwater robotic vehicles: Theory and experiment[J]. IEEE Journal of Oceanic Engineering, 2004, 29(1): 169-186.</w:t>
       </w:r>
@@ -5581,7 +4710,7 @@
           <w:rFonts w:ascii="Times New Roman" w:hAnsi="Times New Roman" w:cs="Times New Roman" w:eastAsia="宋体"/>
           <w:b w:val="0"/>
           <w:i w:val="0"/>
-          <w:sz w:val="24"/>
+          <w:sz w:val="21"/>
         </w:rPr>
         <w:t>[10] FOSSEN T I. Nonlinear modelling of marine vehicles in 6 degrees of freedom[J]. Mathematical Modelling of Systems, 1995, 1(1): 17-27.</w:t>
       </w:r>
@@ -5597,7 +4726,7 @@
           <w:rFonts w:ascii="Times New Roman" w:hAnsi="Times New Roman" w:cs="Times New Roman" w:eastAsia="宋体"/>
           <w:b w:val="0"/>
           <w:i w:val="0"/>
-          <w:sz w:val="24"/>
+          <w:sz w:val="21"/>
         </w:rPr>
         <w:t>[11] 严卫生, 高剑, 崔荣鑫, 等. 水下航行器控制技术[M]. 北京: 国防工业出版社, 2020.</w:t>
       </w:r>
@@ -5613,7 +4742,7 @@
           <w:rFonts w:ascii="Times New Roman" w:hAnsi="Times New Roman" w:cs="Times New Roman" w:eastAsia="宋体"/>
           <w:b w:val="0"/>
           <w:i w:val="0"/>
-          <w:sz w:val="24"/>
+          <w:sz w:val="21"/>
         </w:rPr>
         <w:t>[12] PRESTERO T. Verification of a six-degree of freedom simulation model for the REMUS autonomous underwater vehicle[D]. Cambridge, MA: Massachusetts Institute of Technology, 2001.</w:t>
       </w:r>
@@ -5629,7 +4758,7 @@
           <w:rFonts w:ascii="Times New Roman" w:hAnsi="Times New Roman" w:cs="Times New Roman" w:eastAsia="宋体"/>
           <w:b w:val="0"/>
           <w:i w:val="0"/>
-          <w:sz w:val="24"/>
+          <w:sz w:val="21"/>
         </w:rPr>
         <w:t>[13] 高婷, 庞永杰, 王亚兴, 等. 水下航行器水动力系数计算方法[J]. 哈尔滨工程大学学报, 2019, 40(1): 174-180.</w:t>
       </w:r>
@@ -5645,7 +4774,7 @@
           <w:rFonts w:ascii="Times New Roman" w:hAnsi="Times New Roman" w:cs="Times New Roman" w:eastAsia="宋体"/>
           <w:b w:val="0"/>
           <w:i w:val="0"/>
-          <w:sz w:val="24"/>
+          <w:sz w:val="21"/>
         </w:rPr>
         <w:t>[14] CACCIA M, INDIVERI G, VERUGGIO G. Modeling and identification of open-frame variable configuration unmanned underwater vehicles[J]. IEEE Journal of Oceanic Engineering, 2000, 25(2): 227-240.</w:t>
       </w:r>
@@ -5661,7 +4790,7 @@
           <w:rFonts w:ascii="Times New Roman" w:hAnsi="Times New Roman" w:cs="Times New Roman" w:eastAsia="宋体"/>
           <w:b w:val="0"/>
           <w:i w:val="0"/>
-          <w:sz w:val="24"/>
+          <w:sz w:val="21"/>
         </w:rPr>
         <w:t>[15] CHIN C, LAU M. Modeling and testing of hydrodynamic damping model for a complex-shaped remotely-operated vehicle for control[J]. Journal of Marine Science and Application, 2012, 11(2): 150-163.</w:t>
       </w:r>
@@ -5677,7 +4806,7 @@
           <w:rFonts w:ascii="Times New Roman" w:hAnsi="Times New Roman" w:cs="Times New Roman" w:eastAsia="宋体"/>
           <w:b w:val="0"/>
           <w:i w:val="0"/>
-          <w:sz w:val="24"/>
+          <w:sz w:val="21"/>
         </w:rPr>
         <w:t>[16] ROSS A, FOSSEN T I, JOHANSEN T A. Identification of underwater vehicle hydrodynamic coefficients using free decay tests[J]. IFAC Proceedings Volumes, 2004, 37(10): 363-368.</w:t>
       </w:r>
@@ -5693,7 +4822,7 @@
           <w:rFonts w:ascii="Times New Roman" w:hAnsi="Times New Roman" w:cs="Times New Roman" w:eastAsia="宋体"/>
           <w:b w:val="0"/>
           <w:i w:val="0"/>
-          <w:sz w:val="24"/>
+          <w:sz w:val="21"/>
         </w:rPr>
         <w:t>[17] AVILA J P J, DONHA D C, ADAMOWSKI J C. Experimental model identification of open-frame underwater vehicles[J]. Ocean Engineering, 2013, 60: 81-94.</w:t>
       </w:r>
@@ -5709,7 +4838,7 @@
           <w:rFonts w:ascii="Times New Roman" w:hAnsi="Times New Roman" w:cs="Times New Roman" w:eastAsia="宋体"/>
           <w:b w:val="0"/>
           <w:i w:val="0"/>
-          <w:sz w:val="24"/>
+          <w:sz w:val="21"/>
         </w:rPr>
         <w:t>[18] PARK S, SUNG S, CHOI H. System identification method for robotic manipulator based on dynamic momentum regressor[J]. IEEE Transactions on Instrumentation and Measurement, 2016, 65(9): 2085-2095.</w:t>
       </w:r>
@@ -5725,7 +4854,7 @@
           <w:rFonts w:ascii="Times New Roman" w:hAnsi="Times New Roman" w:cs="Times New Roman" w:eastAsia="宋体"/>
           <w:b w:val="0"/>
           <w:i w:val="0"/>
-          <w:sz w:val="24"/>
+          <w:sz w:val="21"/>
         </w:rPr>
         <w:t>[19] HARRIS M, MAURYA P. Stable nullspace adaptive parameter identification of 6 degree-of-freedom plant and actuator models[J]. IEEE Transactions on Control Systems Technology, 2023, 31(6): 2816-2823.</w:t>
       </w:r>
@@ -5741,7 +4870,7 @@
           <w:rFonts w:ascii="Times New Roman" w:hAnsi="Times New Roman" w:cs="Times New Roman" w:eastAsia="宋体"/>
           <w:b w:val="0"/>
           <w:i w:val="0"/>
-          <w:sz w:val="24"/>
+          <w:sz w:val="21"/>
         </w:rPr>
         <w:t>[20] RAISSI M, PERDIKARIS P, KARNIADAKIS G E. Physics-informed neural networks: A deep learning framework for solving forward and inverse problems involving nonlinear partial differential equations[J]. Journal of Computational Physics, 2019, 378: 686-707.</w:t>
       </w:r>
@@ -5757,7 +4886,7 @@
           <w:rFonts w:ascii="Times New Roman" w:hAnsi="Times New Roman" w:cs="Times New Roman" w:eastAsia="宋体"/>
           <w:b w:val="0"/>
           <w:i w:val="0"/>
-          <w:sz w:val="24"/>
+          <w:sz w:val="21"/>
         </w:rPr>
         <w:t>[21] BRUNTON S L, PROCTOR J L, KUTZ J N. Discovering governing equations from data by sparse identification of nonlinear dynamical systems[J]. Proceedings of the National Academy of Sciences, 2016, 113(15): 3932-3937.</w:t>
       </w:r>
@@ -5773,7 +4902,7 @@
           <w:rFonts w:ascii="Times New Roman" w:hAnsi="Times New Roman" w:cs="Times New Roman" w:eastAsia="宋体"/>
           <w:b w:val="0"/>
           <w:i w:val="0"/>
-          <w:sz w:val="24"/>
+          <w:sz w:val="21"/>
         </w:rPr>
         <w:t>[22] CHEN R T Q, RUBANOVA Y, BETTENCOURT J, et al. Neural ordinary differential equations[C]//Advances in Neural Information Processing Systems (NeurIPS 2018). Montréal, QC, Canada, 2018: 6571-6583.</w:t>
       </w:r>
@@ -5789,7 +4918,7 @@
           <w:rFonts w:ascii="Times New Roman" w:hAnsi="Times New Roman" w:cs="Times New Roman" w:eastAsia="宋体"/>
           <w:b w:val="0"/>
           <w:i w:val="0"/>
-          <w:sz w:val="24"/>
+          <w:sz w:val="21"/>
         </w:rPr>
         <w:t>[23] DUONG T, ATANASOV N. Port-Hamiltonian neural ODE networks on Lie groups for robot dynamics learning and control[J]. IEEE Transactions on Robotics, 2024, 40: 1215-1233.</w:t>
       </w:r>
@@ -5805,7 +4934,7 @@
           <w:rFonts w:ascii="Times New Roman" w:hAnsi="Times New Roman" w:cs="Times New Roman" w:eastAsia="宋体"/>
           <w:b w:val="0"/>
           <w:i w:val="0"/>
-          <w:sz w:val="24"/>
+          <w:sz w:val="21"/>
         </w:rPr>
         <w:t>[24] YUH J. Design and control of autonomous underwater robots: A survey[J]. Autonomous Robots, 2000, 8(1): 7-24.</w:t>
       </w:r>
@@ -5821,7 +4950,7 @@
           <w:rFonts w:ascii="Times New Roman" w:hAnsi="Times New Roman" w:cs="Times New Roman" w:eastAsia="宋体"/>
           <w:b w:val="0"/>
           <w:i w:val="0"/>
-          <w:sz w:val="24"/>
+          <w:sz w:val="21"/>
         </w:rPr>
         <w:t>[25] 朱大奇, 孙兵. 水下机器人运动控制研究进展[J]. 控制与决策, 2012, 27(3): 321-333.</w:t>
       </w:r>
@@ -5837,7 +4966,7 @@
           <w:rFonts w:ascii="Times New Roman" w:hAnsi="Times New Roman" w:cs="Times New Roman" w:eastAsia="宋体"/>
           <w:b w:val="0"/>
           <w:i w:val="0"/>
-          <w:sz w:val="24"/>
+          <w:sz w:val="21"/>
         </w:rPr>
         <w:t>[26] CAPOCCI R, DRONIOU N, BOYER F, et al. Inspection-class remotely operated vehicles: A review[J]. Journal of Marine Science and Engineering, 2017, 5(1): 13.</w:t>
       </w:r>
@@ -5853,7 +4982,7 @@
           <w:rFonts w:ascii="Times New Roman" w:hAnsi="Times New Roman" w:cs="Times New Roman" w:eastAsia="宋体"/>
           <w:b w:val="0"/>
           <w:i w:val="0"/>
-          <w:sz w:val="24"/>
+          <w:sz w:val="21"/>
         </w:rPr>
         <w:t>[27] YOERGER D R, SLOTINE J J E. Robust trajectory control of underwater vehicles[J]. IEEE Journal of Oceanic Engineering, 1985, 10(4): 462-470.</w:t>
       </w:r>
@@ -5869,7 +4998,7 @@
           <w:rFonts w:ascii="Times New Roman" w:hAnsi="Times New Roman" w:cs="Times New Roman" w:eastAsia="宋体"/>
           <w:b w:val="0"/>
           <w:i w:val="0"/>
-          <w:sz w:val="24"/>
+          <w:sz w:val="21"/>
         </w:rPr>
         <w:t>[28] HEALEY A J, LIENARD D. Multivariable sliding mode control for autonomous diving and steering of unmanned underwater vehicles[J]. IEEE Journal of Oceanic Engineering, 1993, 18(3): 327-339.</w:t>
       </w:r>
@@ -5885,7 +5014,7 @@
           <w:rFonts w:ascii="Times New Roman" w:hAnsi="Times New Roman" w:cs="Times New Roman" w:eastAsia="宋体"/>
           <w:b w:val="0"/>
           <w:i w:val="0"/>
-          <w:sz w:val="24"/>
+          <w:sz w:val="21"/>
         </w:rPr>
         <w:t>[29] CHU Z, ZHU D, YANG S X. Observer-based adaptive sliding mode trajectory tracking control for autonomous underwater vehicles with input saturation[J]. ISA Transactions, 2020, 100: 28-40.</w:t>
       </w:r>
@@ -5901,7 +5030,7 @@
           <w:rFonts w:ascii="Times New Roman" w:hAnsi="Times New Roman" w:cs="Times New Roman" w:eastAsia="宋体"/>
           <w:b w:val="0"/>
           <w:i w:val="0"/>
-          <w:sz w:val="24"/>
+          <w:sz w:val="21"/>
         </w:rPr>
         <w:t>[30] 钱辰, 方勇纯. 面向扑翼飞行控制的建模与奇异摄动分析[J]. 自动化学报, 2020, 46(12): 2585-2595.</w:t>
       </w:r>
@@ -5917,7 +5046,7 @@
           <w:rFonts w:ascii="Times New Roman" w:hAnsi="Times New Roman" w:cs="Times New Roman" w:eastAsia="宋体"/>
           <w:b w:val="0"/>
           <w:i w:val="0"/>
-          <w:sz w:val="24"/>
+          <w:sz w:val="21"/>
         </w:rPr>
         <w:t>[31] SMEUR E J J, CHU Q P, DE CROON G C H E. Adaptive incremental nonlinear dynamic inversion for attitude control of micro air vehicles[J]. Journal of Guidance, Control, and Dynamics, 2016, 39(3): 450-461.</w:t>
       </w:r>
@@ -5933,7 +5062,7 @@
           <w:rFonts w:ascii="Times New Roman" w:hAnsi="Times New Roman" w:cs="Times New Roman" w:eastAsia="宋体"/>
           <w:b w:val="0"/>
           <w:i w:val="0"/>
-          <w:sz w:val="24"/>
+          <w:sz w:val="21"/>
         </w:rPr>
         <w:t>[32] SLAWIK T, VYAS S, CHRISTENSEN L, et al. Attitude control of the hydrobatic intervention AUV Cuttlefish using incremental nonlinear dynamic inversion[C]//2024 IEEE/RSJ International Conference on Intelligent Robots and Systems (IROS). Abu Dhabi, UAE: IEEE, 2024: 781-787.</w:t>
       </w:r>
@@ -5949,7 +5078,7 @@
           <w:rFonts w:ascii="Times New Roman" w:hAnsi="Times New Roman" w:cs="Times New Roman" w:eastAsia="宋体"/>
           <w:b w:val="0"/>
           <w:i w:val="0"/>
-          <w:sz w:val="24"/>
+          <w:sz w:val="21"/>
         </w:rPr>
         <w:t>[33] HESHMATI-ALAMDARI S, NIKOU A, DIMAROGONAS D V. Robust trajectory tracking control for underactuated autonomous underwater vehicles in presence of current disturbances[J]. IEEE Transactions on Automation Science and Engineering, 2020, 18(3): 1292-1306.</w:t>
       </w:r>
@@ -5965,7 +5094,7 @@
           <w:rFonts w:ascii="Times New Roman" w:hAnsi="Times New Roman" w:cs="Times New Roman" w:eastAsia="宋体"/>
           <w:b w:val="0"/>
           <w:i w:val="0"/>
-          <w:sz w:val="24"/>
+          <w:sz w:val="21"/>
         </w:rPr>
         <w:t>[34] LINIGER A, DOMAHOIDI A, MORARI M. Optimization-based autonomous racing of 1:43 scale RC cars[J]. Optimal Control Applications and Methods, 2015, 36(5): 628-647.</w:t>
       </w:r>
@@ -5981,7 +5110,7 @@
           <w:rFonts w:ascii="Times New Roman" w:hAnsi="Times New Roman" w:cs="Times New Roman" w:eastAsia="宋体"/>
           <w:b w:val="0"/>
           <w:i w:val="0"/>
-          <w:sz w:val="24"/>
+          <w:sz w:val="21"/>
         </w:rPr>
         <w:t>[35] TORRENTE G, KAUFMANN E, FÖHN P, et al. Data-driven MPC for quadrotors[J]. IEEE Transactions on Control Systems Technology, 2021, 29(4): 1599-1613.</w:t>
       </w:r>
@@ -5997,7 +5126,7 @@
           <w:rFonts w:ascii="Times New Roman" w:hAnsi="Times New Roman" w:cs="Times New Roman" w:eastAsia="宋体"/>
           <w:b w:val="0"/>
           <w:i w:val="0"/>
-          <w:sz w:val="24"/>
+          <w:sz w:val="21"/>
         </w:rPr>
         <w:t>[36] SHI G, HÖNIG W, YUE Y, et al. Neural-Lander: Stable drone landing in ground effect with learning-based dynamics[C]//2019 International Conference on Robotics and Automation (ICRA). Montreal, QC, Canada: IEEE, 2019: 9811-9818.</w:t>
       </w:r>
@@ -6013,7 +5142,7 @@
           <w:rFonts w:ascii="Times New Roman" w:hAnsi="Times New Roman" w:cs="Times New Roman" w:eastAsia="宋体"/>
           <w:b w:val="0"/>
           <w:i w:val="0"/>
-          <w:sz w:val="24"/>
+          <w:sz w:val="21"/>
         </w:rPr>
         <w:t>[37] O'CONNELL M, SHI G, SHI X, et al. Neural-Fly enables rapid learning for agile flight in strong winds[J]. Science Robotics, 2022, 7(66): eabg6513.</w:t>
       </w:r>
@@ -6029,7 +5158,7 @@
           <w:rFonts w:ascii="Times New Roman" w:hAnsi="Times New Roman" w:cs="Times New Roman" w:eastAsia="宋体"/>
           <w:b w:val="0"/>
           <w:i w:val="0"/>
-          <w:sz w:val="24"/>
+          <w:sz w:val="21"/>
         </w:rPr>
         <w:t>[38] BODSON M. Evaluation of optimization methods for control allocation[J]. Journal of Guidance, Control, and Dynamics, 2002, 25(4): 703-711.</w:t>
       </w:r>
@@ -6045,7 +5174,7 @@
           <w:rFonts w:ascii="Times New Roman" w:hAnsi="Times New Roman" w:cs="Times New Roman" w:eastAsia="宋体"/>
           <w:b w:val="0"/>
           <w:i w:val="0"/>
-          <w:sz w:val="24"/>
+          <w:sz w:val="21"/>
         </w:rPr>
         <w:t>[39] HÄRKEGÅRD O. Efficient active set algorithms for solving constrained linear quadratic control allocation problems[J]. Journal of Guidance, Control, and Dynamics, 2002, 25(5): 827-835.</w:t>
       </w:r>
@@ -6061,7 +5190,7 @@
           <w:rFonts w:ascii="Times New Roman" w:hAnsi="Times New Roman" w:cs="Times New Roman" w:eastAsia="宋体"/>
           <w:b w:val="0"/>
           <w:i w:val="0"/>
-          <w:sz w:val="24"/>
+          <w:sz w:val="21"/>
         </w:rPr>
         <w:t>[40] 程卫平, 王猛, 曾现敏, 等. 基于可行方向法的水下机器人推力分配[J]. 舰船科学技术, 2022, 44(13): 102-106.</w:t>
       </w:r>
@@ -6077,7 +5206,7 @@
           <w:rFonts w:ascii="Times New Roman" w:hAnsi="Times New Roman" w:cs="Times New Roman" w:eastAsia="宋体"/>
           <w:b w:val="0"/>
           <w:i w:val="0"/>
-          <w:sz w:val="24"/>
+          <w:sz w:val="21"/>
         </w:rPr>
         <w:t>[41] 孙功武, 苏义鑫, 毛英, 等. 基于模糊逻辑的混合推进ROV多级推力分配策略[J]. 机器人, 2023, 45(4): 472-482.</w:t>
       </w:r>
@@ -6093,7 +5222,7 @@
           <w:rFonts w:ascii="Times New Roman" w:hAnsi="Times New Roman" w:cs="Times New Roman" w:eastAsia="宋体"/>
           <w:b w:val="0"/>
           <w:i w:val="0"/>
-          <w:sz w:val="24"/>
+          <w:sz w:val="21"/>
         </w:rPr>
         <w:t>[42] LI Y, ZHANG M, CHEN Y, et al. MCE-based direct FTC method for underwater vehicles with thruster redundancy[J]. Ocean Engineering, 2025, 317: 119985.</w:t>
       </w:r>
@@ -6109,7 +5238,7 @@
           <w:rFonts w:ascii="Times New Roman" w:hAnsi="Times New Roman" w:cs="Times New Roman" w:eastAsia="宋体"/>
           <w:b w:val="0"/>
           <w:i w:val="0"/>
-          <w:sz w:val="24"/>
+          <w:sz w:val="21"/>
         </w:rPr>
         <w:t>[43] BRUNKE L, GREEFF M, HALL A W, et al. Safe learning in robotics: From learning-based control to safe reinforcement learning[J]. Annual Review of Control, Robotics, and Autonomous Systems, 2022, 5: 411-444.</w:t>
       </w:r>
@@ -6125,7 +5254,7 @@
           <w:rFonts w:ascii="Times New Roman" w:hAnsi="Times New Roman" w:cs="Times New Roman" w:eastAsia="宋体"/>
           <w:b w:val="0"/>
           <w:i w:val="0"/>
-          <w:sz w:val="24"/>
+          <w:sz w:val="21"/>
         </w:rPr>
         <w:t>[44] ZHAO Y, PENG X, WU J, et al. Spatiotemporal calibration of Doppler velocity logs for underwater robots[J]. arXiv preprint arXiv:2510.24571, 2025.</w:t>
       </w:r>
@@ -6141,7 +5270,7 @@
           <w:rFonts w:ascii="Times New Roman" w:hAnsi="Times New Roman" w:cs="Times New Roman" w:eastAsia="宋体"/>
           <w:b w:val="0"/>
           <w:i w:val="0"/>
-          <w:sz w:val="24"/>
+          <w:sz w:val="21"/>
         </w:rPr>
         <w:t>[45] PENG X, ZHAO Y, WU J, et al. AquaticVision: Benchmarking visual SLAM in underwater environment with events and frames[C]//2025 IEEE International Conference on Robotics and Automation (ICRA). Atlanta, GA, USA: IEEE, 2025: 1-7.</w:t>
       </w:r>

--- a/开题报告/开题报告-基于PX4的水下航行器模型控制方法研究.docx
+++ b/开题报告/开题报告-基于PX4的水下航行器模型控制方法研究.docx
@@ -994,36 +994,43 @@
       </w:pPr>
       <w:r>
         <w:rPr>
-          <w:rFonts w:hint="eastAsia"/>
-          <w:sz w:val="24"/>
+          <w:rFonts w:hint="eastAsia" w:ascii="Times New Roman" w:hAnsi="Times New Roman" w:cs="Times New Roman" w:eastAsia="黑体"/>
+          <w:b/>
+          <w:i w:val="0"/>
+          <w:sz w:val="21"/>
         </w:rPr>
         <w:t>1</w:t>
       </w:r>
       <w:r>
         <w:rPr>
-          <w:sz w:val="24"/>
+          <w:rFonts w:ascii="Times New Roman" w:hAnsi="Times New Roman" w:cs="Times New Roman" w:eastAsia="黑体"/>
+          <w:b/>
+          <w:i w:val="0"/>
+          <w:sz w:val="21"/>
         </w:rPr>
         <w:t xml:space="preserve">． </w:t>
       </w:r>
       <w:r>
         <w:rPr>
-          <w:sz w:val="24"/>
+          <w:rFonts w:ascii="Times New Roman" w:hAnsi="Times New Roman" w:cs="Times New Roman" w:eastAsia="黑体"/>
+          <w:b/>
+          <w:i w:val="0"/>
+          <w:sz w:val="21"/>
         </w:rPr>
         <w:t>课题来源及研究的目的和意义</w:t>
       </w:r>
     </w:p>
     <w:p>
       <w:pPr>
-        <w:pStyle w:val="a7"/>
-        <w:spacing w:line="360" w:lineRule="exact" w:beforeLines="0" w:before="0" w:afterLines="0" w:after="0"/>
-        <w:ind w:firstLine="480" w:firstLineChars="200"/>
-      </w:pPr>
-      <w:r>
-        <w:rPr>
-          <w:rFonts w:ascii="Times New Roman" w:hAnsi="Times New Roman" w:cs="Times New Roman" w:eastAsia="宋体"/>
-          <w:b w:val="0"/>
-          <w:i w:val="0"/>
-          <w:sz w:val="24"/>
+        <w:spacing w:line="360" w:lineRule="exact" w:before="0" w:after="0"/>
+        <w:ind w:firstLine="420" w:firstLineChars="200"/>
+      </w:pPr>
+      <w:r>
+        <w:rPr>
+          <w:rFonts w:ascii="Times New Roman" w:hAnsi="Times New Roman" w:cs="Times New Roman" w:eastAsia="宋体"/>
+          <w:b w:val="0"/>
+          <w:i w:val="0"/>
+          <w:sz w:val="21"/>
         </w:rPr>
         <w:t>随着海洋强国战略与现代基础设施体系建设的深入推进，以跨海桥隧、海上风电桩基、深水油气与通信管网、大型水利枢纽涵洞为代表的高价值水下工程设施规模与日俱增。由于长期遭受水流冲刷、介质侵蚀与交变载荷作用，针对此类设施开展常态化的水下结构病害探查与安全维保具有明确的工程现实需求。围绕恶劣危险环境下的无人化作业替代，国家在特种机器人领域作出了重要战略部署，《“十四五”机器人产业发展规划》</w:t>
       </w:r>
@@ -1032,7 +1039,7 @@
           <w:rFonts w:ascii="Times New Roman" w:hAnsi="Times New Roman" w:cs="Times New Roman" w:eastAsia="宋体"/>
           <w:b w:val="0"/>
           <w:i w:val="0"/>
-          <w:sz w:val="24"/>
+          <w:sz w:val="21"/>
           <w:vertAlign w:val="superscript"/>
         </w:rPr>
         <w:t>[1]</w:t>
@@ -1042,7 +1049,7 @@
           <w:rFonts w:ascii="Times New Roman" w:hAnsi="Times New Roman" w:cs="Times New Roman" w:eastAsia="宋体"/>
           <w:b w:val="0"/>
           <w:i w:val="0"/>
-          <w:sz w:val="24"/>
+          <w:sz w:val="21"/>
         </w:rPr>
         <w:t>明确指出要面向恶劣危险环境推动特种机器人关键技术研发，工信部等十七部门联合印发的《“机器人+”应用行动实施方案》</w:t>
       </w:r>
@@ -1051,7 +1058,7 @@
           <w:rFonts w:ascii="Times New Roman" w:hAnsi="Times New Roman" w:cs="Times New Roman" w:eastAsia="宋体"/>
           <w:b w:val="0"/>
           <w:i w:val="0"/>
-          <w:sz w:val="24"/>
+          <w:sz w:val="21"/>
           <w:vertAlign w:val="superscript"/>
         </w:rPr>
         <w:t>[2]</w:t>
@@ -1061,23 +1068,22 @@
           <w:rFonts w:ascii="Times New Roman" w:hAnsi="Times New Roman" w:cs="Times New Roman" w:eastAsia="宋体"/>
           <w:b w:val="0"/>
           <w:i w:val="0"/>
-          <w:sz w:val="24"/>
+          <w:sz w:val="21"/>
         </w:rPr>
         <w:t>亦强调应深化水下等复杂作业环境下的机器人规模化应用。然而在实际工程场景中，传统依赖人工潜水员的作业模式受制于高静水压、湍急暗流等恶劣环境与减压病等生理极限，作业窗口与检测效能严重受限；而传统重型工作级遥控航行器（Work-class ROV）自重达数吨，高度依赖大型作业母船与专用收放系统，动员成本高昂且受限于庞大的几何尺寸，难以进入桩基密集区、狭窄涵洞等受限空间。因此，发展兼具高机动性与便捷投放能力的便携式微小型水下航行器，成为突破狭小受限空间精细检测瓶颈、实现高危水下作业无人化替代的重要装备支撑。</w:t>
       </w:r>
     </w:p>
     <w:p>
       <w:pPr>
-        <w:pStyle w:val="a7"/>
-        <w:spacing w:line="360" w:lineRule="exact" w:beforeLines="0" w:before="0" w:afterLines="0" w:after="0"/>
-        <w:ind w:firstLine="480" w:firstLineChars="200"/>
-      </w:pPr>
-      <w:r>
-        <w:rPr>
-          <w:rFonts w:ascii="Times New Roman" w:hAnsi="Times New Roman" w:cs="Times New Roman" w:eastAsia="宋体"/>
-          <w:b w:val="0"/>
-          <w:i w:val="0"/>
-          <w:sz w:val="24"/>
+        <w:spacing w:line="360" w:lineRule="exact" w:before="0" w:after="0"/>
+        <w:ind w:firstLine="420" w:firstLineChars="200"/>
+      </w:pPr>
+      <w:r>
+        <w:rPr>
+          <w:rFonts w:ascii="Times New Roman" w:hAnsi="Times New Roman" w:cs="Times New Roman" w:eastAsia="宋体"/>
+          <w:b w:val="0"/>
+          <w:i w:val="0"/>
+          <w:sz w:val="21"/>
         </w:rPr>
         <w:t>便携式微小型水下航行器实现高危受限空间自主作业的核心，在于稳定可靠的近壁面悬停与低速精细机动控制。与常规陆空移动机器人不同，水下航行器作业于高密度、高黏性的非结构化流体介质中，面临着显著的水动力附加质量时变效应、二次非线性流体阻尼耗散以及六自由度运动强耦合</w:t>
       </w:r>
@@ -1086,7 +1092,7 @@
           <w:rFonts w:ascii="Times New Roman" w:hAnsi="Times New Roman" w:cs="Times New Roman" w:eastAsia="宋体"/>
           <w:b w:val="0"/>
           <w:i w:val="0"/>
-          <w:sz w:val="24"/>
+          <w:sz w:val="21"/>
           <w:vertAlign w:val="superscript"/>
         </w:rPr>
         <w:t>[3]</w:t>
@@ -1096,7 +1102,7 @@
           <w:rFonts w:ascii="Times New Roman" w:hAnsi="Times New Roman" w:cs="Times New Roman" w:eastAsia="宋体"/>
           <w:b w:val="0"/>
           <w:i w:val="0"/>
-          <w:sz w:val="24"/>
+          <w:sz w:val="21"/>
         </w:rPr>
         <w:t>。在靠近桥墩、风电桩基或大坝涵洞等结构物作业时，局部流场存在显著的流速梯度、变流湍流及近壁面吸附效应，导致航行器极易产生大幅度位姿漂移与动态失稳。为抵抗外部流扰并满足狭窄空间内的多维机动作业要求，执行机构的推进布局至关重要。常规四推进器构型由于缺失横荡控制自由度，遭遇侧向水流冲击时无法侧向抗流平移，必须强行转动航向正对来流，导致机体难以维持对作业目标的既定位姿锁定与侧向机动作业能力</w:t>
       </w:r>
@@ -1105,7 +1111,7 @@
           <w:rFonts w:ascii="Times New Roman" w:hAnsi="Times New Roman" w:cs="Times New Roman" w:eastAsia="宋体"/>
           <w:b w:val="0"/>
           <w:i w:val="0"/>
-          <w:sz w:val="24"/>
+          <w:sz w:val="21"/>
           <w:vertAlign w:val="superscript"/>
         </w:rPr>
         <w:t>[4]</w:t>
@@ -1115,7 +1121,7 @@
           <w:rFonts w:ascii="Times New Roman" w:hAnsi="Times New Roman" w:cs="Times New Roman" w:eastAsia="宋体"/>
           <w:b w:val="0"/>
           <w:i w:val="0"/>
-          <w:sz w:val="24"/>
+          <w:sz w:val="21"/>
         </w:rPr>
         <w:t>；而六推进器构型虽具备平面全向移动能力，但其横滚与俯仰自由度通常呈欠驱动状态，高度依赖重浮力力偶被动自稳，在水下复杂涡流扰动下被动姿态恢复能力薄弱，且无法主动改变倾角进行贴合巡检</w:t>
       </w:r>
@@ -1124,7 +1130,7 @@
           <w:rFonts w:ascii="Times New Roman" w:hAnsi="Times New Roman" w:cs="Times New Roman" w:eastAsia="宋体"/>
           <w:b w:val="0"/>
           <w:i w:val="0"/>
-          <w:sz w:val="24"/>
+          <w:sz w:val="21"/>
           <w:vertAlign w:val="superscript"/>
         </w:rPr>
         <w:t>[5]</w:t>
@@ -1134,7 +1140,7 @@
           <w:rFonts w:ascii="Times New Roman" w:hAnsi="Times New Roman" w:cs="Times New Roman" w:eastAsia="宋体"/>
           <w:b w:val="0"/>
           <w:i w:val="0"/>
-          <w:sz w:val="24"/>
+          <w:sz w:val="21"/>
         </w:rPr>
         <w:t>。相比之下，采用空间对称与矢量倾斜布置的八推进器过驱动构型，具备空间六自由度全解耦独立驱动能力，使航行器能够脱离水平姿态限制，在任意倾斜姿态下实现全向平移机动与空间定点悬停</w:t>
       </w:r>
@@ -1143,7 +1149,7 @@
           <w:rFonts w:ascii="Times New Roman" w:hAnsi="Times New Roman" w:cs="Times New Roman" w:eastAsia="宋体"/>
           <w:b w:val="0"/>
           <w:i w:val="0"/>
-          <w:sz w:val="24"/>
+          <w:sz w:val="21"/>
           <w:vertAlign w:val="superscript"/>
         </w:rPr>
         <w:t>[6]</w:t>
@@ -1153,7 +1159,7 @@
           <w:rFonts w:ascii="Times New Roman" w:hAnsi="Times New Roman" w:cs="Times New Roman" w:eastAsia="宋体"/>
           <w:b w:val="0"/>
           <w:i w:val="0"/>
-          <w:sz w:val="24"/>
+          <w:sz w:val="21"/>
         </w:rPr>
         <w:t>，成为微小型作业装备抵御多维流扰与完成复杂精细作业的理想构型。然而，过驱动构型在提升控制自由度的同时，也对运动控制算法与推力分配机制提出了严苛挑战。受限于微小型航行器的体积与能耗约束，推进器输出推力有限，在遭遇突发水流冲击或执行大机动调整时极易触及推力幅值的物理上限。此时，若仅对各推进器指令采取独立的幅值饱和截断，将直接破坏推力矢量间的代数几何配比，导致空间广义合成力矩的方向发生严重偏转与畸变</w:t>
       </w:r>
@@ -1162,7 +1168,7 @@
           <w:rFonts w:ascii="Times New Roman" w:hAnsi="Times New Roman" w:cs="Times New Roman" w:eastAsia="宋体"/>
           <w:b w:val="0"/>
           <w:i w:val="0"/>
-          <w:sz w:val="24"/>
+          <w:sz w:val="21"/>
           <w:vertAlign w:val="superscript"/>
         </w:rPr>
         <w:t>[7]</w:t>
@@ -1172,23 +1178,22 @@
           <w:rFonts w:ascii="Times New Roman" w:hAnsi="Times New Roman" w:cs="Times New Roman" w:eastAsia="宋体"/>
           <w:b w:val="0"/>
           <w:i w:val="0"/>
-          <w:sz w:val="24"/>
+          <w:sz w:val="21"/>
         </w:rPr>
         <w:t>，不仅无法有效补偿流扰，反而会诱发剧烈的姿态失控与翻滚发散，导致航行器丧失作业能力乃至引发机体碰撞损毁。</w:t>
       </w:r>
     </w:p>
     <w:p>
       <w:pPr>
-        <w:pStyle w:val="a7"/>
-        <w:spacing w:line="360" w:lineRule="exact" w:beforeLines="0" w:before="0" w:afterLines="0" w:after="0"/>
-        <w:ind w:firstLine="480" w:firstLineChars="200"/>
-      </w:pPr>
-      <w:r>
-        <w:rPr>
-          <w:rFonts w:ascii="Times New Roman" w:hAnsi="Times New Roman" w:cs="Times New Roman" w:eastAsia="宋体"/>
-          <w:b w:val="0"/>
-          <w:i w:val="0"/>
-          <w:sz w:val="24"/>
+        <w:spacing w:line="360" w:lineRule="exact" w:before="0" w:after="0"/>
+        <w:ind w:firstLine="420" w:firstLineChars="200"/>
+      </w:pPr>
+      <w:r>
+        <w:rPr>
+          <w:rFonts w:ascii="Times New Roman" w:hAnsi="Times New Roman" w:cs="Times New Roman" w:eastAsia="宋体"/>
+          <w:b w:val="0"/>
+          <w:i w:val="0"/>
+          <w:sz w:val="21"/>
         </w:rPr>
         <w:t>针对上述水动力非线性强耦合与推力饱和诱发力矩畸变的两大核心矛盾，且考虑到微小型航行器机载计算资源与底层高频实时控制的时效性约束，本课题旨在基于全球广泛应用的开源机器人飞控系统 PX4</w:t>
       </w:r>
@@ -1197,7 +1202,7 @@
           <w:rFonts w:ascii="Times New Roman" w:hAnsi="Times New Roman" w:cs="Times New Roman" w:eastAsia="宋体"/>
           <w:b w:val="0"/>
           <w:i w:val="0"/>
-          <w:sz w:val="24"/>
+          <w:sz w:val="21"/>
           <w:vertAlign w:val="superscript"/>
         </w:rPr>
         <w:t>[8]</w:t>
@@ -1207,7 +1212,7 @@
           <w:rFonts w:ascii="Times New Roman" w:hAnsi="Times New Roman" w:cs="Times New Roman" w:eastAsia="宋体"/>
           <w:b w:val="0"/>
           <w:i w:val="0"/>
-          <w:sz w:val="24"/>
+          <w:sz w:val="21"/>
         </w:rPr>
         <w:t>，充分发挥其硬实时多任务调度架构与高频内环控制优势，开展面向八推进器便携式水下航行器的模型控制方法研究。具体而言，本研究拟建立包含刚体动力学、附加质量与二次非线性阻尼的六自由度机理模型，结合数值分析与试验测试辨识提取关键水动力参数；在此基础上，构建动力学前馈解耦补偿算法</w:t>
       </w:r>
@@ -1216,7 +1221,7 @@
           <w:rFonts w:ascii="Times New Roman" w:hAnsi="Times New Roman" w:cs="Times New Roman" w:eastAsia="宋体"/>
           <w:b w:val="0"/>
           <w:i w:val="0"/>
-          <w:sz w:val="24"/>
+          <w:sz w:val="21"/>
           <w:vertAlign w:val="superscript"/>
         </w:rPr>
         <w:t>[9]</w:t>
@@ -1226,7 +1231,7 @@
           <w:rFonts w:ascii="Times New Roman" w:hAnsi="Times New Roman" w:cs="Times New Roman" w:eastAsia="宋体"/>
           <w:b w:val="0"/>
           <w:i w:val="0"/>
-          <w:sz w:val="24"/>
+          <w:sz w:val="21"/>
         </w:rPr>
         <w:t>，结合高频状态反馈回路，有效补偿非线性流阻并抑制轴间强耦合动态；针对大机动与强流扰下的推力饱和问题，采用力矩优先控制分配算法</w:t>
       </w:r>
@@ -1235,7 +1240,7 @@
           <w:rFonts w:ascii="Times New Roman" w:hAnsi="Times New Roman" w:cs="Times New Roman" w:eastAsia="宋体"/>
           <w:b w:val="0"/>
           <w:i w:val="0"/>
-          <w:sz w:val="24"/>
+          <w:sz w:val="21"/>
           <w:vertAlign w:val="superscript"/>
         </w:rPr>
         <w:t>[7]</w:t>
@@ -1245,7 +1250,7 @@
           <w:rFonts w:ascii="Times New Roman" w:hAnsi="Times New Roman" w:cs="Times New Roman" w:eastAsia="宋体"/>
           <w:b w:val="0"/>
           <w:i w:val="0"/>
-          <w:sz w:val="24"/>
+          <w:sz w:val="21"/>
         </w:rPr>
         <w:t>，在推进器幅值超限时严格保全姿态合成力矩的方向配比，从而消除翻滚发散隐患。最后，通过软件在环（Software-in-the-Loop, SITL）仿真与物理实验，对所提控制方案开展系统的闭环验证。本研究旨在为八推进器紧凑型航行器在复杂流扰下的高精度作业提供稳定可靠的闭环控制解决方案，并为多执行器过驱动系统的抗饱和控制提供工程实践参考，具有明确的理论意义与工程应用价值。</w:t>
       </w:r>
@@ -1265,1250 +1270,1232 @@
       </w:pPr>
       <w:r>
         <w:rPr>
-          <w:sz w:val="24"/>
-        </w:rPr>
-        <w:t>2</w:t>
-      </w:r>
-      <w:r>
-        <w:rPr>
-          <w:sz w:val="24"/>
-        </w:rPr>
-        <w:t>． 国内外在该方向的研究现状</w:t>
-      </w:r>
-      <w:r>
-        <w:rPr>
-          <w:rFonts w:hint="eastAsia"/>
-          <w:sz w:val="24"/>
-        </w:rPr>
-        <w:t>和发展趋势</w:t>
-      </w:r>
-      <w:r>
-        <w:rPr>
-          <w:sz w:val="24"/>
-        </w:rPr>
-      </w:r>
-    </w:p>
-    <w:permEnd w:id="1319923814"/>
-    <w:p>
-      <w:pPr>
-        <w:pStyle w:val="a7"/>
-        <w:spacing w:line="360" w:lineRule="exact" w:beforeLines="0" w:before="0" w:afterLines="0" w:after="0"/>
-        <w:ind w:firstLine="480" w:firstLineChars="200"/>
-      </w:pPr>
-      <w:r>
-        <w:rPr>
           <w:rFonts w:ascii="Times New Roman" w:hAnsi="Times New Roman" w:cs="Times New Roman" w:eastAsia="黑体"/>
           <w:b/>
           <w:i w:val="0"/>
-          <w:sz w:val="24"/>
-        </w:rPr>
-        <w:t>2.1 水下航行器六自由度机理建模与参数辨识研究现状</w:t>
-      </w:r>
-    </w:p>
-    <w:p>
-      <w:pPr>
-        <w:pStyle w:val="a7"/>
-        <w:spacing w:line="360" w:lineRule="exact" w:beforeLines="0" w:before="0" w:afterLines="0" w:after="0"/>
-        <w:ind w:firstLine="480" w:firstLineChars="200"/>
-      </w:pPr>
-      <w:r>
-        <w:rPr>
-          <w:rFonts w:ascii="Times New Roman" w:hAnsi="Times New Roman" w:cs="Times New Roman" w:eastAsia="宋体"/>
-          <w:b w:val="0"/>
-          <w:i w:val="0"/>
-          <w:sz w:val="24"/>
-        </w:rPr>
-        <w:t>建立精确的水动力学与运动学模型，是水下航行器开展动力学仿真、状态估计与闭环控制设计的理论基础。在海洋工程与水下机器人领域，挪威学者 Fossen</w:t>
-      </w:r>
-      <w:r>
-        <w:rPr>
-          <w:rFonts w:ascii="Times New Roman" w:hAnsi="Times New Roman" w:cs="Times New Roman" w:eastAsia="宋体"/>
-          <w:b w:val="0"/>
-          <w:i w:val="0"/>
-          <w:sz w:val="24"/>
-          <w:vertAlign w:val="superscript"/>
-        </w:rPr>
-        <w:t>[3]</w:t>
-      </w:r>
-      <w:r>
-        <w:rPr>
-          <w:rFonts w:ascii="Times New Roman" w:hAnsi="Times New Roman" w:cs="Times New Roman" w:eastAsia="宋体"/>
-          <w:b w:val="0"/>
-          <w:i w:val="0"/>
-          <w:sz w:val="24"/>
-        </w:rPr>
-        <w:t xml:space="preserve"> 基于牛顿-欧拉方程与流体势流理论构建的非线性动力学统一建模体系，已成为学术界与工业界广泛遵循的经典范式</w:t>
-      </w:r>
-      <w:r>
-        <w:rPr>
-          <w:rFonts w:ascii="Times New Roman" w:hAnsi="Times New Roman" w:cs="Times New Roman" w:eastAsia="宋体"/>
-          <w:b w:val="0"/>
-          <w:i w:val="0"/>
-          <w:sz w:val="24"/>
-          <w:vertAlign w:val="superscript"/>
-        </w:rPr>
-        <w:t>[10]</w:t>
-      </w:r>
-      <w:r>
-        <w:rPr>
-          <w:rFonts w:ascii="Times New Roman" w:hAnsi="Times New Roman" w:cs="Times New Roman" w:eastAsia="宋体"/>
-          <w:b w:val="0"/>
-          <w:i w:val="0"/>
-          <w:sz w:val="24"/>
-        </w:rPr>
-        <w:t>；严卫生等人</w:t>
-      </w:r>
-      <w:r>
-        <w:rPr>
-          <w:rFonts w:ascii="Times New Roman" w:hAnsi="Times New Roman" w:cs="Times New Roman" w:eastAsia="宋体"/>
-          <w:b w:val="0"/>
-          <w:i w:val="0"/>
-          <w:sz w:val="24"/>
-          <w:vertAlign w:val="superscript"/>
-        </w:rPr>
-        <w:t>[11]</w:t>
-      </w:r>
-      <w:r>
-        <w:rPr>
-          <w:rFonts w:ascii="Times New Roman" w:hAnsi="Times New Roman" w:cs="Times New Roman" w:eastAsia="宋体"/>
-          <w:b w:val="0"/>
-          <w:i w:val="0"/>
-          <w:sz w:val="24"/>
-        </w:rPr>
-        <w:t xml:space="preserve"> 进一步针对复杂水下航行器系统给出了六自由度空间运动学与刚体-流体动力学的系统化分析方法。该体系将航行器空间运动解耦为附体坐标系下的速度矢量与惯性坐标系下的位姿矢量，完整刻画了刚体质量惯性、水动力附加质量、科氏力与向心力、流体阻尼以及重浮力恢复力矩等动力学分量；Prestero</w:t>
-      </w:r>
-      <w:r>
-        <w:rPr>
-          <w:rFonts w:ascii="Times New Roman" w:hAnsi="Times New Roman" w:cs="Times New Roman" w:eastAsia="宋体"/>
-          <w:b w:val="0"/>
-          <w:i w:val="0"/>
-          <w:sz w:val="24"/>
-          <w:vertAlign w:val="superscript"/>
-        </w:rPr>
-        <w:t>[12]</w:t>
-      </w:r>
-      <w:r>
-        <w:rPr>
-          <w:rFonts w:ascii="Times New Roman" w:hAnsi="Times New Roman" w:cs="Times New Roman" w:eastAsia="宋体"/>
-          <w:b w:val="0"/>
-          <w:i w:val="0"/>
-          <w:sz w:val="24"/>
-        </w:rPr>
-        <w:t xml:space="preserve"> 则基于该机理体系完成了 REMUS 航行器六自由度动力学模型的全维度试验标定与仿真验证，建立了水下小型航行器机理参数测算与模型校验的公认基准。由于航行器在水下作空间多自由度机动时，刚体惯性与恢复力参数通常可通过三维几何模型与称重浮心试验准确获取，动力学建模的核心难点与不确定性主要集中在水动力参数的确定，尤其是附加质量矩阵与非线性流体阻尼矩阵的求解与辨识。围绕这一核心问题，国内外学者形成了经验公式解析法、计算流体力学数值模拟法、物理水池试验法以及时域数据驱动辨识法等主要研究途径。</w:t>
-      </w:r>
-    </w:p>
-    <w:p>
-      <w:pPr>
-        <w:pStyle w:val="a7"/>
-        <w:spacing w:line="360" w:lineRule="exact" w:beforeLines="0" w:before="0" w:afterLines="0" w:after="0"/>
-        <w:ind w:firstLine="480" w:firstLineChars="200"/>
-      </w:pPr>
-      <w:r>
-        <w:rPr>
-          <w:rFonts w:ascii="Times New Roman" w:hAnsi="Times New Roman" w:cs="Times New Roman" w:eastAsia="宋体"/>
-          <w:b w:val="0"/>
-          <w:i w:val="0"/>
-          <w:sz w:val="24"/>
-        </w:rPr>
-        <w:t>经验公式解析法主要基于细长体理论与经典势流力学中的 Lamb 椭球体解析公式，利用航行器的外形几何特征快速估算附加质量与线性阻尼。该方法计算速度极快，但其理论推导依赖于流体无粘、无旋及几何形体对称等严苛假设，主要适用于外形光滑规则的流线型鱼雷体自主潜航器（AUV）。对于配备外挂推进器及复杂框架结构的紧凑便携式水下航行器，几何外形的非对称性与强烈的流体附体干扰，使得经验解析公式的计算误差显著增大，适用性严重受限。计算流体力学（CFD）数值模拟法通过离散求解雷诺平均纳维-斯托克斯（RANS）方程，利用动网格技术模拟航行器的纯纵荡、纯俯仰等虚拟平面运动机构（PMM）或直航工况，能够精细解析边界层流动分离与近壁面涡脱落现象，在缺乏实体物理样机的前期设计阶段具有重要参考价值</w:t>
-      </w:r>
-      <w:r>
-        <w:rPr>
-          <w:rFonts w:ascii="Times New Roman" w:hAnsi="Times New Roman" w:cs="Times New Roman" w:eastAsia="宋体"/>
-          <w:b w:val="0"/>
-          <w:i w:val="0"/>
-          <w:sz w:val="24"/>
-          <w:vertAlign w:val="superscript"/>
-        </w:rPr>
-        <w:t>[13]</w:t>
-      </w:r>
-      <w:r>
-        <w:rPr>
-          <w:rFonts w:ascii="Times New Roman" w:hAnsi="Times New Roman" w:cs="Times New Roman" w:eastAsia="宋体"/>
-          <w:b w:val="0"/>
-          <w:i w:val="0"/>
-          <w:sz w:val="24"/>
-        </w:rPr>
-        <w:t>。然而，CFD 方法对网格划分密度与近壁面湍流模型极其敏感，单工况仿真即需耗费数小时乃至数十小时的高性能计算资源，计算开销巨大且高度依赖高算力服务器集群，难以直接应用于控制器的在线模型更新或快速工程迭代。</w:t>
-      </w:r>
-    </w:p>
-    <w:p>
-      <w:pPr>
-        <w:pStyle w:val="a7"/>
-        <w:spacing w:line="360" w:lineRule="exact" w:beforeLines="0" w:before="0" w:afterLines="0" w:after="0"/>
-        <w:ind w:firstLine="480" w:firstLineChars="200"/>
-      </w:pPr>
-      <w:r>
-        <w:rPr>
-          <w:rFonts w:ascii="Times New Roman" w:hAnsi="Times New Roman" w:cs="Times New Roman" w:eastAsia="宋体"/>
-          <w:b w:val="0"/>
-          <w:i w:val="0"/>
-          <w:sz w:val="24"/>
-        </w:rPr>
-        <w:t>相较于理论估算与数值模拟，物理水池试验法通过直接测量航行器在水体中的流体动力响应，能够真实反映复杂附体干扰与非线性阻尼特性，是水动力学研究中获取与校验模型参数的直接途径。传统的物理试验依赖于大型拖曳水池及外置大型平面运动机构，通过机械刚性强迫振荡测量航行器受力，测试精度高，但试验设施造价昂贵、调遣周期长，微小型水下航行器的研发通常难以承受其高昂成本。为突破这一限制，Caccia 等人</w:t>
-      </w:r>
-      <w:r>
-        <w:rPr>
-          <w:rFonts w:ascii="Times New Roman" w:hAnsi="Times New Roman" w:cs="Times New Roman" w:eastAsia="宋体"/>
-          <w:b w:val="0"/>
-          <w:i w:val="0"/>
-          <w:sz w:val="24"/>
-          <w:vertAlign w:val="superscript"/>
-        </w:rPr>
-        <w:t>[14]</w:t>
-      </w:r>
-      <w:r>
-        <w:rPr>
-          <w:rFonts w:ascii="Times New Roman" w:hAnsi="Times New Roman" w:cs="Times New Roman" w:eastAsia="宋体"/>
-          <w:b w:val="0"/>
-          <w:i w:val="0"/>
-          <w:sz w:val="24"/>
-        </w:rPr>
-        <w:t xml:space="preserve"> 提出了基于航行器板载传感器的轻量化时域试验辨识范式，开创了无需外置大型拖曳水池、仅利用推进器已知激励输入与板载惯导及测速传感器输出，通过阶跃推力试验与自由衰减试验在时域内分离解耦提取线性与二次阻尼参数的工程实现路径。此后，Chin 与 Lau</w:t>
-      </w:r>
-      <w:r>
-        <w:rPr>
-          <w:rFonts w:ascii="Times New Roman" w:hAnsi="Times New Roman" w:cs="Times New Roman" w:eastAsia="宋体"/>
-          <w:b w:val="0"/>
-          <w:i w:val="0"/>
-          <w:sz w:val="24"/>
-          <w:vertAlign w:val="superscript"/>
-        </w:rPr>
-        <w:t>[15]</w:t>
-      </w:r>
-      <w:r>
-        <w:rPr>
-          <w:rFonts w:ascii="Times New Roman" w:hAnsi="Times New Roman" w:cs="Times New Roman" w:eastAsia="宋体"/>
-          <w:b w:val="0"/>
-          <w:i w:val="0"/>
-          <w:sz w:val="24"/>
-        </w:rPr>
-        <w:t xml:space="preserve"> 针对复杂外形航行器拓展了空间耦合阻尼矩阵的试验建模方法，Ross 等人</w:t>
-      </w:r>
-      <w:r>
-        <w:rPr>
-          <w:rFonts w:ascii="Times New Roman" w:hAnsi="Times New Roman" w:cs="Times New Roman" w:eastAsia="宋体"/>
-          <w:b w:val="0"/>
-          <w:i w:val="0"/>
-          <w:sz w:val="24"/>
-          <w:vertAlign w:val="superscript"/>
-        </w:rPr>
-        <w:t>[16]</w:t>
-      </w:r>
-      <w:r>
-        <w:rPr>
-          <w:rFonts w:ascii="Times New Roman" w:hAnsi="Times New Roman" w:cs="Times New Roman" w:eastAsia="宋体"/>
-          <w:b w:val="0"/>
-          <w:i w:val="0"/>
-          <w:sz w:val="24"/>
-        </w:rPr>
-        <w:t xml:space="preserve"> 与 Avila 等人</w:t>
-      </w:r>
-      <w:r>
-        <w:rPr>
-          <w:rFonts w:ascii="Times New Roman" w:hAnsi="Times New Roman" w:cs="Times New Roman" w:eastAsia="宋体"/>
-          <w:b w:val="0"/>
-          <w:i w:val="0"/>
-          <w:sz w:val="24"/>
-          <w:vertAlign w:val="superscript"/>
-        </w:rPr>
-        <w:t>[17]</w:t>
-      </w:r>
-      <w:r>
-        <w:rPr>
-          <w:rFonts w:ascii="Times New Roman" w:hAnsi="Times New Roman" w:cs="Times New Roman" w:eastAsia="宋体"/>
-          <w:b w:val="0"/>
-          <w:i w:val="0"/>
-          <w:sz w:val="24"/>
-        </w:rPr>
-        <w:t xml:space="preserve"> 则进一步规范了自由衰减试验在多轴水动力系数辨识中的数据处理流程。板载试验辨识方法有效降低了试验门槛，但在对状态变量进行离散数值微分以获取加速度信号时，极易放大高频测量噪声，影响辨识精度。</w:t>
-      </w:r>
-    </w:p>
-    <w:p>
-      <w:pPr>
-        <w:pStyle w:val="a7"/>
-        <w:spacing w:line="360" w:lineRule="exact" w:beforeLines="0" w:before="0" w:afterLines="0" w:after="0"/>
-        <w:ind w:firstLine="480" w:firstLineChars="200"/>
-      </w:pPr>
-      <w:r>
-        <w:rPr>
-          <w:rFonts w:ascii="Times New Roman" w:hAnsi="Times New Roman" w:cs="Times New Roman" w:eastAsia="宋体"/>
-          <w:b w:val="0"/>
-          <w:i w:val="0"/>
-          <w:sz w:val="24"/>
-        </w:rPr>
-        <w:t>针对传统时域最小二乘辨识对微分噪声敏感的问题，近年来数据驱动与滤波抗噪辨识方法取得了显著进展。Park 等人</w:t>
-      </w:r>
-      <w:r>
-        <w:rPr>
-          <w:rFonts w:ascii="Times New Roman" w:hAnsi="Times New Roman" w:cs="Times New Roman" w:eastAsia="宋体"/>
-          <w:b w:val="0"/>
-          <w:i w:val="0"/>
-          <w:sz w:val="24"/>
-          <w:vertAlign w:val="superscript"/>
-        </w:rPr>
-        <w:t>[18]</w:t>
-      </w:r>
-      <w:r>
-        <w:rPr>
-          <w:rFonts w:ascii="Times New Roman" w:hAnsi="Times New Roman" w:cs="Times New Roman" w:eastAsia="宋体"/>
-          <w:b w:val="0"/>
-          <w:i w:val="0"/>
-          <w:sz w:val="24"/>
-        </w:rPr>
-        <w:t xml:space="preserve"> 提出了广义动量回归辨识法，通过对刚体动力学方程在时域进行积分变换，将求解加速度转化为求解广义动量积分，从原理上彻底避免了对角速度信号进行数值微分引入的噪声放大，显著提升了水下实机测试中的参数收敛精度。Harris 等人</w:t>
-      </w:r>
-      <w:r>
-        <w:rPr>
-          <w:rFonts w:ascii="Times New Roman" w:hAnsi="Times New Roman" w:cs="Times New Roman" w:eastAsia="宋体"/>
-          <w:b w:val="0"/>
-          <w:i w:val="0"/>
-          <w:sz w:val="24"/>
-          <w:vertAlign w:val="superscript"/>
-        </w:rPr>
-        <w:t>[19]</w:t>
-      </w:r>
-      <w:r>
-        <w:rPr>
-          <w:rFonts w:ascii="Times New Roman" w:hAnsi="Times New Roman" w:cs="Times New Roman" w:eastAsia="宋体"/>
-          <w:b w:val="0"/>
-          <w:i w:val="0"/>
-          <w:sz w:val="24"/>
-        </w:rPr>
-        <w:t xml:space="preserve"> 提出了基于零空间滤波的自适应辨识框架，在航行器执行闭环控制任务的同时，利用控制分配的零空间富余自由度进行持续激励信号注入，实现了多维水动力参数的在线解耦辨识。此外，物理信息神经网络（PINN）</w:t>
-      </w:r>
-      <w:r>
-        <w:rPr>
-          <w:rFonts w:ascii="Times New Roman" w:hAnsi="Times New Roman" w:cs="Times New Roman" w:eastAsia="宋体"/>
-          <w:b w:val="0"/>
-          <w:i w:val="0"/>
-          <w:sz w:val="24"/>
-          <w:vertAlign w:val="superscript"/>
-        </w:rPr>
-        <w:t>[20]</w:t>
-      </w:r>
-      <w:r>
-        <w:rPr>
-          <w:rFonts w:ascii="Times New Roman" w:hAnsi="Times New Roman" w:cs="Times New Roman" w:eastAsia="宋体"/>
-          <w:b w:val="0"/>
-          <w:i w:val="0"/>
-          <w:sz w:val="24"/>
-        </w:rPr>
-        <w:t xml:space="preserve"> 与动态系统稀疏辨识（SINDy）</w:t>
-      </w:r>
-      <w:r>
-        <w:rPr>
-          <w:rFonts w:ascii="Times New Roman" w:hAnsi="Times New Roman" w:cs="Times New Roman" w:eastAsia="宋体"/>
-          <w:b w:val="0"/>
-          <w:i w:val="0"/>
-          <w:sz w:val="24"/>
-          <w:vertAlign w:val="superscript"/>
-        </w:rPr>
-        <w:t>[21]</w:t>
-      </w:r>
-      <w:r>
-        <w:rPr>
-          <w:rFonts w:ascii="Times New Roman" w:hAnsi="Times New Roman" w:cs="Times New Roman" w:eastAsia="宋体"/>
-          <w:b w:val="0"/>
-          <w:i w:val="0"/>
-          <w:sz w:val="24"/>
-        </w:rPr>
-        <w:t xml:space="preserve"> 等将先验物理定律与数据驱动相结合的非线性辨识方法展现了良好潜力；Chen 等人</w:t>
-      </w:r>
-      <w:r>
-        <w:rPr>
-          <w:rFonts w:ascii="Times New Roman" w:hAnsi="Times New Roman" w:cs="Times New Roman" w:eastAsia="宋体"/>
-          <w:b w:val="0"/>
-          <w:i w:val="0"/>
-          <w:sz w:val="24"/>
-          <w:vertAlign w:val="superscript"/>
-        </w:rPr>
-        <w:t>[22]</w:t>
-      </w:r>
-      <w:r>
-        <w:rPr>
-          <w:rFonts w:ascii="Times New Roman" w:hAnsi="Times New Roman" w:cs="Times New Roman" w:eastAsia="宋体"/>
-          <w:b w:val="0"/>
-          <w:i w:val="0"/>
-          <w:sz w:val="24"/>
-        </w:rPr>
-        <w:t xml:space="preserve"> 提出的神经常微分方程（Neural ODE）通过将残差动力学映射为连续时间状态演化，为复杂时变动态的连续辨识开辟了新途径；Duong 与 Atanasov</w:t>
-      </w:r>
-      <w:r>
-        <w:rPr>
-          <w:rFonts w:ascii="Times New Roman" w:hAnsi="Times New Roman" w:cs="Times New Roman" w:eastAsia="宋体"/>
-          <w:b w:val="0"/>
-          <w:i w:val="0"/>
-          <w:sz w:val="24"/>
-          <w:vertAlign w:val="superscript"/>
-        </w:rPr>
-        <w:t>[23]</w:t>
-      </w:r>
-      <w:r>
-        <w:rPr>
-          <w:rFonts w:ascii="Times New Roman" w:hAnsi="Times New Roman" w:cs="Times New Roman" w:eastAsia="宋体"/>
-          <w:b w:val="0"/>
-          <w:i w:val="0"/>
-          <w:sz w:val="24"/>
-        </w:rPr>
-        <w:t xml:space="preserve"> 则进一步将李群几何与能量守恒定律引入连续神经网络，提出了面向海洋航行器的端口哈密顿神经微分方程（PH-NODE），在保持物理系统能量守恒的前提下实现了流体阻尼与强耦合动力学的高保真学习。然而，纯数据驱动与深度学习辨识方法高度依赖大规模高质量训练样本，且复杂的网络结构在小型嵌入式系统上的模型泛化性与在线推断开销仍面临显著挑战。</w:t>
-      </w:r>
-    </w:p>
-    <w:p>
-      <w:pPr>
-        <w:pStyle w:val="a7"/>
-        <w:spacing w:line="360" w:lineRule="exact" w:beforeLines="0" w:before="0" w:afterLines="0" w:after="0"/>
-        <w:ind w:firstLine="480" w:firstLineChars="200"/>
-      </w:pPr>
-      <w:r>
-        <w:rPr>
-          <w:rFonts w:ascii="Times New Roman" w:hAnsi="Times New Roman" w:cs="Times New Roman" w:eastAsia="宋体"/>
-          <w:b w:val="0"/>
-          <w:i w:val="0"/>
-          <w:sz w:val="24"/>
-        </w:rPr>
-        <w:t>综合上述研究现状可知，针对便携式微小型水下航行器的工程应用背景，纯经验公式精度不足，CFD 数值模拟开销过重，而大型拖曳水池试验成本过高。因此，以成熟的 Fossen 六自由度动力学机理方程为理论底座，设计基于板载传感器响应的推进器阶跃与自由衰减试验流程，并结合抗噪动量变换与时域拟合算法进行关键水动力参数的提取与模型校验，是兼顾建模保真度、工程可实施性与低研发成本的合理技术路线。</w:t>
-      </w:r>
-    </w:p>
-    <w:p>
-      <w:pPr>
-        <w:pStyle w:val="a7"/>
-        <w:spacing w:line="360" w:lineRule="exact" w:beforeLines="0" w:before="0" w:afterLines="0" w:after="0"/>
-        <w:ind w:firstLine="480" w:firstLineChars="200"/>
-      </w:pPr>
+          <w:sz w:val="21"/>
+        </w:rPr>
+        <w:t>2</w:t>
+      </w:r>
       <w:r>
         <w:rPr>
           <w:rFonts w:ascii="Times New Roman" w:hAnsi="Times New Roman" w:cs="Times New Roman" w:eastAsia="黑体"/>
           <w:b/>
           <w:i w:val="0"/>
-          <w:sz w:val="24"/>
-        </w:rPr>
-        <w:t>2.2 水下航行器运动控制与动态补偿方法研究现状</w:t>
-      </w:r>
-    </w:p>
-    <w:p>
-      <w:pPr>
-        <w:pStyle w:val="a7"/>
-        <w:spacing w:line="360" w:lineRule="exact" w:beforeLines="0" w:before="0" w:afterLines="0" w:after="0"/>
-        <w:ind w:firstLine="480" w:firstLineChars="200"/>
-      </w:pPr>
-      <w:r>
-        <w:rPr>
-          <w:rFonts w:ascii="Times New Roman" w:hAnsi="Times New Roman" w:cs="Times New Roman" w:eastAsia="宋体"/>
-          <w:b w:val="0"/>
-          <w:i w:val="0"/>
-          <w:sz w:val="24"/>
-        </w:rPr>
-        <w:t>水下航行器在近壁面流扰、受限水域与强剪切流场中作业时，面临着剧烈的水动力非线性耗散、六自由度多轴强耦合以及执行器推力饱和等复杂动态特性。如何在保证闭环稳定性的前提下，实现空间定点悬停、姿态稳定以及高精度轨迹跟踪，是水下机器人控制领域长盛不衰的研究热点</w:t>
-      </w:r>
-      <w:r>
-        <w:rPr>
-          <w:rFonts w:ascii="Times New Roman" w:hAnsi="Times New Roman" w:cs="Times New Roman" w:eastAsia="宋体"/>
-          <w:b w:val="0"/>
-          <w:i w:val="0"/>
-          <w:sz w:val="24"/>
-          <w:vertAlign w:val="superscript"/>
-        </w:rPr>
-        <w:t>[24]</w:t>
-      </w:r>
-      <w:r>
-        <w:rPr>
-          <w:rFonts w:ascii="Times New Roman" w:hAnsi="Times New Roman" w:cs="Times New Roman" w:eastAsia="宋体"/>
-          <w:b w:val="0"/>
-          <w:i w:val="0"/>
-          <w:sz w:val="24"/>
-        </w:rPr>
-        <w:t>；朱大奇与孙兵</w:t>
-      </w:r>
-      <w:r>
-        <w:rPr>
-          <w:rFonts w:ascii="Times New Roman" w:hAnsi="Times New Roman" w:cs="Times New Roman" w:eastAsia="宋体"/>
-          <w:b w:val="0"/>
-          <w:i w:val="0"/>
-          <w:sz w:val="24"/>
-          <w:vertAlign w:val="superscript"/>
-        </w:rPr>
-        <w:t>[25]</w:t>
-      </w:r>
-      <w:r>
-        <w:rPr>
-          <w:rFonts w:ascii="Times New Roman" w:hAnsi="Times New Roman" w:cs="Times New Roman" w:eastAsia="宋体"/>
-          <w:b w:val="0"/>
-          <w:i w:val="0"/>
-          <w:sz w:val="24"/>
-        </w:rPr>
-        <w:t xml:space="preserve"> 对水下机器人运动控制技术的演进脉络与典型控制架构进行了系统综述。经过数十年的演进，国内外学者围绕海洋航行器运动控制与动态补偿形成了清晰的理论与技术脉络，主要涵盖经典线性解耦控制、强鲁棒滑模变结构控制、李雅普诺夫递归反步控制、基于机理模型的动态逆与前馈解耦控制、主动抗扰与增量动态逆控制，以及在线预测优化与数据学习控制等代表性方法。</w:t>
-      </w:r>
-    </w:p>
-    <w:p>
-      <w:pPr>
-        <w:pStyle w:val="a7"/>
-        <w:spacing w:line="360" w:lineRule="exact" w:beforeLines="0" w:before="0" w:afterLines="0" w:after="0"/>
-        <w:ind w:firstLine="480" w:firstLineChars="200"/>
-      </w:pPr>
-      <w:r>
-        <w:rPr>
-          <w:rFonts w:ascii="Times New Roman" w:hAnsi="Times New Roman" w:cs="Times New Roman" w:eastAsia="宋体"/>
-          <w:b w:val="0"/>
-          <w:i w:val="0"/>
-          <w:sz w:val="24"/>
-        </w:rPr>
-        <w:t>经典线性解耦控制方法以单回路比例-积分-微分（PID）控制、增益调度 PID 以及线性二次型调节器（LQR）为代表。由于算法结构直观、计算开销小且工程成熟度高，PID 控制至今仍是多数商用巡检级遥控航行器（ROV）广泛采用的底层基准方案</w:t>
-      </w:r>
-      <w:r>
-        <w:rPr>
-          <w:rFonts w:ascii="Times New Roman" w:hAnsi="Times New Roman" w:cs="Times New Roman" w:eastAsia="宋体"/>
-          <w:b w:val="0"/>
-          <w:i w:val="0"/>
-          <w:sz w:val="24"/>
-          <w:vertAlign w:val="superscript"/>
-        </w:rPr>
-        <w:t>[26]</w:t>
-      </w:r>
-      <w:r>
-        <w:rPr>
-          <w:rFonts w:ascii="Times New Roman" w:hAnsi="Times New Roman" w:cs="Times New Roman" w:eastAsia="宋体"/>
-          <w:b w:val="0"/>
-          <w:i w:val="0"/>
-          <w:sz w:val="24"/>
-        </w:rPr>
-        <w:t>。然而，线性控制器通常基于平衡工作点展开小扰动线性化假设，在水下高密度黏性介质中，当航行器进行大幅度机动或遭遇突发不对称水流冲击时，水动力二次非线性阻尼与多轴交叉耦合显著增强，固定增益的单轴线性控制器性能急剧退化，普遍表现为响应滞后、动态超调过大甚至诱发持续的振荡失稳。</w:t>
-      </w:r>
-    </w:p>
-    <w:p>
-      <w:pPr>
-        <w:pStyle w:val="a7"/>
-        <w:spacing w:line="360" w:lineRule="exact" w:beforeLines="0" w:before="0" w:afterLines="0" w:after="0"/>
-        <w:ind w:firstLine="480" w:firstLineChars="200"/>
-      </w:pPr>
-      <w:r>
-        <w:rPr>
-          <w:rFonts w:ascii="Times New Roman" w:hAnsi="Times New Roman" w:cs="Times New Roman" w:eastAsia="宋体"/>
-          <w:b w:val="0"/>
-          <w:i w:val="0"/>
-          <w:sz w:val="24"/>
-        </w:rPr>
-        <w:t>为克服水动力参数不确定性与外部流扰，20 世纪 80 年代起，强鲁棒滑模控制（SMC）方法被引入水下航行器控制领域。Yoerger 与 Slotine</w:t>
-      </w:r>
-      <w:r>
-        <w:rPr>
-          <w:rFonts w:ascii="Times New Roman" w:hAnsi="Times New Roman" w:cs="Times New Roman" w:eastAsia="宋体"/>
-          <w:b w:val="0"/>
-          <w:i w:val="0"/>
-          <w:sz w:val="24"/>
-          <w:vertAlign w:val="superscript"/>
-        </w:rPr>
-        <w:t>[27]</w:t>
-      </w:r>
-      <w:r>
-        <w:rPr>
-          <w:rFonts w:ascii="Times New Roman" w:hAnsi="Times New Roman" w:cs="Times New Roman" w:eastAsia="宋体"/>
-          <w:b w:val="0"/>
-          <w:i w:val="0"/>
-          <w:sz w:val="24"/>
-        </w:rPr>
-        <w:t xml:space="preserve"> 首次针对水下航行器动力学参数摄动构建了滑模变结构控制器，并首创滑动边界层平滑连续化技术，有效缓解了传统滑模开关控制在推进器无刷电机上诱发的高频剧烈抖振（Chattering）；随后，Healey 与 Lienard</w:t>
-      </w:r>
-      <w:r>
-        <w:rPr>
-          <w:rFonts w:ascii="Times New Roman" w:hAnsi="Times New Roman" w:cs="Times New Roman" w:eastAsia="宋体"/>
-          <w:b w:val="0"/>
-          <w:i w:val="0"/>
-          <w:sz w:val="24"/>
-          <w:vertAlign w:val="superscript"/>
-        </w:rPr>
-        <w:t>[28]</w:t>
-      </w:r>
-      <w:r>
-        <w:rPr>
-          <w:rFonts w:ascii="Times New Roman" w:hAnsi="Times New Roman" w:cs="Times New Roman" w:eastAsia="宋体"/>
-          <w:b w:val="0"/>
-          <w:i w:val="0"/>
-          <w:sz w:val="24"/>
-        </w:rPr>
-        <w:t xml:space="preserve"> 提出了面向多变量功能子系统的解耦滑模架构，成功实现了纵荡航速、垂荡下潜与偏航转向运动的子系统滑模解耦。滑模控制对匹配扰动具有天然的不变性，但边界层内的连续化折中往往削弱了抗扰精度，且为了抑制大水流扰动而整定的较大切换增益，容易导致推进器频繁经历剧烈的正反转阶跃，加剧机械磨损与电池能量损耗；为此，Chu 等人</w:t>
-      </w:r>
-      <w:r>
-        <w:rPr>
-          <w:rFonts w:ascii="Times New Roman" w:hAnsi="Times New Roman" w:cs="Times New Roman" w:eastAsia="宋体"/>
-          <w:b w:val="0"/>
-          <w:i w:val="0"/>
-          <w:sz w:val="24"/>
-          <w:vertAlign w:val="superscript"/>
-        </w:rPr>
-        <w:t>[29]</w:t>
-      </w:r>
-      <w:r>
-        <w:rPr>
-          <w:rFonts w:ascii="Times New Roman" w:hAnsi="Times New Roman" w:cs="Times New Roman" w:eastAsia="宋体"/>
-          <w:b w:val="0"/>
-          <w:i w:val="0"/>
-          <w:sz w:val="24"/>
-        </w:rPr>
-        <w:t xml:space="preserve"> 针对未知海流扰动与推进器推力饱和双重受限工况，提出了带高增益状态观测器的自适应积分端点滑模控制方案，有效改善了多轴饱和受限下的抗扰跟踪性能，但其观测器增益自适应调节规律依然较为复杂。</w:t>
-      </w:r>
-    </w:p>
-    <w:p>
-      <w:pPr>
-        <w:pStyle w:val="a7"/>
-        <w:spacing w:line="360" w:lineRule="exact" w:beforeLines="0" w:before="0" w:afterLines="0" w:after="0"/>
-        <w:ind w:firstLine="480" w:firstLineChars="200"/>
-      </w:pPr>
-      <w:r>
-        <w:rPr>
-          <w:rFonts w:ascii="Times New Roman" w:hAnsi="Times New Roman" w:cs="Times New Roman" w:eastAsia="宋体"/>
-          <w:b w:val="0"/>
-          <w:i w:val="0"/>
-          <w:sz w:val="24"/>
-        </w:rPr>
-        <w:t>随着非线性系统理论的发展，李雅普诺夫递归反步控制（Backstepping）方法在 20 世纪 90 年代后得到系统研究</w:t>
-      </w:r>
-      <w:r>
-        <w:rPr>
-          <w:rFonts w:ascii="Times New Roman" w:hAnsi="Times New Roman" w:cs="Times New Roman" w:eastAsia="宋体"/>
-          <w:b w:val="0"/>
-          <w:i w:val="0"/>
-          <w:sz w:val="24"/>
-          <w:vertAlign w:val="superscript"/>
-        </w:rPr>
-        <w:t>[30]</w:t>
-      </w:r>
-      <w:r>
-        <w:rPr>
-          <w:rFonts w:ascii="Times New Roman" w:hAnsi="Times New Roman" w:cs="Times New Roman" w:eastAsia="宋体"/>
-          <w:b w:val="0"/>
-          <w:i w:val="0"/>
-          <w:sz w:val="24"/>
-        </w:rPr>
-        <w:t>。该方法打破了传统几何反馈线性化必须满足严格相对阶与对消全部非线性的苛刻限制，通过引入虚拟控制量，将高阶动力学系统分解为不超过系统阶数的多个级联标量子系统，自底向上逐步递推设计虚拟控制函数并构造控制李雅普诺夫函数（CLF），在严格数学意义上保证了全状态的渐近稳定性。尽管反步法在欠驱动航行器路径跟踪中展现了优良的全局稳定性，但随着控制自由度增加，高阶虚控制量的连续解析求导引发了“微分项计算膨胀（Explosion of Terms）”的固有缺陷，导致嵌入式解算负担加剧，且微分运算对传感器高频测量噪声极其敏感。</w:t>
-      </w:r>
-    </w:p>
-    <w:p>
-      <w:pPr>
-        <w:pStyle w:val="a7"/>
-        <w:spacing w:line="360" w:lineRule="exact" w:beforeLines="0" w:before="0" w:afterLines="0" w:after="0"/>
-        <w:ind w:firstLine="480" w:firstLineChars="200"/>
-      </w:pPr>
-      <w:r>
-        <w:rPr>
-          <w:rFonts w:ascii="Times New Roman" w:hAnsi="Times New Roman" w:cs="Times New Roman" w:eastAsia="宋体"/>
-          <w:b w:val="0"/>
-          <w:i w:val="0"/>
-          <w:sz w:val="24"/>
-        </w:rPr>
-        <w:t>针对高阶非线性控制在工程实机中难以部署的问题，基于机理模型的动态逆与前馈解耦控制方法提供了兼顾模型精度与计算效率的解决途径。该方法利用航行器六自由度非线性动力学机理模型（包括质量惯性、附加质量、非线性阻尼及科氏力等），通过代数逆变换在控制算法中构建前馈对消回路，将复杂的非线性强耦合系统解耦为相互独立的线性通道。Smallwood 与 Whitcomb</w:t>
-      </w:r>
-      <w:r>
-        <w:rPr>
-          <w:rFonts w:ascii="Times New Roman" w:hAnsi="Times New Roman" w:cs="Times New Roman" w:eastAsia="宋体"/>
-          <w:b w:val="0"/>
-          <w:i w:val="0"/>
-          <w:sz w:val="24"/>
-          <w:vertAlign w:val="superscript"/>
-        </w:rPr>
-        <w:t>[9]</w:t>
-      </w:r>
-      <w:r>
-        <w:rPr>
-          <w:rFonts w:ascii="Times New Roman" w:hAnsi="Times New Roman" w:cs="Times New Roman" w:eastAsia="宋体"/>
-          <w:b w:val="0"/>
-          <w:i w:val="0"/>
-          <w:sz w:val="24"/>
-        </w:rPr>
-        <w:t xml:space="preserve"> 在其具有里程碑意义的物理实机试验中，系统开展了水下机器人动力定位与轨迹跟踪的消融评估，实测证明引入精确的动力学机理前馈补偿可将闭环跟踪均方根误差降低一个数量级以上。该方法具有显式解析形式且计算耗时极低，但其抗扰性能依赖于离线模型的保真度，在实际工程中通常需与鲁棒反馈内环相结合，以抑制残余模型误差与非定常扰动。</w:t>
-      </w:r>
-    </w:p>
-    <w:p>
-      <w:pPr>
-        <w:pStyle w:val="a7"/>
-        <w:spacing w:line="360" w:lineRule="exact" w:beforeLines="0" w:before="0" w:afterLines="0" w:after="0"/>
-        <w:ind w:firstLine="480" w:firstLineChars="200"/>
-      </w:pPr>
-      <w:r>
-        <w:rPr>
-          <w:rFonts w:ascii="Times New Roman" w:hAnsi="Times New Roman" w:cs="Times New Roman" w:eastAsia="宋体"/>
-          <w:b w:val="0"/>
-          <w:i w:val="0"/>
-          <w:sz w:val="24"/>
-        </w:rPr>
-        <w:t>近十年来，为降低控制系统对离线先验机理模型的过度依赖，控制理论由依赖全局全量模型的传统动态逆向依靠机载传感器高频反馈的主动抗扰与增量控制方法演进。自抗扰控制（ADRC）与增量非线性动态逆（INDI）将航行器内部未建模动态与未知流扰统摄为“总扰动”，利用扩张状态观测器（ESO）或机载惯性测量单元（IMU）高频采集的角加速度信号，在毫秒级离散控制步长内实时提取扰动值并实施增量对消。Smeur 等人</w:t>
-      </w:r>
-      <w:r>
-        <w:rPr>
-          <w:rFonts w:ascii="Times New Roman" w:hAnsi="Times New Roman" w:cs="Times New Roman" w:eastAsia="宋体"/>
-          <w:b w:val="0"/>
-          <w:i w:val="0"/>
-          <w:sz w:val="24"/>
-          <w:vertAlign w:val="superscript"/>
-        </w:rPr>
-        <w:t>[31]</w:t>
-      </w:r>
-      <w:r>
-        <w:rPr>
-          <w:rFonts w:ascii="Times New Roman" w:hAnsi="Times New Roman" w:cs="Times New Roman" w:eastAsia="宋体"/>
-          <w:b w:val="0"/>
-          <w:i w:val="0"/>
-          <w:sz w:val="24"/>
-        </w:rPr>
-        <w:t xml:space="preserve"> 奠定了增量动态逆在欠驱动飞行器中的鲁棒控制基础，Slawik 等人</w:t>
-      </w:r>
-      <w:r>
-        <w:rPr>
-          <w:rFonts w:ascii="Times New Roman" w:hAnsi="Times New Roman" w:cs="Times New Roman" w:eastAsia="宋体"/>
-          <w:b w:val="0"/>
-          <w:i w:val="0"/>
-          <w:sz w:val="24"/>
-          <w:vertAlign w:val="superscript"/>
-        </w:rPr>
-        <w:t>[32]</w:t>
-      </w:r>
-      <w:r>
-        <w:rPr>
-          <w:rFonts w:ascii="Times New Roman" w:hAnsi="Times New Roman" w:cs="Times New Roman" w:eastAsia="宋体"/>
-          <w:b w:val="0"/>
-          <w:i w:val="0"/>
-          <w:sz w:val="24"/>
-        </w:rPr>
-        <w:t xml:space="preserve"> 则将其进一步拓展至具备敏捷变态机动能力的多推进器特种水下航行器（Cuttlefish AUV）姿态控制中。该类方法显著降低了对水动力离线辨识精度的依赖，但其对传感器时钟同步精度、角加速度滤波延迟以及执行器响应带宽极为敏感，极易因相位滞后诱发高频自激振荡。</w:t>
-      </w:r>
-    </w:p>
-    <w:p>
-      <w:pPr>
-        <w:pStyle w:val="a7"/>
-        <w:spacing w:line="360" w:lineRule="exact" w:beforeLines="0" w:before="0" w:afterLines="0" w:after="0"/>
-        <w:ind w:firstLine="480" w:firstLineChars="200"/>
-      </w:pPr>
-      <w:r>
-        <w:rPr>
-          <w:rFonts w:ascii="Times New Roman" w:hAnsi="Times New Roman" w:cs="Times New Roman" w:eastAsia="宋体"/>
-          <w:b w:val="0"/>
-          <w:i w:val="0"/>
-          <w:sz w:val="24"/>
-        </w:rPr>
-        <w:t>此外，随着机载算力的发展，在线预测优化与数据学习控制方法逐渐成为前沿热点，主要包括非线性模型预测控制（NMPC）、模型预测轮廓控制（MPCC）以及数据驱动自适应控制。Heshmati 等人</w:t>
-      </w:r>
-      <w:r>
-        <w:rPr>
-          <w:rFonts w:ascii="Times New Roman" w:hAnsi="Times New Roman" w:cs="Times New Roman" w:eastAsia="宋体"/>
-          <w:b w:val="0"/>
-          <w:i w:val="0"/>
-          <w:sz w:val="24"/>
-          <w:vertAlign w:val="superscript"/>
-        </w:rPr>
-        <w:t>[33]</w:t>
-      </w:r>
-      <w:r>
-        <w:rPr>
-          <w:rFonts w:ascii="Times New Roman" w:hAnsi="Times New Roman" w:cs="Times New Roman" w:eastAsia="宋体"/>
-          <w:b w:val="0"/>
-          <w:i w:val="0"/>
-          <w:sz w:val="24"/>
-        </w:rPr>
-        <w:t xml:space="preserve"> 针对欠驱动水下航行器在波流扰动下的轨迹跟踪，构建了基于非线性状态观测的鲁棒 NMPC 框架；Liniger 等人</w:t>
-      </w:r>
-      <w:r>
-        <w:rPr>
-          <w:rFonts w:ascii="Times New Roman" w:hAnsi="Times New Roman" w:cs="Times New Roman" w:eastAsia="宋体"/>
-          <w:b w:val="0"/>
-          <w:i w:val="0"/>
-          <w:sz w:val="24"/>
-          <w:vertAlign w:val="superscript"/>
-        </w:rPr>
-        <w:t>[34]</w:t>
-      </w:r>
-      <w:r>
-        <w:rPr>
-          <w:rFonts w:ascii="Times New Roman" w:hAnsi="Times New Roman" w:cs="Times New Roman" w:eastAsia="宋体"/>
-          <w:b w:val="0"/>
-          <w:i w:val="0"/>
-          <w:sz w:val="24"/>
-        </w:rPr>
-        <w:t xml:space="preserve"> 建立了考虑轮廓误差的预测优化模型；Torrente 等人</w:t>
-      </w:r>
-      <w:r>
-        <w:rPr>
-          <w:rFonts w:ascii="Times New Roman" w:hAnsi="Times New Roman" w:cs="Times New Roman" w:eastAsia="宋体"/>
-          <w:b w:val="0"/>
-          <w:i w:val="0"/>
-          <w:sz w:val="24"/>
-          <w:vertAlign w:val="superscript"/>
-        </w:rPr>
-        <w:t>[35]</w:t>
-      </w:r>
-      <w:r>
-        <w:rPr>
-          <w:rFonts w:ascii="Times New Roman" w:hAnsi="Times New Roman" w:cs="Times New Roman" w:eastAsia="宋体"/>
-          <w:b w:val="0"/>
-          <w:i w:val="0"/>
-          <w:sz w:val="24"/>
-        </w:rPr>
-        <w:t xml:space="preserve"> 则通过实机对比系统评估了数据驱动 NMPC 与基于机理模型平坦前馈补偿的性能边界，指出在计算资源受限场景下，解析模型前馈能够在耗费极低算力的前提下达成接近预测优化的动态补偿效果；Shi 等人</w:t>
-      </w:r>
-      <w:r>
-        <w:rPr>
-          <w:rFonts w:ascii="Times New Roman" w:hAnsi="Times New Roman" w:cs="Times New Roman" w:eastAsia="宋体"/>
-          <w:b w:val="0"/>
-          <w:i w:val="0"/>
-          <w:sz w:val="24"/>
-          <w:vertAlign w:val="superscript"/>
-        </w:rPr>
-        <w:t>[36]</w:t>
-      </w:r>
-      <w:r>
-        <w:rPr>
-          <w:rFonts w:ascii="Times New Roman" w:hAnsi="Times New Roman" w:cs="Times New Roman" w:eastAsia="宋体"/>
-          <w:b w:val="0"/>
-          <w:i w:val="0"/>
-          <w:sz w:val="24"/>
-        </w:rPr>
-        <w:t xml:space="preserve"> 提出的 Neural-Lander 框架展示了离线学习气动流扰残差以实现复杂扰动前馈补偿的有效性；加州理工学院团队在此基础上提出的 Neural-Fly 架构</w:t>
-      </w:r>
-      <w:r>
-        <w:rPr>
-          <w:rFonts w:ascii="Times New Roman" w:hAnsi="Times New Roman" w:cs="Times New Roman" w:eastAsia="宋体"/>
-          <w:b w:val="0"/>
-          <w:i w:val="0"/>
-          <w:sz w:val="24"/>
-          <w:vertAlign w:val="superscript"/>
-        </w:rPr>
-        <w:t>[37]</w:t>
-      </w:r>
-      <w:r>
-        <w:rPr>
-          <w:rFonts w:ascii="Times New Roman" w:hAnsi="Times New Roman" w:cs="Times New Roman" w:eastAsia="宋体"/>
-          <w:b w:val="0"/>
-          <w:i w:val="0"/>
-          <w:sz w:val="24"/>
-        </w:rPr>
-        <w:t xml:space="preserve"> 则进一步实现了深度神经网络对非定常强风扰动的毫秒级在线自适应抵御。该类算法能够在有限预测时域内显式处理推进器推力饱和与变化速率等物理约束，控制性能上限极高；然而，在线滚动优化或深度神经网络在线推理通常需要在控制周期内执行密集的多重矩阵迭代求解，其巨大的计算与内存开销超出了常规低功耗微控制器的硬件承受范围。</w:t>
-      </w:r>
-    </w:p>
-    <w:p>
-      <w:pPr>
-        <w:pStyle w:val="a7"/>
-        <w:spacing w:line="360" w:lineRule="exact" w:beforeLines="0" w:before="0" w:afterLines="0" w:after="0"/>
-        <w:ind w:firstLine="480" w:firstLineChars="200"/>
-      </w:pPr>
-      <w:r>
-        <w:rPr>
-          <w:rFonts w:ascii="Times New Roman" w:hAnsi="Times New Roman" w:cs="Times New Roman" w:eastAsia="宋体"/>
-          <w:b w:val="0"/>
-          <w:i w:val="0"/>
-          <w:sz w:val="24"/>
-        </w:rPr>
-        <w:t>综合上述代表性控制方法的演化脉络与优缺点可知，对于搭载低功耗嵌入式飞控平台的便携式微小型水下航行器而言，纯线性控制无法克服高密度介质强流阻，滑模控制存在推进器抖振磨损，高阶反步法面临微分求导膨胀，增量动态逆受制于传感器滤波时滞，而在线预测优化与深度学习算法则难以跨越嵌入式算力瓶颈。因此，对标 Smallwood 等人验证的经典工程范式，采用基于动力学机理模型的显式前馈解耦补偿与高频状态反馈相结合的控制架构，利用计算耗时极低的解析前馈快速对消主导的二次阻尼与耦合动态，同时依托高频反馈内环抑制残余扰动与模型偏差，是契合机载嵌入式计算资源约束的合理技术选型。</w:t>
-      </w:r>
-    </w:p>
-    <w:p>
-      <w:pPr>
-        <w:pStyle w:val="a7"/>
-        <w:spacing w:line="360" w:lineRule="exact" w:beforeLines="0" w:before="0" w:afterLines="0" w:after="0"/>
-        <w:ind w:firstLine="480" w:firstLineChars="200"/>
-      </w:pPr>
+          <w:sz w:val="21"/>
+        </w:rPr>
+        <w:t>． 国内外在该方向的研究现状</w:t>
+      </w:r>
+      <w:r>
+        <w:rPr>
+          <w:rFonts w:hint="eastAsia" w:ascii="Times New Roman" w:hAnsi="Times New Roman" w:cs="Times New Roman" w:eastAsia="黑体"/>
+          <w:b/>
+          <w:i w:val="0"/>
+          <w:sz w:val="21"/>
+        </w:rPr>
+        <w:t>和发展趋势</w:t>
+      </w:r>
       <w:r>
         <w:rPr>
           <w:rFonts w:ascii="Times New Roman" w:hAnsi="Times New Roman" w:cs="Times New Roman" w:eastAsia="黑体"/>
           <w:b/>
           <w:i w:val="0"/>
-          <w:sz w:val="24"/>
-        </w:rPr>
-        <w:t>2.3 过驱动多推进器控制分配与推力饱和处理研究现状</w:t>
-      </w:r>
-    </w:p>
-    <w:p>
-      <w:pPr>
-        <w:pStyle w:val="a7"/>
-        <w:spacing w:line="360" w:lineRule="exact" w:beforeLines="0" w:before="0" w:afterLines="0" w:after="0"/>
-        <w:ind w:firstLine="480" w:firstLineChars="200"/>
-      </w:pPr>
-      <w:r>
-        <w:rPr>
-          <w:rFonts w:ascii="Times New Roman" w:hAnsi="Times New Roman" w:cs="Times New Roman" w:eastAsia="宋体"/>
-          <w:b w:val="0"/>
-          <w:i w:val="0"/>
-          <w:sz w:val="24"/>
-        </w:rPr>
-        <w:t>在空间对称与矢量倾斜布置的八推进器便携式水下航行器中，执行器维度高于被控机体自由度维度，系统呈现显著的空间过驱动与执行器冗余特性。上层运动控制器通常解算输出机体三维虚控制力与三维期望力矩构成的六维虚拟控制指令，底层执行系统则必须将其映射为八台推进器的独立推力或转速指令。控制分配（Control Allocation）作为连接上层运动控制算法与底层执行机构的物理映射枢纽，其核心目标是在满足推进器推力幅值、变化速率等物理约束的前提下，优化实现六维虚拟控制指令的重构解算</w:t>
-      </w:r>
-      <w:r>
-        <w:rPr>
-          <w:rFonts w:ascii="Times New Roman" w:hAnsi="Times New Roman" w:cs="Times New Roman" w:eastAsia="宋体"/>
-          <w:b w:val="0"/>
-          <w:i w:val="0"/>
-          <w:sz w:val="24"/>
-          <w:vertAlign w:val="superscript"/>
-        </w:rPr>
-        <w:t>[7]</w:t>
-      </w:r>
-      <w:r>
-        <w:rPr>
-          <w:rFonts w:ascii="Times New Roman" w:hAnsi="Times New Roman" w:cs="Times New Roman" w:eastAsia="宋体"/>
-          <w:b w:val="0"/>
-          <w:i w:val="0"/>
-          <w:sz w:val="24"/>
-        </w:rPr>
-        <w:t>。经过数十年发展，控制分配理论在海洋工程与航空航天领域形成了显式解析广义逆法、带约束数值优化法以及启发式抗饱和分配法等代表性技术途径</w:t>
-      </w:r>
-      <w:r>
-        <w:rPr>
-          <w:rFonts w:ascii="Times New Roman" w:hAnsi="Times New Roman" w:cs="Times New Roman" w:eastAsia="宋体"/>
-          <w:b w:val="0"/>
-          <w:i w:val="0"/>
-          <w:sz w:val="24"/>
-          <w:vertAlign w:val="superscript"/>
-        </w:rPr>
-        <w:t>[3]</w:t>
-      </w:r>
-      <w:r>
-        <w:rPr>
-          <w:rFonts w:ascii="Times New Roman" w:hAnsi="Times New Roman" w:cs="Times New Roman" w:eastAsia="宋体"/>
-          <w:b w:val="0"/>
-          <w:i w:val="0"/>
-          <w:sz w:val="24"/>
-        </w:rPr>
-        <w:t>。</w:t>
-      </w:r>
-    </w:p>
-    <w:p>
-      <w:pPr>
-        <w:pStyle w:val="a7"/>
-        <w:spacing w:line="360" w:lineRule="exact" w:beforeLines="0" w:before="0" w:afterLines="0" w:after="0"/>
-        <w:ind w:firstLine="480" w:firstLineChars="200"/>
-      </w:pPr>
-      <w:r>
-        <w:rPr>
-          <w:rFonts w:ascii="Times New Roman" w:hAnsi="Times New Roman" w:cs="Times New Roman" w:eastAsia="宋体"/>
-          <w:b w:val="0"/>
-          <w:i w:val="0"/>
-          <w:sz w:val="24"/>
-        </w:rPr>
-        <w:t>显式解析广义逆法以 Moore-Penrose 伪逆以及加权伪逆（WPINV）为代表。该类方法在无执行机构物理约束假设下，通过构造以推进器控制能量最小化为目标的二次型性能指标，利用拉格朗日乘子法直接求取欠定方程组的全局闭式解析解。加权伪逆法通过在目标函数中引入对角加权矩阵，能够灵活调整不同推进器的出力权重或抑制特定推进器的功率负荷。Bodson</w:t>
-      </w:r>
-      <w:r>
-        <w:rPr>
-          <w:rFonts w:ascii="Times New Roman" w:hAnsi="Times New Roman" w:cs="Times New Roman" w:eastAsia="宋体"/>
-          <w:b w:val="0"/>
-          <w:i w:val="0"/>
-          <w:sz w:val="24"/>
-          <w:vertAlign w:val="superscript"/>
-        </w:rPr>
-        <w:t>[38]</w:t>
-      </w:r>
-      <w:r>
-        <w:rPr>
-          <w:rFonts w:ascii="Times New Roman" w:hAnsi="Times New Roman" w:cs="Times New Roman" w:eastAsia="宋体"/>
-          <w:b w:val="0"/>
-          <w:i w:val="0"/>
-          <w:sz w:val="24"/>
-        </w:rPr>
-        <w:t xml:space="preserve"> 在其经典对比研究中系统评估了加权伪逆法、直接分配法与二次规划优化分配的性能特性，指出加权伪逆在无约束区域具备极高的计算效率与能耗最优性。由于其求解过程仅涉及离线常数矩阵求逆与在线代数矩阵乘加，单次解算仅耗费数微秒，对计算资源受限的微控制器具有天然的适配性。然而，广义逆法本质上属于无约束线性映射，当航行器执行大机动或遭遇突发强水流冲击时，算出的推力指令极易超出推进器的物理推力上限，算法本身缺乏显式处理执行器非线性饱和约束的能力。</w:t>
-      </w:r>
-    </w:p>
-    <w:p>
-      <w:pPr>
-        <w:pStyle w:val="a7"/>
-        <w:spacing w:line="360" w:lineRule="exact" w:beforeLines="0" w:before="0" w:afterLines="0" w:after="0"/>
-        <w:ind w:firstLine="480" w:firstLineChars="200"/>
-      </w:pPr>
-      <w:r>
-        <w:rPr>
-          <w:rFonts w:ascii="Times New Roman" w:hAnsi="Times New Roman" w:cs="Times New Roman" w:eastAsia="宋体"/>
-          <w:b w:val="0"/>
-          <w:i w:val="0"/>
-          <w:sz w:val="24"/>
-        </w:rPr>
-        <w:t>为显式处理执行机构的物理饱和界限，带约束数值优化分配方法被广泛研究。该类方法将控制分配问题构建为标准带约束二次规划（QP）问题，在目标函数中综合权衡虚拟控制力矩跟踪误差与推进器能耗，并显式引入推力幅值上下限与推力变化率界限作为不等式约束。Härkegård</w:t>
-      </w:r>
-      <w:r>
-        <w:rPr>
-          <w:rFonts w:ascii="Times New Roman" w:hAnsi="Times New Roman" w:cs="Times New Roman" w:eastAsia="宋体"/>
-          <w:b w:val="0"/>
-          <w:i w:val="0"/>
-          <w:sz w:val="24"/>
-          <w:vertAlign w:val="superscript"/>
-        </w:rPr>
-        <w:t>[39]</w:t>
-      </w:r>
-      <w:r>
-        <w:rPr>
-          <w:rFonts w:ascii="Times New Roman" w:hAnsi="Times New Roman" w:cs="Times New Roman" w:eastAsia="宋体"/>
-          <w:b w:val="0"/>
-          <w:i w:val="0"/>
-          <w:sz w:val="24"/>
-        </w:rPr>
-        <w:t xml:space="preserve"> 提出了基于主动集（Active Set）算法的高效二次规划分配框架，程卫平等</w:t>
-      </w:r>
-      <w:r>
-        <w:rPr>
-          <w:rFonts w:ascii="Times New Roman" w:hAnsi="Times New Roman" w:cs="Times New Roman" w:eastAsia="宋体"/>
-          <w:b w:val="0"/>
-          <w:i w:val="0"/>
-          <w:sz w:val="24"/>
-          <w:vertAlign w:val="superscript"/>
-        </w:rPr>
-        <w:t>[40]</w:t>
-      </w:r>
-      <w:r>
-        <w:rPr>
-          <w:rFonts w:ascii="Times New Roman" w:hAnsi="Times New Roman" w:cs="Times New Roman" w:eastAsia="宋体"/>
-          <w:b w:val="0"/>
-          <w:i w:val="0"/>
-          <w:sz w:val="24"/>
-        </w:rPr>
-        <w:t xml:space="preserve"> 则针对水下机器人推力分配提出了可行方向优化算法，能够在推力可达集内实现力矩跟踪的最优解算。带约束数值优化方法在数学上具有严密的最优性保证，但其本质属于在线迭代数值算法，单步求解耗时高度依赖初始点与活动约束集的迭代路径。在强扰动或极端机动等最恶劣工况下，在线迭代步数激增，低功耗嵌入式处理器存在计算超时被迫截断迭代的风险，进而输出非可行解或诱发系统任务调度延迟，给高频实时控制系统带来了不确定性。</w:t>
-      </w:r>
-    </w:p>
-    <w:p>
-      <w:pPr>
-        <w:pStyle w:val="a7"/>
-        <w:spacing w:line="360" w:lineRule="exact" w:beforeLines="0" w:before="0" w:afterLines="0" w:after="0"/>
-        <w:ind w:firstLine="480" w:firstLineChars="200"/>
-      </w:pPr>
-      <w:r>
-        <w:rPr>
-          <w:rFonts w:ascii="Times New Roman" w:hAnsi="Times New Roman" w:cs="Times New Roman" w:eastAsia="宋体"/>
-          <w:b w:val="0"/>
-          <w:i w:val="0"/>
-          <w:sz w:val="24"/>
-        </w:rPr>
-        <w:t>针对显式逆法的饱和缺失与在线优化算法的计算开销矛盾，启发式抗饱和分配方法在工程实践中得到了深入探索。早期工程中最简便的饱和处理方式为单推进器独立硬截断（Clipping），即直接将超限推进器的推力指令截断在物理饱和极值处。Johansen 与 Fossen</w:t>
-      </w:r>
-      <w:r>
-        <w:rPr>
-          <w:rFonts w:ascii="Times New Roman" w:hAnsi="Times New Roman" w:cs="Times New Roman" w:eastAsia="宋体"/>
-          <w:b w:val="0"/>
-          <w:i w:val="0"/>
-          <w:sz w:val="24"/>
-          <w:vertAlign w:val="superscript"/>
-        </w:rPr>
-        <w:t>[7]</w:t>
-      </w:r>
-      <w:r>
-        <w:rPr>
-          <w:rFonts w:ascii="Times New Roman" w:hAnsi="Times New Roman" w:cs="Times New Roman" w:eastAsia="宋体"/>
-          <w:b w:val="0"/>
-          <w:i w:val="0"/>
-          <w:sz w:val="24"/>
-        </w:rPr>
-        <w:t xml:space="preserve"> 在其经典综述中明确指出，对于多执行器过驱动系统，简单的独立硬截断将直接破坏多推进器推力矢量间的代数几何几何配比，导致实际合成的六维广义力矩产生严重偏转与畸变（Torque Distortion）。在水下复杂流场中，推进器饱和诱发的力矩偏转往往会反向激发未被控制的翻滚与俯仰动态，成为导致航行器在强流中剧烈失稳翻覆的关键诱因</w:t>
-      </w:r>
-      <w:r>
-        <w:rPr>
-          <w:rFonts w:ascii="Times New Roman" w:hAnsi="Times New Roman" w:cs="Times New Roman" w:eastAsia="宋体"/>
-          <w:b w:val="0"/>
-          <w:i w:val="0"/>
-          <w:sz w:val="24"/>
-          <w:vertAlign w:val="superscript"/>
-        </w:rPr>
-        <w:t>[41]</w:t>
-      </w:r>
-      <w:r>
-        <w:rPr>
-          <w:rFonts w:ascii="Times New Roman" w:hAnsi="Times New Roman" w:cs="Times New Roman" w:eastAsia="宋体"/>
-          <w:b w:val="0"/>
-          <w:i w:val="0"/>
-          <w:sz w:val="24"/>
-        </w:rPr>
-        <w:t>。</w:t>
-      </w:r>
-    </w:p>
-    <w:p>
-      <w:pPr>
-        <w:pStyle w:val="a7"/>
-        <w:spacing w:line="360" w:lineRule="exact" w:beforeLines="0" w:before="0" w:afterLines="0" w:after="0"/>
-        <w:ind w:firstLine="480" w:firstLineChars="200"/>
-      </w:pPr>
-      <w:r>
-        <w:rPr>
-          <w:rFonts w:ascii="Times New Roman" w:hAnsi="Times New Roman" w:cs="Times New Roman" w:eastAsia="宋体"/>
-          <w:b w:val="0"/>
-          <w:i w:val="0"/>
-          <w:sz w:val="24"/>
-        </w:rPr>
-        <w:t>为解决饱和引起的力矩方向畸变问题，学者们提出了力矩优先与保方向等比例缩放（Direction-Preserving Scaling）分配策略。该方法基于水下作业的物理安全性先验，即在狭窄受限空间作业时，航行器的姿态角稳定防倾覆需求严格优先于位置平移精度。当检测到推进器计算指令超出物理饱和界限时，算法计算最大超限比例因子，并对引起力矩失真的推进器分量实施等比例降阶缩放，或在分配目标中对姿态力矩赋予极高权重，从而以主动牺牲部分平移航速为代价，严格保证合成姿态力矩的方向与相对比例不发生畸变</w:t>
-      </w:r>
-      <w:r>
-        <w:rPr>
-          <w:rFonts w:ascii="Times New Roman" w:hAnsi="Times New Roman" w:cs="Times New Roman" w:eastAsia="宋体"/>
-          <w:b w:val="0"/>
-          <w:i w:val="0"/>
-          <w:sz w:val="24"/>
-          <w:vertAlign w:val="superscript"/>
-        </w:rPr>
-        <w:t>[42]</w:t>
-      </w:r>
-      <w:r>
-        <w:rPr>
-          <w:rFonts w:ascii="Times New Roman" w:hAnsi="Times New Roman" w:cs="Times New Roman" w:eastAsia="宋体"/>
-          <w:b w:val="0"/>
-          <w:i w:val="0"/>
-          <w:sz w:val="24"/>
-        </w:rPr>
-        <w:t>。Brunke 等人</w:t>
-      </w:r>
-      <w:r>
-        <w:rPr>
-          <w:rFonts w:ascii="Times New Roman" w:hAnsi="Times New Roman" w:cs="Times New Roman" w:eastAsia="宋体"/>
-          <w:b w:val="0"/>
-          <w:i w:val="0"/>
-          <w:sz w:val="24"/>
-          <w:vertAlign w:val="superscript"/>
-        </w:rPr>
-        <w:t>[43]</w:t>
-      </w:r>
-      <w:r>
-        <w:rPr>
-          <w:rFonts w:ascii="Times New Roman" w:hAnsi="Times New Roman" w:cs="Times New Roman" w:eastAsia="宋体"/>
-          <w:b w:val="0"/>
-          <w:i w:val="0"/>
-          <w:sz w:val="24"/>
-        </w:rPr>
-        <w:t xml:space="preserve"> 在机器人安全学习与控制综述中强调，在执行器存在严格物理幅值与速率约束时，保证系统满足控制李雅普诺夫安全性屏障是防止系统倾覆失稳的先决条件；类似地，开源飞控 PX4 在其底层控制分配模块中采用了序贯解饱和（Sequential Desaturation）逻辑，按照角速度姿态力矩、偏航力矩、垂荡推力与水平平移推力的固定优先级，在执行器饱和时自底向上逐级削减低优先级通道的控制量。此外，在水下多模态感知与高频闭环反馈方面，Zhao 等人</w:t>
-      </w:r>
-      <w:r>
-        <w:rPr>
-          <w:rFonts w:ascii="Times New Roman" w:hAnsi="Times New Roman" w:cs="Times New Roman" w:eastAsia="宋体"/>
-          <w:b w:val="0"/>
-          <w:i w:val="0"/>
-          <w:sz w:val="24"/>
-          <w:vertAlign w:val="superscript"/>
-        </w:rPr>
-        <w:t>[44]</w:t>
-      </w:r>
-      <w:r>
-        <w:rPr>
-          <w:rFonts w:ascii="Times New Roman" w:hAnsi="Times New Roman" w:cs="Times New Roman" w:eastAsia="宋体"/>
-          <w:b w:val="0"/>
-          <w:i w:val="0"/>
-          <w:sz w:val="24"/>
-        </w:rPr>
-        <w:t xml:space="preserve"> 针对微小型紧凑水下机器人提出了无标定 IMU-DVL 时空联合标定与高频测速估计框架（UIC），为控制系统在高频内环中获取可靠的机体线速度与姿态反馈提供了高保真感知支撑。这类启发式分配方法在保持解析计算极低开销的同时，有效消除了力矩方向畸变对姿态稳定性的威胁。</w:t>
-      </w:r>
-    </w:p>
-    <w:p>
-      <w:pPr>
-        <w:pStyle w:val="a7"/>
-        <w:spacing w:line="360" w:lineRule="exact" w:beforeLines="0" w:before="0" w:afterLines="0" w:after="0"/>
-        <w:ind w:firstLine="480" w:firstLineChars="200"/>
-      </w:pPr>
-      <w:r>
-        <w:rPr>
-          <w:rFonts w:ascii="Times New Roman" w:hAnsi="Times New Roman" w:cs="Times New Roman" w:eastAsia="宋体"/>
-          <w:b w:val="0"/>
-          <w:i w:val="0"/>
-          <w:sz w:val="24"/>
-        </w:rPr>
-        <w:t>综合上述控制分配研究现状可知，针对八推进器便携式水下航行器的嵌入式控制系统，纯加权伪逆法缺乏抗饱和机制，带约束二次规划存在迭代耗时波动与超时风险，而单推进器独立硬截断则会诱发致命的力矩方向偏转。因此，采用以加权伪逆解析解为基准、并结合力矩优先保方向解饱和逻辑的控制分配架构，是在严苛微控制器资源约束下兼顾毫秒级高频硬实时响应与推力饱和安全防倾覆的合理技术途径。</w:t>
-      </w:r>
-    </w:p>
-    <w:p>
-      <w:pPr>
-        <w:pStyle w:val="a7"/>
-        <w:spacing w:line="360" w:lineRule="exact" w:beforeLines="0" w:before="0" w:afterLines="0" w:after="0"/>
-        <w:ind w:firstLine="480" w:firstLineChars="200"/>
+          <w:sz w:val="21"/>
+        </w:rPr>
+      </w:r>
+    </w:p>
+    <w:permEnd w:id="1319923814"/>
+    <w:p>
+      <w:pPr>
+        <w:spacing w:line="360" w:lineRule="exact" w:before="156" w:after="78"/>
+        <w:ind w:firstLine="420" w:firstLineChars="200"/>
       </w:pPr>
       <w:r>
         <w:rPr>
           <w:rFonts w:ascii="Times New Roman" w:hAnsi="Times New Roman" w:cs="Times New Roman" w:eastAsia="黑体"/>
           <w:b/>
           <w:i w:val="0"/>
-          <w:sz w:val="24"/>
+          <w:sz w:val="21"/>
+        </w:rPr>
+        <w:t>2.1 水下航行器六自由度机理建模与参数辨识研究现状</w:t>
+      </w:r>
+    </w:p>
+    <w:p>
+      <w:pPr>
+        <w:spacing w:line="360" w:lineRule="exact" w:before="0" w:after="0"/>
+        <w:ind w:firstLine="420" w:firstLineChars="200"/>
+      </w:pPr>
+      <w:r>
+        <w:rPr>
+          <w:rFonts w:ascii="Times New Roman" w:hAnsi="Times New Roman" w:cs="Times New Roman" w:eastAsia="宋体"/>
+          <w:b w:val="0"/>
+          <w:i w:val="0"/>
+          <w:sz w:val="21"/>
+        </w:rPr>
+        <w:t>建立精确的水动力学与运动学模型，是水下航行器开展动力学仿真、状态估计与闭环控制设计的理论基础。在海洋工程与水下机器人领域，挪威学者 Fossen</w:t>
+      </w:r>
+      <w:r>
+        <w:rPr>
+          <w:rFonts w:ascii="Times New Roman" w:hAnsi="Times New Roman" w:cs="Times New Roman" w:eastAsia="宋体"/>
+          <w:b w:val="0"/>
+          <w:i w:val="0"/>
+          <w:sz w:val="21"/>
+          <w:vertAlign w:val="superscript"/>
+        </w:rPr>
+        <w:t>[3]</w:t>
+      </w:r>
+      <w:r>
+        <w:rPr>
+          <w:rFonts w:ascii="Times New Roman" w:hAnsi="Times New Roman" w:cs="Times New Roman" w:eastAsia="宋体"/>
+          <w:b w:val="0"/>
+          <w:i w:val="0"/>
+          <w:sz w:val="21"/>
+        </w:rPr>
+        <w:t xml:space="preserve"> 基于牛顿-欧拉方程与流体势流理论构建的非线性动力学统一建模体系，已成为学术界与工业界广泛遵循的经典范式</w:t>
+      </w:r>
+      <w:r>
+        <w:rPr>
+          <w:rFonts w:ascii="Times New Roman" w:hAnsi="Times New Roman" w:cs="Times New Roman" w:eastAsia="宋体"/>
+          <w:b w:val="0"/>
+          <w:i w:val="0"/>
+          <w:sz w:val="21"/>
+          <w:vertAlign w:val="superscript"/>
+        </w:rPr>
+        <w:t>[10]</w:t>
+      </w:r>
+      <w:r>
+        <w:rPr>
+          <w:rFonts w:ascii="Times New Roman" w:hAnsi="Times New Roman" w:cs="Times New Roman" w:eastAsia="宋体"/>
+          <w:b w:val="0"/>
+          <w:i w:val="0"/>
+          <w:sz w:val="21"/>
+        </w:rPr>
+        <w:t>；严卫生等人</w:t>
+      </w:r>
+      <w:r>
+        <w:rPr>
+          <w:rFonts w:ascii="Times New Roman" w:hAnsi="Times New Roman" w:cs="Times New Roman" w:eastAsia="宋体"/>
+          <w:b w:val="0"/>
+          <w:i w:val="0"/>
+          <w:sz w:val="21"/>
+          <w:vertAlign w:val="superscript"/>
+        </w:rPr>
+        <w:t>[11]</w:t>
+      </w:r>
+      <w:r>
+        <w:rPr>
+          <w:rFonts w:ascii="Times New Roman" w:hAnsi="Times New Roman" w:cs="Times New Roman" w:eastAsia="宋体"/>
+          <w:b w:val="0"/>
+          <w:i w:val="0"/>
+          <w:sz w:val="21"/>
+        </w:rPr>
+        <w:t xml:space="preserve"> 进一步针对复杂水下航行器系统给出了六自由度空间运动学与刚体-流体动力学的系统化分析方法。该体系将航行器空间运动解耦为附体坐标系下的速度矢量与惯性坐标系下的位姿矢量，完整刻画了刚体质量惯性、水动力附加质量、科氏力与向心力、流体阻尼以及重浮力恢复力矩等动力学分量；Prestero</w:t>
+      </w:r>
+      <w:r>
+        <w:rPr>
+          <w:rFonts w:ascii="Times New Roman" w:hAnsi="Times New Roman" w:cs="Times New Roman" w:eastAsia="宋体"/>
+          <w:b w:val="0"/>
+          <w:i w:val="0"/>
+          <w:sz w:val="21"/>
+          <w:vertAlign w:val="superscript"/>
+        </w:rPr>
+        <w:t>[12]</w:t>
+      </w:r>
+      <w:r>
+        <w:rPr>
+          <w:rFonts w:ascii="Times New Roman" w:hAnsi="Times New Roman" w:cs="Times New Roman" w:eastAsia="宋体"/>
+          <w:b w:val="0"/>
+          <w:i w:val="0"/>
+          <w:sz w:val="21"/>
+        </w:rPr>
+        <w:t xml:space="preserve"> 则基于该机理体系完成了 REMUS 航行器六自由度动力学模型的全维度试验标定与仿真验证，建立了水下小型航行器机理参数测算与模型校验的公认基准。由于航行器在水下作空间多自由度机动时，刚体惯性与恢复力参数通常可通过三维几何模型与称重浮心试验准确获取，动力学建模的核心难点与不确定性主要集中在水动力参数的确定，尤其是附加质量矩阵与非线性流体阻尼矩阵的求解与辨识。围绕这一核心问题，国内外学者形成了经验公式解析法、计算流体力学数值模拟法、物理水池试验法以及时域数据驱动辨识法等主要研究途径。</w:t>
+      </w:r>
+    </w:p>
+    <w:p>
+      <w:pPr>
+        <w:spacing w:line="360" w:lineRule="exact" w:before="0" w:after="0"/>
+        <w:ind w:firstLine="420" w:firstLineChars="200"/>
+      </w:pPr>
+      <w:r>
+        <w:rPr>
+          <w:rFonts w:ascii="Times New Roman" w:hAnsi="Times New Roman" w:cs="Times New Roman" w:eastAsia="宋体"/>
+          <w:b w:val="0"/>
+          <w:i w:val="0"/>
+          <w:sz w:val="21"/>
+        </w:rPr>
+        <w:t>经验公式解析法主要基于细长体理论与经典势流力学中的 Lamb 椭球体解析公式，利用航行器的外形几何特征快速估算附加质量与线性阻尼。该方法计算速度极快，但其理论推导依赖于流体无粘、无旋及几何形体对称等严苛假设，主要适用于外形光滑规则的流线型鱼雷体自主潜航器（AUV）。对于配备外挂推进器及复杂框架结构的紧凑便携式水下航行器，几何外形的非对称性与强烈的流体附体干扰，使得经验解析公式的计算误差显著增大，适用性严重受限。计算流体力学（CFD）数值模拟法通过离散求解雷诺平均纳维-斯托克斯（RANS）方程，利用动网格技术模拟航行器的纯纵荡、纯俯仰等虚拟平面运动机构（PMM）或直航工况，能够精细解析边界层流动分离与近壁面涡脱落现象，在缺乏实体物理样机的前期设计阶段具有重要参考价值</w:t>
+      </w:r>
+      <w:r>
+        <w:rPr>
+          <w:rFonts w:ascii="Times New Roman" w:hAnsi="Times New Roman" w:cs="Times New Roman" w:eastAsia="宋体"/>
+          <w:b w:val="0"/>
+          <w:i w:val="0"/>
+          <w:sz w:val="21"/>
+          <w:vertAlign w:val="superscript"/>
+        </w:rPr>
+        <w:t>[13]</w:t>
+      </w:r>
+      <w:r>
+        <w:rPr>
+          <w:rFonts w:ascii="Times New Roman" w:hAnsi="Times New Roman" w:cs="Times New Roman" w:eastAsia="宋体"/>
+          <w:b w:val="0"/>
+          <w:i w:val="0"/>
+          <w:sz w:val="21"/>
+        </w:rPr>
+        <w:t>。然而，CFD 方法对网格划分密度与近壁面湍流模型极其敏感，单工况仿真即需耗费数小时乃至数十小时的高性能计算资源，计算开销巨大且高度依赖高算力服务器集群，难以直接应用于控制器的在线模型更新或快速工程迭代。</w:t>
+      </w:r>
+    </w:p>
+    <w:p>
+      <w:pPr>
+        <w:spacing w:line="360" w:lineRule="exact" w:before="0" w:after="0"/>
+        <w:ind w:firstLine="420" w:firstLineChars="200"/>
+      </w:pPr>
+      <w:r>
+        <w:rPr>
+          <w:rFonts w:ascii="Times New Roman" w:hAnsi="Times New Roman" w:cs="Times New Roman" w:eastAsia="宋体"/>
+          <w:b w:val="0"/>
+          <w:i w:val="0"/>
+          <w:sz w:val="21"/>
+        </w:rPr>
+        <w:t>相较于理论估算与数值模拟，物理水池试验法通过直接测量航行器在水体中的流体动力响应，能够真实反映复杂附体干扰与非线性阻尼特性，是水动力学研究中获取与校验模型参数的直接途径。传统的物理试验依赖于大型拖曳水池及外置大型平面运动机构，通过机械刚性强迫振荡测量航行器受力，测试精度高，但试验设施造价昂贵、调遣周期长，微小型水下航行器的研发通常难以承受其高昂成本。为突破这一限制，Caccia 等人</w:t>
+      </w:r>
+      <w:r>
+        <w:rPr>
+          <w:rFonts w:ascii="Times New Roman" w:hAnsi="Times New Roman" w:cs="Times New Roman" w:eastAsia="宋体"/>
+          <w:b w:val="0"/>
+          <w:i w:val="0"/>
+          <w:sz w:val="21"/>
+          <w:vertAlign w:val="superscript"/>
+        </w:rPr>
+        <w:t>[14]</w:t>
+      </w:r>
+      <w:r>
+        <w:rPr>
+          <w:rFonts w:ascii="Times New Roman" w:hAnsi="Times New Roman" w:cs="Times New Roman" w:eastAsia="宋体"/>
+          <w:b w:val="0"/>
+          <w:i w:val="0"/>
+          <w:sz w:val="21"/>
+        </w:rPr>
+        <w:t xml:space="preserve"> 提出了基于航行器板载传感器的轻量化时域试验辨识范式，开创了无需外置大型拖曳水池、仅利用推进器已知激励输入与板载惯导及测速传感器输出，通过阶跃推力试验与自由衰减试验在时域内分离解耦提取线性与二次阻尼参数的工程实现路径。此后，Chin 与 Lau</w:t>
+      </w:r>
+      <w:r>
+        <w:rPr>
+          <w:rFonts w:ascii="Times New Roman" w:hAnsi="Times New Roman" w:cs="Times New Roman" w:eastAsia="宋体"/>
+          <w:b w:val="0"/>
+          <w:i w:val="0"/>
+          <w:sz w:val="21"/>
+          <w:vertAlign w:val="superscript"/>
+        </w:rPr>
+        <w:t>[15]</w:t>
+      </w:r>
+      <w:r>
+        <w:rPr>
+          <w:rFonts w:ascii="Times New Roman" w:hAnsi="Times New Roman" w:cs="Times New Roman" w:eastAsia="宋体"/>
+          <w:b w:val="0"/>
+          <w:i w:val="0"/>
+          <w:sz w:val="21"/>
+        </w:rPr>
+        <w:t xml:space="preserve"> 针对复杂外形航行器拓展了空间耦合阻尼矩阵的试验建模方法，Ross 等人</w:t>
+      </w:r>
+      <w:r>
+        <w:rPr>
+          <w:rFonts w:ascii="Times New Roman" w:hAnsi="Times New Roman" w:cs="Times New Roman" w:eastAsia="宋体"/>
+          <w:b w:val="0"/>
+          <w:i w:val="0"/>
+          <w:sz w:val="21"/>
+          <w:vertAlign w:val="superscript"/>
+        </w:rPr>
+        <w:t>[16]</w:t>
+      </w:r>
+      <w:r>
+        <w:rPr>
+          <w:rFonts w:ascii="Times New Roman" w:hAnsi="Times New Roman" w:cs="Times New Roman" w:eastAsia="宋体"/>
+          <w:b w:val="0"/>
+          <w:i w:val="0"/>
+          <w:sz w:val="21"/>
+        </w:rPr>
+        <w:t xml:space="preserve"> 与 Avila 等人</w:t>
+      </w:r>
+      <w:r>
+        <w:rPr>
+          <w:rFonts w:ascii="Times New Roman" w:hAnsi="Times New Roman" w:cs="Times New Roman" w:eastAsia="宋体"/>
+          <w:b w:val="0"/>
+          <w:i w:val="0"/>
+          <w:sz w:val="21"/>
+          <w:vertAlign w:val="superscript"/>
+        </w:rPr>
+        <w:t>[17]</w:t>
+      </w:r>
+      <w:r>
+        <w:rPr>
+          <w:rFonts w:ascii="Times New Roman" w:hAnsi="Times New Roman" w:cs="Times New Roman" w:eastAsia="宋体"/>
+          <w:b w:val="0"/>
+          <w:i w:val="0"/>
+          <w:sz w:val="21"/>
+        </w:rPr>
+        <w:t xml:space="preserve"> 则进一步规范了自由衰减试验在多轴水动力系数辨识中的数据处理流程。板载试验辨识方法有效降低了试验门槛，但在对状态变量进行离散数值微分以获取加速度信号时，极易放大高频测量噪声，影响辨识精度。</w:t>
+      </w:r>
+    </w:p>
+    <w:p>
+      <w:pPr>
+        <w:spacing w:line="360" w:lineRule="exact" w:before="0" w:after="0"/>
+        <w:ind w:firstLine="420" w:firstLineChars="200"/>
+      </w:pPr>
+      <w:r>
+        <w:rPr>
+          <w:rFonts w:ascii="Times New Roman" w:hAnsi="Times New Roman" w:cs="Times New Roman" w:eastAsia="宋体"/>
+          <w:b w:val="0"/>
+          <w:i w:val="0"/>
+          <w:sz w:val="21"/>
+        </w:rPr>
+        <w:t>针对传统时域最小二乘辨识对微分噪声敏感的问题，近年来数据驱动与滤波抗噪辨识方法取得了显著进展。Park 等人</w:t>
+      </w:r>
+      <w:r>
+        <w:rPr>
+          <w:rFonts w:ascii="Times New Roman" w:hAnsi="Times New Roman" w:cs="Times New Roman" w:eastAsia="宋体"/>
+          <w:b w:val="0"/>
+          <w:i w:val="0"/>
+          <w:sz w:val="21"/>
+          <w:vertAlign w:val="superscript"/>
+        </w:rPr>
+        <w:t>[18]</w:t>
+      </w:r>
+      <w:r>
+        <w:rPr>
+          <w:rFonts w:ascii="Times New Roman" w:hAnsi="Times New Roman" w:cs="Times New Roman" w:eastAsia="宋体"/>
+          <w:b w:val="0"/>
+          <w:i w:val="0"/>
+          <w:sz w:val="21"/>
+        </w:rPr>
+        <w:t xml:space="preserve"> 提出了广义动量回归辨识法，通过对刚体动力学方程在时域进行积分变换，将求解加速度转化为求解广义动量积分，从原理上彻底避免了对角速度信号进行数值微分引入的噪声放大，显著提升了水下实机测试中的参数收敛精度。Harris 等人</w:t>
+      </w:r>
+      <w:r>
+        <w:rPr>
+          <w:rFonts w:ascii="Times New Roman" w:hAnsi="Times New Roman" w:cs="Times New Roman" w:eastAsia="宋体"/>
+          <w:b w:val="0"/>
+          <w:i w:val="0"/>
+          <w:sz w:val="21"/>
+          <w:vertAlign w:val="superscript"/>
+        </w:rPr>
+        <w:t>[19]</w:t>
+      </w:r>
+      <w:r>
+        <w:rPr>
+          <w:rFonts w:ascii="Times New Roman" w:hAnsi="Times New Roman" w:cs="Times New Roman" w:eastAsia="宋体"/>
+          <w:b w:val="0"/>
+          <w:i w:val="0"/>
+          <w:sz w:val="21"/>
+        </w:rPr>
+        <w:t xml:space="preserve"> 提出了基于零空间滤波的自适应辨识框架，在航行器执行闭环控制任务的同时，利用控制分配的零空间富余自由度进行持续激励信号注入，实现了多维水动力参数的在线解耦辨识。此外，物理信息神经网络（PINN）</w:t>
+      </w:r>
+      <w:r>
+        <w:rPr>
+          <w:rFonts w:ascii="Times New Roman" w:hAnsi="Times New Roman" w:cs="Times New Roman" w:eastAsia="宋体"/>
+          <w:b w:val="0"/>
+          <w:i w:val="0"/>
+          <w:sz w:val="21"/>
+          <w:vertAlign w:val="superscript"/>
+        </w:rPr>
+        <w:t>[20]</w:t>
+      </w:r>
+      <w:r>
+        <w:rPr>
+          <w:rFonts w:ascii="Times New Roman" w:hAnsi="Times New Roman" w:cs="Times New Roman" w:eastAsia="宋体"/>
+          <w:b w:val="0"/>
+          <w:i w:val="0"/>
+          <w:sz w:val="21"/>
+        </w:rPr>
+        <w:t xml:space="preserve"> 与动态系统稀疏辨识（SINDy）</w:t>
+      </w:r>
+      <w:r>
+        <w:rPr>
+          <w:rFonts w:ascii="Times New Roman" w:hAnsi="Times New Roman" w:cs="Times New Roman" w:eastAsia="宋体"/>
+          <w:b w:val="0"/>
+          <w:i w:val="0"/>
+          <w:sz w:val="21"/>
+          <w:vertAlign w:val="superscript"/>
+        </w:rPr>
+        <w:t>[21]</w:t>
+      </w:r>
+      <w:r>
+        <w:rPr>
+          <w:rFonts w:ascii="Times New Roman" w:hAnsi="Times New Roman" w:cs="Times New Roman" w:eastAsia="宋体"/>
+          <w:b w:val="0"/>
+          <w:i w:val="0"/>
+          <w:sz w:val="21"/>
+        </w:rPr>
+        <w:t xml:space="preserve"> 等将先验物理定律与数据驱动相结合的非线性辨识方法展现了良好潜力；Chen 等人</w:t>
+      </w:r>
+      <w:r>
+        <w:rPr>
+          <w:rFonts w:ascii="Times New Roman" w:hAnsi="Times New Roman" w:cs="Times New Roman" w:eastAsia="宋体"/>
+          <w:b w:val="0"/>
+          <w:i w:val="0"/>
+          <w:sz w:val="21"/>
+          <w:vertAlign w:val="superscript"/>
+        </w:rPr>
+        <w:t>[22]</w:t>
+      </w:r>
+      <w:r>
+        <w:rPr>
+          <w:rFonts w:ascii="Times New Roman" w:hAnsi="Times New Roman" w:cs="Times New Roman" w:eastAsia="宋体"/>
+          <w:b w:val="0"/>
+          <w:i w:val="0"/>
+          <w:sz w:val="21"/>
+        </w:rPr>
+        <w:t xml:space="preserve"> 提出的神经常微分方程（Neural ODE）通过将残差动力学映射为连续时间状态演化，为复杂时变动态的连续辨识开辟了新途径；Duong 与 Atanasov</w:t>
+      </w:r>
+      <w:r>
+        <w:rPr>
+          <w:rFonts w:ascii="Times New Roman" w:hAnsi="Times New Roman" w:cs="Times New Roman" w:eastAsia="宋体"/>
+          <w:b w:val="0"/>
+          <w:i w:val="0"/>
+          <w:sz w:val="21"/>
+          <w:vertAlign w:val="superscript"/>
+        </w:rPr>
+        <w:t>[23]</w:t>
+      </w:r>
+      <w:r>
+        <w:rPr>
+          <w:rFonts w:ascii="Times New Roman" w:hAnsi="Times New Roman" w:cs="Times New Roman" w:eastAsia="宋体"/>
+          <w:b w:val="0"/>
+          <w:i w:val="0"/>
+          <w:sz w:val="21"/>
+        </w:rPr>
+        <w:t xml:space="preserve"> 则进一步将李群几何与能量守恒定律引入连续神经网络，提出了面向海洋航行器的端口哈密顿神经微分方程（PH-NODE），在保持物理系统能量守恒的前提下实现了流体阻尼与强耦合动力学的高保真学习。然而，纯数据驱动与深度学习辨识方法高度依赖大规模高质量训练样本，且复杂的网络结构在小型嵌入式系统上的模型泛化性与在线推断开销仍面临显著挑战。</w:t>
+      </w:r>
+    </w:p>
+    <w:p>
+      <w:pPr>
+        <w:spacing w:line="360" w:lineRule="exact" w:before="0" w:after="0"/>
+        <w:ind w:firstLine="420" w:firstLineChars="200"/>
+      </w:pPr>
+      <w:r>
+        <w:rPr>
+          <w:rFonts w:ascii="Times New Roman" w:hAnsi="Times New Roman" w:cs="Times New Roman" w:eastAsia="宋体"/>
+          <w:b w:val="0"/>
+          <w:i w:val="0"/>
+          <w:sz w:val="21"/>
+        </w:rPr>
+        <w:t>综合上述研究现状可知，针对便携式微小型水下航行器的工程应用背景，纯经验公式精度不足，CFD 数值模拟开销过重，而大型拖曳水池试验成本过高。因此，以成熟的 Fossen 六自由度动力学机理方程为理论底座，设计基于板载传感器响应的推进器阶跃与自由衰减试验流程，并结合抗噪动量变换与时域拟合算法进行关键水动力参数的提取与模型校验，是兼顾建模保真度、工程可实施性与低研发成本的合理技术路线。</w:t>
+      </w:r>
+    </w:p>
+    <w:p>
+      <w:pPr>
+        <w:spacing w:line="360" w:lineRule="exact" w:before="156" w:after="78"/>
+        <w:ind w:firstLine="420" w:firstLineChars="200"/>
+      </w:pPr>
+      <w:r>
+        <w:rPr>
+          <w:rFonts w:ascii="Times New Roman" w:hAnsi="Times New Roman" w:cs="Times New Roman" w:eastAsia="黑体"/>
+          <w:b/>
+          <w:i w:val="0"/>
+          <w:sz w:val="21"/>
+        </w:rPr>
+        <w:t>2.2 水下航行器运动控制与动态补偿方法研究现状</w:t>
+      </w:r>
+    </w:p>
+    <w:p>
+      <w:pPr>
+        <w:spacing w:line="360" w:lineRule="exact" w:before="0" w:after="0"/>
+        <w:ind w:firstLine="420" w:firstLineChars="200"/>
+      </w:pPr>
+      <w:r>
+        <w:rPr>
+          <w:rFonts w:ascii="Times New Roman" w:hAnsi="Times New Roman" w:cs="Times New Roman" w:eastAsia="宋体"/>
+          <w:b w:val="0"/>
+          <w:i w:val="0"/>
+          <w:sz w:val="21"/>
+        </w:rPr>
+        <w:t>水下航行器在近壁面流扰、受限水域与强剪切流场中作业时，面临着剧烈的水动力非线性耗散、六自由度多轴强耦合以及执行器推力饱和等复杂动态特性。如何在保证闭环稳定性的前提下，实现空间定点悬停、姿态稳定以及高精度轨迹跟踪，是水下机器人控制领域长盛不衰的研究热点</w:t>
+      </w:r>
+      <w:r>
+        <w:rPr>
+          <w:rFonts w:ascii="Times New Roman" w:hAnsi="Times New Roman" w:cs="Times New Roman" w:eastAsia="宋体"/>
+          <w:b w:val="0"/>
+          <w:i w:val="0"/>
+          <w:sz w:val="21"/>
+          <w:vertAlign w:val="superscript"/>
+        </w:rPr>
+        <w:t>[24]</w:t>
+      </w:r>
+      <w:r>
+        <w:rPr>
+          <w:rFonts w:ascii="Times New Roman" w:hAnsi="Times New Roman" w:cs="Times New Roman" w:eastAsia="宋体"/>
+          <w:b w:val="0"/>
+          <w:i w:val="0"/>
+          <w:sz w:val="21"/>
+        </w:rPr>
+        <w:t>；朱大奇与孙兵</w:t>
+      </w:r>
+      <w:r>
+        <w:rPr>
+          <w:rFonts w:ascii="Times New Roman" w:hAnsi="Times New Roman" w:cs="Times New Roman" w:eastAsia="宋体"/>
+          <w:b w:val="0"/>
+          <w:i w:val="0"/>
+          <w:sz w:val="21"/>
+          <w:vertAlign w:val="superscript"/>
+        </w:rPr>
+        <w:t>[25]</w:t>
+      </w:r>
+      <w:r>
+        <w:rPr>
+          <w:rFonts w:ascii="Times New Roman" w:hAnsi="Times New Roman" w:cs="Times New Roman" w:eastAsia="宋体"/>
+          <w:b w:val="0"/>
+          <w:i w:val="0"/>
+          <w:sz w:val="21"/>
+        </w:rPr>
+        <w:t xml:space="preserve"> 对水下机器人运动控制技术的演进脉络与典型控制架构进行了系统综述。经过数十年的演进，国内外学者围绕海洋航行器运动控制与动态补偿形成了清晰的理论与技术脉络，主要涵盖经典线性解耦控制、强鲁棒滑模变结构控制、李雅普诺夫递归反步控制、基于机理模型的动态逆与前馈解耦控制、主动抗扰与增量动态逆控制，以及在线预测优化与数据学习控制等代表性方法。</w:t>
+      </w:r>
+    </w:p>
+    <w:p>
+      <w:pPr>
+        <w:spacing w:line="360" w:lineRule="exact" w:before="0" w:after="0"/>
+        <w:ind w:firstLine="420" w:firstLineChars="200"/>
+      </w:pPr>
+      <w:r>
+        <w:rPr>
+          <w:rFonts w:ascii="Times New Roman" w:hAnsi="Times New Roman" w:cs="Times New Roman" w:eastAsia="宋体"/>
+          <w:b w:val="0"/>
+          <w:i w:val="0"/>
+          <w:sz w:val="21"/>
+        </w:rPr>
+        <w:t>经典线性解耦控制方法以单回路比例-积分-微分（PID）控制、增益调度 PID 以及线性二次型调节器（LQR）为代表。由于算法结构直观、计算开销小且工程成熟度高，PID 控制至今仍是多数商用巡检级遥控航行器（ROV）广泛采用的底层基准方案</w:t>
+      </w:r>
+      <w:r>
+        <w:rPr>
+          <w:rFonts w:ascii="Times New Roman" w:hAnsi="Times New Roman" w:cs="Times New Roman" w:eastAsia="宋体"/>
+          <w:b w:val="0"/>
+          <w:i w:val="0"/>
+          <w:sz w:val="21"/>
+          <w:vertAlign w:val="superscript"/>
+        </w:rPr>
+        <w:t>[26]</w:t>
+      </w:r>
+      <w:r>
+        <w:rPr>
+          <w:rFonts w:ascii="Times New Roman" w:hAnsi="Times New Roman" w:cs="Times New Roman" w:eastAsia="宋体"/>
+          <w:b w:val="0"/>
+          <w:i w:val="0"/>
+          <w:sz w:val="21"/>
+        </w:rPr>
+        <w:t>。然而，线性控制器通常基于平衡工作点展开小扰动线性化假设，在水下高密度黏性介质中，当航行器进行大幅度机动或遭遇突发不对称水流冲击时，水动力二次非线性阻尼与多轴交叉耦合显著增强，固定增益的单轴线性控制器性能急剧退化，普遍表现为响应滞后、动态超调过大甚至诱发持续的振荡失稳。</w:t>
+      </w:r>
+    </w:p>
+    <w:p>
+      <w:pPr>
+        <w:spacing w:line="360" w:lineRule="exact" w:before="0" w:after="0"/>
+        <w:ind w:firstLine="420" w:firstLineChars="200"/>
+      </w:pPr>
+      <w:r>
+        <w:rPr>
+          <w:rFonts w:ascii="Times New Roman" w:hAnsi="Times New Roman" w:cs="Times New Roman" w:eastAsia="宋体"/>
+          <w:b w:val="0"/>
+          <w:i w:val="0"/>
+          <w:sz w:val="21"/>
+        </w:rPr>
+        <w:t>为克服水动力参数不确定性与外部流扰，20 世纪 80 年代起，强鲁棒滑模控制（SMC）方法被引入水下航行器控制领域。Yoerger 与 Slotine</w:t>
+      </w:r>
+      <w:r>
+        <w:rPr>
+          <w:rFonts w:ascii="Times New Roman" w:hAnsi="Times New Roman" w:cs="Times New Roman" w:eastAsia="宋体"/>
+          <w:b w:val="0"/>
+          <w:i w:val="0"/>
+          <w:sz w:val="21"/>
+          <w:vertAlign w:val="superscript"/>
+        </w:rPr>
+        <w:t>[27]</w:t>
+      </w:r>
+      <w:r>
+        <w:rPr>
+          <w:rFonts w:ascii="Times New Roman" w:hAnsi="Times New Roman" w:cs="Times New Roman" w:eastAsia="宋体"/>
+          <w:b w:val="0"/>
+          <w:i w:val="0"/>
+          <w:sz w:val="21"/>
+        </w:rPr>
+        <w:t xml:space="preserve"> 首次针对水下航行器动力学参数摄动构建了滑模变结构控制器，并首创滑动边界层平滑连续化技术，有效缓解了传统滑模开关控制在推进器无刷电机上诱发的高频剧烈抖振（Chattering）；随后，Healey 与 Lienard</w:t>
+      </w:r>
+      <w:r>
+        <w:rPr>
+          <w:rFonts w:ascii="Times New Roman" w:hAnsi="Times New Roman" w:cs="Times New Roman" w:eastAsia="宋体"/>
+          <w:b w:val="0"/>
+          <w:i w:val="0"/>
+          <w:sz w:val="21"/>
+          <w:vertAlign w:val="superscript"/>
+        </w:rPr>
+        <w:t>[28]</w:t>
+      </w:r>
+      <w:r>
+        <w:rPr>
+          <w:rFonts w:ascii="Times New Roman" w:hAnsi="Times New Roman" w:cs="Times New Roman" w:eastAsia="宋体"/>
+          <w:b w:val="0"/>
+          <w:i w:val="0"/>
+          <w:sz w:val="21"/>
+        </w:rPr>
+        <w:t xml:space="preserve"> 提出了面向多变量功能子系统的解耦滑模架构，成功实现了纵荡航速、垂荡下潜与偏航转向运动的子系统滑模解耦。滑模控制对匹配扰动具有天然的不变性，但边界层内的连续化折中往往削弱了抗扰精度，且为了抑制大水流扰动而整定的较大切换增益，容易导致推进器频繁经历剧烈的正反转阶跃，加剧机械磨损与电池能量损耗；为此，Chu 等人</w:t>
+      </w:r>
+      <w:r>
+        <w:rPr>
+          <w:rFonts w:ascii="Times New Roman" w:hAnsi="Times New Roman" w:cs="Times New Roman" w:eastAsia="宋体"/>
+          <w:b w:val="0"/>
+          <w:i w:val="0"/>
+          <w:sz w:val="21"/>
+          <w:vertAlign w:val="superscript"/>
+        </w:rPr>
+        <w:t>[29]</w:t>
+      </w:r>
+      <w:r>
+        <w:rPr>
+          <w:rFonts w:ascii="Times New Roman" w:hAnsi="Times New Roman" w:cs="Times New Roman" w:eastAsia="宋体"/>
+          <w:b w:val="0"/>
+          <w:i w:val="0"/>
+          <w:sz w:val="21"/>
+        </w:rPr>
+        <w:t xml:space="preserve"> 针对未知海流扰动与推进器推力饱和双重受限工况，提出了带高增益状态观测器的自适应积分端点滑模控制方案，有效改善了多轴饱和受限下的抗扰跟踪性能，但其观测器增益自适应调节规律依然较为复杂。</w:t>
+      </w:r>
+    </w:p>
+    <w:p>
+      <w:pPr>
+        <w:spacing w:line="360" w:lineRule="exact" w:before="0" w:after="0"/>
+        <w:ind w:firstLine="420" w:firstLineChars="200"/>
+      </w:pPr>
+      <w:r>
+        <w:rPr>
+          <w:rFonts w:ascii="Times New Roman" w:hAnsi="Times New Roman" w:cs="Times New Roman" w:eastAsia="宋体"/>
+          <w:b w:val="0"/>
+          <w:i w:val="0"/>
+          <w:sz w:val="21"/>
+        </w:rPr>
+        <w:t>随着非线性系统理论的发展，李雅普诺夫递归反步控制（Backstepping）方法在 20 世纪 90 年代后得到系统研究</w:t>
+      </w:r>
+      <w:r>
+        <w:rPr>
+          <w:rFonts w:ascii="Times New Roman" w:hAnsi="Times New Roman" w:cs="Times New Roman" w:eastAsia="宋体"/>
+          <w:b w:val="0"/>
+          <w:i w:val="0"/>
+          <w:sz w:val="21"/>
+          <w:vertAlign w:val="superscript"/>
+        </w:rPr>
+        <w:t>[30]</w:t>
+      </w:r>
+      <w:r>
+        <w:rPr>
+          <w:rFonts w:ascii="Times New Roman" w:hAnsi="Times New Roman" w:cs="Times New Roman" w:eastAsia="宋体"/>
+          <w:b w:val="0"/>
+          <w:i w:val="0"/>
+          <w:sz w:val="21"/>
+        </w:rPr>
+        <w:t>。该方法打破了传统几何反馈线性化必须满足严格相对阶与对消全部非线性的苛刻限制，通过引入虚拟控制量，将高阶动力学系统分解为不超过系统阶数的多个级联标量子系统，自底向上逐步递推设计虚拟控制函数并构造控制李雅普诺夫函数（CLF），在严格数学意义上保证了全状态的渐近稳定性。尽管反步法在欠驱动航行器路径跟踪中展现了优良的全局稳定性，但随着控制自由度增加，高阶虚控制量的连续解析求导引发了“微分项计算膨胀（Explosion of Terms）”的固有缺陷，导致嵌入式解算负担加剧，且微分运算对传感器高频测量噪声极其敏感。</w:t>
+      </w:r>
+    </w:p>
+    <w:p>
+      <w:pPr>
+        <w:spacing w:line="360" w:lineRule="exact" w:before="0" w:after="0"/>
+        <w:ind w:firstLine="420" w:firstLineChars="200"/>
+      </w:pPr>
+      <w:r>
+        <w:rPr>
+          <w:rFonts w:ascii="Times New Roman" w:hAnsi="Times New Roman" w:cs="Times New Roman" w:eastAsia="宋体"/>
+          <w:b w:val="0"/>
+          <w:i w:val="0"/>
+          <w:sz w:val="21"/>
+        </w:rPr>
+        <w:t>针对高阶非线性控制在工程实机中难以部署的问题，基于机理模型的动态逆与前馈解耦控制方法提供了兼顾模型精度与计算效率的解决途径。该方法利用航行器六自由度非线性动力学机理模型（包括质量惯性、附加质量、非线性阻尼及科氏力等），通过代数逆变换在控制算法中构建前馈对消回路，将复杂的非线性强耦合系统解耦为相互独立的线性通道。Smallwood 与 Whitcomb</w:t>
+      </w:r>
+      <w:r>
+        <w:rPr>
+          <w:rFonts w:ascii="Times New Roman" w:hAnsi="Times New Roman" w:cs="Times New Roman" w:eastAsia="宋体"/>
+          <w:b w:val="0"/>
+          <w:i w:val="0"/>
+          <w:sz w:val="21"/>
+          <w:vertAlign w:val="superscript"/>
+        </w:rPr>
+        <w:t>[9]</w:t>
+      </w:r>
+      <w:r>
+        <w:rPr>
+          <w:rFonts w:ascii="Times New Roman" w:hAnsi="Times New Roman" w:cs="Times New Roman" w:eastAsia="宋体"/>
+          <w:b w:val="0"/>
+          <w:i w:val="0"/>
+          <w:sz w:val="21"/>
+        </w:rPr>
+        <w:t xml:space="preserve"> 在其具有里程碑意义的物理实机试验中，系统开展了水下机器人动力定位与轨迹跟踪的消融评估，实测证明引入精确的动力学机理前馈补偿可将闭环跟踪均方根误差降低一个数量级以上。该方法具有显式解析形式且计算耗时极低，但其抗扰性能依赖于离线模型的保真度，在实际工程中通常需与鲁棒反馈内环相结合，以抑制残余模型误差与非定常扰动。</w:t>
+      </w:r>
+    </w:p>
+    <w:p>
+      <w:pPr>
+        <w:spacing w:line="360" w:lineRule="exact" w:before="0" w:after="0"/>
+        <w:ind w:firstLine="420" w:firstLineChars="200"/>
+      </w:pPr>
+      <w:r>
+        <w:rPr>
+          <w:rFonts w:ascii="Times New Roman" w:hAnsi="Times New Roman" w:cs="Times New Roman" w:eastAsia="宋体"/>
+          <w:b w:val="0"/>
+          <w:i w:val="0"/>
+          <w:sz w:val="21"/>
+        </w:rPr>
+        <w:t>近十年来，为降低控制系统对离线先验机理模型的过度依赖，控制理论由依赖全局全量模型的传统动态逆向依靠机载传感器高频反馈的主动抗扰与增量控制方法演进。自抗扰控制（ADRC）与增量非线性动态逆（INDI）将航行器内部未建模动态与未知流扰统摄为“总扰动”，利用扩张状态观测器（ESO）或机载惯性测量单元（IMU）高频采集的角加速度信号，在毫秒级离散控制步长内实时提取扰动值并实施增量对消。Smeur 等人</w:t>
+      </w:r>
+      <w:r>
+        <w:rPr>
+          <w:rFonts w:ascii="Times New Roman" w:hAnsi="Times New Roman" w:cs="Times New Roman" w:eastAsia="宋体"/>
+          <w:b w:val="0"/>
+          <w:i w:val="0"/>
+          <w:sz w:val="21"/>
+          <w:vertAlign w:val="superscript"/>
+        </w:rPr>
+        <w:t>[31]</w:t>
+      </w:r>
+      <w:r>
+        <w:rPr>
+          <w:rFonts w:ascii="Times New Roman" w:hAnsi="Times New Roman" w:cs="Times New Roman" w:eastAsia="宋体"/>
+          <w:b w:val="0"/>
+          <w:i w:val="0"/>
+          <w:sz w:val="21"/>
+        </w:rPr>
+        <w:t xml:space="preserve"> 奠定了增量动态逆在欠驱动飞行器中的鲁棒控制基础，Slawik 等人</w:t>
+      </w:r>
+      <w:r>
+        <w:rPr>
+          <w:rFonts w:ascii="Times New Roman" w:hAnsi="Times New Roman" w:cs="Times New Roman" w:eastAsia="宋体"/>
+          <w:b w:val="0"/>
+          <w:i w:val="0"/>
+          <w:sz w:val="21"/>
+          <w:vertAlign w:val="superscript"/>
+        </w:rPr>
+        <w:t>[32]</w:t>
+      </w:r>
+      <w:r>
+        <w:rPr>
+          <w:rFonts w:ascii="Times New Roman" w:hAnsi="Times New Roman" w:cs="Times New Roman" w:eastAsia="宋体"/>
+          <w:b w:val="0"/>
+          <w:i w:val="0"/>
+          <w:sz w:val="21"/>
+        </w:rPr>
+        <w:t xml:space="preserve"> 则将其进一步拓展至具备敏捷变态机动能力的多推进器特种水下航行器（Cuttlefish AUV）姿态控制中。该类方法显著降低了对水动力离线辨识精度的依赖，但其对传感器时钟同步精度、角加速度滤波延迟以及执行器响应带宽极为敏感，极易因相位滞后诱发高频自激振荡。</w:t>
+      </w:r>
+    </w:p>
+    <w:p>
+      <w:pPr>
+        <w:spacing w:line="360" w:lineRule="exact" w:before="0" w:after="0"/>
+        <w:ind w:firstLine="420" w:firstLineChars="200"/>
+      </w:pPr>
+      <w:r>
+        <w:rPr>
+          <w:rFonts w:ascii="Times New Roman" w:hAnsi="Times New Roman" w:cs="Times New Roman" w:eastAsia="宋体"/>
+          <w:b w:val="0"/>
+          <w:i w:val="0"/>
+          <w:sz w:val="21"/>
+        </w:rPr>
+        <w:t>此外，随着机载算力的发展，在线预测优化与数据学习控制方法逐渐成为前沿热点，主要包括非线性模型预测控制（NMPC）、模型预测轮廓控制（MPCC）以及数据驱动自适应控制。Heshmati 等人</w:t>
+      </w:r>
+      <w:r>
+        <w:rPr>
+          <w:rFonts w:ascii="Times New Roman" w:hAnsi="Times New Roman" w:cs="Times New Roman" w:eastAsia="宋体"/>
+          <w:b w:val="0"/>
+          <w:i w:val="0"/>
+          <w:sz w:val="21"/>
+          <w:vertAlign w:val="superscript"/>
+        </w:rPr>
+        <w:t>[33]</w:t>
+      </w:r>
+      <w:r>
+        <w:rPr>
+          <w:rFonts w:ascii="Times New Roman" w:hAnsi="Times New Roman" w:cs="Times New Roman" w:eastAsia="宋体"/>
+          <w:b w:val="0"/>
+          <w:i w:val="0"/>
+          <w:sz w:val="21"/>
+        </w:rPr>
+        <w:t xml:space="preserve"> 针对欠驱动水下航行器在波流扰动下的轨迹跟踪，构建了基于非线性状态观测的鲁棒 NMPC 框架；Liniger 等人</w:t>
+      </w:r>
+      <w:r>
+        <w:rPr>
+          <w:rFonts w:ascii="Times New Roman" w:hAnsi="Times New Roman" w:cs="Times New Roman" w:eastAsia="宋体"/>
+          <w:b w:val="0"/>
+          <w:i w:val="0"/>
+          <w:sz w:val="21"/>
+          <w:vertAlign w:val="superscript"/>
+        </w:rPr>
+        <w:t>[34]</w:t>
+      </w:r>
+      <w:r>
+        <w:rPr>
+          <w:rFonts w:ascii="Times New Roman" w:hAnsi="Times New Roman" w:cs="Times New Roman" w:eastAsia="宋体"/>
+          <w:b w:val="0"/>
+          <w:i w:val="0"/>
+          <w:sz w:val="21"/>
+        </w:rPr>
+        <w:t xml:space="preserve"> 建立了考虑轮廓误差的预测优化模型；Torrente 等人</w:t>
+      </w:r>
+      <w:r>
+        <w:rPr>
+          <w:rFonts w:ascii="Times New Roman" w:hAnsi="Times New Roman" w:cs="Times New Roman" w:eastAsia="宋体"/>
+          <w:b w:val="0"/>
+          <w:i w:val="0"/>
+          <w:sz w:val="21"/>
+          <w:vertAlign w:val="superscript"/>
+        </w:rPr>
+        <w:t>[35]</w:t>
+      </w:r>
+      <w:r>
+        <w:rPr>
+          <w:rFonts w:ascii="Times New Roman" w:hAnsi="Times New Roman" w:cs="Times New Roman" w:eastAsia="宋体"/>
+          <w:b w:val="0"/>
+          <w:i w:val="0"/>
+          <w:sz w:val="21"/>
+        </w:rPr>
+        <w:t xml:space="preserve"> 则通过实机对比系统评估了数据驱动 NMPC 与基于机理模型平坦前馈补偿的性能边界，指出在计算资源受限场景下，解析模型前馈能够在耗费极低算力的前提下达成接近预测优化的动态补偿效果；Shi 等人</w:t>
+      </w:r>
+      <w:r>
+        <w:rPr>
+          <w:rFonts w:ascii="Times New Roman" w:hAnsi="Times New Roman" w:cs="Times New Roman" w:eastAsia="宋体"/>
+          <w:b w:val="0"/>
+          <w:i w:val="0"/>
+          <w:sz w:val="21"/>
+          <w:vertAlign w:val="superscript"/>
+        </w:rPr>
+        <w:t>[36]</w:t>
+      </w:r>
+      <w:r>
+        <w:rPr>
+          <w:rFonts w:ascii="Times New Roman" w:hAnsi="Times New Roman" w:cs="Times New Roman" w:eastAsia="宋体"/>
+          <w:b w:val="0"/>
+          <w:i w:val="0"/>
+          <w:sz w:val="21"/>
+        </w:rPr>
+        <w:t xml:space="preserve"> 提出的 Neural-Lander 框架展示了离线学习气动流扰残差以实现复杂扰动前馈补偿的有效性；加州理工学院团队在此基础上提出的 Neural-Fly 架构</w:t>
+      </w:r>
+      <w:r>
+        <w:rPr>
+          <w:rFonts w:ascii="Times New Roman" w:hAnsi="Times New Roman" w:cs="Times New Roman" w:eastAsia="宋体"/>
+          <w:b w:val="0"/>
+          <w:i w:val="0"/>
+          <w:sz w:val="21"/>
+          <w:vertAlign w:val="superscript"/>
+        </w:rPr>
+        <w:t>[37]</w:t>
+      </w:r>
+      <w:r>
+        <w:rPr>
+          <w:rFonts w:ascii="Times New Roman" w:hAnsi="Times New Roman" w:cs="Times New Roman" w:eastAsia="宋体"/>
+          <w:b w:val="0"/>
+          <w:i w:val="0"/>
+          <w:sz w:val="21"/>
+        </w:rPr>
+        <w:t xml:space="preserve"> 则进一步实现了深度神经网络对非定常强风扰动的毫秒级在线自适应抵御。该类算法能够在有限预测时域内显式处理推进器推力饱和与变化速率等物理约束，控制性能上限极高；然而，在线滚动优化或深度神经网络在线推理通常需要在控制周期内执行密集的多重矩阵迭代求解，其巨大的计算与内存开销超出了常规低功耗微控制器的硬件承受范围。</w:t>
+      </w:r>
+    </w:p>
+    <w:p>
+      <w:pPr>
+        <w:spacing w:line="360" w:lineRule="exact" w:before="0" w:after="0"/>
+        <w:ind w:firstLine="420" w:firstLineChars="200"/>
+      </w:pPr>
+      <w:r>
+        <w:rPr>
+          <w:rFonts w:ascii="Times New Roman" w:hAnsi="Times New Roman" w:cs="Times New Roman" w:eastAsia="宋体"/>
+          <w:b w:val="0"/>
+          <w:i w:val="0"/>
+          <w:sz w:val="21"/>
+        </w:rPr>
+        <w:t>综合上述代表性控制方法的演化脉络与优缺点可知，对于搭载低功耗嵌入式飞控平台的便携式微小型水下航行器而言，纯线性控制无法克服高密度介质强流阻，滑模控制存在推进器抖振磨损，高阶反步法面临微分求导膨胀，增量动态逆受制于传感器滤波时滞，而在线预测优化与深度学习算法则难以跨越嵌入式算力瓶颈。因此，对标 Smallwood 等人验证的经典工程范式，采用基于动力学机理模型的显式前馈解耦补偿与高频状态反馈相结合的控制架构，利用计算耗时极低的解析前馈快速对消主导的二次阻尼与耦合动态，同时依托高频反馈内环抑制残余扰动与模型偏差，是契合机载嵌入式计算资源约束的合理技术选型。</w:t>
+      </w:r>
+    </w:p>
+    <w:p>
+      <w:pPr>
+        <w:spacing w:line="360" w:lineRule="exact" w:before="156" w:after="78"/>
+        <w:ind w:firstLine="420" w:firstLineChars="200"/>
+      </w:pPr>
+      <w:r>
+        <w:rPr>
+          <w:rFonts w:ascii="Times New Roman" w:hAnsi="Times New Roman" w:cs="Times New Roman" w:eastAsia="黑体"/>
+          <w:b/>
+          <w:i w:val="0"/>
+          <w:sz w:val="21"/>
+        </w:rPr>
+        <w:t>2.3 过驱动多推进器控制分配与推力饱和处理研究现状</w:t>
+      </w:r>
+    </w:p>
+    <w:p>
+      <w:pPr>
+        <w:spacing w:line="360" w:lineRule="exact" w:before="0" w:after="0"/>
+        <w:ind w:firstLine="420" w:firstLineChars="200"/>
+      </w:pPr>
+      <w:r>
+        <w:rPr>
+          <w:rFonts w:ascii="Times New Roman" w:hAnsi="Times New Roman" w:cs="Times New Roman" w:eastAsia="宋体"/>
+          <w:b w:val="0"/>
+          <w:i w:val="0"/>
+          <w:sz w:val="21"/>
+        </w:rPr>
+        <w:t>在空间对称与矢量倾斜布置的八推进器便携式水下航行器中，执行器维度高于被控机体自由度维度，系统呈现显著的空间过驱动与执行器冗余特性。上层运动控制器通常解算输出机体三维虚控制力与三维期望力矩构成的六维虚拟控制指令，底层执行系统则必须将其映射为八台推进器的独立推力或转速指令。控制分配（Control Allocation）作为连接上层运动控制算法与底层执行机构的物理映射枢纽，其核心目标是在满足推进器推力幅值、变化速率等物理约束的前提下，优化实现六维虚拟控制指令的重构解算</w:t>
+      </w:r>
+      <w:r>
+        <w:rPr>
+          <w:rFonts w:ascii="Times New Roman" w:hAnsi="Times New Roman" w:cs="Times New Roman" w:eastAsia="宋体"/>
+          <w:b w:val="0"/>
+          <w:i w:val="0"/>
+          <w:sz w:val="21"/>
+          <w:vertAlign w:val="superscript"/>
+        </w:rPr>
+        <w:t>[7]</w:t>
+      </w:r>
+      <w:r>
+        <w:rPr>
+          <w:rFonts w:ascii="Times New Roman" w:hAnsi="Times New Roman" w:cs="Times New Roman" w:eastAsia="宋体"/>
+          <w:b w:val="0"/>
+          <w:i w:val="0"/>
+          <w:sz w:val="21"/>
+        </w:rPr>
+        <w:t>。经过数十年发展，控制分配理论在海洋工程与航空航天领域形成了显式解析广义逆法、带约束数值优化法以及启发式抗饱和分配法等代表性技术途径</w:t>
+      </w:r>
+      <w:r>
+        <w:rPr>
+          <w:rFonts w:ascii="Times New Roman" w:hAnsi="Times New Roman" w:cs="Times New Roman" w:eastAsia="宋体"/>
+          <w:b w:val="0"/>
+          <w:i w:val="0"/>
+          <w:sz w:val="21"/>
+          <w:vertAlign w:val="superscript"/>
+        </w:rPr>
+        <w:t>[3]</w:t>
+      </w:r>
+      <w:r>
+        <w:rPr>
+          <w:rFonts w:ascii="Times New Roman" w:hAnsi="Times New Roman" w:cs="Times New Roman" w:eastAsia="宋体"/>
+          <w:b w:val="0"/>
+          <w:i w:val="0"/>
+          <w:sz w:val="21"/>
+        </w:rPr>
+        <w:t>。</w:t>
+      </w:r>
+    </w:p>
+    <w:p>
+      <w:pPr>
+        <w:spacing w:line="360" w:lineRule="exact" w:before="0" w:after="0"/>
+        <w:ind w:firstLine="420" w:firstLineChars="200"/>
+      </w:pPr>
+      <w:r>
+        <w:rPr>
+          <w:rFonts w:ascii="Times New Roman" w:hAnsi="Times New Roman" w:cs="Times New Roman" w:eastAsia="宋体"/>
+          <w:b w:val="0"/>
+          <w:i w:val="0"/>
+          <w:sz w:val="21"/>
+        </w:rPr>
+        <w:t>显式解析广义逆法以 Moore-Penrose 伪逆以及加权伪逆（WPINV）为代表。该类方法在无执行机构物理约束假设下，通过构造以推进器控制能量最小化为目标的二次型性能指标，利用拉格朗日乘子法直接求取欠定方程组的全局闭式解析解。加权伪逆法通过在目标函数中引入对角加权矩阵，能够灵活调整不同推进器的出力权重或抑制特定推进器的功率负荷。Bodson</w:t>
+      </w:r>
+      <w:r>
+        <w:rPr>
+          <w:rFonts w:ascii="Times New Roman" w:hAnsi="Times New Roman" w:cs="Times New Roman" w:eastAsia="宋体"/>
+          <w:b w:val="0"/>
+          <w:i w:val="0"/>
+          <w:sz w:val="21"/>
+          <w:vertAlign w:val="superscript"/>
+        </w:rPr>
+        <w:t>[38]</w:t>
+      </w:r>
+      <w:r>
+        <w:rPr>
+          <w:rFonts w:ascii="Times New Roman" w:hAnsi="Times New Roman" w:cs="Times New Roman" w:eastAsia="宋体"/>
+          <w:b w:val="0"/>
+          <w:i w:val="0"/>
+          <w:sz w:val="21"/>
+        </w:rPr>
+        <w:t xml:space="preserve"> 在其经典对比研究中系统评估了加权伪逆法、直接分配法与二次规划优化分配的性能特性，指出加权伪逆在无约束区域具备极高的计算效率与能耗最优性。由于其求解过程仅涉及离线常数矩阵求逆与在线代数矩阵乘加，单次解算仅耗费数微秒，对计算资源受限的微控制器具有天然的适配性。然而，广义逆法本质上属于无约束线性映射，当航行器执行大机动或遭遇突发强水流冲击时，算出的推力指令极易超出推进器的物理推力上限，算法本身缺乏显式处理执行器非线性饱和约束的能力。</w:t>
+      </w:r>
+    </w:p>
+    <w:p>
+      <w:pPr>
+        <w:spacing w:line="360" w:lineRule="exact" w:before="0" w:after="0"/>
+        <w:ind w:firstLine="420" w:firstLineChars="200"/>
+      </w:pPr>
+      <w:r>
+        <w:rPr>
+          <w:rFonts w:ascii="Times New Roman" w:hAnsi="Times New Roman" w:cs="Times New Roman" w:eastAsia="宋体"/>
+          <w:b w:val="0"/>
+          <w:i w:val="0"/>
+          <w:sz w:val="21"/>
+        </w:rPr>
+        <w:t>为显式处理执行机构的物理饱和界限，带约束数值优化分配方法被广泛研究。该类方法将控制分配问题构建为标准带约束二次规划（QP）问题，在目标函数中综合权衡虚拟控制力矩跟踪误差与推进器能耗，并显式引入推力幅值上下限与推力变化率界限作为不等式约束。Härkegård</w:t>
+      </w:r>
+      <w:r>
+        <w:rPr>
+          <w:rFonts w:ascii="Times New Roman" w:hAnsi="Times New Roman" w:cs="Times New Roman" w:eastAsia="宋体"/>
+          <w:b w:val="0"/>
+          <w:i w:val="0"/>
+          <w:sz w:val="21"/>
+          <w:vertAlign w:val="superscript"/>
+        </w:rPr>
+        <w:t>[39]</w:t>
+      </w:r>
+      <w:r>
+        <w:rPr>
+          <w:rFonts w:ascii="Times New Roman" w:hAnsi="Times New Roman" w:cs="Times New Roman" w:eastAsia="宋体"/>
+          <w:b w:val="0"/>
+          <w:i w:val="0"/>
+          <w:sz w:val="21"/>
+        </w:rPr>
+        <w:t xml:space="preserve"> 提出了基于主动集（Active Set）算法的高效二次规划分配框架，程卫平等</w:t>
+      </w:r>
+      <w:r>
+        <w:rPr>
+          <w:rFonts w:ascii="Times New Roman" w:hAnsi="Times New Roman" w:cs="Times New Roman" w:eastAsia="宋体"/>
+          <w:b w:val="0"/>
+          <w:i w:val="0"/>
+          <w:sz w:val="21"/>
+          <w:vertAlign w:val="superscript"/>
+        </w:rPr>
+        <w:t>[40]</w:t>
+      </w:r>
+      <w:r>
+        <w:rPr>
+          <w:rFonts w:ascii="Times New Roman" w:hAnsi="Times New Roman" w:cs="Times New Roman" w:eastAsia="宋体"/>
+          <w:b w:val="0"/>
+          <w:i w:val="0"/>
+          <w:sz w:val="21"/>
+        </w:rPr>
+        <w:t xml:space="preserve"> 则针对水下机器人推力分配提出了可行方向优化算法，能够在推力可达集内实现力矩跟踪的最优解算。带约束数值优化方法在数学上具有严密的最优性保证，但其本质属于在线迭代数值算法，单步求解耗时高度依赖初始点与活动约束集的迭代路径。在强扰动或极端机动等最恶劣工况下，在线迭代步数激增，低功耗嵌入式处理器存在计算超时被迫截断迭代的风险，进而输出非可行解或诱发系统任务调度延迟，给高频实时控制系统带来了不确定性。</w:t>
+      </w:r>
+    </w:p>
+    <w:p>
+      <w:pPr>
+        <w:spacing w:line="360" w:lineRule="exact" w:before="0" w:after="0"/>
+        <w:ind w:firstLine="420" w:firstLineChars="200"/>
+      </w:pPr>
+      <w:r>
+        <w:rPr>
+          <w:rFonts w:ascii="Times New Roman" w:hAnsi="Times New Roman" w:cs="Times New Roman" w:eastAsia="宋体"/>
+          <w:b w:val="0"/>
+          <w:i w:val="0"/>
+          <w:sz w:val="21"/>
+        </w:rPr>
+        <w:t>针对显式逆法的饱和缺失与在线优化算法的计算开销矛盾，启发式抗饱和分配方法在工程实践中得到了深入探索。早期工程中最简便的饱和处理方式为单推进器独立硬截断（Clipping），即直接将超限推进器的推力指令截断在物理饱和极值处。Johansen 与 Fossen</w:t>
+      </w:r>
+      <w:r>
+        <w:rPr>
+          <w:rFonts w:ascii="Times New Roman" w:hAnsi="Times New Roman" w:cs="Times New Roman" w:eastAsia="宋体"/>
+          <w:b w:val="0"/>
+          <w:i w:val="0"/>
+          <w:sz w:val="21"/>
+          <w:vertAlign w:val="superscript"/>
+        </w:rPr>
+        <w:t>[7]</w:t>
+      </w:r>
+      <w:r>
+        <w:rPr>
+          <w:rFonts w:ascii="Times New Roman" w:hAnsi="Times New Roman" w:cs="Times New Roman" w:eastAsia="宋体"/>
+          <w:b w:val="0"/>
+          <w:i w:val="0"/>
+          <w:sz w:val="21"/>
+        </w:rPr>
+        <w:t xml:space="preserve"> 在其经典综述中明确指出，对于多执行器过驱动系统，简单的独立硬截断将直接破坏多推进器推力矢量间的代数几何几何配比，导致实际合成的六维广义力矩产生严重偏转与畸变（Torque Distortion）。在水下复杂流场中，推进器饱和诱发的力矩偏转往往会反向激发未被控制的翻滚与俯仰动态，成为导致航行器在强流中剧烈失稳翻覆的关键诱因</w:t>
+      </w:r>
+      <w:r>
+        <w:rPr>
+          <w:rFonts w:ascii="Times New Roman" w:hAnsi="Times New Roman" w:cs="Times New Roman" w:eastAsia="宋体"/>
+          <w:b w:val="0"/>
+          <w:i w:val="0"/>
+          <w:sz w:val="21"/>
+          <w:vertAlign w:val="superscript"/>
+        </w:rPr>
+        <w:t>[41]</w:t>
+      </w:r>
+      <w:r>
+        <w:rPr>
+          <w:rFonts w:ascii="Times New Roman" w:hAnsi="Times New Roman" w:cs="Times New Roman" w:eastAsia="宋体"/>
+          <w:b w:val="0"/>
+          <w:i w:val="0"/>
+          <w:sz w:val="21"/>
+        </w:rPr>
+        <w:t>。</w:t>
+      </w:r>
+    </w:p>
+    <w:p>
+      <w:pPr>
+        <w:spacing w:line="360" w:lineRule="exact" w:before="0" w:after="0"/>
+        <w:ind w:firstLine="420" w:firstLineChars="200"/>
+      </w:pPr>
+      <w:r>
+        <w:rPr>
+          <w:rFonts w:ascii="Times New Roman" w:hAnsi="Times New Roman" w:cs="Times New Roman" w:eastAsia="宋体"/>
+          <w:b w:val="0"/>
+          <w:i w:val="0"/>
+          <w:sz w:val="21"/>
+        </w:rPr>
+        <w:t>为解决饱和引起的力矩方向畸变问题，学者们提出了力矩优先与保方向等比例缩放（Direction-Preserving Scaling）分配策略。该方法基于水下作业的物理安全性先验，即在狭窄受限空间作业时，航行器的姿态角稳定防倾覆需求严格优先于位置平移精度。当检测到推进器计算指令超出物理饱和界限时，算法计算最大超限比例因子，并对引起力矩失真的推进器分量实施等比例降阶缩放，或在分配目标中对姿态力矩赋予极高权重，从而以主动牺牲部分平移航速为代价，严格保证合成姿态力矩的方向与相对比例不发生畸变</w:t>
+      </w:r>
+      <w:r>
+        <w:rPr>
+          <w:rFonts w:ascii="Times New Roman" w:hAnsi="Times New Roman" w:cs="Times New Roman" w:eastAsia="宋体"/>
+          <w:b w:val="0"/>
+          <w:i w:val="0"/>
+          <w:sz w:val="21"/>
+          <w:vertAlign w:val="superscript"/>
+        </w:rPr>
+        <w:t>[42]</w:t>
+      </w:r>
+      <w:r>
+        <w:rPr>
+          <w:rFonts w:ascii="Times New Roman" w:hAnsi="Times New Roman" w:cs="Times New Roman" w:eastAsia="宋体"/>
+          <w:b w:val="0"/>
+          <w:i w:val="0"/>
+          <w:sz w:val="21"/>
+        </w:rPr>
+        <w:t>。Brunke 等人</w:t>
+      </w:r>
+      <w:r>
+        <w:rPr>
+          <w:rFonts w:ascii="Times New Roman" w:hAnsi="Times New Roman" w:cs="Times New Roman" w:eastAsia="宋体"/>
+          <w:b w:val="0"/>
+          <w:i w:val="0"/>
+          <w:sz w:val="21"/>
+          <w:vertAlign w:val="superscript"/>
+        </w:rPr>
+        <w:t>[43]</w:t>
+      </w:r>
+      <w:r>
+        <w:rPr>
+          <w:rFonts w:ascii="Times New Roman" w:hAnsi="Times New Roman" w:cs="Times New Roman" w:eastAsia="宋体"/>
+          <w:b w:val="0"/>
+          <w:i w:val="0"/>
+          <w:sz w:val="21"/>
+        </w:rPr>
+        <w:t xml:space="preserve"> 在机器人安全学习与控制综述中强调，在执行器存在严格物理幅值与速率约束时，保证系统满足控制李雅普诺夫安全性屏障是防止系统倾覆失稳的先决条件；类似地，开源飞控 PX4 在其底层控制分配模块中采用了序贯解饱和（Sequential Desaturation）逻辑，按照角速度姿态力矩、偏航力矩、垂荡推力与水平平移推力的固定优先级，在执行器饱和时自底向上逐级削减低优先级通道的控制量。此外，在水下多模态感知与高频闭环反馈方面，Zhao 等人</w:t>
+      </w:r>
+      <w:r>
+        <w:rPr>
+          <w:rFonts w:ascii="Times New Roman" w:hAnsi="Times New Roman" w:cs="Times New Roman" w:eastAsia="宋体"/>
+          <w:b w:val="0"/>
+          <w:i w:val="0"/>
+          <w:sz w:val="21"/>
+          <w:vertAlign w:val="superscript"/>
+        </w:rPr>
+        <w:t>[44]</w:t>
+      </w:r>
+      <w:r>
+        <w:rPr>
+          <w:rFonts w:ascii="Times New Roman" w:hAnsi="Times New Roman" w:cs="Times New Roman" w:eastAsia="宋体"/>
+          <w:b w:val="0"/>
+          <w:i w:val="0"/>
+          <w:sz w:val="21"/>
+        </w:rPr>
+        <w:t xml:space="preserve"> 针对微小型紧凑水下机器人提出了无标定 IMU-DVL 时空联合标定与高频测速估计框架（UIC），为控制系统在高频内环中获取可靠的机体线速度与姿态反馈提供了高保真感知支撑。这类启发式分配方法在保持解析计算极低开销的同时，有效消除了力矩方向畸变对姿态稳定性的威胁。</w:t>
+      </w:r>
+    </w:p>
+    <w:p>
+      <w:pPr>
+        <w:spacing w:line="360" w:lineRule="exact" w:before="0" w:after="0"/>
+        <w:ind w:firstLine="420" w:firstLineChars="200"/>
+      </w:pPr>
+      <w:r>
+        <w:rPr>
+          <w:rFonts w:ascii="Times New Roman" w:hAnsi="Times New Roman" w:cs="Times New Roman" w:eastAsia="宋体"/>
+          <w:b w:val="0"/>
+          <w:i w:val="0"/>
+          <w:sz w:val="21"/>
+        </w:rPr>
+        <w:t>综合上述控制分配研究现状可知，针对八推进器便携式水下航行器的嵌入式控制系统，纯加权伪逆法缺乏抗饱和机制，带约束二次规划存在迭代耗时波动与超时风险，而单推进器独立硬截断则会诱发致命的力矩方向偏转。因此，采用以加权伪逆解析解为基准、并结合力矩优先保方向解饱和逻辑的控制分配架构，是在严苛微控制器资源约束下兼顾毫秒级高频硬实时响应与推力饱和安全防倾覆的合理技术途径。</w:t>
+      </w:r>
+    </w:p>
+    <w:p>
+      <w:pPr>
+        <w:spacing w:line="360" w:lineRule="exact" w:before="156" w:after="78"/>
+        <w:ind w:firstLine="420" w:firstLineChars="200"/>
+      </w:pPr>
+      <w:r>
+        <w:rPr>
+          <w:rFonts w:ascii="Times New Roman" w:hAnsi="Times New Roman" w:cs="Times New Roman" w:eastAsia="黑体"/>
+          <w:b/>
+          <w:i w:val="0"/>
+          <w:sz w:val="21"/>
         </w:rPr>
         <w:t>2.4 现有研究局限与发展趋势</w:t>
       </w:r>
     </w:p>
     <w:p>
       <w:pPr>
-        <w:pStyle w:val="a7"/>
-        <w:spacing w:line="360" w:lineRule="exact" w:beforeLines="0" w:before="0" w:afterLines="0" w:after="0"/>
-        <w:ind w:firstLine="480" w:firstLineChars="200"/>
-      </w:pPr>
-      <w:r>
-        <w:rPr>
-          <w:rFonts w:ascii="Times New Roman" w:hAnsi="Times New Roman" w:cs="Times New Roman" w:eastAsia="宋体"/>
-          <w:b w:val="0"/>
-          <w:i w:val="0"/>
-          <w:sz w:val="24"/>
+        <w:spacing w:line="360" w:lineRule="exact" w:before="0" w:after="0"/>
+        <w:ind w:firstLine="420" w:firstLineChars="200"/>
+      </w:pPr>
+      <w:r>
+        <w:rPr>
+          <w:rFonts w:ascii="Times New Roman" w:hAnsi="Times New Roman" w:cs="Times New Roman" w:eastAsia="宋体"/>
+          <w:b w:val="0"/>
+          <w:i w:val="0"/>
+          <w:sz w:val="21"/>
         </w:rPr>
         <w:t>纵观国内外在水下航行器动力学建模、运动控制及控制分配领域的研究成果，学者们在势流机理推导、非线性鲁棒控制算法构建以及多执行器优化分配方面已经建立了坚实的理论体系。然而，现有研究多数面向吨位较大的工作级潜航器、长航程鱼雷体 AUV 或基于理想仿真环境开展，当将现有理论方法移植应用于搭载低功耗嵌入式微控制器、作业于狭窄受限水域的便携式微小型八推进器水下航行器时，仍面临以下显著的研究局限与客观矛盾：</w:t>
       </w:r>
     </w:p>
     <w:p>
       <w:pPr>
-        <w:pStyle w:val="a7"/>
-        <w:spacing w:line="360" w:lineRule="exact" w:beforeLines="0" w:before="0" w:afterLines="0" w:after="0"/>
-        <w:ind w:firstLine="480" w:firstLineChars="200"/>
-      </w:pPr>
-      <w:r>
-        <w:rPr>
-          <w:rFonts w:ascii="Times New Roman" w:hAnsi="Times New Roman" w:cs="Times New Roman" w:eastAsia="宋体"/>
-          <w:b w:val="0"/>
-          <w:i w:val="0"/>
-          <w:sz w:val="24"/>
+        <w:spacing w:line="360" w:lineRule="exact" w:before="0" w:after="0"/>
+        <w:ind w:firstLine="420" w:firstLineChars="200"/>
+      </w:pPr>
+      <w:r>
+        <w:rPr>
+          <w:rFonts w:ascii="Times New Roman" w:hAnsi="Times New Roman" w:cs="Times New Roman" w:eastAsia="宋体"/>
+          <w:b w:val="0"/>
+          <w:i w:val="0"/>
+          <w:sz w:val="21"/>
         </w:rPr>
         <w:t>第一，高保真水动力参数获取门槛与微小型平台低成本研发条件之间的矛盾。现有高精度水动力建模方法高度依赖大型平面运动机构（PMM）拖曳水池或耗费巨量计算资源的精细 CFD 动网格仿真，研发周期长且设施动员成本极其昂贵；经验解析公式则难以适用于多外挂推进器及紧凑舱体结构的强耦合水动力计算。尽管以 Caccia 为代表的板载传感器试验法大幅降低了试验门槛，但在常规小型水池受限空间内，如何有效抑制离散微分高频噪声、设计规范简便的激励工况并完成关键水动力参数的可靠拟合与校验，仍是制约基于模型的先进控制算法向微小型装备下沉推广的首要瓶颈。</w:t>
       </w:r>
     </w:p>
     <w:p>
       <w:pPr>
-        <w:pStyle w:val="a7"/>
-        <w:spacing w:line="360" w:lineRule="exact" w:beforeLines="0" w:before="0" w:afterLines="0" w:after="0"/>
-        <w:ind w:firstLine="480" w:firstLineChars="200"/>
-      </w:pPr>
-      <w:r>
-        <w:rPr>
-          <w:rFonts w:ascii="Times New Roman" w:hAnsi="Times New Roman" w:cs="Times New Roman" w:eastAsia="宋体"/>
-          <w:b w:val="0"/>
-          <w:i w:val="0"/>
-          <w:sz w:val="24"/>
+        <w:spacing w:line="360" w:lineRule="exact" w:before="0" w:after="0"/>
+        <w:ind w:firstLine="420" w:firstLineChars="200"/>
+      </w:pPr>
+      <w:r>
+        <w:rPr>
+          <w:rFonts w:ascii="Times New Roman" w:hAnsi="Times New Roman" w:cs="Times New Roman" w:eastAsia="宋体"/>
+          <w:b w:val="0"/>
+          <w:i w:val="0"/>
+          <w:sz w:val="21"/>
         </w:rPr>
         <w:t>第二，先进复杂非线性控制算法与机载嵌入式计算资源严苛约束之间的矛盾。为克服高密度介质中的非线性流阻与模型不确定性，学术界提出了非线性模型预测控制（NMPC）、高阶滑模控制以及深度强化学习等先进控制策略，并在离线数值仿真中展现出优良的控制性能。然而，此类算法普遍依赖高密度的在线滚动优化迭代求解或连续高阶求导运算，在计算与存储资源极度受限、功耗严控的机载嵌入式微控制器（MCU）硬件平台上，难以保证百赫兹以上的硬实时刷新频率，极易诱发任务调度延迟或看门狗异常。如何在严格的嵌入式算力边界内，构建兼顾毫秒级计算时效性与非线性流动力动态补偿精度的轻量化闭环控制架构，是实现工程可靠落地的关键所在。</w:t>
       </w:r>
     </w:p>
     <w:p>
       <w:pPr>
-        <w:pStyle w:val="a7"/>
-        <w:spacing w:line="360" w:lineRule="exact" w:beforeLines="0" w:before="0" w:afterLines="0" w:after="0"/>
-        <w:ind w:firstLine="480" w:firstLineChars="200"/>
-      </w:pPr>
-      <w:r>
-        <w:rPr>
-          <w:rFonts w:ascii="Times New Roman" w:hAnsi="Times New Roman" w:cs="Times New Roman" w:eastAsia="宋体"/>
-          <w:b w:val="0"/>
-          <w:i w:val="0"/>
-          <w:sz w:val="24"/>
+        <w:spacing w:line="360" w:lineRule="exact" w:before="0" w:after="0"/>
+        <w:ind w:firstLine="420" w:firstLineChars="200"/>
+      </w:pPr>
+      <w:r>
+        <w:rPr>
+          <w:rFonts w:ascii="Times New Roman" w:hAnsi="Times New Roman" w:cs="Times New Roman" w:eastAsia="宋体"/>
+          <w:b w:val="0"/>
+          <w:i w:val="0"/>
+          <w:sz w:val="21"/>
         </w:rPr>
         <w:t>第三，过驱动推进构型控制自由度提升与推力饱和诱发力矩方向畸变失稳之间的矛盾。空间对称与矢量倾斜布置的八推进器构型赋予了航行器六自由度全解耦独立机动能力，但微小型装备推进器推力储备有限，在遭遇近壁面强突发流扰或执行大机动调姿时极易触及推力幅值物理上限。现有多数工程实现沿用的单推进器独立硬截断策略，会直接破坏空间推力矢量的代数几何配比，导致六维广义合成力矩的方向产生严重偏转与畸变，反向诱发剧烈的非期望翻滚发散与姿态失稳。如何在保持极低代数解算开销的前提下，建立具备力矩方向保全能力的抗饱和解饱和机制，在推力饱和极端工况下优先保全姿态稳定防倾覆，是多执行器过驱动系统亟待解决的核心问题。</w:t>
       </w:r>
     </w:p>
     <w:p>
       <w:pPr>
-        <w:pStyle w:val="a7"/>
-        <w:spacing w:line="360" w:lineRule="exact" w:beforeLines="0" w:before="0" w:afterLines="0" w:after="0"/>
-        <w:ind w:firstLine="480" w:firstLineChars="200"/>
-      </w:pPr>
-      <w:r>
-        <w:rPr>
-          <w:rFonts w:ascii="Times New Roman" w:hAnsi="Times New Roman" w:cs="Times New Roman" w:eastAsia="宋体"/>
-          <w:b w:val="0"/>
-          <w:i w:val="0"/>
-          <w:sz w:val="24"/>
+        <w:spacing w:line="360" w:lineRule="exact" w:before="0" w:after="0"/>
+        <w:ind w:firstLine="420" w:firstLineChars="200"/>
+      </w:pPr>
+      <w:r>
+        <w:rPr>
+          <w:rFonts w:ascii="Times New Roman" w:hAnsi="Times New Roman" w:cs="Times New Roman" w:eastAsia="宋体"/>
+          <w:b w:val="0"/>
+          <w:i w:val="0"/>
+          <w:sz w:val="21"/>
         </w:rPr>
         <w:t>综上所述，针对上述局限，面向便携式微小型水下航行器的运动控制研究，正逐步向低成本机理辨识、兼顾实时性与补偿精度的轻量化控制算法构建、以及推力饱和极端工况下的姿态安全保全等方向深入拓展。</w:t>
       </w:r>
     </w:p>
     <w:p>
       <w:pPr>
-        <w:pStyle w:val="a7"/>
-        <w:spacing w:line="360" w:lineRule="exact" w:beforeLines="0" w:before="0" w:afterLines="0" w:after="0"/>
-        <w:ind w:firstLine="480" w:firstLineChars="200"/>
-      </w:pPr>
-      <w:r>
-        <w:rPr>
-          <w:rFonts w:ascii="Times New Roman" w:hAnsi="Times New Roman" w:cs="Times New Roman" w:eastAsia="宋体"/>
-          <w:b w:val="0"/>
-          <w:i w:val="0"/>
-          <w:sz w:val="24"/>
+        <w:spacing w:line="360" w:lineRule="exact" w:before="0" w:after="0"/>
+        <w:ind w:firstLine="420" w:firstLineChars="200"/>
+      </w:pPr>
+      <w:r>
+        <w:rPr>
+          <w:rFonts w:ascii="Times New Roman" w:hAnsi="Times New Roman" w:cs="Times New Roman" w:eastAsia="宋体"/>
+          <w:b w:val="0"/>
+          <w:i w:val="0"/>
+          <w:sz w:val="21"/>
         </w:rPr>
         <w:t>结合上述背景，本课题拟以成熟的开源飞控系统 PX4 为底层实时控制与验证基座，针对八推进器便携式水下航行器，开展水动力机理建模与参数辨识、模型解耦前馈补偿控制、以及推力饱和状态下的力矩优先控制分配方法研究。通过构建计算紧凑、物理可行的闭环控制方案，并依托软件在环（SITL）仿真与物理实验开展系统验证，为微小型装备在受限水域与流扰工况下的稳定作业提供工程可行的方法支撑。</w:t>
       </w:r>
@@ -2566,252 +2553,246 @@
       <w:permStart w:id="1741359920" w:edGrp="everyone"/>
       <w:r>
         <w:rPr>
-          <w:rFonts w:ascii="黑体" w:hAnsi="黑体" w:hint="eastAsia"/>
-          <w:sz w:val="24"/>
+          <w:rFonts w:ascii="Times New Roman" w:hAnsi="Times New Roman" w:hint="eastAsia" w:cs="Times New Roman" w:eastAsia="黑体"/>
+          <w:b/>
+          <w:i w:val="0"/>
+          <w:sz w:val="21"/>
         </w:rPr>
         <w:t>1</w:t>
       </w:r>
-      <w:r>
-        <w:rPr>
-          <w:rFonts w:ascii="黑体" w:hAnsi="黑体"/>
-          <w:sz w:val="24"/>
-        </w:rPr>
-        <w:t xml:space="preserve">． </w:t>
-      </w:r>
-      <w:r>
-        <w:rPr>
-          <w:rFonts w:ascii="黑体" w:hAnsi="黑体" w:hint="eastAsia"/>
-          <w:sz w:val="24"/>
-        </w:rPr>
-        <w:t>主要研究内容</w:t>
-      </w:r>
-      <w:r>
-        <w:rPr>
-          <w:rFonts w:ascii="黑体" w:hAnsi="黑体" w:hint="eastAsia"/>
-          <w:sz w:val="24"/>
-        </w:rPr>
-      </w:r>
-    </w:p>
-    <w:p>
-      <w:pPr>
-        <w:pStyle w:val="a7"/>
-        <w:spacing w:line="360" w:lineRule="exact" w:beforeLines="0" w:before="0" w:afterLines="0" w:after="0"/>
-        <w:ind w:firstLine="480" w:firstLineChars="200"/>
-      </w:pPr>
       <w:r>
         <w:rPr>
           <w:rFonts w:ascii="Times New Roman" w:hAnsi="Times New Roman" w:cs="Times New Roman" w:eastAsia="黑体"/>
           <w:b/>
           <w:i w:val="0"/>
-          <w:sz w:val="24"/>
-        </w:rPr>
-        <w:t>1.1 预期研究目标</w:t>
-      </w:r>
-    </w:p>
-    <w:p>
-      <w:pPr>
-        <w:pStyle w:val="a7"/>
-        <w:spacing w:line="360" w:lineRule="exact" w:beforeLines="0" w:before="0" w:afterLines="0" w:after="0"/>
-        <w:ind w:firstLine="480" w:firstLineChars="200"/>
-      </w:pPr>
-      <w:r>
-        <w:rPr>
-          <w:rFonts w:ascii="Times New Roman" w:hAnsi="Times New Roman" w:cs="Times New Roman" w:eastAsia="宋体"/>
-          <w:b w:val="0"/>
-          <w:i w:val="0"/>
-          <w:sz w:val="24"/>
-        </w:rPr>
-        <w:t>针对便携式微小型水下航行器在近壁面受限水域作业时面临的非线性流阻强耦合、机载嵌入式计算资源受限以及推进器推力饱和诱发力矩方向畸变失稳等客观矛盾，本课题以成熟的开源机器人飞控系统 PX4 为底层实时控制与验证基座，开展水动力机理建模、低成本参数辨识、模型解耦前馈补偿控制以及力矩优先推力分配方法研究。课题预期达成的具体研究目标如下：</w:t>
-      </w:r>
-    </w:p>
-    <w:p>
-      <w:pPr>
-        <w:pStyle w:val="a7"/>
-        <w:spacing w:line="360" w:lineRule="exact" w:beforeLines="0" w:before="0" w:afterLines="0" w:after="0"/>
-        <w:ind w:firstLine="480" w:firstLineChars="200"/>
-      </w:pPr>
-      <w:r>
-        <w:rPr>
-          <w:rFonts w:ascii="Times New Roman" w:hAnsi="Times New Roman" w:cs="Times New Roman" w:eastAsia="宋体"/>
-          <w:b w:val="0"/>
-          <w:i w:val="0"/>
-          <w:sz w:val="24"/>
-        </w:rPr>
-        <w:t>（1）建立水下航行器六自由度机理动力学模型与低成本参数辨识流程。基于刚体动力学与流体势流理论构建六自由度非线性状态方程，明确质量惯性、附加质量及非线性流体阻尼的物理作用机制；设计基于板载传感器响应的小型水池试验方案，利用推进器已知激励与运动响应数据提取关键水动力参数，完成动力学模型的拟合与残差校验，为控制系统设计提供可靠的先验模型支撑。</w:t>
-      </w:r>
-    </w:p>
-    <w:p>
-      <w:pPr>
-        <w:pStyle w:val="a7"/>
-        <w:spacing w:line="360" w:lineRule="exact" w:beforeLines="0" w:before="0" w:afterLines="0" w:after="0"/>
-        <w:ind w:firstLine="480" w:firstLineChars="200"/>
-      </w:pPr>
-      <w:r>
-        <w:rPr>
-          <w:rFonts w:ascii="Times New Roman" w:hAnsi="Times New Roman" w:cs="Times New Roman" w:eastAsia="宋体"/>
-          <w:b w:val="0"/>
-          <w:i w:val="0"/>
-          <w:sz w:val="24"/>
-        </w:rPr>
-        <w:t>（2）构建兼顾动态补偿精度与低计算复杂度的闭环运动控制系统。在 PX4 模块化高频实时控制架构下，设计基于机理动力学的显式前馈解耦补偿模块，与高频状态反馈回路形成双闭环控制架构；在严格受限的机载微控制器计算边界内，有效补偿流体阻尼引起的非线性耗散并抑制多轴动态交叉耦合，提升航行器在复杂流扰工况下空间定点悬停、定深定航以及多自由度平滑机动的稳定控制能力。</w:t>
-      </w:r>
-    </w:p>
-    <w:p>
-      <w:pPr>
-        <w:pStyle w:val="a7"/>
-        <w:spacing w:line="360" w:lineRule="exact" w:beforeLines="0" w:before="0" w:afterLines="0" w:after="0"/>
-        <w:ind w:firstLine="480" w:firstLineChars="200"/>
-      </w:pPr>
-      <w:r>
-        <w:rPr>
-          <w:rFonts w:ascii="Times New Roman" w:hAnsi="Times New Roman" w:cs="Times New Roman" w:eastAsia="宋体"/>
-          <w:b w:val="0"/>
-          <w:i w:val="0"/>
-          <w:sz w:val="24"/>
-        </w:rPr>
-        <w:t>（3）构建推力受限工况下的八推进器力矩优先控制分配机制。针对空间过驱动构型推导几何配置矩阵，设计具有解析形式的力矩优先分配算法；在遭遇强流扰或执行大机动导致推进器触及物理推力上限时，按力矩优先级自适应调节推力输出配比，优先维持六维广义力矩中的姿态控制力矩方向，有效抑制传统独立幅值硬截断诱发的翻滚发散风险，提升极端工况下的姿态安全性与防倾覆能力。</w:t>
-      </w:r>
-    </w:p>
-    <w:p>
-      <w:pPr>
-        <w:pStyle w:val="a7"/>
-        <w:spacing w:line="360" w:lineRule="exact" w:beforeLines="0" w:before="0" w:afterLines="0" w:after="0"/>
-        <w:ind w:firstLine="480" w:firstLineChars="200"/>
-      </w:pPr>
-      <w:r>
-        <w:rPr>
-          <w:rFonts w:ascii="Times New Roman" w:hAnsi="Times New Roman" w:cs="Times New Roman" w:eastAsia="宋体"/>
-          <w:b w:val="0"/>
-          <w:i w:val="0"/>
-          <w:sz w:val="24"/>
-        </w:rPr>
-        <w:t>（4）建立分级闭环仿真与物理实验的量化消融对比评估基准。在软件在环（SITL）仿真与物理实验水池环境中，设计定点悬停抗流扰、多轴阶跃响应等典型测试工况；以传统无模型 PID 控制策略为基准，从轨迹跟踪误差、姿态稳定裕度及推进器输出饱和程度等维度开展消融对比测试，系统评估引入动力学前馈补偿与力矩优先分配机制对航行器动态控制性能的改善效果，形成闭环验证。</w:t>
-      </w:r>
-    </w:p>
-    <w:p>
-      <w:pPr>
-        <w:pStyle w:val="a7"/>
-        <w:spacing w:line="360" w:lineRule="exact" w:beforeLines="0" w:before="0" w:afterLines="0" w:after="0"/>
-        <w:ind w:firstLine="480" w:firstLineChars="200"/>
+          <w:sz w:val="21"/>
+        </w:rPr>
+        <w:t xml:space="preserve">． </w:t>
+      </w:r>
+      <w:r>
+        <w:rPr>
+          <w:rFonts w:ascii="Times New Roman" w:hAnsi="Times New Roman" w:hint="eastAsia" w:cs="Times New Roman" w:eastAsia="黑体"/>
+          <w:b/>
+          <w:i w:val="0"/>
+          <w:sz w:val="21"/>
+        </w:rPr>
+        <w:t>主要研究内容</w:t>
+      </w:r>
+      <w:r>
+        <w:rPr>
+          <w:rFonts w:ascii="Times New Roman" w:hAnsi="Times New Roman" w:hint="eastAsia" w:cs="Times New Roman" w:eastAsia="黑体"/>
+          <w:b/>
+          <w:i w:val="0"/>
+          <w:sz w:val="21"/>
+        </w:rPr>
+      </w:r>
+    </w:p>
+    <w:p>
+      <w:pPr>
+        <w:spacing w:line="360" w:lineRule="exact" w:before="156" w:after="78"/>
+        <w:ind w:firstLine="420" w:firstLineChars="200"/>
       </w:pPr>
       <w:r>
         <w:rPr>
           <w:rFonts w:ascii="Times New Roman" w:hAnsi="Times New Roman" w:cs="Times New Roman" w:eastAsia="黑体"/>
           <w:b/>
           <w:i w:val="0"/>
-          <w:sz w:val="24"/>
-        </w:rPr>
-        <w:t>1.2 核心研究内容要点</w:t>
-      </w:r>
-    </w:p>
-    <w:p>
-      <w:pPr>
-        <w:pStyle w:val="a7"/>
-        <w:spacing w:line="360" w:lineRule="exact" w:beforeLines="0" w:before="0" w:afterLines="0" w:after="0"/>
-        <w:ind w:firstLine="480" w:firstLineChars="200"/>
-      </w:pPr>
-      <w:r>
-        <w:rPr>
-          <w:rFonts w:ascii="Times New Roman" w:hAnsi="Times New Roman" w:cs="Times New Roman" w:eastAsia="宋体"/>
-          <w:b w:val="0"/>
-          <w:i w:val="0"/>
-          <w:sz w:val="24"/>
-        </w:rPr>
-        <w:t>为达成上述预期研究目标，本课题紧密围绕水动力非线性强耦合、机载嵌入式实时控制算力约束以及过驱动多推进器饱和诱发力矩方向畸变失稳三大核心问题，重点开展以下三项研究内容：</w:t>
-      </w:r>
-    </w:p>
-    <w:p>
-      <w:pPr>
-        <w:pStyle w:val="a7"/>
-        <w:spacing w:line="360" w:lineRule="exact" w:beforeLines="0" w:before="0" w:afterLines="0" w:after="0"/>
-        <w:ind w:firstLine="480" w:firstLineChars="200"/>
+          <w:sz w:val="21"/>
+        </w:rPr>
+        <w:t>1.1 预期研究目标</w:t>
+      </w:r>
+    </w:p>
+    <w:p>
+      <w:pPr>
+        <w:spacing w:line="360" w:lineRule="exact" w:before="0" w:after="0"/>
+        <w:ind w:firstLine="420" w:firstLineChars="200"/>
+      </w:pPr>
+      <w:r>
+        <w:rPr>
+          <w:rFonts w:ascii="Times New Roman" w:hAnsi="Times New Roman" w:cs="Times New Roman" w:eastAsia="宋体"/>
+          <w:b w:val="0"/>
+          <w:i w:val="0"/>
+          <w:sz w:val="21"/>
+        </w:rPr>
+        <w:t>针对便携式微小型水下航行器在近壁面受限水域作业时面临的非线性流阻强耦合、机载嵌入式计算资源受限以及推进器推力饱和诱发力矩方向畸变失稳等客观矛盾，本课题以成熟的开源机器人飞控系统 PX4 为底层实时控制与验证基座，开展水动力机理建模、低成本参数辨识、模型解耦前馈补偿控制以及力矩优先推力分配方法研究。课题预期达成的具体研究目标如下：</w:t>
+      </w:r>
+    </w:p>
+    <w:p>
+      <w:pPr>
+        <w:spacing w:line="360" w:lineRule="exact" w:before="0" w:after="0"/>
+        <w:ind w:firstLine="420" w:firstLineChars="200"/>
+      </w:pPr>
+      <w:r>
+        <w:rPr>
+          <w:rFonts w:ascii="Times New Roman" w:hAnsi="Times New Roman" w:cs="Times New Roman" w:eastAsia="宋体"/>
+          <w:b w:val="0"/>
+          <w:i w:val="0"/>
+          <w:sz w:val="21"/>
+        </w:rPr>
+        <w:t>（1）建立水下航行器六自由度机理动力学模型与低成本参数辨识流程。基于刚体动力学与流体势流理论构建六自由度非线性状态方程，明确质量惯性、附加质量及非线性流体阻尼的物理作用机制；设计基于板载传感器响应的小型水池试验方案，利用推进器已知激励与运动响应数据提取关键水动力参数，完成动力学模型的拟合与残差校验，为控制系统设计提供可靠的先验模型支撑。</w:t>
+      </w:r>
+    </w:p>
+    <w:p>
+      <w:pPr>
+        <w:spacing w:line="360" w:lineRule="exact" w:before="0" w:after="0"/>
+        <w:ind w:firstLine="420" w:firstLineChars="200"/>
+      </w:pPr>
+      <w:r>
+        <w:rPr>
+          <w:rFonts w:ascii="Times New Roman" w:hAnsi="Times New Roman" w:cs="Times New Roman" w:eastAsia="宋体"/>
+          <w:b w:val="0"/>
+          <w:i w:val="0"/>
+          <w:sz w:val="21"/>
+        </w:rPr>
+        <w:t>（2）构建兼顾动态补偿精度与低计算复杂度的闭环运动控制系统。在 PX4 模块化高频实时控制架构下，设计基于机理动力学的显式前馈解耦补偿模块，与高频状态反馈回路形成双闭环控制架构；在严格受限的机载微控制器计算边界内，有效补偿流体阻尼引起的非线性耗散并抑制多轴动态交叉耦合，提升航行器在复杂流扰工况下空间定点悬停、定深定航以及多自由度平滑机动的稳定控制能力。</w:t>
+      </w:r>
+    </w:p>
+    <w:p>
+      <w:pPr>
+        <w:spacing w:line="360" w:lineRule="exact" w:before="0" w:after="0"/>
+        <w:ind w:firstLine="420" w:firstLineChars="200"/>
+      </w:pPr>
+      <w:r>
+        <w:rPr>
+          <w:rFonts w:ascii="Times New Roman" w:hAnsi="Times New Roman" w:cs="Times New Roman" w:eastAsia="宋体"/>
+          <w:b w:val="0"/>
+          <w:i w:val="0"/>
+          <w:sz w:val="21"/>
+        </w:rPr>
+        <w:t>（3）构建推力受限工况下的八推进器力矩优先控制分配机制。针对空间过驱动构型推导几何配置矩阵，设计具有解析形式的力矩优先分配算法；在遭遇强流扰或执行大机动导致推进器触及物理推力上限时，按力矩优先级自适应调节推力输出配比，优先维持六维广义力矩中的姿态控制力矩方向，有效抑制传统独立幅值硬截断诱发的翻滚发散风险，提升极端工况下的姿态安全性与防倾覆能力。</w:t>
+      </w:r>
+    </w:p>
+    <w:p>
+      <w:pPr>
+        <w:spacing w:line="360" w:lineRule="exact" w:before="0" w:after="0"/>
+        <w:ind w:firstLine="420" w:firstLineChars="200"/>
+      </w:pPr>
+      <w:r>
+        <w:rPr>
+          <w:rFonts w:ascii="Times New Roman" w:hAnsi="Times New Roman" w:cs="Times New Roman" w:eastAsia="宋体"/>
+          <w:b w:val="0"/>
+          <w:i w:val="0"/>
+          <w:sz w:val="21"/>
+        </w:rPr>
+        <w:t>（4）建立分级闭环仿真与物理实验的量化消融对比评估基准。在软件在环（SITL）仿真与物理实验水池环境中，设计定点悬停抗流扰、多轴阶跃响应等典型测试工况；以传统无模型 PID 控制策略为基准，从轨迹跟踪误差、姿态稳定裕度及推进器输出饱和程度等维度开展消融对比测试，系统评估引入动力学前馈补偿与力矩优先分配机制对航行器动态控制性能的改善效果，形成闭环验证。</w:t>
+      </w:r>
+    </w:p>
+    <w:p>
+      <w:pPr>
+        <w:spacing w:line="360" w:lineRule="exact" w:before="156" w:after="78"/>
+        <w:ind w:firstLine="420" w:firstLineChars="200"/>
       </w:pPr>
       <w:r>
         <w:rPr>
           <w:rFonts w:ascii="Times New Roman" w:hAnsi="Times New Roman" w:cs="Times New Roman" w:eastAsia="黑体"/>
           <w:b/>
           <w:i w:val="0"/>
-          <w:sz w:val="24"/>
-        </w:rPr>
-        <w:t>（1）水下航行器六自由度机理动力学建模与低成本水动力参数辨识</w:t>
-      </w:r>
-    </w:p>
-    <w:p>
-      <w:pPr>
-        <w:pStyle w:val="a7"/>
-        <w:spacing w:line="360" w:lineRule="exact" w:beforeLines="0" w:before="0" w:afterLines="0" w:after="0"/>
-        <w:ind w:firstLine="480" w:firstLineChars="200"/>
-      </w:pPr>
-      <w:r>
-        <w:rPr>
-          <w:rFonts w:ascii="Times New Roman" w:hAnsi="Times New Roman" w:cs="Times New Roman" w:eastAsia="宋体"/>
-          <w:b w:val="0"/>
-          <w:i w:val="0"/>
-          <w:sz w:val="24"/>
-        </w:rPr>
-        <w:t>建立精确反映流体动力特性的系统动力学模型，是开展后续运动控制设计与状态仿真的基础。本部分主要研究内容包括：① 构建六自由度非线性动力学状态方程：基于刚体运动学与流体势流理论，采用附体坐标系与惯性坐标系双坐标系描述，建立包含刚体质量惯性、水动力附加质量、科氏力与向心力、流体阻尼以及重浮力恢复力矩的六自由度非线性动力学方程。结合航行器三维实体模型测算与水下配重配平试验，确定机体刚体惯性矩阵与稳态恢复力矩参数；② 设计低成本板载时域试验辨识与数据处理方法：针对附加质量与二次流体阻尼难以通过经验公式准确求解的难题，依托小型实验水池开展低成本辨识试验。设计已知推进器推力阶跃激励试验与机体自由衰减试验流程，利用板载惯性测量单元（IMU）记录线加速度与角速度响应数据；针对离散微分放大高频噪声的问题，引入动量积分变换与时域低通数字滤波算法，抑制测量噪声干扰，提取各自由度的有效惯性、线性阻尼与二次非线性阻尼系数，并通过实测响应与模型预测残差对比完成动力学模型的校验。</w:t>
-      </w:r>
-    </w:p>
-    <w:p>
-      <w:pPr>
-        <w:pStyle w:val="a7"/>
-        <w:spacing w:line="360" w:lineRule="exact" w:beforeLines="0" w:before="0" w:afterLines="0" w:after="0"/>
-        <w:ind w:firstLine="480" w:firstLineChars="200"/>
+          <w:sz w:val="21"/>
+        </w:rPr>
+        <w:t>1.2 核心研究内容要点</w:t>
+      </w:r>
+    </w:p>
+    <w:p>
+      <w:pPr>
+        <w:spacing w:line="360" w:lineRule="exact" w:before="0" w:after="0"/>
+        <w:ind w:firstLine="420" w:firstLineChars="200"/>
+      </w:pPr>
+      <w:r>
+        <w:rPr>
+          <w:rFonts w:ascii="Times New Roman" w:hAnsi="Times New Roman" w:cs="Times New Roman" w:eastAsia="宋体"/>
+          <w:b w:val="0"/>
+          <w:i w:val="0"/>
+          <w:sz w:val="21"/>
+        </w:rPr>
+        <w:t>为达成上述预期研究目标，本课题紧密围绕水动力非线性强耦合、机载嵌入式实时控制算力约束以及过驱动多推进器饱和诱发力矩方向畸变失稳三大核心问题，重点开展以下三项研究内容：</w:t>
+      </w:r>
+    </w:p>
+    <w:p>
+      <w:pPr>
+        <w:spacing w:line="360" w:lineRule="exact" w:before="0" w:after="0"/>
+        <w:ind w:firstLine="420" w:firstLineChars="200"/>
       </w:pPr>
       <w:r>
         <w:rPr>
           <w:rFonts w:ascii="Times New Roman" w:hAnsi="Times New Roman" w:cs="Times New Roman" w:eastAsia="黑体"/>
           <w:b/>
           <w:i w:val="0"/>
-          <w:sz w:val="24"/>
-        </w:rPr>
-        <w:t>（2）基于机理动力学前馈补偿与高频状态反馈的运动控制算法设计</w:t>
-      </w:r>
-    </w:p>
-    <w:p>
-      <w:pPr>
-        <w:pStyle w:val="a7"/>
-        <w:spacing w:line="360" w:lineRule="exact" w:beforeLines="0" w:before="0" w:afterLines="0" w:after="0"/>
-        <w:ind w:firstLine="480" w:firstLineChars="200"/>
-      </w:pPr>
-      <w:r>
-        <w:rPr>
-          <w:rFonts w:ascii="Times New Roman" w:hAnsi="Times New Roman" w:cs="Times New Roman" w:eastAsia="宋体"/>
-          <w:b w:val="0"/>
-          <w:i w:val="0"/>
-          <w:sz w:val="24"/>
-        </w:rPr>
-        <w:t>针对水下高黏性介质引起的非线性流阻耗散与多轴交叉耦合动态，在机载微控制器有限算力约束下，构建兼顾补偿精度与低计算复杂度的闭环控制器。本部分主要研究内容包括：① 构建动力学前馈解耦补偿环节：利用辨识建立的机理动力学模型，构建具备显式解析表达式的前馈解耦补偿环节，在线实时解算非线性流体阻尼与速度耦合分量并实施前馈动态补偿，降低主导非线性阻力对系统动态的干扰，将复杂的六自由度非线性强耦合系统转化为近似线性的解耦控制通道；② 构建高频状态反馈回路与抗扰控制：在 PX4 原生分层实时控制架构下，结合机载传感器高频姿态与位置观测信息，设计高频状态反馈回路，形成“动力学模型前馈补偿 + 状态反馈”双闭环控制架构。利用反馈控制快速抑制未建模动态、水流脉动干扰及残余模型误差，提升航行器在近壁面流扰环境下的空间定点悬停稳定性与多自由度平滑机动跟踪性能。</w:t>
-      </w:r>
-    </w:p>
-    <w:p>
-      <w:pPr>
-        <w:pStyle w:val="a7"/>
-        <w:spacing w:line="360" w:lineRule="exact" w:beforeLines="0" w:before="0" w:afterLines="0" w:after="0"/>
-        <w:ind w:firstLine="480" w:firstLineChars="200"/>
+          <w:sz w:val="21"/>
+        </w:rPr>
+        <w:t>（1）水下航行器六自由度机理动力学建模与低成本水动力参数辨识</w:t>
+      </w:r>
+    </w:p>
+    <w:p>
+      <w:pPr>
+        <w:spacing w:line="360" w:lineRule="exact" w:before="0" w:after="0"/>
+        <w:ind w:firstLine="420" w:firstLineChars="200"/>
+      </w:pPr>
+      <w:r>
+        <w:rPr>
+          <w:rFonts w:ascii="Times New Roman" w:hAnsi="Times New Roman" w:cs="Times New Roman" w:eastAsia="宋体"/>
+          <w:b w:val="0"/>
+          <w:i w:val="0"/>
+          <w:sz w:val="21"/>
+        </w:rPr>
+        <w:t>建立精确反映流体动力特性的系统动力学模型，是开展后续运动控制设计与状态仿真的基础。本部分主要研究内容包括：① 构建六自由度非线性动力学状态方程：基于刚体运动学与流体势流理论，采用附体坐标系与惯性坐标系双坐标系描述，建立包含刚体质量惯性、水动力附加质量、科氏力与向心力、流体阻尼以及重浮力恢复力矩的六自由度非线性动力学方程。结合航行器三维实体模型测算与水下配重配平试验，确定机体刚体惯性矩阵与稳态恢复力矩参数；② 设计低成本板载时域试验辨识与数据处理方法：针对附加质量与二次流体阻尼难以通过经验公式准确求解的难题，依托小型实验水池开展低成本辨识试验。设计已知推进器推力阶跃激励试验与机体自由衰减试验流程，利用板载惯性测量单元（IMU）记录线加速度与角速度响应数据；针对离散微分放大高频噪声的问题，引入动量积分变换与时域低通数字滤波算法，抑制测量噪声干扰，提取各自由度的有效惯性、线性阻尼与二次非线性阻尼系数，并通过实测响应与模型预测残差对比完成动力学模型的校验。</w:t>
+      </w:r>
+    </w:p>
+    <w:p>
+      <w:pPr>
+        <w:spacing w:line="360" w:lineRule="exact" w:before="0" w:after="0"/>
+        <w:ind w:firstLine="420" w:firstLineChars="200"/>
       </w:pPr>
       <w:r>
         <w:rPr>
           <w:rFonts w:ascii="Times New Roman" w:hAnsi="Times New Roman" w:cs="Times New Roman" w:eastAsia="黑体"/>
           <w:b/>
           <w:i w:val="0"/>
-          <w:sz w:val="24"/>
+          <w:sz w:val="21"/>
+        </w:rPr>
+        <w:t>（2）基于机理动力学前馈补偿与高频状态反馈的运动控制算法设计</w:t>
+      </w:r>
+    </w:p>
+    <w:p>
+      <w:pPr>
+        <w:spacing w:line="360" w:lineRule="exact" w:before="0" w:after="0"/>
+        <w:ind w:firstLine="420" w:firstLineChars="200"/>
+      </w:pPr>
+      <w:r>
+        <w:rPr>
+          <w:rFonts w:ascii="Times New Roman" w:hAnsi="Times New Roman" w:cs="Times New Roman" w:eastAsia="宋体"/>
+          <w:b w:val="0"/>
+          <w:i w:val="0"/>
+          <w:sz w:val="21"/>
+        </w:rPr>
+        <w:t>针对水下高黏性介质引起的非线性流阻耗散与多轴交叉耦合动态，在机载微控制器有限算力约束下，构建兼顾补偿精度与低计算复杂度的闭环控制器。本部分主要研究内容包括：① 构建动力学前馈解耦补偿环节：利用辨识建立的机理动力学模型，构建具备显式解析表达式的前馈解耦补偿环节，在线实时解算非线性流体阻尼与速度耦合分量并实施前馈动态补偿，降低主导非线性阻力对系统动态的干扰，将复杂的六自由度非线性强耦合系统转化为近似线性的解耦控制通道；② 构建高频状态反馈回路与抗扰控制：在 PX4 原生分层实时控制架构下，结合机载传感器高频姿态与位置观测信息，设计高频状态反馈回路，形成“动力学模型前馈补偿 + 状态反馈”双闭环控制架构。利用反馈控制快速抑制未建模动态、水流脉动干扰及残余模型误差，提升航行器在近壁面流扰环境下的空间定点悬停稳定性与多自由度平滑机动跟踪性能。</w:t>
+      </w:r>
+    </w:p>
+    <w:p>
+      <w:pPr>
+        <w:spacing w:line="360" w:lineRule="exact" w:before="0" w:after="0"/>
+        <w:ind w:firstLine="420" w:firstLineChars="200"/>
+      </w:pPr>
+      <w:r>
+        <w:rPr>
+          <w:rFonts w:ascii="Times New Roman" w:hAnsi="Times New Roman" w:cs="Times New Roman" w:eastAsia="黑体"/>
+          <w:b/>
+          <w:i w:val="0"/>
+          <w:sz w:val="21"/>
         </w:rPr>
         <w:t>（3）空间过驱动八推进器推力分配与推力受限工况下的力矩优先控制</w:t>
       </w:r>
     </w:p>
     <w:p>
       <w:pPr>
-        <w:pStyle w:val="a7"/>
-        <w:spacing w:line="360" w:lineRule="exact" w:beforeLines="0" w:before="0" w:afterLines="0" w:after="0"/>
-        <w:ind w:firstLine="480" w:firstLineChars="200"/>
-      </w:pPr>
-      <w:r>
-        <w:rPr>
-          <w:rFonts w:ascii="Times New Roman" w:hAnsi="Times New Roman" w:cs="Times New Roman" w:eastAsia="宋体"/>
-          <w:b w:val="0"/>
-          <w:i w:val="0"/>
-          <w:sz w:val="24"/>
+        <w:spacing w:line="360" w:lineRule="exact" w:before="0" w:after="0"/>
+        <w:ind w:firstLine="420" w:firstLineChars="200"/>
+      </w:pPr>
+      <w:r>
+        <w:rPr>
+          <w:rFonts w:ascii="Times New Roman" w:hAnsi="Times New Roman" w:cs="Times New Roman" w:eastAsia="宋体"/>
+          <w:b w:val="0"/>
+          <w:i w:val="0"/>
+          <w:sz w:val="21"/>
         </w:rPr>
         <w:t>针对空间对称与矢量倾斜布置的八推进器过驱动构型，构建连接上层期望控制指令与底层执行机构的推力分配映射与抗饱和处理机制。本部分主要研究内容包括：① 推导空间几何推力配置矩阵与解析分配：根据八台推进器的空间几何安装位置与矢量倾斜夹角，建立从六维广义期望力与力矩（三维期望力与三维期望力矩）到八台推进器轴向推力指令的代数映射关系，推导空间推力配置矩阵；以推进器控制能量消耗最小为优化目标，基于加权伪逆法求取推力分配的全局解析解，确保在微控制器上实现毫秒级快速解算；② 设计力矩优先抗饱和分配机制：针对执行大机动或遭遇强突发流扰导致推进器触及物理推力上限的问题，深入分析传统单推进器独立幅值硬截断破坏空间推力矢量配比、导致合成力矩方向偏转的失稳机理；构建具有低代数计算开销的力矩优先分配机制，在推力指令饱和超限时，按姿态角速度、偏航与平移推力的优先级自适应调节推力输出配比，对非关键平移推力分量进行等比例缩减，优先维持姿态控制力矩的方向与比例，有效抑制力矩畸变诱发的翻滚发散风险，提升极端工况下的姿态安全性。</w:t>
       </w:r>
@@ -2828,281 +2809,213 @@
       </w:pPr>
       <w:r>
         <w:rPr>
-          <w:rFonts w:ascii="黑体" w:hAnsi="黑体" w:hint="eastAsia"/>
-          <w:sz w:val="24"/>
+          <w:rFonts w:ascii="Times New Roman" w:hAnsi="Times New Roman" w:hint="eastAsia" w:cs="Times New Roman" w:eastAsia="黑体"/>
+          <w:b/>
+          <w:i w:val="0"/>
+          <w:sz w:val="21"/>
         </w:rPr>
         <w:t>2</w:t>
       </w:r>
-      <w:r>
-        <w:rPr>
-          <w:rFonts w:ascii="黑体" w:hAnsi="黑体"/>
-          <w:sz w:val="24"/>
-        </w:rPr>
-        <w:t xml:space="preserve">． </w:t>
-      </w:r>
-      <w:r>
-        <w:rPr>
-          <w:rFonts w:ascii="黑体" w:hAnsi="黑体" w:hint="eastAsia"/>
-          <w:sz w:val="24"/>
-        </w:rPr>
-        <w:t>研究方案</w:t>
-      </w:r>
-      <w:r>
-        <w:rPr>
-          <w:rFonts w:ascii="黑体" w:hAnsi="黑体" w:hint="eastAsia"/>
-          <w:sz w:val="24"/>
-        </w:rPr>
-      </w:r>
-    </w:p>
-    <w:p>
-      <w:pPr>
-        <w:pStyle w:val="a7"/>
-        <w:spacing w:line="360" w:lineRule="exact" w:beforeLines="0" w:before="0" w:afterLines="0" w:after="0"/>
-        <w:ind w:firstLine="480" w:firstLineChars="200"/>
-      </w:pPr>
       <w:r>
         <w:rPr>
           <w:rFonts w:ascii="Times New Roman" w:hAnsi="Times New Roman" w:cs="Times New Roman" w:eastAsia="黑体"/>
           <w:b/>
           <w:i w:val="0"/>
-          <w:sz w:val="24"/>
-        </w:rPr>
-        <w:t>2.1 拟采取的研究方法</w:t>
-      </w:r>
-    </w:p>
-    <w:p>
-      <w:pPr>
-        <w:pStyle w:val="a7"/>
-        <w:spacing w:line="360" w:lineRule="exact" w:beforeLines="0" w:before="0" w:afterLines="0" w:after="0"/>
-        <w:ind w:firstLine="480" w:firstLineChars="200"/>
-      </w:pPr>
-      <w:r>
-        <w:rPr>
-          <w:rFonts w:ascii="Times New Roman" w:hAnsi="Times New Roman" w:cs="Times New Roman" w:eastAsia="宋体"/>
-          <w:b w:val="0"/>
-          <w:i w:val="0"/>
-          <w:sz w:val="24"/>
-        </w:rPr>
-        <w:t>围绕前述三项核心研究任务，本课题坚持理论建模、工程算法实现与消融对比验证相结合的技术路线，拟采取的具体研究方法如下：</w:t>
-      </w:r>
-    </w:p>
-    <w:p>
-      <w:pPr>
-        <w:pStyle w:val="a7"/>
-        <w:spacing w:line="360" w:lineRule="exact" w:beforeLines="0" w:before="0" w:afterLines="0" w:after="0"/>
-        <w:ind w:firstLine="480" w:firstLineChars="200"/>
+          <w:sz w:val="21"/>
+        </w:rPr>
+        <w:t xml:space="preserve">． </w:t>
+      </w:r>
+      <w:r>
+        <w:rPr>
+          <w:rFonts w:ascii="Times New Roman" w:hAnsi="Times New Roman" w:hint="eastAsia" w:cs="Times New Roman" w:eastAsia="黑体"/>
+          <w:b/>
+          <w:i w:val="0"/>
+          <w:sz w:val="21"/>
+        </w:rPr>
+        <w:t>研究方案</w:t>
+      </w:r>
+      <w:r>
+        <w:rPr>
+          <w:rFonts w:ascii="Times New Roman" w:hAnsi="Times New Roman" w:hint="eastAsia" w:cs="Times New Roman" w:eastAsia="黑体"/>
+          <w:b/>
+          <w:i w:val="0"/>
+          <w:sz w:val="21"/>
+        </w:rPr>
+      </w:r>
+    </w:p>
+    <w:p>
+      <w:pPr>
+        <w:spacing w:line="360" w:lineRule="exact" w:before="156" w:after="78"/>
+        <w:ind w:firstLine="420" w:firstLineChars="200"/>
       </w:pPr>
       <w:r>
         <w:rPr>
           <w:rFonts w:ascii="Times New Roman" w:hAnsi="Times New Roman" w:cs="Times New Roman" w:eastAsia="黑体"/>
           <w:b/>
           <w:i w:val="0"/>
-          <w:sz w:val="24"/>
-        </w:rPr>
-        <w:t>（1）动力学机理建模与时域参数滤波辨识方法</w:t>
-      </w:r>
-    </w:p>
-    <w:p>
-      <w:pPr>
-        <w:pStyle w:val="a7"/>
-        <w:spacing w:line="360" w:lineRule="exact" w:beforeLines="0" w:before="0" w:afterLines="0" w:after="0"/>
-        <w:ind w:firstLine="480" w:firstLineChars="200"/>
-      </w:pPr>
-      <w:r>
-        <w:rPr>
-          <w:rFonts w:ascii="Times New Roman" w:hAnsi="Times New Roman" w:cs="Times New Roman" w:eastAsia="宋体"/>
-          <w:b w:val="0"/>
-          <w:i w:val="0"/>
-          <w:sz w:val="24"/>
-        </w:rPr>
-        <w:t>针对水下航行器六自由度复杂动力学特性，采用理论机理推导与时域试验辨识相结合的技术途径：① 构建机理模型与测算几何惯性：基于牛顿-欧拉刚体动力学理论与流体势流理论，建立包含刚体质量惯性、水动力附加质量、科氏力与向心力、流体阻尼以及重浮力恢复力矩的六自由度非线性动力学方程</w:t>
-      </w:r>
-      <w:r>
-        <w:rPr>
-          <w:rFonts w:ascii="Times New Roman" w:hAnsi="Times New Roman" w:cs="Times New Roman" w:eastAsia="宋体"/>
-          <w:b w:val="0"/>
-          <w:i w:val="0"/>
-          <w:sz w:val="24"/>
-          <w:vertAlign w:val="superscript"/>
-        </w:rPr>
-        <w:t>[3]</w:t>
-      </w:r>
-      <w:r>
-        <w:rPr>
-          <w:rFonts w:ascii="Times New Roman" w:hAnsi="Times New Roman" w:cs="Times New Roman" w:eastAsia="宋体"/>
-          <w:b w:val="0"/>
-          <w:i w:val="0"/>
-          <w:sz w:val="24"/>
-        </w:rPr>
-        <w:t>。利用计算机辅助设计（CAD）三维模型精确解算机体干重、质心位置及转动惯量矩阵，并通过水下静态悬浮配平试验获取净浮力与浮心几何坐标；② 开展水池时域阶跃与衰减试验辨识：针对难以理论解析的附加质量与二次流体阻尼，借鉴板载传感器试验辨识范式</w:t>
-      </w:r>
-      <w:r>
-        <w:rPr>
-          <w:rFonts w:ascii="Times New Roman" w:hAnsi="Times New Roman" w:cs="Times New Roman" w:eastAsia="宋体"/>
-          <w:b w:val="0"/>
-          <w:i w:val="0"/>
-          <w:sz w:val="24"/>
-          <w:vertAlign w:val="superscript"/>
-        </w:rPr>
-        <w:t>[14]</w:t>
-      </w:r>
-      <w:r>
-        <w:rPr>
-          <w:rFonts w:ascii="Times New Roman" w:hAnsi="Times New Roman" w:cs="Times New Roman" w:eastAsia="宋体"/>
-          <w:b w:val="0"/>
-          <w:i w:val="0"/>
-          <w:sz w:val="24"/>
-        </w:rPr>
-        <w:t>，在实验水池中设计阶跃推力激励与自由衰减两组标准试验工况。通过已知推力输入激发机体稳态航速以提取高雷诺数下的二次非线性阻尼，通过初始偏角释放记录自由衰减振荡过程以提取固有频率与阻尼比；③ 实施动量积分变换与抗噪参数回归：针对传感器离散数值微分引入的高频噪声放大问题，采用广义动量变换方法</w:t>
-      </w:r>
-      <w:r>
-        <w:rPr>
-          <w:rFonts w:ascii="Times New Roman" w:hAnsi="Times New Roman" w:cs="Times New Roman" w:eastAsia="宋体"/>
-          <w:b w:val="0"/>
-          <w:i w:val="0"/>
-          <w:sz w:val="24"/>
-          <w:vertAlign w:val="superscript"/>
-        </w:rPr>
-        <w:t>[18]</w:t>
-      </w:r>
-      <w:r>
-        <w:rPr>
-          <w:rFonts w:ascii="Times New Roman" w:hAnsi="Times New Roman" w:cs="Times New Roman" w:eastAsia="宋体"/>
-          <w:b w:val="0"/>
-          <w:i w:val="0"/>
-          <w:sz w:val="24"/>
-        </w:rPr>
-        <w:t>，将动力学方程沿时间轴积分转化为时域动量方程，规避对角速度信号的直接数值求导；结合低通数字滤波与多元线性回归算法，稳健提取各自由度的有效惯性、线性阻尼与非线性阻尼参数，并利用独立测试工况的动态残差完成模型校验。</w:t>
-      </w:r>
-    </w:p>
-    <w:p>
-      <w:pPr>
-        <w:pStyle w:val="a7"/>
-        <w:spacing w:line="360" w:lineRule="exact" w:beforeLines="0" w:before="0" w:afterLines="0" w:after="0"/>
-        <w:ind w:firstLine="480" w:firstLineChars="200"/>
+          <w:sz w:val="21"/>
+        </w:rPr>
+        <w:t>2.1 拟采取的研究方法</w:t>
+      </w:r>
+    </w:p>
+    <w:p>
+      <w:pPr>
+        <w:spacing w:line="360" w:lineRule="exact" w:before="0" w:after="0"/>
+        <w:ind w:firstLine="420" w:firstLineChars="200"/>
+      </w:pPr>
+      <w:r>
+        <w:rPr>
+          <w:rFonts w:ascii="Times New Roman" w:hAnsi="Times New Roman" w:cs="Times New Roman" w:eastAsia="宋体"/>
+          <w:b w:val="0"/>
+          <w:i w:val="0"/>
+          <w:sz w:val="21"/>
+        </w:rPr>
+        <w:t>围绕前述三项核心研究任务，本课题坚持理论建模、工程算法实现与消融对比验证相结合的技术路线，拟采取的具体研究方法如下：</w:t>
+      </w:r>
+    </w:p>
+    <w:p>
+      <w:pPr>
+        <w:spacing w:line="360" w:lineRule="exact" w:before="0" w:after="0"/>
+        <w:ind w:firstLine="420" w:firstLineChars="200"/>
       </w:pPr>
       <w:r>
         <w:rPr>
           <w:rFonts w:ascii="Times New Roman" w:hAnsi="Times New Roman" w:cs="Times New Roman" w:eastAsia="黑体"/>
           <w:b/>
           <w:i w:val="0"/>
-          <w:sz w:val="24"/>
-        </w:rPr>
-        <w:t>（2）基于 PX4 架构的高频闭环控制与力矩优先分配实现方法</w:t>
-      </w:r>
-    </w:p>
-    <w:p>
-      <w:pPr>
-        <w:pStyle w:val="a7"/>
-        <w:spacing w:line="360" w:lineRule="exact" w:beforeLines="0" w:before="0" w:afterLines="0" w:after="0"/>
-        <w:ind w:firstLine="480" w:firstLineChars="200"/>
-      </w:pPr>
-      <w:r>
-        <w:rPr>
-          <w:rFonts w:ascii="Times New Roman" w:hAnsi="Times New Roman" w:cs="Times New Roman" w:eastAsia="宋体"/>
-          <w:b w:val="0"/>
-          <w:i w:val="0"/>
-          <w:sz w:val="24"/>
-        </w:rPr>
-        <w:t>针对微小型航行器计算资源受限与多推进器过驱动控制需求，依托开源飞控系统 PX4</w:t>
-      </w:r>
-      <w:r>
-        <w:rPr>
-          <w:rFonts w:ascii="Times New Roman" w:hAnsi="Times New Roman" w:cs="Times New Roman" w:eastAsia="宋体"/>
-          <w:b w:val="0"/>
-          <w:i w:val="0"/>
-          <w:sz w:val="24"/>
+          <w:sz w:val="21"/>
+        </w:rPr>
+        <w:t>（1）动力学机理建模与时域参数滤波辨识方法</w:t>
+      </w:r>
+    </w:p>
+    <w:p>
+      <w:pPr>
+        <w:spacing w:line="360" w:lineRule="exact" w:before="0" w:after="0"/>
+        <w:ind w:firstLine="420" w:firstLineChars="200"/>
+      </w:pPr>
+      <w:r>
+        <w:rPr>
+          <w:rFonts w:ascii="Times New Roman" w:hAnsi="Times New Roman" w:cs="Times New Roman" w:eastAsia="宋体"/>
+          <w:b w:val="0"/>
+          <w:i w:val="0"/>
+          <w:sz w:val="21"/>
+        </w:rPr>
+        <w:t>针对水下航行器六自由度复杂动力学特性，采用理论机理推导与时域试验辨识相结合的技术途径：① 构建机理模型与测算几何惯性：基于牛顿-欧拉刚体动力学理论与流体势流理论，建立包含刚体质量惯性、水动力附加质量、科氏力与向心力、流体阻尼以及重浮力恢复力矩的六自由度非线性动力学方程</w:t>
+      </w:r>
+      <w:r>
+        <w:rPr>
+          <w:rFonts w:ascii="Times New Roman" w:hAnsi="Times New Roman" w:cs="Times New Roman" w:eastAsia="宋体"/>
+          <w:b w:val="0"/>
+          <w:i w:val="0"/>
+          <w:sz w:val="21"/>
           <w:vertAlign w:val="superscript"/>
         </w:rPr>
-        <w:t>[8]</w:t>
-      </w:r>
-      <w:r>
-        <w:rPr>
-          <w:rFonts w:ascii="Times New Roman" w:hAnsi="Times New Roman" w:cs="Times New Roman" w:eastAsia="宋体"/>
-          <w:b w:val="0"/>
-          <w:i w:val="0"/>
-          <w:sz w:val="24"/>
-        </w:rPr>
-        <w:t xml:space="preserve"> 的嵌入式实时软件架构开展算法设计与工程实现：① 集成前馈解耦补偿与高频状态反馈：利用 PX4 的模块化设计与微服务发布/订阅机制（uORB），在姿态与位置控制回路中构建具备显式解析表达式的动力学前馈补偿环节</w:t>
-      </w:r>
-      <w:r>
-        <w:rPr>
-          <w:rFonts w:ascii="Times New Roman" w:hAnsi="Times New Roman" w:cs="Times New Roman" w:eastAsia="宋体"/>
-          <w:b w:val="0"/>
-          <w:i w:val="0"/>
-          <w:sz w:val="24"/>
+        <w:t>[3]</w:t>
+      </w:r>
+      <w:r>
+        <w:rPr>
+          <w:rFonts w:ascii="Times New Roman" w:hAnsi="Times New Roman" w:cs="Times New Roman" w:eastAsia="宋体"/>
+          <w:b w:val="0"/>
+          <w:i w:val="0"/>
+          <w:sz w:val="21"/>
+        </w:rPr>
+        <w:t>。利用计算机辅助设计（CAD）三维模型精确解算机体干重、质心位置及转动惯量矩阵，并通过水下静态悬浮配平试验获取净浮力与浮心几何坐标；② 开展水池时域阶跃与衰减试验辨识：针对难以理论解析的附加质量与二次流体阻尼，借鉴板载传感器试验辨识范式</w:t>
+      </w:r>
+      <w:r>
+        <w:rPr>
+          <w:rFonts w:ascii="Times New Roman" w:hAnsi="Times New Roman" w:cs="Times New Roman" w:eastAsia="宋体"/>
+          <w:b w:val="0"/>
+          <w:i w:val="0"/>
+          <w:sz w:val="21"/>
           <w:vertAlign w:val="superscript"/>
         </w:rPr>
-        <w:t>[9]</w:t>
-      </w:r>
-      <w:r>
-        <w:rPr>
-          <w:rFonts w:ascii="Times New Roman" w:hAnsi="Times New Roman" w:cs="Times New Roman" w:eastAsia="宋体"/>
-          <w:b w:val="0"/>
-          <w:i w:val="0"/>
-          <w:sz w:val="24"/>
-        </w:rPr>
-        <w:t>。根据板载状态估计信息在线实时计算非线性流体阻尼与多轴交叉耦合分量并在前向通道实施前馈动态补偿；在此基础上，结合角速度与姿态偏差构建高频状态反馈回路，形成“动力学模型前馈补偿 + 状态反馈”双闭环控制架构，保证在百赫兹级刷新率下实现毫秒级快速解算；② 构建空间几何推力配置与力矩优先解饱和机制：基于八台推进器的空间几何矢量布置推导空间推力配置矩阵，结合控制分配理论</w:t>
-      </w:r>
-      <w:r>
-        <w:rPr>
-          <w:rFonts w:ascii="Times New Roman" w:hAnsi="Times New Roman" w:cs="Times New Roman" w:eastAsia="宋体"/>
-          <w:b w:val="0"/>
-          <w:i w:val="0"/>
-          <w:sz w:val="24"/>
+        <w:t>[14]</w:t>
+      </w:r>
+      <w:r>
+        <w:rPr>
+          <w:rFonts w:ascii="Times New Roman" w:hAnsi="Times New Roman" w:cs="Times New Roman" w:eastAsia="宋体"/>
+          <w:b w:val="0"/>
+          <w:i w:val="0"/>
+          <w:sz w:val="21"/>
+        </w:rPr>
+        <w:t>，在实验水池中设计阶跃推力激励与自由衰减两组标准试验工况。通过已知推力输入激发机体稳态航速以提取高雷诺数下的二次非线性阻尼，通过初始偏角释放记录自由衰减振荡过程以提取固有频率与阻尼比；③ 实施动量积分变换与抗噪参数回归：针对传感器离散数值微分引入的高频噪声放大问题，采用广义动量变换方法</w:t>
+      </w:r>
+      <w:r>
+        <w:rPr>
+          <w:rFonts w:ascii="Times New Roman" w:hAnsi="Times New Roman" w:cs="Times New Roman" w:eastAsia="宋体"/>
+          <w:b w:val="0"/>
+          <w:i w:val="0"/>
+          <w:sz w:val="21"/>
           <w:vertAlign w:val="superscript"/>
         </w:rPr>
-        <w:t>[7]</w:t>
-      </w:r>
-      <w:r>
-        <w:rPr>
-          <w:rFonts w:ascii="Times New Roman" w:hAnsi="Times New Roman" w:cs="Times New Roman" w:eastAsia="宋体"/>
-          <w:b w:val="0"/>
-          <w:i w:val="0"/>
-          <w:sz w:val="24"/>
-        </w:rPr>
-        <w:t>采用加权伪逆法求取最小推力能量消耗下的基准推力指令；构建力矩优先分配机制，实时监测推进器推力幅值边界，当指令触及物理饱和上限时，按照姿态角速度力矩、偏航力矩与平移推力的固定优先级，对各推进器推力指令实施自适应等比例缩放与解饱和解算，优先维持姿态控制力矩的几何方向比例，有效抑制姿态发散风险。</w:t>
-      </w:r>
-    </w:p>
-    <w:p>
-      <w:pPr>
-        <w:pStyle w:val="a7"/>
-        <w:spacing w:line="360" w:lineRule="exact" w:beforeLines="0" w:before="0" w:afterLines="0" w:after="0"/>
-        <w:ind w:firstLine="480" w:firstLineChars="200"/>
+        <w:t>[18]</w:t>
+      </w:r>
+      <w:r>
+        <w:rPr>
+          <w:rFonts w:ascii="Times New Roman" w:hAnsi="Times New Roman" w:cs="Times New Roman" w:eastAsia="宋体"/>
+          <w:b w:val="0"/>
+          <w:i w:val="0"/>
+          <w:sz w:val="21"/>
+        </w:rPr>
+        <w:t>，将动力学方程沿时间轴积分转化为时域动量方程，规避对角速度信号的直接数值求导；结合低通数字滤波与多元线性回归算法，稳健提取各自由度的有效惯性、线性阻尼与非线性阻尼参数，并利用独立测试工况的动态残差完成模型校验。</w:t>
+      </w:r>
+    </w:p>
+    <w:p>
+      <w:pPr>
+        <w:spacing w:line="360" w:lineRule="exact" w:before="0" w:after="0"/>
+        <w:ind w:firstLine="420" w:firstLineChars="200"/>
       </w:pPr>
       <w:r>
         <w:rPr>
           <w:rFonts w:ascii="Times New Roman" w:hAnsi="Times New Roman" w:cs="Times New Roman" w:eastAsia="黑体"/>
           <w:b/>
           <w:i w:val="0"/>
-          <w:sz w:val="24"/>
-        </w:rPr>
-        <w:t>（3）多工况消融对比与分级闭环实验评估方法</w:t>
-      </w:r>
-    </w:p>
-    <w:p>
-      <w:pPr>
-        <w:pStyle w:val="a7"/>
-        <w:spacing w:line="360" w:lineRule="exact" w:beforeLines="0" w:before="0" w:afterLines="0" w:after="0"/>
-        <w:ind w:firstLine="480" w:firstLineChars="200"/>
-      </w:pPr>
-      <w:r>
-        <w:rPr>
-          <w:rFonts w:ascii="Times New Roman" w:hAnsi="Times New Roman" w:cs="Times New Roman" w:eastAsia="宋体"/>
-          <w:b w:val="0"/>
-          <w:i w:val="0"/>
-          <w:sz w:val="24"/>
-        </w:rPr>
-        <w:t>为科学量化评估所提控制方法的技术增益，建立由数字仿真向物理实验递进的分级闭环验证与消融评估流程：① 开展仿真与物理分级实验设计：在软件在环（SITL）仿真环境中，搭建集成六自由度水动力学模块、传感器噪声发生器与流场扰动模块的仿真场景，设计阶跃航向跟踪、定深悬停以及空间横向流扰等多组典型工况，对前馈补偿模块与力矩优先分配机制进行参数整定与功能测试；在此基础上，在室内实验水池中开展实机闭环测试，利用板载惯导与水下测速传感器采集动态响应数据；② 确立消融基准对照与多维量化评估：借鉴水下机器人模型控制消融验证范式</w:t>
-      </w:r>
-      <w:r>
-        <w:rPr>
-          <w:rFonts w:ascii="Times New Roman" w:hAnsi="Times New Roman" w:cs="Times New Roman" w:eastAsia="宋体"/>
-          <w:b w:val="0"/>
-          <w:i w:val="0"/>
-          <w:sz w:val="24"/>
+          <w:sz w:val="21"/>
+        </w:rPr>
+        <w:t>（2）基于 PX4 架构的高频闭环控制与力矩优先分配实现方法</w:t>
+      </w:r>
+    </w:p>
+    <w:p>
+      <w:pPr>
+        <w:spacing w:line="360" w:lineRule="exact" w:before="0" w:after="0"/>
+        <w:ind w:firstLine="420" w:firstLineChars="200"/>
+      </w:pPr>
+      <w:r>
+        <w:rPr>
+          <w:rFonts w:ascii="Times New Roman" w:hAnsi="Times New Roman" w:cs="Times New Roman" w:eastAsia="宋体"/>
+          <w:b w:val="0"/>
+          <w:i w:val="0"/>
+          <w:sz w:val="21"/>
+        </w:rPr>
+        <w:t>针对微小型航行器计算资源受限与多推进器过驱动控制需求，依托开源飞控系统 PX4</w:t>
+      </w:r>
+      <w:r>
+        <w:rPr>
+          <w:rFonts w:ascii="Times New Roman" w:hAnsi="Times New Roman" w:cs="Times New Roman" w:eastAsia="宋体"/>
+          <w:b w:val="0"/>
+          <w:i w:val="0"/>
+          <w:sz w:val="21"/>
           <w:vertAlign w:val="superscript"/>
         </w:rPr>
+        <w:t>[8]</w:t>
+      </w:r>
+      <w:r>
+        <w:rPr>
+          <w:rFonts w:ascii="Times New Roman" w:hAnsi="Times New Roman" w:cs="Times New Roman" w:eastAsia="宋体"/>
+          <w:b w:val="0"/>
+          <w:i w:val="0"/>
+          <w:sz w:val="21"/>
+        </w:rPr>
+        <w:t xml:space="preserve"> 的嵌入式实时软件架构开展算法设计与工程实现：① 集成前馈解耦补偿与高频状态反馈：利用 PX4 的模块化设计与微服务发布/订阅机制（uORB），在姿态与位置控制回路中构建具备显式解析表达式的动力学前馈补偿环节</w:t>
+      </w:r>
+      <w:r>
+        <w:rPr>
+          <w:rFonts w:ascii="Times New Roman" w:hAnsi="Times New Roman" w:cs="Times New Roman" w:eastAsia="宋体"/>
+          <w:b w:val="0"/>
+          <w:i w:val="0"/>
+          <w:sz w:val="21"/>
+          <w:vertAlign w:val="superscript"/>
+        </w:rPr>
         <w:t>[9]</w:t>
       </w:r>
       <w:r>
@@ -3110,215 +3023,270 @@
           <w:rFonts w:ascii="Times New Roman" w:hAnsi="Times New Roman" w:cs="Times New Roman" w:eastAsia="宋体"/>
           <w:b w:val="0"/>
           <w:i w:val="0"/>
-          <w:sz w:val="24"/>
-        </w:rPr>
-        <w:t>，引入工程广泛应用的传统无模型 PID 控制策略作为基准对照组，从位姿跟踪均方根误差（RMSE）、姿态角波动峰值与方差、推进器控制能耗积分以及合成力矩分配误差等量化维度开展消融对比测试，系统评估动力学模型前馈补偿与力矩优先分配机制在复杂流扰工况下提升位姿控制精度与姿态安全性的有效性。</w:t>
-      </w:r>
-    </w:p>
-    <w:p>
-      <w:pPr>
-        <w:pStyle w:val="a7"/>
-        <w:spacing w:line="360" w:lineRule="exact" w:beforeLines="0" w:before="0" w:afterLines="0" w:after="0"/>
-        <w:ind w:firstLine="480" w:firstLineChars="200"/>
+          <w:sz w:val="21"/>
+        </w:rPr>
+        <w:t>。根据板载状态估计信息在线实时计算非线性流体阻尼与多轴交叉耦合分量并在前向通道实施前馈动态补偿；在此基础上，结合角速度与姿态偏差构建高频状态反馈回路，形成“动力学模型前馈补偿 + 状态反馈”双闭环控制架构，保证在百赫兹级刷新率下实现毫秒级快速解算；② 构建空间几何推力配置与力矩优先解饱和机制：基于八台推进器的空间几何矢量布置推导空间推力配置矩阵，结合控制分配理论</w:t>
+      </w:r>
+      <w:r>
+        <w:rPr>
+          <w:rFonts w:ascii="Times New Roman" w:hAnsi="Times New Roman" w:cs="Times New Roman" w:eastAsia="宋体"/>
+          <w:b w:val="0"/>
+          <w:i w:val="0"/>
+          <w:sz w:val="21"/>
+          <w:vertAlign w:val="superscript"/>
+        </w:rPr>
+        <w:t>[7]</w:t>
+      </w:r>
+      <w:r>
+        <w:rPr>
+          <w:rFonts w:ascii="Times New Roman" w:hAnsi="Times New Roman" w:cs="Times New Roman" w:eastAsia="宋体"/>
+          <w:b w:val="0"/>
+          <w:i w:val="0"/>
+          <w:sz w:val="21"/>
+        </w:rPr>
+        <w:t>采用加权伪逆法求取最小推力能量消耗下的基准推力指令；构建力矩优先分配机制，实时监测推进器推力幅值边界，当指令触及物理饱和上限时，按照姿态角速度力矩、偏航力矩与平移推力的固定优先级，对各推进器推力指令实施自适应等比例缩放与解饱和解算，优先维持姿态控制力矩的几何方向比例，有效抑制姿态发散风险。</w:t>
+      </w:r>
+    </w:p>
+    <w:p>
+      <w:pPr>
+        <w:spacing w:line="360" w:lineRule="exact" w:before="0" w:after="0"/>
+        <w:ind w:firstLine="420" w:firstLineChars="200"/>
       </w:pPr>
       <w:r>
         <w:rPr>
           <w:rFonts w:ascii="Times New Roman" w:hAnsi="Times New Roman" w:cs="Times New Roman" w:eastAsia="黑体"/>
           <w:b/>
           <w:i w:val="0"/>
-          <w:sz w:val="24"/>
-        </w:rPr>
-        <w:t>2.2 技术路线图</w:t>
-      </w:r>
-    </w:p>
-    <w:p>
-      <w:pPr>
-        <w:pStyle w:val="a7"/>
-        <w:spacing w:line="360" w:lineRule="exact" w:beforeLines="0" w:before="0" w:afterLines="0" w:after="0"/>
-        <w:ind w:firstLine="480" w:firstLineChars="200"/>
-      </w:pPr>
-      <w:r>
-        <w:rPr>
-          <w:rFonts w:ascii="Times New Roman" w:hAnsi="Times New Roman" w:cs="Times New Roman" w:eastAsia="宋体"/>
-          <w:b w:val="0"/>
-          <w:i w:val="0"/>
-          <w:sz w:val="24"/>
-        </w:rPr>
-        <w:t>本课题围绕“动力学建模 → 时域参数辨识 → 动力学前馈补偿控制 → 力矩优先推力分配 → 分级消融验证”的核心主线，将理论机理推导、嵌入式工程算法实现与软硬件分级验证有机衔接，形成环环相扣的五阶段端到端技术路线。具体实施流程如下：</w:t>
-      </w:r>
-    </w:p>
-    <w:p>
-      <w:pPr>
-        <w:pStyle w:val="a7"/>
-        <w:spacing w:line="360" w:lineRule="exact" w:beforeLines="0" w:before="0" w:afterLines="0" w:after="0"/>
-        <w:ind w:firstLine="480" w:firstLineChars="200"/>
+          <w:sz w:val="21"/>
+        </w:rPr>
+        <w:t>（3）多工况消融对比与分级闭环实验评估方法</w:t>
+      </w:r>
+    </w:p>
+    <w:p>
+      <w:pPr>
+        <w:spacing w:line="360" w:lineRule="exact" w:before="0" w:after="0"/>
+        <w:ind w:firstLine="420" w:firstLineChars="200"/>
+      </w:pPr>
+      <w:r>
+        <w:rPr>
+          <w:rFonts w:ascii="Times New Roman" w:hAnsi="Times New Roman" w:cs="Times New Roman" w:eastAsia="宋体"/>
+          <w:b w:val="0"/>
+          <w:i w:val="0"/>
+          <w:sz w:val="21"/>
+        </w:rPr>
+        <w:t>为科学量化评估所提控制方法的技术增益，建立由数字仿真向物理实验递进的分级闭环验证与消融评估流程：① 开展仿真与物理分级实验设计：在软件在环（SITL）仿真环境中，搭建集成六自由度水动力学模块、传感器噪声发生器与流场扰动模块的仿真场景，设计阶跃航向跟踪、定深悬停以及空间横向流扰等多组典型工况，对前馈补偿模块与力矩优先分配机制进行参数整定与功能测试；在此基础上，在室内实验水池中开展实机闭环测试，利用板载惯导与水下测速传感器采集动态响应数据；② 确立消融基准对照与多维量化评估：借鉴水下机器人模型控制消融验证范式</w:t>
+      </w:r>
+      <w:r>
+        <w:rPr>
+          <w:rFonts w:ascii="Times New Roman" w:hAnsi="Times New Roman" w:cs="Times New Roman" w:eastAsia="宋体"/>
+          <w:b w:val="0"/>
+          <w:i w:val="0"/>
+          <w:sz w:val="21"/>
+          <w:vertAlign w:val="superscript"/>
+        </w:rPr>
+        <w:t>[9]</w:t>
+      </w:r>
+      <w:r>
+        <w:rPr>
+          <w:rFonts w:ascii="Times New Roman" w:hAnsi="Times New Roman" w:cs="Times New Roman" w:eastAsia="宋体"/>
+          <w:b w:val="0"/>
+          <w:i w:val="0"/>
+          <w:sz w:val="21"/>
+        </w:rPr>
+        <w:t>，引入工程广泛应用的传统无模型 PID 控制策略作为基准对照组，从位姿跟踪均方根误差（RMSE）、姿态角波动峰值与方差、推进器控制能耗积分以及合成力矩分配误差等量化维度开展消融对比测试，系统评估动力学模型前馈补偿与力矩优先分配机制在复杂流扰工况下提升位姿控制精度与姿态安全性的有效性。</w:t>
+      </w:r>
+    </w:p>
+    <w:p>
+      <w:pPr>
+        <w:spacing w:line="360" w:lineRule="exact" w:before="156" w:after="78"/>
+        <w:ind w:firstLine="420" w:firstLineChars="200"/>
       </w:pPr>
       <w:r>
         <w:rPr>
           <w:rFonts w:ascii="Times New Roman" w:hAnsi="Times New Roman" w:cs="Times New Roman" w:eastAsia="黑体"/>
           <w:b/>
           <w:i w:val="0"/>
-          <w:sz w:val="24"/>
-        </w:rPr>
-        <w:t>（1）第一阶段：六自由度机理动力学建模与几何惯性测算</w:t>
-      </w:r>
-    </w:p>
-    <w:p>
-      <w:pPr>
-        <w:pStyle w:val="a7"/>
-        <w:spacing w:line="360" w:lineRule="exact" w:beforeLines="0" w:before="0" w:afterLines="0" w:after="0"/>
-        <w:ind w:firstLine="480" w:firstLineChars="200"/>
-      </w:pPr>
-      <w:r>
-        <w:rPr>
-          <w:rFonts w:ascii="Times New Roman" w:hAnsi="Times New Roman" w:cs="Times New Roman" w:eastAsia="宋体"/>
-          <w:b w:val="0"/>
-          <w:i w:val="0"/>
-          <w:sz w:val="24"/>
-        </w:rPr>
-        <w:t>基于牛顿-欧拉方程与流体势流理论，推导航行器在附体坐标系下的六自由度非线性动力学状态方程，明确刚体惯性、水动力附加质量、流体阻尼及恢复力矩的数学形式；结合航行器计算机辅助设计（CAD）三维几何模型测算干重、质心位置及转动惯量矩阵，并通过水下静态配平试验测定浮心坐标与净浮力，为动力学仿真与前馈补偿提供结构基准。</w:t>
-      </w:r>
-    </w:p>
-    <w:p>
-      <w:pPr>
-        <w:pStyle w:val="a7"/>
-        <w:spacing w:line="360" w:lineRule="exact" w:beforeLines="0" w:before="0" w:afterLines="0" w:after="0"/>
-        <w:ind w:firstLine="480" w:firstLineChars="200"/>
+          <w:sz w:val="21"/>
+        </w:rPr>
+        <w:t>2.2 技术路线图</w:t>
+      </w:r>
+    </w:p>
+    <w:p>
+      <w:pPr>
+        <w:spacing w:line="360" w:lineRule="exact" w:before="0" w:after="0"/>
+        <w:ind w:firstLine="420" w:firstLineChars="200"/>
+      </w:pPr>
+      <w:r>
+        <w:rPr>
+          <w:rFonts w:ascii="Times New Roman" w:hAnsi="Times New Roman" w:cs="Times New Roman" w:eastAsia="宋体"/>
+          <w:b w:val="0"/>
+          <w:i w:val="0"/>
+          <w:sz w:val="21"/>
+        </w:rPr>
+        <w:t>本课题围绕“动力学建模 → 时域参数辨识 → 动力学前馈补偿控制 → 力矩优先推力分配 → 分级消融验证”的核心主线，将理论机理推导、嵌入式工程算法实现与软硬件分级验证有机衔接，形成环环相扣的五阶段端到端技术路线。具体实施流程如下：</w:t>
+      </w:r>
+    </w:p>
+    <w:p>
+      <w:pPr>
+        <w:spacing w:line="360" w:lineRule="exact" w:before="0" w:after="0"/>
+        <w:ind w:firstLine="420" w:firstLineChars="200"/>
       </w:pPr>
       <w:r>
         <w:rPr>
           <w:rFonts w:ascii="Times New Roman" w:hAnsi="Times New Roman" w:cs="Times New Roman" w:eastAsia="黑体"/>
           <w:b/>
           <w:i w:val="0"/>
-          <w:sz w:val="24"/>
-        </w:rPr>
-        <w:t>（2）第二阶段：水池时域试验与动量滤波抗噪参数辨识</w:t>
-      </w:r>
-    </w:p>
-    <w:p>
-      <w:pPr>
-        <w:pStyle w:val="a7"/>
-        <w:spacing w:line="360" w:lineRule="exact" w:beforeLines="0" w:before="0" w:afterLines="0" w:after="0"/>
-        <w:ind w:firstLine="480" w:firstLineChars="200"/>
-      </w:pPr>
-      <w:r>
-        <w:rPr>
-          <w:rFonts w:ascii="Times New Roman" w:hAnsi="Times New Roman" w:cs="Times New Roman" w:eastAsia="宋体"/>
-          <w:b w:val="0"/>
-          <w:i w:val="0"/>
-          <w:sz w:val="24"/>
-        </w:rPr>
-        <w:t>在室内实验水池中设计已知推进器推力的阶跃激励试验与自由衰减试验工况，利用机载惯导与测速传感器记录时域动态响应数据；引入广义动量变换方法规避传感器高频数值微分噪声，结合数字低通滤波与多元线性回归算法，稳健提取六自由度的有效惯性、线性阻尼与二次非线性阻尼系数；利用独立测试工况的实测响应与模型预测残差对比，完成水动力模型的标定与校核。</w:t>
-      </w:r>
-    </w:p>
-    <w:p>
-      <w:pPr>
-        <w:pStyle w:val="a7"/>
-        <w:spacing w:line="360" w:lineRule="exact" w:beforeLines="0" w:before="0" w:afterLines="0" w:after="0"/>
-        <w:ind w:firstLine="480" w:firstLineChars="200"/>
+          <w:sz w:val="21"/>
+        </w:rPr>
+        <w:t>（1）第一阶段：六自由度机理动力学建模与几何惯性测算</w:t>
+      </w:r>
+    </w:p>
+    <w:p>
+      <w:pPr>
+        <w:spacing w:line="360" w:lineRule="exact" w:before="0" w:after="0"/>
+        <w:ind w:firstLine="420" w:firstLineChars="200"/>
+      </w:pPr>
+      <w:r>
+        <w:rPr>
+          <w:rFonts w:ascii="Times New Roman" w:hAnsi="Times New Roman" w:cs="Times New Roman" w:eastAsia="宋体"/>
+          <w:b w:val="0"/>
+          <w:i w:val="0"/>
+          <w:sz w:val="21"/>
+        </w:rPr>
+        <w:t>基于牛顿-欧拉方程与流体势流理论，推导航行器在附体坐标系下的六自由度非线性动力学状态方程，明确刚体惯性、水动力附加质量、流体阻尼及恢复力矩的数学形式；结合航行器计算机辅助设计（CAD）三维几何模型测算干重、质心位置及转动惯量矩阵，并通过水下静态配平试验测定浮心坐标与净浮力，为动力学仿真与前馈补偿提供结构基准。</w:t>
+      </w:r>
+    </w:p>
+    <w:p>
+      <w:pPr>
+        <w:spacing w:line="360" w:lineRule="exact" w:before="0" w:after="0"/>
+        <w:ind w:firstLine="420" w:firstLineChars="200"/>
       </w:pPr>
       <w:r>
         <w:rPr>
           <w:rFonts w:ascii="Times New Roman" w:hAnsi="Times New Roman" w:cs="Times New Roman" w:eastAsia="黑体"/>
           <w:b/>
           <w:i w:val="0"/>
-          <w:sz w:val="24"/>
-        </w:rPr>
-        <w:t>（3）第三阶段：基于 PX4 架构的动力学模型前馈补偿与状态反馈控制器构建</w:t>
-      </w:r>
-    </w:p>
-    <w:p>
-      <w:pPr>
-        <w:pStyle w:val="a7"/>
-        <w:spacing w:line="360" w:lineRule="exact" w:beforeLines="0" w:before="0" w:afterLines="0" w:after="0"/>
-        <w:ind w:firstLine="480" w:firstLineChars="200"/>
-      </w:pPr>
-      <w:r>
-        <w:rPr>
-          <w:rFonts w:ascii="Times New Roman" w:hAnsi="Times New Roman" w:cs="Times New Roman" w:eastAsia="宋体"/>
-          <w:b w:val="0"/>
-          <w:i w:val="0"/>
-          <w:sz w:val="24"/>
-        </w:rPr>
-        <w:t>将辨识校准的动力学方程嵌入开源飞控系统 PX4 的嵌入式实时框架中，构建具备显式解析表达式的动力学前馈补偿环节，在线实时解算并补偿二次非线性阻尼与速度交叉耦合动态；在此基础上，结合机载高频传感器反馈信息构建姿态与位置状态反馈回路，形成“动力学模型前馈补偿 + 状态反馈”双闭环控制架构，实现六维广义期望控制力与力矩的毫秒级高频解算。</w:t>
-      </w:r>
-    </w:p>
-    <w:p>
-      <w:pPr>
-        <w:pStyle w:val="a7"/>
-        <w:spacing w:line="360" w:lineRule="exact" w:beforeLines="0" w:before="0" w:afterLines="0" w:after="0"/>
-        <w:ind w:firstLine="480" w:firstLineChars="200"/>
+          <w:sz w:val="21"/>
+        </w:rPr>
+        <w:t>（2）第二阶段：水池时域试验与动量滤波抗噪参数辨识</w:t>
+      </w:r>
+    </w:p>
+    <w:p>
+      <w:pPr>
+        <w:spacing w:line="360" w:lineRule="exact" w:before="0" w:after="0"/>
+        <w:ind w:firstLine="420" w:firstLineChars="200"/>
+      </w:pPr>
+      <w:r>
+        <w:rPr>
+          <w:rFonts w:ascii="Times New Roman" w:hAnsi="Times New Roman" w:cs="Times New Roman" w:eastAsia="宋体"/>
+          <w:b w:val="0"/>
+          <w:i w:val="0"/>
+          <w:sz w:val="21"/>
+        </w:rPr>
+        <w:t>在室内实验水池中设计已知推进器推力的阶跃激励试验与自由衰减试验工况，利用机载惯导与测速传感器记录时域动态响应数据；引入广义动量变换方法规避传感器高频数值微分噪声，结合数字低通滤波与多元线性回归算法，稳健提取六自由度的有效惯性、线性阻尼与二次非线性阻尼系数；利用独立测试工况的实测响应与模型预测残差对比，完成水动力模型的标定与校核。</w:t>
+      </w:r>
+    </w:p>
+    <w:p>
+      <w:pPr>
+        <w:spacing w:line="360" w:lineRule="exact" w:before="0" w:after="0"/>
+        <w:ind w:firstLine="420" w:firstLineChars="200"/>
       </w:pPr>
       <w:r>
         <w:rPr>
           <w:rFonts w:ascii="Times New Roman" w:hAnsi="Times New Roman" w:cs="Times New Roman" w:eastAsia="黑体"/>
           <w:b/>
           <w:i w:val="0"/>
-          <w:sz w:val="24"/>
-        </w:rPr>
-        <w:t>（4）第四阶段：八推进器空间几何分配与力矩优先抗饱和机制设计</w:t>
-      </w:r>
-    </w:p>
-    <w:p>
-      <w:pPr>
-        <w:pStyle w:val="a7"/>
-        <w:spacing w:line="360" w:lineRule="exact" w:beforeLines="0" w:before="0" w:afterLines="0" w:after="0"/>
-        <w:ind w:firstLine="480" w:firstLineChars="200"/>
-      </w:pPr>
-      <w:r>
-        <w:rPr>
-          <w:rFonts w:ascii="Times New Roman" w:hAnsi="Times New Roman" w:cs="Times New Roman" w:eastAsia="宋体"/>
-          <w:b w:val="0"/>
-          <w:i w:val="0"/>
-          <w:sz w:val="24"/>
-        </w:rPr>
-        <w:t>根据八台推进器的空间几何安装坐标与矢量倾角推导空间推力配置矩阵，基于加权伪逆法求取最小能耗下的基准分配指令；设计低代数计算开销的力矩优先分配算法，在推进器触及物理推力饱和上限时，按姿态角速度、偏航与平移的固定优先级自适应调配各推进器推力配比，对非关键平移推力分量进行等比例缩减，优先维持姿态控制力矩的几何方向比例，防止翻滚失稳。</w:t>
-      </w:r>
-    </w:p>
-    <w:p>
-      <w:pPr>
-        <w:pStyle w:val="a7"/>
-        <w:spacing w:line="360" w:lineRule="exact" w:beforeLines="0" w:before="0" w:afterLines="0" w:after="0"/>
-        <w:ind w:firstLine="480" w:firstLineChars="200"/>
+          <w:sz w:val="21"/>
+        </w:rPr>
+        <w:t>（3）第三阶段：基于 PX4 架构的动力学模型前馈补偿与状态反馈控制器构建</w:t>
+      </w:r>
+    </w:p>
+    <w:p>
+      <w:pPr>
+        <w:spacing w:line="360" w:lineRule="exact" w:before="0" w:after="0"/>
+        <w:ind w:firstLine="420" w:firstLineChars="200"/>
+      </w:pPr>
+      <w:r>
+        <w:rPr>
+          <w:rFonts w:ascii="Times New Roman" w:hAnsi="Times New Roman" w:cs="Times New Roman" w:eastAsia="宋体"/>
+          <w:b w:val="0"/>
+          <w:i w:val="0"/>
+          <w:sz w:val="21"/>
+        </w:rPr>
+        <w:t>将辨识校准的动力学方程嵌入开源飞控系统 PX4 的嵌入式实时框架中，构建具备显式解析表达式的动力学前馈补偿环节，在线实时解算并补偿二次非线性阻尼与速度交叉耦合动态；在此基础上，结合机载高频传感器反馈信息构建姿态与位置状态反馈回路，形成“动力学模型前馈补偿 + 状态反馈”双闭环控制架构，实现六维广义期望控制力与力矩的毫秒级高频解算。</w:t>
+      </w:r>
+    </w:p>
+    <w:p>
+      <w:pPr>
+        <w:spacing w:line="360" w:lineRule="exact" w:before="0" w:after="0"/>
+        <w:ind w:firstLine="420" w:firstLineChars="200"/>
       </w:pPr>
       <w:r>
         <w:rPr>
           <w:rFonts w:ascii="Times New Roman" w:hAnsi="Times New Roman" w:cs="Times New Roman" w:eastAsia="黑体"/>
           <w:b/>
           <w:i w:val="0"/>
-          <w:sz w:val="24"/>
+          <w:sz w:val="21"/>
+        </w:rPr>
+        <w:t>（4）第四阶段：八推进器空间几何分配与力矩优先抗饱和机制设计</w:t>
+      </w:r>
+    </w:p>
+    <w:p>
+      <w:pPr>
+        <w:spacing w:line="360" w:lineRule="exact" w:before="0" w:after="0"/>
+        <w:ind w:firstLine="420" w:firstLineChars="200"/>
+      </w:pPr>
+      <w:r>
+        <w:rPr>
+          <w:rFonts w:ascii="Times New Roman" w:hAnsi="Times New Roman" w:cs="Times New Roman" w:eastAsia="宋体"/>
+          <w:b w:val="0"/>
+          <w:i w:val="0"/>
+          <w:sz w:val="21"/>
+        </w:rPr>
+        <w:t>根据八台推进器的空间几何安装坐标与矢量倾角推导空间推力配置矩阵，基于加权伪逆法求取最小能耗下的基准分配指令；设计低代数计算开销的力矩优先分配算法，在推进器触及物理推力饱和上限时，按姿态角速度、偏航与平移的固定优先级自适应调配各推进器推力配比，对非关键平移推力分量进行等比例缩减，优先维持姿态控制力矩的几何方向比例，防止翻滚失稳。</w:t>
+      </w:r>
+    </w:p>
+    <w:p>
+      <w:pPr>
+        <w:spacing w:line="360" w:lineRule="exact" w:before="0" w:after="0"/>
+        <w:ind w:firstLine="420" w:firstLineChars="200"/>
+      </w:pPr>
+      <w:r>
+        <w:rPr>
+          <w:rFonts w:ascii="Times New Roman" w:hAnsi="Times New Roman" w:cs="Times New Roman" w:eastAsia="黑体"/>
+          <w:b/>
+          <w:i w:val="0"/>
+          <w:sz w:val="21"/>
         </w:rPr>
         <w:t>（5）第五阶段：SITL 软件在环仿真与水池物理实验分级消融验证</w:t>
       </w:r>
     </w:p>
     <w:p>
       <w:pPr>
-        <w:pStyle w:val="a7"/>
-        <w:spacing w:line="360" w:lineRule="exact" w:beforeLines="0" w:before="0" w:afterLines="0" w:after="0"/>
-        <w:ind w:firstLine="480" w:firstLineChars="200"/>
-      </w:pPr>
-      <w:r>
-        <w:rPr>
-          <w:rFonts w:ascii="Times New Roman" w:hAnsi="Times New Roman" w:cs="Times New Roman" w:eastAsia="宋体"/>
-          <w:b w:val="0"/>
-          <w:i w:val="0"/>
-          <w:sz w:val="24"/>
+        <w:spacing w:line="360" w:lineRule="exact" w:before="0" w:after="0"/>
+        <w:ind w:firstLine="420" w:firstLineChars="200"/>
+      </w:pPr>
+      <w:r>
+        <w:rPr>
+          <w:rFonts w:ascii="Times New Roman" w:hAnsi="Times New Roman" w:cs="Times New Roman" w:eastAsia="宋体"/>
+          <w:b w:val="0"/>
+          <w:i w:val="0"/>
+          <w:sz w:val="21"/>
         </w:rPr>
         <w:t>搭建集成六自由度水动力学环境的 PX4 SITL 软件在环仿真平台，在无实机风险前提下完成控制算法各功能模块的参数整定与工况初验；随后将算法移植至物理实验样机，在室内水池中开展实机闭环测试。以传统无模型 PID 控制策略为基准对照组，从位姿跟踪均方根误差（RMSE）、姿态角波动峰值与方差、推进器控制能耗积分以及合成力矩分配误差等量化维度开展消融对比分析，全面验证引入动力学模型前馈补偿与力矩优先分配机制对控制性能与安全性的提升效果。</w:t>
       </w:r>
     </w:p>
     <w:p>
       <w:pPr>
-        <w:pStyle w:val="a7"/>
-        <w:spacing w:line="360" w:lineRule="exact" w:beforeLines="0" w:before="0" w:afterLines="0" w:after="0"/>
-        <w:ind w:firstLine="480" w:firstLineChars="200"/>
-      </w:pPr>
-      <w:r>
-        <w:rPr>
-          <w:rFonts w:ascii="Times New Roman" w:hAnsi="Times New Roman" w:cs="Times New Roman" w:eastAsia="宋体"/>
-          <w:b w:val="0"/>
-          <w:i w:val="0"/>
-          <w:sz w:val="24"/>
+        <w:spacing w:line="360" w:lineRule="exact" w:before="0" w:after="0"/>
+        <w:ind w:firstLine="420" w:firstLineChars="200"/>
+      </w:pPr>
+      <w:r>
+        <w:rPr>
+          <w:rFonts w:ascii="Times New Roman" w:hAnsi="Times New Roman" w:cs="Times New Roman" w:eastAsia="宋体"/>
+          <w:b w:val="0"/>
+          <w:i w:val="0"/>
+          <w:sz w:val="21"/>
         </w:rPr>
         <w:t>课题总体技术路线如图 1 所示：</w:t>
       </w:r>
@@ -3366,8 +3334,8 @@
     </w:p>
     <w:p>
       <w:pPr>
-        <w:spacing w:line="360" w:lineRule="exact" w:beforeLines="0" w:before="0" w:afterLines="0" w:after="0"/>
         <w:jc w:val="center"/>
+        <w:spacing w:line="360" w:lineRule="exact" w:before="40" w:after="120"/>
       </w:pPr>
       <w:r>
         <w:rPr>
@@ -3381,64 +3349,60 @@
     </w:p>
     <w:p>
       <w:pPr>
-        <w:pStyle w:val="a7"/>
-        <w:spacing w:line="360" w:lineRule="exact" w:beforeLines="0" w:before="0" w:afterLines="0" w:after="0"/>
-        <w:ind w:firstLine="480" w:firstLineChars="200"/>
+        <w:spacing w:line="360" w:lineRule="exact" w:before="156" w:after="78"/>
+        <w:ind w:firstLine="420" w:firstLineChars="200"/>
       </w:pPr>
       <w:r>
         <w:rPr>
           <w:rFonts w:ascii="Times New Roman" w:hAnsi="Times New Roman" w:cs="Times New Roman" w:eastAsia="黑体"/>
           <w:b/>
           <w:i w:val="0"/>
-          <w:sz w:val="24"/>
+          <w:sz w:val="21"/>
         </w:rPr>
         <w:t>2.3 可行性分析</w:t>
       </w:r>
     </w:p>
     <w:p>
       <w:pPr>
-        <w:pStyle w:val="a7"/>
-        <w:spacing w:line="360" w:lineRule="exact" w:beforeLines="0" w:before="0" w:afterLines="0" w:after="0"/>
-        <w:ind w:firstLine="480" w:firstLineChars="200"/>
-      </w:pPr>
-      <w:r>
-        <w:rPr>
-          <w:rFonts w:ascii="Times New Roman" w:hAnsi="Times New Roman" w:cs="Times New Roman" w:eastAsia="宋体"/>
-          <w:b w:val="0"/>
-          <w:i w:val="0"/>
-          <w:sz w:val="24"/>
+        <w:spacing w:line="360" w:lineRule="exact" w:before="0" w:after="0"/>
+        <w:ind w:firstLine="420" w:firstLineChars="200"/>
+      </w:pPr>
+      <w:r>
+        <w:rPr>
+          <w:rFonts w:ascii="Times New Roman" w:hAnsi="Times New Roman" w:cs="Times New Roman" w:eastAsia="宋体"/>
+          <w:b w:val="0"/>
+          <w:i w:val="0"/>
+          <w:sz w:val="21"/>
         </w:rPr>
         <w:t>本课题所规划的研究内容与技术路线具有坚实的理论支撑、成熟的软件仿真工具链以及完备的物理实验条件，具体可行性论证如下：</w:t>
       </w:r>
     </w:p>
     <w:p>
       <w:pPr>
-        <w:pStyle w:val="a7"/>
-        <w:spacing w:line="360" w:lineRule="exact" w:beforeLines="0" w:before="0" w:afterLines="0" w:after="0"/>
-        <w:ind w:firstLine="480" w:firstLineChars="200"/>
+        <w:spacing w:line="360" w:lineRule="exact" w:before="0" w:after="0"/>
+        <w:ind w:firstLine="420" w:firstLineChars="200"/>
       </w:pPr>
       <w:r>
         <w:rPr>
           <w:rFonts w:ascii="Times New Roman" w:hAnsi="Times New Roman" w:cs="Times New Roman" w:eastAsia="黑体"/>
           <w:b/>
           <w:i w:val="0"/>
-          <w:sz w:val="24"/>
+          <w:sz w:val="21"/>
         </w:rPr>
         <w:t>（1）理论基础可行性</w:t>
       </w:r>
     </w:p>
     <w:p>
       <w:pPr>
-        <w:pStyle w:val="a7"/>
-        <w:spacing w:line="360" w:lineRule="exact" w:beforeLines="0" w:before="0" w:afterLines="0" w:after="0"/>
-        <w:ind w:firstLine="480" w:firstLineChars="200"/>
-      </w:pPr>
-      <w:r>
-        <w:rPr>
-          <w:rFonts w:ascii="Times New Roman" w:hAnsi="Times New Roman" w:cs="Times New Roman" w:eastAsia="宋体"/>
-          <w:b w:val="0"/>
-          <w:i w:val="0"/>
-          <w:sz w:val="24"/>
+        <w:spacing w:line="360" w:lineRule="exact" w:before="0" w:after="0"/>
+        <w:ind w:firstLine="420" w:firstLineChars="200"/>
+      </w:pPr>
+      <w:r>
+        <w:rPr>
+          <w:rFonts w:ascii="Times New Roman" w:hAnsi="Times New Roman" w:cs="Times New Roman" w:eastAsia="宋体"/>
+          <w:b w:val="0"/>
+          <w:i w:val="0"/>
+          <w:sz w:val="21"/>
         </w:rPr>
         <w:t>本课题所采用的建模、控制与分配理论均为海洋工程与机器人控制领域公认的成熟理论体系：① 动力学建模与辨识理论成熟：课题遵循的六自由度动力学建模方法源自国际著名海洋控制学者 Fossen 构建的经典机理体系</w:t>
       </w:r>
@@ -3447,7 +3411,7 @@
           <w:rFonts w:ascii="Times New Roman" w:hAnsi="Times New Roman" w:cs="Times New Roman" w:eastAsia="宋体"/>
           <w:b w:val="0"/>
           <w:i w:val="0"/>
-          <w:sz w:val="24"/>
+          <w:sz w:val="21"/>
           <w:vertAlign w:val="superscript"/>
         </w:rPr>
         <w:t>[3]</w:t>
@@ -3457,7 +3421,7 @@
           <w:rFonts w:ascii="Times New Roman" w:hAnsi="Times New Roman" w:cs="Times New Roman" w:eastAsia="宋体"/>
           <w:b w:val="0"/>
           <w:i w:val="0"/>
-          <w:sz w:val="24"/>
+          <w:sz w:val="21"/>
         </w:rPr>
         <w:t>，物理概念清晰且代数表达严密自洽；时域阶跃与衰减试验辨识方法借鉴了 Caccia 等人建立的经典板载试验范式</w:t>
       </w:r>
@@ -3466,7 +3430,7 @@
           <w:rFonts w:ascii="Times New Roman" w:hAnsi="Times New Roman" w:cs="Times New Roman" w:eastAsia="宋体"/>
           <w:b w:val="0"/>
           <w:i w:val="0"/>
-          <w:sz w:val="24"/>
+          <w:sz w:val="21"/>
           <w:vertAlign w:val="superscript"/>
         </w:rPr>
         <w:t>[14]</w:t>
@@ -3476,7 +3440,7 @@
           <w:rFonts w:ascii="Times New Roman" w:hAnsi="Times New Roman" w:cs="Times New Roman" w:eastAsia="宋体"/>
           <w:b w:val="0"/>
           <w:i w:val="0"/>
-          <w:sz w:val="24"/>
+          <w:sz w:val="21"/>
         </w:rPr>
         <w:t>，结合广义动量变换</w:t>
       </w:r>
@@ -3485,7 +3449,7 @@
           <w:rFonts w:ascii="Times New Roman" w:hAnsi="Times New Roman" w:cs="Times New Roman" w:eastAsia="宋体"/>
           <w:b w:val="0"/>
           <w:i w:val="0"/>
-          <w:sz w:val="24"/>
+          <w:sz w:val="21"/>
           <w:vertAlign w:val="superscript"/>
         </w:rPr>
         <w:t>[18]</w:t>
@@ -3495,7 +3459,7 @@
           <w:rFonts w:ascii="Times New Roman" w:hAnsi="Times New Roman" w:cs="Times New Roman" w:eastAsia="宋体"/>
           <w:b w:val="0"/>
           <w:i w:val="0"/>
-          <w:sz w:val="24"/>
+          <w:sz w:val="21"/>
         </w:rPr>
         <w:t>抑制高频数值微分噪声，参数拟合过程具备坚实的数学与试验依据；② 控制与推力分配方法物理自洽：动力学模型前馈补偿策略对标 Smallwood 等人在水下机器人实机测试中验证的消融范式</w:t>
       </w:r>
@@ -3504,7 +3468,7 @@
           <w:rFonts w:ascii="Times New Roman" w:hAnsi="Times New Roman" w:cs="Times New Roman" w:eastAsia="宋体"/>
           <w:b w:val="0"/>
           <w:i w:val="0"/>
-          <w:sz w:val="24"/>
+          <w:sz w:val="21"/>
           <w:vertAlign w:val="superscript"/>
         </w:rPr>
         <w:t>[9]</w:t>
@@ -3514,7 +3478,7 @@
           <w:rFonts w:ascii="Times New Roman" w:hAnsi="Times New Roman" w:cs="Times New Roman" w:eastAsia="宋体"/>
           <w:b w:val="0"/>
           <w:i w:val="0"/>
-          <w:sz w:val="24"/>
+          <w:sz w:val="21"/>
         </w:rPr>
         <w:t>，利用具备显式解析表达式的前馈环节补偿主导阻尼耗散，在数学原理上能够有效降低动态耦合；八推进器力矩优先推力分配机制基于 Johansen 与 Fossen 的控制分配理论</w:t>
       </w:r>
@@ -3523,7 +3487,7 @@
           <w:rFonts w:ascii="Times New Roman" w:hAnsi="Times New Roman" w:cs="Times New Roman" w:eastAsia="宋体"/>
           <w:b w:val="0"/>
           <w:i w:val="0"/>
-          <w:sz w:val="24"/>
+          <w:sz w:val="21"/>
           <w:vertAlign w:val="superscript"/>
         </w:rPr>
         <w:t>[7]</w:t>
@@ -3533,39 +3497,37 @@
           <w:rFonts w:ascii="Times New Roman" w:hAnsi="Times New Roman" w:cs="Times New Roman" w:eastAsia="宋体"/>
           <w:b w:val="0"/>
           <w:i w:val="0"/>
-          <w:sz w:val="24"/>
+          <w:sz w:val="21"/>
         </w:rPr>
         <w:t>，通过显式加权伪逆结合力矩优先级等比例降阶逻辑，从代数几何机理上有效抑制了传统独立硬截断诱发的力矩方向畸变，理论推导严谨闭环。</w:t>
       </w:r>
     </w:p>
     <w:p>
       <w:pPr>
-        <w:pStyle w:val="a7"/>
-        <w:spacing w:line="360" w:lineRule="exact" w:beforeLines="0" w:before="0" w:afterLines="0" w:after="0"/>
-        <w:ind w:firstLine="480" w:firstLineChars="200"/>
+        <w:spacing w:line="360" w:lineRule="exact" w:before="0" w:after="0"/>
+        <w:ind w:firstLine="420" w:firstLineChars="200"/>
       </w:pPr>
       <w:r>
         <w:rPr>
           <w:rFonts w:ascii="Times New Roman" w:hAnsi="Times New Roman" w:cs="Times New Roman" w:eastAsia="黑体"/>
           <w:b/>
           <w:i w:val="0"/>
-          <w:sz w:val="24"/>
+          <w:sz w:val="21"/>
         </w:rPr>
         <w:t>（2）软件与仿真生态可行性</w:t>
       </w:r>
     </w:p>
     <w:p>
       <w:pPr>
-        <w:pStyle w:val="a7"/>
-        <w:spacing w:line="360" w:lineRule="exact" w:beforeLines="0" w:before="0" w:afterLines="0" w:after="0"/>
-        <w:ind w:firstLine="480" w:firstLineChars="200"/>
-      </w:pPr>
-      <w:r>
-        <w:rPr>
-          <w:rFonts w:ascii="Times New Roman" w:hAnsi="Times New Roman" w:cs="Times New Roman" w:eastAsia="宋体"/>
-          <w:b w:val="0"/>
-          <w:i w:val="0"/>
-          <w:sz w:val="24"/>
+        <w:spacing w:line="360" w:lineRule="exact" w:before="0" w:after="0"/>
+        <w:ind w:firstLine="420" w:firstLineChars="200"/>
+      </w:pPr>
+      <w:r>
+        <w:rPr>
+          <w:rFonts w:ascii="Times New Roman" w:hAnsi="Times New Roman" w:cs="Times New Roman" w:eastAsia="宋体"/>
+          <w:b w:val="0"/>
+          <w:i w:val="0"/>
+          <w:sz w:val="21"/>
         </w:rPr>
         <w:t>课题所选用的软件开发基座与仿真验证工具链具备极高的工程成熟度与工具链完备性：① 开源飞控系统 PX4 架构稳定成熟：PX4</w:t>
       </w:r>
@@ -3574,7 +3536,7 @@
           <w:rFonts w:ascii="Times New Roman" w:hAnsi="Times New Roman" w:cs="Times New Roman" w:eastAsia="宋体"/>
           <w:b w:val="0"/>
           <w:i w:val="0"/>
-          <w:sz w:val="24"/>
+          <w:sz w:val="21"/>
           <w:vertAlign w:val="superscript"/>
         </w:rPr>
         <w:t>[8]</w:t>
@@ -3584,39 +3546,37 @@
           <w:rFonts w:ascii="Times New Roman" w:hAnsi="Times New Roman" w:cs="Times New Roman" w:eastAsia="宋体"/>
           <w:b w:val="0"/>
           <w:i w:val="0"/>
-          <w:sz w:val="24"/>
+          <w:sz w:val="21"/>
         </w:rPr>
         <w:t xml:space="preserve"> 作为全球广泛应用的开源机器人飞控平台，具备微秒级硬实时的微内核操作系统（NuttX）与高效的微服务发布/订阅机制（uORB）。其模块化的控制分配与多任务调度框架经过了广泛的工程应用检验，代码开源透明且二次开发文档健全，为动力学前馈环节与力矩优先分配算法的底层嵌入提供了稳定可靠的软件载体；② 软件在环（SITL）仿真环境高度完备：PX4 原生支持高保真软件在环仿真，能够与具备流体动力学插件的物理仿真引擎无缝集成，高精度模拟水下附加质量、流体阻尼以及多推进器推力响应。算法在烧录实机前，可在无硬件损毁风险的仿真环境中完成全工况测试与参数整定，有效降低了实机调试风险并缩短了迭代周期。</w:t>
       </w:r>
     </w:p>
     <w:p>
       <w:pPr>
-        <w:pStyle w:val="a7"/>
-        <w:spacing w:line="360" w:lineRule="exact" w:beforeLines="0" w:before="0" w:afterLines="0" w:after="0"/>
-        <w:ind w:firstLine="480" w:firstLineChars="200"/>
+        <w:spacing w:line="360" w:lineRule="exact" w:before="0" w:after="0"/>
+        <w:ind w:firstLine="420" w:firstLineChars="200"/>
       </w:pPr>
       <w:r>
         <w:rPr>
           <w:rFonts w:ascii="Times New Roman" w:hAnsi="Times New Roman" w:cs="Times New Roman" w:eastAsia="黑体"/>
           <w:b/>
           <w:i w:val="0"/>
-          <w:sz w:val="24"/>
+          <w:sz w:val="21"/>
         </w:rPr>
         <w:t>（3）硬件与实验条件可行性</w:t>
       </w:r>
     </w:p>
     <w:p>
       <w:pPr>
-        <w:pStyle w:val="a7"/>
-        <w:spacing w:line="360" w:lineRule="exact" w:beforeLines="0" w:before="0" w:afterLines="0" w:after="0"/>
-        <w:ind w:firstLine="480" w:firstLineChars="200"/>
-      </w:pPr>
-      <w:r>
-        <w:rPr>
-          <w:rFonts w:ascii="Times New Roman" w:hAnsi="Times New Roman" w:cs="Times New Roman" w:eastAsia="宋体"/>
-          <w:b w:val="0"/>
-          <w:i w:val="0"/>
-          <w:sz w:val="24"/>
+        <w:spacing w:line="360" w:lineRule="exact" w:before="0" w:after="0"/>
+        <w:ind w:firstLine="420" w:firstLineChars="200"/>
+      </w:pPr>
+      <w:r>
+        <w:rPr>
+          <w:rFonts w:ascii="Times New Roman" w:hAnsi="Times New Roman" w:cs="Times New Roman" w:eastAsia="宋体"/>
+          <w:b w:val="0"/>
+          <w:i w:val="0"/>
+          <w:sz w:val="21"/>
         </w:rPr>
         <w:t>课题依托的实验环境具备开展全流程闭环验证的充分软硬件支撑：① 物理实验样机平台完备：实验室已具备结构完整、功能健全的八推进器便携式水下航行器物理样机，搭载工业级微控制器飞控硬件、高频惯性测量单元（IMU）、多普勒测速仪（DVL）及动力推进系统，板载供电、通信与底层驱动链路均已打通并稳定运行；课题团队前期在微小型紧凑水下机器人上开展了系统的 IMU-DVL 时空联合标定</w:t>
       </w:r>
@@ -3625,7 +3585,7 @@
           <w:rFonts w:ascii="Times New Roman" w:hAnsi="Times New Roman" w:cs="Times New Roman" w:eastAsia="宋体"/>
           <w:b w:val="0"/>
           <w:i w:val="0"/>
-          <w:sz w:val="24"/>
+          <w:sz w:val="21"/>
           <w:vertAlign w:val="superscript"/>
         </w:rPr>
         <w:t>[44]</w:t>
@@ -3635,7 +3595,7 @@
           <w:rFonts w:ascii="Times New Roman" w:hAnsi="Times New Roman" w:cs="Times New Roman" w:eastAsia="宋体"/>
           <w:b w:val="0"/>
           <w:i w:val="0"/>
-          <w:sz w:val="24"/>
+          <w:sz w:val="21"/>
         </w:rPr>
         <w:t>与水下多模态感知基准测试（AquaticVision）</w:t>
       </w:r>
@@ -3644,7 +3604,7 @@
           <w:rFonts w:ascii="Times New Roman" w:hAnsi="Times New Roman" w:cs="Times New Roman" w:eastAsia="宋体"/>
           <w:b w:val="0"/>
           <w:i w:val="0"/>
-          <w:sz w:val="24"/>
+          <w:sz w:val="21"/>
           <w:vertAlign w:val="superscript"/>
         </w:rPr>
         <w:t>[45]</w:t>
@@ -3654,7 +3614,7 @@
           <w:rFonts w:ascii="Times New Roman" w:hAnsi="Times New Roman" w:cs="Times New Roman" w:eastAsia="宋体"/>
           <w:b w:val="0"/>
           <w:i w:val="0"/>
-          <w:sz w:val="24"/>
+          <w:sz w:val="21"/>
         </w:rPr>
         <w:t>，积累了丰富的水池实机调试与传感器在环运行经验，为本课题的参数辨识与闭环控制算法验证提供了可靠的物理载体与数据支撑；② 室内实验水池与数字模型齐全：研究团队具备室内专业实验水池与高精度三维计算机辅助设计（CAD）数字化装配模型，能够快速精确计算航行器干重、质心位置及转动惯量矩阵，并满足静水配平、阶跃推力测试、自由衰减试验以及定点悬停抗扰对比测试的各项实验条件需求，确保后续实测数据采集与消融对比验证工作的顺利推进。</w:t>
       </w:r>
@@ -3671,86 +3631,91 @@
       </w:pPr>
       <w:r>
         <w:rPr>
-          <w:rFonts w:ascii="黑体" w:hAnsi="黑体" w:hint="eastAsia"/>
-          <w:sz w:val="24"/>
+          <w:rFonts w:ascii="Times New Roman" w:hAnsi="Times New Roman" w:hint="eastAsia" w:cs="Times New Roman" w:eastAsia="黑体"/>
+          <w:b/>
+          <w:i w:val="0"/>
+          <w:sz w:val="21"/>
         </w:rPr>
         <w:t>3</w:t>
       </w:r>
-      <w:r>
-        <w:rPr>
-          <w:rFonts w:ascii="黑体" w:hAnsi="黑体"/>
-          <w:sz w:val="24"/>
-        </w:rPr>
-        <w:t xml:space="preserve">． </w:t>
-      </w:r>
-      <w:r>
-        <w:rPr>
-          <w:rFonts w:ascii="黑体" w:hAnsi="黑体" w:hint="eastAsia"/>
-          <w:sz w:val="24"/>
-        </w:rPr>
-        <w:t>工作</w:t>
-      </w:r>
-      <w:r>
-        <w:rPr>
-          <w:rFonts w:ascii="黑体" w:hAnsi="黑体"/>
-          <w:sz w:val="24"/>
-        </w:rPr>
-        <w:t>进度安排</w:t>
-      </w:r>
-    </w:p>
-    <w:permEnd w:id="1741359920"/>
-    <w:p>
-      <w:pPr>
-        <w:pStyle w:val="a7"/>
-        <w:spacing w:line="360" w:lineRule="exact" w:beforeLines="0" w:before="0" w:afterLines="0" w:after="0"/>
-        <w:ind w:firstLine="480" w:firstLineChars="200"/>
-      </w:pPr>
-      <w:r>
-        <w:rPr>
-          <w:rFonts w:ascii="Times New Roman" w:hAnsi="Times New Roman" w:cs="Times New Roman" w:eastAsia="宋体"/>
-          <w:b w:val="0"/>
-          <w:i w:val="0"/>
-          <w:sz w:val="24"/>
-        </w:rPr>
-        <w:t>为保证毕业论文研究工作的高质量推进与按期交付，结合同济大学本科毕业论文教学周历与关键评审节点要求，本课题将全周期研究划分为五个主要阶段，具体进度规划如下：</w:t>
-      </w:r>
-    </w:p>
-    <w:p>
-      <w:pPr>
-        <w:pStyle w:val="a7"/>
-        <w:spacing w:line="360" w:lineRule="exact" w:beforeLines="0" w:before="0" w:afterLines="0" w:after="0"/>
-        <w:ind w:firstLine="480" w:firstLineChars="200"/>
-      </w:pPr>
       <w:r>
         <w:rPr>
           <w:rFonts w:ascii="Times New Roman" w:hAnsi="Times New Roman" w:cs="Times New Roman" w:eastAsia="黑体"/>
           <w:b/>
           <w:i w:val="0"/>
-          <w:sz w:val="24"/>
+          <w:sz w:val="21"/>
+        </w:rPr>
+        <w:t xml:space="preserve">． </w:t>
+      </w:r>
+      <w:r>
+        <w:rPr>
+          <w:rFonts w:ascii="Times New Roman" w:hAnsi="Times New Roman" w:hint="eastAsia" w:cs="Times New Roman" w:eastAsia="黑体"/>
+          <w:b/>
+          <w:i w:val="0"/>
+          <w:sz w:val="21"/>
+        </w:rPr>
+        <w:t>工作</w:t>
+      </w:r>
+      <w:r>
+        <w:rPr>
+          <w:rFonts w:ascii="Times New Roman" w:hAnsi="Times New Roman" w:cs="Times New Roman" w:eastAsia="黑体"/>
+          <w:b/>
+          <w:i w:val="0"/>
+          <w:sz w:val="21"/>
+        </w:rPr>
+        <w:t>进度安排</w:t>
+      </w:r>
+    </w:p>
+    <w:permEnd w:id="1741359920"/>
+    <w:p>
+      <w:pPr>
+        <w:spacing w:line="360" w:lineRule="exact" w:before="0" w:after="0"/>
+        <w:ind w:firstLine="420" w:firstLineChars="200"/>
+      </w:pPr>
+      <w:r>
+        <w:rPr>
+          <w:rFonts w:ascii="Times New Roman" w:hAnsi="Times New Roman" w:cs="Times New Roman" w:eastAsia="宋体"/>
+          <w:b w:val="0"/>
+          <w:i w:val="0"/>
+          <w:sz w:val="21"/>
+        </w:rPr>
+        <w:t>为保证毕业论文研究工作的高质量推进与按期交付，结合同济大学本科毕业论文教学周历与关键评审节点要求，本课题将全周期研究划分为五个主要阶段，具体进度规划如下：</w:t>
+      </w:r>
+    </w:p>
+    <w:p>
+      <w:pPr>
+        <w:spacing w:line="360" w:lineRule="exact" w:before="156" w:after="78"/>
+        <w:ind w:firstLine="420" w:firstLineChars="200"/>
+      </w:pPr>
+      <w:r>
+        <w:rPr>
+          <w:rFonts w:ascii="Times New Roman" w:hAnsi="Times New Roman" w:cs="Times New Roman" w:eastAsia="黑体"/>
+          <w:b/>
+          <w:i w:val="0"/>
+          <w:sz w:val="21"/>
         </w:rPr>
         <w:t>（1）阶段性任务规划简述</w:t>
       </w:r>
     </w:p>
     <w:p>
       <w:pPr>
-        <w:pStyle w:val="a7"/>
-        <w:spacing w:line="360" w:lineRule="exact" w:beforeLines="0" w:before="0" w:afterLines="0" w:after="0"/>
-        <w:ind w:firstLine="480" w:firstLineChars="200"/>
-      </w:pPr>
-      <w:r>
-        <w:rPr>
-          <w:rFonts w:ascii="Times New Roman" w:hAnsi="Times New Roman" w:cs="Times New Roman" w:eastAsia="宋体"/>
-          <w:b w:val="0"/>
-          <w:i w:val="0"/>
-          <w:sz w:val="24"/>
+        <w:spacing w:line="360" w:lineRule="exact" w:before="0" w:after="0"/>
+        <w:ind w:firstLine="420" w:firstLineChars="200"/>
+      </w:pPr>
+      <w:r>
+        <w:rPr>
+          <w:rFonts w:ascii="Times New Roman" w:hAnsi="Times New Roman" w:cs="Times New Roman" w:eastAsia="宋体"/>
+          <w:b w:val="0"/>
+          <w:i w:val="0"/>
+          <w:sz w:val="21"/>
         </w:rPr>
         <w:t>阶段一（2026.09 ~ 2026.10，第 1 ~ 4 周）：完成文献资料研读与国内外研究现状梳理，明确研究任务边界与技术路线，撰写开题报告并完成开题答辩；阶段二（2026.10 ~ 2026.11，第 5 ~ 10 周）：完成水下航行器六自由度机理动力学方程推导与推进器几何配置分析，基于三维 CAD 装配体计算惯性参数，搭建 PX4/SITL 水动力学仿真基础环境；阶段三（2026.11 ~ 2027.01，第 11 ~ 18 周）：开展实验水池推进器阶跃与自由衰减时域辨识试验，运用动量积分变换与低通滤波提取水动力参数并校验模型残差，完成中期检查与中期答辩汇报；阶段四（2027.02 ~ 2027.04，第 1 ~ 6 周）：在 PX4 架构下开发动力学模型前馈补偿环节与力矩优先推力分配机制，开展 SITL 仿真测试与水池实机消融对比实验，采集并处理多维评估数据；阶段五（2027.04 ~ 2027.05，第 7 ~ 12 周）：系统整理实验数据与图表成果，撰写毕业论文正文初稿，完成学术查重、导师评阅、专家评阅盲审、修改定稿、毕业答辩及全套资料归档。</w:t>
       </w:r>
     </w:p>
     <w:p>
       <w:pPr>
+        <w:jc w:val="center"/>
         <w:spacing w:line="360" w:lineRule="exact" w:beforeLines="50" w:before="120" w:afterLines="20" w:after="48"/>
-        <w:jc w:val="center"/>
       </w:pPr>
       <w:r>
         <w:rPr>
@@ -4510,8 +4475,7 @@
     </w:tbl>
     <w:p>
       <w:pPr>
-        <w:pStyle w:val="a7"/>
-        <w:spacing w:line="360" w:lineRule="exact" w:beforeLines="0" w:before="0" w:afterLines="0" w:after="0"/>
+        <w:spacing w:line="240" w:lineRule="exact" w:before="0" w:after="0"/>
       </w:pPr>
     </w:p>
     <w:p>
@@ -4557,8 +4521,7 @@
     <w:permEnd w:id="61024898"/>
     <w:p>
       <w:pPr>
-        <w:pStyle w:val="a9"/>
-        <w:spacing w:line="360" w:lineRule="exact" w:beforeLines="0" w:before="0" w:afterLines="0" w:after="0"/>
+        <w:spacing w:line="360" w:lineRule="exact" w:before="0" w:after="0"/>
         <w:ind w:left="420" w:hanging="420"/>
       </w:pPr>
       <w:r>
@@ -4573,8 +4536,7 @@
     </w:p>
     <w:p>
       <w:pPr>
-        <w:pStyle w:val="a9"/>
-        <w:spacing w:line="360" w:lineRule="exact" w:beforeLines="0" w:before="0" w:afterLines="0" w:after="0"/>
+        <w:spacing w:line="360" w:lineRule="exact" w:before="0" w:after="0"/>
         <w:ind w:left="420" w:hanging="420"/>
       </w:pPr>
       <w:r>
@@ -4589,8 +4551,7 @@
     </w:p>
     <w:p>
       <w:pPr>
-        <w:pStyle w:val="a9"/>
-        <w:spacing w:line="360" w:lineRule="exact" w:beforeLines="0" w:before="0" w:afterLines="0" w:after="0"/>
+        <w:spacing w:line="360" w:lineRule="exact" w:before="0" w:after="0"/>
         <w:ind w:left="420" w:hanging="420"/>
       </w:pPr>
       <w:r>
@@ -4605,8 +4566,7 @@
     </w:p>
     <w:p>
       <w:pPr>
-        <w:pStyle w:val="a9"/>
-        <w:spacing w:line="360" w:lineRule="exact" w:beforeLines="0" w:before="0" w:afterLines="0" w:after="0"/>
+        <w:spacing w:line="360" w:lineRule="exact" w:before="0" w:after="0"/>
         <w:ind w:left="420" w:hanging="420"/>
       </w:pPr>
       <w:r>
@@ -4621,8 +4581,7 @@
     </w:p>
     <w:p>
       <w:pPr>
-        <w:pStyle w:val="a9"/>
-        <w:spacing w:line="360" w:lineRule="exact" w:beforeLines="0" w:before="0" w:afterLines="0" w:after="0"/>
+        <w:spacing w:line="360" w:lineRule="exact" w:before="0" w:after="0"/>
         <w:ind w:left="420" w:hanging="420"/>
       </w:pPr>
       <w:r>
@@ -4637,8 +4596,7 @@
     </w:p>
     <w:p>
       <w:pPr>
-        <w:pStyle w:val="a9"/>
-        <w:spacing w:line="360" w:lineRule="exact" w:beforeLines="0" w:before="0" w:afterLines="0" w:after="0"/>
+        <w:spacing w:line="360" w:lineRule="exact" w:before="0" w:after="0"/>
         <w:ind w:left="420" w:hanging="420"/>
       </w:pPr>
       <w:r>
@@ -4653,8 +4611,7 @@
     </w:p>
     <w:p>
       <w:pPr>
-        <w:pStyle w:val="a9"/>
-        <w:spacing w:line="360" w:lineRule="exact" w:beforeLines="0" w:before="0" w:afterLines="0" w:after="0"/>
+        <w:spacing w:line="360" w:lineRule="exact" w:before="0" w:after="0"/>
         <w:ind w:left="420" w:hanging="420"/>
       </w:pPr>
       <w:r>
@@ -4669,8 +4626,7 @@
     </w:p>
     <w:p>
       <w:pPr>
-        <w:pStyle w:val="a9"/>
-        <w:spacing w:line="360" w:lineRule="exact" w:beforeLines="0" w:before="0" w:afterLines="0" w:after="0"/>
+        <w:spacing w:line="360" w:lineRule="exact" w:before="0" w:after="0"/>
         <w:ind w:left="420" w:hanging="420"/>
       </w:pPr>
       <w:r>
@@ -4685,8 +4641,7 @@
     </w:p>
     <w:p>
       <w:pPr>
-        <w:pStyle w:val="a9"/>
-        <w:spacing w:line="360" w:lineRule="exact" w:beforeLines="0" w:before="0" w:afterLines="0" w:after="0"/>
+        <w:spacing w:line="360" w:lineRule="exact" w:before="0" w:after="0"/>
         <w:ind w:left="420" w:hanging="420"/>
       </w:pPr>
       <w:r>
@@ -4701,8 +4656,7 @@
     </w:p>
     <w:p>
       <w:pPr>
-        <w:pStyle w:val="a9"/>
-        <w:spacing w:line="360" w:lineRule="exact" w:beforeLines="0" w:before="0" w:afterLines="0" w:after="0"/>
+        <w:spacing w:line="360" w:lineRule="exact" w:before="0" w:after="0"/>
         <w:ind w:left="420" w:hanging="420"/>
       </w:pPr>
       <w:r>
@@ -4717,8 +4671,7 @@
     </w:p>
     <w:p>
       <w:pPr>
-        <w:pStyle w:val="a9"/>
-        <w:spacing w:line="360" w:lineRule="exact" w:beforeLines="0" w:before="0" w:afterLines="0" w:after="0"/>
+        <w:spacing w:line="360" w:lineRule="exact" w:before="0" w:after="0"/>
         <w:ind w:left="420" w:hanging="420"/>
       </w:pPr>
       <w:r>
@@ -4733,8 +4686,7 @@
     </w:p>
     <w:p>
       <w:pPr>
-        <w:pStyle w:val="a9"/>
-        <w:spacing w:line="360" w:lineRule="exact" w:beforeLines="0" w:before="0" w:afterLines="0" w:after="0"/>
+        <w:spacing w:line="360" w:lineRule="exact" w:before="0" w:after="0"/>
         <w:ind w:left="420" w:hanging="420"/>
       </w:pPr>
       <w:r>
@@ -4749,8 +4701,7 @@
     </w:p>
     <w:p>
       <w:pPr>
-        <w:pStyle w:val="a9"/>
-        <w:spacing w:line="360" w:lineRule="exact" w:beforeLines="0" w:before="0" w:afterLines="0" w:after="0"/>
+        <w:spacing w:line="360" w:lineRule="exact" w:before="0" w:after="0"/>
         <w:ind w:left="420" w:hanging="420"/>
       </w:pPr>
       <w:r>
@@ -4765,8 +4716,7 @@
     </w:p>
     <w:p>
       <w:pPr>
-        <w:pStyle w:val="a9"/>
-        <w:spacing w:line="360" w:lineRule="exact" w:beforeLines="0" w:before="0" w:afterLines="0" w:after="0"/>
+        <w:spacing w:line="360" w:lineRule="exact" w:before="0" w:after="0"/>
         <w:ind w:left="420" w:hanging="420"/>
       </w:pPr>
       <w:r>
@@ -4781,8 +4731,7 @@
     </w:p>
     <w:p>
       <w:pPr>
-        <w:pStyle w:val="a9"/>
-        <w:spacing w:line="360" w:lineRule="exact" w:beforeLines="0" w:before="0" w:afterLines="0" w:after="0"/>
+        <w:spacing w:line="360" w:lineRule="exact" w:before="0" w:after="0"/>
         <w:ind w:left="420" w:hanging="420"/>
       </w:pPr>
       <w:r>
@@ -4797,8 +4746,7 @@
     </w:p>
     <w:p>
       <w:pPr>
-        <w:pStyle w:val="a9"/>
-        <w:spacing w:line="360" w:lineRule="exact" w:beforeLines="0" w:before="0" w:afterLines="0" w:after="0"/>
+        <w:spacing w:line="360" w:lineRule="exact" w:before="0" w:after="0"/>
         <w:ind w:left="420" w:hanging="420"/>
       </w:pPr>
       <w:r>
@@ -4813,8 +4761,7 @@
     </w:p>
     <w:p>
       <w:pPr>
-        <w:pStyle w:val="a9"/>
-        <w:spacing w:line="360" w:lineRule="exact" w:beforeLines="0" w:before="0" w:afterLines="0" w:after="0"/>
+        <w:spacing w:line="360" w:lineRule="exact" w:before="0" w:after="0"/>
         <w:ind w:left="420" w:hanging="420"/>
       </w:pPr>
       <w:r>
@@ -4829,8 +4776,7 @@
     </w:p>
     <w:p>
       <w:pPr>
-        <w:pStyle w:val="a9"/>
-        <w:spacing w:line="360" w:lineRule="exact" w:beforeLines="0" w:before="0" w:afterLines="0" w:after="0"/>
+        <w:spacing w:line="360" w:lineRule="exact" w:before="0" w:after="0"/>
         <w:ind w:left="420" w:hanging="420"/>
       </w:pPr>
       <w:r>
@@ -4845,8 +4791,7 @@
     </w:p>
     <w:p>
       <w:pPr>
-        <w:pStyle w:val="a9"/>
-        <w:spacing w:line="360" w:lineRule="exact" w:beforeLines="0" w:before="0" w:afterLines="0" w:after="0"/>
+        <w:spacing w:line="360" w:lineRule="exact" w:before="0" w:after="0"/>
         <w:ind w:left="420" w:hanging="420"/>
       </w:pPr>
       <w:r>
@@ -4861,8 +4806,7 @@
     </w:p>
     <w:p>
       <w:pPr>
-        <w:pStyle w:val="a9"/>
-        <w:spacing w:line="360" w:lineRule="exact" w:beforeLines="0" w:before="0" w:afterLines="0" w:after="0"/>
+        <w:spacing w:line="360" w:lineRule="exact" w:before="0" w:after="0"/>
         <w:ind w:left="420" w:hanging="420"/>
       </w:pPr>
       <w:r>
@@ -4877,8 +4821,7 @@
     </w:p>
     <w:p>
       <w:pPr>
-        <w:pStyle w:val="a9"/>
-        <w:spacing w:line="360" w:lineRule="exact" w:beforeLines="0" w:before="0" w:afterLines="0" w:after="0"/>
+        <w:spacing w:line="360" w:lineRule="exact" w:before="0" w:after="0"/>
         <w:ind w:left="420" w:hanging="420"/>
       </w:pPr>
       <w:r>
@@ -4893,8 +4836,7 @@
     </w:p>
     <w:p>
       <w:pPr>
-        <w:pStyle w:val="a9"/>
-        <w:spacing w:line="360" w:lineRule="exact" w:beforeLines="0" w:before="0" w:afterLines="0" w:after="0"/>
+        <w:spacing w:line="360" w:lineRule="exact" w:before="0" w:after="0"/>
         <w:ind w:left="420" w:hanging="420"/>
       </w:pPr>
       <w:r>
@@ -4909,8 +4851,7 @@
     </w:p>
     <w:p>
       <w:pPr>
-        <w:pStyle w:val="a9"/>
-        <w:spacing w:line="360" w:lineRule="exact" w:beforeLines="0" w:before="0" w:afterLines="0" w:after="0"/>
+        <w:spacing w:line="360" w:lineRule="exact" w:before="0" w:after="0"/>
         <w:ind w:left="420" w:hanging="420"/>
       </w:pPr>
       <w:r>
@@ -4925,8 +4866,7 @@
     </w:p>
     <w:p>
       <w:pPr>
-        <w:pStyle w:val="a9"/>
-        <w:spacing w:line="360" w:lineRule="exact" w:beforeLines="0" w:before="0" w:afterLines="0" w:after="0"/>
+        <w:spacing w:line="360" w:lineRule="exact" w:before="0" w:after="0"/>
         <w:ind w:left="420" w:hanging="420"/>
       </w:pPr>
       <w:r>
@@ -4941,8 +4881,7 @@
     </w:p>
     <w:p>
       <w:pPr>
-        <w:pStyle w:val="a9"/>
-        <w:spacing w:line="360" w:lineRule="exact" w:beforeLines="0" w:before="0" w:afterLines="0" w:after="0"/>
+        <w:spacing w:line="360" w:lineRule="exact" w:before="0" w:after="0"/>
         <w:ind w:left="420" w:hanging="420"/>
       </w:pPr>
       <w:r>
@@ -4957,8 +4896,7 @@
     </w:p>
     <w:p>
       <w:pPr>
-        <w:pStyle w:val="a9"/>
-        <w:spacing w:line="360" w:lineRule="exact" w:beforeLines="0" w:before="0" w:afterLines="0" w:after="0"/>
+        <w:spacing w:line="360" w:lineRule="exact" w:before="0" w:after="0"/>
         <w:ind w:left="420" w:hanging="420"/>
       </w:pPr>
       <w:r>
@@ -4973,8 +4911,7 @@
     </w:p>
     <w:p>
       <w:pPr>
-        <w:pStyle w:val="a9"/>
-        <w:spacing w:line="360" w:lineRule="exact" w:beforeLines="0" w:before="0" w:afterLines="0" w:after="0"/>
+        <w:spacing w:line="360" w:lineRule="exact" w:before="0" w:after="0"/>
         <w:ind w:left="420" w:hanging="420"/>
       </w:pPr>
       <w:r>
@@ -4989,8 +4926,7 @@
     </w:p>
     <w:p>
       <w:pPr>
-        <w:pStyle w:val="a9"/>
-        <w:spacing w:line="360" w:lineRule="exact" w:beforeLines="0" w:before="0" w:afterLines="0" w:after="0"/>
+        <w:spacing w:line="360" w:lineRule="exact" w:before="0" w:after="0"/>
         <w:ind w:left="420" w:hanging="420"/>
       </w:pPr>
       <w:r>
@@ -5005,8 +4941,7 @@
     </w:p>
     <w:p>
       <w:pPr>
-        <w:pStyle w:val="a9"/>
-        <w:spacing w:line="360" w:lineRule="exact" w:beforeLines="0" w:before="0" w:afterLines="0" w:after="0"/>
+        <w:spacing w:line="360" w:lineRule="exact" w:before="0" w:after="0"/>
         <w:ind w:left="420" w:hanging="420"/>
       </w:pPr>
       <w:r>
@@ -5021,8 +4956,7 @@
     </w:p>
     <w:p>
       <w:pPr>
-        <w:pStyle w:val="a9"/>
-        <w:spacing w:line="360" w:lineRule="exact" w:beforeLines="0" w:before="0" w:afterLines="0" w:after="0"/>
+        <w:spacing w:line="360" w:lineRule="exact" w:before="0" w:after="0"/>
         <w:ind w:left="420" w:hanging="420"/>
       </w:pPr>
       <w:r>
@@ -5037,8 +4971,7 @@
     </w:p>
     <w:p>
       <w:pPr>
-        <w:pStyle w:val="a9"/>
-        <w:spacing w:line="360" w:lineRule="exact" w:beforeLines="0" w:before="0" w:afterLines="0" w:after="0"/>
+        <w:spacing w:line="360" w:lineRule="exact" w:before="0" w:after="0"/>
         <w:ind w:left="420" w:hanging="420"/>
       </w:pPr>
       <w:r>
@@ -5053,8 +4986,7 @@
     </w:p>
     <w:p>
       <w:pPr>
-        <w:pStyle w:val="a9"/>
-        <w:spacing w:line="360" w:lineRule="exact" w:beforeLines="0" w:before="0" w:afterLines="0" w:after="0"/>
+        <w:spacing w:line="360" w:lineRule="exact" w:before="0" w:after="0"/>
         <w:ind w:left="420" w:hanging="420"/>
       </w:pPr>
       <w:r>
@@ -5069,8 +5001,7 @@
     </w:p>
     <w:p>
       <w:pPr>
-        <w:pStyle w:val="a9"/>
-        <w:spacing w:line="360" w:lineRule="exact" w:beforeLines="0" w:before="0" w:afterLines="0" w:after="0"/>
+        <w:spacing w:line="360" w:lineRule="exact" w:before="0" w:after="0"/>
         <w:ind w:left="420" w:hanging="420"/>
       </w:pPr>
       <w:r>
@@ -5085,8 +5016,7 @@
     </w:p>
     <w:p>
       <w:pPr>
-        <w:pStyle w:val="a9"/>
-        <w:spacing w:line="360" w:lineRule="exact" w:beforeLines="0" w:before="0" w:afterLines="0" w:after="0"/>
+        <w:spacing w:line="360" w:lineRule="exact" w:before="0" w:after="0"/>
         <w:ind w:left="420" w:hanging="420"/>
       </w:pPr>
       <w:r>
@@ -5101,8 +5031,7 @@
     </w:p>
     <w:p>
       <w:pPr>
-        <w:pStyle w:val="a9"/>
-        <w:spacing w:line="360" w:lineRule="exact" w:beforeLines="0" w:before="0" w:afterLines="0" w:after="0"/>
+        <w:spacing w:line="360" w:lineRule="exact" w:before="0" w:after="0"/>
         <w:ind w:left="420" w:hanging="420"/>
       </w:pPr>
       <w:r>
@@ -5117,8 +5046,7 @@
     </w:p>
     <w:p>
       <w:pPr>
-        <w:pStyle w:val="a9"/>
-        <w:spacing w:line="360" w:lineRule="exact" w:beforeLines="0" w:before="0" w:afterLines="0" w:after="0"/>
+        <w:spacing w:line="360" w:lineRule="exact" w:before="0" w:after="0"/>
         <w:ind w:left="420" w:hanging="420"/>
       </w:pPr>
       <w:r>
@@ -5133,8 +5061,7 @@
     </w:p>
     <w:p>
       <w:pPr>
-        <w:pStyle w:val="a9"/>
-        <w:spacing w:line="360" w:lineRule="exact" w:beforeLines="0" w:before="0" w:afterLines="0" w:after="0"/>
+        <w:spacing w:line="360" w:lineRule="exact" w:before="0" w:after="0"/>
         <w:ind w:left="420" w:hanging="420"/>
       </w:pPr>
       <w:r>
@@ -5149,8 +5076,7 @@
     </w:p>
     <w:p>
       <w:pPr>
-        <w:pStyle w:val="a9"/>
-        <w:spacing w:line="360" w:lineRule="exact" w:beforeLines="0" w:before="0" w:afterLines="0" w:after="0"/>
+        <w:spacing w:line="360" w:lineRule="exact" w:before="0" w:after="0"/>
         <w:ind w:left="420" w:hanging="420"/>
       </w:pPr>
       <w:r>
@@ -5165,8 +5091,7 @@
     </w:p>
     <w:p>
       <w:pPr>
-        <w:pStyle w:val="a9"/>
-        <w:spacing w:line="360" w:lineRule="exact" w:beforeLines="0" w:before="0" w:afterLines="0" w:after="0"/>
+        <w:spacing w:line="360" w:lineRule="exact" w:before="0" w:after="0"/>
         <w:ind w:left="420" w:hanging="420"/>
       </w:pPr>
       <w:r>
@@ -5181,8 +5106,7 @@
     </w:p>
     <w:p>
       <w:pPr>
-        <w:pStyle w:val="a9"/>
-        <w:spacing w:line="360" w:lineRule="exact" w:beforeLines="0" w:before="0" w:afterLines="0" w:after="0"/>
+        <w:spacing w:line="360" w:lineRule="exact" w:before="0" w:after="0"/>
         <w:ind w:left="420" w:hanging="420"/>
       </w:pPr>
       <w:r>
@@ -5197,8 +5121,7 @@
     </w:p>
     <w:p>
       <w:pPr>
-        <w:pStyle w:val="a9"/>
-        <w:spacing w:line="360" w:lineRule="exact" w:beforeLines="0" w:before="0" w:afterLines="0" w:after="0"/>
+        <w:spacing w:line="360" w:lineRule="exact" w:before="0" w:after="0"/>
         <w:ind w:left="420" w:hanging="420"/>
       </w:pPr>
       <w:r>
@@ -5213,8 +5136,7 @@
     </w:p>
     <w:p>
       <w:pPr>
-        <w:pStyle w:val="a9"/>
-        <w:spacing w:line="360" w:lineRule="exact" w:beforeLines="0" w:before="0" w:afterLines="0" w:after="0"/>
+        <w:spacing w:line="360" w:lineRule="exact" w:before="0" w:after="0"/>
         <w:ind w:left="420" w:hanging="420"/>
       </w:pPr>
       <w:r>
@@ -5229,8 +5151,7 @@
     </w:p>
     <w:p>
       <w:pPr>
-        <w:pStyle w:val="a9"/>
-        <w:spacing w:line="360" w:lineRule="exact" w:beforeLines="0" w:before="0" w:afterLines="0" w:after="0"/>
+        <w:spacing w:line="360" w:lineRule="exact" w:before="0" w:after="0"/>
         <w:ind w:left="420" w:hanging="420"/>
       </w:pPr>
       <w:r>
@@ -5245,8 +5166,7 @@
     </w:p>
     <w:p>
       <w:pPr>
-        <w:pStyle w:val="a9"/>
-        <w:spacing w:line="360" w:lineRule="exact" w:beforeLines="0" w:before="0" w:afterLines="0" w:after="0"/>
+        <w:spacing w:line="360" w:lineRule="exact" w:before="0" w:after="0"/>
         <w:ind w:left="420" w:hanging="420"/>
       </w:pPr>
       <w:r>
@@ -5261,8 +5181,7 @@
     </w:p>
     <w:p>
       <w:pPr>
-        <w:pStyle w:val="a9"/>
-        <w:spacing w:line="360" w:lineRule="exact" w:beforeLines="0" w:before="0" w:afterLines="0" w:after="0"/>
+        <w:spacing w:line="360" w:lineRule="exact" w:before="0" w:after="0"/>
         <w:ind w:left="420" w:hanging="420"/>
       </w:pPr>
       <w:r>
@@ -7212,10 +7131,12 @@
     <w:pPr>
       <w:widowControl w:val="0"/>
       <w:jc w:val="both"/>
+      <w:spacing w:line="360" w:lineRule="exact"/>
     </w:pPr>
     <w:rPr>
+      <w:rFonts w:ascii="Times New Roman" w:hAnsi="Times New Roman" w:eastAsia="宋体"/>
       <w:kern w:val="2"/>
-      <w:sz w:val="24"/>
+      <w:sz w:val="21"/>
     </w:rPr>
   </w:style>
   <w:style w:type="character" w:default="1" w:styleId="a0">

--- a/开题报告/开题报告-基于PX4的水下航行器模型控制方法研究.docx
+++ b/开题报告/开题报告-基于PX4的水下航行器模型控制方法研究.docx
@@ -81,6 +81,7 @@
           <w:rFonts w:ascii="黑体" w:eastAsia="黑体" w:hint="eastAsia"/>
           <w:sz w:val="72"/>
         </w:rPr>
+        <w:spacing w:line="240" w:lineRule="auto"/>
       </w:pPr>
       <w:r>
         <w:rPr>
@@ -7131,12 +7132,10 @@
     <w:pPr>
       <w:widowControl w:val="0"/>
       <w:jc w:val="both"/>
-      <w:spacing w:line="360" w:lineRule="exact"/>
     </w:pPr>
     <w:rPr>
-      <w:rFonts w:ascii="Times New Roman" w:hAnsi="Times New Roman" w:eastAsia="宋体"/>
       <w:kern w:val="2"/>
-      <w:sz w:val="21"/>
+      <w:sz w:val="24"/>
     </w:rPr>
   </w:style>
   <w:style w:type="character" w:default="1" w:styleId="a0">

--- a/开题报告/开题报告-基于PX4的水下航行器模型控制方法研究.docx
+++ b/开题报告/开题报告-基于PX4的水下航行器模型控制方法研究.docx
@@ -225,13 +225,16 @@
             <w:pPr>
               <w:spacing w:line="240" w:lineRule="auto" w:before="0" w:after="0"/>
               <w:jc w:val="center"/>
+              <w:rPr>
+                <w:rFonts w:ascii="宋体" w:hAnsi="宋体"/>
+                <w:sz w:val="28"/>
+                <w:szCs w:val="28"/>
+              </w:rPr>
             </w:pPr>
-            <w:r/>
             <w:r>
               <w:rPr>
                 <w:rFonts w:ascii="Times New Roman" w:hAnsi="Times New Roman" w:cs="Times New Roman" w:eastAsia="宋体"/>
                 <w:b w:val="0"/>
-                <w:i w:val="0"/>
                 <w:sz w:val="28"/>
               </w:rPr>
               <w:t>基于PX4的水下航行器模型控制方法研究</w:t>
@@ -407,13 +410,16 @@
             <w:pPr>
               <w:spacing w:line="240" w:lineRule="auto" w:before="0" w:after="0"/>
               <w:jc w:val="center"/>
+              <w:rPr>
+                <w:rFonts w:ascii="宋体" w:hAnsi="宋体"/>
+                <w:sz w:val="28"/>
+                <w:szCs w:val="28"/>
+              </w:rPr>
             </w:pPr>
-            <w:r/>
             <w:r>
               <w:rPr>
                 <w:rFonts w:ascii="Times New Roman" w:hAnsi="Times New Roman" w:cs="Times New Roman" w:eastAsia="宋体"/>
                 <w:b w:val="0"/>
-                <w:i w:val="0"/>
                 <w:sz w:val="28"/>
               </w:rPr>
               <w:t>机械工程与机器人学院</w:t>
@@ -471,13 +477,16 @@
             <w:pPr>
               <w:spacing w:line="240" w:lineRule="auto" w:before="0" w:after="0"/>
               <w:jc w:val="center"/>
+              <w:rPr>
+                <w:rFonts w:ascii="宋体" w:hAnsi="宋体"/>
+                <w:sz w:val="28"/>
+                <w:szCs w:val="28"/>
+              </w:rPr>
             </w:pPr>
-            <w:r/>
             <w:r>
               <w:rPr>
                 <w:rFonts w:ascii="Times New Roman" w:hAnsi="Times New Roman" w:cs="Times New Roman" w:eastAsia="宋体"/>
                 <w:b w:val="0"/>
-                <w:i w:val="0"/>
                 <w:sz w:val="28"/>
               </w:rPr>
               <w:t>机械设计制造及其自动化</w:t>
@@ -534,13 +543,16 @@
             <w:pPr>
               <w:spacing w:line="240" w:lineRule="auto" w:before="0" w:after="0"/>
               <w:jc w:val="center"/>
+              <w:rPr>
+                <w:rFonts w:ascii="宋体" w:hAnsi="宋体"/>
+                <w:sz w:val="28"/>
+                <w:szCs w:val="28"/>
+              </w:rPr>
             </w:pPr>
-            <w:r/>
             <w:r>
               <w:rPr>
                 <w:rFonts w:ascii="Times New Roman" w:hAnsi="Times New Roman" w:cs="Times New Roman" w:eastAsia="宋体"/>
                 <w:b w:val="0"/>
-                <w:i w:val="0"/>
                 <w:sz w:val="28"/>
               </w:rPr>
               <w:t>张卫恒</w:t>
@@ -582,13 +594,16 @@
             <w:pPr>
               <w:spacing w:line="240" w:lineRule="auto" w:before="0" w:after="0"/>
               <w:jc w:val="center"/>
+              <w:rPr>
+                <w:rFonts w:ascii="宋体" w:hAnsi="宋体"/>
+                <w:sz w:val="28"/>
+                <w:szCs w:val="28"/>
+              </w:rPr>
             </w:pPr>
-            <w:r/>
             <w:r>
               <w:rPr>
                 <w:rFonts w:ascii="Times New Roman" w:hAnsi="Times New Roman" w:cs="Times New Roman" w:eastAsia="宋体"/>
                 <w:b w:val="0"/>
-                <w:i w:val="0"/>
                 <w:sz w:val="28"/>
               </w:rPr>
               <w:t>2352407</w:t>
@@ -787,12 +802,19 @@
             <w:pPr>
               <w:spacing w:line="240" w:lineRule="auto" w:before="0" w:after="0"/>
               <w:jc w:val="center"/>
+              <w:rPr>
+                <w:rFonts w:ascii="宋体" w:hAnsi="宋体" w:hint="eastAsia"/>
+                <w:sz w:val="28"/>
+                <w:szCs w:val="28"/>
+              </w:rPr>
             </w:pPr>
+            <w:permStart w:id="1928413070" w:edGrp="everyone" w:colFirst="4" w:colLast="4"/>
+            <w:permStart w:id="1573938271" w:edGrp="everyone" w:colFirst="2" w:colLast="2"/>
+            <w:permStart w:id="1767062397" w:edGrp="everyone" w:colFirst="0" w:colLast="0"/>
             <w:r>
               <w:rPr>
                 <w:rFonts w:ascii="Times New Roman" w:hAnsi="Times New Roman" w:cs="Times New Roman" w:eastAsia="宋体"/>
                 <w:b w:val="0"/>
-                <w:i w:val="0"/>
                 <w:sz w:val="24"/>
               </w:rPr>
               <w:t>2026</w:t>
@@ -806,7 +828,6 @@
           </w:tcPr>
           <w:p>
             <w:pPr>
-              <w:spacing w:line="240" w:lineRule="auto" w:before="0" w:after="0"/>
               <w:jc w:val="center"/>
               <w:rPr>
                 <w:rFonts w:ascii="宋体" w:hAnsi="宋体" w:hint="eastAsia"/>
@@ -816,10 +837,8 @@
             </w:pPr>
             <w:r>
               <w:rPr>
-                <w:rFonts w:ascii="Times New Roman" w:hAnsi="Times New Roman" w:hint="eastAsia" w:cs="Times New Roman" w:eastAsia="宋体"/>
-                <w:b w:val="0"/>
-                <w:i w:val="0"/>
-                <w:sz w:val="24"/>
+                <w:rFonts w:ascii="宋体" w:hAnsi="宋体" w:hint="eastAsia"/>
+                <w:sz w:val="28"/>
                 <w:szCs w:val="28"/>
               </w:rPr>
               <w:t>年</w:t>
@@ -838,12 +857,16 @@
             <w:pPr>
               <w:spacing w:line="240" w:lineRule="auto" w:before="0" w:after="0"/>
               <w:jc w:val="center"/>
+              <w:rPr>
+                <w:rFonts w:ascii="宋体" w:hAnsi="宋体" w:hint="eastAsia"/>
+                <w:sz w:val="28"/>
+                <w:szCs w:val="28"/>
+              </w:rPr>
             </w:pPr>
             <w:r>
               <w:rPr>
                 <w:rFonts w:ascii="Times New Roman" w:hAnsi="Times New Roman" w:cs="Times New Roman" w:eastAsia="宋体"/>
                 <w:b w:val="0"/>
-                <w:i w:val="0"/>
                 <w:sz w:val="24"/>
               </w:rPr>
               <w:t>10</w:t>
@@ -857,7 +880,6 @@
           </w:tcPr>
           <w:p>
             <w:pPr>
-              <w:spacing w:line="240" w:lineRule="auto" w:before="0" w:after="0"/>
               <w:jc w:val="center"/>
               <w:rPr>
                 <w:rFonts w:ascii="宋体" w:hAnsi="宋体" w:hint="eastAsia"/>
@@ -867,10 +889,8 @@
             </w:pPr>
             <w:r>
               <w:rPr>
-                <w:rFonts w:ascii="Times New Roman" w:hAnsi="Times New Roman" w:hint="eastAsia" w:cs="Times New Roman" w:eastAsia="宋体"/>
-                <w:b w:val="0"/>
-                <w:i w:val="0"/>
-                <w:sz w:val="24"/>
+                <w:rFonts w:ascii="宋体" w:hAnsi="宋体" w:hint="eastAsia"/>
+                <w:sz w:val="28"/>
                 <w:szCs w:val="28"/>
               </w:rPr>
               <w:t>月</w:t>
@@ -889,12 +909,16 @@
             <w:pPr>
               <w:spacing w:line="240" w:lineRule="auto" w:before="0" w:after="0"/>
               <w:jc w:val="center"/>
+              <w:rPr>
+                <w:rFonts w:ascii="宋体" w:hAnsi="宋体" w:hint="eastAsia"/>
+                <w:sz w:val="28"/>
+                <w:szCs w:val="28"/>
+              </w:rPr>
             </w:pPr>
             <w:r>
               <w:rPr>
                 <w:rFonts w:ascii="Times New Roman" w:hAnsi="Times New Roman" w:cs="Times New Roman" w:eastAsia="宋体"/>
                 <w:b w:val="0"/>
-                <w:i w:val="0"/>
                 <w:sz w:val="24"/>
               </w:rPr>
               <w:t>9</w:t>
@@ -908,7 +932,6 @@
           </w:tcPr>
           <w:p>
             <w:pPr>
-              <w:spacing w:line="240" w:lineRule="auto" w:before="0" w:after="0"/>
               <w:jc w:val="center"/>
               <w:rPr>
                 <w:rFonts w:ascii="宋体" w:hAnsi="宋体" w:hint="eastAsia"/>
@@ -918,10 +941,8 @@
             </w:pPr>
             <w:r>
               <w:rPr>
-                <w:rFonts w:ascii="Times New Roman" w:hAnsi="Times New Roman" w:hint="eastAsia" w:cs="Times New Roman" w:eastAsia="宋体"/>
-                <w:b w:val="0"/>
-                <w:i w:val="0"/>
-                <w:sz w:val="24"/>
+                <w:rFonts w:ascii="宋体" w:hAnsi="宋体" w:hint="eastAsia"/>
+                <w:sz w:val="28"/>
                 <w:szCs w:val="28"/>
               </w:rPr>
               <w:t>日</w:t>
@@ -945,8 +966,8 @@
     </w:p>
     <w:p>
       <w:pPr>
-        <w:spacing w:beforeLines="50" w:before="120" w:afterLines="50" w:after="120" w:line="360" w:lineRule="exact"/>
-        <w:ind w:firstLine="560" w:firstLineChars="200"/>
+        <w:spacing w:beforeLines="50" w:before="120" w:afterLines="50" w:after="120" w:line="360" w:lineRule="auto"/>
+        <w:ind w:firstLine="560" w:firstLineChars="0"/>
         <w:rPr>
           <w:rFonts w:ascii="楷体" w:eastAsia="楷体" w:hAnsi="宋体" w:hint="eastAsia"/>
         </w:rPr>
@@ -987,18 +1008,18 @@
     <w:p>
       <w:pPr>
         <w:pStyle w:val="a6"/>
-        <w:spacing w:before="120" w:after="120" w:line="360" w:lineRule="exact" w:beforeLines="50" w:afterLines="50"/>
+        <w:spacing w:before="120" w:after="120" w:line="360" w:lineRule="auto" w:beforeLines="50" w:afterLines="50"/>
         <w:ind w:firstLine="0" w:firstLineChars="0"/>
         <w:rPr>
           <w:sz w:val="24"/>
         </w:rPr>
       </w:pPr>
+      <w:permStart w:id="1319923814" w:edGrp="everyone"/>
       <w:r>
         <w:rPr>
           <w:rFonts w:hint="eastAsia" w:ascii="Times New Roman" w:hAnsi="Times New Roman" w:cs="Times New Roman" w:eastAsia="黑体"/>
           <w:b/>
-          <w:i w:val="0"/>
-          <w:sz w:val="21"/>
+          <w:sz w:val="24"/>
         </w:rPr>
         <w:t>1</w:t>
       </w:r>
@@ -1006,8 +1027,7 @@
         <w:rPr>
           <w:rFonts w:ascii="Times New Roman" w:hAnsi="Times New Roman" w:cs="Times New Roman" w:eastAsia="黑体"/>
           <w:b/>
-          <w:i w:val="0"/>
-          <w:sz w:val="21"/>
+          <w:sz w:val="24"/>
         </w:rPr>
         <w:t xml:space="preserve">． </w:t>
       </w:r>
@@ -1015,23 +1035,22 @@
         <w:rPr>
           <w:rFonts w:ascii="Times New Roman" w:hAnsi="Times New Roman" w:cs="Times New Roman" w:eastAsia="黑体"/>
           <w:b/>
-          <w:i w:val="0"/>
-          <w:sz w:val="21"/>
+          <w:sz w:val="24"/>
         </w:rPr>
         <w:t>课题来源及研究的目的和意义</w:t>
       </w:r>
     </w:p>
     <w:p>
       <w:pPr>
-        <w:spacing w:line="360" w:lineRule="exact" w:before="0" w:after="0"/>
-        <w:ind w:firstLine="420" w:firstLineChars="200"/>
-      </w:pPr>
-      <w:r>
-        <w:rPr>
-          <w:rFonts w:ascii="Times New Roman" w:hAnsi="Times New Roman" w:cs="Times New Roman" w:eastAsia="宋体"/>
-          <w:b w:val="0"/>
-          <w:i w:val="0"/>
-          <w:sz w:val="21"/>
+        <w:pStyle w:val="a7"/>
+        <w:spacing w:line="360" w:lineRule="auto" w:beforeLines="0" w:before="0" w:afterLines="0" w:after="0"/>
+        <w:ind w:firstLine="480" w:firstLineChars="200"/>
+      </w:pPr>
+      <w:r>
+        <w:rPr>
+          <w:rFonts w:ascii="Times New Roman" w:hAnsi="Times New Roman" w:cs="Times New Roman" w:eastAsia="宋体"/>
+          <w:b w:val="0"/>
+          <w:sz w:val="24"/>
         </w:rPr>
         <w:t>随着海洋强国战略与现代基础设施体系建设的深入推进，以跨海桥隧、海上风电桩基、深水油气与通信管网、大型水利枢纽涵洞为代表的高价值水下工程设施规模与日俱增。由于长期遭受水流冲刷、介质侵蚀与交变载荷作用，针对此类设施开展常态化的水下结构病害探查与安全维保具有明确的工程现实需求。围绕恶劣危险环境下的无人化作业替代，国家在特种机器人领域作出了重要战略部署，《“十四五”机器人产业发展规划》</w:t>
       </w:r>
@@ -1039,8 +1058,7 @@
         <w:rPr>
           <w:rFonts w:ascii="Times New Roman" w:hAnsi="Times New Roman" w:cs="Times New Roman" w:eastAsia="宋体"/>
           <w:b w:val="0"/>
-          <w:i w:val="0"/>
-          <w:sz w:val="21"/>
+          <w:sz w:val="24"/>
           <w:vertAlign w:val="superscript"/>
         </w:rPr>
         <w:t>[1]</w:t>
@@ -1049,8 +1067,7 @@
         <w:rPr>
           <w:rFonts w:ascii="Times New Roman" w:hAnsi="Times New Roman" w:cs="Times New Roman" w:eastAsia="宋体"/>
           <w:b w:val="0"/>
-          <w:i w:val="0"/>
-          <w:sz w:val="21"/>
+          <w:sz w:val="24"/>
         </w:rPr>
         <w:t>明确指出要面向恶劣危险环境推动特种机器人关键技术研发，工信部等十七部门联合印发的《“机器人+”应用行动实施方案》</w:t>
       </w:r>
@@ -1058,8 +1075,7 @@
         <w:rPr>
           <w:rFonts w:ascii="Times New Roman" w:hAnsi="Times New Roman" w:cs="Times New Roman" w:eastAsia="宋体"/>
           <w:b w:val="0"/>
-          <w:i w:val="0"/>
-          <w:sz w:val="21"/>
+          <w:sz w:val="24"/>
           <w:vertAlign w:val="superscript"/>
         </w:rPr>
         <w:t>[2]</w:t>
@@ -1068,23 +1084,22 @@
         <w:rPr>
           <w:rFonts w:ascii="Times New Roman" w:hAnsi="Times New Roman" w:cs="Times New Roman" w:eastAsia="宋体"/>
           <w:b w:val="0"/>
-          <w:i w:val="0"/>
-          <w:sz w:val="21"/>
+          <w:sz w:val="24"/>
         </w:rPr>
         <w:t>亦强调应深化水下等复杂作业环境下的机器人规模化应用。然而在实际工程场景中，传统依赖人工潜水员的作业模式受制于高静水压、湍急暗流等恶劣环境与减压病等生理极限，作业窗口与检测效能严重受限；而传统重型工作级遥控航行器（Work-class ROV）自重达数吨，高度依赖大型作业母船与专用收放系统，动员成本高昂且受限于庞大的几何尺寸，难以进入桩基密集区、狭窄涵洞等受限空间。因此，发展兼具高机动性与便捷投放能力的便携式微小型水下航行器，成为突破狭小受限空间精细检测瓶颈、实现高危水下作业无人化替代的重要装备支撑。</w:t>
       </w:r>
     </w:p>
     <w:p>
       <w:pPr>
-        <w:spacing w:line="360" w:lineRule="exact" w:before="0" w:after="0"/>
-        <w:ind w:firstLine="420" w:firstLineChars="200"/>
-      </w:pPr>
-      <w:r>
-        <w:rPr>
-          <w:rFonts w:ascii="Times New Roman" w:hAnsi="Times New Roman" w:cs="Times New Roman" w:eastAsia="宋体"/>
-          <w:b w:val="0"/>
-          <w:i w:val="0"/>
-          <w:sz w:val="21"/>
+        <w:pStyle w:val="a7"/>
+        <w:spacing w:line="360" w:lineRule="auto" w:beforeLines="0" w:before="0" w:afterLines="0" w:after="0"/>
+        <w:ind w:firstLine="480" w:firstLineChars="200"/>
+      </w:pPr>
+      <w:r>
+        <w:rPr>
+          <w:rFonts w:ascii="Times New Roman" w:hAnsi="Times New Roman" w:cs="Times New Roman" w:eastAsia="宋体"/>
+          <w:b w:val="0"/>
+          <w:sz w:val="24"/>
         </w:rPr>
         <w:t>便携式微小型水下航行器实现高危受限空间自主作业的核心，在于稳定可靠的近壁面悬停与低速精细机动控制。与常规陆空移动机器人不同，水下航行器作业于高密度、高黏性的非结构化流体介质中，面临着显著的水动力附加质量时变效应、二次非线性流体阻尼耗散以及六自由度运动强耦合</w:t>
       </w:r>
@@ -1092,8 +1107,7 @@
         <w:rPr>
           <w:rFonts w:ascii="Times New Roman" w:hAnsi="Times New Roman" w:cs="Times New Roman" w:eastAsia="宋体"/>
           <w:b w:val="0"/>
-          <w:i w:val="0"/>
-          <w:sz w:val="21"/>
+          <w:sz w:val="24"/>
           <w:vertAlign w:val="superscript"/>
         </w:rPr>
         <w:t>[3]</w:t>
@@ -1102,8 +1116,7 @@
         <w:rPr>
           <w:rFonts w:ascii="Times New Roman" w:hAnsi="Times New Roman" w:cs="Times New Roman" w:eastAsia="宋体"/>
           <w:b w:val="0"/>
-          <w:i w:val="0"/>
-          <w:sz w:val="21"/>
+          <w:sz w:val="24"/>
         </w:rPr>
         <w:t>。在靠近桥墩、风电桩基或大坝涵洞等结构物作业时，局部流场存在显著的流速梯度、变流湍流及近壁面吸附效应，导致航行器极易产生大幅度位姿漂移与动态失稳。为抵抗外部流扰并满足狭窄空间内的多维机动作业要求，执行机构的推进布局至关重要。常规四推进器构型由于缺失横荡控制自由度，遭遇侧向水流冲击时无法侧向抗流平移，必须强行转动航向正对来流，导致机体难以维持对作业目标的既定位姿锁定与侧向机动作业能力</w:t>
       </w:r>
@@ -1111,8 +1124,7 @@
         <w:rPr>
           <w:rFonts w:ascii="Times New Roman" w:hAnsi="Times New Roman" w:cs="Times New Roman" w:eastAsia="宋体"/>
           <w:b w:val="0"/>
-          <w:i w:val="0"/>
-          <w:sz w:val="21"/>
+          <w:sz w:val="24"/>
           <w:vertAlign w:val="superscript"/>
         </w:rPr>
         <w:t>[4]</w:t>
@@ -1121,8 +1133,7 @@
         <w:rPr>
           <w:rFonts w:ascii="Times New Roman" w:hAnsi="Times New Roman" w:cs="Times New Roman" w:eastAsia="宋体"/>
           <w:b w:val="0"/>
-          <w:i w:val="0"/>
-          <w:sz w:val="21"/>
+          <w:sz w:val="24"/>
         </w:rPr>
         <w:t>；而六推进器构型虽具备平面全向移动能力，但其横滚与俯仰自由度通常呈欠驱动状态，高度依赖重浮力力偶被动自稳，在水下复杂涡流扰动下被动姿态恢复能力薄弱，且无法主动改变倾角进行贴合巡检</w:t>
       </w:r>
@@ -1130,8 +1141,7 @@
         <w:rPr>
           <w:rFonts w:ascii="Times New Roman" w:hAnsi="Times New Roman" w:cs="Times New Roman" w:eastAsia="宋体"/>
           <w:b w:val="0"/>
-          <w:i w:val="0"/>
-          <w:sz w:val="21"/>
+          <w:sz w:val="24"/>
           <w:vertAlign w:val="superscript"/>
         </w:rPr>
         <w:t>[5]</w:t>
@@ -1140,8 +1150,7 @@
         <w:rPr>
           <w:rFonts w:ascii="Times New Roman" w:hAnsi="Times New Roman" w:cs="Times New Roman" w:eastAsia="宋体"/>
           <w:b w:val="0"/>
-          <w:i w:val="0"/>
-          <w:sz w:val="21"/>
+          <w:sz w:val="24"/>
         </w:rPr>
         <w:t>。相比之下，采用空间对称与矢量倾斜布置的八推进器过驱动构型，具备空间六自由度全解耦独立驱动能力，使航行器能够脱离水平姿态限制，在任意倾斜姿态下实现全向平移机动与空间定点悬停</w:t>
       </w:r>
@@ -1149,8 +1158,7 @@
         <w:rPr>
           <w:rFonts w:ascii="Times New Roman" w:hAnsi="Times New Roman" w:cs="Times New Roman" w:eastAsia="宋体"/>
           <w:b w:val="0"/>
-          <w:i w:val="0"/>
-          <w:sz w:val="21"/>
+          <w:sz w:val="24"/>
           <w:vertAlign w:val="superscript"/>
         </w:rPr>
         <w:t>[6]</w:t>
@@ -1159,8 +1167,7 @@
         <w:rPr>
           <w:rFonts w:ascii="Times New Roman" w:hAnsi="Times New Roman" w:cs="Times New Roman" w:eastAsia="宋体"/>
           <w:b w:val="0"/>
-          <w:i w:val="0"/>
-          <w:sz w:val="21"/>
+          <w:sz w:val="24"/>
         </w:rPr>
         <w:t>，成为微小型作业装备抵御多维流扰与完成复杂精细作业的理想构型。然而，过驱动构型在提升控制自由度的同时，也对运动控制算法与推力分配机制提出了严苛挑战。受限于微小型航行器的体积与能耗约束，推进器输出推力有限，在遭遇突发水流冲击或执行大机动调整时极易触及推力幅值的物理上限。此时，若仅对各推进器指令采取独立的幅值饱和截断，将直接破坏推力矢量间的代数几何配比，导致空间广义合成力矩的方向发生严重偏转与畸变</w:t>
       </w:r>
@@ -1168,8 +1175,7 @@
         <w:rPr>
           <w:rFonts w:ascii="Times New Roman" w:hAnsi="Times New Roman" w:cs="Times New Roman" w:eastAsia="宋体"/>
           <w:b w:val="0"/>
-          <w:i w:val="0"/>
-          <w:sz w:val="21"/>
+          <w:sz w:val="24"/>
           <w:vertAlign w:val="superscript"/>
         </w:rPr>
         <w:t>[7]</w:t>
@@ -1178,23 +1184,22 @@
         <w:rPr>
           <w:rFonts w:ascii="Times New Roman" w:hAnsi="Times New Roman" w:cs="Times New Roman" w:eastAsia="宋体"/>
           <w:b w:val="0"/>
-          <w:i w:val="0"/>
-          <w:sz w:val="21"/>
+          <w:sz w:val="24"/>
         </w:rPr>
         <w:t>，不仅无法有效补偿流扰，反而会诱发剧烈的姿态失控与翻滚发散，导致航行器丧失作业能力乃至引发机体碰撞损毁。</w:t>
       </w:r>
     </w:p>
     <w:p>
       <w:pPr>
-        <w:spacing w:line="360" w:lineRule="exact" w:before="0" w:after="0"/>
-        <w:ind w:firstLine="420" w:firstLineChars="200"/>
-      </w:pPr>
-      <w:r>
-        <w:rPr>
-          <w:rFonts w:ascii="Times New Roman" w:hAnsi="Times New Roman" w:cs="Times New Roman" w:eastAsia="宋体"/>
-          <w:b w:val="0"/>
-          <w:i w:val="0"/>
-          <w:sz w:val="21"/>
+        <w:pStyle w:val="a7"/>
+        <w:spacing w:line="360" w:lineRule="auto" w:beforeLines="0" w:before="0" w:afterLines="0" w:after="0"/>
+        <w:ind w:firstLine="480" w:firstLineChars="200"/>
+      </w:pPr>
+      <w:r>
+        <w:rPr>
+          <w:rFonts w:ascii="Times New Roman" w:hAnsi="Times New Roman" w:cs="Times New Roman" w:eastAsia="宋体"/>
+          <w:b w:val="0"/>
+          <w:sz w:val="24"/>
         </w:rPr>
         <w:t>针对上述水动力非线性强耦合与推力饱和诱发力矩畸变的两大核心矛盾，且考虑到微小型航行器机载计算资源与底层高频实时控制的时效性约束，本课题旨在基于全球广泛应用的开源机器人飞控系统 PX4</w:t>
       </w:r>
@@ -1202,8 +1207,7 @@
         <w:rPr>
           <w:rFonts w:ascii="Times New Roman" w:hAnsi="Times New Roman" w:cs="Times New Roman" w:eastAsia="宋体"/>
           <w:b w:val="0"/>
-          <w:i w:val="0"/>
-          <w:sz w:val="21"/>
+          <w:sz w:val="24"/>
           <w:vertAlign w:val="superscript"/>
         </w:rPr>
         <w:t>[8]</w:t>
@@ -1212,8 +1216,7 @@
         <w:rPr>
           <w:rFonts w:ascii="Times New Roman" w:hAnsi="Times New Roman" w:cs="Times New Roman" w:eastAsia="宋体"/>
           <w:b w:val="0"/>
-          <w:i w:val="0"/>
-          <w:sz w:val="21"/>
+          <w:sz w:val="24"/>
         </w:rPr>
         <w:t>，充分发挥其硬实时多任务调度架构与高频内环控制优势，开展面向八推进器便携式水下航行器的模型控制方法研究。具体而言，本研究拟建立包含刚体动力学、附加质量与二次非线性阻尼的六自由度机理模型，结合数值分析与试验测试辨识提取关键水动力参数；在此基础上，构建动力学前馈解耦补偿算法</w:t>
       </w:r>
@@ -1221,8 +1224,7 @@
         <w:rPr>
           <w:rFonts w:ascii="Times New Roman" w:hAnsi="Times New Roman" w:cs="Times New Roman" w:eastAsia="宋体"/>
           <w:b w:val="0"/>
-          <w:i w:val="0"/>
-          <w:sz w:val="21"/>
+          <w:sz w:val="24"/>
           <w:vertAlign w:val="superscript"/>
         </w:rPr>
         <w:t>[9]</w:t>
@@ -1231,8 +1233,7 @@
         <w:rPr>
           <w:rFonts w:ascii="Times New Roman" w:hAnsi="Times New Roman" w:cs="Times New Roman" w:eastAsia="宋体"/>
           <w:b w:val="0"/>
-          <w:i w:val="0"/>
-          <w:sz w:val="21"/>
+          <w:sz w:val="24"/>
         </w:rPr>
         <w:t>，结合高频状态反馈回路，有效补偿非线性流阻并抑制轴间强耦合动态；针对大机动与强流扰下的推力饱和问题，采用力矩优先控制分配算法</w:t>
       </w:r>
@@ -1240,8 +1241,7 @@
         <w:rPr>
           <w:rFonts w:ascii="Times New Roman" w:hAnsi="Times New Roman" w:cs="Times New Roman" w:eastAsia="宋体"/>
           <w:b w:val="0"/>
-          <w:i w:val="0"/>
-          <w:sz w:val="21"/>
+          <w:sz w:val="24"/>
           <w:vertAlign w:val="superscript"/>
         </w:rPr>
         <w:t>[7]</w:t>
@@ -1250,8 +1250,7 @@
         <w:rPr>
           <w:rFonts w:ascii="Times New Roman" w:hAnsi="Times New Roman" w:cs="Times New Roman" w:eastAsia="宋体"/>
           <w:b w:val="0"/>
-          <w:i w:val="0"/>
-          <w:sz w:val="21"/>
+          <w:sz w:val="24"/>
         </w:rPr>
         <w:t>，在推进器幅值超限时严格保全姿态合成力矩的方向配比，从而消除翻滚发散隐患。最后，通过软件在环（Software-in-the-Loop, SITL）仿真与物理实验，对所提控制方案开展系统的闭环验证。本研究旨在为八推进器紧凑型航行器在复杂流扰下的高精度作业提供稳定可靠的闭环控制解决方案，并为多执行器过驱动系统的抗饱和控制提供工程实践参考，具有明确的理论意义与工程应用价值。</w:t>
       </w:r>
@@ -1262,7 +1261,7 @@
         <w:tabs>
           <w:tab w:val="left" w:pos="7083"/>
         </w:tabs>
-        <w:spacing w:before="120" w:after="120" w:line="360" w:lineRule="exact" w:beforeLines="50" w:afterLines="50"/>
+        <w:spacing w:before="120" w:after="120" w:line="360" w:lineRule="auto" w:beforeLines="50" w:afterLines="50"/>
         <w:ind w:firstLine="0" w:firstLineChars="0"/>
         <w:rPr>
           <w:rFonts w:hint="eastAsia"/>
@@ -1273,8 +1272,7 @@
         <w:rPr>
           <w:rFonts w:ascii="Times New Roman" w:hAnsi="Times New Roman" w:cs="Times New Roman" w:eastAsia="黑体"/>
           <w:b/>
-          <w:i w:val="0"/>
-          <w:sz w:val="21"/>
+          <w:sz w:val="24"/>
         </w:rPr>
         <w:t>2</w:t>
       </w:r>
@@ -1282,8 +1280,7 @@
         <w:rPr>
           <w:rFonts w:ascii="Times New Roman" w:hAnsi="Times New Roman" w:cs="Times New Roman" w:eastAsia="黑体"/>
           <w:b/>
-          <w:i w:val="0"/>
-          <w:sz w:val="21"/>
+          <w:sz w:val="24"/>
         </w:rPr>
         <w:t>． 国内外在该方向的研究现状</w:t>
       </w:r>
@@ -1291,8 +1288,7 @@
         <w:rPr>
           <w:rFonts w:hint="eastAsia" w:ascii="Times New Roman" w:hAnsi="Times New Roman" w:cs="Times New Roman" w:eastAsia="黑体"/>
           <w:b/>
-          <w:i w:val="0"/>
-          <w:sz w:val="21"/>
+          <w:sz w:val="24"/>
         </w:rPr>
         <w:t>和发展趋势</w:t>
       </w:r>
@@ -1300,38 +1296,37 @@
         <w:rPr>
           <w:rFonts w:ascii="Times New Roman" w:hAnsi="Times New Roman" w:cs="Times New Roman" w:eastAsia="黑体"/>
           <w:b/>
-          <w:i w:val="0"/>
-          <w:sz w:val="21"/>
+          <w:sz w:val="24"/>
         </w:rPr>
       </w:r>
     </w:p>
     <w:permEnd w:id="1319923814"/>
     <w:p>
       <w:pPr>
-        <w:spacing w:line="360" w:lineRule="exact" w:before="156" w:after="78"/>
-        <w:ind w:firstLine="420" w:firstLineChars="200"/>
+        <w:pStyle w:val="a7"/>
+        <w:spacing w:line="360" w:lineRule="auto" w:beforeLines="50" w:before="120" w:afterLines="50" w:after="120"/>
+        <w:ind w:firstLine="480" w:firstLineChars="200"/>
       </w:pPr>
       <w:r>
         <w:rPr>
           <w:rFonts w:ascii="Times New Roman" w:hAnsi="Times New Roman" w:cs="Times New Roman" w:eastAsia="黑体"/>
           <w:b/>
-          <w:i w:val="0"/>
-          <w:sz w:val="21"/>
+          <w:sz w:val="24"/>
         </w:rPr>
         <w:t>2.1 水下航行器六自由度机理建模与参数辨识研究现状</w:t>
       </w:r>
     </w:p>
     <w:p>
       <w:pPr>
-        <w:spacing w:line="360" w:lineRule="exact" w:before="0" w:after="0"/>
-        <w:ind w:firstLine="420" w:firstLineChars="200"/>
-      </w:pPr>
-      <w:r>
-        <w:rPr>
-          <w:rFonts w:ascii="Times New Roman" w:hAnsi="Times New Roman" w:cs="Times New Roman" w:eastAsia="宋体"/>
-          <w:b w:val="0"/>
-          <w:i w:val="0"/>
-          <w:sz w:val="21"/>
+        <w:pStyle w:val="a7"/>
+        <w:spacing w:line="360" w:lineRule="auto" w:beforeLines="0" w:before="0" w:afterLines="0" w:after="0"/>
+        <w:ind w:firstLine="480" w:firstLineChars="200"/>
+      </w:pPr>
+      <w:r>
+        <w:rPr>
+          <w:rFonts w:ascii="Times New Roman" w:hAnsi="Times New Roman" w:cs="Times New Roman" w:eastAsia="宋体"/>
+          <w:b w:val="0"/>
+          <w:sz w:val="24"/>
         </w:rPr>
         <w:t>建立精确的水动力学与运动学模型，是水下航行器开展动力学仿真、状态估计与闭环控制设计的理论基础。在海洋工程与水下机器人领域，挪威学者 Fossen</w:t>
       </w:r>
@@ -1339,8 +1334,7 @@
         <w:rPr>
           <w:rFonts w:ascii="Times New Roman" w:hAnsi="Times New Roman" w:cs="Times New Roman" w:eastAsia="宋体"/>
           <w:b w:val="0"/>
-          <w:i w:val="0"/>
-          <w:sz w:val="21"/>
+          <w:sz w:val="24"/>
           <w:vertAlign w:val="superscript"/>
         </w:rPr>
         <w:t>[3]</w:t>
@@ -1349,8 +1343,7 @@
         <w:rPr>
           <w:rFonts w:ascii="Times New Roman" w:hAnsi="Times New Roman" w:cs="Times New Roman" w:eastAsia="宋体"/>
           <w:b w:val="0"/>
-          <w:i w:val="0"/>
-          <w:sz w:val="21"/>
+          <w:sz w:val="24"/>
         </w:rPr>
         <w:t xml:space="preserve"> 基于牛顿-欧拉方程与流体势流理论构建的非线性动力学统一建模体系，已成为学术界与工业界广泛遵循的经典范式</w:t>
       </w:r>
@@ -1358,8 +1351,7 @@
         <w:rPr>
           <w:rFonts w:ascii="Times New Roman" w:hAnsi="Times New Roman" w:cs="Times New Roman" w:eastAsia="宋体"/>
           <w:b w:val="0"/>
-          <w:i w:val="0"/>
-          <w:sz w:val="21"/>
+          <w:sz w:val="24"/>
           <w:vertAlign w:val="superscript"/>
         </w:rPr>
         <w:t>[10]</w:t>
@@ -1368,8 +1360,7 @@
         <w:rPr>
           <w:rFonts w:ascii="Times New Roman" w:hAnsi="Times New Roman" w:cs="Times New Roman" w:eastAsia="宋体"/>
           <w:b w:val="0"/>
-          <w:i w:val="0"/>
-          <w:sz w:val="21"/>
+          <w:sz w:val="24"/>
         </w:rPr>
         <w:t>；严卫生等人</w:t>
       </w:r>
@@ -1377,8 +1368,7 @@
         <w:rPr>
           <w:rFonts w:ascii="Times New Roman" w:hAnsi="Times New Roman" w:cs="Times New Roman" w:eastAsia="宋体"/>
           <w:b w:val="0"/>
-          <w:i w:val="0"/>
-          <w:sz w:val="21"/>
+          <w:sz w:val="24"/>
           <w:vertAlign w:val="superscript"/>
         </w:rPr>
         <w:t>[11]</w:t>
@@ -1387,8 +1377,7 @@
         <w:rPr>
           <w:rFonts w:ascii="Times New Roman" w:hAnsi="Times New Roman" w:cs="Times New Roman" w:eastAsia="宋体"/>
           <w:b w:val="0"/>
-          <w:i w:val="0"/>
-          <w:sz w:val="21"/>
+          <w:sz w:val="24"/>
         </w:rPr>
         <w:t xml:space="preserve"> 进一步针对复杂水下航行器系统给出了六自由度空间运动学与刚体-流体动力学的系统化分析方法。该体系将航行器空间运动解耦为附体坐标系下的速度矢量与惯性坐标系下的位姿矢量，完整刻画了刚体质量惯性、水动力附加质量、科氏力与向心力、流体阻尼以及重浮力恢复力矩等动力学分量；Prestero</w:t>
       </w:r>
@@ -1396,8 +1385,7 @@
         <w:rPr>
           <w:rFonts w:ascii="Times New Roman" w:hAnsi="Times New Roman" w:cs="Times New Roman" w:eastAsia="宋体"/>
           <w:b w:val="0"/>
-          <w:i w:val="0"/>
-          <w:sz w:val="21"/>
+          <w:sz w:val="24"/>
           <w:vertAlign w:val="superscript"/>
         </w:rPr>
         <w:t>[12]</w:t>
@@ -1406,23 +1394,22 @@
         <w:rPr>
           <w:rFonts w:ascii="Times New Roman" w:hAnsi="Times New Roman" w:cs="Times New Roman" w:eastAsia="宋体"/>
           <w:b w:val="0"/>
-          <w:i w:val="0"/>
-          <w:sz w:val="21"/>
+          <w:sz w:val="24"/>
         </w:rPr>
         <w:t xml:space="preserve"> 则基于该机理体系完成了 REMUS 航行器六自由度动力学模型的全维度试验标定与仿真验证，建立了水下小型航行器机理参数测算与模型校验的公认基准。由于航行器在水下作空间多自由度机动时，刚体惯性与恢复力参数通常可通过三维几何模型与称重浮心试验准确获取，动力学建模的核心难点与不确定性主要集中在水动力参数的确定，尤其是附加质量矩阵与非线性流体阻尼矩阵的求解与辨识。围绕这一核心问题，国内外学者形成了经验公式解析法、计算流体力学数值模拟法、物理水池试验法以及时域数据驱动辨识法等主要研究途径。</w:t>
       </w:r>
     </w:p>
     <w:p>
       <w:pPr>
-        <w:spacing w:line="360" w:lineRule="exact" w:before="0" w:after="0"/>
-        <w:ind w:firstLine="420" w:firstLineChars="200"/>
-      </w:pPr>
-      <w:r>
-        <w:rPr>
-          <w:rFonts w:ascii="Times New Roman" w:hAnsi="Times New Roman" w:cs="Times New Roman" w:eastAsia="宋体"/>
-          <w:b w:val="0"/>
-          <w:i w:val="0"/>
-          <w:sz w:val="21"/>
+        <w:pStyle w:val="a7"/>
+        <w:spacing w:line="360" w:lineRule="auto" w:beforeLines="0" w:before="0" w:afterLines="0" w:after="0"/>
+        <w:ind w:firstLine="480" w:firstLineChars="200"/>
+      </w:pPr>
+      <w:r>
+        <w:rPr>
+          <w:rFonts w:ascii="Times New Roman" w:hAnsi="Times New Roman" w:cs="Times New Roman" w:eastAsia="宋体"/>
+          <w:b w:val="0"/>
+          <w:sz w:val="24"/>
         </w:rPr>
         <w:t>经验公式解析法主要基于细长体理论与经典势流力学中的 Lamb 椭球体解析公式，利用航行器的外形几何特征快速估算附加质量与线性阻尼。该方法计算速度极快，但其理论推导依赖于流体无粘、无旋及几何形体对称等严苛假设，主要适用于外形光滑规则的流线型鱼雷体自主潜航器（AUV）。对于配备外挂推进器及复杂框架结构的紧凑便携式水下航行器，几何外形的非对称性与强烈的流体附体干扰，使得经验解析公式的计算误差显著增大，适用性严重受限。计算流体力学（CFD）数值模拟法通过离散求解雷诺平均纳维-斯托克斯（RANS）方程，利用动网格技术模拟航行器的纯纵荡、纯俯仰等虚拟平面运动机构（PMM）或直航工况，能够精细解析边界层流动分离与近壁面涡脱落现象，在缺乏实体物理样机的前期设计阶段具有重要参考价值</w:t>
       </w:r>
@@ -1430,8 +1417,7 @@
         <w:rPr>
           <w:rFonts w:ascii="Times New Roman" w:hAnsi="Times New Roman" w:cs="Times New Roman" w:eastAsia="宋体"/>
           <w:b w:val="0"/>
-          <w:i w:val="0"/>
-          <w:sz w:val="21"/>
+          <w:sz w:val="24"/>
           <w:vertAlign w:val="superscript"/>
         </w:rPr>
         <w:t>[13]</w:t>
@@ -1440,23 +1426,22 @@
         <w:rPr>
           <w:rFonts w:ascii="Times New Roman" w:hAnsi="Times New Roman" w:cs="Times New Roman" w:eastAsia="宋体"/>
           <w:b w:val="0"/>
-          <w:i w:val="0"/>
-          <w:sz w:val="21"/>
+          <w:sz w:val="24"/>
         </w:rPr>
         <w:t>。然而，CFD 方法对网格划分密度与近壁面湍流模型极其敏感，单工况仿真即需耗费数小时乃至数十小时的高性能计算资源，计算开销巨大且高度依赖高算力服务器集群，难以直接应用于控制器的在线模型更新或快速工程迭代。</w:t>
       </w:r>
     </w:p>
     <w:p>
       <w:pPr>
-        <w:spacing w:line="360" w:lineRule="exact" w:before="0" w:after="0"/>
-        <w:ind w:firstLine="420" w:firstLineChars="200"/>
-      </w:pPr>
-      <w:r>
-        <w:rPr>
-          <w:rFonts w:ascii="Times New Roman" w:hAnsi="Times New Roman" w:cs="Times New Roman" w:eastAsia="宋体"/>
-          <w:b w:val="0"/>
-          <w:i w:val="0"/>
-          <w:sz w:val="21"/>
+        <w:pStyle w:val="a7"/>
+        <w:spacing w:line="360" w:lineRule="auto" w:beforeLines="0" w:before="0" w:afterLines="0" w:after="0"/>
+        <w:ind w:firstLine="480" w:firstLineChars="200"/>
+      </w:pPr>
+      <w:r>
+        <w:rPr>
+          <w:rFonts w:ascii="Times New Roman" w:hAnsi="Times New Roman" w:cs="Times New Roman" w:eastAsia="宋体"/>
+          <w:b w:val="0"/>
+          <w:sz w:val="24"/>
         </w:rPr>
         <w:t>相较于理论估算与数值模拟，物理水池试验法通过直接测量航行器在水体中的流体动力响应，能够真实反映复杂附体干扰与非线性阻尼特性，是水动力学研究中获取与校验模型参数的直接途径。传统的物理试验依赖于大型拖曳水池及外置大型平面运动机构，通过机械刚性强迫振荡测量航行器受力，测试精度高，但试验设施造价昂贵、调遣周期长，微小型水下航行器的研发通常难以承受其高昂成本。为突破这一限制，Caccia 等人</w:t>
       </w:r>
@@ -1464,8 +1449,7 @@
         <w:rPr>
           <w:rFonts w:ascii="Times New Roman" w:hAnsi="Times New Roman" w:cs="Times New Roman" w:eastAsia="宋体"/>
           <w:b w:val="0"/>
-          <w:i w:val="0"/>
-          <w:sz w:val="21"/>
+          <w:sz w:val="24"/>
           <w:vertAlign w:val="superscript"/>
         </w:rPr>
         <w:t>[14]</w:t>
@@ -1474,8 +1458,7 @@
         <w:rPr>
           <w:rFonts w:ascii="Times New Roman" w:hAnsi="Times New Roman" w:cs="Times New Roman" w:eastAsia="宋体"/>
           <w:b w:val="0"/>
-          <w:i w:val="0"/>
-          <w:sz w:val="21"/>
+          <w:sz w:val="24"/>
         </w:rPr>
         <w:t xml:space="preserve"> 提出了基于航行器板载传感器的轻量化时域试验辨识范式，开创了无需外置大型拖曳水池、仅利用推进器已知激励输入与板载惯导及测速传感器输出，通过阶跃推力试验与自由衰减试验在时域内分离解耦提取线性与二次阻尼参数的工程实现路径。此后，Chin 与 Lau</w:t>
       </w:r>
@@ -1483,8 +1466,7 @@
         <w:rPr>
           <w:rFonts w:ascii="Times New Roman" w:hAnsi="Times New Roman" w:cs="Times New Roman" w:eastAsia="宋体"/>
           <w:b w:val="0"/>
-          <w:i w:val="0"/>
-          <w:sz w:val="21"/>
+          <w:sz w:val="24"/>
           <w:vertAlign w:val="superscript"/>
         </w:rPr>
         <w:t>[15]</w:t>
@@ -1493,8 +1475,7 @@
         <w:rPr>
           <w:rFonts w:ascii="Times New Roman" w:hAnsi="Times New Roman" w:cs="Times New Roman" w:eastAsia="宋体"/>
           <w:b w:val="0"/>
-          <w:i w:val="0"/>
-          <w:sz w:val="21"/>
+          <w:sz w:val="24"/>
         </w:rPr>
         <w:t xml:space="preserve"> 针对复杂外形航行器拓展了空间耦合阻尼矩阵的试验建模方法，Ross 等人</w:t>
       </w:r>
@@ -1502,8 +1483,7 @@
         <w:rPr>
           <w:rFonts w:ascii="Times New Roman" w:hAnsi="Times New Roman" w:cs="Times New Roman" w:eastAsia="宋体"/>
           <w:b w:val="0"/>
-          <w:i w:val="0"/>
-          <w:sz w:val="21"/>
+          <w:sz w:val="24"/>
           <w:vertAlign w:val="superscript"/>
         </w:rPr>
         <w:t>[16]</w:t>
@@ -1512,8 +1492,7 @@
         <w:rPr>
           <w:rFonts w:ascii="Times New Roman" w:hAnsi="Times New Roman" w:cs="Times New Roman" w:eastAsia="宋体"/>
           <w:b w:val="0"/>
-          <w:i w:val="0"/>
-          <w:sz w:val="21"/>
+          <w:sz w:val="24"/>
         </w:rPr>
         <w:t xml:space="preserve"> 与 Avila 等人</w:t>
       </w:r>
@@ -1521,8 +1500,7 @@
         <w:rPr>
           <w:rFonts w:ascii="Times New Roman" w:hAnsi="Times New Roman" w:cs="Times New Roman" w:eastAsia="宋体"/>
           <w:b w:val="0"/>
-          <w:i w:val="0"/>
-          <w:sz w:val="21"/>
+          <w:sz w:val="24"/>
           <w:vertAlign w:val="superscript"/>
         </w:rPr>
         <w:t>[17]</w:t>
@@ -1531,23 +1509,22 @@
         <w:rPr>
           <w:rFonts w:ascii="Times New Roman" w:hAnsi="Times New Roman" w:cs="Times New Roman" w:eastAsia="宋体"/>
           <w:b w:val="0"/>
-          <w:i w:val="0"/>
-          <w:sz w:val="21"/>
+          <w:sz w:val="24"/>
         </w:rPr>
         <w:t xml:space="preserve"> 则进一步规范了自由衰减试验在多轴水动力系数辨识中的数据处理流程。板载试验辨识方法有效降低了试验门槛，但在对状态变量进行离散数值微分以获取加速度信号时，极易放大高频测量噪声，影响辨识精度。</w:t>
       </w:r>
     </w:p>
     <w:p>
       <w:pPr>
-        <w:spacing w:line="360" w:lineRule="exact" w:before="0" w:after="0"/>
-        <w:ind w:firstLine="420" w:firstLineChars="200"/>
-      </w:pPr>
-      <w:r>
-        <w:rPr>
-          <w:rFonts w:ascii="Times New Roman" w:hAnsi="Times New Roman" w:cs="Times New Roman" w:eastAsia="宋体"/>
-          <w:b w:val="0"/>
-          <w:i w:val="0"/>
-          <w:sz w:val="21"/>
+        <w:pStyle w:val="a7"/>
+        <w:spacing w:line="360" w:lineRule="auto" w:beforeLines="0" w:before="0" w:afterLines="0" w:after="0"/>
+        <w:ind w:firstLine="480" w:firstLineChars="200"/>
+      </w:pPr>
+      <w:r>
+        <w:rPr>
+          <w:rFonts w:ascii="Times New Roman" w:hAnsi="Times New Roman" w:cs="Times New Roman" w:eastAsia="宋体"/>
+          <w:b w:val="0"/>
+          <w:sz w:val="24"/>
         </w:rPr>
         <w:t>针对传统时域最小二乘辨识对微分噪声敏感的问题，近年来数据驱动与滤波抗噪辨识方法取得了显著进展。Park 等人</w:t>
       </w:r>
@@ -1555,8 +1532,7 @@
         <w:rPr>
           <w:rFonts w:ascii="Times New Roman" w:hAnsi="Times New Roman" w:cs="Times New Roman" w:eastAsia="宋体"/>
           <w:b w:val="0"/>
-          <w:i w:val="0"/>
-          <w:sz w:val="21"/>
+          <w:sz w:val="24"/>
           <w:vertAlign w:val="superscript"/>
         </w:rPr>
         <w:t>[18]</w:t>
@@ -1565,8 +1541,7 @@
         <w:rPr>
           <w:rFonts w:ascii="Times New Roman" w:hAnsi="Times New Roman" w:cs="Times New Roman" w:eastAsia="宋体"/>
           <w:b w:val="0"/>
-          <w:i w:val="0"/>
-          <w:sz w:val="21"/>
+          <w:sz w:val="24"/>
         </w:rPr>
         <w:t xml:space="preserve"> 提出了广义动量回归辨识法，通过对刚体动力学方程在时域进行积分变换，将求解加速度转化为求解广义动量积分，从原理上彻底避免了对角速度信号进行数值微分引入的噪声放大，显著提升了水下实机测试中的参数收敛精度。Harris 等人</w:t>
       </w:r>
@@ -1574,8 +1549,7 @@
         <w:rPr>
           <w:rFonts w:ascii="Times New Roman" w:hAnsi="Times New Roman" w:cs="Times New Roman" w:eastAsia="宋体"/>
           <w:b w:val="0"/>
-          <w:i w:val="0"/>
-          <w:sz w:val="21"/>
+          <w:sz w:val="24"/>
           <w:vertAlign w:val="superscript"/>
         </w:rPr>
         <w:t>[19]</w:t>
@@ -1584,8 +1558,7 @@
         <w:rPr>
           <w:rFonts w:ascii="Times New Roman" w:hAnsi="Times New Roman" w:cs="Times New Roman" w:eastAsia="宋体"/>
           <w:b w:val="0"/>
-          <w:i w:val="0"/>
-          <w:sz w:val="21"/>
+          <w:sz w:val="24"/>
         </w:rPr>
         <w:t xml:space="preserve"> 提出了基于零空间滤波的自适应辨识框架，在航行器执行闭环控制任务的同时，利用控制分配的零空间富余自由度进行持续激励信号注入，实现了多维水动力参数的在线解耦辨识。此外，物理信息神经网络（PINN）</w:t>
       </w:r>
@@ -1593,8 +1566,7 @@
         <w:rPr>
           <w:rFonts w:ascii="Times New Roman" w:hAnsi="Times New Roman" w:cs="Times New Roman" w:eastAsia="宋体"/>
           <w:b w:val="0"/>
-          <w:i w:val="0"/>
-          <w:sz w:val="21"/>
+          <w:sz w:val="24"/>
           <w:vertAlign w:val="superscript"/>
         </w:rPr>
         <w:t>[20]</w:t>
@@ -1603,8 +1575,7 @@
         <w:rPr>
           <w:rFonts w:ascii="Times New Roman" w:hAnsi="Times New Roman" w:cs="Times New Roman" w:eastAsia="宋体"/>
           <w:b w:val="0"/>
-          <w:i w:val="0"/>
-          <w:sz w:val="21"/>
+          <w:sz w:val="24"/>
         </w:rPr>
         <w:t xml:space="preserve"> 与动态系统稀疏辨识（SINDy）</w:t>
       </w:r>
@@ -1612,8 +1583,7 @@
         <w:rPr>
           <w:rFonts w:ascii="Times New Roman" w:hAnsi="Times New Roman" w:cs="Times New Roman" w:eastAsia="宋体"/>
           <w:b w:val="0"/>
-          <w:i w:val="0"/>
-          <w:sz w:val="21"/>
+          <w:sz w:val="24"/>
           <w:vertAlign w:val="superscript"/>
         </w:rPr>
         <w:t>[21]</w:t>
@@ -1622,8 +1592,7 @@
         <w:rPr>
           <w:rFonts w:ascii="Times New Roman" w:hAnsi="Times New Roman" w:cs="Times New Roman" w:eastAsia="宋体"/>
           <w:b w:val="0"/>
-          <w:i w:val="0"/>
-          <w:sz w:val="21"/>
+          <w:sz w:val="24"/>
         </w:rPr>
         <w:t xml:space="preserve"> 等将先验物理定律与数据驱动相结合的非线性辨识方法展现了良好潜力；Chen 等人</w:t>
       </w:r>
@@ -1631,8 +1600,7 @@
         <w:rPr>
           <w:rFonts w:ascii="Times New Roman" w:hAnsi="Times New Roman" w:cs="Times New Roman" w:eastAsia="宋体"/>
           <w:b w:val="0"/>
-          <w:i w:val="0"/>
-          <w:sz w:val="21"/>
+          <w:sz w:val="24"/>
           <w:vertAlign w:val="superscript"/>
         </w:rPr>
         <w:t>[22]</w:t>
@@ -1641,8 +1609,7 @@
         <w:rPr>
           <w:rFonts w:ascii="Times New Roman" w:hAnsi="Times New Roman" w:cs="Times New Roman" w:eastAsia="宋体"/>
           <w:b w:val="0"/>
-          <w:i w:val="0"/>
-          <w:sz w:val="21"/>
+          <w:sz w:val="24"/>
         </w:rPr>
         <w:t xml:space="preserve"> 提出的神经常微分方程（Neural ODE）通过将残差动力学映射为连续时间状态演化，为复杂时变动态的连续辨识开辟了新途径；Duong 与 Atanasov</w:t>
       </w:r>
@@ -1650,8 +1617,7 @@
         <w:rPr>
           <w:rFonts w:ascii="Times New Roman" w:hAnsi="Times New Roman" w:cs="Times New Roman" w:eastAsia="宋体"/>
           <w:b w:val="0"/>
-          <w:i w:val="0"/>
-          <w:sz w:val="21"/>
+          <w:sz w:val="24"/>
           <w:vertAlign w:val="superscript"/>
         </w:rPr>
         <w:t>[23]</w:t>
@@ -1660,53 +1626,52 @@
         <w:rPr>
           <w:rFonts w:ascii="Times New Roman" w:hAnsi="Times New Roman" w:cs="Times New Roman" w:eastAsia="宋体"/>
           <w:b w:val="0"/>
-          <w:i w:val="0"/>
-          <w:sz w:val="21"/>
+          <w:sz w:val="24"/>
         </w:rPr>
         <w:t xml:space="preserve"> 则进一步将李群几何与能量守恒定律引入连续神经网络，提出了面向海洋航行器的端口哈密顿神经微分方程（PH-NODE），在保持物理系统能量守恒的前提下实现了流体阻尼与强耦合动力学的高保真学习。然而，纯数据驱动与深度学习辨识方法高度依赖大规模高质量训练样本，且复杂的网络结构在小型嵌入式系统上的模型泛化性与在线推断开销仍面临显著挑战。</w:t>
       </w:r>
     </w:p>
     <w:p>
       <w:pPr>
-        <w:spacing w:line="360" w:lineRule="exact" w:before="0" w:after="0"/>
-        <w:ind w:firstLine="420" w:firstLineChars="200"/>
-      </w:pPr>
-      <w:r>
-        <w:rPr>
-          <w:rFonts w:ascii="Times New Roman" w:hAnsi="Times New Roman" w:cs="Times New Roman" w:eastAsia="宋体"/>
-          <w:b w:val="0"/>
-          <w:i w:val="0"/>
-          <w:sz w:val="21"/>
+        <w:pStyle w:val="a7"/>
+        <w:spacing w:line="360" w:lineRule="auto" w:beforeLines="0" w:before="0" w:afterLines="0" w:after="0"/>
+        <w:ind w:firstLine="480" w:firstLineChars="200"/>
+      </w:pPr>
+      <w:r>
+        <w:rPr>
+          <w:rFonts w:ascii="Times New Roman" w:hAnsi="Times New Roman" w:cs="Times New Roman" w:eastAsia="宋体"/>
+          <w:b w:val="0"/>
+          <w:sz w:val="24"/>
         </w:rPr>
         <w:t>综合上述研究现状可知，针对便携式微小型水下航行器的工程应用背景，纯经验公式精度不足，CFD 数值模拟开销过重，而大型拖曳水池试验成本过高。因此，以成熟的 Fossen 六自由度动力学机理方程为理论底座，设计基于板载传感器响应的推进器阶跃与自由衰减试验流程，并结合抗噪动量变换与时域拟合算法进行关键水动力参数的提取与模型校验，是兼顾建模保真度、工程可实施性与低研发成本的合理技术路线。</w:t>
       </w:r>
     </w:p>
     <w:p>
       <w:pPr>
-        <w:spacing w:line="360" w:lineRule="exact" w:before="156" w:after="78"/>
-        <w:ind w:firstLine="420" w:firstLineChars="200"/>
+        <w:pStyle w:val="a7"/>
+        <w:spacing w:line="360" w:lineRule="auto" w:beforeLines="50" w:before="120" w:afterLines="50" w:after="120"/>
+        <w:ind w:firstLine="480" w:firstLineChars="200"/>
       </w:pPr>
       <w:r>
         <w:rPr>
           <w:rFonts w:ascii="Times New Roman" w:hAnsi="Times New Roman" w:cs="Times New Roman" w:eastAsia="黑体"/>
           <w:b/>
-          <w:i w:val="0"/>
-          <w:sz w:val="21"/>
+          <w:sz w:val="24"/>
         </w:rPr>
         <w:t>2.2 水下航行器运动控制与动态补偿方法研究现状</w:t>
       </w:r>
     </w:p>
     <w:p>
       <w:pPr>
-        <w:spacing w:line="360" w:lineRule="exact" w:before="0" w:after="0"/>
-        <w:ind w:firstLine="420" w:firstLineChars="200"/>
-      </w:pPr>
-      <w:r>
-        <w:rPr>
-          <w:rFonts w:ascii="Times New Roman" w:hAnsi="Times New Roman" w:cs="Times New Roman" w:eastAsia="宋体"/>
-          <w:b w:val="0"/>
-          <w:i w:val="0"/>
-          <w:sz w:val="21"/>
+        <w:pStyle w:val="a7"/>
+        <w:spacing w:line="360" w:lineRule="auto" w:beforeLines="0" w:before="0" w:afterLines="0" w:after="0"/>
+        <w:ind w:firstLine="480" w:firstLineChars="200"/>
+      </w:pPr>
+      <w:r>
+        <w:rPr>
+          <w:rFonts w:ascii="Times New Roman" w:hAnsi="Times New Roman" w:cs="Times New Roman" w:eastAsia="宋体"/>
+          <w:b w:val="0"/>
+          <w:sz w:val="24"/>
         </w:rPr>
         <w:t>水下航行器在近壁面流扰、受限水域与强剪切流场中作业时，面临着剧烈的水动力非线性耗散、六自由度多轴强耦合以及执行器推力饱和等复杂动态特性。如何在保证闭环稳定性的前提下，实现空间定点悬停、姿态稳定以及高精度轨迹跟踪，是水下机器人控制领域长盛不衰的研究热点</w:t>
       </w:r>
@@ -1714,8 +1679,7 @@
         <w:rPr>
           <w:rFonts w:ascii="Times New Roman" w:hAnsi="Times New Roman" w:cs="Times New Roman" w:eastAsia="宋体"/>
           <w:b w:val="0"/>
-          <w:i w:val="0"/>
-          <w:sz w:val="21"/>
+          <w:sz w:val="24"/>
           <w:vertAlign w:val="superscript"/>
         </w:rPr>
         <w:t>[24]</w:t>
@@ -1724,8 +1688,7 @@
         <w:rPr>
           <w:rFonts w:ascii="Times New Roman" w:hAnsi="Times New Roman" w:cs="Times New Roman" w:eastAsia="宋体"/>
           <w:b w:val="0"/>
-          <w:i w:val="0"/>
-          <w:sz w:val="21"/>
+          <w:sz w:val="24"/>
         </w:rPr>
         <w:t>；朱大奇与孙兵</w:t>
       </w:r>
@@ -1733,8 +1696,7 @@
         <w:rPr>
           <w:rFonts w:ascii="Times New Roman" w:hAnsi="Times New Roman" w:cs="Times New Roman" w:eastAsia="宋体"/>
           <w:b w:val="0"/>
-          <w:i w:val="0"/>
-          <w:sz w:val="21"/>
+          <w:sz w:val="24"/>
           <w:vertAlign w:val="superscript"/>
         </w:rPr>
         <w:t>[25]</w:t>
@@ -1743,23 +1705,22 @@
         <w:rPr>
           <w:rFonts w:ascii="Times New Roman" w:hAnsi="Times New Roman" w:cs="Times New Roman" w:eastAsia="宋体"/>
           <w:b w:val="0"/>
-          <w:i w:val="0"/>
-          <w:sz w:val="21"/>
+          <w:sz w:val="24"/>
         </w:rPr>
         <w:t xml:space="preserve"> 对水下机器人运动控制技术的演进脉络与典型控制架构进行了系统综述。经过数十年的演进，国内外学者围绕海洋航行器运动控制与动态补偿形成了清晰的理论与技术脉络，主要涵盖经典线性解耦控制、强鲁棒滑模变结构控制、李雅普诺夫递归反步控制、基于机理模型的动态逆与前馈解耦控制、主动抗扰与增量动态逆控制，以及在线预测优化与数据学习控制等代表性方法。</w:t>
       </w:r>
     </w:p>
     <w:p>
       <w:pPr>
-        <w:spacing w:line="360" w:lineRule="exact" w:before="0" w:after="0"/>
-        <w:ind w:firstLine="420" w:firstLineChars="200"/>
-      </w:pPr>
-      <w:r>
-        <w:rPr>
-          <w:rFonts w:ascii="Times New Roman" w:hAnsi="Times New Roman" w:cs="Times New Roman" w:eastAsia="宋体"/>
-          <w:b w:val="0"/>
-          <w:i w:val="0"/>
-          <w:sz w:val="21"/>
+        <w:pStyle w:val="a7"/>
+        <w:spacing w:line="360" w:lineRule="auto" w:beforeLines="0" w:before="0" w:afterLines="0" w:after="0"/>
+        <w:ind w:firstLine="480" w:firstLineChars="200"/>
+      </w:pPr>
+      <w:r>
+        <w:rPr>
+          <w:rFonts w:ascii="Times New Roman" w:hAnsi="Times New Roman" w:cs="Times New Roman" w:eastAsia="宋体"/>
+          <w:b w:val="0"/>
+          <w:sz w:val="24"/>
         </w:rPr>
         <w:t>经典线性解耦控制方法以单回路比例-积分-微分（PID）控制、增益调度 PID 以及线性二次型调节器（LQR）为代表。由于算法结构直观、计算开销小且工程成熟度高，PID 控制至今仍是多数商用巡检级遥控航行器（ROV）广泛采用的底层基准方案</w:t>
       </w:r>
@@ -1767,8 +1728,7 @@
         <w:rPr>
           <w:rFonts w:ascii="Times New Roman" w:hAnsi="Times New Roman" w:cs="Times New Roman" w:eastAsia="宋体"/>
           <w:b w:val="0"/>
-          <w:i w:val="0"/>
-          <w:sz w:val="21"/>
+          <w:sz w:val="24"/>
           <w:vertAlign w:val="superscript"/>
         </w:rPr>
         <w:t>[26]</w:t>
@@ -1777,23 +1737,22 @@
         <w:rPr>
           <w:rFonts w:ascii="Times New Roman" w:hAnsi="Times New Roman" w:cs="Times New Roman" w:eastAsia="宋体"/>
           <w:b w:val="0"/>
-          <w:i w:val="0"/>
-          <w:sz w:val="21"/>
+          <w:sz w:val="24"/>
         </w:rPr>
         <w:t>。然而，线性控制器通常基于平衡工作点展开小扰动线性化假设，在水下高密度黏性介质中，当航行器进行大幅度机动或遭遇突发不对称水流冲击时，水动力二次非线性阻尼与多轴交叉耦合显著增强，固定增益的单轴线性控制器性能急剧退化，普遍表现为响应滞后、动态超调过大甚至诱发持续的振荡失稳。</w:t>
       </w:r>
     </w:p>
     <w:p>
       <w:pPr>
-        <w:spacing w:line="360" w:lineRule="exact" w:before="0" w:after="0"/>
-        <w:ind w:firstLine="420" w:firstLineChars="200"/>
-      </w:pPr>
-      <w:r>
-        <w:rPr>
-          <w:rFonts w:ascii="Times New Roman" w:hAnsi="Times New Roman" w:cs="Times New Roman" w:eastAsia="宋体"/>
-          <w:b w:val="0"/>
-          <w:i w:val="0"/>
-          <w:sz w:val="21"/>
+        <w:pStyle w:val="a7"/>
+        <w:spacing w:line="360" w:lineRule="auto" w:beforeLines="0" w:before="0" w:afterLines="0" w:after="0"/>
+        <w:ind w:firstLine="480" w:firstLineChars="200"/>
+      </w:pPr>
+      <w:r>
+        <w:rPr>
+          <w:rFonts w:ascii="Times New Roman" w:hAnsi="Times New Roman" w:cs="Times New Roman" w:eastAsia="宋体"/>
+          <w:b w:val="0"/>
+          <w:sz w:val="24"/>
         </w:rPr>
         <w:t>为克服水动力参数不确定性与外部流扰，20 世纪 80 年代起，强鲁棒滑模控制（SMC）方法被引入水下航行器控制领域。Yoerger 与 Slotine</w:t>
       </w:r>
@@ -1801,8 +1760,7 @@
         <w:rPr>
           <w:rFonts w:ascii="Times New Roman" w:hAnsi="Times New Roman" w:cs="Times New Roman" w:eastAsia="宋体"/>
           <w:b w:val="0"/>
-          <w:i w:val="0"/>
-          <w:sz w:val="21"/>
+          <w:sz w:val="24"/>
           <w:vertAlign w:val="superscript"/>
         </w:rPr>
         <w:t>[27]</w:t>
@@ -1811,8 +1769,7 @@
         <w:rPr>
           <w:rFonts w:ascii="Times New Roman" w:hAnsi="Times New Roman" w:cs="Times New Roman" w:eastAsia="宋体"/>
           <w:b w:val="0"/>
-          <w:i w:val="0"/>
-          <w:sz w:val="21"/>
+          <w:sz w:val="24"/>
         </w:rPr>
         <w:t xml:space="preserve"> 首次针对水下航行器动力学参数摄动构建了滑模变结构控制器，并首创滑动边界层平滑连续化技术，有效缓解了传统滑模开关控制在推进器无刷电机上诱发的高频剧烈抖振（Chattering）；随后，Healey 与 Lienard</w:t>
       </w:r>
@@ -1820,8 +1777,7 @@
         <w:rPr>
           <w:rFonts w:ascii="Times New Roman" w:hAnsi="Times New Roman" w:cs="Times New Roman" w:eastAsia="宋体"/>
           <w:b w:val="0"/>
-          <w:i w:val="0"/>
-          <w:sz w:val="21"/>
+          <w:sz w:val="24"/>
           <w:vertAlign w:val="superscript"/>
         </w:rPr>
         <w:t>[28]</w:t>
@@ -1830,8 +1786,7 @@
         <w:rPr>
           <w:rFonts w:ascii="Times New Roman" w:hAnsi="Times New Roman" w:cs="Times New Roman" w:eastAsia="宋体"/>
           <w:b w:val="0"/>
-          <w:i w:val="0"/>
-          <w:sz w:val="21"/>
+          <w:sz w:val="24"/>
         </w:rPr>
         <w:t xml:space="preserve"> 提出了面向多变量功能子系统的解耦滑模架构，成功实现了纵荡航速、垂荡下潜与偏航转向运动的子系统滑模解耦。滑模控制对匹配扰动具有天然的不变性，但边界层内的连续化折中往往削弱了抗扰精度，且为了抑制大水流扰动而整定的较大切换增益，容易导致推进器频繁经历剧烈的正反转阶跃，加剧机械磨损与电池能量损耗；为此，Chu 等人</w:t>
       </w:r>
@@ -1839,8 +1794,7 @@
         <w:rPr>
           <w:rFonts w:ascii="Times New Roman" w:hAnsi="Times New Roman" w:cs="Times New Roman" w:eastAsia="宋体"/>
           <w:b w:val="0"/>
-          <w:i w:val="0"/>
-          <w:sz w:val="21"/>
+          <w:sz w:val="24"/>
           <w:vertAlign w:val="superscript"/>
         </w:rPr>
         <w:t>[29]</w:t>
@@ -1849,23 +1803,22 @@
         <w:rPr>
           <w:rFonts w:ascii="Times New Roman" w:hAnsi="Times New Roman" w:cs="Times New Roman" w:eastAsia="宋体"/>
           <w:b w:val="0"/>
-          <w:i w:val="0"/>
-          <w:sz w:val="21"/>
+          <w:sz w:val="24"/>
         </w:rPr>
         <w:t xml:space="preserve"> 针对未知海流扰动与推进器推力饱和双重受限工况，提出了带高增益状态观测器的自适应积分端点滑模控制方案，有效改善了多轴饱和受限下的抗扰跟踪性能，但其观测器增益自适应调节规律依然较为复杂。</w:t>
       </w:r>
     </w:p>
     <w:p>
       <w:pPr>
-        <w:spacing w:line="360" w:lineRule="exact" w:before="0" w:after="0"/>
-        <w:ind w:firstLine="420" w:firstLineChars="200"/>
-      </w:pPr>
-      <w:r>
-        <w:rPr>
-          <w:rFonts w:ascii="Times New Roman" w:hAnsi="Times New Roman" w:cs="Times New Roman" w:eastAsia="宋体"/>
-          <w:b w:val="0"/>
-          <w:i w:val="0"/>
-          <w:sz w:val="21"/>
+        <w:pStyle w:val="a7"/>
+        <w:spacing w:line="360" w:lineRule="auto" w:beforeLines="0" w:before="0" w:afterLines="0" w:after="0"/>
+        <w:ind w:firstLine="480" w:firstLineChars="200"/>
+      </w:pPr>
+      <w:r>
+        <w:rPr>
+          <w:rFonts w:ascii="Times New Roman" w:hAnsi="Times New Roman" w:cs="Times New Roman" w:eastAsia="宋体"/>
+          <w:b w:val="0"/>
+          <w:sz w:val="24"/>
         </w:rPr>
         <w:t>随着非线性系统理论的发展，李雅普诺夫递归反步控制（Backstepping）方法在 20 世纪 90 年代后得到系统研究</w:t>
       </w:r>
@@ -1873,8 +1826,7 @@
         <w:rPr>
           <w:rFonts w:ascii="Times New Roman" w:hAnsi="Times New Roman" w:cs="Times New Roman" w:eastAsia="宋体"/>
           <w:b w:val="0"/>
-          <w:i w:val="0"/>
-          <w:sz w:val="21"/>
+          <w:sz w:val="24"/>
           <w:vertAlign w:val="superscript"/>
         </w:rPr>
         <w:t>[30]</w:t>
@@ -1883,23 +1835,22 @@
         <w:rPr>
           <w:rFonts w:ascii="Times New Roman" w:hAnsi="Times New Roman" w:cs="Times New Roman" w:eastAsia="宋体"/>
           <w:b w:val="0"/>
-          <w:i w:val="0"/>
-          <w:sz w:val="21"/>
+          <w:sz w:val="24"/>
         </w:rPr>
         <w:t>。该方法打破了传统几何反馈线性化必须满足严格相对阶与对消全部非线性的苛刻限制，通过引入虚拟控制量，将高阶动力学系统分解为不超过系统阶数的多个级联标量子系统，自底向上逐步递推设计虚拟控制函数并构造控制李雅普诺夫函数（CLF），在严格数学意义上保证了全状态的渐近稳定性。尽管反步法在欠驱动航行器路径跟踪中展现了优良的全局稳定性，但随着控制自由度增加，高阶虚控制量的连续解析求导引发了“微分项计算膨胀（Explosion of Terms）”的固有缺陷，导致嵌入式解算负担加剧，且微分运算对传感器高频测量噪声极其敏感。</w:t>
       </w:r>
     </w:p>
     <w:p>
       <w:pPr>
-        <w:spacing w:line="360" w:lineRule="exact" w:before="0" w:after="0"/>
-        <w:ind w:firstLine="420" w:firstLineChars="200"/>
-      </w:pPr>
-      <w:r>
-        <w:rPr>
-          <w:rFonts w:ascii="Times New Roman" w:hAnsi="Times New Roman" w:cs="Times New Roman" w:eastAsia="宋体"/>
-          <w:b w:val="0"/>
-          <w:i w:val="0"/>
-          <w:sz w:val="21"/>
+        <w:pStyle w:val="a7"/>
+        <w:spacing w:line="360" w:lineRule="auto" w:beforeLines="0" w:before="0" w:afterLines="0" w:after="0"/>
+        <w:ind w:firstLine="480" w:firstLineChars="200"/>
+      </w:pPr>
+      <w:r>
+        <w:rPr>
+          <w:rFonts w:ascii="Times New Roman" w:hAnsi="Times New Roman" w:cs="Times New Roman" w:eastAsia="宋体"/>
+          <w:b w:val="0"/>
+          <w:sz w:val="24"/>
         </w:rPr>
         <w:t>针对高阶非线性控制在工程实机中难以部署的问题，基于机理模型的动态逆与前馈解耦控制方法提供了兼顾模型精度与计算效率的解决途径。该方法利用航行器六自由度非线性动力学机理模型（包括质量惯性、附加质量、非线性阻尼及科氏力等），通过代数逆变换在控制算法中构建前馈对消回路，将复杂的非线性强耦合系统解耦为相互独立的线性通道。Smallwood 与 Whitcomb</w:t>
       </w:r>
@@ -1907,8 +1858,7 @@
         <w:rPr>
           <w:rFonts w:ascii="Times New Roman" w:hAnsi="Times New Roman" w:cs="Times New Roman" w:eastAsia="宋体"/>
           <w:b w:val="0"/>
-          <w:i w:val="0"/>
-          <w:sz w:val="21"/>
+          <w:sz w:val="24"/>
           <w:vertAlign w:val="superscript"/>
         </w:rPr>
         <w:t>[9]</w:t>
@@ -1917,23 +1867,22 @@
         <w:rPr>
           <w:rFonts w:ascii="Times New Roman" w:hAnsi="Times New Roman" w:cs="Times New Roman" w:eastAsia="宋体"/>
           <w:b w:val="0"/>
-          <w:i w:val="0"/>
-          <w:sz w:val="21"/>
+          <w:sz w:val="24"/>
         </w:rPr>
         <w:t xml:space="preserve"> 在其具有里程碑意义的物理实机试验中，系统开展了水下机器人动力定位与轨迹跟踪的消融评估，实测证明引入精确的动力学机理前馈补偿可将闭环跟踪均方根误差降低一个数量级以上。该方法具有显式解析形式且计算耗时极低，但其抗扰性能依赖于离线模型的保真度，在实际工程中通常需与鲁棒反馈内环相结合，以抑制残余模型误差与非定常扰动。</w:t>
       </w:r>
     </w:p>
     <w:p>
       <w:pPr>
-        <w:spacing w:line="360" w:lineRule="exact" w:before="0" w:after="0"/>
-        <w:ind w:firstLine="420" w:firstLineChars="200"/>
-      </w:pPr>
-      <w:r>
-        <w:rPr>
-          <w:rFonts w:ascii="Times New Roman" w:hAnsi="Times New Roman" w:cs="Times New Roman" w:eastAsia="宋体"/>
-          <w:b w:val="0"/>
-          <w:i w:val="0"/>
-          <w:sz w:val="21"/>
+        <w:pStyle w:val="a7"/>
+        <w:spacing w:line="360" w:lineRule="auto" w:beforeLines="0" w:before="0" w:afterLines="0" w:after="0"/>
+        <w:ind w:firstLine="480" w:firstLineChars="200"/>
+      </w:pPr>
+      <w:r>
+        <w:rPr>
+          <w:rFonts w:ascii="Times New Roman" w:hAnsi="Times New Roman" w:cs="Times New Roman" w:eastAsia="宋体"/>
+          <w:b w:val="0"/>
+          <w:sz w:val="24"/>
         </w:rPr>
         <w:t>近十年来，为降低控制系统对离线先验机理模型的过度依赖，控制理论由依赖全局全量模型的传统动态逆向依靠机载传感器高频反馈的主动抗扰与增量控制方法演进。自抗扰控制（ADRC）与增量非线性动态逆（INDI）将航行器内部未建模动态与未知流扰统摄为“总扰动”，利用扩张状态观测器（ESO）或机载惯性测量单元（IMU）高频采集的角加速度信号，在毫秒级离散控制步长内实时提取扰动值并实施增量对消。Smeur 等人</w:t>
       </w:r>
@@ -1941,8 +1890,7 @@
         <w:rPr>
           <w:rFonts w:ascii="Times New Roman" w:hAnsi="Times New Roman" w:cs="Times New Roman" w:eastAsia="宋体"/>
           <w:b w:val="0"/>
-          <w:i w:val="0"/>
-          <w:sz w:val="21"/>
+          <w:sz w:val="24"/>
           <w:vertAlign w:val="superscript"/>
         </w:rPr>
         <w:t>[31]</w:t>
@@ -1951,8 +1899,7 @@
         <w:rPr>
           <w:rFonts w:ascii="Times New Roman" w:hAnsi="Times New Roman" w:cs="Times New Roman" w:eastAsia="宋体"/>
           <w:b w:val="0"/>
-          <w:i w:val="0"/>
-          <w:sz w:val="21"/>
+          <w:sz w:val="24"/>
         </w:rPr>
         <w:t xml:space="preserve"> 奠定了增量动态逆在欠驱动飞行器中的鲁棒控制基础，Slawik 等人</w:t>
       </w:r>
@@ -1960,8 +1907,7 @@
         <w:rPr>
           <w:rFonts w:ascii="Times New Roman" w:hAnsi="Times New Roman" w:cs="Times New Roman" w:eastAsia="宋体"/>
           <w:b w:val="0"/>
-          <w:i w:val="0"/>
-          <w:sz w:val="21"/>
+          <w:sz w:val="24"/>
           <w:vertAlign w:val="superscript"/>
         </w:rPr>
         <w:t>[32]</w:t>
@@ -1970,23 +1916,22 @@
         <w:rPr>
           <w:rFonts w:ascii="Times New Roman" w:hAnsi="Times New Roman" w:cs="Times New Roman" w:eastAsia="宋体"/>
           <w:b w:val="0"/>
-          <w:i w:val="0"/>
-          <w:sz w:val="21"/>
+          <w:sz w:val="24"/>
         </w:rPr>
         <w:t xml:space="preserve"> 则将其进一步拓展至具备敏捷变态机动能力的多推进器特种水下航行器（Cuttlefish AUV）姿态控制中。该类方法显著降低了对水动力离线辨识精度的依赖，但其对传感器时钟同步精度、角加速度滤波延迟以及执行器响应带宽极为敏感，极易因相位滞后诱发高频自激振荡。</w:t>
       </w:r>
     </w:p>
     <w:p>
       <w:pPr>
-        <w:spacing w:line="360" w:lineRule="exact" w:before="0" w:after="0"/>
-        <w:ind w:firstLine="420" w:firstLineChars="200"/>
-      </w:pPr>
-      <w:r>
-        <w:rPr>
-          <w:rFonts w:ascii="Times New Roman" w:hAnsi="Times New Roman" w:cs="Times New Roman" w:eastAsia="宋体"/>
-          <w:b w:val="0"/>
-          <w:i w:val="0"/>
-          <w:sz w:val="21"/>
+        <w:pStyle w:val="a7"/>
+        <w:spacing w:line="360" w:lineRule="auto" w:beforeLines="0" w:before="0" w:afterLines="0" w:after="0"/>
+        <w:ind w:firstLine="480" w:firstLineChars="200"/>
+      </w:pPr>
+      <w:r>
+        <w:rPr>
+          <w:rFonts w:ascii="Times New Roman" w:hAnsi="Times New Roman" w:cs="Times New Roman" w:eastAsia="宋体"/>
+          <w:b w:val="0"/>
+          <w:sz w:val="24"/>
         </w:rPr>
         <w:t>此外，随着机载算力的发展，在线预测优化与数据学习控制方法逐渐成为前沿热点，主要包括非线性模型预测控制（NMPC）、模型预测轮廓控制（MPCC）以及数据驱动自适应控制。Heshmati 等人</w:t>
       </w:r>
@@ -1994,8 +1939,7 @@
         <w:rPr>
           <w:rFonts w:ascii="Times New Roman" w:hAnsi="Times New Roman" w:cs="Times New Roman" w:eastAsia="宋体"/>
           <w:b w:val="0"/>
-          <w:i w:val="0"/>
-          <w:sz w:val="21"/>
+          <w:sz w:val="24"/>
           <w:vertAlign w:val="superscript"/>
         </w:rPr>
         <w:t>[33]</w:t>
@@ -2004,8 +1948,7 @@
         <w:rPr>
           <w:rFonts w:ascii="Times New Roman" w:hAnsi="Times New Roman" w:cs="Times New Roman" w:eastAsia="宋体"/>
           <w:b w:val="0"/>
-          <w:i w:val="0"/>
-          <w:sz w:val="21"/>
+          <w:sz w:val="24"/>
         </w:rPr>
         <w:t xml:space="preserve"> 针对欠驱动水下航行器在波流扰动下的轨迹跟踪，构建了基于非线性状态观测的鲁棒 NMPC 框架；Liniger 等人</w:t>
       </w:r>
@@ -2013,8 +1956,7 @@
         <w:rPr>
           <w:rFonts w:ascii="Times New Roman" w:hAnsi="Times New Roman" w:cs="Times New Roman" w:eastAsia="宋体"/>
           <w:b w:val="0"/>
-          <w:i w:val="0"/>
-          <w:sz w:val="21"/>
+          <w:sz w:val="24"/>
           <w:vertAlign w:val="superscript"/>
         </w:rPr>
         <w:t>[34]</w:t>
@@ -2023,8 +1965,7 @@
         <w:rPr>
           <w:rFonts w:ascii="Times New Roman" w:hAnsi="Times New Roman" w:cs="Times New Roman" w:eastAsia="宋体"/>
           <w:b w:val="0"/>
-          <w:i w:val="0"/>
-          <w:sz w:val="21"/>
+          <w:sz w:val="24"/>
         </w:rPr>
         <w:t xml:space="preserve"> 建立了考虑轮廓误差的预测优化模型；Torrente 等人</w:t>
       </w:r>
@@ -2032,8 +1973,7 @@
         <w:rPr>
           <w:rFonts w:ascii="Times New Roman" w:hAnsi="Times New Roman" w:cs="Times New Roman" w:eastAsia="宋体"/>
           <w:b w:val="0"/>
-          <w:i w:val="0"/>
-          <w:sz w:val="21"/>
+          <w:sz w:val="24"/>
           <w:vertAlign w:val="superscript"/>
         </w:rPr>
         <w:t>[35]</w:t>
@@ -2042,8 +1982,7 @@
         <w:rPr>
           <w:rFonts w:ascii="Times New Roman" w:hAnsi="Times New Roman" w:cs="Times New Roman" w:eastAsia="宋体"/>
           <w:b w:val="0"/>
-          <w:i w:val="0"/>
-          <w:sz w:val="21"/>
+          <w:sz w:val="24"/>
         </w:rPr>
         <w:t xml:space="preserve"> 则通过实机对比系统评估了数据驱动 NMPC 与基于机理模型平坦前馈补偿的性能边界，指出在计算资源受限场景下，解析模型前馈能够在耗费极低算力的前提下达成接近预测优化的动态补偿效果；Shi 等人</w:t>
       </w:r>
@@ -2051,8 +1990,7 @@
         <w:rPr>
           <w:rFonts w:ascii="Times New Roman" w:hAnsi="Times New Roman" w:cs="Times New Roman" w:eastAsia="宋体"/>
           <w:b w:val="0"/>
-          <w:i w:val="0"/>
-          <w:sz w:val="21"/>
+          <w:sz w:val="24"/>
           <w:vertAlign w:val="superscript"/>
         </w:rPr>
         <w:t>[36]</w:t>
@@ -2061,8 +1999,7 @@
         <w:rPr>
           <w:rFonts w:ascii="Times New Roman" w:hAnsi="Times New Roman" w:cs="Times New Roman" w:eastAsia="宋体"/>
           <w:b w:val="0"/>
-          <w:i w:val="0"/>
-          <w:sz w:val="21"/>
+          <w:sz w:val="24"/>
         </w:rPr>
         <w:t xml:space="preserve"> 提出的 Neural-Lander 框架展示了离线学习气动流扰残差以实现复杂扰动前馈补偿的有效性；加州理工学院团队在此基础上提出的 Neural-Fly 架构</w:t>
       </w:r>
@@ -2070,8 +2007,7 @@
         <w:rPr>
           <w:rFonts w:ascii="Times New Roman" w:hAnsi="Times New Roman" w:cs="Times New Roman" w:eastAsia="宋体"/>
           <w:b w:val="0"/>
-          <w:i w:val="0"/>
-          <w:sz w:val="21"/>
+          <w:sz w:val="24"/>
           <w:vertAlign w:val="superscript"/>
         </w:rPr>
         <w:t>[37]</w:t>
@@ -2080,53 +2016,52 @@
         <w:rPr>
           <w:rFonts w:ascii="Times New Roman" w:hAnsi="Times New Roman" w:cs="Times New Roman" w:eastAsia="宋体"/>
           <w:b w:val="0"/>
-          <w:i w:val="0"/>
-          <w:sz w:val="21"/>
+          <w:sz w:val="24"/>
         </w:rPr>
         <w:t xml:space="preserve"> 则进一步实现了深度神经网络对非定常强风扰动的毫秒级在线自适应抵御。该类算法能够在有限预测时域内显式处理推进器推力饱和与变化速率等物理约束，控制性能上限极高；然而，在线滚动优化或深度神经网络在线推理通常需要在控制周期内执行密集的多重矩阵迭代求解，其巨大的计算与内存开销超出了常规低功耗微控制器的硬件承受范围。</w:t>
       </w:r>
     </w:p>
     <w:p>
       <w:pPr>
-        <w:spacing w:line="360" w:lineRule="exact" w:before="0" w:after="0"/>
-        <w:ind w:firstLine="420" w:firstLineChars="200"/>
-      </w:pPr>
-      <w:r>
-        <w:rPr>
-          <w:rFonts w:ascii="Times New Roman" w:hAnsi="Times New Roman" w:cs="Times New Roman" w:eastAsia="宋体"/>
-          <w:b w:val="0"/>
-          <w:i w:val="0"/>
-          <w:sz w:val="21"/>
+        <w:pStyle w:val="a7"/>
+        <w:spacing w:line="360" w:lineRule="auto" w:beforeLines="0" w:before="0" w:afterLines="0" w:after="0"/>
+        <w:ind w:firstLine="480" w:firstLineChars="200"/>
+      </w:pPr>
+      <w:r>
+        <w:rPr>
+          <w:rFonts w:ascii="Times New Roman" w:hAnsi="Times New Roman" w:cs="Times New Roman" w:eastAsia="宋体"/>
+          <w:b w:val="0"/>
+          <w:sz w:val="24"/>
         </w:rPr>
         <w:t>综合上述代表性控制方法的演化脉络与优缺点可知，对于搭载低功耗嵌入式飞控平台的便携式微小型水下航行器而言，纯线性控制无法克服高密度介质强流阻，滑模控制存在推进器抖振磨损，高阶反步法面临微分求导膨胀，增量动态逆受制于传感器滤波时滞，而在线预测优化与深度学习算法则难以跨越嵌入式算力瓶颈。因此，对标 Smallwood 等人验证的经典工程范式，采用基于动力学机理模型的显式前馈解耦补偿与高频状态反馈相结合的控制架构，利用计算耗时极低的解析前馈快速对消主导的二次阻尼与耦合动态，同时依托高频反馈内环抑制残余扰动与模型偏差，是契合机载嵌入式计算资源约束的合理技术选型。</w:t>
       </w:r>
     </w:p>
     <w:p>
       <w:pPr>
-        <w:spacing w:line="360" w:lineRule="exact" w:before="156" w:after="78"/>
-        <w:ind w:firstLine="420" w:firstLineChars="200"/>
+        <w:pStyle w:val="a7"/>
+        <w:spacing w:line="360" w:lineRule="auto" w:beforeLines="50" w:before="120" w:afterLines="50" w:after="120"/>
+        <w:ind w:firstLine="480" w:firstLineChars="200"/>
       </w:pPr>
       <w:r>
         <w:rPr>
           <w:rFonts w:ascii="Times New Roman" w:hAnsi="Times New Roman" w:cs="Times New Roman" w:eastAsia="黑体"/>
           <w:b/>
-          <w:i w:val="0"/>
-          <w:sz w:val="21"/>
+          <w:sz w:val="24"/>
         </w:rPr>
         <w:t>2.3 过驱动多推进器控制分配与推力饱和处理研究现状</w:t>
       </w:r>
     </w:p>
     <w:p>
       <w:pPr>
-        <w:spacing w:line="360" w:lineRule="exact" w:before="0" w:after="0"/>
-        <w:ind w:firstLine="420" w:firstLineChars="200"/>
-      </w:pPr>
-      <w:r>
-        <w:rPr>
-          <w:rFonts w:ascii="Times New Roman" w:hAnsi="Times New Roman" w:cs="Times New Roman" w:eastAsia="宋体"/>
-          <w:b w:val="0"/>
-          <w:i w:val="0"/>
-          <w:sz w:val="21"/>
+        <w:pStyle w:val="a7"/>
+        <w:spacing w:line="360" w:lineRule="auto" w:beforeLines="0" w:before="0" w:afterLines="0" w:after="0"/>
+        <w:ind w:firstLine="480" w:firstLineChars="200"/>
+      </w:pPr>
+      <w:r>
+        <w:rPr>
+          <w:rFonts w:ascii="Times New Roman" w:hAnsi="Times New Roman" w:cs="Times New Roman" w:eastAsia="宋体"/>
+          <w:b w:val="0"/>
+          <w:sz w:val="24"/>
         </w:rPr>
         <w:t>在空间对称与矢量倾斜布置的八推进器便携式水下航行器中，执行器维度高于被控机体自由度维度，系统呈现显著的空间过驱动与执行器冗余特性。上层运动控制器通常解算输出机体三维虚控制力与三维期望力矩构成的六维虚拟控制指令，底层执行系统则必须将其映射为八台推进器的独立推力或转速指令。控制分配（Control Allocation）作为连接上层运动控制算法与底层执行机构的物理映射枢纽，其核心目标是在满足推进器推力幅值、变化速率等物理约束的前提下，优化实现六维虚拟控制指令的重构解算</w:t>
       </w:r>
@@ -2134,8 +2069,7 @@
         <w:rPr>
           <w:rFonts w:ascii="Times New Roman" w:hAnsi="Times New Roman" w:cs="Times New Roman" w:eastAsia="宋体"/>
           <w:b w:val="0"/>
-          <w:i w:val="0"/>
-          <w:sz w:val="21"/>
+          <w:sz w:val="24"/>
           <w:vertAlign w:val="superscript"/>
         </w:rPr>
         <w:t>[7]</w:t>
@@ -2144,8 +2078,7 @@
         <w:rPr>
           <w:rFonts w:ascii="Times New Roman" w:hAnsi="Times New Roman" w:cs="Times New Roman" w:eastAsia="宋体"/>
           <w:b w:val="0"/>
-          <w:i w:val="0"/>
-          <w:sz w:val="21"/>
+          <w:sz w:val="24"/>
         </w:rPr>
         <w:t>。经过数十年发展，控制分配理论在海洋工程与航空航天领域形成了显式解析广义逆法、带约束数值优化法以及启发式抗饱和分配法等代表性技术途径</w:t>
       </w:r>
@@ -2153,8 +2086,7 @@
         <w:rPr>
           <w:rFonts w:ascii="Times New Roman" w:hAnsi="Times New Roman" w:cs="Times New Roman" w:eastAsia="宋体"/>
           <w:b w:val="0"/>
-          <w:i w:val="0"/>
-          <w:sz w:val="21"/>
+          <w:sz w:val="24"/>
           <w:vertAlign w:val="superscript"/>
         </w:rPr>
         <w:t>[3]</w:t>
@@ -2163,23 +2095,22 @@
         <w:rPr>
           <w:rFonts w:ascii="Times New Roman" w:hAnsi="Times New Roman" w:cs="Times New Roman" w:eastAsia="宋体"/>
           <w:b w:val="0"/>
-          <w:i w:val="0"/>
-          <w:sz w:val="21"/>
+          <w:sz w:val="24"/>
         </w:rPr>
         <w:t>。</w:t>
       </w:r>
     </w:p>
     <w:p>
       <w:pPr>
-        <w:spacing w:line="360" w:lineRule="exact" w:before="0" w:after="0"/>
-        <w:ind w:firstLine="420" w:firstLineChars="200"/>
-      </w:pPr>
-      <w:r>
-        <w:rPr>
-          <w:rFonts w:ascii="Times New Roman" w:hAnsi="Times New Roman" w:cs="Times New Roman" w:eastAsia="宋体"/>
-          <w:b w:val="0"/>
-          <w:i w:val="0"/>
-          <w:sz w:val="21"/>
+        <w:pStyle w:val="a7"/>
+        <w:spacing w:line="360" w:lineRule="auto" w:beforeLines="0" w:before="0" w:afterLines="0" w:after="0"/>
+        <w:ind w:firstLine="480" w:firstLineChars="200"/>
+      </w:pPr>
+      <w:r>
+        <w:rPr>
+          <w:rFonts w:ascii="Times New Roman" w:hAnsi="Times New Roman" w:cs="Times New Roman" w:eastAsia="宋体"/>
+          <w:b w:val="0"/>
+          <w:sz w:val="24"/>
         </w:rPr>
         <w:t>显式解析广义逆法以 Moore-Penrose 伪逆以及加权伪逆（WPINV）为代表。该类方法在无执行机构物理约束假设下，通过构造以推进器控制能量最小化为目标的二次型性能指标，利用拉格朗日乘子法直接求取欠定方程组的全局闭式解析解。加权伪逆法通过在目标函数中引入对角加权矩阵，能够灵活调整不同推进器的出力权重或抑制特定推进器的功率负荷。Bodson</w:t>
       </w:r>
@@ -2187,8 +2118,7 @@
         <w:rPr>
           <w:rFonts w:ascii="Times New Roman" w:hAnsi="Times New Roman" w:cs="Times New Roman" w:eastAsia="宋体"/>
           <w:b w:val="0"/>
-          <w:i w:val="0"/>
-          <w:sz w:val="21"/>
+          <w:sz w:val="24"/>
           <w:vertAlign w:val="superscript"/>
         </w:rPr>
         <w:t>[38]</w:t>
@@ -2197,23 +2127,22 @@
         <w:rPr>
           <w:rFonts w:ascii="Times New Roman" w:hAnsi="Times New Roman" w:cs="Times New Roman" w:eastAsia="宋体"/>
           <w:b w:val="0"/>
-          <w:i w:val="0"/>
-          <w:sz w:val="21"/>
+          <w:sz w:val="24"/>
         </w:rPr>
         <w:t xml:space="preserve"> 在其经典对比研究中系统评估了加权伪逆法、直接分配法与二次规划优化分配的性能特性，指出加权伪逆在无约束区域具备极高的计算效率与能耗最优性。由于其求解过程仅涉及离线常数矩阵求逆与在线代数矩阵乘加，单次解算仅耗费数微秒，对计算资源受限的微控制器具有天然的适配性。然而，广义逆法本质上属于无约束线性映射，当航行器执行大机动或遭遇突发强水流冲击时，算出的推力指令极易超出推进器的物理推力上限，算法本身缺乏显式处理执行器非线性饱和约束的能力。</w:t>
       </w:r>
     </w:p>
     <w:p>
       <w:pPr>
-        <w:spacing w:line="360" w:lineRule="exact" w:before="0" w:after="0"/>
-        <w:ind w:firstLine="420" w:firstLineChars="200"/>
-      </w:pPr>
-      <w:r>
-        <w:rPr>
-          <w:rFonts w:ascii="Times New Roman" w:hAnsi="Times New Roman" w:cs="Times New Roman" w:eastAsia="宋体"/>
-          <w:b w:val="0"/>
-          <w:i w:val="0"/>
-          <w:sz w:val="21"/>
+        <w:pStyle w:val="a7"/>
+        <w:spacing w:line="360" w:lineRule="auto" w:beforeLines="0" w:before="0" w:afterLines="0" w:after="0"/>
+        <w:ind w:firstLine="480" w:firstLineChars="200"/>
+      </w:pPr>
+      <w:r>
+        <w:rPr>
+          <w:rFonts w:ascii="Times New Roman" w:hAnsi="Times New Roman" w:cs="Times New Roman" w:eastAsia="宋体"/>
+          <w:b w:val="0"/>
+          <w:sz w:val="24"/>
         </w:rPr>
         <w:t>为显式处理执行机构的物理饱和界限，带约束数值优化分配方法被广泛研究。该类方法将控制分配问题构建为标准带约束二次规划（QP）问题，在目标函数中综合权衡虚拟控制力矩跟踪误差与推进器能耗，并显式引入推力幅值上下限与推力变化率界限作为不等式约束。Härkegård</w:t>
       </w:r>
@@ -2221,8 +2150,7 @@
         <w:rPr>
           <w:rFonts w:ascii="Times New Roman" w:hAnsi="Times New Roman" w:cs="Times New Roman" w:eastAsia="宋体"/>
           <w:b w:val="0"/>
-          <w:i w:val="0"/>
-          <w:sz w:val="21"/>
+          <w:sz w:val="24"/>
           <w:vertAlign w:val="superscript"/>
         </w:rPr>
         <w:t>[39]</w:t>
@@ -2231,8 +2159,7 @@
         <w:rPr>
           <w:rFonts w:ascii="Times New Roman" w:hAnsi="Times New Roman" w:cs="Times New Roman" w:eastAsia="宋体"/>
           <w:b w:val="0"/>
-          <w:i w:val="0"/>
-          <w:sz w:val="21"/>
+          <w:sz w:val="24"/>
         </w:rPr>
         <w:t xml:space="preserve"> 提出了基于主动集（Active Set）算法的高效二次规划分配框架，程卫平等</w:t>
       </w:r>
@@ -2240,8 +2167,7 @@
         <w:rPr>
           <w:rFonts w:ascii="Times New Roman" w:hAnsi="Times New Roman" w:cs="Times New Roman" w:eastAsia="宋体"/>
           <w:b w:val="0"/>
-          <w:i w:val="0"/>
-          <w:sz w:val="21"/>
+          <w:sz w:val="24"/>
           <w:vertAlign w:val="superscript"/>
         </w:rPr>
         <w:t>[40]</w:t>
@@ -2250,23 +2176,22 @@
         <w:rPr>
           <w:rFonts w:ascii="Times New Roman" w:hAnsi="Times New Roman" w:cs="Times New Roman" w:eastAsia="宋体"/>
           <w:b w:val="0"/>
-          <w:i w:val="0"/>
-          <w:sz w:val="21"/>
+          <w:sz w:val="24"/>
         </w:rPr>
         <w:t xml:space="preserve"> 则针对水下机器人推力分配提出了可行方向优化算法，能够在推力可达集内实现力矩跟踪的最优解算。带约束数值优化方法在数学上具有严密的最优性保证，但其本质属于在线迭代数值算法，单步求解耗时高度依赖初始点与活动约束集的迭代路径。在强扰动或极端机动等最恶劣工况下，在线迭代步数激增，低功耗嵌入式处理器存在计算超时被迫截断迭代的风险，进而输出非可行解或诱发系统任务调度延迟，给高频实时控制系统带来了不确定性。</w:t>
       </w:r>
     </w:p>
     <w:p>
       <w:pPr>
-        <w:spacing w:line="360" w:lineRule="exact" w:before="0" w:after="0"/>
-        <w:ind w:firstLine="420" w:firstLineChars="200"/>
-      </w:pPr>
-      <w:r>
-        <w:rPr>
-          <w:rFonts w:ascii="Times New Roman" w:hAnsi="Times New Roman" w:cs="Times New Roman" w:eastAsia="宋体"/>
-          <w:b w:val="0"/>
-          <w:i w:val="0"/>
-          <w:sz w:val="21"/>
+        <w:pStyle w:val="a7"/>
+        <w:spacing w:line="360" w:lineRule="auto" w:beforeLines="0" w:before="0" w:afterLines="0" w:after="0"/>
+        <w:ind w:firstLine="480" w:firstLineChars="200"/>
+      </w:pPr>
+      <w:r>
+        <w:rPr>
+          <w:rFonts w:ascii="Times New Roman" w:hAnsi="Times New Roman" w:cs="Times New Roman" w:eastAsia="宋体"/>
+          <w:b w:val="0"/>
+          <w:sz w:val="24"/>
         </w:rPr>
         <w:t>针对显式逆法的饱和缺失与在线优化算法的计算开销矛盾，启发式抗饱和分配方法在工程实践中得到了深入探索。早期工程中最简便的饱和处理方式为单推进器独立硬截断（Clipping），即直接将超限推进器的推力指令截断在物理饱和极值处。Johansen 与 Fossen</w:t>
       </w:r>
@@ -2274,8 +2199,7 @@
         <w:rPr>
           <w:rFonts w:ascii="Times New Roman" w:hAnsi="Times New Roman" w:cs="Times New Roman" w:eastAsia="宋体"/>
           <w:b w:val="0"/>
-          <w:i w:val="0"/>
-          <w:sz w:val="21"/>
+          <w:sz w:val="24"/>
           <w:vertAlign w:val="superscript"/>
         </w:rPr>
         <w:t>[7]</w:t>
@@ -2284,8 +2208,7 @@
         <w:rPr>
           <w:rFonts w:ascii="Times New Roman" w:hAnsi="Times New Roman" w:cs="Times New Roman" w:eastAsia="宋体"/>
           <w:b w:val="0"/>
-          <w:i w:val="0"/>
-          <w:sz w:val="21"/>
+          <w:sz w:val="24"/>
         </w:rPr>
         <w:t xml:space="preserve"> 在其经典综述中明确指出，对于多执行器过驱动系统，简单的独立硬截断将直接破坏多推进器推力矢量间的代数几何几何配比，导致实际合成的六维广义力矩产生严重偏转与畸变（Torque Distortion）。在水下复杂流场中，推进器饱和诱发的力矩偏转往往会反向激发未被控制的翻滚与俯仰动态，成为导致航行器在强流中剧烈失稳翻覆的关键诱因</w:t>
       </w:r>
@@ -2293,8 +2216,7 @@
         <w:rPr>
           <w:rFonts w:ascii="Times New Roman" w:hAnsi="Times New Roman" w:cs="Times New Roman" w:eastAsia="宋体"/>
           <w:b w:val="0"/>
-          <w:i w:val="0"/>
-          <w:sz w:val="21"/>
+          <w:sz w:val="24"/>
           <w:vertAlign w:val="superscript"/>
         </w:rPr>
         <w:t>[41]</w:t>
@@ -2303,23 +2225,22 @@
         <w:rPr>
           <w:rFonts w:ascii="Times New Roman" w:hAnsi="Times New Roman" w:cs="Times New Roman" w:eastAsia="宋体"/>
           <w:b w:val="0"/>
-          <w:i w:val="0"/>
-          <w:sz w:val="21"/>
+          <w:sz w:val="24"/>
         </w:rPr>
         <w:t>。</w:t>
       </w:r>
     </w:p>
     <w:p>
       <w:pPr>
-        <w:spacing w:line="360" w:lineRule="exact" w:before="0" w:after="0"/>
-        <w:ind w:firstLine="420" w:firstLineChars="200"/>
-      </w:pPr>
-      <w:r>
-        <w:rPr>
-          <w:rFonts w:ascii="Times New Roman" w:hAnsi="Times New Roman" w:cs="Times New Roman" w:eastAsia="宋体"/>
-          <w:b w:val="0"/>
-          <w:i w:val="0"/>
-          <w:sz w:val="21"/>
+        <w:pStyle w:val="a7"/>
+        <w:spacing w:line="360" w:lineRule="auto" w:beforeLines="0" w:before="0" w:afterLines="0" w:after="0"/>
+        <w:ind w:firstLine="480" w:firstLineChars="200"/>
+      </w:pPr>
+      <w:r>
+        <w:rPr>
+          <w:rFonts w:ascii="Times New Roman" w:hAnsi="Times New Roman" w:cs="Times New Roman" w:eastAsia="宋体"/>
+          <w:b w:val="0"/>
+          <w:sz w:val="24"/>
         </w:rPr>
         <w:t>为解决饱和引起的力矩方向畸变问题，学者们提出了力矩优先与保方向等比例缩放（Direction-Preserving Scaling）分配策略。该方法基于水下作业的物理安全性先验，即在狭窄受限空间作业时，航行器的姿态角稳定防倾覆需求严格优先于位置平移精度。当检测到推进器计算指令超出物理饱和界限时，算法计算最大超限比例因子，并对引起力矩失真的推进器分量实施等比例降阶缩放，或在分配目标中对姿态力矩赋予极高权重，从而以主动牺牲部分平移航速为代价，严格保证合成姿态力矩的方向与相对比例不发生畸变</w:t>
       </w:r>
@@ -2327,8 +2248,7 @@
         <w:rPr>
           <w:rFonts w:ascii="Times New Roman" w:hAnsi="Times New Roman" w:cs="Times New Roman" w:eastAsia="宋体"/>
           <w:b w:val="0"/>
-          <w:i w:val="0"/>
-          <w:sz w:val="21"/>
+          <w:sz w:val="24"/>
           <w:vertAlign w:val="superscript"/>
         </w:rPr>
         <w:t>[42]</w:t>
@@ -2337,8 +2257,7 @@
         <w:rPr>
           <w:rFonts w:ascii="Times New Roman" w:hAnsi="Times New Roman" w:cs="Times New Roman" w:eastAsia="宋体"/>
           <w:b w:val="0"/>
-          <w:i w:val="0"/>
-          <w:sz w:val="21"/>
+          <w:sz w:val="24"/>
         </w:rPr>
         <w:t>。Brunke 等人</w:t>
       </w:r>
@@ -2346,8 +2265,7 @@
         <w:rPr>
           <w:rFonts w:ascii="Times New Roman" w:hAnsi="Times New Roman" w:cs="Times New Roman" w:eastAsia="宋体"/>
           <w:b w:val="0"/>
-          <w:i w:val="0"/>
-          <w:sz w:val="21"/>
+          <w:sz w:val="24"/>
           <w:vertAlign w:val="superscript"/>
         </w:rPr>
         <w:t>[43]</w:t>
@@ -2356,8 +2274,7 @@
         <w:rPr>
           <w:rFonts w:ascii="Times New Roman" w:hAnsi="Times New Roman" w:cs="Times New Roman" w:eastAsia="宋体"/>
           <w:b w:val="0"/>
-          <w:i w:val="0"/>
-          <w:sz w:val="21"/>
+          <w:sz w:val="24"/>
         </w:rPr>
         <w:t xml:space="preserve"> 在机器人安全学习与控制综述中强调，在执行器存在严格物理幅值与速率约束时，保证系统满足控制李雅普诺夫安全性屏障是防止系统倾覆失稳的先决条件；类似地，开源飞控 PX4 在其底层控制分配模块中采用了序贯解饱和（Sequential Desaturation）逻辑，按照角速度姿态力矩、偏航力矩、垂荡推力与水平平移推力的固定优先级，在执行器饱和时自底向上逐级削减低优先级通道的控制量。此外，在水下多模态感知与高频闭环反馈方面，Zhao 等人</w:t>
       </w:r>
@@ -2365,8 +2282,7 @@
         <w:rPr>
           <w:rFonts w:ascii="Times New Roman" w:hAnsi="Times New Roman" w:cs="Times New Roman" w:eastAsia="宋体"/>
           <w:b w:val="0"/>
-          <w:i w:val="0"/>
-          <w:sz w:val="21"/>
+          <w:sz w:val="24"/>
           <w:vertAlign w:val="superscript"/>
         </w:rPr>
         <w:t>[44]</w:t>
@@ -2375,136 +2291,135 @@
         <w:rPr>
           <w:rFonts w:ascii="Times New Roman" w:hAnsi="Times New Roman" w:cs="Times New Roman" w:eastAsia="宋体"/>
           <w:b w:val="0"/>
-          <w:i w:val="0"/>
-          <w:sz w:val="21"/>
+          <w:sz w:val="24"/>
         </w:rPr>
         <w:t xml:space="preserve"> 针对微小型紧凑水下机器人提出了无标定 IMU-DVL 时空联合标定与高频测速估计框架（UIC），为控制系统在高频内环中获取可靠的机体线速度与姿态反馈提供了高保真感知支撑。这类启发式分配方法在保持解析计算极低开销的同时，有效消除了力矩方向畸变对姿态稳定性的威胁。</w:t>
       </w:r>
     </w:p>
     <w:p>
       <w:pPr>
-        <w:spacing w:line="360" w:lineRule="exact" w:before="0" w:after="0"/>
-        <w:ind w:firstLine="420" w:firstLineChars="200"/>
-      </w:pPr>
-      <w:r>
-        <w:rPr>
-          <w:rFonts w:ascii="Times New Roman" w:hAnsi="Times New Roman" w:cs="Times New Roman" w:eastAsia="宋体"/>
-          <w:b w:val="0"/>
-          <w:i w:val="0"/>
-          <w:sz w:val="21"/>
+        <w:pStyle w:val="a7"/>
+        <w:spacing w:line="360" w:lineRule="auto" w:beforeLines="0" w:before="0" w:afterLines="0" w:after="0"/>
+        <w:ind w:firstLine="480" w:firstLineChars="200"/>
+      </w:pPr>
+      <w:r>
+        <w:rPr>
+          <w:rFonts w:ascii="Times New Roman" w:hAnsi="Times New Roman" w:cs="Times New Roman" w:eastAsia="宋体"/>
+          <w:b w:val="0"/>
+          <w:sz w:val="24"/>
         </w:rPr>
         <w:t>综合上述控制分配研究现状可知，针对八推进器便携式水下航行器的嵌入式控制系统，纯加权伪逆法缺乏抗饱和机制，带约束二次规划存在迭代耗时波动与超时风险，而单推进器独立硬截断则会诱发致命的力矩方向偏转。因此，采用以加权伪逆解析解为基准、并结合力矩优先保方向解饱和逻辑的控制分配架构，是在严苛微控制器资源约束下兼顾毫秒级高频硬实时响应与推力饱和安全防倾覆的合理技术途径。</w:t>
       </w:r>
     </w:p>
     <w:p>
       <w:pPr>
-        <w:spacing w:line="360" w:lineRule="exact" w:before="156" w:after="78"/>
-        <w:ind w:firstLine="420" w:firstLineChars="200"/>
+        <w:pStyle w:val="a7"/>
+        <w:spacing w:line="360" w:lineRule="auto" w:beforeLines="50" w:before="120" w:afterLines="50" w:after="120"/>
+        <w:ind w:firstLine="480" w:firstLineChars="200"/>
       </w:pPr>
       <w:r>
         <w:rPr>
           <w:rFonts w:ascii="Times New Roman" w:hAnsi="Times New Roman" w:cs="Times New Roman" w:eastAsia="黑体"/>
           <w:b/>
-          <w:i w:val="0"/>
-          <w:sz w:val="21"/>
+          <w:sz w:val="24"/>
         </w:rPr>
         <w:t>2.4 现有研究局限与发展趋势</w:t>
       </w:r>
     </w:p>
     <w:p>
       <w:pPr>
-        <w:spacing w:line="360" w:lineRule="exact" w:before="0" w:after="0"/>
-        <w:ind w:firstLine="420" w:firstLineChars="200"/>
-      </w:pPr>
-      <w:r>
-        <w:rPr>
-          <w:rFonts w:ascii="Times New Roman" w:hAnsi="Times New Roman" w:cs="Times New Roman" w:eastAsia="宋体"/>
-          <w:b w:val="0"/>
-          <w:i w:val="0"/>
-          <w:sz w:val="21"/>
+        <w:pStyle w:val="a7"/>
+        <w:spacing w:line="360" w:lineRule="auto" w:beforeLines="0" w:before="0" w:afterLines="0" w:after="0"/>
+        <w:ind w:firstLine="480" w:firstLineChars="200"/>
+      </w:pPr>
+      <w:r>
+        <w:rPr>
+          <w:rFonts w:ascii="Times New Roman" w:hAnsi="Times New Roman" w:cs="Times New Roman" w:eastAsia="宋体"/>
+          <w:b w:val="0"/>
+          <w:sz w:val="24"/>
         </w:rPr>
         <w:t>纵观国内外在水下航行器动力学建模、运动控制及控制分配领域的研究成果，学者们在势流机理推导、非线性鲁棒控制算法构建以及多执行器优化分配方面已经建立了坚实的理论体系。然而，现有研究多数面向吨位较大的工作级潜航器、长航程鱼雷体 AUV 或基于理想仿真环境开展，当将现有理论方法移植应用于搭载低功耗嵌入式微控制器、作业于狭窄受限水域的便携式微小型八推进器水下航行器时，仍面临以下显著的研究局限与客观矛盾：</w:t>
       </w:r>
     </w:p>
     <w:p>
       <w:pPr>
-        <w:spacing w:line="360" w:lineRule="exact" w:before="0" w:after="0"/>
-        <w:ind w:firstLine="420" w:firstLineChars="200"/>
-      </w:pPr>
-      <w:r>
-        <w:rPr>
-          <w:rFonts w:ascii="Times New Roman" w:hAnsi="Times New Roman" w:cs="Times New Roman" w:eastAsia="宋体"/>
-          <w:b w:val="0"/>
-          <w:i w:val="0"/>
-          <w:sz w:val="21"/>
+        <w:pStyle w:val="a7"/>
+        <w:spacing w:line="360" w:lineRule="auto" w:beforeLines="0" w:before="0" w:afterLines="0" w:after="0"/>
+        <w:ind w:firstLine="480" w:firstLineChars="200"/>
+      </w:pPr>
+      <w:r>
+        <w:rPr>
+          <w:rFonts w:ascii="Times New Roman" w:hAnsi="Times New Roman" w:cs="Times New Roman" w:eastAsia="宋体"/>
+          <w:b w:val="0"/>
+          <w:sz w:val="24"/>
         </w:rPr>
         <w:t>第一，高保真水动力参数获取门槛与微小型平台低成本研发条件之间的矛盾。现有高精度水动力建模方法高度依赖大型平面运动机构（PMM）拖曳水池或耗费巨量计算资源的精细 CFD 动网格仿真，研发周期长且设施动员成本极其昂贵；经验解析公式则难以适用于多外挂推进器及紧凑舱体结构的强耦合水动力计算。尽管以 Caccia 为代表的板载传感器试验法大幅降低了试验门槛，但在常规小型水池受限空间内，如何有效抑制离散微分高频噪声、设计规范简便的激励工况并完成关键水动力参数的可靠拟合与校验，仍是制约基于模型的先进控制算法向微小型装备下沉推广的首要瓶颈。</w:t>
       </w:r>
     </w:p>
     <w:p>
       <w:pPr>
-        <w:spacing w:line="360" w:lineRule="exact" w:before="0" w:after="0"/>
-        <w:ind w:firstLine="420" w:firstLineChars="200"/>
-      </w:pPr>
-      <w:r>
-        <w:rPr>
-          <w:rFonts w:ascii="Times New Roman" w:hAnsi="Times New Roman" w:cs="Times New Roman" w:eastAsia="宋体"/>
-          <w:b w:val="0"/>
-          <w:i w:val="0"/>
-          <w:sz w:val="21"/>
+        <w:pStyle w:val="a7"/>
+        <w:spacing w:line="360" w:lineRule="auto" w:beforeLines="0" w:before="0" w:afterLines="0" w:after="0"/>
+        <w:ind w:firstLine="480" w:firstLineChars="200"/>
+      </w:pPr>
+      <w:r>
+        <w:rPr>
+          <w:rFonts w:ascii="Times New Roman" w:hAnsi="Times New Roman" w:cs="Times New Roman" w:eastAsia="宋体"/>
+          <w:b w:val="0"/>
+          <w:sz w:val="24"/>
         </w:rPr>
         <w:t>第二，先进复杂非线性控制算法与机载嵌入式计算资源严苛约束之间的矛盾。为克服高密度介质中的非线性流阻与模型不确定性，学术界提出了非线性模型预测控制（NMPC）、高阶滑模控制以及深度强化学习等先进控制策略，并在离线数值仿真中展现出优良的控制性能。然而，此类算法普遍依赖高密度的在线滚动优化迭代求解或连续高阶求导运算，在计算与存储资源极度受限、功耗严控的机载嵌入式微控制器（MCU）硬件平台上，难以保证百赫兹以上的硬实时刷新频率，极易诱发任务调度延迟或看门狗异常。如何在严格的嵌入式算力边界内，构建兼顾毫秒级计算时效性与非线性流动力动态补偿精度的轻量化闭环控制架构，是实现工程可靠落地的关键所在。</w:t>
       </w:r>
     </w:p>
     <w:p>
       <w:pPr>
-        <w:spacing w:line="360" w:lineRule="exact" w:before="0" w:after="0"/>
-        <w:ind w:firstLine="420" w:firstLineChars="200"/>
-      </w:pPr>
-      <w:r>
-        <w:rPr>
-          <w:rFonts w:ascii="Times New Roman" w:hAnsi="Times New Roman" w:cs="Times New Roman" w:eastAsia="宋体"/>
-          <w:b w:val="0"/>
-          <w:i w:val="0"/>
-          <w:sz w:val="21"/>
+        <w:pStyle w:val="a7"/>
+        <w:spacing w:line="360" w:lineRule="auto" w:beforeLines="0" w:before="0" w:afterLines="0" w:after="0"/>
+        <w:ind w:firstLine="480" w:firstLineChars="200"/>
+      </w:pPr>
+      <w:r>
+        <w:rPr>
+          <w:rFonts w:ascii="Times New Roman" w:hAnsi="Times New Roman" w:cs="Times New Roman" w:eastAsia="宋体"/>
+          <w:b w:val="0"/>
+          <w:sz w:val="24"/>
         </w:rPr>
         <w:t>第三，过驱动推进构型控制自由度提升与推力饱和诱发力矩方向畸变失稳之间的矛盾。空间对称与矢量倾斜布置的八推进器构型赋予了航行器六自由度全解耦独立机动能力，但微小型装备推进器推力储备有限，在遭遇近壁面强突发流扰或执行大机动调姿时极易触及推力幅值物理上限。现有多数工程实现沿用的单推进器独立硬截断策略，会直接破坏空间推力矢量的代数几何配比，导致六维广义合成力矩的方向产生严重偏转与畸变，反向诱发剧烈的非期望翻滚发散与姿态失稳。如何在保持极低代数解算开销的前提下，建立具备力矩方向保全能力的抗饱和解饱和机制，在推力饱和极端工况下优先保全姿态稳定防倾覆，是多执行器过驱动系统亟待解决的核心问题。</w:t>
       </w:r>
     </w:p>
     <w:p>
       <w:pPr>
-        <w:spacing w:line="360" w:lineRule="exact" w:before="0" w:after="0"/>
-        <w:ind w:firstLine="420" w:firstLineChars="200"/>
-      </w:pPr>
-      <w:r>
-        <w:rPr>
-          <w:rFonts w:ascii="Times New Roman" w:hAnsi="Times New Roman" w:cs="Times New Roman" w:eastAsia="宋体"/>
-          <w:b w:val="0"/>
-          <w:i w:val="0"/>
-          <w:sz w:val="21"/>
+        <w:pStyle w:val="a7"/>
+        <w:spacing w:line="360" w:lineRule="auto" w:beforeLines="0" w:before="0" w:afterLines="0" w:after="0"/>
+        <w:ind w:firstLine="480" w:firstLineChars="200"/>
+      </w:pPr>
+      <w:r>
+        <w:rPr>
+          <w:rFonts w:ascii="Times New Roman" w:hAnsi="Times New Roman" w:cs="Times New Roman" w:eastAsia="宋体"/>
+          <w:b w:val="0"/>
+          <w:sz w:val="24"/>
         </w:rPr>
         <w:t>综上所述，针对上述局限，面向便携式微小型水下航行器的运动控制研究，正逐步向低成本机理辨识、兼顾实时性与补偿精度的轻量化控制算法构建、以及推力饱和极端工况下的姿态安全保全等方向深入拓展。</w:t>
       </w:r>
     </w:p>
     <w:p>
       <w:pPr>
-        <w:spacing w:line="360" w:lineRule="exact" w:before="0" w:after="0"/>
-        <w:ind w:firstLine="420" w:firstLineChars="200"/>
-      </w:pPr>
-      <w:r>
-        <w:rPr>
-          <w:rFonts w:ascii="Times New Roman" w:hAnsi="Times New Roman" w:cs="Times New Roman" w:eastAsia="宋体"/>
-          <w:b w:val="0"/>
-          <w:i w:val="0"/>
-          <w:sz w:val="21"/>
+        <w:pStyle w:val="a7"/>
+        <w:spacing w:line="360" w:lineRule="auto" w:beforeLines="0" w:before="0" w:afterLines="0" w:after="0"/>
+        <w:ind w:firstLine="480" w:firstLineChars="200"/>
+      </w:pPr>
+      <w:r>
+        <w:rPr>
+          <w:rFonts w:ascii="Times New Roman" w:hAnsi="Times New Roman" w:cs="Times New Roman" w:eastAsia="宋体"/>
+          <w:b w:val="0"/>
+          <w:sz w:val="24"/>
         </w:rPr>
         <w:t>结合上述背景，本课题拟以成熟的开源飞控系统 PX4 为底层实时控制与验证基座，针对八推进器便携式水下航行器，开展水动力机理建模与参数辨识、模型解耦前馈补偿控制、以及推力饱和状态下的力矩优先控制分配方法研究。通过构建计算紧凑、物理可行的闭环控制方案，并依托软件在环（SITL）仿真与物理实验开展系统验证，为微小型装备在受限水域与流扰工况下的稳定作业提供工程可行的方法支撑。</w:t>
       </w:r>
     </w:p>
     <w:p>
       <w:pPr>
-        <w:spacing w:beforeLines="50" w:before="120" w:afterLines="50" w:after="120" w:line="360" w:lineRule="exact"/>
-        <w:ind w:firstLine="560" w:firstLineChars="200"/>
+        <w:spacing w:beforeLines="50" w:before="120" w:afterLines="50" w:after="120" w:line="360" w:lineRule="auto"/>
+        <w:ind w:firstLine="560" w:firstLineChars="0"/>
         <w:rPr>
           <w:rFonts w:ascii="黑体" w:eastAsia="黑体" w:hint="eastAsia"/>
           <w:sz w:val="28"/>
@@ -2544,7 +2459,7 @@
     <w:p>
       <w:pPr>
         <w:pStyle w:val="a6"/>
-        <w:spacing w:before="120" w:after="120" w:line="360" w:lineRule="exact" w:beforeLines="50" w:afterLines="50"/>
+        <w:spacing w:before="120" w:after="120" w:line="360" w:lineRule="auto" w:beforeLines="50" w:afterLines="50"/>
         <w:ind w:firstLine="0" w:firstLineChars="0"/>
         <w:rPr>
           <w:rFonts w:ascii="黑体" w:hAnsi="黑体"/>
@@ -2556,8 +2471,7 @@
         <w:rPr>
           <w:rFonts w:ascii="Times New Roman" w:hAnsi="Times New Roman" w:hint="eastAsia" w:cs="Times New Roman" w:eastAsia="黑体"/>
           <w:b/>
-          <w:i w:val="0"/>
-          <w:sz w:val="21"/>
+          <w:sz w:val="24"/>
         </w:rPr>
         <w:t>1</w:t>
       </w:r>
@@ -2565,8 +2479,7 @@
         <w:rPr>
           <w:rFonts w:ascii="Times New Roman" w:hAnsi="Times New Roman" w:cs="Times New Roman" w:eastAsia="黑体"/>
           <w:b/>
-          <w:i w:val="0"/>
-          <w:sz w:val="21"/>
+          <w:sz w:val="24"/>
         </w:rPr>
         <w:t xml:space="preserve">． </w:t>
       </w:r>
@@ -2574,8 +2487,7 @@
         <w:rPr>
           <w:rFonts w:ascii="Times New Roman" w:hAnsi="Times New Roman" w:hint="eastAsia" w:cs="Times New Roman" w:eastAsia="黑体"/>
           <w:b/>
-          <w:i w:val="0"/>
-          <w:sz w:val="21"/>
+          <w:sz w:val="24"/>
         </w:rPr>
         <w:t>主要研究内容</w:t>
       </w:r>
@@ -2583,217 +2495,216 @@
         <w:rPr>
           <w:rFonts w:ascii="Times New Roman" w:hAnsi="Times New Roman" w:hint="eastAsia" w:cs="Times New Roman" w:eastAsia="黑体"/>
           <w:b/>
-          <w:i w:val="0"/>
-          <w:sz w:val="21"/>
-        </w:rPr>
-      </w:r>
-    </w:p>
-    <w:p>
-      <w:pPr>
-        <w:spacing w:line="360" w:lineRule="exact" w:before="156" w:after="78"/>
-        <w:ind w:firstLine="420" w:firstLineChars="200"/>
+          <w:sz w:val="24"/>
+        </w:rPr>
+      </w:r>
+    </w:p>
+    <w:p>
+      <w:pPr>
+        <w:pStyle w:val="a7"/>
+        <w:spacing w:line="360" w:lineRule="auto" w:beforeLines="50" w:before="120" w:afterLines="50" w:after="120"/>
+        <w:ind w:firstLine="480" w:firstLineChars="200"/>
       </w:pPr>
       <w:r>
         <w:rPr>
           <w:rFonts w:ascii="Times New Roman" w:hAnsi="Times New Roman" w:cs="Times New Roman" w:eastAsia="黑体"/>
           <w:b/>
-          <w:i w:val="0"/>
-          <w:sz w:val="21"/>
+          <w:sz w:val="24"/>
         </w:rPr>
         <w:t>1.1 预期研究目标</w:t>
       </w:r>
     </w:p>
     <w:p>
       <w:pPr>
-        <w:spacing w:line="360" w:lineRule="exact" w:before="0" w:after="0"/>
-        <w:ind w:firstLine="420" w:firstLineChars="200"/>
-      </w:pPr>
-      <w:r>
-        <w:rPr>
-          <w:rFonts w:ascii="Times New Roman" w:hAnsi="Times New Roman" w:cs="Times New Roman" w:eastAsia="宋体"/>
-          <w:b w:val="0"/>
-          <w:i w:val="0"/>
-          <w:sz w:val="21"/>
+        <w:pStyle w:val="a7"/>
+        <w:spacing w:line="360" w:lineRule="auto" w:beforeLines="0" w:before="0" w:afterLines="0" w:after="0"/>
+        <w:ind w:firstLine="480" w:firstLineChars="200"/>
+      </w:pPr>
+      <w:r>
+        <w:rPr>
+          <w:rFonts w:ascii="Times New Roman" w:hAnsi="Times New Roman" w:cs="Times New Roman" w:eastAsia="宋体"/>
+          <w:b w:val="0"/>
+          <w:sz w:val="24"/>
         </w:rPr>
         <w:t>针对便携式微小型水下航行器在近壁面受限水域作业时面临的非线性流阻强耦合、机载嵌入式计算资源受限以及推进器推力饱和诱发力矩方向畸变失稳等客观矛盾，本课题以成熟的开源机器人飞控系统 PX4 为底层实时控制与验证基座，开展水动力机理建模、低成本参数辨识、模型解耦前馈补偿控制以及力矩优先推力分配方法研究。课题预期达成的具体研究目标如下：</w:t>
       </w:r>
     </w:p>
     <w:p>
       <w:pPr>
-        <w:spacing w:line="360" w:lineRule="exact" w:before="0" w:after="0"/>
-        <w:ind w:firstLine="420" w:firstLineChars="200"/>
-      </w:pPr>
-      <w:r>
-        <w:rPr>
-          <w:rFonts w:ascii="Times New Roman" w:hAnsi="Times New Roman" w:cs="Times New Roman" w:eastAsia="宋体"/>
-          <w:b w:val="0"/>
-          <w:i w:val="0"/>
-          <w:sz w:val="21"/>
+        <w:pStyle w:val="a7"/>
+        <w:spacing w:line="360" w:lineRule="auto" w:beforeLines="0" w:before="0" w:afterLines="0" w:after="0"/>
+        <w:ind w:firstLine="480" w:firstLineChars="200"/>
+      </w:pPr>
+      <w:r>
+        <w:rPr>
+          <w:rFonts w:ascii="Times New Roman" w:hAnsi="Times New Roman" w:cs="Times New Roman" w:eastAsia="宋体"/>
+          <w:b w:val="0"/>
+          <w:sz w:val="24"/>
         </w:rPr>
         <w:t>（1）建立水下航行器六自由度机理动力学模型与低成本参数辨识流程。基于刚体动力学与流体势流理论构建六自由度非线性状态方程，明确质量惯性、附加质量及非线性流体阻尼的物理作用机制；设计基于板载传感器响应的小型水池试验方案，利用推进器已知激励与运动响应数据提取关键水动力参数，完成动力学模型的拟合与残差校验，为控制系统设计提供可靠的先验模型支撑。</w:t>
       </w:r>
     </w:p>
     <w:p>
       <w:pPr>
-        <w:spacing w:line="360" w:lineRule="exact" w:before="0" w:after="0"/>
-        <w:ind w:firstLine="420" w:firstLineChars="200"/>
-      </w:pPr>
-      <w:r>
-        <w:rPr>
-          <w:rFonts w:ascii="Times New Roman" w:hAnsi="Times New Roman" w:cs="Times New Roman" w:eastAsia="宋体"/>
-          <w:b w:val="0"/>
-          <w:i w:val="0"/>
-          <w:sz w:val="21"/>
+        <w:pStyle w:val="a7"/>
+        <w:spacing w:line="360" w:lineRule="auto" w:beforeLines="0" w:before="0" w:afterLines="0" w:after="0"/>
+        <w:ind w:firstLine="480" w:firstLineChars="200"/>
+      </w:pPr>
+      <w:r>
+        <w:rPr>
+          <w:rFonts w:ascii="Times New Roman" w:hAnsi="Times New Roman" w:cs="Times New Roman" w:eastAsia="宋体"/>
+          <w:b w:val="0"/>
+          <w:sz w:val="24"/>
         </w:rPr>
         <w:t>（2）构建兼顾动态补偿精度与低计算复杂度的闭环运动控制系统。在 PX4 模块化高频实时控制架构下，设计基于机理动力学的显式前馈解耦补偿模块，与高频状态反馈回路形成双闭环控制架构；在严格受限的机载微控制器计算边界内，有效补偿流体阻尼引起的非线性耗散并抑制多轴动态交叉耦合，提升航行器在复杂流扰工况下空间定点悬停、定深定航以及多自由度平滑机动的稳定控制能力。</w:t>
       </w:r>
     </w:p>
     <w:p>
       <w:pPr>
-        <w:spacing w:line="360" w:lineRule="exact" w:before="0" w:after="0"/>
-        <w:ind w:firstLine="420" w:firstLineChars="200"/>
-      </w:pPr>
-      <w:r>
-        <w:rPr>
-          <w:rFonts w:ascii="Times New Roman" w:hAnsi="Times New Roman" w:cs="Times New Roman" w:eastAsia="宋体"/>
-          <w:b w:val="0"/>
-          <w:i w:val="0"/>
-          <w:sz w:val="21"/>
+        <w:pStyle w:val="a7"/>
+        <w:spacing w:line="360" w:lineRule="auto" w:beforeLines="0" w:before="0" w:afterLines="0" w:after="0"/>
+        <w:ind w:firstLine="480" w:firstLineChars="200"/>
+      </w:pPr>
+      <w:r>
+        <w:rPr>
+          <w:rFonts w:ascii="Times New Roman" w:hAnsi="Times New Roman" w:cs="Times New Roman" w:eastAsia="宋体"/>
+          <w:b w:val="0"/>
+          <w:sz w:val="24"/>
         </w:rPr>
         <w:t>（3）构建推力受限工况下的八推进器力矩优先控制分配机制。针对空间过驱动构型推导几何配置矩阵，设计具有解析形式的力矩优先分配算法；在遭遇强流扰或执行大机动导致推进器触及物理推力上限时，按力矩优先级自适应调节推力输出配比，优先维持六维广义力矩中的姿态控制力矩方向，有效抑制传统独立幅值硬截断诱发的翻滚发散风险，提升极端工况下的姿态安全性与防倾覆能力。</w:t>
       </w:r>
     </w:p>
     <w:p>
       <w:pPr>
-        <w:spacing w:line="360" w:lineRule="exact" w:before="0" w:after="0"/>
-        <w:ind w:firstLine="420" w:firstLineChars="200"/>
-      </w:pPr>
-      <w:r>
-        <w:rPr>
-          <w:rFonts w:ascii="Times New Roman" w:hAnsi="Times New Roman" w:cs="Times New Roman" w:eastAsia="宋体"/>
-          <w:b w:val="0"/>
-          <w:i w:val="0"/>
-          <w:sz w:val="21"/>
+        <w:pStyle w:val="a7"/>
+        <w:spacing w:line="360" w:lineRule="auto" w:beforeLines="0" w:before="0" w:afterLines="0" w:after="0"/>
+        <w:ind w:firstLine="480" w:firstLineChars="200"/>
+      </w:pPr>
+      <w:r>
+        <w:rPr>
+          <w:rFonts w:ascii="Times New Roman" w:hAnsi="Times New Roman" w:cs="Times New Roman" w:eastAsia="宋体"/>
+          <w:b w:val="0"/>
+          <w:sz w:val="24"/>
         </w:rPr>
         <w:t>（4）建立分级闭环仿真与物理实验的量化消融对比评估基准。在软件在环（SITL）仿真与物理实验水池环境中，设计定点悬停抗流扰、多轴阶跃响应等典型测试工况；以传统无模型 PID 控制策略为基准，从轨迹跟踪误差、姿态稳定裕度及推进器输出饱和程度等维度开展消融对比测试，系统评估引入动力学前馈补偿与力矩优先分配机制对航行器动态控制性能的改善效果，形成闭环验证。</w:t>
       </w:r>
     </w:p>
     <w:p>
       <w:pPr>
-        <w:spacing w:line="360" w:lineRule="exact" w:before="156" w:after="78"/>
-        <w:ind w:firstLine="420" w:firstLineChars="200"/>
+        <w:pStyle w:val="a7"/>
+        <w:spacing w:line="360" w:lineRule="auto" w:beforeLines="50" w:before="120" w:afterLines="50" w:after="120"/>
+        <w:ind w:firstLine="480" w:firstLineChars="200"/>
       </w:pPr>
       <w:r>
         <w:rPr>
           <w:rFonts w:ascii="Times New Roman" w:hAnsi="Times New Roman" w:cs="Times New Roman" w:eastAsia="黑体"/>
           <w:b/>
-          <w:i w:val="0"/>
-          <w:sz w:val="21"/>
+          <w:sz w:val="24"/>
         </w:rPr>
         <w:t>1.2 核心研究内容要点</w:t>
       </w:r>
     </w:p>
     <w:p>
       <w:pPr>
-        <w:spacing w:line="360" w:lineRule="exact" w:before="0" w:after="0"/>
-        <w:ind w:firstLine="420" w:firstLineChars="200"/>
-      </w:pPr>
-      <w:r>
-        <w:rPr>
-          <w:rFonts w:ascii="Times New Roman" w:hAnsi="Times New Roman" w:cs="Times New Roman" w:eastAsia="宋体"/>
-          <w:b w:val="0"/>
-          <w:i w:val="0"/>
-          <w:sz w:val="21"/>
+        <w:pStyle w:val="a7"/>
+        <w:spacing w:line="360" w:lineRule="auto" w:beforeLines="0" w:before="0" w:afterLines="0" w:after="0"/>
+        <w:ind w:firstLine="480" w:firstLineChars="200"/>
+      </w:pPr>
+      <w:r>
+        <w:rPr>
+          <w:rFonts w:ascii="Times New Roman" w:hAnsi="Times New Roman" w:cs="Times New Roman" w:eastAsia="宋体"/>
+          <w:b w:val="0"/>
+          <w:sz w:val="24"/>
         </w:rPr>
         <w:t>为达成上述预期研究目标，本课题紧密围绕水动力非线性强耦合、机载嵌入式实时控制算力约束以及过驱动多推进器饱和诱发力矩方向畸变失稳三大核心问题，重点开展以下三项研究内容：</w:t>
       </w:r>
     </w:p>
     <w:p>
       <w:pPr>
-        <w:spacing w:line="360" w:lineRule="exact" w:before="0" w:after="0"/>
-        <w:ind w:firstLine="420" w:firstLineChars="200"/>
+        <w:pStyle w:val="a7"/>
+        <w:spacing w:line="360" w:lineRule="auto" w:beforeLines="0" w:before="0" w:afterLines="0" w:after="0"/>
+        <w:ind w:firstLine="480" w:firstLineChars="200"/>
       </w:pPr>
       <w:r>
         <w:rPr>
           <w:rFonts w:ascii="Times New Roman" w:hAnsi="Times New Roman" w:cs="Times New Roman" w:eastAsia="黑体"/>
           <w:b/>
-          <w:i w:val="0"/>
-          <w:sz w:val="21"/>
+          <w:sz w:val="24"/>
         </w:rPr>
         <w:t>（1）水下航行器六自由度机理动力学建模与低成本水动力参数辨识</w:t>
       </w:r>
     </w:p>
     <w:p>
       <w:pPr>
-        <w:spacing w:line="360" w:lineRule="exact" w:before="0" w:after="0"/>
-        <w:ind w:firstLine="420" w:firstLineChars="200"/>
-      </w:pPr>
-      <w:r>
-        <w:rPr>
-          <w:rFonts w:ascii="Times New Roman" w:hAnsi="Times New Roman" w:cs="Times New Roman" w:eastAsia="宋体"/>
-          <w:b w:val="0"/>
-          <w:i w:val="0"/>
-          <w:sz w:val="21"/>
+        <w:pStyle w:val="a7"/>
+        <w:spacing w:line="360" w:lineRule="auto" w:beforeLines="0" w:before="0" w:afterLines="0" w:after="0"/>
+        <w:ind w:firstLine="480" w:firstLineChars="200"/>
+      </w:pPr>
+      <w:r>
+        <w:rPr>
+          <w:rFonts w:ascii="Times New Roman" w:hAnsi="Times New Roman" w:cs="Times New Roman" w:eastAsia="宋体"/>
+          <w:b w:val="0"/>
+          <w:sz w:val="24"/>
         </w:rPr>
         <w:t>建立精确反映流体动力特性的系统动力学模型，是开展后续运动控制设计与状态仿真的基础。本部分主要研究内容包括：① 构建六自由度非线性动力学状态方程：基于刚体运动学与流体势流理论，采用附体坐标系与惯性坐标系双坐标系描述，建立包含刚体质量惯性、水动力附加质量、科氏力与向心力、流体阻尼以及重浮力恢复力矩的六自由度非线性动力学方程。结合航行器三维实体模型测算与水下配重配平试验，确定机体刚体惯性矩阵与稳态恢复力矩参数；② 设计低成本板载时域试验辨识与数据处理方法：针对附加质量与二次流体阻尼难以通过经验公式准确求解的难题，依托小型实验水池开展低成本辨识试验。设计已知推进器推力阶跃激励试验与机体自由衰减试验流程，利用板载惯性测量单元（IMU）记录线加速度与角速度响应数据；针对离散微分放大高频噪声的问题，引入动量积分变换与时域低通数字滤波算法，抑制测量噪声干扰，提取各自由度的有效惯性、线性阻尼与二次非线性阻尼系数，并通过实测响应与模型预测残差对比完成动力学模型的校验。</w:t>
       </w:r>
     </w:p>
     <w:p>
       <w:pPr>
-        <w:spacing w:line="360" w:lineRule="exact" w:before="0" w:after="0"/>
-        <w:ind w:firstLine="420" w:firstLineChars="200"/>
+        <w:pStyle w:val="a7"/>
+        <w:spacing w:line="360" w:lineRule="auto" w:beforeLines="0" w:before="0" w:afterLines="0" w:after="0"/>
+        <w:ind w:firstLine="480" w:firstLineChars="200"/>
       </w:pPr>
       <w:r>
         <w:rPr>
           <w:rFonts w:ascii="Times New Roman" w:hAnsi="Times New Roman" w:cs="Times New Roman" w:eastAsia="黑体"/>
           <w:b/>
-          <w:i w:val="0"/>
-          <w:sz w:val="21"/>
+          <w:sz w:val="24"/>
         </w:rPr>
         <w:t>（2）基于机理动力学前馈补偿与高频状态反馈的运动控制算法设计</w:t>
       </w:r>
     </w:p>
     <w:p>
       <w:pPr>
-        <w:spacing w:line="360" w:lineRule="exact" w:before="0" w:after="0"/>
-        <w:ind w:firstLine="420" w:firstLineChars="200"/>
-      </w:pPr>
-      <w:r>
-        <w:rPr>
-          <w:rFonts w:ascii="Times New Roman" w:hAnsi="Times New Roman" w:cs="Times New Roman" w:eastAsia="宋体"/>
-          <w:b w:val="0"/>
-          <w:i w:val="0"/>
-          <w:sz w:val="21"/>
+        <w:pStyle w:val="a7"/>
+        <w:spacing w:line="360" w:lineRule="auto" w:beforeLines="0" w:before="0" w:afterLines="0" w:after="0"/>
+        <w:ind w:firstLine="480" w:firstLineChars="200"/>
+      </w:pPr>
+      <w:r>
+        <w:rPr>
+          <w:rFonts w:ascii="Times New Roman" w:hAnsi="Times New Roman" w:cs="Times New Roman" w:eastAsia="宋体"/>
+          <w:b w:val="0"/>
+          <w:sz w:val="24"/>
         </w:rPr>
         <w:t>针对水下高黏性介质引起的非线性流阻耗散与多轴交叉耦合动态，在机载微控制器有限算力约束下，构建兼顾补偿精度与低计算复杂度的闭环控制器。本部分主要研究内容包括：① 构建动力学前馈解耦补偿环节：利用辨识建立的机理动力学模型，构建具备显式解析表达式的前馈解耦补偿环节，在线实时解算非线性流体阻尼与速度耦合分量并实施前馈动态补偿，降低主导非线性阻力对系统动态的干扰，将复杂的六自由度非线性强耦合系统转化为近似线性的解耦控制通道；② 构建高频状态反馈回路与抗扰控制：在 PX4 原生分层实时控制架构下，结合机载传感器高频姿态与位置观测信息，设计高频状态反馈回路，形成“动力学模型前馈补偿 + 状态反馈”双闭环控制架构。利用反馈控制快速抑制未建模动态、水流脉动干扰及残余模型误差，提升航行器在近壁面流扰环境下的空间定点悬停稳定性与多自由度平滑机动跟踪性能。</w:t>
       </w:r>
     </w:p>
     <w:p>
       <w:pPr>
-        <w:spacing w:line="360" w:lineRule="exact" w:before="0" w:after="0"/>
-        <w:ind w:firstLine="420" w:firstLineChars="200"/>
+        <w:pStyle w:val="a7"/>
+        <w:spacing w:line="360" w:lineRule="auto" w:beforeLines="0" w:before="0" w:afterLines="0" w:after="0"/>
+        <w:ind w:firstLine="480" w:firstLineChars="200"/>
       </w:pPr>
       <w:r>
         <w:rPr>
           <w:rFonts w:ascii="Times New Roman" w:hAnsi="Times New Roman" w:cs="Times New Roman" w:eastAsia="黑体"/>
           <w:b/>
-          <w:i w:val="0"/>
-          <w:sz w:val="21"/>
+          <w:sz w:val="24"/>
         </w:rPr>
         <w:t>（3）空间过驱动八推进器推力分配与推力受限工况下的力矩优先控制</w:t>
       </w:r>
     </w:p>
     <w:p>
       <w:pPr>
-        <w:spacing w:line="360" w:lineRule="exact" w:before="0" w:after="0"/>
-        <w:ind w:firstLine="420" w:firstLineChars="200"/>
-      </w:pPr>
-      <w:r>
-        <w:rPr>
-          <w:rFonts w:ascii="Times New Roman" w:hAnsi="Times New Roman" w:cs="Times New Roman" w:eastAsia="宋体"/>
-          <w:b w:val="0"/>
-          <w:i w:val="0"/>
-          <w:sz w:val="21"/>
+        <w:pStyle w:val="a7"/>
+        <w:spacing w:line="360" w:lineRule="auto" w:beforeLines="0" w:before="0" w:afterLines="0" w:after="0"/>
+        <w:ind w:firstLine="480" w:firstLineChars="200"/>
+      </w:pPr>
+      <w:r>
+        <w:rPr>
+          <w:rFonts w:ascii="Times New Roman" w:hAnsi="Times New Roman" w:cs="Times New Roman" w:eastAsia="宋体"/>
+          <w:b w:val="0"/>
+          <w:sz w:val="24"/>
         </w:rPr>
         <w:t>针对空间对称与矢量倾斜布置的八推进器过驱动构型，构建连接上层期望控制指令与底层执行机构的推力分配映射与抗饱和处理机制。本部分主要研究内容包括：① 推导空间几何推力配置矩阵与解析分配：根据八台推进器的空间几何安装位置与矢量倾斜夹角，建立从六维广义期望力与力矩（三维期望力与三维期望力矩）到八台推进器轴向推力指令的代数映射关系，推导空间推力配置矩阵；以推进器控制能量消耗最小为优化目标，基于加权伪逆法求取推力分配的全局解析解，确保在微控制器上实现毫秒级快速解算；② 设计力矩优先抗饱和分配机制：针对执行大机动或遭遇强突发流扰导致推进器触及物理推力上限的问题，深入分析传统单推进器独立幅值硬截断破坏空间推力矢量配比、导致合成力矩方向偏转的失稳机理；构建具有低代数计算开销的力矩优先分配机制，在推力指令饱和超限时，按姿态角速度、偏航与平移推力的优先级自适应调节推力输出配比，对非关键平移推力分量进行等比例缩减，优先维持姿态控制力矩的方向与比例，有效抑制力矩畸变诱发的翻滚发散风险，提升极端工况下的姿态安全性。</w:t>
       </w:r>
@@ -2801,7 +2712,7 @@
     <w:p>
       <w:pPr>
         <w:pStyle w:val="a6"/>
-        <w:spacing w:before="120" w:after="120" w:line="360" w:lineRule="exact" w:beforeLines="50" w:afterLines="50"/>
+        <w:spacing w:before="120" w:after="120" w:line="360" w:lineRule="auto" w:beforeLines="50" w:afterLines="50"/>
         <w:ind w:firstLine="0" w:firstLineChars="0"/>
         <w:rPr>
           <w:rFonts w:ascii="黑体" w:hAnsi="黑体"/>
@@ -2812,8 +2723,7 @@
         <w:rPr>
           <w:rFonts w:ascii="Times New Roman" w:hAnsi="Times New Roman" w:hint="eastAsia" w:cs="Times New Roman" w:eastAsia="黑体"/>
           <w:b/>
-          <w:i w:val="0"/>
-          <w:sz w:val="21"/>
+          <w:sz w:val="24"/>
         </w:rPr>
         <w:t>2</w:t>
       </w:r>
@@ -2821,8 +2731,7 @@
         <w:rPr>
           <w:rFonts w:ascii="Times New Roman" w:hAnsi="Times New Roman" w:cs="Times New Roman" w:eastAsia="黑体"/>
           <w:b/>
-          <w:i w:val="0"/>
-          <w:sz w:val="21"/>
+          <w:sz w:val="24"/>
         </w:rPr>
         <w:t xml:space="preserve">． </w:t>
       </w:r>
@@ -2830,8 +2739,7 @@
         <w:rPr>
           <w:rFonts w:ascii="Times New Roman" w:hAnsi="Times New Roman" w:hint="eastAsia" w:cs="Times New Roman" w:eastAsia="黑体"/>
           <w:b/>
-          <w:i w:val="0"/>
-          <w:sz w:val="21"/>
+          <w:sz w:val="24"/>
         </w:rPr>
         <w:t>研究方案</w:t>
       </w:r>
@@ -2839,67 +2747,66 @@
         <w:rPr>
           <w:rFonts w:ascii="Times New Roman" w:hAnsi="Times New Roman" w:hint="eastAsia" w:cs="Times New Roman" w:eastAsia="黑体"/>
           <w:b/>
-          <w:i w:val="0"/>
-          <w:sz w:val="21"/>
-        </w:rPr>
-      </w:r>
-    </w:p>
-    <w:p>
-      <w:pPr>
-        <w:spacing w:line="360" w:lineRule="exact" w:before="156" w:after="78"/>
-        <w:ind w:firstLine="420" w:firstLineChars="200"/>
+          <w:sz w:val="24"/>
+        </w:rPr>
+      </w:r>
+    </w:p>
+    <w:p>
+      <w:pPr>
+        <w:pStyle w:val="a7"/>
+        <w:spacing w:line="360" w:lineRule="auto" w:beforeLines="50" w:before="120" w:afterLines="50" w:after="120"/>
+        <w:ind w:firstLine="480" w:firstLineChars="200"/>
       </w:pPr>
       <w:r>
         <w:rPr>
           <w:rFonts w:ascii="Times New Roman" w:hAnsi="Times New Roman" w:cs="Times New Roman" w:eastAsia="黑体"/>
           <w:b/>
-          <w:i w:val="0"/>
-          <w:sz w:val="21"/>
+          <w:sz w:val="24"/>
         </w:rPr>
         <w:t>2.1 拟采取的研究方法</w:t>
       </w:r>
     </w:p>
     <w:p>
       <w:pPr>
-        <w:spacing w:line="360" w:lineRule="exact" w:before="0" w:after="0"/>
-        <w:ind w:firstLine="420" w:firstLineChars="200"/>
-      </w:pPr>
-      <w:r>
-        <w:rPr>
-          <w:rFonts w:ascii="Times New Roman" w:hAnsi="Times New Roman" w:cs="Times New Roman" w:eastAsia="宋体"/>
-          <w:b w:val="0"/>
-          <w:i w:val="0"/>
-          <w:sz w:val="21"/>
+        <w:pStyle w:val="a7"/>
+        <w:spacing w:line="360" w:lineRule="auto" w:beforeLines="0" w:before="0" w:afterLines="0" w:after="0"/>
+        <w:ind w:firstLine="480" w:firstLineChars="200"/>
+      </w:pPr>
+      <w:r>
+        <w:rPr>
+          <w:rFonts w:ascii="Times New Roman" w:hAnsi="Times New Roman" w:cs="Times New Roman" w:eastAsia="宋体"/>
+          <w:b w:val="0"/>
+          <w:sz w:val="24"/>
         </w:rPr>
         <w:t>围绕前述三项核心研究任务，本课题坚持理论建模、工程算法实现与消融对比验证相结合的技术路线，拟采取的具体研究方法如下：</w:t>
       </w:r>
     </w:p>
     <w:p>
       <w:pPr>
-        <w:spacing w:line="360" w:lineRule="exact" w:before="0" w:after="0"/>
-        <w:ind w:firstLine="420" w:firstLineChars="200"/>
+        <w:pStyle w:val="a7"/>
+        <w:spacing w:line="360" w:lineRule="auto" w:beforeLines="0" w:before="0" w:afterLines="0" w:after="0"/>
+        <w:ind w:firstLine="480" w:firstLineChars="200"/>
       </w:pPr>
       <w:r>
         <w:rPr>
           <w:rFonts w:ascii="Times New Roman" w:hAnsi="Times New Roman" w:cs="Times New Roman" w:eastAsia="黑体"/>
           <w:b/>
-          <w:i w:val="0"/>
-          <w:sz w:val="21"/>
+          <w:sz w:val="24"/>
         </w:rPr>
         <w:t>（1）动力学机理建模与时域参数滤波辨识方法</w:t>
       </w:r>
     </w:p>
     <w:p>
       <w:pPr>
-        <w:spacing w:line="360" w:lineRule="exact" w:before="0" w:after="0"/>
-        <w:ind w:firstLine="420" w:firstLineChars="200"/>
-      </w:pPr>
-      <w:r>
-        <w:rPr>
-          <w:rFonts w:ascii="Times New Roman" w:hAnsi="Times New Roman" w:cs="Times New Roman" w:eastAsia="宋体"/>
-          <w:b w:val="0"/>
-          <w:i w:val="0"/>
-          <w:sz w:val="21"/>
+        <w:pStyle w:val="a7"/>
+        <w:spacing w:line="360" w:lineRule="auto" w:beforeLines="0" w:before="0" w:afterLines="0" w:after="0"/>
+        <w:ind w:firstLine="480" w:firstLineChars="200"/>
+      </w:pPr>
+      <w:r>
+        <w:rPr>
+          <w:rFonts w:ascii="Times New Roman" w:hAnsi="Times New Roman" w:cs="Times New Roman" w:eastAsia="宋体"/>
+          <w:b w:val="0"/>
+          <w:sz w:val="24"/>
         </w:rPr>
         <w:t>针对水下航行器六自由度复杂动力学特性，采用理论机理推导与时域试验辨识相结合的技术途径：① 构建机理模型与测算几何惯性：基于牛顿-欧拉刚体动力学理论与流体势流理论，建立包含刚体质量惯性、水动力附加质量、科氏力与向心力、流体阻尼以及重浮力恢复力矩的六自由度非线性动力学方程</w:t>
       </w:r>
@@ -2907,8 +2814,7 @@
         <w:rPr>
           <w:rFonts w:ascii="Times New Roman" w:hAnsi="Times New Roman" w:cs="Times New Roman" w:eastAsia="宋体"/>
           <w:b w:val="0"/>
-          <w:i w:val="0"/>
-          <w:sz w:val="21"/>
+          <w:sz w:val="24"/>
           <w:vertAlign w:val="superscript"/>
         </w:rPr>
         <w:t>[3]</w:t>
@@ -2917,8 +2823,7 @@
         <w:rPr>
           <w:rFonts w:ascii="Times New Roman" w:hAnsi="Times New Roman" w:cs="Times New Roman" w:eastAsia="宋体"/>
           <w:b w:val="0"/>
-          <w:i w:val="0"/>
-          <w:sz w:val="21"/>
+          <w:sz w:val="24"/>
         </w:rPr>
         <w:t>。利用计算机辅助设计（CAD）三维模型精确解算机体干重、质心位置及转动惯量矩阵，并通过水下静态悬浮配平试验获取净浮力与浮心几何坐标；② 开展水池时域阶跃与衰减试验辨识：针对难以理论解析的附加质量与二次流体阻尼，借鉴板载传感器试验辨识范式</w:t>
       </w:r>
@@ -2926,8 +2831,7 @@
         <w:rPr>
           <w:rFonts w:ascii="Times New Roman" w:hAnsi="Times New Roman" w:cs="Times New Roman" w:eastAsia="宋体"/>
           <w:b w:val="0"/>
-          <w:i w:val="0"/>
-          <w:sz w:val="21"/>
+          <w:sz w:val="24"/>
           <w:vertAlign w:val="superscript"/>
         </w:rPr>
         <w:t>[14]</w:t>
@@ -2936,8 +2840,7 @@
         <w:rPr>
           <w:rFonts w:ascii="Times New Roman" w:hAnsi="Times New Roman" w:cs="Times New Roman" w:eastAsia="宋体"/>
           <w:b w:val="0"/>
-          <w:i w:val="0"/>
-          <w:sz w:val="21"/>
+          <w:sz w:val="24"/>
         </w:rPr>
         <w:t>，在实验水池中设计阶跃推力激励与自由衰减两组标准试验工况。通过已知推力输入激发机体稳态航速以提取高雷诺数下的二次非线性阻尼，通过初始偏角释放记录自由衰减振荡过程以提取固有频率与阻尼比；③ 实施动量积分变换与抗噪参数回归：针对传感器离散数值微分引入的高频噪声放大问题，采用广义动量变换方法</w:t>
       </w:r>
@@ -2945,8 +2848,7 @@
         <w:rPr>
           <w:rFonts w:ascii="Times New Roman" w:hAnsi="Times New Roman" w:cs="Times New Roman" w:eastAsia="宋体"/>
           <w:b w:val="0"/>
-          <w:i w:val="0"/>
-          <w:sz w:val="21"/>
+          <w:sz w:val="24"/>
           <w:vertAlign w:val="superscript"/>
         </w:rPr>
         <w:t>[18]</w:t>
@@ -2955,38 +2857,37 @@
         <w:rPr>
           <w:rFonts w:ascii="Times New Roman" w:hAnsi="Times New Roman" w:cs="Times New Roman" w:eastAsia="宋体"/>
           <w:b w:val="0"/>
-          <w:i w:val="0"/>
-          <w:sz w:val="21"/>
+          <w:sz w:val="24"/>
         </w:rPr>
         <w:t>，将动力学方程沿时间轴积分转化为时域动量方程，规避对角速度信号的直接数值求导；结合低通数字滤波与多元线性回归算法，稳健提取各自由度的有效惯性、线性阻尼与非线性阻尼参数，并利用独立测试工况的动态残差完成模型校验。</w:t>
       </w:r>
     </w:p>
     <w:p>
       <w:pPr>
-        <w:spacing w:line="360" w:lineRule="exact" w:before="0" w:after="0"/>
-        <w:ind w:firstLine="420" w:firstLineChars="200"/>
+        <w:pStyle w:val="a7"/>
+        <w:spacing w:line="360" w:lineRule="auto" w:beforeLines="0" w:before="0" w:afterLines="0" w:after="0"/>
+        <w:ind w:firstLine="480" w:firstLineChars="200"/>
       </w:pPr>
       <w:r>
         <w:rPr>
           <w:rFonts w:ascii="Times New Roman" w:hAnsi="Times New Roman" w:cs="Times New Roman" w:eastAsia="黑体"/>
           <w:b/>
-          <w:i w:val="0"/>
-          <w:sz w:val="21"/>
+          <w:sz w:val="24"/>
         </w:rPr>
         <w:t>（2）基于 PX4 架构的高频闭环控制与力矩优先分配实现方法</w:t>
       </w:r>
     </w:p>
     <w:p>
       <w:pPr>
-        <w:spacing w:line="360" w:lineRule="exact" w:before="0" w:after="0"/>
-        <w:ind w:firstLine="420" w:firstLineChars="200"/>
-      </w:pPr>
-      <w:r>
-        <w:rPr>
-          <w:rFonts w:ascii="Times New Roman" w:hAnsi="Times New Roman" w:cs="Times New Roman" w:eastAsia="宋体"/>
-          <w:b w:val="0"/>
-          <w:i w:val="0"/>
-          <w:sz w:val="21"/>
+        <w:pStyle w:val="a7"/>
+        <w:spacing w:line="360" w:lineRule="auto" w:beforeLines="0" w:before="0" w:afterLines="0" w:after="0"/>
+        <w:ind w:firstLine="480" w:firstLineChars="200"/>
+      </w:pPr>
+      <w:r>
+        <w:rPr>
+          <w:rFonts w:ascii="Times New Roman" w:hAnsi="Times New Roman" w:cs="Times New Roman" w:eastAsia="宋体"/>
+          <w:b w:val="0"/>
+          <w:sz w:val="24"/>
         </w:rPr>
         <w:t>针对微小型航行器计算资源受限与多推进器过驱动控制需求，依托开源飞控系统 PX4</w:t>
       </w:r>
@@ -2994,8 +2895,7 @@
         <w:rPr>
           <w:rFonts w:ascii="Times New Roman" w:hAnsi="Times New Roman" w:cs="Times New Roman" w:eastAsia="宋体"/>
           <w:b w:val="0"/>
-          <w:i w:val="0"/>
-          <w:sz w:val="21"/>
+          <w:sz w:val="24"/>
           <w:vertAlign w:val="superscript"/>
         </w:rPr>
         <w:t>[8]</w:t>
@@ -3004,8 +2904,7 @@
         <w:rPr>
           <w:rFonts w:ascii="Times New Roman" w:hAnsi="Times New Roman" w:cs="Times New Roman" w:eastAsia="宋体"/>
           <w:b w:val="0"/>
-          <w:i w:val="0"/>
-          <w:sz w:val="21"/>
+          <w:sz w:val="24"/>
         </w:rPr>
         <w:t xml:space="preserve"> 的嵌入式实时软件架构开展算法设计与工程实现：① 集成前馈解耦补偿与高频状态反馈：利用 PX4 的模块化设计与微服务发布/订阅机制（uORB），在姿态与位置控制回路中构建具备显式解析表达式的动力学前馈补偿环节</w:t>
       </w:r>
@@ -3013,8 +2912,7 @@
         <w:rPr>
           <w:rFonts w:ascii="Times New Roman" w:hAnsi="Times New Roman" w:cs="Times New Roman" w:eastAsia="宋体"/>
           <w:b w:val="0"/>
-          <w:i w:val="0"/>
-          <w:sz w:val="21"/>
+          <w:sz w:val="24"/>
           <w:vertAlign w:val="superscript"/>
         </w:rPr>
         <w:t>[9]</w:t>
@@ -3023,8 +2921,7 @@
         <w:rPr>
           <w:rFonts w:ascii="Times New Roman" w:hAnsi="Times New Roman" w:cs="Times New Roman" w:eastAsia="宋体"/>
           <w:b w:val="0"/>
-          <w:i w:val="0"/>
-          <w:sz w:val="21"/>
+          <w:sz w:val="24"/>
         </w:rPr>
         <w:t>。根据板载状态估计信息在线实时计算非线性流体阻尼与多轴交叉耦合分量并在前向通道实施前馈动态补偿；在此基础上，结合角速度与姿态偏差构建高频状态反馈回路，形成“动力学模型前馈补偿 + 状态反馈”双闭环控制架构，保证在百赫兹级刷新率下实现毫秒级快速解算；② 构建空间几何推力配置与力矩优先解饱和机制：基于八台推进器的空间几何矢量布置推导空间推力配置矩阵，结合控制分配理论</w:t>
       </w:r>
@@ -3032,8 +2929,7 @@
         <w:rPr>
           <w:rFonts w:ascii="Times New Roman" w:hAnsi="Times New Roman" w:cs="Times New Roman" w:eastAsia="宋体"/>
           <w:b w:val="0"/>
-          <w:i w:val="0"/>
-          <w:sz w:val="21"/>
+          <w:sz w:val="24"/>
           <w:vertAlign w:val="superscript"/>
         </w:rPr>
         <w:t>[7]</w:t>
@@ -3042,38 +2938,37 @@
         <w:rPr>
           <w:rFonts w:ascii="Times New Roman" w:hAnsi="Times New Roman" w:cs="Times New Roman" w:eastAsia="宋体"/>
           <w:b w:val="0"/>
-          <w:i w:val="0"/>
-          <w:sz w:val="21"/>
+          <w:sz w:val="24"/>
         </w:rPr>
         <w:t>采用加权伪逆法求取最小推力能量消耗下的基准推力指令；构建力矩优先分配机制，实时监测推进器推力幅值边界，当指令触及物理饱和上限时，按照姿态角速度力矩、偏航力矩与平移推力的固定优先级，对各推进器推力指令实施自适应等比例缩放与解饱和解算，优先维持姿态控制力矩的几何方向比例，有效抑制姿态发散风险。</w:t>
       </w:r>
     </w:p>
     <w:p>
       <w:pPr>
-        <w:spacing w:line="360" w:lineRule="exact" w:before="0" w:after="0"/>
-        <w:ind w:firstLine="420" w:firstLineChars="200"/>
+        <w:pStyle w:val="a7"/>
+        <w:spacing w:line="360" w:lineRule="auto" w:beforeLines="0" w:before="0" w:afterLines="0" w:after="0"/>
+        <w:ind w:firstLine="480" w:firstLineChars="200"/>
       </w:pPr>
       <w:r>
         <w:rPr>
           <w:rFonts w:ascii="Times New Roman" w:hAnsi="Times New Roman" w:cs="Times New Roman" w:eastAsia="黑体"/>
           <w:b/>
-          <w:i w:val="0"/>
-          <w:sz w:val="21"/>
+          <w:sz w:val="24"/>
         </w:rPr>
         <w:t>（3）多工况消融对比与分级闭环实验评估方法</w:t>
       </w:r>
     </w:p>
     <w:p>
       <w:pPr>
-        <w:spacing w:line="360" w:lineRule="exact" w:before="0" w:after="0"/>
-        <w:ind w:firstLine="420" w:firstLineChars="200"/>
-      </w:pPr>
-      <w:r>
-        <w:rPr>
-          <w:rFonts w:ascii="Times New Roman" w:hAnsi="Times New Roman" w:cs="Times New Roman" w:eastAsia="宋体"/>
-          <w:b w:val="0"/>
-          <w:i w:val="0"/>
-          <w:sz w:val="21"/>
+        <w:pStyle w:val="a7"/>
+        <w:spacing w:line="360" w:lineRule="auto" w:beforeLines="0" w:before="0" w:afterLines="0" w:after="0"/>
+        <w:ind w:firstLine="480" w:firstLineChars="200"/>
+      </w:pPr>
+      <w:r>
+        <w:rPr>
+          <w:rFonts w:ascii="Times New Roman" w:hAnsi="Times New Roman" w:cs="Times New Roman" w:eastAsia="宋体"/>
+          <w:b w:val="0"/>
+          <w:sz w:val="24"/>
         </w:rPr>
         <w:t>为科学量化评估所提控制方法的技术增益，建立由数字仿真向物理实验递进的分级闭环验证与消融评估流程：① 开展仿真与物理分级实验设计：在软件在环（SITL）仿真环境中，搭建集成六自由度水动力学模块、传感器噪声发生器与流场扰动模块的仿真场景，设计阶跃航向跟踪、定深悬停以及空间横向流扰等多组典型工况，对前馈补偿模块与力矩优先分配机制进行参数整定与功能测试；在此基础上，在室内实验水池中开展实机闭环测试，利用板载惯导与水下测速传感器采集动态响应数据；② 确立消融基准对照与多维量化评估：借鉴水下机器人模型控制消融验证范式</w:t>
       </w:r>
@@ -3081,8 +2976,7 @@
         <w:rPr>
           <w:rFonts w:ascii="Times New Roman" w:hAnsi="Times New Roman" w:cs="Times New Roman" w:eastAsia="宋体"/>
           <w:b w:val="0"/>
-          <w:i w:val="0"/>
-          <w:sz w:val="21"/>
+          <w:sz w:val="24"/>
           <w:vertAlign w:val="superscript"/>
         </w:rPr>
         <w:t>[9]</w:t>
@@ -3091,203 +2985,202 @@
         <w:rPr>
           <w:rFonts w:ascii="Times New Roman" w:hAnsi="Times New Roman" w:cs="Times New Roman" w:eastAsia="宋体"/>
           <w:b w:val="0"/>
-          <w:i w:val="0"/>
-          <w:sz w:val="21"/>
+          <w:sz w:val="24"/>
         </w:rPr>
         <w:t>，引入工程广泛应用的传统无模型 PID 控制策略作为基准对照组，从位姿跟踪均方根误差（RMSE）、姿态角波动峰值与方差、推进器控制能耗积分以及合成力矩分配误差等量化维度开展消融对比测试，系统评估动力学模型前馈补偿与力矩优先分配机制在复杂流扰工况下提升位姿控制精度与姿态安全性的有效性。</w:t>
       </w:r>
     </w:p>
     <w:p>
       <w:pPr>
-        <w:spacing w:line="360" w:lineRule="exact" w:before="156" w:after="78"/>
-        <w:ind w:firstLine="420" w:firstLineChars="200"/>
+        <w:pStyle w:val="a7"/>
+        <w:spacing w:line="360" w:lineRule="auto" w:beforeLines="50" w:before="120" w:afterLines="50" w:after="120"/>
+        <w:ind w:firstLine="480" w:firstLineChars="200"/>
       </w:pPr>
       <w:r>
         <w:rPr>
           <w:rFonts w:ascii="Times New Roman" w:hAnsi="Times New Roman" w:cs="Times New Roman" w:eastAsia="黑体"/>
           <w:b/>
-          <w:i w:val="0"/>
-          <w:sz w:val="21"/>
+          <w:sz w:val="24"/>
         </w:rPr>
         <w:t>2.2 技术路线图</w:t>
       </w:r>
     </w:p>
     <w:p>
       <w:pPr>
-        <w:spacing w:line="360" w:lineRule="exact" w:before="0" w:after="0"/>
-        <w:ind w:firstLine="420" w:firstLineChars="200"/>
-      </w:pPr>
-      <w:r>
-        <w:rPr>
-          <w:rFonts w:ascii="Times New Roman" w:hAnsi="Times New Roman" w:cs="Times New Roman" w:eastAsia="宋体"/>
-          <w:b w:val="0"/>
-          <w:i w:val="0"/>
-          <w:sz w:val="21"/>
+        <w:pStyle w:val="a7"/>
+        <w:spacing w:line="360" w:lineRule="auto" w:beforeLines="0" w:before="0" w:afterLines="0" w:after="0"/>
+        <w:ind w:firstLine="480" w:firstLineChars="200"/>
+      </w:pPr>
+      <w:r>
+        <w:rPr>
+          <w:rFonts w:ascii="Times New Roman" w:hAnsi="Times New Roman" w:cs="Times New Roman" w:eastAsia="宋体"/>
+          <w:b w:val="0"/>
+          <w:sz w:val="24"/>
         </w:rPr>
         <w:t>本课题围绕“动力学建模 → 时域参数辨识 → 动力学前馈补偿控制 → 力矩优先推力分配 → 分级消融验证”的核心主线，将理论机理推导、嵌入式工程算法实现与软硬件分级验证有机衔接，形成环环相扣的五阶段端到端技术路线。具体实施流程如下：</w:t>
       </w:r>
     </w:p>
     <w:p>
       <w:pPr>
-        <w:spacing w:line="360" w:lineRule="exact" w:before="0" w:after="0"/>
-        <w:ind w:firstLine="420" w:firstLineChars="200"/>
+        <w:pStyle w:val="a7"/>
+        <w:spacing w:line="360" w:lineRule="auto" w:beforeLines="0" w:before="0" w:afterLines="0" w:after="0"/>
+        <w:ind w:firstLine="480" w:firstLineChars="200"/>
       </w:pPr>
       <w:r>
         <w:rPr>
           <w:rFonts w:ascii="Times New Roman" w:hAnsi="Times New Roman" w:cs="Times New Roman" w:eastAsia="黑体"/>
           <w:b/>
-          <w:i w:val="0"/>
-          <w:sz w:val="21"/>
+          <w:sz w:val="24"/>
         </w:rPr>
         <w:t>（1）第一阶段：六自由度机理动力学建模与几何惯性测算</w:t>
       </w:r>
     </w:p>
     <w:p>
       <w:pPr>
-        <w:spacing w:line="360" w:lineRule="exact" w:before="0" w:after="0"/>
-        <w:ind w:firstLine="420" w:firstLineChars="200"/>
-      </w:pPr>
-      <w:r>
-        <w:rPr>
-          <w:rFonts w:ascii="Times New Roman" w:hAnsi="Times New Roman" w:cs="Times New Roman" w:eastAsia="宋体"/>
-          <w:b w:val="0"/>
-          <w:i w:val="0"/>
-          <w:sz w:val="21"/>
+        <w:pStyle w:val="a7"/>
+        <w:spacing w:line="360" w:lineRule="auto" w:beforeLines="0" w:before="0" w:afterLines="0" w:after="0"/>
+        <w:ind w:firstLine="480" w:firstLineChars="200"/>
+      </w:pPr>
+      <w:r>
+        <w:rPr>
+          <w:rFonts w:ascii="Times New Roman" w:hAnsi="Times New Roman" w:cs="Times New Roman" w:eastAsia="宋体"/>
+          <w:b w:val="0"/>
+          <w:sz w:val="24"/>
         </w:rPr>
         <w:t>基于牛顿-欧拉方程与流体势流理论，推导航行器在附体坐标系下的六自由度非线性动力学状态方程，明确刚体惯性、水动力附加质量、流体阻尼及恢复力矩的数学形式；结合航行器计算机辅助设计（CAD）三维几何模型测算干重、质心位置及转动惯量矩阵，并通过水下静态配平试验测定浮心坐标与净浮力，为动力学仿真与前馈补偿提供结构基准。</w:t>
       </w:r>
     </w:p>
     <w:p>
       <w:pPr>
-        <w:spacing w:line="360" w:lineRule="exact" w:before="0" w:after="0"/>
-        <w:ind w:firstLine="420" w:firstLineChars="200"/>
+        <w:pStyle w:val="a7"/>
+        <w:spacing w:line="360" w:lineRule="auto" w:beforeLines="0" w:before="0" w:afterLines="0" w:after="0"/>
+        <w:ind w:firstLine="480" w:firstLineChars="200"/>
       </w:pPr>
       <w:r>
         <w:rPr>
           <w:rFonts w:ascii="Times New Roman" w:hAnsi="Times New Roman" w:cs="Times New Roman" w:eastAsia="黑体"/>
           <w:b/>
-          <w:i w:val="0"/>
-          <w:sz w:val="21"/>
+          <w:sz w:val="24"/>
         </w:rPr>
         <w:t>（2）第二阶段：水池时域试验与动量滤波抗噪参数辨识</w:t>
       </w:r>
     </w:p>
     <w:p>
       <w:pPr>
-        <w:spacing w:line="360" w:lineRule="exact" w:before="0" w:after="0"/>
-        <w:ind w:firstLine="420" w:firstLineChars="200"/>
-      </w:pPr>
-      <w:r>
-        <w:rPr>
-          <w:rFonts w:ascii="Times New Roman" w:hAnsi="Times New Roman" w:cs="Times New Roman" w:eastAsia="宋体"/>
-          <w:b w:val="0"/>
-          <w:i w:val="0"/>
-          <w:sz w:val="21"/>
+        <w:pStyle w:val="a7"/>
+        <w:spacing w:line="360" w:lineRule="auto" w:beforeLines="0" w:before="0" w:afterLines="0" w:after="0"/>
+        <w:ind w:firstLine="480" w:firstLineChars="200"/>
+      </w:pPr>
+      <w:r>
+        <w:rPr>
+          <w:rFonts w:ascii="Times New Roman" w:hAnsi="Times New Roman" w:cs="Times New Roman" w:eastAsia="宋体"/>
+          <w:b w:val="0"/>
+          <w:sz w:val="24"/>
         </w:rPr>
         <w:t>在室内实验水池中设计已知推进器推力的阶跃激励试验与自由衰减试验工况，利用机载惯导与测速传感器记录时域动态响应数据；引入广义动量变换方法规避传感器高频数值微分噪声，结合数字低通滤波与多元线性回归算法，稳健提取六自由度的有效惯性、线性阻尼与二次非线性阻尼系数；利用独立测试工况的实测响应与模型预测残差对比，完成水动力模型的标定与校核。</w:t>
       </w:r>
     </w:p>
     <w:p>
       <w:pPr>
-        <w:spacing w:line="360" w:lineRule="exact" w:before="0" w:after="0"/>
-        <w:ind w:firstLine="420" w:firstLineChars="200"/>
+        <w:pStyle w:val="a7"/>
+        <w:spacing w:line="360" w:lineRule="auto" w:beforeLines="0" w:before="0" w:afterLines="0" w:after="0"/>
+        <w:ind w:firstLine="480" w:firstLineChars="200"/>
       </w:pPr>
       <w:r>
         <w:rPr>
           <w:rFonts w:ascii="Times New Roman" w:hAnsi="Times New Roman" w:cs="Times New Roman" w:eastAsia="黑体"/>
           <w:b/>
-          <w:i w:val="0"/>
-          <w:sz w:val="21"/>
+          <w:sz w:val="24"/>
         </w:rPr>
         <w:t>（3）第三阶段：基于 PX4 架构的动力学模型前馈补偿与状态反馈控制器构建</w:t>
       </w:r>
     </w:p>
     <w:p>
       <w:pPr>
-        <w:spacing w:line="360" w:lineRule="exact" w:before="0" w:after="0"/>
-        <w:ind w:firstLine="420" w:firstLineChars="200"/>
-      </w:pPr>
-      <w:r>
-        <w:rPr>
-          <w:rFonts w:ascii="Times New Roman" w:hAnsi="Times New Roman" w:cs="Times New Roman" w:eastAsia="宋体"/>
-          <w:b w:val="0"/>
-          <w:i w:val="0"/>
-          <w:sz w:val="21"/>
+        <w:pStyle w:val="a7"/>
+        <w:spacing w:line="360" w:lineRule="auto" w:beforeLines="0" w:before="0" w:afterLines="0" w:after="0"/>
+        <w:ind w:firstLine="480" w:firstLineChars="200"/>
+      </w:pPr>
+      <w:r>
+        <w:rPr>
+          <w:rFonts w:ascii="Times New Roman" w:hAnsi="Times New Roman" w:cs="Times New Roman" w:eastAsia="宋体"/>
+          <w:b w:val="0"/>
+          <w:sz w:val="24"/>
         </w:rPr>
         <w:t>将辨识校准的动力学方程嵌入开源飞控系统 PX4 的嵌入式实时框架中，构建具备显式解析表达式的动力学前馈补偿环节，在线实时解算并补偿二次非线性阻尼与速度交叉耦合动态；在此基础上，结合机载高频传感器反馈信息构建姿态与位置状态反馈回路，形成“动力学模型前馈补偿 + 状态反馈”双闭环控制架构，实现六维广义期望控制力与力矩的毫秒级高频解算。</w:t>
       </w:r>
     </w:p>
     <w:p>
       <w:pPr>
-        <w:spacing w:line="360" w:lineRule="exact" w:before="0" w:after="0"/>
-        <w:ind w:firstLine="420" w:firstLineChars="200"/>
+        <w:pStyle w:val="a7"/>
+        <w:spacing w:line="360" w:lineRule="auto" w:beforeLines="0" w:before="0" w:afterLines="0" w:after="0"/>
+        <w:ind w:firstLine="480" w:firstLineChars="200"/>
       </w:pPr>
       <w:r>
         <w:rPr>
           <w:rFonts w:ascii="Times New Roman" w:hAnsi="Times New Roman" w:cs="Times New Roman" w:eastAsia="黑体"/>
           <w:b/>
-          <w:i w:val="0"/>
-          <w:sz w:val="21"/>
+          <w:sz w:val="24"/>
         </w:rPr>
         <w:t>（4）第四阶段：八推进器空间几何分配与力矩优先抗饱和机制设计</w:t>
       </w:r>
     </w:p>
     <w:p>
       <w:pPr>
-        <w:spacing w:line="360" w:lineRule="exact" w:before="0" w:after="0"/>
-        <w:ind w:firstLine="420" w:firstLineChars="200"/>
-      </w:pPr>
-      <w:r>
-        <w:rPr>
-          <w:rFonts w:ascii="Times New Roman" w:hAnsi="Times New Roman" w:cs="Times New Roman" w:eastAsia="宋体"/>
-          <w:b w:val="0"/>
-          <w:i w:val="0"/>
-          <w:sz w:val="21"/>
+        <w:pStyle w:val="a7"/>
+        <w:spacing w:line="360" w:lineRule="auto" w:beforeLines="0" w:before="0" w:afterLines="0" w:after="0"/>
+        <w:ind w:firstLine="480" w:firstLineChars="200"/>
+      </w:pPr>
+      <w:r>
+        <w:rPr>
+          <w:rFonts w:ascii="Times New Roman" w:hAnsi="Times New Roman" w:cs="Times New Roman" w:eastAsia="宋体"/>
+          <w:b w:val="0"/>
+          <w:sz w:val="24"/>
         </w:rPr>
         <w:t>根据八台推进器的空间几何安装坐标与矢量倾角推导空间推力配置矩阵，基于加权伪逆法求取最小能耗下的基准分配指令；设计低代数计算开销的力矩优先分配算法，在推进器触及物理推力饱和上限时，按姿态角速度、偏航与平移的固定优先级自适应调配各推进器推力配比，对非关键平移推力分量进行等比例缩减，优先维持姿态控制力矩的几何方向比例，防止翻滚失稳。</w:t>
       </w:r>
     </w:p>
     <w:p>
       <w:pPr>
-        <w:spacing w:line="360" w:lineRule="exact" w:before="0" w:after="0"/>
-        <w:ind w:firstLine="420" w:firstLineChars="200"/>
+        <w:pStyle w:val="a7"/>
+        <w:spacing w:line="360" w:lineRule="auto" w:beforeLines="0" w:before="0" w:afterLines="0" w:after="0"/>
+        <w:ind w:firstLine="480" w:firstLineChars="200"/>
       </w:pPr>
       <w:r>
         <w:rPr>
           <w:rFonts w:ascii="Times New Roman" w:hAnsi="Times New Roman" w:cs="Times New Roman" w:eastAsia="黑体"/>
           <w:b/>
-          <w:i w:val="0"/>
-          <w:sz w:val="21"/>
+          <w:sz w:val="24"/>
         </w:rPr>
         <w:t>（5）第五阶段：SITL 软件在环仿真与水池物理实验分级消融验证</w:t>
       </w:r>
     </w:p>
     <w:p>
       <w:pPr>
-        <w:spacing w:line="360" w:lineRule="exact" w:before="0" w:after="0"/>
-        <w:ind w:firstLine="420" w:firstLineChars="200"/>
-      </w:pPr>
-      <w:r>
-        <w:rPr>
-          <w:rFonts w:ascii="Times New Roman" w:hAnsi="Times New Roman" w:cs="Times New Roman" w:eastAsia="宋体"/>
-          <w:b w:val="0"/>
-          <w:i w:val="0"/>
-          <w:sz w:val="21"/>
+        <w:pStyle w:val="a7"/>
+        <w:spacing w:line="360" w:lineRule="auto" w:beforeLines="0" w:before="0" w:afterLines="0" w:after="0"/>
+        <w:ind w:firstLine="480" w:firstLineChars="200"/>
+      </w:pPr>
+      <w:r>
+        <w:rPr>
+          <w:rFonts w:ascii="Times New Roman" w:hAnsi="Times New Roman" w:cs="Times New Roman" w:eastAsia="宋体"/>
+          <w:b w:val="0"/>
+          <w:sz w:val="24"/>
         </w:rPr>
         <w:t>搭建集成六自由度水动力学环境的 PX4 SITL 软件在环仿真平台，在无实机风险前提下完成控制算法各功能模块的参数整定与工况初验；随后将算法移植至物理实验样机，在室内水池中开展实机闭环测试。以传统无模型 PID 控制策略为基准对照组，从位姿跟踪均方根误差（RMSE）、姿态角波动峰值与方差、推进器控制能耗积分以及合成力矩分配误差等量化维度开展消融对比分析，全面验证引入动力学模型前馈补偿与力矩优先分配机制对控制性能与安全性的提升效果。</w:t>
       </w:r>
     </w:p>
     <w:p>
       <w:pPr>
-        <w:spacing w:line="360" w:lineRule="exact" w:before="0" w:after="0"/>
-        <w:ind w:firstLine="420" w:firstLineChars="200"/>
-      </w:pPr>
-      <w:r>
-        <w:rPr>
-          <w:rFonts w:ascii="Times New Roman" w:hAnsi="Times New Roman" w:cs="Times New Roman" w:eastAsia="宋体"/>
-          <w:b w:val="0"/>
-          <w:i w:val="0"/>
-          <w:sz w:val="21"/>
+        <w:pStyle w:val="a7"/>
+        <w:spacing w:line="360" w:lineRule="auto" w:beforeLines="0" w:before="0" w:afterLines="0" w:after="0"/>
+        <w:ind w:firstLine="480" w:firstLineChars="200"/>
+      </w:pPr>
+      <w:r>
+        <w:rPr>
+          <w:rFonts w:ascii="Times New Roman" w:hAnsi="Times New Roman" w:cs="Times New Roman" w:eastAsia="宋体"/>
+          <w:b w:val="0"/>
+          <w:sz w:val="24"/>
         </w:rPr>
         <w:t>课题总体技术路线如图 1 所示：</w:t>
       </w:r>
@@ -3336,13 +3229,13 @@
     <w:p>
       <w:pPr>
         <w:jc w:val="center"/>
-        <w:spacing w:line="360" w:lineRule="exact" w:before="40" w:after="120"/>
+        <w:spacing w:line="360" w:lineRule="auto" w:before="40" w:after="120"/>
+        <w:ind w:firstLine="0" w:firstLineChars="0"/>
       </w:pPr>
       <w:r>
         <w:rPr>
           <w:rFonts w:ascii="Times New Roman" w:hAnsi="Times New Roman" w:cs="Times New Roman" w:eastAsia="黑体"/>
           <w:b/>
-          <w:i w:val="0"/>
           <w:sz w:val="21"/>
         </w:rPr>
         <w:t>图 1 课题总体研究技术路线流程图</w:t>
@@ -3350,60 +3243,60 @@
     </w:p>
     <w:p>
       <w:pPr>
-        <w:spacing w:line="360" w:lineRule="exact" w:before="156" w:after="78"/>
-        <w:ind w:firstLine="420" w:firstLineChars="200"/>
+        <w:pStyle w:val="a7"/>
+        <w:spacing w:line="360" w:lineRule="auto" w:beforeLines="50" w:before="120" w:afterLines="50" w:after="120"/>
+        <w:ind w:firstLine="480" w:firstLineChars="200"/>
       </w:pPr>
       <w:r>
         <w:rPr>
           <w:rFonts w:ascii="Times New Roman" w:hAnsi="Times New Roman" w:cs="Times New Roman" w:eastAsia="黑体"/>
           <w:b/>
-          <w:i w:val="0"/>
-          <w:sz w:val="21"/>
+          <w:sz w:val="24"/>
         </w:rPr>
         <w:t>2.3 可行性分析</w:t>
       </w:r>
     </w:p>
     <w:p>
       <w:pPr>
-        <w:spacing w:line="360" w:lineRule="exact" w:before="0" w:after="0"/>
-        <w:ind w:firstLine="420" w:firstLineChars="200"/>
-      </w:pPr>
-      <w:r>
-        <w:rPr>
-          <w:rFonts w:ascii="Times New Roman" w:hAnsi="Times New Roman" w:cs="Times New Roman" w:eastAsia="宋体"/>
-          <w:b w:val="0"/>
-          <w:i w:val="0"/>
-          <w:sz w:val="21"/>
+        <w:pStyle w:val="a7"/>
+        <w:spacing w:line="360" w:lineRule="auto" w:beforeLines="0" w:before="0" w:afterLines="0" w:after="0"/>
+        <w:ind w:firstLine="480" w:firstLineChars="200"/>
+      </w:pPr>
+      <w:r>
+        <w:rPr>
+          <w:rFonts w:ascii="Times New Roman" w:hAnsi="Times New Roman" w:cs="Times New Roman" w:eastAsia="宋体"/>
+          <w:b w:val="0"/>
+          <w:sz w:val="24"/>
         </w:rPr>
         <w:t>本课题所规划的研究内容与技术路线具有坚实的理论支撑、成熟的软件仿真工具链以及完备的物理实验条件，具体可行性论证如下：</w:t>
       </w:r>
     </w:p>
     <w:p>
       <w:pPr>
-        <w:spacing w:line="360" w:lineRule="exact" w:before="0" w:after="0"/>
-        <w:ind w:firstLine="420" w:firstLineChars="200"/>
+        <w:pStyle w:val="a7"/>
+        <w:spacing w:line="360" w:lineRule="auto" w:beforeLines="0" w:before="0" w:afterLines="0" w:after="0"/>
+        <w:ind w:firstLine="480" w:firstLineChars="200"/>
       </w:pPr>
       <w:r>
         <w:rPr>
           <w:rFonts w:ascii="Times New Roman" w:hAnsi="Times New Roman" w:cs="Times New Roman" w:eastAsia="黑体"/>
           <w:b/>
-          <w:i w:val="0"/>
-          <w:sz w:val="21"/>
+          <w:sz w:val="24"/>
         </w:rPr>
         <w:t>（1）理论基础可行性</w:t>
       </w:r>
     </w:p>
     <w:p>
       <w:pPr>
-        <w:spacing w:line="360" w:lineRule="exact" w:before="0" w:after="0"/>
-        <w:ind w:firstLine="420" w:firstLineChars="200"/>
-      </w:pPr>
-      <w:r>
-        <w:rPr>
-          <w:rFonts w:ascii="Times New Roman" w:hAnsi="Times New Roman" w:cs="Times New Roman" w:eastAsia="宋体"/>
-          <w:b w:val="0"/>
-          <w:i w:val="0"/>
-          <w:sz w:val="21"/>
+        <w:pStyle w:val="a7"/>
+        <w:spacing w:line="360" w:lineRule="auto" w:beforeLines="0" w:before="0" w:afterLines="0" w:after="0"/>
+        <w:ind w:firstLine="480" w:firstLineChars="200"/>
+      </w:pPr>
+      <w:r>
+        <w:rPr>
+          <w:rFonts w:ascii="Times New Roman" w:hAnsi="Times New Roman" w:cs="Times New Roman" w:eastAsia="宋体"/>
+          <w:b w:val="0"/>
+          <w:sz w:val="24"/>
         </w:rPr>
         <w:t>本课题所采用的建模、控制与分配理论均为海洋工程与机器人控制领域公认的成熟理论体系：① 动力学建模与辨识理论成熟：课题遵循的六自由度动力学建模方法源自国际著名海洋控制学者 Fossen 构建的经典机理体系</w:t>
       </w:r>
@@ -3411,8 +3304,7 @@
         <w:rPr>
           <w:rFonts w:ascii="Times New Roman" w:hAnsi="Times New Roman" w:cs="Times New Roman" w:eastAsia="宋体"/>
           <w:b w:val="0"/>
-          <w:i w:val="0"/>
-          <w:sz w:val="21"/>
+          <w:sz w:val="24"/>
           <w:vertAlign w:val="superscript"/>
         </w:rPr>
         <w:t>[3]</w:t>
@@ -3421,8 +3313,7 @@
         <w:rPr>
           <w:rFonts w:ascii="Times New Roman" w:hAnsi="Times New Roman" w:cs="Times New Roman" w:eastAsia="宋体"/>
           <w:b w:val="0"/>
-          <w:i w:val="0"/>
-          <w:sz w:val="21"/>
+          <w:sz w:val="24"/>
         </w:rPr>
         <w:t>，物理概念清晰且代数表达严密自洽；时域阶跃与衰减试验辨识方法借鉴了 Caccia 等人建立的经典板载试验范式</w:t>
       </w:r>
@@ -3430,8 +3321,7 @@
         <w:rPr>
           <w:rFonts w:ascii="Times New Roman" w:hAnsi="Times New Roman" w:cs="Times New Roman" w:eastAsia="宋体"/>
           <w:b w:val="0"/>
-          <w:i w:val="0"/>
-          <w:sz w:val="21"/>
+          <w:sz w:val="24"/>
           <w:vertAlign w:val="superscript"/>
         </w:rPr>
         <w:t>[14]</w:t>
@@ -3440,8 +3330,7 @@
         <w:rPr>
           <w:rFonts w:ascii="Times New Roman" w:hAnsi="Times New Roman" w:cs="Times New Roman" w:eastAsia="宋体"/>
           <w:b w:val="0"/>
-          <w:i w:val="0"/>
-          <w:sz w:val="21"/>
+          <w:sz w:val="24"/>
         </w:rPr>
         <w:t>，结合广义动量变换</w:t>
       </w:r>
@@ -3449,8 +3338,7 @@
         <w:rPr>
           <w:rFonts w:ascii="Times New Roman" w:hAnsi="Times New Roman" w:cs="Times New Roman" w:eastAsia="宋体"/>
           <w:b w:val="0"/>
-          <w:i w:val="0"/>
-          <w:sz w:val="21"/>
+          <w:sz w:val="24"/>
           <w:vertAlign w:val="superscript"/>
         </w:rPr>
         <w:t>[18]</w:t>
@@ -3459,8 +3347,7 @@
         <w:rPr>
           <w:rFonts w:ascii="Times New Roman" w:hAnsi="Times New Roman" w:cs="Times New Roman" w:eastAsia="宋体"/>
           <w:b w:val="0"/>
-          <w:i w:val="0"/>
-          <w:sz w:val="21"/>
+          <w:sz w:val="24"/>
         </w:rPr>
         <w:t>抑制高频数值微分噪声，参数拟合过程具备坚实的数学与试验依据；② 控制与推力分配方法物理自洽：动力学模型前馈补偿策略对标 Smallwood 等人在水下机器人实机测试中验证的消融范式</w:t>
       </w:r>
@@ -3468,8 +3355,7 @@
         <w:rPr>
           <w:rFonts w:ascii="Times New Roman" w:hAnsi="Times New Roman" w:cs="Times New Roman" w:eastAsia="宋体"/>
           <w:b w:val="0"/>
-          <w:i w:val="0"/>
-          <w:sz w:val="21"/>
+          <w:sz w:val="24"/>
           <w:vertAlign w:val="superscript"/>
         </w:rPr>
         <w:t>[9]</w:t>
@@ -3478,8 +3364,7 @@
         <w:rPr>
           <w:rFonts w:ascii="Times New Roman" w:hAnsi="Times New Roman" w:cs="Times New Roman" w:eastAsia="宋体"/>
           <w:b w:val="0"/>
-          <w:i w:val="0"/>
-          <w:sz w:val="21"/>
+          <w:sz w:val="24"/>
         </w:rPr>
         <w:t>，利用具备显式解析表达式的前馈环节补偿主导阻尼耗散，在数学原理上能够有效降低动态耦合；八推进器力矩优先推力分配机制基于 Johansen 与 Fossen 的控制分配理论</w:t>
       </w:r>
@@ -3487,8 +3372,7 @@
         <w:rPr>
           <w:rFonts w:ascii="Times New Roman" w:hAnsi="Times New Roman" w:cs="Times New Roman" w:eastAsia="宋体"/>
           <w:b w:val="0"/>
-          <w:i w:val="0"/>
-          <w:sz w:val="21"/>
+          <w:sz w:val="24"/>
           <w:vertAlign w:val="superscript"/>
         </w:rPr>
         <w:t>[7]</w:t>
@@ -3497,38 +3381,37 @@
         <w:rPr>
           <w:rFonts w:ascii="Times New Roman" w:hAnsi="Times New Roman" w:cs="Times New Roman" w:eastAsia="宋体"/>
           <w:b w:val="0"/>
-          <w:i w:val="0"/>
-          <w:sz w:val="21"/>
+          <w:sz w:val="24"/>
         </w:rPr>
         <w:t>，通过显式加权伪逆结合力矩优先级等比例降阶逻辑，从代数几何机理上有效抑制了传统独立硬截断诱发的力矩方向畸变，理论推导严谨闭环。</w:t>
       </w:r>
     </w:p>
     <w:p>
       <w:pPr>
-        <w:spacing w:line="360" w:lineRule="exact" w:before="0" w:after="0"/>
-        <w:ind w:firstLine="420" w:firstLineChars="200"/>
+        <w:pStyle w:val="a7"/>
+        <w:spacing w:line="360" w:lineRule="auto" w:beforeLines="0" w:before="0" w:afterLines="0" w:after="0"/>
+        <w:ind w:firstLine="480" w:firstLineChars="200"/>
       </w:pPr>
       <w:r>
         <w:rPr>
           <w:rFonts w:ascii="Times New Roman" w:hAnsi="Times New Roman" w:cs="Times New Roman" w:eastAsia="黑体"/>
           <w:b/>
-          <w:i w:val="0"/>
-          <w:sz w:val="21"/>
+          <w:sz w:val="24"/>
         </w:rPr>
         <w:t>（2）软件与仿真生态可行性</w:t>
       </w:r>
     </w:p>
     <w:p>
       <w:pPr>
-        <w:spacing w:line="360" w:lineRule="exact" w:before="0" w:after="0"/>
-        <w:ind w:firstLine="420" w:firstLineChars="200"/>
-      </w:pPr>
-      <w:r>
-        <w:rPr>
-          <w:rFonts w:ascii="Times New Roman" w:hAnsi="Times New Roman" w:cs="Times New Roman" w:eastAsia="宋体"/>
-          <w:b w:val="0"/>
-          <w:i w:val="0"/>
-          <w:sz w:val="21"/>
+        <w:pStyle w:val="a7"/>
+        <w:spacing w:line="360" w:lineRule="auto" w:beforeLines="0" w:before="0" w:afterLines="0" w:after="0"/>
+        <w:ind w:firstLine="480" w:firstLineChars="200"/>
+      </w:pPr>
+      <w:r>
+        <w:rPr>
+          <w:rFonts w:ascii="Times New Roman" w:hAnsi="Times New Roman" w:cs="Times New Roman" w:eastAsia="宋体"/>
+          <w:b w:val="0"/>
+          <w:sz w:val="24"/>
         </w:rPr>
         <w:t>课题所选用的软件开发基座与仿真验证工具链具备极高的工程成熟度与工具链完备性：① 开源飞控系统 PX4 架构稳定成熟：PX4</w:t>
       </w:r>
@@ -3536,8 +3419,7 @@
         <w:rPr>
           <w:rFonts w:ascii="Times New Roman" w:hAnsi="Times New Roman" w:cs="Times New Roman" w:eastAsia="宋体"/>
           <w:b w:val="0"/>
-          <w:i w:val="0"/>
-          <w:sz w:val="21"/>
+          <w:sz w:val="24"/>
           <w:vertAlign w:val="superscript"/>
         </w:rPr>
         <w:t>[8]</w:t>
@@ -3546,38 +3428,37 @@
         <w:rPr>
           <w:rFonts w:ascii="Times New Roman" w:hAnsi="Times New Roman" w:cs="Times New Roman" w:eastAsia="宋体"/>
           <w:b w:val="0"/>
-          <w:i w:val="0"/>
-          <w:sz w:val="21"/>
+          <w:sz w:val="24"/>
         </w:rPr>
         <w:t xml:space="preserve"> 作为全球广泛应用的开源机器人飞控平台，具备微秒级硬实时的微内核操作系统（NuttX）与高效的微服务发布/订阅机制（uORB）。其模块化的控制分配与多任务调度框架经过了广泛的工程应用检验，代码开源透明且二次开发文档健全，为动力学前馈环节与力矩优先分配算法的底层嵌入提供了稳定可靠的软件载体；② 软件在环（SITL）仿真环境高度完备：PX4 原生支持高保真软件在环仿真，能够与具备流体动力学插件的物理仿真引擎无缝集成，高精度模拟水下附加质量、流体阻尼以及多推进器推力响应。算法在烧录实机前，可在无硬件损毁风险的仿真环境中完成全工况测试与参数整定，有效降低了实机调试风险并缩短了迭代周期。</w:t>
       </w:r>
     </w:p>
     <w:p>
       <w:pPr>
-        <w:spacing w:line="360" w:lineRule="exact" w:before="0" w:after="0"/>
-        <w:ind w:firstLine="420" w:firstLineChars="200"/>
+        <w:pStyle w:val="a7"/>
+        <w:spacing w:line="360" w:lineRule="auto" w:beforeLines="0" w:before="0" w:afterLines="0" w:after="0"/>
+        <w:ind w:firstLine="480" w:firstLineChars="200"/>
       </w:pPr>
       <w:r>
         <w:rPr>
           <w:rFonts w:ascii="Times New Roman" w:hAnsi="Times New Roman" w:cs="Times New Roman" w:eastAsia="黑体"/>
           <w:b/>
-          <w:i w:val="0"/>
-          <w:sz w:val="21"/>
+          <w:sz w:val="24"/>
         </w:rPr>
         <w:t>（3）硬件与实验条件可行性</w:t>
       </w:r>
     </w:p>
     <w:p>
       <w:pPr>
-        <w:spacing w:line="360" w:lineRule="exact" w:before="0" w:after="0"/>
-        <w:ind w:firstLine="420" w:firstLineChars="200"/>
-      </w:pPr>
-      <w:r>
-        <w:rPr>
-          <w:rFonts w:ascii="Times New Roman" w:hAnsi="Times New Roman" w:cs="Times New Roman" w:eastAsia="宋体"/>
-          <w:b w:val="0"/>
-          <w:i w:val="0"/>
-          <w:sz w:val="21"/>
+        <w:pStyle w:val="a7"/>
+        <w:spacing w:line="360" w:lineRule="auto" w:beforeLines="0" w:before="0" w:afterLines="0" w:after="0"/>
+        <w:ind w:firstLine="480" w:firstLineChars="200"/>
+      </w:pPr>
+      <w:r>
+        <w:rPr>
+          <w:rFonts w:ascii="Times New Roman" w:hAnsi="Times New Roman" w:cs="Times New Roman" w:eastAsia="宋体"/>
+          <w:b w:val="0"/>
+          <w:sz w:val="24"/>
         </w:rPr>
         <w:t>课题依托的实验环境具备开展全流程闭环验证的充分软硬件支撑：① 物理实验样机平台完备：实验室已具备结构完整、功能健全的八推进器便携式水下航行器物理样机，搭载工业级微控制器飞控硬件、高频惯性测量单元（IMU）、多普勒测速仪（DVL）及动力推进系统，板载供电、通信与底层驱动链路均已打通并稳定运行；课题团队前期在微小型紧凑水下机器人上开展了系统的 IMU-DVL 时空联合标定</w:t>
       </w:r>
@@ -3585,8 +3466,7 @@
         <w:rPr>
           <w:rFonts w:ascii="Times New Roman" w:hAnsi="Times New Roman" w:cs="Times New Roman" w:eastAsia="宋体"/>
           <w:b w:val="0"/>
-          <w:i w:val="0"/>
-          <w:sz w:val="21"/>
+          <w:sz w:val="24"/>
           <w:vertAlign w:val="superscript"/>
         </w:rPr>
         <w:t>[44]</w:t>
@@ -3595,8 +3475,7 @@
         <w:rPr>
           <w:rFonts w:ascii="Times New Roman" w:hAnsi="Times New Roman" w:cs="Times New Roman" w:eastAsia="宋体"/>
           <w:b w:val="0"/>
-          <w:i w:val="0"/>
-          <w:sz w:val="21"/>
+          <w:sz w:val="24"/>
         </w:rPr>
         <w:t>与水下多模态感知基准测试（AquaticVision）</w:t>
       </w:r>
@@ -3604,8 +3483,7 @@
         <w:rPr>
           <w:rFonts w:ascii="Times New Roman" w:hAnsi="Times New Roman" w:cs="Times New Roman" w:eastAsia="宋体"/>
           <w:b w:val="0"/>
-          <w:i w:val="0"/>
-          <w:sz w:val="21"/>
+          <w:sz w:val="24"/>
           <w:vertAlign w:val="superscript"/>
         </w:rPr>
         <w:t>[45]</w:t>
@@ -3614,8 +3492,7 @@
         <w:rPr>
           <w:rFonts w:ascii="Times New Roman" w:hAnsi="Times New Roman" w:cs="Times New Roman" w:eastAsia="宋体"/>
           <w:b w:val="0"/>
-          <w:i w:val="0"/>
-          <w:sz w:val="21"/>
+          <w:sz w:val="24"/>
         </w:rPr>
         <w:t>，积累了丰富的水池实机调试与传感器在环运行经验，为本课题的参数辨识与闭环控制算法验证提供了可靠的物理载体与数据支撑；② 室内实验水池与数字模型齐全：研究团队具备室内专业实验水池与高精度三维计算机辅助设计（CAD）数字化装配模型，能够快速精确计算航行器干重、质心位置及转动惯量矩阵，并满足静水配平、阶跃推力测试、自由衰减试验以及定点悬停抗扰对比测试的各项实验条件需求，确保后续实测数据采集与消融对比验证工作的顺利推进。</w:t>
       </w:r>
@@ -3623,7 +3500,7 @@
     <w:p>
       <w:pPr>
         <w:pStyle w:val="a6"/>
-        <w:spacing w:before="120" w:after="120" w:line="360" w:lineRule="exact" w:beforeLines="50" w:afterLines="50"/>
+        <w:spacing w:before="120" w:after="120" w:line="360" w:lineRule="auto" w:beforeLines="50" w:afterLines="50"/>
         <w:ind w:firstLine="0" w:firstLineChars="0"/>
         <w:rPr>
           <w:rFonts w:ascii="黑体" w:hAnsi="黑体" w:hint="eastAsia"/>
@@ -3634,8 +3511,7 @@
         <w:rPr>
           <w:rFonts w:ascii="Times New Roman" w:hAnsi="Times New Roman" w:hint="eastAsia" w:cs="Times New Roman" w:eastAsia="黑体"/>
           <w:b/>
-          <w:i w:val="0"/>
-          <w:sz w:val="21"/>
+          <w:sz w:val="24"/>
         </w:rPr>
         <w:t>3</w:t>
       </w:r>
@@ -3643,8 +3519,7 @@
         <w:rPr>
           <w:rFonts w:ascii="Times New Roman" w:hAnsi="Times New Roman" w:cs="Times New Roman" w:eastAsia="黑体"/>
           <w:b/>
-          <w:i w:val="0"/>
-          <w:sz w:val="21"/>
+          <w:sz w:val="24"/>
         </w:rPr>
         <w:t xml:space="preserve">． </w:t>
       </w:r>
@@ -3652,8 +3527,7 @@
         <w:rPr>
           <w:rFonts w:ascii="Times New Roman" w:hAnsi="Times New Roman" w:hint="eastAsia" w:cs="Times New Roman" w:eastAsia="黑体"/>
           <w:b/>
-          <w:i w:val="0"/>
-          <w:sz w:val="21"/>
+          <w:sz w:val="24"/>
         </w:rPr>
         <w:t>工作</w:t>
       </w:r>
@@ -3661,8 +3535,7 @@
         <w:rPr>
           <w:rFonts w:ascii="Times New Roman" w:hAnsi="Times New Roman" w:cs="Times New Roman" w:eastAsia="黑体"/>
           <w:b/>
-          <w:i w:val="0"/>
-          <w:sz w:val="21"/>
+          <w:sz w:val="24"/>
         </w:rPr>
         <w:t>进度安排</w:t>
       </w:r>
@@ -3670,45 +3543,45 @@
     <w:permEnd w:id="1741359920"/>
     <w:p>
       <w:pPr>
-        <w:spacing w:line="360" w:lineRule="exact" w:before="0" w:after="0"/>
-        <w:ind w:firstLine="420" w:firstLineChars="200"/>
-      </w:pPr>
-      <w:r>
-        <w:rPr>
-          <w:rFonts w:ascii="Times New Roman" w:hAnsi="Times New Roman" w:cs="Times New Roman" w:eastAsia="宋体"/>
-          <w:b w:val="0"/>
-          <w:i w:val="0"/>
-          <w:sz w:val="21"/>
+        <w:pStyle w:val="a7"/>
+        <w:spacing w:line="360" w:lineRule="auto" w:beforeLines="0" w:before="0" w:afterLines="0" w:after="0"/>
+        <w:ind w:firstLine="480" w:firstLineChars="200"/>
+      </w:pPr>
+      <w:r>
+        <w:rPr>
+          <w:rFonts w:ascii="Times New Roman" w:hAnsi="Times New Roman" w:cs="Times New Roman" w:eastAsia="宋体"/>
+          <w:b w:val="0"/>
+          <w:sz w:val="24"/>
         </w:rPr>
         <w:t>为保证毕业论文研究工作的高质量推进与按期交付，结合同济大学本科毕业论文教学周历与关键评审节点要求，本课题将全周期研究划分为五个主要阶段，具体进度规划如下：</w:t>
       </w:r>
     </w:p>
     <w:p>
       <w:pPr>
-        <w:spacing w:line="360" w:lineRule="exact" w:before="156" w:after="78"/>
-        <w:ind w:firstLine="420" w:firstLineChars="200"/>
+        <w:pStyle w:val="a7"/>
+        <w:spacing w:line="360" w:lineRule="auto" w:beforeLines="50" w:before="120" w:afterLines="50" w:after="120"/>
+        <w:ind w:firstLine="480" w:firstLineChars="200"/>
       </w:pPr>
       <w:r>
         <w:rPr>
           <w:rFonts w:ascii="Times New Roman" w:hAnsi="Times New Roman" w:cs="Times New Roman" w:eastAsia="黑体"/>
           <w:b/>
-          <w:i w:val="0"/>
-          <w:sz w:val="21"/>
+          <w:sz w:val="24"/>
         </w:rPr>
         <w:t>（1）阶段性任务规划简述</w:t>
       </w:r>
     </w:p>
     <w:p>
       <w:pPr>
-        <w:spacing w:line="360" w:lineRule="exact" w:before="0" w:after="0"/>
-        <w:ind w:firstLine="420" w:firstLineChars="200"/>
-      </w:pPr>
-      <w:r>
-        <w:rPr>
-          <w:rFonts w:ascii="Times New Roman" w:hAnsi="Times New Roman" w:cs="Times New Roman" w:eastAsia="宋体"/>
-          <w:b w:val="0"/>
-          <w:i w:val="0"/>
-          <w:sz w:val="21"/>
+        <w:pStyle w:val="a7"/>
+        <w:spacing w:line="360" w:lineRule="auto" w:beforeLines="0" w:before="0" w:afterLines="0" w:after="0"/>
+        <w:ind w:firstLine="480" w:firstLineChars="200"/>
+      </w:pPr>
+      <w:r>
+        <w:rPr>
+          <w:rFonts w:ascii="Times New Roman" w:hAnsi="Times New Roman" w:cs="Times New Roman" w:eastAsia="宋体"/>
+          <w:b w:val="0"/>
+          <w:sz w:val="24"/>
         </w:rPr>
         <w:t>阶段一（2026.09 ~ 2026.10，第 1 ~ 4 周）：完成文献资料研读与国内外研究现状梳理，明确研究任务边界与技术路线，撰写开题报告并完成开题答辩；阶段二（2026.10 ~ 2026.11，第 5 ~ 10 周）：完成水下航行器六自由度机理动力学方程推导与推进器几何配置分析，基于三维 CAD 装配体计算惯性参数，搭建 PX4/SITL 水动力学仿真基础环境；阶段三（2026.11 ~ 2027.01，第 11 ~ 18 周）：开展实验水池推进器阶跃与自由衰减时域辨识试验，运用动量积分变换与低通滤波提取水动力参数并校验模型残差，完成中期检查与中期答辩汇报；阶段四（2027.02 ~ 2027.04，第 1 ~ 6 周）：在 PX4 架构下开发动力学模型前馈补偿环节与力矩优先推力分配机制，开展 SITL 仿真测试与水池实机消融对比实验，采集并处理多维评估数据；阶段五（2027.04 ~ 2027.05，第 7 ~ 12 周）：系统整理实验数据与图表成果，撰写毕业论文正文初稿，完成学术查重、导师评阅、专家评阅盲审、修改定稿、毕业答辩及全套资料归档。</w:t>
       </w:r>
@@ -3716,13 +3589,13 @@
     <w:p>
       <w:pPr>
         <w:jc w:val="center"/>
-        <w:spacing w:line="360" w:lineRule="exact" w:beforeLines="50" w:before="120" w:afterLines="20" w:after="48"/>
+        <w:spacing w:line="360" w:lineRule="auto" w:beforeLines="50" w:before="120" w:afterLines="20" w:after="48"/>
+        <w:ind w:firstLine="0" w:firstLineChars="0"/>
       </w:pPr>
       <w:r>
         <w:rPr>
           <w:rFonts w:ascii="Times New Roman" w:hAnsi="Times New Roman" w:cs="Times New Roman" w:eastAsia="黑体"/>
           <w:b/>
-          <w:i w:val="0"/>
           <w:sz w:val="21"/>
         </w:rPr>
         <w:t>表 1 课题进度安排与阶段成果表</w:t>
@@ -3777,7 +3650,6 @@
               <w:rPr>
                 <w:rFonts w:ascii="Times New Roman" w:hAnsi="Times New Roman" w:cs="Times New Roman" w:eastAsia="黑体"/>
                 <w:b/>
-                <w:i w:val="0"/>
                 <w:sz w:val="21"/>
               </w:rPr>
               <w:t>阶段序号</w:t>
@@ -3808,7 +3680,6 @@
               <w:rPr>
                 <w:rFonts w:ascii="Times New Roman" w:hAnsi="Times New Roman" w:cs="Times New Roman" w:eastAsia="黑体"/>
                 <w:b/>
-                <w:i w:val="0"/>
                 <w:sz w:val="21"/>
               </w:rPr>
               <w:t>起止时间（教学周）</w:t>
@@ -3839,7 +3710,6 @@
               <w:rPr>
                 <w:rFonts w:ascii="Times New Roman" w:hAnsi="Times New Roman" w:cs="Times New Roman" w:eastAsia="黑体"/>
                 <w:b/>
-                <w:i w:val="0"/>
                 <w:sz w:val="21"/>
               </w:rPr>
               <w:t>主要研究工作内容</w:t>
@@ -3870,7 +3740,6 @@
               <w:rPr>
                 <w:rFonts w:ascii="Times New Roman" w:hAnsi="Times New Roman" w:cs="Times New Roman" w:eastAsia="黑体"/>
                 <w:b/>
-                <w:i w:val="0"/>
                 <w:sz w:val="21"/>
               </w:rPr>
               <w:t>拟达成的阶段性成果与交付物</w:t>
@@ -3903,7 +3772,6 @@
               <w:rPr>
                 <w:rFonts w:ascii="Times New Roman" w:hAnsi="Times New Roman" w:cs="Times New Roman" w:eastAsia="宋体"/>
                 <w:b/>
-                <w:i w:val="0"/>
                 <w:sz w:val="19"/>
               </w:rPr>
               <w:t>阶段一</w:t>
@@ -3931,7 +3799,6 @@
               <w:rPr>
                 <w:rFonts w:ascii="Times New Roman" w:hAnsi="Times New Roman" w:cs="Times New Roman" w:eastAsia="宋体"/>
                 <w:b w:val="0"/>
-                <w:i w:val="0"/>
                 <w:sz w:val="19"/>
               </w:rPr>
               <w:t>2026.09.16 ~ 2026.10.09</w:t>
@@ -3961,7 +3828,6 @@
               <w:rPr>
                 <w:rFonts w:ascii="Times New Roman" w:hAnsi="Times New Roman" w:cs="Times New Roman" w:eastAsia="宋体"/>
                 <w:b w:val="0"/>
-                <w:i w:val="0"/>
                 <w:sz w:val="19"/>
               </w:rPr>
               <w:t>查阅国内外经典文献与行业标准，比选技术路线与方案，完成开题报告撰写与论证</w:t>
@@ -3989,7 +3855,6 @@
               <w:rPr>
                 <w:rFonts w:ascii="Times New Roman" w:hAnsi="Times New Roman" w:cs="Times New Roman" w:eastAsia="宋体"/>
                 <w:b w:val="0"/>
-                <w:i w:val="0"/>
                 <w:sz w:val="19"/>
               </w:rPr>
               <w:t>提交开题报告正式文本，完成开题答辩 PPT 汇报并通过开题答辩</w:t>
@@ -4022,7 +3887,6 @@
               <w:rPr>
                 <w:rFonts w:ascii="Times New Roman" w:hAnsi="Times New Roman" w:cs="Times New Roman" w:eastAsia="宋体"/>
                 <w:b/>
-                <w:i w:val="0"/>
                 <w:sz w:val="19"/>
               </w:rPr>
               <w:t>阶段二</w:t>
@@ -4050,7 +3914,6 @@
               <w:rPr>
                 <w:rFonts w:ascii="Times New Roman" w:hAnsi="Times New Roman" w:cs="Times New Roman" w:eastAsia="宋体"/>
                 <w:b w:val="0"/>
-                <w:i w:val="0"/>
                 <w:sz w:val="19"/>
               </w:rPr>
               <w:t>2026.10.12 ~ 2026.11.20</w:t>
@@ -4080,7 +3943,6 @@
               <w:rPr>
                 <w:rFonts w:ascii="Times New Roman" w:hAnsi="Times New Roman" w:cs="Times New Roman" w:eastAsia="宋体"/>
                 <w:b w:val="0"/>
-                <w:i w:val="0"/>
                 <w:sz w:val="19"/>
               </w:rPr>
               <w:t>建立六自由度机理动力学方程，计算刚体质量惯性参数，配置 PX4/SITL 水动力仿真环境</w:t>
@@ -4108,7 +3970,6 @@
               <w:rPr>
                 <w:rFonts w:ascii="Times New Roman" w:hAnsi="Times New Roman" w:cs="Times New Roman" w:eastAsia="宋体"/>
                 <w:b w:val="0"/>
-                <w:i w:val="0"/>
                 <w:sz w:val="19"/>
               </w:rPr>
               <w:t>完成动力学模型方程推导，建立参数化的 SITL 仿真工程基座</w:t>
@@ -4141,7 +4002,6 @@
               <w:rPr>
                 <w:rFonts w:ascii="Times New Roman" w:hAnsi="Times New Roman" w:cs="Times New Roman" w:eastAsia="宋体"/>
                 <w:b/>
-                <w:i w:val="0"/>
                 <w:sz w:val="19"/>
               </w:rPr>
               <w:t>阶段三</w:t>
@@ -4169,7 +4029,6 @@
               <w:rPr>
                 <w:rFonts w:ascii="Times New Roman" w:hAnsi="Times New Roman" w:cs="Times New Roman" w:eastAsia="宋体"/>
                 <w:b w:val="0"/>
-                <w:i w:val="0"/>
                 <w:sz w:val="19"/>
               </w:rPr>
               <w:t>2026.11.23 ~ 2027.01.15</w:t>
@@ -4199,7 +4058,6 @@
               <w:rPr>
                 <w:rFonts w:ascii="Times New Roman" w:hAnsi="Times New Roman" w:cs="Times New Roman" w:eastAsia="宋体"/>
                 <w:b w:val="0"/>
-                <w:i w:val="0"/>
                 <w:sz w:val="19"/>
               </w:rPr>
               <w:t>设计水池阶跃与衰减试验工况，采集板载响应数据，利用动量滤波回归提取参数并校验残差；总结阶段性进展</w:t>
@@ -4227,7 +4085,6 @@
               <w:rPr>
                 <w:rFonts w:ascii="Times New Roman" w:hAnsi="Times New Roman" w:cs="Times New Roman" w:eastAsia="宋体"/>
                 <w:b w:val="0"/>
-                <w:i w:val="0"/>
                 <w:sz w:val="19"/>
               </w:rPr>
               <w:t>提取水动力阻尼与有效惯性参数，完成模型残差校验；提交中期报告并通过中期答辩</w:t>
@@ -4260,7 +4117,6 @@
               <w:rPr>
                 <w:rFonts w:ascii="Times New Roman" w:hAnsi="Times New Roman" w:cs="Times New Roman" w:eastAsia="宋体"/>
                 <w:b/>
-                <w:i w:val="0"/>
                 <w:sz w:val="19"/>
               </w:rPr>
               <w:t>阶段四</w:t>
@@ -4288,7 +4144,6 @@
               <w:rPr>
                 <w:rFonts w:ascii="Times New Roman" w:hAnsi="Times New Roman" w:cs="Times New Roman" w:eastAsia="宋体"/>
                 <w:b w:val="0"/>
-                <w:i w:val="0"/>
                 <w:sz w:val="19"/>
               </w:rPr>
               <w:t>2027.02.22 ~ 2027.04.02</w:t>
@@ -4318,7 +4173,6 @@
               <w:rPr>
                 <w:rFonts w:ascii="Times New Roman" w:hAnsi="Times New Roman" w:cs="Times New Roman" w:eastAsia="宋体"/>
                 <w:b w:val="0"/>
-                <w:i w:val="0"/>
                 <w:sz w:val="19"/>
               </w:rPr>
               <w:t>在 PX4 底层嵌入动力学模型前馈补偿算法，构建力矩优先分配机制，开展 SITL 与水池实机消融对比测试</w:t>
@@ -4346,7 +4200,6 @@
               <w:rPr>
                 <w:rFonts w:ascii="Times New Roman" w:hAnsi="Times New Roman" w:cs="Times New Roman" w:eastAsia="宋体"/>
                 <w:b w:val="0"/>
-                <w:i w:val="0"/>
                 <w:sz w:val="19"/>
               </w:rPr>
               <w:t>完成控制与分配算法工程代码开发，获取消融对比测试曲线与评估数据指标</w:t>
@@ -4379,7 +4232,6 @@
               <w:rPr>
                 <w:rFonts w:ascii="Times New Roman" w:hAnsi="Times New Roman" w:cs="Times New Roman" w:eastAsia="宋体"/>
                 <w:b/>
-                <w:i w:val="0"/>
                 <w:sz w:val="19"/>
               </w:rPr>
               <w:t>阶段五</w:t>
@@ -4407,7 +4259,6 @@
               <w:rPr>
                 <w:rFonts w:ascii="Times New Roman" w:hAnsi="Times New Roman" w:cs="Times New Roman" w:eastAsia="宋体"/>
                 <w:b w:val="0"/>
-                <w:i w:val="0"/>
                 <w:sz w:val="19"/>
               </w:rPr>
               <w:t>2027.04.05 ~ 2027.05.14</w:t>
@@ -4437,7 +4288,6 @@
               <w:rPr>
                 <w:rFonts w:ascii="Times New Roman" w:hAnsi="Times New Roman" w:cs="Times New Roman" w:eastAsia="宋体"/>
                 <w:b w:val="0"/>
-                <w:i w:val="0"/>
                 <w:sz w:val="19"/>
               </w:rPr>
               <w:t>提炼全周期研究成果，绘制学术图表，撰写并修改毕业论文，参加盲审与毕业答辩，完成资料归档</w:t>
@@ -4465,7 +4315,6 @@
               <w:rPr>
                 <w:rFonts w:ascii="Times New Roman" w:hAnsi="Times New Roman" w:cs="Times New Roman" w:eastAsia="宋体"/>
                 <w:b w:val="0"/>
-                <w:i w:val="0"/>
                 <w:sz w:val="19"/>
               </w:rPr>
               <w:t>提交符合学术规范的毕业论文正稿，通过论文查重与盲审，完成毕业答辩与材料归档</w:t>
@@ -4476,13 +4325,15 @@
     </w:tbl>
     <w:p>
       <w:pPr>
-        <w:spacing w:line="240" w:lineRule="exact" w:before="0" w:after="0"/>
-      </w:pPr>
-    </w:p>
-    <w:p>
-      <w:pPr>
-        <w:spacing w:beforeLines="50" w:before="120" w:afterLines="50" w:after="120" w:line="360" w:lineRule="exact"/>
-        <w:ind w:firstLine="560" w:firstLineChars="200"/>
+        <w:pStyle w:val="a7"/>
+        <w:spacing w:line="240" w:lineRule="auto" w:beforeLines="0" w:before="0" w:afterLines="0" w:after="0"/>
+        <w:ind w:firstLine="0" w:firstLineChars="0"/>
+      </w:pPr>
+    </w:p>
+    <w:p>
+      <w:pPr>
+        <w:spacing w:beforeLines="50" w:before="120" w:afterLines="50" w:after="120" w:line="360" w:lineRule="auto"/>
+        <w:ind w:firstLine="560" w:firstLineChars="0"/>
         <w:rPr>
           <w:rFonts w:ascii="黑体" w:eastAsia="黑体" w:hint="eastAsia"/>
           <w:sz w:val="28"/>
@@ -4519,686 +4370,690 @@
         <w:t>主要参考文献</w:t>
       </w:r>
     </w:p>
+    <w:p>
+      <w:pPr>
+        <w:pStyle w:val="a9"/>
+        <w:rPr>
+          <w:rFonts w:ascii="宋体" w:hAnsi="宋体"/>
+        </w:rPr>
+        <w:spacing w:line="360" w:lineRule="auto" w:beforeLines="0" w:before="0" w:afterLines="0" w:after="0"/>
+        <w:ind w:left="420" w:hanging="420"/>
+      </w:pPr>
+      <w:permStart w:id="61024898" w:edGrp="everyone"/>
+      <w:r>
+        <w:rPr>
+          <w:rFonts w:ascii="Times New Roman" w:hAnsi="Times New Roman" w:cs="Times New Roman" w:eastAsia="宋体"/>
+          <w:b w:val="0"/>
+          <w:sz w:val="24"/>
+        </w:rPr>
+        <w:t>[1] 中华人民共和国工业和信息化部, 国家发展和改革委员会, 科学技术部, 等. “十四五”机器人产业发展规划[J]. 中华人民共和国工业和信息化部公报, 2021(12): 20-27.</w:t>
+      </w:r>
+    </w:p>
+    <w:p>
+      <w:pPr>
+        <w:pStyle w:val="a9"/>
+        <w:spacing w:line="360" w:lineRule="auto" w:beforeLines="0" w:before="0" w:afterLines="0" w:after="0"/>
+        <w:ind w:left="420" w:hanging="420"/>
+      </w:pPr>
+      <w:r>
+        <w:rPr>
+          <w:rFonts w:ascii="Times New Roman" w:hAnsi="Times New Roman" w:cs="Times New Roman" w:eastAsia="宋体"/>
+          <w:b w:val="0"/>
+          <w:sz w:val="24"/>
+        </w:rPr>
+        <w:t>[2] 工业和信息化部, 教育部, 科学技术部, 等. “机器人+”应用行动实施方案[J]. 中华人民共和国工业和信息化部公报, 2023(1): 18-24.</w:t>
+      </w:r>
+    </w:p>
+    <w:p>
+      <w:pPr>
+        <w:pStyle w:val="a9"/>
+        <w:spacing w:line="360" w:lineRule="auto" w:beforeLines="0" w:before="0" w:afterLines="0" w:after="0"/>
+        <w:ind w:left="420" w:hanging="420"/>
+      </w:pPr>
+      <w:r>
+        <w:rPr>
+          <w:rFonts w:ascii="Times New Roman" w:hAnsi="Times New Roman" w:cs="Times New Roman" w:eastAsia="宋体"/>
+          <w:b w:val="0"/>
+          <w:sz w:val="24"/>
+        </w:rPr>
+        <w:t>[3] FOSSEN T I. Handbook of Marine Craft Hydrodynamics and Motion Control[M]. 2nd ed. Chichester, UK: John Wiley &amp; Sons, 2021.</w:t>
+      </w:r>
+    </w:p>
+    <w:p>
+      <w:pPr>
+        <w:pStyle w:val="a9"/>
+        <w:spacing w:line="360" w:lineRule="auto" w:beforeLines="0" w:before="0" w:afterLines="0" w:after="0"/>
+        <w:ind w:left="420" w:hanging="420"/>
+      </w:pPr>
+      <w:r>
+        <w:rPr>
+          <w:rFonts w:ascii="Times New Roman" w:hAnsi="Times New Roman" w:cs="Times New Roman" w:eastAsia="宋体"/>
+          <w:b w:val="0"/>
+          <w:sz w:val="24"/>
+        </w:rPr>
+        <w:t>[4] FERNANDES D, SØRENSEN D, PETTERSEN K Y, et al. Output-feedback motion control of an underwater vehicle-manipulator system[J]. Control Engineering Practice, 2015, 39: 50-64.</w:t>
+      </w:r>
+    </w:p>
+    <w:p>
+      <w:pPr>
+        <w:pStyle w:val="a9"/>
+        <w:spacing w:line="360" w:lineRule="auto" w:beforeLines="0" w:before="0" w:afterLines="0" w:after="0"/>
+        <w:ind w:left="420" w:hanging="420"/>
+      </w:pPr>
+      <w:r>
+        <w:rPr>
+          <w:rFonts w:ascii="Times New Roman" w:hAnsi="Times New Roman" w:cs="Times New Roman" w:eastAsia="宋体"/>
+          <w:b w:val="0"/>
+          <w:sz w:val="24"/>
+        </w:rPr>
+        <w:t>[5] VON BENZON M, SØRENSEN F F, UTH E, et al. An open-source benchmark simulator: Control of a BlueROV2 underwater robot[J]. Journal of Marine Science and Engineering, 2022, 10(12): 1898.</w:t>
+      </w:r>
+    </w:p>
+    <w:p>
+      <w:pPr>
+        <w:pStyle w:val="a9"/>
+        <w:spacing w:line="360" w:lineRule="auto" w:beforeLines="0" w:before="0" w:afterLines="0" w:after="0"/>
+        <w:ind w:left="420" w:hanging="420"/>
+      </w:pPr>
+      <w:r>
+        <w:rPr>
+          <w:rFonts w:ascii="Times New Roman" w:hAnsi="Times New Roman" w:cs="Times New Roman" w:eastAsia="宋体"/>
+          <w:b w:val="0"/>
+          <w:sz w:val="24"/>
+        </w:rPr>
+        <w:t>[6] DUECKER D A, BAUSCHMANN N, HANSEN T, et al. HippoCampus X: A hydrobatic open-source micro AUV for confined environments[C]//2020 IEEE/OES Autonomous Underwater Vehicles Symposium (AUV). St. John's, NL, Canada: IEEE, 2020: 1-6.</w:t>
+      </w:r>
+    </w:p>
+    <w:p>
+      <w:pPr>
+        <w:pStyle w:val="a9"/>
+        <w:spacing w:line="360" w:lineRule="auto" w:beforeLines="0" w:before="0" w:afterLines="0" w:after="0"/>
+        <w:ind w:left="420" w:hanging="420"/>
+      </w:pPr>
+      <w:r>
+        <w:rPr>
+          <w:rFonts w:ascii="Times New Roman" w:hAnsi="Times New Roman" w:cs="Times New Roman" w:eastAsia="宋体"/>
+          <w:b w:val="0"/>
+          <w:sz w:val="24"/>
+        </w:rPr>
+        <w:t>[7] JOHANSEN T A, FOSSEN T I. Control allocation: A survey[J]. Automatica, 2013, 49(5): 1087-1103.</w:t>
+      </w:r>
+    </w:p>
+    <w:p>
+      <w:pPr>
+        <w:pStyle w:val="a9"/>
+        <w:spacing w:line="360" w:lineRule="auto" w:beforeLines="0" w:before="0" w:afterLines="0" w:after="0"/>
+        <w:ind w:left="420" w:hanging="420"/>
+      </w:pPr>
+      <w:r>
+        <w:rPr>
+          <w:rFonts w:ascii="Times New Roman" w:hAnsi="Times New Roman" w:cs="Times New Roman" w:eastAsia="宋体"/>
+          <w:b w:val="0"/>
+          <w:sz w:val="24"/>
+        </w:rPr>
+        <w:t>[8] MEIER L, HONEGGER D, POLLEFEYS M. PX4: A node-based multithreaded open source robotics framework for deeply embedded platforms[C]//2015 IEEE International Conference on Robotics and Automation (ICRA). Seattle, WA, USA: IEEE, 2015: 6235-6240.</w:t>
+      </w:r>
+    </w:p>
+    <w:p>
+      <w:pPr>
+        <w:pStyle w:val="a9"/>
+        <w:spacing w:line="360" w:lineRule="auto" w:beforeLines="0" w:before="0" w:afterLines="0" w:after="0"/>
+        <w:ind w:left="420" w:hanging="420"/>
+      </w:pPr>
+      <w:r>
+        <w:rPr>
+          <w:rFonts w:ascii="Times New Roman" w:hAnsi="Times New Roman" w:cs="Times New Roman" w:eastAsia="宋体"/>
+          <w:b w:val="0"/>
+          <w:sz w:val="24"/>
+        </w:rPr>
+        <w:t>[9] SMALLWOOD D A, WHITCOMB L L. Model-based dynamic positioning of underwater robotic vehicles: Theory and experiment[J]. IEEE Journal of Oceanic Engineering, 2004, 29(1): 169-186.</w:t>
+      </w:r>
+    </w:p>
+    <w:p>
+      <w:pPr>
+        <w:pStyle w:val="a9"/>
+        <w:spacing w:line="360" w:lineRule="auto" w:beforeLines="0" w:before="0" w:afterLines="0" w:after="0"/>
+        <w:ind w:left="420" w:hanging="420"/>
+      </w:pPr>
+      <w:r>
+        <w:rPr>
+          <w:rFonts w:ascii="Times New Roman" w:hAnsi="Times New Roman" w:cs="Times New Roman" w:eastAsia="宋体"/>
+          <w:b w:val="0"/>
+          <w:sz w:val="24"/>
+        </w:rPr>
+        <w:t>[10] FOSSEN T I. Nonlinear modelling of marine vehicles in 6 degrees of freedom[J]. Mathematical Modelling of Systems, 1995, 1(1): 17-27.</w:t>
+      </w:r>
+    </w:p>
+    <w:p>
+      <w:pPr>
+        <w:pStyle w:val="a9"/>
+        <w:spacing w:line="360" w:lineRule="auto" w:beforeLines="0" w:before="0" w:afterLines="0" w:after="0"/>
+        <w:ind w:left="420" w:hanging="420"/>
+      </w:pPr>
+      <w:r>
+        <w:rPr>
+          <w:rFonts w:ascii="Times New Roman" w:hAnsi="Times New Roman" w:cs="Times New Roman" w:eastAsia="宋体"/>
+          <w:b w:val="0"/>
+          <w:sz w:val="24"/>
+        </w:rPr>
+        <w:t>[11] 严卫生, 高剑, 崔荣鑫, 等. 水下航行器控制技术[M]. 北京: 国防工业出版社, 2020.</w:t>
+      </w:r>
+    </w:p>
+    <w:p>
+      <w:pPr>
+        <w:pStyle w:val="a9"/>
+        <w:spacing w:line="360" w:lineRule="auto" w:beforeLines="0" w:before="0" w:afterLines="0" w:after="0"/>
+        <w:ind w:left="420" w:hanging="420"/>
+      </w:pPr>
+      <w:r>
+        <w:rPr>
+          <w:rFonts w:ascii="Times New Roman" w:hAnsi="Times New Roman" w:cs="Times New Roman" w:eastAsia="宋体"/>
+          <w:b w:val="0"/>
+          <w:sz w:val="24"/>
+        </w:rPr>
+        <w:t>[12] PRESTERO T. Verification of a six-degree of freedom simulation model for the REMUS autonomous underwater vehicle[D]. Cambridge, MA: Massachusetts Institute of Technology, 2001.</w:t>
+      </w:r>
+    </w:p>
+    <w:p>
+      <w:pPr>
+        <w:pStyle w:val="a9"/>
+        <w:spacing w:line="360" w:lineRule="auto" w:beforeLines="0" w:before="0" w:afterLines="0" w:after="0"/>
+        <w:ind w:left="420" w:hanging="420"/>
+      </w:pPr>
+      <w:r>
+        <w:rPr>
+          <w:rFonts w:ascii="Times New Roman" w:hAnsi="Times New Roman" w:cs="Times New Roman" w:eastAsia="宋体"/>
+          <w:b w:val="0"/>
+          <w:sz w:val="24"/>
+        </w:rPr>
+        <w:t>[13] 高婷, 庞永杰, 王亚兴, 等. 水下航行器水动力系数计算方法[J]. 哈尔滨工程大学学报, 2019, 40(1): 174-180.</w:t>
+      </w:r>
+    </w:p>
+    <w:p>
+      <w:pPr>
+        <w:pStyle w:val="a9"/>
+        <w:spacing w:line="360" w:lineRule="auto" w:beforeLines="0" w:before="0" w:afterLines="0" w:after="0"/>
+        <w:ind w:left="420" w:hanging="420"/>
+      </w:pPr>
+      <w:r>
+        <w:rPr>
+          <w:rFonts w:ascii="Times New Roman" w:hAnsi="Times New Roman" w:cs="Times New Roman" w:eastAsia="宋体"/>
+          <w:b w:val="0"/>
+          <w:sz w:val="24"/>
+        </w:rPr>
+        <w:t>[14] CACCIA M, INDIVERI G, VERUGGIO G. Modeling and identification of open-frame variable configuration unmanned underwater vehicles[J]. IEEE Journal of Oceanic Engineering, 2000, 25(2): 227-240.</w:t>
+      </w:r>
+    </w:p>
+    <w:p>
+      <w:pPr>
+        <w:pStyle w:val="a9"/>
+        <w:spacing w:line="360" w:lineRule="auto" w:beforeLines="0" w:before="0" w:afterLines="0" w:after="0"/>
+        <w:ind w:left="420" w:hanging="420"/>
+      </w:pPr>
+      <w:r>
+        <w:rPr>
+          <w:rFonts w:ascii="Times New Roman" w:hAnsi="Times New Roman" w:cs="Times New Roman" w:eastAsia="宋体"/>
+          <w:b w:val="0"/>
+          <w:sz w:val="24"/>
+        </w:rPr>
+        <w:t>[15] CHIN C, LAU M. Modeling and testing of hydrodynamic damping model for a complex-shaped remotely-operated vehicle for control[J]. Journal of Marine Science and Application, 2012, 11(2): 150-163.</w:t>
+      </w:r>
+    </w:p>
+    <w:p>
+      <w:pPr>
+        <w:pStyle w:val="a9"/>
+        <w:spacing w:line="360" w:lineRule="auto" w:beforeLines="0" w:before="0" w:afterLines="0" w:after="0"/>
+        <w:ind w:left="420" w:hanging="420"/>
+      </w:pPr>
+      <w:r>
+        <w:rPr>
+          <w:rFonts w:ascii="Times New Roman" w:hAnsi="Times New Roman" w:cs="Times New Roman" w:eastAsia="宋体"/>
+          <w:b w:val="0"/>
+          <w:sz w:val="24"/>
+        </w:rPr>
+        <w:t>[16] ROSS A, FOSSEN T I, JOHANSEN T A. Identification of underwater vehicle hydrodynamic coefficients using free decay tests[J]. IFAC Proceedings Volumes, 2004, 37(10): 363-368.</w:t>
+      </w:r>
+    </w:p>
+    <w:p>
+      <w:pPr>
+        <w:pStyle w:val="a9"/>
+        <w:spacing w:line="360" w:lineRule="auto" w:beforeLines="0" w:before="0" w:afterLines="0" w:after="0"/>
+        <w:ind w:left="420" w:hanging="420"/>
+      </w:pPr>
+      <w:r>
+        <w:rPr>
+          <w:rFonts w:ascii="Times New Roman" w:hAnsi="Times New Roman" w:cs="Times New Roman" w:eastAsia="宋体"/>
+          <w:b w:val="0"/>
+          <w:sz w:val="24"/>
+        </w:rPr>
+        <w:t>[17] AVILA J P J, DONHA D C, ADAMOWSKI J C. Experimental model identification of open-frame underwater vehicles[J]. Ocean Engineering, 2013, 60: 81-94.</w:t>
+      </w:r>
+    </w:p>
+    <w:p>
+      <w:pPr>
+        <w:pStyle w:val="a9"/>
+        <w:spacing w:line="360" w:lineRule="auto" w:beforeLines="0" w:before="0" w:afterLines="0" w:after="0"/>
+        <w:ind w:left="420" w:hanging="420"/>
+      </w:pPr>
+      <w:r>
+        <w:rPr>
+          <w:rFonts w:ascii="Times New Roman" w:hAnsi="Times New Roman" w:cs="Times New Roman" w:eastAsia="宋体"/>
+          <w:b w:val="0"/>
+          <w:sz w:val="24"/>
+        </w:rPr>
+        <w:t>[18] PARK S, SUNG S, CHOI H. System identification method for robotic manipulator based on dynamic momentum regressor[J]. IEEE Transactions on Instrumentation and Measurement, 2016, 65(9): 2085-2095.</w:t>
+      </w:r>
+    </w:p>
+    <w:p>
+      <w:pPr>
+        <w:pStyle w:val="a9"/>
+        <w:spacing w:line="360" w:lineRule="auto" w:beforeLines="0" w:before="0" w:afterLines="0" w:after="0"/>
+        <w:ind w:left="420" w:hanging="420"/>
+      </w:pPr>
+      <w:r>
+        <w:rPr>
+          <w:rFonts w:ascii="Times New Roman" w:hAnsi="Times New Roman" w:cs="Times New Roman" w:eastAsia="宋体"/>
+          <w:b w:val="0"/>
+          <w:sz w:val="24"/>
+        </w:rPr>
+        <w:t>[19] HARRIS M, MAURYA P. Stable nullspace adaptive parameter identification of 6 degree-of-freedom plant and actuator models[J]. IEEE Transactions on Control Systems Technology, 2023, 31(6): 2816-2823.</w:t>
+      </w:r>
+    </w:p>
+    <w:p>
+      <w:pPr>
+        <w:pStyle w:val="a9"/>
+        <w:spacing w:line="360" w:lineRule="auto" w:beforeLines="0" w:before="0" w:afterLines="0" w:after="0"/>
+        <w:ind w:left="420" w:hanging="420"/>
+      </w:pPr>
+      <w:r>
+        <w:rPr>
+          <w:rFonts w:ascii="Times New Roman" w:hAnsi="Times New Roman" w:cs="Times New Roman" w:eastAsia="宋体"/>
+          <w:b w:val="0"/>
+          <w:sz w:val="24"/>
+        </w:rPr>
+        <w:t>[20] RAISSI M, PERDIKARIS P, KARNIADAKIS G E. Physics-informed neural networks: A deep learning framework for solving forward and inverse problems involving nonlinear partial differential equations[J]. Journal of Computational Physics, 2019, 378: 686-707.</w:t>
+      </w:r>
+    </w:p>
+    <w:p>
+      <w:pPr>
+        <w:pStyle w:val="a9"/>
+        <w:spacing w:line="360" w:lineRule="auto" w:beforeLines="0" w:before="0" w:afterLines="0" w:after="0"/>
+        <w:ind w:left="420" w:hanging="420"/>
+      </w:pPr>
+      <w:r>
+        <w:rPr>
+          <w:rFonts w:ascii="Times New Roman" w:hAnsi="Times New Roman" w:cs="Times New Roman" w:eastAsia="宋体"/>
+          <w:b w:val="0"/>
+          <w:sz w:val="24"/>
+        </w:rPr>
+        <w:t>[21] BRUNTON S L, PROCTOR J L, KUTZ J N. Discovering governing equations from data by sparse identification of nonlinear dynamical systems[J]. Proceedings of the National Academy of Sciences, 2016, 113(15): 3932-3937.</w:t>
+      </w:r>
+    </w:p>
+    <w:p>
+      <w:pPr>
+        <w:pStyle w:val="a9"/>
+        <w:spacing w:line="360" w:lineRule="auto" w:beforeLines="0" w:before="0" w:afterLines="0" w:after="0"/>
+        <w:ind w:left="420" w:hanging="420"/>
+      </w:pPr>
+      <w:r>
+        <w:rPr>
+          <w:rFonts w:ascii="Times New Roman" w:hAnsi="Times New Roman" w:cs="Times New Roman" w:eastAsia="宋体"/>
+          <w:b w:val="0"/>
+          <w:sz w:val="24"/>
+        </w:rPr>
+        <w:t>[22] CHEN R T Q, RUBANOVA Y, BETTENCOURT J, et al. Neural ordinary differential equations[C]//Advances in Neural Information Processing Systems (NeurIPS 2018). Montréal, QC, Canada, 2018: 6571-6583.</w:t>
+      </w:r>
+    </w:p>
+    <w:p>
+      <w:pPr>
+        <w:pStyle w:val="a9"/>
+        <w:spacing w:line="360" w:lineRule="auto" w:beforeLines="0" w:before="0" w:afterLines="0" w:after="0"/>
+        <w:ind w:left="420" w:hanging="420"/>
+      </w:pPr>
+      <w:r>
+        <w:rPr>
+          <w:rFonts w:ascii="Times New Roman" w:hAnsi="Times New Roman" w:cs="Times New Roman" w:eastAsia="宋体"/>
+          <w:b w:val="0"/>
+          <w:sz w:val="24"/>
+        </w:rPr>
+        <w:t>[23] DUONG T, ATANASOV N. Port-Hamiltonian neural ODE networks on Lie groups for robot dynamics learning and control[J]. IEEE Transactions on Robotics, 2024, 40: 1215-1233.</w:t>
+      </w:r>
+    </w:p>
+    <w:p>
+      <w:pPr>
+        <w:pStyle w:val="a9"/>
+        <w:spacing w:line="360" w:lineRule="auto" w:beforeLines="0" w:before="0" w:afterLines="0" w:after="0"/>
+        <w:ind w:left="420" w:hanging="420"/>
+      </w:pPr>
+      <w:r>
+        <w:rPr>
+          <w:rFonts w:ascii="Times New Roman" w:hAnsi="Times New Roman" w:cs="Times New Roman" w:eastAsia="宋体"/>
+          <w:b w:val="0"/>
+          <w:sz w:val="24"/>
+        </w:rPr>
+        <w:t>[24] YUH J. Design and control of autonomous underwater robots: A survey[J]. Autonomous Robots, 2000, 8(1): 7-24.</w:t>
+      </w:r>
+    </w:p>
+    <w:p>
+      <w:pPr>
+        <w:pStyle w:val="a9"/>
+        <w:spacing w:line="360" w:lineRule="auto" w:beforeLines="0" w:before="0" w:afterLines="0" w:after="0"/>
+        <w:ind w:left="420" w:hanging="420"/>
+      </w:pPr>
+      <w:r>
+        <w:rPr>
+          <w:rFonts w:ascii="Times New Roman" w:hAnsi="Times New Roman" w:cs="Times New Roman" w:eastAsia="宋体"/>
+          <w:b w:val="0"/>
+          <w:sz w:val="24"/>
+        </w:rPr>
+        <w:t>[25] 朱大奇, 孙兵. 水下机器人运动控制研究进展[J]. 控制与决策, 2012, 27(3): 321-333.</w:t>
+      </w:r>
+    </w:p>
+    <w:p>
+      <w:pPr>
+        <w:pStyle w:val="a9"/>
+        <w:spacing w:line="360" w:lineRule="auto" w:beforeLines="0" w:before="0" w:afterLines="0" w:after="0"/>
+        <w:ind w:left="420" w:hanging="420"/>
+      </w:pPr>
+      <w:r>
+        <w:rPr>
+          <w:rFonts w:ascii="Times New Roman" w:hAnsi="Times New Roman" w:cs="Times New Roman" w:eastAsia="宋体"/>
+          <w:b w:val="0"/>
+          <w:sz w:val="24"/>
+        </w:rPr>
+        <w:t>[26] CAPOCCI R, DRONIOU N, BOYER F, et al. Inspection-class remotely operated vehicles: A review[J]. Journal of Marine Science and Engineering, 2017, 5(1): 13.</w:t>
+      </w:r>
+    </w:p>
+    <w:p>
+      <w:pPr>
+        <w:pStyle w:val="a9"/>
+        <w:spacing w:line="360" w:lineRule="auto" w:beforeLines="0" w:before="0" w:afterLines="0" w:after="0"/>
+        <w:ind w:left="420" w:hanging="420"/>
+      </w:pPr>
+      <w:r>
+        <w:rPr>
+          <w:rFonts w:ascii="Times New Roman" w:hAnsi="Times New Roman" w:cs="Times New Roman" w:eastAsia="宋体"/>
+          <w:b w:val="0"/>
+          <w:sz w:val="24"/>
+        </w:rPr>
+        <w:t>[27] YOERGER D R, SLOTINE J J E. Robust trajectory control of underwater vehicles[J]. IEEE Journal of Oceanic Engineering, 1985, 10(4): 462-470.</w:t>
+      </w:r>
+    </w:p>
+    <w:p>
+      <w:pPr>
+        <w:pStyle w:val="a9"/>
+        <w:spacing w:line="360" w:lineRule="auto" w:beforeLines="0" w:before="0" w:afterLines="0" w:after="0"/>
+        <w:ind w:left="420" w:hanging="420"/>
+      </w:pPr>
+      <w:r>
+        <w:rPr>
+          <w:rFonts w:ascii="Times New Roman" w:hAnsi="Times New Roman" w:cs="Times New Roman" w:eastAsia="宋体"/>
+          <w:b w:val="0"/>
+          <w:sz w:val="24"/>
+        </w:rPr>
+        <w:t>[28] HEALEY A J, LIENARD D. Multivariable sliding mode control for autonomous diving and steering of unmanned underwater vehicles[J]. IEEE Journal of Oceanic Engineering, 1993, 18(3): 327-339.</w:t>
+      </w:r>
+    </w:p>
+    <w:p>
+      <w:pPr>
+        <w:pStyle w:val="a9"/>
+        <w:spacing w:line="360" w:lineRule="auto" w:beforeLines="0" w:before="0" w:afterLines="0" w:after="0"/>
+        <w:ind w:left="420" w:hanging="420"/>
+      </w:pPr>
+      <w:r>
+        <w:rPr>
+          <w:rFonts w:ascii="Times New Roman" w:hAnsi="Times New Roman" w:cs="Times New Roman" w:eastAsia="宋体"/>
+          <w:b w:val="0"/>
+          <w:sz w:val="24"/>
+        </w:rPr>
+        <w:t>[29] CHU Z, ZHU D, YANG S X. Observer-based adaptive sliding mode trajectory tracking control for autonomous underwater vehicles with input saturation[J]. ISA Transactions, 2020, 100: 28-40.</w:t>
+      </w:r>
+    </w:p>
+    <w:p>
+      <w:pPr>
+        <w:pStyle w:val="a9"/>
+        <w:spacing w:line="360" w:lineRule="auto" w:beforeLines="0" w:before="0" w:afterLines="0" w:after="0"/>
+        <w:ind w:left="420" w:hanging="420"/>
+      </w:pPr>
+      <w:r>
+        <w:rPr>
+          <w:rFonts w:ascii="Times New Roman" w:hAnsi="Times New Roman" w:cs="Times New Roman" w:eastAsia="宋体"/>
+          <w:b w:val="0"/>
+          <w:sz w:val="24"/>
+        </w:rPr>
+        <w:t>[30] 钱辰, 方勇纯. 面向扑翼飞行控制的建模与奇异摄动分析[J]. 自动化学报, 2020, 46(12): 2585-2595.</w:t>
+      </w:r>
+    </w:p>
+    <w:p>
+      <w:pPr>
+        <w:pStyle w:val="a9"/>
+        <w:spacing w:line="360" w:lineRule="auto" w:beforeLines="0" w:before="0" w:afterLines="0" w:after="0"/>
+        <w:ind w:left="420" w:hanging="420"/>
+      </w:pPr>
+      <w:r>
+        <w:rPr>
+          <w:rFonts w:ascii="Times New Roman" w:hAnsi="Times New Roman" w:cs="Times New Roman" w:eastAsia="宋体"/>
+          <w:b w:val="0"/>
+          <w:sz w:val="24"/>
+        </w:rPr>
+        <w:t>[31] SMEUR E J J, CHU Q P, DE CROON G C H E. Adaptive incremental nonlinear dynamic inversion for attitude control of micro air vehicles[J]. Journal of Guidance, Control, and Dynamics, 2016, 39(3): 450-461.</w:t>
+      </w:r>
+    </w:p>
+    <w:p>
+      <w:pPr>
+        <w:pStyle w:val="a9"/>
+        <w:spacing w:line="360" w:lineRule="auto" w:beforeLines="0" w:before="0" w:afterLines="0" w:after="0"/>
+        <w:ind w:left="420" w:hanging="420"/>
+      </w:pPr>
+      <w:r>
+        <w:rPr>
+          <w:rFonts w:ascii="Times New Roman" w:hAnsi="Times New Roman" w:cs="Times New Roman" w:eastAsia="宋体"/>
+          <w:b w:val="0"/>
+          <w:sz w:val="24"/>
+        </w:rPr>
+        <w:t>[32] SLAWIK T, VYAS S, CHRISTENSEN L, et al. Attitude control of the hydrobatic intervention AUV Cuttlefish using incremental nonlinear dynamic inversion[C]//2024 IEEE/RSJ International Conference on Intelligent Robots and Systems (IROS). Abu Dhabi, UAE: IEEE, 2024: 781-787.</w:t>
+      </w:r>
+    </w:p>
+    <w:p>
+      <w:pPr>
+        <w:pStyle w:val="a9"/>
+        <w:spacing w:line="360" w:lineRule="auto" w:beforeLines="0" w:before="0" w:afterLines="0" w:after="0"/>
+        <w:ind w:left="420" w:hanging="420"/>
+      </w:pPr>
+      <w:r>
+        <w:rPr>
+          <w:rFonts w:ascii="Times New Roman" w:hAnsi="Times New Roman" w:cs="Times New Roman" w:eastAsia="宋体"/>
+          <w:b w:val="0"/>
+          <w:sz w:val="24"/>
+        </w:rPr>
+        <w:t>[33] HESHMATI-ALAMDARI S, NIKOU A, DIMAROGONAS D V. Robust trajectory tracking control for underactuated autonomous underwater vehicles in presence of current disturbances[J]. IEEE Transactions on Automation Science and Engineering, 2020, 18(3): 1292-1306.</w:t>
+      </w:r>
+    </w:p>
+    <w:p>
+      <w:pPr>
+        <w:pStyle w:val="a9"/>
+        <w:spacing w:line="360" w:lineRule="auto" w:beforeLines="0" w:before="0" w:afterLines="0" w:after="0"/>
+        <w:ind w:left="420" w:hanging="420"/>
+      </w:pPr>
+      <w:r>
+        <w:rPr>
+          <w:rFonts w:ascii="Times New Roman" w:hAnsi="Times New Roman" w:cs="Times New Roman" w:eastAsia="宋体"/>
+          <w:b w:val="0"/>
+          <w:sz w:val="24"/>
+        </w:rPr>
+        <w:t>[34] LINIGER A, DOMAHOIDI A, MORARI M. Optimization-based autonomous racing of 1:43 scale RC cars[J]. Optimal Control Applications and Methods, 2015, 36(5): 628-647.</w:t>
+      </w:r>
+    </w:p>
+    <w:p>
+      <w:pPr>
+        <w:pStyle w:val="a9"/>
+        <w:spacing w:line="360" w:lineRule="auto" w:beforeLines="0" w:before="0" w:afterLines="0" w:after="0"/>
+        <w:ind w:left="420" w:hanging="420"/>
+      </w:pPr>
+      <w:r>
+        <w:rPr>
+          <w:rFonts w:ascii="Times New Roman" w:hAnsi="Times New Roman" w:cs="Times New Roman" w:eastAsia="宋体"/>
+          <w:b w:val="0"/>
+          <w:sz w:val="24"/>
+        </w:rPr>
+        <w:t>[35] TORRENTE G, KAUFMANN E, FÖHN P, et al. Data-driven MPC for quadrotors[J]. IEEE Transactions on Control Systems Technology, 2021, 29(4): 1599-1613.</w:t>
+      </w:r>
+    </w:p>
+    <w:p>
+      <w:pPr>
+        <w:pStyle w:val="a9"/>
+        <w:spacing w:line="360" w:lineRule="auto" w:beforeLines="0" w:before="0" w:afterLines="0" w:after="0"/>
+        <w:ind w:left="420" w:hanging="420"/>
+      </w:pPr>
+      <w:r>
+        <w:rPr>
+          <w:rFonts w:ascii="Times New Roman" w:hAnsi="Times New Roman" w:cs="Times New Roman" w:eastAsia="宋体"/>
+          <w:b w:val="0"/>
+          <w:sz w:val="24"/>
+        </w:rPr>
+        <w:t>[36] SHI G, HÖNIG W, YUE Y, et al. Neural-Lander: Stable drone landing in ground effect with learning-based dynamics[C]//2019 International Conference on Robotics and Automation (ICRA). Montreal, QC, Canada: IEEE, 2019: 9811-9818.</w:t>
+      </w:r>
+    </w:p>
+    <w:p>
+      <w:pPr>
+        <w:pStyle w:val="a9"/>
+        <w:spacing w:line="360" w:lineRule="auto" w:beforeLines="0" w:before="0" w:afterLines="0" w:after="0"/>
+        <w:ind w:left="420" w:hanging="420"/>
+      </w:pPr>
+      <w:r>
+        <w:rPr>
+          <w:rFonts w:ascii="Times New Roman" w:hAnsi="Times New Roman" w:cs="Times New Roman" w:eastAsia="宋体"/>
+          <w:b w:val="0"/>
+          <w:sz w:val="24"/>
+        </w:rPr>
+        <w:t>[37] O'CONNELL M, SHI G, SHI X, et al. Neural-Fly enables rapid learning for agile flight in strong winds[J]. Science Robotics, 2022, 7(66): eabg6513.</w:t>
+      </w:r>
+    </w:p>
+    <w:p>
+      <w:pPr>
+        <w:pStyle w:val="a9"/>
+        <w:spacing w:line="360" w:lineRule="auto" w:beforeLines="0" w:before="0" w:afterLines="0" w:after="0"/>
+        <w:ind w:left="420" w:hanging="420"/>
+      </w:pPr>
+      <w:r>
+        <w:rPr>
+          <w:rFonts w:ascii="Times New Roman" w:hAnsi="Times New Roman" w:cs="Times New Roman" w:eastAsia="宋体"/>
+          <w:b w:val="0"/>
+          <w:sz w:val="24"/>
+        </w:rPr>
+        <w:t>[38] BODSON M. Evaluation of optimization methods for control allocation[J]. Journal of Guidance, Control, and Dynamics, 2002, 25(4): 703-711.</w:t>
+      </w:r>
+    </w:p>
+    <w:p>
+      <w:pPr>
+        <w:pStyle w:val="a9"/>
+        <w:spacing w:line="360" w:lineRule="auto" w:beforeLines="0" w:before="0" w:afterLines="0" w:after="0"/>
+        <w:ind w:left="420" w:hanging="420"/>
+      </w:pPr>
+      <w:r>
+        <w:rPr>
+          <w:rFonts w:ascii="Times New Roman" w:hAnsi="Times New Roman" w:cs="Times New Roman" w:eastAsia="宋体"/>
+          <w:b w:val="0"/>
+          <w:sz w:val="24"/>
+        </w:rPr>
+        <w:t>[39] HÄRKEGÅRD O. Efficient active set algorithms for solving constrained linear quadratic control allocation problems[J]. Journal of Guidance, Control, and Dynamics, 2002, 25(5): 827-835.</w:t>
+      </w:r>
+    </w:p>
+    <w:p>
+      <w:pPr>
+        <w:pStyle w:val="a9"/>
+        <w:spacing w:line="360" w:lineRule="auto" w:beforeLines="0" w:before="0" w:afterLines="0" w:after="0"/>
+        <w:ind w:left="420" w:hanging="420"/>
+      </w:pPr>
+      <w:r>
+        <w:rPr>
+          <w:rFonts w:ascii="Times New Roman" w:hAnsi="Times New Roman" w:cs="Times New Roman" w:eastAsia="宋体"/>
+          <w:b w:val="0"/>
+          <w:sz w:val="24"/>
+        </w:rPr>
+        <w:t>[40] 程卫平, 王猛, 曾现敏, 等. 基于可行方向法的水下机器人推力分配[J]. 舰船科学技术, 2022, 44(13): 102-106.</w:t>
+      </w:r>
+    </w:p>
+    <w:p>
+      <w:pPr>
+        <w:pStyle w:val="a9"/>
+        <w:spacing w:line="360" w:lineRule="auto" w:beforeLines="0" w:before="0" w:afterLines="0" w:after="0"/>
+        <w:ind w:left="420" w:hanging="420"/>
+      </w:pPr>
+      <w:r>
+        <w:rPr>
+          <w:rFonts w:ascii="Times New Roman" w:hAnsi="Times New Roman" w:cs="Times New Roman" w:eastAsia="宋体"/>
+          <w:b w:val="0"/>
+          <w:sz w:val="24"/>
+        </w:rPr>
+        <w:t>[41] 孙功武, 苏义鑫, 毛英, 等. 基于模糊逻辑的混合推进ROV多级推力分配策略[J]. 机器人, 2023, 45(4): 472-482.</w:t>
+      </w:r>
+    </w:p>
+    <w:p>
+      <w:pPr>
+        <w:pStyle w:val="a9"/>
+        <w:spacing w:line="360" w:lineRule="auto" w:beforeLines="0" w:before="0" w:afterLines="0" w:after="0"/>
+        <w:ind w:left="420" w:hanging="420"/>
+      </w:pPr>
+      <w:r>
+        <w:rPr>
+          <w:rFonts w:ascii="Times New Roman" w:hAnsi="Times New Roman" w:cs="Times New Roman" w:eastAsia="宋体"/>
+          <w:b w:val="0"/>
+          <w:sz w:val="24"/>
+        </w:rPr>
+        <w:t>[42] LI Y, ZHANG M, CHEN Y, et al. MCE-based direct FTC method for underwater vehicles with thruster redundancy[J]. Ocean Engineering, 2025, 317: 119985.</w:t>
+      </w:r>
+    </w:p>
+    <w:p>
+      <w:pPr>
+        <w:pStyle w:val="a9"/>
+        <w:spacing w:line="360" w:lineRule="auto" w:beforeLines="0" w:before="0" w:afterLines="0" w:after="0"/>
+        <w:ind w:left="420" w:hanging="420"/>
+      </w:pPr>
+      <w:r>
+        <w:rPr>
+          <w:rFonts w:ascii="Times New Roman" w:hAnsi="Times New Roman" w:cs="Times New Roman" w:eastAsia="宋体"/>
+          <w:b w:val="0"/>
+          <w:sz w:val="24"/>
+        </w:rPr>
+        <w:t>[43] BRUNKE L, GREEFF M, HALL A W, et al. Safe learning in robotics: From learning-based control to safe reinforcement learning[J]. Annual Review of Control, Robotics, and Autonomous Systems, 2022, 5: 411-444.</w:t>
+      </w:r>
+    </w:p>
+    <w:p>
+      <w:pPr>
+        <w:pStyle w:val="a9"/>
+        <w:spacing w:line="360" w:lineRule="auto" w:beforeLines="0" w:before="0" w:afterLines="0" w:after="0"/>
+        <w:ind w:left="420" w:hanging="420"/>
+      </w:pPr>
+      <w:r>
+        <w:rPr>
+          <w:rFonts w:ascii="Times New Roman" w:hAnsi="Times New Roman" w:cs="Times New Roman" w:eastAsia="宋体"/>
+          <w:b w:val="0"/>
+          <w:sz w:val="24"/>
+        </w:rPr>
+        <w:t>[44] ZHAO Y, PENG X, WU J, et al. Spatiotemporal calibration of Doppler velocity logs for underwater robots[J]. arXiv preprint arXiv:2510.24571, 2025.</w:t>
+      </w:r>
+    </w:p>
+    <w:p>
+      <w:pPr>
+        <w:pStyle w:val="a9"/>
+        <w:spacing w:line="360" w:lineRule="auto" w:beforeLines="0" w:before="0" w:afterLines="0" w:after="0"/>
+        <w:ind w:left="420" w:hanging="420"/>
+      </w:pPr>
+      <w:r>
+        <w:rPr>
+          <w:rFonts w:ascii="Times New Roman" w:hAnsi="Times New Roman" w:cs="Times New Roman" w:eastAsia="宋体"/>
+          <w:b w:val="0"/>
+          <w:sz w:val="24"/>
+        </w:rPr>
+        <w:t>[45] PENG X, ZHAO Y, WU J, et al. AquaticVision: Benchmarking visual SLAM in underwater environment with events and frames[C]//2025 IEEE International Conference on Robotics and Automation (ICRA). Atlanta, GA, USA: IEEE, 2025: 1-7.</w:t>
+      </w:r>
+    </w:p>
     <w:permEnd w:id="61024898"/>
     <w:p>
       <w:pPr>
-        <w:spacing w:line="360" w:lineRule="exact" w:before="0" w:after="0"/>
-        <w:ind w:left="420" w:hanging="420"/>
-      </w:pPr>
-      <w:r>
-        <w:rPr>
-          <w:rFonts w:ascii="Times New Roman" w:hAnsi="Times New Roman" w:cs="Times New Roman" w:eastAsia="宋体"/>
-          <w:b w:val="0"/>
-          <w:i w:val="0"/>
-          <w:sz w:val="21"/>
-        </w:rPr>
-        <w:t>[1] 中华人民共和国工业和信息化部, 国家发展和改革委员会, 科学技术部, 等. “十四五”机器人产业发展规划[J]. 中华人民共和国工业和信息化部公报, 2021(12): 20-27.</w:t>
-      </w:r>
-    </w:p>
-    <w:p>
-      <w:pPr>
-        <w:spacing w:line="360" w:lineRule="exact" w:before="0" w:after="0"/>
-        <w:ind w:left="420" w:hanging="420"/>
-      </w:pPr>
-      <w:r>
-        <w:rPr>
-          <w:rFonts w:ascii="Times New Roman" w:hAnsi="Times New Roman" w:cs="Times New Roman" w:eastAsia="宋体"/>
-          <w:b w:val="0"/>
-          <w:i w:val="0"/>
-          <w:sz w:val="21"/>
-        </w:rPr>
-        <w:t>[2] 工业和信息化部, 教育部, 科学技术部, 等. “机器人+”应用行动实施方案[J]. 中华人民共和国工业和信息化部公报, 2023(1): 18-24.</w:t>
-      </w:r>
-    </w:p>
-    <w:p>
-      <w:pPr>
-        <w:spacing w:line="360" w:lineRule="exact" w:before="0" w:after="0"/>
-        <w:ind w:left="420" w:hanging="420"/>
-      </w:pPr>
-      <w:r>
-        <w:rPr>
-          <w:rFonts w:ascii="Times New Roman" w:hAnsi="Times New Roman" w:cs="Times New Roman" w:eastAsia="宋体"/>
-          <w:b w:val="0"/>
-          <w:i w:val="0"/>
-          <w:sz w:val="21"/>
-        </w:rPr>
-        <w:t>[3] FOSSEN T I. Handbook of Marine Craft Hydrodynamics and Motion Control[M]. 2nd ed. Chichester, UK: John Wiley &amp; Sons, 2021.</w:t>
-      </w:r>
-    </w:p>
-    <w:p>
-      <w:pPr>
-        <w:spacing w:line="360" w:lineRule="exact" w:before="0" w:after="0"/>
-        <w:ind w:left="420" w:hanging="420"/>
-      </w:pPr>
-      <w:r>
-        <w:rPr>
-          <w:rFonts w:ascii="Times New Roman" w:hAnsi="Times New Roman" w:cs="Times New Roman" w:eastAsia="宋体"/>
-          <w:b w:val="0"/>
-          <w:i w:val="0"/>
-          <w:sz w:val="21"/>
-        </w:rPr>
-        <w:t>[4] FERNANDES D, SØRENSEN D, PETTERSEN K Y, et al. Output-feedback motion control of an underwater vehicle-manipulator system[J]. Control Engineering Practice, 2015, 39: 50-64.</w:t>
-      </w:r>
-    </w:p>
-    <w:p>
-      <w:pPr>
-        <w:spacing w:line="360" w:lineRule="exact" w:before="0" w:after="0"/>
-        <w:ind w:left="420" w:hanging="420"/>
-      </w:pPr>
-      <w:r>
-        <w:rPr>
-          <w:rFonts w:ascii="Times New Roman" w:hAnsi="Times New Roman" w:cs="Times New Roman" w:eastAsia="宋体"/>
-          <w:b w:val="0"/>
-          <w:i w:val="0"/>
-          <w:sz w:val="21"/>
-        </w:rPr>
-        <w:t>[5] VON BENZON M, SØRENSEN F F, UTH E, et al. An open-source benchmark simulator: Control of a BlueROV2 underwater robot[J]. Journal of Marine Science and Engineering, 2022, 10(12): 1898.</w:t>
-      </w:r>
-    </w:p>
-    <w:p>
-      <w:pPr>
-        <w:spacing w:line="360" w:lineRule="exact" w:before="0" w:after="0"/>
-        <w:ind w:left="420" w:hanging="420"/>
-      </w:pPr>
-      <w:r>
-        <w:rPr>
-          <w:rFonts w:ascii="Times New Roman" w:hAnsi="Times New Roman" w:cs="Times New Roman" w:eastAsia="宋体"/>
-          <w:b w:val="0"/>
-          <w:i w:val="0"/>
-          <w:sz w:val="21"/>
-        </w:rPr>
-        <w:t>[6] DUECKER D A, BAUSCHMANN N, HANSEN T, et al. HippoCampus X: A hydrobatic open-source micro AUV for confined environments[C]//2020 IEEE/OES Autonomous Underwater Vehicles Symposium (AUV). St. John's, NL, Canada: IEEE, 2020: 1-6.</w:t>
-      </w:r>
-    </w:p>
-    <w:p>
-      <w:pPr>
-        <w:spacing w:line="360" w:lineRule="exact" w:before="0" w:after="0"/>
-        <w:ind w:left="420" w:hanging="420"/>
-      </w:pPr>
-      <w:r>
-        <w:rPr>
-          <w:rFonts w:ascii="Times New Roman" w:hAnsi="Times New Roman" w:cs="Times New Roman" w:eastAsia="宋体"/>
-          <w:b w:val="0"/>
-          <w:i w:val="0"/>
-          <w:sz w:val="21"/>
-        </w:rPr>
-        <w:t>[7] JOHANSEN T A, FOSSEN T I. Control allocation: A survey[J]. Automatica, 2013, 49(5): 1087-1103.</w:t>
-      </w:r>
-    </w:p>
-    <w:p>
-      <w:pPr>
-        <w:spacing w:line="360" w:lineRule="exact" w:before="0" w:after="0"/>
-        <w:ind w:left="420" w:hanging="420"/>
-      </w:pPr>
-      <w:r>
-        <w:rPr>
-          <w:rFonts w:ascii="Times New Roman" w:hAnsi="Times New Roman" w:cs="Times New Roman" w:eastAsia="宋体"/>
-          <w:b w:val="0"/>
-          <w:i w:val="0"/>
-          <w:sz w:val="21"/>
-        </w:rPr>
-        <w:t>[8] MEIER L, HONEGGER D, POLLEFEYS M. PX4: A node-based multithreaded open source robotics framework for deeply embedded platforms[C]//2015 IEEE International Conference on Robotics and Automation (ICRA). Seattle, WA, USA: IEEE, 2015: 6235-6240.</w:t>
-      </w:r>
-    </w:p>
-    <w:p>
-      <w:pPr>
-        <w:spacing w:line="360" w:lineRule="exact" w:before="0" w:after="0"/>
-        <w:ind w:left="420" w:hanging="420"/>
-      </w:pPr>
-      <w:r>
-        <w:rPr>
-          <w:rFonts w:ascii="Times New Roman" w:hAnsi="Times New Roman" w:cs="Times New Roman" w:eastAsia="宋体"/>
-          <w:b w:val="0"/>
-          <w:i w:val="0"/>
-          <w:sz w:val="21"/>
-        </w:rPr>
-        <w:t>[9] SMALLWOOD D A, WHITCOMB L L. Model-based dynamic positioning of underwater robotic vehicles: Theory and experiment[J]. IEEE Journal of Oceanic Engineering, 2004, 29(1): 169-186.</w:t>
-      </w:r>
-    </w:p>
-    <w:p>
-      <w:pPr>
-        <w:spacing w:line="360" w:lineRule="exact" w:before="0" w:after="0"/>
-        <w:ind w:left="420" w:hanging="420"/>
-      </w:pPr>
-      <w:r>
-        <w:rPr>
-          <w:rFonts w:ascii="Times New Roman" w:hAnsi="Times New Roman" w:cs="Times New Roman" w:eastAsia="宋体"/>
-          <w:b w:val="0"/>
-          <w:i w:val="0"/>
-          <w:sz w:val="21"/>
-        </w:rPr>
-        <w:t>[10] FOSSEN T I. Nonlinear modelling of marine vehicles in 6 degrees of freedom[J]. Mathematical Modelling of Systems, 1995, 1(1): 17-27.</w:t>
-      </w:r>
-    </w:p>
-    <w:p>
-      <w:pPr>
-        <w:spacing w:line="360" w:lineRule="exact" w:before="0" w:after="0"/>
-        <w:ind w:left="420" w:hanging="420"/>
-      </w:pPr>
-      <w:r>
-        <w:rPr>
-          <w:rFonts w:ascii="Times New Roman" w:hAnsi="Times New Roman" w:cs="Times New Roman" w:eastAsia="宋体"/>
-          <w:b w:val="0"/>
-          <w:i w:val="0"/>
-          <w:sz w:val="21"/>
-        </w:rPr>
-        <w:t>[11] 严卫生, 高剑, 崔荣鑫, 等. 水下航行器控制技术[M]. 北京: 国防工业出版社, 2020.</w:t>
-      </w:r>
-    </w:p>
-    <w:p>
-      <w:pPr>
-        <w:spacing w:line="360" w:lineRule="exact" w:before="0" w:after="0"/>
-        <w:ind w:left="420" w:hanging="420"/>
-      </w:pPr>
-      <w:r>
-        <w:rPr>
-          <w:rFonts w:ascii="Times New Roman" w:hAnsi="Times New Roman" w:cs="Times New Roman" w:eastAsia="宋体"/>
-          <w:b w:val="0"/>
-          <w:i w:val="0"/>
-          <w:sz w:val="21"/>
-        </w:rPr>
-        <w:t>[12] PRESTERO T. Verification of a six-degree of freedom simulation model for the REMUS autonomous underwater vehicle[D]. Cambridge, MA: Massachusetts Institute of Technology, 2001.</w:t>
-      </w:r>
-    </w:p>
-    <w:p>
-      <w:pPr>
-        <w:spacing w:line="360" w:lineRule="exact" w:before="0" w:after="0"/>
-        <w:ind w:left="420" w:hanging="420"/>
-      </w:pPr>
-      <w:r>
-        <w:rPr>
-          <w:rFonts w:ascii="Times New Roman" w:hAnsi="Times New Roman" w:cs="Times New Roman" w:eastAsia="宋体"/>
-          <w:b w:val="0"/>
-          <w:i w:val="0"/>
-          <w:sz w:val="21"/>
-        </w:rPr>
-        <w:t>[13] 高婷, 庞永杰, 王亚兴, 等. 水下航行器水动力系数计算方法[J]. 哈尔滨工程大学学报, 2019, 40(1): 174-180.</w:t>
-      </w:r>
-    </w:p>
-    <w:p>
-      <w:pPr>
-        <w:spacing w:line="360" w:lineRule="exact" w:before="0" w:after="0"/>
-        <w:ind w:left="420" w:hanging="420"/>
-      </w:pPr>
-      <w:r>
-        <w:rPr>
-          <w:rFonts w:ascii="Times New Roman" w:hAnsi="Times New Roman" w:cs="Times New Roman" w:eastAsia="宋体"/>
-          <w:b w:val="0"/>
-          <w:i w:val="0"/>
-          <w:sz w:val="21"/>
-        </w:rPr>
-        <w:t>[14] CACCIA M, INDIVERI G, VERUGGIO G. Modeling and identification of open-frame variable configuration unmanned underwater vehicles[J]. IEEE Journal of Oceanic Engineering, 2000, 25(2): 227-240.</w:t>
-      </w:r>
-    </w:p>
-    <w:p>
-      <w:pPr>
-        <w:spacing w:line="360" w:lineRule="exact" w:before="0" w:after="0"/>
-        <w:ind w:left="420" w:hanging="420"/>
-      </w:pPr>
-      <w:r>
-        <w:rPr>
-          <w:rFonts w:ascii="Times New Roman" w:hAnsi="Times New Roman" w:cs="Times New Roman" w:eastAsia="宋体"/>
-          <w:b w:val="0"/>
-          <w:i w:val="0"/>
-          <w:sz w:val="21"/>
-        </w:rPr>
-        <w:t>[15] CHIN C, LAU M. Modeling and testing of hydrodynamic damping model for a complex-shaped remotely-operated vehicle for control[J]. Journal of Marine Science and Application, 2012, 11(2): 150-163.</w:t>
-      </w:r>
-    </w:p>
-    <w:p>
-      <w:pPr>
-        <w:spacing w:line="360" w:lineRule="exact" w:before="0" w:after="0"/>
-        <w:ind w:left="420" w:hanging="420"/>
-      </w:pPr>
-      <w:r>
-        <w:rPr>
-          <w:rFonts w:ascii="Times New Roman" w:hAnsi="Times New Roman" w:cs="Times New Roman" w:eastAsia="宋体"/>
-          <w:b w:val="0"/>
-          <w:i w:val="0"/>
-          <w:sz w:val="21"/>
-        </w:rPr>
-        <w:t>[16] ROSS A, FOSSEN T I, JOHANSEN T A. Identification of underwater vehicle hydrodynamic coefficients using free decay tests[J]. IFAC Proceedings Volumes, 2004, 37(10): 363-368.</w:t>
-      </w:r>
-    </w:p>
-    <w:p>
-      <w:pPr>
-        <w:spacing w:line="360" w:lineRule="exact" w:before="0" w:after="0"/>
-        <w:ind w:left="420" w:hanging="420"/>
-      </w:pPr>
-      <w:r>
-        <w:rPr>
-          <w:rFonts w:ascii="Times New Roman" w:hAnsi="Times New Roman" w:cs="Times New Roman" w:eastAsia="宋体"/>
-          <w:b w:val="0"/>
-          <w:i w:val="0"/>
-          <w:sz w:val="21"/>
-        </w:rPr>
-        <w:t>[17] AVILA J P J, DONHA D C, ADAMOWSKI J C. Experimental model identification of open-frame underwater vehicles[J]. Ocean Engineering, 2013, 60: 81-94.</w:t>
-      </w:r>
-    </w:p>
-    <w:p>
-      <w:pPr>
-        <w:spacing w:line="360" w:lineRule="exact" w:before="0" w:after="0"/>
-        <w:ind w:left="420" w:hanging="420"/>
-      </w:pPr>
-      <w:r>
-        <w:rPr>
-          <w:rFonts w:ascii="Times New Roman" w:hAnsi="Times New Roman" w:cs="Times New Roman" w:eastAsia="宋体"/>
-          <w:b w:val="0"/>
-          <w:i w:val="0"/>
-          <w:sz w:val="21"/>
-        </w:rPr>
-        <w:t>[18] PARK S, SUNG S, CHOI H. System identification method for robotic manipulator based on dynamic momentum regressor[J]. IEEE Transactions on Instrumentation and Measurement, 2016, 65(9): 2085-2095.</w:t>
-      </w:r>
-    </w:p>
-    <w:p>
-      <w:pPr>
-        <w:spacing w:line="360" w:lineRule="exact" w:before="0" w:after="0"/>
-        <w:ind w:left="420" w:hanging="420"/>
-      </w:pPr>
-      <w:r>
-        <w:rPr>
-          <w:rFonts w:ascii="Times New Roman" w:hAnsi="Times New Roman" w:cs="Times New Roman" w:eastAsia="宋体"/>
-          <w:b w:val="0"/>
-          <w:i w:val="0"/>
-          <w:sz w:val="21"/>
-        </w:rPr>
-        <w:t>[19] HARRIS M, MAURYA P. Stable nullspace adaptive parameter identification of 6 degree-of-freedom plant and actuator models[J]. IEEE Transactions on Control Systems Technology, 2023, 31(6): 2816-2823.</w:t>
-      </w:r>
-    </w:p>
-    <w:p>
-      <w:pPr>
-        <w:spacing w:line="360" w:lineRule="exact" w:before="0" w:after="0"/>
-        <w:ind w:left="420" w:hanging="420"/>
-      </w:pPr>
-      <w:r>
-        <w:rPr>
-          <w:rFonts w:ascii="Times New Roman" w:hAnsi="Times New Roman" w:cs="Times New Roman" w:eastAsia="宋体"/>
-          <w:b w:val="0"/>
-          <w:i w:val="0"/>
-          <w:sz w:val="21"/>
-        </w:rPr>
-        <w:t>[20] RAISSI M, PERDIKARIS P, KARNIADAKIS G E. Physics-informed neural networks: A deep learning framework for solving forward and inverse problems involving nonlinear partial differential equations[J]. Journal of Computational Physics, 2019, 378: 686-707.</w:t>
-      </w:r>
-    </w:p>
-    <w:p>
-      <w:pPr>
-        <w:spacing w:line="360" w:lineRule="exact" w:before="0" w:after="0"/>
-        <w:ind w:left="420" w:hanging="420"/>
-      </w:pPr>
-      <w:r>
-        <w:rPr>
-          <w:rFonts w:ascii="Times New Roman" w:hAnsi="Times New Roman" w:cs="Times New Roman" w:eastAsia="宋体"/>
-          <w:b w:val="0"/>
-          <w:i w:val="0"/>
-          <w:sz w:val="21"/>
-        </w:rPr>
-        <w:t>[21] BRUNTON S L, PROCTOR J L, KUTZ J N. Discovering governing equations from data by sparse identification of nonlinear dynamical systems[J]. Proceedings of the National Academy of Sciences, 2016, 113(15): 3932-3937.</w:t>
-      </w:r>
-    </w:p>
-    <w:p>
-      <w:pPr>
-        <w:spacing w:line="360" w:lineRule="exact" w:before="0" w:after="0"/>
-        <w:ind w:left="420" w:hanging="420"/>
-      </w:pPr>
-      <w:r>
-        <w:rPr>
-          <w:rFonts w:ascii="Times New Roman" w:hAnsi="Times New Roman" w:cs="Times New Roman" w:eastAsia="宋体"/>
-          <w:b w:val="0"/>
-          <w:i w:val="0"/>
-          <w:sz w:val="21"/>
-        </w:rPr>
-        <w:t>[22] CHEN R T Q, RUBANOVA Y, BETTENCOURT J, et al. Neural ordinary differential equations[C]//Advances in Neural Information Processing Systems (NeurIPS 2018). Montréal, QC, Canada, 2018: 6571-6583.</w:t>
-      </w:r>
-    </w:p>
-    <w:p>
-      <w:pPr>
-        <w:spacing w:line="360" w:lineRule="exact" w:before="0" w:after="0"/>
-        <w:ind w:left="420" w:hanging="420"/>
-      </w:pPr>
-      <w:r>
-        <w:rPr>
-          <w:rFonts w:ascii="Times New Roman" w:hAnsi="Times New Roman" w:cs="Times New Roman" w:eastAsia="宋体"/>
-          <w:b w:val="0"/>
-          <w:i w:val="0"/>
-          <w:sz w:val="21"/>
-        </w:rPr>
-        <w:t>[23] DUONG T, ATANASOV N. Port-Hamiltonian neural ODE networks on Lie groups for robot dynamics learning and control[J]. IEEE Transactions on Robotics, 2024, 40: 1215-1233.</w:t>
-      </w:r>
-    </w:p>
-    <w:p>
-      <w:pPr>
-        <w:spacing w:line="360" w:lineRule="exact" w:before="0" w:after="0"/>
-        <w:ind w:left="420" w:hanging="420"/>
-      </w:pPr>
-      <w:r>
-        <w:rPr>
-          <w:rFonts w:ascii="Times New Roman" w:hAnsi="Times New Roman" w:cs="Times New Roman" w:eastAsia="宋体"/>
-          <w:b w:val="0"/>
-          <w:i w:val="0"/>
-          <w:sz w:val="21"/>
-        </w:rPr>
-        <w:t>[24] YUH J. Design and control of autonomous underwater robots: A survey[J]. Autonomous Robots, 2000, 8(1): 7-24.</w:t>
-      </w:r>
-    </w:p>
-    <w:p>
-      <w:pPr>
-        <w:spacing w:line="360" w:lineRule="exact" w:before="0" w:after="0"/>
-        <w:ind w:left="420" w:hanging="420"/>
-      </w:pPr>
-      <w:r>
-        <w:rPr>
-          <w:rFonts w:ascii="Times New Roman" w:hAnsi="Times New Roman" w:cs="Times New Roman" w:eastAsia="宋体"/>
-          <w:b w:val="0"/>
-          <w:i w:val="0"/>
-          <w:sz w:val="21"/>
-        </w:rPr>
-        <w:t>[25] 朱大奇, 孙兵. 水下机器人运动控制研究进展[J]. 控制与决策, 2012, 27(3): 321-333.</w:t>
-      </w:r>
-    </w:p>
-    <w:p>
-      <w:pPr>
-        <w:spacing w:line="360" w:lineRule="exact" w:before="0" w:after="0"/>
-        <w:ind w:left="420" w:hanging="420"/>
-      </w:pPr>
-      <w:r>
-        <w:rPr>
-          <w:rFonts w:ascii="Times New Roman" w:hAnsi="Times New Roman" w:cs="Times New Roman" w:eastAsia="宋体"/>
-          <w:b w:val="0"/>
-          <w:i w:val="0"/>
-          <w:sz w:val="21"/>
-        </w:rPr>
-        <w:t>[26] CAPOCCI R, DRONIOU N, BOYER F, et al. Inspection-class remotely operated vehicles: A review[J]. Journal of Marine Science and Engineering, 2017, 5(1): 13.</w:t>
-      </w:r>
-    </w:p>
-    <w:p>
-      <w:pPr>
-        <w:spacing w:line="360" w:lineRule="exact" w:before="0" w:after="0"/>
-        <w:ind w:left="420" w:hanging="420"/>
-      </w:pPr>
-      <w:r>
-        <w:rPr>
-          <w:rFonts w:ascii="Times New Roman" w:hAnsi="Times New Roman" w:cs="Times New Roman" w:eastAsia="宋体"/>
-          <w:b w:val="0"/>
-          <w:i w:val="0"/>
-          <w:sz w:val="21"/>
-        </w:rPr>
-        <w:t>[27] YOERGER D R, SLOTINE J J E. Robust trajectory control of underwater vehicles[J]. IEEE Journal of Oceanic Engineering, 1985, 10(4): 462-470.</w:t>
-      </w:r>
-    </w:p>
-    <w:p>
-      <w:pPr>
-        <w:spacing w:line="360" w:lineRule="exact" w:before="0" w:after="0"/>
-        <w:ind w:left="420" w:hanging="420"/>
-      </w:pPr>
-      <w:r>
-        <w:rPr>
-          <w:rFonts w:ascii="Times New Roman" w:hAnsi="Times New Roman" w:cs="Times New Roman" w:eastAsia="宋体"/>
-          <w:b w:val="0"/>
-          <w:i w:val="0"/>
-          <w:sz w:val="21"/>
-        </w:rPr>
-        <w:t>[28] HEALEY A J, LIENARD D. Multivariable sliding mode control for autonomous diving and steering of unmanned underwater vehicles[J]. IEEE Journal of Oceanic Engineering, 1993, 18(3): 327-339.</w:t>
-      </w:r>
-    </w:p>
-    <w:p>
-      <w:pPr>
-        <w:spacing w:line="360" w:lineRule="exact" w:before="0" w:after="0"/>
-        <w:ind w:left="420" w:hanging="420"/>
-      </w:pPr>
-      <w:r>
-        <w:rPr>
-          <w:rFonts w:ascii="Times New Roman" w:hAnsi="Times New Roman" w:cs="Times New Roman" w:eastAsia="宋体"/>
-          <w:b w:val="0"/>
-          <w:i w:val="0"/>
-          <w:sz w:val="21"/>
-        </w:rPr>
-        <w:t>[29] CHU Z, ZHU D, YANG S X. Observer-based adaptive sliding mode trajectory tracking control for autonomous underwater vehicles with input saturation[J]. ISA Transactions, 2020, 100: 28-40.</w:t>
-      </w:r>
-    </w:p>
-    <w:p>
-      <w:pPr>
-        <w:spacing w:line="360" w:lineRule="exact" w:before="0" w:after="0"/>
-        <w:ind w:left="420" w:hanging="420"/>
-      </w:pPr>
-      <w:r>
-        <w:rPr>
-          <w:rFonts w:ascii="Times New Roman" w:hAnsi="Times New Roman" w:cs="Times New Roman" w:eastAsia="宋体"/>
-          <w:b w:val="0"/>
-          <w:i w:val="0"/>
-          <w:sz w:val="21"/>
-        </w:rPr>
-        <w:t>[30] 钱辰, 方勇纯. 面向扑翼飞行控制的建模与奇异摄动分析[J]. 自动化学报, 2020, 46(12): 2585-2595.</w:t>
-      </w:r>
-    </w:p>
-    <w:p>
-      <w:pPr>
-        <w:spacing w:line="360" w:lineRule="exact" w:before="0" w:after="0"/>
-        <w:ind w:left="420" w:hanging="420"/>
-      </w:pPr>
-      <w:r>
-        <w:rPr>
-          <w:rFonts w:ascii="Times New Roman" w:hAnsi="Times New Roman" w:cs="Times New Roman" w:eastAsia="宋体"/>
-          <w:b w:val="0"/>
-          <w:i w:val="0"/>
-          <w:sz w:val="21"/>
-        </w:rPr>
-        <w:t>[31] SMEUR E J J, CHU Q P, DE CROON G C H E. Adaptive incremental nonlinear dynamic inversion for attitude control of micro air vehicles[J]. Journal of Guidance, Control, and Dynamics, 2016, 39(3): 450-461.</w:t>
-      </w:r>
-    </w:p>
-    <w:p>
-      <w:pPr>
-        <w:spacing w:line="360" w:lineRule="exact" w:before="0" w:after="0"/>
-        <w:ind w:left="420" w:hanging="420"/>
-      </w:pPr>
-      <w:r>
-        <w:rPr>
-          <w:rFonts w:ascii="Times New Roman" w:hAnsi="Times New Roman" w:cs="Times New Roman" w:eastAsia="宋体"/>
-          <w:b w:val="0"/>
-          <w:i w:val="0"/>
-          <w:sz w:val="21"/>
-        </w:rPr>
-        <w:t>[32] SLAWIK T, VYAS S, CHRISTENSEN L, et al. Attitude control of the hydrobatic intervention AUV Cuttlefish using incremental nonlinear dynamic inversion[C]//2024 IEEE/RSJ International Conference on Intelligent Robots and Systems (IROS). Abu Dhabi, UAE: IEEE, 2024: 781-787.</w:t>
-      </w:r>
-    </w:p>
-    <w:p>
-      <w:pPr>
-        <w:spacing w:line="360" w:lineRule="exact" w:before="0" w:after="0"/>
-        <w:ind w:left="420" w:hanging="420"/>
-      </w:pPr>
-      <w:r>
-        <w:rPr>
-          <w:rFonts w:ascii="Times New Roman" w:hAnsi="Times New Roman" w:cs="Times New Roman" w:eastAsia="宋体"/>
-          <w:b w:val="0"/>
-          <w:i w:val="0"/>
-          <w:sz w:val="21"/>
-        </w:rPr>
-        <w:t>[33] HESHMATI-ALAMDARI S, NIKOU A, DIMAROGONAS D V. Robust trajectory tracking control for underactuated autonomous underwater vehicles in presence of current disturbances[J]. IEEE Transactions on Automation Science and Engineering, 2020, 18(3): 1292-1306.</w:t>
-      </w:r>
-    </w:p>
-    <w:p>
-      <w:pPr>
-        <w:spacing w:line="360" w:lineRule="exact" w:before="0" w:after="0"/>
-        <w:ind w:left="420" w:hanging="420"/>
-      </w:pPr>
-      <w:r>
-        <w:rPr>
-          <w:rFonts w:ascii="Times New Roman" w:hAnsi="Times New Roman" w:cs="Times New Roman" w:eastAsia="宋体"/>
-          <w:b w:val="0"/>
-          <w:i w:val="0"/>
-          <w:sz w:val="21"/>
-        </w:rPr>
-        <w:t>[34] LINIGER A, DOMAHOIDI A, MORARI M. Optimization-based autonomous racing of 1:43 scale RC cars[J]. Optimal Control Applications and Methods, 2015, 36(5): 628-647.</w:t>
-      </w:r>
-    </w:p>
-    <w:p>
-      <w:pPr>
-        <w:spacing w:line="360" w:lineRule="exact" w:before="0" w:after="0"/>
-        <w:ind w:left="420" w:hanging="420"/>
-      </w:pPr>
-      <w:r>
-        <w:rPr>
-          <w:rFonts w:ascii="Times New Roman" w:hAnsi="Times New Roman" w:cs="Times New Roman" w:eastAsia="宋体"/>
-          <w:b w:val="0"/>
-          <w:i w:val="0"/>
-          <w:sz w:val="21"/>
-        </w:rPr>
-        <w:t>[35] TORRENTE G, KAUFMANN E, FÖHN P, et al. Data-driven MPC for quadrotors[J]. IEEE Transactions on Control Systems Technology, 2021, 29(4): 1599-1613.</w:t>
-      </w:r>
-    </w:p>
-    <w:p>
-      <w:pPr>
-        <w:spacing w:line="360" w:lineRule="exact" w:before="0" w:after="0"/>
-        <w:ind w:left="420" w:hanging="420"/>
-      </w:pPr>
-      <w:r>
-        <w:rPr>
-          <w:rFonts w:ascii="Times New Roman" w:hAnsi="Times New Roman" w:cs="Times New Roman" w:eastAsia="宋体"/>
-          <w:b w:val="0"/>
-          <w:i w:val="0"/>
-          <w:sz w:val="21"/>
-        </w:rPr>
-        <w:t>[36] SHI G, HÖNIG W, YUE Y, et al. Neural-Lander: Stable drone landing in ground effect with learning-based dynamics[C]//2019 International Conference on Robotics and Automation (ICRA). Montreal, QC, Canada: IEEE, 2019: 9811-9818.</w:t>
-      </w:r>
-    </w:p>
-    <w:p>
-      <w:pPr>
-        <w:spacing w:line="360" w:lineRule="exact" w:before="0" w:after="0"/>
-        <w:ind w:left="420" w:hanging="420"/>
-      </w:pPr>
-      <w:r>
-        <w:rPr>
-          <w:rFonts w:ascii="Times New Roman" w:hAnsi="Times New Roman" w:cs="Times New Roman" w:eastAsia="宋体"/>
-          <w:b w:val="0"/>
-          <w:i w:val="0"/>
-          <w:sz w:val="21"/>
-        </w:rPr>
-        <w:t>[37] O'CONNELL M, SHI G, SHI X, et al. Neural-Fly enables rapid learning for agile flight in strong winds[J]. Science Robotics, 2022, 7(66): eabg6513.</w:t>
-      </w:r>
-    </w:p>
-    <w:p>
-      <w:pPr>
-        <w:spacing w:line="360" w:lineRule="exact" w:before="0" w:after="0"/>
-        <w:ind w:left="420" w:hanging="420"/>
-      </w:pPr>
-      <w:r>
-        <w:rPr>
-          <w:rFonts w:ascii="Times New Roman" w:hAnsi="Times New Roman" w:cs="Times New Roman" w:eastAsia="宋体"/>
-          <w:b w:val="0"/>
-          <w:i w:val="0"/>
-          <w:sz w:val="21"/>
-        </w:rPr>
-        <w:t>[38] BODSON M. Evaluation of optimization methods for control allocation[J]. Journal of Guidance, Control, and Dynamics, 2002, 25(4): 703-711.</w:t>
-      </w:r>
-    </w:p>
-    <w:p>
-      <w:pPr>
-        <w:spacing w:line="360" w:lineRule="exact" w:before="0" w:after="0"/>
-        <w:ind w:left="420" w:hanging="420"/>
-      </w:pPr>
-      <w:r>
-        <w:rPr>
-          <w:rFonts w:ascii="Times New Roman" w:hAnsi="Times New Roman" w:cs="Times New Roman" w:eastAsia="宋体"/>
-          <w:b w:val="0"/>
-          <w:i w:val="0"/>
-          <w:sz w:val="21"/>
-        </w:rPr>
-        <w:t>[39] HÄRKEGÅRD O. Efficient active set algorithms for solving constrained linear quadratic control allocation problems[J]. Journal of Guidance, Control, and Dynamics, 2002, 25(5): 827-835.</w:t>
-      </w:r>
-    </w:p>
-    <w:p>
-      <w:pPr>
-        <w:spacing w:line="360" w:lineRule="exact" w:before="0" w:after="0"/>
-        <w:ind w:left="420" w:hanging="420"/>
-      </w:pPr>
-      <w:r>
-        <w:rPr>
-          <w:rFonts w:ascii="Times New Roman" w:hAnsi="Times New Roman" w:cs="Times New Roman" w:eastAsia="宋体"/>
-          <w:b w:val="0"/>
-          <w:i w:val="0"/>
-          <w:sz w:val="21"/>
-        </w:rPr>
-        <w:t>[40] 程卫平, 王猛, 曾现敏, 等. 基于可行方向法的水下机器人推力分配[J]. 舰船科学技术, 2022, 44(13): 102-106.</w:t>
-      </w:r>
-    </w:p>
-    <w:p>
-      <w:pPr>
-        <w:spacing w:line="360" w:lineRule="exact" w:before="0" w:after="0"/>
-        <w:ind w:left="420" w:hanging="420"/>
-      </w:pPr>
-      <w:r>
-        <w:rPr>
-          <w:rFonts w:ascii="Times New Roman" w:hAnsi="Times New Roman" w:cs="Times New Roman" w:eastAsia="宋体"/>
-          <w:b w:val="0"/>
-          <w:i w:val="0"/>
-          <w:sz w:val="21"/>
-        </w:rPr>
-        <w:t>[41] 孙功武, 苏义鑫, 毛英, 等. 基于模糊逻辑的混合推进ROV多级推力分配策略[J]. 机器人, 2023, 45(4): 472-482.</w:t>
-      </w:r>
-    </w:p>
-    <w:p>
-      <w:pPr>
-        <w:spacing w:line="360" w:lineRule="exact" w:before="0" w:after="0"/>
-        <w:ind w:left="420" w:hanging="420"/>
-      </w:pPr>
-      <w:r>
-        <w:rPr>
-          <w:rFonts w:ascii="Times New Roman" w:hAnsi="Times New Roman" w:cs="Times New Roman" w:eastAsia="宋体"/>
-          <w:b w:val="0"/>
-          <w:i w:val="0"/>
-          <w:sz w:val="21"/>
-        </w:rPr>
-        <w:t>[42] LI Y, ZHANG M, CHEN Y, et al. MCE-based direct FTC method for underwater vehicles with thruster redundancy[J]. Ocean Engineering, 2025, 317: 119985.</w:t>
-      </w:r>
-    </w:p>
-    <w:p>
-      <w:pPr>
-        <w:spacing w:line="360" w:lineRule="exact" w:before="0" w:after="0"/>
-        <w:ind w:left="420" w:hanging="420"/>
-      </w:pPr>
-      <w:r>
-        <w:rPr>
-          <w:rFonts w:ascii="Times New Roman" w:hAnsi="Times New Roman" w:cs="Times New Roman" w:eastAsia="宋体"/>
-          <w:b w:val="0"/>
-          <w:i w:val="0"/>
-          <w:sz w:val="21"/>
-        </w:rPr>
-        <w:t>[43] BRUNKE L, GREEFF M, HALL A W, et al. Safe learning in robotics: From learning-based control to safe reinforcement learning[J]. Annual Review of Control, Robotics, and Autonomous Systems, 2022, 5: 411-444.</w:t>
-      </w:r>
-    </w:p>
-    <w:p>
-      <w:pPr>
-        <w:spacing w:line="360" w:lineRule="exact" w:before="0" w:after="0"/>
-        <w:ind w:left="420" w:hanging="420"/>
-      </w:pPr>
-      <w:r>
-        <w:rPr>
-          <w:rFonts w:ascii="Times New Roman" w:hAnsi="Times New Roman" w:cs="Times New Roman" w:eastAsia="宋体"/>
-          <w:b w:val="0"/>
-          <w:i w:val="0"/>
-          <w:sz w:val="21"/>
-        </w:rPr>
-        <w:t>[44] ZHAO Y, PENG X, WU J, et al. Spatiotemporal calibration of Doppler velocity logs for underwater robots[J]. arXiv preprint arXiv:2510.24571, 2025.</w:t>
-      </w:r>
-    </w:p>
-    <w:p>
-      <w:pPr>
-        <w:spacing w:line="360" w:lineRule="exact" w:before="0" w:after="0"/>
-        <w:ind w:left="420" w:hanging="420"/>
-      </w:pPr>
-      <w:r>
-        <w:rPr>
-          <w:rFonts w:ascii="Times New Roman" w:hAnsi="Times New Roman" w:cs="Times New Roman" w:eastAsia="宋体"/>
-          <w:b w:val="0"/>
-          <w:i w:val="0"/>
-          <w:sz w:val="21"/>
-        </w:rPr>
-        <w:t>[45] PENG X, ZHAO Y, WU J, et al. AquaticVision: Benchmarking visual SLAM in underwater environment with events and frames[C]//2025 IEEE International Conference on Robotics and Automation (ICRA). Atlanta, GA, USA: IEEE, 2025: 1-7.</w:t>
-      </w:r>
-    </w:p>
-    <w:p>
-      <w:pPr>
-        <w:spacing w:beforeLines="50" w:before="120" w:afterLines="50" w:after="120" w:line="360" w:lineRule="exact"/>
-        <w:ind w:firstLine="560" w:firstLineChars="200"/>
+        <w:spacing w:beforeLines="50" w:before="120" w:afterLines="50" w:after="120" w:line="360" w:lineRule="auto"/>
+        <w:ind w:firstLine="560" w:firstLineChars="0"/>
         <w:rPr>
           <w:rFonts w:ascii="黑体" w:eastAsia="黑体" w:hint="eastAsia"/>
           <w:sz w:val="28"/>

--- a/开题报告/开题报告-基于PX4的水下航行器模型控制方法研究.docx
+++ b/开题报告/开题报告-基于PX4的水下航行器模型控制方法研究.docx
@@ -974,7 +974,8 @@
       </w:pPr>
       <w:r>
         <w:rPr>
-          <w:rFonts w:ascii="宋体" w:hAnsi="宋体"/>
+          <w:rFonts w:ascii="Times New Roman" w:hAnsi="Times New Roman" w:cs="Times New Roman" w:eastAsia="黑体"/>
+          <w:b w:val="0"/>
           <w:sz w:val="28"/>
           <w:szCs w:val="28"/>
         </w:rPr>
@@ -982,7 +983,8 @@
       </w:r>
       <w:r>
         <w:rPr>
-          <w:rFonts w:ascii="黑体" w:eastAsia="黑体" w:hint="eastAsia"/>
+          <w:rFonts w:ascii="Times New Roman" w:eastAsia="黑体" w:hint="eastAsia" w:hAnsi="Times New Roman" w:cs="Times New Roman"/>
+          <w:b w:val="0"/>
           <w:sz w:val="28"/>
         </w:rPr>
         <w:lastRenderedPageBreak/>
@@ -991,7 +993,8 @@
       <w:permStart w:id="220558113" w:edGrp="everyone"/>
       <w:r>
         <w:rPr>
-          <w:rFonts w:ascii="黑体" w:eastAsia="黑体" w:hint="eastAsia"/>
+          <w:rFonts w:ascii="Times New Roman" w:eastAsia="黑体" w:hint="eastAsia" w:hAnsi="Times New Roman" w:cs="Times New Roman"/>
+          <w:b w:val="0"/>
           <w:sz w:val="28"/>
         </w:rPr>
         <w:t>毕业论文</w:t>
@@ -999,7 +1002,8 @@
       <w:permEnd w:id="220558113"/>
       <w:r>
         <w:rPr>
-          <w:rFonts w:ascii="黑体" w:eastAsia="黑体" w:hint="eastAsia"/>
+          <w:rFonts w:ascii="Times New Roman" w:eastAsia="黑体" w:hint="eastAsia" w:hAnsi="Times New Roman" w:cs="Times New Roman"/>
+          <w:b w:val="0"/>
           <w:sz w:val="28"/>
         </w:rPr>
         <w:t>课题背景</w:t>
@@ -1009,7 +1013,7 @@
       <w:pPr>
         <w:pStyle w:val="a6"/>
         <w:spacing w:before="120" w:after="120" w:line="360" w:lineRule="auto" w:beforeLines="50" w:afterLines="50"/>
-        <w:ind w:firstLine="0" w:firstLineChars="0"/>
+        <w:ind w:firstLine="480" w:firstLineChars="200"/>
         <w:rPr>
           <w:sz w:val="24"/>
         </w:rPr>
@@ -1017,24 +1021,24 @@
       <w:permStart w:id="1319923814" w:edGrp="everyone"/>
       <w:r>
         <w:rPr>
-          <w:rFonts w:hint="eastAsia" w:ascii="Times New Roman" w:hAnsi="Times New Roman" w:cs="Times New Roman" w:eastAsia="黑体"/>
-          <w:b/>
+          <w:rFonts w:hint="eastAsia" w:ascii="Times New Roman" w:hAnsi="Times New Roman" w:cs="Times New Roman" w:eastAsia="宋体"/>
+          <w:b w:val="0"/>
           <w:sz w:val="24"/>
         </w:rPr>
         <w:t>1</w:t>
       </w:r>
       <w:r>
         <w:rPr>
-          <w:rFonts w:ascii="Times New Roman" w:hAnsi="Times New Roman" w:cs="Times New Roman" w:eastAsia="黑体"/>
-          <w:b/>
-          <w:sz w:val="24"/>
-        </w:rPr>
-        <w:t xml:space="preserve">． </w:t>
-      </w:r>
-      <w:r>
-        <w:rPr>
-          <w:rFonts w:ascii="Times New Roman" w:hAnsi="Times New Roman" w:cs="Times New Roman" w:eastAsia="黑体"/>
-          <w:b/>
+          <w:rFonts w:ascii="Times New Roman" w:hAnsi="Times New Roman" w:cs="Times New Roman" w:eastAsia="宋体"/>
+          <w:b w:val="0"/>
+          <w:sz w:val="24"/>
+        </w:rPr>
+        <w:t>．</w:t>
+      </w:r>
+      <w:r>
+        <w:rPr>
+          <w:rFonts w:ascii="Times New Roman" w:hAnsi="Times New Roman" w:cs="Times New Roman" w:eastAsia="宋体"/>
+          <w:b w:val="0"/>
           <w:sz w:val="24"/>
         </w:rPr>
         <w:t>课题来源及研究的目的和意义</w:t>
@@ -1262,7 +1266,7 @@
           <w:tab w:val="left" w:pos="7083"/>
         </w:tabs>
         <w:spacing w:before="120" w:after="120" w:line="360" w:lineRule="auto" w:beforeLines="50" w:afterLines="50"/>
-        <w:ind w:firstLine="0" w:firstLineChars="0"/>
+        <w:ind w:firstLine="480" w:firstLineChars="200"/>
         <w:rPr>
           <w:rFonts w:hint="eastAsia"/>
           <w:sz w:val="24"/>
@@ -1270,32 +1274,32 @@
       </w:pPr>
       <w:r>
         <w:rPr>
-          <w:rFonts w:ascii="Times New Roman" w:hAnsi="Times New Roman" w:cs="Times New Roman" w:eastAsia="黑体"/>
-          <w:b/>
+          <w:rFonts w:ascii="Times New Roman" w:hAnsi="Times New Roman" w:cs="Times New Roman" w:eastAsia="宋体"/>
+          <w:b w:val="0"/>
           <w:sz w:val="24"/>
         </w:rPr>
         <w:t>2</w:t>
       </w:r>
       <w:r>
         <w:rPr>
-          <w:rFonts w:ascii="Times New Roman" w:hAnsi="Times New Roman" w:cs="Times New Roman" w:eastAsia="黑体"/>
-          <w:b/>
-          <w:sz w:val="24"/>
-        </w:rPr>
-        <w:t>． 国内外在该方向的研究现状</w:t>
-      </w:r>
-      <w:r>
-        <w:rPr>
-          <w:rFonts w:hint="eastAsia" w:ascii="Times New Roman" w:hAnsi="Times New Roman" w:cs="Times New Roman" w:eastAsia="黑体"/>
-          <w:b/>
+          <w:rFonts w:ascii="Times New Roman" w:hAnsi="Times New Roman" w:cs="Times New Roman" w:eastAsia="宋体"/>
+          <w:b w:val="0"/>
+          <w:sz w:val="24"/>
+        </w:rPr>
+        <w:t>．国内外在该方向的研究现状</w:t>
+      </w:r>
+      <w:r>
+        <w:rPr>
+          <w:rFonts w:hint="eastAsia" w:ascii="Times New Roman" w:hAnsi="Times New Roman" w:cs="Times New Roman" w:eastAsia="宋体"/>
+          <w:b w:val="0"/>
           <w:sz w:val="24"/>
         </w:rPr>
         <w:t>和发展趋势</w:t>
       </w:r>
       <w:r>
         <w:rPr>
-          <w:rFonts w:ascii="Times New Roman" w:hAnsi="Times New Roman" w:cs="Times New Roman" w:eastAsia="黑体"/>
-          <w:b/>
+          <w:rFonts w:ascii="Times New Roman" w:hAnsi="Times New Roman" w:cs="Times New Roman" w:eastAsia="宋体"/>
+          <w:b w:val="0"/>
           <w:sz w:val="24"/>
         </w:rPr>
       </w:r>
@@ -1309,8 +1313,8 @@
       </w:pPr>
       <w:r>
         <w:rPr>
-          <w:rFonts w:ascii="Times New Roman" w:hAnsi="Times New Roman" w:cs="Times New Roman" w:eastAsia="黑体"/>
-          <w:b/>
+          <w:rFonts w:ascii="Times New Roman" w:hAnsi="Times New Roman" w:cs="Times New Roman" w:eastAsia="宋体"/>
+          <w:b w:val="0"/>
           <w:sz w:val="24"/>
         </w:rPr>
         <w:t>2.1 水下航行器六自由度机理建模与参数辨识研究现状</w:t>
@@ -1654,8 +1658,8 @@
       </w:pPr>
       <w:r>
         <w:rPr>
-          <w:rFonts w:ascii="Times New Roman" w:hAnsi="Times New Roman" w:cs="Times New Roman" w:eastAsia="黑体"/>
-          <w:b/>
+          <w:rFonts w:ascii="Times New Roman" w:hAnsi="Times New Roman" w:cs="Times New Roman" w:eastAsia="宋体"/>
+          <w:b w:val="0"/>
           <w:sz w:val="24"/>
         </w:rPr>
         <w:t>2.2 水下航行器运动控制与动态补偿方法研究现状</w:t>
@@ -2044,8 +2048,8 @@
       </w:pPr>
       <w:r>
         <w:rPr>
-          <w:rFonts w:ascii="Times New Roman" w:hAnsi="Times New Roman" w:cs="Times New Roman" w:eastAsia="黑体"/>
-          <w:b/>
+          <w:rFonts w:ascii="Times New Roman" w:hAnsi="Times New Roman" w:cs="Times New Roman" w:eastAsia="宋体"/>
+          <w:b w:val="0"/>
           <w:sz w:val="24"/>
         </w:rPr>
         <w:t>2.3 过驱动多推进器控制分配与推力饱和处理研究现状</w:t>
@@ -2319,8 +2323,8 @@
       </w:pPr>
       <w:r>
         <w:rPr>
-          <w:rFonts w:ascii="Times New Roman" w:hAnsi="Times New Roman" w:cs="Times New Roman" w:eastAsia="黑体"/>
-          <w:b/>
+          <w:rFonts w:ascii="Times New Roman" w:hAnsi="Times New Roman" w:cs="Times New Roman" w:eastAsia="宋体"/>
+          <w:b w:val="0"/>
           <w:sz w:val="24"/>
         </w:rPr>
         <w:t>2.4 现有研究局限与发展趋势</w:t>
@@ -2427,7 +2431,8 @@
       </w:pPr>
       <w:r>
         <w:rPr>
-          <w:rFonts w:ascii="黑体" w:eastAsia="黑体" w:hint="eastAsia"/>
+          <w:rFonts w:ascii="Times New Roman" w:eastAsia="黑体" w:hint="eastAsia" w:hAnsi="Times New Roman" w:cs="Times New Roman"/>
+          <w:b w:val="0"/>
           <w:sz w:val="28"/>
         </w:rPr>
         <w:t>二、</w:t>
@@ -2435,7 +2440,8 @@
       <w:permStart w:id="1570139158" w:edGrp="everyone"/>
       <w:r>
         <w:rPr>
-          <w:rFonts w:ascii="黑体" w:eastAsia="黑体" w:hint="eastAsia"/>
+          <w:rFonts w:ascii="Times New Roman" w:eastAsia="黑体" w:hint="eastAsia" w:hAnsi="Times New Roman" w:cs="Times New Roman"/>
+          <w:b w:val="0"/>
           <w:sz w:val="28"/>
         </w:rPr>
         <w:t>毕业论文</w:t>
@@ -2443,14 +2449,16 @@
       <w:permEnd w:id="1570139158"/>
       <w:r>
         <w:rPr>
-          <w:rFonts w:ascii="黑体" w:eastAsia="黑体" w:hint="eastAsia"/>
+          <w:rFonts w:ascii="Times New Roman" w:eastAsia="黑体" w:hint="eastAsia" w:hAnsi="Times New Roman" w:cs="Times New Roman"/>
+          <w:b w:val="0"/>
           <w:sz w:val="28"/>
         </w:rPr>
         <w:t>方案</w:t>
       </w:r>
       <w:r>
         <w:rPr>
-          <w:rFonts w:ascii="黑体" w:eastAsia="黑体" w:hint="eastAsia"/>
+          <w:rFonts w:ascii="Times New Roman" w:eastAsia="黑体" w:hint="eastAsia" w:hAnsi="Times New Roman" w:cs="Times New Roman"/>
+          <w:b w:val="0"/>
           <w:sz w:val="28"/>
         </w:rPr>
         <w:t>介绍</w:t>
@@ -2460,7 +2468,7 @@
       <w:pPr>
         <w:pStyle w:val="a6"/>
         <w:spacing w:before="120" w:after="120" w:line="360" w:lineRule="auto" w:beforeLines="50" w:afterLines="50"/>
-        <w:ind w:firstLine="0" w:firstLineChars="0"/>
+        <w:ind w:firstLine="480" w:firstLineChars="200"/>
         <w:rPr>
           <w:rFonts w:ascii="黑体" w:hAnsi="黑体"/>
           <w:sz w:val="24"/>
@@ -2469,32 +2477,32 @@
       <w:permStart w:id="1741359920" w:edGrp="everyone"/>
       <w:r>
         <w:rPr>
-          <w:rFonts w:ascii="Times New Roman" w:hAnsi="Times New Roman" w:hint="eastAsia" w:cs="Times New Roman" w:eastAsia="黑体"/>
-          <w:b/>
+          <w:rFonts w:ascii="Times New Roman" w:hAnsi="Times New Roman" w:hint="eastAsia" w:cs="Times New Roman" w:eastAsia="宋体"/>
+          <w:b w:val="0"/>
           <w:sz w:val="24"/>
         </w:rPr>
         <w:t>1</w:t>
       </w:r>
       <w:r>
         <w:rPr>
-          <w:rFonts w:ascii="Times New Roman" w:hAnsi="Times New Roman" w:cs="Times New Roman" w:eastAsia="黑体"/>
-          <w:b/>
-          <w:sz w:val="24"/>
-        </w:rPr>
-        <w:t xml:space="preserve">． </w:t>
-      </w:r>
-      <w:r>
-        <w:rPr>
-          <w:rFonts w:ascii="Times New Roman" w:hAnsi="Times New Roman" w:hint="eastAsia" w:cs="Times New Roman" w:eastAsia="黑体"/>
-          <w:b/>
+          <w:rFonts w:ascii="Times New Roman" w:hAnsi="Times New Roman" w:cs="Times New Roman" w:eastAsia="宋体"/>
+          <w:b w:val="0"/>
+          <w:sz w:val="24"/>
+        </w:rPr>
+        <w:t>．</w:t>
+      </w:r>
+      <w:r>
+        <w:rPr>
+          <w:rFonts w:ascii="Times New Roman" w:hAnsi="Times New Roman" w:hint="eastAsia" w:cs="Times New Roman" w:eastAsia="宋体"/>
+          <w:b w:val="0"/>
           <w:sz w:val="24"/>
         </w:rPr>
         <w:t>主要研究内容</w:t>
       </w:r>
       <w:r>
         <w:rPr>
-          <w:rFonts w:ascii="Times New Roman" w:hAnsi="Times New Roman" w:hint="eastAsia" w:cs="Times New Roman" w:eastAsia="黑体"/>
-          <w:b/>
+          <w:rFonts w:ascii="Times New Roman" w:hAnsi="Times New Roman" w:hint="eastAsia" w:cs="Times New Roman" w:eastAsia="宋体"/>
+          <w:b w:val="0"/>
           <w:sz w:val="24"/>
         </w:rPr>
       </w:r>
@@ -2507,8 +2515,8 @@
       </w:pPr>
       <w:r>
         <w:rPr>
-          <w:rFonts w:ascii="Times New Roman" w:hAnsi="Times New Roman" w:cs="Times New Roman" w:eastAsia="黑体"/>
-          <w:b/>
+          <w:rFonts w:ascii="Times New Roman" w:hAnsi="Times New Roman" w:cs="Times New Roman" w:eastAsia="宋体"/>
+          <w:b w:val="0"/>
           <w:sz w:val="24"/>
         </w:rPr>
         <w:t>1.1 预期研究目标</w:t>
@@ -2597,8 +2605,8 @@
       </w:pPr>
       <w:r>
         <w:rPr>
-          <w:rFonts w:ascii="Times New Roman" w:hAnsi="Times New Roman" w:cs="Times New Roman" w:eastAsia="黑体"/>
-          <w:b/>
+          <w:rFonts w:ascii="Times New Roman" w:hAnsi="Times New Roman" w:cs="Times New Roman" w:eastAsia="宋体"/>
+          <w:b w:val="0"/>
           <w:sz w:val="24"/>
         </w:rPr>
         <w:t>1.2 核心研究内容要点</w:t>
@@ -2627,8 +2635,8 @@
       </w:pPr>
       <w:r>
         <w:rPr>
-          <w:rFonts w:ascii="Times New Roman" w:hAnsi="Times New Roman" w:cs="Times New Roman" w:eastAsia="黑体"/>
-          <w:b/>
+          <w:rFonts w:ascii="Times New Roman" w:hAnsi="Times New Roman" w:cs="Times New Roman" w:eastAsia="宋体"/>
+          <w:b w:val="0"/>
           <w:sz w:val="24"/>
         </w:rPr>
         <w:t>（1）水下航行器六自由度机理动力学建模与低成本水动力参数辨识</w:t>
@@ -2657,8 +2665,8 @@
       </w:pPr>
       <w:r>
         <w:rPr>
-          <w:rFonts w:ascii="Times New Roman" w:hAnsi="Times New Roman" w:cs="Times New Roman" w:eastAsia="黑体"/>
-          <w:b/>
+          <w:rFonts w:ascii="Times New Roman" w:hAnsi="Times New Roman" w:cs="Times New Roman" w:eastAsia="宋体"/>
+          <w:b w:val="0"/>
           <w:sz w:val="24"/>
         </w:rPr>
         <w:t>（2）基于机理动力学前馈补偿与高频状态反馈的运动控制算法设计</w:t>
@@ -2687,8 +2695,8 @@
       </w:pPr>
       <w:r>
         <w:rPr>
-          <w:rFonts w:ascii="Times New Roman" w:hAnsi="Times New Roman" w:cs="Times New Roman" w:eastAsia="黑体"/>
-          <w:b/>
+          <w:rFonts w:ascii="Times New Roman" w:hAnsi="Times New Roman" w:cs="Times New Roman" w:eastAsia="宋体"/>
+          <w:b w:val="0"/>
           <w:sz w:val="24"/>
         </w:rPr>
         <w:t>（3）空间过驱动八推进器推力分配与推力受限工况下的力矩优先控制</w:t>
@@ -2713,7 +2721,7 @@
       <w:pPr>
         <w:pStyle w:val="a6"/>
         <w:spacing w:before="120" w:after="120" w:line="360" w:lineRule="auto" w:beforeLines="50" w:afterLines="50"/>
-        <w:ind w:firstLine="0" w:firstLineChars="0"/>
+        <w:ind w:firstLine="480" w:firstLineChars="200"/>
         <w:rPr>
           <w:rFonts w:ascii="黑体" w:hAnsi="黑体"/>
           <w:sz w:val="24"/>
@@ -2721,32 +2729,32 @@
       </w:pPr>
       <w:r>
         <w:rPr>
-          <w:rFonts w:ascii="Times New Roman" w:hAnsi="Times New Roman" w:hint="eastAsia" w:cs="Times New Roman" w:eastAsia="黑体"/>
-          <w:b/>
+          <w:rFonts w:ascii="Times New Roman" w:hAnsi="Times New Roman" w:hint="eastAsia" w:cs="Times New Roman" w:eastAsia="宋体"/>
+          <w:b w:val="0"/>
           <w:sz w:val="24"/>
         </w:rPr>
         <w:t>2</w:t>
       </w:r>
       <w:r>
         <w:rPr>
-          <w:rFonts w:ascii="Times New Roman" w:hAnsi="Times New Roman" w:cs="Times New Roman" w:eastAsia="黑体"/>
-          <w:b/>
-          <w:sz w:val="24"/>
-        </w:rPr>
-        <w:t xml:space="preserve">． </w:t>
-      </w:r>
-      <w:r>
-        <w:rPr>
-          <w:rFonts w:ascii="Times New Roman" w:hAnsi="Times New Roman" w:hint="eastAsia" w:cs="Times New Roman" w:eastAsia="黑体"/>
-          <w:b/>
+          <w:rFonts w:ascii="Times New Roman" w:hAnsi="Times New Roman" w:cs="Times New Roman" w:eastAsia="宋体"/>
+          <w:b w:val="0"/>
+          <w:sz w:val="24"/>
+        </w:rPr>
+        <w:t>．</w:t>
+      </w:r>
+      <w:r>
+        <w:rPr>
+          <w:rFonts w:ascii="Times New Roman" w:hAnsi="Times New Roman" w:hint="eastAsia" w:cs="Times New Roman" w:eastAsia="宋体"/>
+          <w:b w:val="0"/>
           <w:sz w:val="24"/>
         </w:rPr>
         <w:t>研究方案</w:t>
       </w:r>
       <w:r>
         <w:rPr>
-          <w:rFonts w:ascii="Times New Roman" w:hAnsi="Times New Roman" w:hint="eastAsia" w:cs="Times New Roman" w:eastAsia="黑体"/>
-          <w:b/>
+          <w:rFonts w:ascii="Times New Roman" w:hAnsi="Times New Roman" w:hint="eastAsia" w:cs="Times New Roman" w:eastAsia="宋体"/>
+          <w:b w:val="0"/>
           <w:sz w:val="24"/>
         </w:rPr>
       </w:r>
@@ -2759,8 +2767,8 @@
       </w:pPr>
       <w:r>
         <w:rPr>
-          <w:rFonts w:ascii="Times New Roman" w:hAnsi="Times New Roman" w:cs="Times New Roman" w:eastAsia="黑体"/>
-          <w:b/>
+          <w:rFonts w:ascii="Times New Roman" w:hAnsi="Times New Roman" w:cs="Times New Roman" w:eastAsia="宋体"/>
+          <w:b w:val="0"/>
           <w:sz w:val="24"/>
         </w:rPr>
         <w:t>2.1 拟采取的研究方法</w:t>
@@ -2789,8 +2797,8 @@
       </w:pPr>
       <w:r>
         <w:rPr>
-          <w:rFonts w:ascii="Times New Roman" w:hAnsi="Times New Roman" w:cs="Times New Roman" w:eastAsia="黑体"/>
-          <w:b/>
+          <w:rFonts w:ascii="Times New Roman" w:hAnsi="Times New Roman" w:cs="Times New Roman" w:eastAsia="宋体"/>
+          <w:b w:val="0"/>
           <w:sz w:val="24"/>
         </w:rPr>
         <w:t>（1）动力学机理建模与时域参数滤波辨识方法</w:t>
@@ -2870,8 +2878,8 @@
       </w:pPr>
       <w:r>
         <w:rPr>
-          <w:rFonts w:ascii="Times New Roman" w:hAnsi="Times New Roman" w:cs="Times New Roman" w:eastAsia="黑体"/>
-          <w:b/>
+          <w:rFonts w:ascii="Times New Roman" w:hAnsi="Times New Roman" w:cs="Times New Roman" w:eastAsia="宋体"/>
+          <w:b w:val="0"/>
           <w:sz w:val="24"/>
         </w:rPr>
         <w:t>（2）基于 PX4 架构的高频闭环控制与力矩优先分配实现方法</w:t>
@@ -2951,8 +2959,8 @@
       </w:pPr>
       <w:r>
         <w:rPr>
-          <w:rFonts w:ascii="Times New Roman" w:hAnsi="Times New Roman" w:cs="Times New Roman" w:eastAsia="黑体"/>
-          <w:b/>
+          <w:rFonts w:ascii="Times New Roman" w:hAnsi="Times New Roman" w:cs="Times New Roman" w:eastAsia="宋体"/>
+          <w:b w:val="0"/>
           <w:sz w:val="24"/>
         </w:rPr>
         <w:t>（3）多工况消融对比与分级闭环实验评估方法</w:t>
@@ -2998,8 +3006,8 @@
       </w:pPr>
       <w:r>
         <w:rPr>
-          <w:rFonts w:ascii="Times New Roman" w:hAnsi="Times New Roman" w:cs="Times New Roman" w:eastAsia="黑体"/>
-          <w:b/>
+          <w:rFonts w:ascii="Times New Roman" w:hAnsi="Times New Roman" w:cs="Times New Roman" w:eastAsia="宋体"/>
+          <w:b w:val="0"/>
           <w:sz w:val="24"/>
         </w:rPr>
         <w:t>2.2 技术路线图</w:t>
@@ -3028,8 +3036,8 @@
       </w:pPr>
       <w:r>
         <w:rPr>
-          <w:rFonts w:ascii="Times New Roman" w:hAnsi="Times New Roman" w:cs="Times New Roman" w:eastAsia="黑体"/>
-          <w:b/>
+          <w:rFonts w:ascii="Times New Roman" w:hAnsi="Times New Roman" w:cs="Times New Roman" w:eastAsia="宋体"/>
+          <w:b w:val="0"/>
           <w:sz w:val="24"/>
         </w:rPr>
         <w:t>（1）第一阶段：六自由度机理动力学建模与几何惯性测算</w:t>
@@ -3058,8 +3066,8 @@
       </w:pPr>
       <w:r>
         <w:rPr>
-          <w:rFonts w:ascii="Times New Roman" w:hAnsi="Times New Roman" w:cs="Times New Roman" w:eastAsia="黑体"/>
-          <w:b/>
+          <w:rFonts w:ascii="Times New Roman" w:hAnsi="Times New Roman" w:cs="Times New Roman" w:eastAsia="宋体"/>
+          <w:b w:val="0"/>
           <w:sz w:val="24"/>
         </w:rPr>
         <w:t>（2）第二阶段：水池时域试验与动量滤波抗噪参数辨识</w:t>
@@ -3088,8 +3096,8 @@
       </w:pPr>
       <w:r>
         <w:rPr>
-          <w:rFonts w:ascii="Times New Roman" w:hAnsi="Times New Roman" w:cs="Times New Roman" w:eastAsia="黑体"/>
-          <w:b/>
+          <w:rFonts w:ascii="Times New Roman" w:hAnsi="Times New Roman" w:cs="Times New Roman" w:eastAsia="宋体"/>
+          <w:b w:val="0"/>
           <w:sz w:val="24"/>
         </w:rPr>
         <w:t>（3）第三阶段：基于 PX4 架构的动力学模型前馈补偿与状态反馈控制器构建</w:t>
@@ -3118,8 +3126,8 @@
       </w:pPr>
       <w:r>
         <w:rPr>
-          <w:rFonts w:ascii="Times New Roman" w:hAnsi="Times New Roman" w:cs="Times New Roman" w:eastAsia="黑体"/>
-          <w:b/>
+          <w:rFonts w:ascii="Times New Roman" w:hAnsi="Times New Roman" w:cs="Times New Roman" w:eastAsia="宋体"/>
+          <w:b w:val="0"/>
           <w:sz w:val="24"/>
         </w:rPr>
         <w:t>（4）第四阶段：八推进器空间几何分配与力矩优先抗饱和机制设计</w:t>
@@ -3148,8 +3156,8 @@
       </w:pPr>
       <w:r>
         <w:rPr>
-          <w:rFonts w:ascii="Times New Roman" w:hAnsi="Times New Roman" w:cs="Times New Roman" w:eastAsia="黑体"/>
-          <w:b/>
+          <w:rFonts w:ascii="Times New Roman" w:hAnsi="Times New Roman" w:cs="Times New Roman" w:eastAsia="宋体"/>
+          <w:b w:val="0"/>
           <w:sz w:val="24"/>
         </w:rPr>
         <w:t>（5）第五阶段：SITL 软件在环仿真与水池物理实验分级消融验证</w:t>
@@ -3234,8 +3242,8 @@
       </w:pPr>
       <w:r>
         <w:rPr>
-          <w:rFonts w:ascii="Times New Roman" w:hAnsi="Times New Roman" w:cs="Times New Roman" w:eastAsia="黑体"/>
-          <w:b/>
+          <w:rFonts w:ascii="Times New Roman" w:hAnsi="Times New Roman" w:cs="Times New Roman" w:eastAsia="宋体"/>
+          <w:b w:val="0"/>
           <w:sz w:val="21"/>
         </w:rPr>
         <w:t>图 1 课题总体研究技术路线流程图</w:t>
@@ -3249,8 +3257,8 @@
       </w:pPr>
       <w:r>
         <w:rPr>
-          <w:rFonts w:ascii="Times New Roman" w:hAnsi="Times New Roman" w:cs="Times New Roman" w:eastAsia="黑体"/>
-          <w:b/>
+          <w:rFonts w:ascii="Times New Roman" w:hAnsi="Times New Roman" w:cs="Times New Roman" w:eastAsia="宋体"/>
+          <w:b w:val="0"/>
           <w:sz w:val="24"/>
         </w:rPr>
         <w:t>2.3 可行性分析</w:t>
@@ -3279,8 +3287,8 @@
       </w:pPr>
       <w:r>
         <w:rPr>
-          <w:rFonts w:ascii="Times New Roman" w:hAnsi="Times New Roman" w:cs="Times New Roman" w:eastAsia="黑体"/>
-          <w:b/>
+          <w:rFonts w:ascii="Times New Roman" w:hAnsi="Times New Roman" w:cs="Times New Roman" w:eastAsia="宋体"/>
+          <w:b w:val="0"/>
           <w:sz w:val="24"/>
         </w:rPr>
         <w:t>（1）理论基础可行性</w:t>
@@ -3394,8 +3402,8 @@
       </w:pPr>
       <w:r>
         <w:rPr>
-          <w:rFonts w:ascii="Times New Roman" w:hAnsi="Times New Roman" w:cs="Times New Roman" w:eastAsia="黑体"/>
-          <w:b/>
+          <w:rFonts w:ascii="Times New Roman" w:hAnsi="Times New Roman" w:cs="Times New Roman" w:eastAsia="宋体"/>
+          <w:b w:val="0"/>
           <w:sz w:val="24"/>
         </w:rPr>
         <w:t>（2）软件与仿真生态可行性</w:t>
@@ -3441,8 +3449,8 @@
       </w:pPr>
       <w:r>
         <w:rPr>
-          <w:rFonts w:ascii="Times New Roman" w:hAnsi="Times New Roman" w:cs="Times New Roman" w:eastAsia="黑体"/>
-          <w:b/>
+          <w:rFonts w:ascii="Times New Roman" w:hAnsi="Times New Roman" w:cs="Times New Roman" w:eastAsia="宋体"/>
+          <w:b w:val="0"/>
           <w:sz w:val="24"/>
         </w:rPr>
         <w:t>（3）硬件与实验条件可行性</w:t>
@@ -3501,7 +3509,7 @@
       <w:pPr>
         <w:pStyle w:val="a6"/>
         <w:spacing w:before="120" w:after="120" w:line="360" w:lineRule="auto" w:beforeLines="50" w:afterLines="50"/>
-        <w:ind w:firstLine="0" w:firstLineChars="0"/>
+        <w:ind w:firstLine="480" w:firstLineChars="200"/>
         <w:rPr>
           <w:rFonts w:ascii="黑体" w:hAnsi="黑体" w:hint="eastAsia"/>
           <w:sz w:val="24"/>
@@ -3509,32 +3517,32 @@
       </w:pPr>
       <w:r>
         <w:rPr>
-          <w:rFonts w:ascii="Times New Roman" w:hAnsi="Times New Roman" w:hint="eastAsia" w:cs="Times New Roman" w:eastAsia="黑体"/>
-          <w:b/>
+          <w:rFonts w:ascii="Times New Roman" w:hAnsi="Times New Roman" w:hint="eastAsia" w:cs="Times New Roman" w:eastAsia="宋体"/>
+          <w:b w:val="0"/>
           <w:sz w:val="24"/>
         </w:rPr>
         <w:t>3</w:t>
       </w:r>
       <w:r>
         <w:rPr>
-          <w:rFonts w:ascii="Times New Roman" w:hAnsi="Times New Roman" w:cs="Times New Roman" w:eastAsia="黑体"/>
-          <w:b/>
-          <w:sz w:val="24"/>
-        </w:rPr>
-        <w:t xml:space="preserve">． </w:t>
-      </w:r>
-      <w:r>
-        <w:rPr>
-          <w:rFonts w:ascii="Times New Roman" w:hAnsi="Times New Roman" w:hint="eastAsia" w:cs="Times New Roman" w:eastAsia="黑体"/>
-          <w:b/>
+          <w:rFonts w:ascii="Times New Roman" w:hAnsi="Times New Roman" w:cs="Times New Roman" w:eastAsia="宋体"/>
+          <w:b w:val="0"/>
+          <w:sz w:val="24"/>
+        </w:rPr>
+        <w:t>．</w:t>
+      </w:r>
+      <w:r>
+        <w:rPr>
+          <w:rFonts w:ascii="Times New Roman" w:hAnsi="Times New Roman" w:hint="eastAsia" w:cs="Times New Roman" w:eastAsia="宋体"/>
+          <w:b w:val="0"/>
           <w:sz w:val="24"/>
         </w:rPr>
         <w:t>工作</w:t>
       </w:r>
       <w:r>
         <w:rPr>
-          <w:rFonts w:ascii="Times New Roman" w:hAnsi="Times New Roman" w:cs="Times New Roman" w:eastAsia="黑体"/>
-          <w:b/>
+          <w:rFonts w:ascii="Times New Roman" w:hAnsi="Times New Roman" w:cs="Times New Roman" w:eastAsia="宋体"/>
+          <w:b w:val="0"/>
           <w:sz w:val="24"/>
         </w:rPr>
         <w:t>进度安排</w:t>
@@ -3564,8 +3572,8 @@
       </w:pPr>
       <w:r>
         <w:rPr>
-          <w:rFonts w:ascii="Times New Roman" w:hAnsi="Times New Roman" w:cs="Times New Roman" w:eastAsia="黑体"/>
-          <w:b/>
+          <w:rFonts w:ascii="Times New Roman" w:hAnsi="Times New Roman" w:cs="Times New Roman" w:eastAsia="宋体"/>
+          <w:b w:val="0"/>
           <w:sz w:val="24"/>
         </w:rPr>
         <w:t>（1）阶段性任务规划简述</w:t>
@@ -3594,8 +3602,8 @@
       </w:pPr>
       <w:r>
         <w:rPr>
-          <w:rFonts w:ascii="Times New Roman" w:hAnsi="Times New Roman" w:cs="Times New Roman" w:eastAsia="黑体"/>
-          <w:b/>
+          <w:rFonts w:ascii="Times New Roman" w:hAnsi="Times New Roman" w:cs="Times New Roman" w:eastAsia="宋体"/>
+          <w:b w:val="0"/>
           <w:sz w:val="21"/>
         </w:rPr>
         <w:t>表 1 课题进度安排与阶段成果表</w:t>
@@ -3648,8 +3656,8 @@
             <w:r/>
             <w:r>
               <w:rPr>
-                <w:rFonts w:ascii="Times New Roman" w:hAnsi="Times New Roman" w:cs="Times New Roman" w:eastAsia="黑体"/>
-                <w:b/>
+                <w:rFonts w:ascii="Times New Roman" w:hAnsi="Times New Roman" w:cs="Times New Roman" w:eastAsia="宋体"/>
+                <w:b w:val="0"/>
                 <w:sz w:val="21"/>
               </w:rPr>
               <w:t>阶段序号</w:t>
@@ -3678,8 +3686,8 @@
             <w:r/>
             <w:r>
               <w:rPr>
-                <w:rFonts w:ascii="Times New Roman" w:hAnsi="Times New Roman" w:cs="Times New Roman" w:eastAsia="黑体"/>
-                <w:b/>
+                <w:rFonts w:ascii="Times New Roman" w:hAnsi="Times New Roman" w:cs="Times New Roman" w:eastAsia="宋体"/>
+                <w:b w:val="0"/>
                 <w:sz w:val="21"/>
               </w:rPr>
               <w:t>起止时间（教学周）</w:t>
@@ -3708,8 +3716,8 @@
             <w:r/>
             <w:r>
               <w:rPr>
-                <w:rFonts w:ascii="Times New Roman" w:hAnsi="Times New Roman" w:cs="Times New Roman" w:eastAsia="黑体"/>
-                <w:b/>
+                <w:rFonts w:ascii="Times New Roman" w:hAnsi="Times New Roman" w:cs="Times New Roman" w:eastAsia="宋体"/>
+                <w:b w:val="0"/>
                 <w:sz w:val="21"/>
               </w:rPr>
               <w:t>主要研究工作内容</w:t>
@@ -3738,8 +3746,8 @@
             <w:r/>
             <w:r>
               <w:rPr>
-                <w:rFonts w:ascii="Times New Roman" w:hAnsi="Times New Roman" w:cs="Times New Roman" w:eastAsia="黑体"/>
-                <w:b/>
+                <w:rFonts w:ascii="Times New Roman" w:hAnsi="Times New Roman" w:cs="Times New Roman" w:eastAsia="宋体"/>
+                <w:b w:val="0"/>
                 <w:sz w:val="21"/>
               </w:rPr>
               <w:t>拟达成的阶段性成果与交付物</w:t>
@@ -3771,7 +3779,7 @@
             <w:r>
               <w:rPr>
                 <w:rFonts w:ascii="Times New Roman" w:hAnsi="Times New Roman" w:cs="Times New Roman" w:eastAsia="宋体"/>
-                <w:b/>
+                <w:b w:val="0"/>
                 <w:sz w:val="19"/>
               </w:rPr>
               <w:t>阶段一</w:t>
@@ -3886,7 +3894,7 @@
             <w:r>
               <w:rPr>
                 <w:rFonts w:ascii="Times New Roman" w:hAnsi="Times New Roman" w:cs="Times New Roman" w:eastAsia="宋体"/>
-                <w:b/>
+                <w:b w:val="0"/>
                 <w:sz w:val="19"/>
               </w:rPr>
               <w:t>阶段二</w:t>
@@ -4001,7 +4009,7 @@
             <w:r>
               <w:rPr>
                 <w:rFonts w:ascii="Times New Roman" w:hAnsi="Times New Roman" w:cs="Times New Roman" w:eastAsia="宋体"/>
-                <w:b/>
+                <w:b w:val="0"/>
                 <w:sz w:val="19"/>
               </w:rPr>
               <w:t>阶段三</w:t>
@@ -4116,7 +4124,7 @@
             <w:r>
               <w:rPr>
                 <w:rFonts w:ascii="Times New Roman" w:hAnsi="Times New Roman" w:cs="Times New Roman" w:eastAsia="宋体"/>
-                <w:b/>
+                <w:b w:val="0"/>
                 <w:sz w:val="19"/>
               </w:rPr>
               <w:t>阶段四</w:t>
@@ -4231,7 +4239,7 @@
             <w:r>
               <w:rPr>
                 <w:rFonts w:ascii="Times New Roman" w:hAnsi="Times New Roman" w:cs="Times New Roman" w:eastAsia="宋体"/>
-                <w:b/>
+                <w:b w:val="0"/>
                 <w:sz w:val="19"/>
               </w:rPr>
               <w:t>阶段五</w:t>
@@ -4341,734 +4349,740 @@
       </w:pPr>
       <w:r>
         <w:rPr>
+          <w:rFonts w:ascii="Times New Roman" w:eastAsia="黑体" w:hint="eastAsia" w:hAnsi="Times New Roman" w:cs="Times New Roman"/>
+          <w:b w:val="0"/>
+          <w:sz w:val="28"/>
+        </w:rPr>
+        <w:t>三、</w:t>
+      </w:r>
+      <w:permStart w:id="663169277" w:edGrp="everyone"/>
+      <w:r>
+        <w:rPr>
+          <w:rFonts w:ascii="Times New Roman" w:eastAsia="黑体" w:hint="eastAsia" w:hAnsi="Times New Roman" w:cs="Times New Roman"/>
+          <w:b w:val="0"/>
+          <w:sz w:val="28"/>
+        </w:rPr>
+        <w:t>毕业论文</w:t>
+      </w:r>
+      <w:permEnd w:id="663169277"/>
+      <w:r>
+        <w:rPr>
+          <w:rFonts w:ascii="Times New Roman" w:eastAsia="黑体" w:hint="eastAsia" w:hAnsi="Times New Roman" w:cs="Times New Roman"/>
+          <w:b w:val="0"/>
+          <w:sz w:val="28"/>
+        </w:rPr>
+        <w:t>的</w:t>
+      </w:r>
+      <w:r>
+        <w:rPr>
+          <w:rFonts w:ascii="Times New Roman" w:eastAsia="黑体" w:hint="eastAsia" w:hAnsi="Times New Roman" w:cs="Times New Roman"/>
+          <w:b w:val="0"/>
+          <w:sz w:val="28"/>
+        </w:rPr>
+        <w:t>主要参考文献</w:t>
+      </w:r>
+    </w:p>
+    <w:p>
+      <w:pPr>
+        <w:pStyle w:val="a9"/>
+        <w:rPr>
+          <w:rFonts w:ascii="宋体" w:hAnsi="宋体"/>
+        </w:rPr>
+        <w:spacing w:line="360" w:lineRule="auto" w:beforeLines="0" w:before="0" w:afterLines="0" w:after="0"/>
+        <w:ind w:left="420" w:hanging="420"/>
+      </w:pPr>
+      <w:permStart w:id="61024898" w:edGrp="everyone"/>
+      <w:r>
+        <w:rPr>
+          <w:rFonts w:ascii="Times New Roman" w:hAnsi="Times New Roman" w:cs="Times New Roman" w:eastAsia="宋体"/>
+          <w:b w:val="0"/>
+          <w:sz w:val="24"/>
+        </w:rPr>
+        <w:t>[1] 中华人民共和国工业和信息化部, 国家发展和改革委员会, 科学技术部, 等. “十四五”机器人产业发展规划[J]. 中华人民共和国工业和信息化部公报, 2021(12): 20-27.</w:t>
+      </w:r>
+    </w:p>
+    <w:p>
+      <w:pPr>
+        <w:pStyle w:val="a9"/>
+        <w:spacing w:line="360" w:lineRule="auto" w:beforeLines="0" w:before="0" w:afterLines="0" w:after="0"/>
+        <w:ind w:left="420" w:hanging="420"/>
+      </w:pPr>
+      <w:r>
+        <w:rPr>
+          <w:rFonts w:ascii="Times New Roman" w:hAnsi="Times New Roman" w:cs="Times New Roman" w:eastAsia="宋体"/>
+          <w:b w:val="0"/>
+          <w:sz w:val="24"/>
+        </w:rPr>
+        <w:t>[2] 工业和信息化部, 教育部, 科学技术部, 等. “机器人+”应用行动实施方案[J]. 中华人民共和国工业和信息化部公报, 2023(1): 18-24.</w:t>
+      </w:r>
+    </w:p>
+    <w:p>
+      <w:pPr>
+        <w:pStyle w:val="a9"/>
+        <w:spacing w:line="360" w:lineRule="auto" w:beforeLines="0" w:before="0" w:afterLines="0" w:after="0"/>
+        <w:ind w:left="420" w:hanging="420"/>
+      </w:pPr>
+      <w:r>
+        <w:rPr>
+          <w:rFonts w:ascii="Times New Roman" w:hAnsi="Times New Roman" w:cs="Times New Roman" w:eastAsia="宋体"/>
+          <w:b w:val="0"/>
+          <w:sz w:val="24"/>
+        </w:rPr>
+        <w:t>[3] FOSSEN T I. Handbook of Marine Craft Hydrodynamics and Motion Control[M]. 2nd ed. Chichester, UK: John Wiley &amp; Sons, 2021.</w:t>
+      </w:r>
+    </w:p>
+    <w:p>
+      <w:pPr>
+        <w:pStyle w:val="a9"/>
+        <w:spacing w:line="360" w:lineRule="auto" w:beforeLines="0" w:before="0" w:afterLines="0" w:after="0"/>
+        <w:ind w:left="420" w:hanging="420"/>
+      </w:pPr>
+      <w:r>
+        <w:rPr>
+          <w:rFonts w:ascii="Times New Roman" w:hAnsi="Times New Roman" w:cs="Times New Roman" w:eastAsia="宋体"/>
+          <w:b w:val="0"/>
+          <w:sz w:val="24"/>
+        </w:rPr>
+        <w:t>[4] FERNANDES D, SØRENSEN D, PETTERSEN K Y, et al. Output-feedback motion control of an underwater vehicle-manipulator system[J]. Control Engineering Practice, 2015, 39: 50-64.</w:t>
+      </w:r>
+    </w:p>
+    <w:p>
+      <w:pPr>
+        <w:pStyle w:val="a9"/>
+        <w:spacing w:line="360" w:lineRule="auto" w:beforeLines="0" w:before="0" w:afterLines="0" w:after="0"/>
+        <w:ind w:left="420" w:hanging="420"/>
+      </w:pPr>
+      <w:r>
+        <w:rPr>
+          <w:rFonts w:ascii="Times New Roman" w:hAnsi="Times New Roman" w:cs="Times New Roman" w:eastAsia="宋体"/>
+          <w:b w:val="0"/>
+          <w:sz w:val="24"/>
+        </w:rPr>
+        <w:t>[5] VON BENZON M, SØRENSEN F F, UTH E, et al. An open-source benchmark simulator: Control of a BlueROV2 underwater robot[J]. Journal of Marine Science and Engineering, 2022, 10(12): 1898.</w:t>
+      </w:r>
+    </w:p>
+    <w:p>
+      <w:pPr>
+        <w:pStyle w:val="a9"/>
+        <w:spacing w:line="360" w:lineRule="auto" w:beforeLines="0" w:before="0" w:afterLines="0" w:after="0"/>
+        <w:ind w:left="420" w:hanging="420"/>
+      </w:pPr>
+      <w:r>
+        <w:rPr>
+          <w:rFonts w:ascii="Times New Roman" w:hAnsi="Times New Roman" w:cs="Times New Roman" w:eastAsia="宋体"/>
+          <w:b w:val="0"/>
+          <w:sz w:val="24"/>
+        </w:rPr>
+        <w:t>[6] DUECKER D A, BAUSCHMANN N, HANSEN T, et al. HippoCampus X: A hydrobatic open-source micro AUV for confined environments[C]//2020 IEEE/OES Autonomous Underwater Vehicles Symposium (AUV). St. John's, NL, Canada: IEEE, 2020: 1-6.</w:t>
+      </w:r>
+    </w:p>
+    <w:p>
+      <w:pPr>
+        <w:pStyle w:val="a9"/>
+        <w:spacing w:line="360" w:lineRule="auto" w:beforeLines="0" w:before="0" w:afterLines="0" w:after="0"/>
+        <w:ind w:left="420" w:hanging="420"/>
+      </w:pPr>
+      <w:r>
+        <w:rPr>
+          <w:rFonts w:ascii="Times New Roman" w:hAnsi="Times New Roman" w:cs="Times New Roman" w:eastAsia="宋体"/>
+          <w:b w:val="0"/>
+          <w:sz w:val="24"/>
+        </w:rPr>
+        <w:t>[7] JOHANSEN T A, FOSSEN T I. Control allocation: A survey[J]. Automatica, 2013, 49(5): 1087-1103.</w:t>
+      </w:r>
+    </w:p>
+    <w:p>
+      <w:pPr>
+        <w:pStyle w:val="a9"/>
+        <w:spacing w:line="360" w:lineRule="auto" w:beforeLines="0" w:before="0" w:afterLines="0" w:after="0"/>
+        <w:ind w:left="420" w:hanging="420"/>
+      </w:pPr>
+      <w:r>
+        <w:rPr>
+          <w:rFonts w:ascii="Times New Roman" w:hAnsi="Times New Roman" w:cs="Times New Roman" w:eastAsia="宋体"/>
+          <w:b w:val="0"/>
+          <w:sz w:val="24"/>
+        </w:rPr>
+        <w:t>[8] MEIER L, HONEGGER D, POLLEFEYS M. PX4: A node-based multithreaded open source robotics framework for deeply embedded platforms[C]//2015 IEEE International Conference on Robotics and Automation (ICRA). Seattle, WA, USA: IEEE, 2015: 6235-6240.</w:t>
+      </w:r>
+    </w:p>
+    <w:p>
+      <w:pPr>
+        <w:pStyle w:val="a9"/>
+        <w:spacing w:line="360" w:lineRule="auto" w:beforeLines="0" w:before="0" w:afterLines="0" w:after="0"/>
+        <w:ind w:left="420" w:hanging="420"/>
+      </w:pPr>
+      <w:r>
+        <w:rPr>
+          <w:rFonts w:ascii="Times New Roman" w:hAnsi="Times New Roman" w:cs="Times New Roman" w:eastAsia="宋体"/>
+          <w:b w:val="0"/>
+          <w:sz w:val="24"/>
+        </w:rPr>
+        <w:t>[9] SMALLWOOD D A, WHITCOMB L L. Model-based dynamic positioning of underwater robotic vehicles: Theory and experiment[J]. IEEE Journal of Oceanic Engineering, 2004, 29(1): 169-186.</w:t>
+      </w:r>
+    </w:p>
+    <w:p>
+      <w:pPr>
+        <w:pStyle w:val="a9"/>
+        <w:spacing w:line="360" w:lineRule="auto" w:beforeLines="0" w:before="0" w:afterLines="0" w:after="0"/>
+        <w:ind w:left="420" w:hanging="420"/>
+      </w:pPr>
+      <w:r>
+        <w:rPr>
+          <w:rFonts w:ascii="Times New Roman" w:hAnsi="Times New Roman" w:cs="Times New Roman" w:eastAsia="宋体"/>
+          <w:b w:val="0"/>
+          <w:sz w:val="24"/>
+        </w:rPr>
+        <w:t>[10] FOSSEN T I. Nonlinear modelling of marine vehicles in 6 degrees of freedom[J]. Mathematical Modelling of Systems, 1995, 1(1): 17-27.</w:t>
+      </w:r>
+    </w:p>
+    <w:p>
+      <w:pPr>
+        <w:pStyle w:val="a9"/>
+        <w:spacing w:line="360" w:lineRule="auto" w:beforeLines="0" w:before="0" w:afterLines="0" w:after="0"/>
+        <w:ind w:left="420" w:hanging="420"/>
+      </w:pPr>
+      <w:r>
+        <w:rPr>
+          <w:rFonts w:ascii="Times New Roman" w:hAnsi="Times New Roman" w:cs="Times New Roman" w:eastAsia="宋体"/>
+          <w:b w:val="0"/>
+          <w:sz w:val="24"/>
+        </w:rPr>
+        <w:t>[11] 严卫生, 高剑, 崔荣鑫, 等. 水下航行器控制技术[M]. 北京: 国防工业出版社, 2020.</w:t>
+      </w:r>
+    </w:p>
+    <w:p>
+      <w:pPr>
+        <w:pStyle w:val="a9"/>
+        <w:spacing w:line="360" w:lineRule="auto" w:beforeLines="0" w:before="0" w:afterLines="0" w:after="0"/>
+        <w:ind w:left="420" w:hanging="420"/>
+      </w:pPr>
+      <w:r>
+        <w:rPr>
+          <w:rFonts w:ascii="Times New Roman" w:hAnsi="Times New Roman" w:cs="Times New Roman" w:eastAsia="宋体"/>
+          <w:b w:val="0"/>
+          <w:sz w:val="24"/>
+        </w:rPr>
+        <w:t>[12] PRESTERO T. Verification of a six-degree of freedom simulation model for the REMUS autonomous underwater vehicle[D]. Cambridge, MA: Massachusetts Institute of Technology, 2001.</w:t>
+      </w:r>
+    </w:p>
+    <w:p>
+      <w:pPr>
+        <w:pStyle w:val="a9"/>
+        <w:spacing w:line="360" w:lineRule="auto" w:beforeLines="0" w:before="0" w:afterLines="0" w:after="0"/>
+        <w:ind w:left="420" w:hanging="420"/>
+      </w:pPr>
+      <w:r>
+        <w:rPr>
+          <w:rFonts w:ascii="Times New Roman" w:hAnsi="Times New Roman" w:cs="Times New Roman" w:eastAsia="宋体"/>
+          <w:b w:val="0"/>
+          <w:sz w:val="24"/>
+        </w:rPr>
+        <w:t>[13] 高婷, 庞永杰, 王亚兴, 等. 水下航行器水动力系数计算方法[J]. 哈尔滨工程大学学报, 2019, 40(1): 174-180.</w:t>
+      </w:r>
+    </w:p>
+    <w:p>
+      <w:pPr>
+        <w:pStyle w:val="a9"/>
+        <w:spacing w:line="360" w:lineRule="auto" w:beforeLines="0" w:before="0" w:afterLines="0" w:after="0"/>
+        <w:ind w:left="420" w:hanging="420"/>
+      </w:pPr>
+      <w:r>
+        <w:rPr>
+          <w:rFonts w:ascii="Times New Roman" w:hAnsi="Times New Roman" w:cs="Times New Roman" w:eastAsia="宋体"/>
+          <w:b w:val="0"/>
+          <w:sz w:val="24"/>
+        </w:rPr>
+        <w:t>[14] CACCIA M, INDIVERI G, VERUGGIO G. Modeling and identification of open-frame variable configuration unmanned underwater vehicles[J]. IEEE Journal of Oceanic Engineering, 2000, 25(2): 227-240.</w:t>
+      </w:r>
+    </w:p>
+    <w:p>
+      <w:pPr>
+        <w:pStyle w:val="a9"/>
+        <w:spacing w:line="360" w:lineRule="auto" w:beforeLines="0" w:before="0" w:afterLines="0" w:after="0"/>
+        <w:ind w:left="420" w:hanging="420"/>
+      </w:pPr>
+      <w:r>
+        <w:rPr>
+          <w:rFonts w:ascii="Times New Roman" w:hAnsi="Times New Roman" w:cs="Times New Roman" w:eastAsia="宋体"/>
+          <w:b w:val="0"/>
+          <w:sz w:val="24"/>
+        </w:rPr>
+        <w:t>[15] CHIN C, LAU M. Modeling and testing of hydrodynamic damping model for a complex-shaped remotely-operated vehicle for control[J]. Journal of Marine Science and Application, 2012, 11(2): 150-163.</w:t>
+      </w:r>
+    </w:p>
+    <w:p>
+      <w:pPr>
+        <w:pStyle w:val="a9"/>
+        <w:spacing w:line="360" w:lineRule="auto" w:beforeLines="0" w:before="0" w:afterLines="0" w:after="0"/>
+        <w:ind w:left="420" w:hanging="420"/>
+      </w:pPr>
+      <w:r>
+        <w:rPr>
+          <w:rFonts w:ascii="Times New Roman" w:hAnsi="Times New Roman" w:cs="Times New Roman" w:eastAsia="宋体"/>
+          <w:b w:val="0"/>
+          <w:sz w:val="24"/>
+        </w:rPr>
+        <w:t>[16] ROSS A, FOSSEN T I, JOHANSEN T A. Identification of underwater vehicle hydrodynamic coefficients using free decay tests[J]. IFAC Proceedings Volumes, 2004, 37(10): 363-368.</w:t>
+      </w:r>
+    </w:p>
+    <w:p>
+      <w:pPr>
+        <w:pStyle w:val="a9"/>
+        <w:spacing w:line="360" w:lineRule="auto" w:beforeLines="0" w:before="0" w:afterLines="0" w:after="0"/>
+        <w:ind w:left="420" w:hanging="420"/>
+      </w:pPr>
+      <w:r>
+        <w:rPr>
+          <w:rFonts w:ascii="Times New Roman" w:hAnsi="Times New Roman" w:cs="Times New Roman" w:eastAsia="宋体"/>
+          <w:b w:val="0"/>
+          <w:sz w:val="24"/>
+        </w:rPr>
+        <w:t>[17] AVILA J P J, DONHA D C, ADAMOWSKI J C. Experimental model identification of open-frame underwater vehicles[J]. Ocean Engineering, 2013, 60: 81-94.</w:t>
+      </w:r>
+    </w:p>
+    <w:p>
+      <w:pPr>
+        <w:pStyle w:val="a9"/>
+        <w:spacing w:line="360" w:lineRule="auto" w:beforeLines="0" w:before="0" w:afterLines="0" w:after="0"/>
+        <w:ind w:left="420" w:hanging="420"/>
+      </w:pPr>
+      <w:r>
+        <w:rPr>
+          <w:rFonts w:ascii="Times New Roman" w:hAnsi="Times New Roman" w:cs="Times New Roman" w:eastAsia="宋体"/>
+          <w:b w:val="0"/>
+          <w:sz w:val="24"/>
+        </w:rPr>
+        <w:t>[18] PARK S, SUNG S, CHOI H. System identification method for robotic manipulator based on dynamic momentum regressor[J]. IEEE Transactions on Instrumentation and Measurement, 2016, 65(9): 2085-2095.</w:t>
+      </w:r>
+    </w:p>
+    <w:p>
+      <w:pPr>
+        <w:pStyle w:val="a9"/>
+        <w:spacing w:line="360" w:lineRule="auto" w:beforeLines="0" w:before="0" w:afterLines="0" w:after="0"/>
+        <w:ind w:left="420" w:hanging="420"/>
+      </w:pPr>
+      <w:r>
+        <w:rPr>
+          <w:rFonts w:ascii="Times New Roman" w:hAnsi="Times New Roman" w:cs="Times New Roman" w:eastAsia="宋体"/>
+          <w:b w:val="0"/>
+          <w:sz w:val="24"/>
+        </w:rPr>
+        <w:t>[19] HARRIS M, MAURYA P. Stable nullspace adaptive parameter identification of 6 degree-of-freedom plant and actuator models[J]. IEEE Transactions on Control Systems Technology, 2023, 31(6): 2816-2823.</w:t>
+      </w:r>
+    </w:p>
+    <w:p>
+      <w:pPr>
+        <w:pStyle w:val="a9"/>
+        <w:spacing w:line="360" w:lineRule="auto" w:beforeLines="0" w:before="0" w:afterLines="0" w:after="0"/>
+        <w:ind w:left="420" w:hanging="420"/>
+      </w:pPr>
+      <w:r>
+        <w:rPr>
+          <w:rFonts w:ascii="Times New Roman" w:hAnsi="Times New Roman" w:cs="Times New Roman" w:eastAsia="宋体"/>
+          <w:b w:val="0"/>
+          <w:sz w:val="24"/>
+        </w:rPr>
+        <w:t>[20] RAISSI M, PERDIKARIS P, KARNIADAKIS G E. Physics-informed neural networks: A deep learning framework for solving forward and inverse problems involving nonlinear partial differential equations[J]. Journal of Computational Physics, 2019, 378: 686-707.</w:t>
+      </w:r>
+    </w:p>
+    <w:p>
+      <w:pPr>
+        <w:pStyle w:val="a9"/>
+        <w:spacing w:line="360" w:lineRule="auto" w:beforeLines="0" w:before="0" w:afterLines="0" w:after="0"/>
+        <w:ind w:left="420" w:hanging="420"/>
+      </w:pPr>
+      <w:r>
+        <w:rPr>
+          <w:rFonts w:ascii="Times New Roman" w:hAnsi="Times New Roman" w:cs="Times New Roman" w:eastAsia="宋体"/>
+          <w:b w:val="0"/>
+          <w:sz w:val="24"/>
+        </w:rPr>
+        <w:t>[21] BRUNTON S L, PROCTOR J L, KUTZ J N. Discovering governing equations from data by sparse identification of nonlinear dynamical systems[J]. Proceedings of the National Academy of Sciences, 2016, 113(15): 3932-3937.</w:t>
+      </w:r>
+    </w:p>
+    <w:p>
+      <w:pPr>
+        <w:pStyle w:val="a9"/>
+        <w:spacing w:line="360" w:lineRule="auto" w:beforeLines="0" w:before="0" w:afterLines="0" w:after="0"/>
+        <w:ind w:left="420" w:hanging="420"/>
+      </w:pPr>
+      <w:r>
+        <w:rPr>
+          <w:rFonts w:ascii="Times New Roman" w:hAnsi="Times New Roman" w:cs="Times New Roman" w:eastAsia="宋体"/>
+          <w:b w:val="0"/>
+          <w:sz w:val="24"/>
+        </w:rPr>
+        <w:t>[22] CHEN R T Q, RUBANOVA Y, BETTENCOURT J, et al. Neural ordinary differential equations[C]//Advances in Neural Information Processing Systems (NeurIPS 2018). Montréal, QC, Canada, 2018: 6571-6583.</w:t>
+      </w:r>
+    </w:p>
+    <w:p>
+      <w:pPr>
+        <w:pStyle w:val="a9"/>
+        <w:spacing w:line="360" w:lineRule="auto" w:beforeLines="0" w:before="0" w:afterLines="0" w:after="0"/>
+        <w:ind w:left="420" w:hanging="420"/>
+      </w:pPr>
+      <w:r>
+        <w:rPr>
+          <w:rFonts w:ascii="Times New Roman" w:hAnsi="Times New Roman" w:cs="Times New Roman" w:eastAsia="宋体"/>
+          <w:b w:val="0"/>
+          <w:sz w:val="24"/>
+        </w:rPr>
+        <w:t>[23] DUONG T, ATANASOV N. Port-Hamiltonian neural ODE networks on Lie groups for robot dynamics learning and control[J]. IEEE Transactions on Robotics, 2024, 40: 1215-1233.</w:t>
+      </w:r>
+    </w:p>
+    <w:p>
+      <w:pPr>
+        <w:pStyle w:val="a9"/>
+        <w:spacing w:line="360" w:lineRule="auto" w:beforeLines="0" w:before="0" w:afterLines="0" w:after="0"/>
+        <w:ind w:left="420" w:hanging="420"/>
+      </w:pPr>
+      <w:r>
+        <w:rPr>
+          <w:rFonts w:ascii="Times New Roman" w:hAnsi="Times New Roman" w:cs="Times New Roman" w:eastAsia="宋体"/>
+          <w:b w:val="0"/>
+          <w:sz w:val="24"/>
+        </w:rPr>
+        <w:t>[24] YUH J. Design and control of autonomous underwater robots: A survey[J]. Autonomous Robots, 2000, 8(1): 7-24.</w:t>
+      </w:r>
+    </w:p>
+    <w:p>
+      <w:pPr>
+        <w:pStyle w:val="a9"/>
+        <w:spacing w:line="360" w:lineRule="auto" w:beforeLines="0" w:before="0" w:afterLines="0" w:after="0"/>
+        <w:ind w:left="420" w:hanging="420"/>
+      </w:pPr>
+      <w:r>
+        <w:rPr>
+          <w:rFonts w:ascii="Times New Roman" w:hAnsi="Times New Roman" w:cs="Times New Roman" w:eastAsia="宋体"/>
+          <w:b w:val="0"/>
+          <w:sz w:val="24"/>
+        </w:rPr>
+        <w:t>[25] 朱大奇, 孙兵. 水下机器人运动控制研究进展[J]. 控制与决策, 2012, 27(3): 321-333.</w:t>
+      </w:r>
+    </w:p>
+    <w:p>
+      <w:pPr>
+        <w:pStyle w:val="a9"/>
+        <w:spacing w:line="360" w:lineRule="auto" w:beforeLines="0" w:before="0" w:afterLines="0" w:after="0"/>
+        <w:ind w:left="420" w:hanging="420"/>
+      </w:pPr>
+      <w:r>
+        <w:rPr>
+          <w:rFonts w:ascii="Times New Roman" w:hAnsi="Times New Roman" w:cs="Times New Roman" w:eastAsia="宋体"/>
+          <w:b w:val="0"/>
+          <w:sz w:val="24"/>
+        </w:rPr>
+        <w:t>[26] CAPOCCI R, DRONIOU N, BOYER F, et al. Inspection-class remotely operated vehicles: A review[J]. Journal of Marine Science and Engineering, 2017, 5(1): 13.</w:t>
+      </w:r>
+    </w:p>
+    <w:p>
+      <w:pPr>
+        <w:pStyle w:val="a9"/>
+        <w:spacing w:line="360" w:lineRule="auto" w:beforeLines="0" w:before="0" w:afterLines="0" w:after="0"/>
+        <w:ind w:left="420" w:hanging="420"/>
+      </w:pPr>
+      <w:r>
+        <w:rPr>
+          <w:rFonts w:ascii="Times New Roman" w:hAnsi="Times New Roman" w:cs="Times New Roman" w:eastAsia="宋体"/>
+          <w:b w:val="0"/>
+          <w:sz w:val="24"/>
+        </w:rPr>
+        <w:t>[27] YOERGER D R, SLOTINE J J E. Robust trajectory control of underwater vehicles[J]. IEEE Journal of Oceanic Engineering, 1985, 10(4): 462-470.</w:t>
+      </w:r>
+    </w:p>
+    <w:p>
+      <w:pPr>
+        <w:pStyle w:val="a9"/>
+        <w:spacing w:line="360" w:lineRule="auto" w:beforeLines="0" w:before="0" w:afterLines="0" w:after="0"/>
+        <w:ind w:left="420" w:hanging="420"/>
+      </w:pPr>
+      <w:r>
+        <w:rPr>
+          <w:rFonts w:ascii="Times New Roman" w:hAnsi="Times New Roman" w:cs="Times New Roman" w:eastAsia="宋体"/>
+          <w:b w:val="0"/>
+          <w:sz w:val="24"/>
+        </w:rPr>
+        <w:t>[28] HEALEY A J, LIENARD D. Multivariable sliding mode control for autonomous diving and steering of unmanned underwater vehicles[J]. IEEE Journal of Oceanic Engineering, 1993, 18(3): 327-339.</w:t>
+      </w:r>
+    </w:p>
+    <w:p>
+      <w:pPr>
+        <w:pStyle w:val="a9"/>
+        <w:spacing w:line="360" w:lineRule="auto" w:beforeLines="0" w:before="0" w:afterLines="0" w:after="0"/>
+        <w:ind w:left="420" w:hanging="420"/>
+      </w:pPr>
+      <w:r>
+        <w:rPr>
+          <w:rFonts w:ascii="Times New Roman" w:hAnsi="Times New Roman" w:cs="Times New Roman" w:eastAsia="宋体"/>
+          <w:b w:val="0"/>
+          <w:sz w:val="24"/>
+        </w:rPr>
+        <w:t>[29] CHU Z, ZHU D, YANG S X. Observer-based adaptive sliding mode trajectory tracking control for autonomous underwater vehicles with input saturation[J]. ISA Transactions, 2020, 100: 28-40.</w:t>
+      </w:r>
+    </w:p>
+    <w:p>
+      <w:pPr>
+        <w:pStyle w:val="a9"/>
+        <w:spacing w:line="360" w:lineRule="auto" w:beforeLines="0" w:before="0" w:afterLines="0" w:after="0"/>
+        <w:ind w:left="420" w:hanging="420"/>
+      </w:pPr>
+      <w:r>
+        <w:rPr>
+          <w:rFonts w:ascii="Times New Roman" w:hAnsi="Times New Roman" w:cs="Times New Roman" w:eastAsia="宋体"/>
+          <w:b w:val="0"/>
+          <w:sz w:val="24"/>
+        </w:rPr>
+        <w:t>[30] 钱辰, 方勇纯. 面向扑翼飞行控制的建模与奇异摄动分析[J]. 自动化学报, 2020, 46(12): 2585-2595.</w:t>
+      </w:r>
+    </w:p>
+    <w:p>
+      <w:pPr>
+        <w:pStyle w:val="a9"/>
+        <w:spacing w:line="360" w:lineRule="auto" w:beforeLines="0" w:before="0" w:afterLines="0" w:after="0"/>
+        <w:ind w:left="420" w:hanging="420"/>
+      </w:pPr>
+      <w:r>
+        <w:rPr>
+          <w:rFonts w:ascii="Times New Roman" w:hAnsi="Times New Roman" w:cs="Times New Roman" w:eastAsia="宋体"/>
+          <w:b w:val="0"/>
+          <w:sz w:val="24"/>
+        </w:rPr>
+        <w:t>[31] SMEUR E J J, CHU Q P, DE CROON G C H E. Adaptive incremental nonlinear dynamic inversion for attitude control of micro air vehicles[J]. Journal of Guidance, Control, and Dynamics, 2016, 39(3): 450-461.</w:t>
+      </w:r>
+    </w:p>
+    <w:p>
+      <w:pPr>
+        <w:pStyle w:val="a9"/>
+        <w:spacing w:line="360" w:lineRule="auto" w:beforeLines="0" w:before="0" w:afterLines="0" w:after="0"/>
+        <w:ind w:left="420" w:hanging="420"/>
+      </w:pPr>
+      <w:r>
+        <w:rPr>
+          <w:rFonts w:ascii="Times New Roman" w:hAnsi="Times New Roman" w:cs="Times New Roman" w:eastAsia="宋体"/>
+          <w:b w:val="0"/>
+          <w:sz w:val="24"/>
+        </w:rPr>
+        <w:t>[32] SLAWIK T, VYAS S, CHRISTENSEN L, et al. Attitude control of the hydrobatic intervention AUV Cuttlefish using incremental nonlinear dynamic inversion[C]//2024 IEEE/RSJ International Conference on Intelligent Robots and Systems (IROS). Abu Dhabi, UAE: IEEE, 2024: 781-787.</w:t>
+      </w:r>
+    </w:p>
+    <w:p>
+      <w:pPr>
+        <w:pStyle w:val="a9"/>
+        <w:spacing w:line="360" w:lineRule="auto" w:beforeLines="0" w:before="0" w:afterLines="0" w:after="0"/>
+        <w:ind w:left="420" w:hanging="420"/>
+      </w:pPr>
+      <w:r>
+        <w:rPr>
+          <w:rFonts w:ascii="Times New Roman" w:hAnsi="Times New Roman" w:cs="Times New Roman" w:eastAsia="宋体"/>
+          <w:b w:val="0"/>
+          <w:sz w:val="24"/>
+        </w:rPr>
+        <w:t>[33] HESHMATI-ALAMDARI S, NIKOU A, DIMAROGONAS D V. Robust trajectory tracking control for underactuated autonomous underwater vehicles in presence of current disturbances[J]. IEEE Transactions on Automation Science and Engineering, 2020, 18(3): 1292-1306.</w:t>
+      </w:r>
+    </w:p>
+    <w:p>
+      <w:pPr>
+        <w:pStyle w:val="a9"/>
+        <w:spacing w:line="360" w:lineRule="auto" w:beforeLines="0" w:before="0" w:afterLines="0" w:after="0"/>
+        <w:ind w:left="420" w:hanging="420"/>
+      </w:pPr>
+      <w:r>
+        <w:rPr>
+          <w:rFonts w:ascii="Times New Roman" w:hAnsi="Times New Roman" w:cs="Times New Roman" w:eastAsia="宋体"/>
+          <w:b w:val="0"/>
+          <w:sz w:val="24"/>
+        </w:rPr>
+        <w:t>[34] LINIGER A, DOMAHOIDI A, MORARI M. Optimization-based autonomous racing of 1:43 scale RC cars[J]. Optimal Control Applications and Methods, 2015, 36(5): 628-647.</w:t>
+      </w:r>
+    </w:p>
+    <w:p>
+      <w:pPr>
+        <w:pStyle w:val="a9"/>
+        <w:spacing w:line="360" w:lineRule="auto" w:beforeLines="0" w:before="0" w:afterLines="0" w:after="0"/>
+        <w:ind w:left="420" w:hanging="420"/>
+      </w:pPr>
+      <w:r>
+        <w:rPr>
+          <w:rFonts w:ascii="Times New Roman" w:hAnsi="Times New Roman" w:cs="Times New Roman" w:eastAsia="宋体"/>
+          <w:b w:val="0"/>
+          <w:sz w:val="24"/>
+        </w:rPr>
+        <w:t>[35] TORRENTE G, KAUFMANN E, FÖHN P, et al. Data-driven MPC for quadrotors[J]. IEEE Transactions on Control Systems Technology, 2021, 29(4): 1599-1613.</w:t>
+      </w:r>
+    </w:p>
+    <w:p>
+      <w:pPr>
+        <w:pStyle w:val="a9"/>
+        <w:spacing w:line="360" w:lineRule="auto" w:beforeLines="0" w:before="0" w:afterLines="0" w:after="0"/>
+        <w:ind w:left="420" w:hanging="420"/>
+      </w:pPr>
+      <w:r>
+        <w:rPr>
+          <w:rFonts w:ascii="Times New Roman" w:hAnsi="Times New Roman" w:cs="Times New Roman" w:eastAsia="宋体"/>
+          <w:b w:val="0"/>
+          <w:sz w:val="24"/>
+        </w:rPr>
+        <w:t>[36] SHI G, HÖNIG W, YUE Y, et al. Neural-Lander: Stable drone landing in ground effect with learning-based dynamics[C]//2019 International Conference on Robotics and Automation (ICRA). Montreal, QC, Canada: IEEE, 2019: 9811-9818.</w:t>
+      </w:r>
+    </w:p>
+    <w:p>
+      <w:pPr>
+        <w:pStyle w:val="a9"/>
+        <w:spacing w:line="360" w:lineRule="auto" w:beforeLines="0" w:before="0" w:afterLines="0" w:after="0"/>
+        <w:ind w:left="420" w:hanging="420"/>
+      </w:pPr>
+      <w:r>
+        <w:rPr>
+          <w:rFonts w:ascii="Times New Roman" w:hAnsi="Times New Roman" w:cs="Times New Roman" w:eastAsia="宋体"/>
+          <w:b w:val="0"/>
+          <w:sz w:val="24"/>
+        </w:rPr>
+        <w:t>[37] O'CONNELL M, SHI G, SHI X, et al. Neural-Fly enables rapid learning for agile flight in strong winds[J]. Science Robotics, 2022, 7(66): eabg6513.</w:t>
+      </w:r>
+    </w:p>
+    <w:p>
+      <w:pPr>
+        <w:pStyle w:val="a9"/>
+        <w:spacing w:line="360" w:lineRule="auto" w:beforeLines="0" w:before="0" w:afterLines="0" w:after="0"/>
+        <w:ind w:left="420" w:hanging="420"/>
+      </w:pPr>
+      <w:r>
+        <w:rPr>
+          <w:rFonts w:ascii="Times New Roman" w:hAnsi="Times New Roman" w:cs="Times New Roman" w:eastAsia="宋体"/>
+          <w:b w:val="0"/>
+          <w:sz w:val="24"/>
+        </w:rPr>
+        <w:t>[38] BODSON M. Evaluation of optimization methods for control allocation[J]. Journal of Guidance, Control, and Dynamics, 2002, 25(4): 703-711.</w:t>
+      </w:r>
+    </w:p>
+    <w:p>
+      <w:pPr>
+        <w:pStyle w:val="a9"/>
+        <w:spacing w:line="360" w:lineRule="auto" w:beforeLines="0" w:before="0" w:afterLines="0" w:after="0"/>
+        <w:ind w:left="420" w:hanging="420"/>
+      </w:pPr>
+      <w:r>
+        <w:rPr>
+          <w:rFonts w:ascii="Times New Roman" w:hAnsi="Times New Roman" w:cs="Times New Roman" w:eastAsia="宋体"/>
+          <w:b w:val="0"/>
+          <w:sz w:val="24"/>
+        </w:rPr>
+        <w:t>[39] HÄRKEGÅRD O. Efficient active set algorithms for solving constrained linear quadratic control allocation problems[J]. Journal of Guidance, Control, and Dynamics, 2002, 25(5): 827-835.</w:t>
+      </w:r>
+    </w:p>
+    <w:p>
+      <w:pPr>
+        <w:pStyle w:val="a9"/>
+        <w:spacing w:line="360" w:lineRule="auto" w:beforeLines="0" w:before="0" w:afterLines="0" w:after="0"/>
+        <w:ind w:left="420" w:hanging="420"/>
+      </w:pPr>
+      <w:r>
+        <w:rPr>
+          <w:rFonts w:ascii="Times New Roman" w:hAnsi="Times New Roman" w:cs="Times New Roman" w:eastAsia="宋体"/>
+          <w:b w:val="0"/>
+          <w:sz w:val="24"/>
+        </w:rPr>
+        <w:t>[40] 程卫平, 王猛, 曾现敏, 等. 基于可行方向法的水下机器人推力分配[J]. 舰船科学技术, 2022, 44(13): 102-106.</w:t>
+      </w:r>
+    </w:p>
+    <w:p>
+      <w:pPr>
+        <w:pStyle w:val="a9"/>
+        <w:spacing w:line="360" w:lineRule="auto" w:beforeLines="0" w:before="0" w:afterLines="0" w:after="0"/>
+        <w:ind w:left="420" w:hanging="420"/>
+      </w:pPr>
+      <w:r>
+        <w:rPr>
+          <w:rFonts w:ascii="Times New Roman" w:hAnsi="Times New Roman" w:cs="Times New Roman" w:eastAsia="宋体"/>
+          <w:b w:val="0"/>
+          <w:sz w:val="24"/>
+        </w:rPr>
+        <w:t>[41] 孙功武, 苏义鑫, 毛英, 等. 基于模糊逻辑的混合推进ROV多级推力分配策略[J]. 机器人, 2023, 45(4): 472-482.</w:t>
+      </w:r>
+    </w:p>
+    <w:p>
+      <w:pPr>
+        <w:pStyle w:val="a9"/>
+        <w:spacing w:line="360" w:lineRule="auto" w:beforeLines="0" w:before="0" w:afterLines="0" w:after="0"/>
+        <w:ind w:left="420" w:hanging="420"/>
+      </w:pPr>
+      <w:r>
+        <w:rPr>
+          <w:rFonts w:ascii="Times New Roman" w:hAnsi="Times New Roman" w:cs="Times New Roman" w:eastAsia="宋体"/>
+          <w:b w:val="0"/>
+          <w:sz w:val="24"/>
+        </w:rPr>
+        <w:t>[42] LI Y, ZHANG M, CHEN Y, et al. MCE-based direct FTC method for underwater vehicles with thruster redundancy[J]. Ocean Engineering, 2025, 317: 119985.</w:t>
+      </w:r>
+    </w:p>
+    <w:p>
+      <w:pPr>
+        <w:pStyle w:val="a9"/>
+        <w:spacing w:line="360" w:lineRule="auto" w:beforeLines="0" w:before="0" w:afterLines="0" w:after="0"/>
+        <w:ind w:left="420" w:hanging="420"/>
+      </w:pPr>
+      <w:r>
+        <w:rPr>
+          <w:rFonts w:ascii="Times New Roman" w:hAnsi="Times New Roman" w:cs="Times New Roman" w:eastAsia="宋体"/>
+          <w:b w:val="0"/>
+          <w:sz w:val="24"/>
+        </w:rPr>
+        <w:t>[43] BRUNKE L, GREEFF M, HALL A W, et al. Safe learning in robotics: From learning-based control to safe reinforcement learning[J]. Annual Review of Control, Robotics, and Autonomous Systems, 2022, 5: 411-444.</w:t>
+      </w:r>
+    </w:p>
+    <w:p>
+      <w:pPr>
+        <w:pStyle w:val="a9"/>
+        <w:spacing w:line="360" w:lineRule="auto" w:beforeLines="0" w:before="0" w:afterLines="0" w:after="0"/>
+        <w:ind w:left="420" w:hanging="420"/>
+      </w:pPr>
+      <w:r>
+        <w:rPr>
+          <w:rFonts w:ascii="Times New Roman" w:hAnsi="Times New Roman" w:cs="Times New Roman" w:eastAsia="宋体"/>
+          <w:b w:val="0"/>
+          <w:sz w:val="24"/>
+        </w:rPr>
+        <w:t>[44] ZHAO Y, PENG X, WU J, et al. Spatiotemporal calibration of Doppler velocity logs for underwater robots[J]. arXiv preprint arXiv:2510.24571, 2025.</w:t>
+      </w:r>
+    </w:p>
+    <w:p>
+      <w:pPr>
+        <w:pStyle w:val="a9"/>
+        <w:spacing w:line="360" w:lineRule="auto" w:beforeLines="0" w:before="0" w:afterLines="0" w:after="0"/>
+        <w:ind w:left="420" w:hanging="420"/>
+      </w:pPr>
+      <w:r>
+        <w:rPr>
+          <w:rFonts w:ascii="Times New Roman" w:hAnsi="Times New Roman" w:cs="Times New Roman" w:eastAsia="宋体"/>
+          <w:b w:val="0"/>
+          <w:sz w:val="24"/>
+        </w:rPr>
+        <w:t>[45] PENG X, ZHAO Y, WU J, et al. AquaticVision: Benchmarking visual SLAM in underwater environment with events and frames[C]//2025 IEEE International Conference on Robotics and Automation (ICRA). Atlanta, GA, USA: IEEE, 2025: 1-7.</w:t>
+      </w:r>
+    </w:p>
+    <w:permEnd w:id="61024898"/>
+    <w:p>
+      <w:pPr>
+        <w:spacing w:beforeLines="50" w:before="120" w:afterLines="50" w:after="120" w:line="360" w:lineRule="auto"/>
+        <w:ind w:firstLine="560" w:firstLineChars="0"/>
+        <w:rPr>
           <w:rFonts w:ascii="黑体" w:eastAsia="黑体" w:hint="eastAsia"/>
           <w:sz w:val="28"/>
         </w:rPr>
-        <w:t>三、</w:t>
-      </w:r>
-      <w:permStart w:id="663169277" w:edGrp="everyone"/>
-      <w:r>
-        <w:rPr>
-          <w:rFonts w:ascii="黑体" w:eastAsia="黑体" w:hint="eastAsia"/>
+      </w:pPr>
+      <w:r>
+        <w:rPr>
+          <w:rFonts w:ascii="Times New Roman" w:eastAsia="黑体" w:hint="eastAsia" w:hAnsi="Times New Roman" w:cs="Times New Roman"/>
+          <w:b w:val="0"/>
           <w:sz w:val="28"/>
         </w:rPr>
-        <w:t>毕业论文</w:t>
-      </w:r>
-      <w:permEnd w:id="663169277"/>
-      <w:r>
-        <w:rPr>
-          <w:rFonts w:ascii="黑体" w:eastAsia="黑体" w:hint="eastAsia"/>
-          <w:sz w:val="28"/>
-        </w:rPr>
-        <w:t>的</w:t>
-      </w:r>
-      <w:r>
-        <w:rPr>
-          <w:rFonts w:ascii="黑体" w:eastAsia="黑体" w:hint="eastAsia"/>
-          <w:sz w:val="28"/>
-        </w:rPr>
-        <w:t>主要参考文献</w:t>
-      </w:r>
-    </w:p>
-    <w:p>
-      <w:pPr>
-        <w:pStyle w:val="a9"/>
-        <w:rPr>
-          <w:rFonts w:ascii="宋体" w:hAnsi="宋体"/>
-        </w:rPr>
-        <w:spacing w:line="360" w:lineRule="auto" w:beforeLines="0" w:before="0" w:afterLines="0" w:after="0"/>
-        <w:ind w:left="420" w:hanging="420"/>
-      </w:pPr>
-      <w:permStart w:id="61024898" w:edGrp="everyone"/>
-      <w:r>
-        <w:rPr>
-          <w:rFonts w:ascii="Times New Roman" w:hAnsi="Times New Roman" w:cs="Times New Roman" w:eastAsia="宋体"/>
-          <w:b w:val="0"/>
-          <w:sz w:val="24"/>
-        </w:rPr>
-        <w:t>[1] 中华人民共和国工业和信息化部, 国家发展和改革委员会, 科学技术部, 等. “十四五”机器人产业发展规划[J]. 中华人民共和国工业和信息化部公报, 2021(12): 20-27.</w:t>
-      </w:r>
-    </w:p>
-    <w:p>
-      <w:pPr>
-        <w:pStyle w:val="a9"/>
-        <w:spacing w:line="360" w:lineRule="auto" w:beforeLines="0" w:before="0" w:afterLines="0" w:after="0"/>
-        <w:ind w:left="420" w:hanging="420"/>
-      </w:pPr>
-      <w:r>
-        <w:rPr>
-          <w:rFonts w:ascii="Times New Roman" w:hAnsi="Times New Roman" w:cs="Times New Roman" w:eastAsia="宋体"/>
-          <w:b w:val="0"/>
-          <w:sz w:val="24"/>
-        </w:rPr>
-        <w:t>[2] 工业和信息化部, 教育部, 科学技术部, 等. “机器人+”应用行动实施方案[J]. 中华人民共和国工业和信息化部公报, 2023(1): 18-24.</w:t>
-      </w:r>
-    </w:p>
-    <w:p>
-      <w:pPr>
-        <w:pStyle w:val="a9"/>
-        <w:spacing w:line="360" w:lineRule="auto" w:beforeLines="0" w:before="0" w:afterLines="0" w:after="0"/>
-        <w:ind w:left="420" w:hanging="420"/>
-      </w:pPr>
-      <w:r>
-        <w:rPr>
-          <w:rFonts w:ascii="Times New Roman" w:hAnsi="Times New Roman" w:cs="Times New Roman" w:eastAsia="宋体"/>
-          <w:b w:val="0"/>
-          <w:sz w:val="24"/>
-        </w:rPr>
-        <w:t>[3] FOSSEN T I. Handbook of Marine Craft Hydrodynamics and Motion Control[M]. 2nd ed. Chichester, UK: John Wiley &amp; Sons, 2021.</w:t>
-      </w:r>
-    </w:p>
-    <w:p>
-      <w:pPr>
-        <w:pStyle w:val="a9"/>
-        <w:spacing w:line="360" w:lineRule="auto" w:beforeLines="0" w:before="0" w:afterLines="0" w:after="0"/>
-        <w:ind w:left="420" w:hanging="420"/>
-      </w:pPr>
-      <w:r>
-        <w:rPr>
-          <w:rFonts w:ascii="Times New Roman" w:hAnsi="Times New Roman" w:cs="Times New Roman" w:eastAsia="宋体"/>
-          <w:b w:val="0"/>
-          <w:sz w:val="24"/>
-        </w:rPr>
-        <w:t>[4] FERNANDES D, SØRENSEN D, PETTERSEN K Y, et al. Output-feedback motion control of an underwater vehicle-manipulator system[J]. Control Engineering Practice, 2015, 39: 50-64.</w:t>
-      </w:r>
-    </w:p>
-    <w:p>
-      <w:pPr>
-        <w:pStyle w:val="a9"/>
-        <w:spacing w:line="360" w:lineRule="auto" w:beforeLines="0" w:before="0" w:afterLines="0" w:after="0"/>
-        <w:ind w:left="420" w:hanging="420"/>
-      </w:pPr>
-      <w:r>
-        <w:rPr>
-          <w:rFonts w:ascii="Times New Roman" w:hAnsi="Times New Roman" w:cs="Times New Roman" w:eastAsia="宋体"/>
-          <w:b w:val="0"/>
-          <w:sz w:val="24"/>
-        </w:rPr>
-        <w:t>[5] VON BENZON M, SØRENSEN F F, UTH E, et al. An open-source benchmark simulator: Control of a BlueROV2 underwater robot[J]. Journal of Marine Science and Engineering, 2022, 10(12): 1898.</w:t>
-      </w:r>
-    </w:p>
-    <w:p>
-      <w:pPr>
-        <w:pStyle w:val="a9"/>
-        <w:spacing w:line="360" w:lineRule="auto" w:beforeLines="0" w:before="0" w:afterLines="0" w:after="0"/>
-        <w:ind w:left="420" w:hanging="420"/>
-      </w:pPr>
-      <w:r>
-        <w:rPr>
-          <w:rFonts w:ascii="Times New Roman" w:hAnsi="Times New Roman" w:cs="Times New Roman" w:eastAsia="宋体"/>
-          <w:b w:val="0"/>
-          <w:sz w:val="24"/>
-        </w:rPr>
-        <w:t>[6] DUECKER D A, BAUSCHMANN N, HANSEN T, et al. HippoCampus X: A hydrobatic open-source micro AUV for confined environments[C]//2020 IEEE/OES Autonomous Underwater Vehicles Symposium (AUV). St. John's, NL, Canada: IEEE, 2020: 1-6.</w:t>
-      </w:r>
-    </w:p>
-    <w:p>
-      <w:pPr>
-        <w:pStyle w:val="a9"/>
-        <w:spacing w:line="360" w:lineRule="auto" w:beforeLines="0" w:before="0" w:afterLines="0" w:after="0"/>
-        <w:ind w:left="420" w:hanging="420"/>
-      </w:pPr>
-      <w:r>
-        <w:rPr>
-          <w:rFonts w:ascii="Times New Roman" w:hAnsi="Times New Roman" w:cs="Times New Roman" w:eastAsia="宋体"/>
-          <w:b w:val="0"/>
-          <w:sz w:val="24"/>
-        </w:rPr>
-        <w:t>[7] JOHANSEN T A, FOSSEN T I. Control allocation: A survey[J]. Automatica, 2013, 49(5): 1087-1103.</w:t>
-      </w:r>
-    </w:p>
-    <w:p>
-      <w:pPr>
-        <w:pStyle w:val="a9"/>
-        <w:spacing w:line="360" w:lineRule="auto" w:beforeLines="0" w:before="0" w:afterLines="0" w:after="0"/>
-        <w:ind w:left="420" w:hanging="420"/>
-      </w:pPr>
-      <w:r>
-        <w:rPr>
-          <w:rFonts w:ascii="Times New Roman" w:hAnsi="Times New Roman" w:cs="Times New Roman" w:eastAsia="宋体"/>
-          <w:b w:val="0"/>
-          <w:sz w:val="24"/>
-        </w:rPr>
-        <w:t>[8] MEIER L, HONEGGER D, POLLEFEYS M. PX4: A node-based multithreaded open source robotics framework for deeply embedded platforms[C]//2015 IEEE International Conference on Robotics and Automation (ICRA). Seattle, WA, USA: IEEE, 2015: 6235-6240.</w:t>
-      </w:r>
-    </w:p>
-    <w:p>
-      <w:pPr>
-        <w:pStyle w:val="a9"/>
-        <w:spacing w:line="360" w:lineRule="auto" w:beforeLines="0" w:before="0" w:afterLines="0" w:after="0"/>
-        <w:ind w:left="420" w:hanging="420"/>
-      </w:pPr>
-      <w:r>
-        <w:rPr>
-          <w:rFonts w:ascii="Times New Roman" w:hAnsi="Times New Roman" w:cs="Times New Roman" w:eastAsia="宋体"/>
-          <w:b w:val="0"/>
-          <w:sz w:val="24"/>
-        </w:rPr>
-        <w:t>[9] SMALLWOOD D A, WHITCOMB L L. Model-based dynamic positioning of underwater robotic vehicles: Theory and experiment[J]. IEEE Journal of Oceanic Engineering, 2004, 29(1): 169-186.</w:t>
-      </w:r>
-    </w:p>
-    <w:p>
-      <w:pPr>
-        <w:pStyle w:val="a9"/>
-        <w:spacing w:line="360" w:lineRule="auto" w:beforeLines="0" w:before="0" w:afterLines="0" w:after="0"/>
-        <w:ind w:left="420" w:hanging="420"/>
-      </w:pPr>
-      <w:r>
-        <w:rPr>
-          <w:rFonts w:ascii="Times New Roman" w:hAnsi="Times New Roman" w:cs="Times New Roman" w:eastAsia="宋体"/>
-          <w:b w:val="0"/>
-          <w:sz w:val="24"/>
-        </w:rPr>
-        <w:t>[10] FOSSEN T I. Nonlinear modelling of marine vehicles in 6 degrees of freedom[J]. Mathematical Modelling of Systems, 1995, 1(1): 17-27.</w:t>
-      </w:r>
-    </w:p>
-    <w:p>
-      <w:pPr>
-        <w:pStyle w:val="a9"/>
-        <w:spacing w:line="360" w:lineRule="auto" w:beforeLines="0" w:before="0" w:afterLines="0" w:after="0"/>
-        <w:ind w:left="420" w:hanging="420"/>
-      </w:pPr>
-      <w:r>
-        <w:rPr>
-          <w:rFonts w:ascii="Times New Roman" w:hAnsi="Times New Roman" w:cs="Times New Roman" w:eastAsia="宋体"/>
-          <w:b w:val="0"/>
-          <w:sz w:val="24"/>
-        </w:rPr>
-        <w:t>[11] 严卫生, 高剑, 崔荣鑫, 等. 水下航行器控制技术[M]. 北京: 国防工业出版社, 2020.</w:t>
-      </w:r>
-    </w:p>
-    <w:p>
-      <w:pPr>
-        <w:pStyle w:val="a9"/>
-        <w:spacing w:line="360" w:lineRule="auto" w:beforeLines="0" w:before="0" w:afterLines="0" w:after="0"/>
-        <w:ind w:left="420" w:hanging="420"/>
-      </w:pPr>
-      <w:r>
-        <w:rPr>
-          <w:rFonts w:ascii="Times New Roman" w:hAnsi="Times New Roman" w:cs="Times New Roman" w:eastAsia="宋体"/>
-          <w:b w:val="0"/>
-          <w:sz w:val="24"/>
-        </w:rPr>
-        <w:t>[12] PRESTERO T. Verification of a six-degree of freedom simulation model for the REMUS autonomous underwater vehicle[D]. Cambridge, MA: Massachusetts Institute of Technology, 2001.</w:t>
-      </w:r>
-    </w:p>
-    <w:p>
-      <w:pPr>
-        <w:pStyle w:val="a9"/>
-        <w:spacing w:line="360" w:lineRule="auto" w:beforeLines="0" w:before="0" w:afterLines="0" w:after="0"/>
-        <w:ind w:left="420" w:hanging="420"/>
-      </w:pPr>
-      <w:r>
-        <w:rPr>
-          <w:rFonts w:ascii="Times New Roman" w:hAnsi="Times New Roman" w:cs="Times New Roman" w:eastAsia="宋体"/>
-          <w:b w:val="0"/>
-          <w:sz w:val="24"/>
-        </w:rPr>
-        <w:t>[13] 高婷, 庞永杰, 王亚兴, 等. 水下航行器水动力系数计算方法[J]. 哈尔滨工程大学学报, 2019, 40(1): 174-180.</w:t>
-      </w:r>
-    </w:p>
-    <w:p>
-      <w:pPr>
-        <w:pStyle w:val="a9"/>
-        <w:spacing w:line="360" w:lineRule="auto" w:beforeLines="0" w:before="0" w:afterLines="0" w:after="0"/>
-        <w:ind w:left="420" w:hanging="420"/>
-      </w:pPr>
-      <w:r>
-        <w:rPr>
-          <w:rFonts w:ascii="Times New Roman" w:hAnsi="Times New Roman" w:cs="Times New Roman" w:eastAsia="宋体"/>
-          <w:b w:val="0"/>
-          <w:sz w:val="24"/>
-        </w:rPr>
-        <w:t>[14] CACCIA M, INDIVERI G, VERUGGIO G. Modeling and identification of open-frame variable configuration unmanned underwater vehicles[J]. IEEE Journal of Oceanic Engineering, 2000, 25(2): 227-240.</w:t>
-      </w:r>
-    </w:p>
-    <w:p>
-      <w:pPr>
-        <w:pStyle w:val="a9"/>
-        <w:spacing w:line="360" w:lineRule="auto" w:beforeLines="0" w:before="0" w:afterLines="0" w:after="0"/>
-        <w:ind w:left="420" w:hanging="420"/>
-      </w:pPr>
-      <w:r>
-        <w:rPr>
-          <w:rFonts w:ascii="Times New Roman" w:hAnsi="Times New Roman" w:cs="Times New Roman" w:eastAsia="宋体"/>
-          <w:b w:val="0"/>
-          <w:sz w:val="24"/>
-        </w:rPr>
-        <w:t>[15] CHIN C, LAU M. Modeling and testing of hydrodynamic damping model for a complex-shaped remotely-operated vehicle for control[J]. Journal of Marine Science and Application, 2012, 11(2): 150-163.</w:t>
-      </w:r>
-    </w:p>
-    <w:p>
-      <w:pPr>
-        <w:pStyle w:val="a9"/>
-        <w:spacing w:line="360" w:lineRule="auto" w:beforeLines="0" w:before="0" w:afterLines="0" w:after="0"/>
-        <w:ind w:left="420" w:hanging="420"/>
-      </w:pPr>
-      <w:r>
-        <w:rPr>
-          <w:rFonts w:ascii="Times New Roman" w:hAnsi="Times New Roman" w:cs="Times New Roman" w:eastAsia="宋体"/>
-          <w:b w:val="0"/>
-          <w:sz w:val="24"/>
-        </w:rPr>
-        <w:t>[16] ROSS A, FOSSEN T I, JOHANSEN T A. Identification of underwater vehicle hydrodynamic coefficients using free decay tests[J]. IFAC Proceedings Volumes, 2004, 37(10): 363-368.</w:t>
-      </w:r>
-    </w:p>
-    <w:p>
-      <w:pPr>
-        <w:pStyle w:val="a9"/>
-        <w:spacing w:line="360" w:lineRule="auto" w:beforeLines="0" w:before="0" w:afterLines="0" w:after="0"/>
-        <w:ind w:left="420" w:hanging="420"/>
-      </w:pPr>
-      <w:r>
-        <w:rPr>
-          <w:rFonts w:ascii="Times New Roman" w:hAnsi="Times New Roman" w:cs="Times New Roman" w:eastAsia="宋体"/>
-          <w:b w:val="0"/>
-          <w:sz w:val="24"/>
-        </w:rPr>
-        <w:t>[17] AVILA J P J, DONHA D C, ADAMOWSKI J C. Experimental model identification of open-frame underwater vehicles[J]. Ocean Engineering, 2013, 60: 81-94.</w:t>
-      </w:r>
-    </w:p>
-    <w:p>
-      <w:pPr>
-        <w:pStyle w:val="a9"/>
-        <w:spacing w:line="360" w:lineRule="auto" w:beforeLines="0" w:before="0" w:afterLines="0" w:after="0"/>
-        <w:ind w:left="420" w:hanging="420"/>
-      </w:pPr>
-      <w:r>
-        <w:rPr>
-          <w:rFonts w:ascii="Times New Roman" w:hAnsi="Times New Roman" w:cs="Times New Roman" w:eastAsia="宋体"/>
-          <w:b w:val="0"/>
-          <w:sz w:val="24"/>
-        </w:rPr>
-        <w:t>[18] PARK S, SUNG S, CHOI H. System identification method for robotic manipulator based on dynamic momentum regressor[J]. IEEE Transactions on Instrumentation and Measurement, 2016, 65(9): 2085-2095.</w:t>
-      </w:r>
-    </w:p>
-    <w:p>
-      <w:pPr>
-        <w:pStyle w:val="a9"/>
-        <w:spacing w:line="360" w:lineRule="auto" w:beforeLines="0" w:before="0" w:afterLines="0" w:after="0"/>
-        <w:ind w:left="420" w:hanging="420"/>
-      </w:pPr>
-      <w:r>
-        <w:rPr>
-          <w:rFonts w:ascii="Times New Roman" w:hAnsi="Times New Roman" w:cs="Times New Roman" w:eastAsia="宋体"/>
-          <w:b w:val="0"/>
-          <w:sz w:val="24"/>
-        </w:rPr>
-        <w:t>[19] HARRIS M, MAURYA P. Stable nullspace adaptive parameter identification of 6 degree-of-freedom plant and actuator models[J]. IEEE Transactions on Control Systems Technology, 2023, 31(6): 2816-2823.</w:t>
-      </w:r>
-    </w:p>
-    <w:p>
-      <w:pPr>
-        <w:pStyle w:val="a9"/>
-        <w:spacing w:line="360" w:lineRule="auto" w:beforeLines="0" w:before="0" w:afterLines="0" w:after="0"/>
-        <w:ind w:left="420" w:hanging="420"/>
-      </w:pPr>
-      <w:r>
-        <w:rPr>
-          <w:rFonts w:ascii="Times New Roman" w:hAnsi="Times New Roman" w:cs="Times New Roman" w:eastAsia="宋体"/>
-          <w:b w:val="0"/>
-          <w:sz w:val="24"/>
-        </w:rPr>
-        <w:t>[20] RAISSI M, PERDIKARIS P, KARNIADAKIS G E. Physics-informed neural networks: A deep learning framework for solving forward and inverse problems involving nonlinear partial differential equations[J]. Journal of Computational Physics, 2019, 378: 686-707.</w:t>
-      </w:r>
-    </w:p>
-    <w:p>
-      <w:pPr>
-        <w:pStyle w:val="a9"/>
-        <w:spacing w:line="360" w:lineRule="auto" w:beforeLines="0" w:before="0" w:afterLines="0" w:after="0"/>
-        <w:ind w:left="420" w:hanging="420"/>
-      </w:pPr>
-      <w:r>
-        <w:rPr>
-          <w:rFonts w:ascii="Times New Roman" w:hAnsi="Times New Roman" w:cs="Times New Roman" w:eastAsia="宋体"/>
-          <w:b w:val="0"/>
-          <w:sz w:val="24"/>
-        </w:rPr>
-        <w:t>[21] BRUNTON S L, PROCTOR J L, KUTZ J N. Discovering governing equations from data by sparse identification of nonlinear dynamical systems[J]. Proceedings of the National Academy of Sciences, 2016, 113(15): 3932-3937.</w:t>
-      </w:r>
-    </w:p>
-    <w:p>
-      <w:pPr>
-        <w:pStyle w:val="a9"/>
-        <w:spacing w:line="360" w:lineRule="auto" w:beforeLines="0" w:before="0" w:afterLines="0" w:after="0"/>
-        <w:ind w:left="420" w:hanging="420"/>
-      </w:pPr>
-      <w:r>
-        <w:rPr>
-          <w:rFonts w:ascii="Times New Roman" w:hAnsi="Times New Roman" w:cs="Times New Roman" w:eastAsia="宋体"/>
-          <w:b w:val="0"/>
-          <w:sz w:val="24"/>
-        </w:rPr>
-        <w:t>[22] CHEN R T Q, RUBANOVA Y, BETTENCOURT J, et al. Neural ordinary differential equations[C]//Advances in Neural Information Processing Systems (NeurIPS 2018). Montréal, QC, Canada, 2018: 6571-6583.</w:t>
-      </w:r>
-    </w:p>
-    <w:p>
-      <w:pPr>
-        <w:pStyle w:val="a9"/>
-        <w:spacing w:line="360" w:lineRule="auto" w:beforeLines="0" w:before="0" w:afterLines="0" w:after="0"/>
-        <w:ind w:left="420" w:hanging="420"/>
-      </w:pPr>
-      <w:r>
-        <w:rPr>
-          <w:rFonts w:ascii="Times New Roman" w:hAnsi="Times New Roman" w:cs="Times New Roman" w:eastAsia="宋体"/>
-          <w:b w:val="0"/>
-          <w:sz w:val="24"/>
-        </w:rPr>
-        <w:t>[23] DUONG T, ATANASOV N. Port-Hamiltonian neural ODE networks on Lie groups for robot dynamics learning and control[J]. IEEE Transactions on Robotics, 2024, 40: 1215-1233.</w:t>
-      </w:r>
-    </w:p>
-    <w:p>
-      <w:pPr>
-        <w:pStyle w:val="a9"/>
-        <w:spacing w:line="360" w:lineRule="auto" w:beforeLines="0" w:before="0" w:afterLines="0" w:after="0"/>
-        <w:ind w:left="420" w:hanging="420"/>
-      </w:pPr>
-      <w:r>
-        <w:rPr>
-          <w:rFonts w:ascii="Times New Roman" w:hAnsi="Times New Roman" w:cs="Times New Roman" w:eastAsia="宋体"/>
-          <w:b w:val="0"/>
-          <w:sz w:val="24"/>
-        </w:rPr>
-        <w:t>[24] YUH J. Design and control of autonomous underwater robots: A survey[J]. Autonomous Robots, 2000, 8(1): 7-24.</w:t>
-      </w:r>
-    </w:p>
-    <w:p>
-      <w:pPr>
-        <w:pStyle w:val="a9"/>
-        <w:spacing w:line="360" w:lineRule="auto" w:beforeLines="0" w:before="0" w:afterLines="0" w:after="0"/>
-        <w:ind w:left="420" w:hanging="420"/>
-      </w:pPr>
-      <w:r>
-        <w:rPr>
-          <w:rFonts w:ascii="Times New Roman" w:hAnsi="Times New Roman" w:cs="Times New Roman" w:eastAsia="宋体"/>
-          <w:b w:val="0"/>
-          <w:sz w:val="24"/>
-        </w:rPr>
-        <w:t>[25] 朱大奇, 孙兵. 水下机器人运动控制研究进展[J]. 控制与决策, 2012, 27(3): 321-333.</w:t>
-      </w:r>
-    </w:p>
-    <w:p>
-      <w:pPr>
-        <w:pStyle w:val="a9"/>
-        <w:spacing w:line="360" w:lineRule="auto" w:beforeLines="0" w:before="0" w:afterLines="0" w:after="0"/>
-        <w:ind w:left="420" w:hanging="420"/>
-      </w:pPr>
-      <w:r>
-        <w:rPr>
-          <w:rFonts w:ascii="Times New Roman" w:hAnsi="Times New Roman" w:cs="Times New Roman" w:eastAsia="宋体"/>
-          <w:b w:val="0"/>
-          <w:sz w:val="24"/>
-        </w:rPr>
-        <w:t>[26] CAPOCCI R, DRONIOU N, BOYER F, et al. Inspection-class remotely operated vehicles: A review[J]. Journal of Marine Science and Engineering, 2017, 5(1): 13.</w:t>
-      </w:r>
-    </w:p>
-    <w:p>
-      <w:pPr>
-        <w:pStyle w:val="a9"/>
-        <w:spacing w:line="360" w:lineRule="auto" w:beforeLines="0" w:before="0" w:afterLines="0" w:after="0"/>
-        <w:ind w:left="420" w:hanging="420"/>
-      </w:pPr>
-      <w:r>
-        <w:rPr>
-          <w:rFonts w:ascii="Times New Roman" w:hAnsi="Times New Roman" w:cs="Times New Roman" w:eastAsia="宋体"/>
-          <w:b w:val="0"/>
-          <w:sz w:val="24"/>
-        </w:rPr>
-        <w:t>[27] YOERGER D R, SLOTINE J J E. Robust trajectory control of underwater vehicles[J]. IEEE Journal of Oceanic Engineering, 1985, 10(4): 462-470.</w:t>
-      </w:r>
-    </w:p>
-    <w:p>
-      <w:pPr>
-        <w:pStyle w:val="a9"/>
-        <w:spacing w:line="360" w:lineRule="auto" w:beforeLines="0" w:before="0" w:afterLines="0" w:after="0"/>
-        <w:ind w:left="420" w:hanging="420"/>
-      </w:pPr>
-      <w:r>
-        <w:rPr>
-          <w:rFonts w:ascii="Times New Roman" w:hAnsi="Times New Roman" w:cs="Times New Roman" w:eastAsia="宋体"/>
-          <w:b w:val="0"/>
-          <w:sz w:val="24"/>
-        </w:rPr>
-        <w:t>[28] HEALEY A J, LIENARD D. Multivariable sliding mode control for autonomous diving and steering of unmanned underwater vehicles[J]. IEEE Journal of Oceanic Engineering, 1993, 18(3): 327-339.</w:t>
-      </w:r>
-    </w:p>
-    <w:p>
-      <w:pPr>
-        <w:pStyle w:val="a9"/>
-        <w:spacing w:line="360" w:lineRule="auto" w:beforeLines="0" w:before="0" w:afterLines="0" w:after="0"/>
-        <w:ind w:left="420" w:hanging="420"/>
-      </w:pPr>
-      <w:r>
-        <w:rPr>
-          <w:rFonts w:ascii="Times New Roman" w:hAnsi="Times New Roman" w:cs="Times New Roman" w:eastAsia="宋体"/>
-          <w:b w:val="0"/>
-          <w:sz w:val="24"/>
-        </w:rPr>
-        <w:t>[29] CHU Z, ZHU D, YANG S X. Observer-based adaptive sliding mode trajectory tracking control for autonomous underwater vehicles with input saturation[J]. ISA Transactions, 2020, 100: 28-40.</w:t>
-      </w:r>
-    </w:p>
-    <w:p>
-      <w:pPr>
-        <w:pStyle w:val="a9"/>
-        <w:spacing w:line="360" w:lineRule="auto" w:beforeLines="0" w:before="0" w:afterLines="0" w:after="0"/>
-        <w:ind w:left="420" w:hanging="420"/>
-      </w:pPr>
-      <w:r>
-        <w:rPr>
-          <w:rFonts w:ascii="Times New Roman" w:hAnsi="Times New Roman" w:cs="Times New Roman" w:eastAsia="宋体"/>
-          <w:b w:val="0"/>
-          <w:sz w:val="24"/>
-        </w:rPr>
-        <w:t>[30] 钱辰, 方勇纯. 面向扑翼飞行控制的建模与奇异摄动分析[J]. 自动化学报, 2020, 46(12): 2585-2595.</w:t>
-      </w:r>
-    </w:p>
-    <w:p>
-      <w:pPr>
-        <w:pStyle w:val="a9"/>
-        <w:spacing w:line="360" w:lineRule="auto" w:beforeLines="0" w:before="0" w:afterLines="0" w:after="0"/>
-        <w:ind w:left="420" w:hanging="420"/>
-      </w:pPr>
-      <w:r>
-        <w:rPr>
-          <w:rFonts w:ascii="Times New Roman" w:hAnsi="Times New Roman" w:cs="Times New Roman" w:eastAsia="宋体"/>
-          <w:b w:val="0"/>
-          <w:sz w:val="24"/>
-        </w:rPr>
-        <w:t>[31] SMEUR E J J, CHU Q P, DE CROON G C H E. Adaptive incremental nonlinear dynamic inversion for attitude control of micro air vehicles[J]. Journal of Guidance, Control, and Dynamics, 2016, 39(3): 450-461.</w:t>
-      </w:r>
-    </w:p>
-    <w:p>
-      <w:pPr>
-        <w:pStyle w:val="a9"/>
-        <w:spacing w:line="360" w:lineRule="auto" w:beforeLines="0" w:before="0" w:afterLines="0" w:after="0"/>
-        <w:ind w:left="420" w:hanging="420"/>
-      </w:pPr>
-      <w:r>
-        <w:rPr>
-          <w:rFonts w:ascii="Times New Roman" w:hAnsi="Times New Roman" w:cs="Times New Roman" w:eastAsia="宋体"/>
-          <w:b w:val="0"/>
-          <w:sz w:val="24"/>
-        </w:rPr>
-        <w:t>[32] SLAWIK T, VYAS S, CHRISTENSEN L, et al. Attitude control of the hydrobatic intervention AUV Cuttlefish using incremental nonlinear dynamic inversion[C]//2024 IEEE/RSJ International Conference on Intelligent Robots and Systems (IROS). Abu Dhabi, UAE: IEEE, 2024: 781-787.</w:t>
-      </w:r>
-    </w:p>
-    <w:p>
-      <w:pPr>
-        <w:pStyle w:val="a9"/>
-        <w:spacing w:line="360" w:lineRule="auto" w:beforeLines="0" w:before="0" w:afterLines="0" w:after="0"/>
-        <w:ind w:left="420" w:hanging="420"/>
-      </w:pPr>
-      <w:r>
-        <w:rPr>
-          <w:rFonts w:ascii="Times New Roman" w:hAnsi="Times New Roman" w:cs="Times New Roman" w:eastAsia="宋体"/>
-          <w:b w:val="0"/>
-          <w:sz w:val="24"/>
-        </w:rPr>
-        <w:t>[33] HESHMATI-ALAMDARI S, NIKOU A, DIMAROGONAS D V. Robust trajectory tracking control for underactuated autonomous underwater vehicles in presence of current disturbances[J]. IEEE Transactions on Automation Science and Engineering, 2020, 18(3): 1292-1306.</w:t>
-      </w:r>
-    </w:p>
-    <w:p>
-      <w:pPr>
-        <w:pStyle w:val="a9"/>
-        <w:spacing w:line="360" w:lineRule="auto" w:beforeLines="0" w:before="0" w:afterLines="0" w:after="0"/>
-        <w:ind w:left="420" w:hanging="420"/>
-      </w:pPr>
-      <w:r>
-        <w:rPr>
-          <w:rFonts w:ascii="Times New Roman" w:hAnsi="Times New Roman" w:cs="Times New Roman" w:eastAsia="宋体"/>
-          <w:b w:val="0"/>
-          <w:sz w:val="24"/>
-        </w:rPr>
-        <w:t>[34] LINIGER A, DOMAHOIDI A, MORARI M. Optimization-based autonomous racing of 1:43 scale RC cars[J]. Optimal Control Applications and Methods, 2015, 36(5): 628-647.</w:t>
-      </w:r>
-    </w:p>
-    <w:p>
-      <w:pPr>
-        <w:pStyle w:val="a9"/>
-        <w:spacing w:line="360" w:lineRule="auto" w:beforeLines="0" w:before="0" w:afterLines="0" w:after="0"/>
-        <w:ind w:left="420" w:hanging="420"/>
-      </w:pPr>
-      <w:r>
-        <w:rPr>
-          <w:rFonts w:ascii="Times New Roman" w:hAnsi="Times New Roman" w:cs="Times New Roman" w:eastAsia="宋体"/>
-          <w:b w:val="0"/>
-          <w:sz w:val="24"/>
-        </w:rPr>
-        <w:t>[35] TORRENTE G, KAUFMANN E, FÖHN P, et al. Data-driven MPC for quadrotors[J]. IEEE Transactions on Control Systems Technology, 2021, 29(4): 1599-1613.</w:t>
-      </w:r>
-    </w:p>
-    <w:p>
-      <w:pPr>
-        <w:pStyle w:val="a9"/>
-        <w:spacing w:line="360" w:lineRule="auto" w:beforeLines="0" w:before="0" w:afterLines="0" w:after="0"/>
-        <w:ind w:left="420" w:hanging="420"/>
-      </w:pPr>
-      <w:r>
-        <w:rPr>
-          <w:rFonts w:ascii="Times New Roman" w:hAnsi="Times New Roman" w:cs="Times New Roman" w:eastAsia="宋体"/>
-          <w:b w:val="0"/>
-          <w:sz w:val="24"/>
-        </w:rPr>
-        <w:t>[36] SHI G, HÖNIG W, YUE Y, et al. Neural-Lander: Stable drone landing in ground effect with learning-based dynamics[C]//2019 International Conference on Robotics and Automation (ICRA). Montreal, QC, Canada: IEEE, 2019: 9811-9818.</w:t>
-      </w:r>
-    </w:p>
-    <w:p>
-      <w:pPr>
-        <w:pStyle w:val="a9"/>
-        <w:spacing w:line="360" w:lineRule="auto" w:beforeLines="0" w:before="0" w:afterLines="0" w:after="0"/>
-        <w:ind w:left="420" w:hanging="420"/>
-      </w:pPr>
-      <w:r>
-        <w:rPr>
-          <w:rFonts w:ascii="Times New Roman" w:hAnsi="Times New Roman" w:cs="Times New Roman" w:eastAsia="宋体"/>
-          <w:b w:val="0"/>
-          <w:sz w:val="24"/>
-        </w:rPr>
-        <w:t>[37] O'CONNELL M, SHI G, SHI X, et al. Neural-Fly enables rapid learning for agile flight in strong winds[J]. Science Robotics, 2022, 7(66): eabg6513.</w:t>
-      </w:r>
-    </w:p>
-    <w:p>
-      <w:pPr>
-        <w:pStyle w:val="a9"/>
-        <w:spacing w:line="360" w:lineRule="auto" w:beforeLines="0" w:before="0" w:afterLines="0" w:after="0"/>
-        <w:ind w:left="420" w:hanging="420"/>
-      </w:pPr>
-      <w:r>
-        <w:rPr>
-          <w:rFonts w:ascii="Times New Roman" w:hAnsi="Times New Roman" w:cs="Times New Roman" w:eastAsia="宋体"/>
-          <w:b w:val="0"/>
-          <w:sz w:val="24"/>
-        </w:rPr>
-        <w:t>[38] BODSON M. Evaluation of optimization methods for control allocation[J]. Journal of Guidance, Control, and Dynamics, 2002, 25(4): 703-711.</w:t>
-      </w:r>
-    </w:p>
-    <w:p>
-      <w:pPr>
-        <w:pStyle w:val="a9"/>
-        <w:spacing w:line="360" w:lineRule="auto" w:beforeLines="0" w:before="0" w:afterLines="0" w:after="0"/>
-        <w:ind w:left="420" w:hanging="420"/>
-      </w:pPr>
-      <w:r>
-        <w:rPr>
-          <w:rFonts w:ascii="Times New Roman" w:hAnsi="Times New Roman" w:cs="Times New Roman" w:eastAsia="宋体"/>
-          <w:b w:val="0"/>
-          <w:sz w:val="24"/>
-        </w:rPr>
-        <w:t>[39] HÄRKEGÅRD O. Efficient active set algorithms for solving constrained linear quadratic control allocation problems[J]. Journal of Guidance, Control, and Dynamics, 2002, 25(5): 827-835.</w:t>
-      </w:r>
-    </w:p>
-    <w:p>
-      <w:pPr>
-        <w:pStyle w:val="a9"/>
-        <w:spacing w:line="360" w:lineRule="auto" w:beforeLines="0" w:before="0" w:afterLines="0" w:after="0"/>
-        <w:ind w:left="420" w:hanging="420"/>
-      </w:pPr>
-      <w:r>
-        <w:rPr>
-          <w:rFonts w:ascii="Times New Roman" w:hAnsi="Times New Roman" w:cs="Times New Roman" w:eastAsia="宋体"/>
-          <w:b w:val="0"/>
-          <w:sz w:val="24"/>
-        </w:rPr>
-        <w:t>[40] 程卫平, 王猛, 曾现敏, 等. 基于可行方向法的水下机器人推力分配[J]. 舰船科学技术, 2022, 44(13): 102-106.</w:t>
-      </w:r>
-    </w:p>
-    <w:p>
-      <w:pPr>
-        <w:pStyle w:val="a9"/>
-        <w:spacing w:line="360" w:lineRule="auto" w:beforeLines="0" w:before="0" w:afterLines="0" w:after="0"/>
-        <w:ind w:left="420" w:hanging="420"/>
-      </w:pPr>
-      <w:r>
-        <w:rPr>
-          <w:rFonts w:ascii="Times New Roman" w:hAnsi="Times New Roman" w:cs="Times New Roman" w:eastAsia="宋体"/>
-          <w:b w:val="0"/>
-          <w:sz w:val="24"/>
-        </w:rPr>
-        <w:t>[41] 孙功武, 苏义鑫, 毛英, 等. 基于模糊逻辑的混合推进ROV多级推力分配策略[J]. 机器人, 2023, 45(4): 472-482.</w:t>
-      </w:r>
-    </w:p>
-    <w:p>
-      <w:pPr>
-        <w:pStyle w:val="a9"/>
-        <w:spacing w:line="360" w:lineRule="auto" w:beforeLines="0" w:before="0" w:afterLines="0" w:after="0"/>
-        <w:ind w:left="420" w:hanging="420"/>
-      </w:pPr>
-      <w:r>
-        <w:rPr>
-          <w:rFonts w:ascii="Times New Roman" w:hAnsi="Times New Roman" w:cs="Times New Roman" w:eastAsia="宋体"/>
-          <w:b w:val="0"/>
-          <w:sz w:val="24"/>
-        </w:rPr>
-        <w:t>[42] LI Y, ZHANG M, CHEN Y, et al. MCE-based direct FTC method for underwater vehicles with thruster redundancy[J]. Ocean Engineering, 2025, 317: 119985.</w:t>
-      </w:r>
-    </w:p>
-    <w:p>
-      <w:pPr>
-        <w:pStyle w:val="a9"/>
-        <w:spacing w:line="360" w:lineRule="auto" w:beforeLines="0" w:before="0" w:afterLines="0" w:after="0"/>
-        <w:ind w:left="420" w:hanging="420"/>
-      </w:pPr>
-      <w:r>
-        <w:rPr>
-          <w:rFonts w:ascii="Times New Roman" w:hAnsi="Times New Roman" w:cs="Times New Roman" w:eastAsia="宋体"/>
-          <w:b w:val="0"/>
-          <w:sz w:val="24"/>
-        </w:rPr>
-        <w:t>[43] BRUNKE L, GREEFF M, HALL A W, et al. Safe learning in robotics: From learning-based control to safe reinforcement learning[J]. Annual Review of Control, Robotics, and Autonomous Systems, 2022, 5: 411-444.</w:t>
-      </w:r>
-    </w:p>
-    <w:p>
-      <w:pPr>
-        <w:pStyle w:val="a9"/>
-        <w:spacing w:line="360" w:lineRule="auto" w:beforeLines="0" w:before="0" w:afterLines="0" w:after="0"/>
-        <w:ind w:left="420" w:hanging="420"/>
-      </w:pPr>
-      <w:r>
-        <w:rPr>
-          <w:rFonts w:ascii="Times New Roman" w:hAnsi="Times New Roman" w:cs="Times New Roman" w:eastAsia="宋体"/>
-          <w:b w:val="0"/>
-          <w:sz w:val="24"/>
-        </w:rPr>
-        <w:t>[44] ZHAO Y, PENG X, WU J, et al. Spatiotemporal calibration of Doppler velocity logs for underwater robots[J]. arXiv preprint arXiv:2510.24571, 2025.</w:t>
-      </w:r>
-    </w:p>
-    <w:p>
-      <w:pPr>
-        <w:pStyle w:val="a9"/>
-        <w:spacing w:line="360" w:lineRule="auto" w:beforeLines="0" w:before="0" w:afterLines="0" w:after="0"/>
-        <w:ind w:left="420" w:hanging="420"/>
-      </w:pPr>
-      <w:r>
-        <w:rPr>
-          <w:rFonts w:ascii="Times New Roman" w:hAnsi="Times New Roman" w:cs="Times New Roman" w:eastAsia="宋体"/>
-          <w:b w:val="0"/>
-          <w:sz w:val="24"/>
-        </w:rPr>
-        <w:t>[45] PENG X, ZHAO Y, WU J, et al. AquaticVision: Benchmarking visual SLAM in underwater environment with events and frames[C]//2025 IEEE International Conference on Robotics and Automation (ICRA). Atlanta, GA, USA: IEEE, 2025: 1-7.</w:t>
-      </w:r>
-    </w:p>
-    <w:permEnd w:id="61024898"/>
-    <w:p>
-      <w:pPr>
-        <w:spacing w:beforeLines="50" w:before="120" w:afterLines="50" w:after="120" w:line="360" w:lineRule="auto"/>
-        <w:ind w:firstLine="560" w:firstLineChars="0"/>
-        <w:rPr>
-          <w:rFonts w:ascii="黑体" w:eastAsia="黑体" w:hint="eastAsia"/>
-          <w:sz w:val="28"/>
-        </w:rPr>
-      </w:pPr>
-      <w:r>
-        <w:rPr>
-          <w:rFonts w:ascii="黑体" w:eastAsia="黑体" w:hint="eastAsia"/>
-          <w:sz w:val="28"/>
-        </w:rPr>
         <w:t>四、</w:t>
       </w:r>
       <w:r>
         <w:rPr>
-          <w:rFonts w:ascii="黑体" w:eastAsia="黑体" w:hint="eastAsia"/>
+          <w:rFonts w:ascii="Times New Roman" w:eastAsia="黑体" w:hint="eastAsia" w:hAnsi="Times New Roman" w:cs="Times New Roman"/>
+          <w:b w:val="0"/>
           <w:sz w:val="28"/>
         </w:rPr>
         <w:t>审核意见</w:t>

--- a/开题报告/开题报告-基于PX4的水下航行器模型控制方法研究.docx
+++ b/开题报告/开题报告-基于PX4的水下航行器模型控制方法研究.docx
@@ -1013,7 +1013,7 @@
       <w:pPr>
         <w:pStyle w:val="a6"/>
         <w:spacing w:before="120" w:after="120" w:line="360" w:lineRule="auto" w:beforeLines="50" w:afterLines="50"/>
-        <w:ind w:firstLine="480" w:firstLineChars="200"/>
+        <w:ind w:firstLine="0" w:firstLineChars="0"/>
         <w:rPr>
           <w:sz w:val="24"/>
         </w:rPr>
@@ -1021,7 +1021,7 @@
       <w:permStart w:id="1319923814" w:edGrp="everyone"/>
       <w:r>
         <w:rPr>
-          <w:rFonts w:hint="eastAsia" w:ascii="Times New Roman" w:hAnsi="Times New Roman" w:cs="Times New Roman" w:eastAsia="宋体"/>
+          <w:rFonts w:hint="eastAsia" w:ascii="Times New Roman" w:hAnsi="Times New Roman" w:cs="Times New Roman" w:eastAsia="黑体"/>
           <w:b w:val="0"/>
           <w:sz w:val="24"/>
         </w:rPr>
@@ -1029,15 +1029,15 @@
       </w:r>
       <w:r>
         <w:rPr>
-          <w:rFonts w:ascii="Times New Roman" w:hAnsi="Times New Roman" w:cs="Times New Roman" w:eastAsia="宋体"/>
-          <w:b w:val="0"/>
-          <w:sz w:val="24"/>
-        </w:rPr>
-        <w:t>．</w:t>
-      </w:r>
-      <w:r>
-        <w:rPr>
-          <w:rFonts w:ascii="Times New Roman" w:hAnsi="Times New Roman" w:cs="Times New Roman" w:eastAsia="宋体"/>
+          <w:rFonts w:ascii="Times New Roman" w:hAnsi="Times New Roman" w:cs="Times New Roman" w:eastAsia="黑体"/>
+          <w:b w:val="0"/>
+          <w:sz w:val="24"/>
+        </w:rPr>
+        <w:t xml:space="preserve">． </w:t>
+      </w:r>
+      <w:r>
+        <w:rPr>
+          <w:rFonts w:ascii="Times New Roman" w:hAnsi="Times New Roman" w:cs="Times New Roman" w:eastAsia="黑体"/>
           <w:b w:val="0"/>
           <w:sz w:val="24"/>
         </w:rPr>
@@ -1266,7 +1266,7 @@
           <w:tab w:val="left" w:pos="7083"/>
         </w:tabs>
         <w:spacing w:before="120" w:after="120" w:line="360" w:lineRule="auto" w:beforeLines="50" w:afterLines="50"/>
-        <w:ind w:firstLine="480" w:firstLineChars="200"/>
+        <w:ind w:firstLine="0" w:firstLineChars="0"/>
         <w:rPr>
           <w:rFonts w:hint="eastAsia"/>
           <w:sz w:val="24"/>
@@ -1274,7 +1274,7 @@
       </w:pPr>
       <w:r>
         <w:rPr>
-          <w:rFonts w:ascii="Times New Roman" w:hAnsi="Times New Roman" w:cs="Times New Roman" w:eastAsia="宋体"/>
+          <w:rFonts w:ascii="Times New Roman" w:hAnsi="Times New Roman" w:cs="Times New Roman" w:eastAsia="黑体"/>
           <w:b w:val="0"/>
           <w:sz w:val="24"/>
         </w:rPr>
@@ -1282,15 +1282,15 @@
       </w:r>
       <w:r>
         <w:rPr>
-          <w:rFonts w:ascii="Times New Roman" w:hAnsi="Times New Roman" w:cs="Times New Roman" w:eastAsia="宋体"/>
-          <w:b w:val="0"/>
-          <w:sz w:val="24"/>
-        </w:rPr>
-        <w:t>．国内外在该方向的研究现状</w:t>
-      </w:r>
-      <w:r>
-        <w:rPr>
-          <w:rFonts w:hint="eastAsia" w:ascii="Times New Roman" w:hAnsi="Times New Roman" w:cs="Times New Roman" w:eastAsia="宋体"/>
+          <w:rFonts w:ascii="Times New Roman" w:hAnsi="Times New Roman" w:cs="Times New Roman" w:eastAsia="黑体"/>
+          <w:b w:val="0"/>
+          <w:sz w:val="24"/>
+        </w:rPr>
+        <w:t>． 国内外在该方向的研究现状</w:t>
+      </w:r>
+      <w:r>
+        <w:rPr>
+          <w:rFonts w:hint="eastAsia" w:ascii="Times New Roman" w:hAnsi="Times New Roman" w:cs="Times New Roman" w:eastAsia="黑体"/>
           <w:b w:val="0"/>
           <w:sz w:val="24"/>
         </w:rPr>
@@ -1298,7 +1298,7 @@
       </w:r>
       <w:r>
         <w:rPr>
-          <w:rFonts w:ascii="Times New Roman" w:hAnsi="Times New Roman" w:cs="Times New Roman" w:eastAsia="宋体"/>
+          <w:rFonts w:ascii="Times New Roman" w:hAnsi="Times New Roman" w:cs="Times New Roman" w:eastAsia="黑体"/>
           <w:b w:val="0"/>
           <w:sz w:val="24"/>
         </w:rPr>
@@ -2468,7 +2468,7 @@
       <w:pPr>
         <w:pStyle w:val="a6"/>
         <w:spacing w:before="120" w:after="120" w:line="360" w:lineRule="auto" w:beforeLines="50" w:afterLines="50"/>
-        <w:ind w:firstLine="480" w:firstLineChars="200"/>
+        <w:ind w:firstLine="0" w:firstLineChars="0"/>
         <w:rPr>
           <w:rFonts w:ascii="黑体" w:hAnsi="黑体"/>
           <w:sz w:val="24"/>
@@ -2477,7 +2477,7 @@
       <w:permStart w:id="1741359920" w:edGrp="everyone"/>
       <w:r>
         <w:rPr>
-          <w:rFonts w:ascii="Times New Roman" w:hAnsi="Times New Roman" w:hint="eastAsia" w:cs="Times New Roman" w:eastAsia="宋体"/>
+          <w:rFonts w:ascii="Times New Roman" w:hAnsi="Times New Roman" w:hint="eastAsia" w:cs="Times New Roman" w:eastAsia="黑体"/>
           <w:b w:val="0"/>
           <w:sz w:val="24"/>
         </w:rPr>
@@ -2485,15 +2485,15 @@
       </w:r>
       <w:r>
         <w:rPr>
-          <w:rFonts w:ascii="Times New Roman" w:hAnsi="Times New Roman" w:cs="Times New Roman" w:eastAsia="宋体"/>
-          <w:b w:val="0"/>
-          <w:sz w:val="24"/>
-        </w:rPr>
-        <w:t>．</w:t>
-      </w:r>
-      <w:r>
-        <w:rPr>
-          <w:rFonts w:ascii="Times New Roman" w:hAnsi="Times New Roman" w:hint="eastAsia" w:cs="Times New Roman" w:eastAsia="宋体"/>
+          <w:rFonts w:ascii="Times New Roman" w:hAnsi="Times New Roman" w:cs="Times New Roman" w:eastAsia="黑体"/>
+          <w:b w:val="0"/>
+          <w:sz w:val="24"/>
+        </w:rPr>
+        <w:t xml:space="preserve">． </w:t>
+      </w:r>
+      <w:r>
+        <w:rPr>
+          <w:rFonts w:ascii="Times New Roman" w:hAnsi="Times New Roman" w:hint="eastAsia" w:cs="Times New Roman" w:eastAsia="黑体"/>
           <w:b w:val="0"/>
           <w:sz w:val="24"/>
         </w:rPr>
@@ -2501,7 +2501,7 @@
       </w:r>
       <w:r>
         <w:rPr>
-          <w:rFonts w:ascii="Times New Roman" w:hAnsi="Times New Roman" w:hint="eastAsia" w:cs="Times New Roman" w:eastAsia="宋体"/>
+          <w:rFonts w:ascii="Times New Roman" w:hAnsi="Times New Roman" w:hint="eastAsia" w:cs="Times New Roman" w:eastAsia="黑体"/>
           <w:b w:val="0"/>
           <w:sz w:val="24"/>
         </w:rPr>
@@ -2721,7 +2721,7 @@
       <w:pPr>
         <w:pStyle w:val="a6"/>
         <w:spacing w:before="120" w:after="120" w:line="360" w:lineRule="auto" w:beforeLines="50" w:afterLines="50"/>
-        <w:ind w:firstLine="480" w:firstLineChars="200"/>
+        <w:ind w:firstLine="0" w:firstLineChars="0"/>
         <w:rPr>
           <w:rFonts w:ascii="黑体" w:hAnsi="黑体"/>
           <w:sz w:val="24"/>
@@ -2729,7 +2729,7 @@
       </w:pPr>
       <w:r>
         <w:rPr>
-          <w:rFonts w:ascii="Times New Roman" w:hAnsi="Times New Roman" w:hint="eastAsia" w:cs="Times New Roman" w:eastAsia="宋体"/>
+          <w:rFonts w:ascii="Times New Roman" w:hAnsi="Times New Roman" w:hint="eastAsia" w:cs="Times New Roman" w:eastAsia="黑体"/>
           <w:b w:val="0"/>
           <w:sz w:val="24"/>
         </w:rPr>
@@ -2737,15 +2737,15 @@
       </w:r>
       <w:r>
         <w:rPr>
-          <w:rFonts w:ascii="Times New Roman" w:hAnsi="Times New Roman" w:cs="Times New Roman" w:eastAsia="宋体"/>
-          <w:b w:val="0"/>
-          <w:sz w:val="24"/>
-        </w:rPr>
-        <w:t>．</w:t>
-      </w:r>
-      <w:r>
-        <w:rPr>
-          <w:rFonts w:ascii="Times New Roman" w:hAnsi="Times New Roman" w:hint="eastAsia" w:cs="Times New Roman" w:eastAsia="宋体"/>
+          <w:rFonts w:ascii="Times New Roman" w:hAnsi="Times New Roman" w:cs="Times New Roman" w:eastAsia="黑体"/>
+          <w:b w:val="0"/>
+          <w:sz w:val="24"/>
+        </w:rPr>
+        <w:t xml:space="preserve">． </w:t>
+      </w:r>
+      <w:r>
+        <w:rPr>
+          <w:rFonts w:ascii="Times New Roman" w:hAnsi="Times New Roman" w:hint="eastAsia" w:cs="Times New Roman" w:eastAsia="黑体"/>
           <w:b w:val="0"/>
           <w:sz w:val="24"/>
         </w:rPr>
@@ -2753,7 +2753,7 @@
       </w:r>
       <w:r>
         <w:rPr>
-          <w:rFonts w:ascii="Times New Roman" w:hAnsi="Times New Roman" w:hint="eastAsia" w:cs="Times New Roman" w:eastAsia="宋体"/>
+          <w:rFonts w:ascii="Times New Roman" w:hAnsi="Times New Roman" w:hint="eastAsia" w:cs="Times New Roman" w:eastAsia="黑体"/>
           <w:b w:val="0"/>
           <w:sz w:val="24"/>
         </w:rPr>
@@ -3509,7 +3509,7 @@
       <w:pPr>
         <w:pStyle w:val="a6"/>
         <w:spacing w:before="120" w:after="120" w:line="360" w:lineRule="auto" w:beforeLines="50" w:afterLines="50"/>
-        <w:ind w:firstLine="480" w:firstLineChars="200"/>
+        <w:ind w:firstLine="0" w:firstLineChars="0"/>
         <w:rPr>
           <w:rFonts w:ascii="黑体" w:hAnsi="黑体" w:hint="eastAsia"/>
           <w:sz w:val="24"/>
@@ -3517,7 +3517,7 @@
       </w:pPr>
       <w:r>
         <w:rPr>
-          <w:rFonts w:ascii="Times New Roman" w:hAnsi="Times New Roman" w:hint="eastAsia" w:cs="Times New Roman" w:eastAsia="宋体"/>
+          <w:rFonts w:ascii="Times New Roman" w:hAnsi="Times New Roman" w:hint="eastAsia" w:cs="Times New Roman" w:eastAsia="黑体"/>
           <w:b w:val="0"/>
           <w:sz w:val="24"/>
         </w:rPr>
@@ -3525,15 +3525,15 @@
       </w:r>
       <w:r>
         <w:rPr>
-          <w:rFonts w:ascii="Times New Roman" w:hAnsi="Times New Roman" w:cs="Times New Roman" w:eastAsia="宋体"/>
-          <w:b w:val="0"/>
-          <w:sz w:val="24"/>
-        </w:rPr>
-        <w:t>．</w:t>
-      </w:r>
-      <w:r>
-        <w:rPr>
-          <w:rFonts w:ascii="Times New Roman" w:hAnsi="Times New Roman" w:hint="eastAsia" w:cs="Times New Roman" w:eastAsia="宋体"/>
+          <w:rFonts w:ascii="Times New Roman" w:hAnsi="Times New Roman" w:cs="Times New Roman" w:eastAsia="黑体"/>
+          <w:b w:val="0"/>
+          <w:sz w:val="24"/>
+        </w:rPr>
+        <w:t xml:space="preserve">． </w:t>
+      </w:r>
+      <w:r>
+        <w:rPr>
+          <w:rFonts w:ascii="Times New Roman" w:hAnsi="Times New Roman" w:hint="eastAsia" w:cs="Times New Roman" w:eastAsia="黑体"/>
           <w:b w:val="0"/>
           <w:sz w:val="24"/>
         </w:rPr>
@@ -3541,7 +3541,7 @@
       </w:r>
       <w:r>
         <w:rPr>
-          <w:rFonts w:ascii="Times New Roman" w:hAnsi="Times New Roman" w:cs="Times New Roman" w:eastAsia="宋体"/>
+          <w:rFonts w:ascii="Times New Roman" w:hAnsi="Times New Roman" w:cs="Times New Roman" w:eastAsia="黑体"/>
           <w:b w:val="0"/>
           <w:sz w:val="24"/>
         </w:rPr>

--- a/开题报告/开题报告-基于PX4的水下航行器模型控制方法研究.docx
+++ b/开题报告/开题报告-基于PX4的水下航行器模型控制方法研究.docx
@@ -1304,1122 +1304,1122 @@
         </w:rPr>
       </w:r>
     </w:p>
+    <w:p>
+      <w:pPr>
+        <w:pStyle w:val="a7"/>
+        <w:spacing w:line="360" w:lineRule="auto" w:beforeLines="50" w:before="120" w:afterLines="50" w:after="120"/>
+        <w:ind w:firstLine="480" w:firstLineChars="200"/>
+      </w:pPr>
+      <w:r>
+        <w:rPr>
+          <w:rFonts w:ascii="Times New Roman" w:hAnsi="Times New Roman" w:cs="Times New Roman" w:eastAsia="宋体"/>
+          <w:b w:val="0"/>
+          <w:sz w:val="24"/>
+        </w:rPr>
+        <w:t>2.1 水下航行器六自由度机理建模与参数辨识研究现状</w:t>
+      </w:r>
+    </w:p>
+    <w:p>
+      <w:pPr>
+        <w:pStyle w:val="a7"/>
+        <w:spacing w:line="360" w:lineRule="auto" w:beforeLines="0" w:before="0" w:afterLines="0" w:after="0"/>
+        <w:ind w:firstLine="480" w:firstLineChars="200"/>
+      </w:pPr>
+      <w:r>
+        <w:rPr>
+          <w:rFonts w:ascii="Times New Roman" w:hAnsi="Times New Roman" w:cs="Times New Roman" w:eastAsia="宋体"/>
+          <w:b w:val="0"/>
+          <w:sz w:val="24"/>
+        </w:rPr>
+        <w:t>建立精确的水动力学与运动学模型，是水下航行器开展动力学仿真、状态估计与闭环控制设计的理论基础。在海洋工程与水下机器人领域，挪威学者 Fossen</w:t>
+      </w:r>
+      <w:r>
+        <w:rPr>
+          <w:rFonts w:ascii="Times New Roman" w:hAnsi="Times New Roman" w:cs="Times New Roman" w:eastAsia="宋体"/>
+          <w:b w:val="0"/>
+          <w:sz w:val="24"/>
+          <w:vertAlign w:val="superscript"/>
+        </w:rPr>
+        <w:t>[3]</w:t>
+      </w:r>
+      <w:r>
+        <w:rPr>
+          <w:rFonts w:ascii="Times New Roman" w:hAnsi="Times New Roman" w:cs="Times New Roman" w:eastAsia="宋体"/>
+          <w:b w:val="0"/>
+          <w:sz w:val="24"/>
+        </w:rPr>
+        <w:t xml:space="preserve"> 基于牛顿-欧拉方程与流体势流理论构建的非线性动力学统一建模体系，已成为学术界与工业界广泛遵循的经典范式</w:t>
+      </w:r>
+      <w:r>
+        <w:rPr>
+          <w:rFonts w:ascii="Times New Roman" w:hAnsi="Times New Roman" w:cs="Times New Roman" w:eastAsia="宋体"/>
+          <w:b w:val="0"/>
+          <w:sz w:val="24"/>
+          <w:vertAlign w:val="superscript"/>
+        </w:rPr>
+        <w:t>[10]</w:t>
+      </w:r>
+      <w:r>
+        <w:rPr>
+          <w:rFonts w:ascii="Times New Roman" w:hAnsi="Times New Roman" w:cs="Times New Roman" w:eastAsia="宋体"/>
+          <w:b w:val="0"/>
+          <w:sz w:val="24"/>
+        </w:rPr>
+        <w:t>；严卫生等人</w:t>
+      </w:r>
+      <w:r>
+        <w:rPr>
+          <w:rFonts w:ascii="Times New Roman" w:hAnsi="Times New Roman" w:cs="Times New Roman" w:eastAsia="宋体"/>
+          <w:b w:val="0"/>
+          <w:sz w:val="24"/>
+          <w:vertAlign w:val="superscript"/>
+        </w:rPr>
+        <w:t>[11]</w:t>
+      </w:r>
+      <w:r>
+        <w:rPr>
+          <w:rFonts w:ascii="Times New Roman" w:hAnsi="Times New Roman" w:cs="Times New Roman" w:eastAsia="宋体"/>
+          <w:b w:val="0"/>
+          <w:sz w:val="24"/>
+        </w:rPr>
+        <w:t xml:space="preserve"> 进一步针对复杂水下航行器系统给出了六自由度空间运动学与刚体-流体动力学的系统化分析方法。该体系将航行器空间运动解耦为附体坐标系下的速度矢量与惯性坐标系下的位姿矢量，完整刻画了刚体质量惯性、水动力附加质量、科氏力与向心力、流体阻尼以及重浮力恢复力矩等动力学分量；Prestero</w:t>
+      </w:r>
+      <w:r>
+        <w:rPr>
+          <w:rFonts w:ascii="Times New Roman" w:hAnsi="Times New Roman" w:cs="Times New Roman" w:eastAsia="宋体"/>
+          <w:b w:val="0"/>
+          <w:sz w:val="24"/>
+          <w:vertAlign w:val="superscript"/>
+        </w:rPr>
+        <w:t>[12]</w:t>
+      </w:r>
+      <w:r>
+        <w:rPr>
+          <w:rFonts w:ascii="Times New Roman" w:hAnsi="Times New Roman" w:cs="Times New Roman" w:eastAsia="宋体"/>
+          <w:b w:val="0"/>
+          <w:sz w:val="24"/>
+        </w:rPr>
+        <w:t xml:space="preserve"> 则基于该机理体系完成了 REMUS 航行器六自由度动力学模型的全维度试验标定与仿真验证，建立了水下小型航行器机理参数测算与模型校验的公认基准。由于航行器在水下作空间多自由度机动时，刚体惯性与恢复力参数通常可通过三维几何模型与称重浮心试验准确获取，动力学建模的核心难点与不确定性主要集中在水动力参数的确定，尤其是附加质量矩阵与非线性流体阻尼矩阵的求解与辨识。围绕这一核心问题，国内外学者形成了经验公式解析法、计算流体力学数值模拟法、物理水池试验法以及时域数据驱动辨识法等主要研究途径。</w:t>
+      </w:r>
+    </w:p>
+    <w:p>
+      <w:pPr>
+        <w:pStyle w:val="a7"/>
+        <w:spacing w:line="360" w:lineRule="auto" w:beforeLines="0" w:before="0" w:afterLines="0" w:after="0"/>
+        <w:ind w:firstLine="480" w:firstLineChars="200"/>
+      </w:pPr>
+      <w:r>
+        <w:rPr>
+          <w:rFonts w:ascii="Times New Roman" w:hAnsi="Times New Roman" w:cs="Times New Roman" w:eastAsia="宋体"/>
+          <w:b w:val="0"/>
+          <w:sz w:val="24"/>
+        </w:rPr>
+        <w:t>经验公式解析法主要基于细长体理论与经典势流力学中的 Lamb 椭球体解析公式，利用航行器的外形几何特征快速估算附加质量与线性阻尼。该方法计算速度极快，但其理论推导依赖于流体无粘、无旋及几何形体对称等严苛假设，主要适用于外形光滑规则的流线型鱼雷体自主潜航器（AUV）。对于配备外挂推进器及复杂框架结构的紧凑便携式水下航行器，几何外形的非对称性与强烈的流体附体干扰，使得经验解析公式的计算误差显著增大，适用性严重受限。计算流体力学（CFD）数值模拟法通过离散求解雷诺平均纳维-斯托克斯（RANS）方程，利用动网格技术模拟航行器的纯纵荡、纯俯仰等虚拟平面运动机构（PMM）或直航工况，能够精细解析边界层流动分离与近壁面涡脱落现象，在缺乏实体物理样机的前期设计阶段具有重要参考价值</w:t>
+      </w:r>
+      <w:r>
+        <w:rPr>
+          <w:rFonts w:ascii="Times New Roman" w:hAnsi="Times New Roman" w:cs="Times New Roman" w:eastAsia="宋体"/>
+          <w:b w:val="0"/>
+          <w:sz w:val="24"/>
+          <w:vertAlign w:val="superscript"/>
+        </w:rPr>
+        <w:t>[13]</w:t>
+      </w:r>
+      <w:r>
+        <w:rPr>
+          <w:rFonts w:ascii="Times New Roman" w:hAnsi="Times New Roman" w:cs="Times New Roman" w:eastAsia="宋体"/>
+          <w:b w:val="0"/>
+          <w:sz w:val="24"/>
+        </w:rPr>
+        <w:t>。然而，CFD 方法对网格划分密度与近壁面湍流模型极其敏感，单工况仿真即需耗费数小时乃至数十小时的高性能计算资源，计算开销巨大且高度依赖高算力服务器集群，难以直接应用于控制器的在线模型更新或快速工程迭代。</w:t>
+      </w:r>
+    </w:p>
+    <w:p>
+      <w:pPr>
+        <w:pStyle w:val="a7"/>
+        <w:spacing w:line="360" w:lineRule="auto" w:beforeLines="0" w:before="0" w:afterLines="0" w:after="0"/>
+        <w:ind w:firstLine="480" w:firstLineChars="200"/>
+      </w:pPr>
+      <w:r>
+        <w:rPr>
+          <w:rFonts w:ascii="Times New Roman" w:hAnsi="Times New Roman" w:cs="Times New Roman" w:eastAsia="宋体"/>
+          <w:b w:val="0"/>
+          <w:sz w:val="24"/>
+        </w:rPr>
+        <w:t>相较于理论估算与数值模拟，物理水池试验法通过直接测量航行器在水体中的流体动力响应，能够真实反映复杂附体干扰与非线性阻尼特性，是水动力学研究中获取与校验模型参数的直接途径。传统的物理试验依赖于大型拖曳水池及外置大型平面运动机构，通过机械刚性强迫振荡测量航行器受力，测试精度高，但试验设施造价昂贵、调遣周期长，微小型水下航行器的研发通常难以承受其高昂成本。为突破这一限制，Caccia 等人</w:t>
+      </w:r>
+      <w:r>
+        <w:rPr>
+          <w:rFonts w:ascii="Times New Roman" w:hAnsi="Times New Roman" w:cs="Times New Roman" w:eastAsia="宋体"/>
+          <w:b w:val="0"/>
+          <w:sz w:val="24"/>
+          <w:vertAlign w:val="superscript"/>
+        </w:rPr>
+        <w:t>[14]</w:t>
+      </w:r>
+      <w:r>
+        <w:rPr>
+          <w:rFonts w:ascii="Times New Roman" w:hAnsi="Times New Roman" w:cs="Times New Roman" w:eastAsia="宋体"/>
+          <w:b w:val="0"/>
+          <w:sz w:val="24"/>
+        </w:rPr>
+        <w:t xml:space="preserve"> 提出了基于航行器板载传感器的轻量化时域试验辨识范式，开创了无需外置大型拖曳水池、仅利用推进器已知激励输入与板载惯导及测速传感器输出，通过阶跃推力试验与自由衰减试验在时域内分离解耦提取线性与二次阻尼参数的工程实现路径。此后，Chin 与 Lau</w:t>
+      </w:r>
+      <w:r>
+        <w:rPr>
+          <w:rFonts w:ascii="Times New Roman" w:hAnsi="Times New Roman" w:cs="Times New Roman" w:eastAsia="宋体"/>
+          <w:b w:val="0"/>
+          <w:sz w:val="24"/>
+          <w:vertAlign w:val="superscript"/>
+        </w:rPr>
+        <w:t>[15]</w:t>
+      </w:r>
+      <w:r>
+        <w:rPr>
+          <w:rFonts w:ascii="Times New Roman" w:hAnsi="Times New Roman" w:cs="Times New Roman" w:eastAsia="宋体"/>
+          <w:b w:val="0"/>
+          <w:sz w:val="24"/>
+        </w:rPr>
+        <w:t xml:space="preserve"> 针对复杂外形航行器拓展了空间耦合阻尼矩阵的试验建模方法，Ross 等人</w:t>
+      </w:r>
+      <w:r>
+        <w:rPr>
+          <w:rFonts w:ascii="Times New Roman" w:hAnsi="Times New Roman" w:cs="Times New Roman" w:eastAsia="宋体"/>
+          <w:b w:val="0"/>
+          <w:sz w:val="24"/>
+          <w:vertAlign w:val="superscript"/>
+        </w:rPr>
+        <w:t>[16]</w:t>
+      </w:r>
+      <w:r>
+        <w:rPr>
+          <w:rFonts w:ascii="Times New Roman" w:hAnsi="Times New Roman" w:cs="Times New Roman" w:eastAsia="宋体"/>
+          <w:b w:val="0"/>
+          <w:sz w:val="24"/>
+        </w:rPr>
+        <w:t xml:space="preserve"> 与 Avila 等人</w:t>
+      </w:r>
+      <w:r>
+        <w:rPr>
+          <w:rFonts w:ascii="Times New Roman" w:hAnsi="Times New Roman" w:cs="Times New Roman" w:eastAsia="宋体"/>
+          <w:b w:val="0"/>
+          <w:sz w:val="24"/>
+          <w:vertAlign w:val="superscript"/>
+        </w:rPr>
+        <w:t>[17]</w:t>
+      </w:r>
+      <w:r>
+        <w:rPr>
+          <w:rFonts w:ascii="Times New Roman" w:hAnsi="Times New Roman" w:cs="Times New Roman" w:eastAsia="宋体"/>
+          <w:b w:val="0"/>
+          <w:sz w:val="24"/>
+        </w:rPr>
+        <w:t xml:space="preserve"> 则进一步规范了自由衰减试验在多轴水动力系数辨识中的数据处理流程。板载试验辨识方法有效降低了试验门槛，但在对状态变量进行离散数值微分以获取加速度信号时，极易放大高频测量噪声，影响辨识精度。</w:t>
+      </w:r>
+    </w:p>
+    <w:p>
+      <w:pPr>
+        <w:pStyle w:val="a7"/>
+        <w:spacing w:line="360" w:lineRule="auto" w:beforeLines="0" w:before="0" w:afterLines="0" w:after="0"/>
+        <w:ind w:firstLine="480" w:firstLineChars="200"/>
+      </w:pPr>
+      <w:r>
+        <w:rPr>
+          <w:rFonts w:ascii="Times New Roman" w:hAnsi="Times New Roman" w:cs="Times New Roman" w:eastAsia="宋体"/>
+          <w:b w:val="0"/>
+          <w:sz w:val="24"/>
+        </w:rPr>
+        <w:t>针对传统时域最小二乘辨识对微分噪声敏感的问题，近年来数据驱动与滤波抗噪辨识方法取得了显著进展。Park 等人</w:t>
+      </w:r>
+      <w:r>
+        <w:rPr>
+          <w:rFonts w:ascii="Times New Roman" w:hAnsi="Times New Roman" w:cs="Times New Roman" w:eastAsia="宋体"/>
+          <w:b w:val="0"/>
+          <w:sz w:val="24"/>
+          <w:vertAlign w:val="superscript"/>
+        </w:rPr>
+        <w:t>[18]</w:t>
+      </w:r>
+      <w:r>
+        <w:rPr>
+          <w:rFonts w:ascii="Times New Roman" w:hAnsi="Times New Roman" w:cs="Times New Roman" w:eastAsia="宋体"/>
+          <w:b w:val="0"/>
+          <w:sz w:val="24"/>
+        </w:rPr>
+        <w:t xml:space="preserve"> 提出了广义动量回归辨识法，通过对刚体动力学方程在时域进行积分变换，将求解加速度转化为求解广义动量积分，从原理上彻底避免了对角速度信号进行数值微分引入的噪声放大，显著提升了水下实机测试中的参数收敛精度。Harris 等人</w:t>
+      </w:r>
+      <w:r>
+        <w:rPr>
+          <w:rFonts w:ascii="Times New Roman" w:hAnsi="Times New Roman" w:cs="Times New Roman" w:eastAsia="宋体"/>
+          <w:b w:val="0"/>
+          <w:sz w:val="24"/>
+          <w:vertAlign w:val="superscript"/>
+        </w:rPr>
+        <w:t>[19]</w:t>
+      </w:r>
+      <w:r>
+        <w:rPr>
+          <w:rFonts w:ascii="Times New Roman" w:hAnsi="Times New Roman" w:cs="Times New Roman" w:eastAsia="宋体"/>
+          <w:b w:val="0"/>
+          <w:sz w:val="24"/>
+        </w:rPr>
+        <w:t xml:space="preserve"> 提出了基于零空间滤波的自适应辨识框架，在航行器执行闭环控制任务的同时，利用控制分配的零空间富余自由度进行持续激励信号注入，实现了多维水动力参数的在线解耦辨识。此外，物理信息神经网络（PINN）</w:t>
+      </w:r>
+      <w:r>
+        <w:rPr>
+          <w:rFonts w:ascii="Times New Roman" w:hAnsi="Times New Roman" w:cs="Times New Roman" w:eastAsia="宋体"/>
+          <w:b w:val="0"/>
+          <w:sz w:val="24"/>
+          <w:vertAlign w:val="superscript"/>
+        </w:rPr>
+        <w:t>[20]</w:t>
+      </w:r>
+      <w:r>
+        <w:rPr>
+          <w:rFonts w:ascii="Times New Roman" w:hAnsi="Times New Roman" w:cs="Times New Roman" w:eastAsia="宋体"/>
+          <w:b w:val="0"/>
+          <w:sz w:val="24"/>
+        </w:rPr>
+        <w:t xml:space="preserve"> 与动态系统稀疏辨识（SINDy）</w:t>
+      </w:r>
+      <w:r>
+        <w:rPr>
+          <w:rFonts w:ascii="Times New Roman" w:hAnsi="Times New Roman" w:cs="Times New Roman" w:eastAsia="宋体"/>
+          <w:b w:val="0"/>
+          <w:sz w:val="24"/>
+          <w:vertAlign w:val="superscript"/>
+        </w:rPr>
+        <w:t>[21]</w:t>
+      </w:r>
+      <w:r>
+        <w:rPr>
+          <w:rFonts w:ascii="Times New Roman" w:hAnsi="Times New Roman" w:cs="Times New Roman" w:eastAsia="宋体"/>
+          <w:b w:val="0"/>
+          <w:sz w:val="24"/>
+        </w:rPr>
+        <w:t xml:space="preserve"> 等将先验物理定律与数据驱动相结合的非线性辨识方法展现了良好潜力；Chen 等人</w:t>
+      </w:r>
+      <w:r>
+        <w:rPr>
+          <w:rFonts w:ascii="Times New Roman" w:hAnsi="Times New Roman" w:cs="Times New Roman" w:eastAsia="宋体"/>
+          <w:b w:val="0"/>
+          <w:sz w:val="24"/>
+          <w:vertAlign w:val="superscript"/>
+        </w:rPr>
+        <w:t>[22]</w:t>
+      </w:r>
+      <w:r>
+        <w:rPr>
+          <w:rFonts w:ascii="Times New Roman" w:hAnsi="Times New Roman" w:cs="Times New Roman" w:eastAsia="宋体"/>
+          <w:b w:val="0"/>
+          <w:sz w:val="24"/>
+        </w:rPr>
+        <w:t xml:space="preserve"> 提出的神经常微分方程（Neural ODE）通过将残差动力学映射为连续时间状态演化，为复杂时变动态的连续辨识开辟了新途径；Duong 与 Atanasov</w:t>
+      </w:r>
+      <w:r>
+        <w:rPr>
+          <w:rFonts w:ascii="Times New Roman" w:hAnsi="Times New Roman" w:cs="Times New Roman" w:eastAsia="宋体"/>
+          <w:b w:val="0"/>
+          <w:sz w:val="24"/>
+          <w:vertAlign w:val="superscript"/>
+        </w:rPr>
+        <w:t>[23]</w:t>
+      </w:r>
+      <w:r>
+        <w:rPr>
+          <w:rFonts w:ascii="Times New Roman" w:hAnsi="Times New Roman" w:cs="Times New Roman" w:eastAsia="宋体"/>
+          <w:b w:val="0"/>
+          <w:sz w:val="24"/>
+        </w:rPr>
+        <w:t xml:space="preserve"> 则进一步将李群几何与能量守恒定律引入连续神经网络，提出了面向海洋航行器的端口哈密顿神经微分方程（PH-NODE），在保持物理系统能量守恒的前提下实现了流体阻尼与强耦合动力学的高保真学习。然而，纯数据驱动与深度学习辨识方法高度依赖大规模高质量训练样本，且复杂的网络结构在小型嵌入式系统上的模型泛化性与在线推断开销仍面临显著挑战。</w:t>
+      </w:r>
+    </w:p>
+    <w:p>
+      <w:pPr>
+        <w:pStyle w:val="a7"/>
+        <w:spacing w:line="360" w:lineRule="auto" w:beforeLines="0" w:before="0" w:afterLines="0" w:after="0"/>
+        <w:ind w:firstLine="480" w:firstLineChars="200"/>
+      </w:pPr>
+      <w:r>
+        <w:rPr>
+          <w:rFonts w:ascii="Times New Roman" w:hAnsi="Times New Roman" w:cs="Times New Roman" w:eastAsia="宋体"/>
+          <w:b w:val="0"/>
+          <w:sz w:val="24"/>
+        </w:rPr>
+        <w:t>综合上述研究现状可知，针对便携式微小型水下航行器的工程应用背景，纯经验公式精度不足，CFD 数值模拟开销过重，而大型拖曳水池试验成本过高。因此，以成熟的 Fossen 六自由度动力学机理方程为理论底座，设计基于板载传感器响应的推进器阶跃与自由衰减试验流程，并结合抗噪动量变换与时域拟合算法进行关键水动力参数的提取与模型校验，是兼顾建模保真度、工程可实施性与低研发成本的合理技术路线。</w:t>
+      </w:r>
+    </w:p>
+    <w:p>
+      <w:pPr>
+        <w:pStyle w:val="a7"/>
+        <w:spacing w:line="360" w:lineRule="auto" w:beforeLines="50" w:before="120" w:afterLines="50" w:after="120"/>
+        <w:ind w:firstLine="480" w:firstLineChars="200"/>
+      </w:pPr>
+      <w:r>
+        <w:rPr>
+          <w:rFonts w:ascii="Times New Roman" w:hAnsi="Times New Roman" w:cs="Times New Roman" w:eastAsia="宋体"/>
+          <w:b w:val="0"/>
+          <w:sz w:val="24"/>
+        </w:rPr>
+        <w:t>2.2 水下航行器运动控制与动态补偿方法研究现状</w:t>
+      </w:r>
+    </w:p>
+    <w:p>
+      <w:pPr>
+        <w:pStyle w:val="a7"/>
+        <w:spacing w:line="360" w:lineRule="auto" w:beforeLines="0" w:before="0" w:afterLines="0" w:after="0"/>
+        <w:ind w:firstLine="480" w:firstLineChars="200"/>
+      </w:pPr>
+      <w:r>
+        <w:rPr>
+          <w:rFonts w:ascii="Times New Roman" w:hAnsi="Times New Roman" w:cs="Times New Roman" w:eastAsia="宋体"/>
+          <w:b w:val="0"/>
+          <w:sz w:val="24"/>
+        </w:rPr>
+        <w:t>水下航行器在近壁面流扰、受限水域与强剪切流场中作业时，面临着剧烈的水动力非线性耗散、六自由度多轴强耦合以及执行器推力饱和等复杂动态特性。如何在保证闭环稳定性的前提下，实现空间定点悬停、姿态稳定以及高精度轨迹跟踪，是水下机器人控制领域长盛不衰的研究热点</w:t>
+      </w:r>
+      <w:r>
+        <w:rPr>
+          <w:rFonts w:ascii="Times New Roman" w:hAnsi="Times New Roman" w:cs="Times New Roman" w:eastAsia="宋体"/>
+          <w:b w:val="0"/>
+          <w:sz w:val="24"/>
+          <w:vertAlign w:val="superscript"/>
+        </w:rPr>
+        <w:t>[24]</w:t>
+      </w:r>
+      <w:r>
+        <w:rPr>
+          <w:rFonts w:ascii="Times New Roman" w:hAnsi="Times New Roman" w:cs="Times New Roman" w:eastAsia="宋体"/>
+          <w:b w:val="0"/>
+          <w:sz w:val="24"/>
+        </w:rPr>
+        <w:t>；朱大奇与孙兵</w:t>
+      </w:r>
+      <w:r>
+        <w:rPr>
+          <w:rFonts w:ascii="Times New Roman" w:hAnsi="Times New Roman" w:cs="Times New Roman" w:eastAsia="宋体"/>
+          <w:b w:val="0"/>
+          <w:sz w:val="24"/>
+          <w:vertAlign w:val="superscript"/>
+        </w:rPr>
+        <w:t>[25]</w:t>
+      </w:r>
+      <w:r>
+        <w:rPr>
+          <w:rFonts w:ascii="Times New Roman" w:hAnsi="Times New Roman" w:cs="Times New Roman" w:eastAsia="宋体"/>
+          <w:b w:val="0"/>
+          <w:sz w:val="24"/>
+        </w:rPr>
+        <w:t xml:space="preserve"> 对水下机器人运动控制技术的演进脉络与典型控制架构进行了系统综述。经过数十年的演进，国内外学者围绕海洋航行器运动控制与动态补偿形成了清晰的理论与技术脉络，主要涵盖经典线性解耦控制、强鲁棒滑模变结构控制、李雅普诺夫递归反步控制、基于机理模型的动态逆与前馈解耦控制、主动抗扰与增量动态逆控制，以及在线预测优化与数据学习控制等代表性方法。</w:t>
+      </w:r>
+    </w:p>
+    <w:p>
+      <w:pPr>
+        <w:pStyle w:val="a7"/>
+        <w:spacing w:line="360" w:lineRule="auto" w:beforeLines="0" w:before="0" w:afterLines="0" w:after="0"/>
+        <w:ind w:firstLine="480" w:firstLineChars="200"/>
+      </w:pPr>
+      <w:r>
+        <w:rPr>
+          <w:rFonts w:ascii="Times New Roman" w:hAnsi="Times New Roman" w:cs="Times New Roman" w:eastAsia="宋体"/>
+          <w:b w:val="0"/>
+          <w:sz w:val="24"/>
+        </w:rPr>
+        <w:t>经典线性解耦控制方法以单回路比例-积分-微分（PID）控制、增益调度 PID 以及线性二次型调节器（LQR）为代表。由于算法结构直观、计算开销小且工程成熟度高，PID 控制至今仍是多数商用巡检级遥控航行器（ROV）广泛采用的底层基准方案</w:t>
+      </w:r>
+      <w:r>
+        <w:rPr>
+          <w:rFonts w:ascii="Times New Roman" w:hAnsi="Times New Roman" w:cs="Times New Roman" w:eastAsia="宋体"/>
+          <w:b w:val="0"/>
+          <w:sz w:val="24"/>
+          <w:vertAlign w:val="superscript"/>
+        </w:rPr>
+        <w:t>[26]</w:t>
+      </w:r>
+      <w:r>
+        <w:rPr>
+          <w:rFonts w:ascii="Times New Roman" w:hAnsi="Times New Roman" w:cs="Times New Roman" w:eastAsia="宋体"/>
+          <w:b w:val="0"/>
+          <w:sz w:val="24"/>
+        </w:rPr>
+        <w:t>。然而，线性控制器通常基于平衡工作点展开小扰动线性化假设，在水下高密度黏性介质中，当航行器进行大幅度机动或遭遇突发不对称水流冲击时，水动力二次非线性阻尼与多轴交叉耦合显著增强，固定增益的单轴线性控制器性能急剧退化，普遍表现为响应滞后、动态超调过大甚至诱发持续的振荡失稳。</w:t>
+      </w:r>
+    </w:p>
+    <w:p>
+      <w:pPr>
+        <w:pStyle w:val="a7"/>
+        <w:spacing w:line="360" w:lineRule="auto" w:beforeLines="0" w:before="0" w:afterLines="0" w:after="0"/>
+        <w:ind w:firstLine="480" w:firstLineChars="200"/>
+      </w:pPr>
+      <w:r>
+        <w:rPr>
+          <w:rFonts w:ascii="Times New Roman" w:hAnsi="Times New Roman" w:cs="Times New Roman" w:eastAsia="宋体"/>
+          <w:b w:val="0"/>
+          <w:sz w:val="24"/>
+        </w:rPr>
+        <w:t>为克服水动力参数不确定性与外部流扰，20 世纪 80 年代起，强鲁棒滑模控制（SMC）方法被引入水下航行器控制领域。Yoerger 与 Slotine</w:t>
+      </w:r>
+      <w:r>
+        <w:rPr>
+          <w:rFonts w:ascii="Times New Roman" w:hAnsi="Times New Roman" w:cs="Times New Roman" w:eastAsia="宋体"/>
+          <w:b w:val="0"/>
+          <w:sz w:val="24"/>
+          <w:vertAlign w:val="superscript"/>
+        </w:rPr>
+        <w:t>[27]</w:t>
+      </w:r>
+      <w:r>
+        <w:rPr>
+          <w:rFonts w:ascii="Times New Roman" w:hAnsi="Times New Roman" w:cs="Times New Roman" w:eastAsia="宋体"/>
+          <w:b w:val="0"/>
+          <w:sz w:val="24"/>
+        </w:rPr>
+        <w:t xml:space="preserve"> 首次针对水下航行器动力学参数摄动构建了滑模变结构控制器，并首创滑动边界层平滑连续化技术，有效缓解了传统滑模开关控制在推进器无刷电机上诱发的高频剧烈抖振（Chattering）；随后，Healey 与 Lienard</w:t>
+      </w:r>
+      <w:r>
+        <w:rPr>
+          <w:rFonts w:ascii="Times New Roman" w:hAnsi="Times New Roman" w:cs="Times New Roman" w:eastAsia="宋体"/>
+          <w:b w:val="0"/>
+          <w:sz w:val="24"/>
+          <w:vertAlign w:val="superscript"/>
+        </w:rPr>
+        <w:t>[28]</w:t>
+      </w:r>
+      <w:r>
+        <w:rPr>
+          <w:rFonts w:ascii="Times New Roman" w:hAnsi="Times New Roman" w:cs="Times New Roman" w:eastAsia="宋体"/>
+          <w:b w:val="0"/>
+          <w:sz w:val="24"/>
+        </w:rPr>
+        <w:t xml:space="preserve"> 提出了面向多变量功能子系统的解耦滑模架构，成功实现了纵荡航速、垂荡下潜与偏航转向运动的子系统滑模解耦。滑模控制对匹配扰动具有天然的不变性，但边界层内的连续化折中往往削弱了抗扰精度，且为了抑制大水流扰动而整定的较大切换增益，容易导致推进器频繁经历剧烈的正反转阶跃，加剧机械磨损与电池能量损耗；为此，Chu 等人</w:t>
+      </w:r>
+      <w:r>
+        <w:rPr>
+          <w:rFonts w:ascii="Times New Roman" w:hAnsi="Times New Roman" w:cs="Times New Roman" w:eastAsia="宋体"/>
+          <w:b w:val="0"/>
+          <w:sz w:val="24"/>
+          <w:vertAlign w:val="superscript"/>
+        </w:rPr>
+        <w:t>[29]</w:t>
+      </w:r>
+      <w:r>
+        <w:rPr>
+          <w:rFonts w:ascii="Times New Roman" w:hAnsi="Times New Roman" w:cs="Times New Roman" w:eastAsia="宋体"/>
+          <w:b w:val="0"/>
+          <w:sz w:val="24"/>
+        </w:rPr>
+        <w:t xml:space="preserve"> 针对未知海流扰动与推进器推力饱和双重受限工况，提出了带高增益状态观测器的自适应积分端点滑模控制方案，有效改善了多轴饱和受限下的抗扰跟踪性能，但其观测器增益自适应调节规律依然较为复杂。</w:t>
+      </w:r>
+    </w:p>
+    <w:p>
+      <w:pPr>
+        <w:pStyle w:val="a7"/>
+        <w:spacing w:line="360" w:lineRule="auto" w:beforeLines="0" w:before="0" w:afterLines="0" w:after="0"/>
+        <w:ind w:firstLine="480" w:firstLineChars="200"/>
+      </w:pPr>
+      <w:r>
+        <w:rPr>
+          <w:rFonts w:ascii="Times New Roman" w:hAnsi="Times New Roman" w:cs="Times New Roman" w:eastAsia="宋体"/>
+          <w:b w:val="0"/>
+          <w:sz w:val="24"/>
+        </w:rPr>
+        <w:t>随着非线性系统理论的发展，李雅普诺夫递归反步控制（Backstepping）方法在 20 世纪 90 年代后得到系统研究</w:t>
+      </w:r>
+      <w:r>
+        <w:rPr>
+          <w:rFonts w:ascii="Times New Roman" w:hAnsi="Times New Roman" w:cs="Times New Roman" w:eastAsia="宋体"/>
+          <w:b w:val="0"/>
+          <w:sz w:val="24"/>
+          <w:vertAlign w:val="superscript"/>
+        </w:rPr>
+        <w:t>[30]</w:t>
+      </w:r>
+      <w:r>
+        <w:rPr>
+          <w:rFonts w:ascii="Times New Roman" w:hAnsi="Times New Roman" w:cs="Times New Roman" w:eastAsia="宋体"/>
+          <w:b w:val="0"/>
+          <w:sz w:val="24"/>
+        </w:rPr>
+        <w:t>。该方法打破了传统几何反馈线性化必须满足严格相对阶与对消全部非线性的苛刻限制，通过引入虚拟控制量，将高阶动力学系统分解为不超过系统阶数的多个级联标量子系统，自底向上逐步递推设计虚拟控制函数并构造控制李雅普诺夫函数（CLF），在严格数学意义上保证了全状态的渐近稳定性。尽管反步法在欠驱动航行器路径跟踪中展现了优良的全局稳定性，但随着控制自由度增加，高阶虚控制量的连续解析求导引发了“微分项计算膨胀（Explosion of Terms）”的固有缺陷，导致嵌入式解算负担加剧，且微分运算对传感器高频测量噪声极其敏感。</w:t>
+      </w:r>
+    </w:p>
+    <w:p>
+      <w:pPr>
+        <w:pStyle w:val="a7"/>
+        <w:spacing w:line="360" w:lineRule="auto" w:beforeLines="0" w:before="0" w:afterLines="0" w:after="0"/>
+        <w:ind w:firstLine="480" w:firstLineChars="200"/>
+      </w:pPr>
+      <w:r>
+        <w:rPr>
+          <w:rFonts w:ascii="Times New Roman" w:hAnsi="Times New Roman" w:cs="Times New Roman" w:eastAsia="宋体"/>
+          <w:b w:val="0"/>
+          <w:sz w:val="24"/>
+        </w:rPr>
+        <w:t>针对高阶非线性控制在工程实机中难以部署的问题，基于机理模型的动态逆与前馈解耦控制方法提供了兼顾模型精度与计算效率的解决途径。该方法利用航行器六自由度非线性动力学机理模型（包括质量惯性、附加质量、非线性阻尼及科氏力等），通过代数逆变换在控制算法中构建前馈对消回路，将复杂的非线性强耦合系统解耦为相互独立的线性通道。Smallwood 与 Whitcomb</w:t>
+      </w:r>
+      <w:r>
+        <w:rPr>
+          <w:rFonts w:ascii="Times New Roman" w:hAnsi="Times New Roman" w:cs="Times New Roman" w:eastAsia="宋体"/>
+          <w:b w:val="0"/>
+          <w:sz w:val="24"/>
+          <w:vertAlign w:val="superscript"/>
+        </w:rPr>
+        <w:t>[9]</w:t>
+      </w:r>
+      <w:r>
+        <w:rPr>
+          <w:rFonts w:ascii="Times New Roman" w:hAnsi="Times New Roman" w:cs="Times New Roman" w:eastAsia="宋体"/>
+          <w:b w:val="0"/>
+          <w:sz w:val="24"/>
+        </w:rPr>
+        <w:t xml:space="preserve"> 在其具有里程碑意义的物理实机试验中，系统开展了水下机器人动力定位与轨迹跟踪的消融评估，实测证明引入精确的动力学机理前馈补偿可将闭环跟踪均方根误差降低一个数量级以上。该方法具有显式解析形式且计算耗时极低，但其抗扰性能依赖于离线模型的保真度，在实际工程中通常需与鲁棒反馈内环相结合，以抑制残余模型误差与非定常扰动。</w:t>
+      </w:r>
+    </w:p>
+    <w:p>
+      <w:pPr>
+        <w:pStyle w:val="a7"/>
+        <w:spacing w:line="360" w:lineRule="auto" w:beforeLines="0" w:before="0" w:afterLines="0" w:after="0"/>
+        <w:ind w:firstLine="480" w:firstLineChars="200"/>
+      </w:pPr>
+      <w:r>
+        <w:rPr>
+          <w:rFonts w:ascii="Times New Roman" w:hAnsi="Times New Roman" w:cs="Times New Roman" w:eastAsia="宋体"/>
+          <w:b w:val="0"/>
+          <w:sz w:val="24"/>
+        </w:rPr>
+        <w:t>近十年来，为降低控制系统对离线先验机理模型的过度依赖，控制理论由依赖全局全量模型的传统动态逆向依靠机载传感器高频反馈的主动抗扰与增量控制方法演进。自抗扰控制（ADRC）与增量非线性动态逆（INDI）将航行器内部未建模动态与未知流扰统摄为“总扰动”，利用扩张状态观测器（ESO）或机载惯性测量单元（IMU）高频采集的角加速度信号，在毫秒级离散控制步长内实时提取扰动值并实施增量对消。Smeur 等人</w:t>
+      </w:r>
+      <w:r>
+        <w:rPr>
+          <w:rFonts w:ascii="Times New Roman" w:hAnsi="Times New Roman" w:cs="Times New Roman" w:eastAsia="宋体"/>
+          <w:b w:val="0"/>
+          <w:sz w:val="24"/>
+          <w:vertAlign w:val="superscript"/>
+        </w:rPr>
+        <w:t>[31]</w:t>
+      </w:r>
+      <w:r>
+        <w:rPr>
+          <w:rFonts w:ascii="Times New Roman" w:hAnsi="Times New Roman" w:cs="Times New Roman" w:eastAsia="宋体"/>
+          <w:b w:val="0"/>
+          <w:sz w:val="24"/>
+        </w:rPr>
+        <w:t xml:space="preserve"> 奠定了增量动态逆在欠驱动飞行器中的鲁棒控制基础，Slawik 等人</w:t>
+      </w:r>
+      <w:r>
+        <w:rPr>
+          <w:rFonts w:ascii="Times New Roman" w:hAnsi="Times New Roman" w:cs="Times New Roman" w:eastAsia="宋体"/>
+          <w:b w:val="0"/>
+          <w:sz w:val="24"/>
+          <w:vertAlign w:val="superscript"/>
+        </w:rPr>
+        <w:t>[32]</w:t>
+      </w:r>
+      <w:r>
+        <w:rPr>
+          <w:rFonts w:ascii="Times New Roman" w:hAnsi="Times New Roman" w:cs="Times New Roman" w:eastAsia="宋体"/>
+          <w:b w:val="0"/>
+          <w:sz w:val="24"/>
+        </w:rPr>
+        <w:t xml:space="preserve"> 则将其进一步拓展至具备敏捷变态机动能力的多推进器特种水下航行器（Cuttlefish AUV）姿态控制中。该类方法显著降低了对水动力离线辨识精度的依赖，但其对传感器时钟同步精度、角加速度滤波延迟以及执行器响应带宽极为敏感，极易因相位滞后诱发高频自激振荡。</w:t>
+      </w:r>
+    </w:p>
+    <w:p>
+      <w:pPr>
+        <w:pStyle w:val="a7"/>
+        <w:spacing w:line="360" w:lineRule="auto" w:beforeLines="0" w:before="0" w:afterLines="0" w:after="0"/>
+        <w:ind w:firstLine="480" w:firstLineChars="200"/>
+      </w:pPr>
+      <w:r>
+        <w:rPr>
+          <w:rFonts w:ascii="Times New Roman" w:hAnsi="Times New Roman" w:cs="Times New Roman" w:eastAsia="宋体"/>
+          <w:b w:val="0"/>
+          <w:sz w:val="24"/>
+        </w:rPr>
+        <w:t>此外，随着机载算力的发展，在线预测优化与数据学习控制方法逐渐成为前沿热点，主要包括非线性模型预测控制（NMPC）、模型预测轮廓控制（MPCC）以及数据驱动自适应控制。Heshmati 等人</w:t>
+      </w:r>
+      <w:r>
+        <w:rPr>
+          <w:rFonts w:ascii="Times New Roman" w:hAnsi="Times New Roman" w:cs="Times New Roman" w:eastAsia="宋体"/>
+          <w:b w:val="0"/>
+          <w:sz w:val="24"/>
+          <w:vertAlign w:val="superscript"/>
+        </w:rPr>
+        <w:t>[33]</w:t>
+      </w:r>
+      <w:r>
+        <w:rPr>
+          <w:rFonts w:ascii="Times New Roman" w:hAnsi="Times New Roman" w:cs="Times New Roman" w:eastAsia="宋体"/>
+          <w:b w:val="0"/>
+          <w:sz w:val="24"/>
+        </w:rPr>
+        <w:t xml:space="preserve"> 针对欠驱动水下航行器在波流扰动下的轨迹跟踪，构建了基于非线性状态观测的鲁棒 NMPC 框架；Liniger 等人</w:t>
+      </w:r>
+      <w:r>
+        <w:rPr>
+          <w:rFonts w:ascii="Times New Roman" w:hAnsi="Times New Roman" w:cs="Times New Roman" w:eastAsia="宋体"/>
+          <w:b w:val="0"/>
+          <w:sz w:val="24"/>
+          <w:vertAlign w:val="superscript"/>
+        </w:rPr>
+        <w:t>[34]</w:t>
+      </w:r>
+      <w:r>
+        <w:rPr>
+          <w:rFonts w:ascii="Times New Roman" w:hAnsi="Times New Roman" w:cs="Times New Roman" w:eastAsia="宋体"/>
+          <w:b w:val="0"/>
+          <w:sz w:val="24"/>
+        </w:rPr>
+        <w:t xml:space="preserve"> 建立了考虑轮廓误差的预测优化模型；Torrente 等人</w:t>
+      </w:r>
+      <w:r>
+        <w:rPr>
+          <w:rFonts w:ascii="Times New Roman" w:hAnsi="Times New Roman" w:cs="Times New Roman" w:eastAsia="宋体"/>
+          <w:b w:val="0"/>
+          <w:sz w:val="24"/>
+          <w:vertAlign w:val="superscript"/>
+        </w:rPr>
+        <w:t>[35]</w:t>
+      </w:r>
+      <w:r>
+        <w:rPr>
+          <w:rFonts w:ascii="Times New Roman" w:hAnsi="Times New Roman" w:cs="Times New Roman" w:eastAsia="宋体"/>
+          <w:b w:val="0"/>
+          <w:sz w:val="24"/>
+        </w:rPr>
+        <w:t xml:space="preserve"> 则通过实机对比系统评估了数据驱动 NMPC 与基于机理模型平坦前馈补偿的性能边界，指出在计算资源受限场景下，解析模型前馈能够在耗费极低算力的前提下达成接近预测优化的动态补偿效果；Shi 等人</w:t>
+      </w:r>
+      <w:r>
+        <w:rPr>
+          <w:rFonts w:ascii="Times New Roman" w:hAnsi="Times New Roman" w:cs="Times New Roman" w:eastAsia="宋体"/>
+          <w:b w:val="0"/>
+          <w:sz w:val="24"/>
+          <w:vertAlign w:val="superscript"/>
+        </w:rPr>
+        <w:t>[36]</w:t>
+      </w:r>
+      <w:r>
+        <w:rPr>
+          <w:rFonts w:ascii="Times New Roman" w:hAnsi="Times New Roman" w:cs="Times New Roman" w:eastAsia="宋体"/>
+          <w:b w:val="0"/>
+          <w:sz w:val="24"/>
+        </w:rPr>
+        <w:t xml:space="preserve"> 提出的 Neural-Lander 框架展示了离线学习气动流扰残差以实现复杂扰动前馈补偿的有效性；加州理工学院团队在此基础上提出的 Neural-Fly 架构</w:t>
+      </w:r>
+      <w:r>
+        <w:rPr>
+          <w:rFonts w:ascii="Times New Roman" w:hAnsi="Times New Roman" w:cs="Times New Roman" w:eastAsia="宋体"/>
+          <w:b w:val="0"/>
+          <w:sz w:val="24"/>
+          <w:vertAlign w:val="superscript"/>
+        </w:rPr>
+        <w:t>[37]</w:t>
+      </w:r>
+      <w:r>
+        <w:rPr>
+          <w:rFonts w:ascii="Times New Roman" w:hAnsi="Times New Roman" w:cs="Times New Roman" w:eastAsia="宋体"/>
+          <w:b w:val="0"/>
+          <w:sz w:val="24"/>
+        </w:rPr>
+        <w:t xml:space="preserve"> 则进一步实现了深度神经网络对非定常强风扰动的毫秒级在线自适应抵御。该类算法能够在有限预测时域内显式处理推进器推力饱和与变化速率等物理约束，控制性能上限极高；然而，在线滚动优化或深度神经网络在线推理通常需要在控制周期内执行密集的多重矩阵迭代求解，其巨大的计算与内存开销超出了常规低功耗微控制器的硬件承受范围。</w:t>
+      </w:r>
+    </w:p>
+    <w:p>
+      <w:pPr>
+        <w:pStyle w:val="a7"/>
+        <w:spacing w:line="360" w:lineRule="auto" w:beforeLines="0" w:before="0" w:afterLines="0" w:after="0"/>
+        <w:ind w:firstLine="480" w:firstLineChars="200"/>
+      </w:pPr>
+      <w:r>
+        <w:rPr>
+          <w:rFonts w:ascii="Times New Roman" w:hAnsi="Times New Roman" w:cs="Times New Roman" w:eastAsia="宋体"/>
+          <w:b w:val="0"/>
+          <w:sz w:val="24"/>
+        </w:rPr>
+        <w:t>综合上述代表性控制方法的演化脉络与优缺点可知，对于搭载低功耗嵌入式飞控平台的便携式微小型水下航行器而言，纯线性控制无法克服高密度介质强流阻，滑模控制存在推进器抖振磨损，高阶反步法面临微分求导膨胀，增量动态逆受制于传感器滤波时滞，而在线预测优化与深度学习算法则难以跨越嵌入式算力瓶颈。因此，对标 Smallwood 等人验证的经典工程范式，采用基于动力学机理模型的显式前馈解耦补偿与高频状态反馈相结合的控制架构，利用计算耗时极低的解析前馈快速对消主导的二次阻尼与耦合动态，同时依托高频反馈内环抑制残余扰动与模型偏差，是契合机载嵌入式计算资源约束的合理技术选型。</w:t>
+      </w:r>
+    </w:p>
+    <w:p>
+      <w:pPr>
+        <w:pStyle w:val="a7"/>
+        <w:spacing w:line="360" w:lineRule="auto" w:beforeLines="50" w:before="120" w:afterLines="50" w:after="120"/>
+        <w:ind w:firstLine="480" w:firstLineChars="200"/>
+      </w:pPr>
+      <w:r>
+        <w:rPr>
+          <w:rFonts w:ascii="Times New Roman" w:hAnsi="Times New Roman" w:cs="Times New Roman" w:eastAsia="宋体"/>
+          <w:b w:val="0"/>
+          <w:sz w:val="24"/>
+        </w:rPr>
+        <w:t>2.3 过驱动多推进器控制分配与推力饱和处理研究现状</w:t>
+      </w:r>
+    </w:p>
+    <w:p>
+      <w:pPr>
+        <w:pStyle w:val="a7"/>
+        <w:spacing w:line="360" w:lineRule="auto" w:beforeLines="0" w:before="0" w:afterLines="0" w:after="0"/>
+        <w:ind w:firstLine="480" w:firstLineChars="200"/>
+      </w:pPr>
+      <w:r>
+        <w:rPr>
+          <w:rFonts w:ascii="Times New Roman" w:hAnsi="Times New Roman" w:cs="Times New Roman" w:eastAsia="宋体"/>
+          <w:b w:val="0"/>
+          <w:sz w:val="24"/>
+        </w:rPr>
+        <w:t>在空间对称与矢量倾斜布置的八推进器便携式水下航行器中，执行器维度高于被控机体自由度维度，系统呈现显著的空间过驱动与执行器冗余特性。上层运动控制器通常解算输出机体三维虚控制力与三维期望力矩构成的六维虚拟控制指令，底层执行系统则必须将其映射为八台推进器的独立推力或转速指令。控制分配（Control Allocation）作为连接上层运动控制算法与底层执行机构的物理映射枢纽，其核心目标是在满足推进器推力幅值、变化速率等物理约束的前提下，优化实现六维虚拟控制指令的重构解算</w:t>
+      </w:r>
+      <w:r>
+        <w:rPr>
+          <w:rFonts w:ascii="Times New Roman" w:hAnsi="Times New Roman" w:cs="Times New Roman" w:eastAsia="宋体"/>
+          <w:b w:val="0"/>
+          <w:sz w:val="24"/>
+          <w:vertAlign w:val="superscript"/>
+        </w:rPr>
+        <w:t>[7]</w:t>
+      </w:r>
+      <w:r>
+        <w:rPr>
+          <w:rFonts w:ascii="Times New Roman" w:hAnsi="Times New Roman" w:cs="Times New Roman" w:eastAsia="宋体"/>
+          <w:b w:val="0"/>
+          <w:sz w:val="24"/>
+        </w:rPr>
+        <w:t>。经过数十年发展，控制分配理论在海洋工程与航空航天领域形成了显式解析广义逆法、带约束数值优化法以及启发式抗饱和分配法等代表性技术途径</w:t>
+      </w:r>
+      <w:r>
+        <w:rPr>
+          <w:rFonts w:ascii="Times New Roman" w:hAnsi="Times New Roman" w:cs="Times New Roman" w:eastAsia="宋体"/>
+          <w:b w:val="0"/>
+          <w:sz w:val="24"/>
+          <w:vertAlign w:val="superscript"/>
+        </w:rPr>
+        <w:t>[3]</w:t>
+      </w:r>
+      <w:r>
+        <w:rPr>
+          <w:rFonts w:ascii="Times New Roman" w:hAnsi="Times New Roman" w:cs="Times New Roman" w:eastAsia="宋体"/>
+          <w:b w:val="0"/>
+          <w:sz w:val="24"/>
+        </w:rPr>
+        <w:t>。</w:t>
+      </w:r>
+    </w:p>
+    <w:p>
+      <w:pPr>
+        <w:pStyle w:val="a7"/>
+        <w:spacing w:line="360" w:lineRule="auto" w:beforeLines="0" w:before="0" w:afterLines="0" w:after="0"/>
+        <w:ind w:firstLine="480" w:firstLineChars="200"/>
+      </w:pPr>
+      <w:r>
+        <w:rPr>
+          <w:rFonts w:ascii="Times New Roman" w:hAnsi="Times New Roman" w:cs="Times New Roman" w:eastAsia="宋体"/>
+          <w:b w:val="0"/>
+          <w:sz w:val="24"/>
+        </w:rPr>
+        <w:t>显式解析广义逆法以 Moore-Penrose 伪逆以及加权伪逆（WPINV）为代表。该类方法在无执行机构物理约束假设下，通过构造以推进器控制能量最小化为目标的二次型性能指标，利用拉格朗日乘子法直接求取欠定方程组的全局闭式解析解。加权伪逆法通过在目标函数中引入对角加权矩阵，能够灵活调整不同推进器的出力权重或抑制特定推进器的功率负荷。Bodson</w:t>
+      </w:r>
+      <w:r>
+        <w:rPr>
+          <w:rFonts w:ascii="Times New Roman" w:hAnsi="Times New Roman" w:cs="Times New Roman" w:eastAsia="宋体"/>
+          <w:b w:val="0"/>
+          <w:sz w:val="24"/>
+          <w:vertAlign w:val="superscript"/>
+        </w:rPr>
+        <w:t>[38]</w:t>
+      </w:r>
+      <w:r>
+        <w:rPr>
+          <w:rFonts w:ascii="Times New Roman" w:hAnsi="Times New Roman" w:cs="Times New Roman" w:eastAsia="宋体"/>
+          <w:b w:val="0"/>
+          <w:sz w:val="24"/>
+        </w:rPr>
+        <w:t xml:space="preserve"> 在其经典对比研究中系统评估了加权伪逆法、直接分配法与二次规划优化分配的性能特性，指出加权伪逆在无约束区域具备极高的计算效率与能耗最优性。由于其求解过程仅涉及离线常数矩阵求逆与在线代数矩阵乘加，单次解算仅耗费数微秒，对计算资源受限的微控制器具有天然的适配性。然而，广义逆法本质上属于无约束线性映射，当航行器执行大机动或遭遇突发强水流冲击时，算出的推力指令极易超出推进器的物理推力上限，算法本身缺乏显式处理执行器非线性饱和约束的能力。</w:t>
+      </w:r>
+    </w:p>
+    <w:p>
+      <w:pPr>
+        <w:pStyle w:val="a7"/>
+        <w:spacing w:line="360" w:lineRule="auto" w:beforeLines="0" w:before="0" w:afterLines="0" w:after="0"/>
+        <w:ind w:firstLine="480" w:firstLineChars="200"/>
+      </w:pPr>
+      <w:r>
+        <w:rPr>
+          <w:rFonts w:ascii="Times New Roman" w:hAnsi="Times New Roman" w:cs="Times New Roman" w:eastAsia="宋体"/>
+          <w:b w:val="0"/>
+          <w:sz w:val="24"/>
+        </w:rPr>
+        <w:t>为显式处理执行机构的物理饱和界限，带约束数值优化分配方法被广泛研究。该类方法将控制分配问题构建为标准带约束二次规划（QP）问题，在目标函数中综合权衡虚拟控制力矩跟踪误差与推进器能耗，并显式引入推力幅值上下限与推力变化率界限作为不等式约束。Härkegård</w:t>
+      </w:r>
+      <w:r>
+        <w:rPr>
+          <w:rFonts w:ascii="Times New Roman" w:hAnsi="Times New Roman" w:cs="Times New Roman" w:eastAsia="宋体"/>
+          <w:b w:val="0"/>
+          <w:sz w:val="24"/>
+          <w:vertAlign w:val="superscript"/>
+        </w:rPr>
+        <w:t>[39]</w:t>
+      </w:r>
+      <w:r>
+        <w:rPr>
+          <w:rFonts w:ascii="Times New Roman" w:hAnsi="Times New Roman" w:cs="Times New Roman" w:eastAsia="宋体"/>
+          <w:b w:val="0"/>
+          <w:sz w:val="24"/>
+        </w:rPr>
+        <w:t xml:space="preserve"> 提出了基于主动集（Active Set）算法的高效二次规划分配框架，程卫平等</w:t>
+      </w:r>
+      <w:r>
+        <w:rPr>
+          <w:rFonts w:ascii="Times New Roman" w:hAnsi="Times New Roman" w:cs="Times New Roman" w:eastAsia="宋体"/>
+          <w:b w:val="0"/>
+          <w:sz w:val="24"/>
+          <w:vertAlign w:val="superscript"/>
+        </w:rPr>
+        <w:t>[40]</w:t>
+      </w:r>
+      <w:r>
+        <w:rPr>
+          <w:rFonts w:ascii="Times New Roman" w:hAnsi="Times New Roman" w:cs="Times New Roman" w:eastAsia="宋体"/>
+          <w:b w:val="0"/>
+          <w:sz w:val="24"/>
+        </w:rPr>
+        <w:t xml:space="preserve"> 则针对水下机器人推力分配提出了可行方向优化算法，能够在推力可达集内实现力矩跟踪的最优解算。带约束数值优化方法在数学上具有严密的最优性保证，但其本质属于在线迭代数值算法，单步求解耗时高度依赖初始点与活动约束集的迭代路径。在强扰动或极端机动等最恶劣工况下，在线迭代步数激增，低功耗嵌入式处理器存在计算超时被迫截断迭代的风险，进而输出非可行解或诱发系统任务调度延迟，给高频实时控制系统带来了不确定性。</w:t>
+      </w:r>
+    </w:p>
+    <w:p>
+      <w:pPr>
+        <w:pStyle w:val="a7"/>
+        <w:spacing w:line="360" w:lineRule="auto" w:beforeLines="0" w:before="0" w:afterLines="0" w:after="0"/>
+        <w:ind w:firstLine="480" w:firstLineChars="200"/>
+      </w:pPr>
+      <w:r>
+        <w:rPr>
+          <w:rFonts w:ascii="Times New Roman" w:hAnsi="Times New Roman" w:cs="Times New Roman" w:eastAsia="宋体"/>
+          <w:b w:val="0"/>
+          <w:sz w:val="24"/>
+        </w:rPr>
+        <w:t>针对显式逆法的饱和缺失与在线优化算法的计算开销矛盾，启发式抗饱和分配方法在工程实践中得到了深入探索。早期工程中最简便的饱和处理方式为单推进器独立硬截断（Clipping），即直接将超限推进器的推力指令截断在物理饱和极值处。Johansen 与 Fossen</w:t>
+      </w:r>
+      <w:r>
+        <w:rPr>
+          <w:rFonts w:ascii="Times New Roman" w:hAnsi="Times New Roman" w:cs="Times New Roman" w:eastAsia="宋体"/>
+          <w:b w:val="0"/>
+          <w:sz w:val="24"/>
+          <w:vertAlign w:val="superscript"/>
+        </w:rPr>
+        <w:t>[7]</w:t>
+      </w:r>
+      <w:r>
+        <w:rPr>
+          <w:rFonts w:ascii="Times New Roman" w:hAnsi="Times New Roman" w:cs="Times New Roman" w:eastAsia="宋体"/>
+          <w:b w:val="0"/>
+          <w:sz w:val="24"/>
+        </w:rPr>
+        <w:t xml:space="preserve"> 在其经典综述中明确指出，对于多执行器过驱动系统，简单的独立硬截断将直接破坏多推进器推力矢量间的代数几何几何配比，导致实际合成的六维广义力矩产生严重偏转与畸变（Torque Distortion）。在水下复杂流场中，推进器饱和诱发的力矩偏转往往会反向激发未被控制的翻滚与俯仰动态，成为导致航行器在强流中剧烈失稳翻覆的关键诱因</w:t>
+      </w:r>
+      <w:r>
+        <w:rPr>
+          <w:rFonts w:ascii="Times New Roman" w:hAnsi="Times New Roman" w:cs="Times New Roman" w:eastAsia="宋体"/>
+          <w:b w:val="0"/>
+          <w:sz w:val="24"/>
+          <w:vertAlign w:val="superscript"/>
+        </w:rPr>
+        <w:t>[41]</w:t>
+      </w:r>
+      <w:r>
+        <w:rPr>
+          <w:rFonts w:ascii="Times New Roman" w:hAnsi="Times New Roman" w:cs="Times New Roman" w:eastAsia="宋体"/>
+          <w:b w:val="0"/>
+          <w:sz w:val="24"/>
+        </w:rPr>
+        <w:t>。</w:t>
+      </w:r>
+    </w:p>
+    <w:p>
+      <w:pPr>
+        <w:pStyle w:val="a7"/>
+        <w:spacing w:line="360" w:lineRule="auto" w:beforeLines="0" w:before="0" w:afterLines="0" w:after="0"/>
+        <w:ind w:firstLine="480" w:firstLineChars="200"/>
+      </w:pPr>
+      <w:r>
+        <w:rPr>
+          <w:rFonts w:ascii="Times New Roman" w:hAnsi="Times New Roman" w:cs="Times New Roman" w:eastAsia="宋体"/>
+          <w:b w:val="0"/>
+          <w:sz w:val="24"/>
+        </w:rPr>
+        <w:t>为解决饱和引起的力矩方向畸变问题，学者们提出了力矩优先与保方向等比例缩放（Direction-Preserving Scaling）分配策略。该方法基于水下作业的物理安全性先验，即在狭窄受限空间作业时，航行器的姿态角稳定防倾覆需求严格优先于位置平移精度。当检测到推进器计算指令超出物理饱和界限时，算法计算最大超限比例因子，并对引起力矩失真的推进器分量实施等比例降阶缩放，或在分配目标中对姿态力矩赋予极高权重，从而以主动牺牲部分平移航速为代价，严格保证合成姿态力矩的方向与相对比例不发生畸变</w:t>
+      </w:r>
+      <w:r>
+        <w:rPr>
+          <w:rFonts w:ascii="Times New Roman" w:hAnsi="Times New Roman" w:cs="Times New Roman" w:eastAsia="宋体"/>
+          <w:b w:val="0"/>
+          <w:sz w:val="24"/>
+          <w:vertAlign w:val="superscript"/>
+        </w:rPr>
+        <w:t>[42]</w:t>
+      </w:r>
+      <w:r>
+        <w:rPr>
+          <w:rFonts w:ascii="Times New Roman" w:hAnsi="Times New Roman" w:cs="Times New Roman" w:eastAsia="宋体"/>
+          <w:b w:val="0"/>
+          <w:sz w:val="24"/>
+        </w:rPr>
+        <w:t>。Brunke 等人</w:t>
+      </w:r>
+      <w:r>
+        <w:rPr>
+          <w:rFonts w:ascii="Times New Roman" w:hAnsi="Times New Roman" w:cs="Times New Roman" w:eastAsia="宋体"/>
+          <w:b w:val="0"/>
+          <w:sz w:val="24"/>
+          <w:vertAlign w:val="superscript"/>
+        </w:rPr>
+        <w:t>[43]</w:t>
+      </w:r>
+      <w:r>
+        <w:rPr>
+          <w:rFonts w:ascii="Times New Roman" w:hAnsi="Times New Roman" w:cs="Times New Roman" w:eastAsia="宋体"/>
+          <w:b w:val="0"/>
+          <w:sz w:val="24"/>
+        </w:rPr>
+        <w:t xml:space="preserve"> 在机器人安全学习与控制综述中强调，在执行器存在严格物理幅值与速率约束时，保证系统满足控制李雅普诺夫安全性屏障是防止系统倾覆失稳的先决条件；类似地，开源飞控 PX4 在其底层控制分配模块中采用了序贯解饱和（Sequential Desaturation）逻辑，按照角速度姿态力矩、偏航力矩、垂荡推力与水平平移推力的固定优先级，在执行器饱和时自底向上逐级削减低优先级通道的控制量。此外，在水下多模态感知与高频闭环反馈方面，Zhao 等人</w:t>
+      </w:r>
+      <w:r>
+        <w:rPr>
+          <w:rFonts w:ascii="Times New Roman" w:hAnsi="Times New Roman" w:cs="Times New Roman" w:eastAsia="宋体"/>
+          <w:b w:val="0"/>
+          <w:sz w:val="24"/>
+          <w:vertAlign w:val="superscript"/>
+        </w:rPr>
+        <w:t>[44]</w:t>
+      </w:r>
+      <w:r>
+        <w:rPr>
+          <w:rFonts w:ascii="Times New Roman" w:hAnsi="Times New Roman" w:cs="Times New Roman" w:eastAsia="宋体"/>
+          <w:b w:val="0"/>
+          <w:sz w:val="24"/>
+        </w:rPr>
+        <w:t xml:space="preserve"> 针对微小型紧凑水下机器人提出了无标定 IMU-DVL 时空联合标定与高频测速估计框架（UIC），为控制系统在高频内环中获取可靠的机体线速度与姿态反馈提供了高保真感知支撑。这类启发式分配方法在保持解析计算极低开销的同时，有效消除了力矩方向畸变对姿态稳定性的威胁。</w:t>
+      </w:r>
+    </w:p>
+    <w:p>
+      <w:pPr>
+        <w:pStyle w:val="a7"/>
+        <w:spacing w:line="360" w:lineRule="auto" w:beforeLines="0" w:before="0" w:afterLines="0" w:after="0"/>
+        <w:ind w:firstLine="480" w:firstLineChars="200"/>
+      </w:pPr>
+      <w:r>
+        <w:rPr>
+          <w:rFonts w:ascii="Times New Roman" w:hAnsi="Times New Roman" w:cs="Times New Roman" w:eastAsia="宋体"/>
+          <w:b w:val="0"/>
+          <w:sz w:val="24"/>
+        </w:rPr>
+        <w:t>综合上述控制分配研究现状可知，针对八推进器便携式水下航行器的嵌入式控制系统，纯加权伪逆法缺乏抗饱和机制，带约束二次规划存在迭代耗时波动与超时风险，而单推进器独立硬截断则会诱发致命的力矩方向偏转。因此，采用以加权伪逆解析解为基准、并结合力矩优先保方向解饱和逻辑的控制分配架构，是在严苛微控制器资源约束下兼顾毫秒级高频硬实时响应与推力饱和安全防倾覆的合理技术途径。</w:t>
+      </w:r>
+    </w:p>
+    <w:p>
+      <w:pPr>
+        <w:pStyle w:val="a7"/>
+        <w:spacing w:line="360" w:lineRule="auto" w:beforeLines="50" w:before="120" w:afterLines="50" w:after="120"/>
+        <w:ind w:firstLine="480" w:firstLineChars="200"/>
+      </w:pPr>
+      <w:r>
+        <w:rPr>
+          <w:rFonts w:ascii="Times New Roman" w:hAnsi="Times New Roman" w:cs="Times New Roman" w:eastAsia="宋体"/>
+          <w:b w:val="0"/>
+          <w:sz w:val="24"/>
+        </w:rPr>
+        <w:t>2.4 现有研究局限与发展趋势</w:t>
+      </w:r>
+    </w:p>
+    <w:p>
+      <w:pPr>
+        <w:pStyle w:val="a7"/>
+        <w:spacing w:line="360" w:lineRule="auto" w:beforeLines="0" w:before="0" w:afterLines="0" w:after="0"/>
+        <w:ind w:firstLine="480" w:firstLineChars="200"/>
+      </w:pPr>
+      <w:r>
+        <w:rPr>
+          <w:rFonts w:ascii="Times New Roman" w:hAnsi="Times New Roman" w:cs="Times New Roman" w:eastAsia="宋体"/>
+          <w:b w:val="0"/>
+          <w:sz w:val="24"/>
+        </w:rPr>
+        <w:t>纵观国内外在水下航行器动力学建模、运动控制及控制分配领域的研究成果，学者们在势流机理推导、非线性鲁棒控制算法构建以及多执行器优化分配方面已经建立了坚实的理论体系。然而，现有研究多数面向吨位较大的工作级潜航器、长航程鱼雷体 AUV 或基于理想仿真环境开展，当将现有理论方法移植应用于搭载低功耗嵌入式微控制器、作业于狭窄受限水域的便携式微小型八推进器水下航行器时，仍面临以下显著的研究局限与客观矛盾：</w:t>
+      </w:r>
+    </w:p>
+    <w:p>
+      <w:pPr>
+        <w:pStyle w:val="a7"/>
+        <w:spacing w:line="360" w:lineRule="auto" w:beforeLines="0" w:before="0" w:afterLines="0" w:after="0"/>
+        <w:ind w:firstLine="480" w:firstLineChars="200"/>
+      </w:pPr>
+      <w:r>
+        <w:rPr>
+          <w:rFonts w:ascii="Times New Roman" w:hAnsi="Times New Roman" w:cs="Times New Roman" w:eastAsia="宋体"/>
+          <w:b w:val="0"/>
+          <w:sz w:val="24"/>
+        </w:rPr>
+        <w:t>第一，高保真水动力参数获取门槛与微小型平台低成本研发条件之间的矛盾。现有高精度水动力建模方法高度依赖大型平面运动机构（PMM）拖曳水池或耗费巨量计算资源的精细 CFD 动网格仿真，研发周期长且设施动员成本极其昂贵；经验解析公式则难以适用于多外挂推进器及紧凑舱体结构的强耦合水动力计算。尽管以 Caccia 为代表的板载传感器试验法大幅降低了试验门槛，但在常规小型水池受限空间内，如何有效抑制离散微分高频噪声、设计规范简便的激励工况并完成关键水动力参数的可靠拟合与校验，仍是制约基于模型的先进控制算法向微小型装备下沉推广的首要瓶颈。</w:t>
+      </w:r>
+    </w:p>
+    <w:p>
+      <w:pPr>
+        <w:pStyle w:val="a7"/>
+        <w:spacing w:line="360" w:lineRule="auto" w:beforeLines="0" w:before="0" w:afterLines="0" w:after="0"/>
+        <w:ind w:firstLine="480" w:firstLineChars="200"/>
+      </w:pPr>
+      <w:r>
+        <w:rPr>
+          <w:rFonts w:ascii="Times New Roman" w:hAnsi="Times New Roman" w:cs="Times New Roman" w:eastAsia="宋体"/>
+          <w:b w:val="0"/>
+          <w:sz w:val="24"/>
+        </w:rPr>
+        <w:t>第二，先进复杂非线性控制算法与机载嵌入式计算资源严苛约束之间的矛盾。为克服高密度介质中的非线性流阻与模型不确定性，学术界提出了非线性模型预测控制（NMPC）、高阶滑模控制以及深度强化学习等先进控制策略，并在离线数值仿真中展现出优良的控制性能。然而，此类算法普遍依赖高密度的在线滚动优化迭代求解或连续高阶求导运算，在计算与存储资源极度受限、功耗严控的机载嵌入式微控制器（MCU）硬件平台上，难以保证百赫兹以上的硬实时刷新频率，极易诱发任务调度延迟或看门狗异常。如何在严格的嵌入式算力边界内，构建兼顾毫秒级计算时效性与非线性流动力动态补偿精度的轻量化闭环控制架构，是实现工程可靠落地的关键所在。</w:t>
+      </w:r>
+    </w:p>
+    <w:p>
+      <w:pPr>
+        <w:pStyle w:val="a7"/>
+        <w:spacing w:line="360" w:lineRule="auto" w:beforeLines="0" w:before="0" w:afterLines="0" w:after="0"/>
+        <w:ind w:firstLine="480" w:firstLineChars="200"/>
+      </w:pPr>
+      <w:r>
+        <w:rPr>
+          <w:rFonts w:ascii="Times New Roman" w:hAnsi="Times New Roman" w:cs="Times New Roman" w:eastAsia="宋体"/>
+          <w:b w:val="0"/>
+          <w:sz w:val="24"/>
+        </w:rPr>
+        <w:t>第三，过驱动推进构型控制自由度提升与推力饱和诱发力矩方向畸变失稳之间的矛盾。空间对称与矢量倾斜布置的八推进器构型赋予了航行器六自由度全解耦独立机动能力，但微小型装备推进器推力储备有限，在遭遇近壁面强突发流扰或执行大机动调姿时极易触及推力幅值物理上限。现有多数工程实现沿用的单推进器独立硬截断策略，会直接破坏空间推力矢量的代数几何配比，导致六维广义合成力矩的方向产生严重偏转与畸变，反向诱发剧烈的非期望翻滚发散与姿态失稳。如何在保持极低代数解算开销的前提下，建立具备力矩方向保全能力的抗饱和解饱和机制，在推力饱和极端工况下优先保全姿态稳定防倾覆，是多执行器过驱动系统亟待解决的核心问题。</w:t>
+      </w:r>
+    </w:p>
+    <w:p>
+      <w:pPr>
+        <w:pStyle w:val="a7"/>
+        <w:spacing w:line="360" w:lineRule="auto" w:beforeLines="0" w:before="0" w:afterLines="0" w:after="0"/>
+        <w:ind w:firstLine="480" w:firstLineChars="200"/>
+      </w:pPr>
+      <w:r>
+        <w:rPr>
+          <w:rFonts w:ascii="Times New Roman" w:hAnsi="Times New Roman" w:cs="Times New Roman" w:eastAsia="宋体"/>
+          <w:b w:val="0"/>
+          <w:sz w:val="24"/>
+        </w:rPr>
+        <w:t>综上所述，针对上述局限，面向便携式微小型水下航行器的运动控制研究，正逐步向低成本机理辨识、兼顾实时性与补偿精度的轻量化控制算法构建、以及推力饱和极端工况下的姿态安全保全等方向深入拓展。</w:t>
+      </w:r>
+    </w:p>
+    <w:p>
+      <w:pPr>
+        <w:pStyle w:val="a7"/>
+        <w:spacing w:line="360" w:lineRule="auto" w:beforeLines="0" w:before="0" w:afterLines="0" w:after="0"/>
+        <w:ind w:firstLine="480" w:firstLineChars="200"/>
+      </w:pPr>
+      <w:r>
+        <w:rPr>
+          <w:rFonts w:ascii="Times New Roman" w:hAnsi="Times New Roman" w:cs="Times New Roman" w:eastAsia="宋体"/>
+          <w:b w:val="0"/>
+          <w:sz w:val="24"/>
+        </w:rPr>
+        <w:t>结合上述背景，本课题拟以成熟的开源飞控系统 PX4 为底层实时控制与验证基座，针对八推进器便携式水下航行器，开展水动力机理建模与参数辨识、模型解耦前馈补偿控制、以及推力饱和状态下的力矩优先控制分配方法研究。通过构建计算紧凑、物理可行的闭环控制方案，并依托软件在环（SITL）仿真与物理实验开展系统验证，为微小型装备在受限水域与流扰工况下的稳定作业提供工程可行的方法支撑。</w:t>
+      </w:r>
+    </w:p>
     <w:permEnd w:id="1319923814"/>
-    <w:p>
-      <w:pPr>
-        <w:pStyle w:val="a7"/>
-        <w:spacing w:line="360" w:lineRule="auto" w:beforeLines="50" w:before="120" w:afterLines="50" w:after="120"/>
-        <w:ind w:firstLine="480" w:firstLineChars="200"/>
-      </w:pPr>
-      <w:r>
-        <w:rPr>
-          <w:rFonts w:ascii="Times New Roman" w:hAnsi="Times New Roman" w:cs="Times New Roman" w:eastAsia="宋体"/>
-          <w:b w:val="0"/>
-          <w:sz w:val="24"/>
-        </w:rPr>
-        <w:t>2.1 水下航行器六自由度机理建模与参数辨识研究现状</w:t>
-      </w:r>
-    </w:p>
-    <w:p>
-      <w:pPr>
-        <w:pStyle w:val="a7"/>
-        <w:spacing w:line="360" w:lineRule="auto" w:beforeLines="0" w:before="0" w:afterLines="0" w:after="0"/>
-        <w:ind w:firstLine="480" w:firstLineChars="200"/>
-      </w:pPr>
-      <w:r>
-        <w:rPr>
-          <w:rFonts w:ascii="Times New Roman" w:hAnsi="Times New Roman" w:cs="Times New Roman" w:eastAsia="宋体"/>
-          <w:b w:val="0"/>
-          <w:sz w:val="24"/>
-        </w:rPr>
-        <w:t>建立精确的水动力学与运动学模型，是水下航行器开展动力学仿真、状态估计与闭环控制设计的理论基础。在海洋工程与水下机器人领域，挪威学者 Fossen</w:t>
-      </w:r>
-      <w:r>
-        <w:rPr>
-          <w:rFonts w:ascii="Times New Roman" w:hAnsi="Times New Roman" w:cs="Times New Roman" w:eastAsia="宋体"/>
-          <w:b w:val="0"/>
-          <w:sz w:val="24"/>
-          <w:vertAlign w:val="superscript"/>
-        </w:rPr>
-        <w:t>[3]</w:t>
-      </w:r>
-      <w:r>
-        <w:rPr>
-          <w:rFonts w:ascii="Times New Roman" w:hAnsi="Times New Roman" w:cs="Times New Roman" w:eastAsia="宋体"/>
-          <w:b w:val="0"/>
-          <w:sz w:val="24"/>
-        </w:rPr>
-        <w:t xml:space="preserve"> 基于牛顿-欧拉方程与流体势流理论构建的非线性动力学统一建模体系，已成为学术界与工业界广泛遵循的经典范式</w:t>
-      </w:r>
-      <w:r>
-        <w:rPr>
-          <w:rFonts w:ascii="Times New Roman" w:hAnsi="Times New Roman" w:cs="Times New Roman" w:eastAsia="宋体"/>
-          <w:b w:val="0"/>
-          <w:sz w:val="24"/>
-          <w:vertAlign w:val="superscript"/>
-        </w:rPr>
-        <w:t>[10]</w:t>
-      </w:r>
-      <w:r>
-        <w:rPr>
-          <w:rFonts w:ascii="Times New Roman" w:hAnsi="Times New Roman" w:cs="Times New Roman" w:eastAsia="宋体"/>
-          <w:b w:val="0"/>
-          <w:sz w:val="24"/>
-        </w:rPr>
-        <w:t>；严卫生等人</w:t>
-      </w:r>
-      <w:r>
-        <w:rPr>
-          <w:rFonts w:ascii="Times New Roman" w:hAnsi="Times New Roman" w:cs="Times New Roman" w:eastAsia="宋体"/>
-          <w:b w:val="0"/>
-          <w:sz w:val="24"/>
-          <w:vertAlign w:val="superscript"/>
-        </w:rPr>
-        <w:t>[11]</w:t>
-      </w:r>
-      <w:r>
-        <w:rPr>
-          <w:rFonts w:ascii="Times New Roman" w:hAnsi="Times New Roman" w:cs="Times New Roman" w:eastAsia="宋体"/>
-          <w:b w:val="0"/>
-          <w:sz w:val="24"/>
-        </w:rPr>
-        <w:t xml:space="preserve"> 进一步针对复杂水下航行器系统给出了六自由度空间运动学与刚体-流体动力学的系统化分析方法。该体系将航行器空间运动解耦为附体坐标系下的速度矢量与惯性坐标系下的位姿矢量，完整刻画了刚体质量惯性、水动力附加质量、科氏力与向心力、流体阻尼以及重浮力恢复力矩等动力学分量；Prestero</w:t>
-      </w:r>
-      <w:r>
-        <w:rPr>
-          <w:rFonts w:ascii="Times New Roman" w:hAnsi="Times New Roman" w:cs="Times New Roman" w:eastAsia="宋体"/>
-          <w:b w:val="0"/>
-          <w:sz w:val="24"/>
-          <w:vertAlign w:val="superscript"/>
-        </w:rPr>
-        <w:t>[12]</w:t>
-      </w:r>
-      <w:r>
-        <w:rPr>
-          <w:rFonts w:ascii="Times New Roman" w:hAnsi="Times New Roman" w:cs="Times New Roman" w:eastAsia="宋体"/>
-          <w:b w:val="0"/>
-          <w:sz w:val="24"/>
-        </w:rPr>
-        <w:t xml:space="preserve"> 则基于该机理体系完成了 REMUS 航行器六自由度动力学模型的全维度试验标定与仿真验证，建立了水下小型航行器机理参数测算与模型校验的公认基准。由于航行器在水下作空间多自由度机动时，刚体惯性与恢复力参数通常可通过三维几何模型与称重浮心试验准确获取，动力学建模的核心难点与不确定性主要集中在水动力参数的确定，尤其是附加质量矩阵与非线性流体阻尼矩阵的求解与辨识。围绕这一核心问题，国内外学者形成了经验公式解析法、计算流体力学数值模拟法、物理水池试验法以及时域数据驱动辨识法等主要研究途径。</w:t>
-      </w:r>
-    </w:p>
-    <w:p>
-      <w:pPr>
-        <w:pStyle w:val="a7"/>
-        <w:spacing w:line="360" w:lineRule="auto" w:beforeLines="0" w:before="0" w:afterLines="0" w:after="0"/>
-        <w:ind w:firstLine="480" w:firstLineChars="200"/>
-      </w:pPr>
-      <w:r>
-        <w:rPr>
-          <w:rFonts w:ascii="Times New Roman" w:hAnsi="Times New Roman" w:cs="Times New Roman" w:eastAsia="宋体"/>
-          <w:b w:val="0"/>
-          <w:sz w:val="24"/>
-        </w:rPr>
-        <w:t>经验公式解析法主要基于细长体理论与经典势流力学中的 Lamb 椭球体解析公式，利用航行器的外形几何特征快速估算附加质量与线性阻尼。该方法计算速度极快，但其理论推导依赖于流体无粘、无旋及几何形体对称等严苛假设，主要适用于外形光滑规则的流线型鱼雷体自主潜航器（AUV）。对于配备外挂推进器及复杂框架结构的紧凑便携式水下航行器，几何外形的非对称性与强烈的流体附体干扰，使得经验解析公式的计算误差显著增大，适用性严重受限。计算流体力学（CFD）数值模拟法通过离散求解雷诺平均纳维-斯托克斯（RANS）方程，利用动网格技术模拟航行器的纯纵荡、纯俯仰等虚拟平面运动机构（PMM）或直航工况，能够精细解析边界层流动分离与近壁面涡脱落现象，在缺乏实体物理样机的前期设计阶段具有重要参考价值</w:t>
-      </w:r>
-      <w:r>
-        <w:rPr>
-          <w:rFonts w:ascii="Times New Roman" w:hAnsi="Times New Roman" w:cs="Times New Roman" w:eastAsia="宋体"/>
-          <w:b w:val="0"/>
-          <w:sz w:val="24"/>
-          <w:vertAlign w:val="superscript"/>
-        </w:rPr>
-        <w:t>[13]</w:t>
-      </w:r>
-      <w:r>
-        <w:rPr>
-          <w:rFonts w:ascii="Times New Roman" w:hAnsi="Times New Roman" w:cs="Times New Roman" w:eastAsia="宋体"/>
-          <w:b w:val="0"/>
-          <w:sz w:val="24"/>
-        </w:rPr>
-        <w:t>。然而，CFD 方法对网格划分密度与近壁面湍流模型极其敏感，单工况仿真即需耗费数小时乃至数十小时的高性能计算资源，计算开销巨大且高度依赖高算力服务器集群，难以直接应用于控制器的在线模型更新或快速工程迭代。</w:t>
-      </w:r>
-    </w:p>
-    <w:p>
-      <w:pPr>
-        <w:pStyle w:val="a7"/>
-        <w:spacing w:line="360" w:lineRule="auto" w:beforeLines="0" w:before="0" w:afterLines="0" w:after="0"/>
-        <w:ind w:firstLine="480" w:firstLineChars="200"/>
-      </w:pPr>
-      <w:r>
-        <w:rPr>
-          <w:rFonts w:ascii="Times New Roman" w:hAnsi="Times New Roman" w:cs="Times New Roman" w:eastAsia="宋体"/>
-          <w:b w:val="0"/>
-          <w:sz w:val="24"/>
-        </w:rPr>
-        <w:t>相较于理论估算与数值模拟，物理水池试验法通过直接测量航行器在水体中的流体动力响应，能够真实反映复杂附体干扰与非线性阻尼特性，是水动力学研究中获取与校验模型参数的直接途径。传统的物理试验依赖于大型拖曳水池及外置大型平面运动机构，通过机械刚性强迫振荡测量航行器受力，测试精度高，但试验设施造价昂贵、调遣周期长，微小型水下航行器的研发通常难以承受其高昂成本。为突破这一限制，Caccia 等人</w:t>
-      </w:r>
-      <w:r>
-        <w:rPr>
-          <w:rFonts w:ascii="Times New Roman" w:hAnsi="Times New Roman" w:cs="Times New Roman" w:eastAsia="宋体"/>
-          <w:b w:val="0"/>
-          <w:sz w:val="24"/>
-          <w:vertAlign w:val="superscript"/>
-        </w:rPr>
-        <w:t>[14]</w:t>
-      </w:r>
-      <w:r>
-        <w:rPr>
-          <w:rFonts w:ascii="Times New Roman" w:hAnsi="Times New Roman" w:cs="Times New Roman" w:eastAsia="宋体"/>
-          <w:b w:val="0"/>
-          <w:sz w:val="24"/>
-        </w:rPr>
-        <w:t xml:space="preserve"> 提出了基于航行器板载传感器的轻量化时域试验辨识范式，开创了无需外置大型拖曳水池、仅利用推进器已知激励输入与板载惯导及测速传感器输出，通过阶跃推力试验与自由衰减试验在时域内分离解耦提取线性与二次阻尼参数的工程实现路径。此后，Chin 与 Lau</w:t>
-      </w:r>
-      <w:r>
-        <w:rPr>
-          <w:rFonts w:ascii="Times New Roman" w:hAnsi="Times New Roman" w:cs="Times New Roman" w:eastAsia="宋体"/>
-          <w:b w:val="0"/>
-          <w:sz w:val="24"/>
-          <w:vertAlign w:val="superscript"/>
-        </w:rPr>
-        <w:t>[15]</w:t>
-      </w:r>
-      <w:r>
-        <w:rPr>
-          <w:rFonts w:ascii="Times New Roman" w:hAnsi="Times New Roman" w:cs="Times New Roman" w:eastAsia="宋体"/>
-          <w:b w:val="0"/>
-          <w:sz w:val="24"/>
-        </w:rPr>
-        <w:t xml:space="preserve"> 针对复杂外形航行器拓展了空间耦合阻尼矩阵的试验建模方法，Ross 等人</w:t>
-      </w:r>
-      <w:r>
-        <w:rPr>
-          <w:rFonts w:ascii="Times New Roman" w:hAnsi="Times New Roman" w:cs="Times New Roman" w:eastAsia="宋体"/>
-          <w:b w:val="0"/>
-          <w:sz w:val="24"/>
-          <w:vertAlign w:val="superscript"/>
-        </w:rPr>
-        <w:t>[16]</w:t>
-      </w:r>
-      <w:r>
-        <w:rPr>
-          <w:rFonts w:ascii="Times New Roman" w:hAnsi="Times New Roman" w:cs="Times New Roman" w:eastAsia="宋体"/>
-          <w:b w:val="0"/>
-          <w:sz w:val="24"/>
-        </w:rPr>
-        <w:t xml:space="preserve"> 与 Avila 等人</w:t>
-      </w:r>
-      <w:r>
-        <w:rPr>
-          <w:rFonts w:ascii="Times New Roman" w:hAnsi="Times New Roman" w:cs="Times New Roman" w:eastAsia="宋体"/>
-          <w:b w:val="0"/>
-          <w:sz w:val="24"/>
-          <w:vertAlign w:val="superscript"/>
-        </w:rPr>
-        <w:t>[17]</w:t>
-      </w:r>
-      <w:r>
-        <w:rPr>
-          <w:rFonts w:ascii="Times New Roman" w:hAnsi="Times New Roman" w:cs="Times New Roman" w:eastAsia="宋体"/>
-          <w:b w:val="0"/>
-          <w:sz w:val="24"/>
-        </w:rPr>
-        <w:t xml:space="preserve"> 则进一步规范了自由衰减试验在多轴水动力系数辨识中的数据处理流程。板载试验辨识方法有效降低了试验门槛，但在对状态变量进行离散数值微分以获取加速度信号时，极易放大高频测量噪声，影响辨识精度。</w:t>
-      </w:r>
-    </w:p>
-    <w:p>
-      <w:pPr>
-        <w:pStyle w:val="a7"/>
-        <w:spacing w:line="360" w:lineRule="auto" w:beforeLines="0" w:before="0" w:afterLines="0" w:after="0"/>
-        <w:ind w:firstLine="480" w:firstLineChars="200"/>
-      </w:pPr>
-      <w:r>
-        <w:rPr>
-          <w:rFonts w:ascii="Times New Roman" w:hAnsi="Times New Roman" w:cs="Times New Roman" w:eastAsia="宋体"/>
-          <w:b w:val="0"/>
-          <w:sz w:val="24"/>
-        </w:rPr>
-        <w:t>针对传统时域最小二乘辨识对微分噪声敏感的问题，近年来数据驱动与滤波抗噪辨识方法取得了显著进展。Park 等人</w:t>
-      </w:r>
-      <w:r>
-        <w:rPr>
-          <w:rFonts w:ascii="Times New Roman" w:hAnsi="Times New Roman" w:cs="Times New Roman" w:eastAsia="宋体"/>
-          <w:b w:val="0"/>
-          <w:sz w:val="24"/>
-          <w:vertAlign w:val="superscript"/>
-        </w:rPr>
-        <w:t>[18]</w:t>
-      </w:r>
-      <w:r>
-        <w:rPr>
-          <w:rFonts w:ascii="Times New Roman" w:hAnsi="Times New Roman" w:cs="Times New Roman" w:eastAsia="宋体"/>
-          <w:b w:val="0"/>
-          <w:sz w:val="24"/>
-        </w:rPr>
-        <w:t xml:space="preserve"> 提出了广义动量回归辨识法，通过对刚体动力学方程在时域进行积分变换，将求解加速度转化为求解广义动量积分，从原理上彻底避免了对角速度信号进行数值微分引入的噪声放大，显著提升了水下实机测试中的参数收敛精度。Harris 等人</w:t>
-      </w:r>
-      <w:r>
-        <w:rPr>
-          <w:rFonts w:ascii="Times New Roman" w:hAnsi="Times New Roman" w:cs="Times New Roman" w:eastAsia="宋体"/>
-          <w:b w:val="0"/>
-          <w:sz w:val="24"/>
-          <w:vertAlign w:val="superscript"/>
-        </w:rPr>
-        <w:t>[19]</w:t>
-      </w:r>
-      <w:r>
-        <w:rPr>
-          <w:rFonts w:ascii="Times New Roman" w:hAnsi="Times New Roman" w:cs="Times New Roman" w:eastAsia="宋体"/>
-          <w:b w:val="0"/>
-          <w:sz w:val="24"/>
-        </w:rPr>
-        <w:t xml:space="preserve"> 提出了基于零空间滤波的自适应辨识框架，在航行器执行闭环控制任务的同时，利用控制分配的零空间富余自由度进行持续激励信号注入，实现了多维水动力参数的在线解耦辨识。此外，物理信息神经网络（PINN）</w:t>
-      </w:r>
-      <w:r>
-        <w:rPr>
-          <w:rFonts w:ascii="Times New Roman" w:hAnsi="Times New Roman" w:cs="Times New Roman" w:eastAsia="宋体"/>
-          <w:b w:val="0"/>
-          <w:sz w:val="24"/>
-          <w:vertAlign w:val="superscript"/>
-        </w:rPr>
-        <w:t>[20]</w:t>
-      </w:r>
-      <w:r>
-        <w:rPr>
-          <w:rFonts w:ascii="Times New Roman" w:hAnsi="Times New Roman" w:cs="Times New Roman" w:eastAsia="宋体"/>
-          <w:b w:val="0"/>
-          <w:sz w:val="24"/>
-        </w:rPr>
-        <w:t xml:space="preserve"> 与动态系统稀疏辨识（SINDy）</w:t>
-      </w:r>
-      <w:r>
-        <w:rPr>
-          <w:rFonts w:ascii="Times New Roman" w:hAnsi="Times New Roman" w:cs="Times New Roman" w:eastAsia="宋体"/>
-          <w:b w:val="0"/>
-          <w:sz w:val="24"/>
-          <w:vertAlign w:val="superscript"/>
-        </w:rPr>
-        <w:t>[21]</w:t>
-      </w:r>
-      <w:r>
-        <w:rPr>
-          <w:rFonts w:ascii="Times New Roman" w:hAnsi="Times New Roman" w:cs="Times New Roman" w:eastAsia="宋体"/>
-          <w:b w:val="0"/>
-          <w:sz w:val="24"/>
-        </w:rPr>
-        <w:t xml:space="preserve"> 等将先验物理定律与数据驱动相结合的非线性辨识方法展现了良好潜力；Chen 等人</w:t>
-      </w:r>
-      <w:r>
-        <w:rPr>
-          <w:rFonts w:ascii="Times New Roman" w:hAnsi="Times New Roman" w:cs="Times New Roman" w:eastAsia="宋体"/>
-          <w:b w:val="0"/>
-          <w:sz w:val="24"/>
-          <w:vertAlign w:val="superscript"/>
-        </w:rPr>
-        <w:t>[22]</w:t>
-      </w:r>
-      <w:r>
-        <w:rPr>
-          <w:rFonts w:ascii="Times New Roman" w:hAnsi="Times New Roman" w:cs="Times New Roman" w:eastAsia="宋体"/>
-          <w:b w:val="0"/>
-          <w:sz w:val="24"/>
-        </w:rPr>
-        <w:t xml:space="preserve"> 提出的神经常微分方程（Neural ODE）通过将残差动力学映射为连续时间状态演化，为复杂时变动态的连续辨识开辟了新途径；Duong 与 Atanasov</w:t>
-      </w:r>
-      <w:r>
-        <w:rPr>
-          <w:rFonts w:ascii="Times New Roman" w:hAnsi="Times New Roman" w:cs="Times New Roman" w:eastAsia="宋体"/>
-          <w:b w:val="0"/>
-          <w:sz w:val="24"/>
-          <w:vertAlign w:val="superscript"/>
-        </w:rPr>
-        <w:t>[23]</w:t>
-      </w:r>
-      <w:r>
-        <w:rPr>
-          <w:rFonts w:ascii="Times New Roman" w:hAnsi="Times New Roman" w:cs="Times New Roman" w:eastAsia="宋体"/>
-          <w:b w:val="0"/>
-          <w:sz w:val="24"/>
-        </w:rPr>
-        <w:t xml:space="preserve"> 则进一步将李群几何与能量守恒定律引入连续神经网络，提出了面向海洋航行器的端口哈密顿神经微分方程（PH-NODE），在保持物理系统能量守恒的前提下实现了流体阻尼与强耦合动力学的高保真学习。然而，纯数据驱动与深度学习辨识方法高度依赖大规模高质量训练样本，且复杂的网络结构在小型嵌入式系统上的模型泛化性与在线推断开销仍面临显著挑战。</w:t>
-      </w:r>
-    </w:p>
-    <w:p>
-      <w:pPr>
-        <w:pStyle w:val="a7"/>
-        <w:spacing w:line="360" w:lineRule="auto" w:beforeLines="0" w:before="0" w:afterLines="0" w:after="0"/>
-        <w:ind w:firstLine="480" w:firstLineChars="200"/>
-      </w:pPr>
-      <w:r>
-        <w:rPr>
-          <w:rFonts w:ascii="Times New Roman" w:hAnsi="Times New Roman" w:cs="Times New Roman" w:eastAsia="宋体"/>
-          <w:b w:val="0"/>
-          <w:sz w:val="24"/>
-        </w:rPr>
-        <w:t>综合上述研究现状可知，针对便携式微小型水下航行器的工程应用背景，纯经验公式精度不足，CFD 数值模拟开销过重，而大型拖曳水池试验成本过高。因此，以成熟的 Fossen 六自由度动力学机理方程为理论底座，设计基于板载传感器响应的推进器阶跃与自由衰减试验流程，并结合抗噪动量变换与时域拟合算法进行关键水动力参数的提取与模型校验，是兼顾建模保真度、工程可实施性与低研发成本的合理技术路线。</w:t>
-      </w:r>
-    </w:p>
-    <w:p>
-      <w:pPr>
-        <w:pStyle w:val="a7"/>
-        <w:spacing w:line="360" w:lineRule="auto" w:beforeLines="50" w:before="120" w:afterLines="50" w:after="120"/>
-        <w:ind w:firstLine="480" w:firstLineChars="200"/>
-      </w:pPr>
-      <w:r>
-        <w:rPr>
-          <w:rFonts w:ascii="Times New Roman" w:hAnsi="Times New Roman" w:cs="Times New Roman" w:eastAsia="宋体"/>
-          <w:b w:val="0"/>
-          <w:sz w:val="24"/>
-        </w:rPr>
-        <w:t>2.2 水下航行器运动控制与动态补偿方法研究现状</w:t>
-      </w:r>
-    </w:p>
-    <w:p>
-      <w:pPr>
-        <w:pStyle w:val="a7"/>
-        <w:spacing w:line="360" w:lineRule="auto" w:beforeLines="0" w:before="0" w:afterLines="0" w:after="0"/>
-        <w:ind w:firstLine="480" w:firstLineChars="200"/>
-      </w:pPr>
-      <w:r>
-        <w:rPr>
-          <w:rFonts w:ascii="Times New Roman" w:hAnsi="Times New Roman" w:cs="Times New Roman" w:eastAsia="宋体"/>
-          <w:b w:val="0"/>
-          <w:sz w:val="24"/>
-        </w:rPr>
-        <w:t>水下航行器在近壁面流扰、受限水域与强剪切流场中作业时，面临着剧烈的水动力非线性耗散、六自由度多轴强耦合以及执行器推力饱和等复杂动态特性。如何在保证闭环稳定性的前提下，实现空间定点悬停、姿态稳定以及高精度轨迹跟踪，是水下机器人控制领域长盛不衰的研究热点</w:t>
-      </w:r>
-      <w:r>
-        <w:rPr>
-          <w:rFonts w:ascii="Times New Roman" w:hAnsi="Times New Roman" w:cs="Times New Roman" w:eastAsia="宋体"/>
-          <w:b w:val="0"/>
-          <w:sz w:val="24"/>
-          <w:vertAlign w:val="superscript"/>
-        </w:rPr>
-        <w:t>[24]</w:t>
-      </w:r>
-      <w:r>
-        <w:rPr>
-          <w:rFonts w:ascii="Times New Roman" w:hAnsi="Times New Roman" w:cs="Times New Roman" w:eastAsia="宋体"/>
-          <w:b w:val="0"/>
-          <w:sz w:val="24"/>
-        </w:rPr>
-        <w:t>；朱大奇与孙兵</w:t>
-      </w:r>
-      <w:r>
-        <w:rPr>
-          <w:rFonts w:ascii="Times New Roman" w:hAnsi="Times New Roman" w:cs="Times New Roman" w:eastAsia="宋体"/>
-          <w:b w:val="0"/>
-          <w:sz w:val="24"/>
-          <w:vertAlign w:val="superscript"/>
-        </w:rPr>
-        <w:t>[25]</w:t>
-      </w:r>
-      <w:r>
-        <w:rPr>
-          <w:rFonts w:ascii="Times New Roman" w:hAnsi="Times New Roman" w:cs="Times New Roman" w:eastAsia="宋体"/>
-          <w:b w:val="0"/>
-          <w:sz w:val="24"/>
-        </w:rPr>
-        <w:t xml:space="preserve"> 对水下机器人运动控制技术的演进脉络与典型控制架构进行了系统综述。经过数十年的演进，国内外学者围绕海洋航行器运动控制与动态补偿形成了清晰的理论与技术脉络，主要涵盖经典线性解耦控制、强鲁棒滑模变结构控制、李雅普诺夫递归反步控制、基于机理模型的动态逆与前馈解耦控制、主动抗扰与增量动态逆控制，以及在线预测优化与数据学习控制等代表性方法。</w:t>
-      </w:r>
-    </w:p>
-    <w:p>
-      <w:pPr>
-        <w:pStyle w:val="a7"/>
-        <w:spacing w:line="360" w:lineRule="auto" w:beforeLines="0" w:before="0" w:afterLines="0" w:after="0"/>
-        <w:ind w:firstLine="480" w:firstLineChars="200"/>
-      </w:pPr>
-      <w:r>
-        <w:rPr>
-          <w:rFonts w:ascii="Times New Roman" w:hAnsi="Times New Roman" w:cs="Times New Roman" w:eastAsia="宋体"/>
-          <w:b w:val="0"/>
-          <w:sz w:val="24"/>
-        </w:rPr>
-        <w:t>经典线性解耦控制方法以单回路比例-积分-微分（PID）控制、增益调度 PID 以及线性二次型调节器（LQR）为代表。由于算法结构直观、计算开销小且工程成熟度高，PID 控制至今仍是多数商用巡检级遥控航行器（ROV）广泛采用的底层基准方案</w:t>
-      </w:r>
-      <w:r>
-        <w:rPr>
-          <w:rFonts w:ascii="Times New Roman" w:hAnsi="Times New Roman" w:cs="Times New Roman" w:eastAsia="宋体"/>
-          <w:b w:val="0"/>
-          <w:sz w:val="24"/>
-          <w:vertAlign w:val="superscript"/>
-        </w:rPr>
-        <w:t>[26]</w:t>
-      </w:r>
-      <w:r>
-        <w:rPr>
-          <w:rFonts w:ascii="Times New Roman" w:hAnsi="Times New Roman" w:cs="Times New Roman" w:eastAsia="宋体"/>
-          <w:b w:val="0"/>
-          <w:sz w:val="24"/>
-        </w:rPr>
-        <w:t>。然而，线性控制器通常基于平衡工作点展开小扰动线性化假设，在水下高密度黏性介质中，当航行器进行大幅度机动或遭遇突发不对称水流冲击时，水动力二次非线性阻尼与多轴交叉耦合显著增强，固定增益的单轴线性控制器性能急剧退化，普遍表现为响应滞后、动态超调过大甚至诱发持续的振荡失稳。</w:t>
-      </w:r>
-    </w:p>
-    <w:p>
-      <w:pPr>
-        <w:pStyle w:val="a7"/>
-        <w:spacing w:line="360" w:lineRule="auto" w:beforeLines="0" w:before="0" w:afterLines="0" w:after="0"/>
-        <w:ind w:firstLine="480" w:firstLineChars="200"/>
-      </w:pPr>
-      <w:r>
-        <w:rPr>
-          <w:rFonts w:ascii="Times New Roman" w:hAnsi="Times New Roman" w:cs="Times New Roman" w:eastAsia="宋体"/>
-          <w:b w:val="0"/>
-          <w:sz w:val="24"/>
-        </w:rPr>
-        <w:t>为克服水动力参数不确定性与外部流扰，20 世纪 80 年代起，强鲁棒滑模控制（SMC）方法被引入水下航行器控制领域。Yoerger 与 Slotine</w:t>
-      </w:r>
-      <w:r>
-        <w:rPr>
-          <w:rFonts w:ascii="Times New Roman" w:hAnsi="Times New Roman" w:cs="Times New Roman" w:eastAsia="宋体"/>
-          <w:b w:val="0"/>
-          <w:sz w:val="24"/>
-          <w:vertAlign w:val="superscript"/>
-        </w:rPr>
-        <w:t>[27]</w:t>
-      </w:r>
-      <w:r>
-        <w:rPr>
-          <w:rFonts w:ascii="Times New Roman" w:hAnsi="Times New Roman" w:cs="Times New Roman" w:eastAsia="宋体"/>
-          <w:b w:val="0"/>
-          <w:sz w:val="24"/>
-        </w:rPr>
-        <w:t xml:space="preserve"> 首次针对水下航行器动力学参数摄动构建了滑模变结构控制器，并首创滑动边界层平滑连续化技术，有效缓解了传统滑模开关控制在推进器无刷电机上诱发的高频剧烈抖振（Chattering）；随后，Healey 与 Lienard</w:t>
-      </w:r>
-      <w:r>
-        <w:rPr>
-          <w:rFonts w:ascii="Times New Roman" w:hAnsi="Times New Roman" w:cs="Times New Roman" w:eastAsia="宋体"/>
-          <w:b w:val="0"/>
-          <w:sz w:val="24"/>
-          <w:vertAlign w:val="superscript"/>
-        </w:rPr>
-        <w:t>[28]</w:t>
-      </w:r>
-      <w:r>
-        <w:rPr>
-          <w:rFonts w:ascii="Times New Roman" w:hAnsi="Times New Roman" w:cs="Times New Roman" w:eastAsia="宋体"/>
-          <w:b w:val="0"/>
-          <w:sz w:val="24"/>
-        </w:rPr>
-        <w:t xml:space="preserve"> 提出了面向多变量功能子系统的解耦滑模架构，成功实现了纵荡航速、垂荡下潜与偏航转向运动的子系统滑模解耦。滑模控制对匹配扰动具有天然的不变性，但边界层内的连续化折中往往削弱了抗扰精度，且为了抑制大水流扰动而整定的较大切换增益，容易导致推进器频繁经历剧烈的正反转阶跃，加剧机械磨损与电池能量损耗；为此，Chu 等人</w:t>
-      </w:r>
-      <w:r>
-        <w:rPr>
-          <w:rFonts w:ascii="Times New Roman" w:hAnsi="Times New Roman" w:cs="Times New Roman" w:eastAsia="宋体"/>
-          <w:b w:val="0"/>
-          <w:sz w:val="24"/>
-          <w:vertAlign w:val="superscript"/>
-        </w:rPr>
-        <w:t>[29]</w:t>
-      </w:r>
-      <w:r>
-        <w:rPr>
-          <w:rFonts w:ascii="Times New Roman" w:hAnsi="Times New Roman" w:cs="Times New Roman" w:eastAsia="宋体"/>
-          <w:b w:val="0"/>
-          <w:sz w:val="24"/>
-        </w:rPr>
-        <w:t xml:space="preserve"> 针对未知海流扰动与推进器推力饱和双重受限工况，提出了带高增益状态观测器的自适应积分端点滑模控制方案，有效改善了多轴饱和受限下的抗扰跟踪性能，但其观测器增益自适应调节规律依然较为复杂。</w:t>
-      </w:r>
-    </w:p>
-    <w:p>
-      <w:pPr>
-        <w:pStyle w:val="a7"/>
-        <w:spacing w:line="360" w:lineRule="auto" w:beforeLines="0" w:before="0" w:afterLines="0" w:after="0"/>
-        <w:ind w:firstLine="480" w:firstLineChars="200"/>
-      </w:pPr>
-      <w:r>
-        <w:rPr>
-          <w:rFonts w:ascii="Times New Roman" w:hAnsi="Times New Roman" w:cs="Times New Roman" w:eastAsia="宋体"/>
-          <w:b w:val="0"/>
-          <w:sz w:val="24"/>
-        </w:rPr>
-        <w:t>随着非线性系统理论的发展，李雅普诺夫递归反步控制（Backstepping）方法在 20 世纪 90 年代后得到系统研究</w:t>
-      </w:r>
-      <w:r>
-        <w:rPr>
-          <w:rFonts w:ascii="Times New Roman" w:hAnsi="Times New Roman" w:cs="Times New Roman" w:eastAsia="宋体"/>
-          <w:b w:val="0"/>
-          <w:sz w:val="24"/>
-          <w:vertAlign w:val="superscript"/>
-        </w:rPr>
-        <w:t>[30]</w:t>
-      </w:r>
-      <w:r>
-        <w:rPr>
-          <w:rFonts w:ascii="Times New Roman" w:hAnsi="Times New Roman" w:cs="Times New Roman" w:eastAsia="宋体"/>
-          <w:b w:val="0"/>
-          <w:sz w:val="24"/>
-        </w:rPr>
-        <w:t>。该方法打破了传统几何反馈线性化必须满足严格相对阶与对消全部非线性的苛刻限制，通过引入虚拟控制量，将高阶动力学系统分解为不超过系统阶数的多个级联标量子系统，自底向上逐步递推设计虚拟控制函数并构造控制李雅普诺夫函数（CLF），在严格数学意义上保证了全状态的渐近稳定性。尽管反步法在欠驱动航行器路径跟踪中展现了优良的全局稳定性，但随着控制自由度增加，高阶虚控制量的连续解析求导引发了“微分项计算膨胀（Explosion of Terms）”的固有缺陷，导致嵌入式解算负担加剧，且微分运算对传感器高频测量噪声极其敏感。</w:t>
-      </w:r>
-    </w:p>
-    <w:p>
-      <w:pPr>
-        <w:pStyle w:val="a7"/>
-        <w:spacing w:line="360" w:lineRule="auto" w:beforeLines="0" w:before="0" w:afterLines="0" w:after="0"/>
-        <w:ind w:firstLine="480" w:firstLineChars="200"/>
-      </w:pPr>
-      <w:r>
-        <w:rPr>
-          <w:rFonts w:ascii="Times New Roman" w:hAnsi="Times New Roman" w:cs="Times New Roman" w:eastAsia="宋体"/>
-          <w:b w:val="0"/>
-          <w:sz w:val="24"/>
-        </w:rPr>
-        <w:t>针对高阶非线性控制在工程实机中难以部署的问题，基于机理模型的动态逆与前馈解耦控制方法提供了兼顾模型精度与计算效率的解决途径。该方法利用航行器六自由度非线性动力学机理模型（包括质量惯性、附加质量、非线性阻尼及科氏力等），通过代数逆变换在控制算法中构建前馈对消回路，将复杂的非线性强耦合系统解耦为相互独立的线性通道。Smallwood 与 Whitcomb</w:t>
-      </w:r>
-      <w:r>
-        <w:rPr>
-          <w:rFonts w:ascii="Times New Roman" w:hAnsi="Times New Roman" w:cs="Times New Roman" w:eastAsia="宋体"/>
-          <w:b w:val="0"/>
-          <w:sz w:val="24"/>
-          <w:vertAlign w:val="superscript"/>
-        </w:rPr>
-        <w:t>[9]</w:t>
-      </w:r>
-      <w:r>
-        <w:rPr>
-          <w:rFonts w:ascii="Times New Roman" w:hAnsi="Times New Roman" w:cs="Times New Roman" w:eastAsia="宋体"/>
-          <w:b w:val="0"/>
-          <w:sz w:val="24"/>
-        </w:rPr>
-        <w:t xml:space="preserve"> 在其具有里程碑意义的物理实机试验中，系统开展了水下机器人动力定位与轨迹跟踪的消融评估，实测证明引入精确的动力学机理前馈补偿可将闭环跟踪均方根误差降低一个数量级以上。该方法具有显式解析形式且计算耗时极低，但其抗扰性能依赖于离线模型的保真度，在实际工程中通常需与鲁棒反馈内环相结合，以抑制残余模型误差与非定常扰动。</w:t>
-      </w:r>
-    </w:p>
-    <w:p>
-      <w:pPr>
-        <w:pStyle w:val="a7"/>
-        <w:spacing w:line="360" w:lineRule="auto" w:beforeLines="0" w:before="0" w:afterLines="0" w:after="0"/>
-        <w:ind w:firstLine="480" w:firstLineChars="200"/>
-      </w:pPr>
-      <w:r>
-        <w:rPr>
-          <w:rFonts w:ascii="Times New Roman" w:hAnsi="Times New Roman" w:cs="Times New Roman" w:eastAsia="宋体"/>
-          <w:b w:val="0"/>
-          <w:sz w:val="24"/>
-        </w:rPr>
-        <w:t>近十年来，为降低控制系统对离线先验机理模型的过度依赖，控制理论由依赖全局全量模型的传统动态逆向依靠机载传感器高频反馈的主动抗扰与增量控制方法演进。自抗扰控制（ADRC）与增量非线性动态逆（INDI）将航行器内部未建模动态与未知流扰统摄为“总扰动”，利用扩张状态观测器（ESO）或机载惯性测量单元（IMU）高频采集的角加速度信号，在毫秒级离散控制步长内实时提取扰动值并实施增量对消。Smeur 等人</w:t>
-      </w:r>
-      <w:r>
-        <w:rPr>
-          <w:rFonts w:ascii="Times New Roman" w:hAnsi="Times New Roman" w:cs="Times New Roman" w:eastAsia="宋体"/>
-          <w:b w:val="0"/>
-          <w:sz w:val="24"/>
-          <w:vertAlign w:val="superscript"/>
-        </w:rPr>
-        <w:t>[31]</w:t>
-      </w:r>
-      <w:r>
-        <w:rPr>
-          <w:rFonts w:ascii="Times New Roman" w:hAnsi="Times New Roman" w:cs="Times New Roman" w:eastAsia="宋体"/>
-          <w:b w:val="0"/>
-          <w:sz w:val="24"/>
-        </w:rPr>
-        <w:t xml:space="preserve"> 奠定了增量动态逆在欠驱动飞行器中的鲁棒控制基础，Slawik 等人</w:t>
-      </w:r>
-      <w:r>
-        <w:rPr>
-          <w:rFonts w:ascii="Times New Roman" w:hAnsi="Times New Roman" w:cs="Times New Roman" w:eastAsia="宋体"/>
-          <w:b w:val="0"/>
-          <w:sz w:val="24"/>
-          <w:vertAlign w:val="superscript"/>
-        </w:rPr>
-        <w:t>[32]</w:t>
-      </w:r>
-      <w:r>
-        <w:rPr>
-          <w:rFonts w:ascii="Times New Roman" w:hAnsi="Times New Roman" w:cs="Times New Roman" w:eastAsia="宋体"/>
-          <w:b w:val="0"/>
-          <w:sz w:val="24"/>
-        </w:rPr>
-        <w:t xml:space="preserve"> 则将其进一步拓展至具备敏捷变态机动能力的多推进器特种水下航行器（Cuttlefish AUV）姿态控制中。该类方法显著降低了对水动力离线辨识精度的依赖，但其对传感器时钟同步精度、角加速度滤波延迟以及执行器响应带宽极为敏感，极易因相位滞后诱发高频自激振荡。</w:t>
-      </w:r>
-    </w:p>
-    <w:p>
-      <w:pPr>
-        <w:pStyle w:val="a7"/>
-        <w:spacing w:line="360" w:lineRule="auto" w:beforeLines="0" w:before="0" w:afterLines="0" w:after="0"/>
-        <w:ind w:firstLine="480" w:firstLineChars="200"/>
-      </w:pPr>
-      <w:r>
-        <w:rPr>
-          <w:rFonts w:ascii="Times New Roman" w:hAnsi="Times New Roman" w:cs="Times New Roman" w:eastAsia="宋体"/>
-          <w:b w:val="0"/>
-          <w:sz w:val="24"/>
-        </w:rPr>
-        <w:t>此外，随着机载算力的发展，在线预测优化与数据学习控制方法逐渐成为前沿热点，主要包括非线性模型预测控制（NMPC）、模型预测轮廓控制（MPCC）以及数据驱动自适应控制。Heshmati 等人</w:t>
-      </w:r>
-      <w:r>
-        <w:rPr>
-          <w:rFonts w:ascii="Times New Roman" w:hAnsi="Times New Roman" w:cs="Times New Roman" w:eastAsia="宋体"/>
-          <w:b w:val="0"/>
-          <w:sz w:val="24"/>
-          <w:vertAlign w:val="superscript"/>
-        </w:rPr>
-        <w:t>[33]</w:t>
-      </w:r>
-      <w:r>
-        <w:rPr>
-          <w:rFonts w:ascii="Times New Roman" w:hAnsi="Times New Roman" w:cs="Times New Roman" w:eastAsia="宋体"/>
-          <w:b w:val="0"/>
-          <w:sz w:val="24"/>
-        </w:rPr>
-        <w:t xml:space="preserve"> 针对欠驱动水下航行器在波流扰动下的轨迹跟踪，构建了基于非线性状态观测的鲁棒 NMPC 框架；Liniger 等人</w:t>
-      </w:r>
-      <w:r>
-        <w:rPr>
-          <w:rFonts w:ascii="Times New Roman" w:hAnsi="Times New Roman" w:cs="Times New Roman" w:eastAsia="宋体"/>
-          <w:b w:val="0"/>
-          <w:sz w:val="24"/>
-          <w:vertAlign w:val="superscript"/>
-        </w:rPr>
-        <w:t>[34]</w:t>
-      </w:r>
-      <w:r>
-        <w:rPr>
-          <w:rFonts w:ascii="Times New Roman" w:hAnsi="Times New Roman" w:cs="Times New Roman" w:eastAsia="宋体"/>
-          <w:b w:val="0"/>
-          <w:sz w:val="24"/>
-        </w:rPr>
-        <w:t xml:space="preserve"> 建立了考虑轮廓误差的预测优化模型；Torrente 等人</w:t>
-      </w:r>
-      <w:r>
-        <w:rPr>
-          <w:rFonts w:ascii="Times New Roman" w:hAnsi="Times New Roman" w:cs="Times New Roman" w:eastAsia="宋体"/>
-          <w:b w:val="0"/>
-          <w:sz w:val="24"/>
-          <w:vertAlign w:val="superscript"/>
-        </w:rPr>
-        <w:t>[35]</w:t>
-      </w:r>
-      <w:r>
-        <w:rPr>
-          <w:rFonts w:ascii="Times New Roman" w:hAnsi="Times New Roman" w:cs="Times New Roman" w:eastAsia="宋体"/>
-          <w:b w:val="0"/>
-          <w:sz w:val="24"/>
-        </w:rPr>
-        <w:t xml:space="preserve"> 则通过实机对比系统评估了数据驱动 NMPC 与基于机理模型平坦前馈补偿的性能边界，指出在计算资源受限场景下，解析模型前馈能够在耗费极低算力的前提下达成接近预测优化的动态补偿效果；Shi 等人</w:t>
-      </w:r>
-      <w:r>
-        <w:rPr>
-          <w:rFonts w:ascii="Times New Roman" w:hAnsi="Times New Roman" w:cs="Times New Roman" w:eastAsia="宋体"/>
-          <w:b w:val="0"/>
-          <w:sz w:val="24"/>
-          <w:vertAlign w:val="superscript"/>
-        </w:rPr>
-        <w:t>[36]</w:t>
-      </w:r>
-      <w:r>
-        <w:rPr>
-          <w:rFonts w:ascii="Times New Roman" w:hAnsi="Times New Roman" w:cs="Times New Roman" w:eastAsia="宋体"/>
-          <w:b w:val="0"/>
-          <w:sz w:val="24"/>
-        </w:rPr>
-        <w:t xml:space="preserve"> 提出的 Neural-Lander 框架展示了离线学习气动流扰残差以实现复杂扰动前馈补偿的有效性；加州理工学院团队在此基础上提出的 Neural-Fly 架构</w:t>
-      </w:r>
-      <w:r>
-        <w:rPr>
-          <w:rFonts w:ascii="Times New Roman" w:hAnsi="Times New Roman" w:cs="Times New Roman" w:eastAsia="宋体"/>
-          <w:b w:val="0"/>
-          <w:sz w:val="24"/>
-          <w:vertAlign w:val="superscript"/>
-        </w:rPr>
-        <w:t>[37]</w:t>
-      </w:r>
-      <w:r>
-        <w:rPr>
-          <w:rFonts w:ascii="Times New Roman" w:hAnsi="Times New Roman" w:cs="Times New Roman" w:eastAsia="宋体"/>
-          <w:b w:val="0"/>
-          <w:sz w:val="24"/>
-        </w:rPr>
-        <w:t xml:space="preserve"> 则进一步实现了深度神经网络对非定常强风扰动的毫秒级在线自适应抵御。该类算法能够在有限预测时域内显式处理推进器推力饱和与变化速率等物理约束，控制性能上限极高；然而，在线滚动优化或深度神经网络在线推理通常需要在控制周期内执行密集的多重矩阵迭代求解，其巨大的计算与内存开销超出了常规低功耗微控制器的硬件承受范围。</w:t>
-      </w:r>
-    </w:p>
-    <w:p>
-      <w:pPr>
-        <w:pStyle w:val="a7"/>
-        <w:spacing w:line="360" w:lineRule="auto" w:beforeLines="0" w:before="0" w:afterLines="0" w:after="0"/>
-        <w:ind w:firstLine="480" w:firstLineChars="200"/>
-      </w:pPr>
-      <w:r>
-        <w:rPr>
-          <w:rFonts w:ascii="Times New Roman" w:hAnsi="Times New Roman" w:cs="Times New Roman" w:eastAsia="宋体"/>
-          <w:b w:val="0"/>
-          <w:sz w:val="24"/>
-        </w:rPr>
-        <w:t>综合上述代表性控制方法的演化脉络与优缺点可知，对于搭载低功耗嵌入式飞控平台的便携式微小型水下航行器而言，纯线性控制无法克服高密度介质强流阻，滑模控制存在推进器抖振磨损，高阶反步法面临微分求导膨胀，增量动态逆受制于传感器滤波时滞，而在线预测优化与深度学习算法则难以跨越嵌入式算力瓶颈。因此，对标 Smallwood 等人验证的经典工程范式，采用基于动力学机理模型的显式前馈解耦补偿与高频状态反馈相结合的控制架构，利用计算耗时极低的解析前馈快速对消主导的二次阻尼与耦合动态，同时依托高频反馈内环抑制残余扰动与模型偏差，是契合机载嵌入式计算资源约束的合理技术选型。</w:t>
-      </w:r>
-    </w:p>
-    <w:p>
-      <w:pPr>
-        <w:pStyle w:val="a7"/>
-        <w:spacing w:line="360" w:lineRule="auto" w:beforeLines="50" w:before="120" w:afterLines="50" w:after="120"/>
-        <w:ind w:firstLine="480" w:firstLineChars="200"/>
-      </w:pPr>
-      <w:r>
-        <w:rPr>
-          <w:rFonts w:ascii="Times New Roman" w:hAnsi="Times New Roman" w:cs="Times New Roman" w:eastAsia="宋体"/>
-          <w:b w:val="0"/>
-          <w:sz w:val="24"/>
-        </w:rPr>
-        <w:t>2.3 过驱动多推进器控制分配与推力饱和处理研究现状</w:t>
-      </w:r>
-    </w:p>
-    <w:p>
-      <w:pPr>
-        <w:pStyle w:val="a7"/>
-        <w:spacing w:line="360" w:lineRule="auto" w:beforeLines="0" w:before="0" w:afterLines="0" w:after="0"/>
-        <w:ind w:firstLine="480" w:firstLineChars="200"/>
-      </w:pPr>
-      <w:r>
-        <w:rPr>
-          <w:rFonts w:ascii="Times New Roman" w:hAnsi="Times New Roman" w:cs="Times New Roman" w:eastAsia="宋体"/>
-          <w:b w:val="0"/>
-          <w:sz w:val="24"/>
-        </w:rPr>
-        <w:t>在空间对称与矢量倾斜布置的八推进器便携式水下航行器中，执行器维度高于被控机体自由度维度，系统呈现显著的空间过驱动与执行器冗余特性。上层运动控制器通常解算输出机体三维虚控制力与三维期望力矩构成的六维虚拟控制指令，底层执行系统则必须将其映射为八台推进器的独立推力或转速指令。控制分配（Control Allocation）作为连接上层运动控制算法与底层执行机构的物理映射枢纽，其核心目标是在满足推进器推力幅值、变化速率等物理约束的前提下，优化实现六维虚拟控制指令的重构解算</w:t>
-      </w:r>
-      <w:r>
-        <w:rPr>
-          <w:rFonts w:ascii="Times New Roman" w:hAnsi="Times New Roman" w:cs="Times New Roman" w:eastAsia="宋体"/>
-          <w:b w:val="0"/>
-          <w:sz w:val="24"/>
-          <w:vertAlign w:val="superscript"/>
-        </w:rPr>
-        <w:t>[7]</w:t>
-      </w:r>
-      <w:r>
-        <w:rPr>
-          <w:rFonts w:ascii="Times New Roman" w:hAnsi="Times New Roman" w:cs="Times New Roman" w:eastAsia="宋体"/>
-          <w:b w:val="0"/>
-          <w:sz w:val="24"/>
-        </w:rPr>
-        <w:t>。经过数十年发展，控制分配理论在海洋工程与航空航天领域形成了显式解析广义逆法、带约束数值优化法以及启发式抗饱和分配法等代表性技术途径</w:t>
-      </w:r>
-      <w:r>
-        <w:rPr>
-          <w:rFonts w:ascii="Times New Roman" w:hAnsi="Times New Roman" w:cs="Times New Roman" w:eastAsia="宋体"/>
-          <w:b w:val="0"/>
-          <w:sz w:val="24"/>
-          <w:vertAlign w:val="superscript"/>
-        </w:rPr>
-        <w:t>[3]</w:t>
-      </w:r>
-      <w:r>
-        <w:rPr>
-          <w:rFonts w:ascii="Times New Roman" w:hAnsi="Times New Roman" w:cs="Times New Roman" w:eastAsia="宋体"/>
-          <w:b w:val="0"/>
-          <w:sz w:val="24"/>
-        </w:rPr>
-        <w:t>。</w:t>
-      </w:r>
-    </w:p>
-    <w:p>
-      <w:pPr>
-        <w:pStyle w:val="a7"/>
-        <w:spacing w:line="360" w:lineRule="auto" w:beforeLines="0" w:before="0" w:afterLines="0" w:after="0"/>
-        <w:ind w:firstLine="480" w:firstLineChars="200"/>
-      </w:pPr>
-      <w:r>
-        <w:rPr>
-          <w:rFonts w:ascii="Times New Roman" w:hAnsi="Times New Roman" w:cs="Times New Roman" w:eastAsia="宋体"/>
-          <w:b w:val="0"/>
-          <w:sz w:val="24"/>
-        </w:rPr>
-        <w:t>显式解析广义逆法以 Moore-Penrose 伪逆以及加权伪逆（WPINV）为代表。该类方法在无执行机构物理约束假设下，通过构造以推进器控制能量最小化为目标的二次型性能指标，利用拉格朗日乘子法直接求取欠定方程组的全局闭式解析解。加权伪逆法通过在目标函数中引入对角加权矩阵，能够灵活调整不同推进器的出力权重或抑制特定推进器的功率负荷。Bodson</w:t>
-      </w:r>
-      <w:r>
-        <w:rPr>
-          <w:rFonts w:ascii="Times New Roman" w:hAnsi="Times New Roman" w:cs="Times New Roman" w:eastAsia="宋体"/>
-          <w:b w:val="0"/>
-          <w:sz w:val="24"/>
-          <w:vertAlign w:val="superscript"/>
-        </w:rPr>
-        <w:t>[38]</w:t>
-      </w:r>
-      <w:r>
-        <w:rPr>
-          <w:rFonts w:ascii="Times New Roman" w:hAnsi="Times New Roman" w:cs="Times New Roman" w:eastAsia="宋体"/>
-          <w:b w:val="0"/>
-          <w:sz w:val="24"/>
-        </w:rPr>
-        <w:t xml:space="preserve"> 在其经典对比研究中系统评估了加权伪逆法、直接分配法与二次规划优化分配的性能特性，指出加权伪逆在无约束区域具备极高的计算效率与能耗最优性。由于其求解过程仅涉及离线常数矩阵求逆与在线代数矩阵乘加，单次解算仅耗费数微秒，对计算资源受限的微控制器具有天然的适配性。然而，广义逆法本质上属于无约束线性映射，当航行器执行大机动或遭遇突发强水流冲击时，算出的推力指令极易超出推进器的物理推力上限，算法本身缺乏显式处理执行器非线性饱和约束的能力。</w:t>
-      </w:r>
-    </w:p>
-    <w:p>
-      <w:pPr>
-        <w:pStyle w:val="a7"/>
-        <w:spacing w:line="360" w:lineRule="auto" w:beforeLines="0" w:before="0" w:afterLines="0" w:after="0"/>
-        <w:ind w:firstLine="480" w:firstLineChars="200"/>
-      </w:pPr>
-      <w:r>
-        <w:rPr>
-          <w:rFonts w:ascii="Times New Roman" w:hAnsi="Times New Roman" w:cs="Times New Roman" w:eastAsia="宋体"/>
-          <w:b w:val="0"/>
-          <w:sz w:val="24"/>
-        </w:rPr>
-        <w:t>为显式处理执行机构的物理饱和界限，带约束数值优化分配方法被广泛研究。该类方法将控制分配问题构建为标准带约束二次规划（QP）问题，在目标函数中综合权衡虚拟控制力矩跟踪误差与推进器能耗，并显式引入推力幅值上下限与推力变化率界限作为不等式约束。Härkegård</w:t>
-      </w:r>
-      <w:r>
-        <w:rPr>
-          <w:rFonts w:ascii="Times New Roman" w:hAnsi="Times New Roman" w:cs="Times New Roman" w:eastAsia="宋体"/>
-          <w:b w:val="0"/>
-          <w:sz w:val="24"/>
-          <w:vertAlign w:val="superscript"/>
-        </w:rPr>
-        <w:t>[39]</w:t>
-      </w:r>
-      <w:r>
-        <w:rPr>
-          <w:rFonts w:ascii="Times New Roman" w:hAnsi="Times New Roman" w:cs="Times New Roman" w:eastAsia="宋体"/>
-          <w:b w:val="0"/>
-          <w:sz w:val="24"/>
-        </w:rPr>
-        <w:t xml:space="preserve"> 提出了基于主动集（Active Set）算法的高效二次规划分配框架，程卫平等</w:t>
-      </w:r>
-      <w:r>
-        <w:rPr>
-          <w:rFonts w:ascii="Times New Roman" w:hAnsi="Times New Roman" w:cs="Times New Roman" w:eastAsia="宋体"/>
-          <w:b w:val="0"/>
-          <w:sz w:val="24"/>
-          <w:vertAlign w:val="superscript"/>
-        </w:rPr>
-        <w:t>[40]</w:t>
-      </w:r>
-      <w:r>
-        <w:rPr>
-          <w:rFonts w:ascii="Times New Roman" w:hAnsi="Times New Roman" w:cs="Times New Roman" w:eastAsia="宋体"/>
-          <w:b w:val="0"/>
-          <w:sz w:val="24"/>
-        </w:rPr>
-        <w:t xml:space="preserve"> 则针对水下机器人推力分配提出了可行方向优化算法，能够在推力可达集内实现力矩跟踪的最优解算。带约束数值优化方法在数学上具有严密的最优性保证，但其本质属于在线迭代数值算法，单步求解耗时高度依赖初始点与活动约束集的迭代路径。在强扰动或极端机动等最恶劣工况下，在线迭代步数激增，低功耗嵌入式处理器存在计算超时被迫截断迭代的风险，进而输出非可行解或诱发系统任务调度延迟，给高频实时控制系统带来了不确定性。</w:t>
-      </w:r>
-    </w:p>
-    <w:p>
-      <w:pPr>
-        <w:pStyle w:val="a7"/>
-        <w:spacing w:line="360" w:lineRule="auto" w:beforeLines="0" w:before="0" w:afterLines="0" w:after="0"/>
-        <w:ind w:firstLine="480" w:firstLineChars="200"/>
-      </w:pPr>
-      <w:r>
-        <w:rPr>
-          <w:rFonts w:ascii="Times New Roman" w:hAnsi="Times New Roman" w:cs="Times New Roman" w:eastAsia="宋体"/>
-          <w:b w:val="0"/>
-          <w:sz w:val="24"/>
-        </w:rPr>
-        <w:t>针对显式逆法的饱和缺失与在线优化算法的计算开销矛盾，启发式抗饱和分配方法在工程实践中得到了深入探索。早期工程中最简便的饱和处理方式为单推进器独立硬截断（Clipping），即直接将超限推进器的推力指令截断在物理饱和极值处。Johansen 与 Fossen</w:t>
-      </w:r>
-      <w:r>
-        <w:rPr>
-          <w:rFonts w:ascii="Times New Roman" w:hAnsi="Times New Roman" w:cs="Times New Roman" w:eastAsia="宋体"/>
-          <w:b w:val="0"/>
-          <w:sz w:val="24"/>
-          <w:vertAlign w:val="superscript"/>
-        </w:rPr>
-        <w:t>[7]</w:t>
-      </w:r>
-      <w:r>
-        <w:rPr>
-          <w:rFonts w:ascii="Times New Roman" w:hAnsi="Times New Roman" w:cs="Times New Roman" w:eastAsia="宋体"/>
-          <w:b w:val="0"/>
-          <w:sz w:val="24"/>
-        </w:rPr>
-        <w:t xml:space="preserve"> 在其经典综述中明确指出，对于多执行器过驱动系统，简单的独立硬截断将直接破坏多推进器推力矢量间的代数几何几何配比，导致实际合成的六维广义力矩产生严重偏转与畸变（Torque Distortion）。在水下复杂流场中，推进器饱和诱发的力矩偏转往往会反向激发未被控制的翻滚与俯仰动态，成为导致航行器在强流中剧烈失稳翻覆的关键诱因</w:t>
-      </w:r>
-      <w:r>
-        <w:rPr>
-          <w:rFonts w:ascii="Times New Roman" w:hAnsi="Times New Roman" w:cs="Times New Roman" w:eastAsia="宋体"/>
-          <w:b w:val="0"/>
-          <w:sz w:val="24"/>
-          <w:vertAlign w:val="superscript"/>
-        </w:rPr>
-        <w:t>[41]</w:t>
-      </w:r>
-      <w:r>
-        <w:rPr>
-          <w:rFonts w:ascii="Times New Roman" w:hAnsi="Times New Roman" w:cs="Times New Roman" w:eastAsia="宋体"/>
-          <w:b w:val="0"/>
-          <w:sz w:val="24"/>
-        </w:rPr>
-        <w:t>。</w:t>
-      </w:r>
-    </w:p>
-    <w:p>
-      <w:pPr>
-        <w:pStyle w:val="a7"/>
-        <w:spacing w:line="360" w:lineRule="auto" w:beforeLines="0" w:before="0" w:afterLines="0" w:after="0"/>
-        <w:ind w:firstLine="480" w:firstLineChars="200"/>
-      </w:pPr>
-      <w:r>
-        <w:rPr>
-          <w:rFonts w:ascii="Times New Roman" w:hAnsi="Times New Roman" w:cs="Times New Roman" w:eastAsia="宋体"/>
-          <w:b w:val="0"/>
-          <w:sz w:val="24"/>
-        </w:rPr>
-        <w:t>为解决饱和引起的力矩方向畸变问题，学者们提出了力矩优先与保方向等比例缩放（Direction-Preserving Scaling）分配策略。该方法基于水下作业的物理安全性先验，即在狭窄受限空间作业时，航行器的姿态角稳定防倾覆需求严格优先于位置平移精度。当检测到推进器计算指令超出物理饱和界限时，算法计算最大超限比例因子，并对引起力矩失真的推进器分量实施等比例降阶缩放，或在分配目标中对姿态力矩赋予极高权重，从而以主动牺牲部分平移航速为代价，严格保证合成姿态力矩的方向与相对比例不发生畸变</w:t>
-      </w:r>
-      <w:r>
-        <w:rPr>
-          <w:rFonts w:ascii="Times New Roman" w:hAnsi="Times New Roman" w:cs="Times New Roman" w:eastAsia="宋体"/>
-          <w:b w:val="0"/>
-          <w:sz w:val="24"/>
-          <w:vertAlign w:val="superscript"/>
-        </w:rPr>
-        <w:t>[42]</w:t>
-      </w:r>
-      <w:r>
-        <w:rPr>
-          <w:rFonts w:ascii="Times New Roman" w:hAnsi="Times New Roman" w:cs="Times New Roman" w:eastAsia="宋体"/>
-          <w:b w:val="0"/>
-          <w:sz w:val="24"/>
-        </w:rPr>
-        <w:t>。Brunke 等人</w:t>
-      </w:r>
-      <w:r>
-        <w:rPr>
-          <w:rFonts w:ascii="Times New Roman" w:hAnsi="Times New Roman" w:cs="Times New Roman" w:eastAsia="宋体"/>
-          <w:b w:val="0"/>
-          <w:sz w:val="24"/>
-          <w:vertAlign w:val="superscript"/>
-        </w:rPr>
-        <w:t>[43]</w:t>
-      </w:r>
-      <w:r>
-        <w:rPr>
-          <w:rFonts w:ascii="Times New Roman" w:hAnsi="Times New Roman" w:cs="Times New Roman" w:eastAsia="宋体"/>
-          <w:b w:val="0"/>
-          <w:sz w:val="24"/>
-        </w:rPr>
-        <w:t xml:space="preserve"> 在机器人安全学习与控制综述中强调，在执行器存在严格物理幅值与速率约束时，保证系统满足控制李雅普诺夫安全性屏障是防止系统倾覆失稳的先决条件；类似地，开源飞控 PX4 在其底层控制分配模块中采用了序贯解饱和（Sequential Desaturation）逻辑，按照角速度姿态力矩、偏航力矩、垂荡推力与水平平移推力的固定优先级，在执行器饱和时自底向上逐级削减低优先级通道的控制量。此外，在水下多模态感知与高频闭环反馈方面，Zhao 等人</w:t>
-      </w:r>
-      <w:r>
-        <w:rPr>
-          <w:rFonts w:ascii="Times New Roman" w:hAnsi="Times New Roman" w:cs="Times New Roman" w:eastAsia="宋体"/>
-          <w:b w:val="0"/>
-          <w:sz w:val="24"/>
-          <w:vertAlign w:val="superscript"/>
-        </w:rPr>
-        <w:t>[44]</w:t>
-      </w:r>
-      <w:r>
-        <w:rPr>
-          <w:rFonts w:ascii="Times New Roman" w:hAnsi="Times New Roman" w:cs="Times New Roman" w:eastAsia="宋体"/>
-          <w:b w:val="0"/>
-          <w:sz w:val="24"/>
-        </w:rPr>
-        <w:t xml:space="preserve"> 针对微小型紧凑水下机器人提出了无标定 IMU-DVL 时空联合标定与高频测速估计框架（UIC），为控制系统在高频内环中获取可靠的机体线速度与姿态反馈提供了高保真感知支撑。这类启发式分配方法在保持解析计算极低开销的同时，有效消除了力矩方向畸变对姿态稳定性的威胁。</w:t>
-      </w:r>
-    </w:p>
-    <w:p>
-      <w:pPr>
-        <w:pStyle w:val="a7"/>
-        <w:spacing w:line="360" w:lineRule="auto" w:beforeLines="0" w:before="0" w:afterLines="0" w:after="0"/>
-        <w:ind w:firstLine="480" w:firstLineChars="200"/>
-      </w:pPr>
-      <w:r>
-        <w:rPr>
-          <w:rFonts w:ascii="Times New Roman" w:hAnsi="Times New Roman" w:cs="Times New Roman" w:eastAsia="宋体"/>
-          <w:b w:val="0"/>
-          <w:sz w:val="24"/>
-        </w:rPr>
-        <w:t>综合上述控制分配研究现状可知，针对八推进器便携式水下航行器的嵌入式控制系统，纯加权伪逆法缺乏抗饱和机制，带约束二次规划存在迭代耗时波动与超时风险，而单推进器独立硬截断则会诱发致命的力矩方向偏转。因此，采用以加权伪逆解析解为基准、并结合力矩优先保方向解饱和逻辑的控制分配架构，是在严苛微控制器资源约束下兼顾毫秒级高频硬实时响应与推力饱和安全防倾覆的合理技术途径。</w:t>
-      </w:r>
-    </w:p>
-    <w:p>
-      <w:pPr>
-        <w:pStyle w:val="a7"/>
-        <w:spacing w:line="360" w:lineRule="auto" w:beforeLines="50" w:before="120" w:afterLines="50" w:after="120"/>
-        <w:ind w:firstLine="480" w:firstLineChars="200"/>
-      </w:pPr>
-      <w:r>
-        <w:rPr>
-          <w:rFonts w:ascii="Times New Roman" w:hAnsi="Times New Roman" w:cs="Times New Roman" w:eastAsia="宋体"/>
-          <w:b w:val="0"/>
-          <w:sz w:val="24"/>
-        </w:rPr>
-        <w:t>2.4 现有研究局限与发展趋势</w:t>
-      </w:r>
-    </w:p>
-    <w:p>
-      <w:pPr>
-        <w:pStyle w:val="a7"/>
-        <w:spacing w:line="360" w:lineRule="auto" w:beforeLines="0" w:before="0" w:afterLines="0" w:after="0"/>
-        <w:ind w:firstLine="480" w:firstLineChars="200"/>
-      </w:pPr>
-      <w:r>
-        <w:rPr>
-          <w:rFonts w:ascii="Times New Roman" w:hAnsi="Times New Roman" w:cs="Times New Roman" w:eastAsia="宋体"/>
-          <w:b w:val="0"/>
-          <w:sz w:val="24"/>
-        </w:rPr>
-        <w:t>纵观国内外在水下航行器动力学建模、运动控制及控制分配领域的研究成果，学者们在势流机理推导、非线性鲁棒控制算法构建以及多执行器优化分配方面已经建立了坚实的理论体系。然而，现有研究多数面向吨位较大的工作级潜航器、长航程鱼雷体 AUV 或基于理想仿真环境开展，当将现有理论方法移植应用于搭载低功耗嵌入式微控制器、作业于狭窄受限水域的便携式微小型八推进器水下航行器时，仍面临以下显著的研究局限与客观矛盾：</w:t>
-      </w:r>
-    </w:p>
-    <w:p>
-      <w:pPr>
-        <w:pStyle w:val="a7"/>
-        <w:spacing w:line="360" w:lineRule="auto" w:beforeLines="0" w:before="0" w:afterLines="0" w:after="0"/>
-        <w:ind w:firstLine="480" w:firstLineChars="200"/>
-      </w:pPr>
-      <w:r>
-        <w:rPr>
-          <w:rFonts w:ascii="Times New Roman" w:hAnsi="Times New Roman" w:cs="Times New Roman" w:eastAsia="宋体"/>
-          <w:b w:val="0"/>
-          <w:sz w:val="24"/>
-        </w:rPr>
-        <w:t>第一，高保真水动力参数获取门槛与微小型平台低成本研发条件之间的矛盾。现有高精度水动力建模方法高度依赖大型平面运动机构（PMM）拖曳水池或耗费巨量计算资源的精细 CFD 动网格仿真，研发周期长且设施动员成本极其昂贵；经验解析公式则难以适用于多外挂推进器及紧凑舱体结构的强耦合水动力计算。尽管以 Caccia 为代表的板载传感器试验法大幅降低了试验门槛，但在常规小型水池受限空间内，如何有效抑制离散微分高频噪声、设计规范简便的激励工况并完成关键水动力参数的可靠拟合与校验，仍是制约基于模型的先进控制算法向微小型装备下沉推广的首要瓶颈。</w:t>
-      </w:r>
-    </w:p>
-    <w:p>
-      <w:pPr>
-        <w:pStyle w:val="a7"/>
-        <w:spacing w:line="360" w:lineRule="auto" w:beforeLines="0" w:before="0" w:afterLines="0" w:after="0"/>
-        <w:ind w:firstLine="480" w:firstLineChars="200"/>
-      </w:pPr>
-      <w:r>
-        <w:rPr>
-          <w:rFonts w:ascii="Times New Roman" w:hAnsi="Times New Roman" w:cs="Times New Roman" w:eastAsia="宋体"/>
-          <w:b w:val="0"/>
-          <w:sz w:val="24"/>
-        </w:rPr>
-        <w:t>第二，先进复杂非线性控制算法与机载嵌入式计算资源严苛约束之间的矛盾。为克服高密度介质中的非线性流阻与模型不确定性，学术界提出了非线性模型预测控制（NMPC）、高阶滑模控制以及深度强化学习等先进控制策略，并在离线数值仿真中展现出优良的控制性能。然而，此类算法普遍依赖高密度的在线滚动优化迭代求解或连续高阶求导运算，在计算与存储资源极度受限、功耗严控的机载嵌入式微控制器（MCU）硬件平台上，难以保证百赫兹以上的硬实时刷新频率，极易诱发任务调度延迟或看门狗异常。如何在严格的嵌入式算力边界内，构建兼顾毫秒级计算时效性与非线性流动力动态补偿精度的轻量化闭环控制架构，是实现工程可靠落地的关键所在。</w:t>
-      </w:r>
-    </w:p>
-    <w:p>
-      <w:pPr>
-        <w:pStyle w:val="a7"/>
-        <w:spacing w:line="360" w:lineRule="auto" w:beforeLines="0" w:before="0" w:afterLines="0" w:after="0"/>
-        <w:ind w:firstLine="480" w:firstLineChars="200"/>
-      </w:pPr>
-      <w:r>
-        <w:rPr>
-          <w:rFonts w:ascii="Times New Roman" w:hAnsi="Times New Roman" w:cs="Times New Roman" w:eastAsia="宋体"/>
-          <w:b w:val="0"/>
-          <w:sz w:val="24"/>
-        </w:rPr>
-        <w:t>第三，过驱动推进构型控制自由度提升与推力饱和诱发力矩方向畸变失稳之间的矛盾。空间对称与矢量倾斜布置的八推进器构型赋予了航行器六自由度全解耦独立机动能力，但微小型装备推进器推力储备有限，在遭遇近壁面强突发流扰或执行大机动调姿时极易触及推力幅值物理上限。现有多数工程实现沿用的单推进器独立硬截断策略，会直接破坏空间推力矢量的代数几何配比，导致六维广义合成力矩的方向产生严重偏转与畸变，反向诱发剧烈的非期望翻滚发散与姿态失稳。如何在保持极低代数解算开销的前提下，建立具备力矩方向保全能力的抗饱和解饱和机制，在推力饱和极端工况下优先保全姿态稳定防倾覆，是多执行器过驱动系统亟待解决的核心问题。</w:t>
-      </w:r>
-    </w:p>
-    <w:p>
-      <w:pPr>
-        <w:pStyle w:val="a7"/>
-        <w:spacing w:line="360" w:lineRule="auto" w:beforeLines="0" w:before="0" w:afterLines="0" w:after="0"/>
-        <w:ind w:firstLine="480" w:firstLineChars="200"/>
-      </w:pPr>
-      <w:r>
-        <w:rPr>
-          <w:rFonts w:ascii="Times New Roman" w:hAnsi="Times New Roman" w:cs="Times New Roman" w:eastAsia="宋体"/>
-          <w:b w:val="0"/>
-          <w:sz w:val="24"/>
-        </w:rPr>
-        <w:t>综上所述，针对上述局限，面向便携式微小型水下航行器的运动控制研究，正逐步向低成本机理辨识、兼顾实时性与补偿精度的轻量化控制算法构建、以及推力饱和极端工况下的姿态安全保全等方向深入拓展。</w:t>
-      </w:r>
-    </w:p>
-    <w:p>
-      <w:pPr>
-        <w:pStyle w:val="a7"/>
-        <w:spacing w:line="360" w:lineRule="auto" w:beforeLines="0" w:before="0" w:afterLines="0" w:after="0"/>
-        <w:ind w:firstLine="480" w:firstLineChars="200"/>
-      </w:pPr>
-      <w:r>
-        <w:rPr>
-          <w:rFonts w:ascii="Times New Roman" w:hAnsi="Times New Roman" w:cs="Times New Roman" w:eastAsia="宋体"/>
-          <w:b w:val="0"/>
-          <w:sz w:val="24"/>
-        </w:rPr>
-        <w:t>结合上述背景，本课题拟以成熟的开源飞控系统 PX4 为底层实时控制与验证基座，针对八推进器便携式水下航行器，开展水动力机理建模与参数辨识、模型解耦前馈补偿控制、以及推力饱和状态下的力矩优先控制分配方法研究。通过构建计算紧凑、物理可行的闭环控制方案，并依托软件在环（SITL）仿真与物理实验开展系统验证，为微小型装备在受限水域与流扰工况下的稳定作业提供工程可行的方法支撑。</w:t>
-      </w:r>
-    </w:p>
     <w:p>
       <w:pPr>
         <w:spacing w:beforeLines="50" w:before="120" w:afterLines="50" w:after="120" w:line="360" w:lineRule="auto"/>
@@ -3548,7 +3548,6 @@
         <w:t>进度安排</w:t>
       </w:r>
     </w:p>
-    <w:permEnd w:id="1741359920"/>
     <w:p>
       <w:pPr>
         <w:pStyle w:val="a7"/>
@@ -4338,6 +4337,7 @@
         <w:ind w:firstLine="0" w:firstLineChars="0"/>
       </w:pPr>
     </w:p>
+    <w:permEnd w:id="1741359920"/>
     <w:p>
       <w:pPr>
         <w:spacing w:beforeLines="50" w:before="120" w:afterLines="50" w:after="120" w:line="360" w:lineRule="auto"/>

--- a/开题报告/开题报告-基于PX4的水下航行器模型控制方法研究.docx
+++ b/开题报告/开题报告-基于PX4的水下航行器模型控制方法研究.docx
@@ -815,7 +815,7 @@
               <w:rPr>
                 <w:rFonts w:ascii="Times New Roman" w:hAnsi="Times New Roman" w:cs="Times New Roman" w:eastAsia="宋体"/>
                 <w:b w:val="0"/>
-                <w:sz w:val="24"/>
+                <w:sz w:val="28"/>
               </w:rPr>
               <w:t>2026</w:t>
             </w:r>
@@ -867,7 +867,7 @@
               <w:rPr>
                 <w:rFonts w:ascii="Times New Roman" w:hAnsi="Times New Roman" w:cs="Times New Roman" w:eastAsia="宋体"/>
                 <w:b w:val="0"/>
-                <w:sz w:val="24"/>
+                <w:sz w:val="28"/>
               </w:rPr>
               <w:t>10</w:t>
             </w:r>
@@ -919,7 +919,7 @@
               <w:rPr>
                 <w:rFonts w:ascii="Times New Roman" w:hAnsi="Times New Roman" w:cs="Times New Roman" w:eastAsia="宋体"/>
                 <w:b w:val="0"/>
-                <w:sz w:val="24"/>
+                <w:sz w:val="28"/>
               </w:rPr>
               <w:t>9</w:t>
             </w:r>
